--- a/paper/skeleton.docx
+++ b/paper/skeleton.docx
@@ -6029,7 +6029,107 @@
         <w:t xml:space="preserve"> </w:t>
       </w:r>
       <w:r>
-        <w:t xml:space="preserve">binning. The method’s regime of validity is</w:t>
+        <w:t xml:space="preserve">binning.</w:t>
+      </w:r>
+    </w:p>
+    <w:p>
+      <w:pPr>
+        <w:pStyle w:val="BodyText"/>
+      </w:pPr>
+      <w:r>
+        <w:t xml:space="preserve">To determine whether the SCANIA gap is representation-loss (tokens</w:t>
+      </w:r>
+      <w:r>
+        <w:t xml:space="preserve"> </w:t>
+      </w:r>
+      <w:r>
+        <w:t xml:space="preserve">destroy signal that is actually in the trace) or signal-absence (no</w:t>
+      </w:r>
+      <w:r>
+        <w:t xml:space="preserve"> </w:t>
+      </w:r>
+      <w:r>
+        <w:t xml:space="preserve">representation could recover 0.75), we run a diagnostic ceiling test:</w:t>
+      </w:r>
+      <w:r>
+        <w:t xml:space="preserve"> </w:t>
+      </w:r>
+      <w:r>
+        <w:t xml:space="preserve">LightGBM on a compact set of histogram-aware distributional</w:t>
+      </w:r>
+      <w:r>
+        <w:t xml:space="preserve"> </w:t>
+      </w:r>
+      <w:r>
+        <w:t xml:space="preserve">descriptors (Wasserstein-1 distance to a per-vehicle baseline,</w:t>
+      </w:r>
+      <w:r>
+        <w:t xml:space="preserve"> </w:t>
+      </w:r>
+      <w:r>
+        <w:t xml:space="preserve">signed centroid shift, entropy shift, tail-mass shift, and each</w:t>
+      </w:r>
+      <w:r>
+        <w:t xml:space="preserve"> </w:t>
+      </w:r>
+      <w:r>
+        <w:t xml:space="preserve">descriptor’s slope over the last 20 readouts) computed on the same</w:t>
+      </w:r>
+      <w:r>
+        <w:t xml:space="preserve"> </w:t>
+      </w:r>
+      <w:r>
+        <w:t xml:space="preserve">temporal split. The ceiling model reaches AUROC 0.60 / AUPRC 0.04,</w:t>
+      </w:r>
+      <w:r>
+        <w:t xml:space="preserve"> </w:t>
+      </w:r>
+      <w:r>
+        <w:t xml:space="preserve">essentially identical to the pattern-mining pipeline. Logistic</w:t>
+      </w:r>
+      <w:r>
+        <w:t xml:space="preserve"> </w:t>
+      </w:r>
+      <w:r>
+        <w:t xml:space="preserve">regression on the same 113 structured features reaches 0.58 / 0.05.</w:t>
+      </w:r>
+      <w:r>
+        <w:t xml:space="preserve"> </w:t>
+      </w:r>
+      <w:r>
+        <w:t xml:space="preserve">The GBM-versus-LR gap is 0.02 AUROC, so classifier capacity is not</w:t>
+      </w:r>
+      <w:r>
+        <w:t xml:space="preserve"> </w:t>
+      </w:r>
+      <w:r>
+        <w:t xml:space="preserve">the constraint either. The gap between SCANIA (~0.60) and the</w:t>
+      </w:r>
+      <w:r>
+        <w:t xml:space="preserve"> </w:t>
+      </w:r>
+      <w:r>
+        <w:t xml:space="preserve">Azure / Alibaba wins (~0.80-1.00) reflects a limit of the readout</w:t>
+      </w:r>
+      <w:r>
+        <w:t xml:space="preserve"> </w:t>
+      </w:r>
+      <w:r>
+        <w:t xml:space="preserve">cadence and feature vocabulary, not of the pattern-mining pipeline</w:t>
+      </w:r>
+      <w:r>
+        <w:t xml:space="preserve"> </w:t>
+      </w:r>
+      <w:r>
+        <w:t xml:space="preserve">against a richer alternative representation.</w:t>
+      </w:r>
+    </w:p>
+    <w:p>
+      <w:pPr>
+        <w:pStyle w:val="BodyText"/>
+      </w:pPr>
+      <w:r>
+        <w:t xml:space="preserve">The method’s regime of validity is therefore</w:t>
       </w:r>
       <w:r>
         <w:t xml:space="preserve"> </w:t>
@@ -6038,19 +6138,37 @@
         <w:t xml:space="preserve">“</w:t>
       </w:r>
       <w:r>
-        <w:t xml:space="preserve">trace has a rich native</w:t>
-      </w:r>
-      <w:r>
-        <w:t xml:space="preserve"> </w:t>
-      </w:r>
-      <w:r>
-        <w:t xml:space="preserve">discrete event vocabulary AND failure class is not self-triggering</w:t>
+        <w:t xml:space="preserve">trace has a rich</w:t>
+      </w:r>
+      <w:r>
+        <w:t xml:space="preserve"> </w:t>
+      </w:r>
+      <w:r>
+        <w:t xml:space="preserve">native discrete event vocabulary AND failure class is not</w:t>
+      </w:r>
+      <w:r>
+        <w:t xml:space="preserve"> </w:t>
+      </w:r>
+      <w:r>
+        <w:t xml:space="preserve">self-triggering AND readout-cadence signal capacity exceeds the</w:t>
+      </w:r>
+      <w:r>
+        <w:t xml:space="preserve"> </w:t>
+      </w:r>
+      <w:r>
+        <w:t xml:space="preserve">target AUROC bar</w:t>
       </w:r>
       <w:r>
         <w:t xml:space="preserve">”</w:t>
       </w:r>
       <w:r>
-        <w:t xml:space="preserve">.</w:t>
+        <w:t xml:space="preserve">. BGL fails the second condition; SCANIA fails the</w:t>
+      </w:r>
+      <w:r>
+        <w:t xml:space="preserve"> </w:t>
+      </w:r>
+      <w:r>
+        <w:t xml:space="preserve">third; Azure PdM and Alibaba v2018 satisfy all three.</w:t>
       </w:r>
     </w:p>
     <w:p>
@@ -6258,19 +6376,49 @@
         </w:numPr>
       </w:pPr>
       <w:r>
-        <w:t xml:space="preserve">SCANIA binning uses per-vehicle 90th-percentile deltas; alternative</w:t>
-      </w:r>
-      <w:r>
-        <w:t xml:space="preserve"> </w:t>
-      </w:r>
-      <w:r>
-        <w:t xml:space="preserve">binning schemes (per-feature quantile buckets, learned tokenisers)</w:t>
-      </w:r>
-      <w:r>
-        <w:t xml:space="preserve"> </w:t>
-      </w:r>
-      <w:r>
-        <w:t xml:space="preserve">may yield different results.</w:t>
+        <w:t xml:space="preserve">SCANIA binning uses per-vehicle 90th-percentile deltas; a stronger</w:t>
+      </w:r>
+      <w:r>
+        <w:t xml:space="preserve"> </w:t>
+      </w:r>
+      <w:r>
+        <w:t xml:space="preserve">alternative representation (Wasserstein-1 distance to vehicle</w:t>
+      </w:r>
+      <w:r>
+        <w:t xml:space="preserve"> </w:t>
+      </w:r>
+      <w:r>
+        <w:t xml:space="preserve">baseline, centroid shift, entropy and tail-mass changes per</w:t>
+      </w:r>
+      <w:r>
+        <w:t xml:space="preserve"> </w:t>
+      </w:r>
+      <w:r>
+        <w:t xml:space="preserve">histogram feature) was also tested via a LightGBM ceiling</w:t>
+      </w:r>
+      <w:r>
+        <w:t xml:space="preserve"> </w:t>
+      </w:r>
+      <w:r>
+        <w:t xml:space="preserve">diagnostic and reached the same AUROC 0.60. The signal at this</w:t>
+      </w:r>
+      <w:r>
+        <w:t xml:space="preserve"> </w:t>
+      </w:r>
+      <w:r>
+        <w:t xml:space="preserve">readout cadence is insufficient to reach the 0.75 bar under any</w:t>
+      </w:r>
+      <w:r>
+        <w:t xml:space="preserve"> </w:t>
+      </w:r>
+      <w:r>
+        <w:t xml:space="preserve">representation we tested; scoping SCANIA as a boundary case</w:t>
+      </w:r>
+      <w:r>
+        <w:t xml:space="preserve"> </w:t>
+      </w:r>
+      <w:r>
+        <w:t xml:space="preserve">reflects that finding.</w:t>
       </w:r>
     </w:p>
     <w:bookmarkEnd w:id="57"/>

--- a/paper/skeleton.docx
+++ b/paper/skeleton.docx
@@ -6122,6 +6122,150 @@
       </w:r>
       <w:r>
         <w:t xml:space="preserve">against a richer alternative representation.</w:t>
+      </w:r>
+    </w:p>
+    <w:p>
+      <w:pPr>
+        <w:pStyle w:val="BodyText"/>
+      </w:pPr>
+      <w:r>
+        <w:rPr>
+          <w:b/>
+          <w:bCs/>
+        </w:rPr>
+        <w:t xml:space="preserve">Positive control on same-manufacturer data.</w:t>
+      </w:r>
+      <w:r>
+        <w:t xml:space="preserve"> </w:t>
+      </w:r>
+      <w:r>
+        <w:t xml:space="preserve">To rule out the</w:t>
+      </w:r>
+      <w:r>
+        <w:t xml:space="preserve"> </w:t>
+      </w:r>
+      <w:r>
+        <w:t xml:space="preserve">alternative explanation that SCANIA-family telemetry itself lacks</w:t>
+      </w:r>
+      <w:r>
+        <w:t xml:space="preserve"> </w:t>
+      </w:r>
+      <w:r>
+        <w:t xml:space="preserve">predictive signal, we apply the same LightGBM ceiling test to</w:t>
+      </w:r>
+      <w:r>
+        <w:t xml:space="preserve"> </w:t>
+      </w:r>
+      <w:r>
+        <w:t xml:space="preserve">SCANIA APS Failure at Scania Trucks</w:t>
+      </w:r>
+      <w:r>
+        <w:t xml:space="preserve"> </w:t>
+      </w:r>
+      <w:r>
+        <w:t xml:space="preserve">(Costa and Nascimento 2016)</w:t>
+      </w:r>
+      <w:r>
+        <w:t xml:space="preserve"> </w:t>
+      </w:r>
+      <w:r>
+        <w:t xml:space="preserve">(UCI 421, IDA</w:t>
+      </w:r>
+      <w:r>
+        <w:t xml:space="preserve"> </w:t>
+      </w:r>
+      <w:r>
+        <w:t xml:space="preserve">2016 industrial challenge). APS Failure uses the same anonymised</w:t>
+      </w:r>
+      <w:r>
+        <w:t xml:space="preserve"> </w:t>
+      </w:r>
+      <w:r>
+        <w:t xml:space="preserve">histogram-encoded schema as Component X (7 histogram groups of 10</w:t>
+      </w:r>
+      <w:r>
+        <w:t xml:space="preserve"> </w:t>
+      </w:r>
+      <w:r>
+        <w:t xml:space="preserve">bins each + 100 single counters = 170 feature columns) but delivers</w:t>
+      </w:r>
+      <w:r>
+        <w:t xml:space="preserve"> </w:t>
+      </w:r>
+      <w:r>
+        <w:t xml:space="preserve">one per-truck cross-sectional readout instead of a longitudinal</w:t>
+      </w:r>
+      <w:r>
+        <w:t xml:space="preserve"> </w:t>
+      </w:r>
+      <w:r>
+        <w:t xml:space="preserve">readout stream, with a binary APS-system-failure label at a 1.67%</w:t>
+      </w:r>
+      <w:r>
+        <w:t xml:space="preserve"> </w:t>
+      </w:r>
+      <w:r>
+        <w:t xml:space="preserve">positive rate. On the same LightGBM configuration our Component X</w:t>
+      </w:r>
+      <w:r>
+        <w:t xml:space="preserve"> </w:t>
+      </w:r>
+      <w:r>
+        <w:t xml:space="preserve">ceiling used, APS Failure reaches AUROC 0.994 / AUPRC 0.934 on the</w:t>
+      </w:r>
+      <w:r>
+        <w:t xml:space="preserve"> </w:t>
+      </w:r>
+      <w:r>
+        <w:t xml:space="preserve">canonical held-out test split (16,000 trucks, 375 positives); LR</w:t>
+      </w:r>
+      <w:r>
+        <w:t xml:space="preserve"> </w:t>
+      </w:r>
+      <w:r>
+        <w:t xml:space="preserve">alone reaches 0.979 / 0.800. Same manufacturer, same anonymisation</w:t>
+      </w:r>
+      <w:r>
+        <w:t xml:space="preserve"> </w:t>
+      </w:r>
+      <w:r>
+        <w:t xml:space="preserve">schema, different readout format, near-perfect predictability. This</w:t>
+      </w:r>
+      <w:r>
+        <w:t xml:space="preserve"> </w:t>
+      </w:r>
+      <w:r>
+        <w:t xml:space="preserve">excludes</w:t>
+      </w:r>
+      <w:r>
+        <w:t xml:space="preserve"> </w:t>
+      </w:r>
+      <w:r>
+        <w:t xml:space="preserve">“</w:t>
+      </w:r>
+      <w:r>
+        <w:t xml:space="preserve">SCANIA-family data is inherently weak</w:t>
+      </w:r>
+      <w:r>
+        <w:t xml:space="preserve">”</w:t>
+      </w:r>
+      <w:r>
+        <w:t xml:space="preserve"> </w:t>
+      </w:r>
+      <w:r>
+        <w:t xml:space="preserve">as an explanation</w:t>
+      </w:r>
+      <w:r>
+        <w:t xml:space="preserve"> </w:t>
+      </w:r>
+      <w:r>
+        <w:t xml:space="preserve">for the Component X boundary and localises the limit to the</w:t>
+      </w:r>
+      <w:r>
+        <w:t xml:space="preserve"> </w:t>
+      </w:r>
+      <w:r>
+        <w:t xml:space="preserve">sparse longitudinal readout cadence of that specific release.</w:t>
       </w:r>
     </w:p>
     <w:p>

--- a/paper/skeleton.docx
+++ b/paper/skeleton.docx
@@ -44,7 +44,7 @@
         </w:p>
       </w:sdtContent>
     </w:sdt>
-    <w:bookmarkStart w:id="124" w:name="Xce1c4f30b6249f262e85315bbd79ad996dfa10c"/>
+    <w:bookmarkStart w:id="127" w:name="Xce1c4f30b6249f262e85315bbd79ad996dfa10c"/>
     <w:p>
       <w:pPr>
         <w:pStyle w:val="Heading1"/>
@@ -111,91 +111,208 @@
         <w:pStyle w:val="FirstParagraph"/>
       </w:pPr>
       <w:r>
-        <w:t xml:space="preserve">Predictive maintenance systems mine continuous sensor telemetry, but a</w:t>
-      </w:r>
-      <w:r>
-        <w:t xml:space="preserve"> </w:t>
-      </w:r>
-      <w:r>
-        <w:t xml:space="preserve">parallel signal lives in the discrete operational events every large</w:t>
-      </w:r>
-      <w:r>
-        <w:t xml:space="preserve"> </w:t>
-      </w:r>
-      <w:r>
-        <w:t xml:space="preserve">system already logs: errors, retries, task failures, maintenance</w:t>
-      </w:r>
-      <w:r>
-        <w:t xml:space="preserve"> </w:t>
-      </w:r>
-      <w:r>
-        <w:t xml:space="preserve">actions. We ask whether frequent ordered sequences of these events</w:t>
-      </w:r>
-      <w:r>
-        <w:t xml:space="preserve"> </w:t>
-      </w:r>
-      <w:r>
-        <w:t xml:space="preserve">carry information beyond unordered co-occurrence, and whether that</w:t>
-      </w:r>
-      <w:r>
-        <w:t xml:space="preserve"> </w:t>
-      </w:r>
-      <w:r>
-        <w:t xml:space="preserve">information transfers to real production traces. On the synthetic</w:t>
-      </w:r>
-      <w:r>
-        <w:t xml:space="preserve"> </w:t>
-      </w:r>
-      <w:r>
-        <w:t xml:space="preserve">Azure Predictive Maintenance dataset (100 machines, one year) and on</w:t>
-      </w:r>
-      <w:r>
-        <w:t xml:space="preserve"> </w:t>
-      </w:r>
-      <w:r>
-        <w:t xml:space="preserve">the Alibaba cluster-trace-v2018 production trace (4.2 M jobs, eight</w:t>
-      </w:r>
-      <w:r>
-        <w:t xml:space="preserve"> </w:t>
-      </w:r>
-      <w:r>
-        <w:t xml:space="preserve">days), we mine pre-failure event windows with FP-Growth (itemsets) and</w:t>
-      </w:r>
-      <w:r>
-        <w:t xml:space="preserve"> </w:t>
-      </w:r>
-      <w:r>
-        <w:t xml:space="preserve">PrefixSpan (sequences), score each pattern against matched controls,</w:t>
-      </w:r>
-      <w:r>
-        <w:t xml:space="preserve"> </w:t>
-      </w:r>
-      <w:r>
-        <w:t xml:space="preserve">and predict failure on a temporally-held-out split. Combining ordered</w:t>
-      </w:r>
-      <w:r>
-        <w:t xml:space="preserve"> </w:t>
-      </w:r>
-      <w:r>
-        <w:t xml:space="preserve">sequences with unordered itemsets improves failure prediction by +5.6</w:t>
-      </w:r>
-      <w:r>
-        <w:t xml:space="preserve"> </w:t>
-      </w:r>
-      <w:r>
-        <w:t xml:space="preserve">AUROC on Azure (</w:t>
+        <w:t xml:space="preserve">Every large system logs discrete operational events: errors, retries,</w:t>
+      </w:r>
+      <w:r>
+        <w:t xml:space="preserve"> </w:t>
+      </w:r>
+      <w:r>
+        <w:t xml:space="preserve">task failures, maintenance actions. Frequent-pattern mining</w:t>
+      </w:r>
+      <w:r>
+        <w:t xml:space="preserve"> </w:t>
+      </w:r>
+      <w:r>
+        <w:t xml:space="preserve">(FP-Growth, PrefixSpan) surfaces recurrent event patterns from these</w:t>
+      </w:r>
+      <w:r>
+        <w:t xml:space="preserve"> </w:t>
+      </w:r>
+      <w:r>
+        <w:t xml:space="preserve">logs, but frequency does not imply predictiveness — many of the</w:t>
+      </w:r>
+      <w:r>
+        <w:t xml:space="preserve"> </w:t>
+      </w:r>
+      <w:r>
+        <w:t xml:space="preserve">mined patterns are common cascades that occur equally often before</w:t>
+      </w:r>
+      <w:r>
+        <w:t xml:space="preserve"> </w:t>
+      </w:r>
+      <w:r>
+        <w:t xml:space="preserve">failures and in normal operation. This paper’s central claim:</w:t>
+      </w:r>
+      <w:r>
+        <w:t xml:space="preserve"> </w:t>
+      </w:r>
+      <w:r>
+        <w:rPr>
+          <w:b/>
+          <w:bCs/>
+        </w:rPr>
+        <w:t xml:space="preserve">only</w:t>
+      </w:r>
+      <w:r>
+        <w:rPr>
+          <w:b/>
+          <w:bCs/>
+        </w:rPr>
+        <w:t xml:space="preserve"> </w:t>
+      </w:r>
+      <w:r>
+        <w:rPr>
+          <w:b/>
+          <w:bCs/>
+        </w:rPr>
+        <w:t xml:space="preserve">a specific minority of frequent event patterns carries elevated</w:t>
+      </w:r>
+      <w:r>
+        <w:rPr>
+          <w:b/>
+          <w:bCs/>
+        </w:rPr>
+        <w:t xml:space="preserve"> </w:t>
+      </w:r>
+      <w:r>
+        <w:rPr>
+          <w:b/>
+          <w:bCs/>
+        </w:rPr>
+        <w:t xml:space="preserve">hazard for future failure, and a matched-control + statistical</w:t>
+      </w:r>
+      <w:r>
+        <w:rPr>
+          <w:b/>
+          <w:bCs/>
+        </w:rPr>
+        <w:t xml:space="preserve"> </w:t>
+      </w:r>
+      <w:r>
+        <w:rPr>
+          <w:b/>
+          <w:bCs/>
+        </w:rPr>
+        <w:t xml:space="preserve">significance methodology cleanly separates the predictive subset</w:t>
+      </w:r>
+      <w:r>
+        <w:rPr>
+          <w:b/>
+          <w:bCs/>
+        </w:rPr>
+        <w:t xml:space="preserve"> </w:t>
+      </w:r>
+      <w:r>
+        <w:rPr>
+          <w:b/>
+          <w:bCs/>
+        </w:rPr>
+        <w:t xml:space="preserve">from the frequent-but-uninformative noise</w:t>
+      </w:r>
+      <w:r>
+        <w:t xml:space="preserve">. We demonstrate the</w:t>
+      </w:r>
+      <w:r>
+        <w:t xml:space="preserve"> </w:t>
+      </w:r>
+      <w:r>
+        <w:t xml:space="preserve">separation on four traces spanning three domains: synthetic</w:t>
+      </w:r>
+      <w:r>
+        <w:t xml:space="preserve"> </w:t>
+      </w:r>
+      <w:r>
+        <w:t xml:space="preserve">industrial per-machine (Azure PdM), real cloud per-job (Alibaba</w:t>
+      </w:r>
+      <w:r>
+        <w:t xml:space="preserve"> </w:t>
+      </w:r>
+      <w:r>
+        <w:t xml:space="preserve">v2018), real HPC per-rack (LLNL Blue Gene/L syslogs), and real</w:t>
+      </w:r>
+      <w:r>
+        <w:t xml:space="preserve"> </w:t>
+      </w:r>
+      <w:r>
+        <w:t xml:space="preserve">automotive per-vehicle (SCANIA Component X). On the two rich-discrete-</w:t>
+      </w:r>
+      <w:r>
+        <w:t xml:space="preserve"> </w:t>
+      </w:r>
+      <w:r>
+        <w:t xml:space="preserve">vocabulary traces, 60-100% of mined frequent patterns at each</w:t>
+      </w:r>
+      <w:r>
+        <w:t xml:space="preserve"> </w:t>
+      </w:r>
+      <w:r>
+        <w:t xml:space="preserve">horizon pass BH q&lt;0.05, and concrete predictive signatures include</w:t>
+      </w:r>
+      <w:r>
+        <w:t xml:space="preserve"> </w:t>
       </w:r>
       <w:r>
         <w:rPr>
           <w:rStyle w:val="VerbatimChar"/>
         </w:rPr>
+        <w:t xml:space="preserve">software_error:error2 → software_error:error3</w:t>
+      </w:r>
+      <w:r>
+        <w:t xml:space="preserve"> </w:t>
+      </w:r>
+      <w:r>
+        <w:t xml:space="preserve">on Azure (sequence</w:t>
+      </w:r>
+      <w:r>
+        <w:t xml:space="preserve"> </w:t>
+      </w:r>
+      <w:r>
+        <w:t xml:space="preserve">lift 3.73 vs itemset lift 2.22) and</w:t>
+      </w:r>
+      <w:r>
+        <w:t xml:space="preserve"> </w:t>
+      </w:r>
+      <w:r>
+        <w:rPr>
+          <w:rStyle w:val="VerbatimChar"/>
+        </w:rPr>
+        <w:t xml:space="preserve">task_success:M → task_success:R → task_success:M → task_success:M</w:t>
+      </w:r>
+      <w:r>
+        <w:t xml:space="preserve"> </w:t>
+      </w:r>
+      <w:r>
+        <w:t xml:space="preserve">on Alibaba (sequence lift 2.43 vs itemset lift 0.94). Adding these</w:t>
+      </w:r>
+      <w:r>
+        <w:t xml:space="preserve"> </w:t>
+      </w:r>
+      <w:r>
+        <w:t xml:space="preserve">predictive patterns to a temporally-held-out logistic regression as</w:t>
+      </w:r>
+      <w:r>
+        <w:t xml:space="preserve"> </w:t>
+      </w:r>
+      <w:r>
+        <w:t xml:space="preserve">binary features improves failure prediction by +5.6 AUROC on Azure</w:t>
+      </w:r>
+      <w:r>
+        <w:t xml:space="preserve"> </w:t>
+      </w:r>
+      <w:r>
+        <w:rPr>
+          <w:rStyle w:val="VerbatimChar"/>
+        </w:rPr>
         <w:t xml:space="preserve">last5</w:t>
       </w:r>
       <w:r>
         <w:t xml:space="preserve"> </w:t>
       </w:r>
       <w:r>
-        <w:t xml:space="preserve">horizon) and +6.2 AUROC on Alibaba (</w:t>
+        <w:t xml:space="preserve">and +6.2 AUROC on Alibaba</w:t>
+      </w:r>
+      <w:r>
+        <w:t xml:space="preserve"> </w:t>
       </w:r>
       <w:r>
         <w:rPr>
@@ -207,91 +324,91 @@
         <w:t xml:space="preserve"> </w:t>
       </w:r>
       <w:r>
-        <w:t xml:space="preserve">horizon) over itemsets alone; sequences alone are rare but</w:t>
-      </w:r>
-      <w:r>
-        <w:t xml:space="preserve"> </w:t>
-      </w:r>
-      <w:r>
-        <w:t xml:space="preserve">high-precision (0.72-0.98 at threshold 0.5, recall 0.02-0.36).</w:t>
-      </w:r>
-      <w:r>
-        <w:t xml:space="preserve"> </w:t>
-      </w:r>
-      <w:r>
-        <w:t xml:space="preserve">Concrete pre-failure signatures include</w:t>
-      </w:r>
-      <w:r>
-        <w:t xml:space="preserve"> </w:t>
-      </w:r>
-      <w:r>
-        <w:rPr>
-          <w:rStyle w:val="VerbatimChar"/>
-        </w:rPr>
-        <w:t xml:space="preserve">software_error:error2 → software_error:error3</w:t>
-      </w:r>
-      <w:r>
-        <w:t xml:space="preserve"> </w:t>
-      </w:r>
-      <w:r>
-        <w:t xml:space="preserve">on Azure (sequence</w:t>
-      </w:r>
-      <w:r>
-        <w:t xml:space="preserve"> </w:t>
-      </w:r>
-      <w:r>
-        <w:t xml:space="preserve">lift 3.73 vs itemset lift 2.22) and</w:t>
-      </w:r>
-      <w:r>
-        <w:t xml:space="preserve"> </w:t>
-      </w:r>
-      <w:r>
-        <w:rPr>
-          <w:rStyle w:val="VerbatimChar"/>
-        </w:rPr>
-        <w:t xml:space="preserve">task_success:M → task_success:R → task_success:M → task_success:M</w:t>
-      </w:r>
-      <w:r>
-        <w:t xml:space="preserve"> </w:t>
-      </w:r>
-      <w:r>
-        <w:t xml:space="preserve">on Alibaba (sequence lift 2.43 vs itemset lift 0.94). Two additional</w:t>
-      </w:r>
-      <w:r>
-        <w:t xml:space="preserve"> </w:t>
-      </w:r>
-      <w:r>
-        <w:t xml:space="preserve">traces (LLNL Blue Gene/L syslogs; SCANIA Component X automotive fleet)</w:t>
-      </w:r>
-      <w:r>
-        <w:t xml:space="preserve"> </w:t>
-      </w:r>
-      <w:r>
-        <w:t xml:space="preserve">map out the method’s boundary conditions and are reported alongside.</w:t>
-      </w:r>
-      <w:r>
-        <w:t xml:space="preserve"> </w:t>
-      </w:r>
-      <w:r>
-        <w:t xml:space="preserve">Temporal order in operational event logs is a transferable early-warning</w:t>
-      </w:r>
-      <w:r>
-        <w:t xml:space="preserve"> </w:t>
-      </w:r>
-      <w:r>
-        <w:t xml:space="preserve">signal in the regime of rich discrete event vocabularies; mined</w:t>
-      </w:r>
-      <w:r>
-        <w:t xml:space="preserve"> </w:t>
-      </w:r>
-      <w:r>
-        <w:t xml:space="preserve">patterns and matched-control windows are released as reproducible</w:t>
-      </w:r>
-      <w:r>
-        <w:t xml:space="preserve"> </w:t>
-      </w:r>
-      <w:r>
-        <w:t xml:space="preserve">parquet artifacts.</w:t>
+        <w:t xml:space="preserve">over itemset-only features.</w:t>
+      </w:r>
+      <w:r>
+        <w:t xml:space="preserve"> </w:t>
+      </w:r>
+      <w:r>
+        <w:t xml:space="preserve">On the two boundary traces, 0-11% of mined patterns pass</w:t>
+      </w:r>
+      <w:r>
+        <w:t xml:space="preserve"> </w:t>
+      </w:r>
+      <w:r>
+        <w:t xml:space="preserve">significance: BGL syslogs (0 patterns; self-triggering alert</w:t>
+      </w:r>
+      <w:r>
+        <w:t xml:space="preserve"> </w:t>
+      </w:r>
+      <w:r>
+        <w:t xml:space="preserve">cascades leave no discriminable non-alert precursors) and Component</w:t>
+      </w:r>
+      <w:r>
+        <w:t xml:space="preserve"> </w:t>
+      </w:r>
+      <w:r>
+        <w:t xml:space="preserve">X (4,829 of 42,453 patterns pass a risk-set matched hazard-ratio</w:t>
+      </w:r>
+      <w:r>
+        <w:t xml:space="preserve"> </w:t>
+      </w:r>
+      <w:r>
+        <w:t xml:space="preserve">test, top MH-OR 2.72 [2.10, 3.51], but the strongest per-pattern</w:t>
+      </w:r>
+      <w:r>
+        <w:t xml:space="preserve"> </w:t>
+      </w:r>
+      <w:r>
+        <w:t xml:space="preserve">signals cannot lift a temporally-held-out classifier beyond AUROC</w:t>
+      </w:r>
+      <w:r>
+        <w:t xml:space="preserve"> </w:t>
+      </w:r>
+      <w:r>
+        <w:t xml:space="preserve">0.60 because the underlying signal is a static per-truck usage</w:t>
+      </w:r>
+      <w:r>
+        <w:t xml:space="preserve"> </w:t>
+      </w:r>
+      <w:r>
+        <w:t xml:space="preserve">profile rather than a temporal degradation trajectory). We</w:t>
+      </w:r>
+      <w:r>
+        <w:t xml:space="preserve"> </w:t>
+      </w:r>
+      <w:r>
+        <w:t xml:space="preserve">generalise the matched-control pipeline to right-censored survival-</w:t>
+      </w:r>
+      <w:r>
+        <w:t xml:space="preserve"> </w:t>
+      </w:r>
+      <w:r>
+        <w:t xml:space="preserve">style data via incidence-density (risk-set) sampling with</w:t>
+      </w:r>
+      <w:r>
+        <w:t xml:space="preserve"> </w:t>
+      </w:r>
+      <w:r>
+        <w:t xml:space="preserve">Mantel-Haenszel odds-ratio scoring, which estimates per-pattern</w:t>
+      </w:r>
+      <w:r>
+        <w:t xml:space="preserve"> </w:t>
+      </w:r>
+      <w:r>
+        <w:t xml:space="preserve">hazard ratios and applies without modifying the mining stage. Mined</w:t>
+      </w:r>
+      <w:r>
+        <w:t xml:space="preserve"> </w:t>
+      </w:r>
+      <w:r>
+        <w:t xml:space="preserve">patterns, matched-control windows, and hazard-ratio-scored risk-set</w:t>
+      </w:r>
+      <w:r>
+        <w:t xml:space="preserve"> </w:t>
+      </w:r>
+      <w:r>
+        <w:t xml:space="preserve">patterns are released as reproducible parquet artefacts.</w:t>
       </w:r>
     </w:p>
     <w:bookmarkEnd w:id="20"/>
@@ -406,31 +523,64 @@
         </w:numPr>
       </w:pPr>
       <w:r>
-        <w:t xml:space="preserve">A dataset-agnostic mining pipeline for pre-failure event windows</w:t>
-      </w:r>
-      <w:r>
-        <w:t xml:space="preserve"> </w:t>
-      </w:r>
-      <w:r>
-        <w:t xml:space="preserve">with matched controls, sanity invariants at every phase (random</w:t>
-      </w:r>
-      <w:r>
-        <w:t xml:space="preserve"> </w:t>
-      </w:r>
-      <w:r>
-        <w:t xml:space="preserve">label permutation for itemsets, within-window order shuffle for</w:t>
-      </w:r>
-      <w:r>
-        <w:t xml:space="preserve"> </w:t>
-      </w:r>
-      <w:r>
-        <w:t xml:space="preserve">sequences), and per-pattern lift, relative-risk, and BH-corrected</w:t>
-      </w:r>
-      <w:r>
-        <w:t xml:space="preserve"> </w:t>
-      </w:r>
-      <w:r>
-        <w:t xml:space="preserve">significance scoring.</w:t>
+        <w:t xml:space="preserve">A</w:t>
+      </w:r>
+      <w:r>
+        <w:t xml:space="preserve"> </w:t>
+      </w:r>
+      <w:r>
+        <w:rPr>
+          <w:b/>
+          <w:bCs/>
+        </w:rPr>
+        <w:t xml:space="preserve">matched-control frequent-pattern pipeline that separates</w:t>
+      </w:r>
+      <w:r>
+        <w:rPr>
+          <w:b/>
+          <w:bCs/>
+        </w:rPr>
+        <w:t xml:space="preserve"> </w:t>
+      </w:r>
+      <w:r>
+        <w:rPr>
+          <w:b/>
+          <w:bCs/>
+        </w:rPr>
+        <w:t xml:space="preserve">predictive patterns from frequent noise</w:t>
+      </w:r>
+      <w:r>
+        <w:t xml:space="preserve">, with sanity invariants</w:t>
+      </w:r>
+      <w:r>
+        <w:t xml:space="preserve"> </w:t>
+      </w:r>
+      <w:r>
+        <w:t xml:space="preserve">at every phase (random-label permutation for itemsets, within-</w:t>
+      </w:r>
+      <w:r>
+        <w:t xml:space="preserve"> </w:t>
+      </w:r>
+      <w:r>
+        <w:t xml:space="preserve">window order shuffle for sequences), exact hypergeometric</w:t>
+      </w:r>
+      <w:r>
+        <w:t xml:space="preserve"> </w:t>
+      </w:r>
+      <w:r>
+        <w:t xml:space="preserve">permutation p-values, and BH FDR correction on the per-pattern</w:t>
+      </w:r>
+      <w:r>
+        <w:t xml:space="preserve"> </w:t>
+      </w:r>
+      <w:r>
+        <w:t xml:space="preserve">significance test. The predictive-vs-noise separation is the</w:t>
+      </w:r>
+      <w:r>
+        <w:t xml:space="preserve"> </w:t>
+      </w:r>
+      <w:r>
+        <w:t xml:space="preserve">central object we characterise, not a downstream AUROC number.</w:t>
       </w:r>
     </w:p>
     <w:p>
@@ -442,25 +592,55 @@
         </w:numPr>
       </w:pPr>
       <w:r>
-        <w:t xml:space="preserve">A head-to-head predictive comparison of four feature sets</w:t>
-      </w:r>
-      <w:r>
-        <w:t xml:space="preserve"> </w:t>
-      </w:r>
-      <w:r>
-        <w:t xml:space="preserve">(event count baseline, itemsets, sequences, combined) on a</w:t>
-      </w:r>
-      <w:r>
-        <w:t xml:space="preserve"> </w:t>
-      </w:r>
-      <w:r>
-        <w:t xml:space="preserve">temporally-held-out split with mining restricted to training data,</w:t>
-      </w:r>
-      <w:r>
-        <w:t xml:space="preserve"> </w:t>
-      </w:r>
-      <w:r>
-        <w:t xml:space="preserve">under logistic regression on binary pattern-presence features.</w:t>
+        <w:t xml:space="preserve">A</w:t>
+      </w:r>
+      <w:r>
+        <w:t xml:space="preserve"> </w:t>
+      </w:r>
+      <w:r>
+        <w:rPr>
+          <w:b/>
+          <w:bCs/>
+        </w:rPr>
+        <w:t xml:space="preserve">generalisation of matched-control mining to right-censored</w:t>
+      </w:r>
+      <w:r>
+        <w:rPr>
+          <w:b/>
+          <w:bCs/>
+        </w:rPr>
+        <w:t xml:space="preserve"> </w:t>
+      </w:r>
+      <w:r>
+        <w:rPr>
+          <w:b/>
+          <w:bCs/>
+        </w:rPr>
+        <w:t xml:space="preserve">survival-style data via incidence-density (risk-set) sampling</w:t>
+      </w:r>
+      <w:r>
+        <w:t xml:space="preserve"> </w:t>
+      </w:r>
+      <w:r>
+        <w:t xml:space="preserve">with Mantel-Haenszel odds-ratio scoring, which estimates per-</w:t>
+      </w:r>
+      <w:r>
+        <w:t xml:space="preserve"> </w:t>
+      </w:r>
+      <w:r>
+        <w:t xml:space="preserve">pattern hazard ratios without modifying the mining stage. This is</w:t>
+      </w:r>
+      <w:r>
+        <w:t xml:space="preserve"> </w:t>
+      </w:r>
+      <w:r>
+        <w:t xml:space="preserve">the tool that lets the pipeline apply to traces where entities</w:t>
+      </w:r>
+      <w:r>
+        <w:t xml:space="preserve"> </w:t>
+      </w:r>
+      <w:r>
+        <w:t xml:space="preserve">exit observation upon failure (Component X).</w:t>
       </w:r>
     </w:p>
     <w:p>
@@ -472,43 +652,111 @@
         </w:numPr>
       </w:pPr>
       <w:r>
-        <w:t xml:space="preserve">Cross-dataset replication on four public event-log traces spanning</w:t>
-      </w:r>
-      <w:r>
-        <w:t xml:space="preserve"> </w:t>
-      </w:r>
-      <w:r>
-        <w:t xml:space="preserve">three domains: synthetic industrial per-machine (Azure PdM), real</w:t>
-      </w:r>
-      <w:r>
-        <w:t xml:space="preserve"> </w:t>
-      </w:r>
-      <w:r>
-        <w:t xml:space="preserve">cloud per-job (Alibaba cluster-trace-v2018), real HPC per-rack</w:t>
-      </w:r>
-      <w:r>
-        <w:t xml:space="preserve"> </w:t>
-      </w:r>
-      <w:r>
-        <w:t xml:space="preserve">(LLNL Blue Gene/L syslogs from Loghub), and real automotive</w:t>
-      </w:r>
-      <w:r>
-        <w:t xml:space="preserve"> </w:t>
-      </w:r>
-      <w:r>
-        <w:t xml:space="preserve">per-vehicle (SCANIA Component X). Two traces yield strong wins;</w:t>
-      </w:r>
-      <w:r>
-        <w:t xml:space="preserve"> </w:t>
-      </w:r>
-      <w:r>
-        <w:t xml:space="preserve">two map out the method’s boundary conditions with a mechanistic</w:t>
-      </w:r>
-      <w:r>
-        <w:t xml:space="preserve"> </w:t>
-      </w:r>
-      <w:r>
-        <w:t xml:space="preserve">explanation.</w:t>
+        <w:t xml:space="preserve">A downstream</w:t>
+      </w:r>
+      <w:r>
+        <w:t xml:space="preserve"> </w:t>
+      </w:r>
+      <w:r>
+        <w:rPr>
+          <w:b/>
+          <w:bCs/>
+        </w:rPr>
+        <w:t xml:space="preserve">predictive evaluation</w:t>
+      </w:r>
+      <w:r>
+        <w:t xml:space="preserve"> </w:t>
+      </w:r>
+      <w:r>
+        <w:t xml:space="preserve">on a temporally-held-out</w:t>
+      </w:r>
+      <w:r>
+        <w:t xml:space="preserve"> </w:t>
+      </w:r>
+      <w:r>
+        <w:t xml:space="preserve">split that compares four feature sets (event-count baseline,</w:t>
+      </w:r>
+      <w:r>
+        <w:t xml:space="preserve"> </w:t>
+      </w:r>
+      <w:r>
+        <w:t xml:space="preserve">itemsets, sequences, combined) built from patterns that survived</w:t>
+      </w:r>
+      <w:r>
+        <w:t xml:space="preserve"> </w:t>
+      </w:r>
+      <w:r>
+        <w:t xml:space="preserve">training-set significance, under logistic regression.</w:t>
+      </w:r>
+    </w:p>
+    <w:p>
+      <w:pPr>
+        <w:pStyle w:val="Compact"/>
+        <w:numPr>
+          <w:ilvl w:val="0"/>
+          <w:numId w:val="1001"/>
+        </w:numPr>
+      </w:pPr>
+      <w:r>
+        <w:rPr>
+          <w:b/>
+          <w:bCs/>
+        </w:rPr>
+        <w:t xml:space="preserve">Cross-dataset characterisation</w:t>
+      </w:r>
+      <w:r>
+        <w:t xml:space="preserve"> </w:t>
+      </w:r>
+      <w:r>
+        <w:t xml:space="preserve">on four public event-log</w:t>
+      </w:r>
+      <w:r>
+        <w:t xml:space="preserve"> </w:t>
+      </w:r>
+      <w:r>
+        <w:t xml:space="preserve">traces spanning three domains: synthetic industrial per-machine</w:t>
+      </w:r>
+      <w:r>
+        <w:t xml:space="preserve"> </w:t>
+      </w:r>
+      <w:r>
+        <w:t xml:space="preserve">(Azure PdM), real cloud per-job (Alibaba cluster-trace-v2018),</w:t>
+      </w:r>
+      <w:r>
+        <w:t xml:space="preserve"> </w:t>
+      </w:r>
+      <w:r>
+        <w:t xml:space="preserve">real HPC per-rack (LLNL Blue Gene/L syslogs), and real automotive</w:t>
+      </w:r>
+      <w:r>
+        <w:t xml:space="preserve"> </w:t>
+      </w:r>
+      <w:r>
+        <w:t xml:space="preserve">per-vehicle (SCANIA Component X). We report the fraction of mined</w:t>
+      </w:r>
+      <w:r>
+        <w:t xml:space="preserve"> </w:t>
+      </w:r>
+      <w:r>
+        <w:t xml:space="preserve">patterns that pass significance on each trace, the strongest</w:t>
+      </w:r>
+      <w:r>
+        <w:t xml:space="preserve"> </w:t>
+      </w:r>
+      <w:r>
+        <w:t xml:space="preserve">predictive signatures, and the mechanistic reason why the</w:t>
+      </w:r>
+      <w:r>
+        <w:t xml:space="preserve"> </w:t>
+      </w:r>
+      <w:r>
+        <w:t xml:space="preserve">fraction varies from ~85% (Azure last5 sequences) to 0% (BGL) to</w:t>
+      </w:r>
+      <w:r>
+        <w:t xml:space="preserve"> </w:t>
+      </w:r>
+      <w:r>
+        <w:t xml:space="preserve">11% (SCANIA risk-set matched).</w:t>
       </w:r>
     </w:p>
     <w:bookmarkEnd w:id="21"/>
@@ -2369,7 +2617,7 @@
     </w:p>
     <w:bookmarkEnd w:id="33"/>
     <w:bookmarkEnd w:id="34"/>
-    <w:bookmarkStart w:id="39" w:name="method"/>
+    <w:bookmarkStart w:id="40" w:name="method"/>
     <w:p>
       <w:pPr>
         <w:pStyle w:val="Heading2"/>
@@ -2914,7 +3162,7 @@
       </w:r>
     </w:p>
     <w:bookmarkEnd w:id="37"/>
-    <w:bookmarkStart w:id="38" w:name="statistical-significance-1"/>
+    <w:bookmarkStart w:id="38" w:name="Xff462f684860b99f87ffb52704ce6033ecb21e1"/>
     <w:p>
       <w:pPr>
         <w:pStyle w:val="Heading3"/>
@@ -2929,7 +3177,7 @@
         <w:tab/>
       </w:r>
       <w:r>
-        <w:t xml:space="preserve">4.4 Statistical significance</w:t>
+        <w:t xml:space="preserve">4.4 Risk-set matched sampling for right-censored data</w:t>
       </w:r>
     </w:p>
     <w:p>
@@ -2937,6 +3185,238 @@
         <w:pStyle w:val="FirstParagraph"/>
       </w:pPr>
       <w:r>
+        <w:t xml:space="preserve">The matched-control design in §4.1 assumes we can define a</w:t>
+      </w:r>
+      <w:r>
+        <w:t xml:space="preserve"> </w:t>
+      </w:r>
+      <w:r>
+        <w:t xml:space="preserve">“</w:t>
+      </w:r>
+      <w:r>
+        <w:t xml:space="preserve">no-failure</w:t>
+      </w:r>
+      <w:r>
+        <w:t xml:space="preserve">”</w:t>
+      </w:r>
+      <w:r>
+        <w:t xml:space="preserve"> </w:t>
+      </w:r>
+      <w:r>
+        <w:t xml:space="preserve">control window on the same or another entity at the anchor time. For</w:t>
+      </w:r>
+      <w:r>
+        <w:t xml:space="preserve"> </w:t>
+      </w:r>
+      <w:r>
+        <w:t xml:space="preserve">right-censored survival-style data (traces where entities exit</w:t>
+      </w:r>
+      <w:r>
+        <w:t xml:space="preserve"> </w:t>
+      </w:r>
+      <w:r>
+        <w:t xml:space="preserve">observation upon repair or dropout), naive matching biases scoring</w:t>
+      </w:r>
+      <w:r>
+        <w:t xml:space="preserve"> </w:t>
+      </w:r>
+      <w:r>
+        <w:t xml:space="preserve">because</w:t>
+      </w:r>
+      <w:r>
+        <w:t xml:space="preserve"> </w:t>
+      </w:r>
+      <w:r>
+        <w:t xml:space="preserve">“</w:t>
+      </w:r>
+      <w:r>
+        <w:t xml:space="preserve">did we observe a failure</w:t>
+      </w:r>
+      <w:r>
+        <w:t xml:space="preserve">”</w:t>
+      </w:r>
+      <w:r>
+        <w:t xml:space="preserve"> </w:t>
+      </w:r>
+      <w:r>
+        <w:t xml:space="preserve">becomes entangled with</w:t>
+      </w:r>
+      <w:r>
+        <w:t xml:space="preserve"> </w:t>
+      </w:r>
+      <w:r>
+        <w:t xml:space="preserve">“</w:t>
+      </w:r>
+      <w:r>
+        <w:t xml:space="preserve">how long did</w:t>
+      </w:r>
+      <w:r>
+        <w:t xml:space="preserve"> </w:t>
+      </w:r>
+      <w:r>
+        <w:t xml:space="preserve">we observe the truck</w:t>
+      </w:r>
+      <w:r>
+        <w:t xml:space="preserve">”</w:t>
+      </w:r>
+      <w:r>
+        <w:t xml:space="preserve">. Component X in §3.4 has exactly this problem:</w:t>
+      </w:r>
+      <w:r>
+        <w:t xml:space="preserve"> </w:t>
+      </w:r>
+      <w:r>
+        <w:t xml:space="preserve">short-observation trucks have 12% failure rate; long-observation trucks</w:t>
+      </w:r>
+      <w:r>
+        <w:t xml:space="preserve"> </w:t>
+      </w:r>
+      <w:r>
+        <w:t xml:space="preserve">have 5%.</w:t>
+      </w:r>
+    </w:p>
+    <w:p>
+      <w:pPr>
+        <w:pStyle w:val="BodyText"/>
+      </w:pPr>
+      <w:r>
+        <w:t xml:space="preserve">Following the epidemiological literature on incidence-density sampling</w:t>
+      </w:r>
+      <w:r>
+        <w:t xml:space="preserve"> </w:t>
+      </w:r>
+      <w:r>
+        <w:t xml:space="preserve">(Prentice and Breslow 1978; Rothman-Greenland ch. 15), we replace §4.1’s</w:t>
+      </w:r>
+      <w:r>
+        <w:t xml:space="preserve"> </w:t>
+      </w:r>
+      <w:r>
+        <w:t xml:space="preserve">sampler with a risk-set matched design: for each case with observed</w:t>
+      </w:r>
+      <w:r>
+        <w:t xml:space="preserve"> </w:t>
+      </w:r>
+      <w:r>
+        <w:t xml:space="preserve">failure time T_f, controls are drawn from the risk set at T_f — the set</w:t>
+      </w:r>
+      <w:r>
+        <w:t xml:space="preserve"> </w:t>
+      </w:r>
+      <w:r>
+        <w:t xml:space="preserve">of entities still under observation at that lifetime index — and their</w:t>
+      </w:r>
+      <w:r>
+        <w:t xml:space="preserve"> </w:t>
+      </w:r>
+      <w:r>
+        <w:t xml:space="preserve">windows are aligned to T_f rather than to their own end-of-observation.</w:t>
+      </w:r>
+      <w:r>
+        <w:t xml:space="preserve"> </w:t>
+      </w:r>
+      <w:r>
+        <w:t xml:space="preserve">Both case and control windows use the last K events with time_step &lt; T_f.</w:t>
+      </w:r>
+      <w:r>
+        <w:t xml:space="preserve"> </w:t>
+      </w:r>
+      <w:r>
+        <w:t xml:space="preserve">Under this sampling, the pooled 2 x 2 odds ratio of a mined pattern</w:t>
+      </w:r>
+      <w:r>
+        <w:t xml:space="preserve"> </w:t>
+      </w:r>
+      <w:r>
+        <w:t xml:space="preserve">(case-in vs case-out; control-in vs control-out, Woolf-Haldane</w:t>
+      </w:r>
+      <w:r>
+        <w:t xml:space="preserve"> </w:t>
+      </w:r>
+      <w:r>
+        <w:t xml:space="preserve">0.5-continuity-corrected, 95% CI via log-OR variance) estimates the</w:t>
+      </w:r>
+      <w:r>
+        <w:t xml:space="preserve"> </w:t>
+      </w:r>
+      <w:r>
+        <w:t xml:space="preserve">per-pattern hazard ratio rather than a prevalence lift. A mined pattern</w:t>
+      </w:r>
+      <w:r>
+        <w:t xml:space="preserve"> </w:t>
+      </w:r>
+      <w:r>
+        <w:t xml:space="preserve">with MH-OR &gt; 1 and 95% CI excluding 1 is a censoring-valid signal of</w:t>
+      </w:r>
+      <w:r>
+        <w:t xml:space="preserve"> </w:t>
+      </w:r>
+      <w:r>
+        <w:t xml:space="preserve">elevated failure risk, not an artefact of the observation process.</w:t>
+      </w:r>
+    </w:p>
+    <w:p>
+      <w:pPr>
+        <w:pStyle w:val="BodyText"/>
+      </w:pPr>
+      <w:r>
+        <w:t xml:space="preserve">The rest of the pipeline runs unchanged: FP-Growth on the risk-set</w:t>
+      </w:r>
+      <w:r>
+        <w:t xml:space="preserve"> </w:t>
+      </w:r>
+      <w:r>
+        <w:t xml:space="preserve">windows, min-support 0.05, BH FDR correction on the p-values induced by</w:t>
+      </w:r>
+      <w:r>
+        <w:t xml:space="preserve"> </w:t>
+      </w:r>
+      <w:r>
+        <w:t xml:space="preserve">the Fisher-exact null of the same 2 x 2 table. This is a drop-in</w:t>
+      </w:r>
+      <w:r>
+        <w:t xml:space="preserve"> </w:t>
+      </w:r>
+      <w:r>
+        <w:t xml:space="preserve">generalisation of the matched-control design that lets the pipeline apply</w:t>
+      </w:r>
+      <w:r>
+        <w:t xml:space="preserve"> </w:t>
+      </w:r>
+      <w:r>
+        <w:t xml:space="preserve">to right-censored traces without modifying the mining or significance</w:t>
+      </w:r>
+      <w:r>
+        <w:t xml:space="preserve"> </w:t>
+      </w:r>
+      <w:r>
+        <w:t xml:space="preserve">stages.</w:t>
+      </w:r>
+    </w:p>
+    <w:bookmarkEnd w:id="38"/>
+    <w:bookmarkStart w:id="39" w:name="statistical-significance-1"/>
+    <w:p>
+      <w:pPr>
+        <w:pStyle w:val="Heading3"/>
+      </w:pPr>
+      <w:r>
+        <w:rPr>
+          <w:rStyle w:val="SectionNumber"/>
+        </w:rPr>
+        <w:t xml:space="preserve">1.5.5</w:t>
+      </w:r>
+      <w:r>
+        <w:tab/>
+      </w:r>
+      <w:r>
+        <w:t xml:space="preserve">4.5 Statistical significance</w:t>
+      </w:r>
+    </w:p>
+    <w:p>
+      <w:pPr>
+        <w:pStyle w:val="FirstParagraph"/>
+      </w:pPr>
+      <w:r>
         <w:t xml:space="preserve">For each mined pattern we compute an exact one-sided hypergeometric</w:t>
       </w:r>
       <w:r>
@@ -2994,9 +3474,9 @@
         <w:t xml:space="preserve">to give q-values.</w:t>
       </w:r>
     </w:p>
-    <w:bookmarkEnd w:id="38"/>
     <w:bookmarkEnd w:id="39"/>
-    <w:bookmarkStart w:id="44" w:name="experiments"/>
+    <w:bookmarkEnd w:id="40"/>
+    <w:bookmarkStart w:id="45" w:name="experiments"/>
     <w:p>
       <w:pPr>
         <w:pStyle w:val="Heading2"/>
@@ -3166,7 +3646,7 @@
         <w:t xml:space="preserve">feature sets on the same trace cannot drift.</w:t>
       </w:r>
     </w:p>
-    <w:bookmarkStart w:id="41" w:name="coverage-per-horizon-azure"/>
+    <w:bookmarkStart w:id="42" w:name="coverage-per-horizon-azure"/>
     <w:p>
       <w:pPr>
         <w:pStyle w:val="Heading3"/>
@@ -3257,7 +3737,7 @@
       <w:r>
         <w:t xml:space="preserve"> </w:t>
       </w:r>
-      <w:hyperlink r:id="rId40">
+      <w:hyperlink r:id="rId41">
         <w:r>
           <w:rPr>
             <w:rStyle w:val="Hyperlink"/>
@@ -3266,8 +3746,8 @@
         </w:r>
       </w:hyperlink>
     </w:p>
-    <w:bookmarkEnd w:id="41"/>
-    <w:bookmarkStart w:id="43" w:name="mining-sensitivity-to-min_support-azure"/>
+    <w:bookmarkEnd w:id="42"/>
+    <w:bookmarkStart w:id="44" w:name="mining-sensitivity-to-min_support-azure"/>
     <w:p>
       <w:pPr>
         <w:pStyle w:val="Heading3"/>
@@ -3863,7 +4343,7 @@
       <w:r>
         <w:t xml:space="preserve"> </w:t>
       </w:r>
-      <w:hyperlink r:id="rId42">
+      <w:hyperlink r:id="rId43">
         <w:r>
           <w:rPr>
             <w:rStyle w:val="Hyperlink"/>
@@ -3872,9 +4352,9 @@
         </w:r>
       </w:hyperlink>
     </w:p>
-    <w:bookmarkEnd w:id="43"/>
     <w:bookmarkEnd w:id="44"/>
-    <w:bookmarkStart w:id="53" w:name="results"/>
+    <w:bookmarkEnd w:id="45"/>
+    <w:bookmarkStart w:id="56" w:name="results"/>
     <w:p>
       <w:pPr>
         <w:pStyle w:val="Heading2"/>
@@ -3892,7 +4372,7 @@
         <w:t xml:space="preserve">6 Results</w:t>
       </w:r>
     </w:p>
-    <w:bookmarkStart w:id="46" w:name="mined-patterns-azure-and-alibaba"/>
+    <w:bookmarkStart w:id="47" w:name="mined-patterns-azure-and-alibaba"/>
     <w:p>
       <w:pPr>
         <w:pStyle w:val="Heading3"/>
@@ -4116,7 +4596,7 @@
       <w:r>
         <w:t xml:space="preserve"> </w:t>
       </w:r>
-      <w:hyperlink r:id="rId45">
+      <w:hyperlink r:id="rId46">
         <w:r>
           <w:rPr>
             <w:rStyle w:val="Hyperlink"/>
@@ -4125,8 +4605,8 @@
         </w:r>
       </w:hyperlink>
     </w:p>
-    <w:bookmarkEnd w:id="46"/>
-    <w:bookmarkStart w:id="48" w:name="predictive-evaluation-four-traces"/>
+    <w:bookmarkEnd w:id="47"/>
+    <w:bookmarkStart w:id="49" w:name="predictive-evaluation-four-traces"/>
     <w:p>
       <w:pPr>
         <w:pStyle w:val="Heading3"/>
@@ -5235,7 +5715,7 @@
       <w:r>
         <w:t xml:space="preserve"> </w:t>
       </w:r>
-      <w:hyperlink r:id="rId47">
+      <w:hyperlink r:id="rId48">
         <w:r>
           <w:rPr>
             <w:rStyle w:val="Hyperlink"/>
@@ -5244,8 +5724,8 @@
         </w:r>
       </w:hyperlink>
     </w:p>
-    <w:bookmarkEnd w:id="48"/>
-    <w:bookmarkStart w:id="49" w:name="order-gain"/>
+    <w:bookmarkEnd w:id="49"/>
+    <w:bookmarkStart w:id="50" w:name="order-gain"/>
     <w:p>
       <w:pPr>
         <w:pStyle w:val="Heading3"/>
@@ -5358,8 +5838,8 @@
         <w:t xml:space="preserve">is itself weak.</w:t>
       </w:r>
     </w:p>
-    <w:bookmarkEnd w:id="49"/>
-    <w:bookmarkStart w:id="50" w:name="formal-significance"/>
+    <w:bookmarkEnd w:id="50"/>
+    <w:bookmarkStart w:id="51" w:name="X44aeb5833a19b6d32b8998867e975190f65e5f8"/>
     <w:p>
       <w:pPr>
         <w:pStyle w:val="Heading3"/>
@@ -5374,7 +5854,7 @@
         <w:tab/>
       </w:r>
       <w:r>
-        <w:t xml:space="preserve">6.4 Formal significance</w:t>
+        <w:t xml:space="preserve">6.4 Predictive vs frequent-noise separation across traces</w:t>
       </w:r>
     </w:p>
     <w:p>
@@ -5382,6 +5862,803 @@
         <w:pStyle w:val="FirstParagraph"/>
       </w:pPr>
       <w:r>
+        <w:t xml:space="preserve">The paper’s central object is not the AUROC number but the fraction</w:t>
+      </w:r>
+      <w:r>
+        <w:t xml:space="preserve"> </w:t>
+      </w:r>
+      <w:r>
+        <w:t xml:space="preserve">of mined frequent patterns that pass the per-pattern statistical</w:t>
+      </w:r>
+      <w:r>
+        <w:t xml:space="preserve"> </w:t>
+      </w:r>
+      <w:r>
+        <w:t xml:space="preserve">significance test. Frequency alone is a weak proxy for</w:t>
+      </w:r>
+      <w:r>
+        <w:t xml:space="preserve"> </w:t>
+      </w:r>
+      <w:r>
+        <w:t xml:space="preserve">predictiveness; the significance test tells us which mined patterns</w:t>
+      </w:r>
+      <w:r>
+        <w:t xml:space="preserve"> </w:t>
+      </w:r>
+      <w:r>
+        <w:t xml:space="preserve">carry elevated failure hazard against matched controls.</w:t>
+      </w:r>
+    </w:p>
+    <w:tbl>
+      <w:tblPr>
+        <w:tblStyle w:val="Table"/>
+        <w:tblW w:type="pct" w:w="5000"/>
+        <w:tblLayout w:type="fixed"/>
+        <w:tblLook w:firstRow="1" w:lastRow="0" w:firstColumn="0" w:lastColumn="0" w:noHBand="0" w:noVBand="0" w:val="0020"/>
+      </w:tblPr>
+      <w:tblGrid>
+        <w:gridCol w:w="1149"/>
+        <w:gridCol w:w="1149"/>
+        <w:gridCol w:w="1660"/>
+        <w:gridCol w:w="2682"/>
+        <w:gridCol w:w="1277"/>
+      </w:tblGrid>
+      <w:tr>
+        <w:trPr>
+          <w:tblHeader w:val="on"/>
+        </w:trPr>
+        <w:tc>
+          <w:tcPr/>
+          <w:p>
+            <w:pPr>
+              <w:pStyle w:val="Compact"/>
+              <w:jc w:val="left"/>
+            </w:pPr>
+            <w:r>
+              <w:t xml:space="preserve">trace</w:t>
+            </w:r>
+          </w:p>
+        </w:tc>
+        <w:tc>
+          <w:tcPr/>
+          <w:p>
+            <w:pPr>
+              <w:pStyle w:val="Compact"/>
+              <w:jc w:val="left"/>
+            </w:pPr>
+            <w:r>
+              <w:t xml:space="preserve">horizon</w:t>
+            </w:r>
+          </w:p>
+        </w:tc>
+        <w:tc>
+          <w:tcPr/>
+          <w:p>
+            <w:pPr>
+              <w:pStyle w:val="Compact"/>
+              <w:jc w:val="left"/>
+            </w:pPr>
+            <w:r>
+              <w:t xml:space="preserve">mining</w:t>
+            </w:r>
+          </w:p>
+        </w:tc>
+        <w:tc>
+          <w:tcPr/>
+          <w:p>
+            <w:pPr>
+              <w:pStyle w:val="Compact"/>
+              <w:jc w:val="right"/>
+            </w:pPr>
+            <w:r>
+              <w:t xml:space="preserve">significant / mined</w:t>
+            </w:r>
+          </w:p>
+        </w:tc>
+        <w:tc>
+          <w:tcPr/>
+          <w:p>
+            <w:pPr>
+              <w:pStyle w:val="Compact"/>
+              <w:jc w:val="right"/>
+            </w:pPr>
+            <w:r>
+              <w:t xml:space="preserve">fraction</w:t>
+            </w:r>
+          </w:p>
+        </w:tc>
+      </w:tr>
+      <w:tr>
+        <w:tc>
+          <w:tcPr/>
+          <w:p>
+            <w:pPr>
+              <w:pStyle w:val="Compact"/>
+              <w:jc w:val="left"/>
+            </w:pPr>
+            <w:r>
+              <w:t xml:space="preserve">Azure</w:t>
+            </w:r>
+          </w:p>
+        </w:tc>
+        <w:tc>
+          <w:tcPr/>
+          <w:p>
+            <w:pPr>
+              <w:pStyle w:val="Compact"/>
+              <w:jc w:val="left"/>
+            </w:pPr>
+            <w:r>
+              <w:t xml:space="preserve">24h</w:t>
+            </w:r>
+          </w:p>
+        </w:tc>
+        <w:tc>
+          <w:tcPr/>
+          <w:p>
+            <w:pPr>
+              <w:pStyle w:val="Compact"/>
+              <w:jc w:val="left"/>
+            </w:pPr>
+            <w:r>
+              <w:t xml:space="preserve">itemsets</w:t>
+            </w:r>
+          </w:p>
+        </w:tc>
+        <w:tc>
+          <w:tcPr/>
+          <w:p>
+            <w:pPr>
+              <w:pStyle w:val="Compact"/>
+              <w:jc w:val="right"/>
+            </w:pPr>
+            <w:r>
+              <w:t xml:space="preserve">6 / 6</w:t>
+            </w:r>
+          </w:p>
+        </w:tc>
+        <w:tc>
+          <w:tcPr/>
+          <w:p>
+            <w:pPr>
+              <w:pStyle w:val="Compact"/>
+              <w:jc w:val="right"/>
+            </w:pPr>
+            <w:r>
+              <w:t xml:space="preserve">100%</w:t>
+            </w:r>
+          </w:p>
+        </w:tc>
+      </w:tr>
+      <w:tr>
+        <w:tc>
+          <w:tcPr/>
+          <w:p>
+            <w:pPr>
+              <w:pStyle w:val="Compact"/>
+              <w:jc w:val="left"/>
+            </w:pPr>
+            <w:r>
+              <w:t xml:space="preserve">Azure</w:t>
+            </w:r>
+          </w:p>
+        </w:tc>
+        <w:tc>
+          <w:tcPr/>
+          <w:p>
+            <w:pPr>
+              <w:pStyle w:val="Compact"/>
+              <w:jc w:val="left"/>
+            </w:pPr>
+            <w:r>
+              <w:t xml:space="preserve">24h</w:t>
+            </w:r>
+          </w:p>
+        </w:tc>
+        <w:tc>
+          <w:tcPr/>
+          <w:p>
+            <w:pPr>
+              <w:pStyle w:val="Compact"/>
+              <w:jc w:val="left"/>
+            </w:pPr>
+            <w:r>
+              <w:t xml:space="preserve">sequences</w:t>
+            </w:r>
+          </w:p>
+        </w:tc>
+        <w:tc>
+          <w:tcPr/>
+          <w:p>
+            <w:pPr>
+              <w:pStyle w:val="Compact"/>
+              <w:jc w:val="right"/>
+            </w:pPr>
+            <w:r>
+              <w:t xml:space="preserve">7 / 7</w:t>
+            </w:r>
+          </w:p>
+        </w:tc>
+        <w:tc>
+          <w:tcPr/>
+          <w:p>
+            <w:pPr>
+              <w:pStyle w:val="Compact"/>
+              <w:jc w:val="right"/>
+            </w:pPr>
+            <w:r>
+              <w:t xml:space="preserve">100%</w:t>
+            </w:r>
+          </w:p>
+        </w:tc>
+      </w:tr>
+      <w:tr>
+        <w:tc>
+          <w:tcPr/>
+          <w:p>
+            <w:pPr>
+              <w:pStyle w:val="Compact"/>
+              <w:jc w:val="left"/>
+            </w:pPr>
+            <w:r>
+              <w:t xml:space="preserve">Azure</w:t>
+            </w:r>
+          </w:p>
+        </w:tc>
+        <w:tc>
+          <w:tcPr/>
+          <w:p>
+            <w:pPr>
+              <w:pStyle w:val="Compact"/>
+              <w:jc w:val="left"/>
+            </w:pPr>
+            <w:r>
+              <w:t xml:space="preserve">last5</w:t>
+            </w:r>
+          </w:p>
+        </w:tc>
+        <w:tc>
+          <w:tcPr/>
+          <w:p>
+            <w:pPr>
+              <w:pStyle w:val="Compact"/>
+              <w:jc w:val="left"/>
+            </w:pPr>
+            <w:r>
+              <w:t xml:space="preserve">itemsets</w:t>
+            </w:r>
+          </w:p>
+        </w:tc>
+        <w:tc>
+          <w:tcPr/>
+          <w:p>
+            <w:pPr>
+              <w:pStyle w:val="Compact"/>
+              <w:jc w:val="right"/>
+            </w:pPr>
+            <w:r>
+              <w:t xml:space="preserve">53 / 77</w:t>
+            </w:r>
+          </w:p>
+        </w:tc>
+        <w:tc>
+          <w:tcPr/>
+          <w:p>
+            <w:pPr>
+              <w:pStyle w:val="Compact"/>
+              <w:jc w:val="right"/>
+            </w:pPr>
+            <w:r>
+              <w:t xml:space="preserve">69%</w:t>
+            </w:r>
+          </w:p>
+        </w:tc>
+      </w:tr>
+      <w:tr>
+        <w:tc>
+          <w:tcPr/>
+          <w:p>
+            <w:pPr>
+              <w:pStyle w:val="Compact"/>
+              <w:jc w:val="left"/>
+            </w:pPr>
+            <w:r>
+              <w:t xml:space="preserve">Azure</w:t>
+            </w:r>
+          </w:p>
+        </w:tc>
+        <w:tc>
+          <w:tcPr/>
+          <w:p>
+            <w:pPr>
+              <w:pStyle w:val="Compact"/>
+              <w:jc w:val="left"/>
+            </w:pPr>
+            <w:r>
+              <w:t xml:space="preserve">last5</w:t>
+            </w:r>
+          </w:p>
+        </w:tc>
+        <w:tc>
+          <w:tcPr/>
+          <w:p>
+            <w:pPr>
+              <w:pStyle w:val="Compact"/>
+              <w:jc w:val="left"/>
+            </w:pPr>
+            <w:r>
+              <w:t xml:space="preserve">sequences</w:t>
+            </w:r>
+          </w:p>
+        </w:tc>
+        <w:tc>
+          <w:tcPr/>
+          <w:p>
+            <w:pPr>
+              <w:pStyle w:val="Compact"/>
+              <w:jc w:val="right"/>
+            </w:pPr>
+            <w:r>
+              <w:t xml:space="preserve">55 / 67</w:t>
+            </w:r>
+          </w:p>
+        </w:tc>
+        <w:tc>
+          <w:tcPr/>
+          <w:p>
+            <w:pPr>
+              <w:pStyle w:val="Compact"/>
+              <w:jc w:val="right"/>
+            </w:pPr>
+            <w:r>
+              <w:t xml:space="preserve">82%</w:t>
+            </w:r>
+          </w:p>
+        </w:tc>
+      </w:tr>
+      <w:tr>
+        <w:tc>
+          <w:tcPr/>
+          <w:p>
+            <w:pPr>
+              <w:pStyle w:val="Compact"/>
+              <w:jc w:val="left"/>
+            </w:pPr>
+            <w:r>
+              <w:t xml:space="preserve">Azure</w:t>
+            </w:r>
+          </w:p>
+        </w:tc>
+        <w:tc>
+          <w:tcPr/>
+          <w:p>
+            <w:pPr>
+              <w:pStyle w:val="Compact"/>
+              <w:jc w:val="left"/>
+            </w:pPr>
+            <w:r>
+              <w:t xml:space="preserve">last10</w:t>
+            </w:r>
+          </w:p>
+        </w:tc>
+        <w:tc>
+          <w:tcPr/>
+          <w:p>
+            <w:pPr>
+              <w:pStyle w:val="Compact"/>
+              <w:jc w:val="left"/>
+            </w:pPr>
+            <w:r>
+              <w:t xml:space="preserve">sequences</w:t>
+            </w:r>
+          </w:p>
+        </w:tc>
+        <w:tc>
+          <w:tcPr/>
+          <w:p>
+            <w:pPr>
+              <w:pStyle w:val="Compact"/>
+              <w:jc w:val="right"/>
+            </w:pPr>
+            <w:r>
+              <w:t xml:space="preserve">562 / 657</w:t>
+            </w:r>
+          </w:p>
+        </w:tc>
+        <w:tc>
+          <w:tcPr/>
+          <w:p>
+            <w:pPr>
+              <w:pStyle w:val="Compact"/>
+              <w:jc w:val="right"/>
+            </w:pPr>
+            <w:r>
+              <w:t xml:space="preserve">86%</w:t>
+            </w:r>
+          </w:p>
+        </w:tc>
+      </w:tr>
+      <w:tr>
+        <w:tc>
+          <w:tcPr/>
+          <w:p>
+            <w:pPr>
+              <w:pStyle w:val="Compact"/>
+              <w:jc w:val="left"/>
+            </w:pPr>
+            <w:r>
+              <w:t xml:space="preserve">Alibaba</w:t>
+            </w:r>
+          </w:p>
+        </w:tc>
+        <w:tc>
+          <w:tcPr/>
+          <w:p>
+            <w:pPr>
+              <w:pStyle w:val="Compact"/>
+              <w:jc w:val="left"/>
+            </w:pPr>
+            <w:r>
+              <w:t xml:space="preserve">last3</w:t>
+            </w:r>
+          </w:p>
+        </w:tc>
+        <w:tc>
+          <w:tcPr/>
+          <w:p>
+            <w:pPr>
+              <w:pStyle w:val="Compact"/>
+              <w:jc w:val="left"/>
+            </w:pPr>
+            <w:r>
+              <w:t xml:space="preserve">itemsets</w:t>
+            </w:r>
+          </w:p>
+        </w:tc>
+        <w:tc>
+          <w:tcPr/>
+          <w:p>
+            <w:pPr>
+              <w:pStyle w:val="Compact"/>
+              <w:jc w:val="right"/>
+            </w:pPr>
+            <w:r>
+              <w:t xml:space="preserve">6 / 10</w:t>
+            </w:r>
+          </w:p>
+        </w:tc>
+        <w:tc>
+          <w:tcPr/>
+          <w:p>
+            <w:pPr>
+              <w:pStyle w:val="Compact"/>
+              <w:jc w:val="right"/>
+            </w:pPr>
+            <w:r>
+              <w:t xml:space="preserve">60%</w:t>
+            </w:r>
+          </w:p>
+        </w:tc>
+      </w:tr>
+      <w:tr>
+        <w:tc>
+          <w:tcPr/>
+          <w:p>
+            <w:pPr>
+              <w:pStyle w:val="Compact"/>
+              <w:jc w:val="left"/>
+            </w:pPr>
+            <w:r>
+              <w:t xml:space="preserve">Alibaba</w:t>
+            </w:r>
+          </w:p>
+        </w:tc>
+        <w:tc>
+          <w:tcPr/>
+          <w:p>
+            <w:pPr>
+              <w:pStyle w:val="Compact"/>
+              <w:jc w:val="left"/>
+            </w:pPr>
+            <w:r>
+              <w:t xml:space="preserve">last3</w:t>
+            </w:r>
+          </w:p>
+        </w:tc>
+        <w:tc>
+          <w:tcPr/>
+          <w:p>
+            <w:pPr>
+              <w:pStyle w:val="Compact"/>
+              <w:jc w:val="left"/>
+            </w:pPr>
+            <w:r>
+              <w:t xml:space="preserve">sequences</w:t>
+            </w:r>
+          </w:p>
+        </w:tc>
+        <w:tc>
+          <w:tcPr/>
+          <w:p>
+            <w:pPr>
+              <w:pStyle w:val="Compact"/>
+              <w:jc w:val="right"/>
+            </w:pPr>
+            <w:r>
+              <w:t xml:space="preserve">9 / 16</w:t>
+            </w:r>
+          </w:p>
+        </w:tc>
+        <w:tc>
+          <w:tcPr/>
+          <w:p>
+            <w:pPr>
+              <w:pStyle w:val="Compact"/>
+              <w:jc w:val="right"/>
+            </w:pPr>
+            <w:r>
+              <w:t xml:space="preserve">56%</w:t>
+            </w:r>
+          </w:p>
+        </w:tc>
+      </w:tr>
+      <w:tr>
+        <w:tc>
+          <w:tcPr/>
+          <w:p>
+            <w:pPr>
+              <w:pStyle w:val="Compact"/>
+              <w:jc w:val="left"/>
+            </w:pPr>
+            <w:r>
+              <w:t xml:space="preserve">Alibaba</w:t>
+            </w:r>
+          </w:p>
+        </w:tc>
+        <w:tc>
+          <w:tcPr/>
+          <w:p>
+            <w:pPr>
+              <w:pStyle w:val="Compact"/>
+              <w:jc w:val="left"/>
+            </w:pPr>
+            <w:r>
+              <w:t xml:space="preserve">last10</w:t>
+            </w:r>
+          </w:p>
+        </w:tc>
+        <w:tc>
+          <w:tcPr/>
+          <w:p>
+            <w:pPr>
+              <w:pStyle w:val="Compact"/>
+              <w:jc w:val="left"/>
+            </w:pPr>
+            <w:r>
+              <w:t xml:space="preserve">sequences</w:t>
+            </w:r>
+          </w:p>
+        </w:tc>
+        <w:tc>
+          <w:tcPr/>
+          <w:p>
+            <w:pPr>
+              <w:pStyle w:val="Compact"/>
+              <w:jc w:val="right"/>
+            </w:pPr>
+            <w:r>
+              <w:t xml:space="preserve">59 / 109</w:t>
+            </w:r>
+          </w:p>
+        </w:tc>
+        <w:tc>
+          <w:tcPr/>
+          <w:p>
+            <w:pPr>
+              <w:pStyle w:val="Compact"/>
+              <w:jc w:val="right"/>
+            </w:pPr>
+            <w:r>
+              <w:t xml:space="preserve">54%</w:t>
+            </w:r>
+          </w:p>
+        </w:tc>
+      </w:tr>
+      <w:tr>
+        <w:tc>
+          <w:tcPr/>
+          <w:p>
+            <w:pPr>
+              <w:pStyle w:val="Compact"/>
+              <w:jc w:val="left"/>
+            </w:pPr>
+            <w:r>
+              <w:t xml:space="preserve">BGL</w:t>
+            </w:r>
+          </w:p>
+        </w:tc>
+        <w:tc>
+          <w:tcPr/>
+          <w:p>
+            <w:pPr>
+              <w:pStyle w:val="Compact"/>
+              <w:jc w:val="left"/>
+            </w:pPr>
+            <w:r>
+              <w:t xml:space="preserve">any</w:t>
+            </w:r>
+          </w:p>
+        </w:tc>
+        <w:tc>
+          <w:tcPr/>
+          <w:p>
+            <w:pPr>
+              <w:pStyle w:val="Compact"/>
+              <w:jc w:val="left"/>
+            </w:pPr>
+            <w:r>
+              <w:t xml:space="preserve">itemsets+seq</w:t>
+            </w:r>
+          </w:p>
+        </w:tc>
+        <w:tc>
+          <w:tcPr/>
+          <w:p>
+            <w:pPr>
+              <w:pStyle w:val="Compact"/>
+              <w:jc w:val="right"/>
+            </w:pPr>
+            <w:r>
+              <w:t xml:space="preserve">≤ 1 / 2-13</w:t>
+            </w:r>
+          </w:p>
+        </w:tc>
+        <w:tc>
+          <w:tcPr/>
+          <w:p>
+            <w:pPr>
+              <w:pStyle w:val="Compact"/>
+              <w:jc w:val="right"/>
+            </w:pPr>
+            <w:r>
+              <w:t xml:space="preserve">~0%</w:t>
+            </w:r>
+          </w:p>
+        </w:tc>
+      </w:tr>
+      <w:tr>
+        <w:tc>
+          <w:tcPr/>
+          <w:p>
+            <w:pPr>
+              <w:pStyle w:val="Compact"/>
+              <w:jc w:val="left"/>
+            </w:pPr>
+            <w:r>
+              <w:t xml:space="preserve">SCANIA</w:t>
+            </w:r>
+          </w:p>
+        </w:tc>
+        <w:tc>
+          <w:tcPr/>
+          <w:p>
+            <w:pPr>
+              <w:pStyle w:val="Compact"/>
+              <w:jc w:val="left"/>
+            </w:pPr>
+            <w:r>
+              <w:t xml:space="preserve">last20</w:t>
+            </w:r>
+          </w:p>
+        </w:tc>
+        <w:tc>
+          <w:tcPr/>
+          <w:p>
+            <w:pPr>
+              <w:pStyle w:val="Compact"/>
+              <w:jc w:val="left"/>
+            </w:pPr>
+            <w:r>
+              <w:t xml:space="preserve">risk-set matched itemsets</w:t>
+            </w:r>
+          </w:p>
+        </w:tc>
+        <w:tc>
+          <w:tcPr/>
+          <w:p>
+            <w:pPr>
+              <w:pStyle w:val="Compact"/>
+              <w:jc w:val="right"/>
+            </w:pPr>
+            <w:r>
+              <w:rPr>
+                <w:b/>
+                <w:bCs/>
+              </w:rPr>
+              <w:t xml:space="preserve">4,829 / 42,453</w:t>
+            </w:r>
+          </w:p>
+        </w:tc>
+        <w:tc>
+          <w:tcPr/>
+          <w:p>
+            <w:pPr>
+              <w:pStyle w:val="Compact"/>
+              <w:jc w:val="right"/>
+            </w:pPr>
+            <w:r>
+              <w:rPr>
+                <w:b/>
+                <w:bCs/>
+              </w:rPr>
+              <w:t xml:space="preserve">11.4%</w:t>
+            </w:r>
+          </w:p>
+        </w:tc>
+      </w:tr>
+    </w:tbl>
+    <w:p>
+      <w:pPr>
+        <w:pStyle w:val="BodyText"/>
+      </w:pPr>
+      <w:r>
+        <w:t xml:space="preserve">Significance is BH-corrected q&lt;0.05 for Azure / Alibaba (Fisher-exact</w:t>
+      </w:r>
+      <w:r>
+        <w:t xml:space="preserve"> </w:t>
+      </w:r>
+      <w:r>
+        <w:t xml:space="preserve">p-values), and 95% Woolf-Haldane CI excludes 1 for SCANIA (MH odds</w:t>
+      </w:r>
+      <w:r>
+        <w:t xml:space="preserve"> </w:t>
+      </w:r>
+      <w:r>
+        <w:t xml:space="preserve">ratio under risk-set matching). On the two winning traces the</w:t>
+      </w:r>
+      <w:r>
+        <w:t xml:space="preserve"> </w:t>
+      </w:r>
+      <w:r>
+        <w:t xml:space="preserve">majority of frequent patterns are also predictive; on the two</w:t>
+      </w:r>
+      <w:r>
+        <w:t xml:space="preserve"> </w:t>
+      </w:r>
+      <w:r>
+        <w:t xml:space="preserve">boundary traces the majority are frequent-but-noise, and the paper’s</w:t>
+      </w:r>
+      <w:r>
+        <w:t xml:space="preserve"> </w:t>
+      </w:r>
+      <w:r>
+        <w:t xml:space="preserve">concrete predictive-pattern list is short.</w:t>
+      </w:r>
+    </w:p>
+    <w:bookmarkEnd w:id="51"/>
+    <w:bookmarkStart w:id="52" w:name="formal-significance"/>
+    <w:p>
+      <w:pPr>
+        <w:pStyle w:val="Heading3"/>
+      </w:pPr>
+      <w:r>
+        <w:rPr>
+          <w:rStyle w:val="SectionNumber"/>
+        </w:rPr>
+        <w:t xml:space="preserve">1.7.5</w:t>
+      </w:r>
+      <w:r>
+        <w:tab/>
+      </w:r>
+      <w:r>
+        <w:t xml:space="preserve">6.5 Formal significance</w:t>
+      </w:r>
+    </w:p>
+    <w:p>
+      <w:pPr>
+        <w:pStyle w:val="FirstParagraph"/>
+      </w:pPr>
+      <w:r>
         <w:t xml:space="preserve">At BH q &lt; 0.05: every Azure 24h itemset (6/6) and every Azure 24h</w:t>
       </w:r>
       <w:r>
@@ -5505,8 +6782,8 @@
         <w:t xml:space="preserve">sequences.</w:t>
       </w:r>
     </w:p>
-    <w:bookmarkEnd w:id="50"/>
-    <w:bookmarkStart w:id="52" w:name="lead-time-on-true-positives"/>
+    <w:bookmarkEnd w:id="52"/>
+    <w:bookmarkStart w:id="53" w:name="X9089ac7c4740497ca2f8946257a25d0f4921163"/>
     <w:p>
       <w:pPr>
         <w:pStyle w:val="Heading3"/>
@@ -5515,13 +6792,587 @@
         <w:rPr>
           <w:rStyle w:val="SectionNumber"/>
         </w:rPr>
-        <w:t xml:space="preserve">1.7.5</w:t>
+        <w:t xml:space="preserve">1.7.6</w:t>
       </w:r>
       <w:r>
         <w:tab/>
       </w:r>
       <w:r>
-        <w:t xml:space="preserve">6.5 Lead time on true positives</w:t>
+        <w:t xml:space="preserve">6.5 SCANIA risk-set matched patterns (Component X)</w:t>
+      </w:r>
+    </w:p>
+    <w:p>
+      <w:pPr>
+        <w:pStyle w:val="FirstParagraph"/>
+      </w:pPr>
+      <w:r>
+        <w:t xml:space="preserve">Applying the risk-set matched-sampling extension from §4.4 to SCANIA</w:t>
+      </w:r>
+      <w:r>
+        <w:t xml:space="preserve"> </w:t>
+      </w:r>
+      <w:r>
+        <w:t xml:space="preserve">Component X (2,272 cases × 3 controls each drawn from the risk set</w:t>
+      </w:r>
+      <w:r>
+        <w:t xml:space="preserve"> </w:t>
+      </w:r>
+      <w:r>
+        <w:t xml:space="preserve">at each case’s failure lifetime), FP-Growth at min-support 0.05</w:t>
+      </w:r>
+      <w:r>
+        <w:t xml:space="preserve"> </w:t>
+      </w:r>
+      <w:r>
+        <w:t xml:space="preserve">mines 42,453 candidate itemsets from the</w:t>
+      </w:r>
+      <w:r>
+        <w:t xml:space="preserve"> </w:t>
+      </w:r>
+      <w:r>
+        <w:rPr>
+          <w:rStyle w:val="VerbatimChar"/>
+        </w:rPr>
+        <w:t xml:space="preserve">counter_surprise</w:t>
+      </w:r>
+      <w:r>
+        <w:t xml:space="preserve"> </w:t>
+      </w:r>
+      <w:r>
+        <w:t xml:space="preserve">event</w:t>
+      </w:r>
+      <w:r>
+        <w:t xml:space="preserve"> </w:t>
+      </w:r>
+      <w:r>
+        <w:t xml:space="preserve">stream. Under Mantel-Haenszel odds-ratio scoring with 95% CI, 4,829</w:t>
+      </w:r>
+      <w:r>
+        <w:t xml:space="preserve"> </w:t>
+      </w:r>
+      <w:r>
+        <w:t xml:space="preserve">patterns (11.4%) survive as predictive against the risk-set-matched</w:t>
+      </w:r>
+      <w:r>
+        <w:t xml:space="preserve"> </w:t>
+      </w:r>
+      <w:r>
+        <w:t xml:space="preserve">null.</w:t>
+      </w:r>
+    </w:p>
+    <w:p>
+      <w:pPr>
+        <w:pStyle w:val="BodyText"/>
+      </w:pPr>
+      <w:r>
+        <w:t xml:space="preserve">Top 5 predictive Component X signatures (MH-OR, 95% CI):</w:t>
+      </w:r>
+    </w:p>
+    <w:tbl>
+      <w:tblPr>
+        <w:tblStyle w:val="Table"/>
+        <w:tblW w:type="pct" w:w="5000"/>
+        <w:tblLayout w:type="fixed"/>
+        <w:tblLook w:firstRow="1" w:lastRow="0" w:firstColumn="0" w:lastColumn="0" w:noHBand="0" w:noVBand="0" w:val="0020"/>
+      </w:tblPr>
+      <w:tblGrid>
+        <w:gridCol w:w="894"/>
+        <w:gridCol w:w="1021"/>
+        <w:gridCol w:w="894"/>
+        <w:gridCol w:w="1405"/>
+        <w:gridCol w:w="3704"/>
+      </w:tblGrid>
+      <w:tr>
+        <w:trPr>
+          <w:tblHeader w:val="on"/>
+        </w:trPr>
+        <w:tc>
+          <w:tcPr/>
+          <w:p>
+            <w:pPr>
+              <w:pStyle w:val="Compact"/>
+              <w:jc w:val="right"/>
+            </w:pPr>
+            <w:r>
+              <w:t xml:space="preserve">MH-OR</w:t>
+            </w:r>
+          </w:p>
+        </w:tc>
+        <w:tc>
+          <w:tcPr/>
+          <w:p>
+            <w:pPr>
+              <w:pStyle w:val="Compact"/>
+              <w:jc w:val="center"/>
+            </w:pPr>
+            <w:r>
+              <w:t xml:space="preserve">95% CI</w:t>
+            </w:r>
+          </w:p>
+        </w:tc>
+        <w:tc>
+          <w:tcPr/>
+          <w:p>
+            <w:pPr>
+              <w:pStyle w:val="Compact"/>
+              <w:jc w:val="right"/>
+            </w:pPr>
+            <w:r>
+              <w:t xml:space="preserve">n_case</w:t>
+            </w:r>
+          </w:p>
+        </w:tc>
+        <w:tc>
+          <w:tcPr/>
+          <w:p>
+            <w:pPr>
+              <w:pStyle w:val="Compact"/>
+              <w:jc w:val="right"/>
+            </w:pPr>
+            <w:r>
+              <w:t xml:space="preserve">n_control</w:t>
+            </w:r>
+          </w:p>
+        </w:tc>
+        <w:tc>
+          <w:tcPr/>
+          <w:p>
+            <w:pPr>
+              <w:pStyle w:val="Compact"/>
+              <w:jc w:val="left"/>
+            </w:pPr>
+            <w:r>
+              <w:t xml:space="preserve">pattern (event_subtype_seq)</w:t>
+            </w:r>
+          </w:p>
+        </w:tc>
+      </w:tr>
+      <w:tr>
+        <w:tc>
+          <w:tcPr/>
+          <w:p>
+            <w:pPr>
+              <w:pStyle w:val="Compact"/>
+              <w:jc w:val="right"/>
+            </w:pPr>
+            <w:r>
+              <w:t xml:space="preserve">2.72</w:t>
+            </w:r>
+          </w:p>
+        </w:tc>
+        <w:tc>
+          <w:tcPr/>
+          <w:p>
+            <w:pPr>
+              <w:pStyle w:val="Compact"/>
+              <w:jc w:val="center"/>
+            </w:pPr>
+            <w:r>
+              <w:t xml:space="preserve">[2.10, 3.51]</w:t>
+            </w:r>
+          </w:p>
+        </w:tc>
+        <w:tc>
+          <w:tcPr/>
+          <w:p>
+            <w:pPr>
+              <w:pStyle w:val="Compact"/>
+              <w:jc w:val="right"/>
+            </w:pPr>
+            <w:r>
+              <w:t xml:space="preserve">114</w:t>
+            </w:r>
+          </w:p>
+        </w:tc>
+        <w:tc>
+          <w:tcPr/>
+          <w:p>
+            <w:pPr>
+              <w:pStyle w:val="Compact"/>
+              <w:jc w:val="right"/>
+            </w:pPr>
+            <w:r>
+              <w:t xml:space="preserve">130</w:t>
+            </w:r>
+          </w:p>
+        </w:tc>
+        <w:tc>
+          <w:tcPr/>
+          <w:p>
+            <w:pPr>
+              <w:pStyle w:val="Compact"/>
+              <w:jc w:val="left"/>
+            </w:pPr>
+            <w:r>
+              <w:rPr>
+                <w:rStyle w:val="VerbatimChar"/>
+              </w:rPr>
+              <w:t xml:space="preserve">counter_surprise:397_{10, 27, 28, 29}</w:t>
+            </w:r>
+          </w:p>
+        </w:tc>
+      </w:tr>
+      <w:tr>
+        <w:tc>
+          <w:tcPr/>
+          <w:p>
+            <w:pPr>
+              <w:pStyle w:val="Compact"/>
+              <w:jc w:val="right"/>
+            </w:pPr>
+            <w:r>
+              <w:t xml:space="preserve">2.65</w:t>
+            </w:r>
+          </w:p>
+        </w:tc>
+        <w:tc>
+          <w:tcPr/>
+          <w:p>
+            <w:pPr>
+              <w:pStyle w:val="Compact"/>
+              <w:jc w:val="center"/>
+            </w:pPr>
+            <w:r>
+              <w:t xml:space="preserve">[2.07, 3.39]</w:t>
+            </w:r>
+          </w:p>
+        </w:tc>
+        <w:tc>
+          <w:tcPr/>
+          <w:p>
+            <w:pPr>
+              <w:pStyle w:val="Compact"/>
+              <w:jc w:val="right"/>
+            </w:pPr>
+            <w:r>
+              <w:t xml:space="preserve">122</w:t>
+            </w:r>
+          </w:p>
+        </w:tc>
+        <w:tc>
+          <w:tcPr/>
+          <w:p>
+            <w:pPr>
+              <w:pStyle w:val="Compact"/>
+              <w:jc w:val="right"/>
+            </w:pPr>
+            <w:r>
+              <w:t xml:space="preserve">143</w:t>
+            </w:r>
+          </w:p>
+        </w:tc>
+        <w:tc>
+          <w:tcPr/>
+          <w:p>
+            <w:pPr>
+              <w:pStyle w:val="Compact"/>
+              <w:jc w:val="left"/>
+            </w:pPr>
+            <w:r>
+              <w:rPr>
+                <w:rStyle w:val="VerbatimChar"/>
+              </w:rPr>
+              <w:t xml:space="preserve">counter_surprise:{158_3, 397_28}</w:t>
+            </w:r>
+          </w:p>
+        </w:tc>
+      </w:tr>
+      <w:tr>
+        <w:tc>
+          <w:tcPr/>
+          <w:p>
+            <w:pPr>
+              <w:pStyle w:val="Compact"/>
+              <w:jc w:val="right"/>
+            </w:pPr>
+            <w:r>
+              <w:t xml:space="preserve">2.63</w:t>
+            </w:r>
+          </w:p>
+        </w:tc>
+        <w:tc>
+          <w:tcPr/>
+          <w:p>
+            <w:pPr>
+              <w:pStyle w:val="Compact"/>
+              <w:jc w:val="center"/>
+            </w:pPr>
+            <w:r>
+              <w:t xml:space="preserve">[2.05, 3.38]</w:t>
+            </w:r>
+          </w:p>
+        </w:tc>
+        <w:tc>
+          <w:tcPr/>
+          <w:p>
+            <w:pPr>
+              <w:pStyle w:val="Compact"/>
+              <w:jc w:val="right"/>
+            </w:pPr>
+            <w:r>
+              <w:t xml:space="preserve">118</w:t>
+            </w:r>
+          </w:p>
+        </w:tc>
+        <w:tc>
+          <w:tcPr/>
+          <w:p>
+            <w:pPr>
+              <w:pStyle w:val="Compact"/>
+              <w:jc w:val="right"/>
+            </w:pPr>
+            <w:r>
+              <w:t xml:space="preserve">139</w:t>
+            </w:r>
+          </w:p>
+        </w:tc>
+        <w:tc>
+          <w:tcPr/>
+          <w:p>
+            <w:pPr>
+              <w:pStyle w:val="Compact"/>
+              <w:jc w:val="left"/>
+            </w:pPr>
+            <w:r>
+              <w:rPr>
+                <w:rStyle w:val="VerbatimChar"/>
+              </w:rPr>
+              <w:t xml:space="preserve">counter_surprise:397_{10, 27, 29, 34}</w:t>
+            </w:r>
+          </w:p>
+        </w:tc>
+      </w:tr>
+      <w:tr>
+        <w:tc>
+          <w:tcPr/>
+          <w:p>
+            <w:pPr>
+              <w:pStyle w:val="Compact"/>
+              <w:jc w:val="right"/>
+            </w:pPr>
+            <w:r>
+              <w:t xml:space="preserve">2.44</w:t>
+            </w:r>
+          </w:p>
+        </w:tc>
+        <w:tc>
+          <w:tcPr/>
+          <w:p>
+            <w:pPr>
+              <w:pStyle w:val="Compact"/>
+              <w:jc w:val="center"/>
+            </w:pPr>
+            <w:r>
+              <w:t xml:space="preserve">[1.98, 3.01]</w:t>
+            </w:r>
+          </w:p>
+        </w:tc>
+        <w:tc>
+          <w:tcPr/>
+          <w:p>
+            <w:pPr>
+              <w:pStyle w:val="Compact"/>
+              <w:jc w:val="right"/>
+            </w:pPr>
+            <w:r>
+              <w:t xml:space="preserve">165</w:t>
+            </w:r>
+          </w:p>
+        </w:tc>
+        <w:tc>
+          <w:tcPr/>
+          <w:p>
+            <w:pPr>
+              <w:pStyle w:val="Compact"/>
+              <w:jc w:val="right"/>
+            </w:pPr>
+            <w:r>
+              <w:t xml:space="preserve">212</w:t>
+            </w:r>
+          </w:p>
+        </w:tc>
+        <w:tc>
+          <w:tcPr/>
+          <w:p>
+            <w:pPr>
+              <w:pStyle w:val="Compact"/>
+              <w:jc w:val="left"/>
+            </w:pPr>
+            <w:r>
+              <w:rPr>
+                <w:rStyle w:val="VerbatimChar"/>
+              </w:rPr>
+              <w:t xml:space="preserve">counter_surprise:397_{10, 28, 29, 34}</w:t>
+            </w:r>
+          </w:p>
+        </w:tc>
+      </w:tr>
+      <w:tr>
+        <w:tc>
+          <w:tcPr/>
+          <w:p>
+            <w:pPr>
+              <w:pStyle w:val="Compact"/>
+              <w:jc w:val="right"/>
+            </w:pPr>
+            <w:r>
+              <w:t xml:space="preserve">2.37</w:t>
+            </w:r>
+          </w:p>
+        </w:tc>
+        <w:tc>
+          <w:tcPr/>
+          <w:p>
+            <w:pPr>
+              <w:pStyle w:val="Compact"/>
+              <w:jc w:val="center"/>
+            </w:pPr>
+            <w:r>
+              <w:t xml:space="preserve">[1.94, 2.89]</w:t>
+            </w:r>
+          </w:p>
+        </w:tc>
+        <w:tc>
+          <w:tcPr/>
+          <w:p>
+            <w:pPr>
+              <w:pStyle w:val="Compact"/>
+              <w:jc w:val="right"/>
+            </w:pPr>
+            <w:r>
+              <w:t xml:space="preserve">183</w:t>
+            </w:r>
+          </w:p>
+        </w:tc>
+        <w:tc>
+          <w:tcPr/>
+          <w:p>
+            <w:pPr>
+              <w:pStyle w:val="Compact"/>
+              <w:jc w:val="right"/>
+            </w:pPr>
+            <w:r>
+              <w:t xml:space="preserve">243</w:t>
+            </w:r>
+          </w:p>
+        </w:tc>
+        <w:tc>
+          <w:tcPr/>
+          <w:p>
+            <w:pPr>
+              <w:pStyle w:val="Compact"/>
+              <w:jc w:val="left"/>
+            </w:pPr>
+            <w:r>
+              <w:rPr>
+                <w:rStyle w:val="VerbatimChar"/>
+              </w:rPr>
+              <w:t xml:space="preserve">counter_surprise:{158_9, 309_0}</w:t>
+            </w:r>
+          </w:p>
+        </w:tc>
+      </w:tr>
+    </w:tbl>
+    <w:p>
+      <w:pPr>
+        <w:pStyle w:val="BodyText"/>
+      </w:pPr>
+      <w:r>
+        <w:t xml:space="preserve">The top signatures are concentrated in bin combinations of the same</w:t>
+      </w:r>
+      <w:r>
+        <w:t xml:space="preserve"> </w:t>
+      </w:r>
+      <w:r>
+        <w:t xml:space="preserve">histogram feature (397), consistent with the §3.4 note that</w:t>
+      </w:r>
+      <w:r>
+        <w:t xml:space="preserve"> </w:t>
+      </w:r>
+      <w:r>
+        <w:t xml:space="preserve">Component X features encode 6 histograms. The</w:t>
+      </w:r>
+      <w:r>
+        <w:t xml:space="preserve"> </w:t>
+      </w:r>
+      <w:r>
+        <w:rPr>
+          <w:rStyle w:val="VerbatimChar"/>
+        </w:rPr>
+        <w:t xml:space="preserve">158_9 + 309_0</w:t>
+      </w:r>
+      <w:r>
+        <w:t xml:space="preserve"> </w:t>
+      </w:r>
+      <w:r>
+        <w:t xml:space="preserve">cross-feature signature is an example of a two-feature interaction</w:t>
+      </w:r>
+      <w:r>
+        <w:t xml:space="preserve"> </w:t>
+      </w:r>
+      <w:r>
+        <w:t xml:space="preserve">that pattern mining surfaces without needing a black-box classifier.</w:t>
+      </w:r>
+      <w:r>
+        <w:t xml:space="preserve"> </w:t>
+      </w:r>
+      <w:r>
+        <w:t xml:space="preserve">Despite these interpretable hazard-ratio-scored patterns, none of</w:t>
+      </w:r>
+      <w:r>
+        <w:t xml:space="preserve"> </w:t>
+      </w:r>
+      <w:r>
+        <w:t xml:space="preserve">them lift a temporally-held-out logistic regression beyond AUROC</w:t>
+      </w:r>
+      <w:r>
+        <w:t xml:space="preserve"> </w:t>
+      </w:r>
+      <w:r>
+        <w:t xml:space="preserve">0.60 (per §6.3): the patterns are per-truck static discriminators,</w:t>
+      </w:r>
+      <w:r>
+        <w:t xml:space="preserve"> </w:t>
+      </w:r>
+      <w:r>
+        <w:t xml:space="preserve">not temporal precursors that a next-K-event alarm can act on. The</w:t>
+      </w:r>
+      <w:r>
+        <w:t xml:space="preserve"> </w:t>
+      </w:r>
+      <w:r>
+        <w:t xml:space="preserve">distinction is important operationally: hazard-ratio-scored patterns</w:t>
+      </w:r>
+      <w:r>
+        <w:t xml:space="preserve"> </w:t>
+      </w:r>
+      <w:r>
+        <w:t xml:space="preserve">support cohort-level fleet triage (which trucks warrant closer</w:t>
+      </w:r>
+      <w:r>
+        <w:t xml:space="preserve"> </w:t>
+      </w:r>
+      <w:r>
+        <w:t xml:space="preserve">inspection), not next-event alerting.</w:t>
+      </w:r>
+    </w:p>
+    <w:bookmarkEnd w:id="53"/>
+    <w:bookmarkStart w:id="55" w:name="lead-time-on-true-positives"/>
+    <w:p>
+      <w:pPr>
+        <w:pStyle w:val="Heading3"/>
+      </w:pPr>
+      <w:r>
+        <w:rPr>
+          <w:rStyle w:val="SectionNumber"/>
+        </w:rPr>
+        <w:t xml:space="preserve">1.7.7</w:t>
+      </w:r>
+      <w:r>
+        <w:tab/>
+      </w:r>
+      <w:r>
+        <w:t xml:space="preserve">6.6 Lead time on true positives</w:t>
       </w:r>
     </w:p>
     <w:p>
@@ -5626,7 +7477,7 @@
       <w:r>
         <w:t xml:space="preserve"> </w:t>
       </w:r>
-      <w:hyperlink r:id="rId51">
+      <w:hyperlink r:id="rId54">
         <w:r>
           <w:rPr>
             <w:rStyle w:val="Hyperlink"/>
@@ -5638,9 +7489,9 @@
         <w:t xml:space="preserve">.</w:t>
       </w:r>
     </w:p>
-    <w:bookmarkEnd w:id="52"/>
-    <w:bookmarkEnd w:id="53"/>
-    <w:bookmarkStart w:id="56" w:name="discussion"/>
+    <w:bookmarkEnd w:id="55"/>
+    <w:bookmarkEnd w:id="56"/>
+    <w:bookmarkStart w:id="59" w:name="discussion"/>
     <w:p>
       <w:pPr>
         <w:pStyle w:val="Heading2"/>
@@ -5658,7 +7509,7 @@
         <w:t xml:space="preserve">7 Discussion</w:t>
       </w:r>
     </w:p>
-    <w:bookmarkStart w:id="54" w:name="X75d9a394a307a62bf087024a3c4b370afb7d957"/>
+    <w:bookmarkStart w:id="57" w:name="X75d9a394a307a62bf087024a3c4b370afb7d957"/>
     <w:p>
       <w:pPr>
         <w:pStyle w:val="Heading3"/>
@@ -5857,8 +7708,8 @@
         <w:t xml:space="preserve">jobs that fail early do so in a different distribution of task types.</w:t>
       </w:r>
     </w:p>
-    <w:bookmarkEnd w:id="54"/>
-    <w:bookmarkStart w:id="55" w:name="regime-of-validity"/>
+    <w:bookmarkEnd w:id="57"/>
+    <w:bookmarkStart w:id="58" w:name="regime-of-validity"/>
     <w:p>
       <w:pPr>
         <w:pStyle w:val="Heading3"/>
@@ -6259,13 +8110,7 @@
         <w:t xml:space="preserve"> </w:t>
       </w:r>
       <w:r>
-        <w:t xml:space="preserve">for the Component X boundary and localises the limit to the</w:t>
-      </w:r>
-      <w:r>
-        <w:t xml:space="preserve"> </w:t>
-      </w:r>
-      <w:r>
-        <w:t xml:space="preserve">sparse longitudinal readout cadence of that specific release.</w:t>
+        <w:t xml:space="preserve">for the Component X boundary.</w:t>
       </w:r>
     </w:p>
     <w:p>
@@ -6273,6 +8118,208 @@
         <w:pStyle w:val="BodyText"/>
       </w:pPr>
       <w:r>
+        <w:rPr>
+          <w:b/>
+          <w:bCs/>
+        </w:rPr>
+        <w:t xml:space="preserve">Root-cause diagnosis: trajectory-signal absence, not signal</w:t>
+      </w:r>
+      <w:r>
+        <w:rPr>
+          <w:b/>
+          <w:bCs/>
+        </w:rPr>
+        <w:t xml:space="preserve"> </w:t>
+      </w:r>
+      <w:r>
+        <w:rPr>
+          <w:b/>
+          <w:bCs/>
+        </w:rPr>
+        <w:t xml:space="preserve">absence.</w:t>
+      </w:r>
+      <w:r>
+        <w:t xml:space="preserve"> </w:t>
+      </w:r>
+      <w:r>
+        <w:t xml:space="preserve">A stratified 5-fold cross-validation on the same 420</w:t>
+      </w:r>
+      <w:r>
+        <w:t xml:space="preserve"> </w:t>
+      </w:r>
+      <w:r>
+        <w:t xml:space="preserve">aggregated Component X features (mean / max / std / last of each of</w:t>
+      </w:r>
+      <w:r>
+        <w:t xml:space="preserve"> </w:t>
+      </w:r>
+      <w:r>
+        <w:t xml:space="preserve">the 105 columns per vehicle), with each column linearly</w:t>
+      </w:r>
+      <w:r>
+        <w:t xml:space="preserve"> </w:t>
+      </w:r>
+      <w:r>
+        <w:t xml:space="preserve">residualised against</w:t>
+      </w:r>
+      <w:r>
+        <w:t xml:space="preserve"> </w:t>
+      </w:r>
+      <w:r>
+        <w:rPr>
+          <w:rStyle w:val="VerbatimChar"/>
+        </w:rPr>
+        <w:t xml:space="preserve">length_of_study_time_step</w:t>
+      </w:r>
+      <w:r>
+        <w:t xml:space="preserve"> </w:t>
+      </w:r>
+      <w:r>
+        <w:t xml:space="preserve">inside every fold,</w:t>
+      </w:r>
+      <w:r>
+        <w:t xml:space="preserve"> </w:t>
+      </w:r>
+      <w:r>
+        <w:t xml:space="preserve">reaches AUROC 0.826 ± 0.005 — comparable to Alibaba’s</w:t>
+      </w:r>
+      <w:r>
+        <w:t xml:space="preserve"> </w:t>
+      </w:r>
+      <w:r>
+        <w:rPr>
+          <w:rStyle w:val="VerbatimChar"/>
+        </w:rPr>
+        <w:t xml:space="preserve">last3</w:t>
+      </w:r>
+      <w:r>
+        <w:t xml:space="preserve"> </w:t>
+      </w:r>
+      <w:r>
+        <w:t xml:space="preserve">combined score (0.81) and BGL’s chance (0.51). The same LightGBM</w:t>
+      </w:r>
+      <w:r>
+        <w:t xml:space="preserve"> </w:t>
+      </w:r>
+      <w:r>
+        <w:t xml:space="preserve">configuration under the temporal split used elsewhere in the paper</w:t>
+      </w:r>
+      <w:r>
+        <w:t xml:space="preserve"> </w:t>
+      </w:r>
+      <w:r>
+        <w:t xml:space="preserve">only reaches 0.67, and the pattern-mining pipeline reaches 0.60.</w:t>
+      </w:r>
+      <w:r>
+        <w:t xml:space="preserve"> </w:t>
+      </w:r>
+      <w:r>
+        <w:t xml:space="preserve">Component X features therefore carry substantial per-truck failure</w:t>
+      </w:r>
+      <w:r>
+        <w:t xml:space="preserve"> </w:t>
+      </w:r>
+      <w:r>
+        <w:t xml:space="preserve">signal, but the signal is a static per-vehicle profile (aggregate</w:t>
+      </w:r>
+      <w:r>
+        <w:t xml:space="preserve"> </w:t>
+      </w:r>
+      <w:r>
+        <w:t xml:space="preserve">usage, cumulative counter shape) rather than a temporal degradation</w:t>
+      </w:r>
+      <w:r>
+        <w:t xml:space="preserve"> </w:t>
+      </w:r>
+      <w:r>
+        <w:t xml:space="preserve">trajectory. Last-K-events windows and the ordered-pattern mining</w:t>
+      </w:r>
+      <w:r>
+        <w:t xml:space="preserve"> </w:t>
+      </w:r>
+      <w:r>
+        <w:t xml:space="preserve">built on them cannot see it, because there is no pre-failure event</w:t>
+      </w:r>
+      <w:r>
+        <w:t xml:space="preserve"> </w:t>
+      </w:r>
+      <w:r>
+        <w:t xml:space="preserve">ordering to catch; the discriminative information is spread across</w:t>
+      </w:r>
+      <w:r>
+        <w:t xml:space="preserve"> </w:t>
+      </w:r>
+      <w:r>
+        <w:t xml:space="preserve">the truck’s entire operating history.</w:t>
+      </w:r>
+    </w:p>
+    <w:p>
+      <w:pPr>
+        <w:pStyle w:val="BodyText"/>
+      </w:pPr>
+      <w:r>
+        <w:t xml:space="preserve">This gives a sharper three-way regime-of-validity: (i) two wins</w:t>
+      </w:r>
+      <w:r>
+        <w:t xml:space="preserve"> </w:t>
+      </w:r>
+      <w:r>
+        <w:t xml:space="preserve">(Azure PdM, Alibaba v2018) — target failure preceded by a</w:t>
+      </w:r>
+      <w:r>
+        <w:t xml:space="preserve"> </w:t>
+      </w:r>
+      <w:r>
+        <w:t xml:space="preserve">discriminable ordered event trajectory; (ii) BGL — target class is</w:t>
+      </w:r>
+      <w:r>
+        <w:t xml:space="preserve"> </w:t>
+      </w:r>
+      <w:r>
+        <w:t xml:space="preserve">self-triggering with no discriminable non-alert precursor; (iii)</w:t>
+      </w:r>
+      <w:r>
+        <w:t xml:space="preserve"> </w:t>
+      </w:r>
+      <w:r>
+        <w:t xml:space="preserve">Component X — target has strong per-truck signal in aggregate</w:t>
+      </w:r>
+      <w:r>
+        <w:t xml:space="preserve"> </w:t>
+      </w:r>
+      <w:r>
+        <w:t xml:space="preserve">features but no last-K-events trajectory signal, so pattern mining</w:t>
+      </w:r>
+      <w:r>
+        <w:t xml:space="preserve"> </w:t>
+      </w:r>
+      <w:r>
+        <w:t xml:space="preserve">on windows attains the temporal-split ceiling but not the</w:t>
+      </w:r>
+      <w:r>
+        <w:t xml:space="preserve"> </w:t>
+      </w:r>
+      <w:r>
+        <w:t xml:space="preserve">transductive per-vehicle ceiling. The APS positive control confirms</w:t>
+      </w:r>
+      <w:r>
+        <w:t xml:space="preserve"> </w:t>
+      </w:r>
+      <w:r>
+        <w:t xml:space="preserve">that (iii) is a target-shape distinction, not a manufacturer or</w:t>
+      </w:r>
+      <w:r>
+        <w:t xml:space="preserve"> </w:t>
+      </w:r>
+      <w:r>
+        <w:t xml:space="preserve">schema deficiency.</w:t>
+      </w:r>
+    </w:p>
+    <w:p>
+      <w:pPr>
+        <w:pStyle w:val="BodyText"/>
+      </w:pPr>
+      <w:r>
         <w:t xml:space="preserve">The method’s regime of validity is therefore</w:t>
       </w:r>
       <w:r>
@@ -6353,9 +8400,9 @@
         <w:t xml:space="preserve">at all.</w:t>
       </w:r>
     </w:p>
-    <w:bookmarkEnd w:id="55"/>
-    <w:bookmarkEnd w:id="56"/>
-    <w:bookmarkStart w:id="57" w:name="limitations"/>
+    <w:bookmarkEnd w:id="58"/>
+    <w:bookmarkEnd w:id="59"/>
+    <w:bookmarkStart w:id="60" w:name="limitations"/>
     <w:p>
       <w:pPr>
         <w:pStyle w:val="Heading2"/>
@@ -6565,8 +8612,8 @@
         <w:t xml:space="preserve">reflects that finding.</w:t>
       </w:r>
     </w:p>
-    <w:bookmarkEnd w:id="57"/>
-    <w:bookmarkStart w:id="58" w:name="conclusion"/>
+    <w:bookmarkEnd w:id="60"/>
+    <w:bookmarkStart w:id="61" w:name="conclusion"/>
     <w:p>
       <w:pPr>
         <w:pStyle w:val="Heading2"/>
@@ -6659,8 +8706,8 @@
         </w:pict>
       </w:r>
     </w:p>
-    <w:bookmarkEnd w:id="58"/>
-    <w:bookmarkStart w:id="59" w:name="what-is-still-missing"/>
+    <w:bookmarkEnd w:id="61"/>
+    <w:bookmarkStart w:id="62" w:name="what-is-still-missing"/>
     <w:p>
       <w:pPr>
         <w:pStyle w:val="Heading2"/>
@@ -6759,8 +8806,8 @@
         <w:t xml:space="preserve">skill once prose is settled.</w:t>
       </w:r>
     </w:p>
-    <w:bookmarkEnd w:id="59"/>
-    <w:bookmarkStart w:id="123" w:name="what-is-verified"/>
+    <w:bookmarkEnd w:id="62"/>
+    <w:bookmarkStart w:id="126" w:name="what-is-verified"/>
     <w:p>
       <w:pPr>
         <w:pStyle w:val="Heading2"/>
@@ -6792,7 +8839,7 @@
       <w:r>
         <w:t xml:space="preserve"> </w:t>
       </w:r>
-      <w:hyperlink r:id="rId60">
+      <w:hyperlink r:id="rId63">
         <w:r>
           <w:rPr>
             <w:rStyle w:val="Hyperlink"/>
@@ -6846,8 +8893,8 @@
         <w:t xml:space="preserve">boundary-condition additions.</w:t>
       </w:r>
     </w:p>
-    <w:bookmarkStart w:id="122" w:name="refs"/>
-    <w:bookmarkStart w:id="61" w:name="ref-agrawal1994fast"/>
+    <w:bookmarkStart w:id="125" w:name="refs"/>
+    <w:bookmarkStart w:id="64" w:name="ref-agrawal1994fast"/>
     <w:p>
       <w:pPr>
         <w:pStyle w:val="Bibliography"/>
@@ -6881,8 +8928,8 @@
         <w:t xml:space="preserve">, 487–99.</w:t>
       </w:r>
     </w:p>
-    <w:bookmarkEnd w:id="61"/>
-    <w:bookmarkStart w:id="63" w:name="ref-alibaba2018repo"/>
+    <w:bookmarkEnd w:id="64"/>
+    <w:bookmarkStart w:id="66" w:name="ref-alibaba2018repo"/>
     <w:p>
       <w:pPr>
         <w:pStyle w:val="Bibliography"/>
@@ -6905,7 +8952,7 @@
       <w:r>
         <w:t xml:space="preserve"> </w:t>
       </w:r>
-      <w:hyperlink r:id="rId62">
+      <w:hyperlink r:id="rId65">
         <w:r>
           <w:rPr>
             <w:rStyle w:val="Hyperlink"/>
@@ -6917,8 +8964,8 @@
         <w:t xml:space="preserve">.</w:t>
       </w:r>
     </w:p>
-    <w:bookmarkEnd w:id="63"/>
-    <w:bookmarkStart w:id="65" w:name="ref-benjamini1995controlling"/>
+    <w:bookmarkEnd w:id="66"/>
+    <w:bookmarkStart w:id="68" w:name="ref-benjamini1995controlling"/>
     <w:p>
       <w:pPr>
         <w:pStyle w:val="Bibliography"/>
@@ -6951,7 +8998,7 @@
       <w:r>
         <w:t xml:space="preserve"> </w:t>
       </w:r>
-      <w:hyperlink r:id="rId64">
+      <w:hyperlink r:id="rId67">
         <w:r>
           <w:rPr>
             <w:rStyle w:val="Hyperlink"/>
@@ -6963,8 +9010,8 @@
         <w:t xml:space="preserve">.</w:t>
       </w:r>
     </w:p>
-    <w:bookmarkEnd w:id="65"/>
-    <w:bookmarkStart w:id="67" w:name="ref-cheng2018characterizing"/>
+    <w:bookmarkEnd w:id="68"/>
+    <w:bookmarkStart w:id="70" w:name="ref-cheng2018characterizing"/>
     <w:p>
       <w:pPr>
         <w:pStyle w:val="Bibliography"/>
@@ -6987,7 +9034,7 @@
       <w:r>
         <w:t xml:space="preserve"> </w:t>
       </w:r>
-      <w:hyperlink r:id="rId66">
+      <w:hyperlink r:id="rId69">
         <w:r>
           <w:rPr>
             <w:rStyle w:val="Hyperlink"/>
@@ -6999,8 +9046,8 @@
         <w:t xml:space="preserve">.</w:t>
       </w:r>
     </w:p>
-    <w:bookmarkEnd w:id="67"/>
-    <w:bookmarkStart w:id="69" w:name="ref-costa2016ida"/>
+    <w:bookmarkEnd w:id="70"/>
+    <w:bookmarkStart w:id="72" w:name="ref-costa2016ida"/>
     <w:p>
       <w:pPr>
         <w:pStyle w:val="Bibliography"/>
@@ -7045,7 +9092,7 @@
       <w:r>
         <w:t xml:space="preserve"> </w:t>
       </w:r>
-      <w:hyperlink r:id="rId68">
+      <w:hyperlink r:id="rId71">
         <w:r>
           <w:rPr>
             <w:rStyle w:val="Hyperlink"/>
@@ -7057,8 +9104,8 @@
         <w:t xml:space="preserve">.</w:t>
       </w:r>
     </w:p>
-    <w:bookmarkEnd w:id="69"/>
-    <w:bookmarkStart w:id="71" w:name="ref-du2017deeplog"/>
+    <w:bookmarkEnd w:id="72"/>
+    <w:bookmarkStart w:id="74" w:name="ref-du2017deeplog"/>
     <w:p>
       <w:pPr>
         <w:pStyle w:val="Bibliography"/>
@@ -7100,7 +9147,7 @@
       <w:r>
         <w:t xml:space="preserve"> </w:t>
       </w:r>
-      <w:hyperlink r:id="rId70">
+      <w:hyperlink r:id="rId73">
         <w:r>
           <w:rPr>
             <w:rStyle w:val="Hyperlink"/>
@@ -7112,8 +9159,8 @@
         <w:t xml:space="preserve">.</w:t>
       </w:r>
     </w:p>
-    <w:bookmarkEnd w:id="71"/>
-    <w:bookmarkStart w:id="73" w:name="ref-fournierviger2022patternmining"/>
+    <w:bookmarkEnd w:id="74"/>
+    <w:bookmarkStart w:id="76" w:name="ref-fournierviger2022patternmining"/>
     <w:p>
       <w:pPr>
         <w:pStyle w:val="Bibliography"/>
@@ -7149,7 +9196,7 @@
       <w:r>
         <w:t xml:space="preserve"> </w:t>
       </w:r>
-      <w:hyperlink r:id="rId72">
+      <w:hyperlink r:id="rId75">
         <w:r>
           <w:rPr>
             <w:rStyle w:val="Hyperlink"/>
@@ -7161,8 +9208,8 @@
         <w:t xml:space="preserve">.</w:t>
       </w:r>
     </w:p>
-    <w:bookmarkEnd w:id="73"/>
-    <w:bookmarkStart w:id="75" w:name="ref-fournierviger2014cmspade"/>
+    <w:bookmarkEnd w:id="76"/>
+    <w:bookmarkStart w:id="78" w:name="ref-fournierviger2014cmspade"/>
     <w:p>
       <w:pPr>
         <w:pStyle w:val="Bibliography"/>
@@ -7198,7 +9245,7 @@
       <w:r>
         <w:t xml:space="preserve"> </w:t>
       </w:r>
-      <w:hyperlink r:id="rId74">
+      <w:hyperlink r:id="rId77">
         <w:r>
           <w:rPr>
             <w:rStyle w:val="Hyperlink"/>
@@ -7210,8 +9257,8 @@
         <w:t xml:space="preserve">.</w:t>
       </w:r>
     </w:p>
-    <w:bookmarkEnd w:id="75"/>
-    <w:bookmarkStart w:id="77" w:name="ref-fournier2016spmf"/>
+    <w:bookmarkEnd w:id="78"/>
+    <w:bookmarkStart w:id="80" w:name="ref-fournier2016spmf"/>
     <w:p>
       <w:pPr>
         <w:pStyle w:val="Bibliography"/>
@@ -7259,7 +9306,7 @@
       <w:r>
         <w:t xml:space="preserve"> </w:t>
       </w:r>
-      <w:hyperlink r:id="rId76">
+      <w:hyperlink r:id="rId79">
         <w:r>
           <w:rPr>
             <w:rStyle w:val="Hyperlink"/>
@@ -7271,8 +9318,8 @@
         <w:t xml:space="preserve">.</w:t>
       </w:r>
     </w:p>
-    <w:bookmarkEnd w:id="77"/>
-    <w:bookmarkStart w:id="79" w:name="ref-fournierviger2014vmsp"/>
+    <w:bookmarkEnd w:id="80"/>
+    <w:bookmarkStart w:id="82" w:name="ref-fournierviger2014vmsp"/>
     <w:p>
       <w:pPr>
         <w:pStyle w:val="Bibliography"/>
@@ -7314,7 +9361,7 @@
       <w:r>
         <w:t xml:space="preserve"> </w:t>
       </w:r>
-      <w:hyperlink r:id="rId78">
+      <w:hyperlink r:id="rId81">
         <w:r>
           <w:rPr>
             <w:rStyle w:val="Hyperlink"/>
@@ -7326,8 +9373,8 @@
         <w:t xml:space="preserve">.</w:t>
       </w:r>
     </w:p>
-    <w:bookmarkEnd w:id="79"/>
-    <w:bookmarkStart w:id="81" w:name="ref-guo2021logbert"/>
+    <w:bookmarkEnd w:id="82"/>
+    <w:bookmarkStart w:id="84" w:name="ref-guo2021logbert"/>
     <w:p>
       <w:pPr>
         <w:pStyle w:val="Bibliography"/>
@@ -7378,7 +9425,7 @@
       <w:r>
         <w:t xml:space="preserve"> </w:t>
       </w:r>
-      <w:hyperlink r:id="rId80">
+      <w:hyperlink r:id="rId83">
         <w:r>
           <w:rPr>
             <w:rStyle w:val="Hyperlink"/>
@@ -7390,8 +9437,8 @@
         <w:t xml:space="preserve">.</w:t>
       </w:r>
     </w:p>
-    <w:bookmarkEnd w:id="81"/>
-    <w:bookmarkStart w:id="83" w:name="ref-guo2024logformer"/>
+    <w:bookmarkEnd w:id="84"/>
+    <w:bookmarkStart w:id="86" w:name="ref-guo2024logformer"/>
     <w:p>
       <w:pPr>
         <w:pStyle w:val="Bibliography"/>
@@ -7420,7 +9467,7 @@
       <w:r>
         <w:t xml:space="preserve"> </w:t>
       </w:r>
-      <w:hyperlink r:id="rId82">
+      <w:hyperlink r:id="rId85">
         <w:r>
           <w:rPr>
             <w:rStyle w:val="Hyperlink"/>
@@ -7432,8 +9479,8 @@
         <w:t xml:space="preserve">.</w:t>
       </w:r>
     </w:p>
-    <w:bookmarkEnd w:id="83"/>
-    <w:bookmarkStart w:id="85" w:name="ref-han2000mining"/>
+    <w:bookmarkEnd w:id="86"/>
+    <w:bookmarkStart w:id="88" w:name="ref-han2000mining"/>
     <w:p>
       <w:pPr>
         <w:pStyle w:val="Bibliography"/>
@@ -7469,7 +9516,7 @@
       <w:r>
         <w:t xml:space="preserve"> </w:t>
       </w:r>
-      <w:hyperlink r:id="rId84">
+      <w:hyperlink r:id="rId87">
         <w:r>
           <w:rPr>
             <w:rStyle w:val="Hyperlink"/>
@@ -7481,8 +9528,8 @@
         <w:t xml:space="preserve">.</w:t>
       </w:r>
     </w:p>
-    <w:bookmarkEnd w:id="85"/>
-    <w:bookmarkStart w:id="87" w:name="ref-ifraz2024sequential"/>
+    <w:bookmarkEnd w:id="88"/>
+    <w:bookmarkStart w:id="90" w:name="ref-ifraz2024sequential"/>
     <w:p>
       <w:pPr>
         <w:pStyle w:val="Bibliography"/>
@@ -7512,7 +9559,7 @@
       <w:r>
         <w:t xml:space="preserve"> </w:t>
       </w:r>
-      <w:hyperlink r:id="rId86">
+      <w:hyperlink r:id="rId89">
         <w:r>
           <w:rPr>
             <w:rStyle w:val="Hyperlink"/>
@@ -7524,8 +9571,8 @@
         <w:t xml:space="preserve">.</w:t>
       </w:r>
     </w:p>
-    <w:bookmarkEnd w:id="87"/>
-    <w:bookmarkStart w:id="89" w:name="ref-kharazian2025scania"/>
+    <w:bookmarkEnd w:id="90"/>
+    <w:bookmarkStart w:id="92" w:name="ref-kharazian2025scania"/>
     <w:p>
       <w:pPr>
         <w:pStyle w:val="Bibliography"/>
@@ -7573,7 +9620,7 @@
       <w:r>
         <w:t xml:space="preserve"> </w:t>
       </w:r>
-      <w:hyperlink r:id="rId88">
+      <w:hyperlink r:id="rId91">
         <w:r>
           <w:rPr>
             <w:rStyle w:val="Hyperlink"/>
@@ -7585,8 +9632,8 @@
         <w:t xml:space="preserve">.</w:t>
       </w:r>
     </w:p>
-    <w:bookmarkEnd w:id="89"/>
-    <w:bookmarkStart w:id="91" w:name="ref-alibaba2018trace"/>
+    <w:bookmarkEnd w:id="92"/>
+    <w:bookmarkStart w:id="94" w:name="ref-alibaba2018trace"/>
     <w:p>
       <w:pPr>
         <w:pStyle w:val="Bibliography"/>
@@ -7616,7 +9663,7 @@
       <w:r>
         <w:t xml:space="preserve"> </w:t>
       </w:r>
-      <w:hyperlink r:id="rId90">
+      <w:hyperlink r:id="rId93">
         <w:r>
           <w:rPr>
             <w:rStyle w:val="Hyperlink"/>
@@ -7628,8 +9675,8 @@
         <w:t xml:space="preserve">.</w:t>
       </w:r>
     </w:p>
-    <w:bookmarkEnd w:id="91"/>
-    <w:bookmarkStart w:id="93" w:name="ref-luo2021alibaba"/>
+    <w:bookmarkEnd w:id="94"/>
+    <w:bookmarkStart w:id="96" w:name="ref-luo2021alibaba"/>
     <w:p>
       <w:pPr>
         <w:pStyle w:val="Bibliography"/>
@@ -7677,7 +9724,7 @@
       <w:r>
         <w:t xml:space="preserve"> </w:t>
       </w:r>
-      <w:hyperlink r:id="rId92">
+      <w:hyperlink r:id="rId95">
         <w:r>
           <w:rPr>
             <w:rStyle w:val="Hyperlink"/>
@@ -7689,8 +9736,8 @@
         <w:t xml:space="preserve">.</w:t>
       </w:r>
     </w:p>
-    <w:bookmarkEnd w:id="93"/>
-    <w:bookmarkStart w:id="95" w:name="ref-meng2019loganomaly"/>
+    <w:bookmarkEnd w:id="96"/>
+    <w:bookmarkStart w:id="98" w:name="ref-meng2019loganomaly"/>
     <w:p>
       <w:pPr>
         <w:pStyle w:val="Bibliography"/>
@@ -7732,7 +9779,7 @@
       <w:r>
         <w:t xml:space="preserve"> </w:t>
       </w:r>
-      <w:hyperlink r:id="rId94">
+      <w:hyperlink r:id="rId97">
         <w:r>
           <w:rPr>
             <w:rStyle w:val="Hyperlink"/>
@@ -7744,8 +9791,8 @@
         <w:t xml:space="preserve">.</w:t>
       </w:r>
     </w:p>
-    <w:bookmarkEnd w:id="95"/>
-    <w:bookmarkStart w:id="97" w:name="ref-azurepdm"/>
+    <w:bookmarkEnd w:id="98"/>
+    <w:bookmarkStart w:id="100" w:name="ref-azurepdm"/>
     <w:p>
       <w:pPr>
         <w:pStyle w:val="Bibliography"/>
@@ -7774,7 +9821,7 @@
       <w:r>
         <w:t xml:space="preserve"> </w:t>
       </w:r>
-      <w:hyperlink r:id="rId96">
+      <w:hyperlink r:id="rId99">
         <w:r>
           <w:rPr>
             <w:rStyle w:val="Hyperlink"/>
@@ -7786,8 +9833,8 @@
         <w:t xml:space="preserve">.</w:t>
       </w:r>
     </w:p>
-    <w:bookmarkEnd w:id="97"/>
-    <w:bookmarkStart w:id="99" w:name="ref-oliner2007supercomputers"/>
+    <w:bookmarkEnd w:id="100"/>
+    <w:bookmarkStart w:id="102" w:name="ref-oliner2007supercomputers"/>
     <w:p>
       <w:pPr>
         <w:pStyle w:val="Bibliography"/>
@@ -7823,7 +9870,7 @@
       <w:r>
         <w:t xml:space="preserve"> </w:t>
       </w:r>
-      <w:hyperlink r:id="rId98">
+      <w:hyperlink r:id="rId101">
         <w:r>
           <w:rPr>
             <w:rStyle w:val="Hyperlink"/>
@@ -7835,8 +9882,8 @@
         <w:t xml:space="preserve">.</w:t>
       </w:r>
     </w:p>
-    <w:bookmarkEnd w:id="99"/>
-    <w:bookmarkStart w:id="101" w:name="ref-pei2001prefixspan"/>
+    <w:bookmarkEnd w:id="102"/>
+    <w:bookmarkStart w:id="104" w:name="ref-pei2001prefixspan"/>
     <w:p>
       <w:pPr>
         <w:pStyle w:val="Bibliography"/>
@@ -7878,7 +9925,7 @@
       <w:r>
         <w:t xml:space="preserve"> </w:t>
       </w:r>
-      <w:hyperlink r:id="rId100">
+      <w:hyperlink r:id="rId103">
         <w:r>
           <w:rPr>
             <w:rStyle w:val="Hyperlink"/>
@@ -7890,8 +9937,8 @@
         <w:t xml:space="preserve">.</w:t>
       </w:r>
     </w:p>
-    <w:bookmarkEnd w:id="101"/>
-    <w:bookmarkStart w:id="103" w:name="ref-raschka2018mlxtend"/>
+    <w:bookmarkEnd w:id="104"/>
+    <w:bookmarkStart w:id="106" w:name="ref-raschka2018mlxtend"/>
     <w:p>
       <w:pPr>
         <w:pStyle w:val="Bibliography"/>
@@ -7930,7 +9977,7 @@
       <w:r>
         <w:t xml:space="preserve"> </w:t>
       </w:r>
-      <w:hyperlink r:id="rId102">
+      <w:hyperlink r:id="rId105">
         <w:r>
           <w:rPr>
             <w:rStyle w:val="Hyperlink"/>
@@ -7942,8 +9989,8 @@
         <w:t xml:space="preserve">.</w:t>
       </w:r>
     </w:p>
-    <w:bookmarkEnd w:id="103"/>
-    <w:bookmarkStart w:id="105" w:name="ref-ren2020failure"/>
+    <w:bookmarkEnd w:id="106"/>
+    <w:bookmarkStart w:id="108" w:name="ref-ren2020failure"/>
     <w:p>
       <w:pPr>
         <w:pStyle w:val="Bibliography"/>
@@ -7979,7 +10026,7 @@
       <w:r>
         <w:t xml:space="preserve"> </w:t>
       </w:r>
-      <w:hyperlink r:id="rId104">
+      <w:hyperlink r:id="rId107">
         <w:r>
           <w:rPr>
             <w:rStyle w:val="Hyperlink"/>
@@ -7991,8 +10038,8 @@
         <w:t xml:space="preserve">.</w:t>
       </w:r>
     </w:p>
-    <w:bookmarkEnd w:id="105"/>
-    <w:bookmarkStart w:id="107" w:name="ref-saxena2008cmapss"/>
+    <w:bookmarkEnd w:id="108"/>
+    <w:bookmarkStart w:id="110" w:name="ref-saxena2008cmapss"/>
     <w:p>
       <w:pPr>
         <w:pStyle w:val="Bibliography"/>
@@ -8028,7 +10075,7 @@
       <w:r>
         <w:t xml:space="preserve"> </w:t>
       </w:r>
-      <w:hyperlink r:id="rId106">
+      <w:hyperlink r:id="rId109">
         <w:r>
           <w:rPr>
             <w:rStyle w:val="Hyperlink"/>
@@ -8040,8 +10087,8 @@
         <w:t xml:space="preserve">.</w:t>
       </w:r>
     </w:p>
-    <w:bookmarkEnd w:id="107"/>
-    <w:bookmarkStart w:id="109" w:name="ref-serradilla2022pdmsurvey"/>
+    <w:bookmarkEnd w:id="110"/>
+    <w:bookmarkStart w:id="112" w:name="ref-serradilla2022pdmsurvey"/>
     <w:p>
       <w:pPr>
         <w:pStyle w:val="Bibliography"/>
@@ -8074,7 +10121,7 @@
       <w:r>
         <w:t xml:space="preserve"> </w:t>
       </w:r>
-      <w:hyperlink r:id="rId108">
+      <w:hyperlink r:id="rId111">
         <w:r>
           <w:rPr>
             <w:rStyle w:val="Hyperlink"/>
@@ -8086,8 +10133,8 @@
         <w:t xml:space="preserve">.</w:t>
       </w:r>
     </w:p>
-    <w:bookmarkEnd w:id="109"/>
-    <w:bookmarkStart w:id="111" w:name="ref-srikant1996gsp"/>
+    <w:bookmarkEnd w:id="112"/>
+    <w:bookmarkStart w:id="114" w:name="ref-srikant1996gsp"/>
     <w:p>
       <w:pPr>
         <w:pStyle w:val="Bibliography"/>
@@ -8123,7 +10170,7 @@
       <w:r>
         <w:t xml:space="preserve"> </w:t>
       </w:r>
-      <w:hyperlink r:id="rId110">
+      <w:hyperlink r:id="rId113">
         <w:r>
           <w:rPr>
             <w:rStyle w:val="Hyperlink"/>
@@ -8135,8 +10182,8 @@
         <w:t xml:space="preserve">.</w:t>
       </w:r>
     </w:p>
-    <w:bookmarkEnd w:id="111"/>
-    <w:bookmarkStart w:id="113" w:name="ref-yang2021plelog"/>
+    <w:bookmarkEnd w:id="114"/>
+    <w:bookmarkStart w:id="116" w:name="ref-yang2021plelog"/>
     <w:p>
       <w:pPr>
         <w:pStyle w:val="Bibliography"/>
@@ -8172,7 +10219,7 @@
       <w:r>
         <w:t xml:space="preserve"> </w:t>
       </w:r>
-      <w:hyperlink r:id="rId112">
+      <w:hyperlink r:id="rId115">
         <w:r>
           <w:rPr>
             <w:rStyle w:val="Hyperlink"/>
@@ -8184,8 +10231,8 @@
         <w:t xml:space="preserve">.</w:t>
       </w:r>
     </w:p>
-    <w:bookmarkEnd w:id="113"/>
-    <w:bookmarkStart w:id="115" w:name="ref-zaki2001spade"/>
+    <w:bookmarkEnd w:id="116"/>
+    <w:bookmarkStart w:id="118" w:name="ref-zaki2001spade"/>
     <w:p>
       <w:pPr>
         <w:pStyle w:val="Bibliography"/>
@@ -8224,7 +10271,7 @@
       <w:r>
         <w:t xml:space="preserve"> </w:t>
       </w:r>
-      <w:hyperlink r:id="rId114">
+      <w:hyperlink r:id="rId117">
         <w:r>
           <w:rPr>
             <w:rStyle w:val="Hyperlink"/>
@@ -8236,8 +10283,8 @@
         <w:t xml:space="preserve">.</w:t>
       </w:r>
     </w:p>
-    <w:bookmarkEnd w:id="115"/>
-    <w:bookmarkStart w:id="117" w:name="ref-zhang2019logrobust"/>
+    <w:bookmarkEnd w:id="118"/>
+    <w:bookmarkStart w:id="120" w:name="ref-zhang2019logrobust"/>
     <w:p>
       <w:pPr>
         <w:pStyle w:val="Bibliography"/>
@@ -8273,7 +10320,7 @@
       <w:r>
         <w:t xml:space="preserve"> </w:t>
       </w:r>
-      <w:hyperlink r:id="rId116">
+      <w:hyperlink r:id="rId119">
         <w:r>
           <w:rPr>
             <w:rStyle w:val="Hyperlink"/>
@@ -8285,8 +10332,8 @@
         <w:t xml:space="preserve">.</w:t>
       </w:r>
     </w:p>
-    <w:bookmarkEnd w:id="117"/>
-    <w:bookmarkStart w:id="119" w:name="ref-zhu2023loghub"/>
+    <w:bookmarkEnd w:id="120"/>
+    <w:bookmarkStart w:id="122" w:name="ref-zhu2023loghub"/>
     <w:p>
       <w:pPr>
         <w:pStyle w:val="Bibliography"/>
@@ -8331,7 +10378,7 @@
       <w:r>
         <w:t xml:space="preserve"> </w:t>
       </w:r>
-      <w:hyperlink r:id="rId118">
+      <w:hyperlink r:id="rId121">
         <w:r>
           <w:rPr>
             <w:rStyle w:val="Hyperlink"/>
@@ -8343,8 +10390,8 @@
         <w:t xml:space="preserve">.</w:t>
       </w:r>
     </w:p>
-    <w:bookmarkEnd w:id="119"/>
-    <w:bookmarkStart w:id="121" w:name="ref-zhu2019logparsing"/>
+    <w:bookmarkEnd w:id="122"/>
+    <w:bookmarkStart w:id="124" w:name="ref-zhu2019logparsing"/>
     <w:p>
       <w:pPr>
         <w:pStyle w:val="Bibliography"/>
@@ -8380,7 +10427,7 @@
       <w:r>
         <w:t xml:space="preserve"> </w:t>
       </w:r>
-      <w:hyperlink r:id="rId120">
+      <w:hyperlink r:id="rId123">
         <w:r>
           <w:rPr>
             <w:rStyle w:val="Hyperlink"/>
@@ -8392,10 +10439,10 @@
         <w:t xml:space="preserve">.</w:t>
       </w:r>
     </w:p>
-    <w:bookmarkEnd w:id="121"/>
-    <w:bookmarkEnd w:id="122"/>
-    <w:bookmarkEnd w:id="123"/>
     <w:bookmarkEnd w:id="124"/>
+    <w:bookmarkEnd w:id="125"/>
+    <w:bookmarkEnd w:id="126"/>
+    <w:bookmarkEnd w:id="127"/>
     <w:sectPr/>
   </w:body>
 </w:document>

--- a/paper/skeleton.docx
+++ b/paper/skeleton.docx
@@ -129,7 +129,7 @@
         <w:t xml:space="preserve"> </w:t>
       </w:r>
       <w:r>
-        <w:t xml:space="preserve">logs, but frequency does not imply predictiveness — many of the</w:t>
+        <w:t xml:space="preserve">logs, but frequency does not imply predictiveness. Many of the</w:t>
       </w:r>
       <w:r>
         <w:t xml:space="preserve"> </w:t>
@@ -348,31 +348,43 @@
         <w:t xml:space="preserve"> </w:t>
       </w:r>
       <w:r>
-        <w:t xml:space="preserve">X (4,829 of 42,453 patterns pass a risk-set matched hazard-ratio</w:t>
-      </w:r>
-      <w:r>
-        <w:t xml:space="preserve"> </w:t>
-      </w:r>
-      <w:r>
-        <w:t xml:space="preserve">test, top MH-OR 2.72 [2.10, 3.51], but the strongest per-pattern</w:t>
-      </w:r>
-      <w:r>
-        <w:t xml:space="preserve"> </w:t>
-      </w:r>
-      <w:r>
-        <w:t xml:space="preserve">signals cannot lift a temporally-held-out classifier beyond AUROC</w:t>
-      </w:r>
-      <w:r>
-        <w:t xml:space="preserve"> </w:t>
-      </w:r>
-      <w:r>
-        <w:t xml:space="preserve">0.60 because the underlying signal is a static per-truck usage</w:t>
-      </w:r>
-      <w:r>
-        <w:t xml:space="preserve"> </w:t>
-      </w:r>
-      <w:r>
-        <w:t xml:space="preserve">profile rather than a temporal degradation trajectory). We</w:t>
+        <w:t xml:space="preserve">X (of 42,453 candidate itemsets mined at min-support 0.05, 2,560</w:t>
+      </w:r>
+      <w:r>
+        <w:t xml:space="preserve"> </w:t>
+      </w:r>
+      <w:r>
+        <w:t xml:space="preserve">pass a risk-set matched hazard-ratio test at Benjamini-Yekutieli</w:t>
+      </w:r>
+      <w:r>
+        <w:t xml:space="preserve"> </w:t>
+      </w:r>
+      <w:r>
+        <w:t xml:space="preserve">q &lt; 0.05 that is valid under arbitrary dependence between patterns;</w:t>
+      </w:r>
+      <w:r>
+        <w:t xml:space="preserve"> </w:t>
+      </w:r>
+      <w:r>
+        <w:t xml:space="preserve">top MH-OR 2.72 [2.10, 3.51]. The strongest per-pattern signals</w:t>
+      </w:r>
+      <w:r>
+        <w:t xml:space="preserve"> </w:t>
+      </w:r>
+      <w:r>
+        <w:t xml:space="preserve">cannot lift a temporally-held-out classifier beyond AUROC 0.60</w:t>
+      </w:r>
+      <w:r>
+        <w:t xml:space="preserve"> </w:t>
+      </w:r>
+      <w:r>
+        <w:t xml:space="preserve">because the underlying signal is a static per-truck usage profile</w:t>
+      </w:r>
+      <w:r>
+        <w:t xml:space="preserve"> </w:t>
+      </w:r>
+      <w:r>
+        <w:t xml:space="preserve">rather than a temporal degradation trajectory). We</w:t>
       </w:r>
       <w:r>
         <w:t xml:space="preserve"> </w:t>
@@ -756,7 +768,7 @@
         <w:t xml:space="preserve"> </w:t>
       </w:r>
       <w:r>
-        <w:t xml:space="preserve">11% (SCANIA risk-set matched).</w:t>
+        <w:t xml:space="preserve">6% (SCANIA risk-set matched, BY-corrected).</w:t>
       </w:r>
     </w:p>
     <w:bookmarkEnd w:id="21"/>
@@ -3298,13 +3310,13 @@
         <w:t xml:space="preserve"> </w:t>
       </w:r>
       <w:r>
-        <w:t xml:space="preserve">failure time T_f, controls are drawn from the risk set at T_f — the set</w:t>
-      </w:r>
-      <w:r>
-        <w:t xml:space="preserve"> </w:t>
-      </w:r>
-      <w:r>
-        <w:t xml:space="preserve">of entities still under observation at that lifetime index — and their</w:t>
+        <w:t xml:space="preserve">failure time T_f, controls are drawn from the risk set at T_f (the set</w:t>
+      </w:r>
+      <w:r>
+        <w:t xml:space="preserve"> </w:t>
+      </w:r>
+      <w:r>
+        <w:t xml:space="preserve">of entities still under observation at that lifetime index) and their</w:t>
       </w:r>
       <w:r>
         <w:t xml:space="preserve"> </w:t>
@@ -4781,7 +4793,7 @@
               <w:jc w:val="left"/>
             </w:pPr>
             <w:r>
-              <w:t xml:space="preserve">—</w:t>
+              <w:t xml:space="preserve">n/a</w:t>
             </w:r>
           </w:p>
         </w:tc>
@@ -5245,7 +5257,7 @@
               <w:jc w:val="left"/>
             </w:pPr>
             <w:r>
-              <w:t xml:space="preserve">—</w:t>
+              <w:t xml:space="preserve">n/a</w:t>
             </w:r>
           </w:p>
         </w:tc>
@@ -5467,7 +5479,7 @@
               <w:jc w:val="left"/>
             </w:pPr>
             <w:r>
-              <w:t xml:space="preserve">—</w:t>
+              <w:t xml:space="preserve">n/a</w:t>
             </w:r>
           </w:p>
         </w:tc>
@@ -6559,7 +6571,7 @@
               <w:jc w:val="left"/>
             </w:pPr>
             <w:r>
-              <w:t xml:space="preserve">risk-set matched itemsets</w:t>
+              <w:t xml:space="preserve">risk-set + MH-OR raw 95% CI</w:t>
             </w:r>
           </w:p>
         </w:tc>
@@ -6569,29 +6581,165 @@
             <w:pPr>
               <w:pStyle w:val="Compact"/>
               <w:jc w:val="right"/>
+            </w:pPr>
+            <w:r>
+              <w:t xml:space="preserve">4,829 / 42,453</w:t>
+            </w:r>
+          </w:p>
+        </w:tc>
+        <w:tc>
+          <w:tcPr/>
+          <w:p>
+            <w:pPr>
+              <w:pStyle w:val="Compact"/>
+              <w:jc w:val="right"/>
+            </w:pPr>
+            <w:r>
+              <w:t xml:space="preserve">11.4%</w:t>
+            </w:r>
+          </w:p>
+        </w:tc>
+      </w:tr>
+      <w:tr>
+        <w:tc>
+          <w:tcPr/>
+          <w:p>
+            <w:pPr>
+              <w:pStyle w:val="Compact"/>
+              <w:jc w:val="left"/>
+            </w:pPr>
+            <w:r>
+              <w:t xml:space="preserve">SCANIA</w:t>
+            </w:r>
+          </w:p>
+        </w:tc>
+        <w:tc>
+          <w:tcPr/>
+          <w:p>
+            <w:pPr>
+              <w:pStyle w:val="Compact"/>
+              <w:jc w:val="left"/>
+            </w:pPr>
+            <w:r>
+              <w:t xml:space="preserve">last20</w:t>
+            </w:r>
+          </w:p>
+        </w:tc>
+        <w:tc>
+          <w:tcPr/>
+          <w:p>
+            <w:pPr>
+              <w:pStyle w:val="Compact"/>
+              <w:jc w:val="left"/>
+            </w:pPr>
+            <w:r>
+              <w:t xml:space="preserve">risk-set + hypergeom + BH q&lt;0.05</w:t>
+            </w:r>
+          </w:p>
+        </w:tc>
+        <w:tc>
+          <w:tcPr/>
+          <w:p>
+            <w:pPr>
+              <w:pStyle w:val="Compact"/>
+              <w:jc w:val="right"/>
+            </w:pPr>
+            <w:r>
+              <w:t xml:space="preserve">3,516 / 42,453</w:t>
+            </w:r>
+          </w:p>
+        </w:tc>
+        <w:tc>
+          <w:tcPr/>
+          <w:p>
+            <w:pPr>
+              <w:pStyle w:val="Compact"/>
+              <w:jc w:val="right"/>
+            </w:pPr>
+            <w:r>
+              <w:t xml:space="preserve">8.3%</w:t>
+            </w:r>
+          </w:p>
+        </w:tc>
+      </w:tr>
+      <w:tr>
+        <w:tc>
+          <w:tcPr/>
+          <w:p>
+            <w:pPr>
+              <w:pStyle w:val="Compact"/>
+              <w:jc w:val="left"/>
             </w:pPr>
             <w:r>
               <w:rPr>
                 <w:b/>
                 <w:bCs/>
               </w:rPr>
-              <w:t xml:space="preserve">4,829 / 42,453</w:t>
-            </w:r>
-          </w:p>
-        </w:tc>
-        <w:tc>
-          <w:tcPr/>
-          <w:p>
-            <w:pPr>
-              <w:pStyle w:val="Compact"/>
-              <w:jc w:val="right"/>
+              <w:t xml:space="preserve">SCANIA</w:t>
+            </w:r>
+          </w:p>
+        </w:tc>
+        <w:tc>
+          <w:tcPr/>
+          <w:p>
+            <w:pPr>
+              <w:pStyle w:val="Compact"/>
+              <w:jc w:val="left"/>
             </w:pPr>
             <w:r>
               <w:rPr>
                 <w:b/>
                 <w:bCs/>
               </w:rPr>
-              <w:t xml:space="preserve">11.4%</w:t>
+              <w:t xml:space="preserve">last20</w:t>
+            </w:r>
+          </w:p>
+        </w:tc>
+        <w:tc>
+          <w:tcPr/>
+          <w:p>
+            <w:pPr>
+              <w:pStyle w:val="Compact"/>
+              <w:jc w:val="left"/>
+            </w:pPr>
+            <w:r>
+              <w:rPr>
+                <w:b/>
+                <w:bCs/>
+              </w:rPr>
+              <w:t xml:space="preserve">risk-set + hypergeom + BY q&lt;0.05</w:t>
+            </w:r>
+          </w:p>
+        </w:tc>
+        <w:tc>
+          <w:tcPr/>
+          <w:p>
+            <w:pPr>
+              <w:pStyle w:val="Compact"/>
+              <w:jc w:val="right"/>
+            </w:pPr>
+            <w:r>
+              <w:rPr>
+                <w:b/>
+                <w:bCs/>
+              </w:rPr>
+              <w:t xml:space="preserve">2,560 / 42,453</w:t>
+            </w:r>
+          </w:p>
+        </w:tc>
+        <w:tc>
+          <w:tcPr/>
+          <w:p>
+            <w:pPr>
+              <w:pStyle w:val="Compact"/>
+              <w:jc w:val="right"/>
+            </w:pPr>
+            <w:r>
+              <w:rPr>
+                <w:b/>
+                <w:bCs/>
+              </w:rPr>
+              <w:t xml:space="preserve">6.0%</w:t>
             </w:r>
           </w:p>
         </w:tc>
@@ -6608,13 +6756,19 @@
         <w:t xml:space="preserve"> </w:t>
       </w:r>
       <w:r>
-        <w:t xml:space="preserve">p-values), and 95% Woolf-Haldane CI excludes 1 for SCANIA (MH odds</w:t>
-      </w:r>
-      <w:r>
-        <w:t xml:space="preserve"> </w:t>
-      </w:r>
-      <w:r>
-        <w:t xml:space="preserve">ratio under risk-set matching). On the two winning traces the</w:t>
+        <w:t xml:space="preserve">p-values). SCANIA carries three rows to show how the fraction shifts</w:t>
+      </w:r>
+      <w:r>
+        <w:t xml:space="preserve"> </w:t>
+      </w:r>
+      <w:r>
+        <w:t xml:space="preserve">with increasingly conservative multi-testing correction: raw 95% CI</w:t>
+      </w:r>
+      <w:r>
+        <w:t xml:space="preserve"> </w:t>
+      </w:r>
+      <w:r>
+        <w:t xml:space="preserve">(11.4%), BH (8.3%), and the arbitrary-dependence-valid BY (6.0%). On the two winning traces the</w:t>
       </w:r>
       <w:r>
         <w:t xml:space="preserve"> </w:t>
@@ -6798,7 +6952,7 @@
         <w:tab/>
       </w:r>
       <w:r>
-        <w:t xml:space="preserve">6.5 SCANIA risk-set matched patterns (Component X)</w:t>
+        <w:t xml:space="preserve">6.6 SCANIA risk-set matched patterns (Component X)</w:t>
       </w:r>
     </w:p>
     <w:p>
@@ -6812,19 +6966,19 @@
         <w:t xml:space="preserve"> </w:t>
       </w:r>
       <w:r>
-        <w:t xml:space="preserve">Component X (2,272 cases × 3 controls each drawn from the risk set</w:t>
-      </w:r>
-      <w:r>
-        <w:t xml:space="preserve"> </w:t>
-      </w:r>
-      <w:r>
-        <w:t xml:space="preserve">at each case’s failure lifetime), FP-Growth at min-support 0.05</w:t>
-      </w:r>
-      <w:r>
-        <w:t xml:space="preserve"> </w:t>
-      </w:r>
-      <w:r>
-        <w:t xml:space="preserve">mines 42,453 candidate itemsets from the</w:t>
+        <w:t xml:space="preserve">Component X (2,272 cases × 3 controls each drawn from the risk set at</w:t>
+      </w:r>
+      <w:r>
+        <w:t xml:space="preserve"> </w:t>
+      </w:r>
+      <w:r>
+        <w:t xml:space="preserve">each case’s failure lifetime), FP-Growth at min-support 0.05 mines</w:t>
+      </w:r>
+      <w:r>
+        <w:t xml:space="preserve"> </w:t>
+      </w:r>
+      <w:r>
+        <w:t xml:space="preserve">42,453 candidate itemsets from the</w:t>
       </w:r>
       <w:r>
         <w:t xml:space="preserve"> </w:t>
@@ -6839,25 +6993,119 @@
         <w:t xml:space="preserve"> </w:t>
       </w:r>
       <w:r>
-        <w:t xml:space="preserve">event</w:t>
-      </w:r>
-      <w:r>
-        <w:t xml:space="preserve"> </w:t>
-      </w:r>
-      <w:r>
-        <w:t xml:space="preserve">stream. Under Mantel-Haenszel odds-ratio scoring with 95% CI, 4,829</w:t>
-      </w:r>
-      <w:r>
-        <w:t xml:space="preserve"> </w:t>
-      </w:r>
-      <w:r>
-        <w:t xml:space="preserve">patterns (11.4%) survive as predictive against the risk-set-matched</w:t>
-      </w:r>
-      <w:r>
-        <w:t xml:space="preserve"> </w:t>
-      </w:r>
-      <w:r>
-        <w:t xml:space="preserve">null.</w:t>
+        <w:t xml:space="preserve">event stream.</w:t>
+      </w:r>
+      <w:r>
+        <w:t xml:space="preserve"> </w:t>
+      </w:r>
+      <w:r>
+        <w:t xml:space="preserve">A closed-itemset post-filter losslessly deduplicates any patterns</w:t>
+      </w:r>
+      <w:r>
+        <w:t xml:space="preserve"> </w:t>
+      </w:r>
+      <w:r>
+        <w:t xml:space="preserve">that share exact support with a strict superset; on this trace only</w:t>
+      </w:r>
+      <w:r>
+        <w:t xml:space="preserve"> </w:t>
+      </w:r>
+      <w:r>
+        <w:t xml:space="preserve">281 patterns collapse (99.3% of the frequent set is already closed</w:t>
+      </w:r>
+      <w:r>
+        <w:t xml:space="preserve"> </w:t>
+      </w:r>
+      <w:r>
+        <w:t xml:space="preserve">because histogram-bin supersets typically differ in support from any</w:t>
+      </w:r>
+      <w:r>
+        <w:t xml:space="preserve"> </w:t>
+      </w:r>
+      <w:r>
+        <w:t xml:space="preserve">proper subset by at least one truck). Applying exact one-sided</w:t>
+      </w:r>
+      <w:r>
+        <w:t xml:space="preserve"> </w:t>
+      </w:r>
+      <w:r>
+        <w:t xml:space="preserve">hypergeometric p-values on the risk-set-matched 2 x 2 tables, then</w:t>
+      </w:r>
+      <w:r>
+        <w:t xml:space="preserve"> </w:t>
+      </w:r>
+      <w:r>
+        <w:t xml:space="preserve">Benjamini-Hochberg FDR correction:</w:t>
+      </w:r>
+      <w:r>
+        <w:t xml:space="preserve"> </w:t>
+      </w:r>
+      <w:r>
+        <w:rPr>
+          <w:b/>
+          <w:bCs/>
+        </w:rPr>
+        <w:t xml:space="preserve">3,516 patterns pass q_BH &lt; 0.05</w:t>
+      </w:r>
+      <w:r>
+        <w:t xml:space="preserve"> </w:t>
+      </w:r>
+      <w:r>
+        <w:t xml:space="preserve">(8.3%). Under the more conservative Benjamini-Yekutieli correction</w:t>
+      </w:r>
+      <w:r>
+        <w:t xml:space="preserve"> </w:t>
+      </w:r>
+      <w:r>
+        <w:t xml:space="preserve">that is valid under arbitrary dependence between patterns (justified</w:t>
+      </w:r>
+      <w:r>
+        <w:t xml:space="preserve"> </w:t>
+      </w:r>
+      <w:r>
+        <w:t xml:space="preserve">here because nearby itemsets share items):</w:t>
+      </w:r>
+      <w:r>
+        <w:t xml:space="preserve"> </w:t>
+      </w:r>
+      <w:r>
+        <w:rPr>
+          <w:b/>
+          <w:bCs/>
+        </w:rPr>
+        <w:t xml:space="preserve">2,560 patterns pass</w:t>
+      </w:r>
+      <w:r>
+        <w:rPr>
+          <w:b/>
+          <w:bCs/>
+        </w:rPr>
+        <w:t xml:space="preserve"> </w:t>
+      </w:r>
+      <w:r>
+        <w:rPr>
+          <w:b/>
+          <w:bCs/>
+        </w:rPr>
+        <w:t xml:space="preserve">q_BY &lt; 0.05</w:t>
+      </w:r>
+      <w:r>
+        <w:t xml:space="preserve"> </w:t>
+      </w:r>
+      <w:r>
+        <w:t xml:space="preserve">(6.0%). The naive per-pattern 95% Woolf-Haldane CI</w:t>
+      </w:r>
+      <w:r>
+        <w:t xml:space="preserve"> </w:t>
+      </w:r>
+      <w:r>
+        <w:t xml:space="preserve">without multi-testing correction flags 4,829 (11.4%); the honest</w:t>
+      </w:r>
+      <w:r>
+        <w:t xml:space="preserve"> </w:t>
+      </w:r>
+      <w:r>
+        <w:t xml:space="preserve">predictive fraction after FDR is therefore 6-8%.</w:t>
       </w:r>
     </w:p>
     <w:p>
@@ -7329,7 +7577,7 @@
         <w:t xml:space="preserve"> </w:t>
       </w:r>
       <w:r>
-        <w:t xml:space="preserve">0.60 (per §6.3): the patterns are per-truck static discriminators,</w:t>
+        <w:t xml:space="preserve">0.60 (per §6.2): the patterns are per-truck static discriminators,</w:t>
       </w:r>
       <w:r>
         <w:t xml:space="preserve"> </w:t>
@@ -7372,7 +7620,7 @@
         <w:tab/>
       </w:r>
       <w:r>
-        <w:t xml:space="preserve">6.6 Lead time on true positives</w:t>
+        <w:t xml:space="preserve">6.7 Lead time on true positives</w:t>
       </w:r>
     </w:p>
     <w:p>
@@ -8181,7 +8429,7 @@
         <w:t xml:space="preserve"> </w:t>
       </w:r>
       <w:r>
-        <w:t xml:space="preserve">reaches AUROC 0.826 ± 0.005 — comparable to Alibaba’s</w:t>
+        <w:t xml:space="preserve">reaches AUROC 0.826 ± 0.005, comparable to Alibaba’s</w:t>
       </w:r>
       <w:r>
         <w:t xml:space="preserve"> </w:t>
@@ -8264,25 +8512,25 @@
         <w:t xml:space="preserve"> </w:t>
       </w:r>
       <w:r>
-        <w:t xml:space="preserve">(Azure PdM, Alibaba v2018) — target failure preceded by a</w:t>
-      </w:r>
-      <w:r>
-        <w:t xml:space="preserve"> </w:t>
-      </w:r>
-      <w:r>
-        <w:t xml:space="preserve">discriminable ordered event trajectory; (ii) BGL — target class is</w:t>
-      </w:r>
-      <w:r>
-        <w:t xml:space="preserve"> </w:t>
-      </w:r>
-      <w:r>
-        <w:t xml:space="preserve">self-triggering with no discriminable non-alert precursor; (iii)</w:t>
-      </w:r>
-      <w:r>
-        <w:t xml:space="preserve"> </w:t>
-      </w:r>
-      <w:r>
-        <w:t xml:space="preserve">Component X — target has strong per-truck signal in aggregate</w:t>
+        <w:t xml:space="preserve">(Azure PdM, Alibaba v2018), where target failure is preceded by a</w:t>
+      </w:r>
+      <w:r>
+        <w:t xml:space="preserve"> </w:t>
+      </w:r>
+      <w:r>
+        <w:t xml:space="preserve">discriminable ordered event trajectory; (ii) BGL, where the target</w:t>
+      </w:r>
+      <w:r>
+        <w:t xml:space="preserve"> </w:t>
+      </w:r>
+      <w:r>
+        <w:t xml:space="preserve">class is self-triggering with no discriminable non-alert precursor;</w:t>
+      </w:r>
+      <w:r>
+        <w:t xml:space="preserve"> </w:t>
+      </w:r>
+      <w:r>
+        <w:t xml:space="preserve">(iii) Component X, where the target has strong per-truck signal in aggregate</w:t>
       </w:r>
       <w:r>
         <w:t xml:space="preserve"> </w:t>
@@ -8367,7 +8615,7 @@
         <w:pStyle w:val="BodyText"/>
       </w:pPr>
       <w:r>
-        <w:t xml:space="preserve">The two lead-time regimes in §6.5 speak to deployment. Azure inherits</w:t>
+        <w:t xml:space="preserve">The two lead-time regimes in §6.7 speak to deployment. Azure inherits</w:t>
       </w:r>
       <w:r>
         <w:t xml:space="preserve"> </w:t>

--- a/paper/skeleton.docx
+++ b/paper/skeleton.docx
@@ -44,7 +44,7 @@
         </w:p>
       </w:sdtContent>
     </w:sdt>
-    <w:bookmarkStart w:id="127" w:name="Xce1c4f30b6249f262e85315bbd79ad996dfa10c"/>
+    <w:bookmarkStart w:id="128" w:name="Xce1c4f30b6249f262e85315bbd79ad996dfa10c"/>
     <w:p>
       <w:pPr>
         <w:pStyle w:val="Heading1"/>
@@ -1787,7 +1787,7 @@
         <w:t xml:space="preserve"> </w:t>
       </w:r>
       <w:r>
-        <w:t xml:space="preserve">study in §7.2 is likewise, to our knowledge, unprecedented in the</w:t>
+        <w:t xml:space="preserve">study in §7.4 is likewise, to our knowledge, unprecedented in the</w:t>
       </w:r>
       <w:r>
         <w:t xml:space="preserve"> </w:t>
@@ -7739,7 +7739,7 @@
     </w:p>
     <w:bookmarkEnd w:id="55"/>
     <w:bookmarkEnd w:id="56"/>
-    <w:bookmarkStart w:id="59" w:name="discussion"/>
+    <w:bookmarkStart w:id="60" w:name="discussion"/>
     <w:p>
       <w:pPr>
         <w:pStyle w:val="Heading2"/>
@@ -7757,7 +7757,7 @@
         <w:t xml:space="preserve">7 Discussion</w:t>
       </w:r>
     </w:p>
-    <w:bookmarkStart w:id="57" w:name="X75d9a394a307a62bf087024a3c4b370afb7d957"/>
+    <w:bookmarkStart w:id="57" w:name="X1fff9881fd829d9c26a57a6e774b5a2b4f11174"/>
     <w:p>
       <w:pPr>
         <w:pStyle w:val="Heading3"/>
@@ -7772,7 +7772,7 @@
         <w:tab/>
       </w:r>
       <w:r>
-        <w:t xml:space="preserve">7.1 What each mined signature means operationally</w:t>
+        <w:t xml:space="preserve">7.1 Is the predictor in the entire sequence or in a subpart?</w:t>
       </w:r>
     </w:p>
     <w:p>
@@ -7780,88 +7780,61 @@
         <w:pStyle w:val="FirstParagraph"/>
       </w:pPr>
       <w:r>
-        <w:t xml:space="preserve">On Azure PdM,</w:t>
-      </w:r>
-      <w:r>
-        <w:t xml:space="preserve"> </w:t>
-      </w:r>
-      <w:r>
-        <w:rPr>
-          <w:rStyle w:val="VerbatimChar"/>
-        </w:rPr>
-        <w:t xml:space="preserve">software_error:error2 → software_error:error3</w:t>
-      </w:r>
-      <w:r>
-        <w:t xml:space="preserve"> </w:t>
-      </w:r>
-      <w:r>
-        <w:t xml:space="preserve">at</w:t>
-      </w:r>
-      <w:r>
-        <w:t xml:space="preserve"> </w:t>
-      </w:r>
-      <w:r>
-        <w:rPr>
-          <w:rStyle w:val="VerbatimChar"/>
-        </w:rPr>
-        <w:t xml:space="preserve">last5</w:t>
-      </w:r>
-      <w:r>
-        <w:t xml:space="preserve"> </w:t>
-      </w:r>
-      <w:r>
-        <w:t xml:space="preserve">reaches sequence lift 3.73 vs itemset lift 2.22 for the same</w:t>
-      </w:r>
-      <w:r>
-        <w:t xml:space="preserve"> </w:t>
-      </w:r>
-      <w:r>
-        <w:t xml:space="preserve">items. The order-specific reading is that error2 and error3 are not</w:t>
-      </w:r>
-      <w:r>
-        <w:t xml:space="preserve"> </w:t>
-      </w:r>
-      <w:r>
-        <w:t xml:space="preserve">interchangeable noise: a machine reporting error2 first and then</w:t>
-      </w:r>
-      <w:r>
-        <w:t xml:space="preserve"> </w:t>
-      </w:r>
-      <w:r>
-        <w:t xml:space="preserve">error3 is materially more likely to reach a</w:t>
-      </w:r>
-      <w:r>
-        <w:t xml:space="preserve"> </w:t>
-      </w:r>
-      <w:r>
-        <w:rPr>
-          <w:rStyle w:val="VerbatimChar"/>
-        </w:rPr>
-        <w:t xml:space="preserve">terminal_failure</w:t>
-      </w:r>
-      <w:r>
-        <w:t xml:space="preserve"> </w:t>
-      </w:r>
-      <w:r>
-        <w:t xml:space="preserve">than</w:t>
-      </w:r>
-      <w:r>
-        <w:t xml:space="preserve"> </w:t>
-      </w:r>
-      <w:r>
-        <w:t xml:space="preserve">one that reports them in the other order. In practical monitoring,</w:t>
-      </w:r>
-      <w:r>
-        <w:t xml:space="preserve"> </w:t>
-      </w:r>
-      <w:r>
-        <w:t xml:space="preserve">an alarm keyed on the pair-in-order is preferable to the same alarm</w:t>
-      </w:r>
-      <w:r>
-        <w:t xml:space="preserve"> </w:t>
-      </w:r>
-      <w:r>
-        <w:t xml:space="preserve">keyed on the pair-as-set.</w:t>
+        <w:t xml:space="preserve">Given a mined sequence S with lift L(S), we ask: does any proper</w:t>
+      </w:r>
+      <w:r>
+        <w:t xml:space="preserve"> </w:t>
+      </w:r>
+      <w:r>
+        <w:t xml:space="preserve">subsequence S’ ⊂ S in the mined set already reach lift(S)? If so, the</w:t>
+      </w:r>
+      <w:r>
+        <w:t xml:space="preserve"> </w:t>
+      </w:r>
+      <w:r>
+        <w:t xml:space="preserve">predictor lives in the subpart and S is redundant; if no proper</w:t>
+      </w:r>
+      <w:r>
+        <w:t xml:space="preserve"> </w:t>
+      </w:r>
+      <w:r>
+        <w:t xml:space="preserve">subsequence matches, the FULL ordered sequence is the minimal</w:t>
+      </w:r>
+      <w:r>
+        <w:t xml:space="preserve"> </w:t>
+      </w:r>
+      <w:r>
+        <w:t xml:space="preserve">predictor. Formally, S is</w:t>
+      </w:r>
+      <w:r>
+        <w:t xml:space="preserve"> </w:t>
+      </w:r>
+      <w:r>
+        <w:t xml:space="preserve">“</w:t>
+      </w:r>
+      <w:r>
+        <w:t xml:space="preserve">full-sequence-dominant</w:t>
+      </w:r>
+      <w:r>
+        <w:t xml:space="preserve">”</w:t>
+      </w:r>
+      <w:r>
+        <w:t xml:space="preserve"> </w:t>
+      </w:r>
+      <w:r>
+        <w:t xml:space="preserve">iff</w:t>
+      </w:r>
+      <w:r>
+        <w:t xml:space="preserve"> </w:t>
+      </w:r>
+      <w:r>
+        <w:t xml:space="preserve">lift(S) &gt; lift(S’) + 0.05 for every proper subsequence S’ the miner</w:t>
+      </w:r>
+      <w:r>
+        <w:t xml:space="preserve"> </w:t>
+      </w:r>
+      <w:r>
+        <w:t xml:space="preserve">also produced.</w:t>
       </w:r>
     </w:p>
     <w:p>
@@ -7869,130 +7842,409 @@
         <w:pStyle w:val="BodyText"/>
       </w:pPr>
       <w:r>
-        <w:t xml:space="preserve">On Alibaba,</w:t>
-      </w:r>
-      <w:r>
-        <w:t xml:space="preserve"> </w:t>
-      </w:r>
-      <w:r>
-        <w:rPr>
-          <w:rStyle w:val="VerbatimChar"/>
-        </w:rPr>
-        <w:t xml:space="preserve">task_success:M → task_success:M → task_success:M</w:t>
-      </w:r>
-      <w:r>
-        <w:t xml:space="preserve"> </w:t>
-      </w:r>
-      <w:r>
-        <w:t xml:space="preserve">at</w:t>
-      </w:r>
-      <w:r>
-        <w:t xml:space="preserve"> </w:t>
-      </w:r>
-      <w:r>
-        <w:rPr>
-          <w:rStyle w:val="VerbatimChar"/>
-        </w:rPr>
-        <w:t xml:space="preserve">last3</w:t>
-      </w:r>
-      <w:r>
-        <w:t xml:space="preserve"> </w:t>
-      </w:r>
-      <w:r>
-        <w:t xml:space="preserve">reaches sequence lift 3.06 vs itemset lift 1.37 for the same</w:t>
-      </w:r>
-      <w:r>
-        <w:t xml:space="preserve"> </w:t>
-      </w:r>
-      <w:r>
-        <w:t xml:space="preserve">items. Three consecutive Map completions predict a subsequent Failed</w:t>
-      </w:r>
-      <w:r>
-        <w:t xml:space="preserve"> </w:t>
-      </w:r>
-      <w:r>
-        <w:t xml:space="preserve">task more strongly than</w:t>
-      </w:r>
-      <w:r>
-        <w:t xml:space="preserve"> </w:t>
-      </w:r>
-      <w:r>
-        <w:t xml:space="preserve">“</w:t>
-      </w:r>
-      <w:r>
-        <w:t xml:space="preserve">the job contains Map completions</w:t>
-      </w:r>
-      <w:r>
-        <w:t xml:space="preserve">”</w:t>
-      </w:r>
-      <w:r>
-        <w:t xml:space="preserve"> </w:t>
-      </w:r>
-      <w:r>
-        <w:t xml:space="preserve">alone.</w:t>
-      </w:r>
-      <w:r>
-        <w:t xml:space="preserve"> </w:t>
-      </w:r>
-      <w:r>
-        <w:t xml:space="preserve">The operational reading is that the position of the failure inside</w:t>
-      </w:r>
-      <w:r>
-        <w:t xml:space="preserve"> </w:t>
-      </w:r>
-      <w:r>
-        <w:t xml:space="preserve">the DAG matters: jobs that make it through a Map-heavy prefix are</w:t>
-      </w:r>
-      <w:r>
-        <w:t xml:space="preserve"> </w:t>
-      </w:r>
-      <w:r>
-        <w:t xml:space="preserve">the jobs whose downstream Reduce or Join phases can fail, whereas</w:t>
-      </w:r>
-      <w:r>
-        <w:t xml:space="preserve"> </w:t>
-      </w:r>
-      <w:r>
-        <w:t xml:space="preserve">jobs that fail early do so in a different distribution of task types.</w:t>
-      </w:r>
-    </w:p>
-    <w:bookmarkEnd w:id="57"/>
-    <w:bookmarkStart w:id="58" w:name="regime-of-validity"/>
-    <w:p>
-      <w:pPr>
-        <w:pStyle w:val="Heading3"/>
-      </w:pPr>
-      <w:r>
-        <w:rPr>
-          <w:rStyle w:val="SectionNumber"/>
-        </w:rPr>
-        <w:t xml:space="preserve">1.8.2</w:t>
-      </w:r>
-      <w:r>
-        <w:tab/>
-      </w:r>
-      <w:r>
-        <w:t xml:space="preserve">7.2 Regime of validity</w:t>
-      </w:r>
-    </w:p>
-    <w:p>
-      <w:pPr>
-        <w:pStyle w:val="FirstParagraph"/>
-      </w:pPr>
-      <w:r>
-        <w:t xml:space="preserve">The four-trace survey resolves an obvious follow-up question:</w:t>
-      </w:r>
-      <w:r>
-        <w:t xml:space="preserve"> </w:t>
-      </w:r>
-      <w:r>
-        <w:t xml:space="preserve">does the sequences+itemsets combined-feature-set advantage transfer</w:t>
-      </w:r>
-      <w:r>
-        <w:t xml:space="preserve"> </w:t>
-      </w:r>
-      <w:r>
-        <w:t xml:space="preserve">to any operational event log? It does not.</w:t>
+        <w:t xml:space="preserve">Top-200 sequences per horizon:</w:t>
+      </w:r>
+    </w:p>
+    <w:tbl>
+      <w:tblPr>
+        <w:tblStyle w:val="Table"/>
+        <w:tblW w:type="pct" w:w="5000"/>
+        <w:tblLayout w:type="fixed"/>
+        <w:tblLook w:firstRow="1" w:lastRow="0" w:firstColumn="0" w:lastColumn="0" w:noHBand="0" w:noVBand="0" w:val="0020"/>
+      </w:tblPr>
+      <w:tblGrid>
+        <w:gridCol w:w="1018"/>
+        <w:gridCol w:w="1018"/>
+        <w:gridCol w:w="2149"/>
+        <w:gridCol w:w="2036"/>
+        <w:gridCol w:w="1697"/>
+      </w:tblGrid>
+      <w:tr>
+        <w:trPr>
+          <w:tblHeader w:val="on"/>
+        </w:trPr>
+        <w:tc>
+          <w:tcPr/>
+          <w:p>
+            <w:pPr>
+              <w:pStyle w:val="Compact"/>
+              <w:jc w:val="left"/>
+            </w:pPr>
+            <w:r>
+              <w:t xml:space="preserve">trace</w:t>
+            </w:r>
+          </w:p>
+        </w:tc>
+        <w:tc>
+          <w:tcPr/>
+          <w:p>
+            <w:pPr>
+              <w:pStyle w:val="Compact"/>
+              <w:jc w:val="left"/>
+            </w:pPr>
+            <w:r>
+              <w:t xml:space="preserve">horizon</w:t>
+            </w:r>
+          </w:p>
+        </w:tc>
+        <w:tc>
+          <w:tcPr/>
+          <w:p>
+            <w:pPr>
+              <w:pStyle w:val="Compact"/>
+              <w:jc w:val="right"/>
+            </w:pPr>
+            <w:r>
+              <w:t xml:space="preserve">full-seq dominant</w:t>
+            </w:r>
+          </w:p>
+        </w:tc>
+        <w:tc>
+          <w:tcPr/>
+          <w:p>
+            <w:pPr>
+              <w:pStyle w:val="Compact"/>
+              <w:jc w:val="right"/>
+            </w:pPr>
+            <w:r>
+              <w:t xml:space="preserve">subpart dominant</w:t>
+            </w:r>
+          </w:p>
+        </w:tc>
+        <w:tc>
+          <w:tcPr/>
+          <w:p>
+            <w:pPr>
+              <w:pStyle w:val="Compact"/>
+              <w:jc w:val="right"/>
+            </w:pPr>
+            <w:r>
+              <w:t xml:space="preserve">fraction full</w:t>
+            </w:r>
+          </w:p>
+        </w:tc>
+      </w:tr>
+      <w:tr>
+        <w:tc>
+          <w:tcPr/>
+          <w:p>
+            <w:pPr>
+              <w:pStyle w:val="Compact"/>
+              <w:jc w:val="left"/>
+            </w:pPr>
+            <w:r>
+              <w:t xml:space="preserve">Azure</w:t>
+            </w:r>
+          </w:p>
+        </w:tc>
+        <w:tc>
+          <w:tcPr/>
+          <w:p>
+            <w:pPr>
+              <w:pStyle w:val="Compact"/>
+              <w:jc w:val="left"/>
+            </w:pPr>
+            <w:r>
+              <w:t xml:space="preserve">last5</w:t>
+            </w:r>
+          </w:p>
+        </w:tc>
+        <w:tc>
+          <w:tcPr/>
+          <w:p>
+            <w:pPr>
+              <w:pStyle w:val="Compact"/>
+              <w:jc w:val="right"/>
+            </w:pPr>
+            <w:r>
+              <w:t xml:space="preserve">41</w:t>
+            </w:r>
+          </w:p>
+        </w:tc>
+        <w:tc>
+          <w:tcPr/>
+          <w:p>
+            <w:pPr>
+              <w:pStyle w:val="Compact"/>
+              <w:jc w:val="right"/>
+            </w:pPr>
+            <w:r>
+              <w:t xml:space="preserve">11</w:t>
+            </w:r>
+          </w:p>
+        </w:tc>
+        <w:tc>
+          <w:tcPr/>
+          <w:p>
+            <w:pPr>
+              <w:pStyle w:val="Compact"/>
+              <w:jc w:val="right"/>
+            </w:pPr>
+            <w:r>
+              <w:t xml:space="preserve">79%</w:t>
+            </w:r>
+          </w:p>
+        </w:tc>
+      </w:tr>
+      <w:tr>
+        <w:tc>
+          <w:tcPr/>
+          <w:p>
+            <w:pPr>
+              <w:pStyle w:val="Compact"/>
+              <w:jc w:val="left"/>
+            </w:pPr>
+            <w:r>
+              <w:t xml:space="preserve">Azure</w:t>
+            </w:r>
+          </w:p>
+        </w:tc>
+        <w:tc>
+          <w:tcPr/>
+          <w:p>
+            <w:pPr>
+              <w:pStyle w:val="Compact"/>
+              <w:jc w:val="left"/>
+            </w:pPr>
+            <w:r>
+              <w:t xml:space="preserve">last10</w:t>
+            </w:r>
+          </w:p>
+        </w:tc>
+        <w:tc>
+          <w:tcPr/>
+          <w:p>
+            <w:pPr>
+              <w:pStyle w:val="Compact"/>
+              <w:jc w:val="right"/>
+            </w:pPr>
+            <w:r>
+              <w:t xml:space="preserve">191</w:t>
+            </w:r>
+          </w:p>
+        </w:tc>
+        <w:tc>
+          <w:tcPr/>
+          <w:p>
+            <w:pPr>
+              <w:pStyle w:val="Compact"/>
+              <w:jc w:val="right"/>
+            </w:pPr>
+            <w:r>
+              <w:t xml:space="preserve">9</w:t>
+            </w:r>
+          </w:p>
+        </w:tc>
+        <w:tc>
+          <w:tcPr/>
+          <w:p>
+            <w:pPr>
+              <w:pStyle w:val="Compact"/>
+              <w:jc w:val="right"/>
+            </w:pPr>
+            <w:r>
+              <w:rPr>
+                <w:b/>
+                <w:bCs/>
+              </w:rPr>
+              <w:t xml:space="preserve">96%</w:t>
+            </w:r>
+          </w:p>
+        </w:tc>
+      </w:tr>
+      <w:tr>
+        <w:tc>
+          <w:tcPr/>
+          <w:p>
+            <w:pPr>
+              <w:pStyle w:val="Compact"/>
+              <w:jc w:val="left"/>
+            </w:pPr>
+            <w:r>
+              <w:t xml:space="preserve">Alibaba</w:t>
+            </w:r>
+          </w:p>
+        </w:tc>
+        <w:tc>
+          <w:tcPr/>
+          <w:p>
+            <w:pPr>
+              <w:pStyle w:val="Compact"/>
+              <w:jc w:val="left"/>
+            </w:pPr>
+            <w:r>
+              <w:t xml:space="preserve">last3</w:t>
+            </w:r>
+          </w:p>
+        </w:tc>
+        <w:tc>
+          <w:tcPr/>
+          <w:p>
+            <w:pPr>
+              <w:pStyle w:val="Compact"/>
+              <w:jc w:val="right"/>
+            </w:pPr>
+            <w:r>
+              <w:t xml:space="preserve">2</w:t>
+            </w:r>
+          </w:p>
+        </w:tc>
+        <w:tc>
+          <w:tcPr/>
+          <w:p>
+            <w:pPr>
+              <w:pStyle w:val="Compact"/>
+              <w:jc w:val="right"/>
+            </w:pPr>
+            <w:r>
+              <w:t xml:space="preserve">10</w:t>
+            </w:r>
+          </w:p>
+        </w:tc>
+        <w:tc>
+          <w:tcPr/>
+          <w:p>
+            <w:pPr>
+              <w:pStyle w:val="Compact"/>
+              <w:jc w:val="right"/>
+            </w:pPr>
+            <w:r>
+              <w:t xml:space="preserve">17%</w:t>
+            </w:r>
+          </w:p>
+        </w:tc>
+      </w:tr>
+      <w:tr>
+        <w:tc>
+          <w:tcPr/>
+          <w:p>
+            <w:pPr>
+              <w:pStyle w:val="Compact"/>
+              <w:jc w:val="left"/>
+            </w:pPr>
+            <w:r>
+              <w:t xml:space="preserve">Alibaba</w:t>
+            </w:r>
+          </w:p>
+        </w:tc>
+        <w:tc>
+          <w:tcPr/>
+          <w:p>
+            <w:pPr>
+              <w:pStyle w:val="Compact"/>
+              <w:jc w:val="left"/>
+            </w:pPr>
+            <w:r>
+              <w:t xml:space="preserve">last5</w:t>
+            </w:r>
+          </w:p>
+        </w:tc>
+        <w:tc>
+          <w:tcPr/>
+          <w:p>
+            <w:pPr>
+              <w:pStyle w:val="Compact"/>
+              <w:jc w:val="right"/>
+            </w:pPr>
+            <w:r>
+              <w:t xml:space="preserve">5</w:t>
+            </w:r>
+          </w:p>
+        </w:tc>
+        <w:tc>
+          <w:tcPr/>
+          <w:p>
+            <w:pPr>
+              <w:pStyle w:val="Compact"/>
+              <w:jc w:val="right"/>
+            </w:pPr>
+            <w:r>
+              <w:t xml:space="preserve">20</w:t>
+            </w:r>
+          </w:p>
+        </w:tc>
+        <w:tc>
+          <w:tcPr/>
+          <w:p>
+            <w:pPr>
+              <w:pStyle w:val="Compact"/>
+              <w:jc w:val="right"/>
+            </w:pPr>
+            <w:r>
+              <w:t xml:space="preserve">20%</w:t>
+            </w:r>
+          </w:p>
+        </w:tc>
+      </w:tr>
+      <w:tr>
+        <w:tc>
+          <w:tcPr/>
+          <w:p>
+            <w:pPr>
+              <w:pStyle w:val="Compact"/>
+              <w:jc w:val="left"/>
+            </w:pPr>
+            <w:r>
+              <w:t xml:space="preserve">Alibaba</w:t>
+            </w:r>
+          </w:p>
+        </w:tc>
+        <w:tc>
+          <w:tcPr/>
+          <w:p>
+            <w:pPr>
+              <w:pStyle w:val="Compact"/>
+              <w:jc w:val="left"/>
+            </w:pPr>
+            <w:r>
+              <w:t xml:space="preserve">last10</w:t>
+            </w:r>
+          </w:p>
+        </w:tc>
+        <w:tc>
+          <w:tcPr/>
+          <w:p>
+            <w:pPr>
+              <w:pStyle w:val="Compact"/>
+              <w:jc w:val="right"/>
+            </w:pPr>
+            <w:r>
+              <w:t xml:space="preserve">31</w:t>
+            </w:r>
+          </w:p>
+        </w:tc>
+        <w:tc>
+          <w:tcPr/>
+          <w:p>
+            <w:pPr>
+              <w:pStyle w:val="Compact"/>
+              <w:jc w:val="right"/>
+            </w:pPr>
+            <w:r>
+              <w:t xml:space="preserve">74</w:t>
+            </w:r>
+          </w:p>
+        </w:tc>
+        <w:tc>
+          <w:tcPr/>
+          <w:p>
+            <w:pPr>
+              <w:pStyle w:val="Compact"/>
+              <w:jc w:val="right"/>
+            </w:pPr>
+            <w:r>
+              <w:t xml:space="preserve">30%</w:t>
+            </w:r>
+          </w:p>
+        </w:tc>
+      </w:tr>
+    </w:tbl>
+    <w:p>
+      <w:pPr>
+        <w:pStyle w:val="BodyText"/>
+      </w:pPr>
+      <w:r>
+        <w:t xml:space="preserve">The finding is trace-dependent:</w:t>
       </w:r>
     </w:p>
     <w:p>
@@ -8008,37 +8260,85 @@
           <w:b/>
           <w:bCs/>
         </w:rPr>
-        <w:t xml:space="preserve">Where the method works</w:t>
-      </w:r>
-      <w:r>
-        <w:t xml:space="preserve"> </w:t>
-      </w:r>
-      <w:r>
-        <w:t xml:space="preserve">(Azure PdM, Alibaba v2018): rich native</w:t>
-      </w:r>
-      <w:r>
-        <w:t xml:space="preserve"> </w:t>
-      </w:r>
-      <w:r>
-        <w:t xml:space="preserve">discrete event vocabularies (5 error codes × 4 component types on</w:t>
-      </w:r>
-      <w:r>
-        <w:t xml:space="preserve"> </w:t>
-      </w:r>
-      <w:r>
-        <w:t xml:space="preserve">Azure; 4 task statuses × 6 task roles on Alibaba). Failure-window</w:t>
-      </w:r>
-      <w:r>
-        <w:t xml:space="preserve"> </w:t>
-      </w:r>
-      <w:r>
-        <w:t xml:space="preserve">content differs discriminably from control-window content, and</w:t>
-      </w:r>
-      <w:r>
-        <w:t xml:space="preserve"> </w:t>
-      </w:r>
-      <w:r>
-        <w:t xml:space="preserve">order carries information beyond the itemset.</w:t>
+        <w:t xml:space="preserve">Azure PdM: predictor IS in the entire sequence.</w:t>
+      </w:r>
+      <w:r>
+        <w:t xml:space="preserve"> </w:t>
+      </w:r>
+      <w:r>
+        <w:t xml:space="preserve">On</w:t>
+      </w:r>
+      <w:r>
+        <w:t xml:space="preserve"> </w:t>
+      </w:r>
+      <w:r>
+        <w:rPr>
+          <w:rStyle w:val="VerbatimChar"/>
+        </w:rPr>
+        <w:t xml:space="preserve">last10</w:t>
+      </w:r>
+      <w:r>
+        <w:t xml:space="preserve">, 96% of</w:t>
+      </w:r>
+      <w:r>
+        <w:t xml:space="preserve"> </w:t>
+      </w:r>
+      <w:r>
+        <w:t xml:space="preserve">top-200 predictive sequences are full-dominant, meaning no proper</w:t>
+      </w:r>
+      <w:r>
+        <w:t xml:space="preserve"> </w:t>
+      </w:r>
+      <w:r>
+        <w:t xml:space="preserve">subsequence they contain reaches their lift. Concretely,</w:t>
+      </w:r>
+      <w:r>
+        <w:t xml:space="preserve"> </w:t>
+      </w:r>
+      <w:r>
+        <w:rPr>
+          <w:rStyle w:val="VerbatimChar"/>
+        </w:rPr>
+        <w:t xml:space="preserve">maintenance:comp4 → software_error:error2 → software_error:error3</w:t>
+      </w:r>
+      <w:r>
+        <w:t xml:space="preserve"> </w:t>
+      </w:r>
+      <w:r>
+        <w:t xml:space="preserve">reaches lift 3.73; the best proper subseq</w:t>
+      </w:r>
+      <w:r>
+        <w:t xml:space="preserve"> </w:t>
+      </w:r>
+      <w:r>
+        <w:rPr>
+          <w:rStyle w:val="VerbatimChar"/>
+        </w:rPr>
+        <w:t xml:space="preserve">software_error:error2 → software_error:error3</w:t>
+      </w:r>
+      <w:r>
+        <w:t xml:space="preserve"> </w:t>
+      </w:r>
+      <w:r>
+        <w:t xml:space="preserve">has lift 2.55 (delta</w:t>
+      </w:r>
+      <w:r>
+        <w:t xml:space="preserve"> </w:t>
+      </w:r>
+      <w:r>
+        <w:t xml:space="preserve">+1.18). The full ordered chain adds real signal beyond any of its</w:t>
+      </w:r>
+      <w:r>
+        <w:t xml:space="preserve"> </w:t>
+      </w:r>
+      <w:r>
+        <w:t xml:space="preserve">parts. Operationally, an alarm should be keyed on the full ordered</w:t>
+      </w:r>
+      <w:r>
+        <w:t xml:space="preserve"> </w:t>
+      </w:r>
+      <w:r>
+        <w:t xml:space="preserve">sequence, not on any two-event fragment of it.</w:t>
       </w:r>
     </w:p>
     <w:p>
@@ -8054,43 +8354,58 @@
           <w:b/>
           <w:bCs/>
         </w:rPr>
-        <w:t xml:space="preserve">Where the method does not work</w:t>
-      </w:r>
-      <w:r>
-        <w:t xml:space="preserve"> </w:t>
-      </w:r>
-      <w:r>
-        <w:t xml:space="preserve">(BGL, SCANIA): the target class</w:t>
-      </w:r>
-      <w:r>
-        <w:t xml:space="preserve"> </w:t>
-      </w:r>
-      <w:r>
-        <w:t xml:space="preserve">is self-triggering (BGL alerts follow other alerts, and non-alert</w:t>
-      </w:r>
-      <w:r>
-        <w:t xml:space="preserve"> </w:t>
-      </w:r>
-      <w:r>
-        <w:t xml:space="preserve">log lines carry no discriminable precursor signal), or the discrete</w:t>
-      </w:r>
-      <w:r>
-        <w:t xml:space="preserve"> </w:t>
-      </w:r>
-      <w:r>
-        <w:t xml:space="preserve">event stream must be derived from continuous counters (SCANIA</w:t>
-      </w:r>
-      <w:r>
-        <w:t xml:space="preserve"> </w:t>
-      </w:r>
-      <w:r>
-        <w:t xml:space="preserve">requires binning per-vehicle deltas, and a defensible 90th-percentile</w:t>
-      </w:r>
-      <w:r>
-        <w:t xml:space="preserve"> </w:t>
-      </w:r>
-      <w:r>
-        <w:t xml:space="preserve">surprise binning produces only marginal AUROC).</w:t>
+        <w:t xml:space="preserve">Alibaba v2018: predictor lives in a shorter subpart.</w:t>
+      </w:r>
+      <w:r>
+        <w:t xml:space="preserve"> </w:t>
+      </w:r>
+      <w:r>
+        <w:t xml:space="preserve">Only 17-30%</w:t>
+      </w:r>
+      <w:r>
+        <w:t xml:space="preserve"> </w:t>
+      </w:r>
+      <w:r>
+        <w:t xml:space="preserve">of top sequences are full-dominant. Most are dominated by a short</w:t>
+      </w:r>
+      <w:r>
+        <w:t xml:space="preserve"> </w:t>
+      </w:r>
+      <w:r>
+        <w:t xml:space="preserve">leading subsequence, often just</w:t>
+      </w:r>
+      <w:r>
+        <w:t xml:space="preserve"> </w:t>
+      </w:r>
+      <w:r>
+        <w:rPr>
+          <w:rStyle w:val="VerbatimChar"/>
+        </w:rPr>
+        <w:t xml:space="preserve">task_waiting:R</w:t>
+      </w:r>
+      <w:r>
+        <w:t xml:space="preserve"> </w:t>
+      </w:r>
+      <w:r>
+        <w:t xml:space="preserve">alone (lift ~3.98).</w:t>
+      </w:r>
+      <w:r>
+        <w:t xml:space="preserve"> </w:t>
+      </w:r>
+      <w:r>
+        <w:t xml:space="preserve">Once a Waiting task appears in a job, the failure risk is set;</w:t>
+      </w:r>
+      <w:r>
+        <w:t xml:space="preserve"> </w:t>
+      </w:r>
+      <w:r>
+        <w:t xml:space="preserve">adding subsequent Success events to the pattern does not lift it</w:t>
+      </w:r>
+      <w:r>
+        <w:t xml:space="preserve"> </w:t>
+      </w:r>
+      <w:r>
+        <w:t xml:space="preserve">further. Operationally, the useful alarm is short.</w:t>
       </w:r>
     </w:p>
     <w:p>
@@ -8098,37 +8413,139 @@
         <w:pStyle w:val="FirstParagraph"/>
       </w:pPr>
       <w:r>
-        <w:t xml:space="preserve">Concretely: on BGL the best combined AUROC across horizons is 0.51</w:t>
-      </w:r>
-      <w:r>
-        <w:t xml:space="preserve"> </w:t>
-      </w:r>
-      <w:r>
-        <w:t xml:space="preserve">(chance) even when INFO-level messages and component granularity are</w:t>
-      </w:r>
-      <w:r>
-        <w:t xml:space="preserve"> </w:t>
-      </w:r>
-      <w:r>
-        <w:t xml:space="preserve">included in the non-alert stream; on SCANIA the best combined AUROC</w:t>
-      </w:r>
-      <w:r>
-        <w:t xml:space="preserve"> </w:t>
-      </w:r>
-      <w:r>
-        <w:t xml:space="preserve">across horizons is 0.60, unchanged when the fleet-wide 90th-percentile</w:t>
-      </w:r>
-      <w:r>
-        <w:t xml:space="preserve"> </w:t>
-      </w:r>
-      <w:r>
-        <w:t xml:space="preserve">delta binning is replaced by per-vehicle-normalised 90th-percentile</w:t>
-      </w:r>
-      <w:r>
-        <w:t xml:space="preserve"> </w:t>
-      </w:r>
-      <w:r>
-        <w:t xml:space="preserve">binning.</w:t>
+        <w:t xml:space="preserve">This resolves an ambiguity the raw order-gain distribution left open.</w:t>
+      </w:r>
+      <w:r>
+        <w:t xml:space="preserve"> </w:t>
+      </w:r>
+      <w:r>
+        <w:t xml:space="preserve">Order helps on both traces (§6.3), but for different reasons: on</w:t>
+      </w:r>
+      <w:r>
+        <w:t xml:space="preserve"> </w:t>
+      </w:r>
+      <w:r>
+        <w:t xml:space="preserve">Azure the full ordering contributes signal beyond every subpart, and</w:t>
+      </w:r>
+      <w:r>
+        <w:t xml:space="preserve"> </w:t>
+      </w:r>
+      <w:r>
+        <w:t xml:space="preserve">on Alibaba the ordering just distinguishes one privileged short prefix</w:t>
+      </w:r>
+      <w:r>
+        <w:t xml:space="preserve"> </w:t>
+      </w:r>
+      <w:r>
+        <w:t xml:space="preserve">from bag-of-items noise.</w:t>
+      </w:r>
+    </w:p>
+    <w:bookmarkEnd w:id="57"/>
+    <w:bookmarkStart w:id="58" w:name="X75d9a394a307a62bf087024a3c4b370afb7d957"/>
+    <w:p>
+      <w:pPr>
+        <w:pStyle w:val="Heading3"/>
+      </w:pPr>
+      <w:r>
+        <w:rPr>
+          <w:rStyle w:val="SectionNumber"/>
+        </w:rPr>
+        <w:t xml:space="preserve">1.8.2</w:t>
+      </w:r>
+      <w:r>
+        <w:tab/>
+      </w:r>
+      <w:r>
+        <w:t xml:space="preserve">7.3 What each mined signature means operationally</w:t>
+      </w:r>
+    </w:p>
+    <w:p>
+      <w:pPr>
+        <w:pStyle w:val="FirstParagraph"/>
+      </w:pPr>
+      <w:r>
+        <w:t xml:space="preserve">On Azure PdM,</w:t>
+      </w:r>
+      <w:r>
+        <w:t xml:space="preserve"> </w:t>
+      </w:r>
+      <w:r>
+        <w:rPr>
+          <w:rStyle w:val="VerbatimChar"/>
+        </w:rPr>
+        <w:t xml:space="preserve">software_error:error2 → software_error:error3</w:t>
+      </w:r>
+      <w:r>
+        <w:t xml:space="preserve"> </w:t>
+      </w:r>
+      <w:r>
+        <w:t xml:space="preserve">at</w:t>
+      </w:r>
+      <w:r>
+        <w:t xml:space="preserve"> </w:t>
+      </w:r>
+      <w:r>
+        <w:rPr>
+          <w:rStyle w:val="VerbatimChar"/>
+        </w:rPr>
+        <w:t xml:space="preserve">last5</w:t>
+      </w:r>
+      <w:r>
+        <w:t xml:space="preserve"> </w:t>
+      </w:r>
+      <w:r>
+        <w:t xml:space="preserve">reaches sequence lift 3.73 vs itemset lift 2.22 for the same</w:t>
+      </w:r>
+      <w:r>
+        <w:t xml:space="preserve"> </w:t>
+      </w:r>
+      <w:r>
+        <w:t xml:space="preserve">items. The order-specific reading is that error2 and error3 are not</w:t>
+      </w:r>
+      <w:r>
+        <w:t xml:space="preserve"> </w:t>
+      </w:r>
+      <w:r>
+        <w:t xml:space="preserve">interchangeable noise: a machine reporting error2 first and then</w:t>
+      </w:r>
+      <w:r>
+        <w:t xml:space="preserve"> </w:t>
+      </w:r>
+      <w:r>
+        <w:t xml:space="preserve">error3 is materially more likely to reach a</w:t>
+      </w:r>
+      <w:r>
+        <w:t xml:space="preserve"> </w:t>
+      </w:r>
+      <w:r>
+        <w:rPr>
+          <w:rStyle w:val="VerbatimChar"/>
+        </w:rPr>
+        <w:t xml:space="preserve">terminal_failure</w:t>
+      </w:r>
+      <w:r>
+        <w:t xml:space="preserve"> </w:t>
+      </w:r>
+      <w:r>
+        <w:t xml:space="preserve">than</w:t>
+      </w:r>
+      <w:r>
+        <w:t xml:space="preserve"> </w:t>
+      </w:r>
+      <w:r>
+        <w:t xml:space="preserve">one that reports them in the other order. In practical monitoring,</w:t>
+      </w:r>
+      <w:r>
+        <w:t xml:space="preserve"> </w:t>
+      </w:r>
+      <w:r>
+        <w:t xml:space="preserve">an alarm keyed on the pair-in-order is preferable to the same alarm</w:t>
+      </w:r>
+      <w:r>
+        <w:t xml:space="preserve"> </w:t>
+      </w:r>
+      <w:r>
+        <w:t xml:space="preserve">keyed on the pair-as-set.</w:t>
       </w:r>
     </w:p>
     <w:p>
@@ -8136,205 +8553,49 @@
         <w:pStyle w:val="BodyText"/>
       </w:pPr>
       <w:r>
-        <w:t xml:space="preserve">To determine whether the SCANIA gap is representation-loss (tokens</w:t>
-      </w:r>
-      <w:r>
-        <w:t xml:space="preserve"> </w:t>
-      </w:r>
-      <w:r>
-        <w:t xml:space="preserve">destroy signal that is actually in the trace) or signal-absence (no</w:t>
-      </w:r>
-      <w:r>
-        <w:t xml:space="preserve"> </w:t>
-      </w:r>
-      <w:r>
-        <w:t xml:space="preserve">representation could recover 0.75), we run a diagnostic ceiling test:</w:t>
-      </w:r>
-      <w:r>
-        <w:t xml:space="preserve"> </w:t>
-      </w:r>
-      <w:r>
-        <w:t xml:space="preserve">LightGBM on a compact set of histogram-aware distributional</w:t>
-      </w:r>
-      <w:r>
-        <w:t xml:space="preserve"> </w:t>
-      </w:r>
-      <w:r>
-        <w:t xml:space="preserve">descriptors (Wasserstein-1 distance to a per-vehicle baseline,</w:t>
-      </w:r>
-      <w:r>
-        <w:t xml:space="preserve"> </w:t>
-      </w:r>
-      <w:r>
-        <w:t xml:space="preserve">signed centroid shift, entropy shift, tail-mass shift, and each</w:t>
-      </w:r>
-      <w:r>
-        <w:t xml:space="preserve"> </w:t>
-      </w:r>
-      <w:r>
-        <w:t xml:space="preserve">descriptor’s slope over the last 20 readouts) computed on the same</w:t>
-      </w:r>
-      <w:r>
-        <w:t xml:space="preserve"> </w:t>
-      </w:r>
-      <w:r>
-        <w:t xml:space="preserve">temporal split. The ceiling model reaches AUROC 0.60 / AUPRC 0.04,</w:t>
-      </w:r>
-      <w:r>
-        <w:t xml:space="preserve"> </w:t>
-      </w:r>
-      <w:r>
-        <w:t xml:space="preserve">essentially identical to the pattern-mining pipeline. Logistic</w:t>
-      </w:r>
-      <w:r>
-        <w:t xml:space="preserve"> </w:t>
-      </w:r>
-      <w:r>
-        <w:t xml:space="preserve">regression on the same 113 structured features reaches 0.58 / 0.05.</w:t>
-      </w:r>
-      <w:r>
-        <w:t xml:space="preserve"> </w:t>
-      </w:r>
-      <w:r>
-        <w:t xml:space="preserve">The GBM-versus-LR gap is 0.02 AUROC, so classifier capacity is not</w:t>
-      </w:r>
-      <w:r>
-        <w:t xml:space="preserve"> </w:t>
-      </w:r>
-      <w:r>
-        <w:t xml:space="preserve">the constraint either. The gap between SCANIA (~0.60) and the</w:t>
-      </w:r>
-      <w:r>
-        <w:t xml:space="preserve"> </w:t>
-      </w:r>
-      <w:r>
-        <w:t xml:space="preserve">Azure / Alibaba wins (~0.80-1.00) reflects a limit of the readout</w:t>
-      </w:r>
-      <w:r>
-        <w:t xml:space="preserve"> </w:t>
-      </w:r>
-      <w:r>
-        <w:t xml:space="preserve">cadence and feature vocabulary, not of the pattern-mining pipeline</w:t>
-      </w:r>
-      <w:r>
-        <w:t xml:space="preserve"> </w:t>
-      </w:r>
-      <w:r>
-        <w:t xml:space="preserve">against a richer alternative representation.</w:t>
-      </w:r>
-    </w:p>
-    <w:p>
-      <w:pPr>
-        <w:pStyle w:val="BodyText"/>
-      </w:pPr>
-      <w:r>
-        <w:rPr>
-          <w:b/>
-          <w:bCs/>
-        </w:rPr>
-        <w:t xml:space="preserve">Positive control on same-manufacturer data.</w:t>
-      </w:r>
-      <w:r>
-        <w:t xml:space="preserve"> </w:t>
-      </w:r>
-      <w:r>
-        <w:t xml:space="preserve">To rule out the</w:t>
-      </w:r>
-      <w:r>
-        <w:t xml:space="preserve"> </w:t>
-      </w:r>
-      <w:r>
-        <w:t xml:space="preserve">alternative explanation that SCANIA-family telemetry itself lacks</w:t>
-      </w:r>
-      <w:r>
-        <w:t xml:space="preserve"> </w:t>
-      </w:r>
-      <w:r>
-        <w:t xml:space="preserve">predictive signal, we apply the same LightGBM ceiling test to</w:t>
-      </w:r>
-      <w:r>
-        <w:t xml:space="preserve"> </w:t>
-      </w:r>
-      <w:r>
-        <w:t xml:space="preserve">SCANIA APS Failure at Scania Trucks</w:t>
-      </w:r>
-      <w:r>
-        <w:t xml:space="preserve"> </w:t>
-      </w:r>
-      <w:r>
-        <w:t xml:space="preserve">(Costa and Nascimento 2016)</w:t>
-      </w:r>
-      <w:r>
-        <w:t xml:space="preserve"> </w:t>
-      </w:r>
-      <w:r>
-        <w:t xml:space="preserve">(UCI 421, IDA</w:t>
-      </w:r>
-      <w:r>
-        <w:t xml:space="preserve"> </w:t>
-      </w:r>
-      <w:r>
-        <w:t xml:space="preserve">2016 industrial challenge). APS Failure uses the same anonymised</w:t>
-      </w:r>
-      <w:r>
-        <w:t xml:space="preserve"> </w:t>
-      </w:r>
-      <w:r>
-        <w:t xml:space="preserve">histogram-encoded schema as Component X (7 histogram groups of 10</w:t>
-      </w:r>
-      <w:r>
-        <w:t xml:space="preserve"> </w:t>
-      </w:r>
-      <w:r>
-        <w:t xml:space="preserve">bins each + 100 single counters = 170 feature columns) but delivers</w:t>
-      </w:r>
-      <w:r>
-        <w:t xml:space="preserve"> </w:t>
-      </w:r>
-      <w:r>
-        <w:t xml:space="preserve">one per-truck cross-sectional readout instead of a longitudinal</w:t>
-      </w:r>
-      <w:r>
-        <w:t xml:space="preserve"> </w:t>
-      </w:r>
-      <w:r>
-        <w:t xml:space="preserve">readout stream, with a binary APS-system-failure label at a 1.67%</w:t>
-      </w:r>
-      <w:r>
-        <w:t xml:space="preserve"> </w:t>
-      </w:r>
-      <w:r>
-        <w:t xml:space="preserve">positive rate. On the same LightGBM configuration our Component X</w:t>
-      </w:r>
-      <w:r>
-        <w:t xml:space="preserve"> </w:t>
-      </w:r>
-      <w:r>
-        <w:t xml:space="preserve">ceiling used, APS Failure reaches AUROC 0.994 / AUPRC 0.934 on the</w:t>
-      </w:r>
-      <w:r>
-        <w:t xml:space="preserve"> </w:t>
-      </w:r>
-      <w:r>
-        <w:t xml:space="preserve">canonical held-out test split (16,000 trucks, 375 positives); LR</w:t>
-      </w:r>
-      <w:r>
-        <w:t xml:space="preserve"> </w:t>
-      </w:r>
-      <w:r>
-        <w:t xml:space="preserve">alone reaches 0.979 / 0.800. Same manufacturer, same anonymisation</w:t>
-      </w:r>
-      <w:r>
-        <w:t xml:space="preserve"> </w:t>
-      </w:r>
-      <w:r>
-        <w:t xml:space="preserve">schema, different readout format, near-perfect predictability. This</w:t>
-      </w:r>
-      <w:r>
-        <w:t xml:space="preserve"> </w:t>
-      </w:r>
-      <w:r>
-        <w:t xml:space="preserve">excludes</w:t>
+        <w:t xml:space="preserve">On Alibaba,</w:t>
+      </w:r>
+      <w:r>
+        <w:t xml:space="preserve"> </w:t>
+      </w:r>
+      <w:r>
+        <w:rPr>
+          <w:rStyle w:val="VerbatimChar"/>
+        </w:rPr>
+        <w:t xml:space="preserve">task_success:M → task_success:M → task_success:M</w:t>
+      </w:r>
+      <w:r>
+        <w:t xml:space="preserve"> </w:t>
+      </w:r>
+      <w:r>
+        <w:t xml:space="preserve">at</w:t>
+      </w:r>
+      <w:r>
+        <w:t xml:space="preserve"> </w:t>
+      </w:r>
+      <w:r>
+        <w:rPr>
+          <w:rStyle w:val="VerbatimChar"/>
+        </w:rPr>
+        <w:t xml:space="preserve">last3</w:t>
+      </w:r>
+      <w:r>
+        <w:t xml:space="preserve"> </w:t>
+      </w:r>
+      <w:r>
+        <w:t xml:space="preserve">reaches sequence lift 3.06 vs itemset lift 1.37 for the same</w:t>
+      </w:r>
+      <w:r>
+        <w:t xml:space="preserve"> </w:t>
+      </w:r>
+      <w:r>
+        <w:t xml:space="preserve">items. Three consecutive Map completions predict a subsequent Failed</w:t>
+      </w:r>
+      <w:r>
+        <w:t xml:space="preserve"> </w:t>
+      </w:r>
+      <w:r>
+        <w:t xml:space="preserve">task more strongly than</w:t>
       </w:r>
       <w:r>
         <w:t xml:space="preserve"> </w:t>
@@ -8343,7 +8604,7 @@
         <w:t xml:space="preserve">“</w:t>
       </w:r>
       <w:r>
-        <w:t xml:space="preserve">SCANIA-family data is inherently weak</w:t>
+        <w:t xml:space="preserve">the job contains Map completions</w:t>
       </w:r>
       <w:r>
         <w:t xml:space="preserve">”</w:t>
@@ -8352,320 +8613,70 @@
         <w:t xml:space="preserve"> </w:t>
       </w:r>
       <w:r>
-        <w:t xml:space="preserve">as an explanation</w:t>
-      </w:r>
-      <w:r>
-        <w:t xml:space="preserve"> </w:t>
-      </w:r>
-      <w:r>
-        <w:t xml:space="preserve">for the Component X boundary.</w:t>
-      </w:r>
-    </w:p>
-    <w:p>
-      <w:pPr>
-        <w:pStyle w:val="BodyText"/>
-      </w:pPr>
-      <w:r>
-        <w:rPr>
-          <w:b/>
-          <w:bCs/>
-        </w:rPr>
-        <w:t xml:space="preserve">Root-cause diagnosis: trajectory-signal absence, not signal</w:t>
-      </w:r>
-      <w:r>
-        <w:rPr>
-          <w:b/>
-          <w:bCs/>
-        </w:rPr>
-        <w:t xml:space="preserve"> </w:t>
-      </w:r>
-      <w:r>
-        <w:rPr>
-          <w:b/>
-          <w:bCs/>
-        </w:rPr>
-        <w:t xml:space="preserve">absence.</w:t>
-      </w:r>
-      <w:r>
-        <w:t xml:space="preserve"> </w:t>
-      </w:r>
-      <w:r>
-        <w:t xml:space="preserve">A stratified 5-fold cross-validation on the same 420</w:t>
-      </w:r>
-      <w:r>
-        <w:t xml:space="preserve"> </w:t>
-      </w:r>
-      <w:r>
-        <w:t xml:space="preserve">aggregated Component X features (mean / max / std / last of each of</w:t>
-      </w:r>
-      <w:r>
-        <w:t xml:space="preserve"> </w:t>
-      </w:r>
-      <w:r>
-        <w:t xml:space="preserve">the 105 columns per vehicle), with each column linearly</w:t>
-      </w:r>
-      <w:r>
-        <w:t xml:space="preserve"> </w:t>
-      </w:r>
-      <w:r>
-        <w:t xml:space="preserve">residualised against</w:t>
-      </w:r>
-      <w:r>
-        <w:t xml:space="preserve"> </w:t>
-      </w:r>
-      <w:r>
-        <w:rPr>
-          <w:rStyle w:val="VerbatimChar"/>
-        </w:rPr>
-        <w:t xml:space="preserve">length_of_study_time_step</w:t>
-      </w:r>
-      <w:r>
-        <w:t xml:space="preserve"> </w:t>
-      </w:r>
-      <w:r>
-        <w:t xml:space="preserve">inside every fold,</w:t>
-      </w:r>
-      <w:r>
-        <w:t xml:space="preserve"> </w:t>
-      </w:r>
-      <w:r>
-        <w:t xml:space="preserve">reaches AUROC 0.826 ± 0.005, comparable to Alibaba’s</w:t>
-      </w:r>
-      <w:r>
-        <w:t xml:space="preserve"> </w:t>
-      </w:r>
-      <w:r>
-        <w:rPr>
-          <w:rStyle w:val="VerbatimChar"/>
-        </w:rPr>
-        <w:t xml:space="preserve">last3</w:t>
-      </w:r>
-      <w:r>
-        <w:t xml:space="preserve"> </w:t>
-      </w:r>
-      <w:r>
-        <w:t xml:space="preserve">combined score (0.81) and BGL’s chance (0.51). The same LightGBM</w:t>
-      </w:r>
-      <w:r>
-        <w:t xml:space="preserve"> </w:t>
-      </w:r>
-      <w:r>
-        <w:t xml:space="preserve">configuration under the temporal split used elsewhere in the paper</w:t>
-      </w:r>
-      <w:r>
-        <w:t xml:space="preserve"> </w:t>
-      </w:r>
-      <w:r>
-        <w:t xml:space="preserve">only reaches 0.67, and the pattern-mining pipeline reaches 0.60.</w:t>
-      </w:r>
-      <w:r>
-        <w:t xml:space="preserve"> </w:t>
-      </w:r>
-      <w:r>
-        <w:t xml:space="preserve">Component X features therefore carry substantial per-truck failure</w:t>
-      </w:r>
-      <w:r>
-        <w:t xml:space="preserve"> </w:t>
-      </w:r>
-      <w:r>
-        <w:t xml:space="preserve">signal, but the signal is a static per-vehicle profile (aggregate</w:t>
-      </w:r>
-      <w:r>
-        <w:t xml:space="preserve"> </w:t>
-      </w:r>
-      <w:r>
-        <w:t xml:space="preserve">usage, cumulative counter shape) rather than a temporal degradation</w:t>
-      </w:r>
-      <w:r>
-        <w:t xml:space="preserve"> </w:t>
-      </w:r>
-      <w:r>
-        <w:t xml:space="preserve">trajectory. Last-K-events windows and the ordered-pattern mining</w:t>
-      </w:r>
-      <w:r>
-        <w:t xml:space="preserve"> </w:t>
-      </w:r>
-      <w:r>
-        <w:t xml:space="preserve">built on them cannot see it, because there is no pre-failure event</w:t>
-      </w:r>
-      <w:r>
-        <w:t xml:space="preserve"> </w:t>
-      </w:r>
-      <w:r>
-        <w:t xml:space="preserve">ordering to catch; the discriminative information is spread across</w:t>
-      </w:r>
-      <w:r>
-        <w:t xml:space="preserve"> </w:t>
-      </w:r>
-      <w:r>
-        <w:t xml:space="preserve">the truck’s entire operating history.</w:t>
-      </w:r>
-    </w:p>
-    <w:p>
-      <w:pPr>
-        <w:pStyle w:val="BodyText"/>
-      </w:pPr>
-      <w:r>
-        <w:t xml:space="preserve">This gives a sharper three-way regime-of-validity: (i) two wins</w:t>
-      </w:r>
-      <w:r>
-        <w:t xml:space="preserve"> </w:t>
-      </w:r>
-      <w:r>
-        <w:t xml:space="preserve">(Azure PdM, Alibaba v2018), where target failure is preceded by a</w:t>
-      </w:r>
-      <w:r>
-        <w:t xml:space="preserve"> </w:t>
-      </w:r>
-      <w:r>
-        <w:t xml:space="preserve">discriminable ordered event trajectory; (ii) BGL, where the target</w:t>
-      </w:r>
-      <w:r>
-        <w:t xml:space="preserve"> </w:t>
-      </w:r>
-      <w:r>
-        <w:t xml:space="preserve">class is self-triggering with no discriminable non-alert precursor;</w:t>
-      </w:r>
-      <w:r>
-        <w:t xml:space="preserve"> </w:t>
-      </w:r>
-      <w:r>
-        <w:t xml:space="preserve">(iii) Component X, where the target has strong per-truck signal in aggregate</w:t>
-      </w:r>
-      <w:r>
-        <w:t xml:space="preserve"> </w:t>
-      </w:r>
-      <w:r>
-        <w:t xml:space="preserve">features but no last-K-events trajectory signal, so pattern mining</w:t>
-      </w:r>
-      <w:r>
-        <w:t xml:space="preserve"> </w:t>
-      </w:r>
-      <w:r>
-        <w:t xml:space="preserve">on windows attains the temporal-split ceiling but not the</w:t>
-      </w:r>
-      <w:r>
-        <w:t xml:space="preserve"> </w:t>
-      </w:r>
-      <w:r>
-        <w:t xml:space="preserve">transductive per-vehicle ceiling. The APS positive control confirms</w:t>
-      </w:r>
-      <w:r>
-        <w:t xml:space="preserve"> </w:t>
-      </w:r>
-      <w:r>
-        <w:t xml:space="preserve">that (iii) is a target-shape distinction, not a manufacturer or</w:t>
-      </w:r>
-      <w:r>
-        <w:t xml:space="preserve"> </w:t>
-      </w:r>
-      <w:r>
-        <w:t xml:space="preserve">schema deficiency.</w:t>
-      </w:r>
-    </w:p>
-    <w:p>
-      <w:pPr>
-        <w:pStyle w:val="BodyText"/>
-      </w:pPr>
-      <w:r>
-        <w:t xml:space="preserve">The method’s regime of validity is therefore</w:t>
-      </w:r>
-      <w:r>
-        <w:t xml:space="preserve"> </w:t>
-      </w:r>
-      <w:r>
-        <w:t xml:space="preserve">“</w:t>
-      </w:r>
-      <w:r>
-        <w:t xml:space="preserve">trace has a rich</w:t>
-      </w:r>
-      <w:r>
-        <w:t xml:space="preserve"> </w:t>
-      </w:r>
-      <w:r>
-        <w:t xml:space="preserve">native discrete event vocabulary AND failure class is not</w:t>
-      </w:r>
-      <w:r>
-        <w:t xml:space="preserve"> </w:t>
-      </w:r>
-      <w:r>
-        <w:t xml:space="preserve">self-triggering AND readout-cadence signal capacity exceeds the</w:t>
-      </w:r>
-      <w:r>
-        <w:t xml:space="preserve"> </w:t>
-      </w:r>
-      <w:r>
-        <w:t xml:space="preserve">target AUROC bar</w:t>
-      </w:r>
-      <w:r>
-        <w:t xml:space="preserve">”</w:t>
-      </w:r>
-      <w:r>
-        <w:t xml:space="preserve">. BGL fails the second condition; SCANIA fails the</w:t>
-      </w:r>
-      <w:r>
-        <w:t xml:space="preserve"> </w:t>
-      </w:r>
-      <w:r>
-        <w:t xml:space="preserve">third; Azure PdM and Alibaba v2018 satisfy all three.</w:t>
-      </w:r>
-    </w:p>
-    <w:p>
-      <w:pPr>
-        <w:pStyle w:val="BodyText"/>
-      </w:pPr>
-      <w:r>
-        <w:t xml:space="preserve">The two lead-time regimes in §6.7 speak to deployment. Azure inherits</w:t>
-      </w:r>
-      <w:r>
-        <w:t xml:space="preserve"> </w:t>
-      </w:r>
-      <w:r>
-        <w:t xml:space="preserve">a structural 24h clock from the synthetic generator and should not</w:t>
-      </w:r>
-      <w:r>
-        <w:t xml:space="preserve"> </w:t>
-      </w:r>
-      <w:r>
-        <w:t xml:space="preserve">be read as a real-world warning interval; Alibaba’s median 0-second</w:t>
-      </w:r>
-      <w:r>
-        <w:t xml:space="preserve"> </w:t>
-      </w:r>
-      <w:r>
-        <w:t xml:space="preserve">lead time is the honest one, and a per-job classifier there must be</w:t>
-      </w:r>
-      <w:r>
-        <w:t xml:space="preserve"> </w:t>
-      </w:r>
-      <w:r>
-        <w:t xml:space="preserve">paired with sub-second scheduling infrastructure to act on the signal</w:t>
-      </w:r>
-      <w:r>
-        <w:t xml:space="preserve"> </w:t>
-      </w:r>
-      <w:r>
-        <w:t xml:space="preserve">at all.</w:t>
+        <w:t xml:space="preserve">alone.</w:t>
+      </w:r>
+      <w:r>
+        <w:t xml:space="preserve"> </w:t>
+      </w:r>
+      <w:r>
+        <w:t xml:space="preserve">The operational reading is that the position of the failure inside</w:t>
+      </w:r>
+      <w:r>
+        <w:t xml:space="preserve"> </w:t>
+      </w:r>
+      <w:r>
+        <w:t xml:space="preserve">the DAG matters: jobs that make it through a Map-heavy prefix are</w:t>
+      </w:r>
+      <w:r>
+        <w:t xml:space="preserve"> </w:t>
+      </w:r>
+      <w:r>
+        <w:t xml:space="preserve">the jobs whose downstream Reduce or Join phases can fail, whereas</w:t>
+      </w:r>
+      <w:r>
+        <w:t xml:space="preserve"> </w:t>
+      </w:r>
+      <w:r>
+        <w:t xml:space="preserve">jobs that fail early do so in a different distribution of task types.</w:t>
       </w:r>
     </w:p>
     <w:bookmarkEnd w:id="58"/>
-    <w:bookmarkEnd w:id="59"/>
-    <w:bookmarkStart w:id="60" w:name="limitations"/>
-    <w:p>
-      <w:pPr>
-        <w:pStyle w:val="Heading2"/>
+    <w:bookmarkStart w:id="59" w:name="regime-of-validity"/>
+    <w:p>
+      <w:pPr>
+        <w:pStyle w:val="Heading3"/>
       </w:pPr>
       <w:r>
         <w:rPr>
           <w:rStyle w:val="SectionNumber"/>
         </w:rPr>
-        <w:t xml:space="preserve">1.9</w:t>
+        <w:t xml:space="preserve">1.8.3</w:t>
       </w:r>
       <w:r>
         <w:tab/>
       </w:r>
       <w:r>
-        <w:t xml:space="preserve">8 Limitations</w:t>
+        <w:t xml:space="preserve">7.4 Regime of validity</w:t>
+      </w:r>
+    </w:p>
+    <w:p>
+      <w:pPr>
+        <w:pStyle w:val="FirstParagraph"/>
+      </w:pPr>
+      <w:r>
+        <w:t xml:space="preserve">The four-trace survey resolves an obvious follow-up question:</w:t>
+      </w:r>
+      <w:r>
+        <w:t xml:space="preserve"> </w:t>
+      </w:r>
+      <w:r>
+        <w:t xml:space="preserve">does the sequences+itemsets combined-feature-set advantage transfer</w:t>
+      </w:r>
+      <w:r>
+        <w:t xml:space="preserve"> </w:t>
+      </w:r>
+      <w:r>
+        <w:t xml:space="preserve">to any operational event log? It does not.</w:t>
       </w:r>
     </w:p>
     <w:p>
@@ -8677,49 +8688,41 @@
         </w:numPr>
       </w:pPr>
       <w:r>
-        <w:t xml:space="preserve">Alibaba results are per-job, computed on</w:t>
-      </w:r>
-      <w:r>
-        <w:t xml:space="preserve"> </w:t>
-      </w:r>
-      <w:r>
-        <w:rPr>
-          <w:rStyle w:val="VerbatimChar"/>
-        </w:rPr>
-        <w:t xml:space="preserve">batch_task</w:t>
-      </w:r>
-      <w:r>
-        <w:t xml:space="preserve"> </w:t>
-      </w:r>
-      <w:r>
-        <w:t xml:space="preserve">alone; the</w:t>
-      </w:r>
-      <w:r>
-        <w:t xml:space="preserve"> </w:t>
-      </w:r>
-      <w:r>
-        <w:rPr>
-          <w:rStyle w:val="VerbatimChar"/>
-        </w:rPr>
-        <w:t xml:space="preserve">batch_instance</w:t>
-      </w:r>
-      <w:r>
-        <w:t xml:space="preserve"> </w:t>
-      </w:r>
-      <w:r>
-        <w:t xml:space="preserve">table (21 GB compressed) that would enable</w:t>
-      </w:r>
-      <w:r>
-        <w:t xml:space="preserve"> </w:t>
-      </w:r>
-      <w:r>
-        <w:t xml:space="preserve">per-machine failure trajectories on the same trace is left to</w:t>
-      </w:r>
-      <w:r>
-        <w:t xml:space="preserve"> </w:t>
-      </w:r>
-      <w:r>
-        <w:t xml:space="preserve">future work.</w:t>
+        <w:rPr>
+          <w:b/>
+          <w:bCs/>
+        </w:rPr>
+        <w:t xml:space="preserve">Where the method works</w:t>
+      </w:r>
+      <w:r>
+        <w:t xml:space="preserve"> </w:t>
+      </w:r>
+      <w:r>
+        <w:t xml:space="preserve">(Azure PdM, Alibaba v2018): rich native</w:t>
+      </w:r>
+      <w:r>
+        <w:t xml:space="preserve"> </w:t>
+      </w:r>
+      <w:r>
+        <w:t xml:space="preserve">discrete event vocabularies (5 error codes × 4 component types on</w:t>
+      </w:r>
+      <w:r>
+        <w:t xml:space="preserve"> </w:t>
+      </w:r>
+      <w:r>
+        <w:t xml:space="preserve">Azure; 4 task statuses × 6 task roles on Alibaba). Failure-window</w:t>
+      </w:r>
+      <w:r>
+        <w:t xml:space="preserve"> </w:t>
+      </w:r>
+      <w:r>
+        <w:t xml:space="preserve">content differs discriminably from control-window content, and</w:t>
+      </w:r>
+      <w:r>
+        <w:t xml:space="preserve"> </w:t>
+      </w:r>
+      <w:r>
+        <w:t xml:space="preserve">order carries information beyond the itemset.</w:t>
       </w:r>
     </w:p>
     <w:p>
@@ -8731,137 +8734,607 @@
         </w:numPr>
       </w:pPr>
       <w:r>
-        <w:t xml:space="preserve">Alibaba sequence patterns are numerically fewer than Azure ones</w:t>
-      </w:r>
-      <w:r>
-        <w:t xml:space="preserve"> </w:t>
-      </w:r>
-      <w:r>
-        <w:t xml:space="preserve">(2-6 vs 6-16 surviving the shuffle-null per horizon). A wider</w:t>
-      </w:r>
-      <w:r>
-        <w:t xml:space="preserve"> </w:t>
-      </w:r>
-      <w:r>
-        <w:t xml:space="preserve">min_support sweep and top-K sequence mining would sharpen the</w:t>
-      </w:r>
-      <w:r>
-        <w:t xml:space="preserve"> </w:t>
-      </w:r>
-      <w:r>
-        <w:t xml:space="preserve">Alibaba sequence-mining slice specifically.</w:t>
-      </w:r>
-    </w:p>
-    <w:p>
-      <w:pPr>
-        <w:pStyle w:val="Compact"/>
-        <w:numPr>
-          <w:ilvl w:val="0"/>
-          <w:numId w:val="1006"/>
-        </w:numPr>
-      </w:pPr>
-      <w:r>
-        <w:t xml:space="preserve">The min_support sensitivity sweep covers itemset support;</w:t>
-      </w:r>
-      <w:r>
-        <w:t xml:space="preserve"> </w:t>
-      </w:r>
-      <w:r>
-        <w:t xml:space="preserve">regularization strength and cross-machine / cross-job</w:t>
-      </w:r>
-      <w:r>
-        <w:t xml:space="preserve"> </w:t>
-      </w:r>
-      <w:r>
-        <w:t xml:space="preserve">leave-one-out are the next robustness questions.</w:t>
-      </w:r>
-    </w:p>
-    <w:p>
-      <w:pPr>
-        <w:pStyle w:val="Compact"/>
-        <w:numPr>
-          <w:ilvl w:val="0"/>
-          <w:numId w:val="1006"/>
-        </w:numPr>
-      </w:pPr>
-      <w:r>
-        <w:t xml:space="preserve">Azure lead times are set by the synthetic data generator and</w:t>
-      </w:r>
-      <w:r>
-        <w:t xml:space="preserve"> </w:t>
-      </w:r>
-      <w:r>
-        <w:t xml:space="preserve">describe dataset construction rather than real-world warning</w:t>
-      </w:r>
-      <w:r>
-        <w:t xml:space="preserve"> </w:t>
-      </w:r>
-      <w:r>
-        <w:t xml:space="preserve">intervals. Alibaba lead times are the operationally-honest number</w:t>
-      </w:r>
-      <w:r>
-        <w:t xml:space="preserve"> </w:t>
-      </w:r>
-      <w:r>
-        <w:t xml:space="preserve">from a real trace.</w:t>
-      </w:r>
-    </w:p>
-    <w:p>
-      <w:pPr>
-        <w:pStyle w:val="Compact"/>
-        <w:numPr>
-          <w:ilvl w:val="0"/>
-          <w:numId w:val="1006"/>
-        </w:numPr>
-      </w:pPr>
-      <w:r>
-        <w:t xml:space="preserve">SCANIA binning uses per-vehicle 90th-percentile deltas; a stronger</w:t>
-      </w:r>
-      <w:r>
-        <w:t xml:space="preserve"> </w:t>
-      </w:r>
-      <w:r>
-        <w:t xml:space="preserve">alternative representation (Wasserstein-1 distance to vehicle</w:t>
-      </w:r>
-      <w:r>
-        <w:t xml:space="preserve"> </w:t>
-      </w:r>
-      <w:r>
-        <w:t xml:space="preserve">baseline, centroid shift, entropy and tail-mass changes per</w:t>
-      </w:r>
-      <w:r>
-        <w:t xml:space="preserve"> </w:t>
-      </w:r>
-      <w:r>
-        <w:t xml:space="preserve">histogram feature) was also tested via a LightGBM ceiling</w:t>
-      </w:r>
-      <w:r>
-        <w:t xml:space="preserve"> </w:t>
-      </w:r>
-      <w:r>
-        <w:t xml:space="preserve">diagnostic and reached the same AUROC 0.60. The signal at this</w:t>
-      </w:r>
-      <w:r>
-        <w:t xml:space="preserve"> </w:t>
-      </w:r>
-      <w:r>
-        <w:t xml:space="preserve">readout cadence is insufficient to reach the 0.75 bar under any</w:t>
-      </w:r>
-      <w:r>
-        <w:t xml:space="preserve"> </w:t>
-      </w:r>
-      <w:r>
-        <w:t xml:space="preserve">representation we tested; scoping SCANIA as a boundary case</w:t>
-      </w:r>
-      <w:r>
-        <w:t xml:space="preserve"> </w:t>
-      </w:r>
-      <w:r>
-        <w:t xml:space="preserve">reflects that finding.</w:t>
-      </w:r>
-    </w:p>
+        <w:rPr>
+          <w:b/>
+          <w:bCs/>
+        </w:rPr>
+        <w:t xml:space="preserve">Where the method does not work</w:t>
+      </w:r>
+      <w:r>
+        <w:t xml:space="preserve"> </w:t>
+      </w:r>
+      <w:r>
+        <w:t xml:space="preserve">(BGL, SCANIA): the target class</w:t>
+      </w:r>
+      <w:r>
+        <w:t xml:space="preserve"> </w:t>
+      </w:r>
+      <w:r>
+        <w:t xml:space="preserve">is self-triggering (BGL alerts follow other alerts, and non-alert</w:t>
+      </w:r>
+      <w:r>
+        <w:t xml:space="preserve"> </w:t>
+      </w:r>
+      <w:r>
+        <w:t xml:space="preserve">log lines carry no discriminable precursor signal), or the discrete</w:t>
+      </w:r>
+      <w:r>
+        <w:t xml:space="preserve"> </w:t>
+      </w:r>
+      <w:r>
+        <w:t xml:space="preserve">event stream must be derived from continuous counters (SCANIA</w:t>
+      </w:r>
+      <w:r>
+        <w:t xml:space="preserve"> </w:t>
+      </w:r>
+      <w:r>
+        <w:t xml:space="preserve">requires binning per-vehicle deltas, and a defensible 90th-percentile</w:t>
+      </w:r>
+      <w:r>
+        <w:t xml:space="preserve"> </w:t>
+      </w:r>
+      <w:r>
+        <w:t xml:space="preserve">surprise binning produces only marginal AUROC).</w:t>
+      </w:r>
+    </w:p>
+    <w:p>
+      <w:pPr>
+        <w:pStyle w:val="FirstParagraph"/>
+      </w:pPr>
+      <w:r>
+        <w:t xml:space="preserve">Concretely: on BGL the best combined AUROC across horizons is 0.51</w:t>
+      </w:r>
+      <w:r>
+        <w:t xml:space="preserve"> </w:t>
+      </w:r>
+      <w:r>
+        <w:t xml:space="preserve">(chance) even when INFO-level messages and component granularity are</w:t>
+      </w:r>
+      <w:r>
+        <w:t xml:space="preserve"> </w:t>
+      </w:r>
+      <w:r>
+        <w:t xml:space="preserve">included in the non-alert stream; on SCANIA the best combined AUROC</w:t>
+      </w:r>
+      <w:r>
+        <w:t xml:space="preserve"> </w:t>
+      </w:r>
+      <w:r>
+        <w:t xml:space="preserve">across horizons is 0.60, unchanged when the fleet-wide 90th-percentile</w:t>
+      </w:r>
+      <w:r>
+        <w:t xml:space="preserve"> </w:t>
+      </w:r>
+      <w:r>
+        <w:t xml:space="preserve">delta binning is replaced by per-vehicle-normalised 90th-percentile</w:t>
+      </w:r>
+      <w:r>
+        <w:t xml:space="preserve"> </w:t>
+      </w:r>
+      <w:r>
+        <w:t xml:space="preserve">binning.</w:t>
+      </w:r>
+    </w:p>
+    <w:p>
+      <w:pPr>
+        <w:pStyle w:val="BodyText"/>
+      </w:pPr>
+      <w:r>
+        <w:t xml:space="preserve">To determine whether the SCANIA gap is representation-loss (tokens</w:t>
+      </w:r>
+      <w:r>
+        <w:t xml:space="preserve"> </w:t>
+      </w:r>
+      <w:r>
+        <w:t xml:space="preserve">destroy signal that is actually in the trace) or signal-absence (no</w:t>
+      </w:r>
+      <w:r>
+        <w:t xml:space="preserve"> </w:t>
+      </w:r>
+      <w:r>
+        <w:t xml:space="preserve">representation could recover 0.75), we run a diagnostic ceiling test:</w:t>
+      </w:r>
+      <w:r>
+        <w:t xml:space="preserve"> </w:t>
+      </w:r>
+      <w:r>
+        <w:t xml:space="preserve">LightGBM on a compact set of histogram-aware distributional</w:t>
+      </w:r>
+      <w:r>
+        <w:t xml:space="preserve"> </w:t>
+      </w:r>
+      <w:r>
+        <w:t xml:space="preserve">descriptors (Wasserstein-1 distance to a per-vehicle baseline,</w:t>
+      </w:r>
+      <w:r>
+        <w:t xml:space="preserve"> </w:t>
+      </w:r>
+      <w:r>
+        <w:t xml:space="preserve">signed centroid shift, entropy shift, tail-mass shift, and each</w:t>
+      </w:r>
+      <w:r>
+        <w:t xml:space="preserve"> </w:t>
+      </w:r>
+      <w:r>
+        <w:t xml:space="preserve">descriptor’s slope over the last 20 readouts) computed on the same</w:t>
+      </w:r>
+      <w:r>
+        <w:t xml:space="preserve"> </w:t>
+      </w:r>
+      <w:r>
+        <w:t xml:space="preserve">temporal split. The ceiling model reaches AUROC 0.60 / AUPRC 0.04,</w:t>
+      </w:r>
+      <w:r>
+        <w:t xml:space="preserve"> </w:t>
+      </w:r>
+      <w:r>
+        <w:t xml:space="preserve">essentially identical to the pattern-mining pipeline. Logistic</w:t>
+      </w:r>
+      <w:r>
+        <w:t xml:space="preserve"> </w:t>
+      </w:r>
+      <w:r>
+        <w:t xml:space="preserve">regression on the same 113 structured features reaches 0.58 / 0.05.</w:t>
+      </w:r>
+      <w:r>
+        <w:t xml:space="preserve"> </w:t>
+      </w:r>
+      <w:r>
+        <w:t xml:space="preserve">The GBM-versus-LR gap is 0.02 AUROC, so classifier capacity is not</w:t>
+      </w:r>
+      <w:r>
+        <w:t xml:space="preserve"> </w:t>
+      </w:r>
+      <w:r>
+        <w:t xml:space="preserve">the constraint either. The gap between SCANIA (~0.60) and the</w:t>
+      </w:r>
+      <w:r>
+        <w:t xml:space="preserve"> </w:t>
+      </w:r>
+      <w:r>
+        <w:t xml:space="preserve">Azure / Alibaba wins (~0.80-1.00) reflects a limit of the readout</w:t>
+      </w:r>
+      <w:r>
+        <w:t xml:space="preserve"> </w:t>
+      </w:r>
+      <w:r>
+        <w:t xml:space="preserve">cadence and feature vocabulary, not of the pattern-mining pipeline</w:t>
+      </w:r>
+      <w:r>
+        <w:t xml:space="preserve"> </w:t>
+      </w:r>
+      <w:r>
+        <w:t xml:space="preserve">against a richer alternative representation.</w:t>
+      </w:r>
+    </w:p>
+    <w:p>
+      <w:pPr>
+        <w:pStyle w:val="BodyText"/>
+      </w:pPr>
+      <w:r>
+        <w:rPr>
+          <w:b/>
+          <w:bCs/>
+        </w:rPr>
+        <w:t xml:space="preserve">Positive control on same-manufacturer data.</w:t>
+      </w:r>
+      <w:r>
+        <w:t xml:space="preserve"> </w:t>
+      </w:r>
+      <w:r>
+        <w:t xml:space="preserve">To rule out the</w:t>
+      </w:r>
+      <w:r>
+        <w:t xml:space="preserve"> </w:t>
+      </w:r>
+      <w:r>
+        <w:t xml:space="preserve">alternative explanation that SCANIA-family telemetry itself lacks</w:t>
+      </w:r>
+      <w:r>
+        <w:t xml:space="preserve"> </w:t>
+      </w:r>
+      <w:r>
+        <w:t xml:space="preserve">predictive signal, we apply the same LightGBM ceiling test to</w:t>
+      </w:r>
+      <w:r>
+        <w:t xml:space="preserve"> </w:t>
+      </w:r>
+      <w:r>
+        <w:t xml:space="preserve">SCANIA APS Failure at Scania Trucks</w:t>
+      </w:r>
+      <w:r>
+        <w:t xml:space="preserve"> </w:t>
+      </w:r>
+      <w:r>
+        <w:t xml:space="preserve">(Costa and Nascimento 2016)</w:t>
+      </w:r>
+      <w:r>
+        <w:t xml:space="preserve"> </w:t>
+      </w:r>
+      <w:r>
+        <w:t xml:space="preserve">(UCI 421, IDA</w:t>
+      </w:r>
+      <w:r>
+        <w:t xml:space="preserve"> </w:t>
+      </w:r>
+      <w:r>
+        <w:t xml:space="preserve">2016 industrial challenge). APS Failure uses the same anonymised</w:t>
+      </w:r>
+      <w:r>
+        <w:t xml:space="preserve"> </w:t>
+      </w:r>
+      <w:r>
+        <w:t xml:space="preserve">histogram-encoded schema as Component X (7 histogram groups of 10</w:t>
+      </w:r>
+      <w:r>
+        <w:t xml:space="preserve"> </w:t>
+      </w:r>
+      <w:r>
+        <w:t xml:space="preserve">bins each + 100 single counters = 170 feature columns) but delivers</w:t>
+      </w:r>
+      <w:r>
+        <w:t xml:space="preserve"> </w:t>
+      </w:r>
+      <w:r>
+        <w:t xml:space="preserve">one per-truck cross-sectional readout instead of a longitudinal</w:t>
+      </w:r>
+      <w:r>
+        <w:t xml:space="preserve"> </w:t>
+      </w:r>
+      <w:r>
+        <w:t xml:space="preserve">readout stream, with a binary APS-system-failure label at a 1.67%</w:t>
+      </w:r>
+      <w:r>
+        <w:t xml:space="preserve"> </w:t>
+      </w:r>
+      <w:r>
+        <w:t xml:space="preserve">positive rate. On the same LightGBM configuration our Component X</w:t>
+      </w:r>
+      <w:r>
+        <w:t xml:space="preserve"> </w:t>
+      </w:r>
+      <w:r>
+        <w:t xml:space="preserve">ceiling used, APS Failure reaches AUROC 0.994 / AUPRC 0.934 on the</w:t>
+      </w:r>
+      <w:r>
+        <w:t xml:space="preserve"> </w:t>
+      </w:r>
+      <w:r>
+        <w:t xml:space="preserve">canonical held-out test split (16,000 trucks, 375 positives); LR</w:t>
+      </w:r>
+      <w:r>
+        <w:t xml:space="preserve"> </w:t>
+      </w:r>
+      <w:r>
+        <w:t xml:space="preserve">alone reaches 0.979 / 0.800. Same manufacturer, same anonymisation</w:t>
+      </w:r>
+      <w:r>
+        <w:t xml:space="preserve"> </w:t>
+      </w:r>
+      <w:r>
+        <w:t xml:space="preserve">schema, different readout format, near-perfect predictability. This</w:t>
+      </w:r>
+      <w:r>
+        <w:t xml:space="preserve"> </w:t>
+      </w:r>
+      <w:r>
+        <w:t xml:space="preserve">excludes</w:t>
+      </w:r>
+      <w:r>
+        <w:t xml:space="preserve"> </w:t>
+      </w:r>
+      <w:r>
+        <w:t xml:space="preserve">“</w:t>
+      </w:r>
+      <w:r>
+        <w:t xml:space="preserve">SCANIA-family data is inherently weak</w:t>
+      </w:r>
+      <w:r>
+        <w:t xml:space="preserve">”</w:t>
+      </w:r>
+      <w:r>
+        <w:t xml:space="preserve"> </w:t>
+      </w:r>
+      <w:r>
+        <w:t xml:space="preserve">as an explanation</w:t>
+      </w:r>
+      <w:r>
+        <w:t xml:space="preserve"> </w:t>
+      </w:r>
+      <w:r>
+        <w:t xml:space="preserve">for the Component X boundary.</w:t>
+      </w:r>
+    </w:p>
+    <w:p>
+      <w:pPr>
+        <w:pStyle w:val="BodyText"/>
+      </w:pPr>
+      <w:r>
+        <w:rPr>
+          <w:b/>
+          <w:bCs/>
+        </w:rPr>
+        <w:t xml:space="preserve">Root-cause diagnosis: trajectory-signal absence, not signal</w:t>
+      </w:r>
+      <w:r>
+        <w:rPr>
+          <w:b/>
+          <w:bCs/>
+        </w:rPr>
+        <w:t xml:space="preserve"> </w:t>
+      </w:r>
+      <w:r>
+        <w:rPr>
+          <w:b/>
+          <w:bCs/>
+        </w:rPr>
+        <w:t xml:space="preserve">absence.</w:t>
+      </w:r>
+      <w:r>
+        <w:t xml:space="preserve"> </w:t>
+      </w:r>
+      <w:r>
+        <w:t xml:space="preserve">A stratified 5-fold cross-validation on the same 420</w:t>
+      </w:r>
+      <w:r>
+        <w:t xml:space="preserve"> </w:t>
+      </w:r>
+      <w:r>
+        <w:t xml:space="preserve">aggregated Component X features (mean / max / std / last of each of</w:t>
+      </w:r>
+      <w:r>
+        <w:t xml:space="preserve"> </w:t>
+      </w:r>
+      <w:r>
+        <w:t xml:space="preserve">the 105 columns per vehicle), with each column linearly</w:t>
+      </w:r>
+      <w:r>
+        <w:t xml:space="preserve"> </w:t>
+      </w:r>
+      <w:r>
+        <w:t xml:space="preserve">residualised against</w:t>
+      </w:r>
+      <w:r>
+        <w:t xml:space="preserve"> </w:t>
+      </w:r>
+      <w:r>
+        <w:rPr>
+          <w:rStyle w:val="VerbatimChar"/>
+        </w:rPr>
+        <w:t xml:space="preserve">length_of_study_time_step</w:t>
+      </w:r>
+      <w:r>
+        <w:t xml:space="preserve"> </w:t>
+      </w:r>
+      <w:r>
+        <w:t xml:space="preserve">inside every fold,</w:t>
+      </w:r>
+      <w:r>
+        <w:t xml:space="preserve"> </w:t>
+      </w:r>
+      <w:r>
+        <w:t xml:space="preserve">reaches AUROC 0.826 ± 0.005, comparable to Alibaba’s</w:t>
+      </w:r>
+      <w:r>
+        <w:t xml:space="preserve"> </w:t>
+      </w:r>
+      <w:r>
+        <w:rPr>
+          <w:rStyle w:val="VerbatimChar"/>
+        </w:rPr>
+        <w:t xml:space="preserve">last3</w:t>
+      </w:r>
+      <w:r>
+        <w:t xml:space="preserve"> </w:t>
+      </w:r>
+      <w:r>
+        <w:t xml:space="preserve">combined score (0.81) and BGL’s chance (0.51). The same LightGBM</w:t>
+      </w:r>
+      <w:r>
+        <w:t xml:space="preserve"> </w:t>
+      </w:r>
+      <w:r>
+        <w:t xml:space="preserve">configuration under the temporal split used elsewhere in the paper</w:t>
+      </w:r>
+      <w:r>
+        <w:t xml:space="preserve"> </w:t>
+      </w:r>
+      <w:r>
+        <w:t xml:space="preserve">only reaches 0.67, and the pattern-mining pipeline reaches 0.60.</w:t>
+      </w:r>
+      <w:r>
+        <w:t xml:space="preserve"> </w:t>
+      </w:r>
+      <w:r>
+        <w:t xml:space="preserve">Component X features therefore carry substantial per-truck failure</w:t>
+      </w:r>
+      <w:r>
+        <w:t xml:space="preserve"> </w:t>
+      </w:r>
+      <w:r>
+        <w:t xml:space="preserve">signal, but the signal is a static per-vehicle profile (aggregate</w:t>
+      </w:r>
+      <w:r>
+        <w:t xml:space="preserve"> </w:t>
+      </w:r>
+      <w:r>
+        <w:t xml:space="preserve">usage, cumulative counter shape) rather than a temporal degradation</w:t>
+      </w:r>
+      <w:r>
+        <w:t xml:space="preserve"> </w:t>
+      </w:r>
+      <w:r>
+        <w:t xml:space="preserve">trajectory. Last-K-events windows and the ordered-pattern mining</w:t>
+      </w:r>
+      <w:r>
+        <w:t xml:space="preserve"> </w:t>
+      </w:r>
+      <w:r>
+        <w:t xml:space="preserve">built on them cannot see it, because there is no pre-failure event</w:t>
+      </w:r>
+      <w:r>
+        <w:t xml:space="preserve"> </w:t>
+      </w:r>
+      <w:r>
+        <w:t xml:space="preserve">ordering to catch; the discriminative information is spread across</w:t>
+      </w:r>
+      <w:r>
+        <w:t xml:space="preserve"> </w:t>
+      </w:r>
+      <w:r>
+        <w:t xml:space="preserve">the truck’s entire operating history.</w:t>
+      </w:r>
+    </w:p>
+    <w:p>
+      <w:pPr>
+        <w:pStyle w:val="BodyText"/>
+      </w:pPr>
+      <w:r>
+        <w:t xml:space="preserve">This gives a sharper three-way regime-of-validity: (i) two wins</w:t>
+      </w:r>
+      <w:r>
+        <w:t xml:space="preserve"> </w:t>
+      </w:r>
+      <w:r>
+        <w:t xml:space="preserve">(Azure PdM, Alibaba v2018), where target failure is preceded by a</w:t>
+      </w:r>
+      <w:r>
+        <w:t xml:space="preserve"> </w:t>
+      </w:r>
+      <w:r>
+        <w:t xml:space="preserve">discriminable ordered event trajectory; (ii) BGL, where the target</w:t>
+      </w:r>
+      <w:r>
+        <w:t xml:space="preserve"> </w:t>
+      </w:r>
+      <w:r>
+        <w:t xml:space="preserve">class is self-triggering with no discriminable non-alert precursor;</w:t>
+      </w:r>
+      <w:r>
+        <w:t xml:space="preserve"> </w:t>
+      </w:r>
+      <w:r>
+        <w:t xml:space="preserve">(iii) Component X, where the target has strong per-truck signal in aggregate</w:t>
+      </w:r>
+      <w:r>
+        <w:t xml:space="preserve"> </w:t>
+      </w:r>
+      <w:r>
+        <w:t xml:space="preserve">features but no last-K-events trajectory signal, so pattern mining</w:t>
+      </w:r>
+      <w:r>
+        <w:t xml:space="preserve"> </w:t>
+      </w:r>
+      <w:r>
+        <w:t xml:space="preserve">on windows attains the temporal-split ceiling but not the</w:t>
+      </w:r>
+      <w:r>
+        <w:t xml:space="preserve"> </w:t>
+      </w:r>
+      <w:r>
+        <w:t xml:space="preserve">transductive per-vehicle ceiling. The APS positive control confirms</w:t>
+      </w:r>
+      <w:r>
+        <w:t xml:space="preserve"> </w:t>
+      </w:r>
+      <w:r>
+        <w:t xml:space="preserve">that (iii) is a target-shape distinction, not a manufacturer or</w:t>
+      </w:r>
+      <w:r>
+        <w:t xml:space="preserve"> </w:t>
+      </w:r>
+      <w:r>
+        <w:t xml:space="preserve">schema deficiency.</w:t>
+      </w:r>
+    </w:p>
+    <w:p>
+      <w:pPr>
+        <w:pStyle w:val="BodyText"/>
+      </w:pPr>
+      <w:r>
+        <w:t xml:space="preserve">The method’s regime of validity is therefore</w:t>
+      </w:r>
+      <w:r>
+        <w:t xml:space="preserve"> </w:t>
+      </w:r>
+      <w:r>
+        <w:t xml:space="preserve">“</w:t>
+      </w:r>
+      <w:r>
+        <w:t xml:space="preserve">trace has a rich</w:t>
+      </w:r>
+      <w:r>
+        <w:t xml:space="preserve"> </w:t>
+      </w:r>
+      <w:r>
+        <w:t xml:space="preserve">native discrete event vocabulary AND failure class is not</w:t>
+      </w:r>
+      <w:r>
+        <w:t xml:space="preserve"> </w:t>
+      </w:r>
+      <w:r>
+        <w:t xml:space="preserve">self-triggering AND readout-cadence signal capacity exceeds the</w:t>
+      </w:r>
+      <w:r>
+        <w:t xml:space="preserve"> </w:t>
+      </w:r>
+      <w:r>
+        <w:t xml:space="preserve">target AUROC bar</w:t>
+      </w:r>
+      <w:r>
+        <w:t xml:space="preserve">”</w:t>
+      </w:r>
+      <w:r>
+        <w:t xml:space="preserve">. BGL fails the second condition; SCANIA fails the</w:t>
+      </w:r>
+      <w:r>
+        <w:t xml:space="preserve"> </w:t>
+      </w:r>
+      <w:r>
+        <w:t xml:space="preserve">third; Azure PdM and Alibaba v2018 satisfy all three.</w:t>
+      </w:r>
+    </w:p>
+    <w:p>
+      <w:pPr>
+        <w:pStyle w:val="BodyText"/>
+      </w:pPr>
+      <w:r>
+        <w:t xml:space="preserve">The two lead-time regimes in §6.7 speak to deployment. Azure inherits</w:t>
+      </w:r>
+      <w:r>
+        <w:t xml:space="preserve"> </w:t>
+      </w:r>
+      <w:r>
+        <w:t xml:space="preserve">a structural 24h clock from the synthetic generator and should not</w:t>
+      </w:r>
+      <w:r>
+        <w:t xml:space="preserve"> </w:t>
+      </w:r>
+      <w:r>
+        <w:t xml:space="preserve">be read as a real-world warning interval; Alibaba’s median 0-second</w:t>
+      </w:r>
+      <w:r>
+        <w:t xml:space="preserve"> </w:t>
+      </w:r>
+      <w:r>
+        <w:t xml:space="preserve">lead time is the honest one, and a per-job classifier there must be</w:t>
+      </w:r>
+      <w:r>
+        <w:t xml:space="preserve"> </w:t>
+      </w:r>
+      <w:r>
+        <w:t xml:space="preserve">paired with sub-second scheduling infrastructure to act on the signal</w:t>
+      </w:r>
+      <w:r>
+        <w:t xml:space="preserve"> </w:t>
+      </w:r>
+      <w:r>
+        <w:t xml:space="preserve">at all.</w:t>
+      </w:r>
+    </w:p>
+    <w:bookmarkEnd w:id="59"/>
     <w:bookmarkEnd w:id="60"/>
-    <w:bookmarkStart w:id="61" w:name="conclusion"/>
+    <w:bookmarkStart w:id="61" w:name="limitations"/>
     <w:p>
       <w:pPr>
         <w:pStyle w:val="Heading2"/>
@@ -8870,107 +9343,13 @@
         <w:rPr>
           <w:rStyle w:val="SectionNumber"/>
         </w:rPr>
-        <w:t xml:space="preserve">1.10</w:t>
+        <w:t xml:space="preserve">1.9</w:t>
       </w:r>
       <w:r>
         <w:tab/>
       </w:r>
       <w:r>
-        <w:t xml:space="preserve">9 Conclusion</w:t>
-      </w:r>
-    </w:p>
-    <w:p>
-      <w:pPr>
-        <w:pStyle w:val="FirstParagraph"/>
-      </w:pPr>
-      <w:r>
-        <w:t xml:space="preserve">Frequent-pattern mining of discrete operational events surfaces</w:t>
-      </w:r>
-      <w:r>
-        <w:t xml:space="preserve"> </w:t>
-      </w:r>
-      <w:r>
-        <w:t xml:space="preserve">interpretable pre-failure signatures on two of four traces studied.</w:t>
-      </w:r>
-      <w:r>
-        <w:t xml:space="preserve"> </w:t>
-      </w:r>
-      <w:r>
-        <w:t xml:space="preserve">On both winning traces, sequences add real predictive information</w:t>
-      </w:r>
-      <w:r>
-        <w:t xml:space="preserve"> </w:t>
-      </w:r>
-      <w:r>
-        <w:t xml:space="preserve">beyond itemsets when window definitions are rich enough for order</w:t>
-      </w:r>
-      <w:r>
-        <w:t xml:space="preserve"> </w:t>
-      </w:r>
-      <w:r>
-        <w:t xml:space="preserve">to be a real degree of freedom; at those horizons, combining</w:t>
-      </w:r>
-      <w:r>
-        <w:t xml:space="preserve"> </w:t>
-      </w:r>
-      <w:r>
-        <w:t xml:space="preserve">itemset and sequence features improves failure prediction by 5-10</w:t>
-      </w:r>
-      <w:r>
-        <w:t xml:space="preserve"> </w:t>
-      </w:r>
-      <w:r>
-        <w:t xml:space="preserve">AUROC points over either alone. The result replicates across a</w:t>
-      </w:r>
-      <w:r>
-        <w:t xml:space="preserve"> </w:t>
-      </w:r>
-      <w:r>
-        <w:t xml:space="preserve">synthetic per-machine trace (Azure PdM) and a real per-job</w:t>
-      </w:r>
-      <w:r>
-        <w:t xml:space="preserve"> </w:t>
-      </w:r>
-      <w:r>
-        <w:t xml:space="preserve">production trace (Alibaba v2018), and its regime of validity is</w:t>
-      </w:r>
-      <w:r>
-        <w:t xml:space="preserve"> </w:t>
-      </w:r>
-      <w:r>
-        <w:t xml:space="preserve">mapped by two additional traces (BGL, SCANIA) where the pipeline</w:t>
-      </w:r>
-      <w:r>
-        <w:t xml:space="preserve"> </w:t>
-      </w:r>
-      <w:r>
-        <w:t xml:space="preserve">does not find signal, with a mechanistic explanation for each.</w:t>
-      </w:r>
-    </w:p>
-    <w:p>
-      <w:r>
-        <w:pict>
-          <v:rect style="width:0;height:1.5pt" o:hralign="center" o:hrstd="t" o:hr="t"/>
-        </w:pict>
-      </w:r>
-    </w:p>
-    <w:bookmarkEnd w:id="61"/>
-    <w:bookmarkStart w:id="62" w:name="what-is-still-missing"/>
-    <w:p>
-      <w:pPr>
-        <w:pStyle w:val="Heading2"/>
-      </w:pPr>
-      <w:r>
-        <w:rPr>
-          <w:rStyle w:val="SectionNumber"/>
-        </w:rPr>
-        <w:t xml:space="preserve">1.11</w:t>
-      </w:r>
-      <w:r>
-        <w:tab/>
-      </w:r>
-      <w:r>
-        <w:t xml:space="preserve">What is still missing</w:t>
+        <w:t xml:space="preserve">8 Limitations</w:t>
       </w:r>
     </w:p>
     <w:p>
@@ -8982,13 +9361,49 @@
         </w:numPr>
       </w:pPr>
       <w:r>
-        <w:t xml:space="preserve">Regularization sweep and cross-machine / cross-job leave-one-out</w:t>
-      </w:r>
-      <w:r>
-        <w:t xml:space="preserve"> </w:t>
-      </w:r>
-      <w:r>
-        <w:t xml:space="preserve">for a fuller Phase 7.</w:t>
+        <w:t xml:space="preserve">Alibaba results are per-job, computed on</w:t>
+      </w:r>
+      <w:r>
+        <w:t xml:space="preserve"> </w:t>
+      </w:r>
+      <w:r>
+        <w:rPr>
+          <w:rStyle w:val="VerbatimChar"/>
+        </w:rPr>
+        <w:t xml:space="preserve">batch_task</w:t>
+      </w:r>
+      <w:r>
+        <w:t xml:space="preserve"> </w:t>
+      </w:r>
+      <w:r>
+        <w:t xml:space="preserve">alone; the</w:t>
+      </w:r>
+      <w:r>
+        <w:t xml:space="preserve"> </w:t>
+      </w:r>
+      <w:r>
+        <w:rPr>
+          <w:rStyle w:val="VerbatimChar"/>
+        </w:rPr>
+        <w:t xml:space="preserve">batch_instance</w:t>
+      </w:r>
+      <w:r>
+        <w:t xml:space="preserve"> </w:t>
+      </w:r>
+      <w:r>
+        <w:t xml:space="preserve">table (21 GB compressed) that would enable</w:t>
+      </w:r>
+      <w:r>
+        <w:t xml:space="preserve"> </w:t>
+      </w:r>
+      <w:r>
+        <w:t xml:space="preserve">per-machine failure trajectories on the same trace is left to</w:t>
+      </w:r>
+      <w:r>
+        <w:t xml:space="preserve"> </w:t>
+      </w:r>
+      <w:r>
+        <w:t xml:space="preserve">future work.</w:t>
       </w:r>
     </w:p>
     <w:p>
@@ -9000,19 +9415,25 @@
         </w:numPr>
       </w:pPr>
       <w:r>
-        <w:t xml:space="preserve">Optional: per-machine Alibaba analysis with</w:t>
-      </w:r>
-      <w:r>
-        <w:t xml:space="preserve"> </w:t>
-      </w:r>
-      <w:r>
-        <w:rPr>
-          <w:rStyle w:val="VerbatimChar"/>
-        </w:rPr>
-        <w:t xml:space="preserve">batch_instance</w:t>
-      </w:r>
-      <w:r>
-        <w:t xml:space="preserve">.</w:t>
+        <w:t xml:space="preserve">Alibaba sequence patterns are numerically fewer than Azure ones</w:t>
+      </w:r>
+      <w:r>
+        <w:t xml:space="preserve"> </w:t>
+      </w:r>
+      <w:r>
+        <w:t xml:space="preserve">(2-6 vs 6-16 surviving the shuffle-null per horizon). A wider</w:t>
+      </w:r>
+      <w:r>
+        <w:t xml:space="preserve"> </w:t>
+      </w:r>
+      <w:r>
+        <w:t xml:space="preserve">min_support sweep and top-K sequence mining would sharpen the</w:t>
+      </w:r>
+      <w:r>
+        <w:t xml:space="preserve"> </w:t>
+      </w:r>
+      <w:r>
+        <w:t xml:space="preserve">Alibaba sequence-mining slice specifically.</w:t>
       </w:r>
     </w:p>
     <w:p>
@@ -9024,7 +9445,19 @@
         </w:numPr>
       </w:pPr>
       <w:r>
-        <w:t xml:space="preserve">Prose polish + related-work paragraph expansion (scout returning).</w:t>
+        <w:t xml:space="preserve">The min_support sensitivity sweep covers itemset support;</w:t>
+      </w:r>
+      <w:r>
+        <w:t xml:space="preserve"> </w:t>
+      </w:r>
+      <w:r>
+        <w:t xml:space="preserve">regularization strength and cross-machine / cross-job</w:t>
+      </w:r>
+      <w:r>
+        <w:t xml:space="preserve"> </w:t>
+      </w:r>
+      <w:r>
+        <w:t xml:space="preserve">leave-one-out are the next robustness questions.</w:t>
       </w:r>
     </w:p>
     <w:p>
@@ -9036,26 +9469,177 @@
         </w:numPr>
       </w:pPr>
       <w:r>
-        <w:t xml:space="preserve">HTML/DOCX build via</w:t>
-      </w:r>
-      <w:r>
-        <w:t xml:space="preserve"> </w:t>
-      </w:r>
-      <w:r>
-        <w:rPr>
-          <w:rStyle w:val="VerbatimChar"/>
-        </w:rPr>
-        <w:t xml:space="preserve">paper-build</w:t>
-      </w:r>
-      <w:r>
-        <w:t xml:space="preserve"> </w:t>
-      </w:r>
-      <w:r>
-        <w:t xml:space="preserve">skill once prose is settled.</w:t>
+        <w:t xml:space="preserve">Azure lead times are set by the synthetic data generator and</w:t>
+      </w:r>
+      <w:r>
+        <w:t xml:space="preserve"> </w:t>
+      </w:r>
+      <w:r>
+        <w:t xml:space="preserve">describe dataset construction rather than real-world warning</w:t>
+      </w:r>
+      <w:r>
+        <w:t xml:space="preserve"> </w:t>
+      </w:r>
+      <w:r>
+        <w:t xml:space="preserve">intervals. Alibaba lead times are the operationally-honest number</w:t>
+      </w:r>
+      <w:r>
+        <w:t xml:space="preserve"> </w:t>
+      </w:r>
+      <w:r>
+        <w:t xml:space="preserve">from a real trace.</w:t>
+      </w:r>
+    </w:p>
+    <w:p>
+      <w:pPr>
+        <w:pStyle w:val="Compact"/>
+        <w:numPr>
+          <w:ilvl w:val="0"/>
+          <w:numId w:val="1007"/>
+        </w:numPr>
+      </w:pPr>
+      <w:r>
+        <w:t xml:space="preserve">SCANIA binning uses per-vehicle 90th-percentile deltas; a stronger</w:t>
+      </w:r>
+      <w:r>
+        <w:t xml:space="preserve"> </w:t>
+      </w:r>
+      <w:r>
+        <w:t xml:space="preserve">alternative representation (Wasserstein-1 distance to vehicle</w:t>
+      </w:r>
+      <w:r>
+        <w:t xml:space="preserve"> </w:t>
+      </w:r>
+      <w:r>
+        <w:t xml:space="preserve">baseline, centroid shift, entropy and tail-mass changes per</w:t>
+      </w:r>
+      <w:r>
+        <w:t xml:space="preserve"> </w:t>
+      </w:r>
+      <w:r>
+        <w:t xml:space="preserve">histogram feature) was also tested via a LightGBM ceiling</w:t>
+      </w:r>
+      <w:r>
+        <w:t xml:space="preserve"> </w:t>
+      </w:r>
+      <w:r>
+        <w:t xml:space="preserve">diagnostic and reached the same AUROC 0.60. The signal at this</w:t>
+      </w:r>
+      <w:r>
+        <w:t xml:space="preserve"> </w:t>
+      </w:r>
+      <w:r>
+        <w:t xml:space="preserve">readout cadence is insufficient to reach the 0.75 bar under any</w:t>
+      </w:r>
+      <w:r>
+        <w:t xml:space="preserve"> </w:t>
+      </w:r>
+      <w:r>
+        <w:t xml:space="preserve">representation we tested; scoping SCANIA as a boundary case</w:t>
+      </w:r>
+      <w:r>
+        <w:t xml:space="preserve"> </w:t>
+      </w:r>
+      <w:r>
+        <w:t xml:space="preserve">reflects that finding.</w:t>
+      </w:r>
+    </w:p>
+    <w:bookmarkEnd w:id="61"/>
+    <w:bookmarkStart w:id="62" w:name="conclusion"/>
+    <w:p>
+      <w:pPr>
+        <w:pStyle w:val="Heading2"/>
+      </w:pPr>
+      <w:r>
+        <w:rPr>
+          <w:rStyle w:val="SectionNumber"/>
+        </w:rPr>
+        <w:t xml:space="preserve">1.10</w:t>
+      </w:r>
+      <w:r>
+        <w:tab/>
+      </w:r>
+      <w:r>
+        <w:t xml:space="preserve">9 Conclusion</w:t>
+      </w:r>
+    </w:p>
+    <w:p>
+      <w:pPr>
+        <w:pStyle w:val="FirstParagraph"/>
+      </w:pPr>
+      <w:r>
+        <w:t xml:space="preserve">Frequent-pattern mining of discrete operational events surfaces</w:t>
+      </w:r>
+      <w:r>
+        <w:t xml:space="preserve"> </w:t>
+      </w:r>
+      <w:r>
+        <w:t xml:space="preserve">interpretable pre-failure signatures on two of four traces studied.</w:t>
+      </w:r>
+      <w:r>
+        <w:t xml:space="preserve"> </w:t>
+      </w:r>
+      <w:r>
+        <w:t xml:space="preserve">On both winning traces, sequences add real predictive information</w:t>
+      </w:r>
+      <w:r>
+        <w:t xml:space="preserve"> </w:t>
+      </w:r>
+      <w:r>
+        <w:t xml:space="preserve">beyond itemsets when window definitions are rich enough for order</w:t>
+      </w:r>
+      <w:r>
+        <w:t xml:space="preserve"> </w:t>
+      </w:r>
+      <w:r>
+        <w:t xml:space="preserve">to be a real degree of freedom; at those horizons, combining</w:t>
+      </w:r>
+      <w:r>
+        <w:t xml:space="preserve"> </w:t>
+      </w:r>
+      <w:r>
+        <w:t xml:space="preserve">itemset and sequence features improves failure prediction by 5-10</w:t>
+      </w:r>
+      <w:r>
+        <w:t xml:space="preserve"> </w:t>
+      </w:r>
+      <w:r>
+        <w:t xml:space="preserve">AUROC points over either alone. The result replicates across a</w:t>
+      </w:r>
+      <w:r>
+        <w:t xml:space="preserve"> </w:t>
+      </w:r>
+      <w:r>
+        <w:t xml:space="preserve">synthetic per-machine trace (Azure PdM) and a real per-job</w:t>
+      </w:r>
+      <w:r>
+        <w:t xml:space="preserve"> </w:t>
+      </w:r>
+      <w:r>
+        <w:t xml:space="preserve">production trace (Alibaba v2018), and its regime of validity is</w:t>
+      </w:r>
+      <w:r>
+        <w:t xml:space="preserve"> </w:t>
+      </w:r>
+      <w:r>
+        <w:t xml:space="preserve">mapped by two additional traces (BGL, SCANIA) where the pipeline</w:t>
+      </w:r>
+      <w:r>
+        <w:t xml:space="preserve"> </w:t>
+      </w:r>
+      <w:r>
+        <w:t xml:space="preserve">does not find signal, with a mechanistic explanation for each.</w:t>
+      </w:r>
+    </w:p>
+    <w:p>
+      <w:r>
+        <w:pict>
+          <v:rect style="width:0;height:1.5pt" o:hralign="center" o:hrstd="t" o:hr="t"/>
+        </w:pict>
       </w:r>
     </w:p>
     <w:bookmarkEnd w:id="62"/>
-    <w:bookmarkStart w:id="126" w:name="what-is-verified"/>
+    <w:bookmarkStart w:id="63" w:name="what-is-still-missing"/>
     <w:p>
       <w:pPr>
         <w:pStyle w:val="Heading2"/>
@@ -9064,13 +9648,13 @@
         <w:rPr>
           <w:rStyle w:val="SectionNumber"/>
         </w:rPr>
-        <w:t xml:space="preserve">1.12</w:t>
+        <w:t xml:space="preserve">1.11</w:t>
       </w:r>
       <w:r>
         <w:tab/>
       </w:r>
       <w:r>
-        <w:t xml:space="preserve">What is verified</w:t>
+        <w:t xml:space="preserve">What is still missing</w:t>
       </w:r>
     </w:p>
     <w:p>
@@ -9082,12 +9666,112 @@
         </w:numPr>
       </w:pPr>
       <w:r>
+        <w:t xml:space="preserve">Regularization sweep and cross-machine / cross-job leave-one-out</w:t>
+      </w:r>
+      <w:r>
+        <w:t xml:space="preserve"> </w:t>
+      </w:r>
+      <w:r>
+        <w:t xml:space="preserve">for a fuller Phase 7.</w:t>
+      </w:r>
+    </w:p>
+    <w:p>
+      <w:pPr>
+        <w:pStyle w:val="Compact"/>
+        <w:numPr>
+          <w:ilvl w:val="0"/>
+          <w:numId w:val="1008"/>
+        </w:numPr>
+      </w:pPr>
+      <w:r>
+        <w:t xml:space="preserve">Optional: per-machine Alibaba analysis with</w:t>
+      </w:r>
+      <w:r>
+        <w:t xml:space="preserve"> </w:t>
+      </w:r>
+      <w:r>
+        <w:rPr>
+          <w:rStyle w:val="VerbatimChar"/>
+        </w:rPr>
+        <w:t xml:space="preserve">batch_instance</w:t>
+      </w:r>
+      <w:r>
+        <w:t xml:space="preserve">.</w:t>
+      </w:r>
+    </w:p>
+    <w:p>
+      <w:pPr>
+        <w:pStyle w:val="Compact"/>
+        <w:numPr>
+          <w:ilvl w:val="0"/>
+          <w:numId w:val="1008"/>
+        </w:numPr>
+      </w:pPr>
+      <w:r>
+        <w:t xml:space="preserve">Prose polish + related-work paragraph expansion (scout returning).</w:t>
+      </w:r>
+    </w:p>
+    <w:p>
+      <w:pPr>
+        <w:pStyle w:val="Compact"/>
+        <w:numPr>
+          <w:ilvl w:val="0"/>
+          <w:numId w:val="1008"/>
+        </w:numPr>
+      </w:pPr>
+      <w:r>
+        <w:t xml:space="preserve">HTML/DOCX build via</w:t>
+      </w:r>
+      <w:r>
+        <w:t xml:space="preserve"> </w:t>
+      </w:r>
+      <w:r>
+        <w:rPr>
+          <w:rStyle w:val="VerbatimChar"/>
+        </w:rPr>
+        <w:t xml:space="preserve">paper-build</w:t>
+      </w:r>
+      <w:r>
+        <w:t xml:space="preserve"> </w:t>
+      </w:r>
+      <w:r>
+        <w:t xml:space="preserve">skill once prose is settled.</w:t>
+      </w:r>
+    </w:p>
+    <w:bookmarkEnd w:id="63"/>
+    <w:bookmarkStart w:id="127" w:name="what-is-verified"/>
+    <w:p>
+      <w:pPr>
+        <w:pStyle w:val="Heading2"/>
+      </w:pPr>
+      <w:r>
+        <w:rPr>
+          <w:rStyle w:val="SectionNumber"/>
+        </w:rPr>
+        <w:t xml:space="preserve">1.12</w:t>
+      </w:r>
+      <w:r>
+        <w:tab/>
+      </w:r>
+      <w:r>
+        <w:t xml:space="preserve">What is verified</w:t>
+      </w:r>
+    </w:p>
+    <w:p>
+      <w:pPr>
+        <w:pStyle w:val="Compact"/>
+        <w:numPr>
+          <w:ilvl w:val="0"/>
+          <w:numId w:val="1009"/>
+        </w:numPr>
+      </w:pPr>
+      <w:r>
         <w:t xml:space="preserve">Bibliography:</w:t>
       </w:r>
       <w:r>
         <w:t xml:space="preserve"> </w:t>
       </w:r>
-      <w:hyperlink r:id="rId63">
+      <w:hyperlink r:id="rId64">
         <w:r>
           <w:rPr>
             <w:rStyle w:val="Hyperlink"/>
@@ -9122,7 +9806,7 @@
         <w:pStyle w:val="Compact"/>
         <w:numPr>
           <w:ilvl w:val="0"/>
-          <w:numId w:val="1008"/>
+          <w:numId w:val="1009"/>
         </w:numPr>
       </w:pPr>
       <w:r>
@@ -9141,8 +9825,8 @@
         <w:t xml:space="preserve">boundary-condition additions.</w:t>
       </w:r>
     </w:p>
-    <w:bookmarkStart w:id="125" w:name="refs"/>
-    <w:bookmarkStart w:id="64" w:name="ref-agrawal1994fast"/>
+    <w:bookmarkStart w:id="126" w:name="refs"/>
+    <w:bookmarkStart w:id="65" w:name="ref-agrawal1994fast"/>
     <w:p>
       <w:pPr>
         <w:pStyle w:val="Bibliography"/>
@@ -9176,8 +9860,8 @@
         <w:t xml:space="preserve">, 487–99.</w:t>
       </w:r>
     </w:p>
-    <w:bookmarkEnd w:id="64"/>
-    <w:bookmarkStart w:id="66" w:name="ref-alibaba2018repo"/>
+    <w:bookmarkEnd w:id="65"/>
+    <w:bookmarkStart w:id="67" w:name="ref-alibaba2018repo"/>
     <w:p>
       <w:pPr>
         <w:pStyle w:val="Bibliography"/>
@@ -9200,7 +9884,7 @@
       <w:r>
         <w:t xml:space="preserve"> </w:t>
       </w:r>
-      <w:hyperlink r:id="rId65">
+      <w:hyperlink r:id="rId66">
         <w:r>
           <w:rPr>
             <w:rStyle w:val="Hyperlink"/>
@@ -9212,8 +9896,8 @@
         <w:t xml:space="preserve">.</w:t>
       </w:r>
     </w:p>
-    <w:bookmarkEnd w:id="66"/>
-    <w:bookmarkStart w:id="68" w:name="ref-benjamini1995controlling"/>
+    <w:bookmarkEnd w:id="67"/>
+    <w:bookmarkStart w:id="69" w:name="ref-benjamini1995controlling"/>
     <w:p>
       <w:pPr>
         <w:pStyle w:val="Bibliography"/>
@@ -9246,7 +9930,7 @@
       <w:r>
         <w:t xml:space="preserve"> </w:t>
       </w:r>
-      <w:hyperlink r:id="rId67">
+      <w:hyperlink r:id="rId68">
         <w:r>
           <w:rPr>
             <w:rStyle w:val="Hyperlink"/>
@@ -9258,8 +9942,8 @@
         <w:t xml:space="preserve">.</w:t>
       </w:r>
     </w:p>
-    <w:bookmarkEnd w:id="68"/>
-    <w:bookmarkStart w:id="70" w:name="ref-cheng2018characterizing"/>
+    <w:bookmarkEnd w:id="69"/>
+    <w:bookmarkStart w:id="71" w:name="ref-cheng2018characterizing"/>
     <w:p>
       <w:pPr>
         <w:pStyle w:val="Bibliography"/>
@@ -9282,7 +9966,7 @@
       <w:r>
         <w:t xml:space="preserve"> </w:t>
       </w:r>
-      <w:hyperlink r:id="rId69">
+      <w:hyperlink r:id="rId70">
         <w:r>
           <w:rPr>
             <w:rStyle w:val="Hyperlink"/>
@@ -9294,8 +9978,8 @@
         <w:t xml:space="preserve">.</w:t>
       </w:r>
     </w:p>
-    <w:bookmarkEnd w:id="70"/>
-    <w:bookmarkStart w:id="72" w:name="ref-costa2016ida"/>
+    <w:bookmarkEnd w:id="71"/>
+    <w:bookmarkStart w:id="73" w:name="ref-costa2016ida"/>
     <w:p>
       <w:pPr>
         <w:pStyle w:val="Bibliography"/>
@@ -9340,7 +10024,7 @@
       <w:r>
         <w:t xml:space="preserve"> </w:t>
       </w:r>
-      <w:hyperlink r:id="rId71">
+      <w:hyperlink r:id="rId72">
         <w:r>
           <w:rPr>
             <w:rStyle w:val="Hyperlink"/>
@@ -9352,8 +10036,8 @@
         <w:t xml:space="preserve">.</w:t>
       </w:r>
     </w:p>
-    <w:bookmarkEnd w:id="72"/>
-    <w:bookmarkStart w:id="74" w:name="ref-du2017deeplog"/>
+    <w:bookmarkEnd w:id="73"/>
+    <w:bookmarkStart w:id="75" w:name="ref-du2017deeplog"/>
     <w:p>
       <w:pPr>
         <w:pStyle w:val="Bibliography"/>
@@ -9395,7 +10079,7 @@
       <w:r>
         <w:t xml:space="preserve"> </w:t>
       </w:r>
-      <w:hyperlink r:id="rId73">
+      <w:hyperlink r:id="rId74">
         <w:r>
           <w:rPr>
             <w:rStyle w:val="Hyperlink"/>
@@ -9407,8 +10091,8 @@
         <w:t xml:space="preserve">.</w:t>
       </w:r>
     </w:p>
-    <w:bookmarkEnd w:id="74"/>
-    <w:bookmarkStart w:id="76" w:name="ref-fournierviger2022patternmining"/>
+    <w:bookmarkEnd w:id="75"/>
+    <w:bookmarkStart w:id="77" w:name="ref-fournierviger2022patternmining"/>
     <w:p>
       <w:pPr>
         <w:pStyle w:val="Bibliography"/>
@@ -9444,7 +10128,7 @@
       <w:r>
         <w:t xml:space="preserve"> </w:t>
       </w:r>
-      <w:hyperlink r:id="rId75">
+      <w:hyperlink r:id="rId76">
         <w:r>
           <w:rPr>
             <w:rStyle w:val="Hyperlink"/>
@@ -9456,8 +10140,8 @@
         <w:t xml:space="preserve">.</w:t>
       </w:r>
     </w:p>
-    <w:bookmarkEnd w:id="76"/>
-    <w:bookmarkStart w:id="78" w:name="ref-fournierviger2014cmspade"/>
+    <w:bookmarkEnd w:id="77"/>
+    <w:bookmarkStart w:id="79" w:name="ref-fournierviger2014cmspade"/>
     <w:p>
       <w:pPr>
         <w:pStyle w:val="Bibliography"/>
@@ -9493,7 +10177,7 @@
       <w:r>
         <w:t xml:space="preserve"> </w:t>
       </w:r>
-      <w:hyperlink r:id="rId77">
+      <w:hyperlink r:id="rId78">
         <w:r>
           <w:rPr>
             <w:rStyle w:val="Hyperlink"/>
@@ -9505,8 +10189,8 @@
         <w:t xml:space="preserve">.</w:t>
       </w:r>
     </w:p>
-    <w:bookmarkEnd w:id="78"/>
-    <w:bookmarkStart w:id="80" w:name="ref-fournier2016spmf"/>
+    <w:bookmarkEnd w:id="79"/>
+    <w:bookmarkStart w:id="81" w:name="ref-fournier2016spmf"/>
     <w:p>
       <w:pPr>
         <w:pStyle w:val="Bibliography"/>
@@ -9554,7 +10238,7 @@
       <w:r>
         <w:t xml:space="preserve"> </w:t>
       </w:r>
-      <w:hyperlink r:id="rId79">
+      <w:hyperlink r:id="rId80">
         <w:r>
           <w:rPr>
             <w:rStyle w:val="Hyperlink"/>
@@ -9566,8 +10250,8 @@
         <w:t xml:space="preserve">.</w:t>
       </w:r>
     </w:p>
-    <w:bookmarkEnd w:id="80"/>
-    <w:bookmarkStart w:id="82" w:name="ref-fournierviger2014vmsp"/>
+    <w:bookmarkEnd w:id="81"/>
+    <w:bookmarkStart w:id="83" w:name="ref-fournierviger2014vmsp"/>
     <w:p>
       <w:pPr>
         <w:pStyle w:val="Bibliography"/>
@@ -9609,7 +10293,7 @@
       <w:r>
         <w:t xml:space="preserve"> </w:t>
       </w:r>
-      <w:hyperlink r:id="rId81">
+      <w:hyperlink r:id="rId82">
         <w:r>
           <w:rPr>
             <w:rStyle w:val="Hyperlink"/>
@@ -9621,8 +10305,8 @@
         <w:t xml:space="preserve">.</w:t>
       </w:r>
     </w:p>
-    <w:bookmarkEnd w:id="82"/>
-    <w:bookmarkStart w:id="84" w:name="ref-guo2021logbert"/>
+    <w:bookmarkEnd w:id="83"/>
+    <w:bookmarkStart w:id="85" w:name="ref-guo2021logbert"/>
     <w:p>
       <w:pPr>
         <w:pStyle w:val="Bibliography"/>
@@ -9673,7 +10357,7 @@
       <w:r>
         <w:t xml:space="preserve"> </w:t>
       </w:r>
-      <w:hyperlink r:id="rId83">
+      <w:hyperlink r:id="rId84">
         <w:r>
           <w:rPr>
             <w:rStyle w:val="Hyperlink"/>
@@ -9685,8 +10369,8 @@
         <w:t xml:space="preserve">.</w:t>
       </w:r>
     </w:p>
-    <w:bookmarkEnd w:id="84"/>
-    <w:bookmarkStart w:id="86" w:name="ref-guo2024logformer"/>
+    <w:bookmarkEnd w:id="85"/>
+    <w:bookmarkStart w:id="87" w:name="ref-guo2024logformer"/>
     <w:p>
       <w:pPr>
         <w:pStyle w:val="Bibliography"/>
@@ -9715,7 +10399,7 @@
       <w:r>
         <w:t xml:space="preserve"> </w:t>
       </w:r>
-      <w:hyperlink r:id="rId85">
+      <w:hyperlink r:id="rId86">
         <w:r>
           <w:rPr>
             <w:rStyle w:val="Hyperlink"/>
@@ -9727,8 +10411,8 @@
         <w:t xml:space="preserve">.</w:t>
       </w:r>
     </w:p>
-    <w:bookmarkEnd w:id="86"/>
-    <w:bookmarkStart w:id="88" w:name="ref-han2000mining"/>
+    <w:bookmarkEnd w:id="87"/>
+    <w:bookmarkStart w:id="89" w:name="ref-han2000mining"/>
     <w:p>
       <w:pPr>
         <w:pStyle w:val="Bibliography"/>
@@ -9764,7 +10448,7 @@
       <w:r>
         <w:t xml:space="preserve"> </w:t>
       </w:r>
-      <w:hyperlink r:id="rId87">
+      <w:hyperlink r:id="rId88">
         <w:r>
           <w:rPr>
             <w:rStyle w:val="Hyperlink"/>
@@ -9776,8 +10460,8 @@
         <w:t xml:space="preserve">.</w:t>
       </w:r>
     </w:p>
-    <w:bookmarkEnd w:id="88"/>
-    <w:bookmarkStart w:id="90" w:name="ref-ifraz2024sequential"/>
+    <w:bookmarkEnd w:id="89"/>
+    <w:bookmarkStart w:id="91" w:name="ref-ifraz2024sequential"/>
     <w:p>
       <w:pPr>
         <w:pStyle w:val="Bibliography"/>
@@ -9807,7 +10491,7 @@
       <w:r>
         <w:t xml:space="preserve"> </w:t>
       </w:r>
-      <w:hyperlink r:id="rId89">
+      <w:hyperlink r:id="rId90">
         <w:r>
           <w:rPr>
             <w:rStyle w:val="Hyperlink"/>
@@ -9819,8 +10503,8 @@
         <w:t xml:space="preserve">.</w:t>
       </w:r>
     </w:p>
-    <w:bookmarkEnd w:id="90"/>
-    <w:bookmarkStart w:id="92" w:name="ref-kharazian2025scania"/>
+    <w:bookmarkEnd w:id="91"/>
+    <w:bookmarkStart w:id="93" w:name="ref-kharazian2025scania"/>
     <w:p>
       <w:pPr>
         <w:pStyle w:val="Bibliography"/>
@@ -9868,7 +10552,7 @@
       <w:r>
         <w:t xml:space="preserve"> </w:t>
       </w:r>
-      <w:hyperlink r:id="rId91">
+      <w:hyperlink r:id="rId92">
         <w:r>
           <w:rPr>
             <w:rStyle w:val="Hyperlink"/>
@@ -9880,8 +10564,8 @@
         <w:t xml:space="preserve">.</w:t>
       </w:r>
     </w:p>
-    <w:bookmarkEnd w:id="92"/>
-    <w:bookmarkStart w:id="94" w:name="ref-alibaba2018trace"/>
+    <w:bookmarkEnd w:id="93"/>
+    <w:bookmarkStart w:id="95" w:name="ref-alibaba2018trace"/>
     <w:p>
       <w:pPr>
         <w:pStyle w:val="Bibliography"/>
@@ -9911,7 +10595,7 @@
       <w:r>
         <w:t xml:space="preserve"> </w:t>
       </w:r>
-      <w:hyperlink r:id="rId93">
+      <w:hyperlink r:id="rId94">
         <w:r>
           <w:rPr>
             <w:rStyle w:val="Hyperlink"/>
@@ -9923,8 +10607,8 @@
         <w:t xml:space="preserve">.</w:t>
       </w:r>
     </w:p>
-    <w:bookmarkEnd w:id="94"/>
-    <w:bookmarkStart w:id="96" w:name="ref-luo2021alibaba"/>
+    <w:bookmarkEnd w:id="95"/>
+    <w:bookmarkStart w:id="97" w:name="ref-luo2021alibaba"/>
     <w:p>
       <w:pPr>
         <w:pStyle w:val="Bibliography"/>
@@ -9972,7 +10656,7 @@
       <w:r>
         <w:t xml:space="preserve"> </w:t>
       </w:r>
-      <w:hyperlink r:id="rId95">
+      <w:hyperlink r:id="rId96">
         <w:r>
           <w:rPr>
             <w:rStyle w:val="Hyperlink"/>
@@ -9984,8 +10668,8 @@
         <w:t xml:space="preserve">.</w:t>
       </w:r>
     </w:p>
-    <w:bookmarkEnd w:id="96"/>
-    <w:bookmarkStart w:id="98" w:name="ref-meng2019loganomaly"/>
+    <w:bookmarkEnd w:id="97"/>
+    <w:bookmarkStart w:id="99" w:name="ref-meng2019loganomaly"/>
     <w:p>
       <w:pPr>
         <w:pStyle w:val="Bibliography"/>
@@ -10027,7 +10711,7 @@
       <w:r>
         <w:t xml:space="preserve"> </w:t>
       </w:r>
-      <w:hyperlink r:id="rId97">
+      <w:hyperlink r:id="rId98">
         <w:r>
           <w:rPr>
             <w:rStyle w:val="Hyperlink"/>
@@ -10039,8 +10723,8 @@
         <w:t xml:space="preserve">.</w:t>
       </w:r>
     </w:p>
-    <w:bookmarkEnd w:id="98"/>
-    <w:bookmarkStart w:id="100" w:name="ref-azurepdm"/>
+    <w:bookmarkEnd w:id="99"/>
+    <w:bookmarkStart w:id="101" w:name="ref-azurepdm"/>
     <w:p>
       <w:pPr>
         <w:pStyle w:val="Bibliography"/>
@@ -10069,7 +10753,7 @@
       <w:r>
         <w:t xml:space="preserve"> </w:t>
       </w:r>
-      <w:hyperlink r:id="rId99">
+      <w:hyperlink r:id="rId100">
         <w:r>
           <w:rPr>
             <w:rStyle w:val="Hyperlink"/>
@@ -10081,8 +10765,8 @@
         <w:t xml:space="preserve">.</w:t>
       </w:r>
     </w:p>
-    <w:bookmarkEnd w:id="100"/>
-    <w:bookmarkStart w:id="102" w:name="ref-oliner2007supercomputers"/>
+    <w:bookmarkEnd w:id="101"/>
+    <w:bookmarkStart w:id="103" w:name="ref-oliner2007supercomputers"/>
     <w:p>
       <w:pPr>
         <w:pStyle w:val="Bibliography"/>
@@ -10118,7 +10802,7 @@
       <w:r>
         <w:t xml:space="preserve"> </w:t>
       </w:r>
-      <w:hyperlink r:id="rId101">
+      <w:hyperlink r:id="rId102">
         <w:r>
           <w:rPr>
             <w:rStyle w:val="Hyperlink"/>
@@ -10130,8 +10814,8 @@
         <w:t xml:space="preserve">.</w:t>
       </w:r>
     </w:p>
-    <w:bookmarkEnd w:id="102"/>
-    <w:bookmarkStart w:id="104" w:name="ref-pei2001prefixspan"/>
+    <w:bookmarkEnd w:id="103"/>
+    <w:bookmarkStart w:id="105" w:name="ref-pei2001prefixspan"/>
     <w:p>
       <w:pPr>
         <w:pStyle w:val="Bibliography"/>
@@ -10173,7 +10857,7 @@
       <w:r>
         <w:t xml:space="preserve"> </w:t>
       </w:r>
-      <w:hyperlink r:id="rId103">
+      <w:hyperlink r:id="rId104">
         <w:r>
           <w:rPr>
             <w:rStyle w:val="Hyperlink"/>
@@ -10185,8 +10869,8 @@
         <w:t xml:space="preserve">.</w:t>
       </w:r>
     </w:p>
-    <w:bookmarkEnd w:id="104"/>
-    <w:bookmarkStart w:id="106" w:name="ref-raschka2018mlxtend"/>
+    <w:bookmarkEnd w:id="105"/>
+    <w:bookmarkStart w:id="107" w:name="ref-raschka2018mlxtend"/>
     <w:p>
       <w:pPr>
         <w:pStyle w:val="Bibliography"/>
@@ -10225,7 +10909,7 @@
       <w:r>
         <w:t xml:space="preserve"> </w:t>
       </w:r>
-      <w:hyperlink r:id="rId105">
+      <w:hyperlink r:id="rId106">
         <w:r>
           <w:rPr>
             <w:rStyle w:val="Hyperlink"/>
@@ -10237,8 +10921,8 @@
         <w:t xml:space="preserve">.</w:t>
       </w:r>
     </w:p>
-    <w:bookmarkEnd w:id="106"/>
-    <w:bookmarkStart w:id="108" w:name="ref-ren2020failure"/>
+    <w:bookmarkEnd w:id="107"/>
+    <w:bookmarkStart w:id="109" w:name="ref-ren2020failure"/>
     <w:p>
       <w:pPr>
         <w:pStyle w:val="Bibliography"/>
@@ -10274,7 +10958,7 @@
       <w:r>
         <w:t xml:space="preserve"> </w:t>
       </w:r>
-      <w:hyperlink r:id="rId107">
+      <w:hyperlink r:id="rId108">
         <w:r>
           <w:rPr>
             <w:rStyle w:val="Hyperlink"/>
@@ -10286,8 +10970,8 @@
         <w:t xml:space="preserve">.</w:t>
       </w:r>
     </w:p>
-    <w:bookmarkEnd w:id="108"/>
-    <w:bookmarkStart w:id="110" w:name="ref-saxena2008cmapss"/>
+    <w:bookmarkEnd w:id="109"/>
+    <w:bookmarkStart w:id="111" w:name="ref-saxena2008cmapss"/>
     <w:p>
       <w:pPr>
         <w:pStyle w:val="Bibliography"/>
@@ -10323,7 +11007,7 @@
       <w:r>
         <w:t xml:space="preserve"> </w:t>
       </w:r>
-      <w:hyperlink r:id="rId109">
+      <w:hyperlink r:id="rId110">
         <w:r>
           <w:rPr>
             <w:rStyle w:val="Hyperlink"/>
@@ -10335,8 +11019,8 @@
         <w:t xml:space="preserve">.</w:t>
       </w:r>
     </w:p>
-    <w:bookmarkEnd w:id="110"/>
-    <w:bookmarkStart w:id="112" w:name="ref-serradilla2022pdmsurvey"/>
+    <w:bookmarkEnd w:id="111"/>
+    <w:bookmarkStart w:id="113" w:name="ref-serradilla2022pdmsurvey"/>
     <w:p>
       <w:pPr>
         <w:pStyle w:val="Bibliography"/>
@@ -10369,7 +11053,7 @@
       <w:r>
         <w:t xml:space="preserve"> </w:t>
       </w:r>
-      <w:hyperlink r:id="rId111">
+      <w:hyperlink r:id="rId112">
         <w:r>
           <w:rPr>
             <w:rStyle w:val="Hyperlink"/>
@@ -10381,8 +11065,8 @@
         <w:t xml:space="preserve">.</w:t>
       </w:r>
     </w:p>
-    <w:bookmarkEnd w:id="112"/>
-    <w:bookmarkStart w:id="114" w:name="ref-srikant1996gsp"/>
+    <w:bookmarkEnd w:id="113"/>
+    <w:bookmarkStart w:id="115" w:name="ref-srikant1996gsp"/>
     <w:p>
       <w:pPr>
         <w:pStyle w:val="Bibliography"/>
@@ -10418,7 +11102,7 @@
       <w:r>
         <w:t xml:space="preserve"> </w:t>
       </w:r>
-      <w:hyperlink r:id="rId113">
+      <w:hyperlink r:id="rId114">
         <w:r>
           <w:rPr>
             <w:rStyle w:val="Hyperlink"/>
@@ -10430,8 +11114,8 @@
         <w:t xml:space="preserve">.</w:t>
       </w:r>
     </w:p>
-    <w:bookmarkEnd w:id="114"/>
-    <w:bookmarkStart w:id="116" w:name="ref-yang2021plelog"/>
+    <w:bookmarkEnd w:id="115"/>
+    <w:bookmarkStart w:id="117" w:name="ref-yang2021plelog"/>
     <w:p>
       <w:pPr>
         <w:pStyle w:val="Bibliography"/>
@@ -10467,7 +11151,7 @@
       <w:r>
         <w:t xml:space="preserve"> </w:t>
       </w:r>
-      <w:hyperlink r:id="rId115">
+      <w:hyperlink r:id="rId116">
         <w:r>
           <w:rPr>
             <w:rStyle w:val="Hyperlink"/>
@@ -10479,8 +11163,8 @@
         <w:t xml:space="preserve">.</w:t>
       </w:r>
     </w:p>
-    <w:bookmarkEnd w:id="116"/>
-    <w:bookmarkStart w:id="118" w:name="ref-zaki2001spade"/>
+    <w:bookmarkEnd w:id="117"/>
+    <w:bookmarkStart w:id="119" w:name="ref-zaki2001spade"/>
     <w:p>
       <w:pPr>
         <w:pStyle w:val="Bibliography"/>
@@ -10519,7 +11203,7 @@
       <w:r>
         <w:t xml:space="preserve"> </w:t>
       </w:r>
-      <w:hyperlink r:id="rId117">
+      <w:hyperlink r:id="rId118">
         <w:r>
           <w:rPr>
             <w:rStyle w:val="Hyperlink"/>
@@ -10531,8 +11215,8 @@
         <w:t xml:space="preserve">.</w:t>
       </w:r>
     </w:p>
-    <w:bookmarkEnd w:id="118"/>
-    <w:bookmarkStart w:id="120" w:name="ref-zhang2019logrobust"/>
+    <w:bookmarkEnd w:id="119"/>
+    <w:bookmarkStart w:id="121" w:name="ref-zhang2019logrobust"/>
     <w:p>
       <w:pPr>
         <w:pStyle w:val="Bibliography"/>
@@ -10568,7 +11252,7 @@
       <w:r>
         <w:t xml:space="preserve"> </w:t>
       </w:r>
-      <w:hyperlink r:id="rId119">
+      <w:hyperlink r:id="rId120">
         <w:r>
           <w:rPr>
             <w:rStyle w:val="Hyperlink"/>
@@ -10580,8 +11264,8 @@
         <w:t xml:space="preserve">.</w:t>
       </w:r>
     </w:p>
-    <w:bookmarkEnd w:id="120"/>
-    <w:bookmarkStart w:id="122" w:name="ref-zhu2023loghub"/>
+    <w:bookmarkEnd w:id="121"/>
+    <w:bookmarkStart w:id="123" w:name="ref-zhu2023loghub"/>
     <w:p>
       <w:pPr>
         <w:pStyle w:val="Bibliography"/>
@@ -10626,7 +11310,7 @@
       <w:r>
         <w:t xml:space="preserve"> </w:t>
       </w:r>
-      <w:hyperlink r:id="rId121">
+      <w:hyperlink r:id="rId122">
         <w:r>
           <w:rPr>
             <w:rStyle w:val="Hyperlink"/>
@@ -10638,8 +11322,8 @@
         <w:t xml:space="preserve">.</w:t>
       </w:r>
     </w:p>
-    <w:bookmarkEnd w:id="122"/>
-    <w:bookmarkStart w:id="124" w:name="ref-zhu2019logparsing"/>
+    <w:bookmarkEnd w:id="123"/>
+    <w:bookmarkStart w:id="125" w:name="ref-zhu2019logparsing"/>
     <w:p>
       <w:pPr>
         <w:pStyle w:val="Bibliography"/>
@@ -10675,7 +11359,7 @@
       <w:r>
         <w:t xml:space="preserve"> </w:t>
       </w:r>
-      <w:hyperlink r:id="rId123">
+      <w:hyperlink r:id="rId124">
         <w:r>
           <w:rPr>
             <w:rStyle w:val="Hyperlink"/>
@@ -10687,10 +11371,10 @@
         <w:t xml:space="preserve">.</w:t>
       </w:r>
     </w:p>
-    <w:bookmarkEnd w:id="124"/>
     <w:bookmarkEnd w:id="125"/>
     <w:bookmarkEnd w:id="126"/>
     <w:bookmarkEnd w:id="127"/>
+    <w:bookmarkEnd w:id="128"/>
     <w:sectPr/>
   </w:body>
 </w:document>
@@ -11010,6 +11694,9 @@
     <w:abstractNumId w:val="991"/>
   </w:num>
   <w:num w:numId="1008">
+    <w:abstractNumId w:val="991"/>
+  </w:num>
+  <w:num w:numId="1009">
     <w:abstractNumId w:val="991"/>
   </w:num>
 </w:numbering>

--- a/paper/skeleton.docx
+++ b/paper/skeleton.docx
@@ -18,32 +18,6 @@
         <w:t xml:space="preserve">2026-08-29</w:t>
       </w:r>
     </w:p>
-    <w:sdt>
-      <w:sdtPr>
-        <w:docPartObj>
-          <w:docPartGallery w:val="Table of Contents"/>
-          <w:docPartUnique/>
-        </w:docPartObj>
-      </w:sdtPr>
-      <w:sdtContent>
-        <w:p>
-          <w:pPr>
-            <w:pStyle w:val="TOCHeading"/>
-          </w:pPr>
-          <w:r>
-            <w:t xml:space="preserve">Table of Contents</w:t>
-          </w:r>
-        </w:p>
-        <w:p>
-          <w:r>
-            <w:fldChar w:fldCharType="begin" w:dirty="true"/>
-            <w:instrText xml:space="preserve">TOC \o "1-3" \h \z \u</w:instrText>
-            <w:fldChar w:fldCharType="separate"/>
-            <w:fldChar w:fldCharType="end"/>
-          </w:r>
-        </w:p>
-      </w:sdtContent>
-    </w:sdt>
     <w:bookmarkStart w:id="128" w:name="Xce1c4f30b6249f262e85315bbd79ad996dfa10c"/>
     <w:p>
       <w:pPr>

--- a/paper/skeleton.docx
+++ b/paper/skeleton.docx
@@ -18,7 +18,7 @@
         <w:t xml:space="preserve">2026-08-29</w:t>
       </w:r>
     </w:p>
-    <w:bookmarkStart w:id="128" w:name="Xce1c4f30b6249f262e85315bbd79ad996dfa10c"/>
+    <w:bookmarkStart w:id="146" w:name="Xce1c4f30b6249f262e85315bbd79ad996dfa10c"/>
     <w:p>
       <w:pPr>
         <w:pStyle w:val="Heading1"/>
@@ -103,19 +103,19 @@
         <w:t xml:space="preserve"> </w:t>
       </w:r>
       <w:r>
-        <w:t xml:space="preserve">logs, but frequency does not imply predictiveness. Many of the</w:t>
-      </w:r>
-      <w:r>
-        <w:t xml:space="preserve"> </w:t>
-      </w:r>
-      <w:r>
-        <w:t xml:space="preserve">mined patterns are common cascades that occur equally often before</w:t>
-      </w:r>
-      <w:r>
-        <w:t xml:space="preserve"> </w:t>
-      </w:r>
-      <w:r>
-        <w:t xml:space="preserve">failures and in normal operation. This paper’s central claim:</w:t>
+        <w:t xml:space="preserve">logs, but frequency does not imply predictiveness. Many mined</w:t>
+      </w:r>
+      <w:r>
+        <w:t xml:space="preserve"> </w:t>
+      </w:r>
+      <w:r>
+        <w:t xml:space="preserve">patterns occur equally often before failures and in normal operation.</w:t>
+      </w:r>
+      <w:r>
+        <w:t xml:space="preserve"> </w:t>
+      </w:r>
+      <w:r>
+        <w:t xml:space="preserve">This paper’s central object is the</w:t>
       </w:r>
       <w:r>
         <w:t xml:space="preserve"> </w:t>
@@ -125,7 +125,7 @@
           <w:b/>
           <w:bCs/>
         </w:rPr>
-        <w:t xml:space="preserve">only</w:t>
+        <w:t xml:space="preserve">predictive-versus-frequent</w:t>
       </w:r>
       <w:r>
         <w:rPr>
@@ -139,27 +139,57 @@
           <w:b/>
           <w:bCs/>
         </w:rPr>
-        <w:t xml:space="preserve">a specific minority of frequent event patterns carries elevated</w:t>
+        <w:t xml:space="preserve">separation</w:t>
+      </w:r>
+      <w:r>
+        <w:t xml:space="preserve"> </w:t>
+      </w:r>
+      <w:r>
+        <w:t xml:space="preserve">across operational-log traces, produced by three</w:t>
+      </w:r>
+      <w:r>
+        <w:t xml:space="preserve"> </w:t>
+      </w:r>
+      <w:r>
+        <w:t xml:space="preserve">statistical safeguards: (i) an</w:t>
+      </w:r>
+      <w:r>
+        <w:t xml:space="preserve"> </w:t>
       </w:r>
       <w:r>
         <w:rPr>
           <w:b/>
           <w:bCs/>
         </w:rPr>
-        <w:t xml:space="preserve"> </w:t>
+        <w:t xml:space="preserve">entity-disjoint discovery/inference</w:t>
       </w:r>
       <w:r>
         <w:rPr>
           <w:b/>
           <w:bCs/>
         </w:rPr>
-        <w:t xml:space="preserve">hazard for future failure, and a matched-control + statistical</w:t>
+        <w:t xml:space="preserve"> </w:t>
       </w:r>
       <w:r>
         <w:rPr>
           <w:b/>
           <w:bCs/>
         </w:rPr>
+        <w:t xml:space="preserve">split</w:t>
+      </w:r>
+      <w:r>
+        <w:t xml:space="preserve"> </w:t>
+      </w:r>
+      <w:r>
+        <w:t xml:space="preserve">so that the mining step’s label-dependent selection does not</w:t>
+      </w:r>
+      <w:r>
+        <w:t xml:space="preserve"> </w:t>
+      </w:r>
+      <w:r>
+        <w:t xml:space="preserve">invalidate the significance test on selected patterns; (ii) a</w:t>
+      </w:r>
+      <w:r>
         <w:t xml:space="preserve"> </w:t>
       </w:r>
       <w:r>
@@ -167,81 +197,250 @@
           <w:b/>
           <w:bCs/>
         </w:rPr>
-        <w:t xml:space="preserve">significance methodology cleanly separates the predictive subset</w:t>
+        <w:t xml:space="preserve">count-preserving order comparator</w:t>
+      </w:r>
+      <w:r>
+        <w:t xml:space="preserve"> </w:t>
+      </w:r>
+      <w:r>
+        <w:t xml:space="preserve">that measures the pure ordering</w:t>
+      </w:r>
+      <w:r>
+        <w:t xml:space="preserve"> </w:t>
+      </w:r>
+      <w:r>
+        <w:t xml:space="preserve">effect of a sequence pattern against a permuted-multiset null,</w:t>
+      </w:r>
+      <w:r>
+        <w:t xml:space="preserve"> </w:t>
+      </w:r>
+      <w:r>
+        <w:t xml:space="preserve">isolating order from event multiplicity; and (iii) a</w:t>
+      </w:r>
+      <w:r>
+        <w:t xml:space="preserve"> </w:t>
       </w:r>
       <w:r>
         <w:rPr>
           <w:b/>
           <w:bCs/>
         </w:rPr>
-        <w:t xml:space="preserve"> </w:t>
+        <w:t xml:space="preserve">matched</w:t>
       </w:r>
       <w:r>
         <w:rPr>
           <w:b/>
           <w:bCs/>
         </w:rPr>
-        <w:t xml:space="preserve">from the frequent-but-uninformative noise</w:t>
-      </w:r>
-      <w:r>
-        <w:t xml:space="preserve">. We demonstrate the</w:t>
-      </w:r>
-      <w:r>
-        <w:t xml:space="preserve"> </w:t>
-      </w:r>
-      <w:r>
-        <w:t xml:space="preserve">separation on four traces spanning three domains: synthetic</w:t>
-      </w:r>
-      <w:r>
-        <w:t xml:space="preserve"> </w:t>
-      </w:r>
-      <w:r>
-        <w:t xml:space="preserve">industrial per-machine (Azure PdM), real cloud per-job (Alibaba</w:t>
-      </w:r>
-      <w:r>
-        <w:t xml:space="preserve"> </w:t>
-      </w:r>
-      <w:r>
-        <w:t xml:space="preserve">v2018), real HPC per-rack (LLNL Blue Gene/L syslogs), and real</w:t>
-      </w:r>
-      <w:r>
-        <w:t xml:space="preserve"> </w:t>
-      </w:r>
-      <w:r>
-        <w:t xml:space="preserve">automotive per-vehicle (SCANIA Component X). On the two rich-discrete-</w:t>
-      </w:r>
-      <w:r>
-        <w:t xml:space="preserve"> </w:t>
-      </w:r>
-      <w:r>
-        <w:t xml:space="preserve">vocabulary traces, 60-100% of mined frequent patterns at each</w:t>
-      </w:r>
-      <w:r>
-        <w:t xml:space="preserve"> </w:t>
-      </w:r>
-      <w:r>
-        <w:t xml:space="preserve">horizon pass BH q&lt;0.05, and concrete predictive signatures include</w:t>
-      </w:r>
-      <w:r>
-        <w:t xml:space="preserve"> </w:t>
+        <w:t xml:space="preserve"> </w:t>
+      </w:r>
+      <w:r>
+        <w:rPr>
+          <w:b/>
+          <w:bCs/>
+        </w:rPr>
+        <w:t xml:space="preserve">conditional logistic estimator</w:t>
+      </w:r>
+      <w:r>
+        <w:t xml:space="preserve"> </w:t>
+      </w:r>
+      <w:r>
+        <w:t xml:space="preserve">stratified by risk set for</w:t>
+      </w:r>
+      <w:r>
+        <w:t xml:space="preserve"> </w:t>
+      </w:r>
+      <w:r>
+        <w:t xml:space="preserve">right-censored traces, following the Prentice-Breslow nested-case-</w:t>
+      </w:r>
+      <w:r>
+        <w:t xml:space="preserve"> </w:t>
+      </w:r>
+      <w:r>
+        <w:t xml:space="preserve">control formulation. We characterise four operational traces spanning</w:t>
+      </w:r>
+      <w:r>
+        <w:t xml:space="preserve"> </w:t>
+      </w:r>
+      <w:r>
+        <w:t xml:space="preserve">three domains: synthetic industrial per-machine (Azure PdM), real</w:t>
+      </w:r>
+      <w:r>
+        <w:t xml:space="preserve"> </w:t>
+      </w:r>
+      <w:r>
+        <w:t xml:space="preserve">cloud per-job (Alibaba v2018), real HPC per-rack (LLNL Blue Gene/L</w:t>
+      </w:r>
+      <w:r>
+        <w:t xml:space="preserve"> </w:t>
+      </w:r>
+      <w:r>
+        <w:t xml:space="preserve">syslogs), and real automotive per-vehicle (SCANIA Component X). On</w:t>
+      </w:r>
+      <w:r>
+        <w:t xml:space="preserve"> </w:t>
+      </w:r>
+      <w:r>
+        <w:t xml:space="preserve">Azure and Alibaba, 45-100% of frequent itemsets pass post-selection-</w:t>
+      </w:r>
+      <w:r>
+        <w:t xml:space="preserve"> </w:t>
+      </w:r>
+      <w:r>
+        <w:t xml:space="preserve">valid BY q&lt;0.05 significance on the inference half. Order effect</w:t>
+      </w:r>
+      <w:r>
+        <w:t xml:space="preserve"> </w:t>
+      </w:r>
+      <w:r>
+        <w:t xml:space="preserve">under the count-preserving null: on Azure, real sequence lift exceeds</w:t>
+      </w:r>
+      <w:r>
+        <w:t xml:space="preserve"> </w:t>
+      </w:r>
+      <w:r>
+        <w:t xml:space="preserve">the count-preserving-shuffle lift by +0.52 (</w:t>
       </w:r>
       <w:r>
         <w:rPr>
           <w:rStyle w:val="VerbatimChar"/>
         </w:rPr>
+        <w:t xml:space="preserve">last5</w:t>
+      </w:r>
+      <w:r>
+        <w:t xml:space="preserve">) and +1.09</w:t>
+      </w:r>
+      <w:r>
+        <w:t xml:space="preserve"> </w:t>
+      </w:r>
+      <w:r>
+        <w:t xml:space="preserve">(</w:t>
+      </w:r>
+      <w:r>
+        <w:rPr>
+          <w:rStyle w:val="VerbatimChar"/>
+        </w:rPr>
+        <w:t xml:space="preserve">last10</w:t>
+      </w:r>
+      <w:r>
+        <w:t xml:space="preserve">); on Alibaba the residual order effect is essentially zero</w:t>
+      </w:r>
+      <w:r>
+        <w:t xml:space="preserve"> </w:t>
+      </w:r>
+      <w:r>
+        <w:t xml:space="preserve">(-0.02 to +0.24), showing that the earlier naive</w:t>
+      </w:r>
+      <w:r>
+        <w:t xml:space="preserve"> </w:t>
+      </w:r>
+      <w:r>
+        <w:t xml:space="preserve">“</w:t>
+      </w:r>
+      <w:r>
+        <w:t xml:space="preserve">order gain</w:t>
+      </w:r>
+      <w:r>
+        <w:t xml:space="preserve">”</w:t>
+      </w:r>
+      <w:r>
+        <w:t xml:space="preserve"> </w:t>
+      </w:r>
+      <w:r>
+        <w:t xml:space="preserve">on</w:t>
+      </w:r>
+      <w:r>
+        <w:t xml:space="preserve"> </w:t>
+      </w:r>
+      <w:r>
+        <w:t xml:space="preserve">Alibaba was largely a multiplicity artefact rather than an ordering</w:t>
+      </w:r>
+      <w:r>
+        <w:t xml:space="preserve"> </w:t>
+      </w:r>
+      <w:r>
+        <w:t xml:space="preserve">signal. On SCANIA Component X, matched conditional logistic</w:t>
+      </w:r>
+      <w:r>
+        <w:t xml:space="preserve"> </w:t>
+      </w:r>
+      <w:r>
+        <w:t xml:space="preserve">stratified by risk set gives top per-pattern hazard ratio 1.73</w:t>
+      </w:r>
+      <w:r>
+        <w:t xml:space="preserve"> </w:t>
+      </w:r>
+      <w:r>
+        <w:t xml:space="preserve">(95% CI [1.53, 1.96], p = 1e-17), with 121/200 top patterns</w:t>
+      </w:r>
+      <w:r>
+        <w:t xml:space="preserve"> </w:t>
+      </w:r>
+      <w:r>
+        <w:t xml:space="preserve">significant; a pooled 2x2 odds ratio on the same data would inflate</w:t>
+      </w:r>
+      <w:r>
+        <w:t xml:space="preserve"> </w:t>
+      </w:r>
+      <w:r>
+        <w:t xml:space="preserve">the effect to 2.72 by discarding the matched structure. On BGL,</w:t>
+      </w:r>
+      <w:r>
+        <w:t xml:space="preserve"> </w:t>
+      </w:r>
+      <w:r>
+        <w:t xml:space="preserve">essentially no non-alert precursor pattern survives the post-</w:t>
+      </w:r>
+      <w:r>
+        <w:t xml:space="preserve"> </w:t>
+      </w:r>
+      <w:r>
+        <w:t xml:space="preserve">selection-valid test, consistent with the target class being a</w:t>
+      </w:r>
+      <w:r>
+        <w:t xml:space="preserve"> </w:t>
+      </w:r>
+      <w:r>
+        <w:t xml:space="preserve">self-triggering alert cascade. Concrete Azure predictive signature</w:t>
+      </w:r>
+      <w:r>
+        <w:t xml:space="preserve"> </w:t>
+      </w:r>
+      <w:r>
+        <w:rPr>
+          <w:rStyle w:val="VerbatimChar"/>
+        </w:rPr>
         <w:t xml:space="preserve">software_error:error2 → software_error:error3</w:t>
       </w:r>
       <w:r>
         <w:t xml:space="preserve"> </w:t>
       </w:r>
       <w:r>
-        <w:t xml:space="preserve">on Azure (sequence</w:t>
-      </w:r>
-      <w:r>
-        <w:t xml:space="preserve"> </w:t>
-      </w:r>
-      <w:r>
-        <w:t xml:space="preserve">lift 3.73 vs itemset lift 2.22) and</w:t>
+        <w:t xml:space="preserve">reaches sequence</w:t>
+      </w:r>
+      <w:r>
+        <w:t xml:space="preserve"> </w:t>
+      </w:r>
+      <w:r>
+        <w:t xml:space="preserve">lift 3.73 with a genuine order effect after multiplicity control.</w:t>
+      </w:r>
+      <w:r>
+        <w:t xml:space="preserve"> </w:t>
+      </w:r>
+      <w:r>
+        <w:t xml:space="preserve">Adding surviving patterns to a temporally-held-out logistic</w:t>
+      </w:r>
+      <w:r>
+        <w:t xml:space="preserve"> </w:t>
+      </w:r>
+      <w:r>
+        <w:t xml:space="preserve">regression as binary features improves failure prediction by +5.6</w:t>
+      </w:r>
+      <w:r>
+        <w:t xml:space="preserve"> </w:t>
+      </w:r>
+      <w:r>
+        <w:t xml:space="preserve">AUROC on Azure</w:t>
       </w:r>
       <w:r>
         <w:t xml:space="preserve"> </w:t>
@@ -250,151 +449,31 @@
         <w:rPr>
           <w:rStyle w:val="VerbatimChar"/>
         </w:rPr>
-        <w:t xml:space="preserve">task_success:M → task_success:R → task_success:M → task_success:M</w:t>
-      </w:r>
-      <w:r>
-        <w:t xml:space="preserve"> </w:t>
-      </w:r>
-      <w:r>
-        <w:t xml:space="preserve">on Alibaba (sequence lift 2.43 vs itemset lift 0.94). Adding these</w:t>
-      </w:r>
-      <w:r>
-        <w:t xml:space="preserve"> </w:t>
-      </w:r>
-      <w:r>
-        <w:t xml:space="preserve">predictive patterns to a temporally-held-out logistic regression as</w:t>
-      </w:r>
-      <w:r>
-        <w:t xml:space="preserve"> </w:t>
-      </w:r>
-      <w:r>
-        <w:t xml:space="preserve">binary features improves failure prediction by +5.6 AUROC on Azure</w:t>
-      </w:r>
-      <w:r>
-        <w:t xml:space="preserve"> </w:t>
-      </w:r>
-      <w:r>
-        <w:rPr>
-          <w:rStyle w:val="VerbatimChar"/>
-        </w:rPr>
         <w:t xml:space="preserve">last5</w:t>
       </w:r>
       <w:r>
         <w:t xml:space="preserve"> </w:t>
       </w:r>
       <w:r>
-        <w:t xml:space="preserve">and +6.2 AUROC on Alibaba</w:t>
-      </w:r>
-      <w:r>
-        <w:t xml:space="preserve"> </w:t>
-      </w:r>
-      <w:r>
-        <w:rPr>
-          <w:rStyle w:val="VerbatimChar"/>
-        </w:rPr>
-        <w:t xml:space="preserve">last3</w:t>
-      </w:r>
-      <w:r>
-        <w:t xml:space="preserve"> </w:t>
-      </w:r>
-      <w:r>
-        <w:t xml:space="preserve">over itemset-only features.</w:t>
-      </w:r>
-      <w:r>
-        <w:t xml:space="preserve"> </w:t>
-      </w:r>
-      <w:r>
-        <w:t xml:space="preserve">On the two boundary traces, 0-11% of mined patterns pass</w:t>
-      </w:r>
-      <w:r>
-        <w:t xml:space="preserve"> </w:t>
-      </w:r>
-      <w:r>
-        <w:t xml:space="preserve">significance: BGL syslogs (0 patterns; self-triggering alert</w:t>
-      </w:r>
-      <w:r>
-        <w:t xml:space="preserve"> </w:t>
-      </w:r>
-      <w:r>
-        <w:t xml:space="preserve">cascades leave no discriminable non-alert precursors) and Component</w:t>
-      </w:r>
-      <w:r>
-        <w:t xml:space="preserve"> </w:t>
-      </w:r>
-      <w:r>
-        <w:t xml:space="preserve">X (of 42,453 candidate itemsets mined at min-support 0.05, 2,560</w:t>
-      </w:r>
-      <w:r>
-        <w:t xml:space="preserve"> </w:t>
-      </w:r>
-      <w:r>
-        <w:t xml:space="preserve">pass a risk-set matched hazard-ratio test at Benjamini-Yekutieli</w:t>
-      </w:r>
-      <w:r>
-        <w:t xml:space="preserve"> </w:t>
-      </w:r>
-      <w:r>
-        <w:t xml:space="preserve">q &lt; 0.05 that is valid under arbitrary dependence between patterns;</w:t>
-      </w:r>
-      <w:r>
-        <w:t xml:space="preserve"> </w:t>
-      </w:r>
-      <w:r>
-        <w:t xml:space="preserve">top MH-OR 2.72 [2.10, 3.51]. The strongest per-pattern signals</w:t>
-      </w:r>
-      <w:r>
-        <w:t xml:space="preserve"> </w:t>
-      </w:r>
-      <w:r>
-        <w:t xml:space="preserve">cannot lift a temporally-held-out classifier beyond AUROC 0.60</w:t>
-      </w:r>
-      <w:r>
-        <w:t xml:space="preserve"> </w:t>
-      </w:r>
-      <w:r>
-        <w:t xml:space="preserve">because the underlying signal is a static per-truck usage profile</w:t>
-      </w:r>
-      <w:r>
-        <w:t xml:space="preserve"> </w:t>
-      </w:r>
-      <w:r>
-        <w:t xml:space="preserve">rather than a temporal degradation trajectory). We</w:t>
-      </w:r>
-      <w:r>
-        <w:t xml:space="preserve"> </w:t>
-      </w:r>
-      <w:r>
-        <w:t xml:space="preserve">generalise the matched-control pipeline to right-censored survival-</w:t>
-      </w:r>
-      <w:r>
-        <w:t xml:space="preserve"> </w:t>
-      </w:r>
-      <w:r>
-        <w:t xml:space="preserve">style data via incidence-density (risk-set) sampling with</w:t>
-      </w:r>
-      <w:r>
-        <w:t xml:space="preserve"> </w:t>
-      </w:r>
-      <w:r>
-        <w:t xml:space="preserve">Mantel-Haenszel odds-ratio scoring, which estimates per-pattern</w:t>
-      </w:r>
-      <w:r>
-        <w:t xml:space="preserve"> </w:t>
-      </w:r>
-      <w:r>
-        <w:t xml:space="preserve">hazard ratios and applies without modifying the mining stage. Mined</w:t>
-      </w:r>
-      <w:r>
-        <w:t xml:space="preserve"> </w:t>
-      </w:r>
-      <w:r>
-        <w:t xml:space="preserve">patterns, matched-control windows, and hazard-ratio-scored risk-set</w:t>
-      </w:r>
-      <w:r>
-        <w:t xml:space="preserve"> </w:t>
-      </w:r>
-      <w:r>
-        <w:t xml:space="preserve">patterns are released as reproducible parquet artefacts.</w:t>
+        <w:t xml:space="preserve">over itemset-only features. Mined patterns,</w:t>
+      </w:r>
+      <w:r>
+        <w:t xml:space="preserve"> </w:t>
+      </w:r>
+      <w:r>
+        <w:t xml:space="preserve">matched-control windows, discovery/inference splits, and matched</w:t>
+      </w:r>
+      <w:r>
+        <w:t xml:space="preserve"> </w:t>
+      </w:r>
+      <w:r>
+        <w:t xml:space="preserve">hazard-ratio outputs are released as reproducible parquet artefacts</w:t>
+      </w:r>
+      <w:r>
+        <w:t xml:space="preserve"> </w:t>
+      </w:r>
+      <w:r>
+        <w:t xml:space="preserve">alongside the code repository.</w:t>
       </w:r>
     </w:p>
     <w:bookmarkEnd w:id="20"/>
@@ -1125,13 +1204,13 @@
         <w:t xml:space="preserve"> </w:t>
       </w:r>
       <w:r>
-        <w:t xml:space="preserve">mining misses. Both studies stop short of the head-to-head</w:t>
-      </w:r>
-      <w:r>
-        <w:t xml:space="preserve"> </w:t>
-      </w:r>
-      <w:r>
-        <w:t xml:space="preserve">matched-control + BH-corrected + predictive-utility comparison used</w:t>
+        <w:t xml:space="preserve">mining misses. Both studies stop short of the post-selection-valid</w:t>
+      </w:r>
+      <w:r>
+        <w:t xml:space="preserve"> </w:t>
+      </w:r>
+      <w:r>
+        <w:t xml:space="preserve">matched-control + BY-corrected + predictive-utility comparison used</w:t>
       </w:r>
       <w:r>
         <w:t xml:space="preserve"> </w:t>
@@ -1149,6 +1228,135 @@
           <w:b/>
           <w:bCs/>
         </w:rPr>
+        <w:t xml:space="preserve">Discriminative and statistically-significant pattern mining.</w:t>
+      </w:r>
+      <w:r>
+        <w:t xml:space="preserve"> </w:t>
+      </w:r>
+      <w:r>
+        <w:t xml:space="preserve">Dong</w:t>
+      </w:r>
+      <w:r>
+        <w:t xml:space="preserve"> </w:t>
+      </w:r>
+      <w:r>
+        <w:t xml:space="preserve">and Li</w:t>
+      </w:r>
+      <w:r>
+        <w:t xml:space="preserve"> </w:t>
+      </w:r>
+      <w:r>
+        <w:t xml:space="preserve">(Dong and Li 1999)</w:t>
+      </w:r>
+      <w:r>
+        <w:t xml:space="preserve"> </w:t>
+      </w:r>
+      <w:r>
+        <w:t xml:space="preserve">introduced emerging patterns as itemsets</w:t>
+      </w:r>
+      <w:r>
+        <w:t xml:space="preserve"> </w:t>
+      </w:r>
+      <w:r>
+        <w:t xml:space="preserve">whose support differs substantially between classes; Bay and Pazzani</w:t>
+      </w:r>
+      <w:r>
+        <w:t xml:space="preserve"> </w:t>
+      </w:r>
+      <w:r>
+        <w:t xml:space="preserve">(Bay and Pazzani 1999)</w:t>
+      </w:r>
+      <w:r>
+        <w:t xml:space="preserve"> </w:t>
+      </w:r>
+      <w:r>
+        <w:t xml:space="preserve">formulated the parallel notion of contrast sets</w:t>
+      </w:r>
+      <w:r>
+        <w:t xml:space="preserve"> </w:t>
+      </w:r>
+      <w:r>
+        <w:t xml:space="preserve">in the same year. This class-contrast literature is a direct</w:t>
+      </w:r>
+      <w:r>
+        <w:t xml:space="preserve"> </w:t>
+      </w:r>
+      <w:r>
+        <w:t xml:space="preserve">ancestor of the paper’s predictive-vs-frequent-noise separation.</w:t>
+      </w:r>
+      <w:r>
+        <w:t xml:space="preserve"> </w:t>
+      </w:r>
+      <w:r>
+        <w:t xml:space="preserve">Statistically significant pattern mining sharpens the criterion:</w:t>
+      </w:r>
+      <w:r>
+        <w:t xml:space="preserve"> </w:t>
+      </w:r>
+      <w:r>
+        <w:t xml:space="preserve">Terada et al.</w:t>
+      </w:r>
+      <w:r>
+        <w:t xml:space="preserve"> </w:t>
+      </w:r>
+      <w:r>
+        <w:t xml:space="preserve">(Terada et al. 2013)</w:t>
+      </w:r>
+      <w:r>
+        <w:t xml:space="preserve"> </w:t>
+      </w:r>
+      <w:r>
+        <w:t xml:space="preserve">give an exact family-wise-error</w:t>
+      </w:r>
+      <w:r>
+        <w:t xml:space="preserve"> </w:t>
+      </w:r>
+      <w:r>
+        <w:t xml:space="preserve">control for combinatorial regulations. All of these</w:t>
+      </w:r>
+      <w:r>
+        <w:t xml:space="preserve"> </w:t>
+      </w:r>
+      <w:r>
+        <w:t xml:space="preserve">methods share the ordinary post-selection-inference concern (Fithian,</w:t>
+      </w:r>
+      <w:r>
+        <w:t xml:space="preserve"> </w:t>
+      </w:r>
+      <w:r>
+        <w:t xml:space="preserve">Sun and Taylor</w:t>
+      </w:r>
+      <w:r>
+        <w:t xml:space="preserve"> </w:t>
+      </w:r>
+      <w:r>
+        <w:t xml:space="preserve">(Fithian, Sun, and Taylor 2014)</w:t>
+      </w:r>
+      <w:r>
+        <w:t xml:space="preserve">) that mining and testing on the</w:t>
+      </w:r>
+      <w:r>
+        <w:t xml:space="preserve"> </w:t>
+      </w:r>
+      <w:r>
+        <w:t xml:space="preserve">same sample invalidates marginal p-values; we address it via</w:t>
+      </w:r>
+      <w:r>
+        <w:t xml:space="preserve"> </w:t>
+      </w:r>
+      <w:r>
+        <w:t xml:space="preserve">entity-disjoint discovery/inference splits (§4.5).</w:t>
+      </w:r>
+    </w:p>
+    <w:p>
+      <w:pPr>
+        <w:pStyle w:val="BodyText"/>
+      </w:pPr>
+      <w:r>
+        <w:rPr>
+          <w:b/>
+          <w:bCs/>
+        </w:rPr>
         <w:t xml:space="preserve">Deep learning on log sequences.</w:t>
       </w:r>
       <w:r>
@@ -1650,25 +1858,76 @@
         <w:t xml:space="preserve"> </w:t>
       </w:r>
       <w:r>
-        <w:t xml:space="preserve">to the one-sided hypergeometric p-values induced by label permutation</w:t>
-      </w:r>
-      <w:r>
-        <w:t xml:space="preserve"> </w:t>
-      </w:r>
-      <w:r>
-        <w:t xml:space="preserve">on mined patterns. Under a fixed pattern hit-set, the label-permutation</w:t>
-      </w:r>
-      <w:r>
-        <w:t xml:space="preserve"> </w:t>
-      </w:r>
-      <w:r>
-        <w:t xml:space="preserve">distribution of failure-class hit count is exactly hypergeometric,</w:t>
-      </w:r>
-      <w:r>
-        <w:t xml:space="preserve"> </w:t>
-      </w:r>
-      <w:r>
-        <w:t xml:space="preserve">so we compute exact p-values in closed form instead of Monte Carlo.</w:t>
+        <w:t xml:space="preserve">to the one-sided hypergeometric p-values on the inference half of</w:t>
+      </w:r>
+      <w:r>
+        <w:t xml:space="preserve"> </w:t>
+      </w:r>
+      <w:r>
+        <w:t xml:space="preserve">the discovery/inference split (§4.5). For arbitrary dependence</w:t>
+      </w:r>
+      <w:r>
+        <w:t xml:space="preserve"> </w:t>
+      </w:r>
+      <w:r>
+        <w:t xml:space="preserve">between p-values (justified when mined patterns share items), we</w:t>
+      </w:r>
+      <w:r>
+        <w:t xml:space="preserve"> </w:t>
+      </w:r>
+      <w:r>
+        <w:t xml:space="preserve">also report the more conservative Benjamini-Yekutieli correction</w:t>
+      </w:r>
+      <w:r>
+        <w:t xml:space="preserve"> </w:t>
+      </w:r>
+      <w:r>
+        <w:t xml:space="preserve">(Benjamini and Yekutieli 2001)</w:t>
+      </w:r>
+      <w:r>
+        <w:t xml:space="preserve">. The Prentice-Breslow retrospective-cohort</w:t>
+      </w:r>
+      <w:r>
+        <w:t xml:space="preserve"> </w:t>
+      </w:r>
+      <w:r>
+        <w:t xml:space="preserve">framework</w:t>
+      </w:r>
+      <w:r>
+        <w:t xml:space="preserve"> </w:t>
+      </w:r>
+      <w:r>
+        <w:t xml:space="preserve">(Prentice and Breslow 1978)</w:t>
+      </w:r>
+      <w:r>
+        <w:t xml:space="preserve"> </w:t>
+      </w:r>
+      <w:r>
+        <w:t xml:space="preserve">and the Langholz-Goldstein</w:t>
+      </w:r>
+      <w:r>
+        <w:t xml:space="preserve"> </w:t>
+      </w:r>
+      <w:r>
+        <w:t xml:space="preserve">risk-set-sampling review</w:t>
+      </w:r>
+      <w:r>
+        <w:t xml:space="preserve"> </w:t>
+      </w:r>
+      <w:r>
+        <w:t xml:space="preserve">(Langholz and Goldstein 1996)</w:t>
+      </w:r>
+      <w:r>
+        <w:t xml:space="preserve"> </w:t>
+      </w:r>
+      <w:r>
+        <w:t xml:space="preserve">motivate the matched</w:t>
+      </w:r>
+      <w:r>
+        <w:t xml:space="preserve"> </w:t>
+      </w:r>
+      <w:r>
+        <w:t xml:space="preserve">conditional logistic estimator we use for SCANIA (§4.6).</w:t>
       </w:r>
     </w:p>
     <w:bookmarkEnd w:id="27"/>
@@ -2603,7 +2862,7 @@
     </w:p>
     <w:bookmarkEnd w:id="33"/>
     <w:bookmarkEnd w:id="34"/>
-    <w:bookmarkStart w:id="40" w:name="method"/>
+    <w:bookmarkStart w:id="43" w:name="method"/>
     <w:p>
       <w:pPr>
         <w:pStyle w:val="Heading2"/>
@@ -3380,7 +3639,7 @@
       </w:r>
     </w:p>
     <w:bookmarkEnd w:id="38"/>
-    <w:bookmarkStart w:id="39" w:name="statistical-significance-1"/>
+    <w:bookmarkStart w:id="39" w:name="X9292929c3d43e41408b4a6dbc28d99ff3254025"/>
     <w:p>
       <w:pPr>
         <w:pStyle w:val="Heading3"/>
@@ -3395,7 +3654,7 @@
         <w:tab/>
       </w:r>
       <w:r>
-        <w:t xml:space="preserve">4.5 Statistical significance</w:t>
+        <w:t xml:space="preserve">4.5 Post-selection-valid significance via discovery/inference splits</w:t>
       </w:r>
     </w:p>
     <w:p>
@@ -3403,6 +3662,437 @@
         <w:pStyle w:val="FirstParagraph"/>
       </w:pPr>
       <w:r>
+        <w:t xml:space="preserve">Mining patterns from failure windows and then computing hypergeometric</w:t>
+      </w:r>
+      <w:r>
+        <w:t xml:space="preserve"> </w:t>
+      </w:r>
+      <w:r>
+        <w:t xml:space="preserve">p-values on the same failure/control counts yields post-selection-</w:t>
+      </w:r>
+      <w:r>
+        <w:t xml:space="preserve"> </w:t>
+      </w:r>
+      <w:r>
+        <w:t xml:space="preserve">invalid marginal p-values: the candidate set is chosen because it has</w:t>
+      </w:r>
+      <w:r>
+        <w:t xml:space="preserve"> </w:t>
+      </w:r>
+      <w:r>
+        <w:t xml:space="preserve">high support in failure windows, so the fixed-hit-set null is not the</w:t>
+      </w:r>
+      <w:r>
+        <w:t xml:space="preserve"> </w:t>
+      </w:r>
+      <w:r>
+        <w:t xml:space="preserve">null the pipeline actually operates under. BH or BY correction on</w:t>
+      </w:r>
+      <w:r>
+        <w:t xml:space="preserve"> </w:t>
+      </w:r>
+      <w:r>
+        <w:t xml:space="preserve">those marginal p-values does not restore validity (Fithian, Sun and</w:t>
+      </w:r>
+      <w:r>
+        <w:t xml:space="preserve"> </w:t>
+      </w:r>
+      <w:r>
+        <w:t xml:space="preserve">Taylor 2014; Loftus and Taylor 2015).</w:t>
+      </w:r>
+    </w:p>
+    <w:p>
+      <w:pPr>
+        <w:pStyle w:val="BodyText"/>
+      </w:pPr>
+      <w:r>
+        <w:t xml:space="preserve">Our fix, applied to every trace: split the training set entity-</w:t>
+      </w:r>
+      <w:r>
+        <w:t xml:space="preserve"> </w:t>
+      </w:r>
+      <w:r>
+        <w:t xml:space="preserve">disjoint into a 50%</w:t>
+      </w:r>
+      <w:r>
+        <w:t xml:space="preserve"> </w:t>
+      </w:r>
+      <w:r>
+        <w:rPr>
+          <w:b/>
+          <w:bCs/>
+        </w:rPr>
+        <w:t xml:space="preserve">discovery</w:t>
+      </w:r>
+      <w:r>
+        <w:t xml:space="preserve"> </w:t>
+      </w:r>
+      <w:r>
+        <w:t xml:space="preserve">half and a 50%</w:t>
+      </w:r>
+      <w:r>
+        <w:t xml:space="preserve"> </w:t>
+      </w:r>
+      <w:r>
+        <w:rPr>
+          <w:b/>
+          <w:bCs/>
+        </w:rPr>
+        <w:t xml:space="preserve">inference</w:t>
+      </w:r>
+      <w:r>
+        <w:t xml:space="preserve"> </w:t>
+      </w:r>
+      <w:r>
+        <w:t xml:space="preserve">half.</w:t>
+      </w:r>
+      <w:r>
+        <w:t xml:space="preserve"> </w:t>
+      </w:r>
+      <w:r>
+        <w:t xml:space="preserve">FP-Growth / PrefixSpan run on the discovery half and produce a</w:t>
+      </w:r>
+      <w:r>
+        <w:t xml:space="preserve"> </w:t>
+      </w:r>
+      <w:r>
+        <w:t xml:space="preserve">candidate pattern universe C. Every P in C is then scored on the</w:t>
+      </w:r>
+      <w:r>
+        <w:t xml:space="preserve"> </w:t>
+      </w:r>
+      <w:r>
+        <w:t xml:space="preserve">inference half via exact hypergeometric p-value on that half’s</w:t>
+      </w:r>
+      <w:r>
+        <w:t xml:space="preserve"> </w:t>
+      </w:r>
+      <w:r>
+        <w:t xml:space="preserve">case/control hit counts alone. Because C is chosen without touching</w:t>
+      </w:r>
+      <w:r>
+        <w:t xml:space="preserve"> </w:t>
+      </w:r>
+      <w:r>
+        <w:t xml:space="preserve">the inference half, the resulting p-values are marginally valid and</w:t>
+      </w:r>
+      <w:r>
+        <w:t xml:space="preserve"> </w:t>
+      </w:r>
+      <w:r>
+        <w:t xml:space="preserve">BH / BY correction on the family {p(P) : P in C} controls the</w:t>
+      </w:r>
+      <w:r>
+        <w:t xml:space="preserve"> </w:t>
+      </w:r>
+      <w:r>
+        <w:t xml:space="preserve">inference-half FDR honestly.</w:t>
+      </w:r>
+    </w:p>
+    <w:p>
+      <w:pPr>
+        <w:pStyle w:val="BodyText"/>
+      </w:pPr>
+      <w:r>
+        <w:t xml:space="preserve">Entity-disjoint splitting is used rather than random per-window</w:t>
+      </w:r>
+      <w:r>
+        <w:t xml:space="preserve"> </w:t>
+      </w:r>
+      <w:r>
+        <w:t xml:space="preserve">splitting because otherwise the same entity’s windows could appear</w:t>
+      </w:r>
+      <w:r>
+        <w:t xml:space="preserve"> </w:t>
+      </w:r>
+      <w:r>
+        <w:t xml:space="preserve">on both sides of the split, leaking information from discovery into</w:t>
+      </w:r>
+      <w:r>
+        <w:t xml:space="preserve"> </w:t>
+      </w:r>
+      <w:r>
+        <w:t xml:space="preserve">inference.</w:t>
+      </w:r>
+    </w:p>
+    <w:bookmarkEnd w:id="39"/>
+    <w:bookmarkStart w:id="40" w:name="Xe573a4e2aa8e0f30f3ca6b54b0f29e07905219b"/>
+    <w:p>
+      <w:pPr>
+        <w:pStyle w:val="Heading3"/>
+      </w:pPr>
+      <w:r>
+        <w:rPr>
+          <w:rStyle w:val="SectionNumber"/>
+        </w:rPr>
+        <w:t xml:space="preserve">1.5.6</w:t>
+      </w:r>
+      <w:r>
+        <w:tab/>
+      </w:r>
+      <w:r>
+        <w:t xml:space="preserve">4.6 Matched conditional logistic for risk-set traces</w:t>
+      </w:r>
+    </w:p>
+    <w:p>
+      <w:pPr>
+        <w:pStyle w:val="FirstParagraph"/>
+      </w:pPr>
+      <w:r>
+        <w:t xml:space="preserve">The pooled 2x2 odds ratio previously used to score risk-set-matched</w:t>
+      </w:r>
+      <w:r>
+        <w:t xml:space="preserve"> </w:t>
+      </w:r>
+      <w:r>
+        <w:t xml:space="preserve">SCANIA patterns discards the matched-set structure that makes the</w:t>
+      </w:r>
+      <w:r>
+        <w:t xml:space="preserve"> </w:t>
+      </w:r>
+      <w:r>
+        <w:t xml:space="preserve">estimator censoring-valid. The standard estimator under incidence-</w:t>
+      </w:r>
+      <w:r>
+        <w:t xml:space="preserve"> </w:t>
+      </w:r>
+      <w:r>
+        <w:t xml:space="preserve">density (risk-set) sampling is a conditional logistic regression</w:t>
+      </w:r>
+      <w:r>
+        <w:t xml:space="preserve"> </w:t>
+      </w:r>
+      <w:r>
+        <w:t xml:space="preserve">stratified by matched set, equivalent to the sampled Cox partial</w:t>
+      </w:r>
+      <w:r>
+        <w:t xml:space="preserve"> </w:t>
+      </w:r>
+      <w:r>
+        <w:t xml:space="preserve">likelihood restricted to the pattern indicator (Prentice-Breslow</w:t>
+      </w:r>
+      <w:r>
+        <w:t xml:space="preserve"> </w:t>
+      </w:r>
+      <w:r>
+        <w:t xml:space="preserve">1978; Langholz-Goldstein 1996). We estimate every SCANIA pattern’s</w:t>
+      </w:r>
+      <w:r>
+        <w:t xml:space="preserve"> </w:t>
+      </w:r>
+      <w:r>
+        <w:t xml:space="preserve">coefficient with</w:t>
+      </w:r>
+      <w:r>
+        <w:t xml:space="preserve"> </w:t>
+      </w:r>
+      <w:r>
+        <w:rPr>
+          <w:rStyle w:val="VerbatimChar"/>
+        </w:rPr>
+        <w:t xml:space="preserve">statsmodels.ConditionalLogit</w:t>
+      </w:r>
+      <w:r>
+        <w:t xml:space="preserve"> </w:t>
+      </w:r>
+      <w:r>
+        <w:t xml:space="preserve">stratified by</w:t>
+      </w:r>
+      <w:r>
+        <w:t xml:space="preserve"> </w:t>
+      </w:r>
+      <w:r>
+        <w:rPr>
+          <w:rStyle w:val="VerbatimChar"/>
+        </w:rPr>
+        <w:t xml:space="preserve">match_id</w:t>
+      </w:r>
+      <w:r>
+        <w:t xml:space="preserve">; each case and its three risk-set-matched controls form</w:t>
+      </w:r>
+      <w:r>
+        <w:t xml:space="preserve"> </w:t>
+      </w:r>
+      <w:r>
+        <w:t xml:space="preserve">one stratum. Reported hazard ratios and 95% CIs are from that</w:t>
+      </w:r>
+      <w:r>
+        <w:t xml:space="preserve"> </w:t>
+      </w:r>
+      <w:r>
+        <w:t xml:space="preserve">matched fit.</w:t>
+      </w:r>
+    </w:p>
+    <w:p>
+      <w:pPr>
+        <w:pStyle w:val="BodyText"/>
+      </w:pPr>
+      <w:r>
+        <w:t xml:space="preserve">Compared to the pooled 2x2 Woolf-Haldane analysis, the matched</w:t>
+      </w:r>
+      <w:r>
+        <w:t xml:space="preserve"> </w:t>
+      </w:r>
+      <w:r>
+        <w:t xml:space="preserve">estimator is roughly 1.6× more conservative on this data: the same</w:t>
+      </w:r>
+      <w:r>
+        <w:t xml:space="preserve"> </w:t>
+      </w:r>
+      <w:r>
+        <w:t xml:space="preserve">top pattern that scores MH-OR 2.72 [2.10, 3.51] under pooling scores</w:t>
+      </w:r>
+      <w:r>
+        <w:t xml:space="preserve"> </w:t>
+      </w:r>
+      <w:r>
+        <w:t xml:space="preserve">HR 1.73 [1.53, 1.96] under proper matched conditional logistic.</w:t>
+      </w:r>
+    </w:p>
+    <w:bookmarkEnd w:id="40"/>
+    <w:bookmarkStart w:id="41" w:name="count-preserving-order-comparator"/>
+    <w:p>
+      <w:pPr>
+        <w:pStyle w:val="Heading3"/>
+      </w:pPr>
+      <w:r>
+        <w:rPr>
+          <w:rStyle w:val="SectionNumber"/>
+        </w:rPr>
+        <w:t xml:space="preserve">1.5.7</w:t>
+      </w:r>
+      <w:r>
+        <w:tab/>
+      </w:r>
+      <w:r>
+        <w:t xml:space="preserve">4.7 Count-preserving order comparator</w:t>
+      </w:r>
+    </w:p>
+    <w:p>
+      <w:pPr>
+        <w:pStyle w:val="FirstParagraph"/>
+      </w:pPr>
+      <w:r>
+        <w:t xml:space="preserve">The naive</w:t>
+      </w:r>
+      <w:r>
+        <w:t xml:space="preserve"> </w:t>
+      </w:r>
+      <w:r>
+        <w:rPr>
+          <w:rStyle w:val="VerbatimChar"/>
+        </w:rPr>
+        <w:t xml:space="preserve">order_gain = sequence_lift − itemset_lift</w:t>
+      </w:r>
+      <w:r>
+        <w:t xml:space="preserve"> </w:t>
+      </w:r>
+      <w:r>
+        <w:t xml:space="preserve">compares a</w:t>
+      </w:r>
+      <w:r>
+        <w:t xml:space="preserve"> </w:t>
+      </w:r>
+      <w:r>
+        <w:t xml:space="preserve">sequence like</w:t>
+      </w:r>
+      <w:r>
+        <w:t xml:space="preserve"> </w:t>
+      </w:r>
+      <w:r>
+        <w:rPr>
+          <w:rStyle w:val="VerbatimChar"/>
+        </w:rPr>
+        <w:t xml:space="preserve">M → M → M</w:t>
+      </w:r>
+      <w:r>
+        <w:t xml:space="preserve"> </w:t>
+      </w:r>
+      <w:r>
+        <w:t xml:space="preserve">against its itemset counterpart</w:t>
+      </w:r>
+      <w:r>
+        <w:t xml:space="preserve"> </w:t>
+      </w:r>
+      <w:r>
+        <w:rPr>
+          <w:rStyle w:val="VerbatimChar"/>
+        </w:rPr>
+        <w:t xml:space="preserve">{M}</w:t>
+      </w:r>
+      <w:r>
+        <w:t xml:space="preserve">,</w:t>
+      </w:r>
+      <w:r>
+        <w:t xml:space="preserve"> </w:t>
+      </w:r>
+      <w:r>
+        <w:t xml:space="preserve">which collapses three occurrences to one presence. That conflates</w:t>
+      </w:r>
+      <w:r>
+        <w:t xml:space="preserve"> </w:t>
+      </w:r>
+      <w:r>
+        <w:t xml:space="preserve">temporal order with event multiplicity. Our count-preserving</w:t>
+      </w:r>
+      <w:r>
+        <w:t xml:space="preserve"> </w:t>
+      </w:r>
+      <w:r>
+        <w:t xml:space="preserve">comparator (§4.7) shuffles the ordering within each window while</w:t>
+      </w:r>
+      <w:r>
+        <w:t xml:space="preserve"> </w:t>
+      </w:r>
+      <w:r>
+        <w:t xml:space="preserve">preserving the exact event multiset per window, then rescores the</w:t>
+      </w:r>
+      <w:r>
+        <w:t xml:space="preserve"> </w:t>
+      </w:r>
+      <w:r>
+        <w:t xml:space="preserve">sequence’s support on the shuffled corpus. The residual</w:t>
+      </w:r>
+      <w:r>
+        <w:t xml:space="preserve"> </w:t>
+      </w:r>
+      <w:r>
+        <w:rPr>
+          <w:rStyle w:val="VerbatimChar"/>
+        </w:rPr>
+        <w:t xml:space="preserve">order_effect = real_lift − mean(count-preserving-shuffle_lift)</w:t>
+      </w:r>
+      <w:r>
+        <w:t xml:space="preserve"> </w:t>
+      </w:r>
+      <w:r>
+        <w:t xml:space="preserve">isolates the pure ordering contribution.</w:t>
+      </w:r>
+    </w:p>
+    <w:bookmarkEnd w:id="41"/>
+    <w:bookmarkStart w:id="42" w:name="statistical-significance-summary"/>
+    <w:p>
+      <w:pPr>
+        <w:pStyle w:val="Heading3"/>
+      </w:pPr>
+      <w:r>
+        <w:rPr>
+          <w:rStyle w:val="SectionNumber"/>
+        </w:rPr>
+        <w:t xml:space="preserve">1.5.8</w:t>
+      </w:r>
+      <w:r>
+        <w:tab/>
+      </w:r>
+      <w:r>
+        <w:t xml:space="preserve">4.8 Statistical significance summary</w:t>
+      </w:r>
+    </w:p>
+    <w:p>
+      <w:pPr>
+        <w:pStyle w:val="FirstParagraph"/>
+      </w:pPr>
+      <w:r>
         <w:t xml:space="preserve">For each mined pattern we compute an exact one-sided hypergeometric</w:t>
       </w:r>
       <w:r>
@@ -3460,9 +4150,9 @@
         <w:t xml:space="preserve">to give q-values.</w:t>
       </w:r>
     </w:p>
-    <w:bookmarkEnd w:id="39"/>
-    <w:bookmarkEnd w:id="40"/>
-    <w:bookmarkStart w:id="45" w:name="experiments"/>
+    <w:bookmarkEnd w:id="42"/>
+    <w:bookmarkEnd w:id="43"/>
+    <w:bookmarkStart w:id="48" w:name="experiments"/>
     <w:p>
       <w:pPr>
         <w:pStyle w:val="Heading2"/>
@@ -3632,7 +4322,7 @@
         <w:t xml:space="preserve">feature sets on the same trace cannot drift.</w:t>
       </w:r>
     </w:p>
-    <w:bookmarkStart w:id="42" w:name="coverage-per-horizon-azure"/>
+    <w:bookmarkStart w:id="45" w:name="coverage-per-horizon-azure"/>
     <w:p>
       <w:pPr>
         <w:pStyle w:val="Heading3"/>
@@ -3723,7 +4413,7 @@
       <w:r>
         <w:t xml:space="preserve"> </w:t>
       </w:r>
-      <w:hyperlink r:id="rId41">
+      <w:hyperlink r:id="rId44">
         <w:r>
           <w:rPr>
             <w:rStyle w:val="Hyperlink"/>
@@ -3732,8 +4422,8 @@
         </w:r>
       </w:hyperlink>
     </w:p>
-    <w:bookmarkEnd w:id="42"/>
-    <w:bookmarkStart w:id="44" w:name="mining-sensitivity-to-min_support-azure"/>
+    <w:bookmarkEnd w:id="45"/>
+    <w:bookmarkStart w:id="47" w:name="mining-sensitivity-to-min_support-azure"/>
     <w:p>
       <w:pPr>
         <w:pStyle w:val="Heading3"/>
@@ -4329,7 +5019,7 @@
       <w:r>
         <w:t xml:space="preserve"> </w:t>
       </w:r>
-      <w:hyperlink r:id="rId43">
+      <w:hyperlink r:id="rId46">
         <w:r>
           <w:rPr>
             <w:rStyle w:val="Hyperlink"/>
@@ -4338,9 +5028,9 @@
         </w:r>
       </w:hyperlink>
     </w:p>
-    <w:bookmarkEnd w:id="44"/>
-    <w:bookmarkEnd w:id="45"/>
-    <w:bookmarkStart w:id="56" w:name="results"/>
+    <w:bookmarkEnd w:id="47"/>
+    <w:bookmarkEnd w:id="48"/>
+    <w:bookmarkStart w:id="59" w:name="results"/>
     <w:p>
       <w:pPr>
         <w:pStyle w:val="Heading2"/>
@@ -4358,7 +5048,7 @@
         <w:t xml:space="preserve">6 Results</w:t>
       </w:r>
     </w:p>
-    <w:bookmarkStart w:id="47" w:name="mined-patterns-azure-and-alibaba"/>
+    <w:bookmarkStart w:id="50" w:name="mined-patterns-azure-and-alibaba"/>
     <w:p>
       <w:pPr>
         <w:pStyle w:val="Heading3"/>
@@ -4582,7 +5272,7 @@
       <w:r>
         <w:t xml:space="preserve"> </w:t>
       </w:r>
-      <w:hyperlink r:id="rId46">
+      <w:hyperlink r:id="rId49">
         <w:r>
           <w:rPr>
             <w:rStyle w:val="Hyperlink"/>
@@ -4591,8 +5281,8 @@
         </w:r>
       </w:hyperlink>
     </w:p>
-    <w:bookmarkEnd w:id="47"/>
-    <w:bookmarkStart w:id="49" w:name="predictive-evaluation-four-traces"/>
+    <w:bookmarkEnd w:id="50"/>
+    <w:bookmarkStart w:id="52" w:name="predictive-evaluation-four-traces"/>
     <w:p>
       <w:pPr>
         <w:pStyle w:val="Heading3"/>
@@ -5701,7 +6391,7 @@
       <w:r>
         <w:t xml:space="preserve"> </w:t>
       </w:r>
-      <w:hyperlink r:id="rId48">
+      <w:hyperlink r:id="rId51">
         <w:r>
           <w:rPr>
             <w:rStyle w:val="Hyperlink"/>
@@ -5710,8 +6400,8 @@
         </w:r>
       </w:hyperlink>
     </w:p>
-    <w:bookmarkEnd w:id="49"/>
-    <w:bookmarkStart w:id="50" w:name="order-gain"/>
+    <w:bookmarkEnd w:id="52"/>
+    <w:bookmarkStart w:id="53" w:name="order-effect-under-count-preserving-null"/>
     <w:p>
       <w:pPr>
         <w:pStyle w:val="Heading3"/>
@@ -5726,7 +6416,7 @@
         <w:tab/>
       </w:r>
       <w:r>
-        <w:t xml:space="preserve">6.3 Order gain</w:t>
+        <w:t xml:space="preserve">6.3 Order effect under count-preserving null</w:t>
       </w:r>
     </w:p>
     <w:p>
@@ -5734,25 +6424,7 @@
         <w:pStyle w:val="FirstParagraph"/>
       </w:pPr>
       <w:r>
-        <w:t xml:space="preserve">The order-gain distribution (sequence lift minus itemset lift for the</w:t>
-      </w:r>
-      <w:r>
-        <w:t xml:space="preserve"> </w:t>
-      </w:r>
-      <w:r>
-        <w:t xml:space="preserve">same items) is zero at horizons where windows contain 1-2 events</w:t>
-      </w:r>
-      <w:r>
-        <w:t xml:space="preserve"> </w:t>
-      </w:r>
-      <w:r>
-        <w:t xml:space="preserve">(Azure 1h/6h/24h) and positive with mean 0.30-0.32 and max 1.5 at</w:t>
-      </w:r>
-      <w:r>
-        <w:t xml:space="preserve"> </w:t>
-      </w:r>
-      <w:r>
-        <w:t xml:space="preserve">count-based horizons where the method finds signal (Azure</w:t>
+        <w:t xml:space="preserve">The naive</w:t>
       </w:r>
       <w:r>
         <w:t xml:space="preserve"> </w:t>
@@ -5761,25 +6433,34 @@
         <w:rPr>
           <w:rStyle w:val="VerbatimChar"/>
         </w:rPr>
-        <w:t xml:space="preserve">last5</w:t>
-      </w:r>
-      <w:r>
-        <w:t xml:space="preserve">/</w:t>
+        <w:t xml:space="preserve">sequence_lift − itemset_lift</w:t>
+      </w:r>
+      <w:r>
+        <w:t xml:space="preserve"> </w:t>
+      </w:r>
+      <w:r>
+        <w:t xml:space="preserve">metric confounds ordering</w:t>
+      </w:r>
+      <w:r>
+        <w:t xml:space="preserve"> </w:t>
+      </w:r>
+      <w:r>
+        <w:t xml:space="preserve">with event multiplicity: comparing</w:t>
+      </w:r>
+      <w:r>
+        <w:t xml:space="preserve"> </w:t>
       </w:r>
       <w:r>
         <w:rPr>
           <w:rStyle w:val="VerbatimChar"/>
         </w:rPr>
-        <w:t xml:space="preserve">last10</w:t>
-      </w:r>
-      <w:r>
-        <w:t xml:space="preserve">,</w:t>
-      </w:r>
-      <w:r>
-        <w:t xml:space="preserve"> </w:t>
-      </w:r>
-      <w:r>
-        <w:t xml:space="preserve">Alibaba</w:t>
+        <w:t xml:space="preserve">M → M → M</w:t>
+      </w:r>
+      <w:r>
+        <w:t xml:space="preserve"> </w:t>
+      </w:r>
+      <w:r>
+        <w:t xml:space="preserve">to its itemset</w:t>
       </w:r>
       <w:r>
         <w:t xml:space="preserve"> </w:t>
@@ -5788,91 +6469,93 @@
         <w:rPr>
           <w:rStyle w:val="VerbatimChar"/>
         </w:rPr>
-        <w:t xml:space="preserve">last3</w:t>
-      </w:r>
-      <w:r>
-        <w:t xml:space="preserve">/</w:t>
+        <w:t xml:space="preserve">{M}</w:t>
+      </w:r>
+      <w:r>
+        <w:t xml:space="preserve"> </w:t>
+      </w:r>
+      <w:r>
+        <w:t xml:space="preserve">compares</w:t>
+      </w:r>
+      <w:r>
+        <w:t xml:space="preserve"> </w:t>
+      </w:r>
+      <w:r>
+        <w:t xml:space="preserve">“</w:t>
+      </w:r>
+      <w:r>
+        <w:t xml:space="preserve">three occurrences</w:t>
+      </w:r>
+      <w:r>
+        <w:t xml:space="preserve">”</w:t>
+      </w:r>
+      <w:r>
+        <w:t xml:space="preserve"> </w:t>
+      </w:r>
+      <w:r>
+        <w:t xml:space="preserve">to</w:t>
+      </w:r>
+      <w:r>
+        <w:t xml:space="preserve"> </w:t>
+      </w:r>
+      <w:r>
+        <w:t xml:space="preserve">“</w:t>
+      </w:r>
+      <w:r>
+        <w:t xml:space="preserve">presence of one M</w:t>
+      </w:r>
+      <w:r>
+        <w:t xml:space="preserve">”</w:t>
+      </w:r>
+      <w:r>
+        <w:t xml:space="preserve">. Our count-</w:t>
+      </w:r>
+      <w:r>
+        <w:t xml:space="preserve"> </w:t>
+      </w:r>
+      <w:r>
+        <w:t xml:space="preserve">preserving comparator (§4.7) shuffles the ordering within each window</w:t>
+      </w:r>
+      <w:r>
+        <w:t xml:space="preserve"> </w:t>
+      </w:r>
+      <w:r>
+        <w:t xml:space="preserve">while preserving its exact event multiset, then rescores the</w:t>
+      </w:r>
+      <w:r>
+        <w:t xml:space="preserve"> </w:t>
+      </w:r>
+      <w:r>
+        <w:t xml:space="preserve">sequence’s support on the shuffled corpora. The residual</w:t>
+      </w:r>
+      <w:r>
+        <w:t xml:space="preserve"> </w:t>
       </w:r>
       <w:r>
         <w:rPr>
           <w:rStyle w:val="VerbatimChar"/>
         </w:rPr>
-        <w:t xml:space="preserve">last5</w:t>
-      </w:r>
-      <w:r>
-        <w:t xml:space="preserve">/</w:t>
-      </w:r>
-      <w:r>
-        <w:rPr>
-          <w:rStyle w:val="VerbatimChar"/>
-        </w:rPr>
-        <w:t xml:space="preserve">last10</w:t>
-      </w:r>
-      <w:r>
-        <w:t xml:space="preserve">). On BGL and SCANIA the order gain</w:t>
-      </w:r>
-      <w:r>
-        <w:t xml:space="preserve"> </w:t>
-      </w:r>
-      <w:r>
-        <w:t xml:space="preserve">does not translate into AUROC because the underlying itemset signal</w:t>
-      </w:r>
-      <w:r>
-        <w:t xml:space="preserve"> </w:t>
-      </w:r>
-      <w:r>
-        <w:t xml:space="preserve">is itself weak.</w:t>
-      </w:r>
-    </w:p>
-    <w:bookmarkEnd w:id="50"/>
-    <w:bookmarkStart w:id="51" w:name="X44aeb5833a19b6d32b8998867e975190f65e5f8"/>
-    <w:p>
-      <w:pPr>
-        <w:pStyle w:val="Heading3"/>
-      </w:pPr>
-      <w:r>
-        <w:rPr>
-          <w:rStyle w:val="SectionNumber"/>
-        </w:rPr>
-        <w:t xml:space="preserve">1.7.4</w:t>
-      </w:r>
-      <w:r>
-        <w:tab/>
-      </w:r>
-      <w:r>
-        <w:t xml:space="preserve">6.4 Predictive vs frequent-noise separation across traces</w:t>
-      </w:r>
-    </w:p>
-    <w:p>
-      <w:pPr>
-        <w:pStyle w:val="FirstParagraph"/>
-      </w:pPr>
-      <w:r>
-        <w:t xml:space="preserve">The paper’s central object is not the AUROC number but the fraction</w:t>
-      </w:r>
-      <w:r>
-        <w:t xml:space="preserve"> </w:t>
-      </w:r>
-      <w:r>
-        <w:t xml:space="preserve">of mined frequent patterns that pass the per-pattern statistical</w:t>
-      </w:r>
-      <w:r>
-        <w:t xml:space="preserve"> </w:t>
-      </w:r>
-      <w:r>
-        <w:t xml:space="preserve">significance test. Frequency alone is a weak proxy for</w:t>
-      </w:r>
-      <w:r>
-        <w:t xml:space="preserve"> </w:t>
-      </w:r>
-      <w:r>
-        <w:t xml:space="preserve">predictiveness; the significance test tells us which mined patterns</w:t>
-      </w:r>
-      <w:r>
-        <w:t xml:space="preserve"> </w:t>
-      </w:r>
-      <w:r>
-        <w:t xml:space="preserve">carry elevated failure hazard against matched controls.</w:t>
+        <w:t xml:space="preserve">order effect = real_lift − mean(count-preserving-shuffle_lift)</w:t>
+      </w:r>
+      <w:r>
+        <w:t xml:space="preserve"> </w:t>
+      </w:r>
+      <w:r>
+        <w:t xml:space="preserve">isolates</w:t>
+      </w:r>
+      <w:r>
+        <w:t xml:space="preserve"> </w:t>
+      </w:r>
+      <w:r>
+        <w:t xml:space="preserve">the pure ordering contribution.</w:t>
+      </w:r>
+    </w:p>
+    <w:p>
+      <w:pPr>
+        <w:pStyle w:val="BodyText"/>
+      </w:pPr>
+      <w:r>
+        <w:t xml:space="preserve">Top-20 sequences per horizon:</w:t>
       </w:r>
     </w:p>
     <w:tbl>
@@ -5883,11 +6566,11 @@
         <w:tblLook w:firstRow="1" w:lastRow="0" w:firstColumn="0" w:lastColumn="0" w:noHBand="0" w:noVBand="0" w:val="0020"/>
       </w:tblPr>
       <w:tblGrid>
-        <w:gridCol w:w="1149"/>
-        <w:gridCol w:w="1149"/>
-        <w:gridCol w:w="1660"/>
-        <w:gridCol w:w="2682"/>
-        <w:gridCol w:w="1277"/>
+        <w:gridCol w:w="990"/>
+        <w:gridCol w:w="990"/>
+        <w:gridCol w:w="1210"/>
+        <w:gridCol w:w="3080"/>
+        <w:gridCol w:w="1650"/>
       </w:tblGrid>
       <w:tr>
         <w:trPr>
@@ -5922,22 +6605,10 @@
           <w:p>
             <w:pPr>
               <w:pStyle w:val="Compact"/>
-              <w:jc w:val="left"/>
-            </w:pPr>
-            <w:r>
-              <w:t xml:space="preserve">mining</w:t>
-            </w:r>
-          </w:p>
-        </w:tc>
-        <w:tc>
-          <w:tcPr/>
-          <w:p>
-            <w:pPr>
-              <w:pStyle w:val="Compact"/>
               <w:jc w:val="right"/>
             </w:pPr>
             <w:r>
-              <w:t xml:space="preserve">significant / mined</w:t>
+              <w:t xml:space="preserve">real lift</w:t>
             </w:r>
           </w:p>
         </w:tc>
@@ -5949,7 +6620,19 @@
               <w:jc w:val="right"/>
             </w:pPr>
             <w:r>
-              <w:t xml:space="preserve">fraction</w:t>
+              <w:t xml:space="preserve">count-preserving null lift</w:t>
+            </w:r>
+          </w:p>
+        </w:tc>
+        <w:tc>
+          <w:tcPr/>
+          <w:p>
+            <w:pPr>
+              <w:pStyle w:val="Compact"/>
+              <w:jc w:val="right"/>
+            </w:pPr>
+            <w:r>
+              <w:t xml:space="preserve">order effect</w:t>
             </w:r>
           </w:p>
         </w:tc>
@@ -5975,19 +6658,7 @@
               <w:jc w:val="left"/>
             </w:pPr>
             <w:r>
-              <w:t xml:space="preserve">24h</w:t>
-            </w:r>
-          </w:p>
-        </w:tc>
-        <w:tc>
-          <w:tcPr/>
-          <w:p>
-            <w:pPr>
-              <w:pStyle w:val="Compact"/>
-              <w:jc w:val="left"/>
-            </w:pPr>
-            <w:r>
-              <w:t xml:space="preserve">itemsets</w:t>
+              <w:t xml:space="preserve">last5</w:t>
             </w:r>
           </w:p>
         </w:tc>
@@ -5999,7 +6670,7 @@
               <w:jc w:val="right"/>
             </w:pPr>
             <w:r>
-              <w:t xml:space="preserve">6 / 6</w:t>
+              <w:t xml:space="preserve">2.85</w:t>
             </w:r>
           </w:p>
         </w:tc>
@@ -6011,7 +6682,23 @@
               <w:jc w:val="right"/>
             </w:pPr>
             <w:r>
-              <w:t xml:space="preserve">100%</w:t>
+              <w:t xml:space="preserve">2.33</w:t>
+            </w:r>
+          </w:p>
+        </w:tc>
+        <w:tc>
+          <w:tcPr/>
+          <w:p>
+            <w:pPr>
+              <w:pStyle w:val="Compact"/>
+              <w:jc w:val="right"/>
+            </w:pPr>
+            <w:r>
+              <w:rPr>
+                <w:b/>
+                <w:bCs/>
+              </w:rPr>
+              <w:t xml:space="preserve">+0.52</w:t>
             </w:r>
           </w:p>
         </w:tc>
@@ -6037,19 +6724,7 @@
               <w:jc w:val="left"/>
             </w:pPr>
             <w:r>
-              <w:t xml:space="preserve">24h</w:t>
-            </w:r>
-          </w:p>
-        </w:tc>
-        <w:tc>
-          <w:tcPr/>
-          <w:p>
-            <w:pPr>
-              <w:pStyle w:val="Compact"/>
-              <w:jc w:val="left"/>
-            </w:pPr>
-            <w:r>
-              <w:t xml:space="preserve">sequences</w:t>
+              <w:t xml:space="preserve">last10</w:t>
             </w:r>
           </w:p>
         </w:tc>
@@ -6061,7 +6736,7 @@
               <w:jc w:val="right"/>
             </w:pPr>
             <w:r>
-              <w:t xml:space="preserve">7 / 7</w:t>
+              <w:t xml:space="preserve">3.01</w:t>
             </w:r>
           </w:p>
         </w:tc>
@@ -6073,7 +6748,23 @@
               <w:jc w:val="right"/>
             </w:pPr>
             <w:r>
-              <w:t xml:space="preserve">100%</w:t>
+              <w:t xml:space="preserve">1.92</w:t>
+            </w:r>
+          </w:p>
+        </w:tc>
+        <w:tc>
+          <w:tcPr/>
+          <w:p>
+            <w:pPr>
+              <w:pStyle w:val="Compact"/>
+              <w:jc w:val="right"/>
+            </w:pPr>
+            <w:r>
+              <w:rPr>
+                <w:b/>
+                <w:bCs/>
+              </w:rPr>
+              <w:t xml:space="preserve">+1.09</w:t>
             </w:r>
           </w:p>
         </w:tc>
@@ -6087,31 +6778,19 @@
               <w:jc w:val="left"/>
             </w:pPr>
             <w:r>
-              <w:t xml:space="preserve">Azure</w:t>
-            </w:r>
-          </w:p>
-        </w:tc>
-        <w:tc>
-          <w:tcPr/>
-          <w:p>
-            <w:pPr>
-              <w:pStyle w:val="Compact"/>
-              <w:jc w:val="left"/>
-            </w:pPr>
-            <w:r>
-              <w:t xml:space="preserve">last5</w:t>
-            </w:r>
-          </w:p>
-        </w:tc>
-        <w:tc>
-          <w:tcPr/>
-          <w:p>
-            <w:pPr>
-              <w:pStyle w:val="Compact"/>
-              <w:jc w:val="left"/>
-            </w:pPr>
-            <w:r>
-              <w:t xml:space="preserve">itemsets</w:t>
+              <w:t xml:space="preserve">Alibaba</w:t>
+            </w:r>
+          </w:p>
+        </w:tc>
+        <w:tc>
+          <w:tcPr/>
+          <w:p>
+            <w:pPr>
+              <w:pStyle w:val="Compact"/>
+              <w:jc w:val="left"/>
+            </w:pPr>
+            <w:r>
+              <w:t xml:space="preserve">last3</w:t>
             </w:r>
           </w:p>
         </w:tc>
@@ -6123,7 +6802,7 @@
               <w:jc w:val="right"/>
             </w:pPr>
             <w:r>
-              <w:t xml:space="preserve">53 / 77</w:t>
+              <w:t xml:space="preserve">1.91</w:t>
             </w:r>
           </w:p>
         </w:tc>
@@ -6135,7 +6814,19 @@
               <w:jc w:val="right"/>
             </w:pPr>
             <w:r>
-              <w:t xml:space="preserve">69%</w:t>
+              <w:t xml:space="preserve">1.93</w:t>
+            </w:r>
+          </w:p>
+        </w:tc>
+        <w:tc>
+          <w:tcPr/>
+          <w:p>
+            <w:pPr>
+              <w:pStyle w:val="Compact"/>
+              <w:jc w:val="right"/>
+            </w:pPr>
+            <w:r>
+              <w:t xml:space="preserve">−0.02 (null)</w:t>
             </w:r>
           </w:p>
         </w:tc>
@@ -6149,7 +6840,7 @@
               <w:jc w:val="left"/>
             </w:pPr>
             <w:r>
-              <w:t xml:space="preserve">Azure</w:t>
+              <w:t xml:space="preserve">Alibaba</w:t>
             </w:r>
           </w:p>
         </w:tc>
@@ -6170,22 +6861,10 @@
           <w:p>
             <w:pPr>
               <w:pStyle w:val="Compact"/>
-              <w:jc w:val="left"/>
-            </w:pPr>
-            <w:r>
-              <w:t xml:space="preserve">sequences</w:t>
-            </w:r>
-          </w:p>
-        </w:tc>
-        <w:tc>
-          <w:tcPr/>
-          <w:p>
-            <w:pPr>
-              <w:pStyle w:val="Compact"/>
               <w:jc w:val="right"/>
             </w:pPr>
             <w:r>
-              <w:t xml:space="preserve">55 / 67</w:t>
+              <w:t xml:space="preserve">1.73</w:t>
             </w:r>
           </w:p>
         </w:tc>
@@ -6197,7 +6876,19 @@
               <w:jc w:val="right"/>
             </w:pPr>
             <w:r>
-              <w:t xml:space="preserve">82%</w:t>
+              <w:t xml:space="preserve">1.71</w:t>
+            </w:r>
+          </w:p>
+        </w:tc>
+        <w:tc>
+          <w:tcPr/>
+          <w:p>
+            <w:pPr>
+              <w:pStyle w:val="Compact"/>
+              <w:jc w:val="right"/>
+            </w:pPr>
+            <w:r>
+              <w:t xml:space="preserve">+0.02 (null)</w:t>
             </w:r>
           </w:p>
         </w:tc>
@@ -6211,7 +6902,7 @@
               <w:jc w:val="left"/>
             </w:pPr>
             <w:r>
-              <w:t xml:space="preserve">Azure</w:t>
+              <w:t xml:space="preserve">Alibaba</w:t>
             </w:r>
           </w:p>
         </w:tc>
@@ -6232,22 +6923,10 @@
           <w:p>
             <w:pPr>
               <w:pStyle w:val="Compact"/>
-              <w:jc w:val="left"/>
-            </w:pPr>
-            <w:r>
-              <w:t xml:space="preserve">sequences</w:t>
-            </w:r>
-          </w:p>
-        </w:tc>
-        <w:tc>
-          <w:tcPr/>
-          <w:p>
-            <w:pPr>
-              <w:pStyle w:val="Compact"/>
               <w:jc w:val="right"/>
             </w:pPr>
             <w:r>
-              <w:t xml:space="preserve">562 / 657</w:t>
+              <w:t xml:space="preserve">2.09</w:t>
             </w:r>
           </w:p>
         </w:tc>
@@ -6259,7 +6938,302 @@
               <w:jc w:val="right"/>
             </w:pPr>
             <w:r>
-              <w:t xml:space="preserve">86%</w:t>
+              <w:t xml:space="preserve">1.85</w:t>
+            </w:r>
+          </w:p>
+        </w:tc>
+        <w:tc>
+          <w:tcPr/>
+          <w:p>
+            <w:pPr>
+              <w:pStyle w:val="Compact"/>
+              <w:jc w:val="right"/>
+            </w:pPr>
+            <w:r>
+              <w:t xml:space="preserve">+0.24</w:t>
+            </w:r>
+          </w:p>
+        </w:tc>
+      </w:tr>
+    </w:tbl>
+    <w:p>
+      <w:pPr>
+        <w:pStyle w:val="BodyText"/>
+      </w:pPr>
+      <w:r>
+        <w:t xml:space="preserve">Reading these against the naive</w:t>
+      </w:r>
+      <w:r>
+        <w:t xml:space="preserve"> </w:t>
+      </w:r>
+      <w:r>
+        <w:rPr>
+          <w:rStyle w:val="VerbatimChar"/>
+        </w:rPr>
+        <w:t xml:space="preserve">order_gain</w:t>
+      </w:r>
+      <w:r>
+        <w:t xml:space="preserve"> </w:t>
+      </w:r>
+      <w:r>
+        <w:t xml:space="preserve">values (up to +1.69 on</w:t>
+      </w:r>
+      <w:r>
+        <w:t xml:space="preserve"> </w:t>
+      </w:r>
+      <w:r>
+        <w:t xml:space="preserve">Alibaba</w:t>
+      </w:r>
+      <w:r>
+        <w:t xml:space="preserve"> </w:t>
+      </w:r>
+      <w:r>
+        <w:rPr>
+          <w:rStyle w:val="VerbatimChar"/>
+        </w:rPr>
+        <w:t xml:space="preserve">last3</w:t>
+      </w:r>
+      <w:r>
+        <w:t xml:space="preserve">), the count-preserving comparator shows that</w:t>
+      </w:r>
+      <w:r>
+        <w:t xml:space="preserve"> </w:t>
+      </w:r>
+      <w:r>
+        <w:t xml:space="preserve">essentially all of the reported Alibaba</w:t>
+      </w:r>
+      <w:r>
+        <w:t xml:space="preserve"> </w:t>
+      </w:r>
+      <w:r>
+        <w:t xml:space="preserve">“</w:t>
+      </w:r>
+      <w:r>
+        <w:t xml:space="preserve">order gain</w:t>
+      </w:r>
+      <w:r>
+        <w:t xml:space="preserve">”</w:t>
+      </w:r>
+      <w:r>
+        <w:t xml:space="preserve"> </w:t>
+      </w:r>
+      <w:r>
+        <w:t xml:space="preserve">was a</w:t>
+      </w:r>
+      <w:r>
+        <w:t xml:space="preserve"> </w:t>
+      </w:r>
+      <w:r>
+        <w:t xml:space="preserve">multiplicity effect: the same event multiset in ANY order carries</w:t>
+      </w:r>
+      <w:r>
+        <w:t xml:space="preserve"> </w:t>
+      </w:r>
+      <w:r>
+        <w:t xml:space="preserve">approximately the same lift as the specific ordered sequence. Azure</w:t>
+      </w:r>
+      <w:r>
+        <w:t xml:space="preserve"> </w:t>
+      </w:r>
+      <w:r>
+        <w:rPr>
+          <w:rStyle w:val="VerbatimChar"/>
+        </w:rPr>
+        <w:t xml:space="preserve">error2 → error3</w:t>
+      </w:r>
+      <w:r>
+        <w:t xml:space="preserve">-terminating sequences retain a genuine ordering</w:t>
+      </w:r>
+      <w:r>
+        <w:t xml:space="preserve"> </w:t>
+      </w:r>
+      <w:r>
+        <w:t xml:space="preserve">effect of +0.5 to +1.1 lift units above the count-preserving null.</w:t>
+      </w:r>
+      <w:r>
+        <w:t xml:space="preserve"> </w:t>
+      </w:r>
+      <w:r>
+        <w:t xml:space="preserve">Order is a real signal on Azure and essentially not a signal on</w:t>
+      </w:r>
+      <w:r>
+        <w:t xml:space="preserve"> </w:t>
+      </w:r>
+      <w:r>
+        <w:t xml:space="preserve">Alibaba once multiplicity is controlled for.</w:t>
+      </w:r>
+    </w:p>
+    <w:bookmarkEnd w:id="53"/>
+    <w:bookmarkStart w:id="54" w:name="X44aeb5833a19b6d32b8998867e975190f65e5f8"/>
+    <w:p>
+      <w:pPr>
+        <w:pStyle w:val="Heading3"/>
+      </w:pPr>
+      <w:r>
+        <w:rPr>
+          <w:rStyle w:val="SectionNumber"/>
+        </w:rPr>
+        <w:t xml:space="preserve">1.7.4</w:t>
+      </w:r>
+      <w:r>
+        <w:tab/>
+      </w:r>
+      <w:r>
+        <w:t xml:space="preserve">6.4 Predictive vs frequent-noise separation across traces</w:t>
+      </w:r>
+    </w:p>
+    <w:p>
+      <w:pPr>
+        <w:pStyle w:val="FirstParagraph"/>
+      </w:pPr>
+      <w:r>
+        <w:t xml:space="preserve">The paper’s central object is the fraction of mined frequent patterns</w:t>
+      </w:r>
+      <w:r>
+        <w:t xml:space="preserve"> </w:t>
+      </w:r>
+      <w:r>
+        <w:t xml:space="preserve">that pass the per-pattern statistical significance test on an</w:t>
+      </w:r>
+      <w:r>
+        <w:t xml:space="preserve"> </w:t>
+      </w:r>
+      <w:r>
+        <w:t xml:space="preserve">inference sample disjoint from the discovery sample used for mining.</w:t>
+      </w:r>
+      <w:r>
+        <w:t xml:space="preserve"> </w:t>
+      </w:r>
+      <w:r>
+        <w:t xml:space="preserve">Frequency alone is a weak proxy for predictiveness; the post-</w:t>
+      </w:r>
+      <w:r>
+        <w:t xml:space="preserve"> </w:t>
+      </w:r>
+      <w:r>
+        <w:t xml:space="preserve">selection-valid test tells us which mined patterns carry elevated</w:t>
+      </w:r>
+      <w:r>
+        <w:t xml:space="preserve"> </w:t>
+      </w:r>
+      <w:r>
+        <w:t xml:space="preserve">failure signal against matched controls under an inference regime</w:t>
+      </w:r>
+      <w:r>
+        <w:t xml:space="preserve"> </w:t>
+      </w:r>
+      <w:r>
+        <w:t xml:space="preserve">not contaminated by the label-dependent candidate selection.</w:t>
+      </w:r>
+    </w:p>
+    <w:p>
+      <w:pPr>
+        <w:pStyle w:val="BodyText"/>
+      </w:pPr>
+      <w:r>
+        <w:t xml:space="preserve">Every trace is split 50/50 entity-disjoint into a discovery half (for</w:t>
+      </w:r>
+      <w:r>
+        <w:t xml:space="preserve"> </w:t>
+      </w:r>
+      <w:r>
+        <w:t xml:space="preserve">FP-Growth candidate selection) and an inference half (for exact</w:t>
+      </w:r>
+      <w:r>
+        <w:t xml:space="preserve"> </w:t>
+      </w:r>
+      <w:r>
+        <w:t xml:space="preserve">hypergeometric p-values and BH / BY correction).</w:t>
+      </w:r>
+    </w:p>
+    <w:tbl>
+      <w:tblPr>
+        <w:tblStyle w:val="Table"/>
+        <w:tblW w:type="pct" w:w="5000"/>
+        <w:tblLayout w:type="fixed"/>
+        <w:tblLook w:firstRow="1" w:lastRow="0" w:firstColumn="0" w:lastColumn="0" w:noHBand="0" w:noVBand="0" w:val="0020"/>
+      </w:tblPr>
+      <w:tblGrid>
+        <w:gridCol w:w="828"/>
+        <w:gridCol w:w="828"/>
+        <w:gridCol w:w="1289"/>
+        <w:gridCol w:w="2210"/>
+        <w:gridCol w:w="1381"/>
+        <w:gridCol w:w="1381"/>
+      </w:tblGrid>
+      <w:tr>
+        <w:trPr>
+          <w:tblHeader w:val="on"/>
+        </w:trPr>
+        <w:tc>
+          <w:tcPr/>
+          <w:p>
+            <w:pPr>
+              <w:pStyle w:val="Compact"/>
+              <w:jc w:val="left"/>
+            </w:pPr>
+            <w:r>
+              <w:t xml:space="preserve">trace</w:t>
+            </w:r>
+          </w:p>
+        </w:tc>
+        <w:tc>
+          <w:tcPr/>
+          <w:p>
+            <w:pPr>
+              <w:pStyle w:val="Compact"/>
+              <w:jc w:val="left"/>
+            </w:pPr>
+            <w:r>
+              <w:t xml:space="preserve">horizon</w:t>
+            </w:r>
+          </w:p>
+        </w:tc>
+        <w:tc>
+          <w:tcPr/>
+          <w:p>
+            <w:pPr>
+              <w:pStyle w:val="Compact"/>
+              <w:jc w:val="right"/>
+            </w:pPr>
+            <w:r>
+              <w:t xml:space="preserve">disc entities</w:t>
+            </w:r>
+          </w:p>
+        </w:tc>
+        <w:tc>
+          <w:tcPr/>
+          <w:p>
+            <w:pPr>
+              <w:pStyle w:val="Compact"/>
+              <w:jc w:val="right"/>
+            </w:pPr>
+            <w:r>
+              <w:t xml:space="preserve">patterns mined on disc</w:t>
+            </w:r>
+          </w:p>
+        </w:tc>
+        <w:tc>
+          <w:tcPr/>
+          <w:p>
+            <w:pPr>
+              <w:pStyle w:val="Compact"/>
+              <w:jc w:val="right"/>
+            </w:pPr>
+            <w:r>
+              <w:t xml:space="preserve">sig BH q&lt;0.05</w:t>
+            </w:r>
+          </w:p>
+        </w:tc>
+        <w:tc>
+          <w:tcPr/>
+          <w:p>
+            <w:pPr>
+              <w:pStyle w:val="Compact"/>
+              <w:jc w:val="right"/>
+            </w:pPr>
+            <w:r>
+              <w:t xml:space="preserve">sig BY q&lt;0.05</w:t>
             </w:r>
           </w:p>
         </w:tc>
@@ -6273,31 +7247,19 @@
               <w:jc w:val="left"/>
             </w:pPr>
             <w:r>
-              <w:t xml:space="preserve">Alibaba</w:t>
-            </w:r>
-          </w:p>
-        </w:tc>
-        <w:tc>
-          <w:tcPr/>
-          <w:p>
-            <w:pPr>
-              <w:pStyle w:val="Compact"/>
-              <w:jc w:val="left"/>
-            </w:pPr>
-            <w:r>
-              <w:t xml:space="preserve">last3</w:t>
-            </w:r>
-          </w:p>
-        </w:tc>
-        <w:tc>
-          <w:tcPr/>
-          <w:p>
-            <w:pPr>
-              <w:pStyle w:val="Compact"/>
-              <w:jc w:val="left"/>
-            </w:pPr>
-            <w:r>
-              <w:t xml:space="preserve">itemsets</w:t>
+              <w:t xml:space="preserve">Azure</w:t>
+            </w:r>
+          </w:p>
+        </w:tc>
+        <w:tc>
+          <w:tcPr/>
+          <w:p>
+            <w:pPr>
+              <w:pStyle w:val="Compact"/>
+              <w:jc w:val="left"/>
+            </w:pPr>
+            <w:r>
+              <w:t xml:space="preserve">24h</w:t>
             </w:r>
           </w:p>
         </w:tc>
@@ -6309,7 +7271,7 @@
               <w:jc w:val="right"/>
             </w:pPr>
             <w:r>
-              <w:t xml:space="preserve">6 / 10</w:t>
+              <w:t xml:space="preserve">50</w:t>
             </w:r>
           </w:p>
         </w:tc>
@@ -6321,7 +7283,31 @@
               <w:jc w:val="right"/>
             </w:pPr>
             <w:r>
-              <w:t xml:space="preserve">60%</w:t>
+              <w:t xml:space="preserve">8</w:t>
+            </w:r>
+          </w:p>
+        </w:tc>
+        <w:tc>
+          <w:tcPr/>
+          <w:p>
+            <w:pPr>
+              <w:pStyle w:val="Compact"/>
+              <w:jc w:val="right"/>
+            </w:pPr>
+            <w:r>
+              <w:t xml:space="preserve">8 (100%)</w:t>
+            </w:r>
+          </w:p>
+        </w:tc>
+        <w:tc>
+          <w:tcPr/>
+          <w:p>
+            <w:pPr>
+              <w:pStyle w:val="Compact"/>
+              <w:jc w:val="right"/>
+            </w:pPr>
+            <w:r>
+              <w:t xml:space="preserve">8 (100%)</w:t>
             </w:r>
           </w:p>
         </w:tc>
@@ -6335,31 +7321,19 @@
               <w:jc w:val="left"/>
             </w:pPr>
             <w:r>
-              <w:t xml:space="preserve">Alibaba</w:t>
-            </w:r>
-          </w:p>
-        </w:tc>
-        <w:tc>
-          <w:tcPr/>
-          <w:p>
-            <w:pPr>
-              <w:pStyle w:val="Compact"/>
-              <w:jc w:val="left"/>
-            </w:pPr>
-            <w:r>
-              <w:t xml:space="preserve">last3</w:t>
-            </w:r>
-          </w:p>
-        </w:tc>
-        <w:tc>
-          <w:tcPr/>
-          <w:p>
-            <w:pPr>
-              <w:pStyle w:val="Compact"/>
-              <w:jc w:val="left"/>
-            </w:pPr>
-            <w:r>
-              <w:t xml:space="preserve">sequences</w:t>
+              <w:t xml:space="preserve">Azure</w:t>
+            </w:r>
+          </w:p>
+        </w:tc>
+        <w:tc>
+          <w:tcPr/>
+          <w:p>
+            <w:pPr>
+              <w:pStyle w:val="Compact"/>
+              <w:jc w:val="left"/>
+            </w:pPr>
+            <w:r>
+              <w:t xml:space="preserve">last5</w:t>
             </w:r>
           </w:p>
         </w:tc>
@@ -6371,7 +7345,7 @@
               <w:jc w:val="right"/>
             </w:pPr>
             <w:r>
-              <w:t xml:space="preserve">9 / 16</w:t>
+              <w:t xml:space="preserve">50</w:t>
             </w:r>
           </w:p>
         </w:tc>
@@ -6383,7 +7357,31 @@
               <w:jc w:val="right"/>
             </w:pPr>
             <w:r>
-              <w:t xml:space="preserve">56%</w:t>
+              <w:t xml:space="preserve">79</w:t>
+            </w:r>
+          </w:p>
+        </w:tc>
+        <w:tc>
+          <w:tcPr/>
+          <w:p>
+            <w:pPr>
+              <w:pStyle w:val="Compact"/>
+              <w:jc w:val="right"/>
+            </w:pPr>
+            <w:r>
+              <w:t xml:space="preserve">52 (66%)</w:t>
+            </w:r>
+          </w:p>
+        </w:tc>
+        <w:tc>
+          <w:tcPr/>
+          <w:p>
+            <w:pPr>
+              <w:pStyle w:val="Compact"/>
+              <w:jc w:val="right"/>
+            </w:pPr>
+            <w:r>
+              <w:t xml:space="preserve">46 (58%)</w:t>
             </w:r>
           </w:p>
         </w:tc>
@@ -6397,7 +7395,7 @@
               <w:jc w:val="left"/>
             </w:pPr>
             <w:r>
-              <w:t xml:space="preserve">Alibaba</w:t>
+              <w:t xml:space="preserve">Azure</w:t>
             </w:r>
           </w:p>
         </w:tc>
@@ -6418,22 +7416,10 @@
           <w:p>
             <w:pPr>
               <w:pStyle w:val="Compact"/>
-              <w:jc w:val="left"/>
-            </w:pPr>
-            <w:r>
-              <w:t xml:space="preserve">sequences</w:t>
-            </w:r>
-          </w:p>
-        </w:tc>
-        <w:tc>
-          <w:tcPr/>
-          <w:p>
-            <w:pPr>
-              <w:pStyle w:val="Compact"/>
               <w:jc w:val="right"/>
             </w:pPr>
             <w:r>
-              <w:t xml:space="preserve">59 / 109</w:t>
+              <w:t xml:space="preserve">50</w:t>
             </w:r>
           </w:p>
         </w:tc>
@@ -6445,7 +7431,31 @@
               <w:jc w:val="right"/>
             </w:pPr>
             <w:r>
-              <w:t xml:space="preserve">54%</w:t>
+              <w:t xml:space="preserve">815</w:t>
+            </w:r>
+          </w:p>
+        </w:tc>
+        <w:tc>
+          <w:tcPr/>
+          <w:p>
+            <w:pPr>
+              <w:pStyle w:val="Compact"/>
+              <w:jc w:val="right"/>
+            </w:pPr>
+            <w:r>
+              <w:t xml:space="preserve">379 (46%)</w:t>
+            </w:r>
+          </w:p>
+        </w:tc>
+        <w:tc>
+          <w:tcPr/>
+          <w:p>
+            <w:pPr>
+              <w:pStyle w:val="Compact"/>
+              <w:jc w:val="right"/>
+            </w:pPr>
+            <w:r>
+              <w:t xml:space="preserve">241 (30%)</w:t>
             </w:r>
           </w:p>
         </w:tc>
@@ -6459,31 +7469,19 @@
               <w:jc w:val="left"/>
             </w:pPr>
             <w:r>
-              <w:t xml:space="preserve">BGL</w:t>
-            </w:r>
-          </w:p>
-        </w:tc>
-        <w:tc>
-          <w:tcPr/>
-          <w:p>
-            <w:pPr>
-              <w:pStyle w:val="Compact"/>
-              <w:jc w:val="left"/>
-            </w:pPr>
-            <w:r>
-              <w:t xml:space="preserve">any</w:t>
-            </w:r>
-          </w:p>
-        </w:tc>
-        <w:tc>
-          <w:tcPr/>
-          <w:p>
-            <w:pPr>
-              <w:pStyle w:val="Compact"/>
-              <w:jc w:val="left"/>
-            </w:pPr>
-            <w:r>
-              <w:t xml:space="preserve">itemsets+seq</w:t>
+              <w:t xml:space="preserve">Alibaba</w:t>
+            </w:r>
+          </w:p>
+        </w:tc>
+        <w:tc>
+          <w:tcPr/>
+          <w:p>
+            <w:pPr>
+              <w:pStyle w:val="Compact"/>
+              <w:jc w:val="left"/>
+            </w:pPr>
+            <w:r>
+              <w:t xml:space="preserve">last3</w:t>
             </w:r>
           </w:p>
         </w:tc>
@@ -6495,7 +7493,7 @@
               <w:jc w:val="right"/>
             </w:pPr>
             <w:r>
-              <w:t xml:space="preserve">≤ 1 / 2-13</w:t>
+              <w:t xml:space="preserve">~1.12M jobs</w:t>
             </w:r>
           </w:p>
         </w:tc>
@@ -6507,7 +7505,31 @@
               <w:jc w:val="right"/>
             </w:pPr>
             <w:r>
-              <w:t xml:space="preserve">~0%</w:t>
+              <w:t xml:space="preserve">11</w:t>
+            </w:r>
+          </w:p>
+        </w:tc>
+        <w:tc>
+          <w:tcPr/>
+          <w:p>
+            <w:pPr>
+              <w:pStyle w:val="Compact"/>
+              <w:jc w:val="right"/>
+            </w:pPr>
+            <w:r>
+              <w:t xml:space="preserve">6 (55%)</w:t>
+            </w:r>
+          </w:p>
+        </w:tc>
+        <w:tc>
+          <w:tcPr/>
+          <w:p>
+            <w:pPr>
+              <w:pStyle w:val="Compact"/>
+              <w:jc w:val="right"/>
+            </w:pPr>
+            <w:r>
+              <w:t xml:space="preserve">5 (45%)</w:t>
             </w:r>
           </w:p>
         </w:tc>
@@ -6521,31 +7543,19 @@
               <w:jc w:val="left"/>
             </w:pPr>
             <w:r>
-              <w:t xml:space="preserve">SCANIA</w:t>
-            </w:r>
-          </w:p>
-        </w:tc>
-        <w:tc>
-          <w:tcPr/>
-          <w:p>
-            <w:pPr>
-              <w:pStyle w:val="Compact"/>
-              <w:jc w:val="left"/>
-            </w:pPr>
-            <w:r>
-              <w:t xml:space="preserve">last20</w:t>
-            </w:r>
-          </w:p>
-        </w:tc>
-        <w:tc>
-          <w:tcPr/>
-          <w:p>
-            <w:pPr>
-              <w:pStyle w:val="Compact"/>
-              <w:jc w:val="left"/>
-            </w:pPr>
-            <w:r>
-              <w:t xml:space="preserve">risk-set + MH-OR raw 95% CI</w:t>
+              <w:t xml:space="preserve">Alibaba</w:t>
+            </w:r>
+          </w:p>
+        </w:tc>
+        <w:tc>
+          <w:tcPr/>
+          <w:p>
+            <w:pPr>
+              <w:pStyle w:val="Compact"/>
+              <w:jc w:val="left"/>
+            </w:pPr>
+            <w:r>
+              <w:t xml:space="preserve">last5</w:t>
             </w:r>
           </w:p>
         </w:tc>
@@ -6557,7 +7567,7 @@
               <w:jc w:val="right"/>
             </w:pPr>
             <w:r>
-              <w:t xml:space="preserve">4,829 / 42,453</w:t>
+              <w:t xml:space="preserve">~1.12M jobs</w:t>
             </w:r>
           </w:p>
         </w:tc>
@@ -6569,7 +7579,31 @@
               <w:jc w:val="right"/>
             </w:pPr>
             <w:r>
-              <w:t xml:space="preserve">11.4%</w:t>
+              <w:t xml:space="preserve">11</w:t>
+            </w:r>
+          </w:p>
+        </w:tc>
+        <w:tc>
+          <w:tcPr/>
+          <w:p>
+            <w:pPr>
+              <w:pStyle w:val="Compact"/>
+              <w:jc w:val="right"/>
+            </w:pPr>
+            <w:r>
+              <w:t xml:space="preserve">5 (45%)</w:t>
+            </w:r>
+          </w:p>
+        </w:tc>
+        <w:tc>
+          <w:tcPr/>
+          <w:p>
+            <w:pPr>
+              <w:pStyle w:val="Compact"/>
+              <w:jc w:val="right"/>
+            </w:pPr>
+            <w:r>
+              <w:t xml:space="preserve">5 (45%)</w:t>
             </w:r>
           </w:p>
         </w:tc>
@@ -6583,6 +7617,302 @@
               <w:jc w:val="left"/>
             </w:pPr>
             <w:r>
+              <w:t xml:space="preserve">Alibaba</w:t>
+            </w:r>
+          </w:p>
+        </w:tc>
+        <w:tc>
+          <w:tcPr/>
+          <w:p>
+            <w:pPr>
+              <w:pStyle w:val="Compact"/>
+              <w:jc w:val="left"/>
+            </w:pPr>
+            <w:r>
+              <w:t xml:space="preserve">last10</w:t>
+            </w:r>
+          </w:p>
+        </w:tc>
+        <w:tc>
+          <w:tcPr/>
+          <w:p>
+            <w:pPr>
+              <w:pStyle w:val="Compact"/>
+              <w:jc w:val="right"/>
+            </w:pPr>
+            <w:r>
+              <w:t xml:space="preserve">~1.12M jobs</w:t>
+            </w:r>
+          </w:p>
+        </w:tc>
+        <w:tc>
+          <w:tcPr/>
+          <w:p>
+            <w:pPr>
+              <w:pStyle w:val="Compact"/>
+              <w:jc w:val="right"/>
+            </w:pPr>
+            <w:r>
+              <w:t xml:space="preserve">11</w:t>
+            </w:r>
+          </w:p>
+        </w:tc>
+        <w:tc>
+          <w:tcPr/>
+          <w:p>
+            <w:pPr>
+              <w:pStyle w:val="Compact"/>
+              <w:jc w:val="right"/>
+            </w:pPr>
+            <w:r>
+              <w:t xml:space="preserve">5 (45%)</w:t>
+            </w:r>
+          </w:p>
+        </w:tc>
+        <w:tc>
+          <w:tcPr/>
+          <w:p>
+            <w:pPr>
+              <w:pStyle w:val="Compact"/>
+              <w:jc w:val="right"/>
+            </w:pPr>
+            <w:r>
+              <w:t xml:space="preserve">5 (45%)</w:t>
+            </w:r>
+          </w:p>
+        </w:tc>
+      </w:tr>
+      <w:tr>
+        <w:tc>
+          <w:tcPr/>
+          <w:p>
+            <w:pPr>
+              <w:pStyle w:val="Compact"/>
+              <w:jc w:val="left"/>
+            </w:pPr>
+            <w:r>
+              <w:t xml:space="preserve">BGL</w:t>
+            </w:r>
+          </w:p>
+        </w:tc>
+        <w:tc>
+          <w:tcPr/>
+          <w:p>
+            <w:pPr>
+              <w:pStyle w:val="Compact"/>
+              <w:jc w:val="left"/>
+            </w:pPr>
+            <w:r>
+              <w:t xml:space="preserve">last5</w:t>
+            </w:r>
+          </w:p>
+        </w:tc>
+        <w:tc>
+          <w:tcPr/>
+          <w:p>
+            <w:pPr>
+              <w:pStyle w:val="Compact"/>
+              <w:jc w:val="right"/>
+            </w:pPr>
+            <w:r>
+              <w:t xml:space="preserve">32</w:t>
+            </w:r>
+          </w:p>
+        </w:tc>
+        <w:tc>
+          <w:tcPr/>
+          <w:p>
+            <w:pPr>
+              <w:pStyle w:val="Compact"/>
+              <w:jc w:val="right"/>
+            </w:pPr>
+            <w:r>
+              <w:t xml:space="preserve">2</w:t>
+            </w:r>
+          </w:p>
+        </w:tc>
+        <w:tc>
+          <w:tcPr/>
+          <w:p>
+            <w:pPr>
+              <w:pStyle w:val="Compact"/>
+              <w:jc w:val="right"/>
+            </w:pPr>
+            <w:r>
+              <w:t xml:space="preserve">1 (50%)</w:t>
+            </w:r>
+          </w:p>
+        </w:tc>
+        <w:tc>
+          <w:tcPr/>
+          <w:p>
+            <w:pPr>
+              <w:pStyle w:val="Compact"/>
+              <w:jc w:val="right"/>
+            </w:pPr>
+            <w:r>
+              <w:t xml:space="preserve">1 (50%)</w:t>
+            </w:r>
+          </w:p>
+        </w:tc>
+      </w:tr>
+      <w:tr>
+        <w:tc>
+          <w:tcPr/>
+          <w:p>
+            <w:pPr>
+              <w:pStyle w:val="Compact"/>
+              <w:jc w:val="left"/>
+            </w:pPr>
+            <w:r>
+              <w:t xml:space="preserve">BGL</w:t>
+            </w:r>
+          </w:p>
+        </w:tc>
+        <w:tc>
+          <w:tcPr/>
+          <w:p>
+            <w:pPr>
+              <w:pStyle w:val="Compact"/>
+              <w:jc w:val="left"/>
+            </w:pPr>
+            <w:r>
+              <w:t xml:space="preserve">last10</w:t>
+            </w:r>
+          </w:p>
+        </w:tc>
+        <w:tc>
+          <w:tcPr/>
+          <w:p>
+            <w:pPr>
+              <w:pStyle w:val="Compact"/>
+              <w:jc w:val="right"/>
+            </w:pPr>
+            <w:r>
+              <w:t xml:space="preserve">32</w:t>
+            </w:r>
+          </w:p>
+        </w:tc>
+        <w:tc>
+          <w:tcPr/>
+          <w:p>
+            <w:pPr>
+              <w:pStyle w:val="Compact"/>
+              <w:jc w:val="right"/>
+            </w:pPr>
+            <w:r>
+              <w:t xml:space="preserve">3</w:t>
+            </w:r>
+          </w:p>
+        </w:tc>
+        <w:tc>
+          <w:tcPr/>
+          <w:p>
+            <w:pPr>
+              <w:pStyle w:val="Compact"/>
+              <w:jc w:val="right"/>
+            </w:pPr>
+            <w:r>
+              <w:t xml:space="preserve">1 (33%)</w:t>
+            </w:r>
+          </w:p>
+        </w:tc>
+        <w:tc>
+          <w:tcPr/>
+          <w:p>
+            <w:pPr>
+              <w:pStyle w:val="Compact"/>
+              <w:jc w:val="right"/>
+            </w:pPr>
+            <w:r>
+              <w:t xml:space="preserve">1 (33%)</w:t>
+            </w:r>
+          </w:p>
+        </w:tc>
+      </w:tr>
+      <w:tr>
+        <w:tc>
+          <w:tcPr/>
+          <w:p>
+            <w:pPr>
+              <w:pStyle w:val="Compact"/>
+              <w:jc w:val="left"/>
+            </w:pPr>
+            <w:r>
+              <w:t xml:space="preserve">BGL</w:t>
+            </w:r>
+          </w:p>
+        </w:tc>
+        <w:tc>
+          <w:tcPr/>
+          <w:p>
+            <w:pPr>
+              <w:pStyle w:val="Compact"/>
+              <w:jc w:val="left"/>
+            </w:pPr>
+            <w:r>
+              <w:t xml:space="preserve">last20</w:t>
+            </w:r>
+          </w:p>
+        </w:tc>
+        <w:tc>
+          <w:tcPr/>
+          <w:p>
+            <w:pPr>
+              <w:pStyle w:val="Compact"/>
+              <w:jc w:val="right"/>
+            </w:pPr>
+            <w:r>
+              <w:t xml:space="preserve">32</w:t>
+            </w:r>
+          </w:p>
+        </w:tc>
+        <w:tc>
+          <w:tcPr/>
+          <w:p>
+            <w:pPr>
+              <w:pStyle w:val="Compact"/>
+              <w:jc w:val="right"/>
+            </w:pPr>
+            <w:r>
+              <w:t xml:space="preserve">3</w:t>
+            </w:r>
+          </w:p>
+        </w:tc>
+        <w:tc>
+          <w:tcPr/>
+          <w:p>
+            <w:pPr>
+              <w:pStyle w:val="Compact"/>
+              <w:jc w:val="right"/>
+            </w:pPr>
+            <w:r>
+              <w:t xml:space="preserve">1 (33%)</w:t>
+            </w:r>
+          </w:p>
+        </w:tc>
+        <w:tc>
+          <w:tcPr/>
+          <w:p>
+            <w:pPr>
+              <w:pStyle w:val="Compact"/>
+              <w:jc w:val="right"/>
+            </w:pPr>
+            <w:r>
+              <w:t xml:space="preserve">1 (33%)</w:t>
+            </w:r>
+          </w:p>
+        </w:tc>
+      </w:tr>
+      <w:tr>
+        <w:tc>
+          <w:tcPr/>
+          <w:p>
+            <w:pPr>
+              <w:pStyle w:val="Compact"/>
+              <w:jc w:val="left"/>
+            </w:pPr>
+            <w:r>
               <w:t xml:space="preserve">SCANIA</w:t>
             </w:r>
           </w:p>
@@ -6595,19 +7925,7 @@
               <w:jc w:val="left"/>
             </w:pPr>
             <w:r>
-              <w:t xml:space="preserve">last20</w:t>
-            </w:r>
-          </w:p>
-        </w:tc>
-        <w:tc>
-          <w:tcPr/>
-          <w:p>
-            <w:pPr>
-              <w:pStyle w:val="Compact"/>
-              <w:jc w:val="left"/>
-            </w:pPr>
-            <w:r>
-              <w:t xml:space="preserve">risk-set + hypergeom + BH q&lt;0.05</w:t>
+              <w:t xml:space="preserve">last5</w:t>
             </w:r>
           </w:p>
         </w:tc>
@@ -6619,7 +7937,7 @@
               <w:jc w:val="right"/>
             </w:pPr>
             <w:r>
-              <w:t xml:space="preserve">3,516 / 42,453</w:t>
+              <w:t xml:space="preserve">11,775</w:t>
             </w:r>
           </w:p>
         </w:tc>
@@ -6631,7 +7949,105 @@
               <w:jc w:val="right"/>
             </w:pPr>
             <w:r>
-              <w:t xml:space="preserve">8.3%</w:t>
+              <w:t xml:space="preserve">66</w:t>
+            </w:r>
+          </w:p>
+        </w:tc>
+        <w:tc>
+          <w:tcPr/>
+          <w:p>
+            <w:pPr>
+              <w:pStyle w:val="Compact"/>
+              <w:jc w:val="right"/>
+            </w:pPr>
+            <w:r>
+              <w:t xml:space="preserve">9 (14%)</w:t>
+            </w:r>
+          </w:p>
+        </w:tc>
+        <w:tc>
+          <w:tcPr/>
+          <w:p>
+            <w:pPr>
+              <w:pStyle w:val="Compact"/>
+              <w:jc w:val="right"/>
+            </w:pPr>
+            <w:r>
+              <w:t xml:space="preserve">8 (12%)</w:t>
+            </w:r>
+          </w:p>
+        </w:tc>
+      </w:tr>
+      <w:tr>
+        <w:tc>
+          <w:tcPr/>
+          <w:p>
+            <w:pPr>
+              <w:pStyle w:val="Compact"/>
+              <w:jc w:val="left"/>
+            </w:pPr>
+            <w:r>
+              <w:t xml:space="preserve">SCANIA</w:t>
+            </w:r>
+          </w:p>
+        </w:tc>
+        <w:tc>
+          <w:tcPr/>
+          <w:p>
+            <w:pPr>
+              <w:pStyle w:val="Compact"/>
+              <w:jc w:val="left"/>
+            </w:pPr>
+            <w:r>
+              <w:t xml:space="preserve">last10</w:t>
+            </w:r>
+          </w:p>
+        </w:tc>
+        <w:tc>
+          <w:tcPr/>
+          <w:p>
+            <w:pPr>
+              <w:pStyle w:val="Compact"/>
+              <w:jc w:val="right"/>
+            </w:pPr>
+            <w:r>
+              <w:t xml:space="preserve">11,775</w:t>
+            </w:r>
+          </w:p>
+        </w:tc>
+        <w:tc>
+          <w:tcPr/>
+          <w:p>
+            <w:pPr>
+              <w:pStyle w:val="Compact"/>
+              <w:jc w:val="right"/>
+            </w:pPr>
+            <w:r>
+              <w:t xml:space="preserve">597</w:t>
+            </w:r>
+          </w:p>
+        </w:tc>
+        <w:tc>
+          <w:tcPr/>
+          <w:p>
+            <w:pPr>
+              <w:pStyle w:val="Compact"/>
+              <w:jc w:val="right"/>
+            </w:pPr>
+            <w:r>
+              <w:t xml:space="preserve">41 (7%)</w:t>
+            </w:r>
+          </w:p>
+        </w:tc>
+        <w:tc>
+          <w:tcPr/>
+          <w:p>
+            <w:pPr>
+              <w:pStyle w:val="Compact"/>
+              <w:jc w:val="right"/>
+            </w:pPr>
+            <w:r>
+              <w:t xml:space="preserve">6 (1%)</w:t>
             </w:r>
           </w:p>
         </w:tc>
@@ -6674,14 +8090,26 @@
           <w:p>
             <w:pPr>
               <w:pStyle w:val="Compact"/>
-              <w:jc w:val="left"/>
+              <w:jc w:val="right"/>
+            </w:pPr>
+            <w:r>
+              <w:t xml:space="preserve">11,775</w:t>
+            </w:r>
+          </w:p>
+        </w:tc>
+        <w:tc>
+          <w:tcPr/>
+          <w:p>
+            <w:pPr>
+              <w:pStyle w:val="Compact"/>
+              <w:jc w:val="right"/>
             </w:pPr>
             <w:r>
               <w:rPr>
                 <w:b/>
                 <w:bCs/>
               </w:rPr>
-              <w:t xml:space="preserve">risk-set + hypergeom + BY q&lt;0.05</w:t>
+              <w:t xml:space="preserve">37,797</w:t>
             </w:r>
           </w:p>
         </w:tc>
@@ -6697,7 +8125,7 @@
                 <w:b/>
                 <w:bCs/>
               </w:rPr>
-              <w:t xml:space="preserve">2,560 / 42,453</w:t>
+              <w:t xml:space="preserve">0 (0%)</w:t>
             </w:r>
           </w:p>
         </w:tc>
@@ -6713,7 +8141,7 @@
                 <w:b/>
                 <w:bCs/>
               </w:rPr>
-              <w:t xml:space="preserve">6.0%</w:t>
+              <w:t xml:space="preserve">0 (0%)</w:t>
             </w:r>
           </w:p>
         </w:tc>
@@ -6724,25 +8152,123 @@
         <w:pStyle w:val="BodyText"/>
       </w:pPr>
       <w:r>
-        <w:t xml:space="preserve">Significance is BH-corrected q&lt;0.05 for Azure / Alibaba (Fisher-exact</w:t>
-      </w:r>
-      <w:r>
-        <w:t xml:space="preserve"> </w:t>
-      </w:r>
-      <w:r>
-        <w:t xml:space="preserve">p-values). SCANIA carries three rows to show how the fraction shifts</w:t>
-      </w:r>
-      <w:r>
-        <w:t xml:space="preserve"> </w:t>
-      </w:r>
-      <w:r>
-        <w:t xml:space="preserve">with increasingly conservative multi-testing correction: raw 95% CI</w:t>
-      </w:r>
-      <w:r>
-        <w:t xml:space="preserve"> </w:t>
-      </w:r>
-      <w:r>
-        <w:t xml:space="preserve">(11.4%), BH (8.3%), and the arbitrary-dependence-valid BY (6.0%). On the two winning traces the</w:t>
+        <w:t xml:space="preserve">Two consequences of post-selection-valid inference. First, the Azure</w:t>
+      </w:r>
+      <w:r>
+        <w:t xml:space="preserve"> </w:t>
+      </w:r>
+      <w:r>
+        <w:rPr>
+          <w:rStyle w:val="VerbatimChar"/>
+        </w:rPr>
+        <w:t xml:space="preserve">last10</w:t>
+      </w:r>
+      <w:r>
+        <w:t xml:space="preserve"> </w:t>
+      </w:r>
+      <w:r>
+        <w:t xml:space="preserve">fraction drops from 86% (naive) to 30% (BY-corrected on</w:t>
+      </w:r>
+      <w:r>
+        <w:t xml:space="preserve"> </w:t>
+      </w:r>
+      <w:r>
+        <w:t xml:space="preserve">inference half); the extra patterns were selection artefacts. Second,</w:t>
+      </w:r>
+      <w:r>
+        <w:t xml:space="preserve"> </w:t>
+      </w:r>
+      <w:r>
+        <w:t xml:space="preserve">the SCANIA</w:t>
+      </w:r>
+      <w:r>
+        <w:t xml:space="preserve"> </w:t>
+      </w:r>
+      <w:r>
+        <w:rPr>
+          <w:rStyle w:val="VerbatimChar"/>
+        </w:rPr>
+        <w:t xml:space="preserve">last20</w:t>
+      </w:r>
+      <w:r>
+        <w:t xml:space="preserve"> </w:t>
+      </w:r>
+      <w:r>
+        <w:t xml:space="preserve">fraction drops from 6.0% (naive) to 0% (post-</w:t>
+      </w:r>
+      <w:r>
+        <w:t xml:space="preserve"> </w:t>
+      </w:r>
+      <w:r>
+        <w:t xml:space="preserve">selection valid): the 42,000-pattern mining run at min-support 0.05</w:t>
+      </w:r>
+      <w:r>
+        <w:t xml:space="preserve"> </w:t>
+      </w:r>
+      <w:r>
+        <w:t xml:space="preserve">does not survive an honest inference test. Both direction and</w:t>
+      </w:r>
+      <w:r>
+        <w:t xml:space="preserve"> </w:t>
+      </w:r>
+      <w:r>
+        <w:t xml:space="preserve">magnitude of these shifts match the pre-registered concern about</w:t>
+      </w:r>
+      <w:r>
+        <w:t xml:space="preserve"> </w:t>
+      </w:r>
+      <w:r>
+        <w:t xml:space="preserve">mining-and-testing on the same sample.</w:t>
+      </w:r>
+    </w:p>
+    <w:p>
+      <w:pPr>
+        <w:pStyle w:val="BodyText"/>
+      </w:pPr>
+      <w:r>
+        <w:t xml:space="preserve">The Azure / Alibaba wins persist in weaker but still substantive form</w:t>
+      </w:r>
+      <w:r>
+        <w:t xml:space="preserve"> </w:t>
+      </w:r>
+      <w:r>
+        <w:t xml:space="preserve">(46-100% at rich horizons); SCANIA under post-selection-valid</w:t>
+      </w:r>
+      <w:r>
+        <w:t xml:space="preserve"> </w:t>
+      </w:r>
+      <w:r>
+        <w:t xml:space="preserve">inference no longer supports an aggregate</w:t>
+      </w:r>
+      <w:r>
+        <w:t xml:space="preserve"> </w:t>
+      </w:r>
+      <w:r>
+        <w:t xml:space="preserve">“</w:t>
+      </w:r>
+      <w:r>
+        <w:t xml:space="preserve">some fraction is</w:t>
+      </w:r>
+      <w:r>
+        <w:t xml:space="preserve"> </w:t>
+      </w:r>
+      <w:r>
+        <w:t xml:space="preserve">predictive</w:t>
+      </w:r>
+      <w:r>
+        <w:t xml:space="preserve">”</w:t>
+      </w:r>
+      <w:r>
+        <w:t xml:space="preserve"> </w:t>
+      </w:r>
+      <w:r>
+        <w:t xml:space="preserve">claim on this mining threshold and requires the matched</w:t>
+      </w:r>
+      <w:r>
+        <w:t xml:space="preserve"> </w:t>
+      </w:r>
+      <w:r>
+        <w:t xml:space="preserve">conditional-logistic analysis in §6.6 instead. On the two winning traces the</w:t>
       </w:r>
       <w:r>
         <w:t xml:space="preserve"> </w:t>
@@ -6763,8 +8289,8 @@
         <w:t xml:space="preserve">concrete predictive-pattern list is short.</w:t>
       </w:r>
     </w:p>
-    <w:bookmarkEnd w:id="51"/>
-    <w:bookmarkStart w:id="52" w:name="formal-significance"/>
+    <w:bookmarkEnd w:id="54"/>
+    <w:bookmarkStart w:id="55" w:name="formal-significance"/>
     <w:p>
       <w:pPr>
         <w:pStyle w:val="Heading3"/>
@@ -6910,8 +8436,8 @@
         <w:t xml:space="preserve">sequences.</w:t>
       </w:r>
     </w:p>
-    <w:bookmarkEnd w:id="52"/>
-    <w:bookmarkStart w:id="53" w:name="X9089ac7c4740497ca2f8946257a25d0f4921163"/>
+    <w:bookmarkEnd w:id="55"/>
+    <w:bookmarkStart w:id="56" w:name="X9089ac7c4740497ca2f8946257a25d0f4921163"/>
     <w:p>
       <w:pPr>
         <w:pStyle w:val="Heading3"/>
@@ -6940,7 +8466,7 @@
         <w:t xml:space="preserve"> </w:t>
       </w:r>
       <w:r>
-        <w:t xml:space="preserve">Component X (2,272 cases × 3 controls each drawn from the risk set at</w:t>
+        <w:t xml:space="preserve">Component X (2,272 cases x 3 controls each drawn from the risk set at</w:t>
       </w:r>
       <w:r>
         <w:t xml:space="preserve"> </w:t>
@@ -6969,47 +8495,13 @@
       <w:r>
         <w:t xml:space="preserve">event stream.</w:t>
       </w:r>
-      <w:r>
-        <w:t xml:space="preserve"> </w:t>
-      </w:r>
-      <w:r>
-        <w:t xml:space="preserve">A closed-itemset post-filter losslessly deduplicates any patterns</w:t>
-      </w:r>
-      <w:r>
-        <w:t xml:space="preserve"> </w:t>
-      </w:r>
-      <w:r>
-        <w:t xml:space="preserve">that share exact support with a strict superset; on this trace only</w:t>
-      </w:r>
-      <w:r>
-        <w:t xml:space="preserve"> </w:t>
-      </w:r>
-      <w:r>
-        <w:t xml:space="preserve">281 patterns collapse (99.3% of the frequent set is already closed</w:t>
-      </w:r>
-      <w:r>
-        <w:t xml:space="preserve"> </w:t>
-      </w:r>
-      <w:r>
-        <w:t xml:space="preserve">because histogram-bin supersets typically differ in support from any</w:t>
-      </w:r>
-      <w:r>
-        <w:t xml:space="preserve"> </w:t>
-      </w:r>
-      <w:r>
-        <w:t xml:space="preserve">proper subset by at least one truck). Applying exact one-sided</w:t>
-      </w:r>
-      <w:r>
-        <w:t xml:space="preserve"> </w:t>
-      </w:r>
-      <w:r>
-        <w:t xml:space="preserve">hypergeometric p-values on the risk-set-matched 2 x 2 tables, then</w:t>
-      </w:r>
-      <w:r>
-        <w:t xml:space="preserve"> </w:t>
-      </w:r>
-      <w:r>
-        <w:t xml:space="preserve">Benjamini-Hochberg FDR correction:</w:t>
+    </w:p>
+    <w:p>
+      <w:pPr>
+        <w:pStyle w:val="BodyText"/>
+      </w:pPr>
+      <w:r>
+        <w:t xml:space="preserve">We estimate the per-pattern hazard ratio via</w:t>
       </w:r>
       <w:r>
         <w:t xml:space="preserve"> </w:t>
@@ -7019,41 +8511,47 @@
           <w:b/>
           <w:bCs/>
         </w:rPr>
-        <w:t xml:space="preserve">3,516 patterns pass q_BH &lt; 0.05</w:t>
-      </w:r>
-      <w:r>
-        <w:t xml:space="preserve"> </w:t>
-      </w:r>
-      <w:r>
-        <w:t xml:space="preserve">(8.3%). Under the more conservative Benjamini-Yekutieli correction</w:t>
-      </w:r>
-      <w:r>
-        <w:t xml:space="preserve"> </w:t>
-      </w:r>
-      <w:r>
-        <w:t xml:space="preserve">that is valid under arbitrary dependence between patterns (justified</w:t>
-      </w:r>
-      <w:r>
-        <w:t xml:space="preserve"> </w:t>
-      </w:r>
-      <w:r>
-        <w:t xml:space="preserve">here because nearby itemsets share items):</w:t>
-      </w:r>
-      <w:r>
-        <w:t xml:space="preserve"> </w:t>
+        <w:t xml:space="preserve">conditional logistic</w:t>
       </w:r>
       <w:r>
         <w:rPr>
           <w:b/>
           <w:bCs/>
         </w:rPr>
-        <w:t xml:space="preserve">2,560 patterns pass</w:t>
+        <w:t xml:space="preserve"> </w:t>
       </w:r>
       <w:r>
         <w:rPr>
           <w:b/>
           <w:bCs/>
         </w:rPr>
+        <w:t xml:space="preserve">regression stratified by matched risk set</w:t>
+      </w:r>
+      <w:r>
+        <w:t xml:space="preserve"> </w:t>
+      </w:r>
+      <w:r>
+        <w:t xml:space="preserve">(§4.6), fitted with</w:t>
+      </w:r>
+      <w:r>
+        <w:t xml:space="preserve"> </w:t>
+      </w:r>
+      <w:r>
+        <w:rPr>
+          <w:rStyle w:val="VerbatimChar"/>
+        </w:rPr>
+        <w:t xml:space="preserve">statsmodels.ConditionalLogit</w:t>
+      </w:r>
+      <w:r>
+        <w:t xml:space="preserve">. On the top-200 patterns by</w:t>
+      </w:r>
+      <w:r>
+        <w:t xml:space="preserve"> </w:t>
+      </w:r>
+      <w:r>
+        <w:t xml:space="preserve">case-hit count,</w:t>
+      </w:r>
+      <w:r>
         <w:t xml:space="preserve"> </w:t>
       </w:r>
       <w:r>
@@ -7061,25 +8559,687 @@
           <w:b/>
           <w:bCs/>
         </w:rPr>
-        <w:t xml:space="preserve">q_BY &lt; 0.05</w:t>
-      </w:r>
-      <w:r>
-        <w:t xml:space="preserve"> </w:t>
-      </w:r>
-      <w:r>
-        <w:t xml:space="preserve">(6.0%). The naive per-pattern 95% Woolf-Haldane CI</w:t>
-      </w:r>
-      <w:r>
-        <w:t xml:space="preserve"> </w:t>
-      </w:r>
-      <w:r>
-        <w:t xml:space="preserve">without multi-testing correction flags 4,829 (11.4%); the honest</w:t>
-      </w:r>
-      <w:r>
-        <w:t xml:space="preserve"> </w:t>
-      </w:r>
-      <w:r>
-        <w:t xml:space="preserve">predictive fraction after FDR is therefore 6-8%.</w:t>
+        <w:t xml:space="preserve">121 (60.5%) pass the joint criterion HR CI excludes</w:t>
+      </w:r>
+      <w:r>
+        <w:rPr>
+          <w:b/>
+          <w:bCs/>
+        </w:rPr>
+        <w:t xml:space="preserve"> </w:t>
+      </w:r>
+      <w:r>
+        <w:rPr>
+          <w:b/>
+          <w:bCs/>
+        </w:rPr>
+        <w:t xml:space="preserve">1 AND p &lt; 0.05</w:t>
+      </w:r>
+      <w:r>
+        <w:t xml:space="preserve">. Top hazard ratios cluster in feature-397 bin</w:t>
+      </w:r>
+      <w:r>
+        <w:t xml:space="preserve"> </w:t>
+      </w:r>
+      <w:r>
+        <w:t xml:space="preserve">combinations, consistent with the concentration of predictive signal</w:t>
+      </w:r>
+      <w:r>
+        <w:t xml:space="preserve"> </w:t>
+      </w:r>
+      <w:r>
+        <w:t xml:space="preserve">in a small number of underlying histograms.</w:t>
+      </w:r>
+    </w:p>
+    <w:p>
+      <w:pPr>
+        <w:pStyle w:val="BodyText"/>
+      </w:pPr>
+      <w:r>
+        <w:t xml:space="preserve">Top 5 predictive Component X signatures (matched HR, 95% CI, p):</w:t>
+      </w:r>
+    </w:p>
+    <w:tbl>
+      <w:tblPr>
+        <w:tblStyle w:val="Table"/>
+        <w:tblW w:type="pct" w:w="5000"/>
+        <w:tblLayout w:type="fixed"/>
+        <w:tblLook w:firstRow="1" w:lastRow="0" w:firstColumn="0" w:lastColumn="0" w:noHBand="0" w:noVBand="0" w:val="0020"/>
+      </w:tblPr>
+      <w:tblGrid>
+        <w:gridCol w:w="779"/>
+        <w:gridCol w:w="2207"/>
+        <w:gridCol w:w="1298"/>
+        <w:gridCol w:w="1038"/>
+        <w:gridCol w:w="1428"/>
+        <w:gridCol w:w="1168"/>
+      </w:tblGrid>
+      <w:tr>
+        <w:trPr>
+          <w:tblHeader w:val="on"/>
+        </w:trPr>
+        <w:tc>
+          <w:tcPr/>
+          <w:p>
+            <w:pPr>
+              <w:pStyle w:val="Compact"/>
+              <w:jc w:val="right"/>
+            </w:pPr>
+            <w:r>
+              <w:t xml:space="preserve">HR</w:t>
+            </w:r>
+          </w:p>
+        </w:tc>
+        <w:tc>
+          <w:tcPr/>
+          <w:p>
+            <w:pPr>
+              <w:pStyle w:val="Compact"/>
+              <w:jc w:val="center"/>
+            </w:pPr>
+            <w:r>
+              <w:t xml:space="preserve">95% CI</w:t>
+            </w:r>
+          </w:p>
+        </w:tc>
+        <w:tc>
+          <w:tcPr/>
+          <w:p>
+            <w:pPr>
+              <w:pStyle w:val="Compact"/>
+              <w:jc w:val="right"/>
+            </w:pPr>
+            <w:r>
+              <w:t xml:space="preserve">p</w:t>
+            </w:r>
+          </w:p>
+        </w:tc>
+        <w:tc>
+          <w:tcPr/>
+          <w:p>
+            <w:pPr>
+              <w:pStyle w:val="Compact"/>
+              <w:jc w:val="right"/>
+            </w:pPr>
+            <w:r>
+              <w:t xml:space="preserve">n_case</w:t>
+            </w:r>
+          </w:p>
+        </w:tc>
+        <w:tc>
+          <w:tcPr/>
+          <w:p>
+            <w:pPr>
+              <w:pStyle w:val="Compact"/>
+              <w:jc w:val="right"/>
+            </w:pPr>
+            <w:r>
+              <w:t xml:space="preserve">n_control</w:t>
+            </w:r>
+          </w:p>
+        </w:tc>
+        <w:tc>
+          <w:tcPr/>
+          <w:p>
+            <w:pPr>
+              <w:pStyle w:val="Compact"/>
+              <w:jc w:val="left"/>
+            </w:pPr>
+            <w:r>
+              <w:t xml:space="preserve">pattern</w:t>
+            </w:r>
+          </w:p>
+        </w:tc>
+      </w:tr>
+      <w:tr>
+        <w:tc>
+          <w:tcPr/>
+          <w:p>
+            <w:pPr>
+              <w:pStyle w:val="Compact"/>
+              <w:jc w:val="right"/>
+            </w:pPr>
+            <w:r>
+              <w:t xml:space="preserve">1.73</w:t>
+            </w:r>
+          </w:p>
+        </w:tc>
+        <w:tc>
+          <w:tcPr/>
+          <w:p>
+            <w:pPr>
+              <w:pStyle w:val="Compact"/>
+              <w:jc w:val="center"/>
+            </w:pPr>
+            <w:r>
+              <w:t xml:space="preserve">[1.53, 1.96]</w:t>
+            </w:r>
+          </w:p>
+        </w:tc>
+        <w:tc>
+          <w:tcPr/>
+          <w:p>
+            <w:pPr>
+              <w:pStyle w:val="Compact"/>
+              <w:jc w:val="right"/>
+            </w:pPr>
+            <w:r>
+              <w:t xml:space="preserve">1.0e-17</w:t>
+            </w:r>
+          </w:p>
+        </w:tc>
+        <w:tc>
+          <w:tcPr/>
+          <w:p>
+            <w:pPr>
+              <w:pStyle w:val="Compact"/>
+              <w:jc w:val="right"/>
+            </w:pPr>
+            <w:r>
+              <w:t xml:space="preserve">456</w:t>
+            </w:r>
+          </w:p>
+        </w:tc>
+        <w:tc>
+          <w:tcPr/>
+          <w:p>
+            <w:pPr>
+              <w:pStyle w:val="Compact"/>
+              <w:jc w:val="right"/>
+            </w:pPr>
+            <w:r>
+              <w:t xml:space="preserve">(matched)</w:t>
+            </w:r>
+          </w:p>
+        </w:tc>
+        <w:tc>
+          <w:tcPr/>
+          <w:p>
+            <w:pPr>
+              <w:pStyle w:val="Compact"/>
+              <w:jc w:val="left"/>
+            </w:pPr>
+            <w:r>
+              <w:rPr>
+                <w:rStyle w:val="VerbatimChar"/>
+              </w:rPr>
+              <w:t xml:space="preserve">counter_surprise:397_{27, 28, 29}</w:t>
+            </w:r>
+          </w:p>
+        </w:tc>
+      </w:tr>
+      <w:tr>
+        <w:tc>
+          <w:tcPr/>
+          <w:p>
+            <w:pPr>
+              <w:pStyle w:val="Compact"/>
+              <w:jc w:val="right"/>
+            </w:pPr>
+            <w:r>
+              <w:t xml:space="preserve">1.69</w:t>
+            </w:r>
+          </w:p>
+        </w:tc>
+        <w:tc>
+          <w:tcPr/>
+          <w:p>
+            <w:pPr>
+              <w:pStyle w:val="Compact"/>
+              <w:jc w:val="center"/>
+            </w:pPr>
+            <w:r>
+              <w:t xml:space="preserve">[1.50, 1.91]</w:t>
+            </w:r>
+          </w:p>
+        </w:tc>
+        <w:tc>
+          <w:tcPr/>
+          <w:p>
+            <w:pPr>
+              <w:pStyle w:val="Compact"/>
+              <w:jc w:val="right"/>
+            </w:pPr>
+            <w:r>
+              <w:t xml:space="preserve">4.1e-17</w:t>
+            </w:r>
+          </w:p>
+        </w:tc>
+        <w:tc>
+          <w:tcPr/>
+          <w:p>
+            <w:pPr>
+              <w:pStyle w:val="Compact"/>
+              <w:jc w:val="right"/>
+            </w:pPr>
+            <w:r>
+              <w:t xml:space="preserve">479</w:t>
+            </w:r>
+          </w:p>
+        </w:tc>
+        <w:tc>
+          <w:tcPr/>
+          <w:p>
+            <w:pPr>
+              <w:pStyle w:val="Compact"/>
+              <w:jc w:val="right"/>
+            </w:pPr>
+            <w:r>
+              <w:t xml:space="preserve">(matched)</w:t>
+            </w:r>
+          </w:p>
+        </w:tc>
+        <w:tc>
+          <w:tcPr/>
+          <w:p>
+            <w:pPr>
+              <w:pStyle w:val="Compact"/>
+              <w:jc w:val="left"/>
+            </w:pPr>
+            <w:r>
+              <w:rPr>
+                <w:rStyle w:val="VerbatimChar"/>
+              </w:rPr>
+              <w:t xml:space="preserve">counter_surprise:397_{29, 34, 35}</w:t>
+            </w:r>
+          </w:p>
+        </w:tc>
+      </w:tr>
+      <w:tr>
+        <w:tc>
+          <w:tcPr/>
+          <w:p>
+            <w:pPr>
+              <w:pStyle w:val="Compact"/>
+              <w:jc w:val="right"/>
+            </w:pPr>
+            <w:r>
+              <w:t xml:space="preserve">1.69</w:t>
+            </w:r>
+          </w:p>
+        </w:tc>
+        <w:tc>
+          <w:tcPr/>
+          <w:p>
+            <w:pPr>
+              <w:pStyle w:val="Compact"/>
+              <w:jc w:val="center"/>
+            </w:pPr>
+            <w:r>
+              <w:t xml:space="preserve">[1.49, 1.91]</w:t>
+            </w:r>
+          </w:p>
+        </w:tc>
+        <w:tc>
+          <w:tcPr/>
+          <w:p>
+            <w:pPr>
+              <w:pStyle w:val="Compact"/>
+              <w:jc w:val="right"/>
+            </w:pPr>
+            <w:r>
+              <w:t xml:space="preserve">3.7e-17</w:t>
+            </w:r>
+          </w:p>
+        </w:tc>
+        <w:tc>
+          <w:tcPr/>
+          <w:p>
+            <w:pPr>
+              <w:pStyle w:val="Compact"/>
+              <w:jc w:val="right"/>
+            </w:pPr>
+            <w:r>
+              <w:t xml:space="preserve">495</w:t>
+            </w:r>
+          </w:p>
+        </w:tc>
+        <w:tc>
+          <w:tcPr/>
+          <w:p>
+            <w:pPr>
+              <w:pStyle w:val="Compact"/>
+              <w:jc w:val="right"/>
+            </w:pPr>
+            <w:r>
+              <w:t xml:space="preserve">(matched)</w:t>
+            </w:r>
+          </w:p>
+        </w:tc>
+        <w:tc>
+          <w:tcPr/>
+          <w:p>
+            <w:pPr>
+              <w:pStyle w:val="Compact"/>
+              <w:jc w:val="left"/>
+            </w:pPr>
+            <w:r>
+              <w:rPr>
+                <w:rStyle w:val="VerbatimChar"/>
+              </w:rPr>
+              <w:t xml:space="preserve">counter_surprise:397_{28, 29, 34}</w:t>
+            </w:r>
+          </w:p>
+        </w:tc>
+      </w:tr>
+      <w:tr>
+        <w:tc>
+          <w:tcPr/>
+          <w:p>
+            <w:pPr>
+              <w:pStyle w:val="Compact"/>
+              <w:jc w:val="right"/>
+            </w:pPr>
+            <w:r>
+              <w:t xml:space="preserve">1.67</w:t>
+            </w:r>
+          </w:p>
+        </w:tc>
+        <w:tc>
+          <w:tcPr/>
+          <w:p>
+            <w:pPr>
+              <w:pStyle w:val="Compact"/>
+              <w:jc w:val="center"/>
+            </w:pPr>
+            <w:r>
+              <w:t xml:space="preserve">[1.50, 1.87]</w:t>
+            </w:r>
+          </w:p>
+        </w:tc>
+        <w:tc>
+          <w:tcPr/>
+          <w:p>
+            <w:pPr>
+              <w:pStyle w:val="Compact"/>
+              <w:jc w:val="right"/>
+            </w:pPr>
+            <w:r>
+              <w:t xml:space="preserve">2.1e-19</w:t>
+            </w:r>
+          </w:p>
+        </w:tc>
+        <w:tc>
+          <w:tcPr/>
+          <w:p>
+            <w:pPr>
+              <w:pStyle w:val="Compact"/>
+              <w:jc w:val="right"/>
+            </w:pPr>
+            <w:r>
+              <w:t xml:space="preserve">611</w:t>
+            </w:r>
+          </w:p>
+        </w:tc>
+        <w:tc>
+          <w:tcPr/>
+          <w:p>
+            <w:pPr>
+              <w:pStyle w:val="Compact"/>
+              <w:jc w:val="right"/>
+            </w:pPr>
+            <w:r>
+              <w:t xml:space="preserve">(matched)</w:t>
+            </w:r>
+          </w:p>
+        </w:tc>
+        <w:tc>
+          <w:tcPr/>
+          <w:p>
+            <w:pPr>
+              <w:pStyle w:val="Compact"/>
+              <w:jc w:val="left"/>
+            </w:pPr>
+            <w:r>
+              <w:rPr>
+                <w:rStyle w:val="VerbatimChar"/>
+              </w:rPr>
+              <w:t xml:space="preserve">counter_surprise:397_{29, 34}</w:t>
+            </w:r>
+          </w:p>
+        </w:tc>
+      </w:tr>
+      <w:tr>
+        <w:tc>
+          <w:tcPr/>
+          <w:p>
+            <w:pPr>
+              <w:pStyle w:val="Compact"/>
+              <w:jc w:val="right"/>
+            </w:pPr>
+            <w:r>
+              <w:t xml:space="preserve">1.66</w:t>
+            </w:r>
+          </w:p>
+        </w:tc>
+        <w:tc>
+          <w:tcPr/>
+          <w:p>
+            <w:pPr>
+              <w:pStyle w:val="Compact"/>
+              <w:jc w:val="center"/>
+            </w:pPr>
+            <w:r>
+              <w:t xml:space="preserve">[1.48, 1.85]</w:t>
+            </w:r>
+          </w:p>
+        </w:tc>
+        <w:tc>
+          <w:tcPr/>
+          <w:p>
+            <w:pPr>
+              <w:pStyle w:val="Compact"/>
+              <w:jc w:val="right"/>
+            </w:pPr>
+            <w:r>
+              <w:t xml:space="preserve">2.1e-19</w:t>
+            </w:r>
+          </w:p>
+        </w:tc>
+        <w:tc>
+          <w:tcPr/>
+          <w:p>
+            <w:pPr>
+              <w:pStyle w:val="Compact"/>
+              <w:jc w:val="right"/>
+            </w:pPr>
+            <w:r>
+              <w:t xml:space="preserve">630</w:t>
+            </w:r>
+          </w:p>
+        </w:tc>
+        <w:tc>
+          <w:tcPr/>
+          <w:p>
+            <w:pPr>
+              <w:pStyle w:val="Compact"/>
+              <w:jc w:val="right"/>
+            </w:pPr>
+            <w:r>
+              <w:t xml:space="preserve">(matched)</w:t>
+            </w:r>
+          </w:p>
+        </w:tc>
+        <w:tc>
+          <w:tcPr/>
+          <w:p>
+            <w:pPr>
+              <w:pStyle w:val="Compact"/>
+              <w:jc w:val="left"/>
+            </w:pPr>
+            <w:r>
+              <w:rPr>
+                <w:rStyle w:val="VerbatimChar"/>
+              </w:rPr>
+              <w:t xml:space="preserve">counter_surprise:397_{28, 29}</w:t>
+            </w:r>
+          </w:p>
+        </w:tc>
+      </w:tr>
+    </w:tbl>
+    <w:p>
+      <w:pPr>
+        <w:pStyle w:val="BodyText"/>
+      </w:pPr>
+      <w:r>
+        <w:t xml:space="preserve">The</w:t>
+      </w:r>
+      <w:r>
+        <w:t xml:space="preserve"> </w:t>
+      </w:r>
+      <w:r>
+        <w:rPr>
+          <w:b/>
+          <w:bCs/>
+        </w:rPr>
+        <w:t xml:space="preserve">pooled 2 x 2 analysis previously reported inflated these</w:t>
+      </w:r>
+      <w:r>
+        <w:rPr>
+          <w:b/>
+          <w:bCs/>
+        </w:rPr>
+        <w:t xml:space="preserve"> </w:t>
+      </w:r>
+      <w:r>
+        <w:rPr>
+          <w:b/>
+          <w:bCs/>
+        </w:rPr>
+        <w:t xml:space="preserve">effects by roughly 1.6x</w:t>
+      </w:r>
+      <w:r>
+        <w:t xml:space="preserve"> </w:t>
+      </w:r>
+      <w:r>
+        <w:t xml:space="preserve">(top pooled MH-OR 2.72 [2.10, 3.51] for</w:t>
+      </w:r>
+      <w:r>
+        <w:t xml:space="preserve"> </w:t>
+      </w:r>
+      <w:r>
+        <w:t xml:space="preserve">the same pattern), because pooling discards the matched-set structure</w:t>
+      </w:r>
+      <w:r>
+        <w:t xml:space="preserve"> </w:t>
+      </w:r>
+      <w:r>
+        <w:t xml:space="preserve">that the incidence-density sampling design creates. The matched HR</w:t>
+      </w:r>
+      <w:r>
+        <w:t xml:space="preserve"> </w:t>
+      </w:r>
+      <w:r>
+        <w:t xml:space="preserve">of 1.73 is the correct estimator under Prentice-Breslow, and its</w:t>
+      </w:r>
+      <w:r>
+        <w:t xml:space="preserve"> </w:t>
+      </w:r>
+      <w:r>
+        <w:t xml:space="preserve">tighter CI reflects that the matched design conditions out</w:t>
+      </w:r>
+      <w:r>
+        <w:t xml:space="preserve"> </w:t>
+      </w:r>
+      <w:r>
+        <w:t xml:space="preserve">inter-vehicle heterogeneity the pooled analysis conflated with the</w:t>
+      </w:r>
+      <w:r>
+        <w:t xml:space="preserve"> </w:t>
+      </w:r>
+      <w:r>
+        <w:t xml:space="preserve">pattern effect.</w:t>
+      </w:r>
+    </w:p>
+    <w:p>
+      <w:pPr>
+        <w:pStyle w:val="BodyText"/>
+      </w:pPr>
+      <w:r>
+        <w:t xml:space="preserve">Top hazard ratios are concentrated in histogram-397 bin combinations.</w:t>
+      </w:r>
+      <w:r>
+        <w:t xml:space="preserve"> </w:t>
+      </w:r>
+      <w:r>
+        <w:t xml:space="preserve">Grouping matched-significant patterns by their dominant histogram</w:t>
+      </w:r>
+      <w:r>
+        <w:t xml:space="preserve"> </w:t>
+      </w:r>
+      <w:r>
+        <w:t xml:space="preserve">feature:</w:t>
+      </w:r>
+      <w:r>
+        <w:t xml:space="preserve"> </w:t>
+      </w:r>
+      <w:r>
+        <w:rPr>
+          <w:b/>
+          <w:bCs/>
+        </w:rPr>
+        <w:t xml:space="preserve">feature 397 supplies the majority of significant patterns;</w:t>
+      </w:r>
+      <w:r>
+        <w:rPr>
+          <w:b/>
+          <w:bCs/>
+        </w:rPr>
+        <w:t xml:space="preserve"> </w:t>
+      </w:r>
+      <w:r>
+        <w:rPr>
+          <w:b/>
+          <w:bCs/>
+        </w:rPr>
+        <w:t xml:space="preserve">features 158 and 167 contribute a smaller number of independent</w:t>
+      </w:r>
+      <w:r>
+        <w:rPr>
+          <w:b/>
+          <w:bCs/>
+        </w:rPr>
+        <w:t xml:space="preserve"> </w:t>
+      </w:r>
+      <w:r>
+        <w:rPr>
+          <w:b/>
+          <w:bCs/>
+        </w:rPr>
+        <w:t xml:space="preserve">signatures</w:t>
+      </w:r>
+      <w:r>
+        <w:t xml:space="preserve">. The</w:t>
+      </w:r>
+      <w:r>
+        <w:t xml:space="preserve"> </w:t>
+      </w:r>
+      <w:r>
+        <w:t xml:space="preserve">“</w:t>
+      </w:r>
+      <w:r>
+        <w:t xml:space="preserve">N distinct predictive patterns</w:t>
+      </w:r>
+      <w:r>
+        <w:t xml:space="preserve">”</w:t>
+      </w:r>
+      <w:r>
+        <w:t xml:space="preserve"> </w:t>
+      </w:r>
+      <w:r>
+        <w:t xml:space="preserve">reading of the</w:t>
+      </w:r>
+      <w:r>
+        <w:t xml:space="preserve"> </w:t>
+      </w:r>
+      <w:r>
+        <w:t xml:space="preserve">matched output must therefore be interpreted with awareness of this</w:t>
+      </w:r>
+      <w:r>
+        <w:t xml:space="preserve"> </w:t>
+      </w:r>
+      <w:r>
+        <w:t xml:space="preserve">underlying feature-set concentration.</w:t>
       </w:r>
     </w:p>
     <w:p>
@@ -7578,8 +9738,8 @@
         <w:t xml:space="preserve">inspection), not next-event alerting.</w:t>
       </w:r>
     </w:p>
-    <w:bookmarkEnd w:id="53"/>
-    <w:bookmarkStart w:id="55" w:name="lead-time-on-true-positives"/>
+    <w:bookmarkEnd w:id="56"/>
+    <w:bookmarkStart w:id="58" w:name="lead-time-on-true-positives"/>
     <w:p>
       <w:pPr>
         <w:pStyle w:val="Heading3"/>
@@ -7699,7 +9859,7 @@
       <w:r>
         <w:t xml:space="preserve"> </w:t>
       </w:r>
-      <w:hyperlink r:id="rId54">
+      <w:hyperlink r:id="rId57">
         <w:r>
           <w:rPr>
             <w:rStyle w:val="Hyperlink"/>
@@ -7711,9 +9871,9 @@
         <w:t xml:space="preserve">.</w:t>
       </w:r>
     </w:p>
-    <w:bookmarkEnd w:id="55"/>
-    <w:bookmarkEnd w:id="56"/>
-    <w:bookmarkStart w:id="60" w:name="discussion"/>
+    <w:bookmarkEnd w:id="58"/>
+    <w:bookmarkEnd w:id="59"/>
+    <w:bookmarkStart w:id="63" w:name="discussion"/>
     <w:p>
       <w:pPr>
         <w:pStyle w:val="Heading2"/>
@@ -7731,7 +9891,7 @@
         <w:t xml:space="preserve">7 Discussion</w:t>
       </w:r>
     </w:p>
-    <w:bookmarkStart w:id="57" w:name="X1fff9881fd829d9c26a57a6e774b5a2b4f11174"/>
+    <w:bookmarkStart w:id="60" w:name="X1fff9881fd829d9c26a57a6e774b5a2b4f11174"/>
     <w:p>
       <w:pPr>
         <w:pStyle w:val="Heading3"/>
@@ -8414,8 +10574,8 @@
         <w:t xml:space="preserve">from bag-of-items noise.</w:t>
       </w:r>
     </w:p>
-    <w:bookmarkEnd w:id="57"/>
-    <w:bookmarkStart w:id="58" w:name="X75d9a394a307a62bf087024a3c4b370afb7d957"/>
+    <w:bookmarkEnd w:id="60"/>
+    <w:bookmarkStart w:id="61" w:name="X75d9a394a307a62bf087024a3c4b370afb7d957"/>
     <w:p>
       <w:pPr>
         <w:pStyle w:val="Heading3"/>
@@ -8614,8 +10774,8 @@
         <w:t xml:space="preserve">jobs that fail early do so in a different distribution of task types.</w:t>
       </w:r>
     </w:p>
-    <w:bookmarkEnd w:id="58"/>
-    <w:bookmarkStart w:id="59" w:name="regime-of-validity"/>
+    <w:bookmarkEnd w:id="61"/>
+    <w:bookmarkStart w:id="62" w:name="four-contrasting-case-studies"/>
     <w:p>
       <w:pPr>
         <w:pStyle w:val="Heading3"/>
@@ -8630,12 +10790,98 @@
         <w:tab/>
       </w:r>
       <w:r>
-        <w:t xml:space="preserve">7.4 Regime of validity</w:t>
+        <w:t xml:space="preserve">7.4 Four contrasting case studies</w:t>
       </w:r>
     </w:p>
     <w:p>
       <w:pPr>
         <w:pStyle w:val="FirstParagraph"/>
+      </w:pPr>
+      <w:r>
+        <w:t xml:space="preserve">Four heterogeneous traces are useful empirical evidence, and they</w:t>
+      </w:r>
+      <w:r>
+        <w:t xml:space="preserve"> </w:t>
+      </w:r>
+      <w:r>
+        <w:t xml:space="preserve">inform hypotheses about when pattern mining recovers meaningful</w:t>
+      </w:r>
+      <w:r>
+        <w:t xml:space="preserve"> </w:t>
+      </w:r>
+      <w:r>
+        <w:t xml:space="preserve">predictive structure and when it does not. They are not a</w:t>
+      </w:r>
+      <w:r>
+        <w:t xml:space="preserve"> </w:t>
+      </w:r>
+      <w:r>
+        <w:t xml:space="preserve">sufficient basis to infer a general</w:t>
+      </w:r>
+      <w:r>
+        <w:t xml:space="preserve"> </w:t>
+      </w:r>
+      <w:r>
+        <w:t xml:space="preserve">“</w:t>
+      </w:r>
+      <w:r>
+        <w:t xml:space="preserve">regime of validity</w:t>
+      </w:r>
+      <w:r>
+        <w:t xml:space="preserve">”</w:t>
+      </w:r>
+      <w:r>
+        <w:t xml:space="preserve"> </w:t>
+      </w:r>
+      <w:r>
+        <w:t xml:space="preserve">for the</w:t>
+      </w:r>
+      <w:r>
+        <w:t xml:space="preserve"> </w:t>
+      </w:r>
+      <w:r>
+        <w:t xml:space="preserve">method: four case studies differ along too many axes (domain,</w:t>
+      </w:r>
+      <w:r>
+        <w:t xml:space="preserve"> </w:t>
+      </w:r>
+      <w:r>
+        <w:t xml:space="preserve">event vocabulary, synthetic vs real, entity definition, target</w:t>
+      </w:r>
+      <w:r>
+        <w:t xml:space="preserve"> </w:t>
+      </w:r>
+      <w:r>
+        <w:t xml:space="preserve">construction, observation cadence, class prevalence, control</w:t>
+      </w:r>
+      <w:r>
+        <w:t xml:space="preserve"> </w:t>
+      </w:r>
+      <w:r>
+        <w:t xml:space="preserve">sampling) to isolate the causal factors that separate the two</w:t>
+      </w:r>
+      <w:r>
+        <w:t xml:space="preserve"> </w:t>
+      </w:r>
+      <w:r>
+        <w:t xml:space="preserve">positive traces (Azure PdM, Alibaba v2018) from the two boundary</w:t>
+      </w:r>
+      <w:r>
+        <w:t xml:space="preserve"> </w:t>
+      </w:r>
+      <w:r>
+        <w:t xml:space="preserve">traces (BGL, SCANIA Component X). We describe the pattern rather</w:t>
+      </w:r>
+      <w:r>
+        <w:t xml:space="preserve"> </w:t>
+      </w:r>
+      <w:r>
+        <w:t xml:space="preserve">than claim it as a rule.</w:t>
+      </w:r>
+    </w:p>
+    <w:p>
+      <w:pPr>
+        <w:pStyle w:val="BodyText"/>
       </w:pPr>
       <w:r>
         <w:t xml:space="preserve">The four-trace survey resolves an obvious follow-up question:</w:t>
@@ -9306,9 +11552,9 @@
         <w:t xml:space="preserve">at all.</w:t>
       </w:r>
     </w:p>
-    <w:bookmarkEnd w:id="59"/>
-    <w:bookmarkEnd w:id="60"/>
-    <w:bookmarkStart w:id="61" w:name="limitations"/>
+    <w:bookmarkEnd w:id="62"/>
+    <w:bookmarkEnd w:id="63"/>
+    <w:bookmarkStart w:id="64" w:name="limitations"/>
     <w:p>
       <w:pPr>
         <w:pStyle w:val="Heading2"/>
@@ -9518,8 +11764,8 @@
         <w:t xml:space="preserve">reflects that finding.</w:t>
       </w:r>
     </w:p>
-    <w:bookmarkEnd w:id="61"/>
-    <w:bookmarkStart w:id="62" w:name="conclusion"/>
+    <w:bookmarkEnd w:id="64"/>
+    <w:bookmarkStart w:id="65" w:name="reproducibility"/>
     <w:p>
       <w:pPr>
         <w:pStyle w:val="Heading2"/>
@@ -9534,7 +11780,273 @@
         <w:tab/>
       </w:r>
       <w:r>
-        <w:t xml:space="preserve">9 Conclusion</w:t>
+        <w:t xml:space="preserve">9 Reproducibility</w:t>
+      </w:r>
+    </w:p>
+    <w:p>
+      <w:pPr>
+        <w:pStyle w:val="FirstParagraph"/>
+      </w:pPr>
+      <w:r>
+        <w:t xml:space="preserve">All code, mined-pattern parquets, discovery/inference splits, matched</w:t>
+      </w:r>
+      <w:r>
+        <w:t xml:space="preserve"> </w:t>
+      </w:r>
+      <w:r>
+        <w:t xml:space="preserve">hazard-ratio outputs, and end-to-end reproduction scripts are</w:t>
+      </w:r>
+      <w:r>
+        <w:t xml:space="preserve"> </w:t>
+      </w:r>
+      <w:r>
+        <w:t xml:space="preserve">released at the paper’s GitHub repository</w:t>
+      </w:r>
+      <w:r>
+        <w:t xml:space="preserve"> </w:t>
+      </w:r>
+      <w:r>
+        <w:t xml:space="preserve">(https://github.com/ApartsinProjects/FailurePatterns) with the</w:t>
+      </w:r>
+      <w:r>
+        <w:t xml:space="preserve"> </w:t>
+      </w:r>
+      <w:r>
+        <w:t xml:space="preserve">rendered manuscript hosted at</w:t>
+      </w:r>
+      <w:r>
+        <w:t xml:space="preserve"> </w:t>
+      </w:r>
+      <w:r>
+        <w:t xml:space="preserve">https://apartsinprojects.github.io/FailurePatterns/. The repository</w:t>
+      </w:r>
+      <w:r>
+        <w:t xml:space="preserve"> </w:t>
+      </w:r>
+      <w:r>
+        <w:t xml:space="preserve">carries: (i) per-dataset ingest scripts referencing the exact public</w:t>
+      </w:r>
+      <w:r>
+        <w:t xml:space="preserve"> </w:t>
+      </w:r>
+      <w:r>
+        <w:t xml:space="preserve">sources for Azure PdM (Kaggle mirror), Alibaba cluster-trace-v2018</w:t>
+      </w:r>
+      <w:r>
+        <w:t xml:space="preserve"> </w:t>
+      </w:r>
+      <w:r>
+        <w:t xml:space="preserve">(Alibaba OSS</w:t>
+      </w:r>
+      <w:r>
+        <w:t xml:space="preserve"> </w:t>
+      </w:r>
+      <w:r>
+        <w:rPr>
+          <w:rStyle w:val="VerbatimChar"/>
+        </w:rPr>
+        <w:t xml:space="preserve">batch_task.tar.gz</w:t>
+      </w:r>
+      <w:r>
+        <w:t xml:space="preserve">, ~130 MB), BGL (Loghub Zenodo</w:t>
+      </w:r>
+      <w:r>
+        <w:t xml:space="preserve"> </w:t>
+      </w:r>
+      <w:r>
+        <w:rPr>
+          <w:rStyle w:val="VerbatimChar"/>
+        </w:rPr>
+        <w:t xml:space="preserve">8196385/BGL.zip</w:t>
+      </w:r>
+      <w:r>
+        <w:t xml:space="preserve">, ~55 MB), and SCANIA Component X (Swedish National</w:t>
+      </w:r>
+      <w:r>
+        <w:t xml:space="preserve"> </w:t>
+      </w:r>
+      <w:r>
+        <w:t xml:space="preserve">Data Service DOI</w:t>
+      </w:r>
+      <w:r>
+        <w:t xml:space="preserve"> </w:t>
+      </w:r>
+      <w:r>
+        <w:rPr>
+          <w:rStyle w:val="VerbatimChar"/>
+        </w:rPr>
+        <w:t xml:space="preserve">10.5878/jvb5-d390</w:t>
+      </w:r>
+      <w:r>
+        <w:t xml:space="preserve">, CC-BY-4.0); (ii) window</w:t>
+      </w:r>
+      <w:r>
+        <w:t xml:space="preserve"> </w:t>
+      </w:r>
+      <w:r>
+        <w:t xml:space="preserve">construction, mining (mlxtend FP-Growth 0.25.0 for itemsets, SPMF</w:t>
+      </w:r>
+      <w:r>
+        <w:t xml:space="preserve"> </w:t>
+      </w:r>
+      <w:r>
+        <w:t xml:space="preserve">2.64 via subprocess for PrefixSpan sequences), scoring, discovery/</w:t>
+      </w:r>
+      <w:r>
+        <w:t xml:space="preserve"> </w:t>
+      </w:r>
+      <w:r>
+        <w:t xml:space="preserve">inference splitting, and matched conditional-logistic scripts;</w:t>
+      </w:r>
+      <w:r>
+        <w:t xml:space="preserve"> </w:t>
+      </w:r>
+      <w:r>
+        <w:t xml:space="preserve">(iii) all reported numbers programmatically verified by</w:t>
+      </w:r>
+      <w:r>
+        <w:t xml:space="preserve"> </w:t>
+      </w:r>
+      <w:r>
+        <w:rPr>
+          <w:rStyle w:val="VerbatimChar"/>
+        </w:rPr>
+        <w:t xml:space="preserve">scripts/audit_paper_numbers.py</w:t>
+      </w:r>
+      <w:r>
+        <w:t xml:space="preserve"> </w:t>
+      </w:r>
+      <w:r>
+        <w:t xml:space="preserve">against the artefact JSON/parquet</w:t>
+      </w:r>
+      <w:r>
+        <w:t xml:space="preserve"> </w:t>
+      </w:r>
+      <w:r>
+        <w:t xml:space="preserve">files (numbers audit: 100% of claims pass at last release); (iv)</w:t>
+      </w:r>
+      <w:r>
+        <w:t xml:space="preserve"> </w:t>
+      </w:r>
+      <w:r>
+        <w:rPr>
+          <w:rStyle w:val="VerbatimChar"/>
+        </w:rPr>
+        <w:t xml:space="preserve">scripts/publish_paper.sh</w:t>
+      </w:r>
+      <w:r>
+        <w:t xml:space="preserve"> </w:t>
+      </w:r>
+      <w:r>
+        <w:t xml:space="preserve">regenerates the manuscript HTML and DOCX</w:t>
+      </w:r>
+      <w:r>
+        <w:t xml:space="preserve"> </w:t>
+      </w:r>
+      <w:r>
+        <w:t xml:space="preserve">from Markdown source with pandoc + citeproc + the bibliography, and</w:t>
+      </w:r>
+      <w:r>
+        <w:t xml:space="preserve"> </w:t>
+      </w:r>
+      <w:r>
+        <w:t xml:space="preserve">copies the HTML into</w:t>
+      </w:r>
+      <w:r>
+        <w:t xml:space="preserve"> </w:t>
+      </w:r>
+      <w:r>
+        <w:rPr>
+          <w:rStyle w:val="VerbatimChar"/>
+        </w:rPr>
+        <w:t xml:space="preserve">docs/index.html</w:t>
+      </w:r>
+      <w:r>
+        <w:t xml:space="preserve"> </w:t>
+      </w:r>
+      <w:r>
+        <w:t xml:space="preserve">for GitHub Pages.</w:t>
+      </w:r>
+    </w:p>
+    <w:p>
+      <w:pPr>
+        <w:pStyle w:val="BodyText"/>
+      </w:pPr>
+      <w:r>
+        <w:t xml:space="preserve">Python 3.14.3 pinned via</w:t>
+      </w:r>
+      <w:r>
+        <w:t xml:space="preserve"> </w:t>
+      </w:r>
+      <w:r>
+        <w:rPr>
+          <w:rStyle w:val="VerbatimChar"/>
+        </w:rPr>
+        <w:t xml:space="preserve">requirements.txt</w:t>
+      </w:r>
+      <w:r>
+        <w:t xml:space="preserve">; Java 21 required for</w:t>
+      </w:r>
+      <w:r>
+        <w:t xml:space="preserve"> </w:t>
+      </w:r>
+      <w:r>
+        <w:t xml:space="preserve">SPMF invocation. Random seeds fixed at 20260828 for every stochastic</w:t>
+      </w:r>
+      <w:r>
+        <w:t xml:space="preserve"> </w:t>
+      </w:r>
+      <w:r>
+        <w:t xml:space="preserve">step (discovery/inference split, control sampling, permutation</w:t>
+      </w:r>
+      <w:r>
+        <w:t xml:space="preserve"> </w:t>
+      </w:r>
+      <w:r>
+        <w:t xml:space="preserve">tests, LightGBM). Wall-clock: the full pipeline (ingest, windows,</w:t>
+      </w:r>
+      <w:r>
+        <w:t xml:space="preserve"> </w:t>
+      </w:r>
+      <w:r>
+        <w:t xml:space="preserve">mining, significance, matched hazard, predictive eval) runs in under</w:t>
+      </w:r>
+      <w:r>
+        <w:t xml:space="preserve"> </w:t>
+      </w:r>
+      <w:r>
+        <w:t xml:space="preserve">one hour on a single CPU-only workstation for Azure PdM, Alibaba</w:t>
+      </w:r>
+      <w:r>
+        <w:t xml:space="preserve"> </w:t>
+      </w:r>
+      <w:r>
+        <w:t xml:space="preserve">batch_task, BGL, and SCANIA combined, excluding the initial trace</w:t>
+      </w:r>
+      <w:r>
+        <w:t xml:space="preserve"> </w:t>
+      </w:r>
+      <w:r>
+        <w:t xml:space="preserve">downloads.</w:t>
+      </w:r>
+    </w:p>
+    <w:bookmarkEnd w:id="65"/>
+    <w:bookmarkStart w:id="66" w:name="conclusion"/>
+    <w:p>
+      <w:pPr>
+        <w:pStyle w:val="Heading2"/>
+      </w:pPr>
+      <w:r>
+        <w:rPr>
+          <w:rStyle w:val="SectionNumber"/>
+        </w:rPr>
+        <w:t xml:space="preserve">1.11</w:t>
+      </w:r>
+      <w:r>
+        <w:tab/>
+      </w:r>
+      <w:r>
+        <w:t xml:space="preserve">10 Conclusion</w:t>
       </w:r>
     </w:p>
     <w:p>
@@ -9612,8 +12124,8 @@
         </w:pict>
       </w:r>
     </w:p>
-    <w:bookmarkEnd w:id="62"/>
-    <w:bookmarkStart w:id="63" w:name="what-is-still-missing"/>
+    <w:bookmarkEnd w:id="66"/>
+    <w:bookmarkStart w:id="67" w:name="what-is-still-missing"/>
     <w:p>
       <w:pPr>
         <w:pStyle w:val="Heading2"/>
@@ -9622,7 +12134,7 @@
         <w:rPr>
           <w:rStyle w:val="SectionNumber"/>
         </w:rPr>
-        <w:t xml:space="preserve">1.11</w:t>
+        <w:t xml:space="preserve">1.12</w:t>
       </w:r>
       <w:r>
         <w:tab/>
@@ -9712,8 +12224,8 @@
         <w:t xml:space="preserve">skill once prose is settled.</w:t>
       </w:r>
     </w:p>
-    <w:bookmarkEnd w:id="63"/>
-    <w:bookmarkStart w:id="127" w:name="what-is-verified"/>
+    <w:bookmarkEnd w:id="67"/>
+    <w:bookmarkStart w:id="145" w:name="what-is-verified"/>
     <w:p>
       <w:pPr>
         <w:pStyle w:val="Heading2"/>
@@ -9722,7 +12234,7 @@
         <w:rPr>
           <w:rStyle w:val="SectionNumber"/>
         </w:rPr>
-        <w:t xml:space="preserve">1.12</w:t>
+        <w:t xml:space="preserve">1.13</w:t>
       </w:r>
       <w:r>
         <w:tab/>
@@ -9745,7 +12257,7 @@
       <w:r>
         <w:t xml:space="preserve"> </w:t>
       </w:r>
-      <w:hyperlink r:id="rId64">
+      <w:hyperlink r:id="rId68">
         <w:r>
           <w:rPr>
             <w:rStyle w:val="Hyperlink"/>
@@ -9799,8 +12311,8 @@
         <w:t xml:space="preserve">boundary-condition additions.</w:t>
       </w:r>
     </w:p>
-    <w:bookmarkStart w:id="126" w:name="refs"/>
-    <w:bookmarkStart w:id="65" w:name="ref-agrawal1994fast"/>
+    <w:bookmarkStart w:id="144" w:name="refs"/>
+    <w:bookmarkStart w:id="69" w:name="ref-agrawal1994fast"/>
     <w:p>
       <w:pPr>
         <w:pStyle w:val="Bibliography"/>
@@ -9834,8 +12346,8 @@
         <w:t xml:space="preserve">, 487–99.</w:t>
       </w:r>
     </w:p>
-    <w:bookmarkEnd w:id="65"/>
-    <w:bookmarkStart w:id="67" w:name="ref-alibaba2018repo"/>
+    <w:bookmarkEnd w:id="69"/>
+    <w:bookmarkStart w:id="71" w:name="ref-alibaba2018repo"/>
     <w:p>
       <w:pPr>
         <w:pStyle w:val="Bibliography"/>
@@ -9858,7 +12370,7 @@
       <w:r>
         <w:t xml:space="preserve"> </w:t>
       </w:r>
-      <w:hyperlink r:id="rId66">
+      <w:hyperlink r:id="rId70">
         <w:r>
           <w:rPr>
             <w:rStyle w:val="Hyperlink"/>
@@ -9870,20 +12382,26 @@
         <w:t xml:space="preserve">.</w:t>
       </w:r>
     </w:p>
-    <w:bookmarkEnd w:id="67"/>
-    <w:bookmarkStart w:id="69" w:name="ref-benjamini1995controlling"/>
+    <w:bookmarkEnd w:id="71"/>
+    <w:bookmarkStart w:id="73" w:name="ref-bay1999contrast"/>
     <w:p>
       <w:pPr>
         <w:pStyle w:val="Bibliography"/>
       </w:pPr>
       <w:r>
-        <w:t xml:space="preserve">Benjamini, Yoav, and Yosef Hochberg. 1995.</w:t>
-      </w:r>
-      <w:r>
-        <w:t xml:space="preserve"> </w:t>
-      </w:r>
-      <w:r>
-        <w:t xml:space="preserve">“Controlling the False Discovery Rate: A Practical and Powerful Approach to Multiple Testing.”</w:t>
+        <w:t xml:space="preserve">Bay, Stephen D., and Michael J. Pazzani. 1999.</w:t>
+      </w:r>
+      <w:r>
+        <w:t xml:space="preserve"> </w:t>
+      </w:r>
+      <w:r>
+        <w:t xml:space="preserve">“Detecting Change in Categorical Data: Mining Contrast Sets.”</w:t>
+      </w:r>
+      <w:r>
+        <w:t xml:space="preserve"> </w:t>
+      </w:r>
+      <w:r>
+        <w:t xml:space="preserve">In</w:t>
       </w:r>
       <w:r>
         <w:t xml:space="preserve"> </w:t>
@@ -9893,6 +12411,49 @@
           <w:i/>
           <w:iCs/>
         </w:rPr>
+        <w:t xml:space="preserve">Proceedings of the Fifth ACM SIGKDD International Conference on Knowledge Discovery and Data Mining (KDD)</w:t>
+      </w:r>
+      <w:r>
+        <w:t xml:space="preserve">, 302–6.</w:t>
+      </w:r>
+      <w:r>
+        <w:t xml:space="preserve"> </w:t>
+      </w:r>
+      <w:hyperlink r:id="rId72">
+        <w:r>
+          <w:rPr>
+            <w:rStyle w:val="Hyperlink"/>
+          </w:rPr>
+          <w:t xml:space="preserve">https://doi.org/10.1145/312129.312263</w:t>
+        </w:r>
+      </w:hyperlink>
+      <w:r>
+        <w:t xml:space="preserve">.</w:t>
+      </w:r>
+    </w:p>
+    <w:bookmarkEnd w:id="73"/>
+    <w:bookmarkStart w:id="75" w:name="ref-benjamini1995controlling"/>
+    <w:p>
+      <w:pPr>
+        <w:pStyle w:val="Bibliography"/>
+      </w:pPr>
+      <w:r>
+        <w:t xml:space="preserve">Benjamini, Yoav, and Yosef Hochberg. 1995.</w:t>
+      </w:r>
+      <w:r>
+        <w:t xml:space="preserve"> </w:t>
+      </w:r>
+      <w:r>
+        <w:t xml:space="preserve">“Controlling the False Discovery Rate: A Practical and Powerful Approach to Multiple Testing.”</w:t>
+      </w:r>
+      <w:r>
+        <w:t xml:space="preserve"> </w:t>
+      </w:r>
+      <w:r>
+        <w:rPr>
+          <w:i/>
+          <w:iCs/>
+        </w:rPr>
         <w:t xml:space="preserve">Journal of the Royal Statistical Society: Series B (Methodological)</w:t>
       </w:r>
       <w:r>
@@ -9904,7 +12465,7 @@
       <w:r>
         <w:t xml:space="preserve"> </w:t>
       </w:r>
-      <w:hyperlink r:id="rId68">
+      <w:hyperlink r:id="rId74">
         <w:r>
           <w:rPr>
             <w:rStyle w:val="Hyperlink"/>
@@ -9916,13 +12477,59 @@
         <w:t xml:space="preserve">.</w:t>
       </w:r>
     </w:p>
-    <w:bookmarkEnd w:id="69"/>
-    <w:bookmarkStart w:id="71" w:name="ref-cheng2018characterizing"/>
+    <w:bookmarkEnd w:id="75"/>
+    <w:bookmarkStart w:id="77" w:name="ref-benjamini2001control"/>
     <w:p>
       <w:pPr>
         <w:pStyle w:val="Bibliography"/>
       </w:pPr>
       <w:r>
+        <w:t xml:space="preserve">Benjamini, Yoav, and Daniel Yekutieli. 2001.</w:t>
+      </w:r>
+      <w:r>
+        <w:t xml:space="preserve"> </w:t>
+      </w:r>
+      <w:r>
+        <w:t xml:space="preserve">“The Control of the False Discovery Rate in Multiple Testing Under Dependency.”</w:t>
+      </w:r>
+      <w:r>
+        <w:t xml:space="preserve"> </w:t>
+      </w:r>
+      <w:r>
+        <w:rPr>
+          <w:i/>
+          <w:iCs/>
+        </w:rPr>
+        <w:t xml:space="preserve">The Annals of Statistics</w:t>
+      </w:r>
+      <w:r>
+        <w:t xml:space="preserve"> </w:t>
+      </w:r>
+      <w:r>
+        <w:t xml:space="preserve">29 (4): 1165–88.</w:t>
+      </w:r>
+      <w:r>
+        <w:t xml:space="preserve"> </w:t>
+      </w:r>
+      <w:hyperlink r:id="rId76">
+        <w:r>
+          <w:rPr>
+            <w:rStyle w:val="Hyperlink"/>
+          </w:rPr>
+          <w:t xml:space="preserve">https://doi.org/10.1214/aos/1013699998</w:t>
+        </w:r>
+      </w:hyperlink>
+      <w:r>
+        <w:t xml:space="preserve">.</w:t>
+      </w:r>
+    </w:p>
+    <w:bookmarkEnd w:id="77"/>
+    <w:bookmarkStart w:id="79" w:name="ref-cheng2018characterizing"/>
+    <w:p>
+      <w:pPr>
+        <w:pStyle w:val="Bibliography"/>
+      </w:pPr>
+      <w:r>
         <w:t xml:space="preserve">Cheng, Yue, Zheng Chai, and Ali Anwar. 2018.</w:t>
       </w:r>
       <w:r>
@@ -9940,7 +12547,7 @@
       <w:r>
         <w:t xml:space="preserve"> </w:t>
       </w:r>
-      <w:hyperlink r:id="rId70">
+      <w:hyperlink r:id="rId78">
         <w:r>
           <w:rPr>
             <w:rStyle w:val="Hyperlink"/>
@@ -9952,8 +12559,8 @@
         <w:t xml:space="preserve">.</w:t>
       </w:r>
     </w:p>
-    <w:bookmarkEnd w:id="71"/>
-    <w:bookmarkStart w:id="73" w:name="ref-costa2016ida"/>
+    <w:bookmarkEnd w:id="79"/>
+    <w:bookmarkStart w:id="81" w:name="ref-costa2016ida"/>
     <w:p>
       <w:pPr>
         <w:pStyle w:val="Bibliography"/>
@@ -9998,7 +12605,7 @@
       <w:r>
         <w:t xml:space="preserve"> </w:t>
       </w:r>
-      <w:hyperlink r:id="rId72">
+      <w:hyperlink r:id="rId80">
         <w:r>
           <w:rPr>
             <w:rStyle w:val="Hyperlink"/>
@@ -10010,26 +12617,20 @@
         <w:t xml:space="preserve">.</w:t>
       </w:r>
     </w:p>
-    <w:bookmarkEnd w:id="73"/>
-    <w:bookmarkStart w:id="75" w:name="ref-du2017deeplog"/>
+    <w:bookmarkEnd w:id="81"/>
+    <w:bookmarkStart w:id="83" w:name="ref-dong1999emerging"/>
     <w:p>
       <w:pPr>
         <w:pStyle w:val="Bibliography"/>
       </w:pPr>
       <w:r>
-        <w:t xml:space="preserve">Du, Min, Feifei Li, Guineng Zheng, and Vivek Srikumar. 2017.</w:t>
-      </w:r>
-      <w:r>
-        <w:t xml:space="preserve"> </w:t>
-      </w:r>
-      <w:r>
-        <w:t xml:space="preserve">“</w:t>
-      </w:r>
-      <w:r>
-        <w:t xml:space="preserve">DeepLog</w:t>
-      </w:r>
-      <w:r>
-        <w:t xml:space="preserve">: Anomaly Detection and Diagnosis from System Logs Through Deep Learning.”</w:t>
+        <w:t xml:space="preserve">Dong, Guozhu, and Jinyan Li. 1999.</w:t>
+      </w:r>
+      <w:r>
+        <w:t xml:space="preserve"> </w:t>
+      </w:r>
+      <w:r>
+        <w:t xml:space="preserve">“Efficient Mining of Emerging Patterns: Discovering Trends and Differences.”</w:t>
       </w:r>
       <w:r>
         <w:t xml:space="preserve"> </w:t>
@@ -10045,6 +12646,61 @@
           <w:i/>
           <w:iCs/>
         </w:rPr>
+        <w:t xml:space="preserve">Proceedings of the Fifth ACM SIGKDD International Conference on Knowledge Discovery and Data Mining (KDD)</w:t>
+      </w:r>
+      <w:r>
+        <w:t xml:space="preserve">, 43–52.</w:t>
+      </w:r>
+      <w:r>
+        <w:t xml:space="preserve"> </w:t>
+      </w:r>
+      <w:hyperlink r:id="rId82">
+        <w:r>
+          <w:rPr>
+            <w:rStyle w:val="Hyperlink"/>
+          </w:rPr>
+          <w:t xml:space="preserve">https://doi.org/10.1145/312129.312191</w:t>
+        </w:r>
+      </w:hyperlink>
+      <w:r>
+        <w:t xml:space="preserve">.</w:t>
+      </w:r>
+    </w:p>
+    <w:bookmarkEnd w:id="83"/>
+    <w:bookmarkStart w:id="85" w:name="ref-du2017deeplog"/>
+    <w:p>
+      <w:pPr>
+        <w:pStyle w:val="Bibliography"/>
+      </w:pPr>
+      <w:r>
+        <w:t xml:space="preserve">Du, Min, Feifei Li, Guineng Zheng, and Vivek Srikumar. 2017.</w:t>
+      </w:r>
+      <w:r>
+        <w:t xml:space="preserve"> </w:t>
+      </w:r>
+      <w:r>
+        <w:t xml:space="preserve">“</w:t>
+      </w:r>
+      <w:r>
+        <w:t xml:space="preserve">DeepLog</w:t>
+      </w:r>
+      <w:r>
+        <w:t xml:space="preserve">: Anomaly Detection and Diagnosis from System Logs Through Deep Learning.”</w:t>
+      </w:r>
+      <w:r>
+        <w:t xml:space="preserve"> </w:t>
+      </w:r>
+      <w:r>
+        <w:t xml:space="preserve">In</w:t>
+      </w:r>
+      <w:r>
+        <w:t xml:space="preserve"> </w:t>
+      </w:r>
+      <w:r>
+        <w:rPr>
+          <w:i/>
+          <w:iCs/>
+        </w:rPr>
         <w:t xml:space="preserve">Proceedings of the 2017 ACM SIGSAC Conference on Computer and Communications Security (CCS)</w:t>
       </w:r>
       <w:r>
@@ -10053,7 +12709,7 @@
       <w:r>
         <w:t xml:space="preserve"> </w:t>
       </w:r>
-      <w:hyperlink r:id="rId74">
+      <w:hyperlink r:id="rId84">
         <w:r>
           <w:rPr>
             <w:rStyle w:val="Hyperlink"/>
@@ -10065,26 +12721,20 @@
         <w:t xml:space="preserve">.</w:t>
       </w:r>
     </w:p>
-    <w:bookmarkEnd w:id="75"/>
-    <w:bookmarkStart w:id="77" w:name="ref-fournierviger2022patternmining"/>
+    <w:bookmarkEnd w:id="85"/>
+    <w:bookmarkStart w:id="87" w:name="ref-fithian2014optimal"/>
     <w:p>
       <w:pPr>
         <w:pStyle w:val="Bibliography"/>
       </w:pPr>
       <w:r>
-        <w:t xml:space="preserve">Fournier-Viger, Philippe, Wensheng Gan, Youxi Wu, Mourad Nouioua, Wei Song, Tin Truong, and Hai Duong. 2022.</w:t>
-      </w:r>
-      <w:r>
-        <w:t xml:space="preserve"> </w:t>
-      </w:r>
-      <w:r>
-        <w:t xml:space="preserve">“Pattern Mining: Current Challenges and Opportunities.”</w:t>
-      </w:r>
-      <w:r>
-        <w:t xml:space="preserve"> </w:t>
-      </w:r>
-      <w:r>
-        <w:t xml:space="preserve">In</w:t>
+        <w:t xml:space="preserve">Fithian, William, Dennis Sun, and Jonathan Taylor. 2014.</w:t>
+      </w:r>
+      <w:r>
+        <w:t xml:space="preserve"> </w:t>
+      </w:r>
+      <w:r>
+        <w:t xml:space="preserve">“Optimal Inference After Model Selection.”</w:t>
       </w:r>
       <w:r>
         <w:t xml:space="preserve"> </w:t>
@@ -10094,6 +12744,55 @@
           <w:i/>
           <w:iCs/>
         </w:rPr>
+        <w:t xml:space="preserve">arXiv Preprint</w:t>
+      </w:r>
+      <w:r>
+        <w:t xml:space="preserve">.</w:t>
+      </w:r>
+      <w:r>
+        <w:t xml:space="preserve"> </w:t>
+      </w:r>
+      <w:hyperlink r:id="rId86">
+        <w:r>
+          <w:rPr>
+            <w:rStyle w:val="Hyperlink"/>
+          </w:rPr>
+          <w:t xml:space="preserve">https://arxiv.org/abs/1410.2597</w:t>
+        </w:r>
+      </w:hyperlink>
+      <w:r>
+        <w:t xml:space="preserve">.</w:t>
+      </w:r>
+    </w:p>
+    <w:bookmarkEnd w:id="87"/>
+    <w:bookmarkStart w:id="89" w:name="ref-fournierviger2022patternmining"/>
+    <w:p>
+      <w:pPr>
+        <w:pStyle w:val="Bibliography"/>
+      </w:pPr>
+      <w:r>
+        <w:t xml:space="preserve">Fournier-Viger, Philippe, Wensheng Gan, Youxi Wu, Mourad Nouioua, Wei Song, Tin Truong, and Hai Duong. 2022.</w:t>
+      </w:r>
+      <w:r>
+        <w:t xml:space="preserve"> </w:t>
+      </w:r>
+      <w:r>
+        <w:t xml:space="preserve">“Pattern Mining: Current Challenges and Opportunities.”</w:t>
+      </w:r>
+      <w:r>
+        <w:t xml:space="preserve"> </w:t>
+      </w:r>
+      <w:r>
+        <w:t xml:space="preserve">In</w:t>
+      </w:r>
+      <w:r>
+        <w:t xml:space="preserve"> </w:t>
+      </w:r>
+      <w:r>
+        <w:rPr>
+          <w:i/>
+          <w:iCs/>
+        </w:rPr>
         <w:t xml:space="preserve">Database Systems for Advanced Applications (DASFAA 2022) International Workshops</w:t>
       </w:r>
       <w:r>
@@ -10102,7 +12801,7 @@
       <w:r>
         <w:t xml:space="preserve"> </w:t>
       </w:r>
-      <w:hyperlink r:id="rId76">
+      <w:hyperlink r:id="rId88">
         <w:r>
           <w:rPr>
             <w:rStyle w:val="Hyperlink"/>
@@ -10114,8 +12813,8 @@
         <w:t xml:space="preserve">.</w:t>
       </w:r>
     </w:p>
-    <w:bookmarkEnd w:id="77"/>
-    <w:bookmarkStart w:id="79" w:name="ref-fournierviger2014cmspade"/>
+    <w:bookmarkEnd w:id="89"/>
+    <w:bookmarkStart w:id="91" w:name="ref-fournierviger2014cmspade"/>
     <w:p>
       <w:pPr>
         <w:pStyle w:val="Bibliography"/>
@@ -10151,7 +12850,7 @@
       <w:r>
         <w:t xml:space="preserve"> </w:t>
       </w:r>
-      <w:hyperlink r:id="rId78">
+      <w:hyperlink r:id="rId90">
         <w:r>
           <w:rPr>
             <w:rStyle w:val="Hyperlink"/>
@@ -10163,8 +12862,8 @@
         <w:t xml:space="preserve">.</w:t>
       </w:r>
     </w:p>
-    <w:bookmarkEnd w:id="79"/>
-    <w:bookmarkStart w:id="81" w:name="ref-fournier2016spmf"/>
+    <w:bookmarkEnd w:id="91"/>
+    <w:bookmarkStart w:id="93" w:name="ref-fournier2016spmf"/>
     <w:p>
       <w:pPr>
         <w:pStyle w:val="Bibliography"/>
@@ -10212,7 +12911,7 @@
       <w:r>
         <w:t xml:space="preserve"> </w:t>
       </w:r>
-      <w:hyperlink r:id="rId80">
+      <w:hyperlink r:id="rId92">
         <w:r>
           <w:rPr>
             <w:rStyle w:val="Hyperlink"/>
@@ -10224,8 +12923,8 @@
         <w:t xml:space="preserve">.</w:t>
       </w:r>
     </w:p>
-    <w:bookmarkEnd w:id="81"/>
-    <w:bookmarkStart w:id="83" w:name="ref-fournierviger2014vmsp"/>
+    <w:bookmarkEnd w:id="93"/>
+    <w:bookmarkStart w:id="95" w:name="ref-fournierviger2014vmsp"/>
     <w:p>
       <w:pPr>
         <w:pStyle w:val="Bibliography"/>
@@ -10267,7 +12966,7 @@
       <w:r>
         <w:t xml:space="preserve"> </w:t>
       </w:r>
-      <w:hyperlink r:id="rId82">
+      <w:hyperlink r:id="rId94">
         <w:r>
           <w:rPr>
             <w:rStyle w:val="Hyperlink"/>
@@ -10279,8 +12978,8 @@
         <w:t xml:space="preserve">.</w:t>
       </w:r>
     </w:p>
-    <w:bookmarkEnd w:id="83"/>
-    <w:bookmarkStart w:id="85" w:name="ref-guo2021logbert"/>
+    <w:bookmarkEnd w:id="95"/>
+    <w:bookmarkStart w:id="97" w:name="ref-guo2021logbert"/>
     <w:p>
       <w:pPr>
         <w:pStyle w:val="Bibliography"/>
@@ -10331,7 +13030,7 @@
       <w:r>
         <w:t xml:space="preserve"> </w:t>
       </w:r>
-      <w:hyperlink r:id="rId84">
+      <w:hyperlink r:id="rId96">
         <w:r>
           <w:rPr>
             <w:rStyle w:val="Hyperlink"/>
@@ -10343,8 +13042,8 @@
         <w:t xml:space="preserve">.</w:t>
       </w:r>
     </w:p>
-    <w:bookmarkEnd w:id="85"/>
-    <w:bookmarkStart w:id="87" w:name="ref-guo2024logformer"/>
+    <w:bookmarkEnd w:id="97"/>
+    <w:bookmarkStart w:id="99" w:name="ref-guo2024logformer"/>
     <w:p>
       <w:pPr>
         <w:pStyle w:val="Bibliography"/>
@@ -10373,7 +13072,7 @@
       <w:r>
         <w:t xml:space="preserve"> </w:t>
       </w:r>
-      <w:hyperlink r:id="rId86">
+      <w:hyperlink r:id="rId98">
         <w:r>
           <w:rPr>
             <w:rStyle w:val="Hyperlink"/>
@@ -10385,8 +13084,8 @@
         <w:t xml:space="preserve">.</w:t>
       </w:r>
     </w:p>
-    <w:bookmarkEnd w:id="87"/>
-    <w:bookmarkStart w:id="89" w:name="ref-han2000mining"/>
+    <w:bookmarkEnd w:id="99"/>
+    <w:bookmarkStart w:id="101" w:name="ref-han2000mining"/>
     <w:p>
       <w:pPr>
         <w:pStyle w:val="Bibliography"/>
@@ -10422,7 +13121,7 @@
       <w:r>
         <w:t xml:space="preserve"> </w:t>
       </w:r>
-      <w:hyperlink r:id="rId88">
+      <w:hyperlink r:id="rId100">
         <w:r>
           <w:rPr>
             <w:rStyle w:val="Hyperlink"/>
@@ -10434,8 +13133,8 @@
         <w:t xml:space="preserve">.</w:t>
       </w:r>
     </w:p>
-    <w:bookmarkEnd w:id="89"/>
-    <w:bookmarkStart w:id="91" w:name="ref-ifraz2024sequential"/>
+    <w:bookmarkEnd w:id="101"/>
+    <w:bookmarkStart w:id="103" w:name="ref-ifraz2024sequential"/>
     <w:p>
       <w:pPr>
         <w:pStyle w:val="Bibliography"/>
@@ -10465,7 +13164,7 @@
       <w:r>
         <w:t xml:space="preserve"> </w:t>
       </w:r>
-      <w:hyperlink r:id="rId90">
+      <w:hyperlink r:id="rId102">
         <w:r>
           <w:rPr>
             <w:rStyle w:val="Hyperlink"/>
@@ -10477,8 +13176,8 @@
         <w:t xml:space="preserve">.</w:t>
       </w:r>
     </w:p>
-    <w:bookmarkEnd w:id="91"/>
-    <w:bookmarkStart w:id="93" w:name="ref-kharazian2025scania"/>
+    <w:bookmarkEnd w:id="103"/>
+    <w:bookmarkStart w:id="105" w:name="ref-kharazian2025scania"/>
     <w:p>
       <w:pPr>
         <w:pStyle w:val="Bibliography"/>
@@ -10526,7 +13225,7 @@
       <w:r>
         <w:t xml:space="preserve"> </w:t>
       </w:r>
-      <w:hyperlink r:id="rId92">
+      <w:hyperlink r:id="rId104">
         <w:r>
           <w:rPr>
             <w:rStyle w:val="Hyperlink"/>
@@ -10538,20 +13237,20 @@
         <w:t xml:space="preserve">.</w:t>
       </w:r>
     </w:p>
-    <w:bookmarkEnd w:id="93"/>
-    <w:bookmarkStart w:id="95" w:name="ref-alibaba2018trace"/>
+    <w:bookmarkEnd w:id="105"/>
+    <w:bookmarkStart w:id="107" w:name="ref-langholz1996risk"/>
     <w:p>
       <w:pPr>
         <w:pStyle w:val="Bibliography"/>
       </w:pPr>
       <w:r>
-        <w:t xml:space="preserve">Lu, Chengzhi, Kejiang Ye, Guoyao Xu, Cheng-Zhong Xu, and Tongxin Bai. 2017.</w:t>
-      </w:r>
-      <w:r>
-        <w:t xml:space="preserve"> </w:t>
-      </w:r>
-      <w:r>
-        <w:t xml:space="preserve">“Imbalance in the Cloud: An Analysis on Alibaba Cluster Trace.”</w:t>
+        <w:t xml:space="preserve">Langholz, Bryan, and Larry Goldstein. 1996.</w:t>
+      </w:r>
+      <w:r>
+        <w:t xml:space="preserve"> </w:t>
+      </w:r>
+      <w:r>
+        <w:t xml:space="preserve">“Risk Set Sampling in Epidemiologic Cohort Studies.”</w:t>
       </w:r>
       <w:r>
         <w:t xml:space="preserve"> </w:t>
@@ -10561,6 +13260,52 @@
           <w:i/>
           <w:iCs/>
         </w:rPr>
+        <w:t xml:space="preserve">Statistical Science</w:t>
+      </w:r>
+      <w:r>
+        <w:t xml:space="preserve"> </w:t>
+      </w:r>
+      <w:r>
+        <w:t xml:space="preserve">11 (1): 35–53.</w:t>
+      </w:r>
+      <w:r>
+        <w:t xml:space="preserve"> </w:t>
+      </w:r>
+      <w:hyperlink r:id="rId106">
+        <w:r>
+          <w:rPr>
+            <w:rStyle w:val="Hyperlink"/>
+          </w:rPr>
+          <w:t xml:space="preserve">https://doi.org/10.1214/ss/1032209663</w:t>
+        </w:r>
+      </w:hyperlink>
+      <w:r>
+        <w:t xml:space="preserve">.</w:t>
+      </w:r>
+    </w:p>
+    <w:bookmarkEnd w:id="107"/>
+    <w:bookmarkStart w:id="109" w:name="ref-alibaba2018trace"/>
+    <w:p>
+      <w:pPr>
+        <w:pStyle w:val="Bibliography"/>
+      </w:pPr>
+      <w:r>
+        <w:t xml:space="preserve">Lu, Chengzhi, Kejiang Ye, Guoyao Xu, Cheng-Zhong Xu, and Tongxin Bai. 2017.</w:t>
+      </w:r>
+      <w:r>
+        <w:t xml:space="preserve"> </w:t>
+      </w:r>
+      <w:r>
+        <w:t xml:space="preserve">“Imbalance in the Cloud: An Analysis on Alibaba Cluster Trace.”</w:t>
+      </w:r>
+      <w:r>
+        <w:t xml:space="preserve"> </w:t>
+      </w:r>
+      <w:r>
+        <w:rPr>
+          <w:i/>
+          <w:iCs/>
+        </w:rPr>
         <w:t xml:space="preserve">2017 IEEE International Conference on Big Data (Big Data)</w:t>
       </w:r>
       <w:r>
@@ -10569,7 +13314,7 @@
       <w:r>
         <w:t xml:space="preserve"> </w:t>
       </w:r>
-      <w:hyperlink r:id="rId94">
+      <w:hyperlink r:id="rId108">
         <w:r>
           <w:rPr>
             <w:rStyle w:val="Hyperlink"/>
@@ -10581,8 +13326,8 @@
         <w:t xml:space="preserve">.</w:t>
       </w:r>
     </w:p>
-    <w:bookmarkEnd w:id="95"/>
-    <w:bookmarkStart w:id="97" w:name="ref-luo2021alibaba"/>
+    <w:bookmarkEnd w:id="109"/>
+    <w:bookmarkStart w:id="111" w:name="ref-luo2021alibaba"/>
     <w:p>
       <w:pPr>
         <w:pStyle w:val="Bibliography"/>
@@ -10630,7 +13375,7 @@
       <w:r>
         <w:t xml:space="preserve"> </w:t>
       </w:r>
-      <w:hyperlink r:id="rId96">
+      <w:hyperlink r:id="rId110">
         <w:r>
           <w:rPr>
             <w:rStyle w:val="Hyperlink"/>
@@ -10642,8 +13387,8 @@
         <w:t xml:space="preserve">.</w:t>
       </w:r>
     </w:p>
-    <w:bookmarkEnd w:id="97"/>
-    <w:bookmarkStart w:id="99" w:name="ref-meng2019loganomaly"/>
+    <w:bookmarkEnd w:id="111"/>
+    <w:bookmarkStart w:id="113" w:name="ref-meng2019loganomaly"/>
     <w:p>
       <w:pPr>
         <w:pStyle w:val="Bibliography"/>
@@ -10685,7 +13430,7 @@
       <w:r>
         <w:t xml:space="preserve"> </w:t>
       </w:r>
-      <w:hyperlink r:id="rId98">
+      <w:hyperlink r:id="rId112">
         <w:r>
           <w:rPr>
             <w:rStyle w:val="Hyperlink"/>
@@ -10697,8 +13442,8 @@
         <w:t xml:space="preserve">.</w:t>
       </w:r>
     </w:p>
-    <w:bookmarkEnd w:id="99"/>
-    <w:bookmarkStart w:id="101" w:name="ref-azurepdm"/>
+    <w:bookmarkEnd w:id="113"/>
+    <w:bookmarkStart w:id="115" w:name="ref-azurepdm"/>
     <w:p>
       <w:pPr>
         <w:pStyle w:val="Bibliography"/>
@@ -10727,7 +13472,7 @@
       <w:r>
         <w:t xml:space="preserve"> </w:t>
       </w:r>
-      <w:hyperlink r:id="rId100">
+      <w:hyperlink r:id="rId114">
         <w:r>
           <w:rPr>
             <w:rStyle w:val="Hyperlink"/>
@@ -10739,8 +13484,8 @@
         <w:t xml:space="preserve">.</w:t>
       </w:r>
     </w:p>
-    <w:bookmarkEnd w:id="101"/>
-    <w:bookmarkStart w:id="103" w:name="ref-oliner2007supercomputers"/>
+    <w:bookmarkEnd w:id="115"/>
+    <w:bookmarkStart w:id="117" w:name="ref-oliner2007supercomputers"/>
     <w:p>
       <w:pPr>
         <w:pStyle w:val="Bibliography"/>
@@ -10776,7 +13521,7 @@
       <w:r>
         <w:t xml:space="preserve"> </w:t>
       </w:r>
-      <w:hyperlink r:id="rId102">
+      <w:hyperlink r:id="rId116">
         <w:r>
           <w:rPr>
             <w:rStyle w:val="Hyperlink"/>
@@ -10788,8 +13533,8 @@
         <w:t xml:space="preserve">.</w:t>
       </w:r>
     </w:p>
-    <w:bookmarkEnd w:id="103"/>
-    <w:bookmarkStart w:id="105" w:name="ref-pei2001prefixspan"/>
+    <w:bookmarkEnd w:id="117"/>
+    <w:bookmarkStart w:id="119" w:name="ref-pei2001prefixspan"/>
     <w:p>
       <w:pPr>
         <w:pStyle w:val="Bibliography"/>
@@ -10831,7 +13576,7 @@
       <w:r>
         <w:t xml:space="preserve"> </w:t>
       </w:r>
-      <w:hyperlink r:id="rId104">
+      <w:hyperlink r:id="rId118">
         <w:r>
           <w:rPr>
             <w:rStyle w:val="Hyperlink"/>
@@ -10843,26 +13588,20 @@
         <w:t xml:space="preserve">.</w:t>
       </w:r>
     </w:p>
-    <w:bookmarkEnd w:id="105"/>
-    <w:bookmarkStart w:id="107" w:name="ref-raschka2018mlxtend"/>
+    <w:bookmarkEnd w:id="119"/>
+    <w:bookmarkStart w:id="121" w:name="ref-prentice1978retrospective"/>
     <w:p>
       <w:pPr>
         <w:pStyle w:val="Bibliography"/>
       </w:pPr>
       <w:r>
-        <w:t xml:space="preserve">Raschka, Sebastian. 2018.</w:t>
-      </w:r>
-      <w:r>
-        <w:t xml:space="preserve"> </w:t>
-      </w:r>
-      <w:r>
-        <w:t xml:space="preserve">“</w:t>
-      </w:r>
-      <w:r>
-        <w:t xml:space="preserve">MLxtend</w:t>
-      </w:r>
-      <w:r>
-        <w:t xml:space="preserve">: Providing Machine Learning and Data Science Utilities and Extensions to Python Scientific Computing Stack.”</w:t>
+        <w:t xml:space="preserve">Prentice, Ross L., and Norman E. Breslow. 1978.</w:t>
+      </w:r>
+      <w:r>
+        <w:t xml:space="preserve"> </w:t>
+      </w:r>
+      <w:r>
+        <w:t xml:space="preserve">“Retrospective Studies and Failure Time Models.”</w:t>
       </w:r>
       <w:r>
         <w:t xml:space="preserve"> </w:t>
@@ -10872,6 +13611,58 @@
           <w:i/>
           <w:iCs/>
         </w:rPr>
+        <w:t xml:space="preserve">Biometrika</w:t>
+      </w:r>
+      <w:r>
+        <w:t xml:space="preserve"> </w:t>
+      </w:r>
+      <w:r>
+        <w:t xml:space="preserve">65 (1): 153–58.</w:t>
+      </w:r>
+      <w:r>
+        <w:t xml:space="preserve"> </w:t>
+      </w:r>
+      <w:hyperlink r:id="rId120">
+        <w:r>
+          <w:rPr>
+            <w:rStyle w:val="Hyperlink"/>
+          </w:rPr>
+          <w:t xml:space="preserve">https://doi.org/10.1093/biomet/65.1.153</w:t>
+        </w:r>
+      </w:hyperlink>
+      <w:r>
+        <w:t xml:space="preserve">.</w:t>
+      </w:r>
+    </w:p>
+    <w:bookmarkEnd w:id="121"/>
+    <w:bookmarkStart w:id="123" w:name="ref-raschka2018mlxtend"/>
+    <w:p>
+      <w:pPr>
+        <w:pStyle w:val="Bibliography"/>
+      </w:pPr>
+      <w:r>
+        <w:t xml:space="preserve">Raschka, Sebastian. 2018.</w:t>
+      </w:r>
+      <w:r>
+        <w:t xml:space="preserve"> </w:t>
+      </w:r>
+      <w:r>
+        <w:t xml:space="preserve">“</w:t>
+      </w:r>
+      <w:r>
+        <w:t xml:space="preserve">MLxtend</w:t>
+      </w:r>
+      <w:r>
+        <w:t xml:space="preserve">: Providing Machine Learning and Data Science Utilities and Extensions to Python Scientific Computing Stack.”</w:t>
+      </w:r>
+      <w:r>
+        <w:t xml:space="preserve"> </w:t>
+      </w:r>
+      <w:r>
+        <w:rPr>
+          <w:i/>
+          <w:iCs/>
+        </w:rPr>
         <w:t xml:space="preserve">Journal of Open Source Software</w:t>
       </w:r>
       <w:r>
@@ -10883,7 +13674,7 @@
       <w:r>
         <w:t xml:space="preserve"> </w:t>
       </w:r>
-      <w:hyperlink r:id="rId106">
+      <w:hyperlink r:id="rId122">
         <w:r>
           <w:rPr>
             <w:rStyle w:val="Hyperlink"/>
@@ -10895,8 +13686,8 @@
         <w:t xml:space="preserve">.</w:t>
       </w:r>
     </w:p>
-    <w:bookmarkEnd w:id="107"/>
-    <w:bookmarkStart w:id="109" w:name="ref-ren2020failure"/>
+    <w:bookmarkEnd w:id="123"/>
+    <w:bookmarkStart w:id="125" w:name="ref-ren2020failure"/>
     <w:p>
       <w:pPr>
         <w:pStyle w:val="Bibliography"/>
@@ -10932,7 +13723,7 @@
       <w:r>
         <w:t xml:space="preserve"> </w:t>
       </w:r>
-      <w:hyperlink r:id="rId108">
+      <w:hyperlink r:id="rId124">
         <w:r>
           <w:rPr>
             <w:rStyle w:val="Hyperlink"/>
@@ -10944,8 +13735,8 @@
         <w:t xml:space="preserve">.</w:t>
       </w:r>
     </w:p>
-    <w:bookmarkEnd w:id="109"/>
-    <w:bookmarkStart w:id="111" w:name="ref-saxena2008cmapss"/>
+    <w:bookmarkEnd w:id="125"/>
+    <w:bookmarkStart w:id="127" w:name="ref-saxena2008cmapss"/>
     <w:p>
       <w:pPr>
         <w:pStyle w:val="Bibliography"/>
@@ -10981,7 +13772,7 @@
       <w:r>
         <w:t xml:space="preserve"> </w:t>
       </w:r>
-      <w:hyperlink r:id="rId110">
+      <w:hyperlink r:id="rId126">
         <w:r>
           <w:rPr>
             <w:rStyle w:val="Hyperlink"/>
@@ -10993,8 +13784,8 @@
         <w:t xml:space="preserve">.</w:t>
       </w:r>
     </w:p>
-    <w:bookmarkEnd w:id="111"/>
-    <w:bookmarkStart w:id="113" w:name="ref-serradilla2022pdmsurvey"/>
+    <w:bookmarkEnd w:id="127"/>
+    <w:bookmarkStart w:id="129" w:name="ref-serradilla2022pdmsurvey"/>
     <w:p>
       <w:pPr>
         <w:pStyle w:val="Bibliography"/>
@@ -11027,7 +13818,7 @@
       <w:r>
         <w:t xml:space="preserve"> </w:t>
       </w:r>
-      <w:hyperlink r:id="rId112">
+      <w:hyperlink r:id="rId128">
         <w:r>
           <w:rPr>
             <w:rStyle w:val="Hyperlink"/>
@@ -11039,8 +13830,8 @@
         <w:t xml:space="preserve">.</w:t>
       </w:r>
     </w:p>
-    <w:bookmarkEnd w:id="113"/>
-    <w:bookmarkStart w:id="115" w:name="ref-srikant1996gsp"/>
+    <w:bookmarkEnd w:id="129"/>
+    <w:bookmarkStart w:id="131" w:name="ref-srikant1996gsp"/>
     <w:p>
       <w:pPr>
         <w:pStyle w:val="Bibliography"/>
@@ -11076,7 +13867,7 @@
       <w:r>
         <w:t xml:space="preserve"> </w:t>
       </w:r>
-      <w:hyperlink r:id="rId114">
+      <w:hyperlink r:id="rId130">
         <w:r>
           <w:rPr>
             <w:rStyle w:val="Hyperlink"/>
@@ -11088,26 +13879,20 @@
         <w:t xml:space="preserve">.</w:t>
       </w:r>
     </w:p>
-    <w:bookmarkEnd w:id="115"/>
-    <w:bookmarkStart w:id="117" w:name="ref-yang2021plelog"/>
+    <w:bookmarkEnd w:id="131"/>
+    <w:bookmarkStart w:id="133" w:name="ref-terada2013statssp"/>
     <w:p>
       <w:pPr>
         <w:pStyle w:val="Bibliography"/>
       </w:pPr>
       <w:r>
-        <w:t xml:space="preserve">Yang, Lin, Junjie Chen, Zan Wang, Weijing Wang, Jiajun Jiang, Xuyuan Dong, and Wenbin Zhang. 2021.</w:t>
-      </w:r>
-      <w:r>
-        <w:t xml:space="preserve"> </w:t>
-      </w:r>
-      <w:r>
-        <w:t xml:space="preserve">“Semi-Supervised Log-Based Anomaly Detection via Probabilistic Label Estimation.”</w:t>
-      </w:r>
-      <w:r>
-        <w:t xml:space="preserve"> </w:t>
-      </w:r>
-      <w:r>
-        <w:t xml:space="preserve">In</w:t>
+        <w:t xml:space="preserve">Terada, Aika, Mariko Okada-Hatakeyama, Koji Tsuda, and Jun Sese. 2013.</w:t>
+      </w:r>
+      <w:r>
+        <w:t xml:space="preserve"> </w:t>
+      </w:r>
+      <w:r>
+        <w:t xml:space="preserve">“Statistical Significance of Combinatorial Regulations.”</w:t>
       </w:r>
       <w:r>
         <w:t xml:space="preserve"> </w:t>
@@ -11117,6 +13902,58 @@
           <w:i/>
           <w:iCs/>
         </w:rPr>
+        <w:t xml:space="preserve">Proceedings of the National Academy of Sciences</w:t>
+      </w:r>
+      <w:r>
+        <w:t xml:space="preserve"> </w:t>
+      </w:r>
+      <w:r>
+        <w:t xml:space="preserve">110 (32): 12996–3001.</w:t>
+      </w:r>
+      <w:r>
+        <w:t xml:space="preserve"> </w:t>
+      </w:r>
+      <w:hyperlink r:id="rId132">
+        <w:r>
+          <w:rPr>
+            <w:rStyle w:val="Hyperlink"/>
+          </w:rPr>
+          <w:t xml:space="preserve">https://doi.org/10.1073/pnas.1302233110</w:t>
+        </w:r>
+      </w:hyperlink>
+      <w:r>
+        <w:t xml:space="preserve">.</w:t>
+      </w:r>
+    </w:p>
+    <w:bookmarkEnd w:id="133"/>
+    <w:bookmarkStart w:id="135" w:name="ref-yang2021plelog"/>
+    <w:p>
+      <w:pPr>
+        <w:pStyle w:val="Bibliography"/>
+      </w:pPr>
+      <w:r>
+        <w:t xml:space="preserve">Yang, Lin, Junjie Chen, Zan Wang, Weijing Wang, Jiajun Jiang, Xuyuan Dong, and Wenbin Zhang. 2021.</w:t>
+      </w:r>
+      <w:r>
+        <w:t xml:space="preserve"> </w:t>
+      </w:r>
+      <w:r>
+        <w:t xml:space="preserve">“Semi-Supervised Log-Based Anomaly Detection via Probabilistic Label Estimation.”</w:t>
+      </w:r>
+      <w:r>
+        <w:t xml:space="preserve"> </w:t>
+      </w:r>
+      <w:r>
+        <w:t xml:space="preserve">In</w:t>
+      </w:r>
+      <w:r>
+        <w:t xml:space="preserve"> </w:t>
+      </w:r>
+      <w:r>
+        <w:rPr>
+          <w:i/>
+          <w:iCs/>
+        </w:rPr>
         <w:t xml:space="preserve">Proceedings of the 43rd International Conference on Software Engineering (ICSE)</w:t>
       </w:r>
       <w:r>
@@ -11125,7 +13962,7 @@
       <w:r>
         <w:t xml:space="preserve"> </w:t>
       </w:r>
-      <w:hyperlink r:id="rId116">
+      <w:hyperlink r:id="rId134">
         <w:r>
           <w:rPr>
             <w:rStyle w:val="Hyperlink"/>
@@ -11137,8 +13974,8 @@
         <w:t xml:space="preserve">.</w:t>
       </w:r>
     </w:p>
-    <w:bookmarkEnd w:id="117"/>
-    <w:bookmarkStart w:id="119" w:name="ref-zaki2001spade"/>
+    <w:bookmarkEnd w:id="135"/>
+    <w:bookmarkStart w:id="137" w:name="ref-zaki2001spade"/>
     <w:p>
       <w:pPr>
         <w:pStyle w:val="Bibliography"/>
@@ -11177,7 +14014,7 @@
       <w:r>
         <w:t xml:space="preserve"> </w:t>
       </w:r>
-      <w:hyperlink r:id="rId118">
+      <w:hyperlink r:id="rId136">
         <w:r>
           <w:rPr>
             <w:rStyle w:val="Hyperlink"/>
@@ -11189,8 +14026,8 @@
         <w:t xml:space="preserve">.</w:t>
       </w:r>
     </w:p>
-    <w:bookmarkEnd w:id="119"/>
-    <w:bookmarkStart w:id="121" w:name="ref-zhang2019logrobust"/>
+    <w:bookmarkEnd w:id="137"/>
+    <w:bookmarkStart w:id="139" w:name="ref-zhang2019logrobust"/>
     <w:p>
       <w:pPr>
         <w:pStyle w:val="Bibliography"/>
@@ -11226,7 +14063,7 @@
       <w:r>
         <w:t xml:space="preserve"> </w:t>
       </w:r>
-      <w:hyperlink r:id="rId120">
+      <w:hyperlink r:id="rId138">
         <w:r>
           <w:rPr>
             <w:rStyle w:val="Hyperlink"/>
@@ -11238,8 +14075,8 @@
         <w:t xml:space="preserve">.</w:t>
       </w:r>
     </w:p>
-    <w:bookmarkEnd w:id="121"/>
-    <w:bookmarkStart w:id="123" w:name="ref-zhu2023loghub"/>
+    <w:bookmarkEnd w:id="139"/>
+    <w:bookmarkStart w:id="141" w:name="ref-zhu2023loghub"/>
     <w:p>
       <w:pPr>
         <w:pStyle w:val="Bibliography"/>
@@ -11284,7 +14121,7 @@
       <w:r>
         <w:t xml:space="preserve"> </w:t>
       </w:r>
-      <w:hyperlink r:id="rId122">
+      <w:hyperlink r:id="rId140">
         <w:r>
           <w:rPr>
             <w:rStyle w:val="Hyperlink"/>
@@ -11296,8 +14133,8 @@
         <w:t xml:space="preserve">.</w:t>
       </w:r>
     </w:p>
-    <w:bookmarkEnd w:id="123"/>
-    <w:bookmarkStart w:id="125" w:name="ref-zhu2019logparsing"/>
+    <w:bookmarkEnd w:id="141"/>
+    <w:bookmarkStart w:id="143" w:name="ref-zhu2019logparsing"/>
     <w:p>
       <w:pPr>
         <w:pStyle w:val="Bibliography"/>
@@ -11333,7 +14170,7 @@
       <w:r>
         <w:t xml:space="preserve"> </w:t>
       </w:r>
-      <w:hyperlink r:id="rId124">
+      <w:hyperlink r:id="rId142">
         <w:r>
           <w:rPr>
             <w:rStyle w:val="Hyperlink"/>
@@ -11345,10 +14182,10 @@
         <w:t xml:space="preserve">.</w:t>
       </w:r>
     </w:p>
-    <w:bookmarkEnd w:id="125"/>
-    <w:bookmarkEnd w:id="126"/>
-    <w:bookmarkEnd w:id="127"/>
-    <w:bookmarkEnd w:id="128"/>
+    <w:bookmarkEnd w:id="143"/>
+    <w:bookmarkEnd w:id="144"/>
+    <w:bookmarkEnd w:id="145"/>
+    <w:bookmarkEnd w:id="146"/>
     <w:sectPr/>
   </w:body>
 </w:document>

--- a/paper/skeleton.docx
+++ b/paper/skeleton.docx
@@ -18,7 +18,7 @@
         <w:t xml:space="preserve">2026-08-29</w:t>
       </w:r>
     </w:p>
-    <w:bookmarkStart w:id="146" w:name="Xce1c4f30b6249f262e85315bbd79ad996dfa10c"/>
+    <w:bookmarkStart w:id="147" w:name="Xce1c4f30b6249f262e85315bbd79ad996dfa10c"/>
     <w:p>
       <w:pPr>
         <w:pStyle w:val="Heading1"/>
@@ -97,25 +97,31 @@
         <w:t xml:space="preserve"> </w:t>
       </w:r>
       <w:r>
-        <w:t xml:space="preserve">(FP-Growth, PrefixSpan) surfaces recurrent event patterns from these</w:t>
-      </w:r>
-      <w:r>
-        <w:t xml:space="preserve"> </w:t>
-      </w:r>
-      <w:r>
-        <w:t xml:space="preserve">logs, but frequency does not imply predictiveness. Many mined</w:t>
-      </w:r>
-      <w:r>
-        <w:t xml:space="preserve"> </w:t>
-      </w:r>
-      <w:r>
-        <w:t xml:space="preserve">patterns occur equally often before failures and in normal operation.</w:t>
-      </w:r>
-      <w:r>
-        <w:t xml:space="preserve"> </w:t>
-      </w:r>
-      <w:r>
-        <w:t xml:space="preserve">This paper’s central object is the</w:t>
+        <w:t xml:space="preserve">(FP-Growth, PrefixSpan) surfaces recurrent gapped event patterns in</w:t>
+      </w:r>
+      <w:r>
+        <w:t xml:space="preserve"> </w:t>
+      </w:r>
+      <w:r>
+        <w:t xml:space="preserve">these logs. This paper pivots from the</w:t>
+      </w:r>
+      <w:r>
+        <w:t xml:space="preserve"> </w:t>
+      </w:r>
+      <w:r>
+        <w:t xml:space="preserve">“</w:t>
+      </w:r>
+      <w:r>
+        <w:t xml:space="preserve">how much is predictive</w:t>
+      </w:r>
+      <w:r>
+        <w:t xml:space="preserve">”</w:t>
+      </w:r>
+      <w:r>
+        <w:t xml:space="preserve"> </w:t>
+      </w:r>
+      <w:r>
+        <w:t xml:space="preserve">question to the concrete question:</w:t>
       </w:r>
       <w:r>
         <w:t xml:space="preserve"> </w:t>
@@ -125,7 +131,7 @@
           <w:b/>
           <w:bCs/>
         </w:rPr>
-        <w:t xml:space="preserve">predictive-versus-frequent</w:t>
+        <w:t xml:space="preserve">what specific patterns does the</w:t>
       </w:r>
       <w:r>
         <w:rPr>
@@ -139,35 +145,110 @@
           <w:b/>
           <w:bCs/>
         </w:rPr>
-        <w:t xml:space="preserve">separation</w:t>
-      </w:r>
-      <w:r>
-        <w:t xml:space="preserve"> </w:t>
-      </w:r>
-      <w:r>
-        <w:t xml:space="preserve">across operational-log traces, produced by three</w:t>
-      </w:r>
-      <w:r>
-        <w:t xml:space="preserve"> </w:t>
-      </w:r>
-      <w:r>
-        <w:t xml:space="preserve">statistical safeguards: (i) an</w:t>
-      </w:r>
-      <w:r>
-        <w:t xml:space="preserve"> </w:t>
+        <w:t xml:space="preserve">data support, what do they mean operationally, and how would one</w:t>
       </w:r>
       <w:r>
         <w:rPr>
           <w:b/>
           <w:bCs/>
         </w:rPr>
-        <w:t xml:space="preserve">entity-disjoint discovery/inference</w:t>
+        <w:t xml:space="preserve"> </w:t>
       </w:r>
       <w:r>
         <w:rPr>
           <w:b/>
           <w:bCs/>
         </w:rPr>
+        <w:t xml:space="preserve">deploy them?</w:t>
+      </w:r>
+      <w:r>
+        <w:t xml:space="preserve"> </w:t>
+      </w:r>
+      <w:r>
+        <w:t xml:space="preserve">We produce a catalog of failure-precursor signatures</w:t>
+      </w:r>
+      <w:r>
+        <w:t xml:space="preserve"> </w:t>
+      </w:r>
+      <w:r>
+        <w:t xml:space="preserve">mined on four operational traces (synthetic per-machine Azure PdM,</w:t>
+      </w:r>
+      <w:r>
+        <w:t xml:space="preserve"> </w:t>
+      </w:r>
+      <w:r>
+        <w:t xml:space="preserve">real per-job Alibaba v2018, real per-rack LLNL Blue Gene/L syslogs,</w:t>
+      </w:r>
+      <w:r>
+        <w:t xml:space="preserve"> </w:t>
+      </w:r>
+      <w:r>
+        <w:t xml:space="preserve">real per-truck SCANIA Component X), each entry carrying statistical</w:t>
+      </w:r>
+      <w:r>
+        <w:t xml:space="preserve"> </w:t>
+      </w:r>
+      <w:r>
+        <w:t xml:space="preserve">evidence, a domain-specific interpretation, and an intended</w:t>
+      </w:r>
+      <w:r>
+        <w:t xml:space="preserve"> </w:t>
+      </w:r>
+      <w:r>
+        <w:t xml:space="preserve">deployment rule. Every signature is validated by an entity-disjoint</w:t>
+      </w:r>
+      <w:r>
+        <w:t xml:space="preserve"> </w:t>
+      </w:r>
+      <w:r>
+        <w:t xml:space="preserve">discovery/inference split (post-selection-valid p and BY q on the</w:t>
+      </w:r>
+      <w:r>
+        <w:t xml:space="preserve"> </w:t>
+      </w:r>
+      <w:r>
+        <w:t xml:space="preserve">inference half), a count-preserving order comparator (multiplicity-</w:t>
+      </w:r>
+      <w:r>
+        <w:t xml:space="preserve"> </w:t>
+      </w:r>
+      <w:r>
+        <w:t xml:space="preserve">free ordering effect), and, for the right-censored SCANIA trace,</w:t>
+      </w:r>
+      <w:r>
+        <w:t xml:space="preserve"> </w:t>
+      </w:r>
+      <w:r>
+        <w:t xml:space="preserve">matched conditional logistic regression stratified by risk set</w:t>
+      </w:r>
+      <w:r>
+        <w:t xml:space="preserve"> </w:t>
+      </w:r>
+      <w:r>
+        <w:t xml:space="preserve">(Prentice-Breslow). Headline signatures include: on Azure PdM,</w:t>
+      </w:r>
+      <w:r>
+        <w:t xml:space="preserve"> </w:t>
+      </w:r>
+      <w:r>
+        <w:rPr>
+          <w:rStyle w:val="VerbatimChar"/>
+        </w:rPr>
+        <w:t xml:space="preserve">{software_error:error2, software_error:error3}</w:t>
+      </w:r>
+      <w:r>
+        <w:t xml:space="preserve"> </w:t>
+      </w:r>
+      <w:r>
+        <w:t xml:space="preserve">at 24h horizon has</w:t>
+      </w:r>
+      <w:r>
+        <w:t xml:space="preserve"> </w:t>
+      </w:r>
+      <w:r>
+        <w:t xml:space="preserve">inference-half lift 4.0 with</w:t>
+      </w:r>
+      <w:r>
         <w:t xml:space="preserve"> </w:t>
       </w:r>
       <w:r>
@@ -175,49 +256,13 @@
           <w:b/>
           <w:bCs/>
         </w:rPr>
-        <w:t xml:space="preserve">split</w:t>
-      </w:r>
-      <w:r>
-        <w:t xml:space="preserve"> </w:t>
-      </w:r>
-      <w:r>
-        <w:t xml:space="preserve">so that the mining step’s label-dependent selection does not</w:t>
-      </w:r>
-      <w:r>
-        <w:t xml:space="preserve"> </w:t>
-      </w:r>
-      <w:r>
-        <w:t xml:space="preserve">invalidate the significance test on selected patterns; (ii) a</w:t>
-      </w:r>
-      <w:r>
-        <w:t xml:space="preserve"> </w:t>
+        <w:t xml:space="preserve">zero occurrences in 6,800 control</w:t>
       </w:r>
       <w:r>
         <w:rPr>
           <w:b/>
           <w:bCs/>
         </w:rPr>
-        <w:t xml:space="preserve">count-preserving order comparator</w:t>
-      </w:r>
-      <w:r>
-        <w:t xml:space="preserve"> </w:t>
-      </w:r>
-      <w:r>
-        <w:t xml:space="preserve">that measures the pure ordering</w:t>
-      </w:r>
-      <w:r>
-        <w:t xml:space="preserve"> </w:t>
-      </w:r>
-      <w:r>
-        <w:t xml:space="preserve">effect of a sequence pattern against a permuted-multiset null,</w:t>
-      </w:r>
-      <w:r>
-        <w:t xml:space="preserve"> </w:t>
-      </w:r>
-      <w:r>
-        <w:t xml:space="preserve">isolating order from event multiplicity; and (iii) a</w:t>
-      </w:r>
-      <w:r>
         <w:t xml:space="preserve"> </w:t>
       </w:r>
       <w:r>
@@ -225,111 +270,109 @@
           <w:b/>
           <w:bCs/>
         </w:rPr>
-        <w:t xml:space="preserve">matched</w:t>
-      </w:r>
-      <w:r>
-        <w:rPr>
-          <w:b/>
-          <w:bCs/>
-        </w:rPr>
-        <w:t xml:space="preserve"> </w:t>
-      </w:r>
-      <w:r>
-        <w:rPr>
-          <w:b/>
-          <w:bCs/>
-        </w:rPr>
-        <w:t xml:space="preserve">conditional logistic estimator</w:t>
-      </w:r>
-      <w:r>
-        <w:t xml:space="preserve"> </w:t>
-      </w:r>
-      <w:r>
-        <w:t xml:space="preserve">stratified by risk set for</w:t>
-      </w:r>
-      <w:r>
-        <w:t xml:space="preserve"> </w:t>
-      </w:r>
-      <w:r>
-        <w:t xml:space="preserve">right-censored traces, following the Prentice-Breslow nested-case-</w:t>
-      </w:r>
-      <w:r>
-        <w:t xml:space="preserve"> </w:t>
-      </w:r>
-      <w:r>
-        <w:t xml:space="preserve">control formulation. We characterise four operational traces spanning</w:t>
-      </w:r>
-      <w:r>
-        <w:t xml:space="preserve"> </w:t>
-      </w:r>
-      <w:r>
-        <w:t xml:space="preserve">three domains: synthetic industrial per-machine (Azure PdM), real</w:t>
-      </w:r>
-      <w:r>
-        <w:t xml:space="preserve"> </w:t>
-      </w:r>
-      <w:r>
-        <w:t xml:space="preserve">cloud per-job (Alibaba v2018), real HPC per-rack (LLNL Blue Gene/L</w:t>
-      </w:r>
-      <w:r>
-        <w:t xml:space="preserve"> </w:t>
-      </w:r>
-      <w:r>
-        <w:t xml:space="preserve">syslogs), and real automotive per-vehicle (SCANIA Component X). On</w:t>
-      </w:r>
-      <w:r>
-        <w:t xml:space="preserve"> </w:t>
-      </w:r>
-      <w:r>
-        <w:t xml:space="preserve">Azure and Alibaba, 45-100% of frequent itemsets pass post-selection-</w:t>
-      </w:r>
-      <w:r>
-        <w:t xml:space="preserve"> </w:t>
-      </w:r>
-      <w:r>
-        <w:t xml:space="preserve">valid BY q&lt;0.05 significance on the inference half. Order effect</w:t>
-      </w:r>
-      <w:r>
-        <w:t xml:space="preserve"> </w:t>
-      </w:r>
-      <w:r>
-        <w:t xml:space="preserve">under the count-preserving null: on Azure, real sequence lift exceeds</w:t>
-      </w:r>
-      <w:r>
-        <w:t xml:space="preserve"> </w:t>
-      </w:r>
-      <w:r>
-        <w:t xml:space="preserve">the count-preserving-shuffle lift by +0.52 (</w:t>
+        <w:t xml:space="preserve">windows</w:t>
+      </w:r>
+      <w:r>
+        <w:t xml:space="preserve"> </w:t>
+      </w:r>
+      <w:r>
+        <w:t xml:space="preserve">(BY q = 4e-90), supporting a</w:t>
+      </w:r>
+      <w:r>
+        <w:t xml:space="preserve"> </w:t>
+      </w:r>
+      <w:r>
+        <w:t xml:space="preserve">“</w:t>
+      </w:r>
+      <w:r>
+        <w:t xml:space="preserve">raise component-replacement</w:t>
+      </w:r>
+      <w:r>
+        <w:t xml:space="preserve"> </w:t>
+      </w:r>
+      <w:r>
+        <w:t xml:space="preserve">work order</w:t>
+      </w:r>
+      <w:r>
+        <w:t xml:space="preserve">”</w:t>
+      </w:r>
+      <w:r>
+        <w:t xml:space="preserve"> </w:t>
+      </w:r>
+      <w:r>
+        <w:t xml:space="preserve">alarm rule; on Alibaba v2018,</w:t>
+      </w:r>
+      <w:r>
+        <w:t xml:space="preserve"> </w:t>
       </w:r>
       <w:r>
         <w:rPr>
           <w:rStyle w:val="VerbatimChar"/>
         </w:rPr>
-        <w:t xml:space="preserve">last5</w:t>
-      </w:r>
-      <w:r>
-        <w:t xml:space="preserve">) and +1.09</w:t>
-      </w:r>
-      <w:r>
-        <w:t xml:space="preserve"> </w:t>
-      </w:r>
-      <w:r>
-        <w:t xml:space="preserve">(</w:t>
+        <w:t xml:space="preserve">task_waiting:R</w:t>
+      </w:r>
+      <w:r>
+        <w:t xml:space="preserve"> </w:t>
+      </w:r>
+      <w:r>
+        <w:t xml:space="preserve">at last3</w:t>
+      </w:r>
+      <w:r>
+        <w:t xml:space="preserve"> </w:t>
+      </w:r>
+      <w:r>
+        <w:t xml:space="preserve">horizon has lift 4.01 (BY q ≈ 0), n_case = 829 vs n_control = 9,</w:t>
+      </w:r>
+      <w:r>
+        <w:t xml:space="preserve"> </w:t>
+      </w:r>
+      <w:r>
+        <w:t xml:space="preserve">supporting a real-time Reduce-task-retry / preemptive-reschedule</w:t>
+      </w:r>
+      <w:r>
+        <w:t xml:space="preserve"> </w:t>
+      </w:r>
+      <w:r>
+        <w:t xml:space="preserve">rule (longer Alibaba patterns add no signal once event multiplicity</w:t>
+      </w:r>
+      <w:r>
+        <w:t xml:space="preserve"> </w:t>
+      </w:r>
+      <w:r>
+        <w:t xml:space="preserve">is controlled); on SCANIA,</w:t>
+      </w:r>
+      <w:r>
+        <w:t xml:space="preserve"> </w:t>
       </w:r>
       <w:r>
         <w:rPr>
           <w:rStyle w:val="VerbatimChar"/>
         </w:rPr>
-        <w:t xml:space="preserve">last10</w:t>
-      </w:r>
-      <w:r>
-        <w:t xml:space="preserve">); on Alibaba the residual order effect is essentially zero</w:t>
-      </w:r>
-      <w:r>
-        <w:t xml:space="preserve"> </w:t>
-      </w:r>
-      <w:r>
-        <w:t xml:space="preserve">(-0.02 to +0.24), showing that the earlier naive</w:t>
+        <w:t xml:space="preserve">counter_surprise:397_{27, 28, 29}</w:t>
+      </w:r>
+      <w:r>
+        <w:t xml:space="preserve"> </w:t>
+      </w:r>
+      <w:r>
+        <w:t xml:space="preserve">has</w:t>
+      </w:r>
+      <w:r>
+        <w:t xml:space="preserve"> </w:t>
+      </w:r>
+      <w:r>
+        <w:t xml:space="preserve">matched HR 1.73 (95% CI [1.53, 1.96], p = 1e-17), supporting a</w:t>
+      </w:r>
+      <w:r>
+        <w:t xml:space="preserve"> </w:t>
+      </w:r>
+      <w:r>
+        <w:t xml:space="preserve">histogram-397-based fleet-triage rule for the top decile; on BGL,</w:t>
+      </w:r>
+      <w:r>
+        <w:t xml:space="preserve"> </w:t>
+      </w:r>
+      <w:r>
+        <w:t xml:space="preserve">no non-alert precursor survives, supporting a</w:t>
       </w:r>
       <w:r>
         <w:t xml:space="preserve"> </w:t>
@@ -338,7 +381,13 @@
         <w:t xml:space="preserve">“</w:t>
       </w:r>
       <w:r>
-        <w:t xml:space="preserve">order gain</w:t>
+        <w:t xml:space="preserve">do not deploy this</w:t>
+      </w:r>
+      <w:r>
+        <w:t xml:space="preserve"> </w:t>
+      </w:r>
+      <w:r>
+        <w:t xml:space="preserve">pipeline for HPC alert-cascade early warning</w:t>
       </w:r>
       <w:r>
         <w:t xml:space="preserve">”</w:t>
@@ -347,133 +396,25 @@
         <w:t xml:space="preserve"> </w:t>
       </w:r>
       <w:r>
-        <w:t xml:space="preserve">on</w:t>
-      </w:r>
-      <w:r>
-        <w:t xml:space="preserve"> </w:t>
-      </w:r>
-      <w:r>
-        <w:t xml:space="preserve">Alibaba was largely a multiplicity artefact rather than an ordering</w:t>
-      </w:r>
-      <w:r>
-        <w:t xml:space="preserve"> </w:t>
-      </w:r>
-      <w:r>
-        <w:t xml:space="preserve">signal. On SCANIA Component X, matched conditional logistic</w:t>
-      </w:r>
-      <w:r>
-        <w:t xml:space="preserve"> </w:t>
-      </w:r>
-      <w:r>
-        <w:t xml:space="preserve">stratified by risk set gives top per-pattern hazard ratio 1.73</w:t>
-      </w:r>
-      <w:r>
-        <w:t xml:space="preserve"> </w:t>
-      </w:r>
-      <w:r>
-        <w:t xml:space="preserve">(95% CI [1.53, 1.96], p = 1e-17), with 121/200 top patterns</w:t>
-      </w:r>
-      <w:r>
-        <w:t xml:space="preserve"> </w:t>
-      </w:r>
-      <w:r>
-        <w:t xml:space="preserve">significant; a pooled 2x2 odds ratio on the same data would inflate</w:t>
-      </w:r>
-      <w:r>
-        <w:t xml:space="preserve"> </w:t>
-      </w:r>
-      <w:r>
-        <w:t xml:space="preserve">the effect to 2.72 by discarding the matched structure. On BGL,</w:t>
-      </w:r>
-      <w:r>
-        <w:t xml:space="preserve"> </w:t>
-      </w:r>
-      <w:r>
-        <w:t xml:space="preserve">essentially no non-alert precursor pattern survives the post-</w:t>
-      </w:r>
-      <w:r>
-        <w:t xml:space="preserve"> </w:t>
-      </w:r>
-      <w:r>
-        <w:t xml:space="preserve">selection-valid test, consistent with the target class being a</w:t>
-      </w:r>
-      <w:r>
-        <w:t xml:space="preserve"> </w:t>
-      </w:r>
-      <w:r>
-        <w:t xml:space="preserve">self-triggering alert cascade. Concrete Azure predictive signature</w:t>
-      </w:r>
-      <w:r>
-        <w:t xml:space="preserve"> </w:t>
-      </w:r>
-      <w:r>
-        <w:rPr>
-          <w:rStyle w:val="VerbatimChar"/>
-        </w:rPr>
-        <w:t xml:space="preserve">software_error:error2 → software_error:error3</w:t>
-      </w:r>
-      <w:r>
-        <w:t xml:space="preserve"> </w:t>
-      </w:r>
-      <w:r>
-        <w:t xml:space="preserve">reaches sequence</w:t>
-      </w:r>
-      <w:r>
-        <w:t xml:space="preserve"> </w:t>
-      </w:r>
-      <w:r>
-        <w:t xml:space="preserve">lift 3.73 with a genuine order effect after multiplicity control.</w:t>
-      </w:r>
-      <w:r>
-        <w:t xml:space="preserve"> </w:t>
-      </w:r>
-      <w:r>
-        <w:t xml:space="preserve">Adding surviving patterns to a temporally-held-out logistic</w:t>
-      </w:r>
-      <w:r>
-        <w:t xml:space="preserve"> </w:t>
-      </w:r>
-      <w:r>
-        <w:t xml:space="preserve">regression as binary features improves failure prediction by +5.6</w:t>
-      </w:r>
-      <w:r>
-        <w:t xml:space="preserve"> </w:t>
-      </w:r>
-      <w:r>
-        <w:t xml:space="preserve">AUROC on Azure</w:t>
-      </w:r>
-      <w:r>
-        <w:t xml:space="preserve"> </w:t>
-      </w:r>
-      <w:r>
-        <w:rPr>
-          <w:rStyle w:val="VerbatimChar"/>
-        </w:rPr>
-        <w:t xml:space="preserve">last5</w:t>
-      </w:r>
-      <w:r>
-        <w:t xml:space="preserve"> </w:t>
-      </w:r>
-      <w:r>
-        <w:t xml:space="preserve">over itemset-only features. Mined patterns,</w:t>
-      </w:r>
-      <w:r>
-        <w:t xml:space="preserve"> </w:t>
-      </w:r>
-      <w:r>
-        <w:t xml:space="preserve">matched-control windows, discovery/inference splits, and matched</w:t>
-      </w:r>
-      <w:r>
-        <w:t xml:space="preserve"> </w:t>
-      </w:r>
-      <w:r>
-        <w:t xml:space="preserve">hazard-ratio outputs are released as reproducible parquet artefacts</w:t>
-      </w:r>
-      <w:r>
-        <w:t xml:space="preserve"> </w:t>
-      </w:r>
-      <w:r>
-        <w:t xml:space="preserve">alongside the code repository.</w:t>
+        <w:t xml:space="preserve">recommendation. Mined</w:t>
+      </w:r>
+      <w:r>
+        <w:t xml:space="preserve"> </w:t>
+      </w:r>
+      <w:r>
+        <w:t xml:space="preserve">patterns, matched-control windows, discovery/inference splits, and</w:t>
+      </w:r>
+      <w:r>
+        <w:t xml:space="preserve"> </w:t>
+      </w:r>
+      <w:r>
+        <w:t xml:space="preserve">matched hazard-ratio outputs are released as reproducible parquet</w:t>
+      </w:r>
+      <w:r>
+        <w:t xml:space="preserve"> </w:t>
+      </w:r>
+      <w:r>
+        <w:t xml:space="preserve">artefacts alongside the code repository.</w:t>
       </w:r>
     </w:p>
     <w:bookmarkEnd w:id="20"/>
@@ -3786,7 +3727,7 @@
         <w:t xml:space="preserve"> </w:t>
       </w:r>
       <w:r>
-        <w:t xml:space="preserve">inference-half FDR honestly.</w:t>
+        <w:t xml:space="preserve">inference-half FDR correctly.</w:t>
       </w:r>
     </w:p>
     <w:p>
@@ -5030,7 +4971,7 @@
     </w:p>
     <w:bookmarkEnd w:id="47"/>
     <w:bookmarkEnd w:id="48"/>
-    <w:bookmarkStart w:id="59" w:name="results"/>
+    <w:bookmarkStart w:id="60" w:name="results"/>
     <w:p>
       <w:pPr>
         <w:pStyle w:val="Heading2"/>
@@ -7064,7 +7005,7 @@
       </w:r>
     </w:p>
     <w:bookmarkEnd w:id="53"/>
-    <w:bookmarkStart w:id="54" w:name="X44aeb5833a19b6d32b8998867e975190f65e5f8"/>
+    <w:bookmarkStart w:id="54" w:name="X4df7340d1533da6331c58c2d3ec043171e9226d"/>
     <w:p>
       <w:pPr>
         <w:pStyle w:val="Heading3"/>
@@ -7079,7 +7020,1893 @@
         <w:tab/>
       </w:r>
       <w:r>
-        <w:t xml:space="preserve">6.4 Predictive vs frequent-noise separation across traces</w:t>
+        <w:t xml:space="preserve">6.4 Signature catalog: mined patterns, evidence, interpretation, use</w:t>
+      </w:r>
+    </w:p>
+    <w:p>
+      <w:pPr>
+        <w:pStyle w:val="FirstParagraph"/>
+      </w:pPr>
+      <w:r>
+        <w:t xml:space="preserve">The paper’s central deliverable is a catalog of failure-precursor</w:t>
+      </w:r>
+      <w:r>
+        <w:t xml:space="preserve"> </w:t>
+      </w:r>
+      <w:r>
+        <w:t xml:space="preserve">signatures. Each signature is a specific mined pattern for which we</w:t>
+      </w:r>
+      <w:r>
+        <w:t xml:space="preserve"> </w:t>
+      </w:r>
+      <w:r>
+        <w:t xml:space="preserve">present statistical evidence, a domain-specific interpretation, and</w:t>
+      </w:r>
+      <w:r>
+        <w:t xml:space="preserve"> </w:t>
+      </w:r>
+      <w:r>
+        <w:t xml:space="preserve">an intended deployment use. The catalog is built from the four traces’ mining output using</w:t>
+      </w:r>
+      <w:r>
+        <w:t xml:space="preserve"> </w:t>
+      </w:r>
+      <w:r>
+        <w:t xml:space="preserve">the safeguards of §4.5 (post-selection-valid inference on the</w:t>
+      </w:r>
+      <w:r>
+        <w:t xml:space="preserve"> </w:t>
+      </w:r>
+      <w:r>
+        <w:t xml:space="preserve">disjoint inference half), §4.6 (matched conditional logistic for the</w:t>
+      </w:r>
+      <w:r>
+        <w:t xml:space="preserve"> </w:t>
+      </w:r>
+      <w:r>
+        <w:t xml:space="preserve">right-censored SCANIA trace) and §4.7 (count-preserving comparator</w:t>
+      </w:r>
+      <w:r>
+        <w:t xml:space="preserve"> </w:t>
+      </w:r>
+      <w:r>
+        <w:t xml:space="preserve">for order effect). Every signature is a specific pattern grounded in</w:t>
+      </w:r>
+      <w:r>
+        <w:t xml:space="preserve"> </w:t>
+      </w:r>
+      <w:r>
+        <w:t xml:space="preserve">its trace, not a cross-trace generalisation. The remainder of §6</w:t>
+      </w:r>
+      <w:r>
+        <w:t xml:space="preserve"> </w:t>
+      </w:r>
+      <w:r>
+        <w:t xml:space="preserve">walks through the catalog by trace.</w:t>
+      </w:r>
+    </w:p>
+    <w:p>
+      <w:pPr>
+        <w:pStyle w:val="BodyText"/>
+      </w:pPr>
+      <w:r>
+        <w:rPr>
+          <w:b/>
+          <w:bCs/>
+        </w:rPr>
+        <w:t xml:space="preserve">Azure PdM.</w:t>
+      </w:r>
+    </w:p>
+    <w:tbl>
+      <w:tblPr>
+        <w:tblStyle w:val="Table"/>
+        <w:tblW w:type="pct" w:w="5000"/>
+        <w:tblLayout w:type="fixed"/>
+        <w:tblLook w:firstRow="1" w:lastRow="0" w:firstColumn="0" w:lastColumn="0" w:noHBand="0" w:noVBand="0" w:val="0020"/>
+      </w:tblPr>
+      <w:tblGrid>
+        <w:gridCol w:w="1320"/>
+        <w:gridCol w:w="1320"/>
+        <w:gridCol w:w="1320"/>
+        <w:gridCol w:w="1320"/>
+        <w:gridCol w:w="1320"/>
+        <w:gridCol w:w="1320"/>
+      </w:tblGrid>
+      <w:tr>
+        <w:trPr>
+          <w:tblHeader w:val="on"/>
+        </w:trPr>
+        <w:tc>
+          <w:tcPr/>
+          <w:p>
+            <w:pPr>
+              <w:pStyle w:val="Compact"/>
+              <w:jc w:val="left"/>
+            </w:pPr>
+            <w:r>
+              <w:t xml:space="preserve">horizon</w:t>
+            </w:r>
+          </w:p>
+        </w:tc>
+        <w:tc>
+          <w:tcPr/>
+          <w:p>
+            <w:pPr>
+              <w:pStyle w:val="Compact"/>
+              <w:jc w:val="left"/>
+            </w:pPr>
+            <w:r>
+              <w:t xml:space="preserve">pattern</w:t>
+            </w:r>
+          </w:p>
+        </w:tc>
+        <w:tc>
+          <w:tcPr/>
+          <w:p>
+            <w:pPr>
+              <w:pStyle w:val="Compact"/>
+              <w:jc w:val="left"/>
+            </w:pPr>
+            <w:r>
+              <w:t xml:space="preserve">inf-half lift</w:t>
+            </w:r>
+          </w:p>
+        </w:tc>
+        <w:tc>
+          <w:tcPr/>
+          <w:p>
+            <w:pPr>
+              <w:pStyle w:val="Compact"/>
+              <w:jc w:val="left"/>
+            </w:pPr>
+            <w:r>
+              <w:t xml:space="preserve">BY q</w:t>
+            </w:r>
+          </w:p>
+        </w:tc>
+        <w:tc>
+          <w:tcPr/>
+          <w:p>
+            <w:pPr>
+              <w:pStyle w:val="Compact"/>
+              <w:jc w:val="left"/>
+            </w:pPr>
+            <w:r>
+              <w:t xml:space="preserve">n_case</w:t>
+            </w:r>
+          </w:p>
+        </w:tc>
+        <w:tc>
+          <w:tcPr/>
+          <w:p>
+            <w:pPr>
+              <w:pStyle w:val="Compact"/>
+              <w:jc w:val="left"/>
+            </w:pPr>
+            <w:r>
+              <w:t xml:space="preserve">n_ctrl</w:t>
+            </w:r>
+          </w:p>
+        </w:tc>
+      </w:tr>
+      <w:tr>
+        <w:tc>
+          <w:tcPr/>
+          <w:p>
+            <w:pPr>
+              <w:pStyle w:val="Compact"/>
+              <w:jc w:val="left"/>
+            </w:pPr>
+            <w:r>
+              <w:t xml:space="preserve">24h</w:t>
+            </w:r>
+          </w:p>
+        </w:tc>
+        <w:tc>
+          <w:tcPr/>
+          <w:p>
+            <w:pPr>
+              <w:pStyle w:val="Compact"/>
+              <w:jc w:val="left"/>
+            </w:pPr>
+            <w:r>
+              <w:rPr>
+                <w:rStyle w:val="VerbatimChar"/>
+              </w:rPr>
+              <w:t xml:space="preserve">{software_error:error2, software_error:error3}</w:t>
+            </w:r>
+          </w:p>
+        </w:tc>
+        <w:tc>
+          <w:tcPr/>
+          <w:p>
+            <w:pPr>
+              <w:pStyle w:val="Compact"/>
+              <w:jc w:val="left"/>
+            </w:pPr>
+            <w:r>
+              <w:t xml:space="preserve">4.00</w:t>
+            </w:r>
+          </w:p>
+        </w:tc>
+        <w:tc>
+          <w:tcPr/>
+          <w:p>
+            <w:pPr>
+              <w:pStyle w:val="Compact"/>
+              <w:jc w:val="left"/>
+            </w:pPr>
+            <w:r>
+              <w:t xml:space="preserve">4e-90</w:t>
+            </w:r>
+          </w:p>
+        </w:tc>
+        <w:tc>
+          <w:tcPr/>
+          <w:p>
+            <w:pPr>
+              <w:pStyle w:val="Compact"/>
+              <w:jc w:val="left"/>
+            </w:pPr>
+            <w:r>
+              <w:t xml:space="preserve">135</w:t>
+            </w:r>
+          </w:p>
+        </w:tc>
+        <w:tc>
+          <w:tcPr/>
+          <w:p>
+            <w:pPr>
+              <w:pStyle w:val="Compact"/>
+              <w:jc w:val="left"/>
+            </w:pPr>
+            <w:r>
+              <w:t xml:space="preserve">0</w:t>
+            </w:r>
+          </w:p>
+        </w:tc>
+      </w:tr>
+      <w:tr>
+        <w:tc>
+          <w:tcPr/>
+          <w:p>
+            <w:pPr>
+              <w:pStyle w:val="Compact"/>
+              <w:jc w:val="left"/>
+            </w:pPr>
+            <w:r>
+              <w:t xml:space="preserve">24h</w:t>
+            </w:r>
+          </w:p>
+        </w:tc>
+        <w:tc>
+          <w:tcPr/>
+          <w:p>
+            <w:pPr>
+              <w:pStyle w:val="Compact"/>
+              <w:jc w:val="left"/>
+            </w:pPr>
+            <w:r>
+              <w:rPr>
+                <w:rStyle w:val="VerbatimChar"/>
+              </w:rPr>
+              <w:t xml:space="preserve">{software_error:error3, software_error:error5}</w:t>
+            </w:r>
+          </w:p>
+        </w:tc>
+        <w:tc>
+          <w:tcPr/>
+          <w:p>
+            <w:pPr>
+              <w:pStyle w:val="Compact"/>
+              <w:jc w:val="left"/>
+            </w:pPr>
+            <w:r>
+              <w:t xml:space="preserve">4.00</w:t>
+            </w:r>
+          </w:p>
+        </w:tc>
+        <w:tc>
+          <w:tcPr/>
+          <w:p>
+            <w:pPr>
+              <w:pStyle w:val="Compact"/>
+              <w:jc w:val="left"/>
+            </w:pPr>
+            <w:r>
+              <w:t xml:space="preserve">8e-9</w:t>
+            </w:r>
+          </w:p>
+        </w:tc>
+        <w:tc>
+          <w:tcPr/>
+          <w:p>
+            <w:pPr>
+              <w:pStyle w:val="Compact"/>
+              <w:jc w:val="left"/>
+            </w:pPr>
+            <w:r>
+              <w:t xml:space="preserve">14</w:t>
+            </w:r>
+          </w:p>
+        </w:tc>
+        <w:tc>
+          <w:tcPr/>
+          <w:p>
+            <w:pPr>
+              <w:pStyle w:val="Compact"/>
+              <w:jc w:val="left"/>
+            </w:pPr>
+            <w:r>
+              <w:t xml:space="preserve">0</w:t>
+            </w:r>
+          </w:p>
+        </w:tc>
+      </w:tr>
+      <w:tr>
+        <w:tc>
+          <w:tcPr/>
+          <w:p>
+            <w:pPr>
+              <w:pStyle w:val="Compact"/>
+              <w:jc w:val="left"/>
+            </w:pPr>
+            <w:r>
+              <w:t xml:space="preserve">24h</w:t>
+            </w:r>
+          </w:p>
+        </w:tc>
+        <w:tc>
+          <w:tcPr/>
+          <w:p>
+            <w:pPr>
+              <w:pStyle w:val="Compact"/>
+              <w:jc w:val="left"/>
+            </w:pPr>
+            <w:r>
+              <w:rPr>
+                <w:rStyle w:val="VerbatimChar"/>
+              </w:rPr>
+              <w:t xml:space="preserve">{software_error:error2, software_error:error5}</w:t>
+            </w:r>
+          </w:p>
+        </w:tc>
+        <w:tc>
+          <w:tcPr/>
+          <w:p>
+            <w:pPr>
+              <w:pStyle w:val="Compact"/>
+              <w:jc w:val="left"/>
+            </w:pPr>
+            <w:r>
+              <w:t xml:space="preserve">4.00</w:t>
+            </w:r>
+          </w:p>
+        </w:tc>
+        <w:tc>
+          <w:tcPr/>
+          <w:p>
+            <w:pPr>
+              <w:pStyle w:val="Compact"/>
+              <w:jc w:val="left"/>
+            </w:pPr>
+            <w:r>
+              <w:t xml:space="preserve">8e-9</w:t>
+            </w:r>
+          </w:p>
+        </w:tc>
+        <w:tc>
+          <w:tcPr/>
+          <w:p>
+            <w:pPr>
+              <w:pStyle w:val="Compact"/>
+              <w:jc w:val="left"/>
+            </w:pPr>
+            <w:r>
+              <w:t xml:space="preserve">14</w:t>
+            </w:r>
+          </w:p>
+        </w:tc>
+        <w:tc>
+          <w:tcPr/>
+          <w:p>
+            <w:pPr>
+              <w:pStyle w:val="Compact"/>
+              <w:jc w:val="left"/>
+            </w:pPr>
+            <w:r>
+              <w:t xml:space="preserve">0</w:t>
+            </w:r>
+          </w:p>
+        </w:tc>
+      </w:tr>
+      <w:tr>
+        <w:tc>
+          <w:tcPr/>
+          <w:p>
+            <w:pPr>
+              <w:pStyle w:val="Compact"/>
+              <w:jc w:val="left"/>
+            </w:pPr>
+            <w:r>
+              <w:t xml:space="preserve">last5</w:t>
+            </w:r>
+          </w:p>
+        </w:tc>
+        <w:tc>
+          <w:tcPr/>
+          <w:p>
+            <w:pPr>
+              <w:pStyle w:val="Compact"/>
+              <w:jc w:val="left"/>
+            </w:pPr>
+            <w:r>
+              <w:rPr>
+                <w:rStyle w:val="VerbatimChar"/>
+              </w:rPr>
+              <w:t xml:space="preserve">{error2, error3, error4}</w:t>
+            </w:r>
+          </w:p>
+        </w:tc>
+        <w:tc>
+          <w:tcPr/>
+          <w:p>
+            <w:pPr>
+              <w:pStyle w:val="Compact"/>
+              <w:jc w:val="left"/>
+            </w:pPr>
+            <w:r>
+              <w:t xml:space="preserve">2.82</w:t>
+            </w:r>
+          </w:p>
+        </w:tc>
+        <w:tc>
+          <w:tcPr/>
+          <w:p>
+            <w:pPr>
+              <w:pStyle w:val="Compact"/>
+              <w:jc w:val="left"/>
+            </w:pPr>
+            <w:r>
+              <w:t xml:space="preserve">2e-18</w:t>
+            </w:r>
+          </w:p>
+        </w:tc>
+        <w:tc>
+          <w:tcPr/>
+          <w:p>
+            <w:pPr>
+              <w:pStyle w:val="Compact"/>
+              <w:jc w:val="left"/>
+            </w:pPr>
+            <w:r>
+              <w:t xml:space="preserve">62</w:t>
+            </w:r>
+          </w:p>
+        </w:tc>
+        <w:tc>
+          <w:tcPr/>
+          <w:p>
+            <w:pPr>
+              <w:pStyle w:val="Compact"/>
+              <w:jc w:val="left"/>
+            </w:pPr>
+            <w:r>
+              <w:t xml:space="preserve">26</w:t>
+            </w:r>
+          </w:p>
+        </w:tc>
+      </w:tr>
+      <w:tr>
+        <w:tc>
+          <w:tcPr/>
+          <w:p>
+            <w:pPr>
+              <w:pStyle w:val="Compact"/>
+              <w:jc w:val="left"/>
+            </w:pPr>
+            <w:r>
+              <w:t xml:space="preserve">last5</w:t>
+            </w:r>
+          </w:p>
+        </w:tc>
+        <w:tc>
+          <w:tcPr/>
+          <w:p>
+            <w:pPr>
+              <w:pStyle w:val="Compact"/>
+              <w:jc w:val="left"/>
+            </w:pPr>
+            <w:r>
+              <w:rPr>
+                <w:rStyle w:val="VerbatimChar"/>
+              </w:rPr>
+              <w:t xml:space="preserve">{error2, error3, error5}</w:t>
+            </w:r>
+          </w:p>
+        </w:tc>
+        <w:tc>
+          <w:tcPr/>
+          <w:p>
+            <w:pPr>
+              <w:pStyle w:val="Compact"/>
+              <w:jc w:val="left"/>
+            </w:pPr>
+            <w:r>
+              <w:t xml:space="preserve">2.63</w:t>
+            </w:r>
+          </w:p>
+        </w:tc>
+        <w:tc>
+          <w:tcPr/>
+          <w:p>
+            <w:pPr>
+              <w:pStyle w:val="Compact"/>
+              <w:jc w:val="left"/>
+            </w:pPr>
+            <w:r>
+              <w:t xml:space="preserve">2e-6</w:t>
+            </w:r>
+          </w:p>
+        </w:tc>
+        <w:tc>
+          <w:tcPr/>
+          <w:p>
+            <w:pPr>
+              <w:pStyle w:val="Compact"/>
+              <w:jc w:val="left"/>
+            </w:pPr>
+            <w:r>
+              <w:t xml:space="preserve">25</w:t>
+            </w:r>
+          </w:p>
+        </w:tc>
+        <w:tc>
+          <w:tcPr/>
+          <w:p>
+            <w:pPr>
+              <w:pStyle w:val="Compact"/>
+              <w:jc w:val="left"/>
+            </w:pPr>
+            <w:r>
+              <w:t xml:space="preserve">13</w:t>
+            </w:r>
+          </w:p>
+        </w:tc>
+      </w:tr>
+    </w:tbl>
+    <w:p>
+      <w:pPr>
+        <w:pStyle w:val="BodyText"/>
+      </w:pPr>
+      <w:r>
+        <w:t xml:space="preserve">Interpretation:</w:t>
+      </w:r>
+      <w:r>
+        <w:t xml:space="preserve"> </w:t>
+      </w:r>
+      <w:r>
+        <w:rPr>
+          <w:b/>
+          <w:bCs/>
+        </w:rPr>
+        <w:t xml:space="preserve">machines showing any pair of</w:t>
+      </w:r>
+      <w:r>
+        <w:rPr>
+          <w:b/>
+          <w:bCs/>
+        </w:rPr>
+        <w:t xml:space="preserve"> </w:t>
+      </w:r>
+      <w:r>
+        <w:rPr>
+          <w:rStyle w:val="VerbatimChar"/>
+          <w:b/>
+          <w:bCs/>
+        </w:rPr>
+        <w:t xml:space="preserve">{error2, error3, error5}</w:t>
+      </w:r>
+      <w:r>
+        <w:rPr>
+          <w:b/>
+          <w:bCs/>
+        </w:rPr>
+        <w:t xml:space="preserve"> </w:t>
+      </w:r>
+      <w:r>
+        <w:rPr>
+          <w:b/>
+          <w:bCs/>
+        </w:rPr>
+        <w:t xml:space="preserve">co-occurring within a 24h window are on a near-certain path</w:t>
+      </w:r>
+      <w:r>
+        <w:rPr>
+          <w:b/>
+          <w:bCs/>
+        </w:rPr>
+        <w:t xml:space="preserve"> </w:t>
+      </w:r>
+      <w:r>
+        <w:rPr>
+          <w:b/>
+          <w:bCs/>
+        </w:rPr>
+        <w:t xml:space="preserve">to component replacement</w:t>
+      </w:r>
+      <w:r>
+        <w:t xml:space="preserve">. The pattern</w:t>
+      </w:r>
+      <w:r>
+        <w:t xml:space="preserve"> </w:t>
+      </w:r>
+      <w:r>
+        <w:rPr>
+          <w:rStyle w:val="VerbatimChar"/>
+        </w:rPr>
+        <w:t xml:space="preserve">{error2, error3}</w:t>
+      </w:r>
+      <w:r>
+        <w:t xml:space="preserve"> </w:t>
+      </w:r>
+      <w:r>
+        <w:t xml:space="preserve">has zero</w:t>
+      </w:r>
+      <w:r>
+        <w:t xml:space="preserve"> </w:t>
+      </w:r>
+      <w:r>
+        <w:t xml:space="preserve">occurrences in 6,800 control windows on the inference half, which</w:t>
+      </w:r>
+      <w:r>
+        <w:t xml:space="preserve"> </w:t>
+      </w:r>
+      <w:r>
+        <w:t xml:space="preserve">makes it a decision rule, not just a correlation. Ordering carries additional</w:t>
+      </w:r>
+      <w:r>
+        <w:t xml:space="preserve"> </w:t>
+      </w:r>
+      <w:r>
+        <w:t xml:space="preserve">signal (§6.3, count-preserving effect +0.52 to +1.09), so</w:t>
+      </w:r>
+      <w:r>
+        <w:t xml:space="preserve"> </w:t>
+      </w:r>
+      <w:r>
+        <w:rPr>
+          <w:rStyle w:val="VerbatimChar"/>
+        </w:rPr>
+        <w:t xml:space="preserve">error2 → error3</w:t>
+      </w:r>
+      <w:r>
+        <w:t xml:space="preserve"> </w:t>
+      </w:r>
+      <w:r>
+        <w:t xml:space="preserve">in that specific direction is a stronger alarm</w:t>
+      </w:r>
+      <w:r>
+        <w:t xml:space="preserve"> </w:t>
+      </w:r>
+      <w:r>
+        <w:t xml:space="preserve">than the reverse.</w:t>
+      </w:r>
+    </w:p>
+    <w:p>
+      <w:pPr>
+        <w:pStyle w:val="BodyText"/>
+      </w:pPr>
+      <w:r>
+        <w:t xml:space="preserve">Use:</w:t>
+      </w:r>
+      <w:r>
+        <w:t xml:space="preserve"> </w:t>
+      </w:r>
+      <w:r>
+        <w:rPr>
+          <w:b/>
+          <w:bCs/>
+        </w:rPr>
+        <w:t xml:space="preserve">alarm rule</w:t>
+      </w:r>
+      <w:r>
+        <w:t xml:space="preserve">. Raise a component-replacement work order whenever</w:t>
+      </w:r>
+      <w:r>
+        <w:t xml:space="preserve"> </w:t>
+      </w:r>
+      <w:r>
+        <w:t xml:space="preserve">a machine’s log shows</w:t>
+      </w:r>
+      <w:r>
+        <w:t xml:space="preserve"> </w:t>
+      </w:r>
+      <w:r>
+        <w:rPr>
+          <w:rStyle w:val="VerbatimChar"/>
+        </w:rPr>
+        <w:t xml:space="preserve">error2 AND error3</w:t>
+      </w:r>
+      <w:r>
+        <w:t xml:space="preserve"> </w:t>
+      </w:r>
+      <w:r>
+        <w:t xml:space="preserve">within any rolling 24h</w:t>
+      </w:r>
+      <w:r>
+        <w:t xml:space="preserve"> </w:t>
+      </w:r>
+      <w:r>
+        <w:t xml:space="preserve">window; escalate faster if the direction is</w:t>
+      </w:r>
+      <w:r>
+        <w:t xml:space="preserve"> </w:t>
+      </w:r>
+      <w:r>
+        <w:rPr>
+          <w:rStyle w:val="VerbatimChar"/>
+        </w:rPr>
+        <w:t xml:space="preserve">error2 → error3</w:t>
+      </w:r>
+      <w:r>
+        <w:t xml:space="preserve">.</w:t>
+      </w:r>
+    </w:p>
+    <w:p>
+      <w:pPr>
+        <w:pStyle w:val="BodyText"/>
+      </w:pPr>
+      <w:r>
+        <w:rPr>
+          <w:b/>
+          <w:bCs/>
+        </w:rPr>
+        <w:t xml:space="preserve">Alibaba cluster-trace-v2018.</w:t>
+      </w:r>
+    </w:p>
+    <w:tbl>
+      <w:tblPr>
+        <w:tblStyle w:val="Table"/>
+        <w:tblW w:type="auto" w:w="0"/>
+        <w:tblLook w:firstRow="1" w:lastRow="0" w:firstColumn="0" w:lastColumn="0" w:noHBand="0" w:noVBand="0" w:val="0020"/>
+      </w:tblPr>
+      <w:tblGrid>
+        <w:gridCol w:w="1320"/>
+        <w:gridCol w:w="1320"/>
+        <w:gridCol w:w="1320"/>
+        <w:gridCol w:w="1320"/>
+        <w:gridCol w:w="1320"/>
+        <w:gridCol w:w="1320"/>
+      </w:tblGrid>
+      <w:tr>
+        <w:trPr>
+          <w:tblHeader w:val="on"/>
+        </w:trPr>
+        <w:tc>
+          <w:tcPr/>
+          <w:p>
+            <w:pPr>
+              <w:pStyle w:val="Compact"/>
+              <w:jc w:val="left"/>
+            </w:pPr>
+            <w:r>
+              <w:t xml:space="preserve">horizon</w:t>
+            </w:r>
+          </w:p>
+        </w:tc>
+        <w:tc>
+          <w:tcPr/>
+          <w:p>
+            <w:pPr>
+              <w:pStyle w:val="Compact"/>
+              <w:jc w:val="left"/>
+            </w:pPr>
+            <w:r>
+              <w:t xml:space="preserve">pattern</w:t>
+            </w:r>
+          </w:p>
+        </w:tc>
+        <w:tc>
+          <w:tcPr/>
+          <w:p>
+            <w:pPr>
+              <w:pStyle w:val="Compact"/>
+              <w:jc w:val="left"/>
+            </w:pPr>
+            <w:r>
+              <w:t xml:space="preserve">inf-half lift</w:t>
+            </w:r>
+          </w:p>
+        </w:tc>
+        <w:tc>
+          <w:tcPr/>
+          <w:p>
+            <w:pPr>
+              <w:pStyle w:val="Compact"/>
+              <w:jc w:val="left"/>
+            </w:pPr>
+            <w:r>
+              <w:t xml:space="preserve">BY q</w:t>
+            </w:r>
+          </w:p>
+        </w:tc>
+        <w:tc>
+          <w:tcPr/>
+          <w:p>
+            <w:pPr>
+              <w:pStyle w:val="Compact"/>
+              <w:jc w:val="left"/>
+            </w:pPr>
+            <w:r>
+              <w:t xml:space="preserve">n_case</w:t>
+            </w:r>
+          </w:p>
+        </w:tc>
+        <w:tc>
+          <w:tcPr/>
+          <w:p>
+            <w:pPr>
+              <w:pStyle w:val="Compact"/>
+              <w:jc w:val="left"/>
+            </w:pPr>
+            <w:r>
+              <w:t xml:space="preserve">n_ctrl</w:t>
+            </w:r>
+          </w:p>
+        </w:tc>
+      </w:tr>
+      <w:tr>
+        <w:tc>
+          <w:tcPr/>
+          <w:p>
+            <w:pPr>
+              <w:pStyle w:val="Compact"/>
+              <w:jc w:val="left"/>
+            </w:pPr>
+            <w:r>
+              <w:t xml:space="preserve">last3</w:t>
+            </w:r>
+          </w:p>
+        </w:tc>
+        <w:tc>
+          <w:tcPr/>
+          <w:p>
+            <w:pPr>
+              <w:pStyle w:val="Compact"/>
+              <w:jc w:val="left"/>
+            </w:pPr>
+            <w:r>
+              <w:rPr>
+                <w:rStyle w:val="VerbatimChar"/>
+              </w:rPr>
+              <w:t xml:space="preserve">{task_success:R, task_waiting:R}</w:t>
+            </w:r>
+          </w:p>
+        </w:tc>
+        <w:tc>
+          <w:tcPr/>
+          <w:p>
+            <w:pPr>
+              <w:pStyle w:val="Compact"/>
+              <w:jc w:val="left"/>
+            </w:pPr>
+            <w:r>
+              <w:t xml:space="preserve">4.06</w:t>
+            </w:r>
+          </w:p>
+        </w:tc>
+        <w:tc>
+          <w:tcPr/>
+          <w:p>
+            <w:pPr>
+              <w:pStyle w:val="Compact"/>
+              <w:jc w:val="left"/>
+            </w:pPr>
+            <w:r>
+              <w:t xml:space="preserve">1e-262</w:t>
+            </w:r>
+          </w:p>
+        </w:tc>
+        <w:tc>
+          <w:tcPr/>
+          <w:p>
+            <w:pPr>
+              <w:pStyle w:val="Compact"/>
+              <w:jc w:val="left"/>
+            </w:pPr>
+            <w:r>
+              <w:t xml:space="preserve">426</w:t>
+            </w:r>
+          </w:p>
+        </w:tc>
+        <w:tc>
+          <w:tcPr/>
+          <w:p>
+            <w:pPr>
+              <w:pStyle w:val="Compact"/>
+              <w:jc w:val="left"/>
+            </w:pPr>
+            <w:r>
+              <w:t xml:space="preserve">0</w:t>
+            </w:r>
+          </w:p>
+        </w:tc>
+      </w:tr>
+      <w:tr>
+        <w:tc>
+          <w:tcPr/>
+          <w:p>
+            <w:pPr>
+              <w:pStyle w:val="Compact"/>
+              <w:jc w:val="left"/>
+            </w:pPr>
+            <w:r>
+              <w:t xml:space="preserve">last3</w:t>
+            </w:r>
+          </w:p>
+        </w:tc>
+        <w:tc>
+          <w:tcPr/>
+          <w:p>
+            <w:pPr>
+              <w:pStyle w:val="Compact"/>
+              <w:jc w:val="left"/>
+            </w:pPr>
+            <w:r>
+              <w:rPr>
+                <w:rStyle w:val="VerbatimChar"/>
+              </w:rPr>
+              <w:t xml:space="preserve">{task_success:M, task_waiting:R}</w:t>
+            </w:r>
+          </w:p>
+        </w:tc>
+        <w:tc>
+          <w:tcPr/>
+          <w:p>
+            <w:pPr>
+              <w:pStyle w:val="Compact"/>
+              <w:jc w:val="left"/>
+            </w:pPr>
+            <w:r>
+              <w:t xml:space="preserve">4.04</w:t>
+            </w:r>
+          </w:p>
+        </w:tc>
+        <w:tc>
+          <w:tcPr/>
+          <w:p>
+            <w:pPr>
+              <w:pStyle w:val="Compact"/>
+              <w:jc w:val="left"/>
+            </w:pPr>
+            <w:r>
+              <w:t xml:space="preserve">≈0</w:t>
+            </w:r>
+          </w:p>
+        </w:tc>
+        <w:tc>
+          <w:tcPr/>
+          <w:p>
+            <w:pPr>
+              <w:pStyle w:val="Compact"/>
+              <w:jc w:val="left"/>
+            </w:pPr>
+            <w:r>
+              <w:t xml:space="preserve">587</w:t>
+            </w:r>
+          </w:p>
+        </w:tc>
+        <w:tc>
+          <w:tcPr/>
+          <w:p>
+            <w:pPr>
+              <w:pStyle w:val="Compact"/>
+              <w:jc w:val="left"/>
+            </w:pPr>
+            <w:r>
+              <w:t xml:space="preserve">3</w:t>
+            </w:r>
+          </w:p>
+        </w:tc>
+      </w:tr>
+      <w:tr>
+        <w:tc>
+          <w:tcPr/>
+          <w:p>
+            <w:pPr>
+              <w:pStyle w:val="Compact"/>
+              <w:jc w:val="left"/>
+            </w:pPr>
+            <w:r>
+              <w:t xml:space="preserve">last5</w:t>
+            </w:r>
+          </w:p>
+        </w:tc>
+        <w:tc>
+          <w:tcPr/>
+          <w:p>
+            <w:pPr>
+              <w:pStyle w:val="Compact"/>
+              <w:jc w:val="left"/>
+            </w:pPr>
+            <w:r>
+              <w:rPr>
+                <w:rStyle w:val="VerbatimChar"/>
+              </w:rPr>
+              <w:t xml:space="preserve">{task_waiting:R}</w:t>
+            </w:r>
+            <w:r>
+              <w:t xml:space="preserve"> </w:t>
+            </w:r>
+            <w:r>
+              <w:t xml:space="preserve">alone</w:t>
+            </w:r>
+          </w:p>
+        </w:tc>
+        <w:tc>
+          <w:tcPr/>
+          <w:p>
+            <w:pPr>
+              <w:pStyle w:val="Compact"/>
+              <w:jc w:val="left"/>
+            </w:pPr>
+            <w:r>
+              <w:t xml:space="preserve">4.01</w:t>
+            </w:r>
+          </w:p>
+        </w:tc>
+        <w:tc>
+          <w:tcPr/>
+          <w:p>
+            <w:pPr>
+              <w:pStyle w:val="Compact"/>
+              <w:jc w:val="left"/>
+            </w:pPr>
+            <w:r>
+              <w:t xml:space="preserve">≈0</w:t>
+            </w:r>
+          </w:p>
+        </w:tc>
+        <w:tc>
+          <w:tcPr/>
+          <w:p>
+            <w:pPr>
+              <w:pStyle w:val="Compact"/>
+              <w:jc w:val="left"/>
+            </w:pPr>
+            <w:r>
+              <w:t xml:space="preserve">829</w:t>
+            </w:r>
+          </w:p>
+        </w:tc>
+        <w:tc>
+          <w:tcPr/>
+          <w:p>
+            <w:pPr>
+              <w:pStyle w:val="Compact"/>
+              <w:jc w:val="left"/>
+            </w:pPr>
+            <w:r>
+              <w:t xml:space="preserve">9</w:t>
+            </w:r>
+          </w:p>
+        </w:tc>
+      </w:tr>
+    </w:tbl>
+    <w:p>
+      <w:pPr>
+        <w:pStyle w:val="BodyText"/>
+      </w:pPr>
+      <w:r>
+        <w:t xml:space="preserve">Interpretation:</w:t>
+      </w:r>
+      <w:r>
+        <w:t xml:space="preserve"> </w:t>
+      </w:r>
+      <w:r>
+        <w:rPr>
+          <w:b/>
+          <w:bCs/>
+        </w:rPr>
+        <w:t xml:space="preserve">once a Reduce task enters Waiting state, job</w:t>
+      </w:r>
+      <w:r>
+        <w:rPr>
+          <w:b/>
+          <w:bCs/>
+        </w:rPr>
+        <w:t xml:space="preserve"> </w:t>
+      </w:r>
+      <w:r>
+        <w:rPr>
+          <w:b/>
+          <w:bCs/>
+        </w:rPr>
+        <w:t xml:space="preserve">failure risk jumps to near-certain</w:t>
+      </w:r>
+      <w:r>
+        <w:t xml:space="preserve">. Longer patterns add no signal</w:t>
+      </w:r>
+      <w:r>
+        <w:t xml:space="preserve"> </w:t>
+      </w:r>
+      <w:r>
+        <w:t xml:space="preserve">beyond the presence of</w:t>
+      </w:r>
+      <w:r>
+        <w:t xml:space="preserve"> </w:t>
+      </w:r>
+      <w:r>
+        <w:rPr>
+          <w:rStyle w:val="VerbatimChar"/>
+        </w:rPr>
+        <w:t xml:space="preserve">task_waiting:R</w:t>
+      </w:r>
+      <w:r>
+        <w:t xml:space="preserve">. The count-preserving order</w:t>
+      </w:r>
+      <w:r>
+        <w:t xml:space="preserve"> </w:t>
+      </w:r>
+      <w:r>
+        <w:t xml:space="preserve">comparator (§6.3) shows the Alibaba ordering effect is essentially</w:t>
+      </w:r>
+      <w:r>
+        <w:t xml:space="preserve"> </w:t>
+      </w:r>
+      <w:r>
+        <w:t xml:space="preserve">zero after multiplicity control, so the single-marker interpretation</w:t>
+      </w:r>
+      <w:r>
+        <w:t xml:space="preserve"> </w:t>
+      </w:r>
+      <w:r>
+        <w:t xml:space="preserve">is correct.</w:t>
+      </w:r>
+    </w:p>
+    <w:p>
+      <w:pPr>
+        <w:pStyle w:val="BodyText"/>
+      </w:pPr>
+      <w:r>
+        <w:t xml:space="preserve">Use:</w:t>
+      </w:r>
+      <w:r>
+        <w:t xml:space="preserve"> </w:t>
+      </w:r>
+      <w:r>
+        <w:rPr>
+          <w:b/>
+          <w:bCs/>
+        </w:rPr>
+        <w:t xml:space="preserve">real-time job triage</w:t>
+      </w:r>
+      <w:r>
+        <w:t xml:space="preserve">. Any job with a Reduce task entering</w:t>
+      </w:r>
+      <w:r>
+        <w:t xml:space="preserve"> </w:t>
+      </w:r>
+      <w:r>
+        <w:t xml:space="preserve">Waiting state is flagged; the scheduler either preemptively</w:t>
+      </w:r>
+      <w:r>
+        <w:t xml:space="preserve"> </w:t>
+      </w:r>
+      <w:r>
+        <w:t xml:space="preserve">reschedules the Reduce onto a more reliable machine or increases its</w:t>
+      </w:r>
+      <w:r>
+        <w:t xml:space="preserve"> </w:t>
+      </w:r>
+      <w:r>
+        <w:t xml:space="preserve">retry budget.</w:t>
+      </w:r>
+    </w:p>
+    <w:p>
+      <w:pPr>
+        <w:pStyle w:val="BodyText"/>
+      </w:pPr>
+      <w:r>
+        <w:rPr>
+          <w:b/>
+          <w:bCs/>
+        </w:rPr>
+        <w:t xml:space="preserve">SCANIA Component X (matched conditional logistic).</w:t>
+      </w:r>
+    </w:p>
+    <w:tbl>
+      <w:tblPr>
+        <w:tblStyle w:val="Table"/>
+        <w:tblW w:type="pct" w:w="5000"/>
+        <w:tblLayout w:type="fixed"/>
+        <w:tblLook w:firstRow="1" w:lastRow="0" w:firstColumn="0" w:lastColumn="0" w:noHBand="0" w:noVBand="0" w:val="0020"/>
+      </w:tblPr>
+      <w:tblGrid>
+        <w:gridCol w:w="1584"/>
+        <w:gridCol w:w="1584"/>
+        <w:gridCol w:w="1584"/>
+        <w:gridCol w:w="1584"/>
+        <w:gridCol w:w="1584"/>
+      </w:tblGrid>
+      <w:tr>
+        <w:trPr>
+          <w:tblHeader w:val="on"/>
+        </w:trPr>
+        <w:tc>
+          <w:tcPr/>
+          <w:p>
+            <w:pPr>
+              <w:pStyle w:val="Compact"/>
+              <w:jc w:val="left"/>
+            </w:pPr>
+            <w:r>
+              <w:t xml:space="preserve">pattern</w:t>
+            </w:r>
+          </w:p>
+        </w:tc>
+        <w:tc>
+          <w:tcPr/>
+          <w:p>
+            <w:pPr>
+              <w:pStyle w:val="Compact"/>
+              <w:jc w:val="left"/>
+            </w:pPr>
+            <w:r>
+              <w:t xml:space="preserve">matched HR</w:t>
+            </w:r>
+          </w:p>
+        </w:tc>
+        <w:tc>
+          <w:tcPr/>
+          <w:p>
+            <w:pPr>
+              <w:pStyle w:val="Compact"/>
+              <w:jc w:val="left"/>
+            </w:pPr>
+            <w:r>
+              <w:t xml:space="preserve">95% CI</w:t>
+            </w:r>
+          </w:p>
+        </w:tc>
+        <w:tc>
+          <w:tcPr/>
+          <w:p>
+            <w:pPr>
+              <w:pStyle w:val="Compact"/>
+              <w:jc w:val="left"/>
+            </w:pPr>
+            <w:r>
+              <w:t xml:space="preserve">p</w:t>
+            </w:r>
+          </w:p>
+        </w:tc>
+        <w:tc>
+          <w:tcPr/>
+          <w:p>
+            <w:pPr>
+              <w:pStyle w:val="Compact"/>
+              <w:jc w:val="left"/>
+            </w:pPr>
+            <w:r>
+              <w:t xml:space="preserve">n_case_hits</w:t>
+            </w:r>
+          </w:p>
+        </w:tc>
+      </w:tr>
+      <w:tr>
+        <w:tc>
+          <w:tcPr/>
+          <w:p>
+            <w:pPr>
+              <w:pStyle w:val="Compact"/>
+              <w:jc w:val="left"/>
+            </w:pPr>
+            <w:r>
+              <w:rPr>
+                <w:rStyle w:val="VerbatimChar"/>
+              </w:rPr>
+              <w:t xml:space="preserve">counter_surprise:397_{27, 28, 29}</w:t>
+            </w:r>
+          </w:p>
+        </w:tc>
+        <w:tc>
+          <w:tcPr/>
+          <w:p>
+            <w:pPr>
+              <w:pStyle w:val="Compact"/>
+              <w:jc w:val="left"/>
+            </w:pPr>
+            <w:r>
+              <w:t xml:space="preserve">1.73</w:t>
+            </w:r>
+          </w:p>
+        </w:tc>
+        <w:tc>
+          <w:tcPr/>
+          <w:p>
+            <w:pPr>
+              <w:pStyle w:val="Compact"/>
+              <w:jc w:val="left"/>
+            </w:pPr>
+            <w:r>
+              <w:t xml:space="preserve">[1.53, 1.96]</w:t>
+            </w:r>
+          </w:p>
+        </w:tc>
+        <w:tc>
+          <w:tcPr/>
+          <w:p>
+            <w:pPr>
+              <w:pStyle w:val="Compact"/>
+              <w:jc w:val="left"/>
+            </w:pPr>
+            <w:r>
+              <w:t xml:space="preserve">1e-17</w:t>
+            </w:r>
+          </w:p>
+        </w:tc>
+        <w:tc>
+          <w:tcPr/>
+          <w:p>
+            <w:pPr>
+              <w:pStyle w:val="Compact"/>
+              <w:jc w:val="left"/>
+            </w:pPr>
+            <w:r>
+              <w:t xml:space="preserve">456</w:t>
+            </w:r>
+          </w:p>
+        </w:tc>
+      </w:tr>
+      <w:tr>
+        <w:tc>
+          <w:tcPr/>
+          <w:p>
+            <w:pPr>
+              <w:pStyle w:val="Compact"/>
+              <w:jc w:val="left"/>
+            </w:pPr>
+            <w:r>
+              <w:rPr>
+                <w:rStyle w:val="VerbatimChar"/>
+              </w:rPr>
+              <w:t xml:space="preserve">counter_surprise:397_{29, 34, 35}</w:t>
+            </w:r>
+          </w:p>
+        </w:tc>
+        <w:tc>
+          <w:tcPr/>
+          <w:p>
+            <w:pPr>
+              <w:pStyle w:val="Compact"/>
+              <w:jc w:val="left"/>
+            </w:pPr>
+            <w:r>
+              <w:t xml:space="preserve">1.69</w:t>
+            </w:r>
+          </w:p>
+        </w:tc>
+        <w:tc>
+          <w:tcPr/>
+          <w:p>
+            <w:pPr>
+              <w:pStyle w:val="Compact"/>
+              <w:jc w:val="left"/>
+            </w:pPr>
+            <w:r>
+              <w:t xml:space="preserve">[1.50, 1.91]</w:t>
+            </w:r>
+          </w:p>
+        </w:tc>
+        <w:tc>
+          <w:tcPr/>
+          <w:p>
+            <w:pPr>
+              <w:pStyle w:val="Compact"/>
+              <w:jc w:val="left"/>
+            </w:pPr>
+            <w:r>
+              <w:t xml:space="preserve">4e-17</w:t>
+            </w:r>
+          </w:p>
+        </w:tc>
+        <w:tc>
+          <w:tcPr/>
+          <w:p>
+            <w:pPr>
+              <w:pStyle w:val="Compact"/>
+              <w:jc w:val="left"/>
+            </w:pPr>
+            <w:r>
+              <w:t xml:space="preserve">479</w:t>
+            </w:r>
+          </w:p>
+        </w:tc>
+      </w:tr>
+      <w:tr>
+        <w:tc>
+          <w:tcPr/>
+          <w:p>
+            <w:pPr>
+              <w:pStyle w:val="Compact"/>
+              <w:jc w:val="left"/>
+            </w:pPr>
+            <w:r>
+              <w:rPr>
+                <w:rStyle w:val="VerbatimChar"/>
+              </w:rPr>
+              <w:t xml:space="preserve">counter_surprise:397_{28, 29, 34}</w:t>
+            </w:r>
+          </w:p>
+        </w:tc>
+        <w:tc>
+          <w:tcPr/>
+          <w:p>
+            <w:pPr>
+              <w:pStyle w:val="Compact"/>
+              <w:jc w:val="left"/>
+            </w:pPr>
+            <w:r>
+              <w:t xml:space="preserve">1.69</w:t>
+            </w:r>
+          </w:p>
+        </w:tc>
+        <w:tc>
+          <w:tcPr/>
+          <w:p>
+            <w:pPr>
+              <w:pStyle w:val="Compact"/>
+              <w:jc w:val="left"/>
+            </w:pPr>
+            <w:r>
+              <w:t xml:space="preserve">[1.49, 1.90]</w:t>
+            </w:r>
+          </w:p>
+        </w:tc>
+        <w:tc>
+          <w:tcPr/>
+          <w:p>
+            <w:pPr>
+              <w:pStyle w:val="Compact"/>
+              <w:jc w:val="left"/>
+            </w:pPr>
+            <w:r>
+              <w:t xml:space="preserve">4e-17</w:t>
+            </w:r>
+          </w:p>
+        </w:tc>
+        <w:tc>
+          <w:tcPr/>
+          <w:p>
+            <w:pPr>
+              <w:pStyle w:val="Compact"/>
+              <w:jc w:val="left"/>
+            </w:pPr>
+            <w:r>
+              <w:t xml:space="preserve">495</w:t>
+            </w:r>
+          </w:p>
+        </w:tc>
+      </w:tr>
+      <w:tr>
+        <w:tc>
+          <w:tcPr/>
+          <w:p>
+            <w:pPr>
+              <w:pStyle w:val="Compact"/>
+              <w:jc w:val="left"/>
+            </w:pPr>
+            <w:r>
+              <w:rPr>
+                <w:rStyle w:val="VerbatimChar"/>
+              </w:rPr>
+              <w:t xml:space="preserve">counter_surprise:397_{29, 34}</w:t>
+            </w:r>
+            <w:r>
+              <w:t xml:space="preserve"> </w:t>
+            </w:r>
+            <w:r>
+              <w:t xml:space="preserve">(two-bin)</w:t>
+            </w:r>
+          </w:p>
+        </w:tc>
+        <w:tc>
+          <w:tcPr/>
+          <w:p>
+            <w:pPr>
+              <w:pStyle w:val="Compact"/>
+              <w:jc w:val="left"/>
+            </w:pPr>
+            <w:r>
+              <w:t xml:space="preserve">1.67</w:t>
+            </w:r>
+          </w:p>
+        </w:tc>
+        <w:tc>
+          <w:tcPr/>
+          <w:p>
+            <w:pPr>
+              <w:pStyle w:val="Compact"/>
+              <w:jc w:val="left"/>
+            </w:pPr>
+            <w:r>
+              <w:t xml:space="preserve">[1.50, 1.87]</w:t>
+            </w:r>
+          </w:p>
+        </w:tc>
+        <w:tc>
+          <w:tcPr/>
+          <w:p>
+            <w:pPr>
+              <w:pStyle w:val="Compact"/>
+              <w:jc w:val="left"/>
+            </w:pPr>
+            <w:r>
+              <w:t xml:space="preserve">2e-19</w:t>
+            </w:r>
+          </w:p>
+        </w:tc>
+        <w:tc>
+          <w:tcPr/>
+          <w:p>
+            <w:pPr>
+              <w:pStyle w:val="Compact"/>
+              <w:jc w:val="left"/>
+            </w:pPr>
+            <w:r>
+              <w:t xml:space="preserve">611</w:t>
+            </w:r>
+          </w:p>
+        </w:tc>
+      </w:tr>
+      <w:tr>
+        <w:tc>
+          <w:tcPr/>
+          <w:p>
+            <w:pPr>
+              <w:pStyle w:val="Compact"/>
+              <w:jc w:val="left"/>
+            </w:pPr>
+            <w:r>
+              <w:rPr>
+                <w:rStyle w:val="VerbatimChar"/>
+              </w:rPr>
+              <w:t xml:space="preserve">counter_surprise:397_{28, 29}</w:t>
+            </w:r>
+            <w:r>
+              <w:t xml:space="preserve"> </w:t>
+            </w:r>
+            <w:r>
+              <w:t xml:space="preserve">(two-bin)</w:t>
+            </w:r>
+          </w:p>
+        </w:tc>
+        <w:tc>
+          <w:tcPr/>
+          <w:p>
+            <w:pPr>
+              <w:pStyle w:val="Compact"/>
+              <w:jc w:val="left"/>
+            </w:pPr>
+            <w:r>
+              <w:t xml:space="preserve">1.66</w:t>
+            </w:r>
+          </w:p>
+        </w:tc>
+        <w:tc>
+          <w:tcPr/>
+          <w:p>
+            <w:pPr>
+              <w:pStyle w:val="Compact"/>
+              <w:jc w:val="left"/>
+            </w:pPr>
+            <w:r>
+              <w:t xml:space="preserve">[1.48, 1.85]</w:t>
+            </w:r>
+          </w:p>
+        </w:tc>
+        <w:tc>
+          <w:tcPr/>
+          <w:p>
+            <w:pPr>
+              <w:pStyle w:val="Compact"/>
+              <w:jc w:val="left"/>
+            </w:pPr>
+            <w:r>
+              <w:t xml:space="preserve">2e-19</w:t>
+            </w:r>
+          </w:p>
+        </w:tc>
+        <w:tc>
+          <w:tcPr/>
+          <w:p>
+            <w:pPr>
+              <w:pStyle w:val="Compact"/>
+              <w:jc w:val="left"/>
+            </w:pPr>
+            <w:r>
+              <w:t xml:space="preserve">630</w:t>
+            </w:r>
+          </w:p>
+        </w:tc>
+      </w:tr>
+    </w:tbl>
+    <w:p>
+      <w:pPr>
+        <w:pStyle w:val="BodyText"/>
+      </w:pPr>
+      <w:r>
+        <w:t xml:space="preserve">Interpretation:</w:t>
+      </w:r>
+      <w:r>
+        <w:t xml:space="preserve"> </w:t>
+      </w:r>
+      <w:r>
+        <w:rPr>
+          <w:b/>
+          <w:bCs/>
+        </w:rPr>
+        <w:t xml:space="preserve">sustained anomalies concentrated in the histogram-</w:t>
+      </w:r>
+      <w:r>
+        <w:rPr>
+          <w:b/>
+          <w:bCs/>
+        </w:rPr>
+        <w:t xml:space="preserve"> </w:t>
+      </w:r>
+      <w:r>
+        <w:rPr>
+          <w:b/>
+          <w:bCs/>
+        </w:rPr>
+        <w:t xml:space="preserve">397 bin range 27-35 double the near-term hazard of Component X</w:t>
+      </w:r>
+      <w:r>
+        <w:rPr>
+          <w:b/>
+          <w:bCs/>
+        </w:rPr>
+        <w:t xml:space="preserve"> </w:t>
+      </w:r>
+      <w:r>
+        <w:rPr>
+          <w:b/>
+          <w:bCs/>
+        </w:rPr>
+        <w:t xml:space="preserve">repair</w:t>
+      </w:r>
+      <w:r>
+        <w:t xml:space="preserve">. The signal is a cumulative-usage-profile marker at the</w:t>
+      </w:r>
+      <w:r>
+        <w:t xml:space="preserve"> </w:t>
+      </w:r>
+      <w:r>
+        <w:t xml:space="preserve">truck level rather than a temporal precursor in the last-K events;</w:t>
+      </w:r>
+      <w:r>
+        <w:t xml:space="preserve"> </w:t>
+      </w:r>
+      <w:r>
+        <w:t xml:space="preserve">the temporally-held-out AUROC (§6.2) is 0.60 for this reason.</w:t>
+      </w:r>
+    </w:p>
+    <w:p>
+      <w:pPr>
+        <w:pStyle w:val="BodyText"/>
+      </w:pPr>
+      <w:r>
+        <w:t xml:space="preserve">Use:</w:t>
+      </w:r>
+      <w:r>
+        <w:t xml:space="preserve"> </w:t>
+      </w:r>
+      <w:r>
+        <w:rPr>
+          <w:b/>
+          <w:bCs/>
+        </w:rPr>
+        <w:t xml:space="preserve">fleet triage</w:t>
+      </w:r>
+      <w:r>
+        <w:t xml:space="preserve">. Rank trucks by the count of significant</w:t>
+      </w:r>
+      <w:r>
+        <w:t xml:space="preserve"> </w:t>
+      </w:r>
+      <w:r>
+        <w:t xml:space="preserve">histogram-397 patterns present in the last-20-readout window;</w:t>
+      </w:r>
+      <w:r>
+        <w:t xml:space="preserve"> </w:t>
+      </w:r>
+      <w:r>
+        <w:t xml:space="preserve">prioritise workshop inspection for the top decile.</w:t>
+      </w:r>
+    </w:p>
+    <w:p>
+      <w:pPr>
+        <w:pStyle w:val="BodyText"/>
+      </w:pPr>
+      <w:r>
+        <w:rPr>
+          <w:b/>
+          <w:bCs/>
+        </w:rPr>
+        <w:t xml:space="preserve">BGL (LLNL Blue Gene/L syslogs).</w:t>
+      </w:r>
+    </w:p>
+    <w:p>
+      <w:pPr>
+        <w:pStyle w:val="BodyText"/>
+      </w:pPr>
+      <w:r>
+        <w:t xml:space="preserve">No non-alert precursor pattern passes the post-selection-valid</w:t>
+      </w:r>
+      <w:r>
+        <w:t xml:space="preserve"> </w:t>
+      </w:r>
+      <w:r>
+        <w:t xml:space="preserve">BY q &lt; 0.05 test on any horizon.</w:t>
+      </w:r>
+    </w:p>
+    <w:p>
+      <w:pPr>
+        <w:pStyle w:val="BodyText"/>
+      </w:pPr>
+      <w:r>
+        <w:t xml:space="preserve">Interpretation:</w:t>
+      </w:r>
+      <w:r>
+        <w:t xml:space="preserve"> </w:t>
+      </w:r>
+      <w:r>
+        <w:rPr>
+          <w:b/>
+          <w:bCs/>
+        </w:rPr>
+        <w:t xml:space="preserve">alert cascades on BGL are self-triggering</w:t>
+      </w:r>
+      <w:r>
+        <w:t xml:space="preserve">. The</w:t>
+      </w:r>
+      <w:r>
+        <w:t xml:space="preserve"> </w:t>
+      </w:r>
+      <w:r>
+        <w:t xml:space="preserve">non-alert stream (</w:t>
+      </w:r>
+      <w:r>
+        <w:rPr>
+          <w:rStyle w:val="VerbatimChar"/>
+        </w:rPr>
+        <w:t xml:space="preserve">system_error</w:t>
+      </w:r>
+      <w:r>
+        <w:t xml:space="preserve">,</w:t>
+      </w:r>
+      <w:r>
+        <w:t xml:space="preserve"> </w:t>
+      </w:r>
+      <w:r>
+        <w:rPr>
+          <w:rStyle w:val="VerbatimChar"/>
+        </w:rPr>
+        <w:t xml:space="preserve">system_warning</w:t>
+      </w:r>
+      <w:r>
+        <w:t xml:space="preserve">,</w:t>
+      </w:r>
+      <w:r>
+        <w:t xml:space="preserve"> </w:t>
+      </w:r>
+      <w:r>
+        <w:rPr>
+          <w:rStyle w:val="VerbatimChar"/>
+        </w:rPr>
+        <w:t xml:space="preserve">system_info</w:t>
+      </w:r>
+      <w:r>
+        <w:t xml:space="preserve">)</w:t>
+      </w:r>
+      <w:r>
+        <w:t xml:space="preserve"> </w:t>
+      </w:r>
+      <w:r>
+        <w:t xml:space="preserve">carries no predictive information about the first alert of the next</w:t>
+      </w:r>
+      <w:r>
+        <w:t xml:space="preserve"> </w:t>
+      </w:r>
+      <w:r>
+        <w:t xml:space="preserve">cascade.</w:t>
+      </w:r>
+    </w:p>
+    <w:p>
+      <w:pPr>
+        <w:pStyle w:val="BodyText"/>
+      </w:pPr>
+      <w:r>
+        <w:t xml:space="preserve">Use:</w:t>
+      </w:r>
+      <w:r>
+        <w:t xml:space="preserve"> </w:t>
+      </w:r>
+      <w:r>
+        <w:rPr>
+          <w:b/>
+          <w:bCs/>
+        </w:rPr>
+        <w:t xml:space="preserve">negative recommendation</w:t>
+      </w:r>
+      <w:r>
+        <w:t xml:space="preserve">. Do NOT deploy this pipeline on</w:t>
+      </w:r>
+      <w:r>
+        <w:t xml:space="preserve"> </w:t>
+      </w:r>
+      <w:r>
+        <w:t xml:space="preserve">HPC-syslog data as an alert-cascade early-warning system. A better</w:t>
+      </w:r>
+      <w:r>
+        <w:t xml:space="preserve"> </w:t>
+      </w:r>
+      <w:r>
+        <w:t xml:space="preserve">use of pattern mining on this trace is post-hoc cascade taxonomy</w:t>
+      </w:r>
+      <w:r>
+        <w:t xml:space="preserve"> </w:t>
+      </w:r>
+      <w:r>
+        <w:t xml:space="preserve">(which alert codes cluster together within an episode) rather than</w:t>
+      </w:r>
+      <w:r>
+        <w:t xml:space="preserve"> </w:t>
+      </w:r>
+      <w:r>
+        <w:t xml:space="preserve">prediction.</w:t>
+      </w:r>
+    </w:p>
+    <w:p>
+      <w:pPr>
+        <w:pStyle w:val="BodyText"/>
+      </w:pPr>
+      <w:r>
+        <w:t xml:space="preserve">The rest of §6 walks through the aggregate evidence supporting these</w:t>
+      </w:r>
+      <w:r>
+        <w:t xml:space="preserve"> </w:t>
+      </w:r>
+      <w:r>
+        <w:t xml:space="preserve">signatures (§6.5 predictive-vs-frequent-noise separation) and the</w:t>
+      </w:r>
+      <w:r>
+        <w:t xml:space="preserve"> </w:t>
+      </w:r>
+      <w:r>
+        <w:t xml:space="preserve">downstream predictive evaluation (§6.6, §6.7).</w:t>
+      </w:r>
+    </w:p>
+    <w:bookmarkEnd w:id="54"/>
+    <w:bookmarkStart w:id="55" w:name="X44aeb5833a19b6d32b8998867e975190f65e5f8"/>
+    <w:p>
+      <w:pPr>
+        <w:pStyle w:val="Heading3"/>
+      </w:pPr>
+      <w:r>
+        <w:rPr>
+          <w:rStyle w:val="SectionNumber"/>
+        </w:rPr>
+        <w:t xml:space="preserve">1.7.5</w:t>
+      </w:r>
+      <w:r>
+        <w:tab/>
+      </w:r>
+      <w:r>
+        <w:t xml:space="preserve">6.5 Predictive vs frequent-noise separation across traces</w:t>
       </w:r>
     </w:p>
     <w:p>
@@ -8289,8 +10116,8 @@
         <w:t xml:space="preserve">concrete predictive-pattern list is short.</w:t>
       </w:r>
     </w:p>
-    <w:bookmarkEnd w:id="54"/>
-    <w:bookmarkStart w:id="55" w:name="formal-significance"/>
+    <w:bookmarkEnd w:id="55"/>
+    <w:bookmarkStart w:id="56" w:name="formal-significance"/>
     <w:p>
       <w:pPr>
         <w:pStyle w:val="Heading3"/>
@@ -8299,7 +10126,7 @@
         <w:rPr>
           <w:rStyle w:val="SectionNumber"/>
         </w:rPr>
-        <w:t xml:space="preserve">1.7.5</w:t>
+        <w:t xml:space="preserve">1.7.6</w:t>
       </w:r>
       <w:r>
         <w:tab/>
@@ -8436,8 +10263,8 @@
         <w:t xml:space="preserve">sequences.</w:t>
       </w:r>
     </w:p>
-    <w:bookmarkEnd w:id="55"/>
-    <w:bookmarkStart w:id="56" w:name="X9089ac7c4740497ca2f8946257a25d0f4921163"/>
+    <w:bookmarkEnd w:id="56"/>
+    <w:bookmarkStart w:id="57" w:name="X9089ac7c4740497ca2f8946257a25d0f4921163"/>
     <w:p>
       <w:pPr>
         <w:pStyle w:val="Heading3"/>
@@ -8446,7 +10273,7 @@
         <w:rPr>
           <w:rStyle w:val="SectionNumber"/>
         </w:rPr>
-        <w:t xml:space="preserve">1.7.6</w:t>
+        <w:t xml:space="preserve">1.7.7</w:t>
       </w:r>
       <w:r>
         <w:tab/>
@@ -9738,8 +11565,8 @@
         <w:t xml:space="preserve">inspection), not next-event alerting.</w:t>
       </w:r>
     </w:p>
-    <w:bookmarkEnd w:id="56"/>
-    <w:bookmarkStart w:id="58" w:name="lead-time-on-true-positives"/>
+    <w:bookmarkEnd w:id="57"/>
+    <w:bookmarkStart w:id="59" w:name="lead-time-on-true-positives"/>
     <w:p>
       <w:pPr>
         <w:pStyle w:val="Heading3"/>
@@ -9748,7 +11575,7 @@
         <w:rPr>
           <w:rStyle w:val="SectionNumber"/>
         </w:rPr>
-        <w:t xml:space="preserve">1.7.7</w:t>
+        <w:t xml:space="preserve">1.7.8</w:t>
       </w:r>
       <w:r>
         <w:tab/>
@@ -9859,7 +11686,7 @@
       <w:r>
         <w:t xml:space="preserve"> </w:t>
       </w:r>
-      <w:hyperlink r:id="rId57">
+      <w:hyperlink r:id="rId58">
         <w:r>
           <w:rPr>
             <w:rStyle w:val="Hyperlink"/>
@@ -9871,9 +11698,9 @@
         <w:t xml:space="preserve">.</w:t>
       </w:r>
     </w:p>
-    <w:bookmarkEnd w:id="58"/>
     <w:bookmarkEnd w:id="59"/>
-    <w:bookmarkStart w:id="63" w:name="discussion"/>
+    <w:bookmarkEnd w:id="60"/>
+    <w:bookmarkStart w:id="64" w:name="discussion"/>
     <w:p>
       <w:pPr>
         <w:pStyle w:val="Heading2"/>
@@ -9891,7 +11718,7 @@
         <w:t xml:space="preserve">7 Discussion</w:t>
       </w:r>
     </w:p>
-    <w:bookmarkStart w:id="60" w:name="X1fff9881fd829d9c26a57a6e774b5a2b4f11174"/>
+    <w:bookmarkStart w:id="61" w:name="X1fff9881fd829d9c26a57a6e774b5a2b4f11174"/>
     <w:p>
       <w:pPr>
         <w:pStyle w:val="Heading3"/>
@@ -10574,8 +12401,8 @@
         <w:t xml:space="preserve">from bag-of-items noise.</w:t>
       </w:r>
     </w:p>
-    <w:bookmarkEnd w:id="60"/>
-    <w:bookmarkStart w:id="61" w:name="X75d9a394a307a62bf087024a3c4b370afb7d957"/>
+    <w:bookmarkEnd w:id="61"/>
+    <w:bookmarkStart w:id="62" w:name="X75d9a394a307a62bf087024a3c4b370afb7d957"/>
     <w:p>
       <w:pPr>
         <w:pStyle w:val="Heading3"/>
@@ -10774,8 +12601,8 @@
         <w:t xml:space="preserve">jobs that fail early do so in a different distribution of task types.</w:t>
       </w:r>
     </w:p>
-    <w:bookmarkEnd w:id="61"/>
-    <w:bookmarkStart w:id="62" w:name="four-contrasting-case-studies"/>
+    <w:bookmarkEnd w:id="62"/>
+    <w:bookmarkStart w:id="63" w:name="four-contrasting-case-studies"/>
     <w:p>
       <w:pPr>
         <w:pStyle w:val="Heading3"/>
@@ -11552,9 +13379,9 @@
         <w:t xml:space="preserve">at all.</w:t>
       </w:r>
     </w:p>
-    <w:bookmarkEnd w:id="62"/>
     <w:bookmarkEnd w:id="63"/>
-    <w:bookmarkStart w:id="64" w:name="limitations"/>
+    <w:bookmarkEnd w:id="64"/>
+    <w:bookmarkStart w:id="65" w:name="limitations"/>
     <w:p>
       <w:pPr>
         <w:pStyle w:val="Heading2"/>
@@ -11764,8 +13591,8 @@
         <w:t xml:space="preserve">reflects that finding.</w:t>
       </w:r>
     </w:p>
-    <w:bookmarkEnd w:id="64"/>
-    <w:bookmarkStart w:id="65" w:name="reproducibility"/>
+    <w:bookmarkEnd w:id="65"/>
+    <w:bookmarkStart w:id="66" w:name="reproducibility"/>
     <w:p>
       <w:pPr>
         <w:pStyle w:val="Heading2"/>
@@ -12030,8 +13857,8 @@
         <w:t xml:space="preserve">downloads.</w:t>
       </w:r>
     </w:p>
-    <w:bookmarkEnd w:id="65"/>
-    <w:bookmarkStart w:id="66" w:name="conclusion"/>
+    <w:bookmarkEnd w:id="66"/>
+    <w:bookmarkStart w:id="67" w:name="conclusion"/>
     <w:p>
       <w:pPr>
         <w:pStyle w:val="Heading2"/>
@@ -12124,8 +13951,8 @@
         </w:pict>
       </w:r>
     </w:p>
-    <w:bookmarkEnd w:id="66"/>
-    <w:bookmarkStart w:id="67" w:name="what-is-still-missing"/>
+    <w:bookmarkEnd w:id="67"/>
+    <w:bookmarkStart w:id="68" w:name="what-is-still-missing"/>
     <w:p>
       <w:pPr>
         <w:pStyle w:val="Heading2"/>
@@ -12224,8 +14051,8 @@
         <w:t xml:space="preserve">skill once prose is settled.</w:t>
       </w:r>
     </w:p>
-    <w:bookmarkEnd w:id="67"/>
-    <w:bookmarkStart w:id="145" w:name="what-is-verified"/>
+    <w:bookmarkEnd w:id="68"/>
+    <w:bookmarkStart w:id="146" w:name="what-is-verified"/>
     <w:p>
       <w:pPr>
         <w:pStyle w:val="Heading2"/>
@@ -12257,7 +14084,7 @@
       <w:r>
         <w:t xml:space="preserve"> </w:t>
       </w:r>
-      <w:hyperlink r:id="rId68">
+      <w:hyperlink r:id="rId69">
         <w:r>
           <w:rPr>
             <w:rStyle w:val="Hyperlink"/>
@@ -12311,8 +14138,8 @@
         <w:t xml:space="preserve">boundary-condition additions.</w:t>
       </w:r>
     </w:p>
-    <w:bookmarkStart w:id="144" w:name="refs"/>
-    <w:bookmarkStart w:id="69" w:name="ref-agrawal1994fast"/>
+    <w:bookmarkStart w:id="145" w:name="refs"/>
+    <w:bookmarkStart w:id="70" w:name="ref-agrawal1994fast"/>
     <w:p>
       <w:pPr>
         <w:pStyle w:val="Bibliography"/>
@@ -12346,8 +14173,8 @@
         <w:t xml:space="preserve">, 487–99.</w:t>
       </w:r>
     </w:p>
-    <w:bookmarkEnd w:id="69"/>
-    <w:bookmarkStart w:id="71" w:name="ref-alibaba2018repo"/>
+    <w:bookmarkEnd w:id="70"/>
+    <w:bookmarkStart w:id="72" w:name="ref-alibaba2018repo"/>
     <w:p>
       <w:pPr>
         <w:pStyle w:val="Bibliography"/>
@@ -12370,7 +14197,7 @@
       <w:r>
         <w:t xml:space="preserve"> </w:t>
       </w:r>
-      <w:hyperlink r:id="rId70">
+      <w:hyperlink r:id="rId71">
         <w:r>
           <w:rPr>
             <w:rStyle w:val="Hyperlink"/>
@@ -12382,8 +14209,8 @@
         <w:t xml:space="preserve">.</w:t>
       </w:r>
     </w:p>
-    <w:bookmarkEnd w:id="71"/>
-    <w:bookmarkStart w:id="73" w:name="ref-bay1999contrast"/>
+    <w:bookmarkEnd w:id="72"/>
+    <w:bookmarkStart w:id="74" w:name="ref-bay1999contrast"/>
     <w:p>
       <w:pPr>
         <w:pStyle w:val="Bibliography"/>
@@ -12419,7 +14246,7 @@
       <w:r>
         <w:t xml:space="preserve"> </w:t>
       </w:r>
-      <w:hyperlink r:id="rId72">
+      <w:hyperlink r:id="rId73">
         <w:r>
           <w:rPr>
             <w:rStyle w:val="Hyperlink"/>
@@ -12431,8 +14258,8 @@
         <w:t xml:space="preserve">.</w:t>
       </w:r>
     </w:p>
-    <w:bookmarkEnd w:id="73"/>
-    <w:bookmarkStart w:id="75" w:name="ref-benjamini1995controlling"/>
+    <w:bookmarkEnd w:id="74"/>
+    <w:bookmarkStart w:id="76" w:name="ref-benjamini1995controlling"/>
     <w:p>
       <w:pPr>
         <w:pStyle w:val="Bibliography"/>
@@ -12465,7 +14292,7 @@
       <w:r>
         <w:t xml:space="preserve"> </w:t>
       </w:r>
-      <w:hyperlink r:id="rId74">
+      <w:hyperlink r:id="rId75">
         <w:r>
           <w:rPr>
             <w:rStyle w:val="Hyperlink"/>
@@ -12477,8 +14304,8 @@
         <w:t xml:space="preserve">.</w:t>
       </w:r>
     </w:p>
-    <w:bookmarkEnd w:id="75"/>
-    <w:bookmarkStart w:id="77" w:name="ref-benjamini2001control"/>
+    <w:bookmarkEnd w:id="76"/>
+    <w:bookmarkStart w:id="78" w:name="ref-benjamini2001control"/>
     <w:p>
       <w:pPr>
         <w:pStyle w:val="Bibliography"/>
@@ -12511,7 +14338,7 @@
       <w:r>
         <w:t xml:space="preserve"> </w:t>
       </w:r>
-      <w:hyperlink r:id="rId76">
+      <w:hyperlink r:id="rId77">
         <w:r>
           <w:rPr>
             <w:rStyle w:val="Hyperlink"/>
@@ -12523,8 +14350,8 @@
         <w:t xml:space="preserve">.</w:t>
       </w:r>
     </w:p>
-    <w:bookmarkEnd w:id="77"/>
-    <w:bookmarkStart w:id="79" w:name="ref-cheng2018characterizing"/>
+    <w:bookmarkEnd w:id="78"/>
+    <w:bookmarkStart w:id="80" w:name="ref-cheng2018characterizing"/>
     <w:p>
       <w:pPr>
         <w:pStyle w:val="Bibliography"/>
@@ -12547,7 +14374,7 @@
       <w:r>
         <w:t xml:space="preserve"> </w:t>
       </w:r>
-      <w:hyperlink r:id="rId78">
+      <w:hyperlink r:id="rId79">
         <w:r>
           <w:rPr>
             <w:rStyle w:val="Hyperlink"/>
@@ -12559,8 +14386,8 @@
         <w:t xml:space="preserve">.</w:t>
       </w:r>
     </w:p>
-    <w:bookmarkEnd w:id="79"/>
-    <w:bookmarkStart w:id="81" w:name="ref-costa2016ida"/>
+    <w:bookmarkEnd w:id="80"/>
+    <w:bookmarkStart w:id="82" w:name="ref-costa2016ida"/>
     <w:p>
       <w:pPr>
         <w:pStyle w:val="Bibliography"/>
@@ -12605,7 +14432,7 @@
       <w:r>
         <w:t xml:space="preserve"> </w:t>
       </w:r>
-      <w:hyperlink r:id="rId80">
+      <w:hyperlink r:id="rId81">
         <w:r>
           <w:rPr>
             <w:rStyle w:val="Hyperlink"/>
@@ -12617,8 +14444,8 @@
         <w:t xml:space="preserve">.</w:t>
       </w:r>
     </w:p>
-    <w:bookmarkEnd w:id="81"/>
-    <w:bookmarkStart w:id="83" w:name="ref-dong1999emerging"/>
+    <w:bookmarkEnd w:id="82"/>
+    <w:bookmarkStart w:id="84" w:name="ref-dong1999emerging"/>
     <w:p>
       <w:pPr>
         <w:pStyle w:val="Bibliography"/>
@@ -12654,7 +14481,7 @@
       <w:r>
         <w:t xml:space="preserve"> </w:t>
       </w:r>
-      <w:hyperlink r:id="rId82">
+      <w:hyperlink r:id="rId83">
         <w:r>
           <w:rPr>
             <w:rStyle w:val="Hyperlink"/>
@@ -12666,8 +14493,8 @@
         <w:t xml:space="preserve">.</w:t>
       </w:r>
     </w:p>
-    <w:bookmarkEnd w:id="83"/>
-    <w:bookmarkStart w:id="85" w:name="ref-du2017deeplog"/>
+    <w:bookmarkEnd w:id="84"/>
+    <w:bookmarkStart w:id="86" w:name="ref-du2017deeplog"/>
     <w:p>
       <w:pPr>
         <w:pStyle w:val="Bibliography"/>
@@ -12709,7 +14536,7 @@
       <w:r>
         <w:t xml:space="preserve"> </w:t>
       </w:r>
-      <w:hyperlink r:id="rId84">
+      <w:hyperlink r:id="rId85">
         <w:r>
           <w:rPr>
             <w:rStyle w:val="Hyperlink"/>
@@ -12721,8 +14548,8 @@
         <w:t xml:space="preserve">.</w:t>
       </w:r>
     </w:p>
-    <w:bookmarkEnd w:id="85"/>
-    <w:bookmarkStart w:id="87" w:name="ref-fithian2014optimal"/>
+    <w:bookmarkEnd w:id="86"/>
+    <w:bookmarkStart w:id="88" w:name="ref-fithian2014optimal"/>
     <w:p>
       <w:pPr>
         <w:pStyle w:val="Bibliography"/>
@@ -12752,7 +14579,7 @@
       <w:r>
         <w:t xml:space="preserve"> </w:t>
       </w:r>
-      <w:hyperlink r:id="rId86">
+      <w:hyperlink r:id="rId87">
         <w:r>
           <w:rPr>
             <w:rStyle w:val="Hyperlink"/>
@@ -12764,8 +14591,8 @@
         <w:t xml:space="preserve">.</w:t>
       </w:r>
     </w:p>
-    <w:bookmarkEnd w:id="87"/>
-    <w:bookmarkStart w:id="89" w:name="ref-fournierviger2022patternmining"/>
+    <w:bookmarkEnd w:id="88"/>
+    <w:bookmarkStart w:id="90" w:name="ref-fournierviger2022patternmining"/>
     <w:p>
       <w:pPr>
         <w:pStyle w:val="Bibliography"/>
@@ -12801,7 +14628,7 @@
       <w:r>
         <w:t xml:space="preserve"> </w:t>
       </w:r>
-      <w:hyperlink r:id="rId88">
+      <w:hyperlink r:id="rId89">
         <w:r>
           <w:rPr>
             <w:rStyle w:val="Hyperlink"/>
@@ -12813,8 +14640,8 @@
         <w:t xml:space="preserve">.</w:t>
       </w:r>
     </w:p>
-    <w:bookmarkEnd w:id="89"/>
-    <w:bookmarkStart w:id="91" w:name="ref-fournierviger2014cmspade"/>
+    <w:bookmarkEnd w:id="90"/>
+    <w:bookmarkStart w:id="92" w:name="ref-fournierviger2014cmspade"/>
     <w:p>
       <w:pPr>
         <w:pStyle w:val="Bibliography"/>
@@ -12850,7 +14677,7 @@
       <w:r>
         <w:t xml:space="preserve"> </w:t>
       </w:r>
-      <w:hyperlink r:id="rId90">
+      <w:hyperlink r:id="rId91">
         <w:r>
           <w:rPr>
             <w:rStyle w:val="Hyperlink"/>
@@ -12862,8 +14689,8 @@
         <w:t xml:space="preserve">.</w:t>
       </w:r>
     </w:p>
-    <w:bookmarkEnd w:id="91"/>
-    <w:bookmarkStart w:id="93" w:name="ref-fournier2016spmf"/>
+    <w:bookmarkEnd w:id="92"/>
+    <w:bookmarkStart w:id="94" w:name="ref-fournier2016spmf"/>
     <w:p>
       <w:pPr>
         <w:pStyle w:val="Bibliography"/>
@@ -12911,7 +14738,7 @@
       <w:r>
         <w:t xml:space="preserve"> </w:t>
       </w:r>
-      <w:hyperlink r:id="rId92">
+      <w:hyperlink r:id="rId93">
         <w:r>
           <w:rPr>
             <w:rStyle w:val="Hyperlink"/>
@@ -12923,8 +14750,8 @@
         <w:t xml:space="preserve">.</w:t>
       </w:r>
     </w:p>
-    <w:bookmarkEnd w:id="93"/>
-    <w:bookmarkStart w:id="95" w:name="ref-fournierviger2014vmsp"/>
+    <w:bookmarkEnd w:id="94"/>
+    <w:bookmarkStart w:id="96" w:name="ref-fournierviger2014vmsp"/>
     <w:p>
       <w:pPr>
         <w:pStyle w:val="Bibliography"/>
@@ -12966,7 +14793,7 @@
       <w:r>
         <w:t xml:space="preserve"> </w:t>
       </w:r>
-      <w:hyperlink r:id="rId94">
+      <w:hyperlink r:id="rId95">
         <w:r>
           <w:rPr>
             <w:rStyle w:val="Hyperlink"/>
@@ -12978,8 +14805,8 @@
         <w:t xml:space="preserve">.</w:t>
       </w:r>
     </w:p>
-    <w:bookmarkEnd w:id="95"/>
-    <w:bookmarkStart w:id="97" w:name="ref-guo2021logbert"/>
+    <w:bookmarkEnd w:id="96"/>
+    <w:bookmarkStart w:id="98" w:name="ref-guo2021logbert"/>
     <w:p>
       <w:pPr>
         <w:pStyle w:val="Bibliography"/>
@@ -13030,7 +14857,7 @@
       <w:r>
         <w:t xml:space="preserve"> </w:t>
       </w:r>
-      <w:hyperlink r:id="rId96">
+      <w:hyperlink r:id="rId97">
         <w:r>
           <w:rPr>
             <w:rStyle w:val="Hyperlink"/>
@@ -13042,8 +14869,8 @@
         <w:t xml:space="preserve">.</w:t>
       </w:r>
     </w:p>
-    <w:bookmarkEnd w:id="97"/>
-    <w:bookmarkStart w:id="99" w:name="ref-guo2024logformer"/>
+    <w:bookmarkEnd w:id="98"/>
+    <w:bookmarkStart w:id="100" w:name="ref-guo2024logformer"/>
     <w:p>
       <w:pPr>
         <w:pStyle w:val="Bibliography"/>
@@ -13072,7 +14899,7 @@
       <w:r>
         <w:t xml:space="preserve"> </w:t>
       </w:r>
-      <w:hyperlink r:id="rId98">
+      <w:hyperlink r:id="rId99">
         <w:r>
           <w:rPr>
             <w:rStyle w:val="Hyperlink"/>
@@ -13084,8 +14911,8 @@
         <w:t xml:space="preserve">.</w:t>
       </w:r>
     </w:p>
-    <w:bookmarkEnd w:id="99"/>
-    <w:bookmarkStart w:id="101" w:name="ref-han2000mining"/>
+    <w:bookmarkEnd w:id="100"/>
+    <w:bookmarkStart w:id="102" w:name="ref-han2000mining"/>
     <w:p>
       <w:pPr>
         <w:pStyle w:val="Bibliography"/>
@@ -13121,7 +14948,7 @@
       <w:r>
         <w:t xml:space="preserve"> </w:t>
       </w:r>
-      <w:hyperlink r:id="rId100">
+      <w:hyperlink r:id="rId101">
         <w:r>
           <w:rPr>
             <w:rStyle w:val="Hyperlink"/>
@@ -13133,8 +14960,8 @@
         <w:t xml:space="preserve">.</w:t>
       </w:r>
     </w:p>
-    <w:bookmarkEnd w:id="101"/>
-    <w:bookmarkStart w:id="103" w:name="ref-ifraz2024sequential"/>
+    <w:bookmarkEnd w:id="102"/>
+    <w:bookmarkStart w:id="104" w:name="ref-ifraz2024sequential"/>
     <w:p>
       <w:pPr>
         <w:pStyle w:val="Bibliography"/>
@@ -13164,7 +14991,7 @@
       <w:r>
         <w:t xml:space="preserve"> </w:t>
       </w:r>
-      <w:hyperlink r:id="rId102">
+      <w:hyperlink r:id="rId103">
         <w:r>
           <w:rPr>
             <w:rStyle w:val="Hyperlink"/>
@@ -13176,8 +15003,8 @@
         <w:t xml:space="preserve">.</w:t>
       </w:r>
     </w:p>
-    <w:bookmarkEnd w:id="103"/>
-    <w:bookmarkStart w:id="105" w:name="ref-kharazian2025scania"/>
+    <w:bookmarkEnd w:id="104"/>
+    <w:bookmarkStart w:id="106" w:name="ref-kharazian2025scania"/>
     <w:p>
       <w:pPr>
         <w:pStyle w:val="Bibliography"/>
@@ -13225,7 +15052,7 @@
       <w:r>
         <w:t xml:space="preserve"> </w:t>
       </w:r>
-      <w:hyperlink r:id="rId104">
+      <w:hyperlink r:id="rId105">
         <w:r>
           <w:rPr>
             <w:rStyle w:val="Hyperlink"/>
@@ -13237,8 +15064,8 @@
         <w:t xml:space="preserve">.</w:t>
       </w:r>
     </w:p>
-    <w:bookmarkEnd w:id="105"/>
-    <w:bookmarkStart w:id="107" w:name="ref-langholz1996risk"/>
+    <w:bookmarkEnd w:id="106"/>
+    <w:bookmarkStart w:id="108" w:name="ref-langholz1996risk"/>
     <w:p>
       <w:pPr>
         <w:pStyle w:val="Bibliography"/>
@@ -13271,7 +15098,7 @@
       <w:r>
         <w:t xml:space="preserve"> </w:t>
       </w:r>
-      <w:hyperlink r:id="rId106">
+      <w:hyperlink r:id="rId107">
         <w:r>
           <w:rPr>
             <w:rStyle w:val="Hyperlink"/>
@@ -13283,8 +15110,8 @@
         <w:t xml:space="preserve">.</w:t>
       </w:r>
     </w:p>
-    <w:bookmarkEnd w:id="107"/>
-    <w:bookmarkStart w:id="109" w:name="ref-alibaba2018trace"/>
+    <w:bookmarkEnd w:id="108"/>
+    <w:bookmarkStart w:id="110" w:name="ref-alibaba2018trace"/>
     <w:p>
       <w:pPr>
         <w:pStyle w:val="Bibliography"/>
@@ -13314,7 +15141,7 @@
       <w:r>
         <w:t xml:space="preserve"> </w:t>
       </w:r>
-      <w:hyperlink r:id="rId108">
+      <w:hyperlink r:id="rId109">
         <w:r>
           <w:rPr>
             <w:rStyle w:val="Hyperlink"/>
@@ -13326,8 +15153,8 @@
         <w:t xml:space="preserve">.</w:t>
       </w:r>
     </w:p>
-    <w:bookmarkEnd w:id="109"/>
-    <w:bookmarkStart w:id="111" w:name="ref-luo2021alibaba"/>
+    <w:bookmarkEnd w:id="110"/>
+    <w:bookmarkStart w:id="112" w:name="ref-luo2021alibaba"/>
     <w:p>
       <w:pPr>
         <w:pStyle w:val="Bibliography"/>
@@ -13375,7 +15202,7 @@
       <w:r>
         <w:t xml:space="preserve"> </w:t>
       </w:r>
-      <w:hyperlink r:id="rId110">
+      <w:hyperlink r:id="rId111">
         <w:r>
           <w:rPr>
             <w:rStyle w:val="Hyperlink"/>
@@ -13387,8 +15214,8 @@
         <w:t xml:space="preserve">.</w:t>
       </w:r>
     </w:p>
-    <w:bookmarkEnd w:id="111"/>
-    <w:bookmarkStart w:id="113" w:name="ref-meng2019loganomaly"/>
+    <w:bookmarkEnd w:id="112"/>
+    <w:bookmarkStart w:id="114" w:name="ref-meng2019loganomaly"/>
     <w:p>
       <w:pPr>
         <w:pStyle w:val="Bibliography"/>
@@ -13430,7 +15257,7 @@
       <w:r>
         <w:t xml:space="preserve"> </w:t>
       </w:r>
-      <w:hyperlink r:id="rId112">
+      <w:hyperlink r:id="rId113">
         <w:r>
           <w:rPr>
             <w:rStyle w:val="Hyperlink"/>
@@ -13442,8 +15269,8 @@
         <w:t xml:space="preserve">.</w:t>
       </w:r>
     </w:p>
-    <w:bookmarkEnd w:id="113"/>
-    <w:bookmarkStart w:id="115" w:name="ref-azurepdm"/>
+    <w:bookmarkEnd w:id="114"/>
+    <w:bookmarkStart w:id="116" w:name="ref-azurepdm"/>
     <w:p>
       <w:pPr>
         <w:pStyle w:val="Bibliography"/>
@@ -13472,7 +15299,7 @@
       <w:r>
         <w:t xml:space="preserve"> </w:t>
       </w:r>
-      <w:hyperlink r:id="rId114">
+      <w:hyperlink r:id="rId115">
         <w:r>
           <w:rPr>
             <w:rStyle w:val="Hyperlink"/>
@@ -13484,8 +15311,8 @@
         <w:t xml:space="preserve">.</w:t>
       </w:r>
     </w:p>
-    <w:bookmarkEnd w:id="115"/>
-    <w:bookmarkStart w:id="117" w:name="ref-oliner2007supercomputers"/>
+    <w:bookmarkEnd w:id="116"/>
+    <w:bookmarkStart w:id="118" w:name="ref-oliner2007supercomputers"/>
     <w:p>
       <w:pPr>
         <w:pStyle w:val="Bibliography"/>
@@ -13521,7 +15348,7 @@
       <w:r>
         <w:t xml:space="preserve"> </w:t>
       </w:r>
-      <w:hyperlink r:id="rId116">
+      <w:hyperlink r:id="rId117">
         <w:r>
           <w:rPr>
             <w:rStyle w:val="Hyperlink"/>
@@ -13533,8 +15360,8 @@
         <w:t xml:space="preserve">.</w:t>
       </w:r>
     </w:p>
-    <w:bookmarkEnd w:id="117"/>
-    <w:bookmarkStart w:id="119" w:name="ref-pei2001prefixspan"/>
+    <w:bookmarkEnd w:id="118"/>
+    <w:bookmarkStart w:id="120" w:name="ref-pei2001prefixspan"/>
     <w:p>
       <w:pPr>
         <w:pStyle w:val="Bibliography"/>
@@ -13576,7 +15403,7 @@
       <w:r>
         <w:t xml:space="preserve"> </w:t>
       </w:r>
-      <w:hyperlink r:id="rId118">
+      <w:hyperlink r:id="rId119">
         <w:r>
           <w:rPr>
             <w:rStyle w:val="Hyperlink"/>
@@ -13588,8 +15415,8 @@
         <w:t xml:space="preserve">.</w:t>
       </w:r>
     </w:p>
-    <w:bookmarkEnd w:id="119"/>
-    <w:bookmarkStart w:id="121" w:name="ref-prentice1978retrospective"/>
+    <w:bookmarkEnd w:id="120"/>
+    <w:bookmarkStart w:id="122" w:name="ref-prentice1978retrospective"/>
     <w:p>
       <w:pPr>
         <w:pStyle w:val="Bibliography"/>
@@ -13622,7 +15449,7 @@
       <w:r>
         <w:t xml:space="preserve"> </w:t>
       </w:r>
-      <w:hyperlink r:id="rId120">
+      <w:hyperlink r:id="rId121">
         <w:r>
           <w:rPr>
             <w:rStyle w:val="Hyperlink"/>
@@ -13634,8 +15461,8 @@
         <w:t xml:space="preserve">.</w:t>
       </w:r>
     </w:p>
-    <w:bookmarkEnd w:id="121"/>
-    <w:bookmarkStart w:id="123" w:name="ref-raschka2018mlxtend"/>
+    <w:bookmarkEnd w:id="122"/>
+    <w:bookmarkStart w:id="124" w:name="ref-raschka2018mlxtend"/>
     <w:p>
       <w:pPr>
         <w:pStyle w:val="Bibliography"/>
@@ -13674,7 +15501,7 @@
       <w:r>
         <w:t xml:space="preserve"> </w:t>
       </w:r>
-      <w:hyperlink r:id="rId122">
+      <w:hyperlink r:id="rId123">
         <w:r>
           <w:rPr>
             <w:rStyle w:val="Hyperlink"/>
@@ -13686,8 +15513,8 @@
         <w:t xml:space="preserve">.</w:t>
       </w:r>
     </w:p>
-    <w:bookmarkEnd w:id="123"/>
-    <w:bookmarkStart w:id="125" w:name="ref-ren2020failure"/>
+    <w:bookmarkEnd w:id="124"/>
+    <w:bookmarkStart w:id="126" w:name="ref-ren2020failure"/>
     <w:p>
       <w:pPr>
         <w:pStyle w:val="Bibliography"/>
@@ -13723,7 +15550,7 @@
       <w:r>
         <w:t xml:space="preserve"> </w:t>
       </w:r>
-      <w:hyperlink r:id="rId124">
+      <w:hyperlink r:id="rId125">
         <w:r>
           <w:rPr>
             <w:rStyle w:val="Hyperlink"/>
@@ -13735,8 +15562,8 @@
         <w:t xml:space="preserve">.</w:t>
       </w:r>
     </w:p>
-    <w:bookmarkEnd w:id="125"/>
-    <w:bookmarkStart w:id="127" w:name="ref-saxena2008cmapss"/>
+    <w:bookmarkEnd w:id="126"/>
+    <w:bookmarkStart w:id="128" w:name="ref-saxena2008cmapss"/>
     <w:p>
       <w:pPr>
         <w:pStyle w:val="Bibliography"/>
@@ -13772,7 +15599,7 @@
       <w:r>
         <w:t xml:space="preserve"> </w:t>
       </w:r>
-      <w:hyperlink r:id="rId126">
+      <w:hyperlink r:id="rId127">
         <w:r>
           <w:rPr>
             <w:rStyle w:val="Hyperlink"/>
@@ -13784,8 +15611,8 @@
         <w:t xml:space="preserve">.</w:t>
       </w:r>
     </w:p>
-    <w:bookmarkEnd w:id="127"/>
-    <w:bookmarkStart w:id="129" w:name="ref-serradilla2022pdmsurvey"/>
+    <w:bookmarkEnd w:id="128"/>
+    <w:bookmarkStart w:id="130" w:name="ref-serradilla2022pdmsurvey"/>
     <w:p>
       <w:pPr>
         <w:pStyle w:val="Bibliography"/>
@@ -13818,7 +15645,7 @@
       <w:r>
         <w:t xml:space="preserve"> </w:t>
       </w:r>
-      <w:hyperlink r:id="rId128">
+      <w:hyperlink r:id="rId129">
         <w:r>
           <w:rPr>
             <w:rStyle w:val="Hyperlink"/>
@@ -13830,8 +15657,8 @@
         <w:t xml:space="preserve">.</w:t>
       </w:r>
     </w:p>
-    <w:bookmarkEnd w:id="129"/>
-    <w:bookmarkStart w:id="131" w:name="ref-srikant1996gsp"/>
+    <w:bookmarkEnd w:id="130"/>
+    <w:bookmarkStart w:id="132" w:name="ref-srikant1996gsp"/>
     <w:p>
       <w:pPr>
         <w:pStyle w:val="Bibliography"/>
@@ -13867,7 +15694,7 @@
       <w:r>
         <w:t xml:space="preserve"> </w:t>
       </w:r>
-      <w:hyperlink r:id="rId130">
+      <w:hyperlink r:id="rId131">
         <w:r>
           <w:rPr>
             <w:rStyle w:val="Hyperlink"/>
@@ -13879,8 +15706,8 @@
         <w:t xml:space="preserve">.</w:t>
       </w:r>
     </w:p>
-    <w:bookmarkEnd w:id="131"/>
-    <w:bookmarkStart w:id="133" w:name="ref-terada2013statssp"/>
+    <w:bookmarkEnd w:id="132"/>
+    <w:bookmarkStart w:id="134" w:name="ref-terada2013statssp"/>
     <w:p>
       <w:pPr>
         <w:pStyle w:val="Bibliography"/>
@@ -13913,7 +15740,7 @@
       <w:r>
         <w:t xml:space="preserve"> </w:t>
       </w:r>
-      <w:hyperlink r:id="rId132">
+      <w:hyperlink r:id="rId133">
         <w:r>
           <w:rPr>
             <w:rStyle w:val="Hyperlink"/>
@@ -13925,8 +15752,8 @@
         <w:t xml:space="preserve">.</w:t>
       </w:r>
     </w:p>
-    <w:bookmarkEnd w:id="133"/>
-    <w:bookmarkStart w:id="135" w:name="ref-yang2021plelog"/>
+    <w:bookmarkEnd w:id="134"/>
+    <w:bookmarkStart w:id="136" w:name="ref-yang2021plelog"/>
     <w:p>
       <w:pPr>
         <w:pStyle w:val="Bibliography"/>
@@ -13962,7 +15789,7 @@
       <w:r>
         <w:t xml:space="preserve"> </w:t>
       </w:r>
-      <w:hyperlink r:id="rId134">
+      <w:hyperlink r:id="rId135">
         <w:r>
           <w:rPr>
             <w:rStyle w:val="Hyperlink"/>
@@ -13974,8 +15801,8 @@
         <w:t xml:space="preserve">.</w:t>
       </w:r>
     </w:p>
-    <w:bookmarkEnd w:id="135"/>
-    <w:bookmarkStart w:id="137" w:name="ref-zaki2001spade"/>
+    <w:bookmarkEnd w:id="136"/>
+    <w:bookmarkStart w:id="138" w:name="ref-zaki2001spade"/>
     <w:p>
       <w:pPr>
         <w:pStyle w:val="Bibliography"/>
@@ -14014,7 +15841,7 @@
       <w:r>
         <w:t xml:space="preserve"> </w:t>
       </w:r>
-      <w:hyperlink r:id="rId136">
+      <w:hyperlink r:id="rId137">
         <w:r>
           <w:rPr>
             <w:rStyle w:val="Hyperlink"/>
@@ -14026,8 +15853,8 @@
         <w:t xml:space="preserve">.</w:t>
       </w:r>
     </w:p>
-    <w:bookmarkEnd w:id="137"/>
-    <w:bookmarkStart w:id="139" w:name="ref-zhang2019logrobust"/>
+    <w:bookmarkEnd w:id="138"/>
+    <w:bookmarkStart w:id="140" w:name="ref-zhang2019logrobust"/>
     <w:p>
       <w:pPr>
         <w:pStyle w:val="Bibliography"/>
@@ -14063,7 +15890,7 @@
       <w:r>
         <w:t xml:space="preserve"> </w:t>
       </w:r>
-      <w:hyperlink r:id="rId138">
+      <w:hyperlink r:id="rId139">
         <w:r>
           <w:rPr>
             <w:rStyle w:val="Hyperlink"/>
@@ -14075,8 +15902,8 @@
         <w:t xml:space="preserve">.</w:t>
       </w:r>
     </w:p>
-    <w:bookmarkEnd w:id="139"/>
-    <w:bookmarkStart w:id="141" w:name="ref-zhu2023loghub"/>
+    <w:bookmarkEnd w:id="140"/>
+    <w:bookmarkStart w:id="142" w:name="ref-zhu2023loghub"/>
     <w:p>
       <w:pPr>
         <w:pStyle w:val="Bibliography"/>
@@ -14121,7 +15948,7 @@
       <w:r>
         <w:t xml:space="preserve"> </w:t>
       </w:r>
-      <w:hyperlink r:id="rId140">
+      <w:hyperlink r:id="rId141">
         <w:r>
           <w:rPr>
             <w:rStyle w:val="Hyperlink"/>
@@ -14133,8 +15960,8 @@
         <w:t xml:space="preserve">.</w:t>
       </w:r>
     </w:p>
-    <w:bookmarkEnd w:id="141"/>
-    <w:bookmarkStart w:id="143" w:name="ref-zhu2019logparsing"/>
+    <w:bookmarkEnd w:id="142"/>
+    <w:bookmarkStart w:id="144" w:name="ref-zhu2019logparsing"/>
     <w:p>
       <w:pPr>
         <w:pStyle w:val="Bibliography"/>
@@ -14170,7 +15997,7 @@
       <w:r>
         <w:t xml:space="preserve"> </w:t>
       </w:r>
-      <w:hyperlink r:id="rId142">
+      <w:hyperlink r:id="rId143">
         <w:r>
           <w:rPr>
             <w:rStyle w:val="Hyperlink"/>
@@ -14182,10 +16009,10 @@
         <w:t xml:space="preserve">.</w:t>
       </w:r>
     </w:p>
-    <w:bookmarkEnd w:id="143"/>
     <w:bookmarkEnd w:id="144"/>
     <w:bookmarkEnd w:id="145"/>
     <w:bookmarkEnd w:id="146"/>
+    <w:bookmarkEnd w:id="147"/>
     <w:sectPr/>
   </w:body>
 </w:document>

--- a/paper/skeleton.docx
+++ b/paper/skeleton.docx
@@ -18,7 +18,7 @@
         <w:t xml:space="preserve">2026-08-29</w:t>
       </w:r>
     </w:p>
-    <w:bookmarkStart w:id="147" w:name="Xce1c4f30b6249f262e85315bbd79ad996dfa10c"/>
+    <w:bookmarkStart w:id="151" w:name="Xce1c4f30b6249f262e85315bbd79ad996dfa10c"/>
     <w:p>
       <w:pPr>
         <w:pStyle w:val="Heading1"/>
@@ -103,25 +103,97 @@
         <w:t xml:space="preserve"> </w:t>
       </w:r>
       <w:r>
-        <w:t xml:space="preserve">these logs. This paper pivots from the</w:t>
-      </w:r>
-      <w:r>
-        <w:t xml:space="preserve"> </w:t>
-      </w:r>
-      <w:r>
-        <w:t xml:space="preserve">“</w:t>
-      </w:r>
-      <w:r>
-        <w:t xml:space="preserve">how much is predictive</w:t>
-      </w:r>
-      <w:r>
-        <w:t xml:space="preserve">”</w:t>
-      </w:r>
-      <w:r>
-        <w:t xml:space="preserve"> </w:t>
-      </w:r>
-      <w:r>
-        <w:t xml:space="preserve">question to the concrete question:</w:t>
+        <w:t xml:space="preserve">these logs. This paper’s central hypothesis is that pattern mining</w:t>
+      </w:r>
+      <w:r>
+        <w:t xml:space="preserve"> </w:t>
+      </w:r>
+      <w:r>
+        <w:t xml:space="preserve">recovers physical-cascade precursor signatures on real industrial</w:t>
+      </w:r>
+      <w:r>
+        <w:t xml:space="preserve"> </w:t>
+      </w:r>
+      <w:r>
+        <w:t xml:space="preserve">telemetry when the underlying process actually cascades through</w:t>
+      </w:r>
+      <w:r>
+        <w:t xml:space="preserve"> </w:t>
+      </w:r>
+      <w:r>
+        <w:t xml:space="preserve">discrete stages. To test it we produce a catalog of failure-precursor</w:t>
+      </w:r>
+      <w:r>
+        <w:t xml:space="preserve"> </w:t>
+      </w:r>
+      <w:r>
+        <w:t xml:space="preserve">signatures mined on five operational traces: real per-turbine wind-</w:t>
+      </w:r>
+      <w:r>
+        <w:t xml:space="preserve"> </w:t>
+      </w:r>
+      <w:r>
+        <w:t xml:space="preserve">farm alarm logs (Kelmarsh 6 x Senvion MM92, 306 forced outages in</w:t>
+      </w:r>
+      <w:r>
+        <w:t xml:space="preserve"> </w:t>
+      </w:r>
+      <w:r>
+        <w:t xml:space="preserve">one year), synthetic per-machine Azure PdM, real per-job Alibaba</w:t>
+      </w:r>
+      <w:r>
+        <w:t xml:space="preserve"> </w:t>
+      </w:r>
+      <w:r>
+        <w:t xml:space="preserve">v2018, real per-rack LLNL Blue Gene/L syslogs, and real per-truck</w:t>
+      </w:r>
+      <w:r>
+        <w:t xml:space="preserve"> </w:t>
+      </w:r>
+      <w:r>
+        <w:t xml:space="preserve">SCANIA Component X, each entry carrying statistical</w:t>
+      </w:r>
+      <w:r>
+        <w:t xml:space="preserve"> </w:t>
+      </w:r>
+      <w:r>
+        <w:t xml:space="preserve">evidence, a domain-specific interpretation, and an intended</w:t>
+      </w:r>
+      <w:r>
+        <w:t xml:space="preserve"> </w:t>
+      </w:r>
+      <w:r>
+        <w:t xml:space="preserve">deployment rule. Every signature is validated by an entity-disjoint</w:t>
+      </w:r>
+      <w:r>
+        <w:t xml:space="preserve"> </w:t>
+      </w:r>
+      <w:r>
+        <w:t xml:space="preserve">discovery/inference split (post-selection-valid p and BY q on the</w:t>
+      </w:r>
+      <w:r>
+        <w:t xml:space="preserve"> </w:t>
+      </w:r>
+      <w:r>
+        <w:t xml:space="preserve">inference half), a count-preserving order comparator (multiplicity-</w:t>
+      </w:r>
+      <w:r>
+        <w:t xml:space="preserve"> </w:t>
+      </w:r>
+      <w:r>
+        <w:t xml:space="preserve">free ordering effect), and, for the right-censored SCANIA trace,</w:t>
+      </w:r>
+      <w:r>
+        <w:t xml:space="preserve"> </w:t>
+      </w:r>
+      <w:r>
+        <w:t xml:space="preserve">matched conditional logistic regression stratified by risk set</w:t>
+      </w:r>
+      <w:r>
+        <w:t xml:space="preserve"> </w:t>
+      </w:r>
+      <w:r>
+        <w:t xml:space="preserve">(Prentice-Breslow). Headline signatures include:</w:t>
       </w:r>
       <w:r>
         <w:t xml:space="preserve"> </w:t>
@@ -131,7 +203,7 @@
           <w:b/>
           <w:bCs/>
         </w:rPr>
-        <w:t xml:space="preserve">what specific patterns does the</w:t>
+        <w:t xml:space="preserve">on Kelmarsh wind turbines,</w:t>
       </w:r>
       <w:r>
         <w:rPr>
@@ -142,10 +214,11 @@
       </w:r>
       <w:r>
         <w:rPr>
+          <w:rStyle w:val="VerbatimChar"/>
           <w:b/>
           <w:bCs/>
         </w:rPr>
-        <w:t xml:space="preserve">data support, what do they mean operationally, and how would one</w:t>
+        <w:t xml:space="preserve">system_warning:2550</w:t>
       </w:r>
       <w:r>
         <w:rPr>
@@ -159,139 +232,198 @@
           <w:b/>
           <w:bCs/>
         </w:rPr>
-        <w:t xml:space="preserve">deploy them?</w:t>
-      </w:r>
-      <w:r>
-        <w:t xml:space="preserve"> </w:t>
-      </w:r>
-      <w:r>
-        <w:t xml:space="preserve">We produce a catalog of failure-precursor signatures</w:t>
-      </w:r>
-      <w:r>
-        <w:t xml:space="preserve"> </w:t>
-      </w:r>
-      <w:r>
-        <w:t xml:space="preserve">mined on four operational traces (synthetic per-machine Azure PdM,</w:t>
-      </w:r>
-      <w:r>
-        <w:t xml:space="preserve"> </w:t>
-      </w:r>
-      <w:r>
-        <w:t xml:space="preserve">real per-job Alibaba v2018, real per-rack LLNL Blue Gene/L syslogs,</w:t>
-      </w:r>
-      <w:r>
-        <w:t xml:space="preserve"> </w:t>
-      </w:r>
-      <w:r>
-        <w:t xml:space="preserve">real per-truck SCANIA Component X), each entry carrying statistical</w:t>
-      </w:r>
-      <w:r>
-        <w:t xml:space="preserve"> </w:t>
-      </w:r>
-      <w:r>
-        <w:t xml:space="preserve">evidence, a domain-specific interpretation, and an intended</w:t>
-      </w:r>
-      <w:r>
-        <w:t xml:space="preserve"> </w:t>
-      </w:r>
-      <w:r>
-        <w:t xml:space="preserve">deployment rule. Every signature is validated by an entity-disjoint</w:t>
-      </w:r>
-      <w:r>
-        <w:t xml:space="preserve"> </w:t>
-      </w:r>
-      <w:r>
-        <w:t xml:space="preserve">discovery/inference split (post-selection-valid p and BY q on the</w:t>
-      </w:r>
-      <w:r>
-        <w:t xml:space="preserve"> </w:t>
-      </w:r>
-      <w:r>
-        <w:t xml:space="preserve">inference half), a count-preserving order comparator (multiplicity-</w:t>
-      </w:r>
-      <w:r>
-        <w:t xml:space="preserve"> </w:t>
-      </w:r>
-      <w:r>
-        <w:t xml:space="preserve">free ordering effect), and, for the right-censored SCANIA trace,</w:t>
-      </w:r>
-      <w:r>
-        <w:t xml:space="preserve"> </w:t>
-      </w:r>
-      <w:r>
-        <w:t xml:space="preserve">matched conditional logistic regression stratified by risk set</w:t>
-      </w:r>
-      <w:r>
-        <w:t xml:space="preserve"> </w:t>
-      </w:r>
-      <w:r>
-        <w:t xml:space="preserve">(Prentice-Breslow). Headline signatures include: on Azure PdM,</w:t>
-      </w:r>
-      <w:r>
-        <w:t xml:space="preserve"> </w:t>
-      </w:r>
-      <w:r>
-        <w:rPr>
-          <w:rStyle w:val="VerbatimChar"/>
-        </w:rPr>
-        <w:t xml:space="preserve">{software_error:error2, software_error:error3}</w:t>
-      </w:r>
-      <w:r>
-        <w:t xml:space="preserve"> </w:t>
-      </w:r>
-      <w:r>
-        <w:t xml:space="preserve">at 24h horizon has</w:t>
-      </w:r>
-      <w:r>
-        <w:t xml:space="preserve"> </w:t>
-      </w:r>
-      <w:r>
-        <w:t xml:space="preserve">inference-half lift 4.0 with</w:t>
-      </w:r>
-      <w:r>
-        <w:t xml:space="preserve"> </w:t>
+        <w:t xml:space="preserve">(Overload generator fan 1) at</w:t>
       </w:r>
       <w:r>
         <w:rPr>
           <w:b/>
           <w:bCs/>
         </w:rPr>
-        <w:t xml:space="preserve">zero occurrences in 6,800 control</w:t>
-      </w:r>
-      <w:r>
-        <w:rPr>
+        <w:t xml:space="preserve"> </w:t>
+      </w:r>
+      <w:r>
+        <w:rPr>
+          <w:rStyle w:val="VerbatimChar"/>
           <w:b/>
           <w:bCs/>
         </w:rPr>
-        <w:t xml:space="preserve"> </w:t>
+        <w:t xml:space="preserve">last5</w:t>
       </w:r>
       <w:r>
         <w:rPr>
           <w:b/>
           <w:bCs/>
         </w:rPr>
-        <w:t xml:space="preserve">windows</w:t>
-      </w:r>
-      <w:r>
-        <w:t xml:space="preserve"> </w:t>
-      </w:r>
-      <w:r>
-        <w:t xml:space="preserve">(BY q = 4e-90), supporting a</w:t>
-      </w:r>
-      <w:r>
-        <w:t xml:space="preserve"> </w:t>
-      </w:r>
-      <w:r>
+        <w:t xml:space="preserve"> </w:t>
+      </w:r>
+      <w:r>
+        <w:rPr>
+          <w:b/>
+          <w:bCs/>
+        </w:rPr>
+        <w:t xml:space="preserve">horizon</w:t>
+      </w:r>
+      <w:r>
+        <w:rPr>
+          <w:b/>
+          <w:bCs/>
+        </w:rPr>
+        <w:t xml:space="preserve"> </w:t>
+      </w:r>
+      <w:r>
+        <w:rPr>
+          <w:b/>
+          <w:bCs/>
+        </w:rPr>
+        <w:t xml:space="preserve">has inference-half lift 4.0 with 22 case hits and zero control hits</w:t>
+      </w:r>
+      <w:r>
+        <w:rPr>
+          <w:b/>
+          <w:bCs/>
+        </w:rPr>
+        <w:t xml:space="preserve"> </w:t>
+      </w:r>
+      <w:r>
+        <w:rPr>
+          <w:b/>
+          <w:bCs/>
+        </w:rPr>
+        <w:t xml:space="preserve">(BY q = 1.3e-12), supporting a</w:t>
+      </w:r>
+      <w:r>
+        <w:rPr>
+          <w:b/>
+          <w:bCs/>
+        </w:rPr>
+        <w:t xml:space="preserve"> </w:t>
+      </w:r>
+      <w:r>
+        <w:rPr>
+          <w:b/>
+          <w:bCs/>
+        </w:rPr>
         <w:t xml:space="preserve">“</w:t>
       </w:r>
       <w:r>
-        <w:t xml:space="preserve">raise component-replacement</w:t>
-      </w:r>
-      <w:r>
-        <w:t xml:space="preserve"> </w:t>
-      </w:r>
-      <w:r>
-        <w:t xml:space="preserve">work order</w:t>
+        <w:rPr>
+          <w:b/>
+          <w:bCs/>
+        </w:rPr>
+        <w:t xml:space="preserve">schedule generator-cooling</w:t>
+      </w:r>
+      <w:r>
+        <w:rPr>
+          <w:b/>
+          <w:bCs/>
+        </w:rPr>
+        <w:t xml:space="preserve"> </w:t>
+      </w:r>
+      <w:r>
+        <w:rPr>
+          <w:b/>
+          <w:bCs/>
+        </w:rPr>
+        <w:t xml:space="preserve">inspection</w:t>
+      </w:r>
+      <w:r>
+        <w:rPr>
+          <w:b/>
+          <w:bCs/>
+        </w:rPr>
+        <w:t xml:space="preserve">”</w:t>
+      </w:r>
+      <w:r>
+        <w:rPr>
+          <w:b/>
+          <w:bCs/>
+        </w:rPr>
+        <w:t xml:space="preserve"> </w:t>
+      </w:r>
+      <w:r>
+        <w:rPr>
+          <w:b/>
+          <w:bCs/>
+        </w:rPr>
+        <w:t xml:space="preserve">alarm rule the moment the warning fires</w:t>
+      </w:r>
+      <w:r>
+        <w:t xml:space="preserve">; the two-code</w:t>
+      </w:r>
+      <w:r>
+        <w:t xml:space="preserve"> </w:t>
+      </w:r>
+      <w:r>
+        <w:t xml:space="preserve">cascade</w:t>
+      </w:r>
+      <w:r>
+        <w:t xml:space="preserve"> </w:t>
+      </w:r>
+      <w:r>
+        <w:rPr>
+          <w:rStyle w:val="VerbatimChar"/>
+        </w:rPr>
+        <w:t xml:space="preserve">system_warning:2650 + system_warning:2655</w:t>
+      </w:r>
+      <w:r>
+        <w:t xml:space="preserve"> </w:t>
+      </w:r>
+      <w:r>
+        <w:t xml:space="preserve">(Overload</w:t>
+      </w:r>
+      <w:r>
+        <w:t xml:space="preserve"> </w:t>
+      </w:r>
+      <w:r>
+        <w:t xml:space="preserve">generator fans 2 and 3 concurrently) reaches lift 4.0 with 11 cases</w:t>
+      </w:r>
+      <w:r>
+        <w:t xml:space="preserve"> </w:t>
+      </w:r>
+      <w:r>
+        <w:t xml:space="preserve">vs 0 controls. On Azure PdM,</w:t>
+      </w:r>
+      <w:r>
+        <w:t xml:space="preserve"> </w:t>
+      </w:r>
+      <w:r>
+        <w:rPr>
+          <w:rStyle w:val="VerbatimChar"/>
+        </w:rPr>
+        <w:t xml:space="preserve">{software_error:error2, software_error:error3}</w:t>
+      </w:r>
+      <w:r>
+        <w:t xml:space="preserve"> </w:t>
+      </w:r>
+      <w:r>
+        <w:t xml:space="preserve">at 24h horizon has</w:t>
+      </w:r>
+      <w:r>
+        <w:t xml:space="preserve"> </w:t>
+      </w:r>
+      <w:r>
+        <w:t xml:space="preserve">inference-half lift 4.0 with zero occurrences in the inference</w:t>
+      </w:r>
+      <w:r>
+        <w:t xml:space="preserve"> </w:t>
+      </w:r>
+      <w:r>
+        <w:t xml:space="preserve">control windows (BY q = 4e-90), supporting a</w:t>
+      </w:r>
+      <w:r>
+        <w:t xml:space="preserve"> </w:t>
+      </w:r>
+      <w:r>
+        <w:t xml:space="preserve">“</w:t>
+      </w:r>
+      <w:r>
+        <w:t xml:space="preserve">raise component-</w:t>
+      </w:r>
+      <w:r>
+        <w:t xml:space="preserve"> </w:t>
+      </w:r>
+      <w:r>
+        <w:t xml:space="preserve">replacement work order</w:t>
       </w:r>
       <w:r>
         <w:t xml:space="preserve">”</w:t>
@@ -1972,7 +2104,7 @@
     </w:p>
     <w:bookmarkEnd w:id="28"/>
     <w:bookmarkEnd w:id="29"/>
-    <w:bookmarkStart w:id="34" w:name="data"/>
+    <w:bookmarkStart w:id="35" w:name="data"/>
     <w:p>
       <w:pPr>
         <w:pStyle w:val="Heading2"/>
@@ -2659,7 +2791,7 @@
       </w:r>
     </w:p>
     <w:bookmarkEnd w:id="32"/>
-    <w:bookmarkStart w:id="33" w:name="X0cc0213a3a3d6b0aa45b5af167aefb97013eef0"/>
+    <w:bookmarkStart w:id="33" w:name="Xf76511c02de4b4a191c2516eb8af22e2ac8aa94"/>
     <w:p>
       <w:pPr>
         <w:pStyle w:val="Heading3"/>
@@ -2674,7 +2806,7 @@
         <w:tab/>
       </w:r>
       <w:r>
-        <w:t xml:space="preserve">3.4 SCANIA Component X (production automotive, per-vehicle)</w:t>
+        <w:t xml:space="preserve">3.4 Kelmarsh wind-farm alarm logs (production, per-turbine)</w:t>
       </w:r>
     </w:p>
     <w:p>
@@ -2682,6 +2814,426 @@
         <w:pStyle w:val="FirstParagraph"/>
       </w:pPr>
       <w:r>
+        <w:t xml:space="preserve">Six Senvion MM92 wind turbines at the Kelmarsh site, released by</w:t>
+      </w:r>
+      <w:r>
+        <w:t xml:space="preserve"> </w:t>
+      </w:r>
+      <w:r>
+        <w:t xml:space="preserve">Plumley 2022</w:t>
+      </w:r>
+      <w:r>
+        <w:t xml:space="preserve"> </w:t>
+      </w:r>
+      <w:r>
+        <w:t xml:space="preserve">(Plumley 2022)</w:t>
+      </w:r>
+      <w:r>
+        <w:t xml:space="preserve"> </w:t>
+      </w:r>
+      <w:r>
+        <w:t xml:space="preserve">via Zenodo record 5841834 under</w:t>
+      </w:r>
+      <w:r>
+        <w:t xml:space="preserve"> </w:t>
+      </w:r>
+      <w:r>
+        <w:t xml:space="preserve">CC-BY-4.0. Each</w:t>
+      </w:r>
+      <w:r>
+        <w:t xml:space="preserve"> </w:t>
+      </w:r>
+      <w:r>
+        <w:t xml:space="preserve">turbine’s status log carries every alarm/event that the SCADA emitted</w:t>
+      </w:r>
+      <w:r>
+        <w:t xml:space="preserve"> </w:t>
+      </w:r>
+      <w:r>
+        <w:t xml:space="preserve">over the year, together with an IEC category (</w:t>
+      </w:r>
+      <w:r>
+        <w:rPr>
+          <w:rStyle w:val="VerbatimChar"/>
+        </w:rPr>
+        <w:t xml:space="preserve">Full Performance</w:t>
+      </w:r>
+      <w:r>
+        <w:t xml:space="preserve">,</w:t>
+      </w:r>
+      <w:r>
+        <w:t xml:space="preserve"> </w:t>
+      </w:r>
+      <w:r>
+        <w:rPr>
+          <w:rStyle w:val="VerbatimChar"/>
+        </w:rPr>
+        <w:t xml:space="preserve">Forced outage</w:t>
+      </w:r>
+      <w:r>
+        <w:t xml:space="preserve">,</w:t>
+      </w:r>
+      <w:r>
+        <w:t xml:space="preserve"> </w:t>
+      </w:r>
+      <w:r>
+        <w:rPr>
+          <w:rStyle w:val="VerbatimChar"/>
+        </w:rPr>
+        <w:t xml:space="preserve">Out of Environmental Specification</w:t>
+      </w:r>
+      <w:r>
+        <w:t xml:space="preserve">, …).</w:t>
+      </w:r>
+    </w:p>
+    <w:p>
+      <w:pPr>
+        <w:pStyle w:val="BodyText"/>
+      </w:pPr>
+      <w:r>
+        <w:t xml:space="preserve">For 2016 the six turbines produced 14,325 status events, of which</w:t>
+      </w:r>
+      <w:r>
+        <w:t xml:space="preserve"> </w:t>
+      </w:r>
+      <w:r>
+        <w:t xml:space="preserve">306 were tagged</w:t>
+      </w:r>
+      <w:r>
+        <w:t xml:space="preserve"> </w:t>
+      </w:r>
+      <w:r>
+        <w:rPr>
+          <w:rStyle w:val="VerbatimChar"/>
+        </w:rPr>
+        <w:t xml:space="preserve">Forced outage</w:t>
+      </w:r>
+      <w:r>
+        <w:t xml:space="preserve"> </w:t>
+      </w:r>
+      <w:r>
+        <w:t xml:space="preserve">(real physical failures: generator-</w:t>
+      </w:r>
+      <w:r>
+        <w:t xml:space="preserve"> </w:t>
+      </w:r>
+      <w:r>
+        <w:t xml:space="preserve">fan overloads, frequency-converter faults, safety-chain openings).</w:t>
+      </w:r>
+      <w:r>
+        <w:t xml:space="preserve"> </w:t>
+      </w:r>
+      <w:r>
+        <w:t xml:space="preserve">Top forced-outage codes across the fleet:</w:t>
+      </w:r>
+      <w:r>
+        <w:t xml:space="preserve"> </w:t>
+      </w:r>
+      <w:r>
+        <w:rPr>
+          <w:rStyle w:val="VerbatimChar"/>
+        </w:rPr>
+        <w:t xml:space="preserve">2550</w:t>
+      </w:r>
+      <w:r>
+        <w:t xml:space="preserve"> </w:t>
+      </w:r>
+      <w:r>
+        <w:t xml:space="preserve">Overload generator</w:t>
+      </w:r>
+      <w:r>
+        <w:t xml:space="preserve"> </w:t>
+      </w:r>
+      <w:r>
+        <w:t xml:space="preserve">fan 1 (42),</w:t>
+      </w:r>
+      <w:r>
+        <w:t xml:space="preserve"> </w:t>
+      </w:r>
+      <w:r>
+        <w:rPr>
+          <w:rStyle w:val="VerbatimChar"/>
+        </w:rPr>
+        <w:t xml:space="preserve">2650</w:t>
+      </w:r>
+      <w:r>
+        <w:t xml:space="preserve"> </w:t>
+      </w:r>
+      <w:r>
+        <w:t xml:space="preserve">Overload generator fan 2 (38),</w:t>
+      </w:r>
+      <w:r>
+        <w:t xml:space="preserve"> </w:t>
+      </w:r>
+      <w:r>
+        <w:rPr>
+          <w:rStyle w:val="VerbatimChar"/>
+        </w:rPr>
+        <w:t xml:space="preserve">2655</w:t>
+      </w:r>
+      <w:r>
+        <w:t xml:space="preserve"> </w:t>
+      </w:r>
+      <w:r>
+        <w:t xml:space="preserve">Overload</w:t>
+      </w:r>
+      <w:r>
+        <w:t xml:space="preserve"> </w:t>
+      </w:r>
+      <w:r>
+        <w:t xml:space="preserve">generator fan 3 (38),</w:t>
+      </w:r>
+      <w:r>
+        <w:t xml:space="preserve"> </w:t>
+      </w:r>
+      <w:r>
+        <w:rPr>
+          <w:rStyle w:val="VerbatimChar"/>
+        </w:rPr>
+        <w:t xml:space="preserve">3000</w:t>
+      </w:r>
+      <w:r>
+        <w:t xml:space="preserve"> </w:t>
+      </w:r>
+      <w:r>
+        <w:t xml:space="preserve">Frequency converter not ready (27),</w:t>
+      </w:r>
+      <w:r>
+        <w:t xml:space="preserve"> </w:t>
+      </w:r>
+      <w:r>
+        <w:rPr>
+          <w:rStyle w:val="VerbatimChar"/>
+        </w:rPr>
+        <w:t xml:space="preserve">100</w:t>
+      </w:r>
+      <w:r>
+        <w:t xml:space="preserve"> </w:t>
+      </w:r>
+      <w:r>
+        <w:t xml:space="preserve">Safety chain open (14). Non-forced-outage codes that appear as</w:t>
+      </w:r>
+      <w:r>
+        <w:t xml:space="preserve"> </w:t>
+      </w:r>
+      <w:r>
+        <w:t xml:space="preserve">warnings or stops are the natural precursor candidates:</w:t>
+      </w:r>
+      <w:r>
+        <w:t xml:space="preserve"> </w:t>
+      </w:r>
+      <w:r>
+        <w:rPr>
+          <w:rStyle w:val="VerbatimChar"/>
+        </w:rPr>
+        <w:t xml:space="preserve">5720</w:t>
+      </w:r>
+      <w:r>
+        <w:t xml:space="preserve"> </w:t>
+      </w:r>
+      <w:r>
+        <w:t xml:space="preserve">Brake</w:t>
+      </w:r>
+      <w:r>
+        <w:t xml:space="preserve"> </w:t>
+      </w:r>
+      <w:r>
+        <w:t xml:space="preserve">accumulator defect (96 warnings),</w:t>
+      </w:r>
+      <w:r>
+        <w:t xml:space="preserve"> </w:t>
+      </w:r>
+      <w:r>
+        <w:rPr>
+          <w:rStyle w:val="VerbatimChar"/>
+        </w:rPr>
+        <w:t xml:space="preserve">2125</w:t>
+      </w:r>
+      <w:r>
+        <w:t xml:space="preserve"> </w:t>
+      </w:r>
+      <w:r>
+        <w:t xml:space="preserve">Timeout brake closed (74),</w:t>
+      </w:r>
+      <w:r>
+        <w:t xml:space="preserve"> </w:t>
+      </w:r>
+      <w:r>
+        <w:rPr>
+          <w:rStyle w:val="VerbatimChar"/>
+        </w:rPr>
+        <w:t xml:space="preserve">2550/2650/2655</w:t>
+      </w:r>
+      <w:r>
+        <w:t xml:space="preserve"> </w:t>
+      </w:r>
+      <w:r>
+        <w:t xml:space="preserve">overload-fan warnings that precede the same-code</w:t>
+      </w:r>
+      <w:r>
+        <w:t xml:space="preserve"> </w:t>
+      </w:r>
+      <w:r>
+        <w:t xml:space="preserve">forced outages.</w:t>
+      </w:r>
+    </w:p>
+    <w:p>
+      <w:pPr>
+        <w:pStyle w:val="BodyText"/>
+      </w:pPr>
+      <w:r>
+        <w:t xml:space="preserve">Event vocabulary:</w:t>
+      </w:r>
+      <w:r>
+        <w:t xml:space="preserve"> </w:t>
+      </w:r>
+      <w:r>
+        <w:rPr>
+          <w:rStyle w:val="VerbatimChar"/>
+        </w:rPr>
+        <w:t xml:space="preserve">system_stop</w:t>
+      </w:r>
+      <w:r>
+        <w:t xml:space="preserve">,</w:t>
+      </w:r>
+      <w:r>
+        <w:t xml:space="preserve"> </w:t>
+      </w:r>
+      <w:r>
+        <w:rPr>
+          <w:rStyle w:val="VerbatimChar"/>
+        </w:rPr>
+        <w:t xml:space="preserve">system_warning</w:t>
+      </w:r>
+      <w:r>
+        <w:t xml:space="preserve">,</w:t>
+      </w:r>
+      <w:r>
+        <w:t xml:space="preserve"> </w:t>
+      </w:r>
+      <w:r>
+        <w:rPr>
+          <w:rStyle w:val="VerbatimChar"/>
+        </w:rPr>
+        <w:t xml:space="preserve">system_info</w:t>
+      </w:r>
+      <w:r>
+        <w:t xml:space="preserve">,</w:t>
+      </w:r>
+      <w:r>
+        <w:t xml:space="preserve"> </w:t>
+      </w:r>
+      <w:r>
+        <w:rPr>
+          <w:rStyle w:val="VerbatimChar"/>
+        </w:rPr>
+        <w:t xml:space="preserve">system_comm</w:t>
+      </w:r>
+      <w:r>
+        <w:t xml:space="preserve">,</w:t>
+      </w:r>
+      <w:r>
+        <w:t xml:space="preserve"> </w:t>
+      </w:r>
+      <w:r>
+        <w:rPr>
+          <w:rStyle w:val="VerbatimChar"/>
+        </w:rPr>
+        <w:t xml:space="preserve">terminal_failure</w:t>
+      </w:r>
+      <w:r>
+        <w:t xml:space="preserve">. Entity is the turbine (</w:t>
+      </w:r>
+      <w:r>
+        <w:rPr>
+          <w:rStyle w:val="VerbatimChar"/>
+        </w:rPr>
+        <w:t xml:space="preserve">T1</w:t>
+      </w:r>
+      <w:r>
+        <w:t xml:space="preserve">..</w:t>
+      </w:r>
+      <w:r>
+        <w:rPr>
+          <w:rStyle w:val="VerbatimChar"/>
+        </w:rPr>
+        <w:t xml:space="preserve">T6</w:t>
+      </w:r>
+      <w:r>
+        <w:t xml:space="preserve">),</w:t>
+      </w:r>
+      <w:r>
+        <w:t xml:space="preserve"> </w:t>
+      </w:r>
+      <w:r>
+        <w:t xml:space="preserve">subtype is the numeric fault code. Failure event =</w:t>
+      </w:r>
+      <w:r>
+        <w:t xml:space="preserve"> </w:t>
+      </w:r>
+      <w:r>
+        <w:rPr>
+          <w:rStyle w:val="VerbatimChar"/>
+        </w:rPr>
+        <w:t xml:space="preserve">terminal_failure</w:t>
+      </w:r>
+      <w:r>
+        <w:t xml:space="preserve"> </w:t>
+      </w:r>
+      <w:r>
+        <w:t xml:space="preserve">placed at each Forced-outage timestamp.</w:t>
+      </w:r>
+    </w:p>
+    <w:p>
+      <w:pPr>
+        <w:pStyle w:val="BodyText"/>
+      </w:pPr>
+      <w:r>
+        <w:t xml:space="preserve">This trace is the paper’s cleanest realisation of the physical-</w:t>
+      </w:r>
+      <w:r>
+        <w:t xml:space="preserve"> </w:t>
+      </w:r>
+      <w:r>
+        <w:t xml:space="preserve">cascade shape: continuous mechanical wear produces discrete alarm</w:t>
+      </w:r>
+      <w:r>
+        <w:t xml:space="preserve"> </w:t>
+      </w:r>
+      <w:r>
+        <w:t xml:space="preserve">codes at intermediate stages, and a specific alarm terminates the</w:t>
+      </w:r>
+      <w:r>
+        <w:t xml:space="preserve"> </w:t>
+      </w:r>
+      <w:r>
+        <w:t xml:space="preserve">cascade as a Forced outage.</w:t>
+      </w:r>
+    </w:p>
+    <w:bookmarkEnd w:id="33"/>
+    <w:bookmarkStart w:id="34" w:name="X0cc0213a3a3d6b0aa45b5af167aefb97013eef0"/>
+    <w:p>
+      <w:pPr>
+        <w:pStyle w:val="Heading3"/>
+      </w:pPr>
+      <w:r>
+        <w:rPr>
+          <w:rStyle w:val="SectionNumber"/>
+        </w:rPr>
+        <w:t xml:space="preserve">1.4.5</w:t>
+      </w:r>
+      <w:r>
+        <w:tab/>
+      </w:r>
+      <w:r>
+        <w:t xml:space="preserve">3.5 SCANIA Component X (production automotive, per-vehicle)</w:t>
+      </w:r>
+    </w:p>
+    <w:p>
+      <w:pPr>
+        <w:pStyle w:val="FirstParagraph"/>
+      </w:pPr>
+      <w:r>
         <w:t xml:space="preserve">Real fleet telematics dataset released 2025 [TODO:cite kharazian2025],</w:t>
       </w:r>
       <w:r>
@@ -2801,9 +3353,9 @@
         <w:t xml:space="preserve">the last readout timestamp of each repair-labeled vehicle.</w:t>
       </w:r>
     </w:p>
-    <w:bookmarkEnd w:id="33"/>
     <w:bookmarkEnd w:id="34"/>
-    <w:bookmarkStart w:id="43" w:name="method"/>
+    <w:bookmarkEnd w:id="35"/>
+    <w:bookmarkStart w:id="44" w:name="method"/>
     <w:p>
       <w:pPr>
         <w:pStyle w:val="Heading2"/>
@@ -2821,7 +3373,7 @@
         <w:t xml:space="preserve">4 Method</w:t>
       </w:r>
     </w:p>
-    <w:bookmarkStart w:id="35" w:name="pre-failure-windows-and-matched-controls"/>
+    <w:bookmarkStart w:id="36" w:name="pre-failure-windows-and-matched-controls"/>
     <w:p>
       <w:pPr>
         <w:pStyle w:val="Heading3"/>
@@ -3120,8 +3672,8 @@
         <w:t xml:space="preserve">per-job or per-episode observations).</w:t>
       </w:r>
     </w:p>
-    <w:bookmarkEnd w:id="35"/>
-    <w:bookmarkStart w:id="36" w:name="mining"/>
+    <w:bookmarkEnd w:id="36"/>
+    <w:bookmarkStart w:id="37" w:name="mining"/>
     <w:p>
       <w:pPr>
         <w:pStyle w:val="Heading3"/>
@@ -3260,8 +3812,8 @@
         <w:t xml:space="preserve">how much preserving order contributes above co-occurrence.</w:t>
       </w:r>
     </w:p>
-    <w:bookmarkEnd w:id="36"/>
-    <w:bookmarkStart w:id="37" w:name="sanity-invariants"/>
+    <w:bookmarkEnd w:id="37"/>
+    <w:bookmarkStart w:id="38" w:name="sanity-invariants"/>
     <w:p>
       <w:pPr>
         <w:pStyle w:val="Heading3"/>
@@ -3347,8 +3899,8 @@
         <w:t xml:space="preserve">rather than by post-hoc justification.</w:t>
       </w:r>
     </w:p>
-    <w:bookmarkEnd w:id="37"/>
-    <w:bookmarkStart w:id="38" w:name="Xff462f684860b99f87ffb52704ce6033ecb21e1"/>
+    <w:bookmarkEnd w:id="38"/>
+    <w:bookmarkStart w:id="39" w:name="Xff462f684860b99f87ffb52704ce6033ecb21e1"/>
     <w:p>
       <w:pPr>
         <w:pStyle w:val="Heading3"/>
@@ -3579,8 +4131,8 @@
         <w:t xml:space="preserve">stages.</w:t>
       </w:r>
     </w:p>
-    <w:bookmarkEnd w:id="38"/>
-    <w:bookmarkStart w:id="39" w:name="X9292929c3d43e41408b4a6dbc28d99ff3254025"/>
+    <w:bookmarkEnd w:id="39"/>
+    <w:bookmarkStart w:id="40" w:name="X9292929c3d43e41408b4a6dbc28d99ff3254025"/>
     <w:p>
       <w:pPr>
         <w:pStyle w:val="Heading3"/>
@@ -3756,8 +4308,8 @@
         <w:t xml:space="preserve">inference.</w:t>
       </w:r>
     </w:p>
-    <w:bookmarkEnd w:id="39"/>
-    <w:bookmarkStart w:id="40" w:name="Xe573a4e2aa8e0f30f3ca6b54b0f29e07905219b"/>
+    <w:bookmarkEnd w:id="40"/>
+    <w:bookmarkStart w:id="41" w:name="Xe573a4e2aa8e0f30f3ca6b54b0f29e07905219b"/>
     <w:p>
       <w:pPr>
         <w:pStyle w:val="Heading3"/>
@@ -3890,8 +4442,8 @@
         <w:t xml:space="preserve">HR 1.73 [1.53, 1.96] under proper matched conditional logistic.</w:t>
       </w:r>
     </w:p>
-    <w:bookmarkEnd w:id="40"/>
-    <w:bookmarkStart w:id="41" w:name="count-preserving-order-comparator"/>
+    <w:bookmarkEnd w:id="41"/>
+    <w:bookmarkStart w:id="42" w:name="count-preserving-order-comparator"/>
     <w:p>
       <w:pPr>
         <w:pStyle w:val="Heading3"/>
@@ -4010,8 +4562,8 @@
         <w:t xml:space="preserve">isolates the pure ordering contribution.</w:t>
       </w:r>
     </w:p>
-    <w:bookmarkEnd w:id="41"/>
-    <w:bookmarkStart w:id="42" w:name="statistical-significance-summary"/>
+    <w:bookmarkEnd w:id="42"/>
+    <w:bookmarkStart w:id="43" w:name="statistical-significance-summary"/>
     <w:p>
       <w:pPr>
         <w:pStyle w:val="Heading3"/>
@@ -4091,9 +4643,9 @@
         <w:t xml:space="preserve">to give q-values.</w:t>
       </w:r>
     </w:p>
-    <w:bookmarkEnd w:id="42"/>
     <w:bookmarkEnd w:id="43"/>
-    <w:bookmarkStart w:id="48" w:name="experiments"/>
+    <w:bookmarkEnd w:id="44"/>
+    <w:bookmarkStart w:id="49" w:name="experiments"/>
     <w:p>
       <w:pPr>
         <w:pStyle w:val="Heading2"/>
@@ -4263,7 +4815,7 @@
         <w:t xml:space="preserve">feature sets on the same trace cannot drift.</w:t>
       </w:r>
     </w:p>
-    <w:bookmarkStart w:id="45" w:name="coverage-per-horizon-azure"/>
+    <w:bookmarkStart w:id="46" w:name="coverage-per-horizon-azure"/>
     <w:p>
       <w:pPr>
         <w:pStyle w:val="Heading3"/>
@@ -4354,7 +4906,7 @@
       <w:r>
         <w:t xml:space="preserve"> </w:t>
       </w:r>
-      <w:hyperlink r:id="rId44">
+      <w:hyperlink r:id="rId45">
         <w:r>
           <w:rPr>
             <w:rStyle w:val="Hyperlink"/>
@@ -4363,8 +4915,8 @@
         </w:r>
       </w:hyperlink>
     </w:p>
-    <w:bookmarkEnd w:id="45"/>
-    <w:bookmarkStart w:id="47" w:name="mining-sensitivity-to-min_support-azure"/>
+    <w:bookmarkEnd w:id="46"/>
+    <w:bookmarkStart w:id="48" w:name="mining-sensitivity-to-min_support-azure"/>
     <w:p>
       <w:pPr>
         <w:pStyle w:val="Heading3"/>
@@ -4960,7 +5512,7 @@
       <w:r>
         <w:t xml:space="preserve"> </w:t>
       </w:r>
-      <w:hyperlink r:id="rId46">
+      <w:hyperlink r:id="rId47">
         <w:r>
           <w:rPr>
             <w:rStyle w:val="Hyperlink"/>
@@ -4969,9 +5521,9 @@
         </w:r>
       </w:hyperlink>
     </w:p>
-    <w:bookmarkEnd w:id="47"/>
     <w:bookmarkEnd w:id="48"/>
-    <w:bookmarkStart w:id="60" w:name="results"/>
+    <w:bookmarkEnd w:id="49"/>
+    <w:bookmarkStart w:id="61" w:name="results"/>
     <w:p>
       <w:pPr>
         <w:pStyle w:val="Heading2"/>
@@ -4989,7 +5541,7 @@
         <w:t xml:space="preserve">6 Results</w:t>
       </w:r>
     </w:p>
-    <w:bookmarkStart w:id="50" w:name="mined-patterns-azure-and-alibaba"/>
+    <w:bookmarkStart w:id="51" w:name="mined-patterns-azure-and-alibaba"/>
     <w:p>
       <w:pPr>
         <w:pStyle w:val="Heading3"/>
@@ -5213,7 +5765,7 @@
       <w:r>
         <w:t xml:space="preserve"> </w:t>
       </w:r>
-      <w:hyperlink r:id="rId49">
+      <w:hyperlink r:id="rId50">
         <w:r>
           <w:rPr>
             <w:rStyle w:val="Hyperlink"/>
@@ -5222,8 +5774,8 @@
         </w:r>
       </w:hyperlink>
     </w:p>
-    <w:bookmarkEnd w:id="50"/>
-    <w:bookmarkStart w:id="52" w:name="predictive-evaluation-four-traces"/>
+    <w:bookmarkEnd w:id="51"/>
+    <w:bookmarkStart w:id="53" w:name="predictive-evaluation-four-traces"/>
     <w:p>
       <w:pPr>
         <w:pStyle w:val="Heading3"/>
@@ -6332,7 +6884,7 @@
       <w:r>
         <w:t xml:space="preserve"> </w:t>
       </w:r>
-      <w:hyperlink r:id="rId51">
+      <w:hyperlink r:id="rId52">
         <w:r>
           <w:rPr>
             <w:rStyle w:val="Hyperlink"/>
@@ -6341,8 +6893,8 @@
         </w:r>
       </w:hyperlink>
     </w:p>
-    <w:bookmarkEnd w:id="52"/>
-    <w:bookmarkStart w:id="53" w:name="order-effect-under-count-preserving-null"/>
+    <w:bookmarkEnd w:id="53"/>
+    <w:bookmarkStart w:id="54" w:name="order-effect-under-count-preserving-null"/>
     <w:p>
       <w:pPr>
         <w:pStyle w:val="Heading3"/>
@@ -7004,8 +7556,8 @@
         <w:t xml:space="preserve">Alibaba once multiplicity is controlled for.</w:t>
       </w:r>
     </w:p>
-    <w:bookmarkEnd w:id="53"/>
-    <w:bookmarkStart w:id="54" w:name="X4df7340d1533da6331c58c2d3ec043171e9226d"/>
+    <w:bookmarkEnd w:id="54"/>
+    <w:bookmarkStart w:id="55" w:name="X4df7340d1533da6331c58c2d3ec043171e9226d"/>
     <w:p>
       <w:pPr>
         <w:pStyle w:val="Heading3"/>
@@ -7094,7 +7646,31 @@
           <w:b/>
           <w:bCs/>
         </w:rPr>
-        <w:t xml:space="preserve">Azure PdM.</w:t>
+        <w:t xml:space="preserve">Kelmarsh wind turbines.</w:t>
+      </w:r>
+      <w:r>
+        <w:t xml:space="preserve"> </w:t>
+      </w:r>
+      <w:r>
+        <w:t xml:space="preserve">The strongest cascade signatures the paper</w:t>
+      </w:r>
+      <w:r>
+        <w:t xml:space="preserve"> </w:t>
+      </w:r>
+      <w:r>
+        <w:t xml:space="preserve">records. All top signatures have zero control hits on the inference</w:t>
+      </w:r>
+      <w:r>
+        <w:t xml:space="preserve"> </w:t>
+      </w:r>
+      <w:r>
+        <w:t xml:space="preserve">half. Each fault code names a specific mechanical / electrical</w:t>
+      </w:r>
+      <w:r>
+        <w:t xml:space="preserve"> </w:t>
+      </w:r>
+      <w:r>
+        <w:t xml:space="preserve">precursor of the same-family Forced-outage event.</w:t>
       </w:r>
     </w:p>
     <w:tbl>
@@ -7136,6 +7712,741 @@
               <w:jc w:val="left"/>
             </w:pPr>
             <w:r>
+              <w:t xml:space="preserve">pattern (code:message)</w:t>
+            </w:r>
+          </w:p>
+        </w:tc>
+        <w:tc>
+          <w:tcPr/>
+          <w:p>
+            <w:pPr>
+              <w:pStyle w:val="Compact"/>
+              <w:jc w:val="left"/>
+            </w:pPr>
+            <w:r>
+              <w:t xml:space="preserve">inf-half lift</w:t>
+            </w:r>
+          </w:p>
+        </w:tc>
+        <w:tc>
+          <w:tcPr/>
+          <w:p>
+            <w:pPr>
+              <w:pStyle w:val="Compact"/>
+              <w:jc w:val="left"/>
+            </w:pPr>
+            <w:r>
+              <w:t xml:space="preserve">BY q</w:t>
+            </w:r>
+          </w:p>
+        </w:tc>
+        <w:tc>
+          <w:tcPr/>
+          <w:p>
+            <w:pPr>
+              <w:pStyle w:val="Compact"/>
+              <w:jc w:val="left"/>
+            </w:pPr>
+            <w:r>
+              <w:t xml:space="preserve">n_case</w:t>
+            </w:r>
+          </w:p>
+        </w:tc>
+        <w:tc>
+          <w:tcPr/>
+          <w:p>
+            <w:pPr>
+              <w:pStyle w:val="Compact"/>
+              <w:jc w:val="left"/>
+            </w:pPr>
+            <w:r>
+              <w:t xml:space="preserve">n_ctrl</w:t>
+            </w:r>
+          </w:p>
+        </w:tc>
+      </w:tr>
+      <w:tr>
+        <w:tc>
+          <w:tcPr/>
+          <w:p>
+            <w:pPr>
+              <w:pStyle w:val="Compact"/>
+              <w:jc w:val="left"/>
+            </w:pPr>
+            <w:r>
+              <w:t xml:space="preserve">last5</w:t>
+            </w:r>
+          </w:p>
+        </w:tc>
+        <w:tc>
+          <w:tcPr/>
+          <w:p>
+            <w:pPr>
+              <w:pStyle w:val="Compact"/>
+              <w:jc w:val="left"/>
+            </w:pPr>
+            <w:r>
+              <w:rPr>
+                <w:rStyle w:val="VerbatimChar"/>
+              </w:rPr>
+              <w:t xml:space="preserve">system_warning:2550</w:t>
+            </w:r>
+            <w:r>
+              <w:t xml:space="preserve"> </w:t>
+            </w:r>
+            <w:r>
+              <w:t xml:space="preserve">(Overload gen fan 1)</w:t>
+            </w:r>
+          </w:p>
+        </w:tc>
+        <w:tc>
+          <w:tcPr/>
+          <w:p>
+            <w:pPr>
+              <w:pStyle w:val="Compact"/>
+              <w:jc w:val="left"/>
+            </w:pPr>
+            <w:r>
+              <w:t xml:space="preserve">4.00</w:t>
+            </w:r>
+          </w:p>
+        </w:tc>
+        <w:tc>
+          <w:tcPr/>
+          <w:p>
+            <w:pPr>
+              <w:pStyle w:val="Compact"/>
+              <w:jc w:val="left"/>
+            </w:pPr>
+            <w:r>
+              <w:t xml:space="preserve">1.3e-12</w:t>
+            </w:r>
+          </w:p>
+        </w:tc>
+        <w:tc>
+          <w:tcPr/>
+          <w:p>
+            <w:pPr>
+              <w:pStyle w:val="Compact"/>
+              <w:jc w:val="left"/>
+            </w:pPr>
+            <w:r>
+              <w:t xml:space="preserve">22</w:t>
+            </w:r>
+          </w:p>
+        </w:tc>
+        <w:tc>
+          <w:tcPr/>
+          <w:p>
+            <w:pPr>
+              <w:pStyle w:val="Compact"/>
+              <w:jc w:val="left"/>
+            </w:pPr>
+            <w:r>
+              <w:t xml:space="preserve">0</w:t>
+            </w:r>
+          </w:p>
+        </w:tc>
+      </w:tr>
+      <w:tr>
+        <w:tc>
+          <w:tcPr/>
+          <w:p>
+            <w:pPr>
+              <w:pStyle w:val="Compact"/>
+              <w:jc w:val="left"/>
+            </w:pPr>
+            <w:r>
+              <w:t xml:space="preserve">last5</w:t>
+            </w:r>
+          </w:p>
+        </w:tc>
+        <w:tc>
+          <w:tcPr/>
+          <w:p>
+            <w:pPr>
+              <w:pStyle w:val="Compact"/>
+              <w:jc w:val="left"/>
+            </w:pPr>
+            <w:r>
+              <w:rPr>
+                <w:rStyle w:val="VerbatimChar"/>
+              </w:rPr>
+              <w:t xml:space="preserve">system_warning:2655</w:t>
+            </w:r>
+            <w:r>
+              <w:t xml:space="preserve"> </w:t>
+            </w:r>
+            <w:r>
+              <w:t xml:space="preserve">(Overload gen fan 3)</w:t>
+            </w:r>
+          </w:p>
+        </w:tc>
+        <w:tc>
+          <w:tcPr/>
+          <w:p>
+            <w:pPr>
+              <w:pStyle w:val="Compact"/>
+              <w:jc w:val="left"/>
+            </w:pPr>
+            <w:r>
+              <w:t xml:space="preserve">4.00</w:t>
+            </w:r>
+          </w:p>
+        </w:tc>
+        <w:tc>
+          <w:tcPr/>
+          <w:p>
+            <w:pPr>
+              <w:pStyle w:val="Compact"/>
+              <w:jc w:val="left"/>
+            </w:pPr>
+            <w:r>
+              <w:t xml:space="preserve">1.9e-12</w:t>
+            </w:r>
+          </w:p>
+        </w:tc>
+        <w:tc>
+          <w:tcPr/>
+          <w:p>
+            <w:pPr>
+              <w:pStyle w:val="Compact"/>
+              <w:jc w:val="left"/>
+            </w:pPr>
+            <w:r>
+              <w:t xml:space="preserve">21</w:t>
+            </w:r>
+          </w:p>
+        </w:tc>
+        <w:tc>
+          <w:tcPr/>
+          <w:p>
+            <w:pPr>
+              <w:pStyle w:val="Compact"/>
+              <w:jc w:val="left"/>
+            </w:pPr>
+            <w:r>
+              <w:t xml:space="preserve">0</w:t>
+            </w:r>
+          </w:p>
+        </w:tc>
+      </w:tr>
+      <w:tr>
+        <w:tc>
+          <w:tcPr/>
+          <w:p>
+            <w:pPr>
+              <w:pStyle w:val="Compact"/>
+              <w:jc w:val="left"/>
+            </w:pPr>
+            <w:r>
+              <w:t xml:space="preserve">last5</w:t>
+            </w:r>
+          </w:p>
+        </w:tc>
+        <w:tc>
+          <w:tcPr/>
+          <w:p>
+            <w:pPr>
+              <w:pStyle w:val="Compact"/>
+              <w:jc w:val="left"/>
+            </w:pPr>
+            <w:r>
+              <w:rPr>
+                <w:rStyle w:val="VerbatimChar"/>
+              </w:rPr>
+              <w:t xml:space="preserve">system_warning:2650 + system_warning:2655</w:t>
+            </w:r>
+          </w:p>
+        </w:tc>
+        <w:tc>
+          <w:tcPr/>
+          <w:p>
+            <w:pPr>
+              <w:pStyle w:val="Compact"/>
+              <w:jc w:val="left"/>
+            </w:pPr>
+            <w:r>
+              <w:t xml:space="preserve">4.00</w:t>
+            </w:r>
+          </w:p>
+        </w:tc>
+        <w:tc>
+          <w:tcPr/>
+          <w:p>
+            <w:pPr>
+              <w:pStyle w:val="Compact"/>
+              <w:jc w:val="left"/>
+            </w:pPr>
+            <w:r>
+              <w:t xml:space="preserve">1.6e-6</w:t>
+            </w:r>
+          </w:p>
+        </w:tc>
+        <w:tc>
+          <w:tcPr/>
+          <w:p>
+            <w:pPr>
+              <w:pStyle w:val="Compact"/>
+              <w:jc w:val="left"/>
+            </w:pPr>
+            <w:r>
+              <w:t xml:space="preserve">11</w:t>
+            </w:r>
+          </w:p>
+        </w:tc>
+        <w:tc>
+          <w:tcPr/>
+          <w:p>
+            <w:pPr>
+              <w:pStyle w:val="Compact"/>
+              <w:jc w:val="left"/>
+            </w:pPr>
+            <w:r>
+              <w:t xml:space="preserve">0</w:t>
+            </w:r>
+          </w:p>
+        </w:tc>
+      </w:tr>
+      <w:tr>
+        <w:tc>
+          <w:tcPr/>
+          <w:p>
+            <w:pPr>
+              <w:pStyle w:val="Compact"/>
+              <w:jc w:val="left"/>
+            </w:pPr>
+            <w:r>
+              <w:t xml:space="preserve">last10</w:t>
+            </w:r>
+          </w:p>
+        </w:tc>
+        <w:tc>
+          <w:tcPr/>
+          <w:p>
+            <w:pPr>
+              <w:pStyle w:val="Compact"/>
+              <w:jc w:val="left"/>
+            </w:pPr>
+            <w:r>
+              <w:rPr>
+                <w:rStyle w:val="VerbatimChar"/>
+              </w:rPr>
+              <w:t xml:space="preserve">system_warning:2125 + system_warning:2655</w:t>
+            </w:r>
+            <w:r>
+              <w:t xml:space="preserve"> </w:t>
+            </w:r>
+            <w:r>
+              <w:t xml:space="preserve">(Brake timeout + fan 3)</w:t>
+            </w:r>
+          </w:p>
+        </w:tc>
+        <w:tc>
+          <w:tcPr/>
+          <w:p>
+            <w:pPr>
+              <w:pStyle w:val="Compact"/>
+              <w:jc w:val="left"/>
+            </w:pPr>
+            <w:r>
+              <w:t xml:space="preserve">4.00</w:t>
+            </w:r>
+          </w:p>
+        </w:tc>
+        <w:tc>
+          <w:tcPr/>
+          <w:p>
+            <w:pPr>
+              <w:pStyle w:val="Compact"/>
+              <w:jc w:val="left"/>
+            </w:pPr>
+            <w:r>
+              <w:t xml:space="preserve">3.4e-10</w:t>
+            </w:r>
+          </w:p>
+        </w:tc>
+        <w:tc>
+          <w:tcPr/>
+          <w:p>
+            <w:pPr>
+              <w:pStyle w:val="Compact"/>
+              <w:jc w:val="left"/>
+            </w:pPr>
+            <w:r>
+              <w:t xml:space="preserve">17</w:t>
+            </w:r>
+          </w:p>
+        </w:tc>
+        <w:tc>
+          <w:tcPr/>
+          <w:p>
+            <w:pPr>
+              <w:pStyle w:val="Compact"/>
+              <w:jc w:val="left"/>
+            </w:pPr>
+            <w:r>
+              <w:t xml:space="preserve">0</w:t>
+            </w:r>
+          </w:p>
+        </w:tc>
+      </w:tr>
+      <w:tr>
+        <w:tc>
+          <w:tcPr/>
+          <w:p>
+            <w:pPr>
+              <w:pStyle w:val="Compact"/>
+              <w:jc w:val="left"/>
+            </w:pPr>
+            <w:r>
+              <w:t xml:space="preserve">last10</w:t>
+            </w:r>
+          </w:p>
+        </w:tc>
+        <w:tc>
+          <w:tcPr/>
+          <w:p>
+            <w:pPr>
+              <w:pStyle w:val="Compact"/>
+              <w:jc w:val="left"/>
+            </w:pPr>
+            <w:r>
+              <w:rPr>
+                <w:rStyle w:val="VerbatimChar"/>
+              </w:rPr>
+              <w:t xml:space="preserve">system_warning:2125 + system_warning:2650 + system_warning:2655</w:t>
+            </w:r>
+          </w:p>
+        </w:tc>
+        <w:tc>
+          <w:tcPr/>
+          <w:p>
+            <w:pPr>
+              <w:pStyle w:val="Compact"/>
+              <w:jc w:val="left"/>
+            </w:pPr>
+            <w:r>
+              <w:t xml:space="preserve">4.00</w:t>
+            </w:r>
+          </w:p>
+        </w:tc>
+        <w:tc>
+          <w:tcPr/>
+          <w:p>
+            <w:pPr>
+              <w:pStyle w:val="Compact"/>
+              <w:jc w:val="left"/>
+            </w:pPr>
+            <w:r>
+              <w:t xml:space="preserve">1.3e-9</w:t>
+            </w:r>
+          </w:p>
+        </w:tc>
+        <w:tc>
+          <w:tcPr/>
+          <w:p>
+            <w:pPr>
+              <w:pStyle w:val="Compact"/>
+              <w:jc w:val="left"/>
+            </w:pPr>
+            <w:r>
+              <w:t xml:space="preserve">16</w:t>
+            </w:r>
+          </w:p>
+        </w:tc>
+        <w:tc>
+          <w:tcPr/>
+          <w:p>
+            <w:pPr>
+              <w:pStyle w:val="Compact"/>
+              <w:jc w:val="left"/>
+            </w:pPr>
+            <w:r>
+              <w:t xml:space="preserve">0</w:t>
+            </w:r>
+          </w:p>
+        </w:tc>
+      </w:tr>
+      <w:tr>
+        <w:tc>
+          <w:tcPr/>
+          <w:p>
+            <w:pPr>
+              <w:pStyle w:val="Compact"/>
+              <w:jc w:val="left"/>
+            </w:pPr>
+            <w:r>
+              <w:t xml:space="preserve">6h</w:t>
+            </w:r>
+          </w:p>
+        </w:tc>
+        <w:tc>
+          <w:tcPr/>
+          <w:p>
+            <w:pPr>
+              <w:pStyle w:val="Compact"/>
+              <w:jc w:val="left"/>
+            </w:pPr>
+            <w:r>
+              <w:t xml:space="preserve">Long code chain terminating in fan 1/2/3 overload</w:t>
+            </w:r>
+          </w:p>
+        </w:tc>
+        <w:tc>
+          <w:tcPr/>
+          <w:p>
+            <w:pPr>
+              <w:pStyle w:val="Compact"/>
+              <w:jc w:val="left"/>
+            </w:pPr>
+            <w:r>
+              <w:t xml:space="preserve">4.00</w:t>
+            </w:r>
+          </w:p>
+        </w:tc>
+        <w:tc>
+          <w:tcPr/>
+          <w:p>
+            <w:pPr>
+              <w:pStyle w:val="Compact"/>
+              <w:jc w:val="left"/>
+            </w:pPr>
+            <w:r>
+              <w:t xml:space="preserve">9.6e-10</w:t>
+            </w:r>
+          </w:p>
+        </w:tc>
+        <w:tc>
+          <w:tcPr/>
+          <w:p>
+            <w:pPr>
+              <w:pStyle w:val="Compact"/>
+              <w:jc w:val="left"/>
+            </w:pPr>
+            <w:r>
+              <w:t xml:space="preserve">16</w:t>
+            </w:r>
+          </w:p>
+        </w:tc>
+        <w:tc>
+          <w:tcPr/>
+          <w:p>
+            <w:pPr>
+              <w:pStyle w:val="Compact"/>
+              <w:jc w:val="left"/>
+            </w:pPr>
+            <w:r>
+              <w:t xml:space="preserve">0</w:t>
+            </w:r>
+          </w:p>
+        </w:tc>
+      </w:tr>
+    </w:tbl>
+    <w:p>
+      <w:pPr>
+        <w:pStyle w:val="BodyText"/>
+      </w:pPr>
+      <w:r>
+        <w:t xml:space="preserve">Interpretation:</w:t>
+      </w:r>
+      <w:r>
+        <w:t xml:space="preserve"> </w:t>
+      </w:r>
+      <w:r>
+        <w:rPr>
+          <w:b/>
+          <w:bCs/>
+        </w:rPr>
+        <w:t xml:space="preserve">generator-fan overload warning codes (2550, 2650,</w:t>
+      </w:r>
+      <w:r>
+        <w:rPr>
+          <w:b/>
+          <w:bCs/>
+        </w:rPr>
+        <w:t xml:space="preserve"> </w:t>
+      </w:r>
+      <w:r>
+        <w:rPr>
+          <w:b/>
+          <w:bCs/>
+        </w:rPr>
+        <w:t xml:space="preserve">2655) are near-decision-rule strength precursors of the same-family</w:t>
+      </w:r>
+      <w:r>
+        <w:rPr>
+          <w:b/>
+          <w:bCs/>
+        </w:rPr>
+        <w:t xml:space="preserve"> </w:t>
+      </w:r>
+      <w:r>
+        <w:rPr>
+          <w:b/>
+          <w:bCs/>
+        </w:rPr>
+        <w:t xml:space="preserve">Forced-outage events</w:t>
+      </w:r>
+      <w:r>
+        <w:t xml:space="preserve">. The two- and three-code chains such as</w:t>
+      </w:r>
+      <w:r>
+        <w:t xml:space="preserve"> </w:t>
+      </w:r>
+      <w:r>
+        <w:rPr>
+          <w:rStyle w:val="VerbatimChar"/>
+        </w:rPr>
+        <w:t xml:space="preserve">2125 + 2655</w:t>
+      </w:r>
+      <w:r>
+        <w:t xml:space="preserve"> </w:t>
+      </w:r>
+      <w:r>
+        <w:t xml:space="preserve">(Brake-close timeout combined with generator-fan overload)</w:t>
+      </w:r>
+      <w:r>
+        <w:t xml:space="preserve"> </w:t>
+      </w:r>
+      <w:r>
+        <w:t xml:space="preserve">extend the same story: a specific mechanical stressor at the brake</w:t>
+      </w:r>
+      <w:r>
+        <w:t xml:space="preserve"> </w:t>
+      </w:r>
+      <w:r>
+        <w:t xml:space="preserve">subsystem accompanies the terminal generator-fan overload. This is</w:t>
+      </w:r>
+      <w:r>
+        <w:t xml:space="preserve"> </w:t>
+      </w:r>
+      <w:r>
+        <w:t xml:space="preserve">the paper’s central hypothesis in its clearest form: a physical wear</w:t>
+      </w:r>
+      <w:r>
+        <w:t xml:space="preserve"> </w:t>
+      </w:r>
+      <w:r>
+        <w:t xml:space="preserve">process cascades through discrete alarm codes at intermediate stages</w:t>
+      </w:r>
+      <w:r>
+        <w:t xml:space="preserve"> </w:t>
+      </w:r>
+      <w:r>
+        <w:t xml:space="preserve">before a specific alarm terminates the cascade.</w:t>
+      </w:r>
+    </w:p>
+    <w:p>
+      <w:pPr>
+        <w:pStyle w:val="BodyText"/>
+      </w:pPr>
+      <w:r>
+        <w:t xml:space="preserve">Use:</w:t>
+      </w:r>
+      <w:r>
+        <w:t xml:space="preserve"> </w:t>
+      </w:r>
+      <w:r>
+        <w:rPr>
+          <w:b/>
+          <w:bCs/>
+        </w:rPr>
+        <w:t xml:space="preserve">schedule generator cooling / bearing inspection the moment</w:t>
+      </w:r>
+      <w:r>
+        <w:rPr>
+          <w:b/>
+          <w:bCs/>
+        </w:rPr>
+        <w:t xml:space="preserve"> </w:t>
+      </w:r>
+      <w:r>
+        <w:rPr>
+          <w:b/>
+          <w:bCs/>
+        </w:rPr>
+        <w:t xml:space="preserve">any of the codes 2550, 2650, 2655 fires as a warning</w:t>
+      </w:r>
+      <w:r>
+        <w:t xml:space="preserve">. Recall on</w:t>
+      </w:r>
+      <w:r>
+        <w:t xml:space="preserve"> </w:t>
+      </w:r>
+      <w:r>
+        <w:t xml:space="preserve">the 2016 data is 22/(22 + missed) at the inference half; false-alarm</w:t>
+      </w:r>
+      <w:r>
+        <w:t xml:space="preserve"> </w:t>
+      </w:r>
+      <w:r>
+        <w:t xml:space="preserve">rate is zero over 918 control windows at</w:t>
+      </w:r>
+      <w:r>
+        <w:t xml:space="preserve"> </w:t>
+      </w:r>
+      <w:r>
+        <w:rPr>
+          <w:rStyle w:val="VerbatimChar"/>
+        </w:rPr>
+        <w:t xml:space="preserve">last5</w:t>
+      </w:r>
+      <w:r>
+        <w:t xml:space="preserve">.</w:t>
+      </w:r>
+    </w:p>
+    <w:p>
+      <w:pPr>
+        <w:pStyle w:val="BodyText"/>
+      </w:pPr>
+      <w:r>
+        <w:rPr>
+          <w:b/>
+          <w:bCs/>
+        </w:rPr>
+        <w:t xml:space="preserve">Azure PdM.</w:t>
+      </w:r>
+    </w:p>
+    <w:tbl>
+      <w:tblPr>
+        <w:tblStyle w:val="Table"/>
+        <w:tblW w:type="pct" w:w="5000"/>
+        <w:tblLayout w:type="fixed"/>
+        <w:tblLook w:firstRow="1" w:lastRow="0" w:firstColumn="0" w:lastColumn="0" w:noHBand="0" w:noVBand="0" w:val="0020"/>
+      </w:tblPr>
+      <w:tblGrid>
+        <w:gridCol w:w="1320"/>
+        <w:gridCol w:w="1320"/>
+        <w:gridCol w:w="1320"/>
+        <w:gridCol w:w="1320"/>
+        <w:gridCol w:w="1320"/>
+        <w:gridCol w:w="1320"/>
+      </w:tblGrid>
+      <w:tr>
+        <w:trPr>
+          <w:tblHeader w:val="on"/>
+        </w:trPr>
+        <w:tc>
+          <w:tcPr/>
+          <w:p>
+            <w:pPr>
+              <w:pStyle w:val="Compact"/>
+              <w:jc w:val="left"/>
+            </w:pPr>
+            <w:r>
+              <w:t xml:space="preserve">horizon</w:t>
+            </w:r>
+          </w:p>
+        </w:tc>
+        <w:tc>
+          <w:tcPr/>
+          <w:p>
+            <w:pPr>
+              <w:pStyle w:val="Compact"/>
+              <w:jc w:val="left"/>
+            </w:pPr>
+            <w:r>
               <w:t xml:space="preserve">pattern</w:t>
             </w:r>
           </w:p>
@@ -8890,8 +10201,8 @@
         <w:t xml:space="preserve">downstream predictive evaluation (§6.6, §6.7).</w:t>
       </w:r>
     </w:p>
-    <w:bookmarkEnd w:id="54"/>
-    <w:bookmarkStart w:id="55" w:name="X44aeb5833a19b6d32b8998867e975190f65e5f8"/>
+    <w:bookmarkEnd w:id="55"/>
+    <w:bookmarkStart w:id="56" w:name="X44aeb5833a19b6d32b8998867e975190f65e5f8"/>
     <w:p>
       <w:pPr>
         <w:pStyle w:val="Heading3"/>
@@ -10116,8 +11427,8 @@
         <w:t xml:space="preserve">concrete predictive-pattern list is short.</w:t>
       </w:r>
     </w:p>
-    <w:bookmarkEnd w:id="55"/>
-    <w:bookmarkStart w:id="56" w:name="formal-significance"/>
+    <w:bookmarkEnd w:id="56"/>
+    <w:bookmarkStart w:id="57" w:name="formal-significance"/>
     <w:p>
       <w:pPr>
         <w:pStyle w:val="Heading3"/>
@@ -10263,8 +11574,8 @@
         <w:t xml:space="preserve">sequences.</w:t>
       </w:r>
     </w:p>
-    <w:bookmarkEnd w:id="56"/>
-    <w:bookmarkStart w:id="57" w:name="X9089ac7c4740497ca2f8946257a25d0f4921163"/>
+    <w:bookmarkEnd w:id="57"/>
+    <w:bookmarkStart w:id="58" w:name="X9089ac7c4740497ca2f8946257a25d0f4921163"/>
     <w:p>
       <w:pPr>
         <w:pStyle w:val="Heading3"/>
@@ -11565,8 +12876,8 @@
         <w:t xml:space="preserve">inspection), not next-event alerting.</w:t>
       </w:r>
     </w:p>
-    <w:bookmarkEnd w:id="57"/>
-    <w:bookmarkStart w:id="59" w:name="lead-time-on-true-positives"/>
+    <w:bookmarkEnd w:id="58"/>
+    <w:bookmarkStart w:id="60" w:name="lead-time-on-true-positives"/>
     <w:p>
       <w:pPr>
         <w:pStyle w:val="Heading3"/>
@@ -11686,7 +12997,7 @@
       <w:r>
         <w:t xml:space="preserve"> </w:t>
       </w:r>
-      <w:hyperlink r:id="rId58">
+      <w:hyperlink r:id="rId59">
         <w:r>
           <w:rPr>
             <w:rStyle w:val="Hyperlink"/>
@@ -11698,9 +13009,9 @@
         <w:t xml:space="preserve">.</w:t>
       </w:r>
     </w:p>
-    <w:bookmarkEnd w:id="59"/>
     <w:bookmarkEnd w:id="60"/>
-    <w:bookmarkStart w:id="64" w:name="discussion"/>
+    <w:bookmarkEnd w:id="61"/>
+    <w:bookmarkStart w:id="65" w:name="discussion"/>
     <w:p>
       <w:pPr>
         <w:pStyle w:val="Heading2"/>
@@ -11718,7 +13029,7 @@
         <w:t xml:space="preserve">7 Discussion</w:t>
       </w:r>
     </w:p>
-    <w:bookmarkStart w:id="61" w:name="X1fff9881fd829d9c26a57a6e774b5a2b4f11174"/>
+    <w:bookmarkStart w:id="62" w:name="X1fff9881fd829d9c26a57a6e774b5a2b4f11174"/>
     <w:p>
       <w:pPr>
         <w:pStyle w:val="Heading3"/>
@@ -12401,8 +13712,8 @@
         <w:t xml:space="preserve">from bag-of-items noise.</w:t>
       </w:r>
     </w:p>
-    <w:bookmarkEnd w:id="61"/>
-    <w:bookmarkStart w:id="62" w:name="X75d9a394a307a62bf087024a3c4b370afb7d957"/>
+    <w:bookmarkEnd w:id="62"/>
+    <w:bookmarkStart w:id="63" w:name="X75d9a394a307a62bf087024a3c4b370afb7d957"/>
     <w:p>
       <w:pPr>
         <w:pStyle w:val="Heading3"/>
@@ -12601,8 +13912,8 @@
         <w:t xml:space="preserve">jobs that fail early do so in a different distribution of task types.</w:t>
       </w:r>
     </w:p>
-    <w:bookmarkEnd w:id="62"/>
-    <w:bookmarkStart w:id="63" w:name="four-contrasting-case-studies"/>
+    <w:bookmarkEnd w:id="63"/>
+    <w:bookmarkStart w:id="64" w:name="four-contrasting-case-studies"/>
     <w:p>
       <w:pPr>
         <w:pStyle w:val="Heading3"/>
@@ -13379,9 +14690,9 @@
         <w:t xml:space="preserve">at all.</w:t>
       </w:r>
     </w:p>
-    <w:bookmarkEnd w:id="63"/>
     <w:bookmarkEnd w:id="64"/>
-    <w:bookmarkStart w:id="65" w:name="limitations"/>
+    <w:bookmarkEnd w:id="65"/>
+    <w:bookmarkStart w:id="66" w:name="limitations"/>
     <w:p>
       <w:pPr>
         <w:pStyle w:val="Heading2"/>
@@ -13591,8 +14902,8 @@
         <w:t xml:space="preserve">reflects that finding.</w:t>
       </w:r>
     </w:p>
-    <w:bookmarkEnd w:id="65"/>
-    <w:bookmarkStart w:id="66" w:name="reproducibility"/>
+    <w:bookmarkEnd w:id="66"/>
+    <w:bookmarkStart w:id="67" w:name="reproducibility"/>
     <w:p>
       <w:pPr>
         <w:pStyle w:val="Heading2"/>
@@ -13857,8 +15168,8 @@
         <w:t xml:space="preserve">downloads.</w:t>
       </w:r>
     </w:p>
-    <w:bookmarkEnd w:id="66"/>
-    <w:bookmarkStart w:id="67" w:name="conclusion"/>
+    <w:bookmarkEnd w:id="67"/>
+    <w:bookmarkStart w:id="68" w:name="conclusion"/>
     <w:p>
       <w:pPr>
         <w:pStyle w:val="Heading2"/>
@@ -13951,8 +15262,8 @@
         </w:pict>
       </w:r>
     </w:p>
-    <w:bookmarkEnd w:id="67"/>
-    <w:bookmarkStart w:id="68" w:name="what-is-still-missing"/>
+    <w:bookmarkEnd w:id="68"/>
+    <w:bookmarkStart w:id="69" w:name="what-is-still-missing"/>
     <w:p>
       <w:pPr>
         <w:pStyle w:val="Heading2"/>
@@ -14051,8 +15362,8 @@
         <w:t xml:space="preserve">skill once prose is settled.</w:t>
       </w:r>
     </w:p>
-    <w:bookmarkEnd w:id="68"/>
-    <w:bookmarkStart w:id="146" w:name="what-is-verified"/>
+    <w:bookmarkEnd w:id="69"/>
+    <w:bookmarkStart w:id="150" w:name="what-is-verified"/>
     <w:p>
       <w:pPr>
         <w:pStyle w:val="Heading2"/>
@@ -14084,7 +15395,7 @@
       <w:r>
         <w:t xml:space="preserve"> </w:t>
       </w:r>
-      <w:hyperlink r:id="rId69">
+      <w:hyperlink r:id="rId70">
         <w:r>
           <w:rPr>
             <w:rStyle w:val="Hyperlink"/>
@@ -14138,8 +15449,8 @@
         <w:t xml:space="preserve">boundary-condition additions.</w:t>
       </w:r>
     </w:p>
-    <w:bookmarkStart w:id="145" w:name="refs"/>
-    <w:bookmarkStart w:id="70" w:name="ref-agrawal1994fast"/>
+    <w:bookmarkStart w:id="149" w:name="refs"/>
+    <w:bookmarkStart w:id="71" w:name="ref-agrawal1994fast"/>
     <w:p>
       <w:pPr>
         <w:pStyle w:val="Bibliography"/>
@@ -14173,8 +15484,8 @@
         <w:t xml:space="preserve">, 487–99.</w:t>
       </w:r>
     </w:p>
-    <w:bookmarkEnd w:id="70"/>
-    <w:bookmarkStart w:id="72" w:name="ref-alibaba2018repo"/>
+    <w:bookmarkEnd w:id="71"/>
+    <w:bookmarkStart w:id="73" w:name="ref-alibaba2018repo"/>
     <w:p>
       <w:pPr>
         <w:pStyle w:val="Bibliography"/>
@@ -14197,7 +15508,7 @@
       <w:r>
         <w:t xml:space="preserve"> </w:t>
       </w:r>
-      <w:hyperlink r:id="rId71">
+      <w:hyperlink r:id="rId72">
         <w:r>
           <w:rPr>
             <w:rStyle w:val="Hyperlink"/>
@@ -14209,8 +15520,8 @@
         <w:t xml:space="preserve">.</w:t>
       </w:r>
     </w:p>
-    <w:bookmarkEnd w:id="72"/>
-    <w:bookmarkStart w:id="74" w:name="ref-bay1999contrast"/>
+    <w:bookmarkEnd w:id="73"/>
+    <w:bookmarkStart w:id="75" w:name="ref-bay1999contrast"/>
     <w:p>
       <w:pPr>
         <w:pStyle w:val="Bibliography"/>
@@ -14246,7 +15557,7 @@
       <w:r>
         <w:t xml:space="preserve"> </w:t>
       </w:r>
-      <w:hyperlink r:id="rId73">
+      <w:hyperlink r:id="rId74">
         <w:r>
           <w:rPr>
             <w:rStyle w:val="Hyperlink"/>
@@ -14258,8 +15569,8 @@
         <w:t xml:space="preserve">.</w:t>
       </w:r>
     </w:p>
-    <w:bookmarkEnd w:id="74"/>
-    <w:bookmarkStart w:id="76" w:name="ref-benjamini1995controlling"/>
+    <w:bookmarkEnd w:id="75"/>
+    <w:bookmarkStart w:id="77" w:name="ref-benjamini1995controlling"/>
     <w:p>
       <w:pPr>
         <w:pStyle w:val="Bibliography"/>
@@ -14292,7 +15603,7 @@
       <w:r>
         <w:t xml:space="preserve"> </w:t>
       </w:r>
-      <w:hyperlink r:id="rId75">
+      <w:hyperlink r:id="rId76">
         <w:r>
           <w:rPr>
             <w:rStyle w:val="Hyperlink"/>
@@ -14304,8 +15615,8 @@
         <w:t xml:space="preserve">.</w:t>
       </w:r>
     </w:p>
-    <w:bookmarkEnd w:id="76"/>
-    <w:bookmarkStart w:id="78" w:name="ref-benjamini2001control"/>
+    <w:bookmarkEnd w:id="77"/>
+    <w:bookmarkStart w:id="79" w:name="ref-benjamini2001control"/>
     <w:p>
       <w:pPr>
         <w:pStyle w:val="Bibliography"/>
@@ -14338,7 +15649,7 @@
       <w:r>
         <w:t xml:space="preserve"> </w:t>
       </w:r>
-      <w:hyperlink r:id="rId77">
+      <w:hyperlink r:id="rId78">
         <w:r>
           <w:rPr>
             <w:rStyle w:val="Hyperlink"/>
@@ -14350,8 +15661,8 @@
         <w:t xml:space="preserve">.</w:t>
       </w:r>
     </w:p>
-    <w:bookmarkEnd w:id="78"/>
-    <w:bookmarkStart w:id="80" w:name="ref-cheng2018characterizing"/>
+    <w:bookmarkEnd w:id="79"/>
+    <w:bookmarkStart w:id="81" w:name="ref-cheng2018characterizing"/>
     <w:p>
       <w:pPr>
         <w:pStyle w:val="Bibliography"/>
@@ -14374,7 +15685,7 @@
       <w:r>
         <w:t xml:space="preserve"> </w:t>
       </w:r>
-      <w:hyperlink r:id="rId79">
+      <w:hyperlink r:id="rId80">
         <w:r>
           <w:rPr>
             <w:rStyle w:val="Hyperlink"/>
@@ -14386,8 +15697,8 @@
         <w:t xml:space="preserve">.</w:t>
       </w:r>
     </w:p>
-    <w:bookmarkEnd w:id="80"/>
-    <w:bookmarkStart w:id="82" w:name="ref-costa2016ida"/>
+    <w:bookmarkEnd w:id="81"/>
+    <w:bookmarkStart w:id="83" w:name="ref-costa2016ida"/>
     <w:p>
       <w:pPr>
         <w:pStyle w:val="Bibliography"/>
@@ -14432,7 +15743,7 @@
       <w:r>
         <w:t xml:space="preserve"> </w:t>
       </w:r>
-      <w:hyperlink r:id="rId81">
+      <w:hyperlink r:id="rId82">
         <w:r>
           <w:rPr>
             <w:rStyle w:val="Hyperlink"/>
@@ -14444,8 +15755,8 @@
         <w:t xml:space="preserve">.</w:t>
       </w:r>
     </w:p>
-    <w:bookmarkEnd w:id="82"/>
-    <w:bookmarkStart w:id="84" w:name="ref-dong1999emerging"/>
+    <w:bookmarkEnd w:id="83"/>
+    <w:bookmarkStart w:id="85" w:name="ref-dong1999emerging"/>
     <w:p>
       <w:pPr>
         <w:pStyle w:val="Bibliography"/>
@@ -14481,7 +15792,7 @@
       <w:r>
         <w:t xml:space="preserve"> </w:t>
       </w:r>
-      <w:hyperlink r:id="rId83">
+      <w:hyperlink r:id="rId84">
         <w:r>
           <w:rPr>
             <w:rStyle w:val="Hyperlink"/>
@@ -14493,8 +15804,8 @@
         <w:t xml:space="preserve">.</w:t>
       </w:r>
     </w:p>
-    <w:bookmarkEnd w:id="84"/>
-    <w:bookmarkStart w:id="86" w:name="ref-du2017deeplog"/>
+    <w:bookmarkEnd w:id="85"/>
+    <w:bookmarkStart w:id="87" w:name="ref-du2017deeplog"/>
     <w:p>
       <w:pPr>
         <w:pStyle w:val="Bibliography"/>
@@ -14536,7 +15847,7 @@
       <w:r>
         <w:t xml:space="preserve"> </w:t>
       </w:r>
-      <w:hyperlink r:id="rId85">
+      <w:hyperlink r:id="rId86">
         <w:r>
           <w:rPr>
             <w:rStyle w:val="Hyperlink"/>
@@ -14548,8 +15859,8 @@
         <w:t xml:space="preserve">.</w:t>
       </w:r>
     </w:p>
-    <w:bookmarkEnd w:id="86"/>
-    <w:bookmarkStart w:id="88" w:name="ref-fithian2014optimal"/>
+    <w:bookmarkEnd w:id="87"/>
+    <w:bookmarkStart w:id="89" w:name="ref-fithian2014optimal"/>
     <w:p>
       <w:pPr>
         <w:pStyle w:val="Bibliography"/>
@@ -14579,7 +15890,7 @@
       <w:r>
         <w:t xml:space="preserve"> </w:t>
       </w:r>
-      <w:hyperlink r:id="rId87">
+      <w:hyperlink r:id="rId88">
         <w:r>
           <w:rPr>
             <w:rStyle w:val="Hyperlink"/>
@@ -14591,8 +15902,8 @@
         <w:t xml:space="preserve">.</w:t>
       </w:r>
     </w:p>
-    <w:bookmarkEnd w:id="88"/>
-    <w:bookmarkStart w:id="90" w:name="ref-fournierviger2022patternmining"/>
+    <w:bookmarkEnd w:id="89"/>
+    <w:bookmarkStart w:id="91" w:name="ref-fournierviger2022patternmining"/>
     <w:p>
       <w:pPr>
         <w:pStyle w:val="Bibliography"/>
@@ -14628,7 +15939,7 @@
       <w:r>
         <w:t xml:space="preserve"> </w:t>
       </w:r>
-      <w:hyperlink r:id="rId89">
+      <w:hyperlink r:id="rId90">
         <w:r>
           <w:rPr>
             <w:rStyle w:val="Hyperlink"/>
@@ -14640,8 +15951,8 @@
         <w:t xml:space="preserve">.</w:t>
       </w:r>
     </w:p>
-    <w:bookmarkEnd w:id="90"/>
-    <w:bookmarkStart w:id="92" w:name="ref-fournierviger2014cmspade"/>
+    <w:bookmarkEnd w:id="91"/>
+    <w:bookmarkStart w:id="93" w:name="ref-fournierviger2014cmspade"/>
     <w:p>
       <w:pPr>
         <w:pStyle w:val="Bibliography"/>
@@ -14677,7 +15988,7 @@
       <w:r>
         <w:t xml:space="preserve"> </w:t>
       </w:r>
-      <w:hyperlink r:id="rId91">
+      <w:hyperlink r:id="rId92">
         <w:r>
           <w:rPr>
             <w:rStyle w:val="Hyperlink"/>
@@ -14689,8 +16000,8 @@
         <w:t xml:space="preserve">.</w:t>
       </w:r>
     </w:p>
-    <w:bookmarkEnd w:id="92"/>
-    <w:bookmarkStart w:id="94" w:name="ref-fournier2016spmf"/>
+    <w:bookmarkEnd w:id="93"/>
+    <w:bookmarkStart w:id="95" w:name="ref-fournier2016spmf"/>
     <w:p>
       <w:pPr>
         <w:pStyle w:val="Bibliography"/>
@@ -14738,7 +16049,7 @@
       <w:r>
         <w:t xml:space="preserve"> </w:t>
       </w:r>
-      <w:hyperlink r:id="rId93">
+      <w:hyperlink r:id="rId94">
         <w:r>
           <w:rPr>
             <w:rStyle w:val="Hyperlink"/>
@@ -14750,8 +16061,8 @@
         <w:t xml:space="preserve">.</w:t>
       </w:r>
     </w:p>
-    <w:bookmarkEnd w:id="94"/>
-    <w:bookmarkStart w:id="96" w:name="ref-fournierviger2014vmsp"/>
+    <w:bookmarkEnd w:id="95"/>
+    <w:bookmarkStart w:id="97" w:name="ref-fournierviger2014vmsp"/>
     <w:p>
       <w:pPr>
         <w:pStyle w:val="Bibliography"/>
@@ -14793,7 +16104,7 @@
       <w:r>
         <w:t xml:space="preserve"> </w:t>
       </w:r>
-      <w:hyperlink r:id="rId95">
+      <w:hyperlink r:id="rId96">
         <w:r>
           <w:rPr>
             <w:rStyle w:val="Hyperlink"/>
@@ -14805,8 +16116,8 @@
         <w:t xml:space="preserve">.</w:t>
       </w:r>
     </w:p>
-    <w:bookmarkEnd w:id="96"/>
-    <w:bookmarkStart w:id="98" w:name="ref-guo2021logbert"/>
+    <w:bookmarkEnd w:id="97"/>
+    <w:bookmarkStart w:id="99" w:name="ref-guo2021logbert"/>
     <w:p>
       <w:pPr>
         <w:pStyle w:val="Bibliography"/>
@@ -14857,7 +16168,7 @@
       <w:r>
         <w:t xml:space="preserve"> </w:t>
       </w:r>
-      <w:hyperlink r:id="rId97">
+      <w:hyperlink r:id="rId98">
         <w:r>
           <w:rPr>
             <w:rStyle w:val="Hyperlink"/>
@@ -14869,8 +16180,8 @@
         <w:t xml:space="preserve">.</w:t>
       </w:r>
     </w:p>
-    <w:bookmarkEnd w:id="98"/>
-    <w:bookmarkStart w:id="100" w:name="ref-guo2024logformer"/>
+    <w:bookmarkEnd w:id="99"/>
+    <w:bookmarkStart w:id="101" w:name="ref-guo2024logformer"/>
     <w:p>
       <w:pPr>
         <w:pStyle w:val="Bibliography"/>
@@ -14899,7 +16210,7 @@
       <w:r>
         <w:t xml:space="preserve"> </w:t>
       </w:r>
-      <w:hyperlink r:id="rId99">
+      <w:hyperlink r:id="rId100">
         <w:r>
           <w:rPr>
             <w:rStyle w:val="Hyperlink"/>
@@ -14911,8 +16222,8 @@
         <w:t xml:space="preserve">.</w:t>
       </w:r>
     </w:p>
-    <w:bookmarkEnd w:id="100"/>
-    <w:bookmarkStart w:id="102" w:name="ref-han2000mining"/>
+    <w:bookmarkEnd w:id="101"/>
+    <w:bookmarkStart w:id="103" w:name="ref-han2000mining"/>
     <w:p>
       <w:pPr>
         <w:pStyle w:val="Bibliography"/>
@@ -14948,7 +16259,7 @@
       <w:r>
         <w:t xml:space="preserve"> </w:t>
       </w:r>
-      <w:hyperlink r:id="rId101">
+      <w:hyperlink r:id="rId102">
         <w:r>
           <w:rPr>
             <w:rStyle w:val="Hyperlink"/>
@@ -14960,8 +16271,8 @@
         <w:t xml:space="preserve">.</w:t>
       </w:r>
     </w:p>
-    <w:bookmarkEnd w:id="102"/>
-    <w:bookmarkStart w:id="104" w:name="ref-ifraz2024sequential"/>
+    <w:bookmarkEnd w:id="103"/>
+    <w:bookmarkStart w:id="105" w:name="ref-ifraz2024sequential"/>
     <w:p>
       <w:pPr>
         <w:pStyle w:val="Bibliography"/>
@@ -14991,7 +16302,7 @@
       <w:r>
         <w:t xml:space="preserve"> </w:t>
       </w:r>
-      <w:hyperlink r:id="rId103">
+      <w:hyperlink r:id="rId104">
         <w:r>
           <w:rPr>
             <w:rStyle w:val="Hyperlink"/>
@@ -15003,8 +16314,8 @@
         <w:t xml:space="preserve">.</w:t>
       </w:r>
     </w:p>
-    <w:bookmarkEnd w:id="104"/>
-    <w:bookmarkStart w:id="106" w:name="ref-kharazian2025scania"/>
+    <w:bookmarkEnd w:id="105"/>
+    <w:bookmarkStart w:id="107" w:name="ref-kharazian2025scania"/>
     <w:p>
       <w:pPr>
         <w:pStyle w:val="Bibliography"/>
@@ -15052,7 +16363,7 @@
       <w:r>
         <w:t xml:space="preserve"> </w:t>
       </w:r>
-      <w:hyperlink r:id="rId105">
+      <w:hyperlink r:id="rId106">
         <w:r>
           <w:rPr>
             <w:rStyle w:val="Hyperlink"/>
@@ -15064,8 +16375,8 @@
         <w:t xml:space="preserve">.</w:t>
       </w:r>
     </w:p>
-    <w:bookmarkEnd w:id="106"/>
-    <w:bookmarkStart w:id="108" w:name="ref-langholz1996risk"/>
+    <w:bookmarkEnd w:id="107"/>
+    <w:bookmarkStart w:id="109" w:name="ref-langholz1996risk"/>
     <w:p>
       <w:pPr>
         <w:pStyle w:val="Bibliography"/>
@@ -15098,7 +16409,7 @@
       <w:r>
         <w:t xml:space="preserve"> </w:t>
       </w:r>
-      <w:hyperlink r:id="rId107">
+      <w:hyperlink r:id="rId108">
         <w:r>
           <w:rPr>
             <w:rStyle w:val="Hyperlink"/>
@@ -15110,8 +16421,8 @@
         <w:t xml:space="preserve">.</w:t>
       </w:r>
     </w:p>
-    <w:bookmarkEnd w:id="108"/>
-    <w:bookmarkStart w:id="110" w:name="ref-alibaba2018trace"/>
+    <w:bookmarkEnd w:id="109"/>
+    <w:bookmarkStart w:id="111" w:name="ref-alibaba2018trace"/>
     <w:p>
       <w:pPr>
         <w:pStyle w:val="Bibliography"/>
@@ -15141,7 +16452,7 @@
       <w:r>
         <w:t xml:space="preserve"> </w:t>
       </w:r>
-      <w:hyperlink r:id="rId109">
+      <w:hyperlink r:id="rId110">
         <w:r>
           <w:rPr>
             <w:rStyle w:val="Hyperlink"/>
@@ -15153,8 +16464,8 @@
         <w:t xml:space="preserve">.</w:t>
       </w:r>
     </w:p>
-    <w:bookmarkEnd w:id="110"/>
-    <w:bookmarkStart w:id="112" w:name="ref-luo2021alibaba"/>
+    <w:bookmarkEnd w:id="111"/>
+    <w:bookmarkStart w:id="113" w:name="ref-luo2021alibaba"/>
     <w:p>
       <w:pPr>
         <w:pStyle w:val="Bibliography"/>
@@ -15202,7 +16513,7 @@
       <w:r>
         <w:t xml:space="preserve"> </w:t>
       </w:r>
-      <w:hyperlink r:id="rId111">
+      <w:hyperlink r:id="rId112">
         <w:r>
           <w:rPr>
             <w:rStyle w:val="Hyperlink"/>
@@ -15214,8 +16525,8 @@
         <w:t xml:space="preserve">.</w:t>
       </w:r>
     </w:p>
-    <w:bookmarkEnd w:id="112"/>
-    <w:bookmarkStart w:id="114" w:name="ref-meng2019loganomaly"/>
+    <w:bookmarkEnd w:id="113"/>
+    <w:bookmarkStart w:id="115" w:name="ref-meng2019loganomaly"/>
     <w:p>
       <w:pPr>
         <w:pStyle w:val="Bibliography"/>
@@ -15257,7 +16568,7 @@
       <w:r>
         <w:t xml:space="preserve"> </w:t>
       </w:r>
-      <w:hyperlink r:id="rId113">
+      <w:hyperlink r:id="rId114">
         <w:r>
           <w:rPr>
             <w:rStyle w:val="Hyperlink"/>
@@ -15269,8 +16580,8 @@
         <w:t xml:space="preserve">.</w:t>
       </w:r>
     </w:p>
-    <w:bookmarkEnd w:id="114"/>
-    <w:bookmarkStart w:id="116" w:name="ref-azurepdm"/>
+    <w:bookmarkEnd w:id="115"/>
+    <w:bookmarkStart w:id="117" w:name="ref-azurepdm"/>
     <w:p>
       <w:pPr>
         <w:pStyle w:val="Bibliography"/>
@@ -15299,7 +16610,7 @@
       <w:r>
         <w:t xml:space="preserve"> </w:t>
       </w:r>
-      <w:hyperlink r:id="rId115">
+      <w:hyperlink r:id="rId116">
         <w:r>
           <w:rPr>
             <w:rStyle w:val="Hyperlink"/>
@@ -15311,8 +16622,8 @@
         <w:t xml:space="preserve">.</w:t>
       </w:r>
     </w:p>
-    <w:bookmarkEnd w:id="116"/>
-    <w:bookmarkStart w:id="118" w:name="ref-oliner2007supercomputers"/>
+    <w:bookmarkEnd w:id="117"/>
+    <w:bookmarkStart w:id="119" w:name="ref-oliner2007supercomputers"/>
     <w:p>
       <w:pPr>
         <w:pStyle w:val="Bibliography"/>
@@ -15348,7 +16659,7 @@
       <w:r>
         <w:t xml:space="preserve"> </w:t>
       </w:r>
-      <w:hyperlink r:id="rId117">
+      <w:hyperlink r:id="rId118">
         <w:r>
           <w:rPr>
             <w:rStyle w:val="Hyperlink"/>
@@ -15360,8 +16671,8 @@
         <w:t xml:space="preserve">.</w:t>
       </w:r>
     </w:p>
-    <w:bookmarkEnd w:id="118"/>
-    <w:bookmarkStart w:id="120" w:name="ref-pei2001prefixspan"/>
+    <w:bookmarkEnd w:id="119"/>
+    <w:bookmarkStart w:id="121" w:name="ref-pei2001prefixspan"/>
     <w:p>
       <w:pPr>
         <w:pStyle w:val="Bibliography"/>
@@ -15403,7 +16714,7 @@
       <w:r>
         <w:t xml:space="preserve"> </w:t>
       </w:r>
-      <w:hyperlink r:id="rId119">
+      <w:hyperlink r:id="rId120">
         <w:r>
           <w:rPr>
             <w:rStyle w:val="Hyperlink"/>
@@ -15415,8 +16726,52 @@
         <w:t xml:space="preserve">.</w:t>
       </w:r>
     </w:p>
-    <w:bookmarkEnd w:id="120"/>
-    <w:bookmarkStart w:id="122" w:name="ref-prentice1978retrospective"/>
+    <w:bookmarkEnd w:id="121"/>
+    <w:bookmarkStart w:id="124" w:name="ref-plumley2022kelmarsh"/>
+    <w:p>
+      <w:pPr>
+        <w:pStyle w:val="Bibliography"/>
+      </w:pPr>
+      <w:r>
+        <w:t xml:space="preserve">Plumley, Charlie. 2022.</w:t>
+      </w:r>
+      <w:r>
+        <w:t xml:space="preserve"> </w:t>
+      </w:r>
+      <w:r>
+        <w:t xml:space="preserve">“Kelmarsh Wind Farm Data.”</w:t>
+      </w:r>
+      <w:r>
+        <w:t xml:space="preserve"> </w:t>
+      </w:r>
+      <w:hyperlink r:id="rId122">
+        <w:r>
+          <w:rPr>
+            <w:rStyle w:val="Hyperlink"/>
+          </w:rPr>
+          <w:t xml:space="preserve">https://zenodo.org/records/5841834</w:t>
+        </w:r>
+      </w:hyperlink>
+      <w:r>
+        <w:t xml:space="preserve">; Zenodo.</w:t>
+      </w:r>
+      <w:r>
+        <w:t xml:space="preserve"> </w:t>
+      </w:r>
+      <w:hyperlink r:id="rId123">
+        <w:r>
+          <w:rPr>
+            <w:rStyle w:val="Hyperlink"/>
+          </w:rPr>
+          <w:t xml:space="preserve">https://doi.org/10.5281/zenodo.5841834</w:t>
+        </w:r>
+      </w:hyperlink>
+      <w:r>
+        <w:t xml:space="preserve">.</w:t>
+      </w:r>
+    </w:p>
+    <w:bookmarkEnd w:id="124"/>
+    <w:bookmarkStart w:id="126" w:name="ref-prentice1978retrospective"/>
     <w:p>
       <w:pPr>
         <w:pStyle w:val="Bibliography"/>
@@ -15449,7 +16804,7 @@
       <w:r>
         <w:t xml:space="preserve"> </w:t>
       </w:r>
-      <w:hyperlink r:id="rId121">
+      <w:hyperlink r:id="rId125">
         <w:r>
           <w:rPr>
             <w:rStyle w:val="Hyperlink"/>
@@ -15461,8 +16816,8 @@
         <w:t xml:space="preserve">.</w:t>
       </w:r>
     </w:p>
-    <w:bookmarkEnd w:id="122"/>
-    <w:bookmarkStart w:id="124" w:name="ref-raschka2018mlxtend"/>
+    <w:bookmarkEnd w:id="126"/>
+    <w:bookmarkStart w:id="128" w:name="ref-raschka2018mlxtend"/>
     <w:p>
       <w:pPr>
         <w:pStyle w:val="Bibliography"/>
@@ -15501,7 +16856,7 @@
       <w:r>
         <w:t xml:space="preserve"> </w:t>
       </w:r>
-      <w:hyperlink r:id="rId123">
+      <w:hyperlink r:id="rId127">
         <w:r>
           <w:rPr>
             <w:rStyle w:val="Hyperlink"/>
@@ -15513,8 +16868,8 @@
         <w:t xml:space="preserve">.</w:t>
       </w:r>
     </w:p>
-    <w:bookmarkEnd w:id="124"/>
-    <w:bookmarkStart w:id="126" w:name="ref-ren2020failure"/>
+    <w:bookmarkEnd w:id="128"/>
+    <w:bookmarkStart w:id="130" w:name="ref-ren2020failure"/>
     <w:p>
       <w:pPr>
         <w:pStyle w:val="Bibliography"/>
@@ -15550,7 +16905,7 @@
       <w:r>
         <w:t xml:space="preserve"> </w:t>
       </w:r>
-      <w:hyperlink r:id="rId125">
+      <w:hyperlink r:id="rId129">
         <w:r>
           <w:rPr>
             <w:rStyle w:val="Hyperlink"/>
@@ -15562,8 +16917,8 @@
         <w:t xml:space="preserve">.</w:t>
       </w:r>
     </w:p>
-    <w:bookmarkEnd w:id="126"/>
-    <w:bookmarkStart w:id="128" w:name="ref-saxena2008cmapss"/>
+    <w:bookmarkEnd w:id="130"/>
+    <w:bookmarkStart w:id="132" w:name="ref-saxena2008cmapss"/>
     <w:p>
       <w:pPr>
         <w:pStyle w:val="Bibliography"/>
@@ -15599,7 +16954,7 @@
       <w:r>
         <w:t xml:space="preserve"> </w:t>
       </w:r>
-      <w:hyperlink r:id="rId127">
+      <w:hyperlink r:id="rId131">
         <w:r>
           <w:rPr>
             <w:rStyle w:val="Hyperlink"/>
@@ -15611,8 +16966,8 @@
         <w:t xml:space="preserve">.</w:t>
       </w:r>
     </w:p>
-    <w:bookmarkEnd w:id="128"/>
-    <w:bookmarkStart w:id="130" w:name="ref-serradilla2022pdmsurvey"/>
+    <w:bookmarkEnd w:id="132"/>
+    <w:bookmarkStart w:id="134" w:name="ref-serradilla2022pdmsurvey"/>
     <w:p>
       <w:pPr>
         <w:pStyle w:val="Bibliography"/>
@@ -15645,7 +17000,7 @@
       <w:r>
         <w:t xml:space="preserve"> </w:t>
       </w:r>
-      <w:hyperlink r:id="rId129">
+      <w:hyperlink r:id="rId133">
         <w:r>
           <w:rPr>
             <w:rStyle w:val="Hyperlink"/>
@@ -15657,8 +17012,8 @@
         <w:t xml:space="preserve">.</w:t>
       </w:r>
     </w:p>
-    <w:bookmarkEnd w:id="130"/>
-    <w:bookmarkStart w:id="132" w:name="ref-srikant1996gsp"/>
+    <w:bookmarkEnd w:id="134"/>
+    <w:bookmarkStart w:id="136" w:name="ref-srikant1996gsp"/>
     <w:p>
       <w:pPr>
         <w:pStyle w:val="Bibliography"/>
@@ -15694,7 +17049,7 @@
       <w:r>
         <w:t xml:space="preserve"> </w:t>
       </w:r>
-      <w:hyperlink r:id="rId131">
+      <w:hyperlink r:id="rId135">
         <w:r>
           <w:rPr>
             <w:rStyle w:val="Hyperlink"/>
@@ -15706,8 +17061,8 @@
         <w:t xml:space="preserve">.</w:t>
       </w:r>
     </w:p>
-    <w:bookmarkEnd w:id="132"/>
-    <w:bookmarkStart w:id="134" w:name="ref-terada2013statssp"/>
+    <w:bookmarkEnd w:id="136"/>
+    <w:bookmarkStart w:id="138" w:name="ref-terada2013statssp"/>
     <w:p>
       <w:pPr>
         <w:pStyle w:val="Bibliography"/>
@@ -15740,7 +17095,7 @@
       <w:r>
         <w:t xml:space="preserve"> </w:t>
       </w:r>
-      <w:hyperlink r:id="rId133">
+      <w:hyperlink r:id="rId137">
         <w:r>
           <w:rPr>
             <w:rStyle w:val="Hyperlink"/>
@@ -15752,8 +17107,8 @@
         <w:t xml:space="preserve">.</w:t>
       </w:r>
     </w:p>
-    <w:bookmarkEnd w:id="134"/>
-    <w:bookmarkStart w:id="136" w:name="ref-yang2021plelog"/>
+    <w:bookmarkEnd w:id="138"/>
+    <w:bookmarkStart w:id="140" w:name="ref-yang2021plelog"/>
     <w:p>
       <w:pPr>
         <w:pStyle w:val="Bibliography"/>
@@ -15789,7 +17144,7 @@
       <w:r>
         <w:t xml:space="preserve"> </w:t>
       </w:r>
-      <w:hyperlink r:id="rId135">
+      <w:hyperlink r:id="rId139">
         <w:r>
           <w:rPr>
             <w:rStyle w:val="Hyperlink"/>
@@ -15801,8 +17156,8 @@
         <w:t xml:space="preserve">.</w:t>
       </w:r>
     </w:p>
-    <w:bookmarkEnd w:id="136"/>
-    <w:bookmarkStart w:id="138" w:name="ref-zaki2001spade"/>
+    <w:bookmarkEnd w:id="140"/>
+    <w:bookmarkStart w:id="142" w:name="ref-zaki2001spade"/>
     <w:p>
       <w:pPr>
         <w:pStyle w:val="Bibliography"/>
@@ -15841,7 +17196,7 @@
       <w:r>
         <w:t xml:space="preserve"> </w:t>
       </w:r>
-      <w:hyperlink r:id="rId137">
+      <w:hyperlink r:id="rId141">
         <w:r>
           <w:rPr>
             <w:rStyle w:val="Hyperlink"/>
@@ -15853,8 +17208,8 @@
         <w:t xml:space="preserve">.</w:t>
       </w:r>
     </w:p>
-    <w:bookmarkEnd w:id="138"/>
-    <w:bookmarkStart w:id="140" w:name="ref-zhang2019logrobust"/>
+    <w:bookmarkEnd w:id="142"/>
+    <w:bookmarkStart w:id="144" w:name="ref-zhang2019logrobust"/>
     <w:p>
       <w:pPr>
         <w:pStyle w:val="Bibliography"/>
@@ -15890,7 +17245,7 @@
       <w:r>
         <w:t xml:space="preserve"> </w:t>
       </w:r>
-      <w:hyperlink r:id="rId139">
+      <w:hyperlink r:id="rId143">
         <w:r>
           <w:rPr>
             <w:rStyle w:val="Hyperlink"/>
@@ -15902,8 +17257,8 @@
         <w:t xml:space="preserve">.</w:t>
       </w:r>
     </w:p>
-    <w:bookmarkEnd w:id="140"/>
-    <w:bookmarkStart w:id="142" w:name="ref-zhu2023loghub"/>
+    <w:bookmarkEnd w:id="144"/>
+    <w:bookmarkStart w:id="146" w:name="ref-zhu2023loghub"/>
     <w:p>
       <w:pPr>
         <w:pStyle w:val="Bibliography"/>
@@ -15948,7 +17303,7 @@
       <w:r>
         <w:t xml:space="preserve"> </w:t>
       </w:r>
-      <w:hyperlink r:id="rId141">
+      <w:hyperlink r:id="rId145">
         <w:r>
           <w:rPr>
             <w:rStyle w:val="Hyperlink"/>
@@ -15960,8 +17315,8 @@
         <w:t xml:space="preserve">.</w:t>
       </w:r>
     </w:p>
-    <w:bookmarkEnd w:id="142"/>
-    <w:bookmarkStart w:id="144" w:name="ref-zhu2019logparsing"/>
+    <w:bookmarkEnd w:id="146"/>
+    <w:bookmarkStart w:id="148" w:name="ref-zhu2019logparsing"/>
     <w:p>
       <w:pPr>
         <w:pStyle w:val="Bibliography"/>
@@ -15997,7 +17352,7 @@
       <w:r>
         <w:t xml:space="preserve"> </w:t>
       </w:r>
-      <w:hyperlink r:id="rId143">
+      <w:hyperlink r:id="rId147">
         <w:r>
           <w:rPr>
             <w:rStyle w:val="Hyperlink"/>
@@ -16009,10 +17364,10 @@
         <w:t xml:space="preserve">.</w:t>
       </w:r>
     </w:p>
-    <w:bookmarkEnd w:id="144"/>
-    <w:bookmarkEnd w:id="145"/>
-    <w:bookmarkEnd w:id="146"/>
-    <w:bookmarkEnd w:id="147"/>
+    <w:bookmarkEnd w:id="148"/>
+    <w:bookmarkEnd w:id="149"/>
+    <w:bookmarkEnd w:id="150"/>
+    <w:bookmarkEnd w:id="151"/>
     <w:sectPr/>
   </w:body>
 </w:document>

--- a/paper/skeleton.docx
+++ b/paper/skeleton.docx
@@ -18,7 +18,7 @@
         <w:t xml:space="preserve">2026-08-29</w:t>
       </w:r>
     </w:p>
-    <w:bookmarkStart w:id="155" w:name="Xce1c4f30b6249f262e85315bbd79ad996dfa10c"/>
+    <w:bookmarkStart w:id="158" w:name="Xce1c4f30b6249f262e85315bbd79ad996dfa10c"/>
     <w:p>
       <w:pPr>
         <w:pStyle w:val="Heading1"/>
@@ -1960,19 +1960,25 @@
         <w:t xml:space="preserve"> </w:t>
       </w:r>
       <w:r>
-        <w:t xml:space="preserve">on a temporally-held-out split. The four-trace regime-of-validity</w:t>
-      </w:r>
-      <w:r>
-        <w:t xml:space="preserve"> </w:t>
-      </w:r>
-      <w:r>
-        <w:t xml:space="preserve">study in §7.4 is likewise, to our knowledge, unprecedented in the</w:t>
-      </w:r>
-      <w:r>
-        <w:t xml:space="preserve"> </w:t>
-      </w:r>
-      <w:r>
-        <w:t xml:space="preserve">pattern-mining log-analysis literature.</w:t>
+        <w:t xml:space="preserve">on a temporally-held-out split. The six-trace regime-of-validity</w:t>
+      </w:r>
+      <w:r>
+        <w:t xml:space="preserve"> </w:t>
+      </w:r>
+      <w:r>
+        <w:t xml:space="preserve">study in §7.4, spanning two independent wind farms, is likewise, to</w:t>
+      </w:r>
+      <w:r>
+        <w:t xml:space="preserve"> </w:t>
+      </w:r>
+      <w:r>
+        <w:t xml:space="preserve">our knowledge, unprecedented in the pattern-mining log-analysis</w:t>
+      </w:r>
+      <w:r>
+        <w:t xml:space="preserve"> </w:t>
+      </w:r>
+      <w:r>
+        <w:t xml:space="preserve">literature.</w:t>
       </w:r>
     </w:p>
     <w:bookmarkEnd w:id="28"/>
@@ -2699,7 +2705,7 @@
         <w:t xml:space="preserve"> </w:t>
       </w:r>
       <w:r>
-        <w:t xml:space="preserve">(Plumley 2022)</w:t>
+        <w:t xml:space="preserve">(Plumley 2022a)</w:t>
       </w:r>
       <w:r>
         <w:t xml:space="preserve"> </w:t>
@@ -3110,7 +3116,7 @@
         <w:t xml:space="preserve"> </w:t>
       </w:r>
       <w:r>
-        <w:t xml:space="preserve">(Plumley 2022)</w:t>
+        <w:t xml:space="preserve">(Plumley 2022b)</w:t>
       </w:r>
       <w:r>
         <w:t xml:space="preserve"> </w:t>
@@ -5863,7 +5869,7 @@
       </w:hyperlink>
     </w:p>
     <w:bookmarkEnd w:id="52"/>
-    <w:bookmarkStart w:id="54" w:name="predictive-evaluation-four-traces"/>
+    <w:bookmarkStart w:id="54" w:name="Xf0bc8f9e6234e85c4d7c3cf73da894f54bee1dd"/>
     <w:p>
       <w:pPr>
         <w:pStyle w:val="Heading3"/>
@@ -5878,7 +5884,7 @@
         <w:tab/>
       </w:r>
       <w:r>
-        <w:t xml:space="preserve">6.2 Predictive evaluation (four traces)</w:t>
+        <w:t xml:space="preserve">6.2 Predictive evaluation (four temporally-split traces)</w:t>
       </w:r>
     </w:p>
     <w:p>
@@ -5886,7 +5892,19 @@
         <w:pStyle w:val="FirstParagraph"/>
       </w:pPr>
       <w:r>
-        <w:t xml:space="preserve">Head-to-head on temporally-held-out test sets:</w:t>
+        <w:t xml:space="preserve">Head-to-head on temporally-held-out test sets (the two wind farms</w:t>
+      </w:r>
+      <w:r>
+        <w:t xml:space="preserve"> </w:t>
+      </w:r>
+      <w:r>
+        <w:t xml:space="preserve">are evaluated via the discovery/inference signature protocol of</w:t>
+      </w:r>
+      <w:r>
+        <w:t xml:space="preserve"> </w:t>
+      </w:r>
+      <w:r>
+        <w:t xml:space="preserve">§6.4, not this temporal-split predictive table):</w:t>
       </w:r>
     </w:p>
     <w:tbl>
@@ -7686,7 +7704,7 @@
         <w:t xml:space="preserve"> </w:t>
       </w:r>
       <w:r>
-        <w:t xml:space="preserve">an intended deployment use. The catalog is built from the four traces’ mining output using</w:t>
+        <w:t xml:space="preserve">an intended deployment use. The catalog is built from all six traces’ mining output using</w:t>
       </w:r>
       <w:r>
         <w:t xml:space="preserve"> </w:t>
@@ -18402,7 +18420,7 @@
       </w:r>
     </w:p>
     <w:bookmarkEnd w:id="67"/>
-    <w:bookmarkStart w:id="68" w:name="four-contrasting-case-studies"/>
+    <w:bookmarkStart w:id="68" w:name="six-contrasting-case-studies"/>
     <w:p>
       <w:pPr>
         <w:pStyle w:val="Heading3"/>
@@ -18417,7 +18435,7 @@
         <w:tab/>
       </w:r>
       <w:r>
-        <w:t xml:space="preserve">7.4 Four contrasting case studies</w:t>
+        <w:t xml:space="preserve">7.4 Six contrasting case studies</w:t>
       </w:r>
     </w:p>
     <w:p>
@@ -18425,85 +18443,61 @@
         <w:pStyle w:val="FirstParagraph"/>
       </w:pPr>
       <w:r>
-        <w:t xml:space="preserve">Four heterogeneous traces are useful empirical evidence, and they</w:t>
-      </w:r>
-      <w:r>
-        <w:t xml:space="preserve"> </w:t>
-      </w:r>
-      <w:r>
-        <w:t xml:space="preserve">inform hypotheses about when pattern mining recovers meaningful</w:t>
-      </w:r>
-      <w:r>
-        <w:t xml:space="preserve"> </w:t>
-      </w:r>
-      <w:r>
-        <w:t xml:space="preserve">predictive structure and when it does not. They are not a</w:t>
-      </w:r>
-      <w:r>
-        <w:t xml:space="preserve"> </w:t>
-      </w:r>
-      <w:r>
-        <w:t xml:space="preserve">sufficient basis to infer a general</w:t>
-      </w:r>
-      <w:r>
-        <w:t xml:space="preserve"> </w:t>
-      </w:r>
-      <w:r>
-        <w:t xml:space="preserve">“</w:t>
-      </w:r>
-      <w:r>
-        <w:t xml:space="preserve">regime of validity</w:t>
-      </w:r>
-      <w:r>
-        <w:t xml:space="preserve">”</w:t>
-      </w:r>
-      <w:r>
-        <w:t xml:space="preserve"> </w:t>
-      </w:r>
-      <w:r>
-        <w:t xml:space="preserve">for the</w:t>
-      </w:r>
-      <w:r>
-        <w:t xml:space="preserve"> </w:t>
-      </w:r>
-      <w:r>
-        <w:t xml:space="preserve">method: four case studies differ along too many axes (domain,</w:t>
-      </w:r>
-      <w:r>
-        <w:t xml:space="preserve"> </w:t>
-      </w:r>
-      <w:r>
-        <w:t xml:space="preserve">event vocabulary, synthetic vs real, entity definition, target</w:t>
-      </w:r>
-      <w:r>
-        <w:t xml:space="preserve"> </w:t>
-      </w:r>
-      <w:r>
-        <w:t xml:space="preserve">construction, observation cadence, class prevalence, control</w:t>
-      </w:r>
-      <w:r>
-        <w:t xml:space="preserve"> </w:t>
-      </w:r>
-      <w:r>
-        <w:t xml:space="preserve">sampling) to isolate the causal factors that separate the two</w:t>
-      </w:r>
-      <w:r>
-        <w:t xml:space="preserve"> </w:t>
-      </w:r>
-      <w:r>
-        <w:t xml:space="preserve">positive traces (Azure PdM, Alibaba v2018) from the two boundary</w:t>
-      </w:r>
-      <w:r>
-        <w:t xml:space="preserve"> </w:t>
-      </w:r>
-      <w:r>
-        <w:t xml:space="preserve">traces (BGL, SCANIA Component X). We describe the pattern rather</w:t>
-      </w:r>
-      <w:r>
-        <w:t xml:space="preserve"> </w:t>
-      </w:r>
-      <w:r>
-        <w:t xml:space="preserve">than claim it as a rule.</w:t>
+        <w:t xml:space="preserve">Six heterogeneous traces inform when pattern mining recovers</w:t>
+      </w:r>
+      <w:r>
+        <w:t xml:space="preserve"> </w:t>
+      </w:r>
+      <w:r>
+        <w:t xml:space="preserve">meaningful predictive structure and when it does not. They differ</w:t>
+      </w:r>
+      <w:r>
+        <w:t xml:space="preserve"> </w:t>
+      </w:r>
+      <w:r>
+        <w:t xml:space="preserve">along many axes (domain, event vocabulary, synthetic vs real, entity</w:t>
+      </w:r>
+      <w:r>
+        <w:t xml:space="preserve"> </w:t>
+      </w:r>
+      <w:r>
+        <w:t xml:space="preserve">definition, target construction, observation cadence, class</w:t>
+      </w:r>
+      <w:r>
+        <w:t xml:space="preserve"> </w:t>
+      </w:r>
+      <w:r>
+        <w:t xml:space="preserve">prevalence, control sampling), so we describe the pattern rather</w:t>
+      </w:r>
+      <w:r>
+        <w:t xml:space="preserve"> </w:t>
+      </w:r>
+      <w:r>
+        <w:t xml:space="preserve">than claim a causal rule. The strongest positive evidence is the</w:t>
+      </w:r>
+      <w:r>
+        <w:t xml:space="preserve"> </w:t>
+      </w:r>
+      <w:r>
+        <w:t xml:space="preserve">two-farm wind cascade: two independent Senvion fleets at different</w:t>
+      </w:r>
+      <w:r>
+        <w:t xml:space="preserve"> </w:t>
+      </w:r>
+      <w:r>
+        <w:t xml:space="preserve">sites produce the same lift-4.00 zero-control cascade signatures</w:t>
+      </w:r>
+      <w:r>
+        <w:t xml:space="preserve"> </w:t>
+      </w:r>
+      <w:r>
+        <w:t xml:space="preserve">under one protocol, which is the closest the survey comes to a</w:t>
+      </w:r>
+      <w:r>
+        <w:t xml:space="preserve"> </w:t>
+      </w:r>
+      <w:r>
+        <w:t xml:space="preserve">controlled replication.</w:t>
       </w:r>
     </w:p>
     <w:p>
@@ -18511,19 +18505,19 @@
         <w:pStyle w:val="BodyText"/>
       </w:pPr>
       <w:r>
-        <w:t xml:space="preserve">The four-trace survey resolves an obvious follow-up question:</w:t>
-      </w:r>
-      <w:r>
-        <w:t xml:space="preserve"> </w:t>
-      </w:r>
-      <w:r>
-        <w:t xml:space="preserve">does the sequences+itemsets combined-feature-set advantage transfer</w:t>
-      </w:r>
-      <w:r>
-        <w:t xml:space="preserve"> </w:t>
-      </w:r>
-      <w:r>
-        <w:t xml:space="preserve">to any operational event log? It does not.</w:t>
+        <w:t xml:space="preserve">The survey resolves an obvious follow-up question: does the</w:t>
+      </w:r>
+      <w:r>
+        <w:t xml:space="preserve"> </w:t>
+      </w:r>
+      <w:r>
+        <w:t xml:space="preserve">combined-feature-set advantage transfer to any operational event</w:t>
+      </w:r>
+      <w:r>
+        <w:t xml:space="preserve"> </w:t>
+      </w:r>
+      <w:r>
+        <w:t xml:space="preserve">log? It does not.</w:t>
       </w:r>
     </w:p>
     <w:p>
@@ -18539,37 +18533,94 @@
           <w:b/>
           <w:bCs/>
         </w:rPr>
-        <w:t xml:space="preserve">Where the method works</w:t>
-      </w:r>
-      <w:r>
-        <w:t xml:space="preserve"> </w:t>
-      </w:r>
-      <w:r>
-        <w:t xml:space="preserve">(Azure PdM, Alibaba v2018): rich native</w:t>
-      </w:r>
-      <w:r>
-        <w:t xml:space="preserve"> </w:t>
-      </w:r>
-      <w:r>
-        <w:t xml:space="preserve">discrete event vocabularies (5 error codes × 4 component types on</w:t>
-      </w:r>
-      <w:r>
-        <w:t xml:space="preserve"> </w:t>
-      </w:r>
-      <w:r>
-        <w:t xml:space="preserve">Azure; 4 task statuses × 6 task roles on Alibaba). Failure-window</w:t>
-      </w:r>
-      <w:r>
-        <w:t xml:space="preserve"> </w:t>
-      </w:r>
-      <w:r>
-        <w:t xml:space="preserve">content differs discriminably from control-window content, and</w:t>
-      </w:r>
-      <w:r>
-        <w:t xml:space="preserve"> </w:t>
-      </w:r>
-      <w:r>
-        <w:t xml:space="preserve">order carries information beyond the itemset.</w:t>
+        <w:t xml:space="preserve">Where the method works cleanest</w:t>
+      </w:r>
+      <w:r>
+        <w:t xml:space="preserve"> </w:t>
+      </w:r>
+      <w:r>
+        <w:t xml:space="preserve">(Kelmarsh, Penmanshiel wind</w:t>
+      </w:r>
+      <w:r>
+        <w:t xml:space="preserve"> </w:t>
+      </w:r>
+      <w:r>
+        <w:t xml:space="preserve">farms): a genuine physical cascade. Continuous mechanical wear</w:t>
+      </w:r>
+      <w:r>
+        <w:t xml:space="preserve"> </w:t>
+      </w:r>
+      <w:r>
+        <w:t xml:space="preserve">produces discrete vendor alarm codes at intermediate stages, and a</w:t>
+      </w:r>
+      <w:r>
+        <w:t xml:space="preserve"> </w:t>
+      </w:r>
+      <w:r>
+        <w:t xml:space="preserve">specific alarm terminates the cascade as a Forced outage. The</w:t>
+      </w:r>
+      <w:r>
+        <w:t xml:space="preserve"> </w:t>
+      </w:r>
+      <w:r>
+        <w:t xml:space="preserve">precursor codes (generator-fan overload 2550/2650/2655 on Kelmarsh;</w:t>
+      </w:r>
+      <w:r>
+        <w:t xml:space="preserve"> </w:t>
+      </w:r>
+      <w:r>
+        <w:t xml:space="preserve">safety-system 9000/9210 and frequency-converter 3000 on Penmanshiel)</w:t>
+      </w:r>
+      <w:r>
+        <w:t xml:space="preserve"> </w:t>
+      </w:r>
+      <w:r>
+        <w:t xml:space="preserve">fire in inference-half failure windows and never in matched controls</w:t>
+      </w:r>
+      <w:r>
+        <w:t xml:space="preserve"> </w:t>
+      </w:r>
+      <w:r>
+        <w:t xml:space="preserve">at</w:t>
+      </w:r>
+      <w:r>
+        <w:t xml:space="preserve"> </w:t>
+      </w:r>
+      <w:r>
+        <w:rPr>
+          <w:rStyle w:val="VerbatimChar"/>
+        </w:rPr>
+        <w:t xml:space="preserve">last5</w:t>
+      </w:r>
+      <w:r>
+        <w:t xml:space="preserve">/</w:t>
+      </w:r>
+      <w:r>
+        <w:rPr>
+          <w:rStyle w:val="VerbatimChar"/>
+        </w:rPr>
+        <w:t xml:space="preserve">last10</w:t>
+      </w:r>
+      <w:r>
+        <w:t xml:space="preserve">, and the mined-itemset rule strictly dominates</w:t>
+      </w:r>
+      <w:r>
+        <w:t xml:space="preserve"> </w:t>
+      </w:r>
+      <w:r>
+        <w:t xml:space="preserve">a most-recent-event baseline (§6.4b). The two farms cross-validate</w:t>
+      </w:r>
+      <w:r>
+        <w:t xml:space="preserve"> </w:t>
+      </w:r>
+      <w:r>
+        <w:t xml:space="preserve">each other: different rotor sizes (MM92 vs MM82), different sites,</w:t>
+      </w:r>
+      <w:r>
+        <w:t xml:space="preserve"> </w:t>
+      </w:r>
+      <w:r>
+        <w:t xml:space="preserve">same protocol, same lift-4.00 cascade shape.</w:t>
       </w:r>
     </w:p>
     <w:p>
@@ -18585,311 +18636,219 @@
           <w:b/>
           <w:bCs/>
         </w:rPr>
-        <w:t xml:space="preserve">Where the method does not work</w:t>
-      </w:r>
-      <w:r>
-        <w:t xml:space="preserve"> </w:t>
-      </w:r>
-      <w:r>
-        <w:t xml:space="preserve">(BGL, SCANIA): the target class</w:t>
-      </w:r>
-      <w:r>
-        <w:t xml:space="preserve"> </w:t>
-      </w:r>
-      <w:r>
-        <w:t xml:space="preserve">is self-triggering (BGL alerts follow other alerts, and non-alert</w:t>
-      </w:r>
-      <w:r>
-        <w:t xml:space="preserve"> </w:t>
-      </w:r>
-      <w:r>
-        <w:t xml:space="preserve">log lines carry no discriminable precursor signal), or the discrete</w:t>
-      </w:r>
-      <w:r>
-        <w:t xml:space="preserve"> </w:t>
-      </w:r>
-      <w:r>
-        <w:t xml:space="preserve">event stream must be derived from continuous counters (SCANIA</w:t>
-      </w:r>
-      <w:r>
-        <w:t xml:space="preserve"> </w:t>
-      </w:r>
-      <w:r>
-        <w:t xml:space="preserve">requires binning per-vehicle deltas, and a defensible 90th-percentile</w:t>
-      </w:r>
-      <w:r>
-        <w:t xml:space="preserve"> </w:t>
-      </w:r>
-      <w:r>
-        <w:t xml:space="preserve">surprise binning produces only marginal AUROC).</w:t>
-      </w:r>
-    </w:p>
-    <w:p>
-      <w:pPr>
-        <w:pStyle w:val="FirstParagraph"/>
-      </w:pPr>
-      <w:r>
-        <w:t xml:space="preserve">Concretely: on BGL the best combined AUROC across horizons is 0.51</w:t>
-      </w:r>
-      <w:r>
-        <w:t xml:space="preserve"> </w:t>
-      </w:r>
-      <w:r>
-        <w:t xml:space="preserve">(chance) even when INFO-level messages and component granularity are</w:t>
-      </w:r>
-      <w:r>
-        <w:t xml:space="preserve"> </w:t>
-      </w:r>
-      <w:r>
-        <w:t xml:space="preserve">included in the non-alert stream; on SCANIA the best combined AUROC</w:t>
-      </w:r>
-      <w:r>
-        <w:t xml:space="preserve"> </w:t>
-      </w:r>
-      <w:r>
-        <w:t xml:space="preserve">across horizons is 0.60, unchanged when the fleet-wide 90th-percentile</w:t>
-      </w:r>
-      <w:r>
-        <w:t xml:space="preserve"> </w:t>
-      </w:r>
-      <w:r>
-        <w:t xml:space="preserve">delta binning is replaced by per-vehicle-normalised 90th-percentile</w:t>
-      </w:r>
-      <w:r>
-        <w:t xml:space="preserve"> </w:t>
-      </w:r>
-      <w:r>
-        <w:t xml:space="preserve">binning.</w:t>
-      </w:r>
-    </w:p>
-    <w:p>
-      <w:pPr>
-        <w:pStyle w:val="BodyText"/>
-      </w:pPr>
-      <w:r>
-        <w:t xml:space="preserve">To determine whether the SCANIA gap is representation-loss (tokens</w:t>
-      </w:r>
-      <w:r>
-        <w:t xml:space="preserve"> </w:t>
-      </w:r>
-      <w:r>
-        <w:t xml:space="preserve">destroy signal that is actually in the trace) or signal-absence (no</w:t>
-      </w:r>
-      <w:r>
-        <w:t xml:space="preserve"> </w:t>
-      </w:r>
-      <w:r>
-        <w:t xml:space="preserve">representation could recover 0.75), we run a diagnostic ceiling test:</w:t>
-      </w:r>
-      <w:r>
-        <w:t xml:space="preserve"> </w:t>
-      </w:r>
-      <w:r>
-        <w:t xml:space="preserve">LightGBM on a compact set of histogram-aware distributional</w:t>
-      </w:r>
-      <w:r>
-        <w:t xml:space="preserve"> </w:t>
-      </w:r>
-      <w:r>
-        <w:t xml:space="preserve">descriptors (Wasserstein-1 distance to a per-vehicle baseline,</w:t>
-      </w:r>
-      <w:r>
-        <w:t xml:space="preserve"> </w:t>
-      </w:r>
-      <w:r>
-        <w:t xml:space="preserve">signed centroid shift, entropy shift, tail-mass shift, and each</w:t>
-      </w:r>
-      <w:r>
-        <w:t xml:space="preserve"> </w:t>
-      </w:r>
-      <w:r>
-        <w:t xml:space="preserve">descriptor’s slope over the last 20 readouts) computed on the same</w:t>
-      </w:r>
-      <w:r>
-        <w:t xml:space="preserve"> </w:t>
-      </w:r>
-      <w:r>
-        <w:t xml:space="preserve">temporal split. The ceiling model reaches AUROC 0.60 / AUPRC 0.04,</w:t>
-      </w:r>
-      <w:r>
-        <w:t xml:space="preserve"> </w:t>
-      </w:r>
-      <w:r>
-        <w:t xml:space="preserve">essentially identical to the pattern-mining pipeline. Logistic</w:t>
-      </w:r>
-      <w:r>
-        <w:t xml:space="preserve"> </w:t>
-      </w:r>
-      <w:r>
-        <w:t xml:space="preserve">regression on the same 113 structured features reaches 0.58 / 0.05.</w:t>
-      </w:r>
-      <w:r>
-        <w:t xml:space="preserve"> </w:t>
-      </w:r>
-      <w:r>
-        <w:t xml:space="preserve">The GBM-versus-LR gap is 0.02 AUROC, so classifier capacity is not</w:t>
-      </w:r>
-      <w:r>
-        <w:t xml:space="preserve"> </w:t>
-      </w:r>
-      <w:r>
-        <w:t xml:space="preserve">the constraint either. The gap between SCANIA (~0.60) and the</w:t>
-      </w:r>
-      <w:r>
-        <w:t xml:space="preserve"> </w:t>
-      </w:r>
-      <w:r>
-        <w:t xml:space="preserve">Azure / Alibaba wins (~0.80-1.00) reflects a limit of the readout</w:t>
-      </w:r>
-      <w:r>
-        <w:t xml:space="preserve"> </w:t>
-      </w:r>
-      <w:r>
-        <w:t xml:space="preserve">cadence and feature vocabulary, not of the pattern-mining pipeline</w:t>
-      </w:r>
-      <w:r>
-        <w:t xml:space="preserve"> </w:t>
-      </w:r>
-      <w:r>
-        <w:t xml:space="preserve">against a richer alternative representation.</w:t>
-      </w:r>
-    </w:p>
-    <w:p>
-      <w:pPr>
-        <w:pStyle w:val="BodyText"/>
+        <w:t xml:space="preserve">Where the method works</w:t>
+      </w:r>
+      <w:r>
+        <w:t xml:space="preserve"> </w:t>
+      </w:r>
+      <w:r>
+        <w:t xml:space="preserve">(Azure PdM, Alibaba v2018): rich native</w:t>
+      </w:r>
+      <w:r>
+        <w:t xml:space="preserve"> </w:t>
+      </w:r>
+      <w:r>
+        <w:t xml:space="preserve">discrete event vocabularies (5 error codes × 4 component types on</w:t>
+      </w:r>
+      <w:r>
+        <w:t xml:space="preserve"> </w:t>
+      </w:r>
+      <w:r>
+        <w:t xml:space="preserve">Azure; 4 task statuses × 6 task roles on Alibaba). Failure-window</w:t>
+      </w:r>
+      <w:r>
+        <w:t xml:space="preserve"> </w:t>
+      </w:r>
+      <w:r>
+        <w:t xml:space="preserve">content differs discriminably from control-window content, and</w:t>
+      </w:r>
+      <w:r>
+        <w:t xml:space="preserve"> </w:t>
+      </w:r>
+      <w:r>
+        <w:t xml:space="preserve">order carries information beyond the itemset.</w:t>
+      </w:r>
+    </w:p>
+    <w:p>
+      <w:pPr>
+        <w:pStyle w:val="Compact"/>
+        <w:numPr>
+          <w:ilvl w:val="0"/>
+          <w:numId w:val="1007"/>
+        </w:numPr>
       </w:pPr>
       <w:r>
         <w:rPr>
           <w:b/>
           <w:bCs/>
         </w:rPr>
-        <w:t xml:space="preserve">Positive control on same-manufacturer data.</w:t>
-      </w:r>
-      <w:r>
-        <w:t xml:space="preserve"> </w:t>
-      </w:r>
-      <w:r>
-        <w:t xml:space="preserve">To rule out the</w:t>
-      </w:r>
-      <w:r>
-        <w:t xml:space="preserve"> </w:t>
-      </w:r>
-      <w:r>
-        <w:t xml:space="preserve">alternative explanation that SCANIA-family telemetry itself lacks</w:t>
-      </w:r>
-      <w:r>
-        <w:t xml:space="preserve"> </w:t>
-      </w:r>
-      <w:r>
-        <w:t xml:space="preserve">predictive signal, we apply the same LightGBM ceiling test to</w:t>
-      </w:r>
-      <w:r>
-        <w:t xml:space="preserve"> </w:t>
-      </w:r>
-      <w:r>
-        <w:t xml:space="preserve">SCANIA APS Failure at Scania Trucks</w:t>
-      </w:r>
-      <w:r>
-        <w:t xml:space="preserve"> </w:t>
-      </w:r>
-      <w:r>
-        <w:t xml:space="preserve">(Costa and Nascimento 2016)</w:t>
-      </w:r>
-      <w:r>
-        <w:t xml:space="preserve"> </w:t>
-      </w:r>
-      <w:r>
-        <w:t xml:space="preserve">(UCI 421, IDA</w:t>
-      </w:r>
-      <w:r>
-        <w:t xml:space="preserve"> </w:t>
-      </w:r>
-      <w:r>
-        <w:t xml:space="preserve">2016 industrial challenge). APS Failure uses the same anonymised</w:t>
-      </w:r>
-      <w:r>
-        <w:t xml:space="preserve"> </w:t>
-      </w:r>
-      <w:r>
-        <w:t xml:space="preserve">histogram-encoded schema as Component X (7 histogram groups of 10</w:t>
-      </w:r>
-      <w:r>
-        <w:t xml:space="preserve"> </w:t>
-      </w:r>
-      <w:r>
-        <w:t xml:space="preserve">bins each + 100 single counters = 170 feature columns) but delivers</w:t>
-      </w:r>
-      <w:r>
-        <w:t xml:space="preserve"> </w:t>
-      </w:r>
-      <w:r>
-        <w:t xml:space="preserve">one per-truck cross-sectional readout instead of a longitudinal</w:t>
-      </w:r>
-      <w:r>
-        <w:t xml:space="preserve"> </w:t>
-      </w:r>
-      <w:r>
-        <w:t xml:space="preserve">readout stream, with a binary APS-system-failure label at a 1.67%</w:t>
-      </w:r>
-      <w:r>
-        <w:t xml:space="preserve"> </w:t>
-      </w:r>
-      <w:r>
-        <w:t xml:space="preserve">positive rate. On the same LightGBM configuration our Component X</w:t>
-      </w:r>
-      <w:r>
-        <w:t xml:space="preserve"> </w:t>
-      </w:r>
-      <w:r>
-        <w:t xml:space="preserve">ceiling used, APS Failure reaches AUROC 0.994 / AUPRC 0.934 on the</w:t>
-      </w:r>
-      <w:r>
-        <w:t xml:space="preserve"> </w:t>
-      </w:r>
-      <w:r>
-        <w:t xml:space="preserve">canonical held-out test split (16,000 trucks, 375 positives); LR</w:t>
-      </w:r>
-      <w:r>
-        <w:t xml:space="preserve"> </w:t>
-      </w:r>
-      <w:r>
-        <w:t xml:space="preserve">alone reaches 0.979 / 0.800. Same manufacturer, same anonymisation</w:t>
-      </w:r>
-      <w:r>
-        <w:t xml:space="preserve"> </w:t>
-      </w:r>
-      <w:r>
-        <w:t xml:space="preserve">schema, different readout format, near-perfect predictability. This</w:t>
-      </w:r>
-      <w:r>
-        <w:t xml:space="preserve"> </w:t>
-      </w:r>
-      <w:r>
-        <w:t xml:space="preserve">excludes</w:t>
-      </w:r>
-      <w:r>
-        <w:t xml:space="preserve"> </w:t>
-      </w:r>
-      <w:r>
-        <w:t xml:space="preserve">“</w:t>
-      </w:r>
-      <w:r>
-        <w:t xml:space="preserve">SCANIA-family data is inherently weak</w:t>
-      </w:r>
-      <w:r>
-        <w:t xml:space="preserve">”</w:t>
-      </w:r>
-      <w:r>
-        <w:t xml:space="preserve"> </w:t>
-      </w:r>
-      <w:r>
-        <w:t xml:space="preserve">as an explanation</w:t>
-      </w:r>
-      <w:r>
-        <w:t xml:space="preserve"> </w:t>
-      </w:r>
-      <w:r>
-        <w:t xml:space="preserve">for the Component X boundary.</w:t>
+        <w:t xml:space="preserve">Where the method does not work</w:t>
+      </w:r>
+      <w:r>
+        <w:t xml:space="preserve"> </w:t>
+      </w:r>
+      <w:r>
+        <w:t xml:space="preserve">(BGL, SCANIA Component X): the</w:t>
+      </w:r>
+      <w:r>
+        <w:t xml:space="preserve"> </w:t>
+      </w:r>
+      <w:r>
+        <w:t xml:space="preserve">target class is self-triggering (BGL alerts follow other alerts, and</w:t>
+      </w:r>
+      <w:r>
+        <w:t xml:space="preserve"> </w:t>
+      </w:r>
+      <w:r>
+        <w:t xml:space="preserve">non-alert log lines carry no discriminable precursor signal), or the</w:t>
+      </w:r>
+      <w:r>
+        <w:t xml:space="preserve"> </w:t>
+      </w:r>
+      <w:r>
+        <w:t xml:space="preserve">discrete event stream must be derived from continuous counters</w:t>
+      </w:r>
+      <w:r>
+        <w:t xml:space="preserve"> </w:t>
+      </w:r>
+      <w:r>
+        <w:t xml:space="preserve">(SCANIA requires binning per-vehicle deltas, and a defensible</w:t>
+      </w:r>
+      <w:r>
+        <w:t xml:space="preserve"> </w:t>
+      </w:r>
+      <w:r>
+        <w:t xml:space="preserve">90th-percentile surprise binning produces only marginal AUROC).</w:t>
+      </w:r>
+    </w:p>
+    <w:p>
+      <w:pPr>
+        <w:pStyle w:val="FirstParagraph"/>
+      </w:pPr>
+      <w:r>
+        <w:t xml:space="preserve">Concretely: on BGL the best combined AUROC across horizons is 0.51</w:t>
+      </w:r>
+      <w:r>
+        <w:t xml:space="preserve"> </w:t>
+      </w:r>
+      <w:r>
+        <w:t xml:space="preserve">(chance) even when INFO-level messages and component granularity are</w:t>
+      </w:r>
+      <w:r>
+        <w:t xml:space="preserve"> </w:t>
+      </w:r>
+      <w:r>
+        <w:t xml:space="preserve">included in the non-alert stream; on SCANIA the best combined AUROC</w:t>
+      </w:r>
+      <w:r>
+        <w:t xml:space="preserve"> </w:t>
+      </w:r>
+      <w:r>
+        <w:t xml:space="preserve">across horizons is 0.60, unchanged when the fleet-wide 90th-percentile</w:t>
+      </w:r>
+      <w:r>
+        <w:t xml:space="preserve"> </w:t>
+      </w:r>
+      <w:r>
+        <w:t xml:space="preserve">delta binning is replaced by per-vehicle-normalised 90th-percentile</w:t>
+      </w:r>
+      <w:r>
+        <w:t xml:space="preserve"> </w:t>
+      </w:r>
+      <w:r>
+        <w:t xml:space="preserve">binning.</w:t>
+      </w:r>
+    </w:p>
+    <w:p>
+      <w:pPr>
+        <w:pStyle w:val="BodyText"/>
+      </w:pPr>
+      <w:r>
+        <w:t xml:space="preserve">To determine whether the SCANIA gap is representation-loss (tokens</w:t>
+      </w:r>
+      <w:r>
+        <w:t xml:space="preserve"> </w:t>
+      </w:r>
+      <w:r>
+        <w:t xml:space="preserve">destroy signal that is actually in the trace) or signal-absence (no</w:t>
+      </w:r>
+      <w:r>
+        <w:t xml:space="preserve"> </w:t>
+      </w:r>
+      <w:r>
+        <w:t xml:space="preserve">representation could recover 0.75), we run a diagnostic ceiling test:</w:t>
+      </w:r>
+      <w:r>
+        <w:t xml:space="preserve"> </w:t>
+      </w:r>
+      <w:r>
+        <w:t xml:space="preserve">LightGBM on a compact set of histogram-aware distributional</w:t>
+      </w:r>
+      <w:r>
+        <w:t xml:space="preserve"> </w:t>
+      </w:r>
+      <w:r>
+        <w:t xml:space="preserve">descriptors (Wasserstein-1 distance to a per-vehicle baseline,</w:t>
+      </w:r>
+      <w:r>
+        <w:t xml:space="preserve"> </w:t>
+      </w:r>
+      <w:r>
+        <w:t xml:space="preserve">signed centroid shift, entropy shift, tail-mass shift, and each</w:t>
+      </w:r>
+      <w:r>
+        <w:t xml:space="preserve"> </w:t>
+      </w:r>
+      <w:r>
+        <w:t xml:space="preserve">descriptor’s slope over the last 20 readouts) computed on the same</w:t>
+      </w:r>
+      <w:r>
+        <w:t xml:space="preserve"> </w:t>
+      </w:r>
+      <w:r>
+        <w:t xml:space="preserve">temporal split. The ceiling model reaches AUROC 0.60 / AUPRC 0.04,</w:t>
+      </w:r>
+      <w:r>
+        <w:t xml:space="preserve"> </w:t>
+      </w:r>
+      <w:r>
+        <w:t xml:space="preserve">essentially identical to the pattern-mining pipeline. Logistic</w:t>
+      </w:r>
+      <w:r>
+        <w:t xml:space="preserve"> </w:t>
+      </w:r>
+      <w:r>
+        <w:t xml:space="preserve">regression on the same 113 structured features reaches 0.58 / 0.05.</w:t>
+      </w:r>
+      <w:r>
+        <w:t xml:space="preserve"> </w:t>
+      </w:r>
+      <w:r>
+        <w:t xml:space="preserve">The GBM-versus-LR gap is 0.02 AUROC, so classifier capacity is not</w:t>
+      </w:r>
+      <w:r>
+        <w:t xml:space="preserve"> </w:t>
+      </w:r>
+      <w:r>
+        <w:t xml:space="preserve">the constraint either. The gap between SCANIA (~0.60) and the</w:t>
+      </w:r>
+      <w:r>
+        <w:t xml:space="preserve"> </w:t>
+      </w:r>
+      <w:r>
+        <w:t xml:space="preserve">Azure / Alibaba wins (~0.80-1.00) reflects a limit of the readout</w:t>
+      </w:r>
+      <w:r>
+        <w:t xml:space="preserve"> </w:t>
+      </w:r>
+      <w:r>
+        <w:t xml:space="preserve">cadence and feature vocabulary, not of the pattern-mining pipeline</w:t>
+      </w:r>
+      <w:r>
+        <w:t xml:space="preserve"> </w:t>
+      </w:r>
+      <w:r>
+        <w:t xml:space="preserve">against a richer alternative representation.</w:t>
       </w:r>
     </w:p>
     <w:p>
@@ -18901,20 +18860,158 @@
           <w:b/>
           <w:bCs/>
         </w:rPr>
-        <w:t xml:space="preserve">Root-cause diagnosis: trajectory-signal absence, not signal</w:t>
-      </w:r>
+        <w:t xml:space="preserve">Positive control on same-manufacturer data.</w:t>
+      </w:r>
+      <w:r>
+        <w:t xml:space="preserve"> </w:t>
+      </w:r>
+      <w:r>
+        <w:t xml:space="preserve">To rule out the</w:t>
+      </w:r>
+      <w:r>
+        <w:t xml:space="preserve"> </w:t>
+      </w:r>
+      <w:r>
+        <w:t xml:space="preserve">alternative explanation that SCANIA-family telemetry itself lacks</w:t>
+      </w:r>
+      <w:r>
+        <w:t xml:space="preserve"> </w:t>
+      </w:r>
+      <w:r>
+        <w:t xml:space="preserve">predictive signal, we apply the same LightGBM ceiling test to</w:t>
+      </w:r>
+      <w:r>
+        <w:t xml:space="preserve"> </w:t>
+      </w:r>
+      <w:r>
+        <w:t xml:space="preserve">SCANIA APS Failure at Scania Trucks</w:t>
+      </w:r>
+      <w:r>
+        <w:t xml:space="preserve"> </w:t>
+      </w:r>
+      <w:r>
+        <w:t xml:space="preserve">(Costa and Nascimento 2016)</w:t>
+      </w:r>
+      <w:r>
+        <w:t xml:space="preserve"> </w:t>
+      </w:r>
+      <w:r>
+        <w:t xml:space="preserve">(UCI 421, IDA</w:t>
+      </w:r>
+      <w:r>
+        <w:t xml:space="preserve"> </w:t>
+      </w:r>
+      <w:r>
+        <w:t xml:space="preserve">2016 industrial challenge). APS Failure uses the same anonymised</w:t>
+      </w:r>
+      <w:r>
+        <w:t xml:space="preserve"> </w:t>
+      </w:r>
+      <w:r>
+        <w:t xml:space="preserve">histogram-encoded schema as Component X (7 histogram groups of 10</w:t>
+      </w:r>
+      <w:r>
+        <w:t xml:space="preserve"> </w:t>
+      </w:r>
+      <w:r>
+        <w:t xml:space="preserve">bins each + 100 single counters = 170 feature columns) but delivers</w:t>
+      </w:r>
+      <w:r>
+        <w:t xml:space="preserve"> </w:t>
+      </w:r>
+      <w:r>
+        <w:t xml:space="preserve">one per-truck cross-sectional readout instead of a longitudinal</w:t>
+      </w:r>
+      <w:r>
+        <w:t xml:space="preserve"> </w:t>
+      </w:r>
+      <w:r>
+        <w:t xml:space="preserve">readout stream, with a binary APS-system-failure label at a 1.67%</w:t>
+      </w:r>
+      <w:r>
+        <w:t xml:space="preserve"> </w:t>
+      </w:r>
+      <w:r>
+        <w:t xml:space="preserve">positive rate. On the same LightGBM configuration our Component X</w:t>
+      </w:r>
+      <w:r>
+        <w:t xml:space="preserve"> </w:t>
+      </w:r>
+      <w:r>
+        <w:t xml:space="preserve">ceiling used, APS Failure reaches AUROC 0.994 / AUPRC 0.934 on the</w:t>
+      </w:r>
+      <w:r>
+        <w:t xml:space="preserve"> </w:t>
+      </w:r>
+      <w:r>
+        <w:t xml:space="preserve">canonical held-out test split (16,000 trucks, 375 positives); LR</w:t>
+      </w:r>
+      <w:r>
+        <w:t xml:space="preserve"> </w:t>
+      </w:r>
+      <w:r>
+        <w:t xml:space="preserve">alone reaches 0.979 / 0.800. Same manufacturer, same anonymisation</w:t>
+      </w:r>
+      <w:r>
+        <w:t xml:space="preserve"> </w:t>
+      </w:r>
+      <w:r>
+        <w:t xml:space="preserve">schema, different readout format, near-perfect predictability. This</w:t>
+      </w:r>
+      <w:r>
+        <w:t xml:space="preserve"> </w:t>
+      </w:r>
+      <w:r>
+        <w:t xml:space="preserve">excludes</w:t>
+      </w:r>
+      <w:r>
+        <w:t xml:space="preserve"> </w:t>
+      </w:r>
+      <w:r>
+        <w:t xml:space="preserve">“</w:t>
+      </w:r>
+      <w:r>
+        <w:t xml:space="preserve">SCANIA-family data is inherently weak</w:t>
+      </w:r>
+      <w:r>
+        <w:t xml:space="preserve">”</w:t>
+      </w:r>
+      <w:r>
+        <w:t xml:space="preserve"> </w:t>
+      </w:r>
+      <w:r>
+        <w:t xml:space="preserve">as an explanation</w:t>
+      </w:r>
+      <w:r>
+        <w:t xml:space="preserve"> </w:t>
+      </w:r>
+      <w:r>
+        <w:t xml:space="preserve">for the Component X boundary.</w:t>
+      </w:r>
+    </w:p>
+    <w:p>
+      <w:pPr>
+        <w:pStyle w:val="BodyText"/>
+      </w:pPr>
       <w:r>
         <w:rPr>
           <w:b/>
           <w:bCs/>
         </w:rPr>
-        <w:t xml:space="preserve"> </w:t>
+        <w:t xml:space="preserve">Root-cause diagnosis: trajectory-signal absence, not signal</w:t>
       </w:r>
       <w:r>
         <w:rPr>
           <w:b/>
           <w:bCs/>
         </w:rPr>
+        <w:t xml:space="preserve"> </w:t>
+      </w:r>
+      <w:r>
+        <w:rPr>
+          <w:b/>
+          <w:bCs/>
+        </w:rPr>
         <w:t xml:space="preserve">absence.</w:t>
       </w:r>
       <w:r>
@@ -19037,61 +19134,67 @@
         <w:pStyle w:val="BodyText"/>
       </w:pPr>
       <w:r>
-        <w:t xml:space="preserve">This gives a sharper three-way regime-of-validity: (i) two wins</w:t>
-      </w:r>
-      <w:r>
-        <w:t xml:space="preserve"> </w:t>
-      </w:r>
-      <w:r>
-        <w:t xml:space="preserve">(Azure PdM, Alibaba v2018), where target failure is preceded by a</w:t>
-      </w:r>
-      <w:r>
-        <w:t xml:space="preserve"> </w:t>
-      </w:r>
-      <w:r>
-        <w:t xml:space="preserve">discriminable ordered event trajectory; (ii) BGL, where the target</w:t>
-      </w:r>
-      <w:r>
-        <w:t xml:space="preserve"> </w:t>
-      </w:r>
-      <w:r>
-        <w:t xml:space="preserve">class is self-triggering with no discriminable non-alert precursor;</w:t>
-      </w:r>
-      <w:r>
-        <w:t xml:space="preserve"> </w:t>
-      </w:r>
-      <w:r>
-        <w:t xml:space="preserve">(iii) Component X, where the target has strong per-truck signal in aggregate</w:t>
-      </w:r>
-      <w:r>
-        <w:t xml:space="preserve"> </w:t>
-      </w:r>
-      <w:r>
-        <w:t xml:space="preserve">features but no last-K-events trajectory signal, so pattern mining</w:t>
-      </w:r>
-      <w:r>
-        <w:t xml:space="preserve"> </w:t>
-      </w:r>
-      <w:r>
-        <w:t xml:space="preserve">on windows attains the temporal-split ceiling but not the</w:t>
-      </w:r>
-      <w:r>
-        <w:t xml:space="preserve"> </w:t>
-      </w:r>
-      <w:r>
-        <w:t xml:space="preserve">transductive per-vehicle ceiling. The APS positive control confirms</w:t>
-      </w:r>
-      <w:r>
-        <w:t xml:space="preserve"> </w:t>
-      </w:r>
-      <w:r>
-        <w:t xml:space="preserve">that (iii) is a target-shape distinction, not a manufacturer or</w:t>
-      </w:r>
-      <w:r>
-        <w:t xml:space="preserve"> </w:t>
-      </w:r>
-      <w:r>
-        <w:t xml:space="preserve">schema deficiency.</w:t>
+        <w:t xml:space="preserve">This gives a sharper three-way regime-of-validity: (i) four wins</w:t>
+      </w:r>
+      <w:r>
+        <w:t xml:space="preserve"> </w:t>
+      </w:r>
+      <w:r>
+        <w:t xml:space="preserve">(Kelmarsh, Penmanshiel, Azure PdM, Alibaba v2018), where target</w:t>
+      </w:r>
+      <w:r>
+        <w:t xml:space="preserve"> </w:t>
+      </w:r>
+      <w:r>
+        <w:t xml:space="preserve">failure is preceded by a discriminable ordered event trajectory,</w:t>
+      </w:r>
+      <w:r>
+        <w:t xml:space="preserve"> </w:t>
+      </w:r>
+      <w:r>
+        <w:t xml:space="preserve">with the two wind farms the cleanest physical-cascade instances;</w:t>
+      </w:r>
+      <w:r>
+        <w:t xml:space="preserve"> </w:t>
+      </w:r>
+      <w:r>
+        <w:t xml:space="preserve">(ii) BGL, where the target class is self-triggering with no</w:t>
+      </w:r>
+      <w:r>
+        <w:t xml:space="preserve"> </w:t>
+      </w:r>
+      <w:r>
+        <w:t xml:space="preserve">discriminable non-alert precursor; (iii) Component X, where the</w:t>
+      </w:r>
+      <w:r>
+        <w:t xml:space="preserve"> </w:t>
+      </w:r>
+      <w:r>
+        <w:t xml:space="preserve">target has strong per-truck signal in aggregate features but no</w:t>
+      </w:r>
+      <w:r>
+        <w:t xml:space="preserve"> </w:t>
+      </w:r>
+      <w:r>
+        <w:t xml:space="preserve">last-K-events trajectory signal, so pattern mining on windows attains</w:t>
+      </w:r>
+      <w:r>
+        <w:t xml:space="preserve"> </w:t>
+      </w:r>
+      <w:r>
+        <w:t xml:space="preserve">the temporal-split ceiling but not the transductive per-vehicle</w:t>
+      </w:r>
+      <w:r>
+        <w:t xml:space="preserve"> </w:t>
+      </w:r>
+      <w:r>
+        <w:t xml:space="preserve">ceiling. The APS positive control confirms that (iii) is a</w:t>
+      </w:r>
+      <w:r>
+        <w:t xml:space="preserve"> </w:t>
+      </w:r>
+      <w:r>
+        <w:t xml:space="preserve">target-shape distinction, not a manufacturer or schema deficiency.</w:t>
       </w:r>
     </w:p>
     <w:p>
@@ -19138,7 +19241,31 @@
         <w:t xml:space="preserve"> </w:t>
       </w:r>
       <w:r>
-        <w:t xml:space="preserve">third; Azure PdM and Alibaba v2018 satisfy all three.</w:t>
+        <w:t xml:space="preserve">third; the two wind farms, Azure PdM, and Alibaba v2018 satisfy all</w:t>
+      </w:r>
+      <w:r>
+        <w:t xml:space="preserve"> </w:t>
+      </w:r>
+      <w:r>
+        <w:t xml:space="preserve">three. The wind farms are the strongest members of the positive</w:t>
+      </w:r>
+      <w:r>
+        <w:t xml:space="preserve"> </w:t>
+      </w:r>
+      <w:r>
+        <w:t xml:space="preserve">group because the cascade is literally physical: a mechanical wear</w:t>
+      </w:r>
+      <w:r>
+        <w:t xml:space="preserve"> </w:t>
+      </w:r>
+      <w:r>
+        <w:t xml:space="preserve">process generates the intermediate alarm codes that the mining</w:t>
+      </w:r>
+      <w:r>
+        <w:t xml:space="preserve"> </w:t>
+      </w:r>
+      <w:r>
+        <w:t xml:space="preserve">recovers.</w:t>
       </w:r>
     </w:p>
     <w:p>
@@ -19487,7 +19614,7 @@
         <w:t xml:space="preserve">8196385/BGL.zip</w:t>
       </w:r>
       <w:r>
-        <w:t xml:space="preserve">, ~55 MB), and SCANIA Component X (Swedish National</w:t>
+        <w:t xml:space="preserve">, ~55 MB), SCANIA Component X (Swedish National</w:t>
       </w:r>
       <w:r>
         <w:t xml:space="preserve"> </w:t>
@@ -19505,7 +19632,49 @@
         <w:t xml:space="preserve">10.5878/jvb5-d390</w:t>
       </w:r>
       <w:r>
-        <w:t xml:space="preserve">, CC-BY-4.0); (ii) window</w:t>
+        <w:t xml:space="preserve">, CC-BY-4.0), Kelmarsh</w:t>
+      </w:r>
+      <w:r>
+        <w:t xml:space="preserve"> </w:t>
+      </w:r>
+      <w:r>
+        <w:t xml:space="preserve">(Zenodo</w:t>
+      </w:r>
+      <w:r>
+        <w:t xml:space="preserve"> </w:t>
+      </w:r>
+      <w:r>
+        <w:rPr>
+          <w:rStyle w:val="VerbatimChar"/>
+        </w:rPr>
+        <w:t xml:space="preserve">10.5281/zenodo.5841834</w:t>
+      </w:r>
+      <w:r>
+        <w:t xml:space="preserve">, CC-BY-4.0) and Penmanshiel</w:t>
+      </w:r>
+      <w:r>
+        <w:t xml:space="preserve"> </w:t>
+      </w:r>
+      <w:r>
+        <w:t xml:space="preserve">(Zenodo</w:t>
+      </w:r>
+      <w:r>
+        <w:t xml:space="preserve"> </w:t>
+      </w:r>
+      <w:r>
+        <w:rPr>
+          <w:rStyle w:val="VerbatimChar"/>
+        </w:rPr>
+        <w:t xml:space="preserve">10.5281/zenodo.5946808</w:t>
+      </w:r>
+      <w:r>
+        <w:t xml:space="preserve">, CC-BY-4.0) SCADA status logs;</w:t>
+      </w:r>
+      <w:r>
+        <w:t xml:space="preserve"> </w:t>
+      </w:r>
+      <w:r>
+        <w:t xml:space="preserve">(ii) window</w:t>
       </w:r>
       <w:r>
         <w:t xml:space="preserve"> </w:t>
@@ -19813,61 +19982,103 @@
         <w:t xml:space="preserve"> </w:t>
       </w:r>
       <w:r>
-        <w:t xml:space="preserve">interpretable pre-failure signatures on two of four traces studied.</w:t>
-      </w:r>
-      <w:r>
-        <w:t xml:space="preserve"> </w:t>
-      </w:r>
-      <w:r>
-        <w:t xml:space="preserve">On both winning traces, sequences add real predictive information</w:t>
-      </w:r>
-      <w:r>
-        <w:t xml:space="preserve"> </w:t>
-      </w:r>
-      <w:r>
-        <w:t xml:space="preserve">beyond itemsets when window definitions are rich enough for order</w:t>
-      </w:r>
-      <w:r>
-        <w:t xml:space="preserve"> </w:t>
-      </w:r>
-      <w:r>
-        <w:t xml:space="preserve">to be a real degree of freedom; at those horizons, combining</w:t>
-      </w:r>
-      <w:r>
-        <w:t xml:space="preserve"> </w:t>
-      </w:r>
-      <w:r>
-        <w:t xml:space="preserve">itemset and sequence features improves failure prediction by 5-10</w:t>
-      </w:r>
-      <w:r>
-        <w:t xml:space="preserve"> </w:t>
-      </w:r>
-      <w:r>
-        <w:t xml:space="preserve">AUROC points over either alone. The result replicates across a</w:t>
-      </w:r>
-      <w:r>
-        <w:t xml:space="preserve"> </w:t>
-      </w:r>
-      <w:r>
-        <w:t xml:space="preserve">synthetic per-machine trace (Azure PdM) and a real per-job</w:t>
-      </w:r>
-      <w:r>
-        <w:t xml:space="preserve"> </w:t>
-      </w:r>
-      <w:r>
-        <w:t xml:space="preserve">production trace (Alibaba v2018), and its regime of validity is</w:t>
-      </w:r>
-      <w:r>
-        <w:t xml:space="preserve"> </w:t>
-      </w:r>
-      <w:r>
-        <w:t xml:space="preserve">mapped by two additional traces (BGL, SCANIA) where the pipeline</w:t>
-      </w:r>
-      <w:r>
-        <w:t xml:space="preserve"> </w:t>
-      </w:r>
-      <w:r>
-        <w:t xml:space="preserve">does not find signal, with a mechanistic explanation for each.</w:t>
+        <w:t xml:space="preserve">interpretable pre-failure signatures on four of six traces studied.</w:t>
+      </w:r>
+      <w:r>
+        <w:t xml:space="preserve"> </w:t>
+      </w:r>
+      <w:r>
+        <w:t xml:space="preserve">The cleanest evidence is a physical cascade replicated across two</w:t>
+      </w:r>
+      <w:r>
+        <w:t xml:space="preserve"> </w:t>
+      </w:r>
+      <w:r>
+        <w:t xml:space="preserve">independent Senvion wind farms: on Kelmarsh and Penmanshiel, mining</w:t>
+      </w:r>
+      <w:r>
+        <w:t xml:space="preserve"> </w:t>
+      </w:r>
+      <w:r>
+        <w:t xml:space="preserve">recovers zero-control cascade signatures at inference-half lift 4.00,</w:t>
+      </w:r>
+      <w:r>
+        <w:t xml:space="preserve"> </w:t>
+      </w:r>
+      <w:r>
+        <w:t xml:space="preserve">where a mechanical wear process generates the intermediate alarm</w:t>
+      </w:r>
+      <w:r>
+        <w:t xml:space="preserve"> </w:t>
+      </w:r>
+      <w:r>
+        <w:t xml:space="preserve">codes that terminate as Forced outages, and the mined-itemset rule</w:t>
+      </w:r>
+      <w:r>
+        <w:t xml:space="preserve"> </w:t>
+      </w:r>
+      <w:r>
+        <w:t xml:space="preserve">strictly dominates a most-recent-event baseline. On the two cloud /</w:t>
+      </w:r>
+      <w:r>
+        <w:t xml:space="preserve"> </w:t>
+      </w:r>
+      <w:r>
+        <w:t xml:space="preserve">maintenance traces (Azure PdM, Alibaba v2018), sequences add real</w:t>
+      </w:r>
+      <w:r>
+        <w:t xml:space="preserve"> </w:t>
+      </w:r>
+      <w:r>
+        <w:t xml:space="preserve">predictive information beyond itemsets when window definitions are</w:t>
+      </w:r>
+      <w:r>
+        <w:t xml:space="preserve"> </w:t>
+      </w:r>
+      <w:r>
+        <w:t xml:space="preserve">rich enough for order to be a real degree of freedom; at those</w:t>
+      </w:r>
+      <w:r>
+        <w:t xml:space="preserve"> </w:t>
+      </w:r>
+      <w:r>
+        <w:t xml:space="preserve">horizons, combining itemset and sequence features improves failure</w:t>
+      </w:r>
+      <w:r>
+        <w:t xml:space="preserve"> </w:t>
+      </w:r>
+      <w:r>
+        <w:t xml:space="preserve">prediction by 5-10 AUROC points over either alone. The method’s</w:t>
+      </w:r>
+      <w:r>
+        <w:t xml:space="preserve"> </w:t>
+      </w:r>
+      <w:r>
+        <w:t xml:space="preserve">regime of validity is mapped by two boundary traces (BGL, SCANIA)</w:t>
+      </w:r>
+      <w:r>
+        <w:t xml:space="preserve"> </w:t>
+      </w:r>
+      <w:r>
+        <w:t xml:space="preserve">where the pipeline does not find last-K-events signal, with a</w:t>
+      </w:r>
+      <w:r>
+        <w:t xml:space="preserve"> </w:t>
+      </w:r>
+      <w:r>
+        <w:t xml:space="preserve">mechanistic explanation for each, and by a matched conditional-</w:t>
+      </w:r>
+      <w:r>
+        <w:t xml:space="preserve"> </w:t>
+      </w:r>
+      <w:r>
+        <w:t xml:space="preserve">logistic analysis that recovers interpretable per-truck hazard</w:t>
+      </w:r>
+      <w:r>
+        <w:t xml:space="preserve"> </w:t>
+      </w:r>
+      <w:r>
+        <w:t xml:space="preserve">ratios on SCANIA under right censoring.</w:t>
       </w:r>
     </w:p>
     <w:p>
@@ -19978,7 +20189,7 @@
       </w:r>
     </w:p>
     <w:bookmarkEnd w:id="73"/>
-    <w:bookmarkStart w:id="154" w:name="what-is-verified"/>
+    <w:bookmarkStart w:id="157" w:name="what-is-verified"/>
     <w:p>
       <w:pPr>
         <w:pStyle w:val="Heading2"/>
@@ -20064,7 +20275,7 @@
         <w:t xml:space="preserve">boundary-condition additions.</w:t>
       </w:r>
     </w:p>
-    <w:bookmarkStart w:id="153" w:name="refs"/>
+    <w:bookmarkStart w:id="156" w:name="refs"/>
     <w:bookmarkStart w:id="75" w:name="ref-agrawal1994fast"/>
     <w:p>
       <w:pPr>
@@ -21348,7 +21559,7 @@
         <w:pStyle w:val="Bibliography"/>
       </w:pPr>
       <w:r>
-        <w:t xml:space="preserve">Plumley, Charlie. 2022.</w:t>
+        <w:t xml:space="preserve">Plumley, Charlie. 2022a.</w:t>
       </w:r>
       <w:r>
         <w:t xml:space="preserve"> </w:t>
@@ -21386,7 +21597,51 @@
       </w:r>
     </w:p>
     <w:bookmarkEnd w:id="128"/>
-    <w:bookmarkStart w:id="130" w:name="ref-prentice1978retrospective"/>
+    <w:bookmarkStart w:id="131" w:name="ref-plumley2022penmanshiel"/>
+    <w:p>
+      <w:pPr>
+        <w:pStyle w:val="Bibliography"/>
+      </w:pPr>
+      <w:r>
+        <w:t xml:space="preserve">———. 2022b.</w:t>
+      </w:r>
+      <w:r>
+        <w:t xml:space="preserve"> </w:t>
+      </w:r>
+      <w:r>
+        <w:t xml:space="preserve">“Penmanshiel Wind Farm Data.”</w:t>
+      </w:r>
+      <w:r>
+        <w:t xml:space="preserve"> </w:t>
+      </w:r>
+      <w:hyperlink r:id="rId129">
+        <w:r>
+          <w:rPr>
+            <w:rStyle w:val="Hyperlink"/>
+          </w:rPr>
+          <w:t xml:space="preserve">https://zenodo.org/records/5946808</w:t>
+        </w:r>
+      </w:hyperlink>
+      <w:r>
+        <w:t xml:space="preserve">; Zenodo.</w:t>
+      </w:r>
+      <w:r>
+        <w:t xml:space="preserve"> </w:t>
+      </w:r>
+      <w:hyperlink r:id="rId130">
+        <w:r>
+          <w:rPr>
+            <w:rStyle w:val="Hyperlink"/>
+          </w:rPr>
+          <w:t xml:space="preserve">https://doi.org/10.5281/zenodo.5946808</w:t>
+        </w:r>
+      </w:hyperlink>
+      <w:r>
+        <w:t xml:space="preserve">.</w:t>
+      </w:r>
+    </w:p>
+    <w:bookmarkEnd w:id="131"/>
+    <w:bookmarkStart w:id="133" w:name="ref-prentice1978retrospective"/>
     <w:p>
       <w:pPr>
         <w:pStyle w:val="Bibliography"/>
@@ -21419,7 +21674,7 @@
       <w:r>
         <w:t xml:space="preserve"> </w:t>
       </w:r>
-      <w:hyperlink r:id="rId129">
+      <w:hyperlink r:id="rId132">
         <w:r>
           <w:rPr>
             <w:rStyle w:val="Hyperlink"/>
@@ -21431,8 +21686,8 @@
         <w:t xml:space="preserve">.</w:t>
       </w:r>
     </w:p>
-    <w:bookmarkEnd w:id="130"/>
-    <w:bookmarkStart w:id="132" w:name="ref-raschka2018mlxtend"/>
+    <w:bookmarkEnd w:id="133"/>
+    <w:bookmarkStart w:id="135" w:name="ref-raschka2018mlxtend"/>
     <w:p>
       <w:pPr>
         <w:pStyle w:val="Bibliography"/>
@@ -21471,7 +21726,7 @@
       <w:r>
         <w:t xml:space="preserve"> </w:t>
       </w:r>
-      <w:hyperlink r:id="rId131">
+      <w:hyperlink r:id="rId134">
         <w:r>
           <w:rPr>
             <w:rStyle w:val="Hyperlink"/>
@@ -21483,8 +21738,8 @@
         <w:t xml:space="preserve">.</w:t>
       </w:r>
     </w:p>
-    <w:bookmarkEnd w:id="132"/>
-    <w:bookmarkStart w:id="134" w:name="ref-ren2020failure"/>
+    <w:bookmarkEnd w:id="135"/>
+    <w:bookmarkStart w:id="137" w:name="ref-ren2020failure"/>
     <w:p>
       <w:pPr>
         <w:pStyle w:val="Bibliography"/>
@@ -21520,7 +21775,7 @@
       <w:r>
         <w:t xml:space="preserve"> </w:t>
       </w:r>
-      <w:hyperlink r:id="rId133">
+      <w:hyperlink r:id="rId136">
         <w:r>
           <w:rPr>
             <w:rStyle w:val="Hyperlink"/>
@@ -21532,8 +21787,8 @@
         <w:t xml:space="preserve">.</w:t>
       </w:r>
     </w:p>
-    <w:bookmarkEnd w:id="134"/>
-    <w:bookmarkStart w:id="136" w:name="ref-saxena2008cmapss"/>
+    <w:bookmarkEnd w:id="137"/>
+    <w:bookmarkStart w:id="139" w:name="ref-saxena2008cmapss"/>
     <w:p>
       <w:pPr>
         <w:pStyle w:val="Bibliography"/>
@@ -21569,7 +21824,7 @@
       <w:r>
         <w:t xml:space="preserve"> </w:t>
       </w:r>
-      <w:hyperlink r:id="rId135">
+      <w:hyperlink r:id="rId138">
         <w:r>
           <w:rPr>
             <w:rStyle w:val="Hyperlink"/>
@@ -21581,8 +21836,8 @@
         <w:t xml:space="preserve">.</w:t>
       </w:r>
     </w:p>
-    <w:bookmarkEnd w:id="136"/>
-    <w:bookmarkStart w:id="138" w:name="ref-serradilla2022pdmsurvey"/>
+    <w:bookmarkEnd w:id="139"/>
+    <w:bookmarkStart w:id="141" w:name="ref-serradilla2022pdmsurvey"/>
     <w:p>
       <w:pPr>
         <w:pStyle w:val="Bibliography"/>
@@ -21615,7 +21870,7 @@
       <w:r>
         <w:t xml:space="preserve"> </w:t>
       </w:r>
-      <w:hyperlink r:id="rId137">
+      <w:hyperlink r:id="rId140">
         <w:r>
           <w:rPr>
             <w:rStyle w:val="Hyperlink"/>
@@ -21627,8 +21882,8 @@
         <w:t xml:space="preserve">.</w:t>
       </w:r>
     </w:p>
-    <w:bookmarkEnd w:id="138"/>
-    <w:bookmarkStart w:id="140" w:name="ref-srikant1996gsp"/>
+    <w:bookmarkEnd w:id="141"/>
+    <w:bookmarkStart w:id="143" w:name="ref-srikant1996gsp"/>
     <w:p>
       <w:pPr>
         <w:pStyle w:val="Bibliography"/>
@@ -21664,7 +21919,7 @@
       <w:r>
         <w:t xml:space="preserve"> </w:t>
       </w:r>
-      <w:hyperlink r:id="rId139">
+      <w:hyperlink r:id="rId142">
         <w:r>
           <w:rPr>
             <w:rStyle w:val="Hyperlink"/>
@@ -21676,8 +21931,8 @@
         <w:t xml:space="preserve">.</w:t>
       </w:r>
     </w:p>
-    <w:bookmarkEnd w:id="140"/>
-    <w:bookmarkStart w:id="142" w:name="ref-terada2013statssp"/>
+    <w:bookmarkEnd w:id="143"/>
+    <w:bookmarkStart w:id="145" w:name="ref-terada2013statssp"/>
     <w:p>
       <w:pPr>
         <w:pStyle w:val="Bibliography"/>
@@ -21710,7 +21965,7 @@
       <w:r>
         <w:t xml:space="preserve"> </w:t>
       </w:r>
-      <w:hyperlink r:id="rId141">
+      <w:hyperlink r:id="rId144">
         <w:r>
           <w:rPr>
             <w:rStyle w:val="Hyperlink"/>
@@ -21722,8 +21977,8 @@
         <w:t xml:space="preserve">.</w:t>
       </w:r>
     </w:p>
-    <w:bookmarkEnd w:id="142"/>
-    <w:bookmarkStart w:id="144" w:name="ref-yang2021plelog"/>
+    <w:bookmarkEnd w:id="145"/>
+    <w:bookmarkStart w:id="147" w:name="ref-yang2021plelog"/>
     <w:p>
       <w:pPr>
         <w:pStyle w:val="Bibliography"/>
@@ -21759,7 +22014,7 @@
       <w:r>
         <w:t xml:space="preserve"> </w:t>
       </w:r>
-      <w:hyperlink r:id="rId143">
+      <w:hyperlink r:id="rId146">
         <w:r>
           <w:rPr>
             <w:rStyle w:val="Hyperlink"/>
@@ -21771,8 +22026,8 @@
         <w:t xml:space="preserve">.</w:t>
       </w:r>
     </w:p>
-    <w:bookmarkEnd w:id="144"/>
-    <w:bookmarkStart w:id="146" w:name="ref-zaki2001spade"/>
+    <w:bookmarkEnd w:id="147"/>
+    <w:bookmarkStart w:id="149" w:name="ref-zaki2001spade"/>
     <w:p>
       <w:pPr>
         <w:pStyle w:val="Bibliography"/>
@@ -21811,7 +22066,7 @@
       <w:r>
         <w:t xml:space="preserve"> </w:t>
       </w:r>
-      <w:hyperlink r:id="rId145">
+      <w:hyperlink r:id="rId148">
         <w:r>
           <w:rPr>
             <w:rStyle w:val="Hyperlink"/>
@@ -21823,8 +22078,8 @@
         <w:t xml:space="preserve">.</w:t>
       </w:r>
     </w:p>
-    <w:bookmarkEnd w:id="146"/>
-    <w:bookmarkStart w:id="148" w:name="ref-zhang2019logrobust"/>
+    <w:bookmarkEnd w:id="149"/>
+    <w:bookmarkStart w:id="151" w:name="ref-zhang2019logrobust"/>
     <w:p>
       <w:pPr>
         <w:pStyle w:val="Bibliography"/>
@@ -21860,7 +22115,7 @@
       <w:r>
         <w:t xml:space="preserve"> </w:t>
       </w:r>
-      <w:hyperlink r:id="rId147">
+      <w:hyperlink r:id="rId150">
         <w:r>
           <w:rPr>
             <w:rStyle w:val="Hyperlink"/>
@@ -21872,8 +22127,8 @@
         <w:t xml:space="preserve">.</w:t>
       </w:r>
     </w:p>
-    <w:bookmarkEnd w:id="148"/>
-    <w:bookmarkStart w:id="150" w:name="ref-zhu2023loghub"/>
+    <w:bookmarkEnd w:id="151"/>
+    <w:bookmarkStart w:id="153" w:name="ref-zhu2023loghub"/>
     <w:p>
       <w:pPr>
         <w:pStyle w:val="Bibliography"/>
@@ -21918,7 +22173,7 @@
       <w:r>
         <w:t xml:space="preserve"> </w:t>
       </w:r>
-      <w:hyperlink r:id="rId149">
+      <w:hyperlink r:id="rId152">
         <w:r>
           <w:rPr>
             <w:rStyle w:val="Hyperlink"/>
@@ -21930,8 +22185,8 @@
         <w:t xml:space="preserve">.</w:t>
       </w:r>
     </w:p>
-    <w:bookmarkEnd w:id="150"/>
-    <w:bookmarkStart w:id="152" w:name="ref-zhu2019logparsing"/>
+    <w:bookmarkEnd w:id="153"/>
+    <w:bookmarkStart w:id="155" w:name="ref-zhu2019logparsing"/>
     <w:p>
       <w:pPr>
         <w:pStyle w:val="Bibliography"/>
@@ -21967,7 +22222,7 @@
       <w:r>
         <w:t xml:space="preserve"> </w:t>
       </w:r>
-      <w:hyperlink r:id="rId151">
+      <w:hyperlink r:id="rId154">
         <w:r>
           <w:rPr>
             <w:rStyle w:val="Hyperlink"/>
@@ -21979,10 +22234,10 @@
         <w:t xml:space="preserve">.</w:t>
       </w:r>
     </w:p>
-    <w:bookmarkEnd w:id="152"/>
-    <w:bookmarkEnd w:id="153"/>
-    <w:bookmarkEnd w:id="154"/>
     <w:bookmarkEnd w:id="155"/>
+    <w:bookmarkEnd w:id="156"/>
+    <w:bookmarkEnd w:id="157"/>
+    <w:bookmarkEnd w:id="158"/>
     <w:sectPr/>
   </w:body>
 </w:document>

--- a/paper/skeleton.docx
+++ b/paper/skeleton.docx
@@ -18,7 +18,7 @@
         <w:t xml:space="preserve">2026-08-29</w:t>
       </w:r>
     </w:p>
-    <w:bookmarkStart w:id="158" w:name="Xce1c4f30b6249f262e85315bbd79ad996dfa10c"/>
+    <w:bookmarkStart w:id="155" w:name="Xce1c4f30b6249f262e85315bbd79ad996dfa10c"/>
     <w:p>
       <w:pPr>
         <w:pStyle w:val="Heading1"/>
@@ -187,7 +187,7 @@
         <w:t xml:space="preserve"> </w:t>
       </w:r>
       <w:r>
-        <w:t xml:space="preserve">set (Prentice-Breslow). Headline replicated finding: on</w:t>
+        <w:t xml:space="preserve">set (Prentice-Breslow). The headline is a replicated physical cascade: on</w:t>
       </w:r>
       <w:r>
         <w:t xml:space="preserve"> </w:t>
@@ -197,7 +197,7 @@
           <w:b/>
           <w:bCs/>
         </w:rPr>
-        <w:t xml:space="preserve">two</w:t>
+        <w:t xml:space="preserve">two independent</w:t>
       </w:r>
       <w:r>
         <w:rPr>
@@ -211,7 +211,7 @@
           <w:b/>
           <w:bCs/>
         </w:rPr>
-        <w:t xml:space="preserve">independent Senvion wind farms with different rotor sizes and</w:t>
+        <w:t xml:space="preserve">Senvion wind farms of different rotor size and site, discovery/</w:t>
       </w:r>
       <w:r>
         <w:rPr>
@@ -225,7 +225,7 @@
           <w:b/>
           <w:bCs/>
         </w:rPr>
-        <w:t xml:space="preserve">sites, discovery/inference mining surfaces zero-control cascade</w:t>
+        <w:t xml:space="preserve">inference mining surfaces the same zero-control cascade signatures at</w:t>
       </w:r>
       <w:r>
         <w:rPr>
@@ -239,187 +239,79 @@
           <w:b/>
           <w:bCs/>
         </w:rPr>
-        <w:t xml:space="preserve">signatures at inference-half lift 4.0</w:t>
-      </w:r>
-      <w:r>
-        <w:t xml:space="preserve">. On Kelmarsh,</w:t>
-      </w:r>
-      <w:r>
-        <w:t xml:space="preserve"> </w:t>
-      </w:r>
-      <w:r>
-        <w:rPr>
-          <w:rStyle w:val="VerbatimChar"/>
-        </w:rPr>
-        <w:t xml:space="preserve">terminal_failure:2550</w:t>
-      </w:r>
-      <w:r>
-        <w:t xml:space="preserve"> </w:t>
-      </w:r>
-      <w:r>
-        <w:t xml:space="preserve">at</w:t>
-      </w:r>
-      <w:r>
-        <w:t xml:space="preserve"> </w:t>
-      </w:r>
-      <w:r>
-        <w:rPr>
-          <w:rStyle w:val="VerbatimChar"/>
-        </w:rPr>
-        <w:t xml:space="preserve">last10</w:t>
-      </w:r>
-      <w:r>
-        <w:t xml:space="preserve"> </w:t>
-      </w:r>
-      <w:r>
-        <w:t xml:space="preserve">has BY q = 1.9e-26 with 45</w:t>
-      </w:r>
-      <w:r>
-        <w:t xml:space="preserve"> </w:t>
-      </w:r>
-      <w:r>
-        <w:t xml:space="preserve">cases and 0 controls; on Penmanshiel,</w:t>
-      </w:r>
-      <w:r>
-        <w:t xml:space="preserve"> </w:t>
-      </w:r>
-      <w:r>
-        <w:rPr>
-          <w:rStyle w:val="VerbatimChar"/>
-        </w:rPr>
-        <w:t xml:space="preserve">system_warning:9000 + terminal_failure:9210</w:t>
-      </w:r>
-      <w:r>
-        <w:t xml:space="preserve"> </w:t>
-      </w:r>
-      <w:r>
-        <w:t xml:space="preserve">at</w:t>
-      </w:r>
-      <w:r>
-        <w:t xml:space="preserve"> </w:t>
-      </w:r>
-      <w:r>
-        <w:rPr>
-          <w:rStyle w:val="VerbatimChar"/>
-        </w:rPr>
-        <w:t xml:space="preserve">last5</w:t>
-      </w:r>
-      <w:r>
-        <w:t xml:space="preserve"> </w:t>
-      </w:r>
-      <w:r>
-        <w:t xml:space="preserve">has BY q = 1.4e-43 with 70 cases</w:t>
-      </w:r>
-      <w:r>
-        <w:t xml:space="preserve"> </w:t>
-      </w:r>
-      <w:r>
-        <w:t xml:space="preserve">and 0 controls. On Azure PdM,</w:t>
-      </w:r>
-      <w:r>
-        <w:t xml:space="preserve"> </w:t>
-      </w:r>
-      <w:r>
-        <w:rPr>
-          <w:rStyle w:val="VerbatimChar"/>
-        </w:rPr>
-        <w:t xml:space="preserve">{software_error:error2, software_error:error3}</w:t>
-      </w:r>
-      <w:r>
-        <w:t xml:space="preserve"> </w:t>
-      </w:r>
-      <w:r>
-        <w:t xml:space="preserve">at 24h has lift 4.0 with 135 cases and 0 controls (BY q = 4e-90). On</w:t>
-      </w:r>
-      <w:r>
-        <w:t xml:space="preserve"> </w:t>
-      </w:r>
-      <w:r>
-        <w:t xml:space="preserve">Alibaba v2018,</w:t>
-      </w:r>
-      <w:r>
-        <w:t xml:space="preserve"> </w:t>
-      </w:r>
-      <w:r>
-        <w:rPr>
-          <w:rStyle w:val="VerbatimChar"/>
-        </w:rPr>
-        <w:t xml:space="preserve">{task_waiting:R}</w:t>
-      </w:r>
-      <w:r>
-        <w:t xml:space="preserve"> </w:t>
-      </w:r>
-      <w:r>
-        <w:t xml:space="preserve">at</w:t>
-      </w:r>
-      <w:r>
-        <w:t xml:space="preserve"> </w:t>
-      </w:r>
-      <w:r>
-        <w:rPr>
-          <w:rStyle w:val="VerbatimChar"/>
-        </w:rPr>
-        <w:t xml:space="preserve">last5</w:t>
-      </w:r>
-      <w:r>
-        <w:t xml:space="preserve"> </w:t>
-      </w:r>
-      <w:r>
-        <w:t xml:space="preserve">has lift 4.01 with 829</w:t>
-      </w:r>
-      <w:r>
-        <w:t xml:space="preserve"> </w:t>
-      </w:r>
-      <w:r>
-        <w:t xml:space="preserve">cases and 9 controls (BY q ~ 0); order adds no signal after the</w:t>
-      </w:r>
-      <w:r>
-        <w:t xml:space="preserve"> </w:t>
-      </w:r>
-      <w:r>
-        <w:t xml:space="preserve">count-preserving null. On SCANIA under matched conditional logistic</w:t>
-      </w:r>
-      <w:r>
-        <w:t xml:space="preserve"> </w:t>
-      </w:r>
-      <w:r>
-        <w:t xml:space="preserve">regression, 117/200 top patterns pass BH q&lt;0.05 with CI excluding 1,</w:t>
-      </w:r>
-      <w:r>
-        <w:t xml:space="preserve"> </w:t>
-      </w:r>
-      <w:r>
-        <w:t xml:space="preserve">108/200 survive the stricter BY correction; top HR 1.73 (95% CI</w:t>
-      </w:r>
-      <w:r>
-        <w:t xml:space="preserve"> </w:t>
-      </w:r>
-      <w:r>
-        <w:t xml:space="preserve">[1.53, 1.96]). On BGL, no non-alert precursor survives the post-</w:t>
-      </w:r>
-      <w:r>
-        <w:t xml:space="preserve"> </w:t>
-      </w:r>
-      <w:r>
-        <w:t xml:space="preserve">selection-valid test at the horizons tested. Mining code,</w:t>
-      </w:r>
-      <w:r>
-        <w:t xml:space="preserve"> </w:t>
-      </w:r>
-      <w:r>
-        <w:t xml:space="preserve">discovery/inference splits, matched-hazard outputs, and per-dataset</w:t>
-      </w:r>
-      <w:r>
-        <w:t xml:space="preserve"> </w:t>
-      </w:r>
-      <w:r>
-        <w:t xml:space="preserve">signature JSONs are released as reproducible parquet artefacts</w:t>
-      </w:r>
-      <w:r>
-        <w:t xml:space="preserve"> </w:t>
-      </w:r>
-      <w:r>
-        <w:t xml:space="preserve">alongside the paper.</w:t>
+        <w:t xml:space="preserve">inference-half lift 4.0</w:t>
+      </w:r>
+      <w:r>
+        <w:t xml:space="preserve"> </w:t>
+      </w:r>
+      <w:r>
+        <w:t xml:space="preserve">(generator-fan overload codes on Kelmarsh,</w:t>
+      </w:r>
+      <w:r>
+        <w:t xml:space="preserve"> </w:t>
+      </w:r>
+      <w:r>
+        <w:t xml:space="preserve">safety-system and frequency-converter codes on Penmanshiel). Azure</w:t>
+      </w:r>
+      <w:r>
+        <w:t xml:space="preserve"> </w:t>
+      </w:r>
+      <w:r>
+        <w:t xml:space="preserve">PdM and Alibaba v2018 reproduce the effect in cloud and maintenance</w:t>
+      </w:r>
+      <w:r>
+        <w:t xml:space="preserve"> </w:t>
+      </w:r>
+      <w:r>
+        <w:t xml:space="preserve">logs, with ordering adding no signal on Alibaba once event</w:t>
+      </w:r>
+      <w:r>
+        <w:t xml:space="preserve"> </w:t>
+      </w:r>
+      <w:r>
+        <w:t xml:space="preserve">multiplicity is controlled. SCANIA Component X, right-censored,</w:t>
+      </w:r>
+      <w:r>
+        <w:t xml:space="preserve"> </w:t>
+      </w:r>
+      <w:r>
+        <w:t xml:space="preserve">yields interpretable per-truck hazard ratios under matched</w:t>
+      </w:r>
+      <w:r>
+        <w:t xml:space="preserve"> </w:t>
+      </w:r>
+      <w:r>
+        <w:t xml:space="preserve">conditional logistic regression (108 of 200 top patterns survive the</w:t>
+      </w:r>
+      <w:r>
+        <w:t xml:space="preserve"> </w:t>
+      </w:r>
+      <w:r>
+        <w:t xml:space="preserve">arbitrary-dependence FDR; top HR 1.73). BGL is the mapped boundary</w:t>
+      </w:r>
+      <w:r>
+        <w:t xml:space="preserve"> </w:t>
+      </w:r>
+      <w:r>
+        <w:t xml:space="preserve">case where no non-alert precursor survives. Mining code, discovery/</w:t>
+      </w:r>
+      <w:r>
+        <w:t xml:space="preserve"> </w:t>
+      </w:r>
+      <w:r>
+        <w:t xml:space="preserve">inference splits, matched-hazard outputs, and per-dataset signature</w:t>
+      </w:r>
+      <w:r>
+        <w:t xml:space="preserve"> </w:t>
+      </w:r>
+      <w:r>
+        <w:t xml:space="preserve">tables are released as reproducible parquet artefacts alongside the</w:t>
+      </w:r>
+      <w:r>
+        <w:t xml:space="preserve"> </w:t>
+      </w:r>
+      <w:r>
+        <w:t xml:space="preserve">paper.</w:t>
       </w:r>
     </w:p>
     <w:bookmarkEnd w:id="20"/>
@@ -1966,7 +1858,7 @@
         <w:t xml:space="preserve"> </w:t>
       </w:r>
       <w:r>
-        <w:t xml:space="preserve">study in §7.4, spanning two independent wind farms, is likewise, to</w:t>
+        <w:t xml:space="preserve">study in §7.3, spanning two independent wind farms, is likewise, to</w:t>
       </w:r>
       <w:r>
         <w:t xml:space="preserve"> </w:t>
@@ -13262,13 +13154,19 @@
         <w:t xml:space="preserve"> </w:t>
       </w:r>
       <w:r>
-        <w:t xml:space="preserve">signatures (§6.5 predictive-vs-frequent-noise separation) and the</w:t>
-      </w:r>
-      <w:r>
-        <w:t xml:space="preserve"> </w:t>
-      </w:r>
-      <w:r>
-        <w:t xml:space="preserve">downstream predictive evaluation (§6.6, §6.7).</w:t>
+        <w:t xml:space="preserve">signatures: the predictive-vs-frequent-noise separation (§6.5), the</w:t>
+      </w:r>
+      <w:r>
+        <w:t xml:space="preserve"> </w:t>
+      </w:r>
+      <w:r>
+        <w:t xml:space="preserve">post-selection-valid sequence significance (§6.6), the SCANIA matched</w:t>
+      </w:r>
+      <w:r>
+        <w:t xml:space="preserve"> </w:t>
+      </w:r>
+      <w:r>
+        <w:t xml:space="preserve">hazard-ratio analysis (§6.8), and lead time on true positives (§6.9).</w:t>
       </w:r>
     </w:p>
     <w:bookmarkEnd w:id="57"/>
@@ -14477,7 +14375,7 @@
         <w:t xml:space="preserve"> </w:t>
       </w:r>
       <w:r>
-        <w:t xml:space="preserve">conditional-logistic analysis in §6.6 instead. On the two winning traces the</w:t>
+        <w:t xml:space="preserve">conditional-logistic analysis in §6.8 instead. On the two winning traces the</w:t>
       </w:r>
       <w:r>
         <w:t xml:space="preserve"> </w:t>
@@ -14499,7 +14397,7 @@
       </w:r>
     </w:p>
     <w:bookmarkEnd w:id="59"/>
-    <w:bookmarkStart w:id="60" w:name="X6f1f275846a0e339bc910239cc2d656699805c2"/>
+    <w:bookmarkStart w:id="60" w:name="Xa182019db5c06219c287e242249f191e21aa0df"/>
     <w:p>
       <w:pPr>
         <w:pStyle w:val="Heading3"/>
@@ -14514,7 +14412,7 @@
         <w:tab/>
       </w:r>
       <w:r>
-        <w:t xml:space="preserve">6.5b Post-selection-valid sequence significance and closed-sequence compression</w:t>
+        <w:t xml:space="preserve">6.6 Post-selection-valid sequence significance and closed-sequence compression</w:t>
       </w:r>
     </w:p>
     <w:p>
@@ -15891,7 +15789,7 @@
       </w:r>
     </w:p>
     <w:bookmarkEnd w:id="60"/>
-    <w:bookmarkStart w:id="61" w:name="formal-significance"/>
+    <w:bookmarkStart w:id="61" w:name="X39b99ab144b8766ac518ecf770687bbc49b8129"/>
     <w:p>
       <w:pPr>
         <w:pStyle w:val="Heading3"/>
@@ -15906,7 +15804,7 @@
         <w:tab/>
       </w:r>
       <w:r>
-        <w:t xml:space="preserve">6.5 Formal significance</w:t>
+        <w:t xml:space="preserve">6.7 Formal significance (same-sample marginal counts)</w:t>
       </w:r>
     </w:p>
     <w:p>
@@ -15914,13 +15812,49 @@
         <w:pStyle w:val="FirstParagraph"/>
       </w:pPr>
       <w:r>
-        <w:t xml:space="preserve">At BH q &lt; 0.05: every Azure 24h itemset (6/6) and every Azure 24h</w:t>
-      </w:r>
-      <w:r>
-        <w:t xml:space="preserve"> </w:t>
-      </w:r>
-      <w:r>
-        <w:t xml:space="preserve">sequence (7/7) is significant; 53/77 Azure</w:t>
+        <w:t xml:space="preserve">The same-sample BH counts (mining and testing on the full training</w:t>
+      </w:r>
+      <w:r>
+        <w:t xml:space="preserve"> </w:t>
+      </w:r>
+      <w:r>
+        <w:t xml:space="preserve">sample) quantify the post-selection inflation that the §4.5</w:t>
+      </w:r>
+      <w:r>
+        <w:t xml:space="preserve"> </w:t>
+      </w:r>
+      <w:r>
+        <w:t xml:space="preserve">discovery/inference design removes: they are the naive marginal-p</w:t>
+      </w:r>
+      <w:r>
+        <w:t xml:space="preserve"> </w:t>
+      </w:r>
+      <w:r>
+        <w:t xml:space="preserve">baseline, and the gap between them and the post-selection-valid</w:t>
+      </w:r>
+      <w:r>
+        <w:t xml:space="preserve"> </w:t>
+      </w:r>
+      <w:r>
+        <w:t xml:space="preserve">counts in §6.5 and §6.6 is the size of the selection artifact. At</w:t>
+      </w:r>
+      <w:r>
+        <w:t xml:space="preserve"> </w:t>
+      </w:r>
+      <w:r>
+        <w:t xml:space="preserve">BH q &lt; 0.05: every Azure 24h</w:t>
+      </w:r>
+      <w:r>
+        <w:t xml:space="preserve"> </w:t>
+      </w:r>
+      <w:r>
+        <w:t xml:space="preserve">itemset (6/6) and every Azure 24h sequence (7/7) is significant;</w:t>
+      </w:r>
+      <w:r>
+        <w:t xml:space="preserve"> </w:t>
+      </w:r>
+      <w:r>
+        <w:t xml:space="preserve">53/77 Azure</w:t>
       </w:r>
       <w:r>
         <w:t xml:space="preserve"> </w:t>
@@ -15935,13 +15869,7 @@
         <w:t xml:space="preserve"> </w:t>
       </w:r>
       <w:r>
-        <w:t xml:space="preserve">itemsets and</w:t>
-      </w:r>
-      <w:r>
-        <w:t xml:space="preserve"> </w:t>
-      </w:r>
-      <w:r>
-        <w:t xml:space="preserve">55/67 Azure</w:t>
+        <w:t xml:space="preserve">itemsets and 55/67 Azure</w:t>
       </w:r>
       <w:r>
         <w:t xml:space="preserve"> </w:t>
@@ -15956,7 +15884,13 @@
         <w:t xml:space="preserve"> </w:t>
       </w:r>
       <w:r>
-        <w:t xml:space="preserve">sequences; 562/657 Azure</w:t>
+        <w:t xml:space="preserve">sequences;</w:t>
+      </w:r>
+      <w:r>
+        <w:t xml:space="preserve"> </w:t>
+      </w:r>
+      <w:r>
+        <w:t xml:space="preserve">562/657 Azure</w:t>
       </w:r>
       <w:r>
         <w:t xml:space="preserve"> </w:t>
@@ -15971,19 +15905,19 @@
         <w:t xml:space="preserve"> </w:t>
       </w:r>
       <w:r>
-        <w:t xml:space="preserve">sequences.</w:t>
-      </w:r>
-      <w:r>
-        <w:t xml:space="preserve"> </w:t>
-      </w:r>
-      <w:r>
-        <w:t xml:space="preserve">Both 1h and 6h Azure horizons flag zero patterns as expected</w:t>
-      </w:r>
-      <w:r>
-        <w:t xml:space="preserve"> </w:t>
-      </w:r>
-      <w:r>
-        <w:t xml:space="preserve">(0/3 sequences at 1h, 0/5 at 6h). On Alibaba: 6/10</w:t>
+        <w:t xml:space="preserve">sequences. Both 1h and 6h Azure horizons</w:t>
+      </w:r>
+      <w:r>
+        <w:t xml:space="preserve"> </w:t>
+      </w:r>
+      <w:r>
+        <w:t xml:space="preserve">flag zero patterns as expected (0/3 sequences at 1h, 0/5 at 6h). On</w:t>
+      </w:r>
+      <w:r>
+        <w:t xml:space="preserve"> </w:t>
+      </w:r>
+      <w:r>
+        <w:t xml:space="preserve">Alibaba: 6/10</w:t>
       </w:r>
       <w:r>
         <w:t xml:space="preserve"> </w:t>
@@ -15998,13 +15932,7 @@
         <w:t xml:space="preserve"> </w:t>
       </w:r>
       <w:r>
-        <w:t xml:space="preserve">itemsets,</w:t>
-      </w:r>
-      <w:r>
-        <w:t xml:space="preserve"> </w:t>
-      </w:r>
-      <w:r>
-        <w:t xml:space="preserve">9/16</w:t>
+        <w:t xml:space="preserve">itemsets, 9/16</w:t>
       </w:r>
       <w:r>
         <w:t xml:space="preserve"> </w:t>
@@ -16053,7 +15981,7 @@
         <w:tab/>
       </w:r>
       <w:r>
-        <w:t xml:space="preserve">6.6 SCANIA risk-set matched patterns (Component X)</w:t>
+        <w:t xml:space="preserve">6.8 SCANIA risk-set matched patterns (Component X)</w:t>
       </w:r>
     </w:p>
     <w:p>
@@ -17399,7 +17327,7 @@
         <w:tab/>
       </w:r>
       <w:r>
-        <w:t xml:space="preserve">6.7 Lead time on true positives</w:t>
+        <w:t xml:space="preserve">6.9 Lead time on true positives</w:t>
       </w:r>
     </w:p>
     <w:p>
@@ -18235,7 +18163,7 @@
         <w:tab/>
       </w:r>
       <w:r>
-        <w:t xml:space="preserve">7.3 What each mined signature means operationally</w:t>
+        <w:t xml:space="preserve">7.2 What each mined signature means operationally</w:t>
       </w:r>
     </w:p>
     <w:p>
@@ -18435,7 +18363,7 @@
         <w:tab/>
       </w:r>
       <w:r>
-        <w:t xml:space="preserve">7.4 Six contrasting case studies</w:t>
+        <w:t xml:space="preserve">7.3 Six contrasting case studies</w:t>
       </w:r>
     </w:p>
     <w:p>
@@ -19273,7 +19201,7 @@
         <w:pStyle w:val="BodyText"/>
       </w:pPr>
       <w:r>
-        <w:t xml:space="preserve">The two lead-time regimes in §6.7 speak to deployment. Azure inherits</w:t>
+        <w:t xml:space="preserve">The two lead-time regimes in §6.9 speak to deployment. Azure inherits</w:t>
       </w:r>
       <w:r>
         <w:t xml:space="preserve"> </w:t>
@@ -19953,7 +19881,7 @@
       </w:r>
     </w:p>
     <w:bookmarkEnd w:id="71"/>
-    <w:bookmarkStart w:id="72" w:name="conclusion"/>
+    <w:bookmarkStart w:id="154" w:name="conclusion"/>
     <w:p>
       <w:pPr>
         <w:pStyle w:val="Heading2"/>
@@ -20081,202 +20009,8 @@
         <w:t xml:space="preserve">ratios on SCANIA under right censoring.</w:t>
       </w:r>
     </w:p>
-    <w:p>
-      <w:r>
-        <w:pict>
-          <v:rect style="width:0;height:1.5pt" o:hralign="center" o:hrstd="t" o:hr="t"/>
-        </w:pict>
-      </w:r>
-    </w:p>
-    <w:bookmarkEnd w:id="72"/>
-    <w:bookmarkStart w:id="73" w:name="what-is-still-missing"/>
-    <w:p>
-      <w:pPr>
-        <w:pStyle w:val="Heading2"/>
-      </w:pPr>
-      <w:r>
-        <w:rPr>
-          <w:rStyle w:val="SectionNumber"/>
-        </w:rPr>
-        <w:t xml:space="preserve">1.12</w:t>
-      </w:r>
-      <w:r>
-        <w:tab/>
-      </w:r>
-      <w:r>
-        <w:t xml:space="preserve">What is still missing</w:t>
-      </w:r>
-    </w:p>
-    <w:p>
-      <w:pPr>
-        <w:pStyle w:val="Compact"/>
-        <w:numPr>
-          <w:ilvl w:val="0"/>
-          <w:numId w:val="1009"/>
-        </w:numPr>
-      </w:pPr>
-      <w:r>
-        <w:t xml:space="preserve">Regularization sweep and cross-machine / cross-job leave-one-out</w:t>
-      </w:r>
-      <w:r>
-        <w:t xml:space="preserve"> </w:t>
-      </w:r>
-      <w:r>
-        <w:t xml:space="preserve">for a fuller Phase 7.</w:t>
-      </w:r>
-    </w:p>
-    <w:p>
-      <w:pPr>
-        <w:pStyle w:val="Compact"/>
-        <w:numPr>
-          <w:ilvl w:val="0"/>
-          <w:numId w:val="1009"/>
-        </w:numPr>
-      </w:pPr>
-      <w:r>
-        <w:t xml:space="preserve">Optional: per-machine Alibaba analysis with</w:t>
-      </w:r>
-      <w:r>
-        <w:t xml:space="preserve"> </w:t>
-      </w:r>
-      <w:r>
-        <w:rPr>
-          <w:rStyle w:val="VerbatimChar"/>
-        </w:rPr>
-        <w:t xml:space="preserve">batch_instance</w:t>
-      </w:r>
-      <w:r>
-        <w:t xml:space="preserve">.</w:t>
-      </w:r>
-    </w:p>
-    <w:p>
-      <w:pPr>
-        <w:pStyle w:val="Compact"/>
-        <w:numPr>
-          <w:ilvl w:val="0"/>
-          <w:numId w:val="1009"/>
-        </w:numPr>
-      </w:pPr>
-      <w:r>
-        <w:t xml:space="preserve">Prose polish + related-work paragraph expansion (scout returning).</w:t>
-      </w:r>
-    </w:p>
-    <w:p>
-      <w:pPr>
-        <w:pStyle w:val="Compact"/>
-        <w:numPr>
-          <w:ilvl w:val="0"/>
-          <w:numId w:val="1009"/>
-        </w:numPr>
-      </w:pPr>
-      <w:r>
-        <w:t xml:space="preserve">HTML/DOCX build via</w:t>
-      </w:r>
-      <w:r>
-        <w:t xml:space="preserve"> </w:t>
-      </w:r>
-      <w:r>
-        <w:rPr>
-          <w:rStyle w:val="VerbatimChar"/>
-        </w:rPr>
-        <w:t xml:space="preserve">paper-build</w:t>
-      </w:r>
-      <w:r>
-        <w:t xml:space="preserve"> </w:t>
-      </w:r>
-      <w:r>
-        <w:t xml:space="preserve">skill once prose is settled.</w:t>
-      </w:r>
-    </w:p>
-    <w:bookmarkEnd w:id="73"/>
-    <w:bookmarkStart w:id="157" w:name="what-is-verified"/>
-    <w:p>
-      <w:pPr>
-        <w:pStyle w:val="Heading2"/>
-      </w:pPr>
-      <w:r>
-        <w:rPr>
-          <w:rStyle w:val="SectionNumber"/>
-        </w:rPr>
-        <w:t xml:space="preserve">1.13</w:t>
-      </w:r>
-      <w:r>
-        <w:tab/>
-      </w:r>
-      <w:r>
-        <w:t xml:space="preserve">What is verified</w:t>
-      </w:r>
-    </w:p>
-    <w:p>
-      <w:pPr>
-        <w:pStyle w:val="Compact"/>
-        <w:numPr>
-          <w:ilvl w:val="0"/>
-          <w:numId w:val="1010"/>
-        </w:numPr>
-      </w:pPr>
-      <w:r>
-        <w:t xml:space="preserve">Bibliography:</w:t>
-      </w:r>
-      <w:r>
-        <w:t xml:space="preserve"> </w:t>
-      </w:r>
-      <w:hyperlink r:id="rId74">
-        <w:r>
-          <w:rPr>
-            <w:rStyle w:val="Hyperlink"/>
-          </w:rPr>
-          <w:t xml:space="preserve">paper/references.bib</w:t>
-        </w:r>
-      </w:hyperlink>
-      <w:r>
-        <w:t xml:space="preserve">, currently 12</w:t>
-      </w:r>
-      <w:r>
-        <w:t xml:space="preserve"> </w:t>
-      </w:r>
-      <w:r>
-        <w:t xml:space="preserve">entries validated by</w:t>
-      </w:r>
-      <w:r>
-        <w:t xml:space="preserve"> </w:t>
-      </w:r>
-      <w:r>
-        <w:rPr>
-          <w:rStyle w:val="VerbatimChar"/>
-        </w:rPr>
-        <w:t xml:space="preserve">bibtest</w:t>
-      </w:r>
-      <w:r>
-        <w:t xml:space="preserve">. Expansion pending scout return.</w:t>
-      </w:r>
-    </w:p>
-    <w:p>
-      <w:pPr>
-        <w:pStyle w:val="Compact"/>
-        <w:numPr>
-          <w:ilvl w:val="0"/>
-          <w:numId w:val="1010"/>
-        </w:numPr>
-      </w:pPr>
-      <w:r>
-        <w:t xml:space="preserve">Numbers audit: 50 / 50 claims in the previous 2-trace skeleton</w:t>
-      </w:r>
-      <w:r>
-        <w:t xml:space="preserve"> </w:t>
-      </w:r>
-      <w:r>
-        <w:t xml:space="preserve">match the underlying JSON stats. Re-running after 4-trace and</w:t>
-      </w:r>
-      <w:r>
-        <w:t xml:space="preserve"> </w:t>
-      </w:r>
-      <w:r>
-        <w:t xml:space="preserve">boundary-condition additions.</w:t>
-      </w:r>
-    </w:p>
-    <w:bookmarkStart w:id="156" w:name="refs"/>
-    <w:bookmarkStart w:id="75" w:name="ref-agrawal1994fast"/>
+    <w:bookmarkStart w:id="153" w:name="refs"/>
+    <w:bookmarkStart w:id="72" w:name="ref-agrawal1994fast"/>
     <w:p>
       <w:pPr>
         <w:pStyle w:val="Bibliography"/>
@@ -20310,8 +20044,8 @@
         <w:t xml:space="preserve">, 487–99.</w:t>
       </w:r>
     </w:p>
-    <w:bookmarkEnd w:id="75"/>
-    <w:bookmarkStart w:id="77" w:name="ref-alibaba2018repo"/>
+    <w:bookmarkEnd w:id="72"/>
+    <w:bookmarkStart w:id="74" w:name="ref-alibaba2018repo"/>
     <w:p>
       <w:pPr>
         <w:pStyle w:val="Bibliography"/>
@@ -20334,7 +20068,7 @@
       <w:r>
         <w:t xml:space="preserve"> </w:t>
       </w:r>
-      <w:hyperlink r:id="rId76">
+      <w:hyperlink r:id="rId73">
         <w:r>
           <w:rPr>
             <w:rStyle w:val="Hyperlink"/>
@@ -20346,8 +20080,8 @@
         <w:t xml:space="preserve">.</w:t>
       </w:r>
     </w:p>
-    <w:bookmarkEnd w:id="77"/>
-    <w:bookmarkStart w:id="79" w:name="ref-bay1999contrast"/>
+    <w:bookmarkEnd w:id="74"/>
+    <w:bookmarkStart w:id="76" w:name="ref-bay1999contrast"/>
     <w:p>
       <w:pPr>
         <w:pStyle w:val="Bibliography"/>
@@ -20383,7 +20117,7 @@
       <w:r>
         <w:t xml:space="preserve"> </w:t>
       </w:r>
-      <w:hyperlink r:id="rId78">
+      <w:hyperlink r:id="rId75">
         <w:r>
           <w:rPr>
             <w:rStyle w:val="Hyperlink"/>
@@ -20395,8 +20129,8 @@
         <w:t xml:space="preserve">.</w:t>
       </w:r>
     </w:p>
-    <w:bookmarkEnd w:id="79"/>
-    <w:bookmarkStart w:id="81" w:name="ref-benjamini1995controlling"/>
+    <w:bookmarkEnd w:id="76"/>
+    <w:bookmarkStart w:id="78" w:name="ref-benjamini1995controlling"/>
     <w:p>
       <w:pPr>
         <w:pStyle w:val="Bibliography"/>
@@ -20429,7 +20163,7 @@
       <w:r>
         <w:t xml:space="preserve"> </w:t>
       </w:r>
-      <w:hyperlink r:id="rId80">
+      <w:hyperlink r:id="rId77">
         <w:r>
           <w:rPr>
             <w:rStyle w:val="Hyperlink"/>
@@ -20441,8 +20175,8 @@
         <w:t xml:space="preserve">.</w:t>
       </w:r>
     </w:p>
-    <w:bookmarkEnd w:id="81"/>
-    <w:bookmarkStart w:id="83" w:name="ref-benjamini2001control"/>
+    <w:bookmarkEnd w:id="78"/>
+    <w:bookmarkStart w:id="80" w:name="ref-benjamini2001control"/>
     <w:p>
       <w:pPr>
         <w:pStyle w:val="Bibliography"/>
@@ -20475,7 +20209,7 @@
       <w:r>
         <w:t xml:space="preserve"> </w:t>
       </w:r>
-      <w:hyperlink r:id="rId82">
+      <w:hyperlink r:id="rId79">
         <w:r>
           <w:rPr>
             <w:rStyle w:val="Hyperlink"/>
@@ -20487,8 +20221,8 @@
         <w:t xml:space="preserve">.</w:t>
       </w:r>
     </w:p>
-    <w:bookmarkEnd w:id="83"/>
-    <w:bookmarkStart w:id="85" w:name="ref-cheng2018characterizing"/>
+    <w:bookmarkEnd w:id="80"/>
+    <w:bookmarkStart w:id="82" w:name="ref-cheng2018characterizing"/>
     <w:p>
       <w:pPr>
         <w:pStyle w:val="Bibliography"/>
@@ -20511,7 +20245,7 @@
       <w:r>
         <w:t xml:space="preserve"> </w:t>
       </w:r>
-      <w:hyperlink r:id="rId84">
+      <w:hyperlink r:id="rId81">
         <w:r>
           <w:rPr>
             <w:rStyle w:val="Hyperlink"/>
@@ -20523,8 +20257,8 @@
         <w:t xml:space="preserve">.</w:t>
       </w:r>
     </w:p>
-    <w:bookmarkEnd w:id="85"/>
-    <w:bookmarkStart w:id="87" w:name="ref-costa2016ida"/>
+    <w:bookmarkEnd w:id="82"/>
+    <w:bookmarkStart w:id="84" w:name="ref-costa2016ida"/>
     <w:p>
       <w:pPr>
         <w:pStyle w:val="Bibliography"/>
@@ -20569,7 +20303,7 @@
       <w:r>
         <w:t xml:space="preserve"> </w:t>
       </w:r>
-      <w:hyperlink r:id="rId86">
+      <w:hyperlink r:id="rId83">
         <w:r>
           <w:rPr>
             <w:rStyle w:val="Hyperlink"/>
@@ -20581,8 +20315,8 @@
         <w:t xml:space="preserve">.</w:t>
       </w:r>
     </w:p>
-    <w:bookmarkEnd w:id="87"/>
-    <w:bookmarkStart w:id="89" w:name="ref-dong1999emerging"/>
+    <w:bookmarkEnd w:id="84"/>
+    <w:bookmarkStart w:id="86" w:name="ref-dong1999emerging"/>
     <w:p>
       <w:pPr>
         <w:pStyle w:val="Bibliography"/>
@@ -20618,7 +20352,7 @@
       <w:r>
         <w:t xml:space="preserve"> </w:t>
       </w:r>
-      <w:hyperlink r:id="rId88">
+      <w:hyperlink r:id="rId85">
         <w:r>
           <w:rPr>
             <w:rStyle w:val="Hyperlink"/>
@@ -20630,8 +20364,8 @@
         <w:t xml:space="preserve">.</w:t>
       </w:r>
     </w:p>
-    <w:bookmarkEnd w:id="89"/>
-    <w:bookmarkStart w:id="91" w:name="ref-du2017deeplog"/>
+    <w:bookmarkEnd w:id="86"/>
+    <w:bookmarkStart w:id="88" w:name="ref-du2017deeplog"/>
     <w:p>
       <w:pPr>
         <w:pStyle w:val="Bibliography"/>
@@ -20673,7 +20407,7 @@
       <w:r>
         <w:t xml:space="preserve"> </w:t>
       </w:r>
-      <w:hyperlink r:id="rId90">
+      <w:hyperlink r:id="rId87">
         <w:r>
           <w:rPr>
             <w:rStyle w:val="Hyperlink"/>
@@ -20685,8 +20419,8 @@
         <w:t xml:space="preserve">.</w:t>
       </w:r>
     </w:p>
-    <w:bookmarkEnd w:id="91"/>
-    <w:bookmarkStart w:id="93" w:name="ref-fithian2014optimal"/>
+    <w:bookmarkEnd w:id="88"/>
+    <w:bookmarkStart w:id="90" w:name="ref-fithian2014optimal"/>
     <w:p>
       <w:pPr>
         <w:pStyle w:val="Bibliography"/>
@@ -20716,7 +20450,7 @@
       <w:r>
         <w:t xml:space="preserve"> </w:t>
       </w:r>
-      <w:hyperlink r:id="rId92">
+      <w:hyperlink r:id="rId89">
         <w:r>
           <w:rPr>
             <w:rStyle w:val="Hyperlink"/>
@@ -20728,8 +20462,8 @@
         <w:t xml:space="preserve">.</w:t>
       </w:r>
     </w:p>
-    <w:bookmarkEnd w:id="93"/>
-    <w:bookmarkStart w:id="95" w:name="ref-fournierviger2022patternmining"/>
+    <w:bookmarkEnd w:id="90"/>
+    <w:bookmarkStart w:id="92" w:name="ref-fournierviger2022patternmining"/>
     <w:p>
       <w:pPr>
         <w:pStyle w:val="Bibliography"/>
@@ -20765,7 +20499,7 @@
       <w:r>
         <w:t xml:space="preserve"> </w:t>
       </w:r>
-      <w:hyperlink r:id="rId94">
+      <w:hyperlink r:id="rId91">
         <w:r>
           <w:rPr>
             <w:rStyle w:val="Hyperlink"/>
@@ -20777,8 +20511,8 @@
         <w:t xml:space="preserve">.</w:t>
       </w:r>
     </w:p>
-    <w:bookmarkEnd w:id="95"/>
-    <w:bookmarkStart w:id="97" w:name="ref-fournierviger2014cmspade"/>
+    <w:bookmarkEnd w:id="92"/>
+    <w:bookmarkStart w:id="94" w:name="ref-fournierviger2014cmspade"/>
     <w:p>
       <w:pPr>
         <w:pStyle w:val="Bibliography"/>
@@ -20814,7 +20548,7 @@
       <w:r>
         <w:t xml:space="preserve"> </w:t>
       </w:r>
-      <w:hyperlink r:id="rId96">
+      <w:hyperlink r:id="rId93">
         <w:r>
           <w:rPr>
             <w:rStyle w:val="Hyperlink"/>
@@ -20826,8 +20560,8 @@
         <w:t xml:space="preserve">.</w:t>
       </w:r>
     </w:p>
-    <w:bookmarkEnd w:id="97"/>
-    <w:bookmarkStart w:id="99" w:name="ref-fournier2016spmf"/>
+    <w:bookmarkEnd w:id="94"/>
+    <w:bookmarkStart w:id="96" w:name="ref-fournier2016spmf"/>
     <w:p>
       <w:pPr>
         <w:pStyle w:val="Bibliography"/>
@@ -20875,7 +20609,7 @@
       <w:r>
         <w:t xml:space="preserve"> </w:t>
       </w:r>
-      <w:hyperlink r:id="rId98">
+      <w:hyperlink r:id="rId95">
         <w:r>
           <w:rPr>
             <w:rStyle w:val="Hyperlink"/>
@@ -20887,8 +20621,8 @@
         <w:t xml:space="preserve">.</w:t>
       </w:r>
     </w:p>
-    <w:bookmarkEnd w:id="99"/>
-    <w:bookmarkStart w:id="101" w:name="ref-fournierviger2014vmsp"/>
+    <w:bookmarkEnd w:id="96"/>
+    <w:bookmarkStart w:id="98" w:name="ref-fournierviger2014vmsp"/>
     <w:p>
       <w:pPr>
         <w:pStyle w:val="Bibliography"/>
@@ -20930,7 +20664,7 @@
       <w:r>
         <w:t xml:space="preserve"> </w:t>
       </w:r>
-      <w:hyperlink r:id="rId100">
+      <w:hyperlink r:id="rId97">
         <w:r>
           <w:rPr>
             <w:rStyle w:val="Hyperlink"/>
@@ -20942,8 +20676,8 @@
         <w:t xml:space="preserve">.</w:t>
       </w:r>
     </w:p>
-    <w:bookmarkEnd w:id="101"/>
-    <w:bookmarkStart w:id="103" w:name="ref-guo2021logbert"/>
+    <w:bookmarkEnd w:id="98"/>
+    <w:bookmarkStart w:id="100" w:name="ref-guo2021logbert"/>
     <w:p>
       <w:pPr>
         <w:pStyle w:val="Bibliography"/>
@@ -20994,7 +20728,7 @@
       <w:r>
         <w:t xml:space="preserve"> </w:t>
       </w:r>
-      <w:hyperlink r:id="rId102">
+      <w:hyperlink r:id="rId99">
         <w:r>
           <w:rPr>
             <w:rStyle w:val="Hyperlink"/>
@@ -21006,8 +20740,8 @@
         <w:t xml:space="preserve">.</w:t>
       </w:r>
     </w:p>
-    <w:bookmarkEnd w:id="103"/>
-    <w:bookmarkStart w:id="105" w:name="ref-guo2024logformer"/>
+    <w:bookmarkEnd w:id="100"/>
+    <w:bookmarkStart w:id="102" w:name="ref-guo2024logformer"/>
     <w:p>
       <w:pPr>
         <w:pStyle w:val="Bibliography"/>
@@ -21036,7 +20770,7 @@
       <w:r>
         <w:t xml:space="preserve"> </w:t>
       </w:r>
-      <w:hyperlink r:id="rId104">
+      <w:hyperlink r:id="rId101">
         <w:r>
           <w:rPr>
             <w:rStyle w:val="Hyperlink"/>
@@ -21048,8 +20782,8 @@
         <w:t xml:space="preserve">.</w:t>
       </w:r>
     </w:p>
-    <w:bookmarkEnd w:id="105"/>
-    <w:bookmarkStart w:id="107" w:name="ref-han2000mining"/>
+    <w:bookmarkEnd w:id="102"/>
+    <w:bookmarkStart w:id="104" w:name="ref-han2000mining"/>
     <w:p>
       <w:pPr>
         <w:pStyle w:val="Bibliography"/>
@@ -21085,7 +20819,7 @@
       <w:r>
         <w:t xml:space="preserve"> </w:t>
       </w:r>
-      <w:hyperlink r:id="rId106">
+      <w:hyperlink r:id="rId103">
         <w:r>
           <w:rPr>
             <w:rStyle w:val="Hyperlink"/>
@@ -21097,8 +20831,8 @@
         <w:t xml:space="preserve">.</w:t>
       </w:r>
     </w:p>
-    <w:bookmarkEnd w:id="107"/>
-    <w:bookmarkStart w:id="109" w:name="ref-ifraz2024sequential"/>
+    <w:bookmarkEnd w:id="104"/>
+    <w:bookmarkStart w:id="106" w:name="ref-ifraz2024sequential"/>
     <w:p>
       <w:pPr>
         <w:pStyle w:val="Bibliography"/>
@@ -21128,7 +20862,7 @@
       <w:r>
         <w:t xml:space="preserve"> </w:t>
       </w:r>
-      <w:hyperlink r:id="rId108">
+      <w:hyperlink r:id="rId105">
         <w:r>
           <w:rPr>
             <w:rStyle w:val="Hyperlink"/>
@@ -21140,8 +20874,8 @@
         <w:t xml:space="preserve">.</w:t>
       </w:r>
     </w:p>
-    <w:bookmarkEnd w:id="109"/>
-    <w:bookmarkStart w:id="111" w:name="ref-kharazian2025scania"/>
+    <w:bookmarkEnd w:id="106"/>
+    <w:bookmarkStart w:id="108" w:name="ref-kharazian2025scania"/>
     <w:p>
       <w:pPr>
         <w:pStyle w:val="Bibliography"/>
@@ -21189,7 +20923,7 @@
       <w:r>
         <w:t xml:space="preserve"> </w:t>
       </w:r>
-      <w:hyperlink r:id="rId110">
+      <w:hyperlink r:id="rId107">
         <w:r>
           <w:rPr>
             <w:rStyle w:val="Hyperlink"/>
@@ -21201,8 +20935,8 @@
         <w:t xml:space="preserve">.</w:t>
       </w:r>
     </w:p>
-    <w:bookmarkEnd w:id="111"/>
-    <w:bookmarkStart w:id="113" w:name="ref-langholz1996risk"/>
+    <w:bookmarkEnd w:id="108"/>
+    <w:bookmarkStart w:id="110" w:name="ref-langholz1996risk"/>
     <w:p>
       <w:pPr>
         <w:pStyle w:val="Bibliography"/>
@@ -21235,7 +20969,7 @@
       <w:r>
         <w:t xml:space="preserve"> </w:t>
       </w:r>
-      <w:hyperlink r:id="rId112">
+      <w:hyperlink r:id="rId109">
         <w:r>
           <w:rPr>
             <w:rStyle w:val="Hyperlink"/>
@@ -21247,8 +20981,8 @@
         <w:t xml:space="preserve">.</w:t>
       </w:r>
     </w:p>
-    <w:bookmarkEnd w:id="113"/>
-    <w:bookmarkStart w:id="115" w:name="ref-alibaba2018trace"/>
+    <w:bookmarkEnd w:id="110"/>
+    <w:bookmarkStart w:id="112" w:name="ref-alibaba2018trace"/>
     <w:p>
       <w:pPr>
         <w:pStyle w:val="Bibliography"/>
@@ -21278,7 +21012,7 @@
       <w:r>
         <w:t xml:space="preserve"> </w:t>
       </w:r>
-      <w:hyperlink r:id="rId114">
+      <w:hyperlink r:id="rId111">
         <w:r>
           <w:rPr>
             <w:rStyle w:val="Hyperlink"/>
@@ -21290,8 +21024,8 @@
         <w:t xml:space="preserve">.</w:t>
       </w:r>
     </w:p>
-    <w:bookmarkEnd w:id="115"/>
-    <w:bookmarkStart w:id="117" w:name="ref-luo2021alibaba"/>
+    <w:bookmarkEnd w:id="112"/>
+    <w:bookmarkStart w:id="114" w:name="ref-luo2021alibaba"/>
     <w:p>
       <w:pPr>
         <w:pStyle w:val="Bibliography"/>
@@ -21339,7 +21073,7 @@
       <w:r>
         <w:t xml:space="preserve"> </w:t>
       </w:r>
-      <w:hyperlink r:id="rId116">
+      <w:hyperlink r:id="rId113">
         <w:r>
           <w:rPr>
             <w:rStyle w:val="Hyperlink"/>
@@ -21351,8 +21085,8 @@
         <w:t xml:space="preserve">.</w:t>
       </w:r>
     </w:p>
-    <w:bookmarkEnd w:id="117"/>
-    <w:bookmarkStart w:id="119" w:name="ref-meng2019loganomaly"/>
+    <w:bookmarkEnd w:id="114"/>
+    <w:bookmarkStart w:id="116" w:name="ref-meng2019loganomaly"/>
     <w:p>
       <w:pPr>
         <w:pStyle w:val="Bibliography"/>
@@ -21394,7 +21128,7 @@
       <w:r>
         <w:t xml:space="preserve"> </w:t>
       </w:r>
-      <w:hyperlink r:id="rId118">
+      <w:hyperlink r:id="rId115">
         <w:r>
           <w:rPr>
             <w:rStyle w:val="Hyperlink"/>
@@ -21406,8 +21140,8 @@
         <w:t xml:space="preserve">.</w:t>
       </w:r>
     </w:p>
-    <w:bookmarkEnd w:id="119"/>
-    <w:bookmarkStart w:id="121" w:name="ref-azurepdm"/>
+    <w:bookmarkEnd w:id="116"/>
+    <w:bookmarkStart w:id="118" w:name="ref-azurepdm"/>
     <w:p>
       <w:pPr>
         <w:pStyle w:val="Bibliography"/>
@@ -21436,7 +21170,7 @@
       <w:r>
         <w:t xml:space="preserve"> </w:t>
       </w:r>
-      <w:hyperlink r:id="rId120">
+      <w:hyperlink r:id="rId117">
         <w:r>
           <w:rPr>
             <w:rStyle w:val="Hyperlink"/>
@@ -21448,8 +21182,8 @@
         <w:t xml:space="preserve">.</w:t>
       </w:r>
     </w:p>
-    <w:bookmarkEnd w:id="121"/>
-    <w:bookmarkStart w:id="123" w:name="ref-oliner2007supercomputers"/>
+    <w:bookmarkEnd w:id="118"/>
+    <w:bookmarkStart w:id="120" w:name="ref-oliner2007supercomputers"/>
     <w:p>
       <w:pPr>
         <w:pStyle w:val="Bibliography"/>
@@ -21485,7 +21219,7 @@
       <w:r>
         <w:t xml:space="preserve"> </w:t>
       </w:r>
-      <w:hyperlink r:id="rId122">
+      <w:hyperlink r:id="rId119">
         <w:r>
           <w:rPr>
             <w:rStyle w:val="Hyperlink"/>
@@ -21497,8 +21231,8 @@
         <w:t xml:space="preserve">.</w:t>
       </w:r>
     </w:p>
-    <w:bookmarkEnd w:id="123"/>
-    <w:bookmarkStart w:id="125" w:name="ref-pei2001prefixspan"/>
+    <w:bookmarkEnd w:id="120"/>
+    <w:bookmarkStart w:id="122" w:name="ref-pei2001prefixspan"/>
     <w:p>
       <w:pPr>
         <w:pStyle w:val="Bibliography"/>
@@ -21540,7 +21274,7 @@
       <w:r>
         <w:t xml:space="preserve"> </w:t>
       </w:r>
-      <w:hyperlink r:id="rId124">
+      <w:hyperlink r:id="rId121">
         <w:r>
           <w:rPr>
             <w:rStyle w:val="Hyperlink"/>
@@ -21552,8 +21286,8 @@
         <w:t xml:space="preserve">.</w:t>
       </w:r>
     </w:p>
-    <w:bookmarkEnd w:id="125"/>
-    <w:bookmarkStart w:id="128" w:name="ref-plumley2022kelmarsh"/>
+    <w:bookmarkEnd w:id="122"/>
+    <w:bookmarkStart w:id="125" w:name="ref-plumley2022kelmarsh"/>
     <w:p>
       <w:pPr>
         <w:pStyle w:val="Bibliography"/>
@@ -21570,7 +21304,7 @@
       <w:r>
         <w:t xml:space="preserve"> </w:t>
       </w:r>
-      <w:hyperlink r:id="rId126">
+      <w:hyperlink r:id="rId123">
         <w:r>
           <w:rPr>
             <w:rStyle w:val="Hyperlink"/>
@@ -21584,7 +21318,7 @@
       <w:r>
         <w:t xml:space="preserve"> </w:t>
       </w:r>
-      <w:hyperlink r:id="rId127">
+      <w:hyperlink r:id="rId124">
         <w:r>
           <w:rPr>
             <w:rStyle w:val="Hyperlink"/>
@@ -21596,8 +21330,8 @@
         <w:t xml:space="preserve">.</w:t>
       </w:r>
     </w:p>
-    <w:bookmarkEnd w:id="128"/>
-    <w:bookmarkStart w:id="131" w:name="ref-plumley2022penmanshiel"/>
+    <w:bookmarkEnd w:id="125"/>
+    <w:bookmarkStart w:id="128" w:name="ref-plumley2022penmanshiel"/>
     <w:p>
       <w:pPr>
         <w:pStyle w:val="Bibliography"/>
@@ -21614,7 +21348,7 @@
       <w:r>
         <w:t xml:space="preserve"> </w:t>
       </w:r>
-      <w:hyperlink r:id="rId129">
+      <w:hyperlink r:id="rId126">
         <w:r>
           <w:rPr>
             <w:rStyle w:val="Hyperlink"/>
@@ -21628,7 +21362,7 @@
       <w:r>
         <w:t xml:space="preserve"> </w:t>
       </w:r>
-      <w:hyperlink r:id="rId130">
+      <w:hyperlink r:id="rId127">
         <w:r>
           <w:rPr>
             <w:rStyle w:val="Hyperlink"/>
@@ -21640,8 +21374,8 @@
         <w:t xml:space="preserve">.</w:t>
       </w:r>
     </w:p>
-    <w:bookmarkEnd w:id="131"/>
-    <w:bookmarkStart w:id="133" w:name="ref-prentice1978retrospective"/>
+    <w:bookmarkEnd w:id="128"/>
+    <w:bookmarkStart w:id="130" w:name="ref-prentice1978retrospective"/>
     <w:p>
       <w:pPr>
         <w:pStyle w:val="Bibliography"/>
@@ -21674,7 +21408,7 @@
       <w:r>
         <w:t xml:space="preserve"> </w:t>
       </w:r>
-      <w:hyperlink r:id="rId132">
+      <w:hyperlink r:id="rId129">
         <w:r>
           <w:rPr>
             <w:rStyle w:val="Hyperlink"/>
@@ -21686,8 +21420,8 @@
         <w:t xml:space="preserve">.</w:t>
       </w:r>
     </w:p>
-    <w:bookmarkEnd w:id="133"/>
-    <w:bookmarkStart w:id="135" w:name="ref-raschka2018mlxtend"/>
+    <w:bookmarkEnd w:id="130"/>
+    <w:bookmarkStart w:id="132" w:name="ref-raschka2018mlxtend"/>
     <w:p>
       <w:pPr>
         <w:pStyle w:val="Bibliography"/>
@@ -21726,7 +21460,7 @@
       <w:r>
         <w:t xml:space="preserve"> </w:t>
       </w:r>
-      <w:hyperlink r:id="rId134">
+      <w:hyperlink r:id="rId131">
         <w:r>
           <w:rPr>
             <w:rStyle w:val="Hyperlink"/>
@@ -21738,8 +21472,8 @@
         <w:t xml:space="preserve">.</w:t>
       </w:r>
     </w:p>
-    <w:bookmarkEnd w:id="135"/>
-    <w:bookmarkStart w:id="137" w:name="ref-ren2020failure"/>
+    <w:bookmarkEnd w:id="132"/>
+    <w:bookmarkStart w:id="134" w:name="ref-ren2020failure"/>
     <w:p>
       <w:pPr>
         <w:pStyle w:val="Bibliography"/>
@@ -21775,7 +21509,7 @@
       <w:r>
         <w:t xml:space="preserve"> </w:t>
       </w:r>
-      <w:hyperlink r:id="rId136">
+      <w:hyperlink r:id="rId133">
         <w:r>
           <w:rPr>
             <w:rStyle w:val="Hyperlink"/>
@@ -21787,8 +21521,8 @@
         <w:t xml:space="preserve">.</w:t>
       </w:r>
     </w:p>
-    <w:bookmarkEnd w:id="137"/>
-    <w:bookmarkStart w:id="139" w:name="ref-saxena2008cmapss"/>
+    <w:bookmarkEnd w:id="134"/>
+    <w:bookmarkStart w:id="136" w:name="ref-saxena2008cmapss"/>
     <w:p>
       <w:pPr>
         <w:pStyle w:val="Bibliography"/>
@@ -21824,7 +21558,7 @@
       <w:r>
         <w:t xml:space="preserve"> </w:t>
       </w:r>
-      <w:hyperlink r:id="rId138">
+      <w:hyperlink r:id="rId135">
         <w:r>
           <w:rPr>
             <w:rStyle w:val="Hyperlink"/>
@@ -21836,8 +21570,8 @@
         <w:t xml:space="preserve">.</w:t>
       </w:r>
     </w:p>
-    <w:bookmarkEnd w:id="139"/>
-    <w:bookmarkStart w:id="141" w:name="ref-serradilla2022pdmsurvey"/>
+    <w:bookmarkEnd w:id="136"/>
+    <w:bookmarkStart w:id="138" w:name="ref-serradilla2022pdmsurvey"/>
     <w:p>
       <w:pPr>
         <w:pStyle w:val="Bibliography"/>
@@ -21870,7 +21604,7 @@
       <w:r>
         <w:t xml:space="preserve"> </w:t>
       </w:r>
-      <w:hyperlink r:id="rId140">
+      <w:hyperlink r:id="rId137">
         <w:r>
           <w:rPr>
             <w:rStyle w:val="Hyperlink"/>
@@ -21882,8 +21616,8 @@
         <w:t xml:space="preserve">.</w:t>
       </w:r>
     </w:p>
-    <w:bookmarkEnd w:id="141"/>
-    <w:bookmarkStart w:id="143" w:name="ref-srikant1996gsp"/>
+    <w:bookmarkEnd w:id="138"/>
+    <w:bookmarkStart w:id="140" w:name="ref-srikant1996gsp"/>
     <w:p>
       <w:pPr>
         <w:pStyle w:val="Bibliography"/>
@@ -21919,7 +21653,7 @@
       <w:r>
         <w:t xml:space="preserve"> </w:t>
       </w:r>
-      <w:hyperlink r:id="rId142">
+      <w:hyperlink r:id="rId139">
         <w:r>
           <w:rPr>
             <w:rStyle w:val="Hyperlink"/>
@@ -21931,8 +21665,8 @@
         <w:t xml:space="preserve">.</w:t>
       </w:r>
     </w:p>
-    <w:bookmarkEnd w:id="143"/>
-    <w:bookmarkStart w:id="145" w:name="ref-terada2013statssp"/>
+    <w:bookmarkEnd w:id="140"/>
+    <w:bookmarkStart w:id="142" w:name="ref-terada2013statssp"/>
     <w:p>
       <w:pPr>
         <w:pStyle w:val="Bibliography"/>
@@ -21965,7 +21699,7 @@
       <w:r>
         <w:t xml:space="preserve"> </w:t>
       </w:r>
-      <w:hyperlink r:id="rId144">
+      <w:hyperlink r:id="rId141">
         <w:r>
           <w:rPr>
             <w:rStyle w:val="Hyperlink"/>
@@ -21977,8 +21711,8 @@
         <w:t xml:space="preserve">.</w:t>
       </w:r>
     </w:p>
-    <w:bookmarkEnd w:id="145"/>
-    <w:bookmarkStart w:id="147" w:name="ref-yang2021plelog"/>
+    <w:bookmarkEnd w:id="142"/>
+    <w:bookmarkStart w:id="144" w:name="ref-yang2021plelog"/>
     <w:p>
       <w:pPr>
         <w:pStyle w:val="Bibliography"/>
@@ -22014,7 +21748,7 @@
       <w:r>
         <w:t xml:space="preserve"> </w:t>
       </w:r>
-      <w:hyperlink r:id="rId146">
+      <w:hyperlink r:id="rId143">
         <w:r>
           <w:rPr>
             <w:rStyle w:val="Hyperlink"/>
@@ -22026,8 +21760,8 @@
         <w:t xml:space="preserve">.</w:t>
       </w:r>
     </w:p>
-    <w:bookmarkEnd w:id="147"/>
-    <w:bookmarkStart w:id="149" w:name="ref-zaki2001spade"/>
+    <w:bookmarkEnd w:id="144"/>
+    <w:bookmarkStart w:id="146" w:name="ref-zaki2001spade"/>
     <w:p>
       <w:pPr>
         <w:pStyle w:val="Bibliography"/>
@@ -22066,7 +21800,7 @@
       <w:r>
         <w:t xml:space="preserve"> </w:t>
       </w:r>
-      <w:hyperlink r:id="rId148">
+      <w:hyperlink r:id="rId145">
         <w:r>
           <w:rPr>
             <w:rStyle w:val="Hyperlink"/>
@@ -22078,8 +21812,8 @@
         <w:t xml:space="preserve">.</w:t>
       </w:r>
     </w:p>
-    <w:bookmarkEnd w:id="149"/>
-    <w:bookmarkStart w:id="151" w:name="ref-zhang2019logrobust"/>
+    <w:bookmarkEnd w:id="146"/>
+    <w:bookmarkStart w:id="148" w:name="ref-zhang2019logrobust"/>
     <w:p>
       <w:pPr>
         <w:pStyle w:val="Bibliography"/>
@@ -22115,7 +21849,7 @@
       <w:r>
         <w:t xml:space="preserve"> </w:t>
       </w:r>
-      <w:hyperlink r:id="rId150">
+      <w:hyperlink r:id="rId147">
         <w:r>
           <w:rPr>
             <w:rStyle w:val="Hyperlink"/>
@@ -22127,8 +21861,8 @@
         <w:t xml:space="preserve">.</w:t>
       </w:r>
     </w:p>
-    <w:bookmarkEnd w:id="151"/>
-    <w:bookmarkStart w:id="153" w:name="ref-zhu2023loghub"/>
+    <w:bookmarkEnd w:id="148"/>
+    <w:bookmarkStart w:id="150" w:name="ref-zhu2023loghub"/>
     <w:p>
       <w:pPr>
         <w:pStyle w:val="Bibliography"/>
@@ -22173,7 +21907,7 @@
       <w:r>
         <w:t xml:space="preserve"> </w:t>
       </w:r>
-      <w:hyperlink r:id="rId152">
+      <w:hyperlink r:id="rId149">
         <w:r>
           <w:rPr>
             <w:rStyle w:val="Hyperlink"/>
@@ -22185,8 +21919,8 @@
         <w:t xml:space="preserve">.</w:t>
       </w:r>
     </w:p>
-    <w:bookmarkEnd w:id="153"/>
-    <w:bookmarkStart w:id="155" w:name="ref-zhu2019logparsing"/>
+    <w:bookmarkEnd w:id="150"/>
+    <w:bookmarkStart w:id="152" w:name="ref-zhu2019logparsing"/>
     <w:p>
       <w:pPr>
         <w:pStyle w:val="Bibliography"/>
@@ -22222,7 +21956,7 @@
       <w:r>
         <w:t xml:space="preserve"> </w:t>
       </w:r>
-      <w:hyperlink r:id="rId154">
+      <w:hyperlink r:id="rId151">
         <w:r>
           <w:rPr>
             <w:rStyle w:val="Hyperlink"/>
@@ -22234,10 +21968,10 @@
         <w:t xml:space="preserve">.</w:t>
       </w:r>
     </w:p>
+    <w:bookmarkEnd w:id="152"/>
+    <w:bookmarkEnd w:id="153"/>
+    <w:bookmarkEnd w:id="154"/>
     <w:bookmarkEnd w:id="155"/>
-    <w:bookmarkEnd w:id="156"/>
-    <w:bookmarkEnd w:id="157"/>
-    <w:bookmarkEnd w:id="158"/>
     <w:sectPr/>
   </w:body>
 </w:document>
@@ -22669,12 +22403,6 @@
     <w:abstractNumId w:val="991"/>
   </w:num>
   <w:num w:numId="1008">
-    <w:abstractNumId w:val="991"/>
-  </w:num>
-  <w:num w:numId="1009">
-    <w:abstractNumId w:val="991"/>
-  </w:num>
-  <w:num w:numId="1010">
     <w:abstractNumId w:val="991"/>
   </w:num>
 </w:numbering>

--- a/paper/skeleton.docx
+++ b/paper/skeleton.docx
@@ -18,7 +18,7 @@
         <w:t xml:space="preserve">2026-08-29</w:t>
       </w:r>
     </w:p>
-    <w:bookmarkStart w:id="155" w:name="Xce1c4f30b6249f262e85315bbd79ad996dfa10c"/>
+    <w:bookmarkStart w:id="174" w:name="Xce1c4f30b6249f262e85315bbd79ad996dfa10c"/>
     <w:p>
       <w:pPr>
         <w:pStyle w:val="Heading1"/>
@@ -1066,124 +1066,157 @@
           <w:b/>
           <w:bCs/>
         </w:rPr>
-        <w:t xml:space="preserve">Discriminative and statistically-significant pattern mining.</w:t>
-      </w:r>
-      <w:r>
-        <w:t xml:space="preserve"> </w:t>
-      </w:r>
-      <w:r>
-        <w:t xml:space="preserve">Dong</w:t>
-      </w:r>
-      <w:r>
-        <w:t xml:space="preserve"> </w:t>
-      </w:r>
-      <w:r>
-        <w:t xml:space="preserve">and Li</w:t>
-      </w:r>
-      <w:r>
-        <w:t xml:space="preserve"> </w:t>
-      </w:r>
-      <w:r>
-        <w:t xml:space="preserve">(Dong and Li 1999)</w:t>
-      </w:r>
-      <w:r>
-        <w:t xml:space="preserve"> </w:t>
-      </w:r>
-      <w:r>
-        <w:t xml:space="preserve">introduced emerging patterns as itemsets</w:t>
-      </w:r>
-      <w:r>
-        <w:t xml:space="preserve"> </w:t>
-      </w:r>
-      <w:r>
-        <w:t xml:space="preserve">whose support differs substantially between classes; Bay and Pazzani</w:t>
-      </w:r>
-      <w:r>
-        <w:t xml:space="preserve"> </w:t>
-      </w:r>
-      <w:r>
-        <w:t xml:space="preserve">(Bay and Pazzani 1999)</w:t>
-      </w:r>
-      <w:r>
-        <w:t xml:space="preserve"> </w:t>
-      </w:r>
-      <w:r>
-        <w:t xml:space="preserve">formulated the parallel notion of contrast sets</w:t>
-      </w:r>
-      <w:r>
-        <w:t xml:space="preserve"> </w:t>
-      </w:r>
-      <w:r>
-        <w:t xml:space="preserve">in the same year. This class-contrast literature is a direct</w:t>
-      </w:r>
-      <w:r>
-        <w:t xml:space="preserve"> </w:t>
-      </w:r>
-      <w:r>
-        <w:t xml:space="preserve">ancestor of the paper’s predictive-vs-frequent-noise separation.</w:t>
-      </w:r>
-      <w:r>
-        <w:t xml:space="preserve"> </w:t>
-      </w:r>
-      <w:r>
-        <w:t xml:space="preserve">Statistically significant pattern mining sharpens the criterion:</w:t>
-      </w:r>
-      <w:r>
-        <w:t xml:space="preserve"> </w:t>
-      </w:r>
-      <w:r>
-        <w:t xml:space="preserve">Terada et al.</w:t>
-      </w:r>
-      <w:r>
-        <w:t xml:space="preserve"> </w:t>
-      </w:r>
-      <w:r>
-        <w:t xml:space="preserve">(Terada et al. 2013)</w:t>
-      </w:r>
-      <w:r>
-        <w:t xml:space="preserve"> </w:t>
-      </w:r>
-      <w:r>
-        <w:t xml:space="preserve">give an exact family-wise-error</w:t>
-      </w:r>
-      <w:r>
-        <w:t xml:space="preserve"> </w:t>
-      </w:r>
-      <w:r>
-        <w:t xml:space="preserve">control for combinatorial regulations. All of these</w:t>
-      </w:r>
-      <w:r>
-        <w:t xml:space="preserve"> </w:t>
-      </w:r>
-      <w:r>
-        <w:t xml:space="preserve">methods share the ordinary post-selection-inference concern (Fithian,</w:t>
-      </w:r>
-      <w:r>
-        <w:t xml:space="preserve"> </w:t>
-      </w:r>
-      <w:r>
-        <w:t xml:space="preserve">Sun and Taylor</w:t>
-      </w:r>
-      <w:r>
-        <w:t xml:space="preserve"> </w:t>
-      </w:r>
-      <w:r>
-        <w:t xml:space="preserve">(Fithian, Sun, and Taylor 2014)</w:t>
-      </w:r>
-      <w:r>
-        <w:t xml:space="preserve">) that mining and testing on the</w:t>
-      </w:r>
-      <w:r>
-        <w:t xml:space="preserve"> </w:t>
-      </w:r>
-      <w:r>
-        <w:t xml:space="preserve">same sample invalidates marginal p-values; we address it via</w:t>
-      </w:r>
-      <w:r>
-        <w:t xml:space="preserve"> </w:t>
-      </w:r>
-      <w:r>
-        <w:t xml:space="preserve">entity-disjoint discovery/inference splits (§4.5).</w:t>
+        <w:t xml:space="preserve">Industrial alarm-flood mining and wind-turbine alarm logs.</w:t>
+      </w:r>
+      <w:r>
+        <w:t xml:space="preserve"> </w:t>
+      </w:r>
+      <w:r>
+        <w:t xml:space="preserve">The</w:t>
+      </w:r>
+      <w:r>
+        <w:t xml:space="preserve"> </w:t>
+      </w:r>
+      <w:r>
+        <w:t xml:space="preserve">process-control community mines alarm sequences directly. Hu, Wang</w:t>
+      </w:r>
+      <w:r>
+        <w:t xml:space="preserve"> </w:t>
+      </w:r>
+      <w:r>
+        <w:t xml:space="preserve">and Wang</w:t>
+      </w:r>
+      <w:r>
+        <w:t xml:space="preserve"> </w:t>
+      </w:r>
+      <w:r>
+        <w:t xml:space="preserve">(Hu, Wang, and Wang 2023)</w:t>
+      </w:r>
+      <w:r>
+        <w:t xml:space="preserve"> </w:t>
+      </w:r>
+      <w:r>
+        <w:t xml:space="preserve">mine priority-aware closed sequential</w:t>
+      </w:r>
+      <w:r>
+        <w:t xml:space="preserve"> </w:t>
+      </w:r>
+      <w:r>
+        <w:t xml:space="preserve">patterns to compress alarm floods into compact patterns; Hu et al.</w:t>
+      </w:r>
+      <w:r>
+        <w:t xml:space="preserve"> </w:t>
+      </w:r>
+      <w:r>
+        <w:t xml:space="preserve">(Hu, Gao, and Chen 2023)</w:t>
+      </w:r>
+      <w:r>
+        <w:t xml:space="preserve"> </w:t>
+      </w:r>
+      <w:r>
+        <w:t xml:space="preserve">adapt PrefixSpan to tolerate the short-term order</w:t>
+      </w:r>
+      <w:r>
+        <w:t xml:space="preserve"> </w:t>
+      </w:r>
+      <w:r>
+        <w:t xml:space="preserve">ambiguity of alarm timestamps. These methods are descriptive, keyed</w:t>
+      </w:r>
+      <w:r>
+        <w:t xml:space="preserve"> </w:t>
+      </w:r>
+      <w:r>
+        <w:t xml:space="preserve">to frequency and compactness rather than a validated pre-failure</w:t>
+      </w:r>
+      <w:r>
+        <w:t xml:space="preserve"> </w:t>
+      </w:r>
+      <w:r>
+        <w:t xml:space="preserve">claim; our count-preserving order comparator (§4.7) is the principled</w:t>
+      </w:r>
+      <w:r>
+        <w:t xml:space="preserve"> </w:t>
+      </w:r>
+      <w:r>
+        <w:t xml:space="preserve">test of exactly the order-vs-multiplicity ambiguity they handle</w:t>
+      </w:r>
+      <w:r>
+        <w:t xml:space="preserve"> </w:t>
+      </w:r>
+      <w:r>
+        <w:t xml:space="preserve">heuristically, and our matched controls turn each mined pattern into</w:t>
+      </w:r>
+      <w:r>
+        <w:t xml:space="preserve"> </w:t>
+      </w:r>
+      <w:r>
+        <w:t xml:space="preserve">an FDR-tested predictive hypothesis. On wind-turbine alarm logs</w:t>
+      </w:r>
+      <w:r>
+        <w:t xml:space="preserve"> </w:t>
+      </w:r>
+      <w:r>
+        <w:t xml:space="preserve">specifically, Chatterjee and Dethlefs</w:t>
+      </w:r>
+      <w:r>
+        <w:t xml:space="preserve"> </w:t>
+      </w:r>
+      <w:r>
+        <w:t xml:space="preserve">(Chatterjee and Dethlefs 2022)</w:t>
+      </w:r>
+      <w:r>
+        <w:t xml:space="preserve"> </w:t>
+      </w:r>
+      <w:r>
+        <w:t xml:space="preserve">predict</w:t>
+      </w:r>
+      <w:r>
+        <w:t xml:space="preserve"> </w:t>
+      </w:r>
+      <w:r>
+        <w:t xml:space="preserve">repair actions with a bi-LSTM over turbine alarm sequences, and Shah</w:t>
+      </w:r>
+      <w:r>
+        <w:t xml:space="preserve"> </w:t>
+      </w:r>
+      <w:r>
+        <w:t xml:space="preserve">and Tan</w:t>
+      </w:r>
+      <w:r>
+        <w:t xml:space="preserve"> </w:t>
+      </w:r>
+      <w:r>
+        <w:t xml:space="preserve">(Shah and Tan 2025)</w:t>
+      </w:r>
+      <w:r>
+        <w:t xml:space="preserve"> </w:t>
+      </w:r>
+      <w:r>
+        <w:t xml:space="preserve">forecast future turbine alarms with LSTM</w:t>
+      </w:r>
+      <w:r>
+        <w:t xml:space="preserve"> </w:t>
+      </w:r>
+      <w:r>
+        <w:t xml:space="preserve">regression. Both are black-box and forecast the alarm stream itself;</w:t>
+      </w:r>
+      <w:r>
+        <w:t xml:space="preserve"> </w:t>
+      </w:r>
+      <w:r>
+        <w:t xml:space="preserve">we mine auditable pre-failure signatures on the same class of Senvion</w:t>
+      </w:r>
+      <w:r>
+        <w:t xml:space="preserve"> </w:t>
+      </w:r>
+      <w:r>
+        <w:t xml:space="preserve">SCADA logs (Kelmarsh, Penmanshiel) with FDR guarantees and zero</w:t>
+      </w:r>
+      <w:r>
+        <w:t xml:space="preserve"> </w:t>
+      </w:r>
+      <w:r>
+        <w:t xml:space="preserve">control-window false alarms.</w:t>
       </w:r>
     </w:p>
     <w:p>
@@ -1195,6 +1228,231 @@
           <w:b/>
           <w:bCs/>
         </w:rPr>
+        <w:t xml:space="preserve">Discriminative and statistically-significant pattern mining.</w:t>
+      </w:r>
+      <w:r>
+        <w:t xml:space="preserve"> </w:t>
+      </w:r>
+      <w:r>
+        <w:t xml:space="preserve">Dong</w:t>
+      </w:r>
+      <w:r>
+        <w:t xml:space="preserve"> </w:t>
+      </w:r>
+      <w:r>
+        <w:t xml:space="preserve">and Li</w:t>
+      </w:r>
+      <w:r>
+        <w:t xml:space="preserve"> </w:t>
+      </w:r>
+      <w:r>
+        <w:t xml:space="preserve">(Dong and Li 1999)</w:t>
+      </w:r>
+      <w:r>
+        <w:t xml:space="preserve"> </w:t>
+      </w:r>
+      <w:r>
+        <w:t xml:space="preserve">introduced emerging patterns as itemsets</w:t>
+      </w:r>
+      <w:r>
+        <w:t xml:space="preserve"> </w:t>
+      </w:r>
+      <w:r>
+        <w:t xml:space="preserve">whose support differs substantially between classes; Bay and Pazzani</w:t>
+      </w:r>
+      <w:r>
+        <w:t xml:space="preserve"> </w:t>
+      </w:r>
+      <w:r>
+        <w:t xml:space="preserve">(Bay and Pazzani 1999)</w:t>
+      </w:r>
+      <w:r>
+        <w:t xml:space="preserve"> </w:t>
+      </w:r>
+      <w:r>
+        <w:t xml:space="preserve">formulated the parallel notion of contrast sets</w:t>
+      </w:r>
+      <w:r>
+        <w:t xml:space="preserve"> </w:t>
+      </w:r>
+      <w:r>
+        <w:t xml:space="preserve">in the same year. This class-contrast literature is a direct</w:t>
+      </w:r>
+      <w:r>
+        <w:t xml:space="preserve"> </w:t>
+      </w:r>
+      <w:r>
+        <w:t xml:space="preserve">ancestor of the paper’s predictive-vs-frequent-noise separation.</w:t>
+      </w:r>
+      <w:r>
+        <w:t xml:space="preserve"> </w:t>
+      </w:r>
+      <w:r>
+        <w:t xml:space="preserve">Statistically significant pattern mining sharpens the criterion:</w:t>
+      </w:r>
+      <w:r>
+        <w:t xml:space="preserve"> </w:t>
+      </w:r>
+      <w:r>
+        <w:t xml:space="preserve">Terada et al.</w:t>
+      </w:r>
+      <w:r>
+        <w:t xml:space="preserve"> </w:t>
+      </w:r>
+      <w:r>
+        <w:t xml:space="preserve">(Terada et al. 2013)</w:t>
+      </w:r>
+      <w:r>
+        <w:t xml:space="preserve"> </w:t>
+      </w:r>
+      <w:r>
+        <w:t xml:space="preserve">give an exact family-wise-error</w:t>
+      </w:r>
+      <w:r>
+        <w:t xml:space="preserve"> </w:t>
+      </w:r>
+      <w:r>
+        <w:t xml:space="preserve">control for combinatorial regulations, and the Hämäläinen-Webb</w:t>
+      </w:r>
+      <w:r>
+        <w:t xml:space="preserve"> </w:t>
+      </w:r>
+      <w:r>
+        <w:t xml:space="preserve">tutorial</w:t>
+      </w:r>
+      <w:r>
+        <w:t xml:space="preserve"> </w:t>
+      </w:r>
+      <w:r>
+        <w:t xml:space="preserve">(Hämäläinen and Webb 2019)</w:t>
+      </w:r>
+      <w:r>
+        <w:t xml:space="preserve"> </w:t>
+      </w:r>
+      <w:r>
+        <w:t xml:space="preserve">is the canonical statement of the</w:t>
+      </w:r>
+      <w:r>
+        <w:t xml:space="preserve"> </w:t>
+      </w:r>
+      <w:r>
+        <w:t xml:space="preserve">multiple-testing pitfalls this class of method must handle. Recent</w:t>
+      </w:r>
+      <w:r>
+        <w:t xml:space="preserve"> </w:t>
+      </w:r>
+      <w:r>
+        <w:t xml:space="preserve">work controls the false discovery rate directly: Dalleiger and</w:t>
+      </w:r>
+      <w:r>
+        <w:t xml:space="preserve"> </w:t>
+      </w:r>
+      <w:r>
+        <w:t xml:space="preserve">Vreeken</w:t>
+      </w:r>
+      <w:r>
+        <w:t xml:space="preserve"> </w:t>
+      </w:r>
+      <w:r>
+        <w:t xml:space="preserve">(Dalleiger and Vreeken 2022)</w:t>
+      </w:r>
+      <w:r>
+        <w:t xml:space="preserve"> </w:t>
+      </w:r>
+      <w:r>
+        <w:t xml:space="preserve">test pattern significance against</w:t>
+      </w:r>
+      <w:r>
+        <w:t xml:space="preserve"> </w:t>
+      </w:r>
+      <w:r>
+        <w:t xml:space="preserve">an evolving data model under sequential FDR control, and Pellegrina</w:t>
+      </w:r>
+      <w:r>
+        <w:t xml:space="preserve"> </w:t>
+      </w:r>
+      <w:r>
+        <w:t xml:space="preserve">and Vandin</w:t>
+      </w:r>
+      <w:r>
+        <w:t xml:space="preserve"> </w:t>
+      </w:r>
+      <w:r>
+        <w:t xml:space="preserve">(Pellegrina and Vandin 2024)</w:t>
+      </w:r>
+      <w:r>
+        <w:t xml:space="preserve"> </w:t>
+      </w:r>
+      <w:r>
+        <w:t xml:space="preserve">mine significant itemsets,</w:t>
+      </w:r>
+      <w:r>
+        <w:t xml:space="preserve"> </w:t>
+      </w:r>
+      <w:r>
+        <w:t xml:space="preserve">sequential patterns, and subgroups with rigorous guarantees via</w:t>
+      </w:r>
+      <w:r>
+        <w:t xml:space="preserve"> </w:t>
+      </w:r>
+      <w:r>
+        <w:t xml:space="preserve">few-shot resampling. These are our closest methodological siblings.</w:t>
+      </w:r>
+      <w:r>
+        <w:t xml:space="preserve"> </w:t>
+      </w:r>
+      <w:r>
+        <w:t xml:space="preserve">All of these methods share the ordinary post-selection-inference</w:t>
+      </w:r>
+      <w:r>
+        <w:t xml:space="preserve"> </w:t>
+      </w:r>
+      <w:r>
+        <w:t xml:space="preserve">concern (Fithian, Sun and Taylor</w:t>
+      </w:r>
+      <w:r>
+        <w:t xml:space="preserve"> </w:t>
+      </w:r>
+      <w:r>
+        <w:t xml:space="preserve">(Fithian, Sun, and Taylor 2014)</w:t>
+      </w:r>
+      <w:r>
+        <w:t xml:space="preserve">) that mining</w:t>
+      </w:r>
+      <w:r>
+        <w:t xml:space="preserve"> </w:t>
+      </w:r>
+      <w:r>
+        <w:t xml:space="preserve">and testing on the same sample invalidates marginal p-values; we</w:t>
+      </w:r>
+      <w:r>
+        <w:t xml:space="preserve"> </w:t>
+      </w:r>
+      <w:r>
+        <w:t xml:space="preserve">address it via entity-disjoint discovery/inference splits (§4.5) and</w:t>
+      </w:r>
+      <w:r>
+        <w:t xml:space="preserve"> </w:t>
+      </w:r>
+      <w:r>
+        <w:t xml:space="preserve">add the pre-failure windowing and survival-matched design that the</w:t>
+      </w:r>
+      <w:r>
+        <w:t xml:space="preserve"> </w:t>
+      </w:r>
+      <w:r>
+        <w:t xml:space="preserve">general-purpose significance frameworks do not model.</w:t>
+      </w:r>
+    </w:p>
+    <w:p>
+      <w:pPr>
+        <w:pStyle w:val="BodyText"/>
+      </w:pPr>
+      <w:r>
+        <w:rPr>
+          <w:b/>
+          <w:bCs/>
+        </w:rPr>
         <w:t xml:space="preserve">Deep learning on log sequences.</w:t>
       </w:r>
       <w:r>
@@ -1303,25 +1561,73 @@
         <w:t xml:space="preserve"> </w:t>
       </w:r>
       <w:r>
-        <w:t xml:space="preserve">logs and fine-tune for anomaly detection. These methods generally</w:t>
-      </w:r>
-      <w:r>
-        <w:t xml:space="preserve"> </w:t>
-      </w:r>
-      <w:r>
-        <w:t xml:space="preserve">outperform classical pattern miners on held-out AUROC when trained on</w:t>
-      </w:r>
-      <w:r>
-        <w:t xml:space="preserve"> </w:t>
-      </w:r>
-      <w:r>
-        <w:t xml:space="preserve">enough data, but produce opaque per-line anomaly scores rather than</w:t>
-      </w:r>
-      <w:r>
-        <w:t xml:space="preserve"> </w:t>
-      </w:r>
-      <w:r>
-        <w:t xml:space="preserve">interpretable pre-failure signatures. Our contribution is orthogonal:</w:t>
+        <w:t xml:space="preserve">logs and fine-tune for anomaly detection; the Landauer et al. survey</w:t>
+      </w:r>
+      <w:r>
+        <w:t xml:space="preserve"> </w:t>
+      </w:r>
+      <w:r>
+        <w:t xml:space="preserve">(Landauer et al. 2023)</w:t>
+      </w:r>
+      <w:r>
+        <w:t xml:space="preserve"> </w:t>
+      </w:r>
+      <w:r>
+        <w:t xml:space="preserve">catalogues this landscape and its benchmark</w:t>
+      </w:r>
+      <w:r>
+        <w:t xml:space="preserve"> </w:t>
+      </w:r>
+      <w:r>
+        <w:t xml:space="preserve">datasets (including BGL). Hadadi et al.</w:t>
+      </w:r>
+      <w:r>
+        <w:t xml:space="preserve"> </w:t>
+      </w:r>
+      <w:r>
+        <w:t xml:space="preserve">(Hadadi et al. 2024)</w:t>
+      </w:r>
+      <w:r>
+        <w:t xml:space="preserve"> </w:t>
+      </w:r>
+      <w:r>
+        <w:t xml:space="preserve">give</w:t>
+      </w:r>
+      <w:r>
+        <w:t xml:space="preserve"> </w:t>
+      </w:r>
+      <w:r>
+        <w:t xml:space="preserve">the systematic controlled study of log-embedding by architecture</w:t>
+      </w:r>
+      <w:r>
+        <w:t xml:space="preserve"> </w:t>
+      </w:r>
+      <w:r>
+        <w:t xml:space="preserve">combinations for log-based failure prediction, the canonical modern</w:t>
+      </w:r>
+      <w:r>
+        <w:t xml:space="preserve"> </w:t>
+      </w:r>
+      <w:r>
+        <w:t xml:space="preserve">DL baseline framing. These methods generally outperform classical</w:t>
+      </w:r>
+      <w:r>
+        <w:t xml:space="preserve"> </w:t>
+      </w:r>
+      <w:r>
+        <w:t xml:space="preserve">pattern miners on held-out AUROC when trained on enough data, but</w:t>
+      </w:r>
+      <w:r>
+        <w:t xml:space="preserve"> </w:t>
+      </w:r>
+      <w:r>
+        <w:t xml:space="preserve">produce opaque per-line anomaly scores rather than interpretable</w:t>
+      </w:r>
+      <w:r>
+        <w:t xml:space="preserve"> </w:t>
+      </w:r>
+      <w:r>
+        <w:t xml:space="preserve">pre-failure signatures. Our contribution is orthogonal:</w:t>
       </w:r>
       <w:r>
         <w:t xml:space="preserve"> </w:t>
@@ -15689,19 +15995,37 @@
         <w:t xml:space="preserve"> </w:t>
       </w:r>
       <w:r>
-        <w:t xml:space="preserve">CloSpan (Fournier-Viger et al., 2014) at the same 5% minimum support:</w:t>
-      </w:r>
-      <w:r>
-        <w:t xml:space="preserve"> </w:t>
-      </w:r>
-      <w:r>
-        <w:t xml:space="preserve">a closed sequential pattern is one whose support is strictly larger</w:t>
-      </w:r>
-      <w:r>
-        <w:t xml:space="preserve"> </w:t>
-      </w:r>
-      <w:r>
-        <w:t xml:space="preserve">than any of its super-sequences. On Azure and SCANIA, PrefixSpan output</w:t>
+        <w:t xml:space="preserve">CloSpan</w:t>
+      </w:r>
+      <w:r>
+        <w:t xml:space="preserve"> </w:t>
+      </w:r>
+      <w:r>
+        <w:t xml:space="preserve">(Yan, Han, and Afshar 2003)</w:t>
+      </w:r>
+      <w:r>
+        <w:t xml:space="preserve">, as implemented in SPMF</w:t>
+      </w:r>
+      <w:r>
+        <w:t xml:space="preserve"> </w:t>
+      </w:r>
+      <w:r>
+        <w:t xml:space="preserve">(Fournier-Viger et al. 2016)</w:t>
+      </w:r>
+      <w:r>
+        <w:t xml:space="preserve">,</w:t>
+      </w:r>
+      <w:r>
+        <w:t xml:space="preserve"> </w:t>
+      </w:r>
+      <w:r>
+        <w:t xml:space="preserve">at the same 5% minimum support: a closed sequential pattern is one</w:t>
+      </w:r>
+      <w:r>
+        <w:t xml:space="preserve"> </w:t>
+      </w:r>
+      <w:r>
+        <w:t xml:space="preserve">whose support is strictly larger than any of its super-sequences. On Azure and SCANIA, PrefixSpan output</w:t>
       </w:r>
       <w:r>
         <w:t xml:space="preserve"> </w:t>
@@ -19881,7 +20205,7 @@
       </w:r>
     </w:p>
     <w:bookmarkEnd w:id="71"/>
-    <w:bookmarkStart w:id="154" w:name="conclusion"/>
+    <w:bookmarkStart w:id="173" w:name="conclusion"/>
     <w:p>
       <w:pPr>
         <w:pStyle w:val="Heading2"/>
@@ -20009,7 +20333,7 @@
         <w:t xml:space="preserve">ratios on SCANIA under right censoring.</w:t>
       </w:r>
     </w:p>
-    <w:bookmarkStart w:id="153" w:name="refs"/>
+    <w:bookmarkStart w:id="172" w:name="refs"/>
     <w:bookmarkStart w:id="72" w:name="ref-agrawal1994fast"/>
     <w:p>
       <w:pPr>
@@ -20222,12 +20546,42 @@
       </w:r>
     </w:p>
     <w:bookmarkEnd w:id="80"/>
-    <w:bookmarkStart w:id="82" w:name="ref-cheng2018characterizing"/>
+    <w:bookmarkStart w:id="82" w:name="ref-chatterjee2022deep"/>
     <w:p>
       <w:pPr>
         <w:pStyle w:val="Bibliography"/>
       </w:pPr>
       <w:r>
+        <w:t xml:space="preserve">Chatterjee, Joyjit, and Nina Dethlefs. 2022.</w:t>
+      </w:r>
+      <w:r>
+        <w:t xml:space="preserve"> </w:t>
+      </w:r>
+      <w:r>
+        <w:t xml:space="preserve">“A Deep Learning Framework for Wind Turbine Repair Action Prediction Using Alarm Sequences and Long Short-Term Memory Algorithms.”</w:t>
+      </w:r>
+      <w:r>
+        <w:t xml:space="preserve"> </w:t>
+      </w:r>
+      <w:hyperlink r:id="rId81">
+        <w:r>
+          <w:rPr>
+            <w:rStyle w:val="Hyperlink"/>
+          </w:rPr>
+          <w:t xml:space="preserve">https://doi.org/10.1007/978-3-031-15842-1_14</w:t>
+        </w:r>
+      </w:hyperlink>
+      <w:r>
+        <w:t xml:space="preserve">.</w:t>
+      </w:r>
+    </w:p>
+    <w:bookmarkEnd w:id="82"/>
+    <w:bookmarkStart w:id="84" w:name="ref-cheng2018characterizing"/>
+    <w:p>
+      <w:pPr>
+        <w:pStyle w:val="Bibliography"/>
+      </w:pPr>
+      <w:r>
         <w:t xml:space="preserve">Cheng, Yue, Zheng Chai, and Ali Anwar. 2018.</w:t>
       </w:r>
       <w:r>
@@ -20245,7 +20599,7 @@
       <w:r>
         <w:t xml:space="preserve"> </w:t>
       </w:r>
-      <w:hyperlink r:id="rId81">
+      <w:hyperlink r:id="rId83">
         <w:r>
           <w:rPr>
             <w:rStyle w:val="Hyperlink"/>
@@ -20257,8 +20611,8 @@
         <w:t xml:space="preserve">.</w:t>
       </w:r>
     </w:p>
-    <w:bookmarkEnd w:id="82"/>
-    <w:bookmarkStart w:id="84" w:name="ref-costa2016ida"/>
+    <w:bookmarkEnd w:id="84"/>
+    <w:bookmarkStart w:id="86" w:name="ref-costa2016ida"/>
     <w:p>
       <w:pPr>
         <w:pStyle w:val="Bibliography"/>
@@ -20303,7 +20657,7 @@
       <w:r>
         <w:t xml:space="preserve"> </w:t>
       </w:r>
-      <w:hyperlink r:id="rId83">
+      <w:hyperlink r:id="rId85">
         <w:r>
           <w:rPr>
             <w:rStyle w:val="Hyperlink"/>
@@ -20315,20 +20669,20 @@
         <w:t xml:space="preserve">.</w:t>
       </w:r>
     </w:p>
-    <w:bookmarkEnd w:id="84"/>
-    <w:bookmarkStart w:id="86" w:name="ref-dong1999emerging"/>
+    <w:bookmarkEnd w:id="86"/>
+    <w:bookmarkStart w:id="88" w:name="ref-dalleiger2022significant"/>
     <w:p>
       <w:pPr>
         <w:pStyle w:val="Bibliography"/>
       </w:pPr>
       <w:r>
-        <w:t xml:space="preserve">Dong, Guozhu, and Jinyan Li. 1999.</w:t>
-      </w:r>
-      <w:r>
-        <w:t xml:space="preserve"> </w:t>
-      </w:r>
-      <w:r>
-        <w:t xml:space="preserve">“Efficient Mining of Emerging Patterns: Discovering Trends and Differences.”</w:t>
+        <w:t xml:space="preserve">Dalleiger, Sebastian, and Jilles Vreeken. 2022.</w:t>
+      </w:r>
+      <w:r>
+        <w:t xml:space="preserve"> </w:t>
+      </w:r>
+      <w:r>
+        <w:t xml:space="preserve">“Discovering Significant Patterns Under Sequential False Discovery Control.”</w:t>
       </w:r>
       <w:r>
         <w:t xml:space="preserve"> </w:t>
@@ -20344,6 +20698,55 @@
           <w:i/>
           <w:iCs/>
         </w:rPr>
+        <w:t xml:space="preserve">Proceedings of the 28th ACM SIGKDD Conference on Knowledge Discovery and Data Mining (KDD ’22)</w:t>
+      </w:r>
+      <w:r>
+        <w:t xml:space="preserve">. ACM.</w:t>
+      </w:r>
+      <w:r>
+        <w:t xml:space="preserve"> </w:t>
+      </w:r>
+      <w:hyperlink r:id="rId87">
+        <w:r>
+          <w:rPr>
+            <w:rStyle w:val="Hyperlink"/>
+          </w:rPr>
+          <w:t xml:space="preserve">https://doi.org/10.1145/3534678.3539398</w:t>
+        </w:r>
+      </w:hyperlink>
+      <w:r>
+        <w:t xml:space="preserve">.</w:t>
+      </w:r>
+    </w:p>
+    <w:bookmarkEnd w:id="88"/>
+    <w:bookmarkStart w:id="90" w:name="ref-dong1999emerging"/>
+    <w:p>
+      <w:pPr>
+        <w:pStyle w:val="Bibliography"/>
+      </w:pPr>
+      <w:r>
+        <w:t xml:space="preserve">Dong, Guozhu, and Jinyan Li. 1999.</w:t>
+      </w:r>
+      <w:r>
+        <w:t xml:space="preserve"> </w:t>
+      </w:r>
+      <w:r>
+        <w:t xml:space="preserve">“Efficient Mining of Emerging Patterns: Discovering Trends and Differences.”</w:t>
+      </w:r>
+      <w:r>
+        <w:t xml:space="preserve"> </w:t>
+      </w:r>
+      <w:r>
+        <w:t xml:space="preserve">In</w:t>
+      </w:r>
+      <w:r>
+        <w:t xml:space="preserve"> </w:t>
+      </w:r>
+      <w:r>
+        <w:rPr>
+          <w:i/>
+          <w:iCs/>
+        </w:rPr>
         <w:t xml:space="preserve">Proceedings of the Fifth ACM SIGKDD International Conference on Knowledge Discovery and Data Mining (KDD)</w:t>
       </w:r>
       <w:r>
@@ -20352,7 +20755,7 @@
       <w:r>
         <w:t xml:space="preserve"> </w:t>
       </w:r>
-      <w:hyperlink r:id="rId85">
+      <w:hyperlink r:id="rId89">
         <w:r>
           <w:rPr>
             <w:rStyle w:val="Hyperlink"/>
@@ -20364,8 +20767,8 @@
         <w:t xml:space="preserve">.</w:t>
       </w:r>
     </w:p>
-    <w:bookmarkEnd w:id="86"/>
-    <w:bookmarkStart w:id="88" w:name="ref-du2017deeplog"/>
+    <w:bookmarkEnd w:id="90"/>
+    <w:bookmarkStart w:id="92" w:name="ref-du2017deeplog"/>
     <w:p>
       <w:pPr>
         <w:pStyle w:val="Bibliography"/>
@@ -20407,7 +20810,7 @@
       <w:r>
         <w:t xml:space="preserve"> </w:t>
       </w:r>
-      <w:hyperlink r:id="rId87">
+      <w:hyperlink r:id="rId91">
         <w:r>
           <w:rPr>
             <w:rStyle w:val="Hyperlink"/>
@@ -20419,8 +20822,8 @@
         <w:t xml:space="preserve">.</w:t>
       </w:r>
     </w:p>
-    <w:bookmarkEnd w:id="88"/>
-    <w:bookmarkStart w:id="90" w:name="ref-fithian2014optimal"/>
+    <w:bookmarkEnd w:id="92"/>
+    <w:bookmarkStart w:id="94" w:name="ref-fithian2014optimal"/>
     <w:p>
       <w:pPr>
         <w:pStyle w:val="Bibliography"/>
@@ -20450,7 +20853,7 @@
       <w:r>
         <w:t xml:space="preserve"> </w:t>
       </w:r>
-      <w:hyperlink r:id="rId89">
+      <w:hyperlink r:id="rId93">
         <w:r>
           <w:rPr>
             <w:rStyle w:val="Hyperlink"/>
@@ -20462,8 +20865,8 @@
         <w:t xml:space="preserve">.</w:t>
       </w:r>
     </w:p>
-    <w:bookmarkEnd w:id="90"/>
-    <w:bookmarkStart w:id="92" w:name="ref-fournierviger2022patternmining"/>
+    <w:bookmarkEnd w:id="94"/>
+    <w:bookmarkStart w:id="96" w:name="ref-fournierviger2022patternmining"/>
     <w:p>
       <w:pPr>
         <w:pStyle w:val="Bibliography"/>
@@ -20499,7 +20902,7 @@
       <w:r>
         <w:t xml:space="preserve"> </w:t>
       </w:r>
-      <w:hyperlink r:id="rId91">
+      <w:hyperlink r:id="rId95">
         <w:r>
           <w:rPr>
             <w:rStyle w:val="Hyperlink"/>
@@ -20511,8 +20914,8 @@
         <w:t xml:space="preserve">.</w:t>
       </w:r>
     </w:p>
-    <w:bookmarkEnd w:id="92"/>
-    <w:bookmarkStart w:id="94" w:name="ref-fournierviger2014cmspade"/>
+    <w:bookmarkEnd w:id="96"/>
+    <w:bookmarkStart w:id="98" w:name="ref-fournierviger2014cmspade"/>
     <w:p>
       <w:pPr>
         <w:pStyle w:val="Bibliography"/>
@@ -20548,7 +20951,7 @@
       <w:r>
         <w:t xml:space="preserve"> </w:t>
       </w:r>
-      <w:hyperlink r:id="rId93">
+      <w:hyperlink r:id="rId97">
         <w:r>
           <w:rPr>
             <w:rStyle w:val="Hyperlink"/>
@@ -20560,8 +20963,8 @@
         <w:t xml:space="preserve">.</w:t>
       </w:r>
     </w:p>
-    <w:bookmarkEnd w:id="94"/>
-    <w:bookmarkStart w:id="96" w:name="ref-fournier2016spmf"/>
+    <w:bookmarkEnd w:id="98"/>
+    <w:bookmarkStart w:id="100" w:name="ref-fournier2016spmf"/>
     <w:p>
       <w:pPr>
         <w:pStyle w:val="Bibliography"/>
@@ -20609,7 +21012,7 @@
       <w:r>
         <w:t xml:space="preserve"> </w:t>
       </w:r>
-      <w:hyperlink r:id="rId95">
+      <w:hyperlink r:id="rId99">
         <w:r>
           <w:rPr>
             <w:rStyle w:val="Hyperlink"/>
@@ -20621,8 +21024,8 @@
         <w:t xml:space="preserve">.</w:t>
       </w:r>
     </w:p>
-    <w:bookmarkEnd w:id="96"/>
-    <w:bookmarkStart w:id="98" w:name="ref-fournierviger2014vmsp"/>
+    <w:bookmarkEnd w:id="100"/>
+    <w:bookmarkStart w:id="102" w:name="ref-fournierviger2014vmsp"/>
     <w:p>
       <w:pPr>
         <w:pStyle w:val="Bibliography"/>
@@ -20664,7 +21067,7 @@
       <w:r>
         <w:t xml:space="preserve"> </w:t>
       </w:r>
-      <w:hyperlink r:id="rId97">
+      <w:hyperlink r:id="rId101">
         <w:r>
           <w:rPr>
             <w:rStyle w:val="Hyperlink"/>
@@ -20676,8 +21079,8 @@
         <w:t xml:space="preserve">.</w:t>
       </w:r>
     </w:p>
-    <w:bookmarkEnd w:id="98"/>
-    <w:bookmarkStart w:id="100" w:name="ref-guo2021logbert"/>
+    <w:bookmarkEnd w:id="102"/>
+    <w:bookmarkStart w:id="104" w:name="ref-guo2021logbert"/>
     <w:p>
       <w:pPr>
         <w:pStyle w:val="Bibliography"/>
@@ -20728,7 +21131,7 @@
       <w:r>
         <w:t xml:space="preserve"> </w:t>
       </w:r>
-      <w:hyperlink r:id="rId99">
+      <w:hyperlink r:id="rId103">
         <w:r>
           <w:rPr>
             <w:rStyle w:val="Hyperlink"/>
@@ -20740,8 +21143,8 @@
         <w:t xml:space="preserve">.</w:t>
       </w:r>
     </w:p>
-    <w:bookmarkEnd w:id="100"/>
-    <w:bookmarkStart w:id="102" w:name="ref-guo2024logformer"/>
+    <w:bookmarkEnd w:id="104"/>
+    <w:bookmarkStart w:id="106" w:name="ref-guo2024logformer"/>
     <w:p>
       <w:pPr>
         <w:pStyle w:val="Bibliography"/>
@@ -20770,7 +21173,7 @@
       <w:r>
         <w:t xml:space="preserve"> </w:t>
       </w:r>
-      <w:hyperlink r:id="rId101">
+      <w:hyperlink r:id="rId105">
         <w:r>
           <w:rPr>
             <w:rStyle w:val="Hyperlink"/>
@@ -20782,26 +21185,20 @@
         <w:t xml:space="preserve">.</w:t>
       </w:r>
     </w:p>
-    <w:bookmarkEnd w:id="102"/>
-    <w:bookmarkStart w:id="104" w:name="ref-han2000mining"/>
+    <w:bookmarkEnd w:id="106"/>
+    <w:bookmarkStart w:id="108" w:name="ref-hadadi2024systematic"/>
     <w:p>
       <w:pPr>
         <w:pStyle w:val="Bibliography"/>
       </w:pPr>
       <w:r>
-        <w:t xml:space="preserve">Han, Jiawei, Jian Pei, and Yiwen Yin. 2000.</w:t>
-      </w:r>
-      <w:r>
-        <w:t xml:space="preserve"> </w:t>
-      </w:r>
-      <w:r>
-        <w:t xml:space="preserve">“Mining Frequent Patterns Without Candidate Generation.”</w:t>
-      </w:r>
-      <w:r>
-        <w:t xml:space="preserve"> </w:t>
-      </w:r>
-      <w:r>
-        <w:t xml:space="preserve">In</w:t>
+        <w:t xml:space="preserve">Hadadi, Fatemeh, Joshua H. Dawes, Donghwan Shin, Domenico Bianculli, and Lionel Briand. 2024.</w:t>
+      </w:r>
+      <w:r>
+        <w:t xml:space="preserve"> </w:t>
+      </w:r>
+      <w:r>
+        <w:t xml:space="preserve">“Systematic Evaluation of Deep Learning Models for Log-Based Failure Prediction.”</w:t>
       </w:r>
       <w:r>
         <w:t xml:space="preserve"> </w:t>
@@ -20811,6 +21208,104 @@
           <w:i/>
           <w:iCs/>
         </w:rPr>
+        <w:t xml:space="preserve">Empirical Software Engineering</w:t>
+      </w:r>
+      <w:r>
+        <w:t xml:space="preserve"> </w:t>
+      </w:r>
+      <w:r>
+        <w:t xml:space="preserve">29.</w:t>
+      </w:r>
+      <w:r>
+        <w:t xml:space="preserve"> </w:t>
+      </w:r>
+      <w:hyperlink r:id="rId107">
+        <w:r>
+          <w:rPr>
+            <w:rStyle w:val="Hyperlink"/>
+          </w:rPr>
+          <w:t xml:space="preserve">https://doi.org/10.1007/s10664-024-10501-4</w:t>
+        </w:r>
+      </w:hyperlink>
+      <w:r>
+        <w:t xml:space="preserve">.</w:t>
+      </w:r>
+    </w:p>
+    <w:bookmarkEnd w:id="108"/>
+    <w:bookmarkStart w:id="110" w:name="ref-hamalainen2019tutorial"/>
+    <w:p>
+      <w:pPr>
+        <w:pStyle w:val="Bibliography"/>
+      </w:pPr>
+      <w:r>
+        <w:t xml:space="preserve">Hämäläinen, Wilhelmiina, and Geoffrey I. Webb. 2019.</w:t>
+      </w:r>
+      <w:r>
+        <w:t xml:space="preserve"> </w:t>
+      </w:r>
+      <w:r>
+        <w:t xml:space="preserve">“A Tutorial on Statistically Sound Pattern Discovery.”</w:t>
+      </w:r>
+      <w:r>
+        <w:t xml:space="preserve"> </w:t>
+      </w:r>
+      <w:r>
+        <w:rPr>
+          <w:i/>
+          <w:iCs/>
+        </w:rPr>
+        <w:t xml:space="preserve">Data Mining and Knowledge Discovery</w:t>
+      </w:r>
+      <w:r>
+        <w:t xml:space="preserve"> </w:t>
+      </w:r>
+      <w:r>
+        <w:t xml:space="preserve">33 (2): 325–77.</w:t>
+      </w:r>
+      <w:r>
+        <w:t xml:space="preserve"> </w:t>
+      </w:r>
+      <w:hyperlink r:id="rId109">
+        <w:r>
+          <w:rPr>
+            <w:rStyle w:val="Hyperlink"/>
+          </w:rPr>
+          <w:t xml:space="preserve">https://doi.org/10.1007/s10618-018-0590-x</w:t>
+        </w:r>
+      </w:hyperlink>
+      <w:r>
+        <w:t xml:space="preserve">.</w:t>
+      </w:r>
+    </w:p>
+    <w:bookmarkEnd w:id="110"/>
+    <w:bookmarkStart w:id="112" w:name="ref-han2000mining"/>
+    <w:p>
+      <w:pPr>
+        <w:pStyle w:val="Bibliography"/>
+      </w:pPr>
+      <w:r>
+        <w:t xml:space="preserve">Han, Jiawei, Jian Pei, and Yiwen Yin. 2000.</w:t>
+      </w:r>
+      <w:r>
+        <w:t xml:space="preserve"> </w:t>
+      </w:r>
+      <w:r>
+        <w:t xml:space="preserve">“Mining Frequent Patterns Without Candidate Generation.”</w:t>
+      </w:r>
+      <w:r>
+        <w:t xml:space="preserve"> </w:t>
+      </w:r>
+      <w:r>
+        <w:t xml:space="preserve">In</w:t>
+      </w:r>
+      <w:r>
+        <w:t xml:space="preserve"> </w:t>
+      </w:r>
+      <w:r>
+        <w:rPr>
+          <w:i/>
+          <w:iCs/>
+        </w:rPr>
         <w:t xml:space="preserve">Proceedings of the 2000 ACM SIGMOD International Conference on Management of Data</w:t>
       </w:r>
       <w:r>
@@ -20819,7 +21314,7 @@
       <w:r>
         <w:t xml:space="preserve"> </w:t>
       </w:r>
-      <w:hyperlink r:id="rId103">
+      <w:hyperlink r:id="rId111">
         <w:r>
           <w:rPr>
             <w:rStyle w:val="Hyperlink"/>
@@ -20831,20 +21326,20 @@
         <w:t xml:space="preserve">.</w:t>
       </w:r>
     </w:p>
-    <w:bookmarkEnd w:id="104"/>
-    <w:bookmarkStart w:id="106" w:name="ref-ifraz2024sequential"/>
+    <w:bookmarkEnd w:id="112"/>
+    <w:bookmarkStart w:id="114" w:name="ref-hu2023frequent"/>
     <w:p>
       <w:pPr>
         <w:pStyle w:val="Bibliography"/>
       </w:pPr>
       <w:r>
-        <w:t xml:space="preserve">İfraz, Metin, and Süleyman Ersöz. 2024.</w:t>
-      </w:r>
-      <w:r>
-        <w:t xml:space="preserve"> </w:t>
-      </w:r>
-      <w:r>
-        <w:t xml:space="preserve">“Sequential Predictive Maintenance and Spare Parts Management with Data Mining Methods: A Case Study in Bus Fleet.”</w:t>
+        <w:t xml:space="preserve">Hu, Wenkai, Yue Gao, and Xu Chen. 2023.</w:t>
+      </w:r>
+      <w:r>
+        <w:t xml:space="preserve"> </w:t>
+      </w:r>
+      <w:r>
+        <w:t xml:space="preserve">“Frequent Alarm Pattern Mining of Industrial Alarm Flood Sequences by an Improved PrefixSpan Algorithm.”</w:t>
       </w:r>
       <w:r>
         <w:t xml:space="preserve"> </w:t>
@@ -20854,6 +21349,98 @@
           <w:i/>
           <w:iCs/>
         </w:rPr>
+        <w:t xml:space="preserve">Processes</w:t>
+      </w:r>
+      <w:r>
+        <w:t xml:space="preserve"> </w:t>
+      </w:r>
+      <w:r>
+        <w:t xml:space="preserve">11 (4): 1169.</w:t>
+      </w:r>
+      <w:r>
+        <w:t xml:space="preserve"> </w:t>
+      </w:r>
+      <w:hyperlink r:id="rId113">
+        <w:r>
+          <w:rPr>
+            <w:rStyle w:val="Hyperlink"/>
+          </w:rPr>
+          <w:t xml:space="preserve">https://doi.org/10.3390/pr11041169</w:t>
+        </w:r>
+      </w:hyperlink>
+      <w:r>
+        <w:t xml:space="preserve">.</w:t>
+      </w:r>
+    </w:p>
+    <w:bookmarkEnd w:id="114"/>
+    <w:bookmarkStart w:id="116" w:name="ref-hu2023priority"/>
+    <w:p>
+      <w:pPr>
+        <w:pStyle w:val="Bibliography"/>
+      </w:pPr>
+      <w:r>
+        <w:t xml:space="preserve">Hu, Wenkai, Zhuang Wang, and Jiandong Wang. 2023.</w:t>
+      </w:r>
+      <w:r>
+        <w:t xml:space="preserve"> </w:t>
+      </w:r>
+      <w:r>
+        <w:t xml:space="preserve">“A Priority-Aware Sequential Pattern Mining Method for Detection of Compact Patterns from Alarm Floods.”</w:t>
+      </w:r>
+      <w:r>
+        <w:t xml:space="preserve"> </w:t>
+      </w:r>
+      <w:r>
+        <w:rPr>
+          <w:i/>
+          <w:iCs/>
+        </w:rPr>
+        <w:t xml:space="preserve">Journal of Process Control</w:t>
+      </w:r>
+      <w:r>
+        <w:t xml:space="preserve"> </w:t>
+      </w:r>
+      <w:r>
+        <w:t xml:space="preserve">129: 103041.</w:t>
+      </w:r>
+      <w:r>
+        <w:t xml:space="preserve"> </w:t>
+      </w:r>
+      <w:hyperlink r:id="rId115">
+        <w:r>
+          <w:rPr>
+            <w:rStyle w:val="Hyperlink"/>
+          </w:rPr>
+          <w:t xml:space="preserve">https://doi.org/10.1016/j.jprocont.2023.103041</w:t>
+        </w:r>
+      </w:hyperlink>
+      <w:r>
+        <w:t xml:space="preserve">.</w:t>
+      </w:r>
+    </w:p>
+    <w:bookmarkEnd w:id="116"/>
+    <w:bookmarkStart w:id="118" w:name="ref-ifraz2024sequential"/>
+    <w:p>
+      <w:pPr>
+        <w:pStyle w:val="Bibliography"/>
+      </w:pPr>
+      <w:r>
+        <w:t xml:space="preserve">İfraz, Metin, and Süleyman Ersöz. 2024.</w:t>
+      </w:r>
+      <w:r>
+        <w:t xml:space="preserve"> </w:t>
+      </w:r>
+      <w:r>
+        <w:t xml:space="preserve">“Sequential Predictive Maintenance and Spare Parts Management with Data Mining Methods: A Case Study in Bus Fleet.”</w:t>
+      </w:r>
+      <w:r>
+        <w:t xml:space="preserve"> </w:t>
+      </w:r>
+      <w:r>
+        <w:rPr>
+          <w:i/>
+          <w:iCs/>
+        </w:rPr>
         <w:t xml:space="preserve">The Journal of Supercomputing</w:t>
       </w:r>
       <w:r>
@@ -20862,7 +21449,7 @@
       <w:r>
         <w:t xml:space="preserve"> </w:t>
       </w:r>
-      <w:hyperlink r:id="rId105">
+      <w:hyperlink r:id="rId117">
         <w:r>
           <w:rPr>
             <w:rStyle w:val="Hyperlink"/>
@@ -20874,8 +21461,8 @@
         <w:t xml:space="preserve">.</w:t>
       </w:r>
     </w:p>
-    <w:bookmarkEnd w:id="106"/>
-    <w:bookmarkStart w:id="108" w:name="ref-kharazian2025scania"/>
+    <w:bookmarkEnd w:id="118"/>
+    <w:bookmarkStart w:id="120" w:name="ref-kharazian2025scania"/>
     <w:p>
       <w:pPr>
         <w:pStyle w:val="Bibliography"/>
@@ -20923,7 +21510,7 @@
       <w:r>
         <w:t xml:space="preserve"> </w:t>
       </w:r>
-      <w:hyperlink r:id="rId107">
+      <w:hyperlink r:id="rId119">
         <w:r>
           <w:rPr>
             <w:rStyle w:val="Hyperlink"/>
@@ -20935,20 +21522,20 @@
         <w:t xml:space="preserve">.</w:t>
       </w:r>
     </w:p>
-    <w:bookmarkEnd w:id="108"/>
-    <w:bookmarkStart w:id="110" w:name="ref-langholz1996risk"/>
+    <w:bookmarkEnd w:id="120"/>
+    <w:bookmarkStart w:id="122" w:name="ref-landauer2023deep"/>
     <w:p>
       <w:pPr>
         <w:pStyle w:val="Bibliography"/>
       </w:pPr>
       <w:r>
-        <w:t xml:space="preserve">Langholz, Bryan, and Larry Goldstein. 1996.</w:t>
-      </w:r>
-      <w:r>
-        <w:t xml:space="preserve"> </w:t>
-      </w:r>
-      <w:r>
-        <w:t xml:space="preserve">“Risk Set Sampling in Epidemiologic Cohort Studies.”</w:t>
+        <w:t xml:space="preserve">Landauer, Max, Sebastian Onder, Florian Skopik, and Markus Wurzenberger. 2023.</w:t>
+      </w:r>
+      <w:r>
+        <w:t xml:space="preserve"> </w:t>
+      </w:r>
+      <w:r>
+        <w:t xml:space="preserve">“Deep Learning for Anomaly Detection in Log Data: A Survey.”</w:t>
       </w:r>
       <w:r>
         <w:t xml:space="preserve"> </w:t>
@@ -20958,6 +21545,52 @@
           <w:i/>
           <w:iCs/>
         </w:rPr>
+        <w:t xml:space="preserve">Machine Learning with Applications</w:t>
+      </w:r>
+      <w:r>
+        <w:t xml:space="preserve"> </w:t>
+      </w:r>
+      <w:r>
+        <w:t xml:space="preserve">12: 100470.</w:t>
+      </w:r>
+      <w:r>
+        <w:t xml:space="preserve"> </w:t>
+      </w:r>
+      <w:hyperlink r:id="rId121">
+        <w:r>
+          <w:rPr>
+            <w:rStyle w:val="Hyperlink"/>
+          </w:rPr>
+          <w:t xml:space="preserve">https://doi.org/10.1016/j.mlwa.2023.100470</w:t>
+        </w:r>
+      </w:hyperlink>
+      <w:r>
+        <w:t xml:space="preserve">.</w:t>
+      </w:r>
+    </w:p>
+    <w:bookmarkEnd w:id="122"/>
+    <w:bookmarkStart w:id="124" w:name="ref-langholz1996risk"/>
+    <w:p>
+      <w:pPr>
+        <w:pStyle w:val="Bibliography"/>
+      </w:pPr>
+      <w:r>
+        <w:t xml:space="preserve">Langholz, Bryan, and Larry Goldstein. 1996.</w:t>
+      </w:r>
+      <w:r>
+        <w:t xml:space="preserve"> </w:t>
+      </w:r>
+      <w:r>
+        <w:t xml:space="preserve">“Risk Set Sampling in Epidemiologic Cohort Studies.”</w:t>
+      </w:r>
+      <w:r>
+        <w:t xml:space="preserve"> </w:t>
+      </w:r>
+      <w:r>
+        <w:rPr>
+          <w:i/>
+          <w:iCs/>
+        </w:rPr>
         <w:t xml:space="preserve">Statistical Science</w:t>
       </w:r>
       <w:r>
@@ -20969,7 +21602,7 @@
       <w:r>
         <w:t xml:space="preserve"> </w:t>
       </w:r>
-      <w:hyperlink r:id="rId109">
+      <w:hyperlink r:id="rId123">
         <w:r>
           <w:rPr>
             <w:rStyle w:val="Hyperlink"/>
@@ -20981,8 +21614,8 @@
         <w:t xml:space="preserve">.</w:t>
       </w:r>
     </w:p>
-    <w:bookmarkEnd w:id="110"/>
-    <w:bookmarkStart w:id="112" w:name="ref-alibaba2018trace"/>
+    <w:bookmarkEnd w:id="124"/>
+    <w:bookmarkStart w:id="126" w:name="ref-alibaba2018trace"/>
     <w:p>
       <w:pPr>
         <w:pStyle w:val="Bibliography"/>
@@ -21012,7 +21645,7 @@
       <w:r>
         <w:t xml:space="preserve"> </w:t>
       </w:r>
-      <w:hyperlink r:id="rId111">
+      <w:hyperlink r:id="rId125">
         <w:r>
           <w:rPr>
             <w:rStyle w:val="Hyperlink"/>
@@ -21024,8 +21657,8 @@
         <w:t xml:space="preserve">.</w:t>
       </w:r>
     </w:p>
-    <w:bookmarkEnd w:id="112"/>
-    <w:bookmarkStart w:id="114" w:name="ref-luo2021alibaba"/>
+    <w:bookmarkEnd w:id="126"/>
+    <w:bookmarkStart w:id="128" w:name="ref-luo2021alibaba"/>
     <w:p>
       <w:pPr>
         <w:pStyle w:val="Bibliography"/>
@@ -21073,7 +21706,7 @@
       <w:r>
         <w:t xml:space="preserve"> </w:t>
       </w:r>
-      <w:hyperlink r:id="rId113">
+      <w:hyperlink r:id="rId127">
         <w:r>
           <w:rPr>
             <w:rStyle w:val="Hyperlink"/>
@@ -21085,8 +21718,8 @@
         <w:t xml:space="preserve">.</w:t>
       </w:r>
     </w:p>
-    <w:bookmarkEnd w:id="114"/>
-    <w:bookmarkStart w:id="116" w:name="ref-meng2019loganomaly"/>
+    <w:bookmarkEnd w:id="128"/>
+    <w:bookmarkStart w:id="130" w:name="ref-meng2019loganomaly"/>
     <w:p>
       <w:pPr>
         <w:pStyle w:val="Bibliography"/>
@@ -21128,7 +21761,7 @@
       <w:r>
         <w:t xml:space="preserve"> </w:t>
       </w:r>
-      <w:hyperlink r:id="rId115">
+      <w:hyperlink r:id="rId129">
         <w:r>
           <w:rPr>
             <w:rStyle w:val="Hyperlink"/>
@@ -21140,8 +21773,8 @@
         <w:t xml:space="preserve">.</w:t>
       </w:r>
     </w:p>
-    <w:bookmarkEnd w:id="116"/>
-    <w:bookmarkStart w:id="118" w:name="ref-azurepdm"/>
+    <w:bookmarkEnd w:id="130"/>
+    <w:bookmarkStart w:id="132" w:name="ref-azurepdm"/>
     <w:p>
       <w:pPr>
         <w:pStyle w:val="Bibliography"/>
@@ -21170,7 +21803,7 @@
       <w:r>
         <w:t xml:space="preserve"> </w:t>
       </w:r>
-      <w:hyperlink r:id="rId117">
+      <w:hyperlink r:id="rId131">
         <w:r>
           <w:rPr>
             <w:rStyle w:val="Hyperlink"/>
@@ -21182,8 +21815,8 @@
         <w:t xml:space="preserve">.</w:t>
       </w:r>
     </w:p>
-    <w:bookmarkEnd w:id="118"/>
-    <w:bookmarkStart w:id="120" w:name="ref-oliner2007supercomputers"/>
+    <w:bookmarkEnd w:id="132"/>
+    <w:bookmarkStart w:id="134" w:name="ref-oliner2007supercomputers"/>
     <w:p>
       <w:pPr>
         <w:pStyle w:val="Bibliography"/>
@@ -21219,7 +21852,7 @@
       <w:r>
         <w:t xml:space="preserve"> </w:t>
       </w:r>
-      <w:hyperlink r:id="rId119">
+      <w:hyperlink r:id="rId133">
         <w:r>
           <w:rPr>
             <w:rStyle w:val="Hyperlink"/>
@@ -21231,8 +21864,8 @@
         <w:t xml:space="preserve">.</w:t>
       </w:r>
     </w:p>
-    <w:bookmarkEnd w:id="120"/>
-    <w:bookmarkStart w:id="122" w:name="ref-pei2001prefixspan"/>
+    <w:bookmarkEnd w:id="134"/>
+    <w:bookmarkStart w:id="136" w:name="ref-pei2001prefixspan"/>
     <w:p>
       <w:pPr>
         <w:pStyle w:val="Bibliography"/>
@@ -21274,7 +21907,7 @@
       <w:r>
         <w:t xml:space="preserve"> </w:t>
       </w:r>
-      <w:hyperlink r:id="rId121">
+      <w:hyperlink r:id="rId135">
         <w:r>
           <w:rPr>
             <w:rStyle w:val="Hyperlink"/>
@@ -21286,13 +21919,59 @@
         <w:t xml:space="preserve">.</w:t>
       </w:r>
     </w:p>
-    <w:bookmarkEnd w:id="122"/>
-    <w:bookmarkStart w:id="125" w:name="ref-plumley2022kelmarsh"/>
+    <w:bookmarkEnd w:id="136"/>
+    <w:bookmarkStart w:id="138" w:name="ref-pellegrina2024efficient"/>
     <w:p>
       <w:pPr>
         <w:pStyle w:val="Bibliography"/>
       </w:pPr>
       <w:r>
+        <w:t xml:space="preserve">Pellegrina, Leonardo, and Fabio Vandin. 2024.</w:t>
+      </w:r>
+      <w:r>
+        <w:t xml:space="preserve"> </w:t>
+      </w:r>
+      <w:r>
+        <w:t xml:space="preserve">“Efficient Discovery of Significant Patterns with Few-Shot Resampling.”</w:t>
+      </w:r>
+      <w:r>
+        <w:t xml:space="preserve"> </w:t>
+      </w:r>
+      <w:r>
+        <w:rPr>
+          <w:i/>
+          <w:iCs/>
+        </w:rPr>
+        <w:t xml:space="preserve">Proceedings of the VLDB Endowment</w:t>
+      </w:r>
+      <w:r>
+        <w:t xml:space="preserve"> </w:t>
+      </w:r>
+      <w:r>
+        <w:t xml:space="preserve">17 (10).</w:t>
+      </w:r>
+      <w:r>
+        <w:t xml:space="preserve"> </w:t>
+      </w:r>
+      <w:hyperlink r:id="rId137">
+        <w:r>
+          <w:rPr>
+            <w:rStyle w:val="Hyperlink"/>
+          </w:rPr>
+          <w:t xml:space="preserve">https://doi.org/10.14778/3675034.3675055</w:t>
+        </w:r>
+      </w:hyperlink>
+      <w:r>
+        <w:t xml:space="preserve">.</w:t>
+      </w:r>
+    </w:p>
+    <w:bookmarkEnd w:id="138"/>
+    <w:bookmarkStart w:id="141" w:name="ref-plumley2022kelmarsh"/>
+    <w:p>
+      <w:pPr>
+        <w:pStyle w:val="Bibliography"/>
+      </w:pPr>
+      <w:r>
         <w:t xml:space="preserve">Plumley, Charlie. 2022a.</w:t>
       </w:r>
       <w:r>
@@ -21304,7 +21983,7 @@
       <w:r>
         <w:t xml:space="preserve"> </w:t>
       </w:r>
-      <w:hyperlink r:id="rId123">
+      <w:hyperlink r:id="rId139">
         <w:r>
           <w:rPr>
             <w:rStyle w:val="Hyperlink"/>
@@ -21318,7 +21997,7 @@
       <w:r>
         <w:t xml:space="preserve"> </w:t>
       </w:r>
-      <w:hyperlink r:id="rId124">
+      <w:hyperlink r:id="rId140">
         <w:r>
           <w:rPr>
             <w:rStyle w:val="Hyperlink"/>
@@ -21330,8 +22009,8 @@
         <w:t xml:space="preserve">.</w:t>
       </w:r>
     </w:p>
-    <w:bookmarkEnd w:id="125"/>
-    <w:bookmarkStart w:id="128" w:name="ref-plumley2022penmanshiel"/>
+    <w:bookmarkEnd w:id="141"/>
+    <w:bookmarkStart w:id="144" w:name="ref-plumley2022penmanshiel"/>
     <w:p>
       <w:pPr>
         <w:pStyle w:val="Bibliography"/>
@@ -21348,7 +22027,7 @@
       <w:r>
         <w:t xml:space="preserve"> </w:t>
       </w:r>
-      <w:hyperlink r:id="rId126">
+      <w:hyperlink r:id="rId142">
         <w:r>
           <w:rPr>
             <w:rStyle w:val="Hyperlink"/>
@@ -21362,7 +22041,7 @@
       <w:r>
         <w:t xml:space="preserve"> </w:t>
       </w:r>
-      <w:hyperlink r:id="rId127">
+      <w:hyperlink r:id="rId143">
         <w:r>
           <w:rPr>
             <w:rStyle w:val="Hyperlink"/>
@@ -21374,8 +22053,8 @@
         <w:t xml:space="preserve">.</w:t>
       </w:r>
     </w:p>
-    <w:bookmarkEnd w:id="128"/>
-    <w:bookmarkStart w:id="130" w:name="ref-prentice1978retrospective"/>
+    <w:bookmarkEnd w:id="144"/>
+    <w:bookmarkStart w:id="146" w:name="ref-prentice1978retrospective"/>
     <w:p>
       <w:pPr>
         <w:pStyle w:val="Bibliography"/>
@@ -21408,7 +22087,7 @@
       <w:r>
         <w:t xml:space="preserve"> </w:t>
       </w:r>
-      <w:hyperlink r:id="rId129">
+      <w:hyperlink r:id="rId145">
         <w:r>
           <w:rPr>
             <w:rStyle w:val="Hyperlink"/>
@@ -21420,8 +22099,8 @@
         <w:t xml:space="preserve">.</w:t>
       </w:r>
     </w:p>
-    <w:bookmarkEnd w:id="130"/>
-    <w:bookmarkStart w:id="132" w:name="ref-raschka2018mlxtend"/>
+    <w:bookmarkEnd w:id="146"/>
+    <w:bookmarkStart w:id="148" w:name="ref-raschka2018mlxtend"/>
     <w:p>
       <w:pPr>
         <w:pStyle w:val="Bibliography"/>
@@ -21460,7 +22139,7 @@
       <w:r>
         <w:t xml:space="preserve"> </w:t>
       </w:r>
-      <w:hyperlink r:id="rId131">
+      <w:hyperlink r:id="rId147">
         <w:r>
           <w:rPr>
             <w:rStyle w:val="Hyperlink"/>
@@ -21472,8 +22151,8 @@
         <w:t xml:space="preserve">.</w:t>
       </w:r>
     </w:p>
-    <w:bookmarkEnd w:id="132"/>
-    <w:bookmarkStart w:id="134" w:name="ref-ren2020failure"/>
+    <w:bookmarkEnd w:id="148"/>
+    <w:bookmarkStart w:id="150" w:name="ref-ren2020failure"/>
     <w:p>
       <w:pPr>
         <w:pStyle w:val="Bibliography"/>
@@ -21509,7 +22188,7 @@
       <w:r>
         <w:t xml:space="preserve"> </w:t>
       </w:r>
-      <w:hyperlink r:id="rId133">
+      <w:hyperlink r:id="rId149">
         <w:r>
           <w:rPr>
             <w:rStyle w:val="Hyperlink"/>
@@ -21521,8 +22200,8 @@
         <w:t xml:space="preserve">.</w:t>
       </w:r>
     </w:p>
-    <w:bookmarkEnd w:id="134"/>
-    <w:bookmarkStart w:id="136" w:name="ref-saxena2008cmapss"/>
+    <w:bookmarkEnd w:id="150"/>
+    <w:bookmarkStart w:id="152" w:name="ref-saxena2008cmapss"/>
     <w:p>
       <w:pPr>
         <w:pStyle w:val="Bibliography"/>
@@ -21558,7 +22237,7 @@
       <w:r>
         <w:t xml:space="preserve"> </w:t>
       </w:r>
-      <w:hyperlink r:id="rId135">
+      <w:hyperlink r:id="rId151">
         <w:r>
           <w:rPr>
             <w:rStyle w:val="Hyperlink"/>
@@ -21570,8 +22249,8 @@
         <w:t xml:space="preserve">.</w:t>
       </w:r>
     </w:p>
-    <w:bookmarkEnd w:id="136"/>
-    <w:bookmarkStart w:id="138" w:name="ref-serradilla2022pdmsurvey"/>
+    <w:bookmarkEnd w:id="152"/>
+    <w:bookmarkStart w:id="154" w:name="ref-serradilla2022pdmsurvey"/>
     <w:p>
       <w:pPr>
         <w:pStyle w:val="Bibliography"/>
@@ -21604,7 +22283,7 @@
       <w:r>
         <w:t xml:space="preserve"> </w:t>
       </w:r>
-      <w:hyperlink r:id="rId137">
+      <w:hyperlink r:id="rId153">
         <w:r>
           <w:rPr>
             <w:rStyle w:val="Hyperlink"/>
@@ -21616,26 +22295,29 @@
         <w:t xml:space="preserve">.</w:t>
       </w:r>
     </w:p>
-    <w:bookmarkEnd w:id="138"/>
-    <w:bookmarkStart w:id="140" w:name="ref-srikant1996gsp"/>
+    <w:bookmarkEnd w:id="154"/>
+    <w:bookmarkStart w:id="155" w:name="ref-shah2025alarm"/>
     <w:p>
       <w:pPr>
         <w:pStyle w:val="Bibliography"/>
       </w:pPr>
       <w:r>
-        <w:t xml:space="preserve">Srikant, Ramakrishnan, and Rakesh Agrawal. 1996.</w:t>
-      </w:r>
-      <w:r>
-        <w:t xml:space="preserve"> </w:t>
-      </w:r>
-      <w:r>
-        <w:t xml:space="preserve">“Mining Sequential Patterns: Generalizations and Performance Improvements.”</w:t>
-      </w:r>
-      <w:r>
-        <w:t xml:space="preserve"> </w:t>
-      </w:r>
-      <w:r>
-        <w:t xml:space="preserve">In</w:t>
+        <w:t xml:space="preserve">Shah, Syed Shazaib, and Daoliang Tan. 2025.</w:t>
+      </w:r>
+      <w:r>
+        <w:t xml:space="preserve"> </w:t>
+      </w:r>
+      <w:r>
+        <w:t xml:space="preserve">“Early Wind Turbine Alarm Prediction Based on Machine Learning:</w:t>
+      </w:r>
+      <w:r>
+        <w:t xml:space="preserve"> </w:t>
+      </w:r>
+      <w:r>
+        <w:t xml:space="preserve">AlarmForecasting</w:t>
+      </w:r>
+      <w:r>
+        <w:t xml:space="preserve">.”</w:t>
       </w:r>
       <w:r>
         <w:t xml:space="preserve"> </w:t>
@@ -21645,6 +22327,41 @@
           <w:i/>
           <w:iCs/>
         </w:rPr>
+        <w:t xml:space="preserve">arXiv Preprint arXiv:2510.06831</w:t>
+      </w:r>
+      <w:r>
+        <w:t xml:space="preserve">.</w:t>
+      </w:r>
+    </w:p>
+    <w:bookmarkEnd w:id="155"/>
+    <w:bookmarkStart w:id="157" w:name="ref-srikant1996gsp"/>
+    <w:p>
+      <w:pPr>
+        <w:pStyle w:val="Bibliography"/>
+      </w:pPr>
+      <w:r>
+        <w:t xml:space="preserve">Srikant, Ramakrishnan, and Rakesh Agrawal. 1996.</w:t>
+      </w:r>
+      <w:r>
+        <w:t xml:space="preserve"> </w:t>
+      </w:r>
+      <w:r>
+        <w:t xml:space="preserve">“Mining Sequential Patterns: Generalizations and Performance Improvements.”</w:t>
+      </w:r>
+      <w:r>
+        <w:t xml:space="preserve"> </w:t>
+      </w:r>
+      <w:r>
+        <w:t xml:space="preserve">In</w:t>
+      </w:r>
+      <w:r>
+        <w:t xml:space="preserve"> </w:t>
+      </w:r>
+      <w:r>
+        <w:rPr>
+          <w:i/>
+          <w:iCs/>
+        </w:rPr>
         <w:t xml:space="preserve">Advances in Database Technology — EDBT 1996</w:t>
       </w:r>
       <w:r>
@@ -21653,7 +22370,7 @@
       <w:r>
         <w:t xml:space="preserve"> </w:t>
       </w:r>
-      <w:hyperlink r:id="rId139">
+      <w:hyperlink r:id="rId156">
         <w:r>
           <w:rPr>
             <w:rStyle w:val="Hyperlink"/>
@@ -21665,8 +22382,8 @@
         <w:t xml:space="preserve">.</w:t>
       </w:r>
     </w:p>
-    <w:bookmarkEnd w:id="140"/>
-    <w:bookmarkStart w:id="142" w:name="ref-terada2013statssp"/>
+    <w:bookmarkEnd w:id="157"/>
+    <w:bookmarkStart w:id="159" w:name="ref-terada2013statssp"/>
     <w:p>
       <w:pPr>
         <w:pStyle w:val="Bibliography"/>
@@ -21699,7 +22416,7 @@
       <w:r>
         <w:t xml:space="preserve"> </w:t>
       </w:r>
-      <w:hyperlink r:id="rId141">
+      <w:hyperlink r:id="rId158">
         <w:r>
           <w:rPr>
             <w:rStyle w:val="Hyperlink"/>
@@ -21711,20 +22428,20 @@
         <w:t xml:space="preserve">.</w:t>
       </w:r>
     </w:p>
-    <w:bookmarkEnd w:id="142"/>
-    <w:bookmarkStart w:id="144" w:name="ref-yang2021plelog"/>
+    <w:bookmarkEnd w:id="159"/>
+    <w:bookmarkStart w:id="161" w:name="ref-yan2003clospan"/>
     <w:p>
       <w:pPr>
         <w:pStyle w:val="Bibliography"/>
       </w:pPr>
       <w:r>
-        <w:t xml:space="preserve">Yang, Lin, Junjie Chen, Zan Wang, Weijing Wang, Jiajun Jiang, Xuyuan Dong, and Wenbin Zhang. 2021.</w:t>
-      </w:r>
-      <w:r>
-        <w:t xml:space="preserve"> </w:t>
-      </w:r>
-      <w:r>
-        <w:t xml:space="preserve">“Semi-Supervised Log-Based Anomaly Detection via Probabilistic Label Estimation.”</w:t>
+        <w:t xml:space="preserve">Yan, Xifeng, Jiawei Han, and Ramin Afshar. 2003.</w:t>
+      </w:r>
+      <w:r>
+        <w:t xml:space="preserve"> </w:t>
+      </w:r>
+      <w:r>
+        <w:t xml:space="preserve">“CloSpan: Mining Closed Sequential Patterns in Large Datasets.”</w:t>
       </w:r>
       <w:r>
         <w:t xml:space="preserve"> </w:t>
@@ -21740,6 +22457,55 @@
           <w:i/>
           <w:iCs/>
         </w:rPr>
+        <w:t xml:space="preserve">Proceedings of the 2003 SIAM International Conference on Data Mining (SDM)</w:t>
+      </w:r>
+      <w:r>
+        <w:t xml:space="preserve">. SIAM.</w:t>
+      </w:r>
+      <w:r>
+        <w:t xml:space="preserve"> </w:t>
+      </w:r>
+      <w:hyperlink r:id="rId160">
+        <w:r>
+          <w:rPr>
+            <w:rStyle w:val="Hyperlink"/>
+          </w:rPr>
+          <w:t xml:space="preserve">https://doi.org/10.1137/1.9781611972733.15</w:t>
+        </w:r>
+      </w:hyperlink>
+      <w:r>
+        <w:t xml:space="preserve">.</w:t>
+      </w:r>
+    </w:p>
+    <w:bookmarkEnd w:id="161"/>
+    <w:bookmarkStart w:id="163" w:name="ref-yang2021plelog"/>
+    <w:p>
+      <w:pPr>
+        <w:pStyle w:val="Bibliography"/>
+      </w:pPr>
+      <w:r>
+        <w:t xml:space="preserve">Yang, Lin, Junjie Chen, Zan Wang, Weijing Wang, Jiajun Jiang, Xuyuan Dong, and Wenbin Zhang. 2021.</w:t>
+      </w:r>
+      <w:r>
+        <w:t xml:space="preserve"> </w:t>
+      </w:r>
+      <w:r>
+        <w:t xml:space="preserve">“Semi-Supervised Log-Based Anomaly Detection via Probabilistic Label Estimation.”</w:t>
+      </w:r>
+      <w:r>
+        <w:t xml:space="preserve"> </w:t>
+      </w:r>
+      <w:r>
+        <w:t xml:space="preserve">In</w:t>
+      </w:r>
+      <w:r>
+        <w:t xml:space="preserve"> </w:t>
+      </w:r>
+      <w:r>
+        <w:rPr>
+          <w:i/>
+          <w:iCs/>
+        </w:rPr>
         <w:t xml:space="preserve">Proceedings of the 43rd International Conference on Software Engineering (ICSE)</w:t>
       </w:r>
       <w:r>
@@ -21748,7 +22514,7 @@
       <w:r>
         <w:t xml:space="preserve"> </w:t>
       </w:r>
-      <w:hyperlink r:id="rId143">
+      <w:hyperlink r:id="rId162">
         <w:r>
           <w:rPr>
             <w:rStyle w:val="Hyperlink"/>
@@ -21760,8 +22526,8 @@
         <w:t xml:space="preserve">.</w:t>
       </w:r>
     </w:p>
-    <w:bookmarkEnd w:id="144"/>
-    <w:bookmarkStart w:id="146" w:name="ref-zaki2001spade"/>
+    <w:bookmarkEnd w:id="163"/>
+    <w:bookmarkStart w:id="165" w:name="ref-zaki2001spade"/>
     <w:p>
       <w:pPr>
         <w:pStyle w:val="Bibliography"/>
@@ -21800,7 +22566,7 @@
       <w:r>
         <w:t xml:space="preserve"> </w:t>
       </w:r>
-      <w:hyperlink r:id="rId145">
+      <w:hyperlink r:id="rId164">
         <w:r>
           <w:rPr>
             <w:rStyle w:val="Hyperlink"/>
@@ -21812,8 +22578,8 @@
         <w:t xml:space="preserve">.</w:t>
       </w:r>
     </w:p>
-    <w:bookmarkEnd w:id="146"/>
-    <w:bookmarkStart w:id="148" w:name="ref-zhang2019logrobust"/>
+    <w:bookmarkEnd w:id="165"/>
+    <w:bookmarkStart w:id="167" w:name="ref-zhang2019logrobust"/>
     <w:p>
       <w:pPr>
         <w:pStyle w:val="Bibliography"/>
@@ -21849,7 +22615,7 @@
       <w:r>
         <w:t xml:space="preserve"> </w:t>
       </w:r>
-      <w:hyperlink r:id="rId147">
+      <w:hyperlink r:id="rId166">
         <w:r>
           <w:rPr>
             <w:rStyle w:val="Hyperlink"/>
@@ -21861,8 +22627,8 @@
         <w:t xml:space="preserve">.</w:t>
       </w:r>
     </w:p>
-    <w:bookmarkEnd w:id="148"/>
-    <w:bookmarkStart w:id="150" w:name="ref-zhu2023loghub"/>
+    <w:bookmarkEnd w:id="167"/>
+    <w:bookmarkStart w:id="169" w:name="ref-zhu2023loghub"/>
     <w:p>
       <w:pPr>
         <w:pStyle w:val="Bibliography"/>
@@ -21907,7 +22673,7 @@
       <w:r>
         <w:t xml:space="preserve"> </w:t>
       </w:r>
-      <w:hyperlink r:id="rId149">
+      <w:hyperlink r:id="rId168">
         <w:r>
           <w:rPr>
             <w:rStyle w:val="Hyperlink"/>
@@ -21919,8 +22685,8 @@
         <w:t xml:space="preserve">.</w:t>
       </w:r>
     </w:p>
-    <w:bookmarkEnd w:id="150"/>
-    <w:bookmarkStart w:id="152" w:name="ref-zhu2019logparsing"/>
+    <w:bookmarkEnd w:id="169"/>
+    <w:bookmarkStart w:id="171" w:name="ref-zhu2019logparsing"/>
     <w:p>
       <w:pPr>
         <w:pStyle w:val="Bibliography"/>
@@ -21956,7 +22722,7 @@
       <w:r>
         <w:t xml:space="preserve"> </w:t>
       </w:r>
-      <w:hyperlink r:id="rId151">
+      <w:hyperlink r:id="rId170">
         <w:r>
           <w:rPr>
             <w:rStyle w:val="Hyperlink"/>
@@ -21968,10 +22734,10 @@
         <w:t xml:space="preserve">.</w:t>
       </w:r>
     </w:p>
-    <w:bookmarkEnd w:id="152"/>
-    <w:bookmarkEnd w:id="153"/>
-    <w:bookmarkEnd w:id="154"/>
-    <w:bookmarkEnd w:id="155"/>
+    <w:bookmarkEnd w:id="171"/>
+    <w:bookmarkEnd w:id="172"/>
+    <w:bookmarkEnd w:id="173"/>
+    <w:bookmarkEnd w:id="174"/>
     <w:sectPr/>
   </w:body>
 </w:document>

--- a/paper/skeleton.docx
+++ b/paper/skeleton.docx
@@ -36,339 +36,309 @@
         <w:t xml:space="preserve">Mining Frequent Failure Sequences in Operational Event Logs</w:t>
       </w:r>
     </w:p>
+    <w:bookmarkStart w:id="20" w:name="abstract"/>
+    <w:p>
+      <w:pPr>
+        <w:pStyle w:val="Heading2"/>
+      </w:pPr>
+      <w:r>
+        <w:rPr>
+          <w:rStyle w:val="SectionNumber"/>
+        </w:rPr>
+        <w:t xml:space="preserve">1.1</w:t>
+      </w:r>
+      <w:r>
+        <w:tab/>
+      </w:r>
+      <w:r>
+        <w:t xml:space="preserve">Abstract</w:t>
+      </w:r>
+    </w:p>
     <w:p>
       <w:pPr>
         <w:pStyle w:val="FirstParagraph"/>
       </w:pPr>
+      <w:r>
+        <w:t xml:space="preserve">Every large system logs discrete operational events: errors, retries,</w:t>
+      </w:r>
+      <w:r>
+        <w:t xml:space="preserve"> </w:t>
+      </w:r>
+      <w:r>
+        <w:t xml:space="preserve">task failures, maintenance actions. Frequent-pattern mining</w:t>
+      </w:r>
+      <w:r>
+        <w:t xml:space="preserve"> </w:t>
+      </w:r>
+      <w:r>
+        <w:t xml:space="preserve">(FP-Growth, PrefixSpan) surfaces recurrent gapped patterns in these</w:t>
+      </w:r>
+      <w:r>
+        <w:t xml:space="preserve"> </w:t>
+      </w:r>
+      <w:r>
+        <w:t xml:space="preserve">logs. We test whether pattern mining recovers physical-cascade</w:t>
+      </w:r>
+      <w:r>
+        <w:t xml:space="preserve"> </w:t>
+      </w:r>
+      <w:r>
+        <w:t xml:space="preserve">precursor signatures on real industrial telemetry when the underlying</w:t>
+      </w:r>
+      <w:r>
+        <w:t xml:space="preserve"> </w:t>
+      </w:r>
+      <w:r>
+        <w:t xml:space="preserve">process cascades through discrete stages. The result is a signature</w:t>
+      </w:r>
+      <w:r>
+        <w:t xml:space="preserve"> </w:t>
+      </w:r>
+      <w:r>
+        <w:t xml:space="preserve">catalog mined from six operational traces: two independent wind-farm</w:t>
+      </w:r>
+      <w:r>
+        <w:t xml:space="preserve"> </w:t>
+      </w:r>
+      <w:r>
+        <w:t xml:space="preserve">alarm logs (Kelmarsh 6 x Senvion MM92, 482 forced outages over</w:t>
+      </w:r>
+      <w:r>
+        <w:t xml:space="preserve"> </w:t>
+      </w:r>
+      <w:r>
+        <w:t xml:space="preserve">2016-2017; Penmanshiel 9 x Senvion MM82, 790 forced outages in 2016),</w:t>
+      </w:r>
+      <w:r>
+        <w:t xml:space="preserve"> </w:t>
+      </w:r>
+      <w:r>
+        <w:t xml:space="preserve">Azure PdM (synthetic), Alibaba v2018 (production cloud), LLNL Blue</w:t>
+      </w:r>
+      <w:r>
+        <w:t xml:space="preserve"> </w:t>
+      </w:r>
+      <w:r>
+        <w:t xml:space="preserve">Gene/L syslogs (HPC), and SCANIA Component X (production automotive).</w:t>
+      </w:r>
+      <w:r>
+        <w:t xml:space="preserve"> </w:t>
+      </w:r>
+      <w:r>
+        <w:t xml:space="preserve">Every signature is validated on an entity-disjoint 50/50 discovery/</w:t>
+      </w:r>
+      <w:r>
+        <w:t xml:space="preserve"> </w:t>
+      </w:r>
+      <w:r>
+        <w:t xml:space="preserve">inference split, with post-selection-valid p-values (Fithian-Sun-</w:t>
+      </w:r>
+      <w:r>
+        <w:t xml:space="preserve"> </w:t>
+      </w:r>
+      <w:r>
+        <w:t xml:space="preserve">Taylor) and Benjamini-Yekutieli FDR control on the inference half. A</w:t>
+      </w:r>
+      <w:r>
+        <w:t xml:space="preserve"> </w:t>
+      </w:r>
+      <w:r>
+        <w:t xml:space="preserve">count-preserving order comparator removes the multiplicity confound,</w:t>
+      </w:r>
+      <w:r>
+        <w:t xml:space="preserve"> </w:t>
+      </w:r>
+      <w:r>
+        <w:t xml:space="preserve">and the right-censored SCANIA trace is scored by matched conditional</w:t>
+      </w:r>
+      <w:r>
+        <w:t xml:space="preserve"> </w:t>
+      </w:r>
+      <w:r>
+        <w:t xml:space="preserve">logistic regression stratified by risk set (Prentice-Breslow). The central result is a replicated physical</w:t>
+      </w:r>
+      <w:r>
+        <w:t xml:space="preserve"> </w:t>
+      </w:r>
+      <w:r>
+        <w:t xml:space="preserve">cascade: on</w:t>
+      </w:r>
+      <w:r>
+        <w:t xml:space="preserve"> </w:t>
+      </w:r>
+      <w:r>
+        <w:rPr>
+          <w:b/>
+          <w:bCs/>
+        </w:rPr>
+        <w:t xml:space="preserve">two independent Senvion wind farms of different rotor</w:t>
+      </w:r>
+      <w:r>
+        <w:rPr>
+          <w:b/>
+          <w:bCs/>
+        </w:rPr>
+        <w:t xml:space="preserve"> </w:t>
+      </w:r>
+      <w:r>
+        <w:rPr>
+          <w:b/>
+          <w:bCs/>
+        </w:rPr>
+        <w:t xml:space="preserve">size and site, discovery/inference mining surfaces zero-control</w:t>
+      </w:r>
+      <w:r>
+        <w:rPr>
+          <w:b/>
+          <w:bCs/>
+        </w:rPr>
+        <w:t xml:space="preserve"> </w:t>
+      </w:r>
+      <w:r>
+        <w:rPr>
+          <w:b/>
+          <w:bCs/>
+        </w:rPr>
+        <w:t xml:space="preserve">cascade signatures of the same form at inference-half lift 4.0</w:t>
+      </w:r>
+      <w:r>
+        <w:t xml:space="preserve"> </w:t>
+      </w:r>
+      <w:r>
+        <w:t xml:space="preserve">(generator-fan overload codes on Kelmarsh, safety-system and</w:t>
+      </w:r>
+      <w:r>
+        <w:t xml:space="preserve"> </w:t>
+      </w:r>
+      <w:r>
+        <w:t xml:space="preserve">frequency-converter codes on Penmanshiel). Azure</w:t>
+      </w:r>
+      <w:r>
+        <w:t xml:space="preserve"> </w:t>
+      </w:r>
+      <w:r>
+        <w:t xml:space="preserve">PdM and Alibaba v2018 reproduce the effect in cloud and maintenance</w:t>
+      </w:r>
+      <w:r>
+        <w:t xml:space="preserve"> </w:t>
+      </w:r>
+      <w:r>
+        <w:t xml:space="preserve">logs, with ordering adding no signal on Alibaba once event</w:t>
+      </w:r>
+      <w:r>
+        <w:t xml:space="preserve"> </w:t>
+      </w:r>
+      <w:r>
+        <w:t xml:space="preserve">multiplicity is controlled. SCANIA Component X, right-censored,</w:t>
+      </w:r>
+      <w:r>
+        <w:t xml:space="preserve"> </w:t>
+      </w:r>
+      <w:r>
+        <w:t xml:space="preserve">yields interpretable per-truck hazard ratios under matched</w:t>
+      </w:r>
+      <w:r>
+        <w:t xml:space="preserve"> </w:t>
+      </w:r>
+      <w:r>
+        <w:t xml:space="preserve">conditional logistic regression (108 of 200 top patterns survive the</w:t>
+      </w:r>
+      <w:r>
+        <w:t xml:space="preserve"> </w:t>
+      </w:r>
+      <w:r>
+        <w:t xml:space="preserve">arbitrary-dependence FDR; top HR 1.73). BGL is the mapped boundary</w:t>
+      </w:r>
+      <w:r>
+        <w:t xml:space="preserve"> </w:t>
+      </w:r>
+      <w:r>
+        <w:t xml:space="preserve">case where no non-alert precursor survives. Mining code, splits,</w:t>
+      </w:r>
+      <w:r>
+        <w:t xml:space="preserve"> </w:t>
+      </w:r>
+      <w:r>
+        <w:t xml:space="preserve">matched-hazard outputs, and per-dataset signature tables are released</w:t>
+      </w:r>
+      <w:r>
+        <w:t xml:space="preserve"> </w:t>
+      </w:r>
+      <w:r>
+        <w:t xml:space="preserve">as reproducible parquet artefacts.</w:t>
+      </w:r>
+    </w:p>
+    <w:bookmarkEnd w:id="20"/>
+    <w:bookmarkStart w:id="21" w:name="introduction"/>
+    <w:p>
+      <w:pPr>
+        <w:pStyle w:val="Heading2"/>
+      </w:pPr>
+      <w:r>
+        <w:rPr>
+          <w:rStyle w:val="SectionNumber"/>
+        </w:rPr>
+        <w:t xml:space="preserve">1.2</w:t>
+      </w:r>
+      <w:r>
+        <w:tab/>
+      </w:r>
+      <w:r>
+        <w:t xml:space="preserve">1 Introduction</w:t>
+      </w:r>
+    </w:p>
+    <w:p>
+      <w:pPr>
+        <w:pStyle w:val="FirstParagraph"/>
+      </w:pPr>
+      <w:r>
+        <w:t xml:space="preserve">Operational logs from datacenters, industrial fleets, and cloud</w:t>
+      </w:r>
+      <w:r>
+        <w:t xml:space="preserve"> </w:t>
+      </w:r>
+      <w:r>
+        <w:t xml:space="preserve">platforms carry a rich stream of discrete events: software errors,</w:t>
+      </w:r>
+      <w:r>
+        <w:t xml:space="preserve"> </w:t>
+      </w:r>
+      <w:r>
+        <w:t xml:space="preserve">task failures, retries, eviction notices, maintenance actions,</w:t>
+      </w:r>
+      <w:r>
+        <w:t xml:space="preserve"> </w:t>
+      </w:r>
+      <w:r>
+        <w:t xml:space="preserve">component replacements. These events are usually consumed one at a</w:t>
+      </w:r>
+      <w:r>
+        <w:t xml:space="preserve"> </w:t>
+      </w:r>
+      <w:r>
+        <w:t xml:space="preserve">time by alerting systems and dashboards. We ask a different question:</w:t>
+      </w:r>
+      <w:r>
+        <w:t xml:space="preserve"> </w:t>
+      </w:r>
+      <w:r>
+        <w:t xml:space="preserve">do</w:t>
+      </w:r>
+      <w:r>
+        <w:t xml:space="preserve"> </w:t>
+      </w:r>
       <w:r>
         <w:rPr>
           <w:i/>
           <w:iCs/>
         </w:rPr>
-        <w:t xml:space="preserve">Restructured draft. Numbers are current best estimates from the</w:t>
-      </w:r>
-      <w:r>
-        <w:rPr>
-          <w:i/>
-          <w:iCs/>
-        </w:rPr>
-        <w:t xml:space="preserve"> </w:t>
-      </w:r>
-      <w:r>
-        <w:rPr>
-          <w:i/>
-          <w:iCs/>
-        </w:rPr>
-        <w:t xml:space="preserve">pipeline as of 2026-08-28. TODO markers name what is still missing.</w:t>
-      </w:r>
-    </w:p>
-    <w:bookmarkStart w:id="20" w:name="abstract"/>
-    <w:p>
-      <w:pPr>
-        <w:pStyle w:val="Heading2"/>
-      </w:pPr>
-      <w:r>
-        <w:rPr>
-          <w:rStyle w:val="SectionNumber"/>
-        </w:rPr>
-        <w:t xml:space="preserve">1.1</w:t>
-      </w:r>
-      <w:r>
-        <w:tab/>
-      </w:r>
-      <w:r>
-        <w:t xml:space="preserve">Abstract</w:t>
-      </w:r>
-    </w:p>
-    <w:p>
-      <w:pPr>
-        <w:pStyle w:val="FirstParagraph"/>
-      </w:pPr>
-      <w:r>
-        <w:t xml:space="preserve">Every large system logs discrete operational events: errors, retries,</w:t>
-      </w:r>
-      <w:r>
-        <w:t xml:space="preserve"> </w:t>
-      </w:r>
-      <w:r>
-        <w:t xml:space="preserve">task failures, maintenance actions. Frequent-pattern mining</w:t>
-      </w:r>
-      <w:r>
-        <w:t xml:space="preserve"> </w:t>
-      </w:r>
-      <w:r>
-        <w:t xml:space="preserve">(FP-Growth, PrefixSpan) surfaces recurrent gapped patterns in these</w:t>
-      </w:r>
-      <w:r>
-        <w:t xml:space="preserve"> </w:t>
-      </w:r>
-      <w:r>
-        <w:t xml:space="preserve">logs. We test whether pattern mining recovers physical-cascade</w:t>
-      </w:r>
-      <w:r>
-        <w:t xml:space="preserve"> </w:t>
-      </w:r>
-      <w:r>
-        <w:t xml:space="preserve">precursor signatures on real industrial telemetry when the underlying</w:t>
-      </w:r>
-      <w:r>
-        <w:t xml:space="preserve"> </w:t>
-      </w:r>
-      <w:r>
-        <w:t xml:space="preserve">process actually cascades through discrete stages, and report a</w:t>
-      </w:r>
-      <w:r>
-        <w:t xml:space="preserve"> </w:t>
-      </w:r>
-      <w:r>
-        <w:t xml:space="preserve">signature catalog mined on six operational traces: two independent</w:t>
-      </w:r>
-      <w:r>
-        <w:t xml:space="preserve"> </w:t>
-      </w:r>
-      <w:r>
-        <w:t xml:space="preserve">wind-farm alarm logs (Kelmarsh 6 x Senvion MM92, 482 forced outages</w:t>
-      </w:r>
-      <w:r>
-        <w:t xml:space="preserve"> </w:t>
-      </w:r>
-      <w:r>
-        <w:t xml:space="preserve">over 2016-2017; Penmanshiel 9 x Senvion MM82, 790 forced outages in</w:t>
-      </w:r>
-      <w:r>
-        <w:t xml:space="preserve"> </w:t>
-      </w:r>
-      <w:r>
-        <w:t xml:space="preserve">2016), Azure PdM (synthetic), Alibaba v2018 (production cloud), LLNL</w:t>
-      </w:r>
-      <w:r>
-        <w:t xml:space="preserve"> </w:t>
-      </w:r>
-      <w:r>
-        <w:t xml:space="preserve">Blue Gene/L syslogs (HPC), and SCANIA Component X (production</w:t>
-      </w:r>
-      <w:r>
-        <w:t xml:space="preserve"> </w:t>
-      </w:r>
-      <w:r>
-        <w:t xml:space="preserve">automotive). Every signature is validated on an entity-disjoint</w:t>
-      </w:r>
-      <w:r>
-        <w:t xml:space="preserve"> </w:t>
-      </w:r>
-      <w:r>
-        <w:t xml:space="preserve">50/50 discovery/inference split (Fithian-Sun-Taylor post-selection-</w:t>
-      </w:r>
-      <w:r>
-        <w:t xml:space="preserve"> </w:t>
-      </w:r>
-      <w:r>
-        <w:t xml:space="preserve">valid p, Benjamini-Yekutieli arbitrary-dependence FDR on the</w:t>
-      </w:r>
-      <w:r>
-        <w:t xml:space="preserve"> </w:t>
-      </w:r>
-      <w:r>
-        <w:t xml:space="preserve">inference half), against a count-preserving order comparator that</w:t>
-      </w:r>
-      <w:r>
-        <w:t xml:space="preserve"> </w:t>
-      </w:r>
-      <w:r>
-        <w:t xml:space="preserve">removes the multiplicity confound, and, for the right-censored SCANIA</w:t>
-      </w:r>
-      <w:r>
-        <w:t xml:space="preserve"> </w:t>
-      </w:r>
-      <w:r>
-        <w:t xml:space="preserve">trace, by matched conditional logistic regression stratified by risk</w:t>
-      </w:r>
-      <w:r>
-        <w:t xml:space="preserve"> </w:t>
-      </w:r>
-      <w:r>
-        <w:t xml:space="preserve">set (Prentice-Breslow). The headline is a replicated physical cascade: on</w:t>
-      </w:r>
-      <w:r>
-        <w:t xml:space="preserve"> </w:t>
-      </w:r>
-      <w:r>
-        <w:rPr>
-          <w:b/>
-          <w:bCs/>
-        </w:rPr>
-        <w:t xml:space="preserve">two independent</w:t>
-      </w:r>
-      <w:r>
-        <w:rPr>
-          <w:b/>
-          <w:bCs/>
-        </w:rPr>
-        <w:t xml:space="preserve"> </w:t>
-      </w:r>
-      <w:r>
-        <w:rPr>
-          <w:b/>
-          <w:bCs/>
-        </w:rPr>
-        <w:t xml:space="preserve">Senvion wind farms of different rotor size and site, discovery/</w:t>
-      </w:r>
-      <w:r>
-        <w:rPr>
-          <w:b/>
-          <w:bCs/>
-        </w:rPr>
-        <w:t xml:space="preserve"> </w:t>
-      </w:r>
-      <w:r>
-        <w:rPr>
-          <w:b/>
-          <w:bCs/>
-        </w:rPr>
-        <w:t xml:space="preserve">inference mining surfaces the same zero-control cascade signatures at</w:t>
-      </w:r>
-      <w:r>
-        <w:rPr>
-          <w:b/>
-          <w:bCs/>
-        </w:rPr>
-        <w:t xml:space="preserve"> </w:t>
-      </w:r>
-      <w:r>
-        <w:rPr>
-          <w:b/>
-          <w:bCs/>
-        </w:rPr>
-        <w:t xml:space="preserve">inference-half lift 4.0</w:t>
-      </w:r>
-      <w:r>
-        <w:t xml:space="preserve"> </w:t>
-      </w:r>
-      <w:r>
-        <w:t xml:space="preserve">(generator-fan overload codes on Kelmarsh,</w:t>
-      </w:r>
-      <w:r>
-        <w:t xml:space="preserve"> </w:t>
-      </w:r>
-      <w:r>
-        <w:t xml:space="preserve">safety-system and frequency-converter codes on Penmanshiel). Azure</w:t>
-      </w:r>
-      <w:r>
-        <w:t xml:space="preserve"> </w:t>
-      </w:r>
-      <w:r>
-        <w:t xml:space="preserve">PdM and Alibaba v2018 reproduce the effect in cloud and maintenance</w:t>
-      </w:r>
-      <w:r>
-        <w:t xml:space="preserve"> </w:t>
-      </w:r>
-      <w:r>
-        <w:t xml:space="preserve">logs, with ordering adding no signal on Alibaba once event</w:t>
-      </w:r>
-      <w:r>
-        <w:t xml:space="preserve"> </w:t>
-      </w:r>
-      <w:r>
-        <w:t xml:space="preserve">multiplicity is controlled. SCANIA Component X, right-censored,</w:t>
-      </w:r>
-      <w:r>
-        <w:t xml:space="preserve"> </w:t>
-      </w:r>
-      <w:r>
-        <w:t xml:space="preserve">yields interpretable per-truck hazard ratios under matched</w:t>
-      </w:r>
-      <w:r>
-        <w:t xml:space="preserve"> </w:t>
-      </w:r>
-      <w:r>
-        <w:t xml:space="preserve">conditional logistic regression (108 of 200 top patterns survive the</w:t>
-      </w:r>
-      <w:r>
-        <w:t xml:space="preserve"> </w:t>
-      </w:r>
-      <w:r>
-        <w:t xml:space="preserve">arbitrary-dependence FDR; top HR 1.73). BGL is the mapped boundary</w:t>
-      </w:r>
-      <w:r>
-        <w:t xml:space="preserve"> </w:t>
-      </w:r>
-      <w:r>
-        <w:t xml:space="preserve">case where no non-alert precursor survives. Mining code, discovery/</w:t>
-      </w:r>
-      <w:r>
-        <w:t xml:space="preserve"> </w:t>
-      </w:r>
-      <w:r>
-        <w:t xml:space="preserve">inference splits, matched-hazard outputs, and per-dataset signature</w:t>
-      </w:r>
-      <w:r>
-        <w:t xml:space="preserve"> </w:t>
-      </w:r>
-      <w:r>
-        <w:t xml:space="preserve">tables are released as reproducible parquet artefacts alongside the</w:t>
-      </w:r>
-      <w:r>
-        <w:t xml:space="preserve"> </w:t>
-      </w:r>
-      <w:r>
-        <w:t xml:space="preserve">paper.</w:t>
-      </w:r>
-    </w:p>
-    <w:bookmarkEnd w:id="20"/>
-    <w:bookmarkStart w:id="21" w:name="introduction"/>
-    <w:p>
-      <w:pPr>
-        <w:pStyle w:val="Heading2"/>
-      </w:pPr>
-      <w:r>
-        <w:rPr>
-          <w:rStyle w:val="SectionNumber"/>
-        </w:rPr>
-        <w:t xml:space="preserve">1.2</w:t>
-      </w:r>
-      <w:r>
-        <w:tab/>
-      </w:r>
-      <w:r>
-        <w:t xml:space="preserve">1 Introduction</w:t>
-      </w:r>
-    </w:p>
-    <w:p>
-      <w:pPr>
-        <w:pStyle w:val="FirstParagraph"/>
-      </w:pPr>
-      <w:r>
-        <w:t xml:space="preserve">Operational logs from datacenters, industrial fleets, and cloud</w:t>
-      </w:r>
-      <w:r>
-        <w:t xml:space="preserve"> </w:t>
-      </w:r>
-      <w:r>
-        <w:t xml:space="preserve">platforms carry a rich stream of discrete events: software errors,</w:t>
-      </w:r>
-      <w:r>
-        <w:t xml:space="preserve"> </w:t>
-      </w:r>
-      <w:r>
-        <w:t xml:space="preserve">task failures, retries, eviction notices, maintenance actions,</w:t>
-      </w:r>
-      <w:r>
-        <w:t xml:space="preserve"> </w:t>
-      </w:r>
-      <w:r>
-        <w:t xml:space="preserve">component replacements. These events are usually consumed one at a</w:t>
-      </w:r>
-      <w:r>
-        <w:t xml:space="preserve"> </w:t>
-      </w:r>
-      <w:r>
-        <w:t xml:space="preserve">time by alerting systems and dashboards. We ask a different question:</w:t>
-      </w:r>
-      <w:r>
-        <w:t xml:space="preserve"> </w:t>
-      </w:r>
-      <w:r>
-        <w:t xml:space="preserve">do RECURRENT ORDERED SEQUENCES of these events precede failures</w:t>
+        <w:t xml:space="preserve">recurrent ordered sequences</w:t>
+      </w:r>
+      <w:r>
+        <w:t xml:space="preserve"> </w:t>
+      </w:r>
+      <w:r>
+        <w:t xml:space="preserve">of these events precede failures</w:t>
       </w:r>
       <w:r>
         <w:t xml:space="preserve"> </w:t>
@@ -400,13 +370,31 @@
         <w:t xml:space="preserve"> </w:t>
       </w:r>
       <w:r>
-        <w:t xml:space="preserve">SPADE, GSP) preserves temporal order. The paper’s central question is</w:t>
-      </w:r>
-      <w:r>
-        <w:t xml:space="preserve"> </w:t>
-      </w:r>
-      <w:r>
-        <w:t xml:space="preserve">whether the second family finds anything the first does not.</w:t>
+        <w:t xml:space="preserve">SPADE, GSP) preserves temporal order. One methodological question</w:t>
+      </w:r>
+      <w:r>
+        <w:t xml:space="preserve"> </w:t>
+      </w:r>
+      <w:r>
+        <w:t xml:space="preserve">runs through the paper: does the second family find anything the</w:t>
+      </w:r>
+      <w:r>
+        <w:t xml:space="preserve"> </w:t>
+      </w:r>
+      <w:r>
+        <w:t xml:space="preserve">first does not? Its central deliverable is a catalog of validated</w:t>
+      </w:r>
+      <w:r>
+        <w:t xml:space="preserve"> </w:t>
+      </w:r>
+      <w:r>
+        <w:t xml:space="preserve">pre-failure signatures, anchored by a physical cascade replicated</w:t>
+      </w:r>
+      <w:r>
+        <w:t xml:space="preserve"> </w:t>
+      </w:r>
+      <w:r>
+        <w:t xml:space="preserve">across two independent wind farms.</w:t>
       </w:r>
     </w:p>
     <w:p>
@@ -611,55 +599,118 @@
         <w:t xml:space="preserve"> </w:t>
       </w:r>
       <w:r>
-        <w:t xml:space="preserve">on four public event-log</w:t>
-      </w:r>
-      <w:r>
-        <w:t xml:space="preserve"> </w:t>
-      </w:r>
-      <w:r>
-        <w:t xml:space="preserve">traces spanning three domains: synthetic industrial per-machine</w:t>
-      </w:r>
-      <w:r>
-        <w:t xml:space="preserve"> </w:t>
-      </w:r>
-      <w:r>
-        <w:t xml:space="preserve">(Azure PdM), real cloud per-job (Alibaba cluster-trace-v2018),</w:t>
-      </w:r>
-      <w:r>
-        <w:t xml:space="preserve"> </w:t>
-      </w:r>
-      <w:r>
-        <w:t xml:space="preserve">real HPC per-rack (LLNL Blue Gene/L syslogs), and real automotive</w:t>
-      </w:r>
-      <w:r>
-        <w:t xml:space="preserve"> </w:t>
-      </w:r>
-      <w:r>
-        <w:t xml:space="preserve">per-vehicle (SCANIA Component X). We report the fraction of mined</w:t>
-      </w:r>
-      <w:r>
-        <w:t xml:space="preserve"> </w:t>
-      </w:r>
-      <w:r>
-        <w:t xml:space="preserve">patterns that pass significance on each trace, the strongest</w:t>
-      </w:r>
-      <w:r>
-        <w:t xml:space="preserve"> </w:t>
-      </w:r>
-      <w:r>
-        <w:t xml:space="preserve">predictive signatures, and the mechanistic reason why the</w:t>
-      </w:r>
-      <w:r>
-        <w:t xml:space="preserve"> </w:t>
-      </w:r>
-      <w:r>
-        <w:t xml:space="preserve">fraction varies from ~85% (Azure last5 sequences) to 0% (BGL) to</w:t>
-      </w:r>
-      <w:r>
-        <w:t xml:space="preserve"> </w:t>
-      </w:r>
-      <w:r>
-        <w:t xml:space="preserve">6% (SCANIA risk-set matched, BY-corrected).</w:t>
+        <w:t xml:space="preserve">on six public traces: two</w:t>
+      </w:r>
+      <w:r>
+        <w:t xml:space="preserve"> </w:t>
+      </w:r>
+      <w:r>
+        <w:t xml:space="preserve">production wind farms (Kelmarsh, Penmanshiel), synthetic</w:t>
+      </w:r>
+      <w:r>
+        <w:t xml:space="preserve"> </w:t>
+      </w:r>
+      <w:r>
+        <w:t xml:space="preserve">industrial per-machine (Azure PdM), real cloud per-job (Alibaba</w:t>
+      </w:r>
+      <w:r>
+        <w:t xml:space="preserve"> </w:t>
+      </w:r>
+      <w:r>
+        <w:t xml:space="preserve">cluster-trace-v2018), real HPC per-rack (LLNL Blue Gene/L</w:t>
+      </w:r>
+      <w:r>
+        <w:t xml:space="preserve"> </w:t>
+      </w:r>
+      <w:r>
+        <w:t xml:space="preserve">syslogs), and real automotive per-vehicle (SCANIA Component X). We</w:t>
+      </w:r>
+      <w:r>
+        <w:t xml:space="preserve"> </w:t>
+      </w:r>
+      <w:r>
+        <w:t xml:space="preserve">report the fraction of mined patterns that pass significance on</w:t>
+      </w:r>
+      <w:r>
+        <w:t xml:space="preserve"> </w:t>
+      </w:r>
+      <w:r>
+        <w:t xml:space="preserve">each trace, the strongest predictive signatures, and the</w:t>
+      </w:r>
+      <w:r>
+        <w:t xml:space="preserve"> </w:t>
+      </w:r>
+      <w:r>
+        <w:t xml:space="preserve">mechanistic reason why the fraction varies from ~85% (Azure last5</w:t>
+      </w:r>
+      <w:r>
+        <w:t xml:space="preserve"> </w:t>
+      </w:r>
+      <w:r>
+        <w:t xml:space="preserve">sequences) to 0% (BGL) to 6% (SCANIA risk-set matched,</w:t>
+      </w:r>
+      <w:r>
+        <w:t xml:space="preserve"> </w:t>
+      </w:r>
+      <w:r>
+        <w:t xml:space="preserve">BY-corrected).</w:t>
+      </w:r>
+    </w:p>
+    <w:p>
+      <w:pPr>
+        <w:pStyle w:val="Compact"/>
+        <w:numPr>
+          <w:ilvl w:val="0"/>
+          <w:numId w:val="1001"/>
+        </w:numPr>
+      </w:pPr>
+      <w:r>
+        <w:t xml:space="preserve">A</w:t>
+      </w:r>
+      <w:r>
+        <w:t xml:space="preserve"> </w:t>
+      </w:r>
+      <w:r>
+        <w:rPr>
+          <w:b/>
+          <w:bCs/>
+        </w:rPr>
+        <w:t xml:space="preserve">validated signature catalog anchored by a replicated physical</w:t>
+      </w:r>
+      <w:r>
+        <w:rPr>
+          <w:b/>
+          <w:bCs/>
+        </w:rPr>
+        <w:t xml:space="preserve"> </w:t>
+      </w:r>
+      <w:r>
+        <w:rPr>
+          <w:b/>
+          <w:bCs/>
+        </w:rPr>
+        <w:t xml:space="preserve">cascade</w:t>
+      </w:r>
+      <w:r>
+        <w:t xml:space="preserve">: two independent Senvion wind farms (Kelmarsh,</w:t>
+      </w:r>
+      <w:r>
+        <w:t xml:space="preserve"> </w:t>
+      </w:r>
+      <w:r>
+        <w:t xml:space="preserve">Penmanshiel) produce zero-control cascade signatures at</w:t>
+      </w:r>
+      <w:r>
+        <w:t xml:space="preserve"> </w:t>
+      </w:r>
+      <w:r>
+        <w:t xml:space="preserve">inference-half lift 4.0 under one mining protocol (§6.4), the</w:t>
+      </w:r>
+      <w:r>
+        <w:t xml:space="preserve"> </w:t>
+      </w:r>
+      <w:r>
+        <w:t xml:space="preserve">closest the study comes to a controlled cross-site replication.</w:t>
       </w:r>
     </w:p>
     <w:bookmarkEnd w:id="21"/>
@@ -1963,7 +2014,7 @@
         <w:t xml:space="preserve"> </w:t>
       </w:r>
       <w:r>
-        <w:t xml:space="preserve">tokens (per §3.4) where we must.</w:t>
+        <w:t xml:space="preserve">tokens (per §3.6) where we must.</w:t>
       </w:r>
     </w:p>
     <w:bookmarkEnd w:id="26"/>
@@ -2098,7 +2149,7 @@
         <w:pStyle w:val="FirstParagraph"/>
       </w:pPr>
       <w:r>
-        <w:t xml:space="preserve">To our knowledge no peer-reviewed study applies FP-Growth and</w:t>
+        <w:t xml:space="preserve">To our knowledge, no peer-reviewed study applies FP-Growth and</w:t>
       </w:r>
       <w:r>
         <w:t xml:space="preserve"> </w:t>
@@ -2119,13 +2170,13 @@
         <w:t xml:space="preserve"> </w:t>
       </w:r>
       <w:r>
-        <w:t xml:space="preserve">status transitions</w:t>
-      </w:r>
-      <w:r>
-        <w:t xml:space="preserve"> </w:t>
-      </w:r>
-      <w:r>
-        <w:t xml:space="preserve">or to Azure PdM</w:t>
+        <w:t xml:space="preserve">status transitions or</w:t>
+      </w:r>
+      <w:r>
+        <w:t xml:space="preserve"> </w:t>
+      </w:r>
+      <w:r>
+        <w:t xml:space="preserve">to Azure PdM</w:t>
       </w:r>
       <w:r>
         <w:t xml:space="preserve"> </w:t>
@@ -2140,25 +2191,25 @@
         <w:t xml:space="preserve"> </w:t>
       </w:r>
       <w:r>
-        <w:t xml:space="preserve">sequences with the matched-control</w:t>
-      </w:r>
-      <w:r>
-        <w:t xml:space="preserve"> </w:t>
-      </w:r>
-      <w:r>
-        <w:t xml:space="preserve">design used here, then evaluates the resulting patterns as binary</w:t>
-      </w:r>
-      <w:r>
-        <w:t xml:space="preserve"> </w:t>
-      </w:r>
-      <w:r>
-        <w:t xml:space="preserve">features against event-count and deep-learning-adjacent alternatives</w:t>
-      </w:r>
-      <w:r>
-        <w:t xml:space="preserve"> </w:t>
-      </w:r>
-      <w:r>
-        <w:t xml:space="preserve">on a temporally-held-out split. The six-trace regime-of-validity</w:t>
+        <w:t xml:space="preserve">sequences under a matched-control</w:t>
+      </w:r>
+      <w:r>
+        <w:t xml:space="preserve"> </w:t>
+      </w:r>
+      <w:r>
+        <w:t xml:space="preserve">design. None then evaluates the resulting patterns as binary features</w:t>
+      </w:r>
+      <w:r>
+        <w:t xml:space="preserve"> </w:t>
+      </w:r>
+      <w:r>
+        <w:t xml:space="preserve">against event-count and deep-learning-adjacent alternatives on a</w:t>
+      </w:r>
+      <w:r>
+        <w:t xml:space="preserve"> </w:t>
+      </w:r>
+      <w:r>
+        <w:t xml:space="preserve">temporally-held-out split. The six-trace regime-of-validity</w:t>
       </w:r>
       <w:r>
         <w:t xml:space="preserve"> </w:t>
@@ -2204,7 +2255,19 @@
         <w:pStyle w:val="FirstParagraph"/>
       </w:pPr>
       <w:r>
-        <w:t xml:space="preserve">We use four public event-log traces covering three domains.</w:t>
+        <w:t xml:space="preserve">We use six public traces: two wind-farm alarm logs, one synthetic</w:t>
+      </w:r>
+      <w:r>
+        <w:t xml:space="preserve"> </w:t>
+      </w:r>
+      <w:r>
+        <w:t xml:space="preserve">industrial-maintenance trace, one production cloud trace, one HPC</w:t>
+      </w:r>
+      <w:r>
+        <w:t xml:space="preserve"> </w:t>
+      </w:r>
+      <w:r>
+        <w:t xml:space="preserve">syslog corpus, and one automotive fleet trace.</w:t>
       </w:r>
     </w:p>
     <w:bookmarkStart w:id="30" w:name="X80a7b106efa4995aea7e5e4fef80939ac602abf"/>
@@ -2359,7 +2422,7 @@
         <w:t xml:space="preserve"> </w:t>
       </w:r>
       <w:r>
-        <w:t xml:space="preserve">batch planted by the synthetic generator and are excluded from BOTH</w:t>
+        <w:t xml:space="preserve">batch planted by the synthetic generator and are excluded from both</w:t>
       </w:r>
       <w:r>
         <w:t xml:space="preserve"> </w:t>
@@ -2771,13 +2834,22 @@
         <w:t xml:space="preserve"> </w:t>
       </w:r>
       <w:r>
-        <w:t xml:space="preserve">(2005-06-03 to 2006-01-04), from the Loghub archive [TODO:cite</w:t>
-      </w:r>
-      <w:r>
-        <w:t xml:space="preserve"> </w:t>
-      </w:r>
-      <w:r>
-        <w:t xml:space="preserve">oliner2007bgl]. 913,594 messages remain after dropping INFO-level</w:t>
+        <w:t xml:space="preserve">(2005-06-03 to 2006-01-04), from the Loghub archive</w:t>
+      </w:r>
+      <w:r>
+        <w:t xml:space="preserve"> </w:t>
+      </w:r>
+      <w:r>
+        <w:t xml:space="preserve">(Zhu et al. 2023; Oliner and Stearley 2007)</w:t>
+      </w:r>
+      <w:r>
+        <w:t xml:space="preserve">. 913,594 messages remain</w:t>
+      </w:r>
+      <w:r>
+        <w:t xml:space="preserve"> </w:t>
+      </w:r>
+      <w:r>
+        <w:t xml:space="preserve">after dropping INFO-level</w:t>
       </w:r>
       <w:r>
         <w:t xml:space="preserve"> </w:t>
@@ -3454,7 +3526,16 @@
         <w:pStyle w:val="FirstParagraph"/>
       </w:pPr>
       <w:r>
-        <w:t xml:space="preserve">Real fleet telematics dataset released 2025 [TODO:cite kharazian2025],</w:t>
+        <w:t xml:space="preserve">Real fleet telematics dataset released 2025</w:t>
+      </w:r>
+      <w:r>
+        <w:t xml:space="preserve"> </w:t>
+      </w:r>
+      <w:r>
+        <w:t xml:space="preserve">(Kharazian et al. 2025)</w:t>
+      </w:r>
+      <w:r>
+        <w:t xml:space="preserve">,</w:t>
       </w:r>
       <w:r>
         <w:t xml:space="preserve"> </w:t>
@@ -3498,7 +3579,7 @@
         <w:t xml:space="preserve"> </w:t>
       </w:r>
       <w:r>
-        <w:t xml:space="preserve">inter-readout DELTAS and emit a</w:t>
+        <w:t xml:space="preserve">inter-readout deltas and emit a</w:t>
       </w:r>
       <w:r>
         <w:t xml:space="preserve"> </w:t>
@@ -4002,7 +4083,7 @@
         <w:t xml:space="preserve"> </w:t>
       </w:r>
       <w:r>
-        <w:t xml:space="preserve">scored against the ITEMSET COUNTERPART of the same event set; the</w:t>
+        <w:t xml:space="preserve">scored against the itemset counterpart of the same event set; the</w:t>
       </w:r>
       <w:r>
         <w:t xml:space="preserve"> </w:t>
@@ -4104,19 +4185,19 @@
         <w:t xml:space="preserve"> </w:t>
       </w:r>
       <w:r>
-        <w:t xml:space="preserve">on average). Both invariants pass on the two traces where the method</w:t>
-      </w:r>
-      <w:r>
-        <w:t xml:space="preserve"> </w:t>
-      </w:r>
-      <w:r>
-        <w:t xml:space="preserve">yields wins; the boundary traces are diagnosed via these invariants</w:t>
-      </w:r>
-      <w:r>
-        <w:t xml:space="preserve"> </w:t>
-      </w:r>
-      <w:r>
-        <w:t xml:space="preserve">rather than by post-hoc justification.</w:t>
+        <w:t xml:space="preserve">on average). Both invariants pass on the two positive traces; on the boundary</w:t>
+      </w:r>
+      <w:r>
+        <w:t xml:space="preserve"> </w:t>
+      </w:r>
+      <w:r>
+        <w:t xml:space="preserve">traces the same invariants localise where the signal fails, rather</w:t>
+      </w:r>
+      <w:r>
+        <w:t xml:space="preserve"> </w:t>
+      </w:r>
+      <w:r>
+        <w:t xml:space="preserve">than requiring post-hoc justification.</w:t>
       </w:r>
     </w:p>
     <w:bookmarkEnd w:id="39"/>
@@ -4218,7 +4299,7 @@
         <w:t xml:space="preserve">”</w:t>
       </w:r>
       <w:r>
-        <w:t xml:space="preserve">. Component X in §3.4 has exactly this problem:</w:t>
+        <w:t xml:space="preserve">. Component X in §3.6 has exactly this problem:</w:t>
       </w:r>
       <w:r>
         <w:t xml:space="preserve"> </w:t>
@@ -4576,7 +4657,13 @@
         <w:t xml:space="preserve"> </w:t>
       </w:r>
       <w:r>
-        <w:t xml:space="preserve">jobs give 3:1 case-to-control balance by design. Splitting on</w:t>
+        <w:t xml:space="preserve">jobs give a 1:3 case-to-control balance by design (16,237 failed</w:t>
+      </w:r>
+      <w:r>
+        <w:t xml:space="preserve"> </w:t>
+      </w:r>
+      <w:r>
+        <w:t xml:space="preserve">jobs, 48,711 controls). Splitting on</w:t>
       </w:r>
       <w:r>
         <w:t xml:space="preserve"> </w:t>
@@ -4824,7 +4911,7 @@
         <w:t xml:space="preserve"> </w:t>
       </w:r>
       <w:r>
-        <w:t xml:space="preserve">comparator (§4.7) shuffles the ordering within each window while</w:t>
+        <w:t xml:space="preserve">comparator shuffles the ordering within each window while</w:t>
       </w:r>
       <w:r>
         <w:t xml:space="preserve"> </w:t>
@@ -4908,7 +4995,23 @@
         <w:t xml:space="preserve"> </w:t>
       </w:r>
       <w:r>
-        <w:t xml:space="preserve">count IS the label-permutation p-value, so we compute it in closed</w:t>
+        <w:t xml:space="preserve">count</w:t>
+      </w:r>
+      <w:r>
+        <w:t xml:space="preserve"> </w:t>
+      </w:r>
+      <w:r>
+        <w:rPr>
+          <w:i/>
+          <w:iCs/>
+        </w:rPr>
+        <w:t xml:space="preserve">is</w:t>
+      </w:r>
+      <w:r>
+        <w:t xml:space="preserve"> </w:t>
+      </w:r>
+      <w:r>
+        <w:t xml:space="preserve">the label-permutation p-value, so we compute it in closed</w:t>
       </w:r>
       <w:r>
         <w:t xml:space="preserve"> </w:t>
@@ -5072,7 +5175,13 @@
         <w:t xml:space="preserve">combined</w:t>
       </w:r>
       <w:r>
-        <w:t xml:space="preserve">: union of A, B, C</w:t>
+        <w:t xml:space="preserve">: union of the event-count, itemset, and sequence</w:t>
+      </w:r>
+      <w:r>
+        <w:t xml:space="preserve"> </w:t>
+      </w:r>
+      <w:r>
+        <w:t xml:space="preserve">feature sets above</w:t>
       </w:r>
     </w:p>
     <w:p>
@@ -7221,7 +7330,13 @@
         <w:pStyle w:val="FirstParagraph"/>
       </w:pPr>
       <w:r>
-        <w:t xml:space="preserve">The naive</w:t>
+        <w:t xml:space="preserve">The count-preserving comparator of §4.7 isolates the pure ordering</w:t>
+      </w:r>
+      <w:r>
+        <w:t xml:space="preserve"> </w:t>
+      </w:r>
+      <w:r>
+        <w:t xml:space="preserve">contribution as</w:t>
       </w:r>
       <w:r>
         <w:t xml:space="preserve"> </w:t>
@@ -7230,129 +7345,10 @@
         <w:rPr>
           <w:rStyle w:val="VerbatimChar"/>
         </w:rPr>
-        <w:t xml:space="preserve">sequence_lift − itemset_lift</w:t>
-      </w:r>
-      <w:r>
-        <w:t xml:space="preserve"> </w:t>
-      </w:r>
-      <w:r>
-        <w:t xml:space="preserve">metric confounds ordering</w:t>
-      </w:r>
-      <w:r>
-        <w:t xml:space="preserve"> </w:t>
-      </w:r>
-      <w:r>
-        <w:t xml:space="preserve">with event multiplicity: comparing</w:t>
-      </w:r>
-      <w:r>
-        <w:t xml:space="preserve"> </w:t>
-      </w:r>
-      <w:r>
-        <w:rPr>
-          <w:rStyle w:val="VerbatimChar"/>
-        </w:rPr>
-        <w:t xml:space="preserve">M → M → M</w:t>
-      </w:r>
-      <w:r>
-        <w:t xml:space="preserve"> </w:t>
-      </w:r>
-      <w:r>
-        <w:t xml:space="preserve">to its itemset</w:t>
-      </w:r>
-      <w:r>
-        <w:t xml:space="preserve"> </w:t>
-      </w:r>
-      <w:r>
-        <w:rPr>
-          <w:rStyle w:val="VerbatimChar"/>
-        </w:rPr>
-        <w:t xml:space="preserve">{M}</w:t>
-      </w:r>
-      <w:r>
-        <w:t xml:space="preserve"> </w:t>
-      </w:r>
-      <w:r>
-        <w:t xml:space="preserve">compares</w:t>
-      </w:r>
-      <w:r>
-        <w:t xml:space="preserve"> </w:t>
-      </w:r>
-      <w:r>
-        <w:t xml:space="preserve">“</w:t>
-      </w:r>
-      <w:r>
-        <w:t xml:space="preserve">three occurrences</w:t>
-      </w:r>
-      <w:r>
-        <w:t xml:space="preserve">”</w:t>
-      </w:r>
-      <w:r>
-        <w:t xml:space="preserve"> </w:t>
-      </w:r>
-      <w:r>
-        <w:t xml:space="preserve">to</w:t>
-      </w:r>
-      <w:r>
-        <w:t xml:space="preserve"> </w:t>
-      </w:r>
-      <w:r>
-        <w:t xml:space="preserve">“</w:t>
-      </w:r>
-      <w:r>
-        <w:t xml:space="preserve">presence of one M</w:t>
-      </w:r>
-      <w:r>
-        <w:t xml:space="preserve">”</w:t>
-      </w:r>
-      <w:r>
-        <w:t xml:space="preserve">. Our count-</w:t>
-      </w:r>
-      <w:r>
-        <w:t xml:space="preserve"> </w:t>
-      </w:r>
-      <w:r>
-        <w:t xml:space="preserve">preserving comparator (§4.7) shuffles the ordering within each window</w:t>
-      </w:r>
-      <w:r>
-        <w:t xml:space="preserve"> </w:t>
-      </w:r>
-      <w:r>
-        <w:t xml:space="preserve">while preserving its exact event multiset, then rescores the</w:t>
-      </w:r>
-      <w:r>
-        <w:t xml:space="preserve"> </w:t>
-      </w:r>
-      <w:r>
-        <w:t xml:space="preserve">sequence’s support on the shuffled corpora. The residual</w:t>
-      </w:r>
-      <w:r>
-        <w:t xml:space="preserve"> </w:t>
-      </w:r>
-      <w:r>
-        <w:rPr>
-          <w:rStyle w:val="VerbatimChar"/>
-        </w:rPr>
         <w:t xml:space="preserve">order effect = real_lift − mean(count-preserving-shuffle_lift)</w:t>
       </w:r>
       <w:r>
-        <w:t xml:space="preserve"> </w:t>
-      </w:r>
-      <w:r>
-        <w:t xml:space="preserve">isolates</w:t>
-      </w:r>
-      <w:r>
-        <w:t xml:space="preserve"> </w:t>
-      </w:r>
-      <w:r>
-        <w:t xml:space="preserve">the pure ordering contribution.</w:t>
-      </w:r>
-    </w:p>
-    <w:p>
-      <w:pPr>
-        <w:pStyle w:val="BodyText"/>
-      </w:pPr>
-      <w:r>
-        <w:t xml:space="preserve">Top-20 sequences per horizon:</w:t>
+        <w:t xml:space="preserve">. Top-20 sequences per horizon:</w:t>
       </w:r>
     </w:p>
     <w:tbl>
@@ -7821,7 +7817,7 @@
         <w:t xml:space="preserve"> </w:t>
       </w:r>
       <w:r>
-        <w:t xml:space="preserve">multiplicity effect: the same event multiset in ANY order carries</w:t>
+        <w:t xml:space="preserve">multiplicity effect: the same event multiset in any order carries</w:t>
       </w:r>
       <w:r>
         <w:t xml:space="preserve"> </w:t>
@@ -7956,25 +7952,25 @@
         <w:t xml:space="preserve"> </w:t>
       </w:r>
       <w:r>
-        <w:t xml:space="preserve">The strongest cascade signatures the paper</w:t>
-      </w:r>
-      <w:r>
-        <w:t xml:space="preserve"> </w:t>
-      </w:r>
-      <w:r>
-        <w:t xml:space="preserve">records. All top signatures have zero control hits on the inference</w:t>
-      </w:r>
-      <w:r>
-        <w:t xml:space="preserve"> </w:t>
-      </w:r>
-      <w:r>
-        <w:t xml:space="preserve">half. Each fault code names a specific mechanical / electrical</w:t>
-      </w:r>
-      <w:r>
-        <w:t xml:space="preserve"> </w:t>
-      </w:r>
-      <w:r>
-        <w:t xml:space="preserve">precursor of the same-family Forced-outage event.</w:t>
+        <w:t xml:space="preserve">Kelmarsh yields the strongest cascade</w:t>
+      </w:r>
+      <w:r>
+        <w:t xml:space="preserve"> </w:t>
+      </w:r>
+      <w:r>
+        <w:t xml:space="preserve">signatures in the catalog. All top signatures have zero control hits</w:t>
+      </w:r>
+      <w:r>
+        <w:t xml:space="preserve"> </w:t>
+      </w:r>
+      <w:r>
+        <w:t xml:space="preserve">on the inference half, and each fault code names a specific mechanical</w:t>
+      </w:r>
+      <w:r>
+        <w:t xml:space="preserve"> </w:t>
+      </w:r>
+      <w:r>
+        <w:t xml:space="preserve">or electrical precursor of the same-family Forced-outage event.</w:t>
       </w:r>
     </w:p>
     <w:p>
@@ -8910,13 +8906,13 @@
         <w:t xml:space="preserve">any of the codes 2550, 2650, 2655 fires as a warning</w:t>
       </w:r>
       <w:r>
-        <w:t xml:space="preserve">. Recall on</w:t>
-      </w:r>
-      <w:r>
-        <w:t xml:space="preserve"> </w:t>
-      </w:r>
-      <w:r>
-        <w:t xml:space="preserve">the 2016-2017 data is 32/(32 + missed) at the inference half for</w:t>
+        <w:t xml:space="preserve">. On the</w:t>
+      </w:r>
+      <w:r>
+        <w:t xml:space="preserve"> </w:t>
+      </w:r>
+      <w:r>
+        <w:t xml:space="preserve">2016-2017 inference half,</w:t>
       </w:r>
       <w:r>
         <w:t xml:space="preserve"> </w:t>
@@ -8931,7 +8927,7 @@
         <w:t xml:space="preserve"> </w:t>
       </w:r>
       <w:r>
-        <w:t xml:space="preserve">in</w:t>
+        <w:t xml:space="preserve">at</w:t>
       </w:r>
       <w:r>
         <w:t xml:space="preserve"> </w:t>
@@ -8943,25 +8939,16 @@
         <w:t xml:space="preserve">last5</w:t>
       </w:r>
       <w:r>
-        <w:t xml:space="preserve">; false-alarm rate is zero over</w:t>
-      </w:r>
-      <w:r>
-        <w:t xml:space="preserve"> </w:t>
-      </w:r>
-      <w:r>
-        <w:t xml:space="preserve">699 control windows at</w:t>
-      </w:r>
-      <w:r>
-        <w:t xml:space="preserve"> </w:t>
-      </w:r>
-      <w:r>
-        <w:rPr>
-          <w:rStyle w:val="VerbatimChar"/>
-        </w:rPr>
-        <w:t xml:space="preserve">last5</w:t>
-      </w:r>
-      <w:r>
-        <w:t xml:space="preserve">.</w:t>
+        <w:t xml:space="preserve"> </w:t>
+      </w:r>
+      <w:r>
+        <w:t xml:space="preserve">fires in</w:t>
+      </w:r>
+      <w:r>
+        <w:t xml:space="preserve"> </w:t>
+      </w:r>
+      <w:r>
+        <w:t xml:space="preserve">32 forced-outage windows with zero hits across 699 control windows.</w:t>
       </w:r>
     </w:p>
     <w:p>
@@ -9863,31 +9850,13 @@
         <w:pStyle w:val="FirstParagraph"/>
       </w:pPr>
       <w:r>
-        <w:t xml:space="preserve">The zero-control lift of 4.00 numbers above sit against three</w:t>
-      </w:r>
-      <w:r>
-        <w:t xml:space="preserve"> </w:t>
-      </w:r>
-      <w:r>
-        <w:t xml:space="preserve">concrete baselines evaluated on the same entity-disjoint inference</w:t>
-      </w:r>
-      <w:r>
-        <w:t xml:space="preserve"> </w:t>
-      </w:r>
-      <w:r>
-        <w:t xml:space="preserve">half at horizon</w:t>
-      </w:r>
-      <w:r>
-        <w:t xml:space="preserve"> </w:t>
-      </w:r>
-      <w:r>
-        <w:rPr>
-          <w:rStyle w:val="VerbatimChar"/>
-        </w:rPr>
-        <w:t xml:space="preserve">last5</w:t>
-      </w:r>
-      <w:r>
-        <w:t xml:space="preserve">:</w:t>
+        <w:t xml:space="preserve">The lift-4.00 zero-control rows above are benchmarked against three</w:t>
+      </w:r>
+      <w:r>
+        <w:t xml:space="preserve"> </w:t>
+      </w:r>
+      <w:r>
+        <w:t xml:space="preserve">baselines, each evaluated on the same entity-disjoint inference half:</w:t>
       </w:r>
     </w:p>
     <w:p>
@@ -11018,19 +10987,19 @@
         <w:t xml:space="preserve"> </w:t>
       </w:r>
       <w:r>
-        <w:t xml:space="preserve">safety-9000/9210 chain’s terminal event. This is the substantive test</w:t>
-      </w:r>
-      <w:r>
-        <w:t xml:space="preserve"> </w:t>
-      </w:r>
-      <w:r>
-        <w:t xml:space="preserve">that DAMI review blocker W7 asked for: a mined signature carries</w:t>
-      </w:r>
-      <w:r>
-        <w:t xml:space="preserve"> </w:t>
-      </w:r>
-      <w:r>
-        <w:t xml:space="preserve">information the most-obvious pattern-free rule does not.</w:t>
+        <w:t xml:space="preserve">safety-9000/9210 chain’s terminal event. The comparison establishes</w:t>
+      </w:r>
+      <w:r>
+        <w:t xml:space="preserve"> </w:t>
+      </w:r>
+      <w:r>
+        <w:t xml:space="preserve">that a mined signature carries information the strongest pattern-free</w:t>
+      </w:r>
+      <w:r>
+        <w:t xml:space="preserve"> </w:t>
+      </w:r>
+      <w:r>
+        <w:t xml:space="preserve">rule does not.</w:t>
       </w:r>
     </w:p>
     <w:p>
@@ -11042,19 +11011,13 @@
           <w:b/>
           <w:bCs/>
         </w:rPr>
-        <w:t xml:space="preserve">Closed itemsets vs mined itemsets (redundancy audit for W6).</w:t>
-      </w:r>
-      <w:r>
-        <w:t xml:space="preserve"> </w:t>
-      </w:r>
-      <w:r>
-        <w:t xml:space="preserve">The</w:t>
-      </w:r>
-      <w:r>
-        <w:t xml:space="preserve"> </w:t>
-      </w:r>
-      <w:r>
-        <w:t xml:space="preserve">Kelmarsh</w:t>
+        <w:t xml:space="preserve">Closed itemsets and redundancy.</w:t>
+      </w:r>
+      <w:r>
+        <w:t xml:space="preserve"> </w:t>
+      </w:r>
+      <w:r>
+        <w:t xml:space="preserve">The Kelmarsh</w:t>
       </w:r>
       <w:r>
         <w:t xml:space="preserve"> </w:t>
@@ -11069,83 +11032,53 @@
         <w:t xml:space="preserve"> </w:t>
       </w:r>
       <w:r>
-        <w:t xml:space="preserve">mining run returns 136 itemsets, of which many are</w:t>
-      </w:r>
-      <w:r>
-        <w:t xml:space="preserve"> </w:t>
-      </w:r>
-      <w:r>
-        <w:t xml:space="preserve">sub- or supersets of the same underlying cascade. Applying the LCM</w:t>
-      </w:r>
-      <w:r>
-        <w:t xml:space="preserve"> </w:t>
-      </w:r>
-      <w:r>
-        <w:t xml:space="preserve">closed-itemset filter (support-strict maximality) reduces this to</w:t>
-      </w:r>
-      <w:r>
-        <w:t xml:space="preserve"> </w:t>
-      </w:r>
-      <w:r>
-        <w:t xml:space="preserve">the closed subset used for the deployable catalog rows above; the</w:t>
-      </w:r>
-      <w:r>
-        <w:t xml:space="preserve"> </w:t>
-      </w:r>
-      <w:r>
-        <w:t xml:space="preserve">signature table only cites patterns that are also closed, so no</w:t>
-      </w:r>
-      <w:r>
-        <w:t xml:space="preserve"> </w:t>
-      </w:r>
-      <w:r>
-        <w:t xml:space="preserve">finding is a redundant super-copy of another. The paper’s central</w:t>
-      </w:r>
-      <w:r>
-        <w:t xml:space="preserve"> </w:t>
-      </w:r>
-      <w:r>
-        <w:t xml:space="preserve">count is the count of BY-significant CLOSED itemsets on the inference</w:t>
-      </w:r>
-      <w:r>
-        <w:t xml:space="preserve"> </w:t>
-      </w:r>
-      <w:r>
-        <w:t xml:space="preserve">half, not the raw miner output, so the</w:t>
-      </w:r>
-      <w:r>
-        <w:t xml:space="preserve"> </w:t>
-      </w:r>
-      <w:r>
-        <w:t xml:space="preserve">“</w:t>
-      </w:r>
-      <w:r>
-        <w:t xml:space="preserve">99.3% pass</w:t>
-      </w:r>
-      <w:r>
-        <w:t xml:space="preserve">”</w:t>
-      </w:r>
-      <w:r>
-        <w:t xml:space="preserve"> </w:t>
-      </w:r>
-      <w:r>
-        <w:t xml:space="preserve">observation the</w:t>
-      </w:r>
-      <w:r>
-        <w:t xml:space="preserve"> </w:t>
-      </w:r>
-      <w:r>
-        <w:t xml:space="preserve">DAMI reviewer questioned is not the same number as the count on the</w:t>
-      </w:r>
-      <w:r>
-        <w:t xml:space="preserve"> </w:t>
-      </w:r>
-      <w:r>
-        <w:t xml:space="preserve">deployable-signature axis.</w:t>
+        <w:t xml:space="preserve">mining run</w:t>
+      </w:r>
+      <w:r>
+        <w:t xml:space="preserve"> </w:t>
+      </w:r>
+      <w:r>
+        <w:t xml:space="preserve">returns 136 itemsets, many of them sub- or supersets of the same</w:t>
+      </w:r>
+      <w:r>
+        <w:t xml:space="preserve"> </w:t>
+      </w:r>
+      <w:r>
+        <w:t xml:space="preserve">underlying cascade. The LCM closed-itemset filter (support-strict</w:t>
+      </w:r>
+      <w:r>
+        <w:t xml:space="preserve"> </w:t>
+      </w:r>
+      <w:r>
+        <w:t xml:space="preserve">maximality) reduces this to the closed subset used for the deployable</w:t>
+      </w:r>
+      <w:r>
+        <w:t xml:space="preserve"> </w:t>
+      </w:r>
+      <w:r>
+        <w:t xml:space="preserve">catalog rows above; the signature table cites only patterns that are</w:t>
+      </w:r>
+      <w:r>
+        <w:t xml:space="preserve"> </w:t>
+      </w:r>
+      <w:r>
+        <w:t xml:space="preserve">also closed, so no finding is a redundant super-copy of another. The</w:t>
+      </w:r>
+      <w:r>
+        <w:t xml:space="preserve"> </w:t>
+      </w:r>
+      <w:r>
+        <w:t xml:space="preserve">operative count is the number of BY-significant closed itemsets on</w:t>
+      </w:r>
+      <w:r>
+        <w:t xml:space="preserve"> </w:t>
+      </w:r>
+      <w:r>
+        <w:t xml:space="preserve">the inference half, not the raw miner output.</w:t>
       </w:r>
     </w:p>
     <w:bookmarkEnd w:id="56"/>
-    <w:bookmarkStart w:id="57" w:name="Xc54ed1d55255c95002307bea19a79d384701982"/>
+    <w:bookmarkStart w:id="57" w:name="Xe42e94fc93e925ac8db01b39bdde6e86aa2a907"/>
     <w:p>
       <w:pPr>
         <w:pStyle w:val="Heading4"/>
@@ -11160,7 +11093,7 @@
         <w:tab/>
       </w:r>
       <w:r>
-        <w:t xml:space="preserve">6.4c Case-control ratio and posterior at the operational base rate (W8)</w:t>
+        <w:t xml:space="preserve">6.4c Case-control ratio and posterior at the operational base rate</w:t>
       </w:r>
     </w:p>
     <w:p>
@@ -11655,13 +11588,13 @@
         <w:t xml:space="preserve"> </w:t>
       </w:r>
       <w:r>
-        <w:t xml:space="preserve">deployment call is dataset-specific and neither the sample-precision</w:t>
-      </w:r>
-      <w:r>
-        <w:t xml:space="preserve"> </w:t>
-      </w:r>
-      <w:r>
-        <w:t xml:space="preserve">0.89 nor the operational 0.20 alone tell the full story.</w:t>
+        <w:t xml:space="preserve">deployment decision is dataset-specific; neither the sample precision</w:t>
+      </w:r>
+      <w:r>
+        <w:t xml:space="preserve"> </w:t>
+      </w:r>
+      <w:r>
+        <w:t xml:space="preserve">of 0.89 nor the operational PPV of 0.20 suffices alone.</w:t>
       </w:r>
     </w:p>
     <w:p>
@@ -13422,7 +13355,7 @@
         <w:t xml:space="preserve">negative recommendation</w:t>
       </w:r>
       <w:r>
-        <w:t xml:space="preserve">. Do NOT deploy this pipeline on</w:t>
+        <w:t xml:space="preserve">. do not deploy this pipeline on</w:t>
       </w:r>
       <w:r>
         <w:t xml:space="preserve"> </w:t>
@@ -13454,25 +13387,31 @@
         <w:pStyle w:val="BodyText"/>
       </w:pPr>
       <w:r>
-        <w:t xml:space="preserve">The rest of §6 walks through the aggregate evidence supporting these</w:t>
-      </w:r>
-      <w:r>
-        <w:t xml:space="preserve"> </w:t>
-      </w:r>
-      <w:r>
-        <w:t xml:space="preserve">signatures: the predictive-vs-frequent-noise separation (§6.5), the</w:t>
-      </w:r>
-      <w:r>
-        <w:t xml:space="preserve"> </w:t>
-      </w:r>
-      <w:r>
-        <w:t xml:space="preserve">post-selection-valid sequence significance (§6.6), the SCANIA matched</w:t>
-      </w:r>
-      <w:r>
-        <w:t xml:space="preserve"> </w:t>
-      </w:r>
-      <w:r>
-        <w:t xml:space="preserve">hazard-ratio analysis (§6.8), and lead time on true positives (§6.9).</w:t>
+        <w:t xml:space="preserve">Sections 6.5 through 6.9 present the aggregate evidence behind these</w:t>
+      </w:r>
+      <w:r>
+        <w:t xml:space="preserve"> </w:t>
+      </w:r>
+      <w:r>
+        <w:t xml:space="preserve">signatures: the predictive-vs-frequent-noise separation (§6.5),</w:t>
+      </w:r>
+      <w:r>
+        <w:t xml:space="preserve"> </w:t>
+      </w:r>
+      <w:r>
+        <w:t xml:space="preserve">post-selection-valid sequence significance (§6.6), the same-sample</w:t>
+      </w:r>
+      <w:r>
+        <w:t xml:space="preserve"> </w:t>
+      </w:r>
+      <w:r>
+        <w:t xml:space="preserve">marginal baseline (§6.7), the SCANIA matched hazard-ratio analysis</w:t>
+      </w:r>
+      <w:r>
+        <w:t xml:space="preserve"> </w:t>
+      </w:r>
+      <w:r>
+        <w:t xml:space="preserve">(§6.8), and lead time on true positives (§6.9).</w:t>
       </w:r>
     </w:p>
     <w:bookmarkEnd w:id="57"/>
@@ -14565,7 +14504,7 @@
         <w:pStyle w:val="BodyText"/>
       </w:pPr>
       <w:r>
-        <w:t xml:space="preserve">Two consequences of post-selection-valid inference. First, the Azure</w:t>
+        <w:t xml:space="preserve">Post-selection-valid inference has two visible consequences. First, the Azure</w:t>
       </w:r>
       <w:r>
         <w:t xml:space="preserve"> </w:t>
@@ -14681,7 +14620,7 @@
         <w:t xml:space="preserve"> </w:t>
       </w:r>
       <w:r>
-        <w:t xml:space="preserve">conditional-logistic analysis in §6.8 instead. On the two winning traces the</w:t>
+        <w:t xml:space="preserve">conditional-logistic analysis in §6.8 instead. On the two positive traces the</w:t>
       </w:r>
       <w:r>
         <w:t xml:space="preserve"> </w:t>
@@ -15900,19 +15839,19 @@
         <w:pStyle w:val="BodyText"/>
       </w:pPr>
       <w:r>
-        <w:t xml:space="preserve">The sequence result restates the itemset finding for the same-split</w:t>
-      </w:r>
-      <w:r>
-        <w:t xml:space="preserve"> </w:t>
-      </w:r>
-      <w:r>
-        <w:t xml:space="preserve">inference regime: on Azure sequences carry a large post-selection-valid</w:t>
-      </w:r>
-      <w:r>
-        <w:t xml:space="preserve"> </w:t>
-      </w:r>
-      <w:r>
-        <w:t xml:space="preserve">signal (77% BH-significant at</w:t>
+        <w:t xml:space="preserve">The sequence result mirrors the itemset finding under the same split:</w:t>
+      </w:r>
+      <w:r>
+        <w:t xml:space="preserve"> </w:t>
+      </w:r>
+      <w:r>
+        <w:t xml:space="preserve">sequences carry a large post-selection-valid signal on Azure</w:t>
+      </w:r>
+      <w:r>
+        <w:t xml:space="preserve"> </w:t>
+      </w:r>
+      <w:r>
+        <w:t xml:space="preserve">(77% BH-significant at</w:t>
       </w:r>
       <w:r>
         <w:t xml:space="preserve"> </w:t>
@@ -15924,13 +15863,13 @@
         <w:t xml:space="preserve">last10</w:t>
       </w:r>
       <w:r>
-        <w:t xml:space="preserve">, 66% BY), on Alibaba a moderate</w:t>
-      </w:r>
-      <w:r>
-        <w:t xml:space="preserve"> </w:t>
-      </w:r>
-      <w:r>
-        <w:t xml:space="preserve">one (48% BH at</w:t>
+        <w:t xml:space="preserve">, 66% BY) and a moderate one on Alibaba</w:t>
+      </w:r>
+      <w:r>
+        <w:t xml:space="preserve"> </w:t>
+      </w:r>
+      <w:r>
+        <w:t xml:space="preserve">(48% BH at</w:t>
       </w:r>
       <w:r>
         <w:t xml:space="preserve"> </w:t>
@@ -15942,19 +15881,19 @@
         <w:t xml:space="preserve">last10</w:t>
       </w:r>
       <w:r>
-        <w:t xml:space="preserve">), and on BGL and SCANIA the fraction collapses</w:t>
-      </w:r>
-      <w:r>
-        <w:t xml:space="preserve"> </w:t>
-      </w:r>
-      <w:r>
-        <w:t xml:space="preserve">as horizon length expands the candidate space faster than the signal</w:t>
-      </w:r>
-      <w:r>
-        <w:t xml:space="preserve"> </w:t>
-      </w:r>
-      <w:r>
-        <w:t xml:space="preserve">grows. On SCANIA</w:t>
+        <w:t xml:space="preserve">). On BGL and SCANIA the significant fraction</w:t>
+      </w:r>
+      <w:r>
+        <w:t xml:space="preserve"> </w:t>
+      </w:r>
+      <w:r>
+        <w:t xml:space="preserve">collapses as longer horizons expand the candidate space faster than</w:t>
+      </w:r>
+      <w:r>
+        <w:t xml:space="preserve"> </w:t>
+      </w:r>
+      <w:r>
+        <w:t xml:space="preserve">the signal grows. On SCANIA</w:t>
       </w:r>
       <w:r>
         <w:t xml:space="preserve"> </w:t>
@@ -15969,19 +15908,19 @@
         <w:t xml:space="preserve"> </w:t>
       </w:r>
       <w:r>
-        <w:t xml:space="preserve">the same 6,262-sequence mining run reduces</w:t>
-      </w:r>
-      <w:r>
-        <w:t xml:space="preserve"> </w:t>
-      </w:r>
-      <w:r>
-        <w:t xml:space="preserve">to 3 BY-significant sequences: a strong post-selection-inflation</w:t>
-      </w:r>
-      <w:r>
-        <w:t xml:space="preserve"> </w:t>
-      </w:r>
-      <w:r>
-        <w:t xml:space="preserve">warning that mirrors the itemset case.</w:t>
+        <w:t xml:space="preserve">the same 6,262-sequence mining</w:t>
+      </w:r>
+      <w:r>
+        <w:t xml:space="preserve"> </w:t>
+      </w:r>
+      <w:r>
+        <w:t xml:space="preserve">run reduces to 3 BY-significant sequences, a strong</w:t>
+      </w:r>
+      <w:r>
+        <w:t xml:space="preserve"> </w:t>
+      </w:r>
+      <w:r>
+        <w:t xml:space="preserve">post-selection-inflation warning that mirrors the itemset case.</w:t>
       </w:r>
     </w:p>
     <w:p>
@@ -17563,13 +17502,13 @@
         <w:t xml:space="preserve"> </w:t>
       </w:r>
       <w:r>
-        <w:t xml:space="preserve">histogram feature (397), consistent with the §3.4 note that</w:t>
-      </w:r>
-      <w:r>
-        <w:t xml:space="preserve"> </w:t>
-      </w:r>
-      <w:r>
-        <w:t xml:space="preserve">Component X features encode 6 histograms. The</w:t>
+        <w:t xml:space="preserve">histogram feature (397), consistent with the histogram-encoded</w:t>
+      </w:r>
+      <w:r>
+        <w:t xml:space="preserve"> </w:t>
+      </w:r>
+      <w:r>
+        <w:t xml:space="preserve">feature set described in §3.6. The</w:t>
       </w:r>
       <w:r>
         <w:t xml:space="preserve"> </w:t>
@@ -18757,19 +18696,19 @@
         <w:pStyle w:val="BodyText"/>
       </w:pPr>
       <w:r>
-        <w:t xml:space="preserve">The survey resolves an obvious follow-up question: does the</w:t>
-      </w:r>
-      <w:r>
-        <w:t xml:space="preserve"> </w:t>
-      </w:r>
-      <w:r>
-        <w:t xml:space="preserve">combined-feature-set advantage transfer to any operational event</w:t>
-      </w:r>
-      <w:r>
-        <w:t xml:space="preserve"> </w:t>
-      </w:r>
-      <w:r>
-        <w:t xml:space="preserve">log? It does not.</w:t>
+        <w:t xml:space="preserve">The case studies answer a natural follow-up question: the</w:t>
+      </w:r>
+      <w:r>
+        <w:t xml:space="preserve"> </w:t>
+      </w:r>
+      <w:r>
+        <w:t xml:space="preserve">combined-feature-set advantage does not transfer to every operational</w:t>
+      </w:r>
+      <w:r>
+        <w:t xml:space="preserve"> </w:t>
+      </w:r>
+      <w:r>
+        <w:t xml:space="preserve">event log.</w:t>
       </w:r>
     </w:p>
     <w:p>
@@ -19386,13 +19325,13 @@
         <w:pStyle w:val="BodyText"/>
       </w:pPr>
       <w:r>
-        <w:t xml:space="preserve">This gives a sharper three-way regime-of-validity: (i) four wins</w:t>
-      </w:r>
-      <w:r>
-        <w:t xml:space="preserve"> </w:t>
-      </w:r>
-      <w:r>
-        <w:t xml:space="preserve">(Kelmarsh, Penmanshiel, Azure PdM, Alibaba v2018), where target</w:t>
+        <w:t xml:space="preserve">This gives a sharper three-way regime-of-validity: (i) four positive</w:t>
+      </w:r>
+      <w:r>
+        <w:t xml:space="preserve"> </w:t>
+      </w:r>
+      <w:r>
+        <w:t xml:space="preserve">traces (Kelmarsh, Penmanshiel, Azure PdM, Alibaba v2018), where target</w:t>
       </w:r>
       <w:r>
         <w:t xml:space="preserve"> </w:t>

--- a/paper/skeleton.docx
+++ b/paper/skeleton.docx
@@ -18,7 +18,7 @@
         <w:t xml:space="preserve">2026-08-29</w:t>
       </w:r>
     </w:p>
-    <w:bookmarkStart w:id="174" w:name="Xce1c4f30b6249f262e85315bbd79ad996dfa10c"/>
+    <w:bookmarkStart w:id="172" w:name="Xce1c4f30b6249f262e85315bbd79ad996dfa10c"/>
     <w:p>
       <w:pPr>
         <w:pStyle w:val="Heading1"/>
@@ -2149,13 +2149,49 @@
         <w:pStyle w:val="FirstParagraph"/>
       </w:pPr>
       <w:r>
-        <w:t xml:space="preserve">To our knowledge, no peer-reviewed study applies FP-Growth and</w:t>
-      </w:r>
-      <w:r>
-        <w:t xml:space="preserve"> </w:t>
-      </w:r>
-      <w:r>
-        <w:t xml:space="preserve">PrefixSpan head-to-head to Alibaba</w:t>
+        <w:t xml:space="preserve">The paper’s contribution is a single methodological package applied</w:t>
+      </w:r>
+      <w:r>
+        <w:t xml:space="preserve"> </w:t>
+      </w:r>
+      <w:r>
+        <w:t xml:space="preserve">uniformly across six traces: entity-disjoint post-selection-valid</w:t>
+      </w:r>
+      <w:r>
+        <w:t xml:space="preserve"> </w:t>
+      </w:r>
+      <w:r>
+        <w:t xml:space="preserve">mining, a count-preserving order null that separates ordering from</w:t>
+      </w:r>
+      <w:r>
+        <w:t xml:space="preserve"> </w:t>
+      </w:r>
+      <w:r>
+        <w:t xml:space="preserve">event multiplicity, and a censoring-valid matched conditional</w:t>
+      </w:r>
+      <w:r>
+        <w:t xml:space="preserve"> </w:t>
+      </w:r>
+      <w:r>
+        <w:t xml:space="preserve">logistic estimator for right-censored entities, evaluated against an</w:t>
+      </w:r>
+      <w:r>
+        <w:t xml:space="preserve"> </w:t>
+      </w:r>
+      <w:r>
+        <w:t xml:space="preserve">event-count baseline and each pattern family in turn on a temporally-</w:t>
+      </w:r>
+      <w:r>
+        <w:t xml:space="preserve"> </w:t>
+      </w:r>
+      <w:r>
+        <w:t xml:space="preserve">held-out split. To our knowledge, this package has not been applied</w:t>
+      </w:r>
+      <w:r>
+        <w:t xml:space="preserve"> </w:t>
+      </w:r>
+      <w:r>
+        <w:t xml:space="preserve">head-to-head to Alibaba</w:t>
       </w:r>
       <w:r>
         <w:t xml:space="preserve"> </w:t>
@@ -2170,13 +2206,13 @@
         <w:t xml:space="preserve"> </w:t>
       </w:r>
       <w:r>
-        <w:t xml:space="preserve">status transitions or</w:t>
-      </w:r>
-      <w:r>
-        <w:t xml:space="preserve"> </w:t>
-      </w:r>
-      <w:r>
-        <w:t xml:space="preserve">to Azure PdM</w:t>
+        <w:t xml:space="preserve">status transitions or to Azure</w:t>
+      </w:r>
+      <w:r>
+        <w:t xml:space="preserve"> </w:t>
+      </w:r>
+      <w:r>
+        <w:t xml:space="preserve">PdM</w:t>
       </w:r>
       <w:r>
         <w:t xml:space="preserve"> </w:t>
@@ -2191,43 +2227,25 @@
         <w:t xml:space="preserve"> </w:t>
       </w:r>
       <w:r>
-        <w:t xml:space="preserve">sequences under a matched-control</w:t>
-      </w:r>
-      <w:r>
-        <w:t xml:space="preserve"> </w:t>
-      </w:r>
-      <w:r>
-        <w:t xml:space="preserve">design. None then evaluates the resulting patterns as binary features</w:t>
-      </w:r>
-      <w:r>
-        <w:t xml:space="preserve"> </w:t>
-      </w:r>
-      <w:r>
-        <w:t xml:space="preserve">against event-count and deep-learning-adjacent alternatives on a</w:t>
-      </w:r>
-      <w:r>
-        <w:t xml:space="preserve"> </w:t>
-      </w:r>
-      <w:r>
-        <w:t xml:space="preserve">temporally-held-out split. The six-trace regime-of-validity</w:t>
-      </w:r>
-      <w:r>
-        <w:t xml:space="preserve"> </w:t>
-      </w:r>
-      <w:r>
-        <w:t xml:space="preserve">study in §7.3, spanning two independent wind farms, is likewise, to</w:t>
-      </w:r>
-      <w:r>
-        <w:t xml:space="preserve"> </w:t>
-      </w:r>
-      <w:r>
-        <w:t xml:space="preserve">our knowledge, unprecedented in the pattern-mining log-analysis</w:t>
-      </w:r>
-      <w:r>
-        <w:t xml:space="preserve"> </w:t>
-      </w:r>
-      <w:r>
-        <w:t xml:space="preserve">literature.</w:t>
+        <w:t xml:space="preserve">sequences, and the six-trace regime-of-</w:t>
+      </w:r>
+      <w:r>
+        <w:t xml:space="preserve"> </w:t>
+      </w:r>
+      <w:r>
+        <w:t xml:space="preserve">validity study of §7.3, anchored by a cascade replicated across two</w:t>
+      </w:r>
+      <w:r>
+        <w:t xml:space="preserve"> </w:t>
+      </w:r>
+      <w:r>
+        <w:t xml:space="preserve">independent wind farms, is likewise unprecedented in the</w:t>
+      </w:r>
+      <w:r>
+        <w:t xml:space="preserve"> </w:t>
+      </w:r>
+      <w:r>
+        <w:t xml:space="preserve">pattern-mining log-analysis literature.</w:t>
       </w:r>
     </w:p>
     <w:bookmarkEnd w:id="28"/>
@@ -3703,25 +3721,25 @@
         <w:t xml:space="preserve"> </w:t>
       </w:r>
       <w:r>
-        <w:t xml:space="preserve">on Alibaba, rack on BGL, vehicle on SCANIA), we build a failure</w:t>
-      </w:r>
-      <w:r>
-        <w:t xml:space="preserve"> </w:t>
-      </w:r>
-      <w:r>
-        <w:t xml:space="preserve">window covering the K events (or the time horizon T) strictly before</w:t>
-      </w:r>
-      <w:r>
-        <w:t xml:space="preserve"> </w:t>
-      </w:r>
-      <w:r>
-        <w:t xml:space="preserve">the failure timestamp. Matched controls come from two designs</w:t>
-      </w:r>
-      <w:r>
-        <w:t xml:space="preserve"> </w:t>
-      </w:r>
-      <w:r>
-        <w:t xml:space="preserve">depending on the trace:</w:t>
+        <w:t xml:space="preserve">on Alibaba, rack on BGL, vehicle on SCANIA, turbine on Kelmarsh and</w:t>
+      </w:r>
+      <w:r>
+        <w:t xml:space="preserve"> </w:t>
+      </w:r>
+      <w:r>
+        <w:t xml:space="preserve">Penmanshiel), we build a failure window covering the K events (or the</w:t>
+      </w:r>
+      <w:r>
+        <w:t xml:space="preserve"> </w:t>
+      </w:r>
+      <w:r>
+        <w:t xml:space="preserve">time horizon T) strictly before the failure timestamp. Matched</w:t>
+      </w:r>
+      <w:r>
+        <w:t xml:space="preserve"> </w:t>
+      </w:r>
+      <w:r>
+        <w:t xml:space="preserve">controls come from two designs depending on the trace:</w:t>
       </w:r>
     </w:p>
     <w:p>
@@ -3743,19 +3761,31 @@
         <w:t xml:space="preserve"> </w:t>
       </w:r>
       <w:r>
-        <w:t xml:space="preserve">(Azure, BGL) when the entity carries</w:t>
-      </w:r>
-      <w:r>
-        <w:t xml:space="preserve"> </w:t>
-      </w:r>
-      <w:r>
-        <w:t xml:space="preserve">long timelines with sparse failures; controls are anchored at</w:t>
-      </w:r>
-      <w:r>
-        <w:t xml:space="preserve"> </w:t>
-      </w:r>
-      <w:r>
-        <w:t xml:space="preserve">times with no failure within horizon T in either direction.</w:t>
+        <w:t xml:space="preserve">(Azure, BGL, Kelmarsh, Penmanshiel)</w:t>
+      </w:r>
+      <w:r>
+        <w:t xml:space="preserve"> </w:t>
+      </w:r>
+      <w:r>
+        <w:t xml:space="preserve">when the entity carries long timelines with sparse failures;</w:t>
+      </w:r>
+      <w:r>
+        <w:t xml:space="preserve"> </w:t>
+      </w:r>
+      <w:r>
+        <w:t xml:space="preserve">controls are anchored at times on the same entity with no failure</w:t>
+      </w:r>
+      <w:r>
+        <w:t xml:space="preserve"> </w:t>
+      </w:r>
+      <w:r>
+        <w:t xml:space="preserve">within horizon T in either direction, sampled at a 1:3</w:t>
+      </w:r>
+      <w:r>
+        <w:t xml:space="preserve"> </w:t>
+      </w:r>
+      <w:r>
+        <w:t xml:space="preserve">case-to-control ratio.</w:t>
       </w:r>
     </w:p>
     <w:p>
@@ -3789,7 +3819,7 @@
         <w:t xml:space="preserve"> </w:t>
       </w:r>
       <w:r>
-        <w:t xml:space="preserve">non-failure entity, sampled at a 3:1 control:failure ratio from a</w:t>
+        <w:t xml:space="preserve">non-failure entity, sampled at a 1:3 case-to-control ratio from a</w:t>
       </w:r>
       <w:r>
         <w:t xml:space="preserve"> </w:t>
@@ -3803,6 +3833,80 @@
         <w:pStyle w:val="FirstParagraph"/>
       </w:pPr>
       <w:r>
+        <w:t xml:space="preserve">The two wind farms use the same-entity design over each turbine’s</w:t>
+      </w:r>
+      <w:r>
+        <w:t xml:space="preserve"> </w:t>
+      </w:r>
+      <w:r>
+        <w:t xml:space="preserve">multi-year alarm timeline: failure windows are anchored on each</w:t>
+      </w:r>
+      <w:r>
+        <w:t xml:space="preserve"> </w:t>
+      </w:r>
+      <w:r>
+        <w:t xml:space="preserve">Forced-outage event and controls on same-turbine clean regions,</w:t>
+      </w:r>
+      <w:r>
+        <w:t xml:space="preserve"> </w:t>
+      </w:r>
+      <w:r>
+        <w:t xml:space="preserve">giving 233 failure and 699 control windows at</w:t>
+      </w:r>
+      <w:r>
+        <w:t xml:space="preserve"> </w:t>
+      </w:r>
+      <w:r>
+        <w:rPr>
+          <w:rStyle w:val="VerbatimChar"/>
+        </w:rPr>
+        <w:t xml:space="preserve">last5</w:t>
+      </w:r>
+      <w:r>
+        <w:t xml:space="preserve">/</w:t>
+      </w:r>
+      <w:r>
+        <w:rPr>
+          <w:rStyle w:val="VerbatimChar"/>
+        </w:rPr>
+        <w:t xml:space="preserve">last10</w:t>
+      </w:r>
+      <w:r>
+        <w:t xml:space="preserve"> </w:t>
+      </w:r>
+      <w:r>
+        <w:t xml:space="preserve">on</w:t>
+      </w:r>
+      <w:r>
+        <w:t xml:space="preserve"> </w:t>
+      </w:r>
+      <w:r>
+        <w:t xml:space="preserve">Kelmarsh (6 turbines) and 448 failure and 1,344 control windows on</w:t>
+      </w:r>
+      <w:r>
+        <w:t xml:space="preserve"> </w:t>
+      </w:r>
+      <w:r>
+        <w:t xml:space="preserve">Penmanshiel (9 turbines). The entity-disjoint discovery/inference</w:t>
+      </w:r>
+      <w:r>
+        <w:t xml:space="preserve"> </w:t>
+      </w:r>
+      <w:r>
+        <w:t xml:space="preserve">split (§4.5) partitions turbines 3-and-3 on Kelmarsh and 4-and-5 on</w:t>
+      </w:r>
+      <w:r>
+        <w:t xml:space="preserve"> </w:t>
+      </w:r>
+      <w:r>
+        <w:t xml:space="preserve">Penmanshiel, so no turbine contributes to both mining and inference.</w:t>
+      </w:r>
+    </w:p>
+    <w:p>
+      <w:pPr>
+        <w:pStyle w:val="BodyText"/>
+      </w:pPr>
+      <w:r>
         <w:t xml:space="preserve">BGL alerts are additionally grouped into episodes (&gt;= 1h inter-arrival</w:t>
       </w:r>
       <w:r>
@@ -3886,7 +3990,13 @@
         <w:t xml:space="preserve"> </w:t>
       </w:r>
       <w:r>
-        <w:t xml:space="preserve">on Azure;</w:t>
+        <w:t xml:space="preserve">on Azure and</w:t>
+      </w:r>
+      <w:r>
+        <w:t xml:space="preserve"> </w:t>
+      </w:r>
+      <w:r>
+        <w:t xml:space="preserve">on the two wind farms;</w:t>
       </w:r>
       <w:r>
         <w:t xml:space="preserve"> </w:t>
@@ -3964,13 +4074,13 @@
         <w:t xml:space="preserve"> </w:t>
       </w:r>
       <w:r>
-        <w:t xml:space="preserve">on BGL and SCANIA (time-based horizons are not meaningful for short</w:t>
-      </w:r>
-      <w:r>
-        <w:t xml:space="preserve"> </w:t>
-      </w:r>
-      <w:r>
-        <w:t xml:space="preserve">per-job or per-episode observations).</w:t>
+        <w:t xml:space="preserve">on BGL and SCANIA (time-based horizons</w:t>
+      </w:r>
+      <w:r>
+        <w:t xml:space="preserve"> </w:t>
+      </w:r>
+      <w:r>
+        <w:t xml:space="preserve">are not meaningful for short per-job or per-episode observations).</w:t>
       </w:r>
     </w:p>
     <w:bookmarkEnd w:id="37"/>
@@ -4185,7 +4295,13 @@
         <w:t xml:space="preserve"> </w:t>
       </w:r>
       <w:r>
-        <w:t xml:space="preserve">on average). Both invariants pass on the two positive traces; on the boundary</w:t>
+        <w:t xml:space="preserve">on average). Both invariants pass on the two cloud and maintenance</w:t>
+      </w:r>
+      <w:r>
+        <w:t xml:space="preserve"> </w:t>
+      </w:r>
+      <w:r>
+        <w:t xml:space="preserve">traces (Azure, Alibaba); on the boundary</w:t>
       </w:r>
       <w:r>
         <w:t xml:space="preserve"> </w:t>
@@ -4325,7 +4441,10 @@
         <w:t xml:space="preserve"> </w:t>
       </w:r>
       <w:r>
-        <w:t xml:space="preserve">(Prentice and Breslow 1978; Rothman-Greenland ch. 15), we replace §4.1’s</w:t>
+        <w:t xml:space="preserve">(Prentice and Breslow 1978; Rothman, Greenland, and Lash 2008)</w:t>
+      </w:r>
+      <w:r>
+        <w:t xml:space="preserve">, we replace §4.1’s</w:t>
       </w:r>
       <w:r>
         <w:t xml:space="preserve"> </w:t>
@@ -4486,13 +4605,16 @@
         <w:t xml:space="preserve"> </w:t>
       </w:r>
       <w:r>
-        <w:t xml:space="preserve">those marginal p-values does not restore validity (Fithian, Sun and</w:t>
-      </w:r>
-      <w:r>
-        <w:t xml:space="preserve"> </w:t>
-      </w:r>
-      <w:r>
-        <w:t xml:space="preserve">Taylor 2014; Loftus and Taylor 2015).</w:t>
+        <w:t xml:space="preserve">those marginal p-values does not restore validity</w:t>
+      </w:r>
+      <w:r>
+        <w:t xml:space="preserve"> </w:t>
+      </w:r>
+      <w:r>
+        <w:t xml:space="preserve">(Fithian, Sun, and Taylor 2014; Loftus and Taylor 2015)</w:t>
+      </w:r>
+      <w:r>
+        <w:t xml:space="preserve">.</w:t>
       </w:r>
     </w:p>
     <w:p>
@@ -4741,13 +4863,16 @@
         <w:t xml:space="preserve"> </w:t>
       </w:r>
       <w:r>
-        <w:t xml:space="preserve">likelihood restricted to the pattern indicator (Prentice-Breslow</w:t>
-      </w:r>
-      <w:r>
-        <w:t xml:space="preserve"> </w:t>
-      </w:r>
-      <w:r>
-        <w:t xml:space="preserve">1978; Langholz-Goldstein 1996). We estimate every SCANIA pattern’s</w:t>
+        <w:t xml:space="preserve">likelihood restricted to the pattern indicator</w:t>
+      </w:r>
+      <w:r>
+        <w:t xml:space="preserve"> </w:t>
+      </w:r>
+      <w:r>
+        <w:t xml:space="preserve">(Prentice and Breslow 1978; Langholz and Goldstein 1996)</w:t>
+      </w:r>
+      <w:r>
+        <w:t xml:space="preserve">. We estimate every SCANIA pattern’s</w:t>
       </w:r>
       <w:r>
         <w:t xml:space="preserve"> </w:t>
@@ -5040,7 +5165,7 @@
     </w:p>
     <w:bookmarkEnd w:id="44"/>
     <w:bookmarkEnd w:id="45"/>
-    <w:bookmarkStart w:id="50" w:name="experiments"/>
+    <w:bookmarkStart w:id="48" w:name="experiments"/>
     <w:p>
       <w:pPr>
         <w:pStyle w:val="Heading2"/>
@@ -5216,7 +5341,7 @@
         <w:t xml:space="preserve">feature sets on the same trace cannot drift.</w:t>
       </w:r>
     </w:p>
-    <w:bookmarkStart w:id="47" w:name="coverage-per-horizon-azure"/>
+    <w:bookmarkStart w:id="46" w:name="coverage-per-horizon-azure"/>
     <w:p>
       <w:pPr>
         <w:pStyle w:val="Heading3"/>
@@ -5290,34 +5415,64 @@
         <w:t xml:space="preserve"> </w:t>
       </w:r>
       <w:r>
-        <w:t xml:space="preserve">control mean 0.077).</w:t>
-      </w:r>
-    </w:p>
-    <w:p>
-      <w:pPr>
-        <w:pStyle w:val="BodyText"/>
-      </w:pPr>
-      <w:r>
-        <w:rPr>
-          <w:i/>
-          <w:iCs/>
-        </w:rPr>
-        <w:t xml:space="preserve">Figure:</w:t>
-      </w:r>
-      <w:r>
-        <w:t xml:space="preserve"> </w:t>
-      </w:r>
-      <w:hyperlink r:id="rId46">
-        <w:r>
-          <w:rPr>
-            <w:rStyle w:val="Hyperlink"/>
-          </w:rPr>
-          <w:t xml:space="preserve">azure_window_horizon_vs_events.png</w:t>
-        </w:r>
-      </w:hyperlink>
-    </w:p>
-    <w:bookmarkEnd w:id="47"/>
-    <w:bookmarkStart w:id="49" w:name="Xcb021a9f83200d9f09d3a9403457b97a917b7d4"/>
+        <w:t xml:space="preserve">control mean 0.077; Figure 1).</w:t>
+      </w:r>
+    </w:p>
+    <w:tbl>
+      <w:tblPr>
+        <w:tblStyle w:val="FigureTable"/>
+        <w:tblW w:type="auto" w:w="0"/>
+        <w:jc w:val="center"/>
+        <w:tblLook w:firstRow="0" w:lastRow="0" w:firstColumn="0" w:lastColumn="0"/>
+      </w:tblPr>
+      <w:tblGrid>
+        <w:gridCol w:w="7920"/>
+      </w:tblGrid>
+      <w:tr>
+        <w:tc>
+          <w:tcPr/>
+          <w:p>
+            <w:pPr>
+              <w:pStyle w:val="Compact"/>
+              <w:jc w:val="center"/>
+            </w:pPr>
+            <w:r>
+              <w:rPr>
+                <w:b/>
+                <w:bCs/>
+              </w:rPr>
+              <w:t xml:space="preserve">Figure 1.</w:t>
+            </w:r>
+            <w:r>
+              <w:t xml:space="preserve"> </w:t>
+            </w:r>
+            <w:r>
+              <w:t xml:space="preserve">Event coverage of Azure pre-failure windows by horizon: the mean number of events per window grows with horizon length, which sets how much order information each horizon can carry.</w:t>
+            </w:r>
+          </w:p>
+        </w:tc>
+      </w:tr>
+    </w:tbl>
+    <w:p>
+      <w:pPr>
+        <w:pStyle w:val="ImageCaption"/>
+      </w:pPr>
+      <w:r>
+        <w:rPr>
+          <w:b/>
+          <w:bCs/>
+        </w:rPr>
+        <w:t xml:space="preserve">Figure 1.</w:t>
+      </w:r>
+      <w:r>
+        <w:t xml:space="preserve"> </w:t>
+      </w:r>
+      <w:r>
+        <w:t xml:space="preserve">Event coverage of Azure pre-failure windows by horizon: the mean number of events per window grows with horizon length, which sets how much order information each horizon can carry.</w:t>
+      </w:r>
+    </w:p>
+    <w:bookmarkEnd w:id="46"/>
+    <w:bookmarkStart w:id="47" w:name="Xcb021a9f83200d9f09d3a9403457b97a917b7d4"/>
     <w:p>
       <w:pPr>
         <w:pStyle w:val="Heading3"/>
@@ -5896,7 +6051,199 @@
         <w:t xml:space="preserve"> </w:t>
       </w:r>
       <w:r>
-        <w:t xml:space="preserve">at least +4 AUROC points at last5 and at least +5 at last10.</w:t>
+        <w:t xml:space="preserve">at least +4 AUROC points at last5 and at least +5 at last10 (Figure 2).</w:t>
+      </w:r>
+    </w:p>
+    <w:tbl>
+      <w:tblPr>
+        <w:tblStyle w:val="FigureTable"/>
+        <w:tblW w:type="auto" w:w="0"/>
+        <w:jc w:val="center"/>
+        <w:tblLook w:firstRow="0" w:lastRow="0" w:firstColumn="0" w:lastColumn="0"/>
+      </w:tblPr>
+      <w:tblGrid>
+        <w:gridCol w:w="7920"/>
+      </w:tblGrid>
+      <w:tr>
+        <w:tc>
+          <w:tcPr/>
+          <w:p>
+            <w:pPr>
+              <w:pStyle w:val="Compact"/>
+              <w:jc w:val="center"/>
+            </w:pPr>
+            <w:r>
+              <w:rPr>
+                <w:b/>
+                <w:bCs/>
+              </w:rPr>
+              <w:t xml:space="preserve">Figure 2.</w:t>
+            </w:r>
+            <w:r>
+              <w:t xml:space="preserve"> </w:t>
+            </w:r>
+            <w:r>
+              <w:t xml:space="preserve">Predictive AUROC on Azure across the FP-Growth minimum-support sweep. Combined itemset-plus-sequence features lead the itemset-only and event-count baselines at every threshold, by at least 4 AUROC points at</w:t>
+            </w:r>
+            <w:r>
+              <w:t xml:space="preserve"> </w:t>
+            </w:r>
+            <w:r>
+              <w:rPr>
+                <w:rStyle w:val="VerbatimChar"/>
+              </w:rPr>
+              <w:t xml:space="preserve">last5</w:t>
+            </w:r>
+            <w:r>
+              <w:t xml:space="preserve"> </w:t>
+            </w:r>
+            <w:r>
+              <w:t xml:space="preserve">and at least 5 at</w:t>
+            </w:r>
+            <w:r>
+              <w:t xml:space="preserve"> </w:t>
+            </w:r>
+            <w:r>
+              <w:rPr>
+                <w:rStyle w:val="VerbatimChar"/>
+              </w:rPr>
+              <w:t xml:space="preserve">last10</w:t>
+            </w:r>
+            <w:r>
+              <w:t xml:space="preserve">.</w:t>
+            </w:r>
+          </w:p>
+        </w:tc>
+      </w:tr>
+    </w:tbl>
+    <w:p>
+      <w:pPr>
+        <w:pStyle w:val="ImageCaption"/>
+      </w:pPr>
+      <w:r>
+        <w:rPr>
+          <w:b/>
+          <w:bCs/>
+        </w:rPr>
+        <w:t xml:space="preserve">Figure 2.</w:t>
+      </w:r>
+      <w:r>
+        <w:t xml:space="preserve"> </w:t>
+      </w:r>
+      <w:r>
+        <w:t xml:space="preserve">Predictive AUROC on Azure across the FP-Growth minimum-support sweep. Combined itemset-plus-sequence features lead the itemset-only and event-count baselines at every threshold, by at least 4 AUROC points at</w:t>
+      </w:r>
+      <w:r>
+        <w:t xml:space="preserve"> </w:t>
+      </w:r>
+      <w:r>
+        <w:rPr>
+          <w:rStyle w:val="VerbatimChar"/>
+        </w:rPr>
+        <w:t xml:space="preserve">last5</w:t>
+      </w:r>
+      <w:r>
+        <w:t xml:space="preserve"> </w:t>
+      </w:r>
+      <w:r>
+        <w:t xml:space="preserve">and at least 5 at</w:t>
+      </w:r>
+      <w:r>
+        <w:t xml:space="preserve"> </w:t>
+      </w:r>
+      <w:r>
+        <w:rPr>
+          <w:rStyle w:val="VerbatimChar"/>
+        </w:rPr>
+        <w:t xml:space="preserve">last10</w:t>
+      </w:r>
+      <w:r>
+        <w:t xml:space="preserve">.</w:t>
+      </w:r>
+    </w:p>
+    <w:bookmarkEnd w:id="47"/>
+    <w:bookmarkEnd w:id="48"/>
+    <w:bookmarkStart w:id="61" w:name="results"/>
+    <w:p>
+      <w:pPr>
+        <w:pStyle w:val="Heading2"/>
+      </w:pPr>
+      <w:r>
+        <w:rPr>
+          <w:rStyle w:val="SectionNumber"/>
+        </w:rPr>
+        <w:t xml:space="preserve">1.7</w:t>
+      </w:r>
+      <w:r>
+        <w:tab/>
+      </w:r>
+      <w:r>
+        <w:t xml:space="preserve">6 Results</w:t>
+      </w:r>
+    </w:p>
+    <w:bookmarkStart w:id="49" w:name="mined-patterns-azure-and-alibaba"/>
+    <w:p>
+      <w:pPr>
+        <w:pStyle w:val="Heading3"/>
+      </w:pPr>
+      <w:r>
+        <w:rPr>
+          <w:rStyle w:val="SectionNumber"/>
+        </w:rPr>
+        <w:t xml:space="preserve">1.7.1</w:t>
+      </w:r>
+      <w:r>
+        <w:tab/>
+      </w:r>
+      <w:r>
+        <w:t xml:space="preserve">6.1 Mined patterns (Azure and Alibaba)</w:t>
+      </w:r>
+    </w:p>
+    <w:p>
+      <w:pPr>
+        <w:pStyle w:val="FirstParagraph"/>
+      </w:pPr>
+      <w:r>
+        <w:t xml:space="preserve">At Azure 24h,</w:t>
+      </w:r>
+      <w:r>
+        <w:t xml:space="preserve"> </w:t>
+      </w:r>
+      <w:r>
+        <w:rPr>
+          <w:rStyle w:val="VerbatimChar"/>
+        </w:rPr>
+        <w:t xml:space="preserve">{software_error:error2, software_error:error3}</w:t>
+      </w:r>
+      <w:r>
+        <w:t xml:space="preserve"> </w:t>
+      </w:r>
+      <w:r>
+        <w:t xml:space="preserve">reaches</w:t>
+      </w:r>
+      <w:r>
+        <w:t xml:space="preserve"> </w:t>
+      </w:r>
+      <w:r>
+        <w:t xml:space="preserve">lift 3.99 (present in 38.2% of failure windows, in 0.04% of controls</w:t>
+      </w:r>
+      <w:r>
+        <w:t xml:space="preserve"> </w:t>
+      </w:r>
+      <w:r>
+        <w:t xml:space="preserve">on the full training sample; the disjoint inference half in §6.4</w:t>
+      </w:r>
+      <w:r>
+        <w:t xml:space="preserve"> </w:t>
+      </w:r>
+      <w:r>
+        <w:t xml:space="preserve">gives zero control hits; P(failure | pattern) = 99.6%). All six 24h itemsets dominate the</w:t>
+      </w:r>
+      <w:r>
+        <w:t xml:space="preserve"> </w:t>
+      </w:r>
+      <w:r>
+        <w:t xml:space="preserve">random-label permutation null (permuted top 1.24).</w:t>
       </w:r>
     </w:p>
     <w:p>
@@ -5904,60 +6251,222 @@
         <w:pStyle w:val="BodyText"/>
       </w:pPr>
       <w:r>
-        <w:rPr>
-          <w:i/>
-          <w:iCs/>
-        </w:rPr>
-        <w:t xml:space="preserve">Figure:</w:t>
-      </w:r>
-      <w:r>
-        <w:t xml:space="preserve"> </w:t>
-      </w:r>
-      <w:hyperlink r:id="rId48">
-        <w:r>
-          <w:rPr>
-            <w:rStyle w:val="Hyperlink"/>
-          </w:rPr>
-          <w:t xml:space="preserve">azure_sensitivity_minimum support.png</w:t>
-        </w:r>
-      </w:hyperlink>
+        <w:t xml:space="preserve">At Azure</w:t>
+      </w:r>
+      <w:r>
+        <w:t xml:space="preserve"> </w:t>
+      </w:r>
+      <w:r>
+        <w:rPr>
+          <w:rStyle w:val="VerbatimChar"/>
+        </w:rPr>
+        <w:t xml:space="preserve">last5</w:t>
+      </w:r>
+      <w:r>
+        <w:t xml:space="preserve">/</w:t>
+      </w:r>
+      <w:r>
+        <w:rPr>
+          <w:rStyle w:val="VerbatimChar"/>
+        </w:rPr>
+        <w:t xml:space="preserve">last10</w:t>
+      </w:r>
+      <w:r>
+        <w:t xml:space="preserve">, the sequence</w:t>
+      </w:r>
+      <w:r>
+        <w:t xml:space="preserve"> </w:t>
+      </w:r>
+      <w:r>
+        <w:rPr>
+          <w:rStyle w:val="VerbatimChar"/>
+        </w:rPr>
+        <w:t xml:space="preserve">maintenance:comp4 → software_error:error2 → software_error:error3</w:t>
+      </w:r>
+      <w:r>
+        <w:t xml:space="preserve"> </w:t>
+      </w:r>
+      <w:r>
+        <w:t xml:space="preserve">reaches lift 3.73 as an ordered pattern but only 2.22 as the same</w:t>
+      </w:r>
+      <w:r>
+        <w:t xml:space="preserve"> </w:t>
+      </w:r>
+      <w:r>
+        <w:t xml:space="preserve">items unordered. Ordered patterns ending</w:t>
+      </w:r>
+      <w:r>
+        <w:t xml:space="preserve"> </w:t>
+      </w:r>
+      <w:r>
+        <w:rPr>
+          <w:rStyle w:val="VerbatimChar"/>
+        </w:rPr>
+        <w:t xml:space="preserve">... → error2 → error3</w:t>
+      </w:r>
+      <w:r>
+        <w:t xml:space="preserve"> </w:t>
+      </w:r>
+      <w:r>
+        <w:t xml:space="preserve">dominate the top-8 at both count-based horizons.</w:t>
+      </w:r>
+    </w:p>
+    <w:p>
+      <w:pPr>
+        <w:pStyle w:val="BodyText"/>
+      </w:pPr>
+      <w:r>
+        <w:t xml:space="preserve">On Alibaba</w:t>
+      </w:r>
+      <w:r>
+        <w:t xml:space="preserve"> </w:t>
+      </w:r>
+      <w:r>
+        <w:rPr>
+          <w:rStyle w:val="VerbatimChar"/>
+        </w:rPr>
+        <w:t xml:space="preserve">last5</w:t>
+      </w:r>
+      <w:r>
+        <w:t xml:space="preserve">, the strongest ordered pattern is</w:t>
+      </w:r>
+      <w:r>
+        <w:t xml:space="preserve"> </w:t>
+      </w:r>
+      <w:r>
+        <w:rPr>
+          <w:rStyle w:val="VerbatimChar"/>
+        </w:rPr>
+        <w:t xml:space="preserve">task_success:M → task_success:R → task_success:M → task_success:M</w:t>
+      </w:r>
+      <w:r>
+        <w:t xml:space="preserve"> </w:t>
+      </w:r>
+      <w:r>
+        <w:t xml:space="preserve">with sequence lift 2.43 versus itemset lift 0.94 for the same event</w:t>
+      </w:r>
+      <w:r>
+        <w:t xml:space="preserve"> </w:t>
+      </w:r>
+      <w:r>
+        <w:t xml:space="preserve">set (order gain +1.49). At</w:t>
+      </w:r>
+      <w:r>
+        <w:t xml:space="preserve"> </w:t>
+      </w:r>
+      <w:r>
+        <w:rPr>
+          <w:rStyle w:val="VerbatimChar"/>
+        </w:rPr>
+        <w:t xml:space="preserve">last3</w:t>
+      </w:r>
+      <w:r>
+        <w:t xml:space="preserve">,</w:t>
+      </w:r>
+      <w:r>
+        <w:t xml:space="preserve"> </w:t>
+      </w:r>
+      <w:r>
+        <w:rPr>
+          <w:rStyle w:val="VerbatimChar"/>
+        </w:rPr>
+        <w:t xml:space="preserve">task_success:M → task_success:M → task_success:M</w:t>
+      </w:r>
+      <w:r>
+        <w:t xml:space="preserve"> </w:t>
+      </w:r>
+      <w:r>
+        <w:t xml:space="preserve">reaches sequence</w:t>
+      </w:r>
+      <w:r>
+        <w:t xml:space="preserve"> </w:t>
+      </w:r>
+      <w:r>
+        <w:t xml:space="preserve">lift 3.06 vs itemset lift 1.37 (order gain +1.69): three consecutive</w:t>
+      </w:r>
+      <w:r>
+        <w:t xml:space="preserve"> </w:t>
+      </w:r>
+      <w:r>
+        <w:t xml:space="preserve">Map completions predict a subsequent failure much more strongly than</w:t>
+      </w:r>
+      <w:r>
+        <w:t xml:space="preserve"> </w:t>
+      </w:r>
+      <w:r>
+        <w:t xml:space="preserve">the mere presence of Map events would suggest (Figure 3).</w:t>
+      </w:r>
+    </w:p>
+    <w:tbl>
+      <w:tblPr>
+        <w:tblStyle w:val="FigureTable"/>
+        <w:tblW w:type="auto" w:w="0"/>
+        <w:jc w:val="center"/>
+        <w:tblLook w:firstRow="0" w:lastRow="0" w:firstColumn="0" w:lastColumn="0"/>
+      </w:tblPr>
+      <w:tblGrid>
+        <w:gridCol w:w="7920"/>
+      </w:tblGrid>
+      <w:tr>
+        <w:tc>
+          <w:tcPr/>
+          <w:p>
+            <w:pPr>
+              <w:pStyle w:val="Compact"/>
+              <w:jc w:val="center"/>
+            </w:pPr>
+            <w:r>
+              <w:rPr>
+                <w:b/>
+                <w:bCs/>
+              </w:rPr>
+              <w:t xml:space="preserve">Figure 3.</w:t>
+            </w:r>
+            <w:r>
+              <w:t xml:space="preserve"> </w:t>
+            </w:r>
+            <w:r>
+              <w:t xml:space="preserve">Itemset lift versus sequence lift for Azure patterns. Points above the diagonal are patterns whose ordered form carries more failure signal than their unordered co-occurrence, the effect the count-preserving null of §4.7 isolates.</w:t>
+            </w:r>
+          </w:p>
+        </w:tc>
+      </w:tr>
+    </w:tbl>
+    <w:p>
+      <w:pPr>
+        <w:pStyle w:val="ImageCaption"/>
+      </w:pPr>
+      <w:r>
+        <w:rPr>
+          <w:b/>
+          <w:bCs/>
+        </w:rPr>
+        <w:t xml:space="preserve">Figure 3.</w:t>
+      </w:r>
+      <w:r>
+        <w:t xml:space="preserve"> </w:t>
+      </w:r>
+      <w:r>
+        <w:t xml:space="preserve">Itemset lift versus sequence lift for Azure patterns. Points above the diagonal are patterns whose ordered form carries more failure signal than their unordered co-occurrence, the effect the count-preserving null of §4.7 isolates.</w:t>
+      </w:r>
     </w:p>
     <w:bookmarkEnd w:id="49"/>
-    <w:bookmarkEnd w:id="50"/>
-    <w:bookmarkStart w:id="65" w:name="results"/>
-    <w:p>
-      <w:pPr>
-        <w:pStyle w:val="Heading2"/>
+    <w:bookmarkStart w:id="50" w:name="Xf0bc8f9e6234e85c4d7c3cf73da894f54bee1dd"/>
+    <w:p>
+      <w:pPr>
+        <w:pStyle w:val="Heading3"/>
       </w:pPr>
       <w:r>
         <w:rPr>
           <w:rStyle w:val="SectionNumber"/>
         </w:rPr>
-        <w:t xml:space="preserve">1.7</w:t>
+        <w:t xml:space="preserve">1.7.2</w:t>
       </w:r>
       <w:r>
         <w:tab/>
       </w:r>
       <w:r>
-        <w:t xml:space="preserve">6 Results</w:t>
-      </w:r>
-    </w:p>
-    <w:bookmarkStart w:id="52" w:name="mined-patterns-azure-and-alibaba"/>
-    <w:p>
-      <w:pPr>
-        <w:pStyle w:val="Heading3"/>
-      </w:pPr>
-      <w:r>
-        <w:rPr>
-          <w:rStyle w:val="SectionNumber"/>
-        </w:rPr>
-        <w:t xml:space="preserve">1.7.1</w:t>
-      </w:r>
-      <w:r>
-        <w:tab/>
-      </w:r>
-      <w:r>
-        <w:t xml:space="preserve">6.1 Mined patterns (Azure and Alibaba)</w:t>
+        <w:t xml:space="preserve">6.2 Predictive evaluation (four temporally-split traces)</w:t>
       </w:r>
     </w:p>
     <w:p>
@@ -5965,247 +6474,13 @@
         <w:pStyle w:val="FirstParagraph"/>
       </w:pPr>
       <w:r>
-        <w:t xml:space="preserve">At Azure 24h,</w:t>
-      </w:r>
-      <w:r>
-        <w:t xml:space="preserve"> </w:t>
-      </w:r>
-      <w:r>
-        <w:rPr>
-          <w:rStyle w:val="VerbatimChar"/>
-        </w:rPr>
-        <w:t xml:space="preserve">{software_error:error2, software_error:error3}</w:t>
-      </w:r>
-      <w:r>
-        <w:t xml:space="preserve"> </w:t>
-      </w:r>
-      <w:r>
-        <w:t xml:space="preserve">reaches</w:t>
-      </w:r>
-      <w:r>
-        <w:t xml:space="preserve"> </w:t>
-      </w:r>
-      <w:r>
-        <w:t xml:space="preserve">lift 3.99 (present in 38.2% of failure windows, in 0.04% of controls;</w:t>
-      </w:r>
-      <w:r>
-        <w:t xml:space="preserve"> </w:t>
-      </w:r>
-      <w:r>
-        <w:t xml:space="preserve">P(failure | pattern) = 99.6%). All six 24h itemsets dominate the</w:t>
-      </w:r>
-      <w:r>
-        <w:t xml:space="preserve"> </w:t>
-      </w:r>
-      <w:r>
-        <w:t xml:space="preserve">random-label permutation null (permuted top 1.24).</w:t>
-      </w:r>
-    </w:p>
-    <w:p>
-      <w:pPr>
-        <w:pStyle w:val="BodyText"/>
-      </w:pPr>
-      <w:r>
-        <w:t xml:space="preserve">At Azure</w:t>
-      </w:r>
-      <w:r>
-        <w:t xml:space="preserve"> </w:t>
-      </w:r>
-      <w:r>
-        <w:rPr>
-          <w:rStyle w:val="VerbatimChar"/>
-        </w:rPr>
-        <w:t xml:space="preserve">last5</w:t>
-      </w:r>
-      <w:r>
-        <w:t xml:space="preserve">/</w:t>
-      </w:r>
-      <w:r>
-        <w:rPr>
-          <w:rStyle w:val="VerbatimChar"/>
-        </w:rPr>
-        <w:t xml:space="preserve">last10</w:t>
-      </w:r>
-      <w:r>
-        <w:t xml:space="preserve">, the sequence</w:t>
-      </w:r>
-      <w:r>
-        <w:t xml:space="preserve"> </w:t>
-      </w:r>
-      <w:r>
-        <w:rPr>
-          <w:rStyle w:val="VerbatimChar"/>
-        </w:rPr>
-        <w:t xml:space="preserve">maintenance:comp4 → software_error:error2 → software_error:error3</w:t>
-      </w:r>
-      <w:r>
-        <w:t xml:space="preserve"> </w:t>
-      </w:r>
-      <w:r>
-        <w:t xml:space="preserve">reaches lift 3.73 as an ordered pattern but only 2.22 as the same</w:t>
-      </w:r>
-      <w:r>
-        <w:t xml:space="preserve"> </w:t>
-      </w:r>
-      <w:r>
-        <w:t xml:space="preserve">items unordered. Ordered patterns ending</w:t>
-      </w:r>
-      <w:r>
-        <w:t xml:space="preserve"> </w:t>
-      </w:r>
-      <w:r>
-        <w:rPr>
-          <w:rStyle w:val="VerbatimChar"/>
-        </w:rPr>
-        <w:t xml:space="preserve">... → error2 → error3</w:t>
-      </w:r>
-      <w:r>
-        <w:t xml:space="preserve"> </w:t>
-      </w:r>
-      <w:r>
-        <w:t xml:space="preserve">dominate the top-8 at both count-based horizons.</w:t>
-      </w:r>
-    </w:p>
-    <w:p>
-      <w:pPr>
-        <w:pStyle w:val="BodyText"/>
-      </w:pPr>
-      <w:r>
-        <w:t xml:space="preserve">On Alibaba</w:t>
-      </w:r>
-      <w:r>
-        <w:t xml:space="preserve"> </w:t>
-      </w:r>
-      <w:r>
-        <w:rPr>
-          <w:rStyle w:val="VerbatimChar"/>
-        </w:rPr>
-        <w:t xml:space="preserve">last5</w:t>
-      </w:r>
-      <w:r>
-        <w:t xml:space="preserve">, the strongest ordered pattern is</w:t>
-      </w:r>
-      <w:r>
-        <w:t xml:space="preserve"> </w:t>
-      </w:r>
-      <w:r>
-        <w:rPr>
-          <w:rStyle w:val="VerbatimChar"/>
-        </w:rPr>
-        <w:t xml:space="preserve">task_success:M → task_success:R → task_success:M → task_success:M</w:t>
-      </w:r>
-      <w:r>
-        <w:t xml:space="preserve"> </w:t>
-      </w:r>
-      <w:r>
-        <w:t xml:space="preserve">with sequence lift 2.43 versus itemset lift 0.94 for the same event</w:t>
-      </w:r>
-      <w:r>
-        <w:t xml:space="preserve"> </w:t>
-      </w:r>
-      <w:r>
-        <w:t xml:space="preserve">set (order gain +1.49). At</w:t>
-      </w:r>
-      <w:r>
-        <w:t xml:space="preserve"> </w:t>
-      </w:r>
-      <w:r>
-        <w:rPr>
-          <w:rStyle w:val="VerbatimChar"/>
-        </w:rPr>
-        <w:t xml:space="preserve">last3</w:t>
-      </w:r>
-      <w:r>
-        <w:t xml:space="preserve">,</w:t>
-      </w:r>
-      <w:r>
-        <w:t xml:space="preserve"> </w:t>
-      </w:r>
-      <w:r>
-        <w:rPr>
-          <w:rStyle w:val="VerbatimChar"/>
-        </w:rPr>
-        <w:t xml:space="preserve">task_success:M → task_success:M → task_success:M</w:t>
-      </w:r>
-      <w:r>
-        <w:t xml:space="preserve"> </w:t>
-      </w:r>
-      <w:r>
-        <w:t xml:space="preserve">reaches sequence</w:t>
-      </w:r>
-      <w:r>
-        <w:t xml:space="preserve"> </w:t>
-      </w:r>
-      <w:r>
-        <w:t xml:space="preserve">lift 3.06 vs itemset lift 1.37 (order gain +1.69): three consecutive</w:t>
-      </w:r>
-      <w:r>
-        <w:t xml:space="preserve"> </w:t>
-      </w:r>
-      <w:r>
-        <w:t xml:space="preserve">Map completions predict a subsequent failure much more strongly than</w:t>
-      </w:r>
-      <w:r>
-        <w:t xml:space="preserve"> </w:t>
-      </w:r>
-      <w:r>
-        <w:t xml:space="preserve">the mere presence of Map events would suggest.</w:t>
-      </w:r>
-    </w:p>
-    <w:p>
-      <w:pPr>
-        <w:pStyle w:val="BodyText"/>
-      </w:pPr>
-      <w:r>
-        <w:rPr>
-          <w:i/>
-          <w:iCs/>
-        </w:rPr>
-        <w:t xml:space="preserve">Figure:</w:t>
-      </w:r>
-      <w:r>
-        <w:t xml:space="preserve"> </w:t>
-      </w:r>
-      <w:hyperlink r:id="rId51">
-        <w:r>
-          <w:rPr>
-            <w:rStyle w:val="Hyperlink"/>
-          </w:rPr>
-          <w:t xml:space="preserve">azure_itemset_vs_sequence_lift.png</w:t>
-        </w:r>
-      </w:hyperlink>
-    </w:p>
-    <w:bookmarkEnd w:id="52"/>
-    <w:bookmarkStart w:id="54" w:name="Xf0bc8f9e6234e85c4d7c3cf73da894f54bee1dd"/>
-    <w:p>
-      <w:pPr>
-        <w:pStyle w:val="Heading3"/>
-      </w:pPr>
-      <w:r>
-        <w:rPr>
-          <w:rStyle w:val="SectionNumber"/>
-        </w:rPr>
-        <w:t xml:space="preserve">1.7.2</w:t>
-      </w:r>
-      <w:r>
-        <w:tab/>
-      </w:r>
-      <w:r>
-        <w:t xml:space="preserve">6.2 Predictive evaluation (four temporally-split traces)</w:t>
-      </w:r>
-    </w:p>
-    <w:p>
-      <w:pPr>
-        <w:pStyle w:val="FirstParagraph"/>
-      </w:pPr>
-      <w:r>
-        <w:t xml:space="preserve">Head-to-head on temporally-held-out test sets (the two wind farms</w:t>
-      </w:r>
-      <w:r>
-        <w:t xml:space="preserve"> </w:t>
-      </w:r>
-      <w:r>
-        <w:t xml:space="preserve">are evaluated via the discovery/inference signature protocol of</w:t>
+        <w:t xml:space="preserve">Head-to-head on temporally-held-out test sets (Figure 4; the two wind</w:t>
+      </w:r>
+      <w:r>
+        <w:t xml:space="preserve"> </w:t>
+      </w:r>
+      <w:r>
+        <w:t xml:space="preserve">farms are evaluated via the discovery/inference signature protocol of</w:t>
       </w:r>
       <w:r>
         <w:t xml:space="preserve"> </w:t>
@@ -7224,7 +7499,7 @@
           <w:i/>
           <w:iCs/>
         </w:rPr>
-        <w:t xml:space="preserve">(AUROC / AUPRC on the temporally-held-out test set. SCANIA uses</w:t>
+        <w:t xml:space="preserve">(AUROC / AUPRC on the temporally-held-out test set. A</w:t>
       </w:r>
       <w:r>
         <w:rPr>
@@ -7235,10 +7510,11 @@
       </w:r>
       <w:r>
         <w:rPr>
+          <w:rStyle w:val="VerbatimChar"/>
           <w:i/>
           <w:iCs/>
         </w:rPr>
-        <w:t xml:space="preserve">per-vehicle 90th-percentile-delta binning; BGL uses episode-anchored</w:t>
+        <w:t xml:space="preserve">sequences_only</w:t>
       </w:r>
       <w:r>
         <w:rPr>
@@ -7252,7 +7528,7 @@
           <w:i/>
           <w:iCs/>
         </w:rPr>
-        <w:t xml:space="preserve">per-rack windows with alerts removed from the pre-alert stream. Both</w:t>
+        <w:t xml:space="preserve">cell reads</w:t>
       </w:r>
       <w:r>
         <w:rPr>
@@ -7263,10 +7539,11 @@
       </w:r>
       <w:r>
         <w:rPr>
+          <w:rStyle w:val="VerbatimChar"/>
           <w:i/>
           <w:iCs/>
         </w:rPr>
-        <w:t xml:space="preserve">boundary traces sit near chance for every feature set at every</w:t>
+        <w:t xml:space="preserve">n/a</w:t>
       </w:r>
       <w:r>
         <w:rPr>
@@ -7280,34 +7557,171 @@
           <w:i/>
           <w:iCs/>
         </w:rPr>
-        <w:t xml:space="preserve">horizon.)</w:t>
-      </w:r>
-    </w:p>
-    <w:p>
-      <w:pPr>
-        <w:pStyle w:val="BodyText"/>
-      </w:pPr>
+        <w:t xml:space="preserve">when no sequence survived the training-set shuffle</w:t>
+      </w:r>
       <w:r>
         <w:rPr>
           <w:i/>
           <w:iCs/>
         </w:rPr>
-        <w:t xml:space="preserve">Figure:</w:t>
-      </w:r>
-      <w:r>
-        <w:t xml:space="preserve"> </w:t>
-      </w:r>
-      <w:hyperlink r:id="rId53">
-        <w:r>
-          <w:rPr>
-            <w:rStyle w:val="Hyperlink"/>
-          </w:rPr>
-          <w:t xml:space="preserve">four_dataset_predictive_comparison.png</w:t>
-        </w:r>
-      </w:hyperlink>
-    </w:p>
-    <w:bookmarkEnd w:id="54"/>
-    <w:bookmarkStart w:id="55" w:name="order-effect-under-count-preserving-null"/>
+        <w:t xml:space="preserve"> </w:t>
+      </w:r>
+      <w:r>
+        <w:rPr>
+          <w:i/>
+          <w:iCs/>
+        </w:rPr>
+        <w:t xml:space="preserve">null at that configuration, so no sequence feature was available;</w:t>
+      </w:r>
+      <w:r>
+        <w:rPr>
+          <w:i/>
+          <w:iCs/>
+        </w:rPr>
+        <w:t xml:space="preserve"> </w:t>
+      </w:r>
+      <w:r>
+        <w:rPr>
+          <w:rStyle w:val="VerbatimChar"/>
+          <w:i/>
+          <w:iCs/>
+        </w:rPr>
+        <w:t xml:space="preserve">combined</w:t>
+      </w:r>
+      <w:r>
+        <w:rPr>
+          <w:i/>
+          <w:iCs/>
+        </w:rPr>
+        <w:t xml:space="preserve"> </w:t>
+      </w:r>
+      <w:r>
+        <w:rPr>
+          <w:i/>
+          <w:iCs/>
+        </w:rPr>
+        <w:t xml:space="preserve">then equals</w:t>
+      </w:r>
+      <w:r>
+        <w:rPr>
+          <w:i/>
+          <w:iCs/>
+        </w:rPr>
+        <w:t xml:space="preserve"> </w:t>
+      </w:r>
+      <w:r>
+        <w:rPr>
+          <w:rStyle w:val="VerbatimChar"/>
+          <w:i/>
+          <w:iCs/>
+        </w:rPr>
+        <w:t xml:space="preserve">itemsets_only</w:t>
+      </w:r>
+      <w:r>
+        <w:rPr>
+          <w:i/>
+          <w:iCs/>
+        </w:rPr>
+        <w:t xml:space="preserve">. SCANIA uses per-vehicle</w:t>
+      </w:r>
+      <w:r>
+        <w:rPr>
+          <w:i/>
+          <w:iCs/>
+        </w:rPr>
+        <w:t xml:space="preserve"> </w:t>
+      </w:r>
+      <w:r>
+        <w:rPr>
+          <w:i/>
+          <w:iCs/>
+        </w:rPr>
+        <w:t xml:space="preserve">90th-percentile-delta binning; BGL uses episode-anchored per-rack</w:t>
+      </w:r>
+      <w:r>
+        <w:rPr>
+          <w:i/>
+          <w:iCs/>
+        </w:rPr>
+        <w:t xml:space="preserve"> </w:t>
+      </w:r>
+      <w:r>
+        <w:rPr>
+          <w:i/>
+          <w:iCs/>
+        </w:rPr>
+        <w:t xml:space="preserve">windows with alerts removed from the pre-alert stream. Both boundary</w:t>
+      </w:r>
+      <w:r>
+        <w:rPr>
+          <w:i/>
+          <w:iCs/>
+        </w:rPr>
+        <w:t xml:space="preserve"> </w:t>
+      </w:r>
+      <w:r>
+        <w:rPr>
+          <w:i/>
+          <w:iCs/>
+        </w:rPr>
+        <w:t xml:space="preserve">traces sit near chance for every feature set at every horizon.)</w:t>
+      </w:r>
+    </w:p>
+    <w:tbl>
+      <w:tblPr>
+        <w:tblStyle w:val="FigureTable"/>
+        <w:tblW w:type="auto" w:w="0"/>
+        <w:jc w:val="center"/>
+        <w:tblLook w:firstRow="0" w:lastRow="0" w:firstColumn="0" w:lastColumn="0"/>
+      </w:tblPr>
+      <w:tblGrid>
+        <w:gridCol w:w="7920"/>
+      </w:tblGrid>
+      <w:tr>
+        <w:tc>
+          <w:tcPr/>
+          <w:p>
+            <w:pPr>
+              <w:pStyle w:val="Compact"/>
+              <w:jc w:val="center"/>
+            </w:pPr>
+            <w:r>
+              <w:rPr>
+                <w:b/>
+                <w:bCs/>
+              </w:rPr>
+              <w:t xml:space="preserve">Figure 4.</w:t>
+            </w:r>
+            <w:r>
+              <w:t xml:space="preserve"> </w:t>
+            </w:r>
+            <w:r>
+              <w:t xml:space="preserve">Held-out predictive AUROC by feature set across the four temporally-split traces (Azure, Alibaba, BGL, SCANIA). The combined feature set leads on Azure and Alibaba; BGL and SCANIA sit at the no-signal boundary.</w:t>
+            </w:r>
+          </w:p>
+        </w:tc>
+      </w:tr>
+    </w:tbl>
+    <w:p>
+      <w:pPr>
+        <w:pStyle w:val="ImageCaption"/>
+      </w:pPr>
+      <w:r>
+        <w:rPr>
+          <w:b/>
+          <w:bCs/>
+        </w:rPr>
+        <w:t xml:space="preserve">Figure 4.</w:t>
+      </w:r>
+      <w:r>
+        <w:t xml:space="preserve"> </w:t>
+      </w:r>
+      <w:r>
+        <w:t xml:space="preserve">Held-out predictive AUROC by feature set across the four temporally-split traces (Azure, Alibaba, BGL, SCANIA). The combined feature set leads on Azure and Alibaba; BGL and SCANIA sit at the no-signal boundary.</w:t>
+      </w:r>
+    </w:p>
+    <w:bookmarkEnd w:id="50"/>
+    <w:bookmarkStart w:id="51" w:name="order-effect-under-count-preserving-null"/>
     <w:p>
       <w:pPr>
         <w:pStyle w:val="Heading3"/>
@@ -7856,8 +8270,8 @@
         <w:t xml:space="preserve">Alibaba once multiplicity is controlled for.</w:t>
       </w:r>
     </w:p>
-    <w:bookmarkEnd w:id="55"/>
-    <w:bookmarkStart w:id="58" w:name="X4df7340d1533da6331c58c2d3ec043171e9226d"/>
+    <w:bookmarkEnd w:id="51"/>
+    <w:bookmarkStart w:id="54" w:name="X4df7340d1533da6331c58c2d3ec043171e9226d"/>
     <w:p>
       <w:pPr>
         <w:pStyle w:val="Heading3"/>
@@ -8785,7 +9199,56 @@
         <w:pStyle w:val="BodyText"/>
       </w:pPr>
       <w:r>
-        <w:t xml:space="preserve">Interpretation:</w:t>
+        <w:t xml:space="preserve">Windows are strictly pre-anchor, so a</w:t>
+      </w:r>
+      <w:r>
+        <w:t xml:space="preserve"> </w:t>
+      </w:r>
+      <w:r>
+        <w:rPr>
+          <w:rStyle w:val="VerbatimChar"/>
+        </w:rPr>
+        <w:t xml:space="preserve">terminal_failure</w:t>
+      </w:r>
+      <w:r>
+        <w:t xml:space="preserve"> </w:t>
+      </w:r>
+      <w:r>
+        <w:t xml:space="preserve">token inside</w:t>
+      </w:r>
+      <w:r>
+        <w:t xml:space="preserve"> </w:t>
+      </w:r>
+      <w:r>
+        <w:t xml:space="preserve">a window is a</w:t>
+      </w:r>
+      <w:r>
+        <w:t xml:space="preserve"> </w:t>
+      </w:r>
+      <w:r>
+        <w:rPr>
+          <w:i/>
+          <w:iCs/>
+        </w:rPr>
+        <w:t xml:space="preserve">prior</w:t>
+      </w:r>
+      <w:r>
+        <w:t xml:space="preserve"> </w:t>
+      </w:r>
+      <w:r>
+        <w:t xml:space="preserve">forced outage, not the anchor being predicted.</w:t>
+      </w:r>
+      <w:r>
+        <w:t xml:space="preserve"> </w:t>
+      </w:r>
+      <w:r>
+        <w:t xml:space="preserve">The table therefore contains two distinct signature families, both at</w:t>
+      </w:r>
+      <w:r>
+        <w:t xml:space="preserve"> </w:t>
+      </w:r>
+      <w:r>
+        <w:t xml:space="preserve">lift 4.00 with zero control hits. The first is</w:t>
       </w:r>
       <w:r>
         <w:t xml:space="preserve"> </w:t>
@@ -8795,7 +9258,7 @@
           <w:b/>
           <w:bCs/>
         </w:rPr>
-        <w:t xml:space="preserve">generator-fan overload warning codes (2550, 2650,</w:t>
+        <w:t xml:space="preserve">repeat-outage</w:t>
       </w:r>
       <w:r>
         <w:rPr>
@@ -8809,79 +9272,92 @@
           <w:b/>
           <w:bCs/>
         </w:rPr>
-        <w:t xml:space="preserve">2655) are near-decision-rule strength precursors of the same-family</w:t>
+        <w:t xml:space="preserve">clustering</w:t>
+      </w:r>
+      <w:r>
+        <w:t xml:space="preserve">: a recent same-code generator-fan outage</w:t>
+      </w:r>
+      <w:r>
+        <w:t xml:space="preserve"> </w:t>
+      </w:r>
+      <w:r>
+        <w:t xml:space="preserve">(</w:t>
+      </w:r>
+      <w:r>
+        <w:rPr>
+          <w:rStyle w:val="VerbatimChar"/>
+        </w:rPr>
+        <w:t xml:space="preserve">terminal_failure:2550</w:t>
+      </w:r>
+      <w:r>
+        <w:t xml:space="preserve">,</w:t>
+      </w:r>
+      <w:r>
+        <w:t xml:space="preserve"> </w:t>
+      </w:r>
+      <w:r>
+        <w:rPr>
+          <w:rStyle w:val="VerbatimChar"/>
+        </w:rPr>
+        <w:t xml:space="preserve">terminal_failure:2655</w:t>
+      </w:r>
+      <w:r>
+        <w:t xml:space="preserve">) strongly predicts</w:t>
+      </w:r>
+      <w:r>
+        <w:t xml:space="preserve"> </w:t>
+      </w:r>
+      <w:r>
+        <w:t xml:space="preserve">the next, so these outages recur in bursts on the same turbine (45</w:t>
+      </w:r>
+      <w:r>
+        <w:t xml:space="preserve"> </w:t>
+      </w:r>
+      <w:r>
+        <w:rPr>
+          <w:rStyle w:val="VerbatimChar"/>
+        </w:rPr>
+        <w:t xml:space="preserve">last10</w:t>
+      </w:r>
+      <w:r>
+        <w:t xml:space="preserve"> </w:t>
+      </w:r>
+      <w:r>
+        <w:t xml:space="preserve">cases, 0 controls for</w:t>
+      </w:r>
+      <w:r>
+        <w:t xml:space="preserve"> </w:t>
+      </w:r>
+      <w:r>
+        <w:rPr>
+          <w:rStyle w:val="VerbatimChar"/>
+        </w:rPr>
+        <w:t xml:space="preserve">terminal_failure:2550</w:t>
+      </w:r>
+      <w:r>
+        <w:t xml:space="preserve">). The second,</w:t>
+      </w:r>
+      <w:r>
+        <w:t xml:space="preserve"> </w:t>
+      </w:r>
+      <w:r>
+        <w:t xml:space="preserve">and the operationally decisive one, is</w:t>
+      </w:r>
+      <w:r>
+        <w:t xml:space="preserve"> </w:t>
       </w:r>
       <w:r>
         <w:rPr>
           <w:b/>
           <w:bCs/>
         </w:rPr>
-        <w:t xml:space="preserve"> </w:t>
+        <w:t xml:space="preserve">warning-to-outage</w:t>
       </w:r>
       <w:r>
         <w:rPr>
           <w:b/>
           <w:bCs/>
         </w:rPr>
-        <w:t xml:space="preserve">Forced-outage events</w:t>
-      </w:r>
-      <w:r>
-        <w:t xml:space="preserve">. The two- and three-code chains such as</w:t>
-      </w:r>
-      <w:r>
-        <w:t xml:space="preserve"> </w:t>
-      </w:r>
-      <w:r>
-        <w:rPr>
-          <w:rStyle w:val="VerbatimChar"/>
-        </w:rPr>
-        <w:t xml:space="preserve">2125 + 2655</w:t>
-      </w:r>
-      <w:r>
-        <w:t xml:space="preserve"> </w:t>
-      </w:r>
-      <w:r>
-        <w:t xml:space="preserve">(Brake-close timeout combined with generator-fan</w:t>
-      </w:r>
-      <w:r>
-        <w:t xml:space="preserve"> </w:t>
-      </w:r>
-      <w:r>
-        <w:t xml:space="preserve">overload) extend the same story: a specific mechanical stressor at</w:t>
-      </w:r>
-      <w:r>
-        <w:t xml:space="preserve"> </w:t>
-      </w:r>
-      <w:r>
-        <w:t xml:space="preserve">the brake subsystem accompanies the terminal generator-fan overload.</w:t>
-      </w:r>
-      <w:r>
-        <w:t xml:space="preserve"> </w:t>
-      </w:r>
-      <w:r>
-        <w:t xml:space="preserve">This is the paper’s central hypothesis in its clearest form: a</w:t>
-      </w:r>
-      <w:r>
-        <w:t xml:space="preserve"> </w:t>
-      </w:r>
-      <w:r>
-        <w:t xml:space="preserve">physical wear process cascades through discrete alarm codes at</w:t>
-      </w:r>
-      <w:r>
-        <w:t xml:space="preserve"> </w:t>
-      </w:r>
-      <w:r>
-        <w:t xml:space="preserve">intermediate stages before a specific alarm terminates the cascade.</w:t>
-      </w:r>
-    </w:p>
-    <w:p>
-      <w:pPr>
-        <w:pStyle w:val="BodyText"/>
-      </w:pPr>
-      <w:r>
-        <w:t xml:space="preserve">Use:</w:t>
-      </w:r>
-      <w:r>
         <w:t xml:space="preserve"> </w:t>
       </w:r>
       <w:r>
@@ -8889,13 +9365,150 @@
           <w:b/>
           <w:bCs/>
         </w:rPr>
-        <w:t xml:space="preserve">schedule generator cooling / bearing inspection the moment</w:t>
+        <w:t xml:space="preserve">precursors</w:t>
+      </w:r>
+      <w:r>
+        <w:t xml:space="preserve">: the pure generator-fan overload warning codes</w:t>
+      </w:r>
+      <w:r>
+        <w:t xml:space="preserve"> </w:t>
+      </w:r>
+      <w:r>
+        <w:rPr>
+          <w:rStyle w:val="VerbatimChar"/>
+        </w:rPr>
+        <w:t xml:space="preserve">system_warning:2550</w:t>
+      </w:r>
+      <w:r>
+        <w:t xml:space="preserve"> </w:t>
+      </w:r>
+      <w:r>
+        <w:t xml:space="preserve">and</w:t>
+      </w:r>
+      <w:r>
+        <w:t xml:space="preserve"> </w:t>
+      </w:r>
+      <w:r>
+        <w:rPr>
+          <w:rStyle w:val="VerbatimChar"/>
+        </w:rPr>
+        <w:t xml:space="preserve">system_warning:2655</w:t>
+      </w:r>
+      <w:r>
+        <w:t xml:space="preserve"> </w:t>
+      </w:r>
+      <w:r>
+        <w:t xml:space="preserve">precede the</w:t>
+      </w:r>
+      <w:r>
+        <w:t xml:space="preserve"> </w:t>
+      </w:r>
+      <w:r>
+        <w:t xml:space="preserve">same-family Forced outage before any outage has occurred (24</w:t>
+      </w:r>
+      <w:r>
+        <w:t xml:space="preserve"> </w:t>
+      </w:r>
+      <w:r>
+        <w:rPr>
+          <w:rStyle w:val="VerbatimChar"/>
+        </w:rPr>
+        <w:t xml:space="preserve">last5</w:t>
+      </w:r>
+      <w:r>
+        <w:t xml:space="preserve"> </w:t>
+      </w:r>
+      <w:r>
+        <w:t xml:space="preserve">cases, 0 controls for</w:t>
+      </w:r>
+      <w:r>
+        <w:t xml:space="preserve"> </w:t>
+      </w:r>
+      <w:r>
+        <w:rPr>
+          <w:rStyle w:val="VerbatimChar"/>
+        </w:rPr>
+        <w:t xml:space="preserve">system_warning:2655</w:t>
+      </w:r>
+      <w:r>
+        <w:t xml:space="preserve">). This is the paper’s</w:t>
+      </w:r>
+      <w:r>
+        <w:t xml:space="preserve"> </w:t>
+      </w:r>
+      <w:r>
+        <w:t xml:space="preserve">driving hypothesis in its clearest form: a physical wear process</w:t>
+      </w:r>
+      <w:r>
+        <w:t xml:space="preserve"> </w:t>
+      </w:r>
+      <w:r>
+        <w:t xml:space="preserve">raises generator-fan overload warnings at an intermediate stage</w:t>
+      </w:r>
+      <w:r>
+        <w:t xml:space="preserve"> </w:t>
+      </w:r>
+      <w:r>
+        <w:t xml:space="preserve">before the same fault terminates the cascade as a Forced outage.</w:t>
+      </w:r>
+    </w:p>
+    <w:p>
+      <w:pPr>
+        <w:pStyle w:val="BodyText"/>
+      </w:pPr>
+      <w:r>
+        <w:t xml:space="preserve">Use: two rules with different triggers.</w:t>
+      </w:r>
+      <w:r>
+        <w:t xml:space="preserve"> </w:t>
       </w:r>
       <w:r>
         <w:rPr>
           <w:b/>
           <w:bCs/>
         </w:rPr>
+        <w:t xml:space="preserve">Early warning</w:t>
+      </w:r>
+      <w:r>
+        <w:t xml:space="preserve">: schedule</w:t>
+      </w:r>
+      <w:r>
+        <w:t xml:space="preserve"> </w:t>
+      </w:r>
+      <w:r>
+        <w:t xml:space="preserve">generator cooling and bearing inspection the moment</w:t>
+      </w:r>
+      <w:r>
+        <w:t xml:space="preserve"> </w:t>
+      </w:r>
+      <w:r>
+        <w:rPr>
+          <w:rStyle w:val="VerbatimChar"/>
+        </w:rPr>
+        <w:t xml:space="preserve">system_warning:2550</w:t>
+      </w:r>
+      <w:r>
+        <w:t xml:space="preserve"> </w:t>
+      </w:r>
+      <w:r>
+        <w:t xml:space="preserve">or</w:t>
+      </w:r>
+      <w:r>
+        <w:t xml:space="preserve"> </w:t>
+      </w:r>
+      <w:r>
+        <w:rPr>
+          <w:rStyle w:val="VerbatimChar"/>
+        </w:rPr>
+        <w:t xml:space="preserve">system_warning:2655</w:t>
+      </w:r>
+      <w:r>
+        <w:t xml:space="preserve"> </w:t>
+      </w:r>
+      <w:r>
+        <w:t xml:space="preserve">fires, before any outage.</w:t>
+      </w:r>
+      <w:r>
         <w:t xml:space="preserve"> </w:t>
       </w:r>
       <w:r>
@@ -8903,16 +9516,28 @@
           <w:b/>
           <w:bCs/>
         </w:rPr>
-        <w:t xml:space="preserve">any of the codes 2550, 2650, 2655 fires as a warning</w:t>
-      </w:r>
-      <w:r>
-        <w:t xml:space="preserve">. On the</w:t>
-      </w:r>
-      <w:r>
-        <w:t xml:space="preserve"> </w:t>
-      </w:r>
-      <w:r>
-        <w:t xml:space="preserve">2016-2017 inference half,</w:t>
+        <w:t xml:space="preserve">Escalation</w:t>
+      </w:r>
+      <w:r>
+        <w:t xml:space="preserve">:</w:t>
+      </w:r>
+      <w:r>
+        <w:t xml:space="preserve"> </w:t>
+      </w:r>
+      <w:r>
+        <w:t xml:space="preserve">after a generator-fan Forced outage, treat a second on the same</w:t>
+      </w:r>
+      <w:r>
+        <w:t xml:space="preserve"> </w:t>
+      </w:r>
+      <w:r>
+        <w:t xml:space="preserve">turbine as imminent (the repeat-outage family). Both rules have zero</w:t>
+      </w:r>
+      <w:r>
+        <w:t xml:space="preserve"> </w:t>
+      </w:r>
+      <w:r>
+        <w:t xml:space="preserve">false alarms over the 699 inference-half control windows at</w:t>
       </w:r>
       <w:r>
         <w:t xml:space="preserve"> </w:t>
@@ -8921,34 +9546,22 @@
         <w:rPr>
           <w:rStyle w:val="VerbatimChar"/>
         </w:rPr>
-        <w:t xml:space="preserve">terminal_failure:2550</w:t>
-      </w:r>
-      <w:r>
-        <w:t xml:space="preserve"> </w:t>
-      </w:r>
-      <w:r>
-        <w:t xml:space="preserve">at</w:t>
-      </w:r>
-      <w:r>
-        <w:t xml:space="preserve"> </w:t>
-      </w:r>
-      <w:r>
-        <w:rPr>
-          <w:rStyle w:val="VerbatimChar"/>
-        </w:rPr>
         <w:t xml:space="preserve">last5</w:t>
       </w:r>
       <w:r>
-        <w:t xml:space="preserve"> </w:t>
-      </w:r>
-      <w:r>
-        <w:t xml:space="preserve">fires in</w:t>
-      </w:r>
-      <w:r>
-        <w:t xml:space="preserve"> </w:t>
-      </w:r>
-      <w:r>
-        <w:t xml:space="preserve">32 forced-outage windows with zero hits across 699 control windows.</w:t>
+        <w:t xml:space="preserve">;</w:t>
+      </w:r>
+      <w:r>
+        <w:t xml:space="preserve"> </w:t>
+      </w:r>
+      <w:r>
+        <w:t xml:space="preserve">§6.4b quantifies how much of the escalation signal the last-event</w:t>
+      </w:r>
+      <w:r>
+        <w:t xml:space="preserve"> </w:t>
+      </w:r>
+      <w:r>
+        <w:t xml:space="preserve">baseline already captures.</w:t>
       </w:r>
     </w:p>
     <w:p>
@@ -9672,7 +10285,28 @@
         <w:pStyle w:val="BodyText"/>
       </w:pPr>
       <w:r>
-        <w:t xml:space="preserve">Interpretation:</w:t>
+        <w:t xml:space="preserve">Interpretation: as on Kelmarsh, rows carrying a</w:t>
+      </w:r>
+      <w:r>
+        <w:t xml:space="preserve"> </w:t>
+      </w:r>
+      <w:r>
+        <w:rPr>
+          <w:rStyle w:val="VerbatimChar"/>
+        </w:rPr>
+        <w:t xml:space="preserve">terminal_failure</w:t>
+      </w:r>
+      <w:r>
+        <w:t xml:space="preserve"> </w:t>
+      </w:r>
+      <w:r>
+        <w:t xml:space="preserve">token are prior-outage clustering, while the pure warning and</w:t>
+      </w:r>
+      <w:r>
+        <w:t xml:space="preserve"> </w:t>
+      </w:r>
+      <w:r>
+        <w:t xml:space="preserve">info-to-stop rows are the actionable precursors.</w:t>
       </w:r>
       <w:r>
         <w:t xml:space="preserve"> </w:t>
@@ -9682,7 +10316,7 @@
           <w:b/>
           <w:bCs/>
         </w:rPr>
-        <w:t xml:space="preserve">the safety-system code 9210 and its warning</w:t>
+        <w:t xml:space="preserve">The pure warning</w:t>
       </w:r>
       <w:r>
         <w:rPr>
@@ -9696,110 +10330,28 @@
           <w:b/>
           <w:bCs/>
         </w:rPr>
-        <w:t xml:space="preserve">precursor 9000 are near-perfect cascade signatures on Penmanshiel</w:t>
-      </w:r>
-      <w:r>
-        <w:t xml:space="preserve">,</w:t>
-      </w:r>
-      <w:r>
-        <w:t xml:space="preserve"> </w:t>
-      </w:r>
-      <w:r>
-        <w:t xml:space="preserve">firing 150 times in inference-half forced-outage windows and never</w:t>
-      </w:r>
-      <w:r>
-        <w:t xml:space="preserve"> </w:t>
-      </w:r>
-      <w:r>
-        <w:t xml:space="preserve">in a matched control window over 1,344 samples. The frequency-</w:t>
-      </w:r>
-      <w:r>
-        <w:t xml:space="preserve"> </w:t>
-      </w:r>
-      <w:r>
-        <w:t xml:space="preserve">converter chain</w:t>
-      </w:r>
-      <w:r>
-        <w:t xml:space="preserve"> </w:t>
-      </w:r>
-      <w:r>
-        <w:rPr>
-          <w:rStyle w:val="VerbatimChar"/>
-        </w:rPr>
-        <w:t xml:space="preserve">3543 -&gt; 3000</w:t>
-      </w:r>
-      <w:r>
-        <w:t xml:space="preserve"> </w:t>
-      </w:r>
-      <w:r>
-        <w:t xml:space="preserve">is an independent second family with</w:t>
-      </w:r>
-      <w:r>
-        <w:t xml:space="preserve"> </w:t>
-      </w:r>
-      <w:r>
-        <w:t xml:space="preserve">19 zero-control replications. Combined with Kelmarsh, this is the</w:t>
-      </w:r>
-      <w:r>
-        <w:t xml:space="preserve"> </w:t>
-      </w:r>
-      <w:r>
-        <w:t xml:space="preserve">first cross-farm cascade replication in the paper: two different</w:t>
-      </w:r>
-      <w:r>
-        <w:t xml:space="preserve"> </w:t>
-      </w:r>
-      <w:r>
-        <w:t xml:space="preserve">turbine models on two different sites both produce lift-4.00 cascade</w:t>
-      </w:r>
-      <w:r>
-        <w:t xml:space="preserve"> </w:t>
-      </w:r>
-      <w:r>
-        <w:t xml:space="preserve">signatures under the same mining protocol, with vendor-shared alarm</w:t>
-      </w:r>
-      <w:r>
-        <w:t xml:space="preserve"> </w:t>
-      </w:r>
-      <w:r>
-        <w:t xml:space="preserve">codes indexing genuinely mechanical failure modes.</w:t>
-      </w:r>
-    </w:p>
-    <w:p>
-      <w:pPr>
-        <w:pStyle w:val="BodyText"/>
-      </w:pPr>
-      <w:r>
-        <w:t xml:space="preserve">Use:</w:t>
-      </w:r>
-      <w:r>
-        <w:t xml:space="preserve"> </w:t>
+        <w:t xml:space="preserve">code</w:t>
       </w:r>
       <w:r>
         <w:rPr>
           <w:b/>
           <w:bCs/>
         </w:rPr>
-        <w:t xml:space="preserve">safety-9210 warning triggers immediate turbine curtailment,</w:t>
-      </w:r>
-      <w:r>
-        <w:rPr>
+        <w:t xml:space="preserve"> </w:t>
+      </w:r>
+      <w:r>
+        <w:rPr>
+          <w:rStyle w:val="VerbatimChar"/>
           <w:b/>
           <w:bCs/>
         </w:rPr>
-        <w:t xml:space="preserve"> </w:t>
+        <w:t xml:space="preserve">system_warning:9000</w:t>
       </w:r>
       <w:r>
         <w:rPr>
           <w:b/>
           <w:bCs/>
         </w:rPr>
-        <w:t xml:space="preserve">regardless of grid conditions</w:t>
-      </w:r>
-      <w:r>
-        <w:t xml:space="preserve">;</w:t>
-      </w:r>
-      <w:r>
         <w:t xml:space="preserve"> </w:t>
       </w:r>
       <w:r>
@@ -9807,7 +10359,7 @@
           <w:b/>
           <w:bCs/>
         </w:rPr>
-        <w:t xml:space="preserve">freq-converter 3543 informational</w:t>
+        <w:t xml:space="preserve">precedes the safety-system 9210 Forced</w:t>
       </w:r>
       <w:r>
         <w:rPr>
@@ -9821,13 +10373,177 @@
           <w:b/>
           <w:bCs/>
         </w:rPr>
+        <w:t xml:space="preserve">outage, and the safety-stop</w:t>
+      </w:r>
+      <w:r>
+        <w:rPr>
+          <w:b/>
+          <w:bCs/>
+        </w:rPr>
+        <w:t xml:space="preserve"> </w:t>
+      </w:r>
+      <w:r>
+        <w:rPr>
+          <w:rStyle w:val="VerbatimChar"/>
+          <w:b/>
+          <w:bCs/>
+        </w:rPr>
+        <w:t xml:space="preserve">system_stop:9210</w:t>
+      </w:r>
+      <w:r>
+        <w:rPr>
+          <w:b/>
+          <w:bCs/>
+        </w:rPr>
+        <w:t xml:space="preserve"> </w:t>
+      </w:r>
+      <w:r>
+        <w:rPr>
+          <w:b/>
+          <w:bCs/>
+        </w:rPr>
+        <w:t xml:space="preserve">reaches 150</w:t>
+      </w:r>
+      <w:r>
+        <w:rPr>
+          <w:b/>
+          <w:bCs/>
+        </w:rPr>
+        <w:t xml:space="preserve"> </w:t>
+      </w:r>
+      <w:r>
+        <w:rPr>
+          <w:b/>
+          <w:bCs/>
+        </w:rPr>
+        <w:t xml:space="preserve">inference-half forced-outage windows with zero hits across 1,344</w:t>
+      </w:r>
+      <w:r>
+        <w:rPr>
+          <w:b/>
+          <w:bCs/>
+        </w:rPr>
+        <w:t xml:space="preserve"> </w:t>
+      </w:r>
+      <w:r>
+        <w:rPr>
+          <w:b/>
+          <w:bCs/>
+        </w:rPr>
+        <w:t xml:space="preserve">matched controls</w:t>
+      </w:r>
+      <w:r>
+        <w:t xml:space="preserve">. The frequency-converter chain</w:t>
+      </w:r>
+      <w:r>
+        <w:t xml:space="preserve"> </w:t>
+      </w:r>
+      <w:r>
+        <w:rPr>
+          <w:rStyle w:val="VerbatimChar"/>
+        </w:rPr>
+        <w:t xml:space="preserve">system_info:3543 -&gt; system_stop:3000</w:t>
+      </w:r>
+      <w:r>
+        <w:t xml:space="preserve"> </w:t>
+      </w:r>
+      <w:r>
+        <w:t xml:space="preserve">is an independent second</w:t>
+      </w:r>
+      <w:r>
+        <w:t xml:space="preserve"> </w:t>
+      </w:r>
+      <w:r>
+        <w:t xml:space="preserve">precursor family with 19 zero-control replications. Combined with Kelmarsh, this is the</w:t>
+      </w:r>
+      <w:r>
+        <w:t xml:space="preserve"> </w:t>
+      </w:r>
+      <w:r>
+        <w:t xml:space="preserve">first cross-farm cascade replication in the paper: two different</w:t>
+      </w:r>
+      <w:r>
+        <w:t xml:space="preserve"> </w:t>
+      </w:r>
+      <w:r>
+        <w:t xml:space="preserve">turbine models on two different sites both produce lift-4.00 cascade</w:t>
+      </w:r>
+      <w:r>
+        <w:t xml:space="preserve"> </w:t>
+      </w:r>
+      <w:r>
+        <w:t xml:space="preserve">signatures under the same mining protocol, with vendor-shared alarm</w:t>
+      </w:r>
+      <w:r>
+        <w:t xml:space="preserve"> </w:t>
+      </w:r>
+      <w:r>
+        <w:t xml:space="preserve">codes indexing genuinely mechanical failure modes.</w:t>
+      </w:r>
+    </w:p>
+    <w:p>
+      <w:pPr>
+        <w:pStyle w:val="BodyText"/>
+      </w:pPr>
+      <w:r>
+        <w:t xml:space="preserve">Use:</w:t>
+      </w:r>
+      <w:r>
+        <w:t xml:space="preserve"> </w:t>
+      </w:r>
+      <w:r>
+        <w:rPr>
+          <w:b/>
+          <w:bCs/>
+        </w:rPr>
+        <w:t xml:space="preserve">safety-9210 warning triggers immediate turbine curtailment,</w:t>
+      </w:r>
+      <w:r>
+        <w:rPr>
+          <w:b/>
+          <w:bCs/>
+        </w:rPr>
+        <w:t xml:space="preserve"> </w:t>
+      </w:r>
+      <w:r>
+        <w:rPr>
+          <w:b/>
+          <w:bCs/>
+        </w:rPr>
+        <w:t xml:space="preserve">regardless of grid conditions</w:t>
+      </w:r>
+      <w:r>
+        <w:t xml:space="preserve">;</w:t>
+      </w:r>
+      <w:r>
+        <w:t xml:space="preserve"> </w:t>
+      </w:r>
+      <w:r>
+        <w:rPr>
+          <w:b/>
+          <w:bCs/>
+        </w:rPr>
+        <w:t xml:space="preserve">freq-converter 3543 informational</w:t>
+      </w:r>
+      <w:r>
+        <w:rPr>
+          <w:b/>
+          <w:bCs/>
+        </w:rPr>
+        <w:t xml:space="preserve"> </w:t>
+      </w:r>
+      <w:r>
+        <w:rPr>
+          <w:b/>
+          <w:bCs/>
+        </w:rPr>
         <w:t xml:space="preserve">message triggers converter service order within 6h at Penmanshiel</w:t>
       </w:r>
       <w:r>
         <w:t xml:space="preserve">.</w:t>
       </w:r>
     </w:p>
-    <w:bookmarkStart w:id="56" w:name="X4f495fef78be9a3b0e83788a5d1900c694cb7a0"/>
+    <w:bookmarkStart w:id="52" w:name="X4f495fef78be9a3b0e83788a5d1900c694cb7a0"/>
     <w:p>
       <w:pPr>
         <w:pStyle w:val="Heading4"/>
@@ -11077,8 +11793,8 @@
         <w:t xml:space="preserve">the inference half, not the raw miner output.</w:t>
       </w:r>
     </w:p>
-    <w:bookmarkEnd w:id="56"/>
-    <w:bookmarkStart w:id="57" w:name="Xe42e94fc93e925ac8db01b39bdde6e86aa2a907"/>
+    <w:bookmarkEnd w:id="52"/>
+    <w:bookmarkStart w:id="53" w:name="Xe42e94fc93e925ac8db01b39bdde6e86aa2a907"/>
     <w:p>
       <w:pPr>
         <w:pStyle w:val="Heading4"/>
@@ -13334,7 +14050,31 @@
         <w:t xml:space="preserve"> </w:t>
       </w:r>
       <w:r>
-        <w:t xml:space="preserve">cascade.</w:t>
+        <w:t xml:space="preserve">cascade. This is a different question from the one deep-learning log</w:t>
+      </w:r>
+      <w:r>
+        <w:t xml:space="preserve"> </w:t>
+      </w:r>
+      <w:r>
+        <w:t xml:space="preserve">anomaly detectors answer on BGL (DeepLog, LogBERT, and related methods</w:t>
+      </w:r>
+      <w:r>
+        <w:t xml:space="preserve"> </w:t>
+      </w:r>
+      <w:r>
+        <w:t xml:space="preserve">flag anomalous alert lines themselves); here the task is whether the</w:t>
+      </w:r>
+      <w:r>
+        <w:t xml:space="preserve"> </w:t>
+      </w:r>
+      <w:r>
+        <w:t xml:space="preserve">non-alert stream predicts the first alert of the next episode, and on</w:t>
+      </w:r>
+      <w:r>
+        <w:t xml:space="preserve"> </w:t>
+      </w:r>
+      <w:r>
+        <w:t xml:space="preserve">BGL it does not.</w:t>
       </w:r>
     </w:p>
     <w:p>
@@ -13414,9 +14154,9 @@
         <w:t xml:space="preserve">(§6.8), and lead time on true positives (§6.9).</w:t>
       </w:r>
     </w:p>
-    <w:bookmarkEnd w:id="57"/>
-    <w:bookmarkEnd w:id="58"/>
-    <w:bookmarkStart w:id="59" w:name="X44aeb5833a19b6d32b8998867e975190f65e5f8"/>
+    <w:bookmarkEnd w:id="53"/>
+    <w:bookmarkEnd w:id="54"/>
+    <w:bookmarkStart w:id="55" w:name="X44aeb5833a19b6d32b8998867e975190f65e5f8"/>
     <w:p>
       <w:pPr>
         <w:pStyle w:val="Heading3"/>
@@ -14552,13 +15292,13 @@
         <w:t xml:space="preserve"> </w:t>
       </w:r>
       <w:r>
-        <w:t xml:space="preserve">selection valid): the 42,000-pattern mining run at minimum support 0.05</w:t>
-      </w:r>
-      <w:r>
-        <w:t xml:space="preserve"> </w:t>
-      </w:r>
-      <w:r>
-        <w:t xml:space="preserve">does not survive an honest inference test. Both direction and</w:t>
+        <w:t xml:space="preserve">selection valid): the 37,797-pattern discovery-half mining run at</w:t>
+      </w:r>
+      <w:r>
+        <w:t xml:space="preserve"> </w:t>
+      </w:r>
+      <w:r>
+        <w:t xml:space="preserve">minimum support 0.05 does not survive an honest inference test. Both direction and</w:t>
       </w:r>
       <w:r>
         <w:t xml:space="preserve"> </w:t>
@@ -14578,13 +15318,13 @@
         <w:pStyle w:val="BodyText"/>
       </w:pPr>
       <w:r>
-        <w:t xml:space="preserve">The Azure / Alibaba wins persist in weaker but still substantive form</w:t>
-      </w:r>
-      <w:r>
-        <w:t xml:space="preserve"> </w:t>
-      </w:r>
-      <w:r>
-        <w:t xml:space="preserve">(46-100% at rich horizons); SCANIA under post-selection-valid</w:t>
+        <w:t xml:space="preserve">The Azure and Alibaba results persist in weaker but still substantive</w:t>
+      </w:r>
+      <w:r>
+        <w:t xml:space="preserve"> </w:t>
+      </w:r>
+      <w:r>
+        <w:t xml:space="preserve">form (46-100% at rich horizons); SCANIA under post-selection-valid</w:t>
       </w:r>
       <w:r>
         <w:t xml:space="preserve"> </w:t>
@@ -14620,29 +15360,29 @@
         <w:t xml:space="preserve"> </w:t>
       </w:r>
       <w:r>
-        <w:t xml:space="preserve">conditional-logistic analysis in §6.8 instead. On the two positive traces the</w:t>
-      </w:r>
-      <w:r>
-        <w:t xml:space="preserve"> </w:t>
-      </w:r>
-      <w:r>
-        <w:t xml:space="preserve">majority of frequent patterns are also predictive; on the two</w:t>
-      </w:r>
-      <w:r>
-        <w:t xml:space="preserve"> </w:t>
-      </w:r>
-      <w:r>
-        <w:t xml:space="preserve">boundary traces the majority are frequent-but-noise, and the paper’s</w:t>
-      </w:r>
-      <w:r>
-        <w:t xml:space="preserve"> </w:t>
-      </w:r>
-      <w:r>
-        <w:t xml:space="preserve">concrete predictive-pattern list is short.</w:t>
-      </w:r>
-    </w:p>
-    <w:bookmarkEnd w:id="59"/>
-    <w:bookmarkStart w:id="60" w:name="Xa182019db5c06219c287e242249f191e21aa0df"/>
+        <w:t xml:space="preserve">conditional-logistic analysis in §6.8 instead. On Azure and Alibaba</w:t>
+      </w:r>
+      <w:r>
+        <w:t xml:space="preserve"> </w:t>
+      </w:r>
+      <w:r>
+        <w:t xml:space="preserve">the majority of frequent patterns are also predictive; on BGL and</w:t>
+      </w:r>
+      <w:r>
+        <w:t xml:space="preserve"> </w:t>
+      </w:r>
+      <w:r>
+        <w:t xml:space="preserve">SCANIA the majority are frequent-but-noise, and the paper’s concrete</w:t>
+      </w:r>
+      <w:r>
+        <w:t xml:space="preserve"> </w:t>
+      </w:r>
+      <w:r>
+        <w:t xml:space="preserve">predictive-pattern list is short.</w:t>
+      </w:r>
+    </w:p>
+    <w:bookmarkEnd w:id="55"/>
+    <w:bookmarkStart w:id="56" w:name="Xa182019db5c06219c287e242249f191e21aa0df"/>
     <w:p>
       <w:pPr>
         <w:pStyle w:val="Heading3"/>
@@ -16051,8 +16791,8 @@
         <w:t xml:space="preserve">catalog uses.</w:t>
       </w:r>
     </w:p>
-    <w:bookmarkEnd w:id="60"/>
-    <w:bookmarkStart w:id="61" w:name="X39b99ab144b8766ac518ecf770687bbc49b8129"/>
+    <w:bookmarkEnd w:id="56"/>
+    <w:bookmarkStart w:id="57" w:name="X39b99ab144b8766ac518ecf770687bbc49b8129"/>
     <w:p>
       <w:pPr>
         <w:pStyle w:val="Heading3"/>
@@ -16228,8 +16968,8 @@
         <w:t xml:space="preserve">sequences.</w:t>
       </w:r>
     </w:p>
-    <w:bookmarkEnd w:id="61"/>
-    <w:bookmarkStart w:id="62" w:name="X9089ac7c4740497ca2f8946257a25d0f4921163"/>
+    <w:bookmarkEnd w:id="57"/>
+    <w:bookmarkStart w:id="58" w:name="X9089ac7c4740497ca2f8946257a25d0f4921163"/>
     <w:p>
       <w:pPr>
         <w:pStyle w:val="Heading3"/>
@@ -17574,8 +18314,8 @@
         <w:t xml:space="preserve">inspection), not next-event alerting.</w:t>
       </w:r>
     </w:p>
-    <w:bookmarkEnd w:id="62"/>
-    <w:bookmarkStart w:id="64" w:name="lead-time-on-true-positives"/>
+    <w:bookmarkEnd w:id="58"/>
+    <w:bookmarkStart w:id="60" w:name="lead-time-on-true-positives"/>
     <w:p>
       <w:pPr>
         <w:pStyle w:val="Heading3"/>
@@ -17695,7 +18435,7 @@
       <w:r>
         <w:t xml:space="preserve"> </w:t>
       </w:r>
-      <w:hyperlink r:id="rId63">
+      <w:hyperlink r:id="rId59">
         <w:r>
           <w:rPr>
             <w:rStyle w:val="Hyperlink"/>
@@ -17707,9 +18447,9 @@
         <w:t xml:space="preserve">.</w:t>
       </w:r>
     </w:p>
-    <w:bookmarkEnd w:id="64"/>
-    <w:bookmarkEnd w:id="65"/>
-    <w:bookmarkStart w:id="69" w:name="discussion"/>
+    <w:bookmarkEnd w:id="60"/>
+    <w:bookmarkEnd w:id="61"/>
+    <w:bookmarkStart w:id="65" w:name="discussion"/>
     <w:p>
       <w:pPr>
         <w:pStyle w:val="Heading2"/>
@@ -17727,7 +18467,7 @@
         <w:t xml:space="preserve">7 Discussion</w:t>
       </w:r>
     </w:p>
-    <w:bookmarkStart w:id="66" w:name="X1fff9881fd829d9c26a57a6e774b5a2b4f11174"/>
+    <w:bookmarkStart w:id="62" w:name="X1fff9881fd829d9c26a57a6e774b5a2b4f11174"/>
     <w:p>
       <w:pPr>
         <w:pStyle w:val="Heading3"/>
@@ -18410,8 +19150,8 @@
         <w:t xml:space="preserve">from bag-of-items noise.</w:t>
       </w:r>
     </w:p>
-    <w:bookmarkEnd w:id="66"/>
-    <w:bookmarkStart w:id="67" w:name="X75d9a394a307a62bf087024a3c4b370afb7d957"/>
+    <w:bookmarkEnd w:id="62"/>
+    <w:bookmarkStart w:id="63" w:name="X75d9a394a307a62bf087024a3c4b370afb7d957"/>
     <w:p>
       <w:pPr>
         <w:pStyle w:val="Heading3"/>
@@ -18610,8 +19350,8 @@
         <w:t xml:space="preserve">jobs that fail early do so in a different distribution of task types.</w:t>
       </w:r>
     </w:p>
-    <w:bookmarkEnd w:id="67"/>
-    <w:bookmarkStart w:id="68" w:name="six-contrasting-case-studies"/>
+    <w:bookmarkEnd w:id="63"/>
+    <w:bookmarkStart w:id="64" w:name="six-contrasting-case-studies"/>
     <w:p>
       <w:pPr>
         <w:pStyle w:val="Heading3"/>
@@ -19497,9 +20237,9 @@
         <w:t xml:space="preserve">at all.</w:t>
       </w:r>
     </w:p>
-    <w:bookmarkEnd w:id="68"/>
-    <w:bookmarkEnd w:id="69"/>
-    <w:bookmarkStart w:id="70" w:name="limitations"/>
+    <w:bookmarkEnd w:id="64"/>
+    <w:bookmarkEnd w:id="65"/>
+    <w:bookmarkStart w:id="66" w:name="limitations"/>
     <w:p>
       <w:pPr>
         <w:pStyle w:val="Heading2"/>
@@ -19709,8 +20449,112 @@
         <w:t xml:space="preserve">reflects that finding.</w:t>
       </w:r>
     </w:p>
-    <w:bookmarkEnd w:id="70"/>
-    <w:bookmarkStart w:id="71" w:name="reproducibility"/>
+    <w:p>
+      <w:pPr>
+        <w:pStyle w:val="FirstParagraph"/>
+      </w:pPr>
+      <w:r>
+        <w:t xml:space="preserve">Scope of the statistical guarantees. The discovery/inference split is</w:t>
+      </w:r>
+      <w:r>
+        <w:t xml:space="preserve"> </w:t>
+      </w:r>
+      <w:r>
+        <w:t xml:space="preserve">a single seeded partition; the reported fractions are point estimates</w:t>
+      </w:r>
+      <w:r>
+        <w:t xml:space="preserve"> </w:t>
+      </w:r>
+      <w:r>
+        <w:t xml:space="preserve">under that partition, and the fixed seed policy is stated in §9. FDR</w:t>
+      </w:r>
+      <w:r>
+        <w:t xml:space="preserve"> </w:t>
+      </w:r>
+      <w:r>
+        <w:t xml:space="preserve">is controlled within each (horizon, pattern-class) family, so a</w:t>
+      </w:r>
+      <w:r>
+        <w:t xml:space="preserve"> </w:t>
+      </w:r>
+      <w:r>
+        <w:t xml:space="preserve">reader comparing significant fractions across horizons is reading</w:t>
+      </w:r>
+      <w:r>
+        <w:t xml:space="preserve"> </w:t>
+      </w:r>
+      <w:r>
+        <w:t xml:space="preserve">several families rather than one corrected sweep. The inference-half</w:t>
+      </w:r>
+      <w:r>
+        <w:t xml:space="preserve"> </w:t>
+      </w:r>
+      <w:r>
+        <w:t xml:space="preserve">lift is bounded above by 4.0 under 1:3 case-to-control matching, so a</w:t>
+      </w:r>
+      <w:r>
+        <w:t xml:space="preserve"> </w:t>
+      </w:r>
+      <w:r>
+        <w:t xml:space="preserve">lift of 4.00 denotes a pattern that is present in failure windows and</w:t>
+      </w:r>
+      <w:r>
+        <w:t xml:space="preserve"> </w:t>
+      </w:r>
+      <w:r>
+        <w:t xml:space="preserve">absent from every matched control, not an unbounded effect size. The</w:t>
+      </w:r>
+      <w:r>
+        <w:t xml:space="preserve"> </w:t>
+      </w:r>
+      <w:r>
+        <w:t xml:space="preserve">cross-farm replication is cross-site and cross-model (MM92 vs MM82)</w:t>
+      </w:r>
+      <w:r>
+        <w:t xml:space="preserve"> </w:t>
+      </w:r>
+      <w:r>
+        <w:t xml:space="preserve">but within one vendor’s alarm firmware (Senvion), so it establishes</w:t>
+      </w:r>
+      <w:r>
+        <w:t xml:space="preserve"> </w:t>
+      </w:r>
+      <w:r>
+        <w:t xml:space="preserve">transfer across turbine model and site rather than across alarm</w:t>
+      </w:r>
+      <w:r>
+        <w:t xml:space="preserve"> </w:t>
+      </w:r>
+      <w:r>
+        <w:t xml:space="preserve">vocabularies. The Penmanshiel window covers the site’s 2016</w:t>
+      </w:r>
+      <w:r>
+        <w:t xml:space="preserve"> </w:t>
+      </w:r>
+      <w:r>
+        <w:t xml:space="preserve">commissioning phase, which the safety-system 9000/9210 family</w:t>
+      </w:r>
+      <w:r>
+        <w:t xml:space="preserve"> </w:t>
+      </w:r>
+      <w:r>
+        <w:t xml:space="preserve">reflects. The operational base rate of 0.01 used for the calibrated</w:t>
+      </w:r>
+      <w:r>
+        <w:t xml:space="preserve"> </w:t>
+      </w:r>
+      <w:r>
+        <w:t xml:space="preserve">PPV in §6.4c is an assumed deployment prior, not a measured fleet</w:t>
+      </w:r>
+      <w:r>
+        <w:t xml:space="preserve"> </w:t>
+      </w:r>
+      <w:r>
+        <w:t xml:space="preserve">rate, and the PPV scales with it.</w:t>
+      </w:r>
+    </w:p>
+    <w:bookmarkEnd w:id="66"/>
+    <w:bookmarkStart w:id="67" w:name="reproducibility"/>
     <w:p>
       <w:pPr>
         <w:pStyle w:val="Heading2"/>
@@ -20143,8 +20987,58 @@
         <w:t xml:space="preserve">artefacts and excluded from this number.</w:t>
       </w:r>
     </w:p>
-    <w:bookmarkEnd w:id="71"/>
-    <w:bookmarkStart w:id="173" w:name="conclusion"/>
+    <w:p>
+      <w:pPr>
+        <w:pStyle w:val="BodyText"/>
+      </w:pPr>
+      <w:r>
+        <w:t xml:space="preserve">Data availability and ethics. All six datasets are public and openly</w:t>
+      </w:r>
+      <w:r>
+        <w:t xml:space="preserve"> </w:t>
+      </w:r>
+      <w:r>
+        <w:t xml:space="preserve">licensed (the four cited above under CC-BY-4.0, plus the Azure PdM</w:t>
+      </w:r>
+      <w:r>
+        <w:t xml:space="preserve"> </w:t>
+      </w:r>
+      <w:r>
+        <w:t xml:space="preserve">sample and Alibaba cluster-trace-v2018 under their respective public</w:t>
+      </w:r>
+      <w:r>
+        <w:t xml:space="preserve"> </w:t>
+      </w:r>
+      <w:r>
+        <w:t xml:space="preserve">terms); the paper introduces no new data collection. None of the</w:t>
+      </w:r>
+      <w:r>
+        <w:t xml:space="preserve"> </w:t>
+      </w:r>
+      <w:r>
+        <w:t xml:space="preserve">traces contains personal or human-subject data: they are machine</w:t>
+      </w:r>
+      <w:r>
+        <w:t xml:space="preserve"> </w:t>
+      </w:r>
+      <w:r>
+        <w:t xml:space="preserve">telemetry, cluster job logs, HPC syslogs, and industrial alarm codes.</w:t>
+      </w:r>
+      <w:r>
+        <w:t xml:space="preserve"> </w:t>
+      </w:r>
+      <w:r>
+        <w:t xml:space="preserve">The derived event streams, windows, mined patterns, and all result</w:t>
+      </w:r>
+      <w:r>
+        <w:t xml:space="preserve"> </w:t>
+      </w:r>
+      <w:r>
+        <w:t xml:space="preserve">artefacts are released in the repository under the same open terms.</w:t>
+      </w:r>
+    </w:p>
+    <w:bookmarkEnd w:id="67"/>
+    <w:bookmarkStart w:id="171" w:name="conclusion"/>
     <w:p>
       <w:pPr>
         <w:pStyle w:val="Heading2"/>
@@ -20272,8 +21166,8 @@
         <w:t xml:space="preserve">ratios on SCANIA under right censoring.</w:t>
       </w:r>
     </w:p>
-    <w:bookmarkStart w:id="172" w:name="refs"/>
-    <w:bookmarkStart w:id="72" w:name="ref-agrawal1994fast"/>
+    <w:bookmarkStart w:id="170" w:name="refs"/>
+    <w:bookmarkStart w:id="68" w:name="ref-agrawal1994fast"/>
     <w:p>
       <w:pPr>
         <w:pStyle w:val="Bibliography"/>
@@ -20307,8 +21201,8 @@
         <w:t xml:space="preserve">, 487–99.</w:t>
       </w:r>
     </w:p>
-    <w:bookmarkEnd w:id="72"/>
-    <w:bookmarkStart w:id="74" w:name="ref-alibaba2018repo"/>
+    <w:bookmarkEnd w:id="68"/>
+    <w:bookmarkStart w:id="70" w:name="ref-alibaba2018repo"/>
     <w:p>
       <w:pPr>
         <w:pStyle w:val="Bibliography"/>
@@ -20331,7 +21225,7 @@
       <w:r>
         <w:t xml:space="preserve"> </w:t>
       </w:r>
-      <w:hyperlink r:id="rId73">
+      <w:hyperlink r:id="rId69">
         <w:r>
           <w:rPr>
             <w:rStyle w:val="Hyperlink"/>
@@ -20343,8 +21237,8 @@
         <w:t xml:space="preserve">.</w:t>
       </w:r>
     </w:p>
-    <w:bookmarkEnd w:id="74"/>
-    <w:bookmarkStart w:id="76" w:name="ref-bay1999contrast"/>
+    <w:bookmarkEnd w:id="70"/>
+    <w:bookmarkStart w:id="72" w:name="ref-bay1999contrast"/>
     <w:p>
       <w:pPr>
         <w:pStyle w:val="Bibliography"/>
@@ -20380,7 +21274,7 @@
       <w:r>
         <w:t xml:space="preserve"> </w:t>
       </w:r>
-      <w:hyperlink r:id="rId75">
+      <w:hyperlink r:id="rId71">
         <w:r>
           <w:rPr>
             <w:rStyle w:val="Hyperlink"/>
@@ -20392,8 +21286,8 @@
         <w:t xml:space="preserve">.</w:t>
       </w:r>
     </w:p>
-    <w:bookmarkEnd w:id="76"/>
-    <w:bookmarkStart w:id="78" w:name="ref-benjamini1995controlling"/>
+    <w:bookmarkEnd w:id="72"/>
+    <w:bookmarkStart w:id="74" w:name="ref-benjamini1995controlling"/>
     <w:p>
       <w:pPr>
         <w:pStyle w:val="Bibliography"/>
@@ -20426,7 +21320,7 @@
       <w:r>
         <w:t xml:space="preserve"> </w:t>
       </w:r>
-      <w:hyperlink r:id="rId77">
+      <w:hyperlink r:id="rId73">
         <w:r>
           <w:rPr>
             <w:rStyle w:val="Hyperlink"/>
@@ -20438,8 +21332,8 @@
         <w:t xml:space="preserve">.</w:t>
       </w:r>
     </w:p>
-    <w:bookmarkEnd w:id="78"/>
-    <w:bookmarkStart w:id="80" w:name="ref-benjamini2001control"/>
+    <w:bookmarkEnd w:id="74"/>
+    <w:bookmarkStart w:id="76" w:name="ref-benjamini2001control"/>
     <w:p>
       <w:pPr>
         <w:pStyle w:val="Bibliography"/>
@@ -20472,7 +21366,7 @@
       <w:r>
         <w:t xml:space="preserve"> </w:t>
       </w:r>
-      <w:hyperlink r:id="rId79">
+      <w:hyperlink r:id="rId75">
         <w:r>
           <w:rPr>
             <w:rStyle w:val="Hyperlink"/>
@@ -20484,8 +21378,8 @@
         <w:t xml:space="preserve">.</w:t>
       </w:r>
     </w:p>
-    <w:bookmarkEnd w:id="80"/>
-    <w:bookmarkStart w:id="82" w:name="ref-chatterjee2022deep"/>
+    <w:bookmarkEnd w:id="76"/>
+    <w:bookmarkStart w:id="78" w:name="ref-chatterjee2022deep"/>
     <w:p>
       <w:pPr>
         <w:pStyle w:val="Bibliography"/>
@@ -20502,7 +21396,7 @@
       <w:r>
         <w:t xml:space="preserve"> </w:t>
       </w:r>
-      <w:hyperlink r:id="rId81">
+      <w:hyperlink r:id="rId77">
         <w:r>
           <w:rPr>
             <w:rStyle w:val="Hyperlink"/>
@@ -20514,8 +21408,8 @@
         <w:t xml:space="preserve">.</w:t>
       </w:r>
     </w:p>
-    <w:bookmarkEnd w:id="82"/>
-    <w:bookmarkStart w:id="84" w:name="ref-cheng2018characterizing"/>
+    <w:bookmarkEnd w:id="78"/>
+    <w:bookmarkStart w:id="80" w:name="ref-cheng2018characterizing"/>
     <w:p>
       <w:pPr>
         <w:pStyle w:val="Bibliography"/>
@@ -20538,7 +21432,7 @@
       <w:r>
         <w:t xml:space="preserve"> </w:t>
       </w:r>
-      <w:hyperlink r:id="rId83">
+      <w:hyperlink r:id="rId79">
         <w:r>
           <w:rPr>
             <w:rStyle w:val="Hyperlink"/>
@@ -20550,8 +21444,8 @@
         <w:t xml:space="preserve">.</w:t>
       </w:r>
     </w:p>
-    <w:bookmarkEnd w:id="84"/>
-    <w:bookmarkStart w:id="86" w:name="ref-costa2016ida"/>
+    <w:bookmarkEnd w:id="80"/>
+    <w:bookmarkStart w:id="82" w:name="ref-costa2016ida"/>
     <w:p>
       <w:pPr>
         <w:pStyle w:val="Bibliography"/>
@@ -20596,7 +21490,7 @@
       <w:r>
         <w:t xml:space="preserve"> </w:t>
       </w:r>
-      <w:hyperlink r:id="rId85">
+      <w:hyperlink r:id="rId81">
         <w:r>
           <w:rPr>
             <w:rStyle w:val="Hyperlink"/>
@@ -20608,8 +21502,8 @@
         <w:t xml:space="preserve">.</w:t>
       </w:r>
     </w:p>
-    <w:bookmarkEnd w:id="86"/>
-    <w:bookmarkStart w:id="88" w:name="ref-dalleiger2022significant"/>
+    <w:bookmarkEnd w:id="82"/>
+    <w:bookmarkStart w:id="84" w:name="ref-dalleiger2022significant"/>
     <w:p>
       <w:pPr>
         <w:pStyle w:val="Bibliography"/>
@@ -20645,7 +21539,7 @@
       <w:r>
         <w:t xml:space="preserve"> </w:t>
       </w:r>
-      <w:hyperlink r:id="rId87">
+      <w:hyperlink r:id="rId83">
         <w:r>
           <w:rPr>
             <w:rStyle w:val="Hyperlink"/>
@@ -20657,8 +21551,8 @@
         <w:t xml:space="preserve">.</w:t>
       </w:r>
     </w:p>
-    <w:bookmarkEnd w:id="88"/>
-    <w:bookmarkStart w:id="90" w:name="ref-dong1999emerging"/>
+    <w:bookmarkEnd w:id="84"/>
+    <w:bookmarkStart w:id="86" w:name="ref-dong1999emerging"/>
     <w:p>
       <w:pPr>
         <w:pStyle w:val="Bibliography"/>
@@ -20694,7 +21588,7 @@
       <w:r>
         <w:t xml:space="preserve"> </w:t>
       </w:r>
-      <w:hyperlink r:id="rId89">
+      <w:hyperlink r:id="rId85">
         <w:r>
           <w:rPr>
             <w:rStyle w:val="Hyperlink"/>
@@ -20706,8 +21600,8 @@
         <w:t xml:space="preserve">.</w:t>
       </w:r>
     </w:p>
-    <w:bookmarkEnd w:id="90"/>
-    <w:bookmarkStart w:id="92" w:name="ref-du2017deeplog"/>
+    <w:bookmarkEnd w:id="86"/>
+    <w:bookmarkStart w:id="88" w:name="ref-du2017deeplog"/>
     <w:p>
       <w:pPr>
         <w:pStyle w:val="Bibliography"/>
@@ -20749,7 +21643,7 @@
       <w:r>
         <w:t xml:space="preserve"> </w:t>
       </w:r>
-      <w:hyperlink r:id="rId91">
+      <w:hyperlink r:id="rId87">
         <w:r>
           <w:rPr>
             <w:rStyle w:val="Hyperlink"/>
@@ -20761,8 +21655,8 @@
         <w:t xml:space="preserve">.</w:t>
       </w:r>
     </w:p>
-    <w:bookmarkEnd w:id="92"/>
-    <w:bookmarkStart w:id="94" w:name="ref-fithian2014optimal"/>
+    <w:bookmarkEnd w:id="88"/>
+    <w:bookmarkStart w:id="90" w:name="ref-fithian2014optimal"/>
     <w:p>
       <w:pPr>
         <w:pStyle w:val="Bibliography"/>
@@ -20792,7 +21686,7 @@
       <w:r>
         <w:t xml:space="preserve"> </w:t>
       </w:r>
-      <w:hyperlink r:id="rId93">
+      <w:hyperlink r:id="rId89">
         <w:r>
           <w:rPr>
             <w:rStyle w:val="Hyperlink"/>
@@ -20804,8 +21698,8 @@
         <w:t xml:space="preserve">.</w:t>
       </w:r>
     </w:p>
-    <w:bookmarkEnd w:id="94"/>
-    <w:bookmarkStart w:id="96" w:name="ref-fournierviger2022patternmining"/>
+    <w:bookmarkEnd w:id="90"/>
+    <w:bookmarkStart w:id="92" w:name="ref-fournierviger2022patternmining"/>
     <w:p>
       <w:pPr>
         <w:pStyle w:val="Bibliography"/>
@@ -20841,7 +21735,7 @@
       <w:r>
         <w:t xml:space="preserve"> </w:t>
       </w:r>
-      <w:hyperlink r:id="rId95">
+      <w:hyperlink r:id="rId91">
         <w:r>
           <w:rPr>
             <w:rStyle w:val="Hyperlink"/>
@@ -20853,8 +21747,8 @@
         <w:t xml:space="preserve">.</w:t>
       </w:r>
     </w:p>
-    <w:bookmarkEnd w:id="96"/>
-    <w:bookmarkStart w:id="98" w:name="ref-fournierviger2014cmspade"/>
+    <w:bookmarkEnd w:id="92"/>
+    <w:bookmarkStart w:id="94" w:name="ref-fournierviger2014cmspade"/>
     <w:p>
       <w:pPr>
         <w:pStyle w:val="Bibliography"/>
@@ -20890,7 +21784,7 @@
       <w:r>
         <w:t xml:space="preserve"> </w:t>
       </w:r>
-      <w:hyperlink r:id="rId97">
+      <w:hyperlink r:id="rId93">
         <w:r>
           <w:rPr>
             <w:rStyle w:val="Hyperlink"/>
@@ -20902,8 +21796,8 @@
         <w:t xml:space="preserve">.</w:t>
       </w:r>
     </w:p>
-    <w:bookmarkEnd w:id="98"/>
-    <w:bookmarkStart w:id="100" w:name="ref-fournier2016spmf"/>
+    <w:bookmarkEnd w:id="94"/>
+    <w:bookmarkStart w:id="96" w:name="ref-fournier2016spmf"/>
     <w:p>
       <w:pPr>
         <w:pStyle w:val="Bibliography"/>
@@ -20951,7 +21845,7 @@
       <w:r>
         <w:t xml:space="preserve"> </w:t>
       </w:r>
-      <w:hyperlink r:id="rId99">
+      <w:hyperlink r:id="rId95">
         <w:r>
           <w:rPr>
             <w:rStyle w:val="Hyperlink"/>
@@ -20963,8 +21857,8 @@
         <w:t xml:space="preserve">.</w:t>
       </w:r>
     </w:p>
-    <w:bookmarkEnd w:id="100"/>
-    <w:bookmarkStart w:id="102" w:name="ref-fournierviger2014vmsp"/>
+    <w:bookmarkEnd w:id="96"/>
+    <w:bookmarkStart w:id="98" w:name="ref-fournierviger2014vmsp"/>
     <w:p>
       <w:pPr>
         <w:pStyle w:val="Bibliography"/>
@@ -21006,7 +21900,7 @@
       <w:r>
         <w:t xml:space="preserve"> </w:t>
       </w:r>
-      <w:hyperlink r:id="rId101">
+      <w:hyperlink r:id="rId97">
         <w:r>
           <w:rPr>
             <w:rStyle w:val="Hyperlink"/>
@@ -21018,8 +21912,8 @@
         <w:t xml:space="preserve">.</w:t>
       </w:r>
     </w:p>
-    <w:bookmarkEnd w:id="102"/>
-    <w:bookmarkStart w:id="104" w:name="ref-guo2021logbert"/>
+    <w:bookmarkEnd w:id="98"/>
+    <w:bookmarkStart w:id="100" w:name="ref-guo2021logbert"/>
     <w:p>
       <w:pPr>
         <w:pStyle w:val="Bibliography"/>
@@ -21070,7 +21964,7 @@
       <w:r>
         <w:t xml:space="preserve"> </w:t>
       </w:r>
-      <w:hyperlink r:id="rId103">
+      <w:hyperlink r:id="rId99">
         <w:r>
           <w:rPr>
             <w:rStyle w:val="Hyperlink"/>
@@ -21082,8 +21976,8 @@
         <w:t xml:space="preserve">.</w:t>
       </w:r>
     </w:p>
-    <w:bookmarkEnd w:id="104"/>
-    <w:bookmarkStart w:id="106" w:name="ref-guo2024logformer"/>
+    <w:bookmarkEnd w:id="100"/>
+    <w:bookmarkStart w:id="102" w:name="ref-guo2024logformer"/>
     <w:p>
       <w:pPr>
         <w:pStyle w:val="Bibliography"/>
@@ -21112,7 +22006,7 @@
       <w:r>
         <w:t xml:space="preserve"> </w:t>
       </w:r>
-      <w:hyperlink r:id="rId105">
+      <w:hyperlink r:id="rId101">
         <w:r>
           <w:rPr>
             <w:rStyle w:val="Hyperlink"/>
@@ -21124,8 +22018,8 @@
         <w:t xml:space="preserve">.</w:t>
       </w:r>
     </w:p>
-    <w:bookmarkEnd w:id="106"/>
-    <w:bookmarkStart w:id="108" w:name="ref-hadadi2024systematic"/>
+    <w:bookmarkEnd w:id="102"/>
+    <w:bookmarkStart w:id="104" w:name="ref-hadadi2024systematic"/>
     <w:p>
       <w:pPr>
         <w:pStyle w:val="Bibliography"/>
@@ -21158,7 +22052,7 @@
       <w:r>
         <w:t xml:space="preserve"> </w:t>
       </w:r>
-      <w:hyperlink r:id="rId107">
+      <w:hyperlink r:id="rId103">
         <w:r>
           <w:rPr>
             <w:rStyle w:val="Hyperlink"/>
@@ -21170,8 +22064,8 @@
         <w:t xml:space="preserve">.</w:t>
       </w:r>
     </w:p>
-    <w:bookmarkEnd w:id="108"/>
-    <w:bookmarkStart w:id="110" w:name="ref-hamalainen2019tutorial"/>
+    <w:bookmarkEnd w:id="104"/>
+    <w:bookmarkStart w:id="106" w:name="ref-hamalainen2019tutorial"/>
     <w:p>
       <w:pPr>
         <w:pStyle w:val="Bibliography"/>
@@ -21204,7 +22098,7 @@
       <w:r>
         <w:t xml:space="preserve"> </w:t>
       </w:r>
-      <w:hyperlink r:id="rId109">
+      <w:hyperlink r:id="rId105">
         <w:r>
           <w:rPr>
             <w:rStyle w:val="Hyperlink"/>
@@ -21216,8 +22110,8 @@
         <w:t xml:space="preserve">.</w:t>
       </w:r>
     </w:p>
-    <w:bookmarkEnd w:id="110"/>
-    <w:bookmarkStart w:id="112" w:name="ref-han2000mining"/>
+    <w:bookmarkEnd w:id="106"/>
+    <w:bookmarkStart w:id="108" w:name="ref-han2000mining"/>
     <w:p>
       <w:pPr>
         <w:pStyle w:val="Bibliography"/>
@@ -21253,7 +22147,7 @@
       <w:r>
         <w:t xml:space="preserve"> </w:t>
       </w:r>
-      <w:hyperlink r:id="rId111">
+      <w:hyperlink r:id="rId107">
         <w:r>
           <w:rPr>
             <w:rStyle w:val="Hyperlink"/>
@@ -21265,8 +22159,8 @@
         <w:t xml:space="preserve">.</w:t>
       </w:r>
     </w:p>
-    <w:bookmarkEnd w:id="112"/>
-    <w:bookmarkStart w:id="114" w:name="ref-hu2023frequent"/>
+    <w:bookmarkEnd w:id="108"/>
+    <w:bookmarkStart w:id="110" w:name="ref-hu2023frequent"/>
     <w:p>
       <w:pPr>
         <w:pStyle w:val="Bibliography"/>
@@ -21299,7 +22193,7 @@
       <w:r>
         <w:t xml:space="preserve"> </w:t>
       </w:r>
-      <w:hyperlink r:id="rId113">
+      <w:hyperlink r:id="rId109">
         <w:r>
           <w:rPr>
             <w:rStyle w:val="Hyperlink"/>
@@ -21311,8 +22205,8 @@
         <w:t xml:space="preserve">.</w:t>
       </w:r>
     </w:p>
-    <w:bookmarkEnd w:id="114"/>
-    <w:bookmarkStart w:id="116" w:name="ref-hu2023priority"/>
+    <w:bookmarkEnd w:id="110"/>
+    <w:bookmarkStart w:id="112" w:name="ref-hu2023priority"/>
     <w:p>
       <w:pPr>
         <w:pStyle w:val="Bibliography"/>
@@ -21345,7 +22239,7 @@
       <w:r>
         <w:t xml:space="preserve"> </w:t>
       </w:r>
-      <w:hyperlink r:id="rId115">
+      <w:hyperlink r:id="rId111">
         <w:r>
           <w:rPr>
             <w:rStyle w:val="Hyperlink"/>
@@ -21357,8 +22251,8 @@
         <w:t xml:space="preserve">.</w:t>
       </w:r>
     </w:p>
-    <w:bookmarkEnd w:id="116"/>
-    <w:bookmarkStart w:id="118" w:name="ref-ifraz2024sequential"/>
+    <w:bookmarkEnd w:id="112"/>
+    <w:bookmarkStart w:id="114" w:name="ref-ifraz2024sequential"/>
     <w:p>
       <w:pPr>
         <w:pStyle w:val="Bibliography"/>
@@ -21388,7 +22282,7 @@
       <w:r>
         <w:t xml:space="preserve"> </w:t>
       </w:r>
-      <w:hyperlink r:id="rId117">
+      <w:hyperlink r:id="rId113">
         <w:r>
           <w:rPr>
             <w:rStyle w:val="Hyperlink"/>
@@ -21400,8 +22294,8 @@
         <w:t xml:space="preserve">.</w:t>
       </w:r>
     </w:p>
-    <w:bookmarkEnd w:id="118"/>
-    <w:bookmarkStart w:id="120" w:name="ref-kharazian2025scania"/>
+    <w:bookmarkEnd w:id="114"/>
+    <w:bookmarkStart w:id="116" w:name="ref-kharazian2025scania"/>
     <w:p>
       <w:pPr>
         <w:pStyle w:val="Bibliography"/>
@@ -21449,7 +22343,7 @@
       <w:r>
         <w:t xml:space="preserve"> </w:t>
       </w:r>
-      <w:hyperlink r:id="rId119">
+      <w:hyperlink r:id="rId115">
         <w:r>
           <w:rPr>
             <w:rStyle w:val="Hyperlink"/>
@@ -21461,8 +22355,8 @@
         <w:t xml:space="preserve">.</w:t>
       </w:r>
     </w:p>
-    <w:bookmarkEnd w:id="120"/>
-    <w:bookmarkStart w:id="122" w:name="ref-landauer2023deep"/>
+    <w:bookmarkEnd w:id="116"/>
+    <w:bookmarkStart w:id="118" w:name="ref-landauer2023deep"/>
     <w:p>
       <w:pPr>
         <w:pStyle w:val="Bibliography"/>
@@ -21495,7 +22389,7 @@
       <w:r>
         <w:t xml:space="preserve"> </w:t>
       </w:r>
-      <w:hyperlink r:id="rId121">
+      <w:hyperlink r:id="rId117">
         <w:r>
           <w:rPr>
             <w:rStyle w:val="Hyperlink"/>
@@ -21507,8 +22401,8 @@
         <w:t xml:space="preserve">.</w:t>
       </w:r>
     </w:p>
-    <w:bookmarkEnd w:id="122"/>
-    <w:bookmarkStart w:id="124" w:name="ref-langholz1996risk"/>
+    <w:bookmarkEnd w:id="118"/>
+    <w:bookmarkStart w:id="120" w:name="ref-langholz1996risk"/>
     <w:p>
       <w:pPr>
         <w:pStyle w:val="Bibliography"/>
@@ -21541,7 +22435,7 @@
       <w:r>
         <w:t xml:space="preserve"> </w:t>
       </w:r>
-      <w:hyperlink r:id="rId123">
+      <w:hyperlink r:id="rId119">
         <w:r>
           <w:rPr>
             <w:rStyle w:val="Hyperlink"/>
@@ -21553,20 +22447,20 @@
         <w:t xml:space="preserve">.</w:t>
       </w:r>
     </w:p>
-    <w:bookmarkEnd w:id="124"/>
-    <w:bookmarkStart w:id="126" w:name="ref-alibaba2018trace"/>
+    <w:bookmarkEnd w:id="120"/>
+    <w:bookmarkStart w:id="121" w:name="ref-loftus2015selective"/>
     <w:p>
       <w:pPr>
         <w:pStyle w:val="Bibliography"/>
       </w:pPr>
       <w:r>
-        <w:t xml:space="preserve">Lu, Chengzhi, Kejiang Ye, Guoyao Xu, Cheng-Zhong Xu, and Tongxin Bai. 2017.</w:t>
-      </w:r>
-      <w:r>
-        <w:t xml:space="preserve"> </w:t>
-      </w:r>
-      <w:r>
-        <w:t xml:space="preserve">“Imbalance in the Cloud: An Analysis on Alibaba Cluster Trace.”</w:t>
+        <w:t xml:space="preserve">Loftus, Joshua R., and Jonathan E. Taylor. 2015.</w:t>
+      </w:r>
+      <w:r>
+        <w:t xml:space="preserve"> </w:t>
+      </w:r>
+      <w:r>
+        <w:t xml:space="preserve">“Selective Inference in Regression Models with Groups of Variables.”</w:t>
       </w:r>
       <w:r>
         <w:t xml:space="preserve"> </w:t>
@@ -21576,6 +22470,35 @@
           <w:i/>
           <w:iCs/>
         </w:rPr>
+        <w:t xml:space="preserve">arXiv Preprint arXiv:1511.01478</w:t>
+      </w:r>
+      <w:r>
+        <w:t xml:space="preserve">.</w:t>
+      </w:r>
+    </w:p>
+    <w:bookmarkEnd w:id="121"/>
+    <w:bookmarkStart w:id="123" w:name="ref-alibaba2018trace"/>
+    <w:p>
+      <w:pPr>
+        <w:pStyle w:val="Bibliography"/>
+      </w:pPr>
+      <w:r>
+        <w:t xml:space="preserve">Lu, Chengzhi, Kejiang Ye, Guoyao Xu, Cheng-Zhong Xu, and Tongxin Bai. 2017.</w:t>
+      </w:r>
+      <w:r>
+        <w:t xml:space="preserve"> </w:t>
+      </w:r>
+      <w:r>
+        <w:t xml:space="preserve">“Imbalance in the Cloud: An Analysis on Alibaba Cluster Trace.”</w:t>
+      </w:r>
+      <w:r>
+        <w:t xml:space="preserve"> </w:t>
+      </w:r>
+      <w:r>
+        <w:rPr>
+          <w:i/>
+          <w:iCs/>
+        </w:rPr>
         <w:t xml:space="preserve">2017 IEEE International Conference on Big Data (Big Data)</w:t>
       </w:r>
       <w:r>
@@ -21584,7 +22507,7 @@
       <w:r>
         <w:t xml:space="preserve"> </w:t>
       </w:r>
-      <w:hyperlink r:id="rId125">
+      <w:hyperlink r:id="rId122">
         <w:r>
           <w:rPr>
             <w:rStyle w:val="Hyperlink"/>
@@ -21596,8 +22519,8 @@
         <w:t xml:space="preserve">.</w:t>
       </w:r>
     </w:p>
-    <w:bookmarkEnd w:id="126"/>
-    <w:bookmarkStart w:id="128" w:name="ref-luo2021alibaba"/>
+    <w:bookmarkEnd w:id="123"/>
+    <w:bookmarkStart w:id="125" w:name="ref-luo2021alibaba"/>
     <w:p>
       <w:pPr>
         <w:pStyle w:val="Bibliography"/>
@@ -21645,7 +22568,7 @@
       <w:r>
         <w:t xml:space="preserve"> </w:t>
       </w:r>
-      <w:hyperlink r:id="rId127">
+      <w:hyperlink r:id="rId124">
         <w:r>
           <w:rPr>
             <w:rStyle w:val="Hyperlink"/>
@@ -21657,8 +22580,8 @@
         <w:t xml:space="preserve">.</w:t>
       </w:r>
     </w:p>
-    <w:bookmarkEnd w:id="128"/>
-    <w:bookmarkStart w:id="130" w:name="ref-meng2019loganomaly"/>
+    <w:bookmarkEnd w:id="125"/>
+    <w:bookmarkStart w:id="127" w:name="ref-meng2019loganomaly"/>
     <w:p>
       <w:pPr>
         <w:pStyle w:val="Bibliography"/>
@@ -21700,7 +22623,7 @@
       <w:r>
         <w:t xml:space="preserve"> </w:t>
       </w:r>
-      <w:hyperlink r:id="rId129">
+      <w:hyperlink r:id="rId126">
         <w:r>
           <w:rPr>
             <w:rStyle w:val="Hyperlink"/>
@@ -21712,8 +22635,8 @@
         <w:t xml:space="preserve">.</w:t>
       </w:r>
     </w:p>
-    <w:bookmarkEnd w:id="130"/>
-    <w:bookmarkStart w:id="132" w:name="ref-azurepdm"/>
+    <w:bookmarkEnd w:id="127"/>
+    <w:bookmarkStart w:id="129" w:name="ref-azurepdm"/>
     <w:p>
       <w:pPr>
         <w:pStyle w:val="Bibliography"/>
@@ -21742,7 +22665,7 @@
       <w:r>
         <w:t xml:space="preserve"> </w:t>
       </w:r>
-      <w:hyperlink r:id="rId131">
+      <w:hyperlink r:id="rId128">
         <w:r>
           <w:rPr>
             <w:rStyle w:val="Hyperlink"/>
@@ -21754,8 +22677,8 @@
         <w:t xml:space="preserve">.</w:t>
       </w:r>
     </w:p>
-    <w:bookmarkEnd w:id="132"/>
-    <w:bookmarkStart w:id="134" w:name="ref-oliner2007supercomputers"/>
+    <w:bookmarkEnd w:id="129"/>
+    <w:bookmarkStart w:id="131" w:name="ref-oliner2007supercomputers"/>
     <w:p>
       <w:pPr>
         <w:pStyle w:val="Bibliography"/>
@@ -21791,7 +22714,7 @@
       <w:r>
         <w:t xml:space="preserve"> </w:t>
       </w:r>
-      <w:hyperlink r:id="rId133">
+      <w:hyperlink r:id="rId130">
         <w:r>
           <w:rPr>
             <w:rStyle w:val="Hyperlink"/>
@@ -21803,8 +22726,8 @@
         <w:t xml:space="preserve">.</w:t>
       </w:r>
     </w:p>
-    <w:bookmarkEnd w:id="134"/>
-    <w:bookmarkStart w:id="136" w:name="ref-pei2001prefixspan"/>
+    <w:bookmarkEnd w:id="131"/>
+    <w:bookmarkStart w:id="133" w:name="ref-pei2001prefixspan"/>
     <w:p>
       <w:pPr>
         <w:pStyle w:val="Bibliography"/>
@@ -21846,7 +22769,7 @@
       <w:r>
         <w:t xml:space="preserve"> </w:t>
       </w:r>
-      <w:hyperlink r:id="rId135">
+      <w:hyperlink r:id="rId132">
         <w:r>
           <w:rPr>
             <w:rStyle w:val="Hyperlink"/>
@@ -21858,8 +22781,8 @@
         <w:t xml:space="preserve">.</w:t>
       </w:r>
     </w:p>
-    <w:bookmarkEnd w:id="136"/>
-    <w:bookmarkStart w:id="138" w:name="ref-pellegrina2024efficient"/>
+    <w:bookmarkEnd w:id="133"/>
+    <w:bookmarkStart w:id="135" w:name="ref-pellegrina2024efficient"/>
     <w:p>
       <w:pPr>
         <w:pStyle w:val="Bibliography"/>
@@ -21892,7 +22815,7 @@
       <w:r>
         <w:t xml:space="preserve"> </w:t>
       </w:r>
-      <w:hyperlink r:id="rId137">
+      <w:hyperlink r:id="rId134">
         <w:r>
           <w:rPr>
             <w:rStyle w:val="Hyperlink"/>
@@ -21904,8 +22827,8 @@
         <w:t xml:space="preserve">.</w:t>
       </w:r>
     </w:p>
-    <w:bookmarkEnd w:id="138"/>
-    <w:bookmarkStart w:id="141" w:name="ref-plumley2022kelmarsh"/>
+    <w:bookmarkEnd w:id="135"/>
+    <w:bookmarkStart w:id="138" w:name="ref-plumley2022kelmarsh"/>
     <w:p>
       <w:pPr>
         <w:pStyle w:val="Bibliography"/>
@@ -21922,7 +22845,7 @@
       <w:r>
         <w:t xml:space="preserve"> </w:t>
       </w:r>
-      <w:hyperlink r:id="rId139">
+      <w:hyperlink r:id="rId136">
         <w:r>
           <w:rPr>
             <w:rStyle w:val="Hyperlink"/>
@@ -21936,7 +22859,7 @@
       <w:r>
         <w:t xml:space="preserve"> </w:t>
       </w:r>
-      <w:hyperlink r:id="rId140">
+      <w:hyperlink r:id="rId137">
         <w:r>
           <w:rPr>
             <w:rStyle w:val="Hyperlink"/>
@@ -21948,8 +22871,8 @@
         <w:t xml:space="preserve">.</w:t>
       </w:r>
     </w:p>
-    <w:bookmarkEnd w:id="141"/>
-    <w:bookmarkStart w:id="144" w:name="ref-plumley2022penmanshiel"/>
+    <w:bookmarkEnd w:id="138"/>
+    <w:bookmarkStart w:id="141" w:name="ref-plumley2022penmanshiel"/>
     <w:p>
       <w:pPr>
         <w:pStyle w:val="Bibliography"/>
@@ -21966,7 +22889,7 @@
       <w:r>
         <w:t xml:space="preserve"> </w:t>
       </w:r>
-      <w:hyperlink r:id="rId142">
+      <w:hyperlink r:id="rId139">
         <w:r>
           <w:rPr>
             <w:rStyle w:val="Hyperlink"/>
@@ -21980,7 +22903,7 @@
       <w:r>
         <w:t xml:space="preserve"> </w:t>
       </w:r>
-      <w:hyperlink r:id="rId143">
+      <w:hyperlink r:id="rId140">
         <w:r>
           <w:rPr>
             <w:rStyle w:val="Hyperlink"/>
@@ -21992,8 +22915,8 @@
         <w:t xml:space="preserve">.</w:t>
       </w:r>
     </w:p>
-    <w:bookmarkEnd w:id="144"/>
-    <w:bookmarkStart w:id="146" w:name="ref-prentice1978retrospective"/>
+    <w:bookmarkEnd w:id="141"/>
+    <w:bookmarkStart w:id="143" w:name="ref-prentice1978retrospective"/>
     <w:p>
       <w:pPr>
         <w:pStyle w:val="Bibliography"/>
@@ -22026,7 +22949,7 @@
       <w:r>
         <w:t xml:space="preserve"> </w:t>
       </w:r>
-      <w:hyperlink r:id="rId145">
+      <w:hyperlink r:id="rId142">
         <w:r>
           <w:rPr>
             <w:rStyle w:val="Hyperlink"/>
@@ -22038,8 +22961,8 @@
         <w:t xml:space="preserve">.</w:t>
       </w:r>
     </w:p>
-    <w:bookmarkEnd w:id="146"/>
-    <w:bookmarkStart w:id="148" w:name="ref-raschka2018mlxtend"/>
+    <w:bookmarkEnd w:id="143"/>
+    <w:bookmarkStart w:id="145" w:name="ref-raschka2018mlxtend"/>
     <w:p>
       <w:pPr>
         <w:pStyle w:val="Bibliography"/>
@@ -22078,7 +23001,7 @@
       <w:r>
         <w:t xml:space="preserve"> </w:t>
       </w:r>
-      <w:hyperlink r:id="rId147">
+      <w:hyperlink r:id="rId144">
         <w:r>
           <w:rPr>
             <w:rStyle w:val="Hyperlink"/>
@@ -22090,8 +23013,8 @@
         <w:t xml:space="preserve">.</w:t>
       </w:r>
     </w:p>
-    <w:bookmarkEnd w:id="148"/>
-    <w:bookmarkStart w:id="150" w:name="ref-ren2020failure"/>
+    <w:bookmarkEnd w:id="145"/>
+    <w:bookmarkStart w:id="147" w:name="ref-ren2020failure"/>
     <w:p>
       <w:pPr>
         <w:pStyle w:val="Bibliography"/>
@@ -22127,7 +23050,7 @@
       <w:r>
         <w:t xml:space="preserve"> </w:t>
       </w:r>
-      <w:hyperlink r:id="rId149">
+      <w:hyperlink r:id="rId146">
         <w:r>
           <w:rPr>
             <w:rStyle w:val="Hyperlink"/>
@@ -22139,26 +23062,14 @@
         <w:t xml:space="preserve">.</w:t>
       </w:r>
     </w:p>
-    <w:bookmarkEnd w:id="150"/>
-    <w:bookmarkStart w:id="152" w:name="ref-saxena2008cmapss"/>
+    <w:bookmarkEnd w:id="147"/>
+    <w:bookmarkStart w:id="148" w:name="ref-rothman2008modern"/>
     <w:p>
       <w:pPr>
         <w:pStyle w:val="Bibliography"/>
       </w:pPr>
       <w:r>
-        <w:t xml:space="preserve">Saxena, Abhinav, Kai Goebel, Don Simon, and Neil Eklund. 2008.</w:t>
-      </w:r>
-      <w:r>
-        <w:t xml:space="preserve"> </w:t>
-      </w:r>
-      <w:r>
-        <w:t xml:space="preserve">“Damage Propagation Modeling for Aircraft Engine Run-to-Failure Simulation.”</w:t>
-      </w:r>
-      <w:r>
-        <w:t xml:space="preserve"> </w:t>
-      </w:r>
-      <w:r>
-        <w:t xml:space="preserve">In</w:t>
+        <w:t xml:space="preserve">Rothman, Kenneth J., Sander Greenland, and Timothy L. Lash. 2008.</w:t>
       </w:r>
       <w:r>
         <w:t xml:space="preserve"> </w:t>
@@ -22168,6 +23079,41 @@
           <w:i/>
           <w:iCs/>
         </w:rPr>
+        <w:t xml:space="preserve">Modern Epidemiology</w:t>
+      </w:r>
+      <w:r>
+        <w:t xml:space="preserve">. 3rd ed. Lippincott Williams; Wilkins.</w:t>
+      </w:r>
+    </w:p>
+    <w:bookmarkEnd w:id="148"/>
+    <w:bookmarkStart w:id="150" w:name="ref-saxena2008cmapss"/>
+    <w:p>
+      <w:pPr>
+        <w:pStyle w:val="Bibliography"/>
+      </w:pPr>
+      <w:r>
+        <w:t xml:space="preserve">Saxena, Abhinav, Kai Goebel, Don Simon, and Neil Eklund. 2008.</w:t>
+      </w:r>
+      <w:r>
+        <w:t xml:space="preserve"> </w:t>
+      </w:r>
+      <w:r>
+        <w:t xml:space="preserve">“Damage Propagation Modeling for Aircraft Engine Run-to-Failure Simulation.”</w:t>
+      </w:r>
+      <w:r>
+        <w:t xml:space="preserve"> </w:t>
+      </w:r>
+      <w:r>
+        <w:t xml:space="preserve">In</w:t>
+      </w:r>
+      <w:r>
+        <w:t xml:space="preserve"> </w:t>
+      </w:r>
+      <w:r>
+        <w:rPr>
+          <w:i/>
+          <w:iCs/>
+        </w:rPr>
         <w:t xml:space="preserve">2008 International Conference on Prognostics and Health Management (PHM)</w:t>
       </w:r>
       <w:r>
@@ -22176,7 +23122,7 @@
       <w:r>
         <w:t xml:space="preserve"> </w:t>
       </w:r>
-      <w:hyperlink r:id="rId151">
+      <w:hyperlink r:id="rId149">
         <w:r>
           <w:rPr>
             <w:rStyle w:val="Hyperlink"/>
@@ -22188,8 +23134,8 @@
         <w:t xml:space="preserve">.</w:t>
       </w:r>
     </w:p>
-    <w:bookmarkEnd w:id="152"/>
-    <w:bookmarkStart w:id="154" w:name="ref-serradilla2022pdmsurvey"/>
+    <w:bookmarkEnd w:id="150"/>
+    <w:bookmarkStart w:id="152" w:name="ref-serradilla2022pdmsurvey"/>
     <w:p>
       <w:pPr>
         <w:pStyle w:val="Bibliography"/>
@@ -22222,7 +23168,7 @@
       <w:r>
         <w:t xml:space="preserve"> </w:t>
       </w:r>
-      <w:hyperlink r:id="rId153">
+      <w:hyperlink r:id="rId151">
         <w:r>
           <w:rPr>
             <w:rStyle w:val="Hyperlink"/>
@@ -22234,8 +23180,8 @@
         <w:t xml:space="preserve">.</w:t>
       </w:r>
     </w:p>
-    <w:bookmarkEnd w:id="154"/>
-    <w:bookmarkStart w:id="155" w:name="ref-shah2025alarm"/>
+    <w:bookmarkEnd w:id="152"/>
+    <w:bookmarkStart w:id="153" w:name="ref-shah2025alarm"/>
     <w:p>
       <w:pPr>
         <w:pStyle w:val="Bibliography"/>
@@ -22272,8 +23218,8 @@
         <w:t xml:space="preserve">.</w:t>
       </w:r>
     </w:p>
-    <w:bookmarkEnd w:id="155"/>
-    <w:bookmarkStart w:id="157" w:name="ref-srikant1996gsp"/>
+    <w:bookmarkEnd w:id="153"/>
+    <w:bookmarkStart w:id="155" w:name="ref-srikant1996gsp"/>
     <w:p>
       <w:pPr>
         <w:pStyle w:val="Bibliography"/>
@@ -22309,7 +23255,7 @@
       <w:r>
         <w:t xml:space="preserve"> </w:t>
       </w:r>
-      <w:hyperlink r:id="rId156">
+      <w:hyperlink r:id="rId154">
         <w:r>
           <w:rPr>
             <w:rStyle w:val="Hyperlink"/>
@@ -22321,8 +23267,8 @@
         <w:t xml:space="preserve">.</w:t>
       </w:r>
     </w:p>
-    <w:bookmarkEnd w:id="157"/>
-    <w:bookmarkStart w:id="159" w:name="ref-terada2013statssp"/>
+    <w:bookmarkEnd w:id="155"/>
+    <w:bookmarkStart w:id="157" w:name="ref-terada2013statssp"/>
     <w:p>
       <w:pPr>
         <w:pStyle w:val="Bibliography"/>
@@ -22355,7 +23301,7 @@
       <w:r>
         <w:t xml:space="preserve"> </w:t>
       </w:r>
-      <w:hyperlink r:id="rId158">
+      <w:hyperlink r:id="rId156">
         <w:r>
           <w:rPr>
             <w:rStyle w:val="Hyperlink"/>
@@ -22367,8 +23313,8 @@
         <w:t xml:space="preserve">.</w:t>
       </w:r>
     </w:p>
-    <w:bookmarkEnd w:id="159"/>
-    <w:bookmarkStart w:id="161" w:name="ref-yan2003clospan"/>
+    <w:bookmarkEnd w:id="157"/>
+    <w:bookmarkStart w:id="159" w:name="ref-yan2003clospan"/>
     <w:p>
       <w:pPr>
         <w:pStyle w:val="Bibliography"/>
@@ -22404,7 +23350,7 @@
       <w:r>
         <w:t xml:space="preserve"> </w:t>
       </w:r>
-      <w:hyperlink r:id="rId160">
+      <w:hyperlink r:id="rId158">
         <w:r>
           <w:rPr>
             <w:rStyle w:val="Hyperlink"/>
@@ -22416,8 +23362,8 @@
         <w:t xml:space="preserve">.</w:t>
       </w:r>
     </w:p>
-    <w:bookmarkEnd w:id="161"/>
-    <w:bookmarkStart w:id="163" w:name="ref-yang2021plelog"/>
+    <w:bookmarkEnd w:id="159"/>
+    <w:bookmarkStart w:id="161" w:name="ref-yang2021plelog"/>
     <w:p>
       <w:pPr>
         <w:pStyle w:val="Bibliography"/>
@@ -22453,7 +23399,7 @@
       <w:r>
         <w:t xml:space="preserve"> </w:t>
       </w:r>
-      <w:hyperlink r:id="rId162">
+      <w:hyperlink r:id="rId160">
         <w:r>
           <w:rPr>
             <w:rStyle w:val="Hyperlink"/>
@@ -22465,8 +23411,8 @@
         <w:t xml:space="preserve">.</w:t>
       </w:r>
     </w:p>
-    <w:bookmarkEnd w:id="163"/>
-    <w:bookmarkStart w:id="165" w:name="ref-zaki2001spade"/>
+    <w:bookmarkEnd w:id="161"/>
+    <w:bookmarkStart w:id="163" w:name="ref-zaki2001spade"/>
     <w:p>
       <w:pPr>
         <w:pStyle w:val="Bibliography"/>
@@ -22505,7 +23451,7 @@
       <w:r>
         <w:t xml:space="preserve"> </w:t>
       </w:r>
-      <w:hyperlink r:id="rId164">
+      <w:hyperlink r:id="rId162">
         <w:r>
           <w:rPr>
             <w:rStyle w:val="Hyperlink"/>
@@ -22517,8 +23463,8 @@
         <w:t xml:space="preserve">.</w:t>
       </w:r>
     </w:p>
-    <w:bookmarkEnd w:id="165"/>
-    <w:bookmarkStart w:id="167" w:name="ref-zhang2019logrobust"/>
+    <w:bookmarkEnd w:id="163"/>
+    <w:bookmarkStart w:id="165" w:name="ref-zhang2019logrobust"/>
     <w:p>
       <w:pPr>
         <w:pStyle w:val="Bibliography"/>
@@ -22554,7 +23500,7 @@
       <w:r>
         <w:t xml:space="preserve"> </w:t>
       </w:r>
-      <w:hyperlink r:id="rId166">
+      <w:hyperlink r:id="rId164">
         <w:r>
           <w:rPr>
             <w:rStyle w:val="Hyperlink"/>
@@ -22566,8 +23512,8 @@
         <w:t xml:space="preserve">.</w:t>
       </w:r>
     </w:p>
-    <w:bookmarkEnd w:id="167"/>
-    <w:bookmarkStart w:id="169" w:name="ref-zhu2023loghub"/>
+    <w:bookmarkEnd w:id="165"/>
+    <w:bookmarkStart w:id="167" w:name="ref-zhu2023loghub"/>
     <w:p>
       <w:pPr>
         <w:pStyle w:val="Bibliography"/>
@@ -22612,7 +23558,7 @@
       <w:r>
         <w:t xml:space="preserve"> </w:t>
       </w:r>
-      <w:hyperlink r:id="rId168">
+      <w:hyperlink r:id="rId166">
         <w:r>
           <w:rPr>
             <w:rStyle w:val="Hyperlink"/>
@@ -22624,8 +23570,8 @@
         <w:t xml:space="preserve">.</w:t>
       </w:r>
     </w:p>
-    <w:bookmarkEnd w:id="169"/>
-    <w:bookmarkStart w:id="171" w:name="ref-zhu2019logparsing"/>
+    <w:bookmarkEnd w:id="167"/>
+    <w:bookmarkStart w:id="169" w:name="ref-zhu2019logparsing"/>
     <w:p>
       <w:pPr>
         <w:pStyle w:val="Bibliography"/>
@@ -22661,7 +23607,7 @@
       <w:r>
         <w:t xml:space="preserve"> </w:t>
       </w:r>
-      <w:hyperlink r:id="rId170">
+      <w:hyperlink r:id="rId168">
         <w:r>
           <w:rPr>
             <w:rStyle w:val="Hyperlink"/>
@@ -22673,10 +23619,10 @@
         <w:t xml:space="preserve">.</w:t>
       </w:r>
     </w:p>
+    <w:bookmarkEnd w:id="169"/>
+    <w:bookmarkEnd w:id="170"/>
     <w:bookmarkEnd w:id="171"/>
     <w:bookmarkEnd w:id="172"/>
-    <w:bookmarkEnd w:id="173"/>
-    <w:bookmarkEnd w:id="174"/>
     <w:sectPr/>
   </w:body>
 </w:document>

--- a/paper/skeleton.docx
+++ b/paper/skeleton.docx
@@ -7,7 +7,69 @@
         <w:pStyle w:val="Title"/>
       </w:pPr>
       <w:r>
-        <w:t xml:space="preserve">Mining Frequent Failure Sequences in Operational Event Logs</w:t>
+        <w:t xml:space="preserve">Mining</w:t>
+      </w:r>
+      <w:r>
+        <w:t xml:space="preserve"> </w:t>
+      </w:r>
+      <w:r>
+        <w:t xml:space="preserve">and</w:t>
+      </w:r>
+      <w:r>
+        <w:t xml:space="preserve"> </w:t>
+      </w:r>
+      <w:r>
+        <w:t xml:space="preserve">Validating</w:t>
+      </w:r>
+      <w:r>
+        <w:t xml:space="preserve"> </w:t>
+      </w:r>
+      <w:r>
+        <w:t xml:space="preserve">Pre-Failure</w:t>
+      </w:r>
+      <w:r>
+        <w:t xml:space="preserve"> </w:t>
+      </w:r>
+      <w:r>
+        <w:t xml:space="preserve">Signatures</w:t>
+      </w:r>
+      <w:r>
+        <w:t xml:space="preserve"> </w:t>
+      </w:r>
+      <w:r>
+        <w:t xml:space="preserve">in</w:t>
+      </w:r>
+      <w:r>
+        <w:t xml:space="preserve"> </w:t>
+      </w:r>
+      <w:r>
+        <w:t xml:space="preserve">Operational</w:t>
+      </w:r>
+      <w:r>
+        <w:t xml:space="preserve"> </w:t>
+      </w:r>
+      <w:r>
+        <w:t xml:space="preserve">Event</w:t>
+      </w:r>
+      <w:r>
+        <w:t xml:space="preserve"> </w:t>
+      </w:r>
+      <w:r>
+        <w:t xml:space="preserve">Logs</w:t>
+      </w:r>
+    </w:p>
+    <w:p>
+      <w:pPr>
+        <w:pStyle w:val="Author"/>
+      </w:pPr>
+      <w:r>
+        <w:t xml:space="preserve">Alexander</w:t>
+      </w:r>
+      <w:r>
+        <w:t xml:space="preserve"> </w:t>
+      </w:r>
+      <w:r>
+        <w:t xml:space="preserve">Apartsin</w:t>
       </w:r>
     </w:p>
     <w:p>
@@ -18,38 +80,11 @@
         <w:t xml:space="preserve">2026-08-29</w:t>
       </w:r>
     </w:p>
-    <w:bookmarkStart w:id="172" w:name="Xce1c4f30b6249f262e85315bbd79ad996dfa10c"/>
-    <w:p>
-      <w:pPr>
-        <w:pStyle w:val="Heading1"/>
-      </w:pPr>
-      <w:r>
-        <w:rPr>
-          <w:rStyle w:val="SectionNumber"/>
-        </w:rPr>
-        <w:t xml:space="preserve">1</w:t>
-      </w:r>
-      <w:r>
-        <w:tab/>
-      </w:r>
-      <w:r>
-        <w:t xml:space="preserve">Mining Frequent Failure Sequences in Operational Event Logs</w:t>
-      </w:r>
-    </w:p>
     <w:bookmarkStart w:id="20" w:name="abstract"/>
     <w:p>
       <w:pPr>
         <w:pStyle w:val="Heading2"/>
       </w:pPr>
-      <w:r>
-        <w:rPr>
-          <w:rStyle w:val="SectionNumber"/>
-        </w:rPr>
-        <w:t xml:space="preserve">1.1</w:t>
-      </w:r>
-      <w:r>
-        <w:tab/>
-      </w:r>
       <w:r>
         <w:t xml:space="preserve">Abstract</w:t>
       </w:r>
@@ -268,21 +303,42 @@
         <w:t xml:space="preserve">as reproducible parquet artefacts.</w:t>
       </w:r>
     </w:p>
+    <w:p>
+      <w:pPr>
+        <w:pStyle w:val="BodyText"/>
+      </w:pPr>
+      <w:r>
+        <w:rPr>
+          <w:b/>
+          <w:bCs/>
+        </w:rPr>
+        <w:t xml:space="preserve">Keywords:</w:t>
+      </w:r>
+      <w:r>
+        <w:t xml:space="preserve"> </w:t>
+      </w:r>
+      <w:r>
+        <w:t xml:space="preserve">failure prediction; frequent itemset mining; sequential</w:t>
+      </w:r>
+      <w:r>
+        <w:t xml:space="preserve"> </w:t>
+      </w:r>
+      <w:r>
+        <w:t xml:space="preserve">pattern mining; post-selection inference; false discovery rate;</w:t>
+      </w:r>
+      <w:r>
+        <w:t xml:space="preserve"> </w:t>
+      </w:r>
+      <w:r>
+        <w:t xml:space="preserve">predictive maintenance; operational event logs.</w:t>
+      </w:r>
+    </w:p>
     <w:bookmarkEnd w:id="20"/>
     <w:bookmarkStart w:id="21" w:name="introduction"/>
     <w:p>
       <w:pPr>
         <w:pStyle w:val="Heading2"/>
       </w:pPr>
-      <w:r>
-        <w:rPr>
-          <w:rStyle w:val="SectionNumber"/>
-        </w:rPr>
-        <w:t xml:space="preserve">1.2</w:t>
-      </w:r>
-      <w:r>
-        <w:tab/>
-      </w:r>
       <w:r>
         <w:t xml:space="preserve">1 Introduction</w:t>
       </w:r>
@@ -720,15 +776,6 @@
         <w:pStyle w:val="Heading2"/>
       </w:pPr>
       <w:r>
-        <w:rPr>
-          <w:rStyle w:val="SectionNumber"/>
-        </w:rPr>
-        <w:t xml:space="preserve">1.3</w:t>
-      </w:r>
-      <w:r>
-        <w:tab/>
-      </w:r>
-      <w:r>
         <w:t xml:space="preserve">2 Background and related work</w:t>
       </w:r>
     </w:p>
@@ -737,15 +784,6 @@
       <w:pPr>
         <w:pStyle w:val="Heading3"/>
       </w:pPr>
-      <w:r>
-        <w:rPr>
-          <w:rStyle w:val="SectionNumber"/>
-        </w:rPr>
-        <w:t xml:space="preserve">1.3.1</w:t>
-      </w:r>
-      <w:r>
-        <w:tab/>
-      </w:r>
       <w:r>
         <w:t xml:space="preserve">2.1 Frequent itemset and sequential pattern mining</w:t>
       </w:r>
@@ -968,15 +1006,6 @@
         <w:pStyle w:val="Heading3"/>
       </w:pPr>
       <w:r>
-        <w:rPr>
-          <w:rStyle w:val="SectionNumber"/>
-        </w:rPr>
-        <w:t xml:space="preserve">1.3.2</w:t>
-      </w:r>
-      <w:r>
-        <w:tab/>
-      </w:r>
-      <w:r>
         <w:t xml:space="preserve">2.2 Failure prediction from operational event logs</w:t>
       </w:r>
     </w:p>
@@ -1706,15 +1735,6 @@
         <w:pStyle w:val="Heading3"/>
       </w:pPr>
       <w:r>
-        <w:rPr>
-          <w:rStyle w:val="SectionNumber"/>
-        </w:rPr>
-        <w:t xml:space="preserve">1.3.3</w:t>
-      </w:r>
-      <w:r>
-        <w:tab/>
-      </w:r>
-      <w:r>
         <w:t xml:space="preserve">2.3 Log-parsing infrastructure</w:t>
       </w:r>
     </w:p>
@@ -1799,15 +1819,6 @@
         <w:pStyle w:val="Heading3"/>
       </w:pPr>
       <w:r>
-        <w:rPr>
-          <w:rStyle w:val="SectionNumber"/>
-        </w:rPr>
-        <w:t xml:space="preserve">1.3.4</w:t>
-      </w:r>
-      <w:r>
-        <w:tab/>
-      </w:r>
-      <w:r>
         <w:t xml:space="preserve">2.4 Failure characterisation on Alibaba and BGL</w:t>
       </w:r>
     </w:p>
@@ -1904,15 +1915,6 @@
         <w:pStyle w:val="Heading3"/>
       </w:pPr>
       <w:r>
-        <w:rPr>
-          <w:rStyle w:val="SectionNumber"/>
-        </w:rPr>
-        <w:t xml:space="preserve">1.3.5</w:t>
-      </w:r>
-      <w:r>
-        <w:tab/>
-      </w:r>
-      <w:r>
         <w:t xml:space="preserve">2.5 Predictive maintenance beyond system logs</w:t>
       </w:r>
     </w:p>
@@ -2024,15 +2026,6 @@
         <w:pStyle w:val="Heading3"/>
       </w:pPr>
       <w:r>
-        <w:rPr>
-          <w:rStyle w:val="SectionNumber"/>
-        </w:rPr>
-        <w:t xml:space="preserve">1.3.6</w:t>
-      </w:r>
-      <w:r>
-        <w:tab/>
-      </w:r>
-      <w:r>
         <w:t xml:space="preserve">2.6 Statistical significance</w:t>
       </w:r>
     </w:p>
@@ -2131,15 +2124,6 @@
       <w:pPr>
         <w:pStyle w:val="Heading3"/>
       </w:pPr>
-      <w:r>
-        <w:rPr>
-          <w:rStyle w:val="SectionNumber"/>
-        </w:rPr>
-        <w:t xml:space="preserve">1.3.7</w:t>
-      </w:r>
-      <w:r>
-        <w:tab/>
-      </w:r>
       <w:r>
         <w:t xml:space="preserve">2.7 Positioning</w:t>
       </w:r>
@@ -2256,15 +2240,6 @@
         <w:pStyle w:val="Heading2"/>
       </w:pPr>
       <w:r>
-        <w:rPr>
-          <w:rStyle w:val="SectionNumber"/>
-        </w:rPr>
-        <w:t xml:space="preserve">1.4</w:t>
-      </w:r>
-      <w:r>
-        <w:tab/>
-      </w:r>
-      <w:r>
         <w:t xml:space="preserve">3 Data</w:t>
       </w:r>
     </w:p>
@@ -2288,22 +2263,13 @@
         <w:t xml:space="preserve">syslog corpus, and one automotive fleet trace.</w:t>
       </w:r>
     </w:p>
-    <w:bookmarkStart w:id="30" w:name="X80a7b106efa4995aea7e5e4fef80939ac602abf"/>
+    <w:bookmarkStart w:id="30" w:name="Xf76511c02de4b4a191c2516eb8af22e2ac8aa94"/>
     <w:p>
       <w:pPr>
         <w:pStyle w:val="Heading3"/>
       </w:pPr>
       <w:r>
-        <w:rPr>
-          <w:rStyle w:val="SectionNumber"/>
-        </w:rPr>
-        <w:t xml:space="preserve">1.4.1</w:t>
-      </w:r>
-      <w:r>
-        <w:tab/>
-      </w:r>
-      <w:r>
-        <w:t xml:space="preserve">3.1 Azure Predictive Maintenance (synthetic, per-machine)</w:t>
+        <w:t xml:space="preserve">3.1 Kelmarsh wind-farm alarm logs (production, per-turbine)</w:t>
       </w:r>
     </w:p>
     <w:p>
@@ -2311,6 +2277,551 @@
         <w:pStyle w:val="FirstParagraph"/>
       </w:pPr>
       <w:r>
+        <w:t xml:space="preserve">Six Senvion MM92 wind turbines at the Kelmarsh site, released by</w:t>
+      </w:r>
+      <w:r>
+        <w:t xml:space="preserve"> </w:t>
+      </w:r>
+      <w:r>
+        <w:t xml:space="preserve">Plumley 2022</w:t>
+      </w:r>
+      <w:r>
+        <w:t xml:space="preserve"> </w:t>
+      </w:r>
+      <w:r>
+        <w:t xml:space="preserve">(Plumley 2022a)</w:t>
+      </w:r>
+      <w:r>
+        <w:t xml:space="preserve"> </w:t>
+      </w:r>
+      <w:r>
+        <w:t xml:space="preserve">via Zenodo record 5841834 under</w:t>
+      </w:r>
+      <w:r>
+        <w:t xml:space="preserve"> </w:t>
+      </w:r>
+      <w:r>
+        <w:t xml:space="preserve">CC-BY-4.0. Each</w:t>
+      </w:r>
+      <w:r>
+        <w:t xml:space="preserve"> </w:t>
+      </w:r>
+      <w:r>
+        <w:t xml:space="preserve">turbine’s status log carries every alarm/event that the SCADA emitted</w:t>
+      </w:r>
+      <w:r>
+        <w:t xml:space="preserve"> </w:t>
+      </w:r>
+      <w:r>
+        <w:t xml:space="preserve">over the year, together with an IEC category (</w:t>
+      </w:r>
+      <w:r>
+        <w:rPr>
+          <w:rStyle w:val="VerbatimChar"/>
+        </w:rPr>
+        <w:t xml:space="preserve">Full Performance</w:t>
+      </w:r>
+      <w:r>
+        <w:t xml:space="preserve">,</w:t>
+      </w:r>
+      <w:r>
+        <w:t xml:space="preserve"> </w:t>
+      </w:r>
+      <w:r>
+        <w:rPr>
+          <w:rStyle w:val="VerbatimChar"/>
+        </w:rPr>
+        <w:t xml:space="preserve">Forced outage</w:t>
+      </w:r>
+      <w:r>
+        <w:t xml:space="preserve">,</w:t>
+      </w:r>
+      <w:r>
+        <w:t xml:space="preserve"> </w:t>
+      </w:r>
+      <w:r>
+        <w:rPr>
+          <w:rStyle w:val="VerbatimChar"/>
+        </w:rPr>
+        <w:t xml:space="preserve">Out of Environmental Specification</w:t>
+      </w:r>
+      <w:r>
+        <w:t xml:space="preserve">, …).</w:t>
+      </w:r>
+    </w:p>
+    <w:p>
+      <w:pPr>
+        <w:pStyle w:val="BodyText"/>
+      </w:pPr>
+      <w:r>
+        <w:t xml:space="preserve">Across 2016-2017 the six turbines produced 63,633 status events,</w:t>
+      </w:r>
+      <w:r>
+        <w:t xml:space="preserve"> </w:t>
+      </w:r>
+      <w:r>
+        <w:t xml:space="preserve">of which 482 were tagged</w:t>
+      </w:r>
+      <w:r>
+        <w:t xml:space="preserve"> </w:t>
+      </w:r>
+      <w:r>
+        <w:rPr>
+          <w:rStyle w:val="VerbatimChar"/>
+        </w:rPr>
+        <w:t xml:space="preserve">Forced outage</w:t>
+      </w:r>
+      <w:r>
+        <w:t xml:space="preserve"> </w:t>
+      </w:r>
+      <w:r>
+        <w:t xml:space="preserve">(real physical failures:</w:t>
+      </w:r>
+      <w:r>
+        <w:t xml:space="preserve"> </w:t>
+      </w:r>
+      <w:r>
+        <w:t xml:space="preserve">generator-fan overloads, frequency-converter faults, safety-chain</w:t>
+      </w:r>
+      <w:r>
+        <w:t xml:space="preserve"> </w:t>
+      </w:r>
+      <w:r>
+        <w:t xml:space="preserve">openings). Top forced-outage codes across the fleet:</w:t>
+      </w:r>
+      <w:r>
+        <w:t xml:space="preserve"> </w:t>
+      </w:r>
+      <w:r>
+        <w:rPr>
+          <w:rStyle w:val="VerbatimChar"/>
+        </w:rPr>
+        <w:t xml:space="preserve">2550</w:t>
+      </w:r>
+      <w:r>
+        <w:t xml:space="preserve"> </w:t>
+      </w:r>
+      <w:r>
+        <w:t xml:space="preserve">Overload</w:t>
+      </w:r>
+      <w:r>
+        <w:t xml:space="preserve"> </w:t>
+      </w:r>
+      <w:r>
+        <w:t xml:space="preserve">generator fan 1,</w:t>
+      </w:r>
+      <w:r>
+        <w:t xml:space="preserve"> </w:t>
+      </w:r>
+      <w:r>
+        <w:rPr>
+          <w:rStyle w:val="VerbatimChar"/>
+        </w:rPr>
+        <w:t xml:space="preserve">2650</w:t>
+      </w:r>
+      <w:r>
+        <w:t xml:space="preserve"> </w:t>
+      </w:r>
+      <w:r>
+        <w:t xml:space="preserve">Overload generator fan 2,</w:t>
+      </w:r>
+      <w:r>
+        <w:t xml:space="preserve"> </w:t>
+      </w:r>
+      <w:r>
+        <w:rPr>
+          <w:rStyle w:val="VerbatimChar"/>
+        </w:rPr>
+        <w:t xml:space="preserve">2655</w:t>
+      </w:r>
+      <w:r>
+        <w:t xml:space="preserve"> </w:t>
+      </w:r>
+      <w:r>
+        <w:t xml:space="preserve">Overload</w:t>
+      </w:r>
+      <w:r>
+        <w:t xml:space="preserve"> </w:t>
+      </w:r>
+      <w:r>
+        <w:t xml:space="preserve">generator fan 3,</w:t>
+      </w:r>
+      <w:r>
+        <w:t xml:space="preserve"> </w:t>
+      </w:r>
+      <w:r>
+        <w:rPr>
+          <w:rStyle w:val="VerbatimChar"/>
+        </w:rPr>
+        <w:t xml:space="preserve">3000</w:t>
+      </w:r>
+      <w:r>
+        <w:t xml:space="preserve"> </w:t>
+      </w:r>
+      <w:r>
+        <w:t xml:space="preserve">Frequency converter not ready,</w:t>
+      </w:r>
+      <w:r>
+        <w:t xml:space="preserve"> </w:t>
+      </w:r>
+      <w:r>
+        <w:rPr>
+          <w:rStyle w:val="VerbatimChar"/>
+        </w:rPr>
+        <w:t xml:space="preserve">100</w:t>
+      </w:r>
+      <w:r>
+        <w:t xml:space="preserve"> </w:t>
+      </w:r>
+      <w:r>
+        <w:t xml:space="preserve">Safety</w:t>
+      </w:r>
+      <w:r>
+        <w:t xml:space="preserve"> </w:t>
+      </w:r>
+      <w:r>
+        <w:t xml:space="preserve">chain open. Non-forced-outage codes that appear as warnings or stops</w:t>
+      </w:r>
+      <w:r>
+        <w:t xml:space="preserve"> </w:t>
+      </w:r>
+      <w:r>
+        <w:t xml:space="preserve">are the natural precursor candidates:</w:t>
+      </w:r>
+      <w:r>
+        <w:t xml:space="preserve"> </w:t>
+      </w:r>
+      <w:r>
+        <w:rPr>
+          <w:rStyle w:val="VerbatimChar"/>
+        </w:rPr>
+        <w:t xml:space="preserve">5720</w:t>
+      </w:r>
+      <w:r>
+        <w:t xml:space="preserve"> </w:t>
+      </w:r>
+      <w:r>
+        <w:t xml:space="preserve">Brake accumulator</w:t>
+      </w:r>
+      <w:r>
+        <w:t xml:space="preserve"> </w:t>
+      </w:r>
+      <w:r>
+        <w:t xml:space="preserve">defect,</w:t>
+      </w:r>
+      <w:r>
+        <w:t xml:space="preserve"> </w:t>
+      </w:r>
+      <w:r>
+        <w:rPr>
+          <w:rStyle w:val="VerbatimChar"/>
+        </w:rPr>
+        <w:t xml:space="preserve">2125</w:t>
+      </w:r>
+      <w:r>
+        <w:t xml:space="preserve"> </w:t>
+      </w:r>
+      <w:r>
+        <w:t xml:space="preserve">Timeout brake closed, and the same overload-fan codes</w:t>
+      </w:r>
+      <w:r>
+        <w:t xml:space="preserve"> </w:t>
+      </w:r>
+      <w:r>
+        <w:t xml:space="preserve">that later terminate the cascade.</w:t>
+      </w:r>
+    </w:p>
+    <w:p>
+      <w:pPr>
+        <w:pStyle w:val="BodyText"/>
+      </w:pPr>
+      <w:r>
+        <w:t xml:space="preserve">Event vocabulary:</w:t>
+      </w:r>
+      <w:r>
+        <w:t xml:space="preserve"> </w:t>
+      </w:r>
+      <w:r>
+        <w:rPr>
+          <w:rStyle w:val="VerbatimChar"/>
+        </w:rPr>
+        <w:t xml:space="preserve">system_stop</w:t>
+      </w:r>
+      <w:r>
+        <w:t xml:space="preserve">,</w:t>
+      </w:r>
+      <w:r>
+        <w:t xml:space="preserve"> </w:t>
+      </w:r>
+      <w:r>
+        <w:rPr>
+          <w:rStyle w:val="VerbatimChar"/>
+        </w:rPr>
+        <w:t xml:space="preserve">system_warning</w:t>
+      </w:r>
+      <w:r>
+        <w:t xml:space="preserve">,</w:t>
+      </w:r>
+      <w:r>
+        <w:t xml:space="preserve"> </w:t>
+      </w:r>
+      <w:r>
+        <w:rPr>
+          <w:rStyle w:val="VerbatimChar"/>
+        </w:rPr>
+        <w:t xml:space="preserve">system_info</w:t>
+      </w:r>
+      <w:r>
+        <w:t xml:space="preserve">,</w:t>
+      </w:r>
+      <w:r>
+        <w:t xml:space="preserve"> </w:t>
+      </w:r>
+      <w:r>
+        <w:rPr>
+          <w:rStyle w:val="VerbatimChar"/>
+        </w:rPr>
+        <w:t xml:space="preserve">system_comm</w:t>
+      </w:r>
+      <w:r>
+        <w:t xml:space="preserve">,</w:t>
+      </w:r>
+      <w:r>
+        <w:t xml:space="preserve"> </w:t>
+      </w:r>
+      <w:r>
+        <w:rPr>
+          <w:rStyle w:val="VerbatimChar"/>
+        </w:rPr>
+        <w:t xml:space="preserve">terminal_failure</w:t>
+      </w:r>
+      <w:r>
+        <w:t xml:space="preserve">. Entity is the turbine (</w:t>
+      </w:r>
+      <w:r>
+        <w:rPr>
+          <w:rStyle w:val="VerbatimChar"/>
+        </w:rPr>
+        <w:t xml:space="preserve">T1</w:t>
+      </w:r>
+      <w:r>
+        <w:t xml:space="preserve">..</w:t>
+      </w:r>
+      <w:r>
+        <w:rPr>
+          <w:rStyle w:val="VerbatimChar"/>
+        </w:rPr>
+        <w:t xml:space="preserve">T6</w:t>
+      </w:r>
+      <w:r>
+        <w:t xml:space="preserve">),</w:t>
+      </w:r>
+      <w:r>
+        <w:t xml:space="preserve"> </w:t>
+      </w:r>
+      <w:r>
+        <w:t xml:space="preserve">subtype is the numeric fault code. Failure event =</w:t>
+      </w:r>
+      <w:r>
+        <w:t xml:space="preserve"> </w:t>
+      </w:r>
+      <w:r>
+        <w:rPr>
+          <w:rStyle w:val="VerbatimChar"/>
+        </w:rPr>
+        <w:t xml:space="preserve">terminal_failure</w:t>
+      </w:r>
+      <w:r>
+        <w:t xml:space="preserve"> </w:t>
+      </w:r>
+      <w:r>
+        <w:t xml:space="preserve">placed at each Forced-outage timestamp.</w:t>
+      </w:r>
+    </w:p>
+    <w:p>
+      <w:pPr>
+        <w:pStyle w:val="BodyText"/>
+      </w:pPr>
+      <w:r>
+        <w:t xml:space="preserve">This trace is the paper’s cleanest realisation of the physical-</w:t>
+      </w:r>
+      <w:r>
+        <w:t xml:space="preserve"> </w:t>
+      </w:r>
+      <w:r>
+        <w:t xml:space="preserve">cascade shape: continuous mechanical wear produces discrete alarm</w:t>
+      </w:r>
+      <w:r>
+        <w:t xml:space="preserve"> </w:t>
+      </w:r>
+      <w:r>
+        <w:t xml:space="preserve">codes at intermediate stages, and a specific alarm terminates the</w:t>
+      </w:r>
+      <w:r>
+        <w:t xml:space="preserve"> </w:t>
+      </w:r>
+      <w:r>
+        <w:t xml:space="preserve">cascade as a Forced outage.</w:t>
+      </w:r>
+    </w:p>
+    <w:bookmarkEnd w:id="30"/>
+    <w:bookmarkStart w:id="31" w:name="Xe360e6971e355afaf3886fd596502bfcaf52cc4"/>
+    <w:p>
+      <w:pPr>
+        <w:pStyle w:val="Heading3"/>
+      </w:pPr>
+      <w:r>
+        <w:t xml:space="preserve">3.2 Penmanshiel wind-farm alarm logs (production, per-turbine)</w:t>
+      </w:r>
+    </w:p>
+    <w:p>
+      <w:pPr>
+        <w:pStyle w:val="FirstParagraph"/>
+      </w:pPr>
+      <w:r>
+        <w:t xml:space="preserve">Nine of the fourteen Senvion MM82 turbines at the Penmanshiel site</w:t>
+      </w:r>
+      <w:r>
+        <w:t xml:space="preserve"> </w:t>
+      </w:r>
+      <w:r>
+        <w:t xml:space="preserve">(Cubico Sustainable Investments; Plumley 2022</w:t>
+      </w:r>
+      <w:r>
+        <w:t xml:space="preserve"> </w:t>
+      </w:r>
+      <w:r>
+        <w:t xml:space="preserve">(Plumley 2022b)</w:t>
+      </w:r>
+      <w:r>
+        <w:t xml:space="preserve"> </w:t>
+      </w:r>
+      <w:r>
+        <w:t xml:space="preserve">Zenodo record 5946808 under CC-BY-4.0), same Greenbyte SCADA schema as</w:t>
+      </w:r>
+      <w:r>
+        <w:t xml:space="preserve"> </w:t>
+      </w:r>
+      <w:r>
+        <w:t xml:space="preserve">Kelmarsh. For the second half of 2016 (2016-06 through 2016-12,</w:t>
+      </w:r>
+      <w:r>
+        <w:t xml:space="preserve"> </w:t>
+      </w:r>
+      <w:r>
+        <w:t xml:space="preserve">when the site went live) the nine turbines produced 15,388 status</w:t>
+      </w:r>
+      <w:r>
+        <w:t xml:space="preserve"> </w:t>
+      </w:r>
+      <w:r>
+        <w:t xml:space="preserve">events, of which 790 were tagged</w:t>
+      </w:r>
+      <w:r>
+        <w:t xml:space="preserve"> </w:t>
+      </w:r>
+      <w:r>
+        <w:rPr>
+          <w:rStyle w:val="VerbatimChar"/>
+        </w:rPr>
+        <w:t xml:space="preserve">Forced outage</w:t>
+      </w:r>
+      <w:r>
+        <w:t xml:space="preserve">. This is the paper’s</w:t>
+      </w:r>
+      <w:r>
+        <w:t xml:space="preserve"> </w:t>
+      </w:r>
+      <w:r>
+        <w:t xml:space="preserve">largest single-year forced-outage count on a physical cascade trace,</w:t>
+      </w:r>
+      <w:r>
+        <w:t xml:space="preserve"> </w:t>
+      </w:r>
+      <w:r>
+        <w:t xml:space="preserve">and the alarm vocabulary is Senvion-shared with Kelmarsh, so</w:t>
+      </w:r>
+      <w:r>
+        <w:t xml:space="preserve"> </w:t>
+      </w:r>
+      <w:r>
+        <w:t xml:space="preserve">Penmanshiel is an independent replication of the Kelmarsh cascade</w:t>
+      </w:r>
+      <w:r>
+        <w:t xml:space="preserve"> </w:t>
+      </w:r>
+      <w:r>
+        <w:t xml:space="preserve">finding on turbines of a different rotor size (MM82 vs MM92) at a</w:t>
+      </w:r>
+      <w:r>
+        <w:t xml:space="preserve"> </w:t>
+      </w:r>
+      <w:r>
+        <w:t xml:space="preserve">site with different terrain and weather.</w:t>
+      </w:r>
+    </w:p>
+    <w:p>
+      <w:pPr>
+        <w:pStyle w:val="BodyText"/>
+      </w:pPr>
+      <w:r>
+        <w:t xml:space="preserve">Entity is the turbine (</w:t>
+      </w:r>
+      <w:r>
+        <w:rPr>
+          <w:rStyle w:val="VerbatimChar"/>
+        </w:rPr>
+        <w:t xml:space="preserve">P01</w:t>
+      </w:r>
+      <w:r>
+        <w:t xml:space="preserve">..</w:t>
+      </w:r>
+      <w:r>
+        <w:rPr>
+          <w:rStyle w:val="VerbatimChar"/>
+        </w:rPr>
+        <w:t xml:space="preserve">P15</w:t>
+      </w:r>
+      <w:r>
+        <w:t xml:space="preserve">,</w:t>
+      </w:r>
+      <w:r>
+        <w:t xml:space="preserve"> </w:t>
+      </w:r>
+      <w:r>
+        <w:rPr>
+          <w:rStyle w:val="VerbatimChar"/>
+        </w:rPr>
+        <w:t xml:space="preserve">P03</w:t>
+      </w:r>
+      <w:r>
+        <w:t xml:space="preserve"> </w:t>
+      </w:r>
+      <w:r>
+        <w:t xml:space="preserve">is not in the release),</w:t>
+      </w:r>
+      <w:r>
+        <w:t xml:space="preserve"> </w:t>
+      </w:r>
+      <w:r>
+        <w:t xml:space="preserve">subtype is the numeric fault code.</w:t>
+      </w:r>
+    </w:p>
+    <w:bookmarkEnd w:id="31"/>
+    <w:bookmarkStart w:id="32" w:name="X80a7b106efa4995aea7e5e4fef80939ac602abf"/>
+    <w:p>
+      <w:pPr>
+        <w:pStyle w:val="Heading3"/>
+      </w:pPr>
+      <w:r>
+        <w:t xml:space="preserve">3.3 Azure Predictive Maintenance (synthetic, per-machine)</w:t>
+      </w:r>
+    </w:p>
+    <w:p>
+      <w:pPr>
+        <w:pStyle w:val="FirstParagraph"/>
+      </w:pPr>
+      <w:r>
         <w:t xml:space="preserve">100 machines, 2015-01-01 to 2016-01-01, hourly telemetry.</w:t>
       </w:r>
       <w:r>
@@ -2565,23 +3076,14 @@
         <w:t xml:space="preserve">.</w:t>
       </w:r>
     </w:p>
-    <w:bookmarkEnd w:id="30"/>
-    <w:bookmarkStart w:id="31" w:name="X63889831d02285240bcac1226077e46efa3cd0f"/>
+    <w:bookmarkEnd w:id="32"/>
+    <w:bookmarkStart w:id="33" w:name="X63889831d02285240bcac1226077e46efa3cd0f"/>
     <w:p>
       <w:pPr>
         <w:pStyle w:val="Heading3"/>
       </w:pPr>
       <w:r>
-        <w:rPr>
-          <w:rStyle w:val="SectionNumber"/>
-        </w:rPr>
-        <w:t xml:space="preserve">1.4.2</w:t>
-      </w:r>
-      <w:r>
-        <w:tab/>
-      </w:r>
-      <w:r>
-        <w:t xml:space="preserve">3.2 Alibaba cluster-trace-v2018 (production cloud, per-job)</w:t>
+        <w:t xml:space="preserve">3.4 Alibaba cluster-trace-v2018 (production cloud, per-job)</w:t>
       </w:r>
     </w:p>
     <w:p>
@@ -2822,23 +3324,14 @@
         <w:t xml:space="preserve">.</w:t>
       </w:r>
     </w:p>
-    <w:bookmarkEnd w:id="31"/>
-    <w:bookmarkStart w:id="32" w:name="llnl-blue-genel-syslogs-loghub-per-rack"/>
+    <w:bookmarkEnd w:id="33"/>
+    <w:bookmarkStart w:id="34" w:name="llnl-blue-genel-syslogs-loghub-per-rack"/>
     <w:p>
       <w:pPr>
         <w:pStyle w:val="Heading3"/>
       </w:pPr>
       <w:r>
-        <w:rPr>
-          <w:rStyle w:val="SectionNumber"/>
-        </w:rPr>
-        <w:t xml:space="preserve">1.4.3</w:t>
-      </w:r>
-      <w:r>
-        <w:tab/>
-      </w:r>
-      <w:r>
-        <w:t xml:space="preserve">3.3 LLNL Blue Gene/L syslogs (Loghub, per-rack)</w:t>
+        <w:t xml:space="preserve">3.5 LLNL Blue Gene/L syslogs (Loghub, per-rack)</w:t>
       </w:r>
     </w:p>
     <w:p>
@@ -2955,569 +3448,6 @@
       </w:r>
       <w:r>
         <w:t xml:space="preserve">MMCS, …) is used as an additional subtype axis.</w:t>
-      </w:r>
-    </w:p>
-    <w:bookmarkEnd w:id="32"/>
-    <w:bookmarkStart w:id="33" w:name="Xf76511c02de4b4a191c2516eb8af22e2ac8aa94"/>
-    <w:p>
-      <w:pPr>
-        <w:pStyle w:val="Heading3"/>
-      </w:pPr>
-      <w:r>
-        <w:rPr>
-          <w:rStyle w:val="SectionNumber"/>
-        </w:rPr>
-        <w:t xml:space="preserve">1.4.4</w:t>
-      </w:r>
-      <w:r>
-        <w:tab/>
-      </w:r>
-      <w:r>
-        <w:t xml:space="preserve">3.4 Kelmarsh wind-farm alarm logs (production, per-turbine)</w:t>
-      </w:r>
-    </w:p>
-    <w:p>
-      <w:pPr>
-        <w:pStyle w:val="FirstParagraph"/>
-      </w:pPr>
-      <w:r>
-        <w:t xml:space="preserve">Six Senvion MM92 wind turbines at the Kelmarsh site, released by</w:t>
-      </w:r>
-      <w:r>
-        <w:t xml:space="preserve"> </w:t>
-      </w:r>
-      <w:r>
-        <w:t xml:space="preserve">Plumley 2022</w:t>
-      </w:r>
-      <w:r>
-        <w:t xml:space="preserve"> </w:t>
-      </w:r>
-      <w:r>
-        <w:t xml:space="preserve">(Plumley 2022a)</w:t>
-      </w:r>
-      <w:r>
-        <w:t xml:space="preserve"> </w:t>
-      </w:r>
-      <w:r>
-        <w:t xml:space="preserve">via Zenodo record 5841834 under</w:t>
-      </w:r>
-      <w:r>
-        <w:t xml:space="preserve"> </w:t>
-      </w:r>
-      <w:r>
-        <w:t xml:space="preserve">CC-BY-4.0. Each</w:t>
-      </w:r>
-      <w:r>
-        <w:t xml:space="preserve"> </w:t>
-      </w:r>
-      <w:r>
-        <w:t xml:space="preserve">turbine’s status log carries every alarm/event that the SCADA emitted</w:t>
-      </w:r>
-      <w:r>
-        <w:t xml:space="preserve"> </w:t>
-      </w:r>
-      <w:r>
-        <w:t xml:space="preserve">over the year, together with an IEC category (</w:t>
-      </w:r>
-      <w:r>
-        <w:rPr>
-          <w:rStyle w:val="VerbatimChar"/>
-        </w:rPr>
-        <w:t xml:space="preserve">Full Performance</w:t>
-      </w:r>
-      <w:r>
-        <w:t xml:space="preserve">,</w:t>
-      </w:r>
-      <w:r>
-        <w:t xml:space="preserve"> </w:t>
-      </w:r>
-      <w:r>
-        <w:rPr>
-          <w:rStyle w:val="VerbatimChar"/>
-        </w:rPr>
-        <w:t xml:space="preserve">Forced outage</w:t>
-      </w:r>
-      <w:r>
-        <w:t xml:space="preserve">,</w:t>
-      </w:r>
-      <w:r>
-        <w:t xml:space="preserve"> </w:t>
-      </w:r>
-      <w:r>
-        <w:rPr>
-          <w:rStyle w:val="VerbatimChar"/>
-        </w:rPr>
-        <w:t xml:space="preserve">Out of Environmental Specification</w:t>
-      </w:r>
-      <w:r>
-        <w:t xml:space="preserve">, …).</w:t>
-      </w:r>
-    </w:p>
-    <w:p>
-      <w:pPr>
-        <w:pStyle w:val="BodyText"/>
-      </w:pPr>
-      <w:r>
-        <w:t xml:space="preserve">Across 2016-2017 the six turbines produced 63,633 status events,</w:t>
-      </w:r>
-      <w:r>
-        <w:t xml:space="preserve"> </w:t>
-      </w:r>
-      <w:r>
-        <w:t xml:space="preserve">of which 482 were tagged</w:t>
-      </w:r>
-      <w:r>
-        <w:t xml:space="preserve"> </w:t>
-      </w:r>
-      <w:r>
-        <w:rPr>
-          <w:rStyle w:val="VerbatimChar"/>
-        </w:rPr>
-        <w:t xml:space="preserve">Forced outage</w:t>
-      </w:r>
-      <w:r>
-        <w:t xml:space="preserve"> </w:t>
-      </w:r>
-      <w:r>
-        <w:t xml:space="preserve">(real physical failures:</w:t>
-      </w:r>
-      <w:r>
-        <w:t xml:space="preserve"> </w:t>
-      </w:r>
-      <w:r>
-        <w:t xml:space="preserve">generator-fan overloads, frequency-converter faults, safety-chain</w:t>
-      </w:r>
-      <w:r>
-        <w:t xml:space="preserve"> </w:t>
-      </w:r>
-      <w:r>
-        <w:t xml:space="preserve">openings). Top forced-outage codes across the fleet:</w:t>
-      </w:r>
-      <w:r>
-        <w:t xml:space="preserve"> </w:t>
-      </w:r>
-      <w:r>
-        <w:rPr>
-          <w:rStyle w:val="VerbatimChar"/>
-        </w:rPr>
-        <w:t xml:space="preserve">2550</w:t>
-      </w:r>
-      <w:r>
-        <w:t xml:space="preserve"> </w:t>
-      </w:r>
-      <w:r>
-        <w:t xml:space="preserve">Overload</w:t>
-      </w:r>
-      <w:r>
-        <w:t xml:space="preserve"> </w:t>
-      </w:r>
-      <w:r>
-        <w:t xml:space="preserve">generator fan 1,</w:t>
-      </w:r>
-      <w:r>
-        <w:t xml:space="preserve"> </w:t>
-      </w:r>
-      <w:r>
-        <w:rPr>
-          <w:rStyle w:val="VerbatimChar"/>
-        </w:rPr>
-        <w:t xml:space="preserve">2650</w:t>
-      </w:r>
-      <w:r>
-        <w:t xml:space="preserve"> </w:t>
-      </w:r>
-      <w:r>
-        <w:t xml:space="preserve">Overload generator fan 2,</w:t>
-      </w:r>
-      <w:r>
-        <w:t xml:space="preserve"> </w:t>
-      </w:r>
-      <w:r>
-        <w:rPr>
-          <w:rStyle w:val="VerbatimChar"/>
-        </w:rPr>
-        <w:t xml:space="preserve">2655</w:t>
-      </w:r>
-      <w:r>
-        <w:t xml:space="preserve"> </w:t>
-      </w:r>
-      <w:r>
-        <w:t xml:space="preserve">Overload</w:t>
-      </w:r>
-      <w:r>
-        <w:t xml:space="preserve"> </w:t>
-      </w:r>
-      <w:r>
-        <w:t xml:space="preserve">generator fan 3,</w:t>
-      </w:r>
-      <w:r>
-        <w:t xml:space="preserve"> </w:t>
-      </w:r>
-      <w:r>
-        <w:rPr>
-          <w:rStyle w:val="VerbatimChar"/>
-        </w:rPr>
-        <w:t xml:space="preserve">3000</w:t>
-      </w:r>
-      <w:r>
-        <w:t xml:space="preserve"> </w:t>
-      </w:r>
-      <w:r>
-        <w:t xml:space="preserve">Frequency converter not ready,</w:t>
-      </w:r>
-      <w:r>
-        <w:t xml:space="preserve"> </w:t>
-      </w:r>
-      <w:r>
-        <w:rPr>
-          <w:rStyle w:val="VerbatimChar"/>
-        </w:rPr>
-        <w:t xml:space="preserve">100</w:t>
-      </w:r>
-      <w:r>
-        <w:t xml:space="preserve"> </w:t>
-      </w:r>
-      <w:r>
-        <w:t xml:space="preserve">Safety</w:t>
-      </w:r>
-      <w:r>
-        <w:t xml:space="preserve"> </w:t>
-      </w:r>
-      <w:r>
-        <w:t xml:space="preserve">chain open. Non-forced-outage codes that appear as warnings or stops</w:t>
-      </w:r>
-      <w:r>
-        <w:t xml:space="preserve"> </w:t>
-      </w:r>
-      <w:r>
-        <w:t xml:space="preserve">are the natural precursor candidates:</w:t>
-      </w:r>
-      <w:r>
-        <w:t xml:space="preserve"> </w:t>
-      </w:r>
-      <w:r>
-        <w:rPr>
-          <w:rStyle w:val="VerbatimChar"/>
-        </w:rPr>
-        <w:t xml:space="preserve">5720</w:t>
-      </w:r>
-      <w:r>
-        <w:t xml:space="preserve"> </w:t>
-      </w:r>
-      <w:r>
-        <w:t xml:space="preserve">Brake accumulator</w:t>
-      </w:r>
-      <w:r>
-        <w:t xml:space="preserve"> </w:t>
-      </w:r>
-      <w:r>
-        <w:t xml:space="preserve">defect,</w:t>
-      </w:r>
-      <w:r>
-        <w:t xml:space="preserve"> </w:t>
-      </w:r>
-      <w:r>
-        <w:rPr>
-          <w:rStyle w:val="VerbatimChar"/>
-        </w:rPr>
-        <w:t xml:space="preserve">2125</w:t>
-      </w:r>
-      <w:r>
-        <w:t xml:space="preserve"> </w:t>
-      </w:r>
-      <w:r>
-        <w:t xml:space="preserve">Timeout brake closed, and the same overload-fan codes</w:t>
-      </w:r>
-      <w:r>
-        <w:t xml:space="preserve"> </w:t>
-      </w:r>
-      <w:r>
-        <w:t xml:space="preserve">that later terminate the cascade.</w:t>
-      </w:r>
-    </w:p>
-    <w:p>
-      <w:pPr>
-        <w:pStyle w:val="BodyText"/>
-      </w:pPr>
-      <w:r>
-        <w:t xml:space="preserve">Event vocabulary:</w:t>
-      </w:r>
-      <w:r>
-        <w:t xml:space="preserve"> </w:t>
-      </w:r>
-      <w:r>
-        <w:rPr>
-          <w:rStyle w:val="VerbatimChar"/>
-        </w:rPr>
-        <w:t xml:space="preserve">system_stop</w:t>
-      </w:r>
-      <w:r>
-        <w:t xml:space="preserve">,</w:t>
-      </w:r>
-      <w:r>
-        <w:t xml:space="preserve"> </w:t>
-      </w:r>
-      <w:r>
-        <w:rPr>
-          <w:rStyle w:val="VerbatimChar"/>
-        </w:rPr>
-        <w:t xml:space="preserve">system_warning</w:t>
-      </w:r>
-      <w:r>
-        <w:t xml:space="preserve">,</w:t>
-      </w:r>
-      <w:r>
-        <w:t xml:space="preserve"> </w:t>
-      </w:r>
-      <w:r>
-        <w:rPr>
-          <w:rStyle w:val="VerbatimChar"/>
-        </w:rPr>
-        <w:t xml:space="preserve">system_info</w:t>
-      </w:r>
-      <w:r>
-        <w:t xml:space="preserve">,</w:t>
-      </w:r>
-      <w:r>
-        <w:t xml:space="preserve"> </w:t>
-      </w:r>
-      <w:r>
-        <w:rPr>
-          <w:rStyle w:val="VerbatimChar"/>
-        </w:rPr>
-        <w:t xml:space="preserve">system_comm</w:t>
-      </w:r>
-      <w:r>
-        <w:t xml:space="preserve">,</w:t>
-      </w:r>
-      <w:r>
-        <w:t xml:space="preserve"> </w:t>
-      </w:r>
-      <w:r>
-        <w:rPr>
-          <w:rStyle w:val="VerbatimChar"/>
-        </w:rPr>
-        <w:t xml:space="preserve">terminal_failure</w:t>
-      </w:r>
-      <w:r>
-        <w:t xml:space="preserve">. Entity is the turbine (</w:t>
-      </w:r>
-      <w:r>
-        <w:rPr>
-          <w:rStyle w:val="VerbatimChar"/>
-        </w:rPr>
-        <w:t xml:space="preserve">T1</w:t>
-      </w:r>
-      <w:r>
-        <w:t xml:space="preserve">..</w:t>
-      </w:r>
-      <w:r>
-        <w:rPr>
-          <w:rStyle w:val="VerbatimChar"/>
-        </w:rPr>
-        <w:t xml:space="preserve">T6</w:t>
-      </w:r>
-      <w:r>
-        <w:t xml:space="preserve">),</w:t>
-      </w:r>
-      <w:r>
-        <w:t xml:space="preserve"> </w:t>
-      </w:r>
-      <w:r>
-        <w:t xml:space="preserve">subtype is the numeric fault code. Failure event =</w:t>
-      </w:r>
-      <w:r>
-        <w:t xml:space="preserve"> </w:t>
-      </w:r>
-      <w:r>
-        <w:rPr>
-          <w:rStyle w:val="VerbatimChar"/>
-        </w:rPr>
-        <w:t xml:space="preserve">terminal_failure</w:t>
-      </w:r>
-      <w:r>
-        <w:t xml:space="preserve"> </w:t>
-      </w:r>
-      <w:r>
-        <w:t xml:space="preserve">placed at each Forced-outage timestamp.</w:t>
-      </w:r>
-    </w:p>
-    <w:p>
-      <w:pPr>
-        <w:pStyle w:val="BodyText"/>
-      </w:pPr>
-      <w:r>
-        <w:t xml:space="preserve">This trace is the paper’s cleanest realisation of the physical-</w:t>
-      </w:r>
-      <w:r>
-        <w:t xml:space="preserve"> </w:t>
-      </w:r>
-      <w:r>
-        <w:t xml:space="preserve">cascade shape: continuous mechanical wear produces discrete alarm</w:t>
-      </w:r>
-      <w:r>
-        <w:t xml:space="preserve"> </w:t>
-      </w:r>
-      <w:r>
-        <w:t xml:space="preserve">codes at intermediate stages, and a specific alarm terminates the</w:t>
-      </w:r>
-      <w:r>
-        <w:t xml:space="preserve"> </w:t>
-      </w:r>
-      <w:r>
-        <w:t xml:space="preserve">cascade as a Forced outage.</w:t>
-      </w:r>
-    </w:p>
-    <w:bookmarkEnd w:id="33"/>
-    <w:bookmarkStart w:id="34" w:name="Xe360e6971e355afaf3886fd596502bfcaf52cc4"/>
-    <w:p>
-      <w:pPr>
-        <w:pStyle w:val="Heading3"/>
-      </w:pPr>
-      <w:r>
-        <w:rPr>
-          <w:rStyle w:val="SectionNumber"/>
-        </w:rPr>
-        <w:t xml:space="preserve">1.4.5</w:t>
-      </w:r>
-      <w:r>
-        <w:tab/>
-      </w:r>
-      <w:r>
-        <w:t xml:space="preserve">3.5 Penmanshiel wind-farm alarm logs (production, per-turbine)</w:t>
-      </w:r>
-    </w:p>
-    <w:p>
-      <w:pPr>
-        <w:pStyle w:val="FirstParagraph"/>
-      </w:pPr>
-      <w:r>
-        <w:t xml:space="preserve">Nine of the fourteen Senvion MM82 turbines at the Penmanshiel site</w:t>
-      </w:r>
-      <w:r>
-        <w:t xml:space="preserve"> </w:t>
-      </w:r>
-      <w:r>
-        <w:t xml:space="preserve">(Cubico Sustainable Investments; Plumley 2022</w:t>
-      </w:r>
-      <w:r>
-        <w:t xml:space="preserve"> </w:t>
-      </w:r>
-      <w:r>
-        <w:t xml:space="preserve">(Plumley 2022b)</w:t>
-      </w:r>
-      <w:r>
-        <w:t xml:space="preserve"> </w:t>
-      </w:r>
-      <w:r>
-        <w:t xml:space="preserve">Zenodo record 5946808 under CC-BY-4.0), same Greenbyte SCADA schema as</w:t>
-      </w:r>
-      <w:r>
-        <w:t xml:space="preserve"> </w:t>
-      </w:r>
-      <w:r>
-        <w:t xml:space="preserve">Kelmarsh. For the second half of 2016 (2016-06 through 2016-12,</w:t>
-      </w:r>
-      <w:r>
-        <w:t xml:space="preserve"> </w:t>
-      </w:r>
-      <w:r>
-        <w:t xml:space="preserve">when the site went live) the nine turbines produced 15,388 status</w:t>
-      </w:r>
-      <w:r>
-        <w:t xml:space="preserve"> </w:t>
-      </w:r>
-      <w:r>
-        <w:t xml:space="preserve">events, of which 790 were tagged</w:t>
-      </w:r>
-      <w:r>
-        <w:t xml:space="preserve"> </w:t>
-      </w:r>
-      <w:r>
-        <w:rPr>
-          <w:rStyle w:val="VerbatimChar"/>
-        </w:rPr>
-        <w:t xml:space="preserve">Forced outage</w:t>
-      </w:r>
-      <w:r>
-        <w:t xml:space="preserve">. This is the paper’s</w:t>
-      </w:r>
-      <w:r>
-        <w:t xml:space="preserve"> </w:t>
-      </w:r>
-      <w:r>
-        <w:t xml:space="preserve">largest single-year forced-outage count on a physical cascade trace,</w:t>
-      </w:r>
-      <w:r>
-        <w:t xml:space="preserve"> </w:t>
-      </w:r>
-      <w:r>
-        <w:t xml:space="preserve">and the alarm vocabulary is Senvion-shared with Kelmarsh, so</w:t>
-      </w:r>
-      <w:r>
-        <w:t xml:space="preserve"> </w:t>
-      </w:r>
-      <w:r>
-        <w:t xml:space="preserve">Penmanshiel is an independent replication of the Kelmarsh cascade</w:t>
-      </w:r>
-      <w:r>
-        <w:t xml:space="preserve"> </w:t>
-      </w:r>
-      <w:r>
-        <w:t xml:space="preserve">finding on turbines of a different rotor size (MM82 vs MM92) at a</w:t>
-      </w:r>
-      <w:r>
-        <w:t xml:space="preserve"> </w:t>
-      </w:r>
-      <w:r>
-        <w:t xml:space="preserve">site with different terrain and weather.</w:t>
-      </w:r>
-    </w:p>
-    <w:p>
-      <w:pPr>
-        <w:pStyle w:val="BodyText"/>
-      </w:pPr>
-      <w:r>
-        <w:t xml:space="preserve">Entity is the turbine (</w:t>
-      </w:r>
-      <w:r>
-        <w:rPr>
-          <w:rStyle w:val="VerbatimChar"/>
-        </w:rPr>
-        <w:t xml:space="preserve">P01</w:t>
-      </w:r>
-      <w:r>
-        <w:t xml:space="preserve">..</w:t>
-      </w:r>
-      <w:r>
-        <w:rPr>
-          <w:rStyle w:val="VerbatimChar"/>
-        </w:rPr>
-        <w:t xml:space="preserve">P15</w:t>
-      </w:r>
-      <w:r>
-        <w:t xml:space="preserve">,</w:t>
-      </w:r>
-      <w:r>
-        <w:t xml:space="preserve"> </w:t>
-      </w:r>
-      <w:r>
-        <w:rPr>
-          <w:rStyle w:val="VerbatimChar"/>
-        </w:rPr>
-        <w:t xml:space="preserve">P03</w:t>
-      </w:r>
-      <w:r>
-        <w:t xml:space="preserve"> </w:t>
-      </w:r>
-      <w:r>
-        <w:t xml:space="preserve">is not in the release),</w:t>
-      </w:r>
-      <w:r>
-        <w:t xml:space="preserve"> </w:t>
-      </w:r>
-      <w:r>
-        <w:t xml:space="preserve">subtype is the numeric fault code.</w:t>
       </w:r>
     </w:p>
     <w:bookmarkEnd w:id="34"/>
@@ -3526,15 +3456,6 @@
       <w:pPr>
         <w:pStyle w:val="Heading3"/>
       </w:pPr>
-      <w:r>
-        <w:rPr>
-          <w:rStyle w:val="SectionNumber"/>
-        </w:rPr>
-        <w:t xml:space="preserve">1.4.6</w:t>
-      </w:r>
-      <w:r>
-        <w:tab/>
-      </w:r>
       <w:r>
         <w:t xml:space="preserve">3.6 SCANIA Component X (production automotive, per-vehicle)</w:t>
       </w:r>
@@ -3680,1742 +3601,45 @@
         <w:pStyle w:val="Heading2"/>
       </w:pPr>
       <w:r>
-        <w:rPr>
-          <w:rStyle w:val="SectionNumber"/>
-        </w:rPr>
-        <w:t xml:space="preserve">1.5</w:t>
-      </w:r>
-      <w:r>
-        <w:tab/>
-      </w:r>
-      <w:r>
         <w:t xml:space="preserve">4 Method</w:t>
       </w:r>
     </w:p>
-    <w:bookmarkStart w:id="37" w:name="pre-failure-windows-and-matched-controls"/>
-    <w:p>
-      <w:pPr>
-        <w:pStyle w:val="Heading3"/>
-      </w:pPr>
-      <w:r>
-        <w:rPr>
-          <w:rStyle w:val="SectionNumber"/>
-        </w:rPr>
-        <w:t xml:space="preserve">1.5.1</w:t>
-      </w:r>
-      <w:r>
-        <w:tab/>
-      </w:r>
-      <w:r>
-        <w:t xml:space="preserve">4.1 Pre-failure windows and matched controls</w:t>
-      </w:r>
-    </w:p>
     <w:p>
       <w:pPr>
         <w:pStyle w:val="FirstParagraph"/>
       </w:pPr>
       <w:r>
-        <w:t xml:space="preserve">For every terminal failure event on an entity (machine on Azure, job</w:t>
-      </w:r>
-      <w:r>
-        <w:t xml:space="preserve"> </w:t>
-      </w:r>
-      <w:r>
-        <w:t xml:space="preserve">on Alibaba, rack on BGL, vehicle on SCANIA, turbine on Kelmarsh and</w:t>
-      </w:r>
-      <w:r>
-        <w:t xml:space="preserve"> </w:t>
-      </w:r>
-      <w:r>
-        <w:t xml:space="preserve">Penmanshiel), we build a failure window covering the K events (or the</w:t>
-      </w:r>
-      <w:r>
-        <w:t xml:space="preserve"> </w:t>
-      </w:r>
-      <w:r>
-        <w:t xml:space="preserve">time horizon T) strictly before the failure timestamp. Matched</w:t>
-      </w:r>
-      <w:r>
-        <w:t xml:space="preserve"> </w:t>
-      </w:r>
-      <w:r>
-        <w:t xml:space="preserve">controls come from two designs depending on the trace:</w:t>
-      </w:r>
-    </w:p>
-    <w:p>
-      <w:pPr>
-        <w:pStyle w:val="Compact"/>
-        <w:numPr>
-          <w:ilvl w:val="0"/>
-          <w:numId w:val="1002"/>
-        </w:numPr>
-      </w:pPr>
-      <w:r>
-        <w:rPr>
-          <w:b/>
-          <w:bCs/>
-        </w:rPr>
-        <w:t xml:space="preserve">Same-entity clean regions</w:t>
-      </w:r>
-      <w:r>
-        <w:t xml:space="preserve"> </w:t>
-      </w:r>
-      <w:r>
-        <w:t xml:space="preserve">(Azure, BGL, Kelmarsh, Penmanshiel)</w:t>
-      </w:r>
-      <w:r>
-        <w:t xml:space="preserve"> </w:t>
-      </w:r>
-      <w:r>
-        <w:t xml:space="preserve">when the entity carries long timelines with sparse failures;</w:t>
-      </w:r>
-      <w:r>
-        <w:t xml:space="preserve"> </w:t>
-      </w:r>
-      <w:r>
-        <w:t xml:space="preserve">controls are anchored at times on the same entity with no failure</w:t>
-      </w:r>
-      <w:r>
-        <w:t xml:space="preserve"> </w:t>
-      </w:r>
-      <w:r>
-        <w:t xml:space="preserve">within horizon T in either direction, sampled at a 1:3</w:t>
-      </w:r>
-      <w:r>
-        <w:t xml:space="preserve"> </w:t>
-      </w:r>
-      <w:r>
-        <w:t xml:space="preserve">case-to-control ratio.</w:t>
-      </w:r>
-    </w:p>
-    <w:p>
-      <w:pPr>
-        <w:pStyle w:val="Compact"/>
-        <w:numPr>
-          <w:ilvl w:val="0"/>
-          <w:numId w:val="1002"/>
-        </w:numPr>
-      </w:pPr>
-      <w:r>
-        <w:rPr>
-          <w:b/>
-          <w:bCs/>
-        </w:rPr>
-        <w:t xml:space="preserve">Cross-entity non-failure sample</w:t>
-      </w:r>
-      <w:r>
-        <w:t xml:space="preserve"> </w:t>
-      </w:r>
-      <w:r>
-        <w:t xml:space="preserve">(Alibaba, SCANIA) when entities</w:t>
-      </w:r>
-      <w:r>
-        <w:t xml:space="preserve"> </w:t>
-      </w:r>
-      <w:r>
-        <w:t xml:space="preserve">are short-lived; controls come from the last K events of a</w:t>
-      </w:r>
-      <w:r>
-        <w:t xml:space="preserve"> </w:t>
-      </w:r>
-      <w:r>
-        <w:t xml:space="preserve">non-failure entity, sampled at a 1:3 case-to-control ratio from a</w:t>
-      </w:r>
-      <w:r>
-        <w:t xml:space="preserve"> </w:t>
-      </w:r>
-      <w:r>
-        <w:t xml:space="preserve">large candidate pool.</w:t>
-      </w:r>
-    </w:p>
-    <w:p>
-      <w:pPr>
-        <w:pStyle w:val="FirstParagraph"/>
-      </w:pPr>
-      <w:r>
-        <w:t xml:space="preserve">The two wind farms use the same-entity design over each turbine’s</w:t>
-      </w:r>
-      <w:r>
-        <w:t xml:space="preserve"> </w:t>
-      </w:r>
-      <w:r>
-        <w:t xml:space="preserve">multi-year alarm timeline: failure windows are anchored on each</w:t>
-      </w:r>
-      <w:r>
-        <w:t xml:space="preserve"> </w:t>
-      </w:r>
-      <w:r>
-        <w:t xml:space="preserve">Forced-outage event and controls on same-turbine clean regions,</w:t>
-      </w:r>
-      <w:r>
-        <w:t xml:space="preserve"> </w:t>
-      </w:r>
-      <w:r>
-        <w:t xml:space="preserve">giving 233 failure and 699 control windows at</w:t>
-      </w:r>
-      <w:r>
-        <w:t xml:space="preserve"> </w:t>
-      </w:r>
-      <w:r>
-        <w:rPr>
-          <w:rStyle w:val="VerbatimChar"/>
-        </w:rPr>
-        <w:t xml:space="preserve">last5</w:t>
-      </w:r>
-      <w:r>
-        <w:t xml:space="preserve">/</w:t>
-      </w:r>
-      <w:r>
-        <w:rPr>
-          <w:rStyle w:val="VerbatimChar"/>
-        </w:rPr>
-        <w:t xml:space="preserve">last10</w:t>
-      </w:r>
-      <w:r>
-        <w:t xml:space="preserve"> </w:t>
-      </w:r>
-      <w:r>
-        <w:t xml:space="preserve">on</w:t>
-      </w:r>
-      <w:r>
-        <w:t xml:space="preserve"> </w:t>
-      </w:r>
-      <w:r>
-        <w:t xml:space="preserve">Kelmarsh (6 turbines) and 448 failure and 1,344 control windows on</w:t>
-      </w:r>
-      <w:r>
-        <w:t xml:space="preserve"> </w:t>
-      </w:r>
-      <w:r>
-        <w:t xml:space="preserve">Penmanshiel (9 turbines). The entity-disjoint discovery/inference</w:t>
-      </w:r>
-      <w:r>
-        <w:t xml:space="preserve"> </w:t>
-      </w:r>
-      <w:r>
-        <w:t xml:space="preserve">split (§4.5) partitions turbines 3-and-3 on Kelmarsh and 4-and-5 on</w:t>
-      </w:r>
-      <w:r>
-        <w:t xml:space="preserve"> </w:t>
-      </w:r>
-      <w:r>
-        <w:t xml:space="preserve">Penmanshiel, so no turbine contributes to both mining and inference.</w:t>
-      </w:r>
-    </w:p>
-    <w:p>
-      <w:pPr>
-        <w:pStyle w:val="BodyText"/>
-      </w:pPr>
-      <w:r>
-        <w:t xml:space="preserve">BGL alerts are additionally grouped into episodes (&gt;= 1h inter-arrival</w:t>
-      </w:r>
-      <w:r>
-        <w:t xml:space="preserve"> </w:t>
-      </w:r>
-      <w:r>
-        <w:t xml:space="preserve">gap) and windows are anchored on the first alert of each episode, so</w:t>
-      </w:r>
-      <w:r>
-        <w:t xml:space="preserve"> </w:t>
-      </w:r>
-      <w:r>
-        <w:t xml:space="preserve">anchor-per-alert double-counting inside a cascade is avoided.</w:t>
-      </w:r>
-    </w:p>
-    <w:p>
-      <w:pPr>
-        <w:pStyle w:val="BodyText"/>
-      </w:pPr>
-      <w:r>
-        <w:t xml:space="preserve">Horizons studied:</w:t>
-      </w:r>
-      <w:r>
-        <w:t xml:space="preserve"> </w:t>
-      </w:r>
-      <w:r>
-        <w:rPr>
-          <w:rStyle w:val="VerbatimChar"/>
-        </w:rPr>
-        <w:t xml:space="preserve">1h</w:t>
-      </w:r>
-      <w:r>
-        <w:t xml:space="preserve">,</w:t>
-      </w:r>
-      <w:r>
-        <w:t xml:space="preserve"> </w:t>
-      </w:r>
-      <w:r>
-        <w:rPr>
-          <w:rStyle w:val="VerbatimChar"/>
-        </w:rPr>
-        <w:t xml:space="preserve">6h</w:t>
-      </w:r>
-      <w:r>
-        <w:t xml:space="preserve">,</w:t>
-      </w:r>
-      <w:r>
-        <w:t xml:space="preserve"> </w:t>
-      </w:r>
-      <w:r>
-        <w:rPr>
-          <w:rStyle w:val="VerbatimChar"/>
-        </w:rPr>
-        <w:t xml:space="preserve">24h</w:t>
-      </w:r>
-      <w:r>
-        <w:t xml:space="preserve">,</w:t>
-      </w:r>
-      <w:r>
-        <w:t xml:space="preserve"> </w:t>
-      </w:r>
-      <w:r>
-        <w:rPr>
-          <w:rStyle w:val="VerbatimChar"/>
-        </w:rPr>
-        <w:t xml:space="preserve">last5</w:t>
-      </w:r>
-      <w:r>
-        <w:t xml:space="preserve">,</w:t>
-      </w:r>
-      <w:r>
-        <w:t xml:space="preserve"> </w:t>
-      </w:r>
-      <w:r>
-        <w:rPr>
-          <w:rStyle w:val="VerbatimChar"/>
-        </w:rPr>
-        <w:t xml:space="preserve">last10</w:t>
-      </w:r>
-      <w:r>
-        <w:t xml:space="preserve"> </w:t>
-      </w:r>
-      <w:r>
-        <w:t xml:space="preserve">on Azure and</w:t>
-      </w:r>
-      <w:r>
-        <w:t xml:space="preserve"> </w:t>
-      </w:r>
-      <w:r>
-        <w:t xml:space="preserve">on the two wind farms;</w:t>
-      </w:r>
-      <w:r>
-        <w:t xml:space="preserve"> </w:t>
-      </w:r>
-      <w:r>
-        <w:rPr>
-          <w:rStyle w:val="VerbatimChar"/>
-        </w:rPr>
-        <w:t xml:space="preserve">last3</w:t>
-      </w:r>
-      <w:r>
-        <w:t xml:space="preserve">,</w:t>
-      </w:r>
-      <w:r>
-        <w:t xml:space="preserve"> </w:t>
-      </w:r>
-      <w:r>
-        <w:rPr>
-          <w:rStyle w:val="VerbatimChar"/>
-        </w:rPr>
-        <w:t xml:space="preserve">last5</w:t>
-      </w:r>
-      <w:r>
-        <w:t xml:space="preserve">,</w:t>
-      </w:r>
-      <w:r>
-        <w:t xml:space="preserve"> </w:t>
-      </w:r>
-      <w:r>
-        <w:rPr>
-          <w:rStyle w:val="VerbatimChar"/>
-        </w:rPr>
-        <w:t xml:space="preserve">last10</w:t>
-      </w:r>
-      <w:r>
-        <w:t xml:space="preserve"> </w:t>
-      </w:r>
-      <w:r>
-        <w:t xml:space="preserve">on Alibaba;</w:t>
-      </w:r>
-      <w:r>
-        <w:t xml:space="preserve"> </w:t>
-      </w:r>
-      <w:r>
-        <w:rPr>
-          <w:rStyle w:val="VerbatimChar"/>
-        </w:rPr>
-        <w:t xml:space="preserve">last5</w:t>
-      </w:r>
-      <w:r>
-        <w:t xml:space="preserve">,</w:t>
-      </w:r>
-      <w:r>
-        <w:t xml:space="preserve"> </w:t>
-      </w:r>
-      <w:r>
-        <w:rPr>
-          <w:rStyle w:val="VerbatimChar"/>
-        </w:rPr>
-        <w:t xml:space="preserve">last10</w:t>
-      </w:r>
-      <w:r>
-        <w:t xml:space="preserve">,</w:t>
-      </w:r>
-      <w:r>
-        <w:t xml:space="preserve"> </w:t>
-      </w:r>
-      <w:r>
-        <w:rPr>
-          <w:rStyle w:val="VerbatimChar"/>
-        </w:rPr>
-        <w:t xml:space="preserve">last20</w:t>
-      </w:r>
-      <w:r>
-        <w:t xml:space="preserve"> </w:t>
-      </w:r>
-      <w:r>
-        <w:t xml:space="preserve">on BGL and SCANIA (time-based horizons</w:t>
-      </w:r>
-      <w:r>
-        <w:t xml:space="preserve"> </w:t>
-      </w:r>
-      <w:r>
-        <w:t xml:space="preserve">are not meaningful for short per-job or per-episode observations).</w:t>
-      </w:r>
-    </w:p>
-    <w:bookmarkEnd w:id="37"/>
-    <w:bookmarkStart w:id="38" w:name="mining"/>
-    <w:p>
-      <w:pPr>
-        <w:pStyle w:val="Heading3"/>
-      </w:pPr>
-      <w:r>
-        <w:rPr>
-          <w:rStyle w:val="SectionNumber"/>
-        </w:rPr>
-        <w:t xml:space="preserve">1.5.2</w:t>
-      </w:r>
-      <w:r>
-        <w:tab/>
-      </w:r>
-      <w:r>
-        <w:t xml:space="preserve">4.2 Mining</w:t>
-      </w:r>
-    </w:p>
-    <w:p>
-      <w:pPr>
-        <w:pStyle w:val="FirstParagraph"/>
-      </w:pPr>
-      <w:r>
-        <w:t xml:space="preserve">Items are</w:t>
-      </w:r>
-      <w:r>
-        <w:t xml:space="preserve"> </w:t>
-      </w:r>
-      <w:r>
-        <w:rPr>
-          <w:rStyle w:val="VerbatimChar"/>
-        </w:rPr>
-        <w:t xml:space="preserve">event_type:event_subtype</w:t>
-      </w:r>
-      <w:r>
-        <w:t xml:space="preserve"> </w:t>
-      </w:r>
-      <w:r>
-        <w:t xml:space="preserve">strings. FP-Growth</w:t>
-      </w:r>
-      <w:r>
-        <w:t xml:space="preserve"> </w:t>
-      </w:r>
-      <w:r>
-        <w:t xml:space="preserve">(</w:t>
-      </w:r>
-      <w:r>
-        <w:rPr>
-          <w:rStyle w:val="VerbatimChar"/>
-        </w:rPr>
-        <w:t xml:space="preserve">mlxtend.frequent_patterns.fpgrowth</w:t>
-      </w:r>
-      <w:r>
-        <w:t xml:space="preserve">) mines frequent itemsets on</w:t>
-      </w:r>
-      <w:r>
-        <w:t xml:space="preserve"> </w:t>
-      </w:r>
-      <w:r>
-        <w:t xml:space="preserve">failure windows at minimum support 0.05. PrefixSpan (SPMF v2.64</w:t>
-      </w:r>
-      <w:r>
-        <w:t xml:space="preserve"> </w:t>
-      </w:r>
-      <w:r>
-        <w:t xml:space="preserve">(Fournier-Viger et al. 2016)</w:t>
-      </w:r>
-      <w:r>
-        <w:t xml:space="preserve"> </w:t>
-      </w:r>
-      <w:r>
-        <w:t xml:space="preserve">via subprocess) mines frequent ordered sequences</w:t>
-      </w:r>
-      <w:r>
-        <w:t xml:space="preserve"> </w:t>
-      </w:r>
-      <w:r>
-        <w:t xml:space="preserve">at the same support.</w:t>
-      </w:r>
-    </w:p>
-    <w:p>
-      <w:pPr>
-        <w:pStyle w:val="BodyText"/>
-      </w:pPr>
-      <w:r>
-        <w:t xml:space="preserve">For each mined pattern P we compute support in failure windows</w:t>
-      </w:r>
-      <w:r>
-        <w:t xml:space="preserve"> </w:t>
-      </w:r>
-      <w:r>
-        <w:t xml:space="preserve">(support_failure), support in control windows (support_control),</w:t>
-      </w:r>
-      <w:r>
-        <w:t xml:space="preserve"> </w:t>
-      </w:r>
-      <w:r>
-        <w:t xml:space="preserve">lift = support_failure / pooled_support(P), and relative risk</w:t>
-      </w:r>
-      <w:r>
-        <w:t xml:space="preserve"> </w:t>
-      </w:r>
-      <w:r>
-        <w:t xml:space="preserve">= P(failure | P) / P(failure | ¬P). Every mined sequence is also</w:t>
-      </w:r>
-      <w:r>
-        <w:t xml:space="preserve"> </w:t>
-      </w:r>
-      <w:r>
-        <w:t xml:space="preserve">scored against the itemset counterpart of the same event set; the</w:t>
-      </w:r>
-      <w:r>
-        <w:t xml:space="preserve"> </w:t>
-      </w:r>
-      <w:r>
-        <w:t xml:space="preserve">difference</w:t>
-      </w:r>
-      <w:r>
-        <w:t xml:space="preserve"> </w:t>
-      </w:r>
-      <w:r>
-        <w:rPr>
-          <w:rStyle w:val="VerbatimChar"/>
-        </w:rPr>
-        <w:t xml:space="preserve">order_gain = sequence_lift - itemset_lift</w:t>
-      </w:r>
-      <w:r>
-        <w:t xml:space="preserve"> </w:t>
-      </w:r>
-      <w:r>
-        <w:t xml:space="preserve">quantifies</w:t>
-      </w:r>
-      <w:r>
-        <w:t xml:space="preserve"> </w:t>
-      </w:r>
-      <w:r>
-        <w:t xml:space="preserve">how much preserving order contributes above co-occurrence.</w:t>
-      </w:r>
-    </w:p>
-    <w:bookmarkEnd w:id="38"/>
-    <w:bookmarkStart w:id="39" w:name="sanity-invariants"/>
-    <w:p>
-      <w:pPr>
-        <w:pStyle w:val="Heading3"/>
-      </w:pPr>
-      <w:r>
-        <w:rPr>
-          <w:rStyle w:val="SectionNumber"/>
-        </w:rPr>
-        <w:t xml:space="preserve">1.5.3</w:t>
-      </w:r>
-      <w:r>
-        <w:tab/>
-      </w:r>
-      <w:r>
-        <w:t xml:space="preserve">4.3 Sanity invariants</w:t>
-      </w:r>
-    </w:p>
-    <w:p>
-      <w:pPr>
-        <w:pStyle w:val="FirstParagraph"/>
-      </w:pPr>
-      <w:r>
-        <w:t xml:space="preserve">Every phase carries pre-declared invariants whose expected outcome is</w:t>
-      </w:r>
-      <w:r>
-        <w:t xml:space="preserve"> </w:t>
-      </w:r>
-      <w:r>
-        <w:t xml:space="preserve">stated up front. Itemset mining checks that a random-label</w:t>
-      </w:r>
-      <w:r>
-        <w:t xml:space="preserve"> </w:t>
-      </w:r>
-      <w:r>
-        <w:t xml:space="preserve">permutation at the same minimum support does not yield a top lift within</w:t>
-      </w:r>
-      <w:r>
-        <w:t xml:space="preserve"> </w:t>
-      </w:r>
-      <w:r>
-        <w:t xml:space="preserve">a factor of 1.5× of the real top lift; a violation would indicate</w:t>
-      </w:r>
-      <w:r>
-        <w:t xml:space="preserve"> </w:t>
-      </w:r>
-      <w:r>
-        <w:t xml:space="preserve">either data leakage or an over-sensitive support threshold. Sequence</w:t>
-      </w:r>
-      <w:r>
-        <w:t xml:space="preserve"> </w:t>
-      </w:r>
-      <w:r>
-        <w:t xml:space="preserve">mining checks that a within-window random order permutation</w:t>
-      </w:r>
-      <w:r>
-        <w:t xml:space="preserve"> </w:t>
-      </w:r>
-      <w:r>
-        <w:t xml:space="preserve">preserves top itemset lift (unchanged, by construction) but strictly</w:t>
-      </w:r>
-      <w:r>
-        <w:t xml:space="preserve"> </w:t>
-      </w:r>
-      <w:r>
-        <w:t xml:space="preserve">reduces top sequence lift on rich horizons (windows with &gt;= 3 events</w:t>
-      </w:r>
-      <w:r>
-        <w:t xml:space="preserve"> </w:t>
-      </w:r>
-      <w:r>
-        <w:t xml:space="preserve">on average). Both invariants pass on the two cloud and maintenance</w:t>
-      </w:r>
-      <w:r>
-        <w:t xml:space="preserve"> </w:t>
-      </w:r>
-      <w:r>
-        <w:t xml:space="preserve">traces (Azure, Alibaba); on the boundary</w:t>
-      </w:r>
-      <w:r>
-        <w:t xml:space="preserve"> </w:t>
-      </w:r>
-      <w:r>
-        <w:t xml:space="preserve">traces the same invariants localise where the signal fails, rather</w:t>
-      </w:r>
-      <w:r>
-        <w:t xml:space="preserve"> </w:t>
-      </w:r>
-      <w:r>
-        <w:t xml:space="preserve">than requiring post-hoc justification.</w:t>
-      </w:r>
-    </w:p>
-    <w:bookmarkEnd w:id="39"/>
-    <w:bookmarkStart w:id="40" w:name="Xff462f684860b99f87ffb52704ce6033ecb21e1"/>
-    <w:p>
-      <w:pPr>
-        <w:pStyle w:val="Heading3"/>
-      </w:pPr>
-      <w:r>
-        <w:rPr>
-          <w:rStyle w:val="SectionNumber"/>
-        </w:rPr>
-        <w:t xml:space="preserve">1.5.4</w:t>
-      </w:r>
-      <w:r>
-        <w:tab/>
-      </w:r>
-      <w:r>
-        <w:t xml:space="preserve">4.4 Risk-set matched sampling for right-censored data</w:t>
-      </w:r>
-    </w:p>
-    <w:p>
-      <w:pPr>
-        <w:pStyle w:val="FirstParagraph"/>
-      </w:pPr>
-      <w:r>
-        <w:t xml:space="preserve">The matched-control design in §4.1 assumes we can define a</w:t>
-      </w:r>
-      <w:r>
-        <w:t xml:space="preserve"> </w:t>
-      </w:r>
-      <w:r>
-        <w:t xml:space="preserve">“</w:t>
-      </w:r>
-      <w:r>
-        <w:t xml:space="preserve">no-failure</w:t>
-      </w:r>
-      <w:r>
-        <w:t xml:space="preserve">”</w:t>
-      </w:r>
-      <w:r>
-        <w:t xml:space="preserve"> </w:t>
-      </w:r>
-      <w:r>
-        <w:t xml:space="preserve">control window on the same or another entity at the anchor time. For</w:t>
-      </w:r>
-      <w:r>
-        <w:t xml:space="preserve"> </w:t>
-      </w:r>
-      <w:r>
-        <w:t xml:space="preserve">right-censored survival-style data (traces where entities exit</w:t>
-      </w:r>
-      <w:r>
-        <w:t xml:space="preserve"> </w:t>
-      </w:r>
-      <w:r>
-        <w:t xml:space="preserve">observation upon repair or dropout), naive matching biases scoring</w:t>
-      </w:r>
-      <w:r>
-        <w:t xml:space="preserve"> </w:t>
-      </w:r>
-      <w:r>
-        <w:t xml:space="preserve">because</w:t>
-      </w:r>
-      <w:r>
-        <w:t xml:space="preserve"> </w:t>
-      </w:r>
-      <w:r>
-        <w:t xml:space="preserve">“</w:t>
-      </w:r>
-      <w:r>
-        <w:t xml:space="preserve">did we observe a failure</w:t>
-      </w:r>
-      <w:r>
-        <w:t xml:space="preserve">”</w:t>
-      </w:r>
-      <w:r>
-        <w:t xml:space="preserve"> </w:t>
-      </w:r>
-      <w:r>
-        <w:t xml:space="preserve">becomes entangled with</w:t>
-      </w:r>
-      <w:r>
-        <w:t xml:space="preserve"> </w:t>
-      </w:r>
-      <w:r>
-        <w:t xml:space="preserve">“</w:t>
-      </w:r>
-      <w:r>
-        <w:t xml:space="preserve">how long did</w:t>
-      </w:r>
-      <w:r>
-        <w:t xml:space="preserve"> </w:t>
-      </w:r>
-      <w:r>
-        <w:t xml:space="preserve">we observe the truck</w:t>
-      </w:r>
-      <w:r>
-        <w:t xml:space="preserve">”</w:t>
-      </w:r>
-      <w:r>
-        <w:t xml:space="preserve">. Component X in §3.6 has exactly this problem:</w:t>
-      </w:r>
-      <w:r>
-        <w:t xml:space="preserve"> </w:t>
-      </w:r>
-      <w:r>
-        <w:t xml:space="preserve">short-observation trucks have 12% failure rate; long-observation trucks</w:t>
-      </w:r>
-      <w:r>
-        <w:t xml:space="preserve"> </w:t>
-      </w:r>
-      <w:r>
-        <w:t xml:space="preserve">have 5%.</w:t>
-      </w:r>
-    </w:p>
-    <w:p>
-      <w:pPr>
-        <w:pStyle w:val="BodyText"/>
-      </w:pPr>
-      <w:r>
-        <w:t xml:space="preserve">Following the epidemiological literature on incidence-density sampling</w:t>
-      </w:r>
-      <w:r>
-        <w:t xml:space="preserve"> </w:t>
-      </w:r>
-      <w:r>
-        <w:t xml:space="preserve">(Prentice and Breslow 1978; Rothman, Greenland, and Lash 2008)</w:t>
-      </w:r>
-      <w:r>
-        <w:t xml:space="preserve">, we replace §4.1’s</w:t>
-      </w:r>
-      <w:r>
-        <w:t xml:space="preserve"> </w:t>
-      </w:r>
-      <w:r>
-        <w:t xml:space="preserve">sampler with a risk-set matched design: for each case with observed</w:t>
-      </w:r>
-      <w:r>
-        <w:t xml:space="preserve"> </w:t>
-      </w:r>
-      <w:r>
-        <w:t xml:space="preserve">failure time T_f, controls are drawn from the risk set at T_f (the set</w:t>
-      </w:r>
-      <w:r>
-        <w:t xml:space="preserve"> </w:t>
-      </w:r>
-      <w:r>
-        <w:t xml:space="preserve">of entities still under observation at that lifetime index) and their</w:t>
-      </w:r>
-      <w:r>
-        <w:t xml:space="preserve"> </w:t>
-      </w:r>
-      <w:r>
-        <w:t xml:space="preserve">windows are aligned to T_f rather than to their own end-of-observation.</w:t>
-      </w:r>
-      <w:r>
-        <w:t xml:space="preserve"> </w:t>
-      </w:r>
-      <w:r>
-        <w:t xml:space="preserve">Both case and control windows use the last K events with time_step &lt; T_f.</w:t>
-      </w:r>
-      <w:r>
-        <w:t xml:space="preserve"> </w:t>
-      </w:r>
-      <w:r>
-        <w:t xml:space="preserve">Under this sampling, the pooled 2×2 odds ratio of a mined pattern</w:t>
-      </w:r>
-      <w:r>
-        <w:t xml:space="preserve"> </w:t>
-      </w:r>
-      <w:r>
-        <w:t xml:space="preserve">(case-in vs case-out; control-in vs control-out, Woolf-Haldane</w:t>
-      </w:r>
-      <w:r>
-        <w:t xml:space="preserve"> </w:t>
-      </w:r>
-      <w:r>
-        <w:t xml:space="preserve">0.5-continuity-corrected, 95% CI via log-OR variance) estimates the</w:t>
-      </w:r>
-      <w:r>
-        <w:t xml:space="preserve"> </w:t>
-      </w:r>
-      <w:r>
-        <w:t xml:space="preserve">per-pattern hazard ratio rather than a prevalence lift. A mined pattern</w:t>
-      </w:r>
-      <w:r>
-        <w:t xml:space="preserve"> </w:t>
-      </w:r>
-      <w:r>
-        <w:t xml:space="preserve">with MH-OR &gt; 1 and 95% CI excluding 1 is a censoring-valid signal of</w:t>
-      </w:r>
-      <w:r>
-        <w:t xml:space="preserve"> </w:t>
-      </w:r>
-      <w:r>
-        <w:t xml:space="preserve">elevated failure risk, not an artefact of the observation process.</w:t>
-      </w:r>
-    </w:p>
-    <w:p>
-      <w:pPr>
-        <w:pStyle w:val="BodyText"/>
-      </w:pPr>
-      <w:r>
-        <w:t xml:space="preserve">The rest of the pipeline runs unchanged: FP-Growth on the risk-set</w:t>
-      </w:r>
-      <w:r>
-        <w:t xml:space="preserve"> </w:t>
-      </w:r>
-      <w:r>
-        <w:t xml:space="preserve">windows, minimum support 0.05, BH FDR correction on the p-values induced by</w:t>
-      </w:r>
-      <w:r>
-        <w:t xml:space="preserve"> </w:t>
-      </w:r>
-      <w:r>
-        <w:t xml:space="preserve">the Fisher-exact null of the same 2×2 table. This is a drop-in</w:t>
-      </w:r>
-      <w:r>
-        <w:t xml:space="preserve"> </w:t>
-      </w:r>
-      <w:r>
-        <w:t xml:space="preserve">generalisation of the matched-control design that lets the pipeline apply</w:t>
-      </w:r>
-      <w:r>
-        <w:t xml:space="preserve"> </w:t>
-      </w:r>
-      <w:r>
-        <w:t xml:space="preserve">to right-censored traces without modifying the mining or significance</w:t>
-      </w:r>
-      <w:r>
-        <w:t xml:space="preserve"> </w:t>
-      </w:r>
-      <w:r>
-        <w:t xml:space="preserve">stages.</w:t>
-      </w:r>
-    </w:p>
-    <w:bookmarkEnd w:id="40"/>
-    <w:bookmarkStart w:id="41" w:name="X9292929c3d43e41408b4a6dbc28d99ff3254025"/>
-    <w:p>
-      <w:pPr>
-        <w:pStyle w:val="Heading3"/>
-      </w:pPr>
-      <w:r>
-        <w:rPr>
-          <w:rStyle w:val="SectionNumber"/>
-        </w:rPr>
-        <w:t xml:space="preserve">1.5.5</w:t>
-      </w:r>
-      <w:r>
-        <w:tab/>
-      </w:r>
-      <w:r>
-        <w:t xml:space="preserve">4.5 Post-selection-valid significance via discovery/inference splits</w:t>
-      </w:r>
-    </w:p>
-    <w:p>
-      <w:pPr>
-        <w:pStyle w:val="FirstParagraph"/>
-      </w:pPr>
-      <w:r>
-        <w:t xml:space="preserve">Mining patterns from failure windows and then computing hypergeometric</w:t>
-      </w:r>
-      <w:r>
-        <w:t xml:space="preserve"> </w:t>
-      </w:r>
-      <w:r>
-        <w:t xml:space="preserve">p-values on the same failure/control counts yields post-selection-</w:t>
-      </w:r>
-      <w:r>
-        <w:t xml:space="preserve"> </w:t>
-      </w:r>
-      <w:r>
-        <w:t xml:space="preserve">invalid marginal p-values: the candidate set is chosen because it has</w:t>
-      </w:r>
-      <w:r>
-        <w:t xml:space="preserve"> </w:t>
-      </w:r>
-      <w:r>
-        <w:t xml:space="preserve">high support in failure windows, so the fixed-hit-set null is not the</w:t>
-      </w:r>
-      <w:r>
-        <w:t xml:space="preserve"> </w:t>
-      </w:r>
-      <w:r>
-        <w:t xml:space="preserve">null the pipeline actually operates under. BH or BY correction on</w:t>
-      </w:r>
-      <w:r>
-        <w:t xml:space="preserve"> </w:t>
-      </w:r>
-      <w:r>
-        <w:t xml:space="preserve">those marginal p-values does not restore validity</w:t>
-      </w:r>
-      <w:r>
-        <w:t xml:space="preserve"> </w:t>
-      </w:r>
-      <w:r>
-        <w:t xml:space="preserve">(Fithian, Sun, and Taylor 2014; Loftus and Taylor 2015)</w:t>
-      </w:r>
-      <w:r>
-        <w:t xml:space="preserve">.</w:t>
-      </w:r>
-    </w:p>
-    <w:p>
-      <w:pPr>
-        <w:pStyle w:val="BodyText"/>
-      </w:pPr>
-      <w:r>
-        <w:t xml:space="preserve">Our fix, applied to every trace: split the training set entity-</w:t>
-      </w:r>
-      <w:r>
-        <w:t xml:space="preserve"> </w:t>
-      </w:r>
-      <w:r>
-        <w:t xml:space="preserve">disjoint into a 50%</w:t>
-      </w:r>
-      <w:r>
-        <w:t xml:space="preserve"> </w:t>
-      </w:r>
-      <w:r>
-        <w:rPr>
-          <w:b/>
-          <w:bCs/>
-        </w:rPr>
-        <w:t xml:space="preserve">discovery</w:t>
-      </w:r>
-      <w:r>
-        <w:t xml:space="preserve"> </w:t>
-      </w:r>
-      <w:r>
-        <w:t xml:space="preserve">half and a 50%</w:t>
-      </w:r>
-      <w:r>
-        <w:t xml:space="preserve"> </w:t>
-      </w:r>
-      <w:r>
-        <w:rPr>
-          <w:b/>
-          <w:bCs/>
-        </w:rPr>
-        <w:t xml:space="preserve">inference</w:t>
-      </w:r>
-      <w:r>
-        <w:t xml:space="preserve"> </w:t>
-      </w:r>
-      <w:r>
-        <w:t xml:space="preserve">half.</w:t>
-      </w:r>
-      <w:r>
-        <w:t xml:space="preserve"> </w:t>
-      </w:r>
-      <w:r>
-        <w:t xml:space="preserve">FP-Growth / PrefixSpan run on the discovery half and produce a</w:t>
-      </w:r>
-      <w:r>
-        <w:t xml:space="preserve"> </w:t>
-      </w:r>
-      <w:r>
-        <w:t xml:space="preserve">candidate pattern universe C. Every P in C is then scored on the</w:t>
-      </w:r>
-      <w:r>
-        <w:t xml:space="preserve"> </w:t>
-      </w:r>
-      <w:r>
-        <w:t xml:space="preserve">inference half via exact hypergeometric p-value on that half’s</w:t>
-      </w:r>
-      <w:r>
-        <w:t xml:space="preserve"> </w:t>
-      </w:r>
-      <w:r>
-        <w:t xml:space="preserve">case/control hit counts alone. Because C is chosen without touching</w:t>
-      </w:r>
-      <w:r>
-        <w:t xml:space="preserve"> </w:t>
-      </w:r>
-      <w:r>
-        <w:t xml:space="preserve">the inference half, the resulting p-values are marginally valid and</w:t>
-      </w:r>
-      <w:r>
-        <w:t xml:space="preserve"> </w:t>
-      </w:r>
-      <w:r>
-        <w:t xml:space="preserve">BH / BY correction on the family {p(P) : P in C} controls the</w:t>
-      </w:r>
-      <w:r>
-        <w:t xml:space="preserve"> </w:t>
-      </w:r>
-      <w:r>
-        <w:t xml:space="preserve">inference-half FDR correctly.</w:t>
-      </w:r>
-    </w:p>
-    <w:p>
-      <w:pPr>
-        <w:pStyle w:val="BodyText"/>
-      </w:pPr>
-      <w:r>
-        <w:t xml:space="preserve">Entity-disjoint splitting is used rather than random per-window</w:t>
-      </w:r>
-      <w:r>
-        <w:t xml:space="preserve"> </w:t>
-      </w:r>
-      <w:r>
-        <w:t xml:space="preserve">splitting because otherwise the same entity’s windows could appear</w:t>
-      </w:r>
-      <w:r>
-        <w:t xml:space="preserve"> </w:t>
-      </w:r>
-      <w:r>
-        <w:t xml:space="preserve">on both sides of the split, leaking information from discovery into</w:t>
-      </w:r>
-      <w:r>
-        <w:t xml:space="preserve"> </w:t>
-      </w:r>
-      <w:r>
-        <w:t xml:space="preserve">inference. On Alibaba specifically the entity unit is the batch job:</w:t>
-      </w:r>
-      <w:r>
-        <w:t xml:space="preserve"> </w:t>
-      </w:r>
-      <w:r>
-        <w:t xml:space="preserve">each job contributes exactly three windows, one per horizon (</w:t>
-      </w:r>
-      <w:r>
-        <w:rPr>
-          <w:rStyle w:val="VerbatimChar"/>
-        </w:rPr>
-        <w:t xml:space="preserve">last3</w:t>
-      </w:r>
-      <w:r>
-        <w:t xml:space="preserve">,</w:t>
-      </w:r>
-      <w:r>
-        <w:t xml:space="preserve"> </w:t>
-      </w:r>
-      <w:r>
-        <w:rPr>
-          <w:rStyle w:val="VerbatimChar"/>
-        </w:rPr>
-        <w:t xml:space="preserve">last5</w:t>
-      </w:r>
-      <w:r>
-        <w:t xml:space="preserve">,</w:t>
-      </w:r>
-      <w:r>
-        <w:t xml:space="preserve"> </w:t>
-      </w:r>
-      <w:r>
-        <w:rPr>
-          <w:rStyle w:val="VerbatimChar"/>
-        </w:rPr>
-        <w:t xml:space="preserve">last10</w:t>
-      </w:r>
-      <w:r>
-        <w:t xml:space="preserve">), and each job is either a case (job that</w:t>
-      </w:r>
-      <w:r>
-        <w:t xml:space="preserve"> </w:t>
-      </w:r>
-      <w:r>
-        <w:t xml:space="preserve">subsequently failed) or a control, never both; the 64,948 unique</w:t>
-      </w:r>
-      <w:r>
-        <w:t xml:space="preserve"> </w:t>
-      </w:r>
-      <w:r>
-        <w:t xml:space="preserve">jobs give a 1:3 case-to-control balance by design (16,237 failed</w:t>
-      </w:r>
-      <w:r>
-        <w:t xml:space="preserve"> </w:t>
-      </w:r>
-      <w:r>
-        <w:t xml:space="preserve">jobs, 48,711 controls). Splitting on</w:t>
-      </w:r>
-      <w:r>
-        <w:t xml:space="preserve"> </w:t>
-      </w:r>
-      <w:r>
-        <w:rPr>
-          <w:rStyle w:val="VerbatimChar"/>
-        </w:rPr>
-        <w:t xml:space="preserve">entity_id</w:t>
-      </w:r>
-      <w:r>
-        <w:t xml:space="preserve"> </w:t>
-      </w:r>
-      <w:r>
-        <w:t xml:space="preserve">(job id) therefore produces truly disjoint discovery and</w:t>
-      </w:r>
-      <w:r>
-        <w:t xml:space="preserve"> </w:t>
-      </w:r>
-      <w:r>
-        <w:t xml:space="preserve">inference halves at both the entity and the window level.</w:t>
-      </w:r>
-    </w:p>
-    <w:bookmarkEnd w:id="41"/>
-    <w:bookmarkStart w:id="42" w:name="Xe573a4e2aa8e0f30f3ca6b54b0f29e07905219b"/>
-    <w:p>
-      <w:pPr>
-        <w:pStyle w:val="Heading3"/>
-      </w:pPr>
-      <w:r>
-        <w:rPr>
-          <w:rStyle w:val="SectionNumber"/>
-        </w:rPr>
-        <w:t xml:space="preserve">1.5.6</w:t>
-      </w:r>
-      <w:r>
-        <w:tab/>
-      </w:r>
-      <w:r>
-        <w:t xml:space="preserve">4.6 Matched conditional logistic for risk-set traces</w:t>
-      </w:r>
-    </w:p>
-    <w:p>
-      <w:pPr>
-        <w:pStyle w:val="FirstParagraph"/>
-      </w:pPr>
-      <w:r>
-        <w:t xml:space="preserve">The pooled 2×2 odds ratio previously used to score risk-set-matched</w:t>
-      </w:r>
-      <w:r>
-        <w:t xml:space="preserve"> </w:t>
-      </w:r>
-      <w:r>
-        <w:t xml:space="preserve">SCANIA patterns discards the matched-set structure that makes the</w:t>
-      </w:r>
-      <w:r>
-        <w:t xml:space="preserve"> </w:t>
-      </w:r>
-      <w:r>
-        <w:t xml:space="preserve">estimator censoring-valid. The standard estimator under incidence-</w:t>
-      </w:r>
-      <w:r>
-        <w:t xml:space="preserve"> </w:t>
-      </w:r>
-      <w:r>
-        <w:t xml:space="preserve">density (risk-set) sampling is a conditional logistic regression</w:t>
-      </w:r>
-      <w:r>
-        <w:t xml:space="preserve"> </w:t>
-      </w:r>
-      <w:r>
-        <w:t xml:space="preserve">stratified by matched set, equivalent to the sampled Cox partial</w:t>
-      </w:r>
-      <w:r>
-        <w:t xml:space="preserve"> </w:t>
-      </w:r>
-      <w:r>
-        <w:t xml:space="preserve">likelihood restricted to the pattern indicator</w:t>
-      </w:r>
-      <w:r>
-        <w:t xml:space="preserve"> </w:t>
-      </w:r>
-      <w:r>
-        <w:t xml:space="preserve">(Prentice and Breslow 1978; Langholz and Goldstein 1996)</w:t>
-      </w:r>
-      <w:r>
-        <w:t xml:space="preserve">. We estimate every SCANIA pattern’s</w:t>
-      </w:r>
-      <w:r>
-        <w:t xml:space="preserve"> </w:t>
-      </w:r>
-      <w:r>
-        <w:t xml:space="preserve">coefficient with</w:t>
-      </w:r>
-      <w:r>
-        <w:t xml:space="preserve"> </w:t>
-      </w:r>
-      <w:r>
-        <w:rPr>
-          <w:rStyle w:val="VerbatimChar"/>
-        </w:rPr>
-        <w:t xml:space="preserve">statsmodels.ConditionalLogit</w:t>
-      </w:r>
-      <w:r>
-        <w:t xml:space="preserve"> </w:t>
-      </w:r>
-      <w:r>
-        <w:t xml:space="preserve">stratified by</w:t>
-      </w:r>
-      <w:r>
-        <w:t xml:space="preserve"> </w:t>
-      </w:r>
-      <w:r>
-        <w:rPr>
-          <w:rStyle w:val="VerbatimChar"/>
-        </w:rPr>
-        <w:t xml:space="preserve">match_id</w:t>
-      </w:r>
-      <w:r>
-        <w:t xml:space="preserve">; each case and its three risk-set-matched controls form</w:t>
-      </w:r>
-      <w:r>
-        <w:t xml:space="preserve"> </w:t>
-      </w:r>
-      <w:r>
-        <w:t xml:space="preserve">one stratum. Reported hazard ratios and 95% CIs are from that</w:t>
-      </w:r>
-      <w:r>
-        <w:t xml:space="preserve"> </w:t>
-      </w:r>
-      <w:r>
-        <w:t xml:space="preserve">matched fit.</w:t>
-      </w:r>
-    </w:p>
-    <w:p>
-      <w:pPr>
-        <w:pStyle w:val="BodyText"/>
-      </w:pPr>
-      <w:r>
-        <w:t xml:space="preserve">Compared to the pooled 2×2 Woolf-Haldane analysis, the matched</w:t>
-      </w:r>
-      <w:r>
-        <w:t xml:space="preserve"> </w:t>
-      </w:r>
-      <w:r>
-        <w:t xml:space="preserve">estimator is roughly 1.6× more conservative on this data: the same</w:t>
-      </w:r>
-      <w:r>
-        <w:t xml:space="preserve"> </w:t>
-      </w:r>
-      <w:r>
-        <w:t xml:space="preserve">top pattern that scores MH-OR 2.72 [2.10, 3.51] under pooling scores</w:t>
-      </w:r>
-      <w:r>
-        <w:t xml:space="preserve"> </w:t>
-      </w:r>
-      <w:r>
-        <w:t xml:space="preserve">HR 1.73 [1.53, 1.96] under proper matched conditional logistic.</w:t>
-      </w:r>
-    </w:p>
-    <w:bookmarkEnd w:id="42"/>
-    <w:bookmarkStart w:id="43" w:name="count-preserving-order-comparator"/>
-    <w:p>
-      <w:pPr>
-        <w:pStyle w:val="Heading3"/>
-      </w:pPr>
-      <w:r>
-        <w:rPr>
-          <w:rStyle w:val="SectionNumber"/>
-        </w:rPr>
-        <w:t xml:space="preserve">1.5.7</w:t>
-      </w:r>
-      <w:r>
-        <w:tab/>
-      </w:r>
-      <w:r>
-        <w:t xml:space="preserve">4.7 Count-preserving order comparator</w:t>
-      </w:r>
-    </w:p>
-    <w:p>
-      <w:pPr>
-        <w:pStyle w:val="FirstParagraph"/>
-      </w:pPr>
-      <w:r>
-        <w:t xml:space="preserve">The naive</w:t>
-      </w:r>
-      <w:r>
-        <w:t xml:space="preserve"> </w:t>
-      </w:r>
-      <w:r>
-        <w:rPr>
-          <w:rStyle w:val="VerbatimChar"/>
-        </w:rPr>
-        <w:t xml:space="preserve">order_gain = sequence_lift − itemset_lift</w:t>
-      </w:r>
-      <w:r>
-        <w:t xml:space="preserve"> </w:t>
-      </w:r>
-      <w:r>
-        <w:t xml:space="preserve">compares a</w:t>
-      </w:r>
-      <w:r>
-        <w:t xml:space="preserve"> </w:t>
-      </w:r>
-      <w:r>
-        <w:t xml:space="preserve">sequence like</w:t>
-      </w:r>
-      <w:r>
-        <w:t xml:space="preserve"> </w:t>
-      </w:r>
-      <w:r>
-        <w:rPr>
-          <w:rStyle w:val="VerbatimChar"/>
-        </w:rPr>
-        <w:t xml:space="preserve">M → M → M</w:t>
-      </w:r>
-      <w:r>
-        <w:t xml:space="preserve"> </w:t>
-      </w:r>
-      <w:r>
-        <w:t xml:space="preserve">against its itemset counterpart</w:t>
-      </w:r>
-      <w:r>
-        <w:t xml:space="preserve"> </w:t>
-      </w:r>
-      <w:r>
-        <w:rPr>
-          <w:rStyle w:val="VerbatimChar"/>
-        </w:rPr>
-        <w:t xml:space="preserve">{M}</w:t>
-      </w:r>
-      <w:r>
-        <w:t xml:space="preserve">,</w:t>
-      </w:r>
-      <w:r>
-        <w:t xml:space="preserve"> </w:t>
-      </w:r>
-      <w:r>
-        <w:t xml:space="preserve">which collapses three occurrences to one presence. That conflates</w:t>
-      </w:r>
-      <w:r>
-        <w:t xml:space="preserve"> </w:t>
-      </w:r>
-      <w:r>
-        <w:t xml:space="preserve">temporal order with event multiplicity. Our count-preserving</w:t>
-      </w:r>
-      <w:r>
-        <w:t xml:space="preserve"> </w:t>
-      </w:r>
-      <w:r>
-        <w:t xml:space="preserve">comparator shuffles the ordering within each window while</w:t>
-      </w:r>
-      <w:r>
-        <w:t xml:space="preserve"> </w:t>
-      </w:r>
-      <w:r>
-        <w:t xml:space="preserve">preserving the exact event multiset per window, then rescores the</w:t>
-      </w:r>
-      <w:r>
-        <w:t xml:space="preserve"> </w:t>
-      </w:r>
-      <w:r>
-        <w:t xml:space="preserve">sequence’s support on the shuffled corpus. The residual</w:t>
-      </w:r>
-      <w:r>
-        <w:t xml:space="preserve"> </w:t>
-      </w:r>
-      <w:r>
-        <w:rPr>
-          <w:rStyle w:val="VerbatimChar"/>
-        </w:rPr>
-        <w:t xml:space="preserve">order_effect = real_lift − mean(count-preserving-shuffle_lift)</w:t>
-      </w:r>
-      <w:r>
-        <w:t xml:space="preserve"> </w:t>
-      </w:r>
-      <w:r>
-        <w:t xml:space="preserve">isolates the pure ordering contribution.</w:t>
-      </w:r>
-    </w:p>
-    <w:bookmarkEnd w:id="43"/>
-    <w:bookmarkStart w:id="44" w:name="statistical-significance-summary"/>
-    <w:p>
-      <w:pPr>
-        <w:pStyle w:val="Heading3"/>
-      </w:pPr>
-      <w:r>
-        <w:rPr>
-          <w:rStyle w:val="SectionNumber"/>
-        </w:rPr>
-        <w:t xml:space="preserve">1.5.8</w:t>
-      </w:r>
-      <w:r>
-        <w:tab/>
-      </w:r>
-      <w:r>
-        <w:t xml:space="preserve">4.8 Statistical significance summary</w:t>
-      </w:r>
-    </w:p>
-    <w:p>
-      <w:pPr>
-        <w:pStyle w:val="FirstParagraph"/>
-      </w:pPr>
-      <w:r>
-        <w:t xml:space="preserve">For each mined pattern we compute an exact one-sided hypergeometric</w:t>
-      </w:r>
-      <w:r>
-        <w:t xml:space="preserve"> </w:t>
-      </w:r>
-      <w:r>
-        <w:t xml:space="preserve">p-value on the observed failure-hit count against the</w:t>
-      </w:r>
-      <w:r>
-        <w:t xml:space="preserve"> </w:t>
-      </w:r>
-      <w:r>
-        <w:t xml:space="preserve">label-permutation null with the pattern hit-set fixed. Under H0 the</w:t>
-      </w:r>
-      <w:r>
-        <w:t xml:space="preserve"> </w:t>
-      </w:r>
-      <w:r>
-        <w:t xml:space="preserve">number of hits landing in the failure class is Hypergeom(N_F+N_C,</w:t>
-      </w:r>
-      <w:r>
-        <w:t xml:space="preserve"> </w:t>
-      </w:r>
-      <w:r>
-        <w:t xml:space="preserve">hit_F+hit_C, N_F); the upper-tail probability of the observed hit</w:t>
-      </w:r>
-      <w:r>
-        <w:t xml:space="preserve"> </w:t>
-      </w:r>
-      <w:r>
-        <w:t xml:space="preserve">count</w:t>
-      </w:r>
-      <w:r>
-        <w:t xml:space="preserve"> </w:t>
-      </w:r>
-      <w:r>
-        <w:rPr>
-          <w:i/>
-          <w:iCs/>
-        </w:rPr>
-        <w:t xml:space="preserve">is</w:t>
-      </w:r>
-      <w:r>
-        <w:t xml:space="preserve"> </w:t>
-      </w:r>
-      <w:r>
-        <w:t xml:space="preserve">the label-permutation p-value, so we compute it in closed</w:t>
-      </w:r>
-      <w:r>
-        <w:t xml:space="preserve"> </w:t>
-      </w:r>
-      <w:r>
-        <w:t xml:space="preserve">form. Benjamini-Hochberg FDR correction</w:t>
-      </w:r>
-      <w:r>
-        <w:t xml:space="preserve"> </w:t>
-      </w:r>
-      <w:r>
-        <w:t xml:space="preserve">(Benjamini and Hochberg 1995)</w:t>
-      </w:r>
-      <w:r>
-        <w:t xml:space="preserve"> </w:t>
-      </w:r>
-      <w:r>
-        <w:t xml:space="preserve">is applied per (horizon × pattern class)</w:t>
-      </w:r>
-      <w:r>
-        <w:t xml:space="preserve"> </w:t>
-      </w:r>
-      <w:r>
-        <w:t xml:space="preserve">to give q-values.</w:t>
-      </w:r>
-    </w:p>
-    <w:bookmarkEnd w:id="44"/>
-    <w:bookmarkEnd w:id="45"/>
-    <w:bookmarkStart w:id="48" w:name="experiments"/>
-    <w:p>
-      <w:pPr>
-        <w:pStyle w:val="Heading2"/>
-      </w:pPr>
-      <w:r>
-        <w:rPr>
-          <w:rStyle w:val="SectionNumber"/>
-        </w:rPr>
-        <w:t xml:space="preserve">1.6</w:t>
-      </w:r>
-      <w:r>
-        <w:tab/>
-      </w:r>
-      <w:r>
-        <w:t xml:space="preserve">5 Experiments</w:t>
-      </w:r>
-    </w:p>
-    <w:p>
-      <w:pPr>
-        <w:pStyle w:val="FirstParagraph"/>
-      </w:pPr>
-      <w:r>
-        <w:t xml:space="preserve">Windows are split temporally by anchor timestamp. Cutoffs:</w:t>
-      </w:r>
-      <w:r>
-        <w:t xml:space="preserve"> </w:t>
-      </w:r>
-      <w:r>
-        <w:t xml:space="preserve">Azure 2015-09-01, Alibaba 2018-01-07, BGL 2005-11-01, SCANIA</w:t>
-      </w:r>
-      <w:r>
-        <w:t xml:space="preserve"> </w:t>
-      </w:r>
-      <w:r>
-        <w:t xml:space="preserve">2020-01-01. Mining runs on training windows only; surviving patterns</w:t>
-      </w:r>
-      <w:r>
-        <w:t xml:space="preserve"> </w:t>
-      </w:r>
-      <w:r>
-        <w:t xml:space="preserve">become binary presence features on both train and test. A logistic</w:t>
-      </w:r>
-      <w:r>
-        <w:t xml:space="preserve"> </w:t>
-      </w:r>
-      <w:r>
-        <w:t xml:space="preserve">regression fit on train is evaluated on test for four feature sets:</w:t>
-      </w:r>
-    </w:p>
-    <w:p>
-      <w:pPr>
-        <w:pStyle w:val="Compact"/>
-        <w:numPr>
-          <w:ilvl w:val="0"/>
-          <w:numId w:val="1003"/>
-        </w:numPr>
-      </w:pPr>
-      <w:r>
-        <w:rPr>
-          <w:b/>
-          <w:bCs/>
-        </w:rPr>
-        <w:t xml:space="preserve">event_count</w:t>
-      </w:r>
-      <w:r>
-        <w:t xml:space="preserve">: single feature, n_events in the window</w:t>
-      </w:r>
-    </w:p>
-    <w:p>
-      <w:pPr>
-        <w:pStyle w:val="Compact"/>
-        <w:numPr>
-          <w:ilvl w:val="0"/>
-          <w:numId w:val="1003"/>
-        </w:numPr>
-      </w:pPr>
-      <w:r>
-        <w:rPr>
-          <w:b/>
-          <w:bCs/>
-        </w:rPr>
-        <w:t xml:space="preserve">itemsets_only</w:t>
-      </w:r>
-      <w:r>
-        <w:t xml:space="preserve">: binary presence of each train-mined itemset</w:t>
-      </w:r>
-      <w:r>
-        <w:t xml:space="preserve"> </w:t>
-      </w:r>
-      <w:r>
-        <w:t xml:space="preserve">surviving its permutation null</w:t>
-      </w:r>
-    </w:p>
-    <w:p>
-      <w:pPr>
-        <w:pStyle w:val="Compact"/>
-        <w:numPr>
-          <w:ilvl w:val="0"/>
-          <w:numId w:val="1003"/>
-        </w:numPr>
-      </w:pPr>
-      <w:r>
-        <w:rPr>
-          <w:b/>
-          <w:bCs/>
-        </w:rPr>
-        <w:t xml:space="preserve">sequences_only</w:t>
-      </w:r>
-      <w:r>
-        <w:t xml:space="preserve">: binary presence of each train-mined sequence</w:t>
-      </w:r>
-      <w:r>
-        <w:t xml:space="preserve"> </w:t>
-      </w:r>
-      <w:r>
-        <w:t xml:space="preserve">surviving its shuffle null</w:t>
-      </w:r>
-    </w:p>
-    <w:p>
-      <w:pPr>
-        <w:pStyle w:val="Compact"/>
-        <w:numPr>
-          <w:ilvl w:val="0"/>
-          <w:numId w:val="1003"/>
-        </w:numPr>
-      </w:pPr>
-      <w:r>
-        <w:rPr>
-          <w:b/>
-          <w:bCs/>
-        </w:rPr>
-        <w:t xml:space="preserve">combined</w:t>
-      </w:r>
-      <w:r>
-        <w:t xml:space="preserve">: union of the event-count, itemset, and sequence</w:t>
-      </w:r>
-      <w:r>
-        <w:t xml:space="preserve"> </w:t>
-      </w:r>
-      <w:r>
-        <w:t xml:space="preserve">feature sets above</w:t>
-      </w:r>
-    </w:p>
-    <w:p>
-      <w:pPr>
-        <w:pStyle w:val="FirstParagraph"/>
-      </w:pPr>
-      <w:r>
-        <w:t xml:space="preserve">For each configuration we report AUROC, AUPRC, F1 / precision /</w:t>
-      </w:r>
-      <w:r>
-        <w:t xml:space="preserve"> </w:t>
-      </w:r>
-      <w:r>
-        <w:t xml:space="preserve">recall at threshold 0.5, and lead time (anchor − last_event_ts) on</w:t>
-      </w:r>
-      <w:r>
-        <w:t xml:space="preserve"> </w:t>
-      </w:r>
-      <w:r>
-        <w:t xml:space="preserve">true-positive failure windows. Numbers are computed in a single pass</w:t>
-      </w:r>
-      <w:r>
-        <w:t xml:space="preserve"> </w:t>
-      </w:r>
-      <w:r>
-        <w:t xml:space="preserve">per configuration and stored as one artefact, so a comparison across</w:t>
-      </w:r>
-      <w:r>
-        <w:t xml:space="preserve"> </w:t>
-      </w:r>
-      <w:r>
-        <w:t xml:space="preserve">feature sets on the same trace cannot drift.</w:t>
-      </w:r>
-    </w:p>
-    <w:bookmarkStart w:id="46" w:name="coverage-per-horizon-azure"/>
-    <w:p>
-      <w:pPr>
-        <w:pStyle w:val="Heading3"/>
-      </w:pPr>
-      <w:r>
-        <w:rPr>
-          <w:rStyle w:val="SectionNumber"/>
-        </w:rPr>
-        <w:t xml:space="preserve">1.6.1</w:t>
-      </w:r>
-      <w:r>
-        <w:tab/>
-      </w:r>
-      <w:r>
-        <w:t xml:space="preserve">5.1 Coverage per horizon (Azure)</w:t>
-      </w:r>
-    </w:p>
-    <w:p>
-      <w:pPr>
-        <w:pStyle w:val="FirstParagraph"/>
-      </w:pPr>
-      <w:r>
-        <w:t xml:space="preserve">Time horizons of 1h and 6h leave 99.6% and 98% of failure windows</w:t>
-      </w:r>
-      <w:r>
-        <w:t xml:space="preserve"> </w:t>
-      </w:r>
-      <w:r>
-        <w:t xml:space="preserve">empty. Effectively no Azure PdM failure is preceded by an event in</w:t>
-      </w:r>
-      <w:r>
-        <w:t xml:space="preserve"> </w:t>
-      </w:r>
-      <w:r>
-        <w:t xml:space="preserve">the same hour. Useful horizons are 24h and the count-based</w:t>
-      </w:r>
-      <w:r>
-        <w:t xml:space="preserve"> </w:t>
-      </w:r>
-      <w:r>
-        <w:t xml:space="preserve">(</w:t>
-      </w:r>
-      <w:r>
-        <w:rPr>
-          <w:rStyle w:val="VerbatimChar"/>
-        </w:rPr>
-        <w:t xml:space="preserve">last5</w:t>
-      </w:r>
-      <w:r>
-        <w:t xml:space="preserve">,</w:t>
-      </w:r>
-      <w:r>
-        <w:t xml:space="preserve"> </w:t>
-      </w:r>
-      <w:r>
-        <w:rPr>
-          <w:rStyle w:val="VerbatimChar"/>
-        </w:rPr>
-        <w:t xml:space="preserve">last10</w:t>
-      </w:r>
-      <w:r>
-        <w:t xml:space="preserve">). Even at 24h, failure and control windows</w:t>
-      </w:r>
-      <w:r>
-        <w:t xml:space="preserve"> </w:t>
-      </w:r>
-      <w:r>
-        <w:t xml:space="preserve">separate cleanly by raw event count (failure mean 1.58 events,</w:t>
-      </w:r>
-      <w:r>
-        <w:t xml:space="preserve"> </w:t>
-      </w:r>
-      <w:r>
-        <w:t xml:space="preserve">control mean 0.077; Figure 1).</w:t>
+        <w:t xml:space="preserve">The same pipeline is applied to every trace (Figure 1): pre-failure</w:t>
+      </w:r>
+      <w:r>
+        <w:t xml:space="preserve"> </w:t>
+      </w:r>
+      <w:r>
+        <w:t xml:space="preserve">windows with matched controls, an entity-disjoint discovery/inference</w:t>
+      </w:r>
+      <w:r>
+        <w:t xml:space="preserve"> </w:t>
+      </w:r>
+      <w:r>
+        <w:t xml:space="preserve">split, mining on the discovery half, and post-selection-valid scoring</w:t>
+      </w:r>
+      <w:r>
+        <w:t xml:space="preserve"> </w:t>
+      </w:r>
+      <w:r>
+        <w:t xml:space="preserve">with FDR control on the inference half. The right-censored SCANIA</w:t>
+      </w:r>
+      <w:r>
+        <w:t xml:space="preserve"> </w:t>
+      </w:r>
+      <w:r>
+        <w:t xml:space="preserve">trace additionally uses risk-set matched sampling and matched</w:t>
+      </w:r>
+      <w:r>
+        <w:t xml:space="preserve"> </w:t>
+      </w:r>
+      <w:r>
+        <w:t xml:space="preserve">conditional logistic regression.</w:t>
       </w:r>
     </w:p>
     <w:tbl>
@@ -5447,7 +3671,7 @@
               <w:t xml:space="preserve"> </w:t>
             </w:r>
             <w:r>
-              <w:t xml:space="preserve">Event coverage of Azure pre-failure windows by horizon: the mean number of events per window grows with horizon length, which sets how much order information each horizon can carry.</w:t>
+              <w:t xml:space="preserve">The mining and validation pipeline applied uniformly to every trace. Pattern discovery runs on the discovery half; every mined pattern is then scored on the disjoint inference half with an exact hypergeometric test and BH / BY false-discovery control. The count-preserving order null separates ordering from event multiplicity, and the right-censored SCANIA trace branches to risk-set matched sampling with a matched conditional logistic estimator.</w:t>
             </w:r>
           </w:p>
         </w:tc>
@@ -5468,6 +3692,1695 @@
         <w:t xml:space="preserve"> </w:t>
       </w:r>
       <w:r>
+        <w:t xml:space="preserve">The mining and validation pipeline applied uniformly to every trace. Pattern discovery runs on the discovery half; every mined pattern is then scored on the disjoint inference half with an exact hypergeometric test and BH / BY false-discovery control. The count-preserving order null separates ordering from event multiplicity, and the right-censored SCANIA trace branches to risk-set matched sampling with a matched conditional logistic estimator.</w:t>
+      </w:r>
+    </w:p>
+    <w:bookmarkStart w:id="37" w:name="pre-failure-windows-and-matched-controls"/>
+    <w:p>
+      <w:pPr>
+        <w:pStyle w:val="Heading3"/>
+      </w:pPr>
+      <w:r>
+        <w:t xml:space="preserve">4.1 Pre-failure windows and matched controls</w:t>
+      </w:r>
+    </w:p>
+    <w:p>
+      <w:pPr>
+        <w:pStyle w:val="FirstParagraph"/>
+      </w:pPr>
+      <w:r>
+        <w:t xml:space="preserve">For every terminal failure event on an entity (machine on Azure, job</w:t>
+      </w:r>
+      <w:r>
+        <w:t xml:space="preserve"> </w:t>
+      </w:r>
+      <w:r>
+        <w:t xml:space="preserve">on Alibaba, rack on BGL, vehicle on SCANIA, turbine on Kelmarsh and</w:t>
+      </w:r>
+      <w:r>
+        <w:t xml:space="preserve"> </w:t>
+      </w:r>
+      <w:r>
+        <w:t xml:space="preserve">Penmanshiel), we build a failure window covering the K events (or the</w:t>
+      </w:r>
+      <w:r>
+        <w:t xml:space="preserve"> </w:t>
+      </w:r>
+      <w:r>
+        <w:t xml:space="preserve">time horizon T) strictly before the failure timestamp. Matched</w:t>
+      </w:r>
+      <w:r>
+        <w:t xml:space="preserve"> </w:t>
+      </w:r>
+      <w:r>
+        <w:t xml:space="preserve">controls come from two designs depending on the trace:</w:t>
+      </w:r>
+    </w:p>
+    <w:p>
+      <w:pPr>
+        <w:pStyle w:val="Compact"/>
+        <w:numPr>
+          <w:ilvl w:val="0"/>
+          <w:numId w:val="1002"/>
+        </w:numPr>
+      </w:pPr>
+      <w:r>
+        <w:rPr>
+          <w:b/>
+          <w:bCs/>
+        </w:rPr>
+        <w:t xml:space="preserve">Same-entity clean regions</w:t>
+      </w:r>
+      <w:r>
+        <w:t xml:space="preserve"> </w:t>
+      </w:r>
+      <w:r>
+        <w:t xml:space="preserve">(Azure, BGL, Kelmarsh, Penmanshiel)</w:t>
+      </w:r>
+      <w:r>
+        <w:t xml:space="preserve"> </w:t>
+      </w:r>
+      <w:r>
+        <w:t xml:space="preserve">when the entity carries long timelines with sparse failures;</w:t>
+      </w:r>
+      <w:r>
+        <w:t xml:space="preserve"> </w:t>
+      </w:r>
+      <w:r>
+        <w:t xml:space="preserve">controls are anchored at times on the same entity with no failure</w:t>
+      </w:r>
+      <w:r>
+        <w:t xml:space="preserve"> </w:t>
+      </w:r>
+      <w:r>
+        <w:t xml:space="preserve">within horizon T in either direction, sampled at a 1:3</w:t>
+      </w:r>
+      <w:r>
+        <w:t xml:space="preserve"> </w:t>
+      </w:r>
+      <w:r>
+        <w:t xml:space="preserve">case-to-control ratio.</w:t>
+      </w:r>
+    </w:p>
+    <w:p>
+      <w:pPr>
+        <w:pStyle w:val="Compact"/>
+        <w:numPr>
+          <w:ilvl w:val="0"/>
+          <w:numId w:val="1002"/>
+        </w:numPr>
+      </w:pPr>
+      <w:r>
+        <w:rPr>
+          <w:b/>
+          <w:bCs/>
+        </w:rPr>
+        <w:t xml:space="preserve">Cross-entity non-failure sample</w:t>
+      </w:r>
+      <w:r>
+        <w:t xml:space="preserve"> </w:t>
+      </w:r>
+      <w:r>
+        <w:t xml:space="preserve">(Alibaba, SCANIA) when entities</w:t>
+      </w:r>
+      <w:r>
+        <w:t xml:space="preserve"> </w:t>
+      </w:r>
+      <w:r>
+        <w:t xml:space="preserve">are short-lived; controls come from the last K events of a</w:t>
+      </w:r>
+      <w:r>
+        <w:t xml:space="preserve"> </w:t>
+      </w:r>
+      <w:r>
+        <w:t xml:space="preserve">non-failure entity, sampled at a 1:3 case-to-control ratio from a</w:t>
+      </w:r>
+      <w:r>
+        <w:t xml:space="preserve"> </w:t>
+      </w:r>
+      <w:r>
+        <w:t xml:space="preserve">large candidate pool.</w:t>
+      </w:r>
+    </w:p>
+    <w:p>
+      <w:pPr>
+        <w:pStyle w:val="FirstParagraph"/>
+      </w:pPr>
+      <w:r>
+        <w:t xml:space="preserve">The two wind farms use the same-entity design over each turbine’s</w:t>
+      </w:r>
+      <w:r>
+        <w:t xml:space="preserve"> </w:t>
+      </w:r>
+      <w:r>
+        <w:t xml:space="preserve">multi-year alarm timeline: failure windows are anchored on each</w:t>
+      </w:r>
+      <w:r>
+        <w:t xml:space="preserve"> </w:t>
+      </w:r>
+      <w:r>
+        <w:t xml:space="preserve">Forced-outage event and controls on same-turbine clean regions,</w:t>
+      </w:r>
+      <w:r>
+        <w:t xml:space="preserve"> </w:t>
+      </w:r>
+      <w:r>
+        <w:t xml:space="preserve">giving 233 failure and 699 control windows at</w:t>
+      </w:r>
+      <w:r>
+        <w:t xml:space="preserve"> </w:t>
+      </w:r>
+      <w:r>
+        <w:rPr>
+          <w:rStyle w:val="VerbatimChar"/>
+        </w:rPr>
+        <w:t xml:space="preserve">last5</w:t>
+      </w:r>
+      <w:r>
+        <w:t xml:space="preserve">/</w:t>
+      </w:r>
+      <w:r>
+        <w:rPr>
+          <w:rStyle w:val="VerbatimChar"/>
+        </w:rPr>
+        <w:t xml:space="preserve">last10</w:t>
+      </w:r>
+      <w:r>
+        <w:t xml:space="preserve"> </w:t>
+      </w:r>
+      <w:r>
+        <w:t xml:space="preserve">on</w:t>
+      </w:r>
+      <w:r>
+        <w:t xml:space="preserve"> </w:t>
+      </w:r>
+      <w:r>
+        <w:t xml:space="preserve">Kelmarsh (6 turbines) and 448 failure and 1,344 control windows on</w:t>
+      </w:r>
+      <w:r>
+        <w:t xml:space="preserve"> </w:t>
+      </w:r>
+      <w:r>
+        <w:t xml:space="preserve">Penmanshiel (9 turbines). The entity-disjoint discovery/inference</w:t>
+      </w:r>
+      <w:r>
+        <w:t xml:space="preserve"> </w:t>
+      </w:r>
+      <w:r>
+        <w:t xml:space="preserve">split (§4.5) partitions turbines 3-and-3 on Kelmarsh and 4-and-5 on</w:t>
+      </w:r>
+      <w:r>
+        <w:t xml:space="preserve"> </w:t>
+      </w:r>
+      <w:r>
+        <w:t xml:space="preserve">Penmanshiel, so no turbine contributes to both mining and inference.</w:t>
+      </w:r>
+    </w:p>
+    <w:p>
+      <w:pPr>
+        <w:pStyle w:val="BodyText"/>
+      </w:pPr>
+      <w:r>
+        <w:t xml:space="preserve">BGL alerts are additionally grouped into episodes (&gt;= 1h inter-arrival</w:t>
+      </w:r>
+      <w:r>
+        <w:t xml:space="preserve"> </w:t>
+      </w:r>
+      <w:r>
+        <w:t xml:space="preserve">gap) and windows are anchored on the first alert of each episode, so</w:t>
+      </w:r>
+      <w:r>
+        <w:t xml:space="preserve"> </w:t>
+      </w:r>
+      <w:r>
+        <w:t xml:space="preserve">anchor-per-alert double-counting inside a cascade is avoided.</w:t>
+      </w:r>
+    </w:p>
+    <w:p>
+      <w:pPr>
+        <w:pStyle w:val="BodyText"/>
+      </w:pPr>
+      <w:r>
+        <w:t xml:space="preserve">Horizons studied:</w:t>
+      </w:r>
+      <w:r>
+        <w:t xml:space="preserve"> </w:t>
+      </w:r>
+      <w:r>
+        <w:rPr>
+          <w:rStyle w:val="VerbatimChar"/>
+        </w:rPr>
+        <w:t xml:space="preserve">1h</w:t>
+      </w:r>
+      <w:r>
+        <w:t xml:space="preserve">,</w:t>
+      </w:r>
+      <w:r>
+        <w:t xml:space="preserve"> </w:t>
+      </w:r>
+      <w:r>
+        <w:rPr>
+          <w:rStyle w:val="VerbatimChar"/>
+        </w:rPr>
+        <w:t xml:space="preserve">6h</w:t>
+      </w:r>
+      <w:r>
+        <w:t xml:space="preserve">,</w:t>
+      </w:r>
+      <w:r>
+        <w:t xml:space="preserve"> </w:t>
+      </w:r>
+      <w:r>
+        <w:rPr>
+          <w:rStyle w:val="VerbatimChar"/>
+        </w:rPr>
+        <w:t xml:space="preserve">24h</w:t>
+      </w:r>
+      <w:r>
+        <w:t xml:space="preserve">,</w:t>
+      </w:r>
+      <w:r>
+        <w:t xml:space="preserve"> </w:t>
+      </w:r>
+      <w:r>
+        <w:rPr>
+          <w:rStyle w:val="VerbatimChar"/>
+        </w:rPr>
+        <w:t xml:space="preserve">last5</w:t>
+      </w:r>
+      <w:r>
+        <w:t xml:space="preserve">,</w:t>
+      </w:r>
+      <w:r>
+        <w:t xml:space="preserve"> </w:t>
+      </w:r>
+      <w:r>
+        <w:rPr>
+          <w:rStyle w:val="VerbatimChar"/>
+        </w:rPr>
+        <w:t xml:space="preserve">last10</w:t>
+      </w:r>
+      <w:r>
+        <w:t xml:space="preserve"> </w:t>
+      </w:r>
+      <w:r>
+        <w:t xml:space="preserve">on Azure and</w:t>
+      </w:r>
+      <w:r>
+        <w:t xml:space="preserve"> </w:t>
+      </w:r>
+      <w:r>
+        <w:t xml:space="preserve">on the two wind farms;</w:t>
+      </w:r>
+      <w:r>
+        <w:t xml:space="preserve"> </w:t>
+      </w:r>
+      <w:r>
+        <w:rPr>
+          <w:rStyle w:val="VerbatimChar"/>
+        </w:rPr>
+        <w:t xml:space="preserve">last3</w:t>
+      </w:r>
+      <w:r>
+        <w:t xml:space="preserve">,</w:t>
+      </w:r>
+      <w:r>
+        <w:t xml:space="preserve"> </w:t>
+      </w:r>
+      <w:r>
+        <w:rPr>
+          <w:rStyle w:val="VerbatimChar"/>
+        </w:rPr>
+        <w:t xml:space="preserve">last5</w:t>
+      </w:r>
+      <w:r>
+        <w:t xml:space="preserve">,</w:t>
+      </w:r>
+      <w:r>
+        <w:t xml:space="preserve"> </w:t>
+      </w:r>
+      <w:r>
+        <w:rPr>
+          <w:rStyle w:val="VerbatimChar"/>
+        </w:rPr>
+        <w:t xml:space="preserve">last10</w:t>
+      </w:r>
+      <w:r>
+        <w:t xml:space="preserve"> </w:t>
+      </w:r>
+      <w:r>
+        <w:t xml:space="preserve">on Alibaba;</w:t>
+      </w:r>
+      <w:r>
+        <w:t xml:space="preserve"> </w:t>
+      </w:r>
+      <w:r>
+        <w:rPr>
+          <w:rStyle w:val="VerbatimChar"/>
+        </w:rPr>
+        <w:t xml:space="preserve">last5</w:t>
+      </w:r>
+      <w:r>
+        <w:t xml:space="preserve">,</w:t>
+      </w:r>
+      <w:r>
+        <w:t xml:space="preserve"> </w:t>
+      </w:r>
+      <w:r>
+        <w:rPr>
+          <w:rStyle w:val="VerbatimChar"/>
+        </w:rPr>
+        <w:t xml:space="preserve">last10</w:t>
+      </w:r>
+      <w:r>
+        <w:t xml:space="preserve">,</w:t>
+      </w:r>
+      <w:r>
+        <w:t xml:space="preserve"> </w:t>
+      </w:r>
+      <w:r>
+        <w:rPr>
+          <w:rStyle w:val="VerbatimChar"/>
+        </w:rPr>
+        <w:t xml:space="preserve">last20</w:t>
+      </w:r>
+      <w:r>
+        <w:t xml:space="preserve"> </w:t>
+      </w:r>
+      <w:r>
+        <w:t xml:space="preserve">on BGL and SCANIA (time-based horizons</w:t>
+      </w:r>
+      <w:r>
+        <w:t xml:space="preserve"> </w:t>
+      </w:r>
+      <w:r>
+        <w:t xml:space="preserve">are not meaningful for short per-job or per-episode observations).</w:t>
+      </w:r>
+    </w:p>
+    <w:bookmarkEnd w:id="37"/>
+    <w:bookmarkStart w:id="38" w:name="mining"/>
+    <w:p>
+      <w:pPr>
+        <w:pStyle w:val="Heading3"/>
+      </w:pPr>
+      <w:r>
+        <w:t xml:space="preserve">4.2 Mining</w:t>
+      </w:r>
+    </w:p>
+    <w:p>
+      <w:pPr>
+        <w:pStyle w:val="FirstParagraph"/>
+      </w:pPr>
+      <w:r>
+        <w:t xml:space="preserve">Items are</w:t>
+      </w:r>
+      <w:r>
+        <w:t xml:space="preserve"> </w:t>
+      </w:r>
+      <w:r>
+        <w:rPr>
+          <w:rStyle w:val="VerbatimChar"/>
+        </w:rPr>
+        <w:t xml:space="preserve">event_type:event_subtype</w:t>
+      </w:r>
+      <w:r>
+        <w:t xml:space="preserve"> </w:t>
+      </w:r>
+      <w:r>
+        <w:t xml:space="preserve">strings. FP-Growth</w:t>
+      </w:r>
+      <w:r>
+        <w:t xml:space="preserve"> </w:t>
+      </w:r>
+      <w:r>
+        <w:t xml:space="preserve">(</w:t>
+      </w:r>
+      <w:r>
+        <w:rPr>
+          <w:rStyle w:val="VerbatimChar"/>
+        </w:rPr>
+        <w:t xml:space="preserve">mlxtend.frequent_patterns.fpgrowth</w:t>
+      </w:r>
+      <w:r>
+        <w:t xml:space="preserve">) mines frequent itemsets on</w:t>
+      </w:r>
+      <w:r>
+        <w:t xml:space="preserve"> </w:t>
+      </w:r>
+      <w:r>
+        <w:t xml:space="preserve">failure windows at minimum support 0.05. PrefixSpan (SPMF v2.64</w:t>
+      </w:r>
+      <w:r>
+        <w:t xml:space="preserve"> </w:t>
+      </w:r>
+      <w:r>
+        <w:t xml:space="preserve">(Fournier-Viger et al. 2016)</w:t>
+      </w:r>
+      <w:r>
+        <w:t xml:space="preserve"> </w:t>
+      </w:r>
+      <w:r>
+        <w:t xml:space="preserve">via subprocess) mines frequent ordered sequences</w:t>
+      </w:r>
+      <w:r>
+        <w:t xml:space="preserve"> </w:t>
+      </w:r>
+      <w:r>
+        <w:t xml:space="preserve">at the same support.</w:t>
+      </w:r>
+    </w:p>
+    <w:p>
+      <w:pPr>
+        <w:pStyle w:val="BodyText"/>
+      </w:pPr>
+      <w:r>
+        <w:t xml:space="preserve">For each mined pattern P we compute support in failure windows</w:t>
+      </w:r>
+      <w:r>
+        <w:t xml:space="preserve"> </w:t>
+      </w:r>
+      <w:r>
+        <w:t xml:space="preserve">(support_failure), support in control windows (support_control),</w:t>
+      </w:r>
+      <w:r>
+        <w:t xml:space="preserve"> </w:t>
+      </w:r>
+      <w:r>
+        <w:t xml:space="preserve">lift = support_failure / pooled_support(P), and relative risk</w:t>
+      </w:r>
+      <w:r>
+        <w:t xml:space="preserve"> </w:t>
+      </w:r>
+      <w:r>
+        <w:t xml:space="preserve">= P(failure | P) / P(failure | ¬P). Every mined sequence is also</w:t>
+      </w:r>
+      <w:r>
+        <w:t xml:space="preserve"> </w:t>
+      </w:r>
+      <w:r>
+        <w:t xml:space="preserve">scored against the itemset counterpart of the same event set; the</w:t>
+      </w:r>
+      <w:r>
+        <w:t xml:space="preserve"> </w:t>
+      </w:r>
+      <w:r>
+        <w:t xml:space="preserve">difference</w:t>
+      </w:r>
+      <w:r>
+        <w:t xml:space="preserve"> </w:t>
+      </w:r>
+      <w:r>
+        <w:rPr>
+          <w:rStyle w:val="VerbatimChar"/>
+        </w:rPr>
+        <w:t xml:space="preserve">order_gain = sequence_lift - itemset_lift</w:t>
+      </w:r>
+      <w:r>
+        <w:t xml:space="preserve"> </w:t>
+      </w:r>
+      <w:r>
+        <w:t xml:space="preserve">quantifies</w:t>
+      </w:r>
+      <w:r>
+        <w:t xml:space="preserve"> </w:t>
+      </w:r>
+      <w:r>
+        <w:t xml:space="preserve">how much preserving order contributes above co-occurrence.</w:t>
+      </w:r>
+    </w:p>
+    <w:bookmarkEnd w:id="38"/>
+    <w:bookmarkStart w:id="39" w:name="sanity-invariants"/>
+    <w:p>
+      <w:pPr>
+        <w:pStyle w:val="Heading3"/>
+      </w:pPr>
+      <w:r>
+        <w:t xml:space="preserve">4.3 Sanity invariants</w:t>
+      </w:r>
+    </w:p>
+    <w:p>
+      <w:pPr>
+        <w:pStyle w:val="FirstParagraph"/>
+      </w:pPr>
+      <w:r>
+        <w:t xml:space="preserve">Every phase carries pre-declared invariants whose expected outcome is</w:t>
+      </w:r>
+      <w:r>
+        <w:t xml:space="preserve"> </w:t>
+      </w:r>
+      <w:r>
+        <w:t xml:space="preserve">stated up front. Itemset mining checks that a random-label</w:t>
+      </w:r>
+      <w:r>
+        <w:t xml:space="preserve"> </w:t>
+      </w:r>
+      <w:r>
+        <w:t xml:space="preserve">permutation at the same minimum support does not yield a top lift within</w:t>
+      </w:r>
+      <w:r>
+        <w:t xml:space="preserve"> </w:t>
+      </w:r>
+      <w:r>
+        <w:t xml:space="preserve">a factor of 1.5× of the real top lift; a violation would indicate</w:t>
+      </w:r>
+      <w:r>
+        <w:t xml:space="preserve"> </w:t>
+      </w:r>
+      <w:r>
+        <w:t xml:space="preserve">either data leakage or an over-sensitive support threshold. Sequence</w:t>
+      </w:r>
+      <w:r>
+        <w:t xml:space="preserve"> </w:t>
+      </w:r>
+      <w:r>
+        <w:t xml:space="preserve">mining checks that a within-window random order permutation</w:t>
+      </w:r>
+      <w:r>
+        <w:t xml:space="preserve"> </w:t>
+      </w:r>
+      <w:r>
+        <w:t xml:space="preserve">preserves top itemset lift (unchanged, by construction) but strictly</w:t>
+      </w:r>
+      <w:r>
+        <w:t xml:space="preserve"> </w:t>
+      </w:r>
+      <w:r>
+        <w:t xml:space="preserve">reduces top sequence lift on rich horizons (windows with &gt;= 3 events</w:t>
+      </w:r>
+      <w:r>
+        <w:t xml:space="preserve"> </w:t>
+      </w:r>
+      <w:r>
+        <w:t xml:space="preserve">on average). Both invariants pass on the two cloud and maintenance</w:t>
+      </w:r>
+      <w:r>
+        <w:t xml:space="preserve"> </w:t>
+      </w:r>
+      <w:r>
+        <w:t xml:space="preserve">traces (Azure, Alibaba); on the boundary</w:t>
+      </w:r>
+      <w:r>
+        <w:t xml:space="preserve"> </w:t>
+      </w:r>
+      <w:r>
+        <w:t xml:space="preserve">traces the same invariants localise where the signal fails, rather</w:t>
+      </w:r>
+      <w:r>
+        <w:t xml:space="preserve"> </w:t>
+      </w:r>
+      <w:r>
+        <w:t xml:space="preserve">than requiring post-hoc justification.</w:t>
+      </w:r>
+    </w:p>
+    <w:bookmarkEnd w:id="39"/>
+    <w:bookmarkStart w:id="40" w:name="Xff462f684860b99f87ffb52704ce6033ecb21e1"/>
+    <w:p>
+      <w:pPr>
+        <w:pStyle w:val="Heading3"/>
+      </w:pPr>
+      <w:r>
+        <w:t xml:space="preserve">4.4 Risk-set matched sampling for right-censored data</w:t>
+      </w:r>
+    </w:p>
+    <w:p>
+      <w:pPr>
+        <w:pStyle w:val="FirstParagraph"/>
+      </w:pPr>
+      <w:r>
+        <w:t xml:space="preserve">The matched-control design in §4.1 assumes we can define a</w:t>
+      </w:r>
+      <w:r>
+        <w:t xml:space="preserve"> </w:t>
+      </w:r>
+      <w:r>
+        <w:t xml:space="preserve">“</w:t>
+      </w:r>
+      <w:r>
+        <w:t xml:space="preserve">no-failure</w:t>
+      </w:r>
+      <w:r>
+        <w:t xml:space="preserve">”</w:t>
+      </w:r>
+      <w:r>
+        <w:t xml:space="preserve"> </w:t>
+      </w:r>
+      <w:r>
+        <w:t xml:space="preserve">control window on the same or another entity at the anchor time. For</w:t>
+      </w:r>
+      <w:r>
+        <w:t xml:space="preserve"> </w:t>
+      </w:r>
+      <w:r>
+        <w:t xml:space="preserve">right-censored survival-style data (traces where entities exit</w:t>
+      </w:r>
+      <w:r>
+        <w:t xml:space="preserve"> </w:t>
+      </w:r>
+      <w:r>
+        <w:t xml:space="preserve">observation upon repair or dropout), naive matching biases scoring</w:t>
+      </w:r>
+      <w:r>
+        <w:t xml:space="preserve"> </w:t>
+      </w:r>
+      <w:r>
+        <w:t xml:space="preserve">because</w:t>
+      </w:r>
+      <w:r>
+        <w:t xml:space="preserve"> </w:t>
+      </w:r>
+      <w:r>
+        <w:t xml:space="preserve">“</w:t>
+      </w:r>
+      <w:r>
+        <w:t xml:space="preserve">did we observe a failure</w:t>
+      </w:r>
+      <w:r>
+        <w:t xml:space="preserve">”</w:t>
+      </w:r>
+      <w:r>
+        <w:t xml:space="preserve"> </w:t>
+      </w:r>
+      <w:r>
+        <w:t xml:space="preserve">becomes entangled with</w:t>
+      </w:r>
+      <w:r>
+        <w:t xml:space="preserve"> </w:t>
+      </w:r>
+      <w:r>
+        <w:t xml:space="preserve">“</w:t>
+      </w:r>
+      <w:r>
+        <w:t xml:space="preserve">how long did</w:t>
+      </w:r>
+      <w:r>
+        <w:t xml:space="preserve"> </w:t>
+      </w:r>
+      <w:r>
+        <w:t xml:space="preserve">we observe the truck</w:t>
+      </w:r>
+      <w:r>
+        <w:t xml:space="preserve">”</w:t>
+      </w:r>
+      <w:r>
+        <w:t xml:space="preserve">. Component X in §3.6 has exactly this problem:</w:t>
+      </w:r>
+      <w:r>
+        <w:t xml:space="preserve"> </w:t>
+      </w:r>
+      <w:r>
+        <w:t xml:space="preserve">short-observation trucks have 12% failure rate; long-observation trucks</w:t>
+      </w:r>
+      <w:r>
+        <w:t xml:space="preserve"> </w:t>
+      </w:r>
+      <w:r>
+        <w:t xml:space="preserve">have 5%.</w:t>
+      </w:r>
+    </w:p>
+    <w:p>
+      <w:pPr>
+        <w:pStyle w:val="BodyText"/>
+      </w:pPr>
+      <w:r>
+        <w:t xml:space="preserve">Following the epidemiological literature on incidence-density sampling</w:t>
+      </w:r>
+      <w:r>
+        <w:t xml:space="preserve"> </w:t>
+      </w:r>
+      <w:r>
+        <w:t xml:space="preserve">(Prentice and Breslow 1978; Rothman, Greenland, and Lash 2008)</w:t>
+      </w:r>
+      <w:r>
+        <w:t xml:space="preserve">, we replace §4.1’s</w:t>
+      </w:r>
+      <w:r>
+        <w:t xml:space="preserve"> </w:t>
+      </w:r>
+      <w:r>
+        <w:t xml:space="preserve">sampler with a risk-set matched design: for each case with observed</w:t>
+      </w:r>
+      <w:r>
+        <w:t xml:space="preserve"> </w:t>
+      </w:r>
+      <w:r>
+        <w:t xml:space="preserve">failure time T_f, controls are drawn from the risk set at T_f (the set</w:t>
+      </w:r>
+      <w:r>
+        <w:t xml:space="preserve"> </w:t>
+      </w:r>
+      <w:r>
+        <w:t xml:space="preserve">of entities still under observation at that lifetime index) and their</w:t>
+      </w:r>
+      <w:r>
+        <w:t xml:space="preserve"> </w:t>
+      </w:r>
+      <w:r>
+        <w:t xml:space="preserve">windows are aligned to T_f rather than to their own end-of-observation.</w:t>
+      </w:r>
+      <w:r>
+        <w:t xml:space="preserve"> </w:t>
+      </w:r>
+      <w:r>
+        <w:t xml:space="preserve">Both case and control windows use the last K events with time_step &lt; T_f.</w:t>
+      </w:r>
+      <w:r>
+        <w:t xml:space="preserve"> </w:t>
+      </w:r>
+      <w:r>
+        <w:t xml:space="preserve">Under this sampling, the pooled 2×2 odds ratio of a mined pattern</w:t>
+      </w:r>
+      <w:r>
+        <w:t xml:space="preserve"> </w:t>
+      </w:r>
+      <w:r>
+        <w:t xml:space="preserve">(case-in vs case-out; control-in vs control-out, Woolf-Haldane</w:t>
+      </w:r>
+      <w:r>
+        <w:t xml:space="preserve"> </w:t>
+      </w:r>
+      <w:r>
+        <w:t xml:space="preserve">0.5-continuity-corrected, 95% CI via log-OR variance) estimates the</w:t>
+      </w:r>
+      <w:r>
+        <w:t xml:space="preserve"> </w:t>
+      </w:r>
+      <w:r>
+        <w:t xml:space="preserve">per-pattern hazard ratio rather than a prevalence lift. A mined pattern</w:t>
+      </w:r>
+      <w:r>
+        <w:t xml:space="preserve"> </w:t>
+      </w:r>
+      <w:r>
+        <w:t xml:space="preserve">with MH-OR &gt; 1 and 95% CI excluding 1 is a censoring-valid signal of</w:t>
+      </w:r>
+      <w:r>
+        <w:t xml:space="preserve"> </w:t>
+      </w:r>
+      <w:r>
+        <w:t xml:space="preserve">elevated failure risk, not an artefact of the observation process.</w:t>
+      </w:r>
+    </w:p>
+    <w:p>
+      <w:pPr>
+        <w:pStyle w:val="BodyText"/>
+      </w:pPr>
+      <w:r>
+        <w:t xml:space="preserve">The rest of the pipeline runs unchanged: FP-Growth on the risk-set</w:t>
+      </w:r>
+      <w:r>
+        <w:t xml:space="preserve"> </w:t>
+      </w:r>
+      <w:r>
+        <w:t xml:space="preserve">windows, minimum support 0.05, BH FDR correction on the p-values induced by</w:t>
+      </w:r>
+      <w:r>
+        <w:t xml:space="preserve"> </w:t>
+      </w:r>
+      <w:r>
+        <w:t xml:space="preserve">the Fisher-exact null of the same 2×2 table. This is a drop-in</w:t>
+      </w:r>
+      <w:r>
+        <w:t xml:space="preserve"> </w:t>
+      </w:r>
+      <w:r>
+        <w:t xml:space="preserve">generalisation of the matched-control design that lets the pipeline apply</w:t>
+      </w:r>
+      <w:r>
+        <w:t xml:space="preserve"> </w:t>
+      </w:r>
+      <w:r>
+        <w:t xml:space="preserve">to right-censored traces without modifying the mining or significance</w:t>
+      </w:r>
+      <w:r>
+        <w:t xml:space="preserve"> </w:t>
+      </w:r>
+      <w:r>
+        <w:t xml:space="preserve">stages.</w:t>
+      </w:r>
+    </w:p>
+    <w:bookmarkEnd w:id="40"/>
+    <w:bookmarkStart w:id="41" w:name="X9292929c3d43e41408b4a6dbc28d99ff3254025"/>
+    <w:p>
+      <w:pPr>
+        <w:pStyle w:val="Heading3"/>
+      </w:pPr>
+      <w:r>
+        <w:t xml:space="preserve">4.5 Post-selection-valid significance via discovery/inference splits</w:t>
+      </w:r>
+    </w:p>
+    <w:p>
+      <w:pPr>
+        <w:pStyle w:val="FirstParagraph"/>
+      </w:pPr>
+      <w:r>
+        <w:t xml:space="preserve">Mining patterns from failure windows and then computing hypergeometric</w:t>
+      </w:r>
+      <w:r>
+        <w:t xml:space="preserve"> </w:t>
+      </w:r>
+      <w:r>
+        <w:t xml:space="preserve">p-values on the same failure/control counts yields post-selection-</w:t>
+      </w:r>
+      <w:r>
+        <w:t xml:space="preserve"> </w:t>
+      </w:r>
+      <w:r>
+        <w:t xml:space="preserve">invalid marginal p-values: the candidate set is chosen because it has</w:t>
+      </w:r>
+      <w:r>
+        <w:t xml:space="preserve"> </w:t>
+      </w:r>
+      <w:r>
+        <w:t xml:space="preserve">high support in failure windows, so the fixed-hit-set null is not the</w:t>
+      </w:r>
+      <w:r>
+        <w:t xml:space="preserve"> </w:t>
+      </w:r>
+      <w:r>
+        <w:t xml:space="preserve">null the pipeline actually operates under. BH or BY correction on</w:t>
+      </w:r>
+      <w:r>
+        <w:t xml:space="preserve"> </w:t>
+      </w:r>
+      <w:r>
+        <w:t xml:space="preserve">those marginal p-values does not restore validity</w:t>
+      </w:r>
+      <w:r>
+        <w:t xml:space="preserve"> </w:t>
+      </w:r>
+      <w:r>
+        <w:t xml:space="preserve">(Fithian, Sun, and Taylor 2014; Loftus and Taylor 2015)</w:t>
+      </w:r>
+      <w:r>
+        <w:t xml:space="preserve">.</w:t>
+      </w:r>
+    </w:p>
+    <w:p>
+      <w:pPr>
+        <w:pStyle w:val="BodyText"/>
+      </w:pPr>
+      <w:r>
+        <w:t xml:space="preserve">Our fix, applied to every trace: split the training set entity-</w:t>
+      </w:r>
+      <w:r>
+        <w:t xml:space="preserve"> </w:t>
+      </w:r>
+      <w:r>
+        <w:t xml:space="preserve">disjoint into a 50%</w:t>
+      </w:r>
+      <w:r>
+        <w:t xml:space="preserve"> </w:t>
+      </w:r>
+      <w:r>
+        <w:rPr>
+          <w:b/>
+          <w:bCs/>
+        </w:rPr>
+        <w:t xml:space="preserve">discovery</w:t>
+      </w:r>
+      <w:r>
+        <w:t xml:space="preserve"> </w:t>
+      </w:r>
+      <w:r>
+        <w:t xml:space="preserve">half and a 50%</w:t>
+      </w:r>
+      <w:r>
+        <w:t xml:space="preserve"> </w:t>
+      </w:r>
+      <w:r>
+        <w:rPr>
+          <w:b/>
+          <w:bCs/>
+        </w:rPr>
+        <w:t xml:space="preserve">inference</w:t>
+      </w:r>
+      <w:r>
+        <w:t xml:space="preserve"> </w:t>
+      </w:r>
+      <w:r>
+        <w:t xml:space="preserve">half.</w:t>
+      </w:r>
+      <w:r>
+        <w:t xml:space="preserve"> </w:t>
+      </w:r>
+      <w:r>
+        <w:t xml:space="preserve">FP-Growth / PrefixSpan run on the discovery half and produce a</w:t>
+      </w:r>
+      <w:r>
+        <w:t xml:space="preserve"> </w:t>
+      </w:r>
+      <w:r>
+        <w:t xml:space="preserve">candidate pattern universe C. Every P in C is then scored on the</w:t>
+      </w:r>
+      <w:r>
+        <w:t xml:space="preserve"> </w:t>
+      </w:r>
+      <w:r>
+        <w:t xml:space="preserve">inference half via exact hypergeometric p-value on that half’s</w:t>
+      </w:r>
+      <w:r>
+        <w:t xml:space="preserve"> </w:t>
+      </w:r>
+      <w:r>
+        <w:t xml:space="preserve">case/control hit counts alone. Because C is chosen without touching</w:t>
+      </w:r>
+      <w:r>
+        <w:t xml:space="preserve"> </w:t>
+      </w:r>
+      <w:r>
+        <w:t xml:space="preserve">the inference half, the resulting p-values are marginally valid and</w:t>
+      </w:r>
+      <w:r>
+        <w:t xml:space="preserve"> </w:t>
+      </w:r>
+      <w:r>
+        <w:t xml:space="preserve">BH / BY correction on the family {p(P) : P in C} controls the</w:t>
+      </w:r>
+      <w:r>
+        <w:t xml:space="preserve"> </w:t>
+      </w:r>
+      <w:r>
+        <w:t xml:space="preserve">inference-half FDR correctly.</w:t>
+      </w:r>
+    </w:p>
+    <w:p>
+      <w:pPr>
+        <w:pStyle w:val="BodyText"/>
+      </w:pPr>
+      <w:r>
+        <w:t xml:space="preserve">Entity-disjoint splitting is used rather than random per-window</w:t>
+      </w:r>
+      <w:r>
+        <w:t xml:space="preserve"> </w:t>
+      </w:r>
+      <w:r>
+        <w:t xml:space="preserve">splitting because otherwise the same entity’s windows could appear</w:t>
+      </w:r>
+      <w:r>
+        <w:t xml:space="preserve"> </w:t>
+      </w:r>
+      <w:r>
+        <w:t xml:space="preserve">on both sides of the split, leaking information from discovery into</w:t>
+      </w:r>
+      <w:r>
+        <w:t xml:space="preserve"> </w:t>
+      </w:r>
+      <w:r>
+        <w:t xml:space="preserve">inference. On Alibaba specifically the entity unit is the batch job:</w:t>
+      </w:r>
+      <w:r>
+        <w:t xml:space="preserve"> </w:t>
+      </w:r>
+      <w:r>
+        <w:t xml:space="preserve">each job contributes exactly three windows, one per horizon (</w:t>
+      </w:r>
+      <w:r>
+        <w:rPr>
+          <w:rStyle w:val="VerbatimChar"/>
+        </w:rPr>
+        <w:t xml:space="preserve">last3</w:t>
+      </w:r>
+      <w:r>
+        <w:t xml:space="preserve">,</w:t>
+      </w:r>
+      <w:r>
+        <w:t xml:space="preserve"> </w:t>
+      </w:r>
+      <w:r>
+        <w:rPr>
+          <w:rStyle w:val="VerbatimChar"/>
+        </w:rPr>
+        <w:t xml:space="preserve">last5</w:t>
+      </w:r>
+      <w:r>
+        <w:t xml:space="preserve">,</w:t>
+      </w:r>
+      <w:r>
+        <w:t xml:space="preserve"> </w:t>
+      </w:r>
+      <w:r>
+        <w:rPr>
+          <w:rStyle w:val="VerbatimChar"/>
+        </w:rPr>
+        <w:t xml:space="preserve">last10</w:t>
+      </w:r>
+      <w:r>
+        <w:t xml:space="preserve">), and each job is either a case (job that</w:t>
+      </w:r>
+      <w:r>
+        <w:t xml:space="preserve"> </w:t>
+      </w:r>
+      <w:r>
+        <w:t xml:space="preserve">subsequently failed) or a control, never both; the 64,948 unique</w:t>
+      </w:r>
+      <w:r>
+        <w:t xml:space="preserve"> </w:t>
+      </w:r>
+      <w:r>
+        <w:t xml:space="preserve">jobs give a 1:3 case-to-control balance by design (16,237 failed</w:t>
+      </w:r>
+      <w:r>
+        <w:t xml:space="preserve"> </w:t>
+      </w:r>
+      <w:r>
+        <w:t xml:space="preserve">jobs, 48,711 controls). Splitting on</w:t>
+      </w:r>
+      <w:r>
+        <w:t xml:space="preserve"> </w:t>
+      </w:r>
+      <w:r>
+        <w:rPr>
+          <w:rStyle w:val="VerbatimChar"/>
+        </w:rPr>
+        <w:t xml:space="preserve">entity_id</w:t>
+      </w:r>
+      <w:r>
+        <w:t xml:space="preserve"> </w:t>
+      </w:r>
+      <w:r>
+        <w:t xml:space="preserve">(job id) therefore produces truly disjoint discovery and</w:t>
+      </w:r>
+      <w:r>
+        <w:t xml:space="preserve"> </w:t>
+      </w:r>
+      <w:r>
+        <w:t xml:space="preserve">inference halves at both the entity and the window level.</w:t>
+      </w:r>
+    </w:p>
+    <w:bookmarkEnd w:id="41"/>
+    <w:bookmarkStart w:id="42" w:name="Xe573a4e2aa8e0f30f3ca6b54b0f29e07905219b"/>
+    <w:p>
+      <w:pPr>
+        <w:pStyle w:val="Heading3"/>
+      </w:pPr>
+      <w:r>
+        <w:t xml:space="preserve">4.6 Matched conditional logistic for risk-set traces</w:t>
+      </w:r>
+    </w:p>
+    <w:p>
+      <w:pPr>
+        <w:pStyle w:val="FirstParagraph"/>
+      </w:pPr>
+      <w:r>
+        <w:t xml:space="preserve">The pooled 2×2 odds ratio previously used to score risk-set-matched</w:t>
+      </w:r>
+      <w:r>
+        <w:t xml:space="preserve"> </w:t>
+      </w:r>
+      <w:r>
+        <w:t xml:space="preserve">SCANIA patterns discards the matched-set structure that makes the</w:t>
+      </w:r>
+      <w:r>
+        <w:t xml:space="preserve"> </w:t>
+      </w:r>
+      <w:r>
+        <w:t xml:space="preserve">estimator censoring-valid. The standard estimator under incidence-</w:t>
+      </w:r>
+      <w:r>
+        <w:t xml:space="preserve"> </w:t>
+      </w:r>
+      <w:r>
+        <w:t xml:space="preserve">density (risk-set) sampling is a conditional logistic regression</w:t>
+      </w:r>
+      <w:r>
+        <w:t xml:space="preserve"> </w:t>
+      </w:r>
+      <w:r>
+        <w:t xml:space="preserve">stratified by matched set, equivalent to the sampled Cox partial</w:t>
+      </w:r>
+      <w:r>
+        <w:t xml:space="preserve"> </w:t>
+      </w:r>
+      <w:r>
+        <w:t xml:space="preserve">likelihood restricted to the pattern indicator</w:t>
+      </w:r>
+      <w:r>
+        <w:t xml:space="preserve"> </w:t>
+      </w:r>
+      <w:r>
+        <w:t xml:space="preserve">(Prentice and Breslow 1978; Langholz and Goldstein 1996)</w:t>
+      </w:r>
+      <w:r>
+        <w:t xml:space="preserve">. We estimate every SCANIA pattern’s</w:t>
+      </w:r>
+      <w:r>
+        <w:t xml:space="preserve"> </w:t>
+      </w:r>
+      <w:r>
+        <w:t xml:space="preserve">coefficient with</w:t>
+      </w:r>
+      <w:r>
+        <w:t xml:space="preserve"> </w:t>
+      </w:r>
+      <w:r>
+        <w:rPr>
+          <w:rStyle w:val="VerbatimChar"/>
+        </w:rPr>
+        <w:t xml:space="preserve">statsmodels.ConditionalLogit</w:t>
+      </w:r>
+      <w:r>
+        <w:t xml:space="preserve"> </w:t>
+      </w:r>
+      <w:r>
+        <w:t xml:space="preserve">stratified by</w:t>
+      </w:r>
+      <w:r>
+        <w:t xml:space="preserve"> </w:t>
+      </w:r>
+      <w:r>
+        <w:rPr>
+          <w:rStyle w:val="VerbatimChar"/>
+        </w:rPr>
+        <w:t xml:space="preserve">match_id</w:t>
+      </w:r>
+      <w:r>
+        <w:t xml:space="preserve">; each case and its three risk-set-matched controls form</w:t>
+      </w:r>
+      <w:r>
+        <w:t xml:space="preserve"> </w:t>
+      </w:r>
+      <w:r>
+        <w:t xml:space="preserve">one stratum. Reported hazard ratios and 95% CIs are from that</w:t>
+      </w:r>
+      <w:r>
+        <w:t xml:space="preserve"> </w:t>
+      </w:r>
+      <w:r>
+        <w:t xml:space="preserve">matched fit.</w:t>
+      </w:r>
+    </w:p>
+    <w:p>
+      <w:pPr>
+        <w:pStyle w:val="BodyText"/>
+      </w:pPr>
+      <w:r>
+        <w:t xml:space="preserve">Compared to the pooled 2×2 Woolf-Haldane analysis, the matched</w:t>
+      </w:r>
+      <w:r>
+        <w:t xml:space="preserve"> </w:t>
+      </w:r>
+      <w:r>
+        <w:t xml:space="preserve">estimator is roughly 1.6× more conservative on this data: the same</w:t>
+      </w:r>
+      <w:r>
+        <w:t xml:space="preserve"> </w:t>
+      </w:r>
+      <w:r>
+        <w:t xml:space="preserve">top pattern that scores MH-OR 2.72 [2.10, 3.51] under pooling scores</w:t>
+      </w:r>
+      <w:r>
+        <w:t xml:space="preserve"> </w:t>
+      </w:r>
+      <w:r>
+        <w:t xml:space="preserve">HR 1.73 [1.53, 1.96] under proper matched conditional logistic.</w:t>
+      </w:r>
+    </w:p>
+    <w:bookmarkEnd w:id="42"/>
+    <w:bookmarkStart w:id="43" w:name="count-preserving-order-comparator"/>
+    <w:p>
+      <w:pPr>
+        <w:pStyle w:val="Heading3"/>
+      </w:pPr>
+      <w:r>
+        <w:t xml:space="preserve">4.7 Count-preserving order comparator</w:t>
+      </w:r>
+    </w:p>
+    <w:p>
+      <w:pPr>
+        <w:pStyle w:val="FirstParagraph"/>
+      </w:pPr>
+      <w:r>
+        <w:t xml:space="preserve">The naive</w:t>
+      </w:r>
+      <w:r>
+        <w:t xml:space="preserve"> </w:t>
+      </w:r>
+      <w:r>
+        <w:rPr>
+          <w:rStyle w:val="VerbatimChar"/>
+        </w:rPr>
+        <w:t xml:space="preserve">order_gain = sequence_lift − itemset_lift</w:t>
+      </w:r>
+      <w:r>
+        <w:t xml:space="preserve"> </w:t>
+      </w:r>
+      <w:r>
+        <w:t xml:space="preserve">compares a</w:t>
+      </w:r>
+      <w:r>
+        <w:t xml:space="preserve"> </w:t>
+      </w:r>
+      <w:r>
+        <w:t xml:space="preserve">sequence like</w:t>
+      </w:r>
+      <w:r>
+        <w:t xml:space="preserve"> </w:t>
+      </w:r>
+      <w:r>
+        <w:rPr>
+          <w:rStyle w:val="VerbatimChar"/>
+        </w:rPr>
+        <w:t xml:space="preserve">M → M → M</w:t>
+      </w:r>
+      <w:r>
+        <w:t xml:space="preserve"> </w:t>
+      </w:r>
+      <w:r>
+        <w:t xml:space="preserve">against its itemset counterpart</w:t>
+      </w:r>
+      <w:r>
+        <w:t xml:space="preserve"> </w:t>
+      </w:r>
+      <w:r>
+        <w:rPr>
+          <w:rStyle w:val="VerbatimChar"/>
+        </w:rPr>
+        <w:t xml:space="preserve">{M}</w:t>
+      </w:r>
+      <w:r>
+        <w:t xml:space="preserve">,</w:t>
+      </w:r>
+      <w:r>
+        <w:t xml:space="preserve"> </w:t>
+      </w:r>
+      <w:r>
+        <w:t xml:space="preserve">which collapses three occurrences to one presence. That conflates</w:t>
+      </w:r>
+      <w:r>
+        <w:t xml:space="preserve"> </w:t>
+      </w:r>
+      <w:r>
+        <w:t xml:space="preserve">temporal order with event multiplicity. Our count-preserving</w:t>
+      </w:r>
+      <w:r>
+        <w:t xml:space="preserve"> </w:t>
+      </w:r>
+      <w:r>
+        <w:t xml:space="preserve">comparator shuffles the ordering within each window while</w:t>
+      </w:r>
+      <w:r>
+        <w:t xml:space="preserve"> </w:t>
+      </w:r>
+      <w:r>
+        <w:t xml:space="preserve">preserving the exact event multiset per window, then rescores the</w:t>
+      </w:r>
+      <w:r>
+        <w:t xml:space="preserve"> </w:t>
+      </w:r>
+      <w:r>
+        <w:t xml:space="preserve">sequence’s support on the shuffled corpus. The residual</w:t>
+      </w:r>
+      <w:r>
+        <w:t xml:space="preserve"> </w:t>
+      </w:r>
+      <w:r>
+        <w:rPr>
+          <w:rStyle w:val="VerbatimChar"/>
+        </w:rPr>
+        <w:t xml:space="preserve">order_effect = real_lift − mean(count-preserving-shuffle_lift)</w:t>
+      </w:r>
+      <w:r>
+        <w:t xml:space="preserve"> </w:t>
+      </w:r>
+      <w:r>
+        <w:t xml:space="preserve">isolates the pure ordering contribution.</w:t>
+      </w:r>
+    </w:p>
+    <w:bookmarkEnd w:id="43"/>
+    <w:bookmarkStart w:id="44" w:name="statistical-significance-summary"/>
+    <w:p>
+      <w:pPr>
+        <w:pStyle w:val="Heading3"/>
+      </w:pPr>
+      <w:r>
+        <w:t xml:space="preserve">4.8 Statistical significance summary</w:t>
+      </w:r>
+    </w:p>
+    <w:p>
+      <w:pPr>
+        <w:pStyle w:val="FirstParagraph"/>
+      </w:pPr>
+      <w:r>
+        <w:t xml:space="preserve">For each mined pattern we compute an exact one-sided hypergeometric</w:t>
+      </w:r>
+      <w:r>
+        <w:t xml:space="preserve"> </w:t>
+      </w:r>
+      <w:r>
+        <w:t xml:space="preserve">p-value on the observed failure-hit count against the</w:t>
+      </w:r>
+      <w:r>
+        <w:t xml:space="preserve"> </w:t>
+      </w:r>
+      <w:r>
+        <w:t xml:space="preserve">label-permutation null with the pattern hit-set fixed. Under H0 the</w:t>
+      </w:r>
+      <w:r>
+        <w:t xml:space="preserve"> </w:t>
+      </w:r>
+      <w:r>
+        <w:t xml:space="preserve">number of hits landing in the failure class is Hypergeom(N_F+N_C,</w:t>
+      </w:r>
+      <w:r>
+        <w:t xml:space="preserve"> </w:t>
+      </w:r>
+      <w:r>
+        <w:t xml:space="preserve">hit_F+hit_C, N_F); the upper-tail probability of the observed hit</w:t>
+      </w:r>
+      <w:r>
+        <w:t xml:space="preserve"> </w:t>
+      </w:r>
+      <w:r>
+        <w:t xml:space="preserve">count</w:t>
+      </w:r>
+      <w:r>
+        <w:t xml:space="preserve"> </w:t>
+      </w:r>
+      <w:r>
+        <w:rPr>
+          <w:i/>
+          <w:iCs/>
+        </w:rPr>
+        <w:t xml:space="preserve">is</w:t>
+      </w:r>
+      <w:r>
+        <w:t xml:space="preserve"> </w:t>
+      </w:r>
+      <w:r>
+        <w:t xml:space="preserve">the label-permutation p-value, so we compute it in closed</w:t>
+      </w:r>
+      <w:r>
+        <w:t xml:space="preserve"> </w:t>
+      </w:r>
+      <w:r>
+        <w:t xml:space="preserve">form. Benjamini-Hochberg FDR correction</w:t>
+      </w:r>
+      <w:r>
+        <w:t xml:space="preserve"> </w:t>
+      </w:r>
+      <w:r>
+        <w:t xml:space="preserve">(Benjamini and Hochberg 1995)</w:t>
+      </w:r>
+      <w:r>
+        <w:t xml:space="preserve"> </w:t>
+      </w:r>
+      <w:r>
+        <w:t xml:space="preserve">is applied per (horizon × pattern class)</w:t>
+      </w:r>
+      <w:r>
+        <w:t xml:space="preserve"> </w:t>
+      </w:r>
+      <w:r>
+        <w:t xml:space="preserve">to give q-values.</w:t>
+      </w:r>
+    </w:p>
+    <w:bookmarkEnd w:id="44"/>
+    <w:bookmarkEnd w:id="45"/>
+    <w:bookmarkStart w:id="48" w:name="experiments"/>
+    <w:p>
+      <w:pPr>
+        <w:pStyle w:val="Heading2"/>
+      </w:pPr>
+      <w:r>
+        <w:t xml:space="preserve">5 Experiments</w:t>
+      </w:r>
+    </w:p>
+    <w:p>
+      <w:pPr>
+        <w:pStyle w:val="FirstParagraph"/>
+      </w:pPr>
+      <w:r>
+        <w:t xml:space="preserve">Windows are split temporally by anchor timestamp. Cutoffs:</w:t>
+      </w:r>
+      <w:r>
+        <w:t xml:space="preserve"> </w:t>
+      </w:r>
+      <w:r>
+        <w:t xml:space="preserve">Azure 2015-09-01, Alibaba 2018-01-07, BGL 2005-11-01, SCANIA</w:t>
+      </w:r>
+      <w:r>
+        <w:t xml:space="preserve"> </w:t>
+      </w:r>
+      <w:r>
+        <w:t xml:space="preserve">2020-01-01. Mining runs on training windows only; surviving patterns</w:t>
+      </w:r>
+      <w:r>
+        <w:t xml:space="preserve"> </w:t>
+      </w:r>
+      <w:r>
+        <w:t xml:space="preserve">become binary presence features on both train and test. A logistic</w:t>
+      </w:r>
+      <w:r>
+        <w:t xml:space="preserve"> </w:t>
+      </w:r>
+      <w:r>
+        <w:t xml:space="preserve">regression fit on train is evaluated on test for four feature sets:</w:t>
+      </w:r>
+    </w:p>
+    <w:p>
+      <w:pPr>
+        <w:pStyle w:val="Compact"/>
+        <w:numPr>
+          <w:ilvl w:val="0"/>
+          <w:numId w:val="1003"/>
+        </w:numPr>
+      </w:pPr>
+      <w:r>
+        <w:rPr>
+          <w:b/>
+          <w:bCs/>
+        </w:rPr>
+        <w:t xml:space="preserve">event_count</w:t>
+      </w:r>
+      <w:r>
+        <w:t xml:space="preserve">: single feature, n_events in the window</w:t>
+      </w:r>
+    </w:p>
+    <w:p>
+      <w:pPr>
+        <w:pStyle w:val="Compact"/>
+        <w:numPr>
+          <w:ilvl w:val="0"/>
+          <w:numId w:val="1003"/>
+        </w:numPr>
+      </w:pPr>
+      <w:r>
+        <w:rPr>
+          <w:b/>
+          <w:bCs/>
+        </w:rPr>
+        <w:t xml:space="preserve">itemsets_only</w:t>
+      </w:r>
+      <w:r>
+        <w:t xml:space="preserve">: binary presence of each train-mined itemset</w:t>
+      </w:r>
+      <w:r>
+        <w:t xml:space="preserve"> </w:t>
+      </w:r>
+      <w:r>
+        <w:t xml:space="preserve">surviving its permutation null</w:t>
+      </w:r>
+    </w:p>
+    <w:p>
+      <w:pPr>
+        <w:pStyle w:val="Compact"/>
+        <w:numPr>
+          <w:ilvl w:val="0"/>
+          <w:numId w:val="1003"/>
+        </w:numPr>
+      </w:pPr>
+      <w:r>
+        <w:rPr>
+          <w:b/>
+          <w:bCs/>
+        </w:rPr>
+        <w:t xml:space="preserve">sequences_only</w:t>
+      </w:r>
+      <w:r>
+        <w:t xml:space="preserve">: binary presence of each train-mined sequence</w:t>
+      </w:r>
+      <w:r>
+        <w:t xml:space="preserve"> </w:t>
+      </w:r>
+      <w:r>
+        <w:t xml:space="preserve">surviving its shuffle null</w:t>
+      </w:r>
+    </w:p>
+    <w:p>
+      <w:pPr>
+        <w:pStyle w:val="Compact"/>
+        <w:numPr>
+          <w:ilvl w:val="0"/>
+          <w:numId w:val="1003"/>
+        </w:numPr>
+      </w:pPr>
+      <w:r>
+        <w:rPr>
+          <w:b/>
+          <w:bCs/>
+        </w:rPr>
+        <w:t xml:space="preserve">combined</w:t>
+      </w:r>
+      <w:r>
+        <w:t xml:space="preserve">: union of the event-count, itemset, and sequence</w:t>
+      </w:r>
+      <w:r>
+        <w:t xml:space="preserve"> </w:t>
+      </w:r>
+      <w:r>
+        <w:t xml:space="preserve">feature sets above</w:t>
+      </w:r>
+    </w:p>
+    <w:p>
+      <w:pPr>
+        <w:pStyle w:val="FirstParagraph"/>
+      </w:pPr>
+      <w:r>
+        <w:t xml:space="preserve">For each configuration we report AUROC, AUPRC, F1 / precision /</w:t>
+      </w:r>
+      <w:r>
+        <w:t xml:space="preserve"> </w:t>
+      </w:r>
+      <w:r>
+        <w:t xml:space="preserve">recall at threshold 0.5, and lead time (anchor − last_event_ts) on</w:t>
+      </w:r>
+      <w:r>
+        <w:t xml:space="preserve"> </w:t>
+      </w:r>
+      <w:r>
+        <w:t xml:space="preserve">true-positive failure windows. Numbers are computed in a single pass</w:t>
+      </w:r>
+      <w:r>
+        <w:t xml:space="preserve"> </w:t>
+      </w:r>
+      <w:r>
+        <w:t xml:space="preserve">per configuration and stored as one artefact, so a comparison across</w:t>
+      </w:r>
+      <w:r>
+        <w:t xml:space="preserve"> </w:t>
+      </w:r>
+      <w:r>
+        <w:t xml:space="preserve">feature sets on the same trace cannot drift.</w:t>
+      </w:r>
+    </w:p>
+    <w:bookmarkStart w:id="46" w:name="coverage-per-horizon-azure"/>
+    <w:p>
+      <w:pPr>
+        <w:pStyle w:val="Heading3"/>
+      </w:pPr>
+      <w:r>
+        <w:t xml:space="preserve">5.1 Coverage per horizon (Azure)</w:t>
+      </w:r>
+    </w:p>
+    <w:p>
+      <w:pPr>
+        <w:pStyle w:val="FirstParagraph"/>
+      </w:pPr>
+      <w:r>
+        <w:t xml:space="preserve">Time horizons of 1h and 6h leave 99.6% and 98% of failure windows</w:t>
+      </w:r>
+      <w:r>
+        <w:t xml:space="preserve"> </w:t>
+      </w:r>
+      <w:r>
+        <w:t xml:space="preserve">empty. Effectively no Azure PdM failure is preceded by an event in</w:t>
+      </w:r>
+      <w:r>
+        <w:t xml:space="preserve"> </w:t>
+      </w:r>
+      <w:r>
+        <w:t xml:space="preserve">the same hour. Useful horizons are 24h and the count-based</w:t>
+      </w:r>
+      <w:r>
+        <w:t xml:space="preserve"> </w:t>
+      </w:r>
+      <w:r>
+        <w:t xml:space="preserve">(</w:t>
+      </w:r>
+      <w:r>
+        <w:rPr>
+          <w:rStyle w:val="VerbatimChar"/>
+        </w:rPr>
+        <w:t xml:space="preserve">last5</w:t>
+      </w:r>
+      <w:r>
+        <w:t xml:space="preserve">,</w:t>
+      </w:r>
+      <w:r>
+        <w:t xml:space="preserve"> </w:t>
+      </w:r>
+      <w:r>
+        <w:rPr>
+          <w:rStyle w:val="VerbatimChar"/>
+        </w:rPr>
+        <w:t xml:space="preserve">last10</w:t>
+      </w:r>
+      <w:r>
+        <w:t xml:space="preserve">). Even at 24h, failure and control windows</w:t>
+      </w:r>
+      <w:r>
+        <w:t xml:space="preserve"> </w:t>
+      </w:r>
+      <w:r>
+        <w:t xml:space="preserve">separate cleanly by raw event count (failure mean 1.58 events,</w:t>
+      </w:r>
+      <w:r>
+        <w:t xml:space="preserve"> </w:t>
+      </w:r>
+      <w:r>
+        <w:t xml:space="preserve">control mean 0.077; Figure 2).</w:t>
+      </w:r>
+    </w:p>
+    <w:tbl>
+      <w:tblPr>
+        <w:tblStyle w:val="FigureTable"/>
+        <w:tblW w:type="auto" w:w="0"/>
+        <w:jc w:val="center"/>
+        <w:tblLook w:firstRow="0" w:lastRow="0" w:firstColumn="0" w:lastColumn="0"/>
+      </w:tblPr>
+      <w:tblGrid>
+        <w:gridCol w:w="7920"/>
+      </w:tblGrid>
+      <w:tr>
+        <w:tc>
+          <w:tcPr/>
+          <w:p>
+            <w:pPr>
+              <w:pStyle w:val="Compact"/>
+              <w:jc w:val="center"/>
+            </w:pPr>
+            <w:r>
+              <w:rPr>
+                <w:b/>
+                <w:bCs/>
+              </w:rPr>
+              <w:t xml:space="preserve">Figure 2.</w:t>
+            </w:r>
+            <w:r>
+              <w:t xml:space="preserve"> </w:t>
+            </w:r>
+            <w:r>
+              <w:t xml:space="preserve">Event coverage of Azure pre-failure windows by horizon: the mean number of events per window grows with horizon length, which sets how much order information each horizon can carry.</w:t>
+            </w:r>
+          </w:p>
+        </w:tc>
+      </w:tr>
+    </w:tbl>
+    <w:p>
+      <w:pPr>
+        <w:pStyle w:val="ImageCaption"/>
+      </w:pPr>
+      <w:r>
+        <w:rPr>
+          <w:b/>
+          <w:bCs/>
+        </w:rPr>
+        <w:t xml:space="preserve">Figure 2.</w:t>
+      </w:r>
+      <w:r>
+        <w:t xml:space="preserve"> </w:t>
+      </w:r>
+      <w:r>
         <w:t xml:space="preserve">Event coverage of Azure pre-failure windows by horizon: the mean number of events per window grows with horizon length, which sets how much order information each horizon can carry.</w:t>
       </w:r>
     </w:p>
@@ -5477,15 +5390,6 @@
       <w:pPr>
         <w:pStyle w:val="Heading3"/>
       </w:pPr>
-      <w:r>
-        <w:rPr>
-          <w:rStyle w:val="SectionNumber"/>
-        </w:rPr>
-        <w:t xml:space="preserve">1.6.2</w:t>
-      </w:r>
-      <w:r>
-        <w:tab/>
-      </w:r>
       <w:r>
         <w:t xml:space="preserve">5.2 Mining sensitivity to minimum support (Azure)</w:t>
       </w:r>
@@ -6051,7 +5955,7 @@
         <w:t xml:space="preserve"> </w:t>
       </w:r>
       <w:r>
-        <w:t xml:space="preserve">at least +4 AUROC points at last5 and at least +5 at last10 (Figure 2).</w:t>
+        <w:t xml:space="preserve">at least +4 AUROC points at last5 and at least +5 at last10 (Figure 3).</w:t>
       </w:r>
     </w:p>
     <w:tbl>
@@ -6077,7 +5981,7 @@
                 <w:b/>
                 <w:bCs/>
               </w:rPr>
-              <w:t xml:space="preserve">Figure 2.</w:t>
+              <w:t xml:space="preserve">Figure 3.</w:t>
             </w:r>
             <w:r>
               <w:t xml:space="preserve"> </w:t>
@@ -6125,7 +6029,7 @@
           <w:b/>
           <w:bCs/>
         </w:rPr>
-        <w:t xml:space="preserve">Figure 2.</w:t>
+        <w:t xml:space="preserve">Figure 3.</w:t>
       </w:r>
       <w:r>
         <w:t xml:space="preserve"> </w:t>
@@ -6169,15 +6073,6 @@
         <w:pStyle w:val="Heading2"/>
       </w:pPr>
       <w:r>
-        <w:rPr>
-          <w:rStyle w:val="SectionNumber"/>
-        </w:rPr>
-        <w:t xml:space="preserve">1.7</w:t>
-      </w:r>
-      <w:r>
-        <w:tab/>
-      </w:r>
-      <w:r>
         <w:t xml:space="preserve">6 Results</w:t>
       </w:r>
     </w:p>
@@ -6187,15 +6082,6 @@
         <w:pStyle w:val="Heading3"/>
       </w:pPr>
       <w:r>
-        <w:rPr>
-          <w:rStyle w:val="SectionNumber"/>
-        </w:rPr>
-        <w:t xml:space="preserve">1.7.1</w:t>
-      </w:r>
-      <w:r>
-        <w:tab/>
-      </w:r>
-      <w:r>
         <w:t xml:space="preserve">6.1 Mined patterns (Azure and Alibaba)</w:t>
       </w:r>
     </w:p>
@@ -6394,7 +6280,7 @@
         <w:t xml:space="preserve"> </w:t>
       </w:r>
       <w:r>
-        <w:t xml:space="preserve">the mere presence of Map events would suggest (Figure 3).</w:t>
+        <w:t xml:space="preserve">the mere presence of Map events would suggest (Figure 4).</w:t>
       </w:r>
     </w:p>
     <w:tbl>
@@ -6420,7 +6306,7 @@
                 <w:b/>
                 <w:bCs/>
               </w:rPr>
-              <w:t xml:space="preserve">Figure 3.</w:t>
+              <w:t xml:space="preserve">Figure 4.</w:t>
             </w:r>
             <w:r>
               <w:t xml:space="preserve"> </w:t>
@@ -6441,7 +6327,7 @@
           <w:b/>
           <w:bCs/>
         </w:rPr>
-        <w:t xml:space="preserve">Figure 3.</w:t>
+        <w:t xml:space="preserve">Figure 4.</w:t>
       </w:r>
       <w:r>
         <w:t xml:space="preserve"> </w:t>
@@ -6457,15 +6343,6 @@
         <w:pStyle w:val="Heading3"/>
       </w:pPr>
       <w:r>
-        <w:rPr>
-          <w:rStyle w:val="SectionNumber"/>
-        </w:rPr>
-        <w:t xml:space="preserve">1.7.2</w:t>
-      </w:r>
-      <w:r>
-        <w:tab/>
-      </w:r>
-      <w:r>
         <w:t xml:space="preserve">6.2 Predictive evaluation (four temporally-split traces)</w:t>
       </w:r>
     </w:p>
@@ -6474,7 +6351,7 @@
         <w:pStyle w:val="FirstParagraph"/>
       </w:pPr>
       <w:r>
-        <w:t xml:space="preserve">Head-to-head on temporally-held-out test sets (Figure 4; the two wind</w:t>
+        <w:t xml:space="preserve">Head-to-head on temporally-held-out test sets (Figure 5; the two wind</w:t>
       </w:r>
       <w:r>
         <w:t xml:space="preserve"> </w:t>
@@ -7690,7 +7567,7 @@
                 <w:b/>
                 <w:bCs/>
               </w:rPr>
-              <w:t xml:space="preserve">Figure 4.</w:t>
+              <w:t xml:space="preserve">Figure 5.</w:t>
             </w:r>
             <w:r>
               <w:t xml:space="preserve"> </w:t>
@@ -7711,7 +7588,7 @@
           <w:b/>
           <w:bCs/>
         </w:rPr>
-        <w:t xml:space="preserve">Figure 4.</w:t>
+        <w:t xml:space="preserve">Figure 5.</w:t>
       </w:r>
       <w:r>
         <w:t xml:space="preserve"> </w:t>
@@ -7726,15 +7603,6 @@
       <w:pPr>
         <w:pStyle w:val="Heading3"/>
       </w:pPr>
-      <w:r>
-        <w:rPr>
-          <w:rStyle w:val="SectionNumber"/>
-        </w:rPr>
-        <w:t xml:space="preserve">1.7.3</w:t>
-      </w:r>
-      <w:r>
-        <w:tab/>
-      </w:r>
       <w:r>
         <w:t xml:space="preserve">6.3 Order effect under count-preserving null</w:t>
       </w:r>
@@ -8271,20 +8139,11 @@
       </w:r>
     </w:p>
     <w:bookmarkEnd w:id="51"/>
-    <w:bookmarkStart w:id="54" w:name="X4df7340d1533da6331c58c2d3ec043171e9226d"/>
+    <w:bookmarkStart w:id="52" w:name="X4df7340d1533da6331c58c2d3ec043171e9226d"/>
     <w:p>
       <w:pPr>
         <w:pStyle w:val="Heading3"/>
       </w:pPr>
-      <w:r>
-        <w:rPr>
-          <w:rStyle w:val="SectionNumber"/>
-        </w:rPr>
-        <w:t xml:space="preserve">1.7.4</w:t>
-      </w:r>
-      <w:r>
-        <w:tab/>
-      </w:r>
       <w:r>
         <w:t xml:space="preserve">6.4 Signature catalog: mined patterns, evidence, interpretation, use</w:t>
       </w:r>
@@ -9555,13 +9414,66 @@
         <w:t xml:space="preserve"> </w:t>
       </w:r>
       <w:r>
-        <w:t xml:space="preserve">§6.4b quantifies how much of the escalation signal the last-event</w:t>
-      </w:r>
-      <w:r>
-        <w:t xml:space="preserve"> </w:t>
-      </w:r>
-      <w:r>
-        <w:t xml:space="preserve">baseline already captures.</w:t>
+        <w:t xml:space="preserve">§6.5 quantifies how much of the escalation signal the last-event</w:t>
+      </w:r>
+      <w:r>
+        <w:t xml:space="preserve"> </w:t>
+      </w:r>
+      <w:r>
+        <w:t xml:space="preserve">baseline already captures. Figure 6 shows one such episode.</w:t>
+      </w:r>
+    </w:p>
+    <w:tbl>
+      <w:tblPr>
+        <w:tblStyle w:val="FigureTable"/>
+        <w:tblW w:type="auto" w:w="0"/>
+        <w:jc w:val="center"/>
+        <w:tblLook w:firstRow="0" w:lastRow="0" w:firstColumn="0" w:lastColumn="0"/>
+      </w:tblPr>
+      <w:tblGrid>
+        <w:gridCol w:w="7920"/>
+      </w:tblGrid>
+      <w:tr>
+        <w:tc>
+          <w:tcPr/>
+          <w:p>
+            <w:pPr>
+              <w:pStyle w:val="Compact"/>
+              <w:jc w:val="center"/>
+            </w:pPr>
+            <w:r>
+              <w:rPr>
+                <w:b/>
+                <w:bCs/>
+              </w:rPr>
+              <w:t xml:space="preserve">Figure 6.</w:t>
+            </w:r>
+            <w:r>
+              <w:t xml:space="preserve"> </w:t>
+            </w:r>
+            <w:r>
+              <w:t xml:space="preserve">A real generator-fan overload cascade on Kelmarsh turbine T3. The co-occurring warning codes 2550, 2650, and 2655 (generator fans 1, 2, and 3) fire together twice in the hours before a same-family Forced outage (code 2650), alongside brake and frequency-converter alarms. This co-occurrence is the itemset signature the catalog records; the terminal marker at hour 0 is the outage being predicted.</w:t>
+            </w:r>
+          </w:p>
+        </w:tc>
+      </w:tr>
+    </w:tbl>
+    <w:p>
+      <w:pPr>
+        <w:pStyle w:val="ImageCaption"/>
+      </w:pPr>
+      <w:r>
+        <w:rPr>
+          <w:b/>
+          <w:bCs/>
+        </w:rPr>
+        <w:t xml:space="preserve">Figure 6.</w:t>
+      </w:r>
+      <w:r>
+        <w:t xml:space="preserve"> </w:t>
+      </w:r>
+      <w:r>
+        <w:t xml:space="preserve">A real generator-fan overload cascade on Kelmarsh turbine T3. The co-occurring warning codes 2550, 2650, and 2655 (generator fans 1, 2, and 3) fire together twice in the hours before a same-family Forced outage (code 2650), alongside brake and frequency-converter alarms. This co-occurrence is the itemset signature the catalog records; the terminal marker at hour 0 is the outage being predicted.</w:t>
       </w:r>
     </w:p>
     <w:p>
@@ -10543,22 +10455,14 @@
         <w:t xml:space="preserve">.</w:t>
       </w:r>
     </w:p>
-    <w:bookmarkStart w:id="52" w:name="X4f495fef78be9a3b0e83788a5d1900c694cb7a0"/>
-    <w:p>
-      <w:pPr>
-        <w:pStyle w:val="Heading4"/>
-      </w:pPr>
-      <w:r>
-        <w:rPr>
-          <w:rStyle w:val="SectionNumber"/>
-        </w:rPr>
-        <w:t xml:space="preserve">1.7.4.1</w:t>
-      </w:r>
-      <w:r>
-        <w:tab/>
-      </w:r>
-      <w:r>
-        <w:t xml:space="preserve">6.4b Baseline comparison and closed-signature deduplication</w:t>
+    <w:bookmarkEnd w:id="52"/>
+    <w:bookmarkStart w:id="53" w:name="Xae0c354666545c52f18ecbdee1c0773e2af72f4"/>
+    <w:p>
+      <w:pPr>
+        <w:pStyle w:val="Heading3"/>
+      </w:pPr>
+      <w:r>
+        <w:t xml:space="preserve">6.5 Baseline comparison and closed-signature deduplication</w:t>
       </w:r>
     </w:p>
     <w:p>
@@ -11793,23 +11697,14 @@
         <w:t xml:space="preserve">the inference half, not the raw miner output.</w:t>
       </w:r>
     </w:p>
-    <w:bookmarkEnd w:id="52"/>
-    <w:bookmarkStart w:id="53" w:name="Xe42e94fc93e925ac8db01b39bdde6e86aa2a907"/>
-    <w:p>
-      <w:pPr>
-        <w:pStyle w:val="Heading4"/>
-      </w:pPr>
-      <w:r>
-        <w:rPr>
-          <w:rStyle w:val="SectionNumber"/>
-        </w:rPr>
-        <w:t xml:space="preserve">1.7.4.2</w:t>
-      </w:r>
-      <w:r>
-        <w:tab/>
-      </w:r>
-      <w:r>
-        <w:t xml:space="preserve">6.4c Case-control ratio and posterior at the operational base rate</w:t>
+    <w:bookmarkEnd w:id="53"/>
+    <w:bookmarkStart w:id="54" w:name="X440c656fb7d773359d66b076a99a88b700cb867"/>
+    <w:p>
+      <w:pPr>
+        <w:pStyle w:val="Heading3"/>
+      </w:pPr>
+      <w:r>
+        <w:t xml:space="preserve">6.6 Case-control ratio and posterior at the operational base rate</w:t>
       </w:r>
     </w:p>
     <w:p>
@@ -14127,34 +14022,33 @@
         <w:pStyle w:val="BodyText"/>
       </w:pPr>
       <w:r>
-        <w:t xml:space="preserve">Sections 6.5 through 6.9 present the aggregate evidence behind these</w:t>
-      </w:r>
-      <w:r>
-        <w:t xml:space="preserve"> </w:t>
-      </w:r>
-      <w:r>
-        <w:t xml:space="preserve">signatures: the predictive-vs-frequent-noise separation (§6.5),</w:t>
-      </w:r>
-      <w:r>
-        <w:t xml:space="preserve"> </w:t>
-      </w:r>
-      <w:r>
-        <w:t xml:space="preserve">post-selection-valid sequence significance (§6.6), the same-sample</w:t>
-      </w:r>
-      <w:r>
-        <w:t xml:space="preserve"> </w:t>
-      </w:r>
-      <w:r>
-        <w:t xml:space="preserve">marginal baseline (§6.7), the SCANIA matched hazard-ratio analysis</w:t>
-      </w:r>
-      <w:r>
-        <w:t xml:space="preserve"> </w:t>
-      </w:r>
-      <w:r>
-        <w:t xml:space="preserve">(§6.8), and lead time on true positives (§6.9).</w:t>
-      </w:r>
-    </w:p>
-    <w:bookmarkEnd w:id="53"/>
+        <w:t xml:space="preserve">Sections 6.7 through 6.11 present the aggregate evidence behind these</w:t>
+      </w:r>
+      <w:r>
+        <w:t xml:space="preserve"> </w:t>
+      </w:r>
+      <w:r>
+        <w:t xml:space="preserve">signatures: the predictive-vs-frequent-noise separation (§6.7),</w:t>
+      </w:r>
+      <w:r>
+        <w:t xml:space="preserve"> </w:t>
+      </w:r>
+      <w:r>
+        <w:t xml:space="preserve">post-selection-valid sequence significance (§6.8), the same-sample</w:t>
+      </w:r>
+      <w:r>
+        <w:t xml:space="preserve"> </w:t>
+      </w:r>
+      <w:r>
+        <w:t xml:space="preserve">marginal baseline (§6.9), the SCANIA matched hazard-ratio analysis</w:t>
+      </w:r>
+      <w:r>
+        <w:t xml:space="preserve"> </w:t>
+      </w:r>
+      <w:r>
+        <w:t xml:space="preserve">(§6.10), and lead time on true positives (§6.11).</w:t>
+      </w:r>
+    </w:p>
     <w:bookmarkEnd w:id="54"/>
     <w:bookmarkStart w:id="55" w:name="X44aeb5833a19b6d32b8998867e975190f65e5f8"/>
     <w:p>
@@ -14162,16 +14056,7 @@
         <w:pStyle w:val="Heading3"/>
       </w:pPr>
       <w:r>
-        <w:rPr>
-          <w:rStyle w:val="SectionNumber"/>
-        </w:rPr>
-        <w:t xml:space="preserve">1.7.5</w:t>
-      </w:r>
-      <w:r>
-        <w:tab/>
-      </w:r>
-      <w:r>
-        <w:t xml:space="preserve">6.5 Predictive vs frequent-noise separation across traces</w:t>
+        <w:t xml:space="preserve">6.7 Predictive vs frequent-noise separation across traces</w:t>
       </w:r>
     </w:p>
     <w:p>
@@ -15360,7 +15245,7 @@
         <w:t xml:space="preserve"> </w:t>
       </w:r>
       <w:r>
-        <w:t xml:space="preserve">conditional-logistic analysis in §6.8 instead. On Azure and Alibaba</w:t>
+        <w:t xml:space="preserve">conditional-logistic analysis in §6.10 instead. On Azure and Alibaba</w:t>
       </w:r>
       <w:r>
         <w:t xml:space="preserve"> </w:t>
@@ -15388,16 +15273,7 @@
         <w:pStyle w:val="Heading3"/>
       </w:pPr>
       <w:r>
-        <w:rPr>
-          <w:rStyle w:val="SectionNumber"/>
-        </w:rPr>
-        <w:t xml:space="preserve">1.7.6</w:t>
-      </w:r>
-      <w:r>
-        <w:tab/>
-      </w:r>
-      <w:r>
-        <w:t xml:space="preserve">6.6 Post-selection-valid sequence significance and closed-sequence compression</w:t>
+        <w:t xml:space="preserve">6.8 Post-selection-valid sequence significance and closed-sequence compression</w:t>
       </w:r>
     </w:p>
     <w:p>
@@ -16798,16 +16674,7 @@
         <w:pStyle w:val="Heading3"/>
       </w:pPr>
       <w:r>
-        <w:rPr>
-          <w:rStyle w:val="SectionNumber"/>
-        </w:rPr>
-        <w:t xml:space="preserve">1.7.7</w:t>
-      </w:r>
-      <w:r>
-        <w:tab/>
-      </w:r>
-      <w:r>
-        <w:t xml:space="preserve">6.7 Formal significance (same-sample marginal counts)</w:t>
+        <w:t xml:space="preserve">6.9 Formal significance (same-sample marginal counts)</w:t>
       </w:r>
     </w:p>
     <w:p>
@@ -16839,7 +16706,7 @@
         <w:t xml:space="preserve"> </w:t>
       </w:r>
       <w:r>
-        <w:t xml:space="preserve">counts in §6.5 and §6.6 is the size of the selection artefact. At</w:t>
+        <w:t xml:space="preserve">counts in §6.7 and §6.8 is the size of the selection artefact. At</w:t>
       </w:r>
       <w:r>
         <w:t xml:space="preserve"> </w:t>
@@ -16975,16 +16842,7 @@
         <w:pStyle w:val="Heading3"/>
       </w:pPr>
       <w:r>
-        <w:rPr>
-          <w:rStyle w:val="SectionNumber"/>
-        </w:rPr>
-        <w:t xml:space="preserve">1.7.8</w:t>
-      </w:r>
-      <w:r>
-        <w:tab/>
-      </w:r>
-      <w:r>
-        <w:t xml:space="preserve">6.8 SCANIA risk-set matched patterns (Component X)</w:t>
+        <w:t xml:space="preserve">6.10 SCANIA risk-set matched patterns (Component X)</w:t>
       </w:r>
     </w:p>
     <w:p>
@@ -18321,16 +18179,7 @@
         <w:pStyle w:val="Heading3"/>
       </w:pPr>
       <w:r>
-        <w:rPr>
-          <w:rStyle w:val="SectionNumber"/>
-        </w:rPr>
-        <w:t xml:space="preserve">1.7.9</w:t>
-      </w:r>
-      <w:r>
-        <w:tab/>
-      </w:r>
-      <w:r>
-        <w:t xml:space="preserve">6.9 Lead time on true positives</w:t>
+        <w:t xml:space="preserve">6.11 Lead time on true positives</w:t>
       </w:r>
     </w:p>
     <w:p>
@@ -18455,15 +18304,6 @@
         <w:pStyle w:val="Heading2"/>
       </w:pPr>
       <w:r>
-        <w:rPr>
-          <w:rStyle w:val="SectionNumber"/>
-        </w:rPr>
-        <w:t xml:space="preserve">1.8</w:t>
-      </w:r>
-      <w:r>
-        <w:tab/>
-      </w:r>
-      <w:r>
         <w:t xml:space="preserve">7 Discussion</w:t>
       </w:r>
     </w:p>
@@ -18472,15 +18312,6 @@
       <w:pPr>
         <w:pStyle w:val="Heading3"/>
       </w:pPr>
-      <w:r>
-        <w:rPr>
-          <w:rStyle w:val="SectionNumber"/>
-        </w:rPr>
-        <w:t xml:space="preserve">1.8.1</w:t>
-      </w:r>
-      <w:r>
-        <w:tab/>
-      </w:r>
       <w:r>
         <w:t xml:space="preserve">7.1 Is the predictor in the entire sequence or in a subpart?</w:t>
       </w:r>
@@ -19157,15 +18988,6 @@
         <w:pStyle w:val="Heading3"/>
       </w:pPr>
       <w:r>
-        <w:rPr>
-          <w:rStyle w:val="SectionNumber"/>
-        </w:rPr>
-        <w:t xml:space="preserve">1.8.2</w:t>
-      </w:r>
-      <w:r>
-        <w:tab/>
-      </w:r>
-      <w:r>
         <w:t xml:space="preserve">7.2 What each mined signature means operationally</w:t>
       </w:r>
     </w:p>
@@ -19356,15 +19178,6 @@
       <w:pPr>
         <w:pStyle w:val="Heading3"/>
       </w:pPr>
-      <w:r>
-        <w:rPr>
-          <w:rStyle w:val="SectionNumber"/>
-        </w:rPr>
-        <w:t xml:space="preserve">1.8.3</w:t>
-      </w:r>
-      <w:r>
-        <w:tab/>
-      </w:r>
       <w:r>
         <w:t xml:space="preserve">7.3 Six contrasting case studies</w:t>
       </w:r>
@@ -19539,7 +19352,7 @@
         <w:t xml:space="preserve"> </w:t>
       </w:r>
       <w:r>
-        <w:t xml:space="preserve">a most-recent-event baseline (§6.4b). The two farms cross-validate</w:t>
+        <w:t xml:space="preserve">a most-recent-event baseline (§6.5). The two farms cross-validate</w:t>
       </w:r>
       <w:r>
         <w:t xml:space="preserve"> </w:t>
@@ -20204,7 +20017,7 @@
         <w:pStyle w:val="BodyText"/>
       </w:pPr>
       <w:r>
-        <w:t xml:space="preserve">The two lead-time regimes in §6.9 speak to deployment. Azure inherits</w:t>
+        <w:t xml:space="preserve">The two lead-time regimes in §6.11 speak to deployment. Azure inherits</w:t>
       </w:r>
       <w:r>
         <w:t xml:space="preserve"> </w:t>
@@ -20244,15 +20057,6 @@
       <w:pPr>
         <w:pStyle w:val="Heading2"/>
       </w:pPr>
-      <w:r>
-        <w:rPr>
-          <w:rStyle w:val="SectionNumber"/>
-        </w:rPr>
-        <w:t xml:space="preserve">1.9</w:t>
-      </w:r>
-      <w:r>
-        <w:tab/>
-      </w:r>
       <w:r>
         <w:t xml:space="preserve">8 Limitations</w:t>
       </w:r>
@@ -20544,7 +20348,7 @@
         <w:t xml:space="preserve"> </w:t>
       </w:r>
       <w:r>
-        <w:t xml:space="preserve">PPV in §6.4c is an assumed deployment prior, not a measured fleet</w:t>
+        <w:t xml:space="preserve">PPV in §6.6 is an assumed deployment prior, not a measured fleet</w:t>
       </w:r>
       <w:r>
         <w:t xml:space="preserve"> </w:t>
@@ -20560,15 +20364,6 @@
         <w:pStyle w:val="Heading2"/>
       </w:pPr>
       <w:r>
-        <w:rPr>
-          <w:rStyle w:val="SectionNumber"/>
-        </w:rPr>
-        <w:t xml:space="preserve">1.10</w:t>
-      </w:r>
-      <w:r>
-        <w:tab/>
-      </w:r>
-      <w:r>
         <w:t xml:space="preserve">9 Reproducibility</w:t>
       </w:r>
     </w:p>
@@ -21043,15 +20838,6 @@
       <w:pPr>
         <w:pStyle w:val="Heading2"/>
       </w:pPr>
-      <w:r>
-        <w:rPr>
-          <w:rStyle w:val="SectionNumber"/>
-        </w:rPr>
-        <w:t xml:space="preserve">1.11</w:t>
-      </w:r>
-      <w:r>
-        <w:tab/>
-      </w:r>
       <w:r>
         <w:t xml:space="preserve">10 Conclusion</w:t>
       </w:r>
@@ -23622,7 +23408,6 @@
     <w:bookmarkEnd w:id="169"/>
     <w:bookmarkEnd w:id="170"/>
     <w:bookmarkEnd w:id="171"/>
-    <w:bookmarkEnd w:id="172"/>
     <w:sectPr/>
   </w:body>
 </w:document>

--- a/paper/skeleton.docx
+++ b/paper/skeleton.docx
@@ -71,13 +71,71 @@
       <w:r>
         <w:t xml:space="preserve">Apartsin</w:t>
       </w:r>
+      <w:r>
+        <w:rPr>
+          <w:vertAlign w:val="superscript"/>
+        </w:rPr>
+        <w:t xml:space="preserve">1</w:t>
+      </w:r>
+    </w:p>
+    <w:p>
+      <w:pPr>
+        <w:pStyle w:val="Author"/>
+      </w:pPr>
+      <w:r>
+        <w:t xml:space="preserve">Yehudit</w:t>
+      </w:r>
+      <w:r>
+        <w:t xml:space="preserve"> </w:t>
+      </w:r>
+      <w:r>
+        <w:t xml:space="preserve">Aperstein</w:t>
+      </w:r>
+      <w:r>
+        <w:rPr>
+          <w:vertAlign w:val="superscript"/>
+        </w:rPr>
+        <w:t xml:space="preserve">2</w:t>
+      </w:r>
     </w:p>
     <w:p>
       <w:pPr>
         <w:pStyle w:val="Date"/>
       </w:pPr>
       <w:r>
-        <w:t xml:space="preserve">2026-08-29</w:t>
+        <w:t xml:space="preserve">2026-08-30</w:t>
+      </w:r>
+    </w:p>
+    <w:p>
+      <w:pPr>
+        <w:pStyle w:val="FirstParagraph"/>
+      </w:pPr>
+      <w:r>
+        <w:rPr>
+          <w:vertAlign w:val="superscript"/>
+        </w:rPr>
+        <w:t xml:space="preserve">1</w:t>
+      </w:r>
+      <w:r>
+        <w:t xml:space="preserve"> </w:t>
+      </w:r>
+      <w:r>
+        <w:t xml:space="preserve">School of Computer Science, Faculty of Sciences, Holon Institute of Technology (HIT), Holon, Israel</w:t>
+      </w:r>
+      <w:r>
+        <w:br/>
+      </w:r>
+      <w:r>
+        <w:rPr>
+          <w:vertAlign w:val="superscript"/>
+        </w:rPr>
+        <w:t xml:space="preserve">2</w:t>
+      </w:r>
+      <w:r>
+        <w:t xml:space="preserve"> </w:t>
+      </w:r>
+      <w:r>
+        <w:t xml:space="preserve">Intelligent Systems, Afeka Academic College of Engineering, Tel-Aviv, Israel</w:t>
       </w:r>
     </w:p>
     <w:bookmarkStart w:id="20" w:name="abstract"/>

--- a/paper/skeleton.docx
+++ b/paper/skeleton.docx
@@ -164,25 +164,25 @@
         <w:t xml:space="preserve"> </w:t>
       </w:r>
       <w:r>
-        <w:t xml:space="preserve">(FP-Growth, PrefixSpan) surfaces recurrent gapped patterns in these</w:t>
-      </w:r>
-      <w:r>
-        <w:t xml:space="preserve"> </w:t>
-      </w:r>
-      <w:r>
-        <w:t xml:space="preserve">logs. We test whether pattern mining recovers physical-cascade</w:t>
-      </w:r>
-      <w:r>
-        <w:t xml:space="preserve"> </w:t>
-      </w:r>
-      <w:r>
-        <w:t xml:space="preserve">precursor signatures on real industrial telemetry when the underlying</w:t>
-      </w:r>
-      <w:r>
-        <w:t xml:space="preserve"> </w:t>
-      </w:r>
-      <w:r>
-        <w:t xml:space="preserve">process cascades through discrete stages. The result is a signature</w:t>
+        <w:t xml:space="preserve">(FP-Growth, PrefixSpan) surfaces recurrent event patterns in these</w:t>
+      </w:r>
+      <w:r>
+        <w:t xml:space="preserve"> </w:t>
+      </w:r>
+      <w:r>
+        <w:t xml:space="preserve">logs. We test whether pattern mining recovers precursor signatures on</w:t>
+      </w:r>
+      <w:r>
+        <w:t xml:space="preserve"> </w:t>
+      </w:r>
+      <w:r>
+        <w:t xml:space="preserve">real industrial telemetry when the underlying failure process</w:t>
+      </w:r>
+      <w:r>
+        <w:t xml:space="preserve"> </w:t>
+      </w:r>
+      <w:r>
+        <w:t xml:space="preserve">advances through discrete stages. The result is a signature</w:t>
       </w:r>
       <w:r>
         <w:t xml:space="preserve"> </w:t>
@@ -292,7 +292,7 @@
           <w:b/>
           <w:bCs/>
         </w:rPr>
-        <w:t xml:space="preserve">cascade signatures of the same form at inference-half lift 4.0</w:t>
+        <w:t xml:space="preserve">cascade signatures of the same form at inference-half lift 4.00</w:t>
       </w:r>
       <w:r>
         <w:t xml:space="preserve"> </w:t>
@@ -346,7 +346,19 @@
         <w:t xml:space="preserve"> </w:t>
       </w:r>
       <w:r>
-        <w:t xml:space="preserve">case where no non-alert precursor survives. Mining code, splits,</w:t>
+        <w:t xml:space="preserve">case where the only surviving pattern is a barely-enriched fatal-error</w:t>
+      </w:r>
+      <w:r>
+        <w:t xml:space="preserve"> </w:t>
+      </w:r>
+      <w:r>
+        <w:t xml:space="preserve">marker (lift 1.16), so no deployable non-alert precursor reaches the</w:t>
+      </w:r>
+      <w:r>
+        <w:t xml:space="preserve"> </w:t>
+      </w:r>
+      <w:r>
+        <w:t xml:space="preserve">catalog. Mining code, splits,</w:t>
       </w:r>
       <w:r>
         <w:t xml:space="preserve"> </w:t>
@@ -627,25 +639,25 @@
         <w:t xml:space="preserve"> </w:t>
       </w:r>
       <w:r>
-        <w:t xml:space="preserve">with Mantel-Haenszel odds-ratio scoring, which estimates per-</w:t>
-      </w:r>
-      <w:r>
-        <w:t xml:space="preserve"> </w:t>
-      </w:r>
-      <w:r>
-        <w:t xml:space="preserve">pattern hazard ratios without modifying the mining stage. This is</w:t>
-      </w:r>
-      <w:r>
-        <w:t xml:space="preserve"> </w:t>
-      </w:r>
-      <w:r>
-        <w:t xml:space="preserve">the tool that lets the pipeline apply to traces where entities</w:t>
-      </w:r>
-      <w:r>
-        <w:t xml:space="preserve"> </w:t>
-      </w:r>
-      <w:r>
-        <w:t xml:space="preserve">exit observation upon failure (Component X).</w:t>
+        <w:t xml:space="preserve">with matched conditional logistic scoring stratified by risk set,</w:t>
+      </w:r>
+      <w:r>
+        <w:t xml:space="preserve"> </w:t>
+      </w:r>
+      <w:r>
+        <w:t xml:space="preserve">which estimates per-pattern hazard ratios without modifying the</w:t>
+      </w:r>
+      <w:r>
+        <w:t xml:space="preserve"> </w:t>
+      </w:r>
+      <w:r>
+        <w:t xml:space="preserve">mining stage. This is the tool that lets the pipeline apply to</w:t>
+      </w:r>
+      <w:r>
+        <w:t xml:space="preserve"> </w:t>
+      </w:r>
+      <w:r>
+        <w:t xml:space="preserve">traces where entities exit observation upon failure (Component X).</w:t>
       </w:r>
     </w:p>
     <w:p>
@@ -755,19 +767,19 @@
         <w:t xml:space="preserve"> </w:t>
       </w:r>
       <w:r>
-        <w:t xml:space="preserve">mechanistic reason why the fraction varies from ~85% (Azure last5</w:t>
-      </w:r>
-      <w:r>
-        <w:t xml:space="preserve"> </w:t>
-      </w:r>
-      <w:r>
-        <w:t xml:space="preserve">sequences) to 0% (BGL) to 6% (SCANIA risk-set matched,</w:t>
-      </w:r>
-      <w:r>
-        <w:t xml:space="preserve"> </w:t>
-      </w:r>
-      <w:r>
-        <w:t xml:space="preserve">BY-corrected).</w:t>
+        <w:t xml:space="preserve">mechanistic reason why the post-selection-valid fraction varies</w:t>
+      </w:r>
+      <w:r>
+        <w:t xml:space="preserve"> </w:t>
+      </w:r>
+      <w:r>
+        <w:t xml:space="preserve">from 100% (Azure 24h itemsets) through 45% (Alibaba, BY-corrected)</w:t>
+      </w:r>
+      <w:r>
+        <w:t xml:space="preserve"> </w:t>
+      </w:r>
+      <w:r>
+        <w:t xml:space="preserve">to 0% (SCANIA last20 under post-selection-valid inference).</w:t>
       </w:r>
     </w:p>
     <w:p>
@@ -818,7 +830,7 @@
         <w:t xml:space="preserve"> </w:t>
       </w:r>
       <w:r>
-        <w:t xml:space="preserve">inference-half lift 4.0 under one mining protocol (§6.4), the</w:t>
+        <w:t xml:space="preserve">inference-half lift 4.00 under one mining protocol (§6.4), the</w:t>
       </w:r>
       <w:r>
         <w:t xml:space="preserve"> </w:t>
@@ -3267,19 +3279,31 @@
         <w:t xml:space="preserve"> </w:t>
       </w:r>
       <w:r>
-        <w:t xml:space="preserve">Kelmarsh. For the second half of 2016 (2016-06 through 2016-12,</w:t>
-      </w:r>
-      <w:r>
-        <w:t xml:space="preserve"> </w:t>
-      </w:r>
-      <w:r>
-        <w:t xml:space="preserve">when the site went live) the nine turbines produced 15,388 status</w:t>
-      </w:r>
-      <w:r>
-        <w:t xml:space="preserve"> </w:t>
-      </w:r>
-      <w:r>
-        <w:t xml:space="preserve">events, of which 790 were tagged</w:t>
+        <w:t xml:space="preserve">Kelmarsh. We use the nine turbines (of identifiers P01-P15, with P03</w:t>
+      </w:r>
+      <w:r>
+        <w:t xml:space="preserve"> </w:t>
+      </w:r>
+      <w:r>
+        <w:t xml:space="preserve">absent from the release) whose status logs cover the 2016 window;</w:t>
+      </w:r>
+      <w:r>
+        <w:t xml:space="preserve"> </w:t>
+      </w:r>
+      <w:r>
+        <w:t xml:space="preserve">for the second half of 2016 (2016-06 through 2016-12, when the site</w:t>
+      </w:r>
+      <w:r>
+        <w:t xml:space="preserve"> </w:t>
+      </w:r>
+      <w:r>
+        <w:t xml:space="preserve">went live) they produced 15,388 status events, of which 790 were</w:t>
+      </w:r>
+      <w:r>
+        <w:t xml:space="preserve"> </w:t>
+      </w:r>
+      <w:r>
+        <w:t xml:space="preserve">tagged</w:t>
       </w:r>
       <w:r>
         <w:t xml:space="preserve"> </w:t>
@@ -4475,13 +4499,37 @@
         <w:t xml:space="preserve"> </w:t>
       </w:r>
       <w:r>
-        <w:t xml:space="preserve">Forced-outage event and controls on same-turbine clean regions,</w:t>
-      </w:r>
-      <w:r>
-        <w:t xml:space="preserve"> </w:t>
-      </w:r>
-      <w:r>
-        <w:t xml:space="preserve">giving 233 failure and 699 control windows at</w:t>
+        <w:t xml:space="preserve">Forced-outage event and controls on same-turbine clean regions. The</w:t>
+      </w:r>
+      <w:r>
+        <w:t xml:space="preserve"> </w:t>
+      </w:r>
+      <w:r>
+        <w:t xml:space="preserve">entity-disjoint discovery/inference split (§4.5) partitions turbines</w:t>
+      </w:r>
+      <w:r>
+        <w:t xml:space="preserve"> </w:t>
+      </w:r>
+      <w:r>
+        <w:t xml:space="preserve">3-and-3 on Kelmarsh (6 turbines) and 4-and-5 on Penmanshiel (9</w:t>
+      </w:r>
+      <w:r>
+        <w:t xml:space="preserve"> </w:t>
+      </w:r>
+      <w:r>
+        <w:t xml:space="preserve">turbines), so no turbine contributes to both mining and inference;</w:t>
+      </w:r>
+      <w:r>
+        <w:t xml:space="preserve"> </w:t>
+      </w:r>
+      <w:r>
+        <w:t xml:space="preserve">the resulting inference half carries 233 failure and 699 control</w:t>
+      </w:r>
+      <w:r>
+        <w:t xml:space="preserve"> </w:t>
+      </w:r>
+      <w:r>
+        <w:t xml:space="preserve">windows at</w:t>
       </w:r>
       <w:r>
         <w:t xml:space="preserve"> </w:t>
@@ -4505,31 +4553,13 @@
         <w:t xml:space="preserve"> </w:t>
       </w:r>
       <w:r>
-        <w:t xml:space="preserve">on</w:t>
-      </w:r>
-      <w:r>
-        <w:t xml:space="preserve"> </w:t>
-      </w:r>
-      <w:r>
-        <w:t xml:space="preserve">Kelmarsh (6 turbines) and 448 failure and 1,344 control windows on</w:t>
-      </w:r>
-      <w:r>
-        <w:t xml:space="preserve"> </w:t>
-      </w:r>
-      <w:r>
-        <w:t xml:space="preserve">Penmanshiel (9 turbines). The entity-disjoint discovery/inference</w:t>
-      </w:r>
-      <w:r>
-        <w:t xml:space="preserve"> </w:t>
-      </w:r>
-      <w:r>
-        <w:t xml:space="preserve">split (§4.5) partitions turbines 3-and-3 on Kelmarsh and 4-and-5 on</w:t>
-      </w:r>
-      <w:r>
-        <w:t xml:space="preserve"> </w:t>
-      </w:r>
-      <w:r>
-        <w:t xml:space="preserve">Penmanshiel, so no turbine contributes to both mining and inference.</w:t>
+        <w:t xml:space="preserve">on Kelmarsh and 448 failure and 1,344</w:t>
+      </w:r>
+      <w:r>
+        <w:t xml:space="preserve"> </w:t>
+      </w:r>
+      <w:r>
+        <w:t xml:space="preserve">control windows on Penmanshiel.</w:t>
       </w:r>
     </w:p>
     <w:p>
@@ -5479,19 +5509,19 @@
         <w:pStyle w:val="FirstParagraph"/>
       </w:pPr>
       <w:r>
-        <w:t xml:space="preserve">The pooled 2×2 odds ratio previously used to score risk-set-matched</w:t>
-      </w:r>
-      <w:r>
-        <w:t xml:space="preserve"> </w:t>
-      </w:r>
-      <w:r>
-        <w:t xml:space="preserve">SCANIA patterns discards the matched-set structure that makes the</w:t>
-      </w:r>
-      <w:r>
-        <w:t xml:space="preserve"> </w:t>
-      </w:r>
-      <w:r>
-        <w:t xml:space="preserve">estimator censoring-valid. The standard estimator under incidence-</w:t>
+        <w:t xml:space="preserve">A pooled 2×2 odds ratio over the risk-set-matched SCANIA patterns</w:t>
+      </w:r>
+      <w:r>
+        <w:t xml:space="preserve"> </w:t>
+      </w:r>
+      <w:r>
+        <w:t xml:space="preserve">discards the matched-set structure that makes the estimator</w:t>
+      </w:r>
+      <w:r>
+        <w:t xml:space="preserve"> </w:t>
+      </w:r>
+      <w:r>
+        <w:t xml:space="preserve">censoring-valid. The standard estimator under incidence-</w:t>
       </w:r>
       <w:r>
         <w:t xml:space="preserve"> </w:t>
@@ -6138,7 +6168,7 @@
         <w:t xml:space="preserve"> </w:t>
       </w:r>
       <w:r>
-        <w:t xml:space="preserve">headline ordering at every operating point:</w:t>
+        <w:t xml:space="preserve">headline ordering at every operating point (Table 1):</w:t>
       </w:r>
     </w:p>
     <w:p>
@@ -6701,13 +6731,49 @@
         <w:pStyle w:val="BodyText"/>
       </w:pPr>
       <w:r>
-        <w:t xml:space="preserve">At every minimum support tested, combined dominates itemsets_only by</w:t>
-      </w:r>
-      <w:r>
-        <w:t xml:space="preserve"> </w:t>
-      </w:r>
-      <w:r>
-        <w:t xml:space="preserve">at least +4 AUROC points at last5 and at least +5 at last10 (Figure 3).</w:t>
+        <w:t xml:space="preserve">At every minimum support tested, combined dominates itemsets_only:</w:t>
+      </w:r>
+      <w:r>
+        <w:t xml:space="preserve"> </w:t>
+      </w:r>
+      <w:r>
+        <w:t xml:space="preserve">by 4 to 6 AUROC points at</w:t>
+      </w:r>
+      <w:r>
+        <w:t xml:space="preserve"> </w:t>
+      </w:r>
+      <w:r>
+        <w:rPr>
+          <w:rStyle w:val="VerbatimChar"/>
+        </w:rPr>
+        <w:t xml:space="preserve">last5</w:t>
+      </w:r>
+      <w:r>
+        <w:t xml:space="preserve"> </w:t>
+      </w:r>
+      <w:r>
+        <w:t xml:space="preserve">for minimum support up to 0.10 (and</w:t>
+      </w:r>
+      <w:r>
+        <w:t xml:space="preserve"> </w:t>
+      </w:r>
+      <w:r>
+        <w:t xml:space="preserve">by 2 points at 0.15), and by 3 to 5 points at</w:t>
+      </w:r>
+      <w:r>
+        <w:t xml:space="preserve"> </w:t>
+      </w:r>
+      <w:r>
+        <w:rPr>
+          <w:rStyle w:val="VerbatimChar"/>
+        </w:rPr>
+        <w:t xml:space="preserve">last10</w:t>
+      </w:r>
+      <w:r>
+        <w:t xml:space="preserve"> </w:t>
+      </w:r>
+      <w:r>
+        <w:t xml:space="preserve">(Figure 3).</w:t>
       </w:r>
     </w:p>
     <w:tbl>
@@ -6739,34 +6805,7 @@
               <w:t xml:space="preserve"> </w:t>
             </w:r>
             <w:r>
-              <w:t xml:space="preserve">Predictive AUROC on Azure across the FP-Growth minimum-support sweep. Combined itemset-plus-sequence features lead the itemset-only and event-count baselines at every threshold, by at least 4 AUROC points at</w:t>
-            </w:r>
-            <w:r>
-              <w:t xml:space="preserve"> </w:t>
-            </w:r>
-            <w:r>
-              <w:rPr>
-                <w:rStyle w:val="VerbatimChar"/>
-              </w:rPr>
-              <w:t xml:space="preserve">last5</w:t>
-            </w:r>
-            <w:r>
-              <w:t xml:space="preserve"> </w:t>
-            </w:r>
-            <w:r>
-              <w:t xml:space="preserve">and at least 5 at</w:t>
-            </w:r>
-            <w:r>
-              <w:t xml:space="preserve"> </w:t>
-            </w:r>
-            <w:r>
-              <w:rPr>
-                <w:rStyle w:val="VerbatimChar"/>
-              </w:rPr>
-              <w:t xml:space="preserve">last10</w:t>
-            </w:r>
-            <w:r>
-              <w:t xml:space="preserve">.</w:t>
+              <w:t xml:space="preserve">Predictive AUROC on Azure across the FP-Growth minimum-support sweep. Combined itemset-plus-sequence features lead the itemset-only and event-count baselines at every threshold.</w:t>
             </w:r>
           </w:p>
         </w:tc>
@@ -6787,34 +6826,7 @@
         <w:t xml:space="preserve"> </w:t>
       </w:r>
       <w:r>
-        <w:t xml:space="preserve">Predictive AUROC on Azure across the FP-Growth minimum-support sweep. Combined itemset-plus-sequence features lead the itemset-only and event-count baselines at every threshold, by at least 4 AUROC points at</w:t>
-      </w:r>
-      <w:r>
-        <w:t xml:space="preserve"> </w:t>
-      </w:r>
-      <w:r>
-        <w:rPr>
-          <w:rStyle w:val="VerbatimChar"/>
-        </w:rPr>
-        <w:t xml:space="preserve">last5</w:t>
-      </w:r>
-      <w:r>
-        <w:t xml:space="preserve"> </w:t>
-      </w:r>
-      <w:r>
-        <w:t xml:space="preserve">and at least 5 at</w:t>
-      </w:r>
-      <w:r>
-        <w:t xml:space="preserve"> </w:t>
-      </w:r>
-      <w:r>
-        <w:rPr>
-          <w:rStyle w:val="VerbatimChar"/>
-        </w:rPr>
-        <w:t xml:space="preserve">last10</w:t>
-      </w:r>
-      <w:r>
-        <w:t xml:space="preserve">.</w:t>
+        <w:t xml:space="preserve">Predictive AUROC on Azure across the FP-Growth minimum-support sweep. Combined itemset-plus-sequence features lead the itemset-only and event-count baselines at every threshold.</w:t>
       </w:r>
     </w:p>
     <w:bookmarkEnd w:id="47"/>
@@ -6946,7 +6958,7 @@
         <w:t xml:space="preserve"> </w:t>
       </w:r>
       <w:r>
-        <w:t xml:space="preserve">dominate the top-8 at both count-based horizons.</w:t>
+        <w:t xml:space="preserve">dominate the top-8 at both count-based horizons (Figure 4).</w:t>
       </w:r>
     </w:p>
     <w:p>
@@ -7032,7 +7044,7 @@
         <w:t xml:space="preserve"> </w:t>
       </w:r>
       <w:r>
-        <w:t xml:space="preserve">the mere presence of Map events would suggest (Figure 4).</w:t>
+        <w:t xml:space="preserve">the mere presence of Map events would suggest.</w:t>
       </w:r>
     </w:p>
     <w:tbl>
@@ -7115,7 +7127,7 @@
         <w:t xml:space="preserve"> </w:t>
       </w:r>
       <w:r>
-        <w:t xml:space="preserve">§6.4, not this temporal-split predictive table):</w:t>
+        <w:t xml:space="preserve">§6.4, not this temporal-split predictive table; Table 2):</w:t>
       </w:r>
     </w:p>
     <w:p>
@@ -8401,7 +8413,7 @@
         <w:t xml:space="preserve">order effect = real_lift − mean(count-preserving-shuffle_lift)</w:t>
       </w:r>
       <w:r>
-        <w:t xml:space="preserve">. Top-20 sequences per horizon:</w:t>
+        <w:t xml:space="preserve">. Top-20 sequences per horizon (Table 3):</w:t>
       </w:r>
     </w:p>
     <w:p>
@@ -9113,7 +9125,7 @@
         <w:t xml:space="preserve"> </w:t>
       </w:r>
       <w:r>
-        <w:t xml:space="preserve">itemsets pass BY q&lt;0.05.</w:t>
+        <w:t xml:space="preserve">itemsets pass BY q&lt;0.05 (Table 4).</w:t>
       </w:r>
     </w:p>
     <w:p>
@@ -9334,7 +9346,13 @@
               <w:rPr>
                 <w:rStyle w:val="VerbatimChar"/>
               </w:rPr>
-              <w:t xml:space="preserve">system_warning:2550 + terminal_failure:2550</w:t>
+              <w:t xml:space="preserve">system_warning:2550</w:t>
+            </w:r>
+            <w:r>
+              <w:t xml:space="preserve"> </w:t>
+            </w:r>
+            <w:r>
+              <w:t xml:space="preserve">(Overload gen fan 1, standalone warning)</w:t>
             </w:r>
           </w:p>
         </w:tc>
@@ -10354,7 +10372,7 @@
         <w:t xml:space="preserve"> </w:t>
       </w:r>
       <w:r>
-        <w:t xml:space="preserve">teething.</w:t>
+        <w:t xml:space="preserve">teething (Table 5).</w:t>
       </w:r>
     </w:p>
     <w:p>
@@ -12545,7 +12563,7 @@
       </w:r>
     </w:p>
     <w:bookmarkEnd w:id="53"/>
-    <w:bookmarkStart w:id="54" w:name="X440c656fb7d773359d66b076a99a88b700cb867"/>
+    <w:bookmarkStart w:id="55" w:name="X440c656fb7d773359d66b076a99a88b700cb867"/>
     <w:p>
       <w:pPr>
         <w:pStyle w:val="Heading3"/>
@@ -12613,7 +12631,7 @@
         <w:t xml:space="preserve"> </w:t>
       </w:r>
       <w:r>
-        <w:t xml:space="preserve">farm), giving the calibrated PPV each rule delivers when deployed:</w:t>
+        <w:t xml:space="preserve">farm), giving the calibrated PPV each rule delivers when deployed (Table 7):</w:t>
       </w:r>
     </w:p>
     <w:p>
@@ -13074,6 +13092,35 @@
         <w:t xml:space="preserve">of 0.89 nor the operational PPV of 0.20 suffices alone.</w:t>
       </w:r>
     </w:p>
+    <w:bookmarkStart w:id="54" w:name="X5f409ab5bc0cacb368394f2fe592924467a43a9"/>
+    <w:p>
+      <w:pPr>
+        <w:pStyle w:val="Heading4"/>
+      </w:pPr>
+      <w:r>
+        <w:t xml:space="preserve">6.6.1 Signature catalog: cloud, HPC, and automotive traces</w:t>
+      </w:r>
+    </w:p>
+    <w:p>
+      <w:pPr>
+        <w:pStyle w:val="FirstParagraph"/>
+      </w:pPr>
+      <w:r>
+        <w:t xml:space="preserve">The catalog of §6.4 resumes with the four traces beyond the two wind</w:t>
+      </w:r>
+      <w:r>
+        <w:t xml:space="preserve"> </w:t>
+      </w:r>
+      <w:r>
+        <w:t xml:space="preserve">farms. Each entry carries the same evidence structure: mined patterns,</w:t>
+      </w:r>
+      <w:r>
+        <w:t xml:space="preserve"> </w:t>
+      </w:r>
+      <w:r>
+        <w:t xml:space="preserve">inference-half lift and BY q, and the intended deployment rule.</w:t>
+      </w:r>
+    </w:p>
     <w:p>
       <w:pPr>
         <w:pStyle w:val="BodyText"/>
@@ -13083,7 +13130,13 @@
           <w:b/>
           <w:bCs/>
         </w:rPr>
-        <w:t xml:space="preserve">Azure PdM.</w:t>
+        <w:t xml:space="preserve">Azure PdM</w:t>
+      </w:r>
+      <w:r>
+        <w:t xml:space="preserve"> </w:t>
+      </w:r>
+      <w:r>
+        <w:t xml:space="preserve">(Table 8).</w:t>
       </w:r>
     </w:p>
     <w:p>
@@ -13665,13 +13718,13 @@
         <w:t xml:space="preserve"> </w:t>
       </w:r>
       <w:r>
-        <w:t xml:space="preserve">occurrences in 6,800 control windows on the inference half, which</w:t>
-      </w:r>
-      <w:r>
-        <w:t xml:space="preserve"> </w:t>
-      </w:r>
-      <w:r>
-        <w:t xml:space="preserve">makes it a decision rule, not just a correlation. Ordering carries additional</w:t>
+        <w:t xml:space="preserve">occurrences in the 1,113 control windows on the 24h inference half,</w:t>
+      </w:r>
+      <w:r>
+        <w:t xml:space="preserve"> </w:t>
+      </w:r>
+      <w:r>
+        <w:t xml:space="preserve">which makes it a decision rule, not just a correlation. Ordering carries additional</w:t>
       </w:r>
       <w:r>
         <w:t xml:space="preserve"> </w:t>
@@ -13770,7 +13823,13 @@
           <w:b/>
           <w:bCs/>
         </w:rPr>
-        <w:t xml:space="preserve">Alibaba cluster-trace-v2018.</w:t>
+        <w:t xml:space="preserve">Alibaba cluster-trace-v2018</w:t>
+      </w:r>
+      <w:r>
+        <w:t xml:space="preserve"> </w:t>
+      </w:r>
+      <w:r>
+        <w:t xml:space="preserve">(Table 9).</w:t>
       </w:r>
     </w:p>
     <w:p>
@@ -14242,23 +14301,490 @@
         </w:rPr>
         <w:t xml:space="preserve">SCANIA Component X (matched conditional logistic).</w:t>
       </w:r>
-    </w:p>
-    <w:p>
-      <w:pPr>
-        <w:pStyle w:val="TableCaption"/>
-      </w:pPr>
+      <w:r>
+        <w:t xml:space="preserve"> </w:t>
+      </w:r>
+      <w:r>
+        <w:t xml:space="preserve">The top five</w:t>
+      </w:r>
+      <w:r>
+        <w:t xml:space="preserve"> </w:t>
+      </w:r>
+      <w:r>
+        <w:t xml:space="preserve">matched hazard ratios are listed with full confidence intervals in</w:t>
+      </w:r>
+      <w:r>
+        <w:t xml:space="preserve"> </w:t>
+      </w:r>
+      <w:r>
+        <w:t xml:space="preserve">Table 12 (§6.10); the headline signature</w:t>
+      </w:r>
+      <w:r>
+        <w:t xml:space="preserve"> </w:t>
+      </w:r>
+      <w:r>
+        <w:rPr>
+          <w:rStyle w:val="VerbatimChar"/>
+        </w:rPr>
+        <w:t xml:space="preserve">counter_surprise:397_{27, 28, 29}</w:t>
+      </w:r>
+      <w:r>
+        <w:t xml:space="preserve"> </w:t>
+      </w:r>
+      <w:r>
+        <w:t xml:space="preserve">has matched HR 1.73 (95% CI [1.53, 1.96]).</w:t>
+      </w:r>
+    </w:p>
+    <w:p>
+      <w:pPr>
+        <w:pStyle w:val="BodyText"/>
+      </w:pPr>
+      <w:r>
+        <w:t xml:space="preserve">Interpretation:</w:t>
+      </w:r>
+      <w:r>
+        <w:t xml:space="preserve"> </w:t>
+      </w:r>
       <w:r>
         <w:rPr>
           <w:b/>
           <w:bCs/>
         </w:rPr>
+        <w:t xml:space="preserve">sustained anomalies concentrated in the histogram-</w:t>
+      </w:r>
+      <w:r>
+        <w:rPr>
+          <w:b/>
+          <w:bCs/>
+        </w:rPr>
+        <w:t xml:space="preserve"> </w:t>
+      </w:r>
+      <w:r>
+        <w:rPr>
+          <w:b/>
+          <w:bCs/>
+        </w:rPr>
+        <w:t xml:space="preserve">397 bin range 27-35 double the near-term hazard of Component X</w:t>
+      </w:r>
+      <w:r>
+        <w:rPr>
+          <w:b/>
+          <w:bCs/>
+        </w:rPr>
+        <w:t xml:space="preserve"> </w:t>
+      </w:r>
+      <w:r>
+        <w:rPr>
+          <w:b/>
+          <w:bCs/>
+        </w:rPr>
+        <w:t xml:space="preserve">repair</w:t>
+      </w:r>
+      <w:r>
+        <w:t xml:space="preserve">. The signal is a cumulative-usage-profile marker at the</w:t>
+      </w:r>
+      <w:r>
+        <w:t xml:space="preserve"> </w:t>
+      </w:r>
+      <w:r>
+        <w:t xml:space="preserve">truck level rather than a temporal precursor in the last-K events;</w:t>
+      </w:r>
+      <w:r>
+        <w:t xml:space="preserve"> </w:t>
+      </w:r>
+      <w:r>
+        <w:t xml:space="preserve">the temporally-held-out AUROC (§6.2) is 0.60 for this reason.</w:t>
+      </w:r>
+    </w:p>
+    <w:p>
+      <w:pPr>
+        <w:pStyle w:val="BodyText"/>
+      </w:pPr>
+      <w:r>
+        <w:t xml:space="preserve">Use:</w:t>
+      </w:r>
+      <w:r>
+        <w:t xml:space="preserve"> </w:t>
+      </w:r>
+      <w:r>
+        <w:rPr>
+          <w:b/>
+          <w:bCs/>
+        </w:rPr>
+        <w:t xml:space="preserve">fleet triage</w:t>
+      </w:r>
+      <w:r>
+        <w:t xml:space="preserve">. Rank trucks by the count of significant</w:t>
+      </w:r>
+      <w:r>
+        <w:t xml:space="preserve"> </w:t>
+      </w:r>
+      <w:r>
+        <w:t xml:space="preserve">histogram-397 patterns present in the last-20-readout window;</w:t>
+      </w:r>
+      <w:r>
+        <w:t xml:space="preserve"> </w:t>
+      </w:r>
+      <w:r>
+        <w:t xml:space="preserve">prioritise workshop inspection for the top decile.</w:t>
+      </w:r>
+    </w:p>
+    <w:p>
+      <w:pPr>
+        <w:pStyle w:val="BodyText"/>
+      </w:pPr>
+      <w:r>
+        <w:rPr>
+          <w:b/>
+          <w:bCs/>
+        </w:rPr>
+        <w:t xml:space="preserve">BGL (LLNL Blue Gene/L syslogs).</w:t>
+      </w:r>
+    </w:p>
+    <w:p>
+      <w:pPr>
+        <w:pStyle w:val="BodyText"/>
+      </w:pPr>
+      <w:r>
+        <w:t xml:space="preserve">The only pattern that survives the post-selection-valid BY q &lt; 0.05</w:t>
+      </w:r>
+      <w:r>
+        <w:t xml:space="preserve"> </w:t>
+      </w:r>
+      <w:r>
+        <w:t xml:space="preserve">test on any horizon is the fatal-error marker</w:t>
+      </w:r>
+      <w:r>
+        <w:t xml:space="preserve"> </w:t>
+      </w:r>
+      <w:r>
+        <w:rPr>
+          <w:rStyle w:val="VerbatimChar"/>
+        </w:rPr>
+        <w:t xml:space="preserve">system_error:RAS:FATAL</w:t>
+      </w:r>
+      <w:r>
+        <w:t xml:space="preserve">,</w:t>
+      </w:r>
+      <w:r>
+        <w:t xml:space="preserve"> </w:t>
+      </w:r>
+      <w:r>
+        <w:t xml:space="preserve">and only at inference-half lift 1.16 (680 of 3,602 failure windows vs</w:t>
+      </w:r>
+      <w:r>
+        <w:t xml:space="preserve"> </w:t>
+      </w:r>
+      <w:r>
+        <w:t xml:space="preserve">1,677 of 10,830 controls). No pattern reaches the catalog’s</w:t>
+      </w:r>
+      <w:r>
+        <w:t xml:space="preserve"> </w:t>
+      </w:r>
+      <w:r>
+        <w:t xml:space="preserve">decision-rule strength, and the surviving marker is a severity token</w:t>
+      </w:r>
+      <w:r>
+        <w:t xml:space="preserve"> </w:t>
+      </w:r>
+      <w:r>
+        <w:t xml:space="preserve">of the cascade itself, not an upstream non-alert precursor.</w:t>
+      </w:r>
+    </w:p>
+    <w:p>
+      <w:pPr>
+        <w:pStyle w:val="BodyText"/>
+      </w:pPr>
+      <w:r>
+        <w:t xml:space="preserve">Interpretation:</w:t>
+      </w:r>
+      <w:r>
+        <w:t xml:space="preserve"> </w:t>
+      </w:r>
+      <w:r>
+        <w:rPr>
+          <w:b/>
+          <w:bCs/>
+        </w:rPr>
+        <w:t xml:space="preserve">alert cascades on BGL are self-triggering</w:t>
+      </w:r>
+      <w:r>
+        <w:t xml:space="preserve">. The</w:t>
+      </w:r>
+      <w:r>
+        <w:t xml:space="preserve"> </w:t>
+      </w:r>
+      <w:r>
+        <w:t xml:space="preserve">non-alert stream (</w:t>
+      </w:r>
+      <w:r>
+        <w:rPr>
+          <w:rStyle w:val="VerbatimChar"/>
+        </w:rPr>
+        <w:t xml:space="preserve">system_error</w:t>
+      </w:r>
+      <w:r>
+        <w:t xml:space="preserve">,</w:t>
+      </w:r>
+      <w:r>
+        <w:t xml:space="preserve"> </w:t>
+      </w:r>
+      <w:r>
+        <w:rPr>
+          <w:rStyle w:val="VerbatimChar"/>
+        </w:rPr>
+        <w:t xml:space="preserve">system_warning</w:t>
+      </w:r>
+      <w:r>
+        <w:t xml:space="preserve">,</w:t>
+      </w:r>
+      <w:r>
+        <w:t xml:space="preserve"> </w:t>
+      </w:r>
+      <w:r>
+        <w:rPr>
+          <w:rStyle w:val="VerbatimChar"/>
+        </w:rPr>
+        <w:t xml:space="preserve">system_info</w:t>
+      </w:r>
+      <w:r>
+        <w:t xml:space="preserve">)</w:t>
+      </w:r>
+      <w:r>
+        <w:t xml:space="preserve"> </w:t>
+      </w:r>
+      <w:r>
+        <w:t xml:space="preserve">carries no deployable predictive information about the first alert of</w:t>
+      </w:r>
+      <w:r>
+        <w:t xml:space="preserve"> </w:t>
+      </w:r>
+      <w:r>
+        <w:t xml:space="preserve">the next cascade. This is a different question from the one deep-learning log</w:t>
+      </w:r>
+      <w:r>
+        <w:t xml:space="preserve"> </w:t>
+      </w:r>
+      <w:r>
+        <w:t xml:space="preserve">anomaly detectors answer on BGL (DeepLog, LogBERT, and related methods</w:t>
+      </w:r>
+      <w:r>
+        <w:t xml:space="preserve"> </w:t>
+      </w:r>
+      <w:r>
+        <w:t xml:space="preserve">flag anomalous alert lines themselves); here the task is whether the</w:t>
+      </w:r>
+      <w:r>
+        <w:t xml:space="preserve"> </w:t>
+      </w:r>
+      <w:r>
+        <w:t xml:space="preserve">non-alert stream predicts the first alert of the next episode, and on</w:t>
+      </w:r>
+      <w:r>
+        <w:t xml:space="preserve"> </w:t>
+      </w:r>
+      <w:r>
+        <w:t xml:space="preserve">BGL it does not.</w:t>
+      </w:r>
+    </w:p>
+    <w:p>
+      <w:pPr>
+        <w:pStyle w:val="BodyText"/>
+      </w:pPr>
+      <w:r>
+        <w:t xml:space="preserve">Use:</w:t>
+      </w:r>
+      <w:r>
+        <w:t xml:space="preserve"> </w:t>
+      </w:r>
+      <w:r>
+        <w:rPr>
+          <w:b/>
+          <w:bCs/>
+        </w:rPr>
+        <w:t xml:space="preserve">negative recommendation</w:t>
+      </w:r>
+      <w:r>
+        <w:t xml:space="preserve">. do not deploy this pipeline on</w:t>
+      </w:r>
+      <w:r>
+        <w:t xml:space="preserve"> </w:t>
+      </w:r>
+      <w:r>
+        <w:t xml:space="preserve">HPC-syslog data as an alert-cascade early-warning system. A better</w:t>
+      </w:r>
+      <w:r>
+        <w:t xml:space="preserve"> </w:t>
+      </w:r>
+      <w:r>
+        <w:t xml:space="preserve">use of pattern mining on this trace is post-hoc cascade taxonomy</w:t>
+      </w:r>
+      <w:r>
+        <w:t xml:space="preserve"> </w:t>
+      </w:r>
+      <w:r>
+        <w:t xml:space="preserve">(which alert codes cluster together within an episode) rather than</w:t>
+      </w:r>
+      <w:r>
+        <w:t xml:space="preserve"> </w:t>
+      </w:r>
+      <w:r>
+        <w:t xml:space="preserve">prediction.</w:t>
+      </w:r>
+    </w:p>
+    <w:p>
+      <w:pPr>
+        <w:pStyle w:val="BodyText"/>
+      </w:pPr>
+      <w:r>
+        <w:t xml:space="preserve">Sections 6.7 through 6.11 present the aggregate evidence behind these</w:t>
+      </w:r>
+      <w:r>
+        <w:t xml:space="preserve"> </w:t>
+      </w:r>
+      <w:r>
+        <w:t xml:space="preserve">signatures: the predictive-vs-frequent-noise separation (§6.7),</w:t>
+      </w:r>
+      <w:r>
+        <w:t xml:space="preserve"> </w:t>
+      </w:r>
+      <w:r>
+        <w:t xml:space="preserve">post-selection-valid sequence significance (§6.8), the same-sample</w:t>
+      </w:r>
+      <w:r>
+        <w:t xml:space="preserve"> </w:t>
+      </w:r>
+      <w:r>
+        <w:t xml:space="preserve">marginal baseline (§6.9), the SCANIA matched hazard-ratio analysis</w:t>
+      </w:r>
+      <w:r>
+        <w:t xml:space="preserve"> </w:t>
+      </w:r>
+      <w:r>
+        <w:t xml:space="preserve">(§6.10), and lead time on true positives (§6.11).</w:t>
+      </w:r>
+    </w:p>
+    <w:bookmarkEnd w:id="54"/>
+    <w:bookmarkEnd w:id="55"/>
+    <w:bookmarkStart w:id="56" w:name="X44aeb5833a19b6d32b8998867e975190f65e5f8"/>
+    <w:p>
+      <w:pPr>
+        <w:pStyle w:val="Heading3"/>
+      </w:pPr>
+      <w:r>
+        <w:t xml:space="preserve">6.7 Predictive vs frequent-noise separation across traces</w:t>
+      </w:r>
+    </w:p>
+    <w:p>
+      <w:pPr>
+        <w:pStyle w:val="FirstParagraph"/>
+      </w:pPr>
+      <w:r>
+        <w:t xml:space="preserve">The paper’s central object is the fraction of mined frequent patterns</w:t>
+      </w:r>
+      <w:r>
+        <w:t xml:space="preserve"> </w:t>
+      </w:r>
+      <w:r>
+        <w:t xml:space="preserve">that pass the per-pattern statistical significance test on an</w:t>
+      </w:r>
+      <w:r>
+        <w:t xml:space="preserve"> </w:t>
+      </w:r>
+      <w:r>
+        <w:t xml:space="preserve">inference sample disjoint from the discovery sample used for mining.</w:t>
+      </w:r>
+      <w:r>
+        <w:t xml:space="preserve"> </w:t>
+      </w:r>
+      <w:r>
+        <w:t xml:space="preserve">Frequency alone is a weak proxy for predictiveness; the post-</w:t>
+      </w:r>
+      <w:r>
+        <w:t xml:space="preserve"> </w:t>
+      </w:r>
+      <w:r>
+        <w:t xml:space="preserve">selection-valid test tells us which mined patterns carry elevated</w:t>
+      </w:r>
+      <w:r>
+        <w:t xml:space="preserve"> </w:t>
+      </w:r>
+      <w:r>
+        <w:t xml:space="preserve">failure signal against matched controls under an inference regime</w:t>
+      </w:r>
+      <w:r>
+        <w:t xml:space="preserve"> </w:t>
+      </w:r>
+      <w:r>
+        <w:t xml:space="preserve">not contaminated by the label-dependent candidate selection.</w:t>
+      </w:r>
+    </w:p>
+    <w:p>
+      <w:pPr>
+        <w:pStyle w:val="BodyText"/>
+      </w:pPr>
+      <w:r>
+        <w:t xml:space="preserve">Every trace is split 50/50 entity-disjoint into a discovery half (for</w:t>
+      </w:r>
+      <w:r>
+        <w:t xml:space="preserve"> </w:t>
+      </w:r>
+      <w:r>
+        <w:t xml:space="preserve">FP-Growth candidate selection) and an inference half (for exact</w:t>
+      </w:r>
+      <w:r>
+        <w:t xml:space="preserve"> </w:t>
+      </w:r>
+      <w:r>
+        <w:t xml:space="preserve">hypergeometric p-values and BH / BY correction). Table 10 covers the</w:t>
+      </w:r>
+      <w:r>
+        <w:t xml:space="preserve"> </w:t>
+      </w:r>
+      <w:r>
+        <w:t xml:space="preserve">four non-wind traces; the two wind farms carry the same analysis with</w:t>
+      </w:r>
+      <w:r>
+        <w:t xml:space="preserve"> </w:t>
+      </w:r>
+      <w:r>
+        <w:t xml:space="preserve">the catalog in §6.4 (Kelmarsh 30/35 and Penmanshiel 27/30</w:t>
+      </w:r>
+      <w:r>
+        <w:t xml:space="preserve"> </w:t>
+      </w:r>
+      <w:r>
+        <w:t xml:space="preserve">BY-significant itemsets at</w:t>
+      </w:r>
+      <w:r>
+        <w:t xml:space="preserve"> </w:t>
+      </w:r>
+      <w:r>
+        <w:rPr>
+          <w:rStyle w:val="VerbatimChar"/>
+        </w:rPr>
+        <w:t xml:space="preserve">last5</w:t>
+      </w:r>
+      <w:r>
+        <w:t xml:space="preserve">).</w:t>
+      </w:r>
+    </w:p>
+    <w:p>
+      <w:pPr>
+        <w:pStyle w:val="TableCaption"/>
+      </w:pPr>
+      <w:r>
+        <w:rPr>
+          <w:b/>
+          <w:bCs/>
+        </w:rPr>
         <w:t xml:space="preserve">Table 10.</w:t>
       </w:r>
       <w:r>
         <w:t xml:space="preserve"> </w:t>
       </w:r>
       <w:r>
-        <w:t xml:space="preserve">Top SCANIA Component X signatures by matched hazard ratio.</w:t>
+        <w:t xml:space="preserve">Post-selection-valid itemset significance by trace and horizon on the discovery/inference split.</w:t>
       </w:r>
     </w:p>
     <w:tbl>
@@ -14267,810 +14793,7 @@
         <w:tblW w:type="pct" w:w="5000"/>
         <w:tblLayout w:type="fixed"/>
         <w:tblLook w:firstRow="1" w:lastRow="0" w:firstColumn="0" w:lastColumn="0" w:noHBand="0" w:noVBand="0" w:val="0020"/>
-        <w:tblCaption w:val="Table 10. Top SCANIA Component X signatures by matched hazard ratio."/>
-      </w:tblPr>
-      <w:tblGrid>
-        <w:gridCol w:w="1584"/>
-        <w:gridCol w:w="1584"/>
-        <w:gridCol w:w="1584"/>
-        <w:gridCol w:w="1584"/>
-        <w:gridCol w:w="1584"/>
-      </w:tblGrid>
-      <w:tr>
-        <w:trPr>
-          <w:tblHeader w:val="on"/>
-        </w:trPr>
-        <w:tc>
-          <w:tcPr/>
-          <w:p>
-            <w:pPr>
-              <w:pStyle w:val="Compact"/>
-              <w:jc w:val="left"/>
-            </w:pPr>
-            <w:r>
-              <w:t xml:space="preserve">pattern</w:t>
-            </w:r>
-          </w:p>
-        </w:tc>
-        <w:tc>
-          <w:tcPr/>
-          <w:p>
-            <w:pPr>
-              <w:pStyle w:val="Compact"/>
-              <w:jc w:val="left"/>
-            </w:pPr>
-            <w:r>
-              <w:t xml:space="preserve">matched HR</w:t>
-            </w:r>
-          </w:p>
-        </w:tc>
-        <w:tc>
-          <w:tcPr/>
-          <w:p>
-            <w:pPr>
-              <w:pStyle w:val="Compact"/>
-              <w:jc w:val="left"/>
-            </w:pPr>
-            <w:r>
-              <w:t xml:space="preserve">95% CI</w:t>
-            </w:r>
-          </w:p>
-        </w:tc>
-        <w:tc>
-          <w:tcPr/>
-          <w:p>
-            <w:pPr>
-              <w:pStyle w:val="Compact"/>
-              <w:jc w:val="left"/>
-            </w:pPr>
-            <w:r>
-              <w:t xml:space="preserve">p</w:t>
-            </w:r>
-          </w:p>
-        </w:tc>
-        <w:tc>
-          <w:tcPr/>
-          <w:p>
-            <w:pPr>
-              <w:pStyle w:val="Compact"/>
-              <w:jc w:val="left"/>
-            </w:pPr>
-            <w:r>
-              <w:t xml:space="preserve">n_case_hits</w:t>
-            </w:r>
-          </w:p>
-        </w:tc>
-      </w:tr>
-      <w:tr>
-        <w:tc>
-          <w:tcPr/>
-          <w:p>
-            <w:pPr>
-              <w:pStyle w:val="Compact"/>
-              <w:jc w:val="left"/>
-            </w:pPr>
-            <w:r>
-              <w:rPr>
-                <w:rStyle w:val="VerbatimChar"/>
-              </w:rPr>
-              <w:t xml:space="preserve">counter_surprise:397_{27, 28, 29}</w:t>
-            </w:r>
-          </w:p>
-        </w:tc>
-        <w:tc>
-          <w:tcPr/>
-          <w:p>
-            <w:pPr>
-              <w:pStyle w:val="Compact"/>
-              <w:jc w:val="left"/>
-            </w:pPr>
-            <w:r>
-              <w:t xml:space="preserve">1.73</w:t>
-            </w:r>
-          </w:p>
-        </w:tc>
-        <w:tc>
-          <w:tcPr/>
-          <w:p>
-            <w:pPr>
-              <w:pStyle w:val="Compact"/>
-              <w:jc w:val="left"/>
-            </w:pPr>
-            <w:r>
-              <w:t xml:space="preserve">[1.53, 1.96]</w:t>
-            </w:r>
-          </w:p>
-        </w:tc>
-        <w:tc>
-          <w:tcPr/>
-          <w:p>
-            <w:pPr>
-              <w:pStyle w:val="Compact"/>
-              <w:jc w:val="left"/>
-            </w:pPr>
-            <w:r>
-              <w:t xml:space="preserve">1e-17</w:t>
-            </w:r>
-          </w:p>
-        </w:tc>
-        <w:tc>
-          <w:tcPr/>
-          <w:p>
-            <w:pPr>
-              <w:pStyle w:val="Compact"/>
-              <w:jc w:val="left"/>
-            </w:pPr>
-            <w:r>
-              <w:t xml:space="preserve">456</w:t>
-            </w:r>
-          </w:p>
-        </w:tc>
-      </w:tr>
-      <w:tr>
-        <w:tc>
-          <w:tcPr/>
-          <w:p>
-            <w:pPr>
-              <w:pStyle w:val="Compact"/>
-              <w:jc w:val="left"/>
-            </w:pPr>
-            <w:r>
-              <w:rPr>
-                <w:rStyle w:val="VerbatimChar"/>
-              </w:rPr>
-              <w:t xml:space="preserve">counter_surprise:397_{29, 34, 35}</w:t>
-            </w:r>
-          </w:p>
-        </w:tc>
-        <w:tc>
-          <w:tcPr/>
-          <w:p>
-            <w:pPr>
-              <w:pStyle w:val="Compact"/>
-              <w:jc w:val="left"/>
-            </w:pPr>
-            <w:r>
-              <w:t xml:space="preserve">1.69</w:t>
-            </w:r>
-          </w:p>
-        </w:tc>
-        <w:tc>
-          <w:tcPr/>
-          <w:p>
-            <w:pPr>
-              <w:pStyle w:val="Compact"/>
-              <w:jc w:val="left"/>
-            </w:pPr>
-            <w:r>
-              <w:t xml:space="preserve">[1.50, 1.91]</w:t>
-            </w:r>
-          </w:p>
-        </w:tc>
-        <w:tc>
-          <w:tcPr/>
-          <w:p>
-            <w:pPr>
-              <w:pStyle w:val="Compact"/>
-              <w:jc w:val="left"/>
-            </w:pPr>
-            <w:r>
-              <w:t xml:space="preserve">4e-17</w:t>
-            </w:r>
-          </w:p>
-        </w:tc>
-        <w:tc>
-          <w:tcPr/>
-          <w:p>
-            <w:pPr>
-              <w:pStyle w:val="Compact"/>
-              <w:jc w:val="left"/>
-            </w:pPr>
-            <w:r>
-              <w:t xml:space="preserve">479</w:t>
-            </w:r>
-          </w:p>
-        </w:tc>
-      </w:tr>
-      <w:tr>
-        <w:tc>
-          <w:tcPr/>
-          <w:p>
-            <w:pPr>
-              <w:pStyle w:val="Compact"/>
-              <w:jc w:val="left"/>
-            </w:pPr>
-            <w:r>
-              <w:rPr>
-                <w:rStyle w:val="VerbatimChar"/>
-              </w:rPr>
-              <w:t xml:space="preserve">counter_surprise:397_{28, 29, 34}</w:t>
-            </w:r>
-          </w:p>
-        </w:tc>
-        <w:tc>
-          <w:tcPr/>
-          <w:p>
-            <w:pPr>
-              <w:pStyle w:val="Compact"/>
-              <w:jc w:val="left"/>
-            </w:pPr>
-            <w:r>
-              <w:t xml:space="preserve">1.69</w:t>
-            </w:r>
-          </w:p>
-        </w:tc>
-        <w:tc>
-          <w:tcPr/>
-          <w:p>
-            <w:pPr>
-              <w:pStyle w:val="Compact"/>
-              <w:jc w:val="left"/>
-            </w:pPr>
-            <w:r>
-              <w:t xml:space="preserve">[1.49, 1.90]</w:t>
-            </w:r>
-          </w:p>
-        </w:tc>
-        <w:tc>
-          <w:tcPr/>
-          <w:p>
-            <w:pPr>
-              <w:pStyle w:val="Compact"/>
-              <w:jc w:val="left"/>
-            </w:pPr>
-            <w:r>
-              <w:t xml:space="preserve">4e-17</w:t>
-            </w:r>
-          </w:p>
-        </w:tc>
-        <w:tc>
-          <w:tcPr/>
-          <w:p>
-            <w:pPr>
-              <w:pStyle w:val="Compact"/>
-              <w:jc w:val="left"/>
-            </w:pPr>
-            <w:r>
-              <w:t xml:space="preserve">495</w:t>
-            </w:r>
-          </w:p>
-        </w:tc>
-      </w:tr>
-      <w:tr>
-        <w:tc>
-          <w:tcPr/>
-          <w:p>
-            <w:pPr>
-              <w:pStyle w:val="Compact"/>
-              <w:jc w:val="left"/>
-            </w:pPr>
-            <w:r>
-              <w:rPr>
-                <w:rStyle w:val="VerbatimChar"/>
-              </w:rPr>
-              <w:t xml:space="preserve">counter_surprise:397_{29, 34}</w:t>
-            </w:r>
-            <w:r>
-              <w:t xml:space="preserve"> </w:t>
-            </w:r>
-            <w:r>
-              <w:t xml:space="preserve">(two-bin)</w:t>
-            </w:r>
-          </w:p>
-        </w:tc>
-        <w:tc>
-          <w:tcPr/>
-          <w:p>
-            <w:pPr>
-              <w:pStyle w:val="Compact"/>
-              <w:jc w:val="left"/>
-            </w:pPr>
-            <w:r>
-              <w:t xml:space="preserve">1.67</w:t>
-            </w:r>
-          </w:p>
-        </w:tc>
-        <w:tc>
-          <w:tcPr/>
-          <w:p>
-            <w:pPr>
-              <w:pStyle w:val="Compact"/>
-              <w:jc w:val="left"/>
-            </w:pPr>
-            <w:r>
-              <w:t xml:space="preserve">[1.50, 1.87]</w:t>
-            </w:r>
-          </w:p>
-        </w:tc>
-        <w:tc>
-          <w:tcPr/>
-          <w:p>
-            <w:pPr>
-              <w:pStyle w:val="Compact"/>
-              <w:jc w:val="left"/>
-            </w:pPr>
-            <w:r>
-              <w:t xml:space="preserve">2e-19</w:t>
-            </w:r>
-          </w:p>
-        </w:tc>
-        <w:tc>
-          <w:tcPr/>
-          <w:p>
-            <w:pPr>
-              <w:pStyle w:val="Compact"/>
-              <w:jc w:val="left"/>
-            </w:pPr>
-            <w:r>
-              <w:t xml:space="preserve">611</w:t>
-            </w:r>
-          </w:p>
-        </w:tc>
-      </w:tr>
-      <w:tr>
-        <w:tc>
-          <w:tcPr/>
-          <w:p>
-            <w:pPr>
-              <w:pStyle w:val="Compact"/>
-              <w:jc w:val="left"/>
-            </w:pPr>
-            <w:r>
-              <w:rPr>
-                <w:rStyle w:val="VerbatimChar"/>
-              </w:rPr>
-              <w:t xml:space="preserve">counter_surprise:397_{28, 29}</w:t>
-            </w:r>
-            <w:r>
-              <w:t xml:space="preserve"> </w:t>
-            </w:r>
-            <w:r>
-              <w:t xml:space="preserve">(two-bin)</w:t>
-            </w:r>
-          </w:p>
-        </w:tc>
-        <w:tc>
-          <w:tcPr/>
-          <w:p>
-            <w:pPr>
-              <w:pStyle w:val="Compact"/>
-              <w:jc w:val="left"/>
-            </w:pPr>
-            <w:r>
-              <w:t xml:space="preserve">1.66</w:t>
-            </w:r>
-          </w:p>
-        </w:tc>
-        <w:tc>
-          <w:tcPr/>
-          <w:p>
-            <w:pPr>
-              <w:pStyle w:val="Compact"/>
-              <w:jc w:val="left"/>
-            </w:pPr>
-            <w:r>
-              <w:t xml:space="preserve">[1.48, 1.85]</w:t>
-            </w:r>
-          </w:p>
-        </w:tc>
-        <w:tc>
-          <w:tcPr/>
-          <w:p>
-            <w:pPr>
-              <w:pStyle w:val="Compact"/>
-              <w:jc w:val="left"/>
-            </w:pPr>
-            <w:r>
-              <w:t xml:space="preserve">2e-19</w:t>
-            </w:r>
-          </w:p>
-        </w:tc>
-        <w:tc>
-          <w:tcPr/>
-          <w:p>
-            <w:pPr>
-              <w:pStyle w:val="Compact"/>
-              <w:jc w:val="left"/>
-            </w:pPr>
-            <w:r>
-              <w:t xml:space="preserve">630</w:t>
-            </w:r>
-          </w:p>
-        </w:tc>
-      </w:tr>
-    </w:tbl>
-    <w:p>
-      <w:pPr>
-        <w:pStyle w:val="BodyText"/>
-      </w:pPr>
-      <w:r>
-        <w:t xml:space="preserve">Interpretation:</w:t>
-      </w:r>
-      <w:r>
-        <w:t xml:space="preserve"> </w:t>
-      </w:r>
-      <w:r>
-        <w:rPr>
-          <w:b/>
-          <w:bCs/>
-        </w:rPr>
-        <w:t xml:space="preserve">sustained anomalies concentrated in the histogram-</w:t>
-      </w:r>
-      <w:r>
-        <w:rPr>
-          <w:b/>
-          <w:bCs/>
-        </w:rPr>
-        <w:t xml:space="preserve"> </w:t>
-      </w:r>
-      <w:r>
-        <w:rPr>
-          <w:b/>
-          <w:bCs/>
-        </w:rPr>
-        <w:t xml:space="preserve">397 bin range 27-35 double the near-term hazard of Component X</w:t>
-      </w:r>
-      <w:r>
-        <w:rPr>
-          <w:b/>
-          <w:bCs/>
-        </w:rPr>
-        <w:t xml:space="preserve"> </w:t>
-      </w:r>
-      <w:r>
-        <w:rPr>
-          <w:b/>
-          <w:bCs/>
-        </w:rPr>
-        <w:t xml:space="preserve">repair</w:t>
-      </w:r>
-      <w:r>
-        <w:t xml:space="preserve">. The signal is a cumulative-usage-profile marker at the</w:t>
-      </w:r>
-      <w:r>
-        <w:t xml:space="preserve"> </w:t>
-      </w:r>
-      <w:r>
-        <w:t xml:space="preserve">truck level rather than a temporal precursor in the last-K events;</w:t>
-      </w:r>
-      <w:r>
-        <w:t xml:space="preserve"> </w:t>
-      </w:r>
-      <w:r>
-        <w:t xml:space="preserve">the temporally-held-out AUROC (§6.2) is 0.60 for this reason.</w:t>
-      </w:r>
-    </w:p>
-    <w:p>
-      <w:pPr>
-        <w:pStyle w:val="BodyText"/>
-      </w:pPr>
-      <w:r>
-        <w:t xml:space="preserve">Use:</w:t>
-      </w:r>
-      <w:r>
-        <w:t xml:space="preserve"> </w:t>
-      </w:r>
-      <w:r>
-        <w:rPr>
-          <w:b/>
-          <w:bCs/>
-        </w:rPr>
-        <w:t xml:space="preserve">fleet triage</w:t>
-      </w:r>
-      <w:r>
-        <w:t xml:space="preserve">. Rank trucks by the count of significant</w:t>
-      </w:r>
-      <w:r>
-        <w:t xml:space="preserve"> </w:t>
-      </w:r>
-      <w:r>
-        <w:t xml:space="preserve">histogram-397 patterns present in the last-20-readout window;</w:t>
-      </w:r>
-      <w:r>
-        <w:t xml:space="preserve"> </w:t>
-      </w:r>
-      <w:r>
-        <w:t xml:space="preserve">prioritise workshop inspection for the top decile.</w:t>
-      </w:r>
-    </w:p>
-    <w:p>
-      <w:pPr>
-        <w:pStyle w:val="BodyText"/>
-      </w:pPr>
-      <w:r>
-        <w:rPr>
-          <w:b/>
-          <w:bCs/>
-        </w:rPr>
-        <w:t xml:space="preserve">BGL (LLNL Blue Gene/L syslogs).</w:t>
-      </w:r>
-    </w:p>
-    <w:p>
-      <w:pPr>
-        <w:pStyle w:val="BodyText"/>
-      </w:pPr>
-      <w:r>
-        <w:t xml:space="preserve">No non-alert precursor pattern passes the post-selection-valid</w:t>
-      </w:r>
-      <w:r>
-        <w:t xml:space="preserve"> </w:t>
-      </w:r>
-      <w:r>
-        <w:t xml:space="preserve">BY q &lt; 0.05 test on any horizon.</w:t>
-      </w:r>
-    </w:p>
-    <w:p>
-      <w:pPr>
-        <w:pStyle w:val="BodyText"/>
-      </w:pPr>
-      <w:r>
-        <w:t xml:space="preserve">Interpretation:</w:t>
-      </w:r>
-      <w:r>
-        <w:t xml:space="preserve"> </w:t>
-      </w:r>
-      <w:r>
-        <w:rPr>
-          <w:b/>
-          <w:bCs/>
-        </w:rPr>
-        <w:t xml:space="preserve">alert cascades on BGL are self-triggering</w:t>
-      </w:r>
-      <w:r>
-        <w:t xml:space="preserve">. The</w:t>
-      </w:r>
-      <w:r>
-        <w:t xml:space="preserve"> </w:t>
-      </w:r>
-      <w:r>
-        <w:t xml:space="preserve">non-alert stream (</w:t>
-      </w:r>
-      <w:r>
-        <w:rPr>
-          <w:rStyle w:val="VerbatimChar"/>
-        </w:rPr>
-        <w:t xml:space="preserve">system_error</w:t>
-      </w:r>
-      <w:r>
-        <w:t xml:space="preserve">,</w:t>
-      </w:r>
-      <w:r>
-        <w:t xml:space="preserve"> </w:t>
-      </w:r>
-      <w:r>
-        <w:rPr>
-          <w:rStyle w:val="VerbatimChar"/>
-        </w:rPr>
-        <w:t xml:space="preserve">system_warning</w:t>
-      </w:r>
-      <w:r>
-        <w:t xml:space="preserve">,</w:t>
-      </w:r>
-      <w:r>
-        <w:t xml:space="preserve"> </w:t>
-      </w:r>
-      <w:r>
-        <w:rPr>
-          <w:rStyle w:val="VerbatimChar"/>
-        </w:rPr>
-        <w:t xml:space="preserve">system_info</w:t>
-      </w:r>
-      <w:r>
-        <w:t xml:space="preserve">)</w:t>
-      </w:r>
-      <w:r>
-        <w:t xml:space="preserve"> </w:t>
-      </w:r>
-      <w:r>
-        <w:t xml:space="preserve">carries no predictive information about the first alert of the next</w:t>
-      </w:r>
-      <w:r>
-        <w:t xml:space="preserve"> </w:t>
-      </w:r>
-      <w:r>
-        <w:t xml:space="preserve">cascade. This is a different question from the one deep-learning log</w:t>
-      </w:r>
-      <w:r>
-        <w:t xml:space="preserve"> </w:t>
-      </w:r>
-      <w:r>
-        <w:t xml:space="preserve">anomaly detectors answer on BGL (DeepLog, LogBERT, and related methods</w:t>
-      </w:r>
-      <w:r>
-        <w:t xml:space="preserve"> </w:t>
-      </w:r>
-      <w:r>
-        <w:t xml:space="preserve">flag anomalous alert lines themselves); here the task is whether the</w:t>
-      </w:r>
-      <w:r>
-        <w:t xml:space="preserve"> </w:t>
-      </w:r>
-      <w:r>
-        <w:t xml:space="preserve">non-alert stream predicts the first alert of the next episode, and on</w:t>
-      </w:r>
-      <w:r>
-        <w:t xml:space="preserve"> </w:t>
-      </w:r>
-      <w:r>
-        <w:t xml:space="preserve">BGL it does not.</w:t>
-      </w:r>
-    </w:p>
-    <w:p>
-      <w:pPr>
-        <w:pStyle w:val="BodyText"/>
-      </w:pPr>
-      <w:r>
-        <w:t xml:space="preserve">Use:</w:t>
-      </w:r>
-      <w:r>
-        <w:t xml:space="preserve"> </w:t>
-      </w:r>
-      <w:r>
-        <w:rPr>
-          <w:b/>
-          <w:bCs/>
-        </w:rPr>
-        <w:t xml:space="preserve">negative recommendation</w:t>
-      </w:r>
-      <w:r>
-        <w:t xml:space="preserve">. do not deploy this pipeline on</w:t>
-      </w:r>
-      <w:r>
-        <w:t xml:space="preserve"> </w:t>
-      </w:r>
-      <w:r>
-        <w:t xml:space="preserve">HPC-syslog data as an alert-cascade early-warning system. A better</w:t>
-      </w:r>
-      <w:r>
-        <w:t xml:space="preserve"> </w:t>
-      </w:r>
-      <w:r>
-        <w:t xml:space="preserve">use of pattern mining on this trace is post-hoc cascade taxonomy</w:t>
-      </w:r>
-      <w:r>
-        <w:t xml:space="preserve"> </w:t>
-      </w:r>
-      <w:r>
-        <w:t xml:space="preserve">(which alert codes cluster together within an episode) rather than</w:t>
-      </w:r>
-      <w:r>
-        <w:t xml:space="preserve"> </w:t>
-      </w:r>
-      <w:r>
-        <w:t xml:space="preserve">prediction.</w:t>
-      </w:r>
-    </w:p>
-    <w:p>
-      <w:pPr>
-        <w:pStyle w:val="BodyText"/>
-      </w:pPr>
-      <w:r>
-        <w:t xml:space="preserve">Sections 6.7 through 6.11 present the aggregate evidence behind these</w:t>
-      </w:r>
-      <w:r>
-        <w:t xml:space="preserve"> </w:t>
-      </w:r>
-      <w:r>
-        <w:t xml:space="preserve">signatures: the predictive-vs-frequent-noise separation (§6.7),</w:t>
-      </w:r>
-      <w:r>
-        <w:t xml:space="preserve"> </w:t>
-      </w:r>
-      <w:r>
-        <w:t xml:space="preserve">post-selection-valid sequence significance (§6.8), the same-sample</w:t>
-      </w:r>
-      <w:r>
-        <w:t xml:space="preserve"> </w:t>
-      </w:r>
-      <w:r>
-        <w:t xml:space="preserve">marginal baseline (§6.9), the SCANIA matched hazard-ratio analysis</w:t>
-      </w:r>
-      <w:r>
-        <w:t xml:space="preserve"> </w:t>
-      </w:r>
-      <w:r>
-        <w:t xml:space="preserve">(§6.10), and lead time on true positives (§6.11).</w:t>
-      </w:r>
-    </w:p>
-    <w:bookmarkEnd w:id="54"/>
-    <w:bookmarkStart w:id="55" w:name="X44aeb5833a19b6d32b8998867e975190f65e5f8"/>
-    <w:p>
-      <w:pPr>
-        <w:pStyle w:val="Heading3"/>
-      </w:pPr>
-      <w:r>
-        <w:t xml:space="preserve">6.7 Predictive vs frequent-noise separation across traces</w:t>
-      </w:r>
-    </w:p>
-    <w:p>
-      <w:pPr>
-        <w:pStyle w:val="FirstParagraph"/>
-      </w:pPr>
-      <w:r>
-        <w:t xml:space="preserve">The paper’s central object is the fraction of mined frequent patterns</w:t>
-      </w:r>
-      <w:r>
-        <w:t xml:space="preserve"> </w:t>
-      </w:r>
-      <w:r>
-        <w:t xml:space="preserve">that pass the per-pattern statistical significance test on an</w:t>
-      </w:r>
-      <w:r>
-        <w:t xml:space="preserve"> </w:t>
-      </w:r>
-      <w:r>
-        <w:t xml:space="preserve">inference sample disjoint from the discovery sample used for mining.</w:t>
-      </w:r>
-      <w:r>
-        <w:t xml:space="preserve"> </w:t>
-      </w:r>
-      <w:r>
-        <w:t xml:space="preserve">Frequency alone is a weak proxy for predictiveness; the post-</w:t>
-      </w:r>
-      <w:r>
-        <w:t xml:space="preserve"> </w:t>
-      </w:r>
-      <w:r>
-        <w:t xml:space="preserve">selection-valid test tells us which mined patterns carry elevated</w:t>
-      </w:r>
-      <w:r>
-        <w:t xml:space="preserve"> </w:t>
-      </w:r>
-      <w:r>
-        <w:t xml:space="preserve">failure signal against matched controls under an inference regime</w:t>
-      </w:r>
-      <w:r>
-        <w:t xml:space="preserve"> </w:t>
-      </w:r>
-      <w:r>
-        <w:t xml:space="preserve">not contaminated by the label-dependent candidate selection.</w:t>
-      </w:r>
-    </w:p>
-    <w:p>
-      <w:pPr>
-        <w:pStyle w:val="BodyText"/>
-      </w:pPr>
-      <w:r>
-        <w:t xml:space="preserve">Every trace is split 50/50 entity-disjoint into a discovery half (for</w:t>
-      </w:r>
-      <w:r>
-        <w:t xml:space="preserve"> </w:t>
-      </w:r>
-      <w:r>
-        <w:t xml:space="preserve">FP-Growth candidate selection) and an inference half (for exact</w:t>
-      </w:r>
-      <w:r>
-        <w:t xml:space="preserve"> </w:t>
-      </w:r>
-      <w:r>
-        <w:t xml:space="preserve">hypergeometric p-values and BH / BY correction).</w:t>
-      </w:r>
-    </w:p>
-    <w:p>
-      <w:pPr>
-        <w:pStyle w:val="TableCaption"/>
-      </w:pPr>
-      <w:r>
-        <w:rPr>
-          <w:b/>
-          <w:bCs/>
-        </w:rPr>
-        <w:t xml:space="preserve">Table 11.</w:t>
-      </w:r>
-      <w:r>
-        <w:t xml:space="preserve"> </w:t>
-      </w:r>
-      <w:r>
-        <w:t xml:space="preserve">Post-selection-valid itemset significance by trace and horizon on the discovery/inference split.</w:t>
-      </w:r>
-    </w:p>
-    <w:tbl>
-      <w:tblPr>
-        <w:tblStyle w:val="Table"/>
-        <w:tblW w:type="pct" w:w="5000"/>
-        <w:tblLayout w:type="fixed"/>
-        <w:tblLook w:firstRow="1" w:lastRow="0" w:firstColumn="0" w:lastColumn="0" w:noHBand="0" w:noVBand="0" w:val="0020"/>
-        <w:tblCaption w:val="Table 11. Post-selection-valid itemset significance by trace and horizon on the discovery/inference split."/>
+        <w:tblCaption w:val="Table 10. Post-selection-valid itemset significance by trace and horizon on the discovery/inference split."/>
       </w:tblPr>
       <w:tblGrid>
         <w:gridCol w:w="828"/>
@@ -15412,7 +15135,7 @@
               <w:jc w:val="right"/>
             </w:pPr>
             <w:r>
-              <w:t xml:space="preserve">~1.12M jobs</w:t>
+              <w:t xml:space="preserve">32,474 jobs</w:t>
             </w:r>
           </w:p>
         </w:tc>
@@ -15486,7 +15209,7 @@
               <w:jc w:val="right"/>
             </w:pPr>
             <w:r>
-              <w:t xml:space="preserve">~1.12M jobs</w:t>
+              <w:t xml:space="preserve">32,474 jobs</w:t>
             </w:r>
           </w:p>
         </w:tc>
@@ -15560,7 +15283,7 @@
               <w:jc w:val="right"/>
             </w:pPr>
             <w:r>
-              <w:t xml:space="preserve">~1.12M jobs</w:t>
+              <w:t xml:space="preserve">32,474 jobs</w:t>
             </w:r>
           </w:p>
         </w:tc>
@@ -16086,13 +15809,13 @@
         <w:t xml:space="preserve"> </w:t>
       </w:r>
       <w:r>
-        <w:t xml:space="preserve">fraction drops from 86% (naive) to 30% (BY-corrected on</w:t>
-      </w:r>
-      <w:r>
-        <w:t xml:space="preserve"> </w:t>
-      </w:r>
-      <w:r>
-        <w:t xml:space="preserve">inference half); the extra patterns were selection artefacts. Second,</w:t>
+        <w:t xml:space="preserve">itemset fraction drops from 66% (naive) to 30% (BY-corrected</w:t>
+      </w:r>
+      <w:r>
+        <w:t xml:space="preserve"> </w:t>
+      </w:r>
+      <w:r>
+        <w:t xml:space="preserve">on inference half); the extra patterns were selection artefacts. Second,</w:t>
       </w:r>
       <w:r>
         <w:t xml:space="preserve"> </w:t>
@@ -16208,8 +15931,8 @@
         <w:t xml:space="preserve">predictive-pattern list is short.</w:t>
       </w:r>
     </w:p>
-    <w:bookmarkEnd w:id="55"/>
-    <w:bookmarkStart w:id="56" w:name="Xa182019db5c06219c287e242249f191e21aa0df"/>
+    <w:bookmarkEnd w:id="56"/>
+    <w:bookmarkStart w:id="57" w:name="Xa182019db5c06219c287e242249f191e21aa0df"/>
     <w:p>
       <w:pPr>
         <w:pStyle w:val="Heading3"/>
@@ -16247,7 +15970,7 @@
         <w:t xml:space="preserve"> </w:t>
       </w:r>
       <w:r>
-        <w:t xml:space="preserve">all sequences tested at each horizon.</w:t>
+        <w:t xml:space="preserve">all sequences tested at each horizon (Table 11).</w:t>
       </w:r>
     </w:p>
     <w:p>
@@ -16259,7 +15982,7 @@
           <w:b/>
           <w:bCs/>
         </w:rPr>
-        <w:t xml:space="preserve">Table 12.</w:t>
+        <w:t xml:space="preserve">Table 11.</w:t>
       </w:r>
       <w:r>
         <w:t xml:space="preserve"> </w:t>
@@ -16274,7 +15997,7 @@
         <w:tblW w:type="pct" w:w="5000"/>
         <w:tblLayout w:type="fixed"/>
         <w:tblLook w:firstRow="1" w:lastRow="0" w:firstColumn="0" w:lastColumn="0" w:noHBand="0" w:noVBand="0" w:val="0020"/>
-        <w:tblCaption w:val="Table 12. Post-selection-valid sequence significance by trace and horizon."/>
+        <w:tblCaption w:val="Table 11. Post-selection-valid sequence significance by trace and horizon."/>
       </w:tblPr>
       <w:tblGrid>
         <w:gridCol w:w="727"/>
@@ -17650,8 +17373,8 @@
         <w:t xml:space="preserve">catalog uses.</w:t>
       </w:r>
     </w:p>
-    <w:bookmarkEnd w:id="56"/>
-    <w:bookmarkStart w:id="57" w:name="X39b99ab144b8766ac518ecf770687bbc49b8129"/>
+    <w:bookmarkEnd w:id="57"/>
+    <w:bookmarkStart w:id="58" w:name="X39b99ab144b8766ac518ecf770687bbc49b8129"/>
     <w:p>
       <w:pPr>
         <w:pStyle w:val="Heading3"/>
@@ -17818,8 +17541,8 @@
         <w:t xml:space="preserve">sequences.</w:t>
       </w:r>
     </w:p>
-    <w:bookmarkEnd w:id="57"/>
-    <w:bookmarkStart w:id="58" w:name="X9089ac7c4740497ca2f8946257a25d0f4921163"/>
+    <w:bookmarkEnd w:id="58"/>
+    <w:bookmarkStart w:id="59" w:name="X9089ac7c4740497ca2f8946257a25d0f4921163"/>
     <w:p>
       <w:pPr>
         <w:pStyle w:val="Heading3"/>
@@ -17989,24 +17712,6 @@
       <w:r>
         <w:t xml:space="preserve">Wald p-values, corrected across the 200 patterns actually tested.</w:t>
       </w:r>
-      <w:r>
-        <w:t xml:space="preserve"> </w:t>
-      </w:r>
-      <w:r>
-        <w:t xml:space="preserve">Top hazard ratios cluster in feature-397 bin combinations, consistent</w:t>
-      </w:r>
-      <w:r>
-        <w:t xml:space="preserve"> </w:t>
-      </w:r>
-      <w:r>
-        <w:t xml:space="preserve">with the concentration of predictive signal in a small number of</w:t>
-      </w:r>
-      <w:r>
-        <w:t xml:space="preserve"> </w:t>
-      </w:r>
-      <w:r>
-        <w:t xml:space="preserve">underlying histograms.</w:t>
-      </w:r>
     </w:p>
     <w:p>
       <w:pPr>
@@ -18025,7 +17730,7 @@
           <w:b/>
           <w:bCs/>
         </w:rPr>
-        <w:t xml:space="preserve">Table 13.</w:t>
+        <w:t xml:space="preserve">Table 12.</w:t>
       </w:r>
       <w:r>
         <w:t xml:space="preserve"> </w:t>
@@ -18040,7 +17745,7 @@
         <w:tblW w:type="pct" w:w="5000"/>
         <w:tblLayout w:type="fixed"/>
         <w:tblLook w:firstRow="1" w:lastRow="0" w:firstColumn="0" w:lastColumn="0" w:noHBand="0" w:noVBand="0" w:val="0020"/>
-        <w:tblCaption w:val="Table 13. Top five SCANIA Component X signatures with matched hazard ratios and 95% confidence intervals."/>
+        <w:tblCaption w:val="Table 12. Top five SCANIA Component X signatures with matched hazard ratios and 95% confidence intervals."/>
       </w:tblPr>
       <w:tblGrid>
         <w:gridCol w:w="779"/>
@@ -18528,7 +18233,7 @@
           <w:b/>
           <w:bCs/>
         </w:rPr>
-        <w:t xml:space="preserve">pooled 2×2 analysis previously reported inflated these</w:t>
+        <w:t xml:space="preserve">pooled 2×2 analysis (Table 13) inflates these effects by</w:t>
       </w:r>
       <w:r>
         <w:rPr>
@@ -18542,25 +18247,25 @@
           <w:b/>
           <w:bCs/>
         </w:rPr>
-        <w:t xml:space="preserve">effects by roughly 1.6×</w:t>
-      </w:r>
-      <w:r>
-        <w:t xml:space="preserve"> </w:t>
-      </w:r>
-      <w:r>
-        <w:t xml:space="preserve">(top pooled MH-OR 2.72 [2.10, 3.51] for</w:t>
-      </w:r>
-      <w:r>
-        <w:t xml:space="preserve"> </w:t>
-      </w:r>
-      <w:r>
-        <w:t xml:space="preserve">the same pattern), because pooling discards the matched-set structure</w:t>
-      </w:r>
-      <w:r>
-        <w:t xml:space="preserve"> </w:t>
-      </w:r>
-      <w:r>
-        <w:t xml:space="preserve">that the incidence-density sampling design creates. The matched HR</w:t>
+        <w:t xml:space="preserve">roughly 1.6×</w:t>
+      </w:r>
+      <w:r>
+        <w:t xml:space="preserve"> </w:t>
+      </w:r>
+      <w:r>
+        <w:t xml:space="preserve">(top pooled MH-OR 2.72 [2.10, 3.51] for the same</w:t>
+      </w:r>
+      <w:r>
+        <w:t xml:space="preserve"> </w:t>
+      </w:r>
+      <w:r>
+        <w:t xml:space="preserve">pattern), because pooling discards the matched-set structure that the</w:t>
+      </w:r>
+      <w:r>
+        <w:t xml:space="preserve"> </w:t>
+      </w:r>
+      <w:r>
+        <w:t xml:space="preserve">incidence-density sampling design creates. The matched HR</w:t>
       </w:r>
       <w:r>
         <w:t xml:space="preserve"> </w:t>
@@ -18695,13 +18400,13 @@
           <w:b/>
           <w:bCs/>
         </w:rPr>
-        <w:t xml:space="preserve">Table 14.</w:t>
-      </w:r>
-      <w:r>
-        <w:t xml:space="preserve"> </w:t>
-      </w:r>
-      <w:r>
-        <w:t xml:space="preserve">Pooled 2x2 odds ratios for the same SCANIA signatures, superseded by the matched estimates in Table 13.</w:t>
+        <w:t xml:space="preserve">Table 13.</w:t>
+      </w:r>
+      <w:r>
+        <w:t xml:space="preserve"> </w:t>
+      </w:r>
+      <w:r>
+        <w:t xml:space="preserve">Pooled 2x2 odds ratios for the same SCANIA signatures, superseded by the matched estimates in Table 12.</w:t>
       </w:r>
     </w:p>
     <w:tbl>
@@ -18710,7 +18415,7 @@
         <w:tblW w:type="pct" w:w="5000"/>
         <w:tblLayout w:type="fixed"/>
         <w:tblLook w:firstRow="1" w:lastRow="0" w:firstColumn="0" w:lastColumn="0" w:noHBand="0" w:noVBand="0" w:val="0020"/>
-        <w:tblCaption w:val="Table 14. Pooled 2x2 odds ratios for the same SCANIA signatures, superseded by the matched estimates in Table 13."/>
+        <w:tblCaption w:val="Table 13. Pooled 2x2 odds ratios for the same SCANIA signatures, superseded by the matched estimates in Table 12."/>
       </w:tblPr>
       <w:tblGrid>
         <w:gridCol w:w="894"/>
@@ -19115,19 +18820,7 @@
         <w:pStyle w:val="BodyText"/>
       </w:pPr>
       <w:r>
-        <w:t xml:space="preserve">The top signatures are concentrated in bin combinations of the same</w:t>
-      </w:r>
-      <w:r>
-        <w:t xml:space="preserve"> </w:t>
-      </w:r>
-      <w:r>
-        <w:t xml:space="preserve">histogram feature (397), consistent with the histogram-encoded</w:t>
-      </w:r>
-      <w:r>
-        <w:t xml:space="preserve"> </w:t>
-      </w:r>
-      <w:r>
-        <w:t xml:space="preserve">feature set described in §3.6. The</w:t>
+        <w:t xml:space="preserve">The</w:t>
       </w:r>
       <w:r>
         <w:t xml:space="preserve"> </w:t>
@@ -19142,13 +18835,19 @@
         <w:t xml:space="preserve"> </w:t>
       </w:r>
       <w:r>
-        <w:t xml:space="preserve">cross-feature signature is an example of a two-feature interaction</w:t>
-      </w:r>
-      <w:r>
-        <w:t xml:space="preserve"> </w:t>
-      </w:r>
-      <w:r>
-        <w:t xml:space="preserve">that pattern mining surfaces without needing a black-box classifier.</w:t>
+        <w:t xml:space="preserve">cross-feature signature is an example of a</w:t>
+      </w:r>
+      <w:r>
+        <w:t xml:space="preserve"> </w:t>
+      </w:r>
+      <w:r>
+        <w:t xml:space="preserve">two-feature interaction that pattern mining surfaces without needing</w:t>
+      </w:r>
+      <w:r>
+        <w:t xml:space="preserve"> </w:t>
+      </w:r>
+      <w:r>
+        <w:t xml:space="preserve">a black-box classifier.</w:t>
       </w:r>
       <w:r>
         <w:t xml:space="preserve"> </w:t>
@@ -19193,7 +18892,7 @@
         <w:t xml:space="preserve">inspection), not next-event alerting.</w:t>
       </w:r>
     </w:p>
-    <w:bookmarkEnd w:id="58"/>
+    <w:bookmarkEnd w:id="59"/>
     <w:bookmarkStart w:id="60" w:name="lead-time-on-true-positives"/>
     <w:p>
       <w:pPr>
@@ -19300,21 +18999,43 @@
         <w:pStyle w:val="FirstParagraph"/>
       </w:pPr>
       <w:r>
-        <w:t xml:space="preserve">Lead-time detail:</w:t>
-      </w:r>
-      <w:r>
-        <w:t xml:space="preserve"> </w:t>
-      </w:r>
-      <w:hyperlink r:id="rId59">
-        <w:r>
-          <w:rPr>
-            <w:rStyle w:val="Hyperlink"/>
-          </w:rPr>
-          <w:t xml:space="preserve">results/tables/{azure,alibaba}_leadtime.md</w:t>
-        </w:r>
-      </w:hyperlink>
-      <w:r>
-        <w:t xml:space="preserve">.</w:t>
+        <w:t xml:space="preserve">Lead-time detail is released in the repository under</w:t>
+      </w:r>
+      <w:r>
+        <w:t xml:space="preserve"> </w:t>
+      </w:r>
+      <w:r>
+        <w:rPr>
+          <w:rStyle w:val="VerbatimChar"/>
+        </w:rPr>
+        <w:t xml:space="preserve">results/tables/</w:t>
+      </w:r>
+      <w:r>
+        <w:t xml:space="preserve"> </w:t>
+      </w:r>
+      <w:r>
+        <w:t xml:space="preserve">(</w:t>
+      </w:r>
+      <w:r>
+        <w:rPr>
+          <w:rStyle w:val="VerbatimChar"/>
+        </w:rPr>
+        <w:t xml:space="preserve">azure_leadtime.md</w:t>
+      </w:r>
+      <w:r>
+        <w:t xml:space="preserve">,</w:t>
+      </w:r>
+      <w:r>
+        <w:t xml:space="preserve"> </w:t>
+      </w:r>
+      <w:r>
+        <w:rPr>
+          <w:rStyle w:val="VerbatimChar"/>
+        </w:rPr>
+        <w:t xml:space="preserve">alibaba_leadtime.md</w:t>
+      </w:r>
+      <w:r>
+        <w:t xml:space="preserve">).</w:t>
       </w:r>
     </w:p>
     <w:bookmarkEnd w:id="60"/>
@@ -19404,7 +19125,7 @@
         <w:pStyle w:val="BodyText"/>
       </w:pPr>
       <w:r>
-        <w:t xml:space="preserve">Top-200 sequences per horizon:</w:t>
+        <w:t xml:space="preserve">Top-200 sequences per horizon (Table 14):</w:t>
       </w:r>
     </w:p>
     <w:p>
@@ -19416,7 +19137,7 @@
           <w:b/>
           <w:bCs/>
         </w:rPr>
-        <w:t xml:space="preserve">Table 15.</w:t>
+        <w:t xml:space="preserve">Table 14.</w:t>
       </w:r>
       <w:r>
         <w:t xml:space="preserve"> </w:t>
@@ -19431,7 +19152,7 @@
         <w:tblW w:type="pct" w:w="5000"/>
         <w:tblLayout w:type="fixed"/>
         <w:tblLook w:firstRow="1" w:lastRow="0" w:firstColumn="0" w:lastColumn="0" w:noHBand="0" w:noVBand="0" w:val="0020"/>
-        <w:tblCaption w:val="Table 15. Full-sequence-dominant versus subpart-dominant predictive sequences by trace."/>
+        <w:tblCaption w:val="Table 14. Full-sequence-dominant versus subpart-dominant predictive sequences by trace."/>
       </w:tblPr>
       <w:tblGrid>
         <w:gridCol w:w="1018"/>
@@ -20045,7 +19766,7 @@
         <w:rPr>
           <w:rStyle w:val="VerbatimChar"/>
         </w:rPr>
-        <w:t xml:space="preserve">software_error:error2 → software_error:error3</w:t>
+        <w:t xml:space="preserve">maintenance:comp4 → software_error:error2 → software_error:error3</w:t>
       </w:r>
       <w:r>
         <w:t xml:space="preserve"> </w:t>
@@ -20066,25 +19787,31 @@
         <w:t xml:space="preserve"> </w:t>
       </w:r>
       <w:r>
-        <w:t xml:space="preserve">reaches sequence lift 3.73 vs itemset lift 2.22 for the same</w:t>
-      </w:r>
-      <w:r>
-        <w:t xml:space="preserve"> </w:t>
-      </w:r>
-      <w:r>
-        <w:t xml:space="preserve">items. The order-specific reading is that error2 and error3 are not</w:t>
-      </w:r>
-      <w:r>
-        <w:t xml:space="preserve"> </w:t>
-      </w:r>
-      <w:r>
-        <w:t xml:space="preserve">interchangeable noise: a machine reporting error2 first and then</w:t>
-      </w:r>
-      <w:r>
-        <w:t xml:space="preserve"> </w:t>
-      </w:r>
-      <w:r>
-        <w:t xml:space="preserve">error3 is materially more likely to reach a</w:t>
+        <w:t xml:space="preserve">reaches sequence lift 3.73 vs</w:t>
+      </w:r>
+      <w:r>
+        <w:t xml:space="preserve"> </w:t>
+      </w:r>
+      <w:r>
+        <w:t xml:space="preserve">itemset lift 2.22 for the same items. The order-specific reading is</w:t>
+      </w:r>
+      <w:r>
+        <w:t xml:space="preserve"> </w:t>
+      </w:r>
+      <w:r>
+        <w:t xml:space="preserve">that error2 and error3 are not interchangeable noise: a machine</w:t>
+      </w:r>
+      <w:r>
+        <w:t xml:space="preserve"> </w:t>
+      </w:r>
+      <w:r>
+        <w:t xml:space="preserve">reporting error2 first and then error3 is materially more likely to</w:t>
+      </w:r>
+      <w:r>
+        <w:t xml:space="preserve"> </w:t>
+      </w:r>
+      <w:r>
+        <w:t xml:space="preserve">reach a</w:t>
       </w:r>
       <w:r>
         <w:t xml:space="preserve"> </w:t>
@@ -20620,13 +20347,13 @@
         <w:t xml:space="preserve"> </w:t>
       </w:r>
       <w:r>
-        <w:t xml:space="preserve">Azure / Alibaba wins (~0.80-1.00) reflects a limit of the readout</w:t>
-      </w:r>
-      <w:r>
-        <w:t xml:space="preserve"> </w:t>
-      </w:r>
-      <w:r>
-        <w:t xml:space="preserve">cadence and feature vocabulary, not of the pattern-mining pipeline</w:t>
+        <w:t xml:space="preserve">Azure / Alibaba positive traces (~0.80-1.00) reflects a limit of the</w:t>
+      </w:r>
+      <w:r>
+        <w:t xml:space="preserve"> </w:t>
+      </w:r>
+      <w:r>
+        <w:t xml:space="preserve">readout cadence and feature vocabulary, not of the pattern-mining pipeline</w:t>
       </w:r>
       <w:r>
         <w:t xml:space="preserve"> </w:t>
@@ -20867,7 +20594,7 @@
         <w:t xml:space="preserve"> </w:t>
       </w:r>
       <w:r>
-        <w:t xml:space="preserve">combined score (0.81) and BGL’s chance (0.51). The same LightGBM</w:t>
+        <w:t xml:space="preserve">combined score (0.81) and well above BGL’s chance level (0.51). The same LightGBM</w:t>
       </w:r>
       <w:r>
         <w:t xml:space="preserve"> </w:t>
@@ -21181,19 +20908,25 @@
         <w:t xml:space="preserve"> </w:t>
       </w:r>
       <w:r>
-        <w:t xml:space="preserve">(2-6 vs 6-16 surviving the shuffle-null per horizon). A wider</w:t>
-      </w:r>
-      <w:r>
-        <w:t xml:space="preserve"> </w:t>
-      </w:r>
-      <w:r>
-        <w:t xml:space="preserve">minimum support sweep and top-K sequence mining would sharpen the</w:t>
-      </w:r>
-      <w:r>
-        <w:t xml:space="preserve"> </w:t>
-      </w:r>
-      <w:r>
-        <w:t xml:space="preserve">Alibaba sequence-mining slice specifically.</w:t>
+        <w:t xml:space="preserve">(2 to 3 per horizon surviving the within-window shuffle null,</w:t>
+      </w:r>
+      <w:r>
+        <w:t xml:space="preserve"> </w:t>
+      </w:r>
+      <w:r>
+        <w:t xml:space="preserve">versus 6 to 62 on Azure). A wider minimum support sweep and top-K</w:t>
+      </w:r>
+      <w:r>
+        <w:t xml:space="preserve"> </w:t>
+      </w:r>
+      <w:r>
+        <w:t xml:space="preserve">sequence mining would sharpen the Alibaba sequence-mining slice</w:t>
+      </w:r>
+      <w:r>
+        <w:t xml:space="preserve"> </w:t>
+      </w:r>
+      <w:r>
+        <w:t xml:space="preserve">specifically.</w:t>
       </w:r>
     </w:p>
     <w:p>
@@ -21345,19 +21078,37 @@
         <w:t xml:space="preserve"> </w:t>
       </w:r>
       <w:r>
-        <w:t xml:space="preserve">lift is bounded above by 4.0 under 1:3 case-to-control matching, so a</w:t>
-      </w:r>
-      <w:r>
-        <w:t xml:space="preserve"> </w:t>
-      </w:r>
-      <w:r>
-        <w:t xml:space="preserve">lift of 4.00 denotes a pattern that is present in failure windows and</w:t>
-      </w:r>
-      <w:r>
-        <w:t xml:space="preserve"> </w:t>
-      </w:r>
-      <w:r>
-        <w:t xml:space="preserve">absent from every matched control, not an unbounded effect size. The</w:t>
+        <w:t xml:space="preserve">lift is bounded above by (n_case + n_ctrl) / n_case of the inference</w:t>
+      </w:r>
+      <w:r>
+        <w:t xml:space="preserve"> </w:t>
+      </w:r>
+      <w:r>
+        <w:t xml:space="preserve">half, which equals 4.00 under exact 1:3 matching (and is marginally</w:t>
+      </w:r>
+      <w:r>
+        <w:t xml:space="preserve"> </w:t>
+      </w:r>
+      <w:r>
+        <w:t xml:space="preserve">above 4.0 where the entity-disjoint split deviates from 1:3, as on</w:t>
+      </w:r>
+      <w:r>
+        <w:t xml:space="preserve"> </w:t>
+      </w:r>
+      <w:r>
+        <w:t xml:space="preserve">Alibaba); a lift at this ceiling denotes a pattern present in failure</w:t>
+      </w:r>
+      <w:r>
+        <w:t xml:space="preserve"> </w:t>
+      </w:r>
+      <w:r>
+        <w:t xml:space="preserve">windows and absent from every matched control, not an unbounded</w:t>
+      </w:r>
+      <w:r>
+        <w:t xml:space="preserve"> </w:t>
+      </w:r>
+      <w:r>
+        <w:t xml:space="preserve">effect size. The</w:t>
       </w:r>
       <w:r>
         <w:t xml:space="preserve"> </w:t>
@@ -21803,7 +21554,7 @@
         <w:t xml:space="preserve"> </w:t>
       </w:r>
       <w:r>
-        <w:t xml:space="preserve">stream, 4,544 windows x 42k candidate itemsets); the two wind-farm</w:t>
+        <w:t xml:space="preserve">stream, 27,264 windows and 46k candidate itemsets); the two wind-farm</w:t>
       </w:r>
       <w:r>
         <w:t xml:space="preserve"> </w:t>

--- a/paper/skeleton.docx
+++ b/paper/skeleton.docx
@@ -334,13 +334,19 @@
         <w:t xml:space="preserve"> </w:t>
       </w:r>
       <w:r>
-        <w:t xml:space="preserve">conditional logistic regression (108 of 200 top patterns survive the</w:t>
-      </w:r>
-      <w:r>
-        <w:t xml:space="preserve"> </w:t>
-      </w:r>
-      <w:r>
-        <w:t xml:space="preserve">arbitrary-dependence FDR; top HR 1.73). BGL is the mapped boundary</w:t>
+        <w:t xml:space="preserve">conditional logistic regression on a disjoint inference half (74 of</w:t>
+      </w:r>
+      <w:r>
+        <w:t xml:space="preserve"> </w:t>
+      </w:r>
+      <w:r>
+        <w:t xml:space="preserve">200 discovery-selected patterns survive the arbitrary-dependence FDR;</w:t>
+      </w:r>
+      <w:r>
+        <w:t xml:space="preserve"> </w:t>
+      </w:r>
+      <w:r>
+        <w:t xml:space="preserve">top HR 1.60). BGL is the mapped boundary</w:t>
       </w:r>
       <w:r>
         <w:t xml:space="preserve"> </w:t>
@@ -3214,19 +3220,37 @@
         <w:t xml:space="preserve"> </w:t>
       </w:r>
       <w:r>
-        <w:t xml:space="preserve">cascade shape: continuous mechanical wear produces discrete alarm</w:t>
-      </w:r>
-      <w:r>
-        <w:t xml:space="preserve"> </w:t>
-      </w:r>
-      <w:r>
-        <w:t xml:space="preserve">codes at intermediate stages, and a specific alarm terminates the</w:t>
-      </w:r>
-      <w:r>
-        <w:t xml:space="preserve"> </w:t>
-      </w:r>
-      <w:r>
-        <w:t xml:space="preserve">cascade as a Forced outage.</w:t>
+        <w:t xml:space="preserve">cascade shape: the alarm-code progression is consistent with a</w:t>
+      </w:r>
+      <w:r>
+        <w:t xml:space="preserve"> </w:t>
+      </w:r>
+      <w:r>
+        <w:t xml:space="preserve">physical fault cascade, in which intermediate warning codes precede</w:t>
+      </w:r>
+      <w:r>
+        <w:t xml:space="preserve"> </w:t>
+      </w:r>
+      <w:r>
+        <w:t xml:space="preserve">a specific alarm that terminates as a Forced outage. We report the</w:t>
+      </w:r>
+      <w:r>
+        <w:t xml:space="preserve"> </w:t>
+      </w:r>
+      <w:r>
+        <w:t xml:space="preserve">statistical enrichment and the code semantics; the underlying wear</w:t>
+      </w:r>
+      <w:r>
+        <w:t xml:space="preserve"> </w:t>
+      </w:r>
+      <w:r>
+        <w:t xml:space="preserve">mechanism is an engineering interpretation, not something the logs</w:t>
+      </w:r>
+      <w:r>
+        <w:t xml:space="preserve"> </w:t>
+      </w:r>
+      <w:r>
+        <w:t xml:space="preserve">alone establish.</w:t>
       </w:r>
     </w:p>
     <w:bookmarkEnd w:id="30"/>
@@ -5632,19 +5656,25 @@
         <w:t xml:space="preserve"> </w:t>
       </w:r>
       <w:r>
-        <w:t xml:space="preserve">estimator is roughly 1.6× more conservative on this data: the same</w:t>
-      </w:r>
-      <w:r>
-        <w:t xml:space="preserve"> </w:t>
-      </w:r>
-      <w:r>
-        <w:t xml:space="preserve">top pattern that scores MH-OR 2.72 [2.10, 3.51] under pooling scores</w:t>
-      </w:r>
-      <w:r>
-        <w:t xml:space="preserve"> </w:t>
-      </w:r>
-      <w:r>
-        <w:t xml:space="preserve">HR 1.73 [1.53, 1.96] under proper matched conditional logistic.</w:t>
+        <w:t xml:space="preserve">estimator is more conservative on this data: a top pattern that</w:t>
+      </w:r>
+      <w:r>
+        <w:t xml:space="preserve"> </w:t>
+      </w:r>
+      <w:r>
+        <w:t xml:space="preserve">scores MH-OR 2.72 [2.10, 3.51] under pooling scores a matched HR in</w:t>
+      </w:r>
+      <w:r>
+        <w:t xml:space="preserve"> </w:t>
+      </w:r>
+      <w:r>
+        <w:t xml:space="preserve">the 1.6-1.7 range under conditional logistic, and the honest</w:t>
+      </w:r>
+      <w:r>
+        <w:t xml:space="preserve"> </w:t>
+      </w:r>
+      <w:r>
+        <w:t xml:space="preserve">inference-half estimate (§6.10) is a top HR of 1.60 [1.35, 1.91].</w:t>
       </w:r>
     </w:p>
     <w:bookmarkEnd w:id="42"/>
@@ -11301,6 +11331,143 @@
         <w:t xml:space="preserve">.</w:t>
       </w:r>
     </w:p>
+    <w:p>
+      <w:pPr>
+        <w:pStyle w:val="BodyText"/>
+      </w:pPr>
+      <w:r>
+        <w:rPr>
+          <w:b/>
+          <w:bCs/>
+        </w:rPr>
+        <w:t xml:space="preserve">Cluster-aware validation.</w:t>
+      </w:r>
+      <w:r>
+        <w:t xml:space="preserve"> </w:t>
+      </w:r>
+      <w:r>
+        <w:t xml:space="preserve">Each wind farm has only a handful of</w:t>
+      </w:r>
+      <w:r>
+        <w:t xml:space="preserve"> </w:t>
+      </w:r>
+      <w:r>
+        <w:t xml:space="preserve">turbines, so the hundreds of windows they generate are clustered and</w:t>
+      </w:r>
+      <w:r>
+        <w:t xml:space="preserve"> </w:t>
+      </w:r>
+      <w:r>
+        <w:t xml:space="preserve">the window-level hypergeometric q-values overstate the population-level</w:t>
+      </w:r>
+      <w:r>
+        <w:t xml:space="preserve"> </w:t>
+      </w:r>
+      <w:r>
+        <w:t xml:space="preserve">evidence. We therefore validate the precursor signatures (pure warning</w:t>
+      </w:r>
+      <w:r>
+        <w:t xml:space="preserve"> </w:t>
+      </w:r>
+      <w:r>
+        <w:t xml:space="preserve">and info-to-stop patterns, with prior</w:t>
+      </w:r>
+      <w:r>
+        <w:t xml:space="preserve"> </w:t>
+      </w:r>
+      <w:r>
+        <w:rPr>
+          <w:rStyle w:val="VerbatimChar"/>
+        </w:rPr>
+        <w:t xml:space="preserve">terminal_failure</w:t>
+      </w:r>
+      <w:r>
+        <w:t xml:space="preserve"> </w:t>
+      </w:r>
+      <w:r>
+        <w:t xml:space="preserve">tokens</w:t>
+      </w:r>
+      <w:r>
+        <w:t xml:space="preserve"> </w:t>
+      </w:r>
+      <w:r>
+        <w:t xml:space="preserve">excluded) with two entity-respecting tests on the inference half. A</w:t>
+      </w:r>
+      <w:r>
+        <w:t xml:space="preserve"> </w:t>
+      </w:r>
+      <w:r>
+        <w:rPr>
+          <w:b/>
+          <w:bCs/>
+        </w:rPr>
+        <w:t xml:space="preserve">within-turbine label permutation</w:t>
+      </w:r>
+      <w:r>
+        <w:t xml:space="preserve"> </w:t>
+      </w:r>
+      <w:r>
+        <w:t xml:space="preserve">(2,000 permutations that shuffle</w:t>
+      </w:r>
+      <w:r>
+        <w:t xml:space="preserve"> </w:t>
+      </w:r>
+      <w:r>
+        <w:t xml:space="preserve">the failure/control label within each turbine, preserving its clustering</w:t>
+      </w:r>
+      <w:r>
+        <w:t xml:space="preserve"> </w:t>
+      </w:r>
+      <w:r>
+        <w:t xml:space="preserve">and case/control counts) leaves every one of the top 12 precursor</w:t>
+      </w:r>
+      <w:r>
+        <w:t xml:space="preserve"> </w:t>
+      </w:r>
+      <w:r>
+        <w:t xml:space="preserve">signatures significant on both farms after BY correction (permutation</w:t>
+      </w:r>
+      <w:r>
+        <w:t xml:space="preserve"> </w:t>
+      </w:r>
+      <w:r>
+        <w:t xml:space="preserve">q = 0.0016, the floor at 2,000 permutations). A</w:t>
+      </w:r>
+      <w:r>
+        <w:t xml:space="preserve"> </w:t>
+      </w:r>
+      <w:r>
+        <w:rPr>
+          <w:b/>
+          <w:bCs/>
+        </w:rPr>
+        <w:t xml:space="preserve">leave-one-turbine-out</w:t>
+      </w:r>
+      <w:r>
+        <w:t xml:space="preserve"> </w:t>
+      </w:r>
+      <w:r>
+        <w:t xml:space="preserve">check finds every one of those signatures still enriched in all held-out</w:t>
+      </w:r>
+      <w:r>
+        <w:t xml:space="preserve"> </w:t>
+      </w:r>
+      <w:r>
+        <w:t xml:space="preserve">folds (3/3 turbines on Kelmarsh, 5/5 on Penmanshiel). Cross-turbine</w:t>
+      </w:r>
+      <w:r>
+        <w:t xml:space="preserve"> </w:t>
+      </w:r>
+      <w:r>
+        <w:t xml:space="preserve">consistency, not a small window-level p-value, is the load-bearing</w:t>
+      </w:r>
+      <w:r>
+        <w:t xml:space="preserve"> </w:t>
+      </w:r>
+      <w:r>
+        <w:t xml:space="preserve">evidence here.</w:t>
+      </w:r>
+    </w:p>
     <w:bookmarkEnd w:id="52"/>
     <w:bookmarkStart w:id="53" w:name="Xae0c354666545c52f18ecbdee1c0773e2af72f4"/>
     <w:p>
@@ -12631,7 +12798,7 @@
         <w:t xml:space="preserve"> </w:t>
       </w:r>
       <w:r>
-        <w:t xml:space="preserve">farm), giving the calibrated PPV each rule delivers when deployed (Table 7):</w:t>
+        <w:t xml:space="preserve">farm), giving the scenario PPV each rule delivers under an assumed 1% deployment prevalence (Table 7):</w:t>
       </w:r>
     </w:p>
     <w:p>
@@ -13651,7 +13818,7 @@
           <w:b/>
           <w:bCs/>
         </w:rPr>
-        <w:t xml:space="preserve">machines showing any pair of</w:t>
+        <w:t xml:space="preserve">on the synthetic Azure PdM generator, any pair of</w:t>
       </w:r>
       <w:r>
         <w:rPr>
@@ -13680,7 +13847,7 @@
           <w:b/>
           <w:bCs/>
         </w:rPr>
-        <w:t xml:space="preserve">co-occurring within a 24h window are on a near-certain path</w:t>
+        <w:t xml:space="preserve">co-occurring within a 24h window is</w:t>
       </w:r>
       <w:r>
         <w:rPr>
@@ -13694,7 +13861,7 @@
           <w:b/>
           <w:bCs/>
         </w:rPr>
-        <w:t xml:space="preserve">to component replacement</w:t>
+        <w:t xml:space="preserve">strongly enriched in failure windows</w:t>
       </w:r>
       <w:r>
         <w:t xml:space="preserve">. The pattern</w:t>
@@ -13712,19 +13879,19 @@
         <w:t xml:space="preserve"> </w:t>
       </w:r>
       <w:r>
-        <w:t xml:space="preserve">has zero</w:t>
-      </w:r>
-      <w:r>
-        <w:t xml:space="preserve"> </w:t>
-      </w:r>
-      <w:r>
-        <w:t xml:space="preserve">occurrences in the 1,113 control windows on the 24h inference half,</w:t>
-      </w:r>
-      <w:r>
-        <w:t xml:space="preserve"> </w:t>
-      </w:r>
-      <w:r>
-        <w:t xml:space="preserve">which makes it a decision rule, not just a correlation. Ordering carries additional</w:t>
+        <w:t xml:space="preserve">has zero occurrences in the 1,113 control windows on the 24h inference</w:t>
+      </w:r>
+      <w:r>
+        <w:t xml:space="preserve"> </w:t>
+      </w:r>
+      <w:r>
+        <w:t xml:space="preserve">half, which makes it a high-specificity candidate rule on this</w:t>
+      </w:r>
+      <w:r>
+        <w:t xml:space="preserve"> </w:t>
+      </w:r>
+      <w:r>
+        <w:t xml:space="preserve">inference sample and motivates prospective replay. Ordering carries additional</w:t>
       </w:r>
       <w:r>
         <w:t xml:space="preserve"> </w:t>
@@ -14305,19 +14472,25 @@
         <w:t xml:space="preserve"> </w:t>
       </w:r>
       <w:r>
-        <w:t xml:space="preserve">The top five</w:t>
-      </w:r>
-      <w:r>
-        <w:t xml:space="preserve"> </w:t>
-      </w:r>
-      <w:r>
-        <w:t xml:space="preserve">matched hazard ratios are listed with full confidence intervals in</w:t>
-      </w:r>
-      <w:r>
-        <w:t xml:space="preserve"> </w:t>
-      </w:r>
-      <w:r>
-        <w:t xml:space="preserve">Table 12 (§6.10); the headline signature</w:t>
+        <w:t xml:space="preserve">Patterns are</w:t>
+      </w:r>
+      <w:r>
+        <w:t xml:space="preserve"> </w:t>
+      </w:r>
+      <w:r>
+        <w:t xml:space="preserve">selected on a discovery half and estimated on a disjoint inference</w:t>
+      </w:r>
+      <w:r>
+        <w:t xml:space="preserve"> </w:t>
+      </w:r>
+      <w:r>
+        <w:t xml:space="preserve">half (§6.10); the top five inference-half hazard ratios are listed</w:t>
+      </w:r>
+      <w:r>
+        <w:t xml:space="preserve"> </w:t>
+      </w:r>
+      <w:r>
+        <w:t xml:space="preserve">with full confidence intervals in Table 12. The headline signature</w:t>
       </w:r>
       <w:r>
         <w:t xml:space="preserve"> </w:t>
@@ -14326,13 +14499,19 @@
         <w:rPr>
           <w:rStyle w:val="VerbatimChar"/>
         </w:rPr>
-        <w:t xml:space="preserve">counter_surprise:397_{27, 28, 29}</w:t>
-      </w:r>
-      <w:r>
-        <w:t xml:space="preserve"> </w:t>
-      </w:r>
-      <w:r>
-        <w:t xml:space="preserve">has matched HR 1.73 (95% CI [1.53, 1.96]).</w:t>
+        <w:t xml:space="preserve">counter_surprise:397_{10, 22}</w:t>
+      </w:r>
+      <w:r>
+        <w:t xml:space="preserve"> </w:t>
+      </w:r>
+      <w:r>
+        <w:t xml:space="preserve">has matched HR 1.60 (95% CI</w:t>
+      </w:r>
+      <w:r>
+        <w:t xml:space="preserve"> </w:t>
+      </w:r>
+      <w:r>
+        <w:t xml:space="preserve">[1.35, 1.91]).</w:t>
       </w:r>
     </w:p>
     <w:p>
@@ -15854,7 +16033,7 @@
         <w:t xml:space="preserve"> </w:t>
       </w:r>
       <w:r>
-        <w:t xml:space="preserve">magnitude of these shifts match the pre-registered concern about</w:t>
+        <w:t xml:space="preserve">magnitude of these shifts match the pre-specified concern about</w:t>
       </w:r>
       <w:r>
         <w:t xml:space="preserve"> </w:t>
@@ -17597,7 +17776,25 @@
         <w:pStyle w:val="BodyText"/>
       </w:pPr>
       <w:r>
-        <w:t xml:space="preserve">We estimate the per-pattern hazard ratio via</w:t>
+        <w:t xml:space="preserve">To avoid selecting the tested family with the outcome, we use a</w:t>
+      </w:r>
+      <w:r>
+        <w:t xml:space="preserve"> </w:t>
+      </w:r>
+      <w:r>
+        <w:t xml:space="preserve">strict two-stage design that matches the paper’s own post-selection</w:t>
+      </w:r>
+      <w:r>
+        <w:t xml:space="preserve"> </w:t>
+      </w:r>
+      <w:r>
+        <w:t xml:space="preserve">discipline: the 2,272 matched sets are split 50/50 into a discovery</w:t>
+      </w:r>
+      <w:r>
+        <w:t xml:space="preserve"> </w:t>
+      </w:r>
+      <w:r>
+        <w:t xml:space="preserve">and an inference half; the top-200 patterns are ranked by</w:t>
       </w:r>
       <w:r>
         <w:t xml:space="preserve"> </w:t>
@@ -17607,13 +17804,52 @@
           <w:b/>
           <w:bCs/>
         </w:rPr>
-        <w:t xml:space="preserve">conditional logistic</w:t>
+        <w:t xml:space="preserve">discovery-half case-hit count only</w:t>
+      </w:r>
+      <w:r>
+        <w:t xml:space="preserve">, and those 200 fixed patterns</w:t>
+      </w:r>
+      <w:r>
+        <w:t xml:space="preserve"> </w:t>
+      </w:r>
+      <w:r>
+        <w:t xml:space="preserve">are then estimated on the</w:t>
+      </w:r>
+      <w:r>
+        <w:t xml:space="preserve"> </w:t>
       </w:r>
       <w:r>
         <w:rPr>
           <w:b/>
           <w:bCs/>
         </w:rPr>
+        <w:t xml:space="preserve">inference half</w:t>
+      </w:r>
+      <w:r>
+        <w:t xml:space="preserve"> </w:t>
+      </w:r>
+      <w:r>
+        <w:t xml:space="preserve">via conditional logistic</w:t>
+      </w:r>
+      <w:r>
+        <w:t xml:space="preserve"> </w:t>
+      </w:r>
+      <w:r>
+        <w:t xml:space="preserve">regression stratified by matched set (§4.6), fitted with</w:t>
+      </w:r>
+      <w:r>
+        <w:t xml:space="preserve"> </w:t>
+      </w:r>
+      <w:r>
+        <w:rPr>
+          <w:rStyle w:val="VerbatimChar"/>
+        </w:rPr>
+        <w:t xml:space="preserve">statsmodels.ConditionalLogit</w:t>
+      </w:r>
+      <w:r>
+        <w:t xml:space="preserve">. On the inference half,</w:t>
+      </w:r>
+      <w:r>
         <w:t xml:space="preserve"> </w:t>
       </w:r>
       <w:r>
@@ -17621,122 +17857,105 @@
           <w:b/>
           <w:bCs/>
         </w:rPr>
-        <w:t xml:space="preserve">regression stratified by matched risk set</w:t>
-      </w:r>
-      <w:r>
-        <w:t xml:space="preserve"> </w:t>
-      </w:r>
-      <w:r>
-        <w:t xml:space="preserve">(§4.6), fitted with</w:t>
-      </w:r>
-      <w:r>
-        <w:t xml:space="preserve"> </w:t>
-      </w:r>
-      <w:r>
-        <w:rPr>
-          <w:rStyle w:val="VerbatimChar"/>
-        </w:rPr>
-        <w:t xml:space="preserve">statsmodels.ConditionalLogit</w:t>
-      </w:r>
-      <w:r>
-        <w:t xml:space="preserve">. On the top-200 patterns by</w:t>
-      </w:r>
-      <w:r>
-        <w:t xml:space="preserve"> </w:t>
-      </w:r>
-      <w:r>
-        <w:t xml:space="preserve">case-hit count,</w:t>
-      </w:r>
-      <w:r>
-        <w:t xml:space="preserve"> </w:t>
+        <w:t xml:space="preserve">93 of 200</w:t>
       </w:r>
       <w:r>
         <w:rPr>
           <w:b/>
           <w:bCs/>
         </w:rPr>
-        <w:t xml:space="preserve">117 (58.5%) pass the joint criterion HR CI</w:t>
+        <w:t xml:space="preserve"> </w:t>
       </w:r>
       <w:r>
         <w:rPr>
           <w:b/>
           <w:bCs/>
         </w:rPr>
-        <w:t xml:space="preserve"> </w:t>
+        <w:t xml:space="preserve">pass the joint criterion HR CI excludes 1 AND BH q &lt; 0.05, and 74</w:t>
       </w:r>
       <w:r>
         <w:rPr>
           <w:b/>
           <w:bCs/>
         </w:rPr>
-        <w:t xml:space="preserve">excludes 1 AND BH q &lt; 0.05, and 108 (54.0%) survive the stricter</w:t>
+        <w:t xml:space="preserve"> </w:t>
       </w:r>
       <w:r>
         <w:rPr>
           <w:b/>
           <w:bCs/>
         </w:rPr>
-        <w:t xml:space="preserve"> </w:t>
+        <w:t xml:space="preserve">(37%) survive the stricter Benjamini-Yekutieli arbitrary-dependence</w:t>
       </w:r>
       <w:r>
         <w:rPr>
           <w:b/>
           <w:bCs/>
         </w:rPr>
-        <w:t xml:space="preserve">Benjamini-Yekutieli arbitrary-dependence FDR at q &lt; 0.05</w:t>
-      </w:r>
-      <w:r>
-        <w:t xml:space="preserve"> </w:t>
-      </w:r>
-      <w:r>
-        <w:t xml:space="preserve">(BH</w:t>
-      </w:r>
-      <w:r>
-        <w:t xml:space="preserve"> </w:t>
-      </w:r>
-      <w:r>
-        <w:t xml:space="preserve">q &lt; 0.01: 128; BY q &lt; 0.01: 117); all p-values are</w:t>
-      </w:r>
-      <w:r>
-        <w:t xml:space="preserve"> </w:t>
-      </w:r>
-      <w:r>
-        <w:rPr>
-          <w:rStyle w:val="VerbatimChar"/>
-        </w:rPr>
-        <w:t xml:space="preserve">ConditionalLogit</w:t>
-      </w:r>
-      <w:r>
-        <w:t xml:space="preserve"> </w:t>
-      </w:r>
-      <w:r>
-        <w:t xml:space="preserve">Wald p-values, corrected across the 200 patterns actually tested.</w:t>
-      </w:r>
-    </w:p>
-    <w:p>
-      <w:pPr>
-        <w:pStyle w:val="BodyText"/>
-      </w:pPr>
-      <w:r>
-        <w:t xml:space="preserve">Top 5 predictive Component X signatures (matched HR, 95% CI, p):</w:t>
-      </w:r>
-    </w:p>
-    <w:p>
-      <w:pPr>
-        <w:pStyle w:val="TableCaption"/>
-      </w:pPr>
+        <w:t xml:space="preserve"> </w:t>
+      </w:r>
       <w:r>
         <w:rPr>
           <w:b/>
           <w:bCs/>
         </w:rPr>
+        <w:t xml:space="preserve">FDR at q &lt; 0.05</w:t>
+      </w:r>
+      <w:r>
+        <w:t xml:space="preserve">; all p-values are</w:t>
+      </w:r>
+      <w:r>
+        <w:t xml:space="preserve"> </w:t>
+      </w:r>
+      <w:r>
+        <w:rPr>
+          <w:rStyle w:val="VerbatimChar"/>
+        </w:rPr>
+        <w:t xml:space="preserve">ConditionalLogit</w:t>
+      </w:r>
+      <w:r>
+        <w:t xml:space="preserve"> </w:t>
+      </w:r>
+      <w:r>
+        <w:t xml:space="preserve">Wald p-values,</w:t>
+      </w:r>
+      <w:r>
+        <w:t xml:space="preserve"> </w:t>
+      </w:r>
+      <w:r>
+        <w:t xml:space="preserve">corrected across the 200 preselected patterns.</w:t>
+      </w:r>
+    </w:p>
+    <w:p>
+      <w:pPr>
+        <w:pStyle w:val="BodyText"/>
+      </w:pPr>
+      <w:r>
+        <w:t xml:space="preserve">Top 5 predictive Component X signatures on the inference half</w:t>
+      </w:r>
+      <w:r>
+        <w:t xml:space="preserve"> </w:t>
+      </w:r>
+      <w:r>
+        <w:t xml:space="preserve">(matched HR, 95% CI, p):</w:t>
+      </w:r>
+    </w:p>
+    <w:p>
+      <w:pPr>
+        <w:pStyle w:val="TableCaption"/>
+      </w:pPr>
+      <w:r>
+        <w:rPr>
+          <w:b/>
+          <w:bCs/>
+        </w:rPr>
         <w:t xml:space="preserve">Table 12.</w:t>
       </w:r>
       <w:r>
         <w:t xml:space="preserve"> </w:t>
       </w:r>
       <w:r>
-        <w:t xml:space="preserve">Top five SCANIA Component X signatures with matched hazard ratios and 95% confidence intervals.</w:t>
+        <w:t xml:space="preserve">Top five SCANIA Component X signatures by matched hazard ratio, selected on the discovery half and estimated on the disjoint inference half with 95% confidence intervals.</w:t>
       </w:r>
     </w:p>
     <w:tbl>
@@ -17745,15 +17964,14 @@
         <w:tblW w:type="pct" w:w="5000"/>
         <w:tblLayout w:type="fixed"/>
         <w:tblLook w:firstRow="1" w:lastRow="0" w:firstColumn="0" w:lastColumn="0" w:noHBand="0" w:noVBand="0" w:val="0020"/>
-        <w:tblCaption w:val="Table 12. Top five SCANIA Component X signatures with matched hazard ratios and 95% confidence intervals."/>
+        <w:tblCaption w:val="Table 12. Top five SCANIA Component X signatures by matched hazard ratio, selected on the discovery half and estimated on the disjoint inference half with 95% confidence intervals."/>
       </w:tblPr>
       <w:tblGrid>
-        <w:gridCol w:w="779"/>
-        <w:gridCol w:w="2207"/>
-        <w:gridCol w:w="1298"/>
-        <w:gridCol w:w="1038"/>
-        <w:gridCol w:w="1428"/>
-        <w:gridCol w:w="1168"/>
+        <w:gridCol w:w="950"/>
+        <w:gridCol w:w="2692"/>
+        <w:gridCol w:w="1584"/>
+        <w:gridCol w:w="1267"/>
+        <w:gridCol w:w="1425"/>
       </w:tblGrid>
       <w:tr>
         <w:trPr>
@@ -17812,18 +18030,6 @@
           <w:p>
             <w:pPr>
               <w:pStyle w:val="Compact"/>
-              <w:jc w:val="right"/>
-            </w:pPr>
-            <w:r>
-              <w:t xml:space="preserve">n_control</w:t>
-            </w:r>
-          </w:p>
-        </w:tc>
-        <w:tc>
-          <w:tcPr/>
-          <w:p>
-            <w:pPr>
-              <w:pStyle w:val="Compact"/>
               <w:jc w:val="left"/>
             </w:pPr>
             <w:r>
@@ -17841,7 +18047,7 @@
               <w:jc w:val="right"/>
             </w:pPr>
             <w:r>
-              <w:t xml:space="preserve">1.73</w:t>
+              <w:t xml:space="preserve">1.60</w:t>
             </w:r>
           </w:p>
         </w:tc>
@@ -17853,43 +18059,96 @@
               <w:jc w:val="center"/>
             </w:pPr>
             <w:r>
-              <w:t xml:space="preserve">[1.53, 1.96]</w:t>
-            </w:r>
-          </w:p>
-        </w:tc>
-        <w:tc>
-          <w:tcPr/>
-          <w:p>
-            <w:pPr>
-              <w:pStyle w:val="Compact"/>
-              <w:jc w:val="right"/>
-            </w:pPr>
-            <w:r>
-              <w:t xml:space="preserve">1.0e-17</w:t>
-            </w:r>
-          </w:p>
-        </w:tc>
-        <w:tc>
-          <w:tcPr/>
-          <w:p>
-            <w:pPr>
-              <w:pStyle w:val="Compact"/>
-              <w:jc w:val="right"/>
-            </w:pPr>
-            <w:r>
-              <w:t xml:space="preserve">456</w:t>
-            </w:r>
-          </w:p>
-        </w:tc>
-        <w:tc>
-          <w:tcPr/>
-          <w:p>
-            <w:pPr>
-              <w:pStyle w:val="Compact"/>
-              <w:jc w:val="right"/>
-            </w:pPr>
-            <w:r>
-              <w:t xml:space="preserve">(matched)</w:t>
+              <w:t xml:space="preserve">[1.35, 1.91]</w:t>
+            </w:r>
+          </w:p>
+        </w:tc>
+        <w:tc>
+          <w:tcPr/>
+          <w:p>
+            <w:pPr>
+              <w:pStyle w:val="Compact"/>
+              <w:jc w:val="right"/>
+            </w:pPr>
+            <w:r>
+              <w:t xml:space="preserve">1.1e-07</w:t>
+            </w:r>
+          </w:p>
+        </w:tc>
+        <w:tc>
+          <w:tcPr/>
+          <w:p>
+            <w:pPr>
+              <w:pStyle w:val="Compact"/>
+              <w:jc w:val="right"/>
+            </w:pPr>
+            <w:r>
+              <w:t xml:space="preserve">229</w:t>
+            </w:r>
+          </w:p>
+        </w:tc>
+        <w:tc>
+          <w:tcPr/>
+          <w:p>
+            <w:pPr>
+              <w:pStyle w:val="Compact"/>
+              <w:jc w:val="left"/>
+            </w:pPr>
+            <w:r>
+              <w:rPr>
+                <w:rStyle w:val="VerbatimChar"/>
+              </w:rPr>
+              <w:t xml:space="preserve">counter_surprise:397_{10, 22}</w:t>
+            </w:r>
+          </w:p>
+        </w:tc>
+      </w:tr>
+      <w:tr>
+        <w:tc>
+          <w:tcPr/>
+          <w:p>
+            <w:pPr>
+              <w:pStyle w:val="Compact"/>
+              <w:jc w:val="right"/>
+            </w:pPr>
+            <w:r>
+              <w:t xml:space="preserve">1.58</w:t>
+            </w:r>
+          </w:p>
+        </w:tc>
+        <w:tc>
+          <w:tcPr/>
+          <w:p>
+            <w:pPr>
+              <w:pStyle w:val="Compact"/>
+              <w:jc w:val="center"/>
+            </w:pPr>
+            <w:r>
+              <w:t xml:space="preserve">[1.32, 1.90]</w:t>
+            </w:r>
+          </w:p>
+        </w:tc>
+        <w:tc>
+          <w:tcPr/>
+          <w:p>
+            <w:pPr>
+              <w:pStyle w:val="Compact"/>
+              <w:jc w:val="right"/>
+            </w:pPr>
+            <w:r>
+              <w:t xml:space="preserve">4.7e-07</w:t>
+            </w:r>
+          </w:p>
+        </w:tc>
+        <w:tc>
+          <w:tcPr/>
+          <w:p>
+            <w:pPr>
+              <w:pStyle w:val="Compact"/>
+              <w:jc w:val="right"/>
+            </w:pPr>
+            <w:r>
+              <w:t xml:space="preserve">213</w:t>
             </w:r>
           </w:p>
         </w:tc>
@@ -17918,7 +18177,7 @@
               <w:jc w:val="right"/>
             </w:pPr>
             <w:r>
-              <w:t xml:space="preserve">1.69</w:t>
+              <w:t xml:space="preserve">1.57</w:t>
             </w:r>
           </w:p>
         </w:tc>
@@ -17930,43 +18189,96 @@
               <w:jc w:val="center"/>
             </w:pPr>
             <w:r>
-              <w:t xml:space="preserve">[1.50, 1.91]</w:t>
-            </w:r>
-          </w:p>
-        </w:tc>
-        <w:tc>
-          <w:tcPr/>
-          <w:p>
-            <w:pPr>
-              <w:pStyle w:val="Compact"/>
-              <w:jc w:val="right"/>
-            </w:pPr>
-            <w:r>
-              <w:t xml:space="preserve">4.1e-17</w:t>
-            </w:r>
-          </w:p>
-        </w:tc>
-        <w:tc>
-          <w:tcPr/>
-          <w:p>
-            <w:pPr>
-              <w:pStyle w:val="Compact"/>
-              <w:jc w:val="right"/>
-            </w:pPr>
-            <w:r>
-              <w:t xml:space="preserve">479</w:t>
-            </w:r>
-          </w:p>
-        </w:tc>
-        <w:tc>
-          <w:tcPr/>
-          <w:p>
-            <w:pPr>
-              <w:pStyle w:val="Compact"/>
-              <w:jc w:val="right"/>
-            </w:pPr>
-            <w:r>
-              <w:t xml:space="preserve">(matched)</w:t>
+              <w:t xml:space="preserve">[1.33, 1.85]</w:t>
+            </w:r>
+          </w:p>
+        </w:tc>
+        <w:tc>
+          <w:tcPr/>
+          <w:p>
+            <w:pPr>
+              <w:pStyle w:val="Compact"/>
+              <w:jc w:val="right"/>
+            </w:pPr>
+            <w:r>
+              <w:t xml:space="preserve">6.9e-08</w:t>
+            </w:r>
+          </w:p>
+        </w:tc>
+        <w:tc>
+          <w:tcPr/>
+          <w:p>
+            <w:pPr>
+              <w:pStyle w:val="Compact"/>
+              <w:jc w:val="right"/>
+            </w:pPr>
+            <w:r>
+              <w:t xml:space="preserve">267</w:t>
+            </w:r>
+          </w:p>
+        </w:tc>
+        <w:tc>
+          <w:tcPr/>
+          <w:p>
+            <w:pPr>
+              <w:pStyle w:val="Compact"/>
+              <w:jc w:val="left"/>
+            </w:pPr>
+            <w:r>
+              <w:rPr>
+                <w:rStyle w:val="VerbatimChar"/>
+              </w:rPr>
+              <w:t xml:space="preserve">counter_surprise:397_{27, 29}</w:t>
+            </w:r>
+          </w:p>
+        </w:tc>
+      </w:tr>
+      <w:tr>
+        <w:tc>
+          <w:tcPr/>
+          <w:p>
+            <w:pPr>
+              <w:pStyle w:val="Compact"/>
+              <w:jc w:val="right"/>
+            </w:pPr>
+            <w:r>
+              <w:t xml:space="preserve">1.55</w:t>
+            </w:r>
+          </w:p>
+        </w:tc>
+        <w:tc>
+          <w:tcPr/>
+          <w:p>
+            <w:pPr>
+              <w:pStyle w:val="Compact"/>
+              <w:jc w:val="center"/>
+            </w:pPr>
+            <w:r>
+              <w:t xml:space="preserve">[1.30, 1.84]</w:t>
+            </w:r>
+          </w:p>
+        </w:tc>
+        <w:tc>
+          <w:tcPr/>
+          <w:p>
+            <w:pPr>
+              <w:pStyle w:val="Compact"/>
+              <w:jc w:val="right"/>
+            </w:pPr>
+            <w:r>
+              <w:t xml:space="preserve">8.9e-07</w:t>
+            </w:r>
+          </w:p>
+        </w:tc>
+        <w:tc>
+          <w:tcPr/>
+          <w:p>
+            <w:pPr>
+              <w:pStyle w:val="Compact"/>
+              <w:jc w:val="right"/>
+            </w:pPr>
+            <w:r>
+              <w:t xml:space="preserve">233</w:t>
             </w:r>
           </w:p>
         </w:tc>
@@ -17995,7 +18307,7 @@
               <w:jc w:val="right"/>
             </w:pPr>
             <w:r>
-              <w:t xml:space="preserve">1.69</w:t>
+              <w:t xml:space="preserve">1.54</w:t>
             </w:r>
           </w:p>
         </w:tc>
@@ -18007,43 +18319,31 @@
               <w:jc w:val="center"/>
             </w:pPr>
             <w:r>
-              <w:t xml:space="preserve">[1.49, 1.91]</w:t>
-            </w:r>
-          </w:p>
-        </w:tc>
-        <w:tc>
-          <w:tcPr/>
-          <w:p>
-            <w:pPr>
-              <w:pStyle w:val="Compact"/>
-              <w:jc w:val="right"/>
-            </w:pPr>
-            <w:r>
-              <w:t xml:space="preserve">3.7e-17</w:t>
-            </w:r>
-          </w:p>
-        </w:tc>
-        <w:tc>
-          <w:tcPr/>
-          <w:p>
-            <w:pPr>
-              <w:pStyle w:val="Compact"/>
-              <w:jc w:val="right"/>
-            </w:pPr>
-            <w:r>
-              <w:t xml:space="preserve">495</w:t>
-            </w:r>
-          </w:p>
-        </w:tc>
-        <w:tc>
-          <w:tcPr/>
-          <w:p>
-            <w:pPr>
-              <w:pStyle w:val="Compact"/>
-              <w:jc w:val="right"/>
-            </w:pPr>
-            <w:r>
-              <w:t xml:space="preserve">(matched)</w:t>
+              <w:t xml:space="preserve">[1.34, 1.76]</w:t>
+            </w:r>
+          </w:p>
+        </w:tc>
+        <w:tc>
+          <w:tcPr/>
+          <w:p>
+            <w:pPr>
+              <w:pStyle w:val="Compact"/>
+              <w:jc w:val="right"/>
+            </w:pPr>
+            <w:r>
+              <w:t xml:space="preserve">5.0e-10</w:t>
+            </w:r>
+          </w:p>
+        </w:tc>
+        <w:tc>
+          <w:tcPr/>
+          <w:p>
+            <w:pPr>
+              <w:pStyle w:val="Compact"/>
+              <w:jc w:val="right"/>
+            </w:pPr>
+            <w:r>
+              <w:t xml:space="preserve">487</w:t>
             </w:r>
           </w:p>
         </w:tc>
@@ -18058,161 +18358,7 @@
               <w:rPr>
                 <w:rStyle w:val="VerbatimChar"/>
               </w:rPr>
-              <w:t xml:space="preserve">counter_surprise:397_{28, 29, 34}</w:t>
-            </w:r>
-          </w:p>
-        </w:tc>
-      </w:tr>
-      <w:tr>
-        <w:tc>
-          <w:tcPr/>
-          <w:p>
-            <w:pPr>
-              <w:pStyle w:val="Compact"/>
-              <w:jc w:val="right"/>
-            </w:pPr>
-            <w:r>
-              <w:t xml:space="preserve">1.67</w:t>
-            </w:r>
-          </w:p>
-        </w:tc>
-        <w:tc>
-          <w:tcPr/>
-          <w:p>
-            <w:pPr>
-              <w:pStyle w:val="Compact"/>
-              <w:jc w:val="center"/>
-            </w:pPr>
-            <w:r>
-              <w:t xml:space="preserve">[1.50, 1.87]</w:t>
-            </w:r>
-          </w:p>
-        </w:tc>
-        <w:tc>
-          <w:tcPr/>
-          <w:p>
-            <w:pPr>
-              <w:pStyle w:val="Compact"/>
-              <w:jc w:val="right"/>
-            </w:pPr>
-            <w:r>
-              <w:t xml:space="preserve">2.1e-19</w:t>
-            </w:r>
-          </w:p>
-        </w:tc>
-        <w:tc>
-          <w:tcPr/>
-          <w:p>
-            <w:pPr>
-              <w:pStyle w:val="Compact"/>
-              <w:jc w:val="right"/>
-            </w:pPr>
-            <w:r>
-              <w:t xml:space="preserve">611</w:t>
-            </w:r>
-          </w:p>
-        </w:tc>
-        <w:tc>
-          <w:tcPr/>
-          <w:p>
-            <w:pPr>
-              <w:pStyle w:val="Compact"/>
-              <w:jc w:val="right"/>
-            </w:pPr>
-            <w:r>
-              <w:t xml:space="preserve">(matched)</w:t>
-            </w:r>
-          </w:p>
-        </w:tc>
-        <w:tc>
-          <w:tcPr/>
-          <w:p>
-            <w:pPr>
-              <w:pStyle w:val="Compact"/>
-              <w:jc w:val="left"/>
-            </w:pPr>
-            <w:r>
-              <w:rPr>
-                <w:rStyle w:val="VerbatimChar"/>
-              </w:rPr>
-              <w:t xml:space="preserve">counter_surprise:397_{29, 34}</w:t>
-            </w:r>
-          </w:p>
-        </w:tc>
-      </w:tr>
-      <w:tr>
-        <w:tc>
-          <w:tcPr/>
-          <w:p>
-            <w:pPr>
-              <w:pStyle w:val="Compact"/>
-              <w:jc w:val="right"/>
-            </w:pPr>
-            <w:r>
-              <w:t xml:space="preserve">1.66</w:t>
-            </w:r>
-          </w:p>
-        </w:tc>
-        <w:tc>
-          <w:tcPr/>
-          <w:p>
-            <w:pPr>
-              <w:pStyle w:val="Compact"/>
-              <w:jc w:val="center"/>
-            </w:pPr>
-            <w:r>
-              <w:t xml:space="preserve">[1.48, 1.85]</w:t>
-            </w:r>
-          </w:p>
-        </w:tc>
-        <w:tc>
-          <w:tcPr/>
-          <w:p>
-            <w:pPr>
-              <w:pStyle w:val="Compact"/>
-              <w:jc w:val="right"/>
-            </w:pPr>
-            <w:r>
-              <w:t xml:space="preserve">2.1e-19</w:t>
-            </w:r>
-          </w:p>
-        </w:tc>
-        <w:tc>
-          <w:tcPr/>
-          <w:p>
-            <w:pPr>
-              <w:pStyle w:val="Compact"/>
-              <w:jc w:val="right"/>
-            </w:pPr>
-            <w:r>
-              <w:t xml:space="preserve">630</w:t>
-            </w:r>
-          </w:p>
-        </w:tc>
-        <w:tc>
-          <w:tcPr/>
-          <w:p>
-            <w:pPr>
-              <w:pStyle w:val="Compact"/>
-              <w:jc w:val="right"/>
-            </w:pPr>
-            <w:r>
-              <w:t xml:space="preserve">(matched)</w:t>
-            </w:r>
-          </w:p>
-        </w:tc>
-        <w:tc>
-          <w:tcPr/>
-          <w:p>
-            <w:pPr>
-              <w:pStyle w:val="Compact"/>
-              <w:jc w:val="left"/>
-            </w:pPr>
-            <w:r>
-              <w:rPr>
-                <w:rStyle w:val="VerbatimChar"/>
-              </w:rPr>
-              <w:t xml:space="preserve">counter_surprise:397_{28, 29}</w:t>
+              <w:t xml:space="preserve">counter_surprise:397_{29}</w:t>
             </w:r>
           </w:p>
         </w:tc>
@@ -18223,7 +18369,7 @@
         <w:pStyle w:val="BodyText"/>
       </w:pPr>
       <w:r>
-        <w:t xml:space="preserve">The</w:t>
+        <w:t xml:space="preserve">Two effects push the honest estimates below the naive ones. The</w:t>
       </w:r>
       <w:r>
         <w:t xml:space="preserve"> </w:t>
@@ -18233,63 +18379,83 @@
           <w:b/>
           <w:bCs/>
         </w:rPr>
-        <w:t xml:space="preserve">pooled 2×2 analysis (Table 13) inflates these effects by</w:t>
+        <w:t xml:space="preserve">pooled 2×2 analysis (Table 13) inflates the effect</w:t>
+      </w:r>
+      <w:r>
+        <w:t xml:space="preserve"> </w:t>
+      </w:r>
+      <w:r>
+        <w:t xml:space="preserve">(top pooled</w:t>
+      </w:r>
+      <w:r>
+        <w:t xml:space="preserve"> </w:t>
+      </w:r>
+      <w:r>
+        <w:t xml:space="preserve">MH-OR 2.72 [2.10, 3.51]) because it discards the matched-set structure</w:t>
+      </w:r>
+      <w:r>
+        <w:t xml:space="preserve"> </w:t>
+      </w:r>
+      <w:r>
+        <w:t xml:space="preserve">that the incidence-density sampling design creates; the matched</w:t>
+      </w:r>
+      <w:r>
+        <w:t xml:space="preserve"> </w:t>
+      </w:r>
+      <w:r>
+        <w:t xml:space="preserve">conditional logistic is the correct estimator under Prentice-Breslow.</w:t>
+      </w:r>
+      <w:r>
+        <w:t xml:space="preserve"> </w:t>
+      </w:r>
+      <w:r>
+        <w:t xml:space="preserve">The</w:t>
+      </w:r>
+      <w:r>
+        <w:t xml:space="preserve"> </w:t>
       </w:r>
       <w:r>
         <w:rPr>
           <w:b/>
           <w:bCs/>
         </w:rPr>
-        <w:t xml:space="preserve"> </w:t>
-      </w:r>
-      <w:r>
-        <w:rPr>
-          <w:b/>
-          <w:bCs/>
-        </w:rPr>
-        <w:t xml:space="preserve">roughly 1.6×</w:t>
-      </w:r>
-      <w:r>
-        <w:t xml:space="preserve"> </w:t>
-      </w:r>
-      <w:r>
-        <w:t xml:space="preserve">(top pooled MH-OR 2.72 [2.10, 3.51] for the same</w:t>
-      </w:r>
-      <w:r>
-        <w:t xml:space="preserve"> </w:t>
-      </w:r>
-      <w:r>
-        <w:t xml:space="preserve">pattern), because pooling discards the matched-set structure that the</w:t>
-      </w:r>
-      <w:r>
-        <w:t xml:space="preserve"> </w:t>
-      </w:r>
-      <w:r>
-        <w:t xml:space="preserve">incidence-density sampling design creates. The matched HR</w:t>
-      </w:r>
-      <w:r>
-        <w:t xml:space="preserve"> </w:t>
-      </w:r>
-      <w:r>
-        <w:t xml:space="preserve">of 1.73 is the correct estimator under Prentice-Breslow, and its</w:t>
-      </w:r>
-      <w:r>
-        <w:t xml:space="preserve"> </w:t>
-      </w:r>
-      <w:r>
-        <w:t xml:space="preserve">tighter CI reflects that the matched design conditions out</w:t>
-      </w:r>
-      <w:r>
-        <w:t xml:space="preserve"> </w:t>
-      </w:r>
-      <w:r>
-        <w:t xml:space="preserve">inter-vehicle heterogeneity the pooled analysis conflated with the</w:t>
-      </w:r>
-      <w:r>
-        <w:t xml:space="preserve"> </w:t>
-      </w:r>
-      <w:r>
-        <w:t xml:space="preserve">pattern effect.</w:t>
+        <w:t xml:space="preserve">discovery/inference split removes the post-selection inflation</w:t>
+      </w:r>
+      <w:r>
+        <w:t xml:space="preserve"> </w:t>
+      </w:r>
+      <w:r>
+        <w:t xml:space="preserve">that ranking the top-200 by case-hits on the test sample would</w:t>
+      </w:r>
+      <w:r>
+        <w:t xml:space="preserve"> </w:t>
+      </w:r>
+      <w:r>
+        <w:t xml:space="preserve">otherwise introduce: the same top-200-by-hits procedure evaluated</w:t>
+      </w:r>
+      <w:r>
+        <w:t xml:space="preserve"> </w:t>
+      </w:r>
+      <w:r>
+        <w:t xml:space="preserve">in-sample reports 108 BY-significant patterns and a top HR near 1.7,</w:t>
+      </w:r>
+      <w:r>
+        <w:t xml:space="preserve"> </w:t>
+      </w:r>
+      <w:r>
+        <w:t xml:space="preserve">whereas the honest inference-half estimate is 74 BY-significant with a</w:t>
+      </w:r>
+      <w:r>
+        <w:t xml:space="preserve"> </w:t>
+      </w:r>
+      <w:r>
+        <w:t xml:space="preserve">top HR of 1.60 [1.35, 1.91]. The matched signal is real but smaller</w:t>
+      </w:r>
+      <w:r>
+        <w:t xml:space="preserve"> </w:t>
+      </w:r>
+      <w:r>
+        <w:t xml:space="preserve">than the in-sample figure suggests.</w:t>
       </w:r>
     </w:p>
     <w:p>
@@ -19715,31 +19881,64 @@
         <w:pStyle w:val="FirstParagraph"/>
       </w:pPr>
       <w:r>
-        <w:t xml:space="preserve">This resolves an ambiguity the raw order-gain distribution left open.</w:t>
-      </w:r>
-      <w:r>
-        <w:t xml:space="preserve"> </w:t>
-      </w:r>
-      <w:r>
-        <w:t xml:space="preserve">Order helps on both traces (§6.3), but for different reasons: on</w:t>
-      </w:r>
-      <w:r>
-        <w:t xml:space="preserve"> </w:t>
-      </w:r>
-      <w:r>
-        <w:t xml:space="preserve">Azure the full ordering contributes signal beyond every subpart, and</w:t>
-      </w:r>
-      <w:r>
-        <w:t xml:space="preserve"> </w:t>
-      </w:r>
-      <w:r>
-        <w:t xml:space="preserve">on Alibaba the ordering just distinguishes one privileged short prefix</w:t>
-      </w:r>
-      <w:r>
-        <w:t xml:space="preserve"> </w:t>
-      </w:r>
-      <w:r>
-        <w:t xml:space="preserve">from bag-of-items noise.</w:t>
+        <w:t xml:space="preserve">These two traces separate order from multiplicity (§6.3). On Azure,</w:t>
+      </w:r>
+      <w:r>
+        <w:t xml:space="preserve"> </w:t>
+      </w:r>
+      <w:r>
+        <w:t xml:space="preserve">the count-preserving null confirms a genuine ordering effect: the full</w:t>
+      </w:r>
+      <w:r>
+        <w:t xml:space="preserve"> </w:t>
+      </w:r>
+      <w:r>
+        <w:t xml:space="preserve">ordered chain adds signal beyond any of its subparts, and the exact</w:t>
+      </w:r>
+      <w:r>
+        <w:t xml:space="preserve"> </w:t>
+      </w:r>
+      <w:r>
+        <w:t xml:space="preserve">within-window order matters. On Alibaba, the count-preserving null is</w:t>
+      </w:r>
+      <w:r>
+        <w:t xml:space="preserve"> </w:t>
+      </w:r>
+      <w:r>
+        <w:t xml:space="preserve">approximately zero, so the exact order does not matter; the sequence</w:t>
+      </w:r>
+      <w:r>
+        <w:t xml:space="preserve"> </w:t>
+      </w:r>
+      <w:r>
+        <w:t xml:space="preserve">representation helps only because it retains event multiplicity and a</w:t>
+      </w:r>
+      <w:r>
+        <w:t xml:space="preserve"> </w:t>
+      </w:r>
+      <w:r>
+        <w:t xml:space="preserve">privileged short prefix (</w:t>
+      </w:r>
+      <w:r>
+        <w:rPr>
+          <w:rStyle w:val="VerbatimChar"/>
+        </w:rPr>
+        <w:t xml:space="preserve">task_waiting:R</w:t>
+      </w:r>
+      <w:r>
+        <w:t xml:space="preserve">) that the binary itemset</w:t>
+      </w:r>
+      <w:r>
+        <w:t xml:space="preserve"> </w:t>
+      </w:r>
+      <w:r>
+        <w:t xml:space="preserve">discards. The correct reading of Alibaba is a multiplicity-and-prefix</w:t>
+      </w:r>
+      <w:r>
+        <w:t xml:space="preserve"> </w:t>
+      </w:r>
+      <w:r>
+        <w:t xml:space="preserve">effect, not a pure-ordering effect.</w:t>
       </w:r>
     </w:p>
     <w:bookmarkEnd w:id="62"/>
@@ -21697,31 +21896,43 @@
         <w:t xml:space="preserve"> </w:t>
       </w:r>
       <w:r>
-        <w:t xml:space="preserve">maintenance traces (Azure PdM, Alibaba v2018), sequences add real</w:t>
-      </w:r>
-      <w:r>
-        <w:t xml:space="preserve"> </w:t>
-      </w:r>
-      <w:r>
-        <w:t xml:space="preserve">predictive information beyond itemsets when window definitions are</w:t>
-      </w:r>
-      <w:r>
-        <w:t xml:space="preserve"> </w:t>
-      </w:r>
-      <w:r>
-        <w:t xml:space="preserve">rich enough for order to be a real degree of freedom; at those</w:t>
-      </w:r>
-      <w:r>
-        <w:t xml:space="preserve"> </w:t>
-      </w:r>
-      <w:r>
-        <w:t xml:space="preserve">horizons, combining itemset and sequence features improves failure</w:t>
-      </w:r>
-      <w:r>
-        <w:t xml:space="preserve"> </w:t>
-      </w:r>
-      <w:r>
-        <w:t xml:space="preserve">prediction by 5-10 AUROC points over either alone. The method’s</w:t>
+        <w:t xml:space="preserve">maintenance traces (Azure PdM, Alibaba v2018), the sequence</w:t>
+      </w:r>
+      <w:r>
+        <w:t xml:space="preserve"> </w:t>
+      </w:r>
+      <w:r>
+        <w:t xml:space="preserve">representation adds predictive information beyond binary itemsets, but</w:t>
+      </w:r>
+      <w:r>
+        <w:t xml:space="preserve"> </w:t>
+      </w:r>
+      <w:r>
+        <w:t xml:space="preserve">for different reasons: on Azure the count-preserving null shows a</w:t>
+      </w:r>
+      <w:r>
+        <w:t xml:space="preserve"> </w:t>
+      </w:r>
+      <w:r>
+        <w:t xml:space="preserve">genuine ordering effect, whereas on Alibaba it is event multiplicity</w:t>
+      </w:r>
+      <w:r>
+        <w:t xml:space="preserve"> </w:t>
+      </w:r>
+      <w:r>
+        <w:t xml:space="preserve">and a short leading prefix, not exact order, that carries the signal.</w:t>
+      </w:r>
+      <w:r>
+        <w:t xml:space="preserve"> </w:t>
+      </w:r>
+      <w:r>
+        <w:t xml:space="preserve">Combining itemset and sequence features improves failure prediction</w:t>
+      </w:r>
+      <w:r>
+        <w:t xml:space="preserve"> </w:t>
+      </w:r>
+      <w:r>
+        <w:t xml:space="preserve">by 3-10 AUROC points over either alone at the rich horizons. The method’s</w:t>
       </w:r>
       <w:r>
         <w:t xml:space="preserve"> </w:t>

--- a/paper/skeleton.docx
+++ b/paper/skeleton.docx
@@ -11468,6 +11468,167 @@
         <w:t xml:space="preserve">evidence here.</w:t>
       </w:r>
     </w:p>
+    <w:p>
+      <w:pPr>
+        <w:pStyle w:val="BodyText"/>
+      </w:pPr>
+      <w:r>
+        <w:rPr>
+          <w:b/>
+          <w:bCs/>
+        </w:rPr>
+        <w:t xml:space="preserve">Prospective alarm replay.</w:t>
+      </w:r>
+      <w:r>
+        <w:t xml:space="preserve"> </w:t>
+      </w:r>
+      <w:r>
+        <w:t xml:space="preserve">To measure deployment value directly</w:t>
+      </w:r>
+      <w:r>
+        <w:t xml:space="preserve"> </w:t>
+      </w:r>
+      <w:r>
+        <w:t xml:space="preserve">rather than infer it from an assumed base rate, we replay each turbine</w:t>
+      </w:r>
+      <w:r>
+        <w:t xml:space="preserve"> </w:t>
+      </w:r>
+      <w:r>
+        <w:t xml:space="preserve">chronologically. A precursor rule (the non-terminal codes whose firing</w:t>
+      </w:r>
+      <w:r>
+        <w:t xml:space="preserve"> </w:t>
+      </w:r>
+      <w:r>
+        <w:t xml:space="preserve">is followed by a forced outage within 24h at more than three times the</w:t>
+      </w:r>
+      <w:r>
+        <w:t xml:space="preserve"> </w:t>
+      </w:r>
+      <w:r>
+        <w:t xml:space="preserve">per-firing base rate) is learned only from the other turbines, then</w:t>
+      </w:r>
+      <w:r>
+        <w:t xml:space="preserve"> </w:t>
+      </w:r>
+      <w:r>
+        <w:t xml:space="preserve">applied to the held-out turbine’s real event stream with a 24h alarm</w:t>
+      </w:r>
+      <w:r>
+        <w:t xml:space="preserve"> </w:t>
+      </w:r>
+      <w:r>
+        <w:t xml:space="preserve">cooldown; an alarm is a true positive if a forced outage follows within</w:t>
+      </w:r>
+      <w:r>
+        <w:t xml:space="preserve"> </w:t>
+      </w:r>
+      <w:r>
+        <w:t xml:space="preserve">24h. The two farms occupy two operating points. On</w:t>
+      </w:r>
+      <w:r>
+        <w:t xml:space="preserve"> </w:t>
+      </w:r>
+      <w:r>
+        <w:rPr>
+          <w:b/>
+          <w:bCs/>
+        </w:rPr>
+        <w:t xml:space="preserve">Kelmarsh the rule</w:t>
+      </w:r>
+      <w:r>
+        <w:rPr>
+          <w:b/>
+          <w:bCs/>
+        </w:rPr>
+        <w:t xml:space="preserve"> </w:t>
+      </w:r>
+      <w:r>
+        <w:rPr>
+          <w:b/>
+          <w:bCs/>
+        </w:rPr>
+        <w:t xml:space="preserve">detects 457 of 482 forced outages (recall 0.95) at a median lead of</w:t>
+      </w:r>
+      <w:r>
+        <w:rPr>
+          <w:b/>
+          <w:bCs/>
+        </w:rPr>
+        <w:t xml:space="preserve"> </w:t>
+      </w:r>
+      <w:r>
+        <w:rPr>
+          <w:b/>
+          <w:bCs/>
+        </w:rPr>
+        <w:t xml:space="preserve">3.3 hours</w:t>
+      </w:r>
+      <w:r>
+        <w:t xml:space="preserve"> </w:t>
+      </w:r>
+      <w:r>
+        <w:t xml:space="preserve">(68% of detections at least 1h early, 43% at least 6h),</w:t>
+      </w:r>
+      <w:r>
+        <w:t xml:space="preserve"> </w:t>
+      </w:r>
+      <w:r>
+        <w:t xml:space="preserve">at precision 0.20 and 2.7 false alarms per turbine-month. On</w:t>
+      </w:r>
+      <w:r>
+        <w:t xml:space="preserve"> </w:t>
+      </w:r>
+      <w:r>
+        <w:rPr>
+          <w:b/>
+          <w:bCs/>
+        </w:rPr>
+        <w:t xml:space="preserve">Penmanshiel it runs at precision 0.78 and 0.31 false alarms per</w:t>
+      </w:r>
+      <w:r>
+        <w:rPr>
+          <w:b/>
+          <w:bCs/>
+        </w:rPr>
+        <w:t xml:space="preserve"> </w:t>
+      </w:r>
+      <w:r>
+        <w:rPr>
+          <w:b/>
+          <w:bCs/>
+        </w:rPr>
+        <w:t xml:space="preserve">turbine-month</w:t>
+      </w:r>
+      <w:r>
+        <w:t xml:space="preserve">, detecting half the outages (recall 0.50) at a shorter</w:t>
+      </w:r>
+      <w:r>
+        <w:t xml:space="preserve"> </w:t>
+      </w:r>
+      <w:r>
+        <w:t xml:space="preserve">median lead of 5.7 minutes. This is a measured prospective result: the</w:t>
+      </w:r>
+      <w:r>
+        <w:t xml:space="preserve"> </w:t>
+      </w:r>
+      <w:r>
+        <w:t xml:space="preserve">Kelmarsh generator-fan cascade gives hours of actionable warning at a</w:t>
+      </w:r>
+      <w:r>
+        <w:t xml:space="preserve"> </w:t>
+      </w:r>
+      <w:r>
+        <w:t xml:space="preserve">tolerable alarm burden, while the Penmanshiel safety-system cascade is</w:t>
+      </w:r>
+      <w:r>
+        <w:t xml:space="preserve"> </w:t>
+      </w:r>
+      <w:r>
+        <w:t xml:space="preserve">precise but fires close to the outage.</w:t>
+      </w:r>
+    </w:p>
     <w:bookmarkEnd w:id="52"/>
     <w:bookmarkStart w:id="53" w:name="Xae0c354666545c52f18ecbdee1c0773e2af72f4"/>
     <w:p>
@@ -16040,6 +16201,96 @@
       </w:r>
       <w:r>
         <w:t xml:space="preserve">mining-and-testing on the same sample.</w:t>
+      </w:r>
+    </w:p>
+    <w:p>
+      <w:pPr>
+        <w:pStyle w:val="BodyText"/>
+      </w:pPr>
+      <w:r>
+        <w:t xml:space="preserve">A permuted-label stress test confirms that the split, and not merely</w:t>
+      </w:r>
+      <w:r>
+        <w:t xml:space="preserve"> </w:t>
+      </w:r>
+      <w:r>
+        <w:t xml:space="preserve">the FDR correction, is what controls error. On Azure</w:t>
+      </w:r>
+      <w:r>
+        <w:t xml:space="preserve"> </w:t>
+      </w:r>
+      <w:r>
+        <w:rPr>
+          <w:rStyle w:val="VerbatimChar"/>
+        </w:rPr>
+        <w:t xml:space="preserve">last5</w:t>
+      </w:r>
+      <w:r>
+        <w:t xml:space="preserve">, the</w:t>
+      </w:r>
+      <w:r>
+        <w:t xml:space="preserve"> </w:t>
+      </w:r>
+      <w:r>
+        <w:t xml:space="preserve">same 79-candidate set validated three ways yields a similar number of</w:t>
+      </w:r>
+      <w:r>
+        <w:t xml:space="preserve"> </w:t>
+      </w:r>
+      <w:r>
+        <w:t xml:space="preserve">discoveries on the real labels (naive same-sample BH 55; our</w:t>
+      </w:r>
+      <w:r>
+        <w:t xml:space="preserve"> </w:t>
+      </w:r>
+      <w:r>
+        <w:t xml:space="preserve">discovery/inference split 52; Westfall-Young minP FWER 52), but under</w:t>
+      </w:r>
+      <w:r>
+        <w:t xml:space="preserve"> </w:t>
+      </w:r>
+      <w:r>
+        <w:t xml:space="preserve">20 label permutations that destroy all signal the naive same-sample</w:t>
+      </w:r>
+      <w:r>
+        <w:t xml:space="preserve"> </w:t>
+      </w:r>
+      <w:r>
+        <w:t xml:space="preserve">BH still reports false discoveries (mean 0.3, up to 6 in a single</w:t>
+      </w:r>
+      <w:r>
+        <w:t xml:space="preserve"> </w:t>
+      </w:r>
+      <w:r>
+        <w:t xml:space="preserve">permutation) whereas the discovery/inference split reports</w:t>
+      </w:r>
+      <w:r>
+        <w:t xml:space="preserve"> </w:t>
+      </w:r>
+      <w:r>
+        <w:rPr>
+          <w:b/>
+          <w:bCs/>
+        </w:rPr>
+        <w:t xml:space="preserve">zero</w:t>
+      </w:r>
+      <w:r>
+        <w:t xml:space="preserve"> </w:t>
+      </w:r>
+      <w:r>
+        <w:t xml:space="preserve">(mean 0, maximum 0), matching the family-wise-error-controlled</w:t>
+      </w:r>
+      <w:r>
+        <w:t xml:space="preserve"> </w:t>
+      </w:r>
+      <w:r>
+        <w:t xml:space="preserve">Westfall-Young procedure. The split therefore buys honest error</w:t>
+      </w:r>
+      <w:r>
+        <w:t xml:space="preserve"> </w:t>
+      </w:r>
+      <w:r>
+        <w:t xml:space="preserve">control at almost no loss of real-label power.</w:t>
       </w:r>
     </w:p>
     <w:p>
@@ -20719,135 +20970,168 @@
           <w:b/>
           <w:bCs/>
         </w:rPr>
-        <w:t xml:space="preserve">Root-cause diagnosis: trajectory-signal absence, not signal</w:t>
+        <w:t xml:space="preserve">Root-cause diagnosis under a fair prospective landmark.</w:t>
+      </w:r>
+      <w:r>
+        <w:t xml:space="preserve"> </w:t>
+      </w:r>
+      <w:r>
+        <w:t xml:space="preserve">A</w:t>
+      </w:r>
+      <w:r>
+        <w:t xml:space="preserve"> </w:t>
+      </w:r>
+      <w:r>
+        <w:t xml:space="preserve">stratified 5-fold cross-validation on full-history aggregated</w:t>
+      </w:r>
+      <w:r>
+        <w:t xml:space="preserve"> </w:t>
+      </w:r>
+      <w:r>
+        <w:t xml:space="preserve">Component X features (mean / max / std / last of each of the 105</w:t>
+      </w:r>
+      <w:r>
+        <w:t xml:space="preserve"> </w:t>
+      </w:r>
+      <w:r>
+        <w:t xml:space="preserve">columns per vehicle) reaches AUROC 0.826, but this number is not a</w:t>
+      </w:r>
+      <w:r>
+        <w:t xml:space="preserve"> </w:t>
+      </w:r>
+      <w:r>
+        <w:t xml:space="preserve">prospective ceiling: full-history aggregates under random CV can leak</w:t>
+      </w:r>
+      <w:r>
+        <w:t xml:space="preserve"> </w:t>
+      </w:r>
+      <w:r>
+        <w:t xml:space="preserve">end-of-history and censoring information that is not available at a</w:t>
+      </w:r>
+      <w:r>
+        <w:t xml:space="preserve"> </w:t>
+      </w:r>
+      <w:r>
+        <w:t xml:space="preserve">prediction landmark. The fair test is a</w:t>
+      </w:r>
+      <w:r>
+        <w:t xml:space="preserve"> </w:t>
       </w:r>
       <w:r>
         <w:rPr>
           <w:b/>
           <w:bCs/>
         </w:rPr>
-        <w:t xml:space="preserve"> </w:t>
+        <w:t xml:space="preserve">landmarked, entity-disjoint</w:t>
       </w:r>
       <w:r>
         <w:rPr>
           <w:b/>
           <w:bCs/>
         </w:rPr>
-        <w:t xml:space="preserve">absence.</w:t>
-      </w:r>
-      <w:r>
-        <w:t xml:space="preserve"> </w:t>
-      </w:r>
-      <w:r>
-        <w:t xml:space="preserve">A stratified 5-fold cross-validation on the same 420</w:t>
-      </w:r>
-      <w:r>
-        <w:t xml:space="preserve"> </w:t>
-      </w:r>
-      <w:r>
-        <w:t xml:space="preserve">aggregated Component X features (mean / max / std / last of each of</w:t>
-      </w:r>
-      <w:r>
-        <w:t xml:space="preserve"> </w:t>
-      </w:r>
-      <w:r>
-        <w:t xml:space="preserve">the 105 columns per vehicle), with each column linearly</w:t>
-      </w:r>
-      <w:r>
-        <w:t xml:space="preserve"> </w:t>
-      </w:r>
-      <w:r>
-        <w:t xml:space="preserve">residualised against</w:t>
-      </w:r>
-      <w:r>
-        <w:t xml:space="preserve"> </w:t>
-      </w:r>
-      <w:r>
-        <w:rPr>
-          <w:rStyle w:val="VerbatimChar"/>
-        </w:rPr>
-        <w:t xml:space="preserve">length_of_study_time_step</w:t>
-      </w:r>
-      <w:r>
-        <w:t xml:space="preserve"> </w:t>
-      </w:r>
-      <w:r>
-        <w:t xml:space="preserve">inside every fold,</w:t>
-      </w:r>
-      <w:r>
-        <w:t xml:space="preserve"> </w:t>
-      </w:r>
-      <w:r>
-        <w:t xml:space="preserve">reaches AUROC 0.826 ± 0.005, comparable to Alibaba’s</w:t>
-      </w:r>
-      <w:r>
-        <w:t xml:space="preserve"> </w:t>
-      </w:r>
-      <w:r>
-        <w:rPr>
-          <w:rStyle w:val="VerbatimChar"/>
-        </w:rPr>
-        <w:t xml:space="preserve">last3</w:t>
-      </w:r>
-      <w:r>
-        <w:t xml:space="preserve"> </w:t>
-      </w:r>
-      <w:r>
-        <w:t xml:space="preserve">combined score (0.81) and well above BGL’s chance level (0.51). The same LightGBM</w:t>
-      </w:r>
-      <w:r>
-        <w:t xml:space="preserve"> </w:t>
-      </w:r>
-      <w:r>
-        <w:t xml:space="preserve">configuration under the temporal split used elsewhere in the paper</w:t>
-      </w:r>
-      <w:r>
-        <w:t xml:space="preserve"> </w:t>
-      </w:r>
-      <w:r>
-        <w:t xml:space="preserve">only reaches 0.67, and the pattern-mining pipeline reaches 0.60.</w:t>
-      </w:r>
-      <w:r>
-        <w:t xml:space="preserve"> </w:t>
-      </w:r>
-      <w:r>
-        <w:t xml:space="preserve">Component X features therefore carry substantial per-truck failure</w:t>
-      </w:r>
-      <w:r>
-        <w:t xml:space="preserve"> </w:t>
-      </w:r>
-      <w:r>
-        <w:t xml:space="preserve">signal, but the signal is a static per-vehicle profile (aggregate</w:t>
-      </w:r>
-      <w:r>
-        <w:t xml:space="preserve"> </w:t>
-      </w:r>
-      <w:r>
-        <w:t xml:space="preserve">usage, cumulative counter shape) rather than a temporal degradation</w:t>
-      </w:r>
-      <w:r>
-        <w:t xml:space="preserve"> </w:t>
-      </w:r>
-      <w:r>
-        <w:t xml:space="preserve">trajectory. Last-K-events windows and the ordered-pattern mining</w:t>
-      </w:r>
-      <w:r>
-        <w:t xml:space="preserve"> </w:t>
-      </w:r>
-      <w:r>
-        <w:t xml:space="preserve">built on them cannot see it, because there is no pre-failure event</w:t>
-      </w:r>
-      <w:r>
-        <w:t xml:space="preserve"> </w:t>
-      </w:r>
-      <w:r>
-        <w:t xml:space="preserve">ordering to catch; the discriminative information is spread across</w:t>
-      </w:r>
-      <w:r>
-        <w:t xml:space="preserve"> </w:t>
-      </w:r>
-      <w:r>
-        <w:t xml:space="preserve">the truck’s entire operating history.</w:t>
+        <w:t xml:space="preserve"> </w:t>
+      </w:r>
+      <w:r>
+        <w:rPr>
+          <w:b/>
+          <w:bCs/>
+        </w:rPr>
+        <w:t xml:space="preserve">evaluation</w:t>
+      </w:r>
+      <w:r>
+        <w:t xml:space="preserve"> </w:t>
+      </w:r>
+      <w:r>
+        <w:t xml:space="preserve">in which every feature is computed strictly from the</w:t>
+      </w:r>
+      <w:r>
+        <w:t xml:space="preserve"> </w:t>
+      </w:r>
+      <w:r>
+        <w:t xml:space="preserve">pre-anchor risk-set window and trained and tested on disjoint vehicle</w:t>
+      </w:r>
+      <w:r>
+        <w:t xml:space="preserve"> </w:t>
+      </w:r>
+      <w:r>
+        <w:t xml:space="preserve">sets. Under that test no representation clears 0.75: token counts</w:t>
+      </w:r>
+      <w:r>
+        <w:t xml:space="preserve"> </w:t>
+      </w:r>
+      <w:r>
+        <w:t xml:space="preserve">reach AUROC 0.62, LightGBM on token counts 0.60, simple counts 0.54,</w:t>
+      </w:r>
+      <w:r>
+        <w:t xml:space="preserve"> </w:t>
+      </w:r>
+      <w:r>
+        <w:t xml:space="preserve">and the significant pattern features 0.51. Even a richer descriptor</w:t>
+      </w:r>
+      <w:r>
+        <w:t xml:space="preserve"> </w:t>
+      </w:r>
+      <w:r>
+        <w:t xml:space="preserve">model at the honest landmark stays near 0.60, matching the last-K</w:t>
+      </w:r>
+      <w:r>
+        <w:t xml:space="preserve"> </w:t>
+      </w:r>
+      <w:r>
+        <w:t xml:space="preserve">pattern pipeline. The conclusion is therefore that</w:t>
+      </w:r>
+      <w:r>
+        <w:t xml:space="preserve"> </w:t>
+      </w:r>
+      <w:r>
+        <w:rPr>
+          <w:b/>
+          <w:bCs/>
+        </w:rPr>
+        <w:t xml:space="preserve">no strong</w:t>
+      </w:r>
+      <w:r>
+        <w:rPr>
+          <w:b/>
+          <w:bCs/>
+        </w:rPr>
+        <w:t xml:space="preserve"> </w:t>
+      </w:r>
+      <w:r>
+        <w:rPr>
+          <w:b/>
+          <w:bCs/>
+        </w:rPr>
+        <w:t xml:space="preserve">prospective last-K trajectory signal is recoverable at Component X’s</w:t>
+      </w:r>
+      <w:r>
+        <w:rPr>
+          <w:b/>
+          <w:bCs/>
+        </w:rPr>
+        <w:t xml:space="preserve"> </w:t>
+      </w:r>
+      <w:r>
+        <w:rPr>
+          <w:b/>
+          <w:bCs/>
+        </w:rPr>
+        <w:t xml:space="preserve">readout cadence under the representations and landmarks tested</w:t>
+      </w:r>
+      <w:r>
+        <w:t xml:space="preserve">; the</w:t>
+      </w:r>
+      <w:r>
+        <w:t xml:space="preserve"> </w:t>
+      </w:r>
+      <w:r>
+        <w:t xml:space="preserve">0.826 reflects a static per-vehicle profile that is visible across a</w:t>
+      </w:r>
+      <w:r>
+        <w:t xml:space="preserve"> </w:t>
+      </w:r>
+      <w:r>
+        <w:t xml:space="preserve">truck’s whole history but not at a prospective decision point.</w:t>
       </w:r>
     </w:p>
     <w:p>

--- a/paper/skeleton.docx
+++ b/paper/skeleton.docx
@@ -103,7 +103,7 @@
         <w:pStyle w:val="Date"/>
       </w:pPr>
       <w:r>
-        <w:t xml:space="preserve">2026-08-30</w:t>
+        <w:t xml:space="preserve">2026-08-31</w:t>
       </w:r>
     </w:p>
     <w:p>
@@ -188,73 +188,55 @@
         <w:t xml:space="preserve"> </w:t>
       </w:r>
       <w:r>
-        <w:t xml:space="preserve">catalog mined from six operational traces: two independent wind-farm</w:t>
-      </w:r>
-      <w:r>
-        <w:t xml:space="preserve"> </w:t>
-      </w:r>
-      <w:r>
-        <w:t xml:space="preserve">alarm logs (Kelmarsh 6 × Senvion MM92, 482 forced outages over</w:t>
-      </w:r>
-      <w:r>
-        <w:t xml:space="preserve"> </w:t>
-      </w:r>
-      <w:r>
-        <w:t xml:space="preserve">2016-2017; Penmanshiel 9 × Senvion MM82, 790 forced outages in 2016),</w:t>
-      </w:r>
-      <w:r>
-        <w:t xml:space="preserve"> </w:t>
-      </w:r>
-      <w:r>
-        <w:t xml:space="preserve">Azure PdM (synthetic), Alibaba v2018 (production cloud), LLNL Blue</w:t>
-      </w:r>
-      <w:r>
-        <w:t xml:space="preserve"> </w:t>
-      </w:r>
-      <w:r>
-        <w:t xml:space="preserve">Gene/L syslogs (HPC), and SCANIA Component X (production automotive).</w:t>
-      </w:r>
-      <w:r>
-        <w:t xml:space="preserve"> </w:t>
-      </w:r>
-      <w:r>
-        <w:t xml:space="preserve">Every signature is validated on an entity-disjoint 50/50 discovery/</w:t>
-      </w:r>
-      <w:r>
-        <w:t xml:space="preserve"> </w:t>
-      </w:r>
-      <w:r>
-        <w:t xml:space="preserve">inference split, with post-selection-valid p-values (Fithian-Sun-</w:t>
-      </w:r>
-      <w:r>
-        <w:t xml:space="preserve"> </w:t>
-      </w:r>
-      <w:r>
-        <w:t xml:space="preserve">Taylor) and Benjamini-Yekutieli FDR control on the inference half. A</w:t>
-      </w:r>
-      <w:r>
-        <w:t xml:space="preserve"> </w:t>
-      </w:r>
-      <w:r>
-        <w:t xml:space="preserve">count-preserving order comparator removes the multiplicity confound,</w:t>
-      </w:r>
-      <w:r>
-        <w:t xml:space="preserve"> </w:t>
-      </w:r>
-      <w:r>
-        <w:t xml:space="preserve">and the right-censored SCANIA trace is scored by matched conditional</w:t>
-      </w:r>
-      <w:r>
-        <w:t xml:space="preserve"> </w:t>
-      </w:r>
-      <w:r>
-        <w:t xml:space="preserve">logistic regression stratified by risk set (Prentice-Breslow). The central result is a replicated physical</w:t>
-      </w:r>
-      <w:r>
-        <w:t xml:space="preserve"> </w:t>
-      </w:r>
-      <w:r>
-        <w:t xml:space="preserve">cascade: on</w:t>
+        <w:t xml:space="preserve">catalog mined from six operational traces: two independent Senvion</w:t>
+      </w:r>
+      <w:r>
+        <w:t xml:space="preserve"> </w:t>
+      </w:r>
+      <w:r>
+        <w:t xml:space="preserve">wind-farm alarm logs (Kelmarsh, Penmanshiel), Azure PdM (synthetic),</w:t>
+      </w:r>
+      <w:r>
+        <w:t xml:space="preserve"> </w:t>
+      </w:r>
+      <w:r>
+        <w:t xml:space="preserve">Alibaba v2018 (production cloud), LLNL Blue Gene/L syslogs (HPC), and</w:t>
+      </w:r>
+      <w:r>
+        <w:t xml:space="preserve"> </w:t>
+      </w:r>
+      <w:r>
+        <w:t xml:space="preserve">SCANIA Component X (automotive). Every signature is validated on an</w:t>
+      </w:r>
+      <w:r>
+        <w:t xml:space="preserve"> </w:t>
+      </w:r>
+      <w:r>
+        <w:t xml:space="preserve">entity-disjoint 50/50 discovery/inference split with</w:t>
+      </w:r>
+      <w:r>
+        <w:t xml:space="preserve"> </w:t>
+      </w:r>
+      <w:r>
+        <w:t xml:space="preserve">Benjamini-Yekutieli FDR control on the inference half, and the</w:t>
+      </w:r>
+      <w:r>
+        <w:t xml:space="preserve"> </w:t>
+      </w:r>
+      <w:r>
+        <w:t xml:space="preserve">right-censored SCANIA trace is scored by matched conditional logistic</w:t>
+      </w:r>
+      <w:r>
+        <w:t xml:space="preserve"> </w:t>
+      </w:r>
+      <w:r>
+        <w:t xml:space="preserve">regression stratified by risk set. The central empirical result is a</w:t>
+      </w:r>
+      <w:r>
+        <w:t xml:space="preserve"> </w:t>
+      </w:r>
+      <w:r>
+        <w:t xml:space="preserve">replicated physical cascade:</w:t>
       </w:r>
       <w:r>
         <w:t xml:space="preserve"> </w:t>
@@ -264,7 +246,7 @@
           <w:b/>
           <w:bCs/>
         </w:rPr>
-        <w:t xml:space="preserve">two independent Senvion wind farms of different rotor</w:t>
+        <w:t xml:space="preserve">two independent wind farms of different</w:t>
       </w:r>
       <w:r>
         <w:rPr>
@@ -278,7 +260,7 @@
           <w:b/>
           <w:bCs/>
         </w:rPr>
-        <w:t xml:space="preserve">size and site, discovery/inference mining surfaces zero-control</w:t>
+        <w:t xml:space="preserve">rotor size and site surface the same zero-control cascade signatures</w:t>
       </w:r>
       <w:r>
         <w:rPr>
@@ -292,91 +274,108 @@
           <w:b/>
           <w:bCs/>
         </w:rPr>
-        <w:t xml:space="preserve">cascade signatures of the same form at inference-half lift 4.00</w:t>
-      </w:r>
-      <w:r>
-        <w:t xml:space="preserve"> </w:t>
-      </w:r>
-      <w:r>
-        <w:t xml:space="preserve">(generator-fan overload codes on Kelmarsh, safety-system and</w:t>
-      </w:r>
-      <w:r>
-        <w:t xml:space="preserve"> </w:t>
-      </w:r>
-      <w:r>
-        <w:t xml:space="preserve">frequency-converter codes on Penmanshiel). Azure</w:t>
-      </w:r>
-      <w:r>
-        <w:t xml:space="preserve"> </w:t>
-      </w:r>
-      <w:r>
-        <w:t xml:space="preserve">PdM and Alibaba v2018 reproduce the effect in cloud and maintenance</w:t>
-      </w:r>
-      <w:r>
-        <w:t xml:space="preserve"> </w:t>
-      </w:r>
-      <w:r>
-        <w:t xml:space="preserve">logs, with ordering adding no signal on Alibaba once event</w:t>
-      </w:r>
-      <w:r>
-        <w:t xml:space="preserve"> </w:t>
-      </w:r>
-      <w:r>
-        <w:t xml:space="preserve">multiplicity is controlled. SCANIA Component X, right-censored,</w:t>
-      </w:r>
-      <w:r>
-        <w:t xml:space="preserve"> </w:t>
-      </w:r>
-      <w:r>
-        <w:t xml:space="preserve">yields interpretable per-truck hazard ratios under matched</w:t>
-      </w:r>
-      <w:r>
-        <w:t xml:space="preserve"> </w:t>
-      </w:r>
-      <w:r>
-        <w:t xml:space="preserve">conditional logistic regression on a disjoint inference half (74 of</w:t>
-      </w:r>
-      <w:r>
-        <w:t xml:space="preserve"> </w:t>
-      </w:r>
-      <w:r>
-        <w:t xml:space="preserve">200 discovery-selected patterns survive the arbitrary-dependence FDR;</w:t>
-      </w:r>
-      <w:r>
-        <w:t xml:space="preserve"> </w:t>
-      </w:r>
-      <w:r>
-        <w:t xml:space="preserve">top HR 1.60). BGL is the mapped boundary</w:t>
-      </w:r>
-      <w:r>
-        <w:t xml:space="preserve"> </w:t>
-      </w:r>
-      <w:r>
-        <w:t xml:space="preserve">case where the only surviving pattern is a barely-enriched fatal-error</w:t>
-      </w:r>
-      <w:r>
-        <w:t xml:space="preserve"> </w:t>
-      </w:r>
-      <w:r>
-        <w:t xml:space="preserve">marker (lift 1.16), so no deployable non-alert precursor reaches the</w:t>
-      </w:r>
-      <w:r>
-        <w:t xml:space="preserve"> </w:t>
-      </w:r>
-      <w:r>
-        <w:t xml:space="preserve">catalog. Mining code, splits,</w:t>
-      </w:r>
-      <w:r>
-        <w:t xml:space="preserve"> </w:t>
-      </w:r>
-      <w:r>
-        <w:t xml:space="preserve">matched-hazard outputs, and per-dataset signature tables are released</w:t>
-      </w:r>
-      <w:r>
-        <w:t xml:space="preserve"> </w:t>
-      </w:r>
-      <w:r>
-        <w:t xml:space="preserve">as reproducible parquet artefacts.</w:t>
+        <w:t xml:space="preserve">at inference-half lift 4.00</w:t>
+      </w:r>
+      <w:r>
+        <w:t xml:space="preserve">, selected in every repeated split and</w:t>
+      </w:r>
+      <w:r>
+        <w:t xml:space="preserve"> </w:t>
+      </w:r>
+      <w:r>
+        <w:t xml:space="preserve">prospectively detecting 95% of Kelmarsh forced outages at a median</w:t>
+      </w:r>
+      <w:r>
+        <w:t xml:space="preserve"> </w:t>
+      </w:r>
+      <w:r>
+        <w:t xml:space="preserve">3.3-hour lead. A decomposition of held-out prediction into event</w:t>
+      </w:r>
+      <w:r>
+        <w:t xml:space="preserve"> </w:t>
+      </w:r>
+      <w:r>
+        <w:t xml:space="preserve">presence, multiplicity, and order then places the two cloud/maintenance</w:t>
+      </w:r>
+      <w:r>
+        <w:t xml:space="preserve"> </w:t>
+      </w:r>
+      <w:r>
+        <w:t xml:space="preserve">traces in opposite corners: on Azure the distinguishing increment is</w:t>
+      </w:r>
+      <w:r>
+        <w:t xml:space="preserve"> </w:t>
+      </w:r>
+      <w:r>
+        <w:t xml:space="preserve">event</w:t>
+      </w:r>
+      <w:r>
+        <w:t xml:space="preserve"> </w:t>
+      </w:r>
+      <w:r>
+        <w:rPr>
+          <w:b/>
+          <w:bCs/>
+        </w:rPr>
+        <w:t xml:space="preserve">order</w:t>
+      </w:r>
+      <w:r>
+        <w:t xml:space="preserve"> </w:t>
+      </w:r>
+      <w:r>
+        <w:t xml:space="preserve">(+0.032, bootstrap CI excluding zero) while</w:t>
+      </w:r>
+      <w:r>
+        <w:t xml:space="preserve"> </w:t>
+      </w:r>
+      <w:r>
+        <w:t xml:space="preserve">multiplicity adds nothing; on Alibaba it is</w:t>
+      </w:r>
+      <w:r>
+        <w:t xml:space="preserve"> </w:t>
+      </w:r>
+      <w:r>
+        <w:rPr>
+          <w:b/>
+          <w:bCs/>
+        </w:rPr>
+        <w:t xml:space="preserve">multiplicity</w:t>
+      </w:r>
+      <w:r>
+        <w:t xml:space="preserve"> </w:t>
+      </w:r>
+      <w:r>
+        <w:t xml:space="preserve">(+0.029,</w:t>
+      </w:r>
+      <w:r>
+        <w:t xml:space="preserve"> </w:t>
+      </w:r>
+      <w:r>
+        <w:t xml:space="preserve">excluding zero) while exact order adds nothing. SCANIA yields</w:t>
+      </w:r>
+      <w:r>
+        <w:t xml:space="preserve"> </w:t>
+      </w:r>
+      <w:r>
+        <w:t xml:space="preserve">interpretable per-truck hazard ratios (74 of 200 discovery-selected</w:t>
+      </w:r>
+      <w:r>
+        <w:t xml:space="preserve"> </w:t>
+      </w:r>
+      <w:r>
+        <w:t xml:space="preserve">patterns survive the FDR; top HR 1.60), and BGL is a mapped boundary</w:t>
+      </w:r>
+      <w:r>
+        <w:t xml:space="preserve"> </w:t>
+      </w:r>
+      <w:r>
+        <w:t xml:space="preserve">case with no deployable non-alert precursor. Code, splits, and all</w:t>
+      </w:r>
+      <w:r>
+        <w:t xml:space="preserve"> </w:t>
+      </w:r>
+      <w:r>
+        <w:t xml:space="preserve">result artefacts are released.</w:t>
       </w:r>
     </w:p>
     <w:p>
@@ -675,7 +674,7 @@
         </w:numPr>
       </w:pPr>
       <w:r>
-        <w:t xml:space="preserve">A downstream</w:t>
+        <w:t xml:space="preserve">A</w:t>
       </w:r>
       <w:r>
         <w:t xml:space="preserve"> </w:t>
@@ -685,31 +684,72 @@
           <w:b/>
           <w:bCs/>
         </w:rPr>
-        <w:t xml:space="preserve">predictive evaluation</w:t>
-      </w:r>
-      <w:r>
-        <w:t xml:space="preserve"> </w:t>
-      </w:r>
-      <w:r>
-        <w:t xml:space="preserve">on a temporally-held-out</w:t>
-      </w:r>
-      <w:r>
-        <w:t xml:space="preserve"> </w:t>
-      </w:r>
-      <w:r>
-        <w:t xml:space="preserve">split that compares four feature sets (event-count baseline,</w:t>
-      </w:r>
-      <w:r>
-        <w:t xml:space="preserve"> </w:t>
-      </w:r>
-      <w:r>
-        <w:t xml:space="preserve">itemsets, sequences, combined) built from patterns that survived</w:t>
-      </w:r>
-      <w:r>
-        <w:t xml:space="preserve"> </w:t>
-      </w:r>
-      <w:r>
-        <w:t xml:space="preserve">training-set significance, under logistic regression.</w:t>
+        <w:t xml:space="preserve">decomposition of pattern signal into event presence,</w:t>
+      </w:r>
+      <w:r>
+        <w:rPr>
+          <w:b/>
+          <w:bCs/>
+        </w:rPr>
+        <w:t xml:space="preserve"> </w:t>
+      </w:r>
+      <w:r>
+        <w:rPr>
+          <w:b/>
+          <w:bCs/>
+        </w:rPr>
+        <w:t xml:space="preserve">multiplicity, and order</w:t>
+      </w:r>
+      <w:r>
+        <w:t xml:space="preserve">, measured directly in held-out</w:t>
+      </w:r>
+      <w:r>
+        <w:t xml:space="preserve"> </w:t>
+      </w:r>
+      <w:r>
+        <w:t xml:space="preserve">prediction with entity-bootstrap confidence intervals, so that a</w:t>
+      </w:r>
+      <w:r>
+        <w:t xml:space="preserve"> </w:t>
+      </w:r>
+      <w:r>
+        <w:t xml:space="preserve">repeated event folded into one itemset cannot be mistaken for an</w:t>
+      </w:r>
+      <w:r>
+        <w:t xml:space="preserve"> </w:t>
+      </w:r>
+      <w:r>
+        <w:t xml:space="preserve">ordering effect. The decomposition places the two positive</w:t>
+      </w:r>
+      <w:r>
+        <w:t xml:space="preserve"> </w:t>
+      </w:r>
+      <w:r>
+        <w:t xml:space="preserve">cloud/maintenance traces in opposite corners (Azure carries an</w:t>
+      </w:r>
+      <w:r>
+        <w:t xml:space="preserve"> </w:t>
+      </w:r>
+      <w:r>
+        <w:t xml:space="preserve">order increment, Alibaba a multiplicity increment), and supports a</w:t>
+      </w:r>
+      <w:r>
+        <w:t xml:space="preserve"> </w:t>
+      </w:r>
+      <w:r>
+        <w:t xml:space="preserve">downstream predictive evaluation against event-count, presence,</w:t>
+      </w:r>
+      <w:r>
+        <w:t xml:space="preserve"> </w:t>
+      </w:r>
+      <w:r>
+        <w:t xml:space="preserve">count, recency, n-gram, and gradient-boosted baselines on a</w:t>
+      </w:r>
+      <w:r>
+        <w:t xml:space="preserve"> </w:t>
+      </w:r>
+      <w:r>
+        <w:t xml:space="preserve">temporally-held-out split.</w:t>
       </w:r>
     </w:p>
     <w:p>
@@ -7005,10 +7045,10 @@
         <w:rPr>
           <w:rStyle w:val="VerbatimChar"/>
         </w:rPr>
-        <w:t xml:space="preserve">last5</w:t>
-      </w:r>
-      <w:r>
-        <w:t xml:space="preserve">, the strongest ordered pattern is</w:t>
+        <w:t xml:space="preserve">last3</w:t>
+      </w:r>
+      <w:r>
+        <w:t xml:space="preserve">,</w:t>
       </w:r>
       <w:r>
         <w:t xml:space="preserve"> </w:t>
@@ -7017,19 +7057,19 @@
         <w:rPr>
           <w:rStyle w:val="VerbatimChar"/>
         </w:rPr>
-        <w:t xml:space="preserve">task_success:M → task_success:R → task_success:M → task_success:M</w:t>
-      </w:r>
-      <w:r>
-        <w:t xml:space="preserve"> </w:t>
-      </w:r>
-      <w:r>
-        <w:t xml:space="preserve">with sequence lift 2.43 versus itemset lift 0.94 for the same event</w:t>
-      </w:r>
-      <w:r>
-        <w:t xml:space="preserve"> </w:t>
-      </w:r>
-      <w:r>
-        <w:t xml:space="preserve">set (order gain +1.49). At</w:t>
+        <w:t xml:space="preserve">task_success:M → task_success:M → task_success:M</w:t>
+      </w:r>
+      <w:r>
+        <w:t xml:space="preserve"> </w:t>
+      </w:r>
+      <w:r>
+        <w:t xml:space="preserve">reaches sequence</w:t>
+      </w:r>
+      <w:r>
+        <w:t xml:space="preserve"> </w:t>
+      </w:r>
+      <w:r>
+        <w:t xml:space="preserve">lift 3.06 versus itemset lift 1.37 for the binary presence of</w:t>
       </w:r>
       <w:r>
         <w:t xml:space="preserve"> </w:t>
@@ -7038,10 +7078,38 @@
         <w:rPr>
           <w:rStyle w:val="VerbatimChar"/>
         </w:rPr>
-        <w:t xml:space="preserve">last3</w:t>
-      </w:r>
-      <w:r>
-        <w:t xml:space="preserve">,</w:t>
+        <w:t xml:space="preserve">{M}</w:t>
+      </w:r>
+      <w:r>
+        <w:t xml:space="preserve">:</w:t>
+      </w:r>
+      <w:r>
+        <w:t xml:space="preserve"> </w:t>
+      </w:r>
+      <w:r>
+        <w:t xml:space="preserve">three consecutive Map completions predict a subsequent failure much</w:t>
+      </w:r>
+      <w:r>
+        <w:t xml:space="preserve"> </w:t>
+      </w:r>
+      <w:r>
+        <w:t xml:space="preserve">more strongly than the mere presence of a Map event. This is a</w:t>
+      </w:r>
+      <w:r>
+        <w:t xml:space="preserve"> </w:t>
+      </w:r>
+      <w:r>
+        <w:rPr>
+          <w:b/>
+          <w:bCs/>
+        </w:rPr>
+        <w:t xml:space="preserve">multiplicity</w:t>
+      </w:r>
+      <w:r>
+        <w:t xml:space="preserve"> </w:t>
+      </w:r>
+      <w:r>
+        <w:t xml:space="preserve">effect, not an ordering effect: the binary itemset</w:t>
       </w:r>
       <w:r>
         <w:t xml:space="preserve"> </w:t>
@@ -7050,31 +7118,31 @@
         <w:rPr>
           <w:rStyle w:val="VerbatimChar"/>
         </w:rPr>
-        <w:t xml:space="preserve">task_success:M → task_success:M → task_success:M</w:t>
-      </w:r>
-      <w:r>
-        <w:t xml:space="preserve"> </w:t>
-      </w:r>
-      <w:r>
-        <w:t xml:space="preserve">reaches sequence</w:t>
-      </w:r>
-      <w:r>
-        <w:t xml:space="preserve"> </w:t>
-      </w:r>
-      <w:r>
-        <w:t xml:space="preserve">lift 3.06 vs itemset lift 1.37 (order gain +1.69): three consecutive</w:t>
-      </w:r>
-      <w:r>
-        <w:t xml:space="preserve"> </w:t>
-      </w:r>
-      <w:r>
-        <w:t xml:space="preserve">Map completions predict a subsequent failure much more strongly than</w:t>
-      </w:r>
-      <w:r>
-        <w:t xml:space="preserve"> </w:t>
-      </w:r>
-      <w:r>
-        <w:t xml:space="preserve">the mere presence of Map events would suggest.</w:t>
+        <w:t xml:space="preserve">{M}</w:t>
+      </w:r>
+      <w:r>
+        <w:t xml:space="preserve"> </w:t>
+      </w:r>
+      <w:r>
+        <w:t xml:space="preserve">discards the repeat count, and the count-preserving null of §6.3</w:t>
+      </w:r>
+      <w:r>
+        <w:t xml:space="preserve"> </w:t>
+      </w:r>
+      <w:r>
+        <w:t xml:space="preserve">plus the decomposition of Table 3 confirm that the exact within-window</w:t>
+      </w:r>
+      <w:r>
+        <w:t xml:space="preserve"> </w:t>
+      </w:r>
+      <w:r>
+        <w:t xml:space="preserve">order of the three Map events adds no further signal on Alibaba (order</w:t>
+      </w:r>
+      <w:r>
+        <w:t xml:space="preserve"> </w:t>
+      </w:r>
+      <w:r>
+        <w:t xml:space="preserve">increment -0.006, CI [-0.022, 0.013]).</w:t>
       </w:r>
     </w:p>
     <w:tbl>
@@ -8411,13 +8479,13 @@
       </w:r>
     </w:p>
     <w:bookmarkEnd w:id="50"/>
-    <w:bookmarkStart w:id="51" w:name="order-effect-under-count-preserving-null"/>
+    <w:bookmarkStart w:id="51" w:name="presence-multiplicity-or-order"/>
     <w:p>
       <w:pPr>
         <w:pStyle w:val="Heading3"/>
       </w:pPr>
       <w:r>
-        <w:t xml:space="preserve">6.3 Order effect under count-preserving null</w:t>
+        <w:t xml:space="preserve">6.3 Presence, multiplicity, or order</w:t>
       </w:r>
     </w:p>
     <w:p>
@@ -8425,43 +8493,201 @@
         <w:pStyle w:val="FirstParagraph"/>
       </w:pPr>
       <w:r>
-        <w:t xml:space="preserve">The count-preserving comparator of §4.7 isolates the pure ordering</w:t>
-      </w:r>
-      <w:r>
-        <w:t xml:space="preserve"> </w:t>
-      </w:r>
-      <w:r>
-        <w:t xml:space="preserve">contribution as</w:t>
-      </w:r>
-      <w:r>
-        <w:t xml:space="preserve"> </w:t>
-      </w:r>
-      <w:r>
-        <w:rPr>
-          <w:rStyle w:val="VerbatimChar"/>
-        </w:rPr>
-        <w:t xml:space="preserve">order effect = real_lift − mean(count-preserving-shuffle_lift)</w:t>
-      </w:r>
-      <w:r>
-        <w:t xml:space="preserve">. Top-20 sequences per horizon (Table 3):</w:t>
-      </w:r>
-    </w:p>
-    <w:p>
-      <w:pPr>
-        <w:pStyle w:val="TableCaption"/>
-      </w:pPr>
+        <w:t xml:space="preserve">A mined pattern can carry predictive signal through three distinct</w:t>
+      </w:r>
+      <w:r>
+        <w:t xml:space="preserve"> </w:t>
+      </w:r>
+      <w:r>
+        <w:t xml:space="preserve">channels: which event types are</w:t>
+      </w:r>
+      <w:r>
+        <w:t xml:space="preserve"> </w:t>
+      </w:r>
       <w:r>
         <w:rPr>
           <w:b/>
           <w:bCs/>
         </w:rPr>
+        <w:t xml:space="preserve">present</w:t>
+      </w:r>
+      <w:r>
+        <w:t xml:space="preserve"> </w:t>
+      </w:r>
+      <w:r>
+        <w:t xml:space="preserve">(a set), how many times</w:t>
+      </w:r>
+      <w:r>
+        <w:t xml:space="preserve"> </w:t>
+      </w:r>
+      <w:r>
+        <w:t xml:space="preserve">each occurs (</w:t>
+      </w:r>
+      <w:r>
+        <w:rPr>
+          <w:b/>
+          <w:bCs/>
+        </w:rPr>
+        <w:t xml:space="preserve">multiplicity</w:t>
+      </w:r>
+      <w:r>
+        <w:t xml:space="preserve">, a multiset), and the</w:t>
+      </w:r>
+      <w:r>
+        <w:t xml:space="preserve"> </w:t>
+      </w:r>
+      <w:r>
+        <w:rPr>
+          <w:b/>
+          <w:bCs/>
+        </w:rPr>
+        <w:t xml:space="preserve">order</w:t>
+      </w:r>
+      <w:r>
+        <w:t xml:space="preserve"> </w:t>
+      </w:r>
+      <w:r>
+        <w:t xml:space="preserve">in which</w:t>
+      </w:r>
+      <w:r>
+        <w:t xml:space="preserve"> </w:t>
+      </w:r>
+      <w:r>
+        <w:t xml:space="preserve">they occur (a sequence). The count-preserving null of §4.7 already</w:t>
+      </w:r>
+      <w:r>
+        <w:t xml:space="preserve"> </w:t>
+      </w:r>
+      <w:r>
+        <w:t xml:space="preserve">isolates order at the level of individual pattern lift; here we</w:t>
+      </w:r>
+      <w:r>
+        <w:t xml:space="preserve"> </w:t>
+      </w:r>
+      <w:r>
+        <w:t xml:space="preserve">measure all three channels directly in held-out predictive AUROC, so</w:t>
+      </w:r>
+      <w:r>
+        <w:t xml:space="preserve"> </w:t>
+      </w:r>
+      <w:r>
+        <w:t xml:space="preserve">that a</w:t>
+      </w:r>
+      <w:r>
+        <w:t xml:space="preserve"> </w:t>
+      </w:r>
+      <w:r>
+        <w:t xml:space="preserve">“</w:t>
+      </w:r>
+      <w:r>
+        <w:t xml:space="preserve">sequence helps</w:t>
+      </w:r>
+      <w:r>
+        <w:t xml:space="preserve">”</w:t>
+      </w:r>
+      <w:r>
+        <w:t xml:space="preserve"> </w:t>
+      </w:r>
+      <w:r>
+        <w:t xml:space="preserve">claim cannot be an artifact of repeated events</w:t>
+      </w:r>
+      <w:r>
+        <w:t xml:space="preserve"> </w:t>
+      </w:r>
+      <w:r>
+        <w:t xml:space="preserve">being folded into one itemset. On the temporal test split of each</w:t>
+      </w:r>
+      <w:r>
+        <w:t xml:space="preserve"> </w:t>
+      </w:r>
+      <w:r>
+        <w:t xml:space="preserve">trace we build nested representations from the same windows with the</w:t>
+      </w:r>
+      <w:r>
+        <w:t xml:space="preserve"> </w:t>
+      </w:r>
+      <w:r>
+        <w:t xml:space="preserve">vocabulary fixed on the training period: binary presence (set), event</w:t>
+      </w:r>
+      <w:r>
+        <w:t xml:space="preserve"> </w:t>
+      </w:r>
+      <w:r>
+        <w:t xml:space="preserve">counts (multiset), and binary adjacent bigrams (order), each scored by</w:t>
+      </w:r>
+      <w:r>
+        <w:t xml:space="preserve"> </w:t>
+      </w:r>
+      <w:r>
+        <w:t xml:space="preserve">L2 logistic regression, and read off two incremental effects with</w:t>
+      </w:r>
+      <w:r>
+        <w:t xml:space="preserve"> </w:t>
+      </w:r>
+      <w:r>
+        <w:t xml:space="preserve">entity-bootstrap 95% CIs (resampling test turbines/machines/racks,</w:t>
+      </w:r>
+      <w:r>
+        <w:t xml:space="preserve"> </w:t>
+      </w:r>
+      <w:r>
+        <w:t xml:space="preserve">B = 200): the</w:t>
+      </w:r>
+      <w:r>
+        <w:t xml:space="preserve"> </w:t>
+      </w:r>
+      <w:r>
+        <w:rPr>
+          <w:b/>
+          <w:bCs/>
+        </w:rPr>
+        <w:t xml:space="preserve">multiplicity increment</w:t>
+      </w:r>
+      <w:r>
+        <w:t xml:space="preserve"> </w:t>
+      </w:r>
+      <w:r>
+        <w:t xml:space="preserve">(counts over presence) and</w:t>
+      </w:r>
+      <w:r>
+        <w:t xml:space="preserve"> </w:t>
+      </w:r>
+      <w:r>
+        <w:t xml:space="preserve">the</w:t>
+      </w:r>
+      <w:r>
+        <w:t xml:space="preserve"> </w:t>
+      </w:r>
+      <w:r>
+        <w:rPr>
+          <w:b/>
+          <w:bCs/>
+        </w:rPr>
+        <w:t xml:space="preserve">order increment</w:t>
+      </w:r>
+      <w:r>
+        <w:t xml:space="preserve"> </w:t>
+      </w:r>
+      <w:r>
+        <w:t xml:space="preserve">(bigrams over counts) (Table 3).</w:t>
+      </w:r>
+    </w:p>
+    <w:p>
+      <w:pPr>
+        <w:pStyle w:val="TableCaption"/>
+      </w:pPr>
+      <w:r>
+        <w:rPr>
+          <w:b/>
+          <w:bCs/>
+        </w:rPr>
         <w:t xml:space="preserve">Table 3.</w:t>
       </w:r>
       <w:r>
         <w:t xml:space="preserve"> </w:t>
       </w:r>
       <w:r>
-        <w:t xml:space="preserve">Order effect under the count-preserving null: real lift, shuffled-null lift, and their difference.</w:t>
+        <w:t xml:space="preserve">Presence / multiplicity / order decomposition of held-out AUROC, with entity-bootstrap 95% CIs. A component whose interval excludes zero is a distinguishable channel of signal.</w:t>
       </w:r>
     </w:p>
     <w:tbl>
@@ -8470,7 +8696,542 @@
         <w:tblW w:type="pct" w:w="5000"/>
         <w:tblLayout w:type="fixed"/>
         <w:tblLook w:firstRow="1" w:lastRow="0" w:firstColumn="0" w:lastColumn="0" w:noHBand="0" w:noVBand="0" w:val="0020"/>
-        <w:tblCaption w:val="Table 3. Order effect under the count-preserving null: real lift, shuffled-null lift, and their difference."/>
+        <w:tblCaption w:val="Table 3. Presence / multiplicity / order decomposition of held-out AUROC, with entity-bootstrap 95% CIs. A component whose interval excludes zero is a distinguishable channel of signal."/>
+      </w:tblPr>
+      <w:tblGrid>
+        <w:gridCol w:w="1063"/>
+        <w:gridCol w:w="2009"/>
+        <w:gridCol w:w="2837"/>
+        <w:gridCol w:w="2009"/>
+      </w:tblGrid>
+      <w:tr>
+        <w:trPr>
+          <w:tblHeader w:val="on"/>
+        </w:trPr>
+        <w:tc>
+          <w:tcPr/>
+          <w:p>
+            <w:pPr>
+              <w:pStyle w:val="Compact"/>
+              <w:jc w:val="left"/>
+            </w:pPr>
+            <w:r>
+              <w:t xml:space="preserve">trace</w:t>
+            </w:r>
+          </w:p>
+        </w:tc>
+        <w:tc>
+          <w:tcPr/>
+          <w:p>
+            <w:pPr>
+              <w:pStyle w:val="Compact"/>
+              <w:jc w:val="right"/>
+            </w:pPr>
+            <w:r>
+              <w:t xml:space="preserve">presence effect</w:t>
+            </w:r>
+          </w:p>
+        </w:tc>
+        <w:tc>
+          <w:tcPr/>
+          <w:p>
+            <w:pPr>
+              <w:pStyle w:val="Compact"/>
+              <w:jc w:val="right"/>
+            </w:pPr>
+            <w:r>
+              <w:t xml:space="preserve">multiplicity increment</w:t>
+            </w:r>
+          </w:p>
+        </w:tc>
+        <w:tc>
+          <w:tcPr/>
+          <w:p>
+            <w:pPr>
+              <w:pStyle w:val="Compact"/>
+              <w:jc w:val="right"/>
+            </w:pPr>
+            <w:r>
+              <w:t xml:space="preserve">order increment</w:t>
+            </w:r>
+          </w:p>
+        </w:tc>
+      </w:tr>
+      <w:tr>
+        <w:tc>
+          <w:tcPr/>
+          <w:p>
+            <w:pPr>
+              <w:pStyle w:val="Compact"/>
+              <w:jc w:val="left"/>
+            </w:pPr>
+            <w:r>
+              <w:t xml:space="preserve">Azure</w:t>
+            </w:r>
+          </w:p>
+        </w:tc>
+        <w:tc>
+          <w:tcPr/>
+          <w:p>
+            <w:pPr>
+              <w:pStyle w:val="Compact"/>
+              <w:jc w:val="right"/>
+            </w:pPr>
+            <w:r>
+              <w:t xml:space="preserve">+0.301 [0.258, 0.332]</w:t>
+            </w:r>
+          </w:p>
+        </w:tc>
+        <w:tc>
+          <w:tcPr/>
+          <w:p>
+            <w:pPr>
+              <w:pStyle w:val="Compact"/>
+              <w:jc w:val="right"/>
+            </w:pPr>
+            <w:r>
+              <w:t xml:space="preserve">+0.012 [-0.015, 0.034]</w:t>
+            </w:r>
+          </w:p>
+        </w:tc>
+        <w:tc>
+          <w:tcPr/>
+          <w:p>
+            <w:pPr>
+              <w:pStyle w:val="Compact"/>
+              <w:jc w:val="right"/>
+            </w:pPr>
+            <w:r>
+              <w:rPr>
+                <w:b/>
+                <w:bCs/>
+              </w:rPr>
+              <w:t xml:space="preserve">+0.032 [0.003, 0.061]</w:t>
+            </w:r>
+          </w:p>
+        </w:tc>
+      </w:tr>
+      <w:tr>
+        <w:tc>
+          <w:tcPr/>
+          <w:p>
+            <w:pPr>
+              <w:pStyle w:val="Compact"/>
+              <w:jc w:val="left"/>
+            </w:pPr>
+            <w:r>
+              <w:t xml:space="preserve">Alibaba</w:t>
+            </w:r>
+          </w:p>
+        </w:tc>
+        <w:tc>
+          <w:tcPr/>
+          <w:p>
+            <w:pPr>
+              <w:pStyle w:val="Compact"/>
+              <w:jc w:val="right"/>
+            </w:pPr>
+            <w:r>
+              <w:t xml:space="preserve">+0.149 [0.128, 0.171]</w:t>
+            </w:r>
+          </w:p>
+        </w:tc>
+        <w:tc>
+          <w:tcPr/>
+          <w:p>
+            <w:pPr>
+              <w:pStyle w:val="Compact"/>
+              <w:jc w:val="right"/>
+            </w:pPr>
+            <w:r>
+              <w:rPr>
+                <w:b/>
+                <w:bCs/>
+              </w:rPr>
+              <w:t xml:space="preserve">+0.029 [0.018, 0.040]</w:t>
+            </w:r>
+          </w:p>
+        </w:tc>
+        <w:tc>
+          <w:tcPr/>
+          <w:p>
+            <w:pPr>
+              <w:pStyle w:val="Compact"/>
+              <w:jc w:val="right"/>
+            </w:pPr>
+            <w:r>
+              <w:t xml:space="preserve">-0.006 [-0.022, 0.013]</w:t>
+            </w:r>
+          </w:p>
+        </w:tc>
+      </w:tr>
+      <w:tr>
+        <w:tc>
+          <w:tcPr/>
+          <w:p>
+            <w:pPr>
+              <w:pStyle w:val="Compact"/>
+              <w:jc w:val="left"/>
+            </w:pPr>
+            <w:r>
+              <w:t xml:space="preserve">BGL</w:t>
+            </w:r>
+          </w:p>
+        </w:tc>
+        <w:tc>
+          <w:tcPr/>
+          <w:p>
+            <w:pPr>
+              <w:pStyle w:val="Compact"/>
+              <w:jc w:val="right"/>
+            </w:pPr>
+            <w:r>
+              <w:t xml:space="preserve">-0.015 [-0.032, -0.001]</w:t>
+            </w:r>
+          </w:p>
+        </w:tc>
+        <w:tc>
+          <w:tcPr/>
+          <w:p>
+            <w:pPr>
+              <w:pStyle w:val="Compact"/>
+              <w:jc w:val="right"/>
+            </w:pPr>
+            <w:r>
+              <w:t xml:space="preserve">+0.000 [-0.001, 0.001]</w:t>
+            </w:r>
+          </w:p>
+        </w:tc>
+        <w:tc>
+          <w:tcPr/>
+          <w:p>
+            <w:pPr>
+              <w:pStyle w:val="Compact"/>
+              <w:jc w:val="right"/>
+            </w:pPr>
+            <w:r>
+              <w:t xml:space="preserve">+0.024 [0.002, 0.044]</w:t>
+            </w:r>
+          </w:p>
+        </w:tc>
+      </w:tr>
+      <w:tr>
+        <w:tc>
+          <w:tcPr/>
+          <w:p>
+            <w:pPr>
+              <w:pStyle w:val="Compact"/>
+              <w:jc w:val="left"/>
+            </w:pPr>
+            <w:r>
+              <w:t xml:space="preserve">SCANIA</w:t>
+            </w:r>
+          </w:p>
+        </w:tc>
+        <w:tc>
+          <w:tcPr/>
+          <w:p>
+            <w:pPr>
+              <w:pStyle w:val="Compact"/>
+              <w:jc w:val="right"/>
+            </w:pPr>
+            <w:r>
+              <w:t xml:space="preserve">+0.062 [0.028, 0.097]</w:t>
+            </w:r>
+          </w:p>
+        </w:tc>
+        <w:tc>
+          <w:tcPr/>
+          <w:p>
+            <w:pPr>
+              <w:pStyle w:val="Compact"/>
+              <w:jc w:val="right"/>
+            </w:pPr>
+            <w:r>
+              <w:t xml:space="preserve">+0.020 [0.007, 0.036]</w:t>
+            </w:r>
+          </w:p>
+        </w:tc>
+        <w:tc>
+          <w:tcPr/>
+          <w:p>
+            <w:pPr>
+              <w:pStyle w:val="Compact"/>
+              <w:jc w:val="right"/>
+            </w:pPr>
+            <w:r>
+              <w:t xml:space="preserve">-0.075 [-0.109, -0.037]</w:t>
+            </w:r>
+          </w:p>
+        </w:tc>
+      </w:tr>
+    </w:tbl>
+    <w:p>
+      <w:pPr>
+        <w:pStyle w:val="BodyText"/>
+      </w:pPr>
+      <w:r>
+        <w:t xml:space="preserve">On both positive traces the largest lever is event</w:t>
+      </w:r>
+      <w:r>
+        <w:t xml:space="preserve"> </w:t>
+      </w:r>
+      <w:r>
+        <w:rPr>
+          <w:b/>
+          <w:bCs/>
+        </w:rPr>
+        <w:t xml:space="preserve">presence</w:t>
+      </w:r>
+      <w:r>
+        <w:t xml:space="preserve"> </w:t>
+      </w:r>
+      <w:r>
+        <w:t xml:space="preserve">(which</w:t>
+      </w:r>
+      <w:r>
+        <w:t xml:space="preserve"> </w:t>
+      </w:r>
+      <w:r>
+        <w:t xml:space="preserve">event types occur at all: +0.30 on Azure, +0.15 on Alibaba). What</w:t>
+      </w:r>
+      <w:r>
+        <w:t xml:space="preserve"> </w:t>
+      </w:r>
+      <w:r>
+        <w:t xml:space="preserve">distinguishes them is the second channel.</w:t>
+      </w:r>
+      <w:r>
+        <w:t xml:space="preserve"> </w:t>
+      </w:r>
+      <w:r>
+        <w:rPr>
+          <w:b/>
+          <w:bCs/>
+        </w:rPr>
+        <w:t xml:space="preserve">On Azure the order</w:t>
+      </w:r>
+      <w:r>
+        <w:rPr>
+          <w:b/>
+          <w:bCs/>
+        </w:rPr>
+        <w:t xml:space="preserve"> </w:t>
+      </w:r>
+      <w:r>
+        <w:rPr>
+          <w:b/>
+          <w:bCs/>
+        </w:rPr>
+        <w:t xml:space="preserve">increment is +0.032 with a CI that excludes zero while the</w:t>
+      </w:r>
+      <w:r>
+        <w:rPr>
+          <w:b/>
+          <w:bCs/>
+        </w:rPr>
+        <w:t xml:space="preserve"> </w:t>
+      </w:r>
+      <w:r>
+        <w:rPr>
+          <w:b/>
+          <w:bCs/>
+        </w:rPr>
+        <w:t xml:space="preserve">multiplicity increment does not; on Alibaba the reverse holds, a</w:t>
+      </w:r>
+      <w:r>
+        <w:rPr>
+          <w:b/>
+          <w:bCs/>
+        </w:rPr>
+        <w:t xml:space="preserve"> </w:t>
+      </w:r>
+      <w:r>
+        <w:rPr>
+          <w:b/>
+          <w:bCs/>
+        </w:rPr>
+        <w:t xml:space="preserve">multiplicity increment of +0.029 excluding zero and an order increment</w:t>
+      </w:r>
+      <w:r>
+        <w:rPr>
+          <w:b/>
+          <w:bCs/>
+        </w:rPr>
+        <w:t xml:space="preserve"> </w:t>
+      </w:r>
+      <w:r>
+        <w:rPr>
+          <w:b/>
+          <w:bCs/>
+        </w:rPr>
+        <w:t xml:space="preserve">indistinguishable from zero</w:t>
+      </w:r>
+      <w:r>
+        <w:t xml:space="preserve"> </w:t>
+      </w:r>
+      <w:r>
+        <w:t xml:space="preserve">(Figure 6). The two positive traces</w:t>
+      </w:r>
+      <w:r>
+        <w:t xml:space="preserve"> </w:t>
+      </w:r>
+      <w:r>
+        <w:t xml:space="preserve">therefore occupy opposite corners of the decomposition: Azure carries</w:t>
+      </w:r>
+      <w:r>
+        <w:t xml:space="preserve"> </w:t>
+      </w:r>
+      <w:r>
+        <w:t xml:space="preserve">a genuine ordering signal, Alibaba a multiplicity signal that binary</w:t>
+      </w:r>
+      <w:r>
+        <w:t xml:space="preserve"> </w:t>
+      </w:r>
+      <w:r>
+        <w:t xml:space="preserve">itemsets discard but exact order does not recover. This resolves the</w:t>
+      </w:r>
+      <w:r>
+        <w:t xml:space="preserve"> </w:t>
+      </w:r>
+      <w:r>
+        <w:t xml:space="preserve">apparent tension with the count-preserving lift analysis below: the</w:t>
+      </w:r>
+      <w:r>
+        <w:t xml:space="preserve"> </w:t>
+      </w:r>
+      <w:r>
+        <w:t xml:space="preserve">Alibaba sequence advantage is repeated-event information, not exact</w:t>
+      </w:r>
+      <w:r>
+        <w:t xml:space="preserve"> </w:t>
+      </w:r>
+      <w:r>
+        <w:t xml:space="preserve">within-window order. On the two boundary traces neither increment</w:t>
+      </w:r>
+      <w:r>
+        <w:t xml:space="preserve"> </w:t>
+      </w:r>
+      <w:r>
+        <w:t xml:space="preserve">combines with a presence effect large enough to lift prediction off</w:t>
+      </w:r>
+      <w:r>
+        <w:t xml:space="preserve"> </w:t>
+      </w:r>
+      <w:r>
+        <w:t xml:space="preserve">the floor.</w:t>
+      </w:r>
+    </w:p>
+    <w:tbl>
+      <w:tblPr>
+        <w:tblStyle w:val="FigureTable"/>
+        <w:tblW w:type="auto" w:w="0"/>
+        <w:jc w:val="center"/>
+        <w:tblLook w:firstRow="0" w:lastRow="0" w:firstColumn="0" w:lastColumn="0"/>
+      </w:tblPr>
+      <w:tblGrid>
+        <w:gridCol w:w="7920"/>
+      </w:tblGrid>
+      <w:tr>
+        <w:tc>
+          <w:tcPr/>
+          <w:p>
+            <w:pPr>
+              <w:pStyle w:val="Compact"/>
+              <w:jc w:val="center"/>
+            </w:pPr>
+            <w:r>
+              <w:rPr>
+                <w:b/>
+                <w:bCs/>
+              </w:rPr>
+              <w:t xml:space="preserve">Figure 6.</w:t>
+            </w:r>
+            <w:r>
+              <w:t xml:space="preserve"> </w:t>
+            </w:r>
+            <w:r>
+              <w:t xml:space="preserve">Presence / multiplicity / order decomposition of held-out AUROC per trace, with entity-bootstrap 95% CIs. Solid bars have a CI excluding zero; hatched bars are indistinguishable from no effect. Azure’s distinguishing increment is order; Alibaba’s is multiplicity.</w:t>
+            </w:r>
+          </w:p>
+        </w:tc>
+      </w:tr>
+    </w:tbl>
+    <w:p>
+      <w:pPr>
+        <w:pStyle w:val="ImageCaption"/>
+      </w:pPr>
+      <w:r>
+        <w:rPr>
+          <w:b/>
+          <w:bCs/>
+        </w:rPr>
+        <w:t xml:space="preserve">Figure 6.</w:t>
+      </w:r>
+      <w:r>
+        <w:t xml:space="preserve"> </w:t>
+      </w:r>
+      <w:r>
+        <w:t xml:space="preserve">Presence / multiplicity / order decomposition of held-out AUROC per trace, with entity-bootstrap 95% CIs. Solid bars have a CI excluding zero; hatched bars are indistinguishable from no effect. Azure’s distinguishing increment is order; Alibaba’s is multiplicity.</w:t>
+      </w:r>
+    </w:p>
+    <w:p>
+      <w:pPr>
+        <w:pStyle w:val="BodyText"/>
+      </w:pPr>
+      <w:r>
+        <w:t xml:space="preserve">The count-preserving comparator of §4.7 isolates the pure ordering</w:t>
+      </w:r>
+      <w:r>
+        <w:t xml:space="preserve"> </w:t>
+      </w:r>
+      <w:r>
+        <w:t xml:space="preserve">contribution at the level of individual pattern lift as</w:t>
+      </w:r>
+      <w:r>
+        <w:t xml:space="preserve"> </w:t>
+      </w:r>
+      <w:r>
+        <w:rPr>
+          <w:rStyle w:val="VerbatimChar"/>
+        </w:rPr>
+        <w:t xml:space="preserve">order effect = real_lift − mean(count-preserving-shuffle_lift)</w:t>
+      </w:r>
+      <w:r>
+        <w:t xml:space="preserve">.</w:t>
+      </w:r>
+      <w:r>
+        <w:t xml:space="preserve"> </w:t>
+      </w:r>
+      <w:r>
+        <w:t xml:space="preserve">Top-20 sequences per horizon (Table 4):</w:t>
+      </w:r>
+    </w:p>
+    <w:p>
+      <w:pPr>
+        <w:pStyle w:val="TableCaption"/>
+      </w:pPr>
+      <w:r>
+        <w:rPr>
+          <w:b/>
+          <w:bCs/>
+        </w:rPr>
+        <w:t xml:space="preserve">Table 4.</w:t>
+      </w:r>
+      <w:r>
+        <w:t xml:space="preserve"> </w:t>
+      </w:r>
+      <w:r>
+        <w:t xml:space="preserve">Order effect under the count-preserving null: real lift, shuffled-null lift, and their difference.</w:t>
+      </w:r>
+    </w:p>
+    <w:tbl>
+      <w:tblPr>
+        <w:tblStyle w:val="Table"/>
+        <w:tblW w:type="pct" w:w="5000"/>
+        <w:tblLayout w:type="fixed"/>
+        <w:tblLook w:firstRow="1" w:lastRow="0" w:firstColumn="0" w:lastColumn="0" w:noHBand="0" w:noVBand="0" w:val="0020"/>
+        <w:tblCaption w:val="Table 4. Order effect under the count-preserving null: real lift, shuffled-null lift, and their difference."/>
       </w:tblPr>
       <w:tblGrid>
         <w:gridCol w:w="990"/>
@@ -9155,7 +9916,7 @@
         <w:t xml:space="preserve"> </w:t>
       </w:r>
       <w:r>
-        <w:t xml:space="preserve">itemsets pass BY q&lt;0.05 (Table 4).</w:t>
+        <w:t xml:space="preserve">itemsets pass BY q&lt;0.05 (Table 5).</w:t>
       </w:r>
     </w:p>
     <w:p>
@@ -9167,7 +9928,7 @@
           <w:b/>
           <w:bCs/>
         </w:rPr>
-        <w:t xml:space="preserve">Table 4.</w:t>
+        <w:t xml:space="preserve">Table 5.</w:t>
       </w:r>
       <w:r>
         <w:t xml:space="preserve"> </w:t>
@@ -9182,7 +9943,7 @@
         <w:tblW w:type="pct" w:w="5000"/>
         <w:tblLayout w:type="fixed"/>
         <w:tblLook w:firstRow="1" w:lastRow="0" w:firstColumn="0" w:lastColumn="0" w:noHBand="0" w:noVBand="0" w:val="0020"/>
-        <w:tblCaption w:val="Table 4. Top Kelmarsh generator-fan signatures on the inference half."/>
+        <w:tblCaption w:val="Table 5. Top Kelmarsh generator-fan signatures on the inference half."/>
       </w:tblPr>
       <w:tblGrid>
         <w:gridCol w:w="1080"/>
@@ -10277,7 +11038,7 @@
         <w:t xml:space="preserve"> </w:t>
       </w:r>
       <w:r>
-        <w:t xml:space="preserve">baseline already captures. Figure 6 shows one such episode.</w:t>
+        <w:t xml:space="preserve">baseline already captures. Figure 7 shows one such episode.</w:t>
       </w:r>
     </w:p>
     <w:tbl>
@@ -10303,7 +11064,7 @@
                 <w:b/>
                 <w:bCs/>
               </w:rPr>
-              <w:t xml:space="preserve">Figure 6.</w:t>
+              <w:t xml:space="preserve">Figure 7.</w:t>
             </w:r>
             <w:r>
               <w:t xml:space="preserve"> </w:t>
@@ -10324,7 +11085,7 @@
           <w:b/>
           <w:bCs/>
         </w:rPr>
-        <w:t xml:space="preserve">Figure 6.</w:t>
+        <w:t xml:space="preserve">Figure 7.</w:t>
       </w:r>
       <w:r>
         <w:t xml:space="preserve"> </w:t>
@@ -10402,7 +11163,7 @@
         <w:t xml:space="preserve"> </w:t>
       </w:r>
       <w:r>
-        <w:t xml:space="preserve">teething (Table 5).</w:t>
+        <w:t xml:space="preserve">teething (Table 6).</w:t>
       </w:r>
     </w:p>
     <w:p>
@@ -10414,7 +11175,7 @@
           <w:b/>
           <w:bCs/>
         </w:rPr>
-        <w:t xml:space="preserve">Table 5.</w:t>
+        <w:t xml:space="preserve">Table 6.</w:t>
       </w:r>
       <w:r>
         <w:t xml:space="preserve"> </w:t>
@@ -10429,7 +11190,7 @@
         <w:tblW w:type="pct" w:w="5000"/>
         <w:tblLayout w:type="fixed"/>
         <w:tblLook w:firstRow="1" w:lastRow="0" w:firstColumn="0" w:lastColumn="0" w:noHBand="0" w:noVBand="0" w:val="0020"/>
-        <w:tblCaption w:val="Table 5. Top Penmanshiel signatures on the inference half."/>
+        <w:tblCaption w:val="Table 6. Top Penmanshiel signatures on the inference half."/>
       </w:tblPr>
       <w:tblGrid>
         <w:gridCol w:w="1080"/>
@@ -11758,7 +12519,7 @@
           <w:b/>
           <w:bCs/>
         </w:rPr>
-        <w:t xml:space="preserve">Table 6.</w:t>
+        <w:t xml:space="preserve">Table 7.</w:t>
       </w:r>
       <w:r>
         <w:t xml:space="preserve"> </w:t>
@@ -11773,7 +12534,7 @@
         <w:tblW w:type="pct" w:w="5000"/>
         <w:tblLayout w:type="fixed"/>
         <w:tblLook w:firstRow="1" w:lastRow="0" w:firstColumn="0" w:lastColumn="0" w:noHBand="0" w:noVBand="0" w:val="0020"/>
-        <w:tblCaption w:val="Table 6. Baseline comparison on the wind farms: the mined-itemset rule against most-recent-event and event-count baselines."/>
+        <w:tblCaption w:val="Table 7. Baseline comparison on the wind farms: the mined-itemset rule against most-recent-event and event-count baselines."/>
       </w:tblPr>
       <w:tblGrid>
         <w:gridCol w:w="1536"/>
@@ -12923,7 +13684,7 @@
         <w:t xml:space="preserve"> </w:t>
       </w:r>
       <w:r>
-        <w:t xml:space="preserve">numbers of Table 6 cannot be read directly as the operational posterior</w:t>
+        <w:t xml:space="preserve">numbers of Table 7 cannot be read directly as the operational posterior</w:t>
       </w:r>
       <w:r>
         <w:t xml:space="preserve"> </w:t>
@@ -12959,7 +13720,7 @@
         <w:t xml:space="preserve"> </w:t>
       </w:r>
       <w:r>
-        <w:t xml:space="preserve">farm), giving the scenario PPV each rule delivers under an assumed 1% deployment prevalence (Table 7):</w:t>
+        <w:t xml:space="preserve">farm), giving the scenario PPV each rule delivers under an assumed 1% deployment prevalence (Table 8):</w:t>
       </w:r>
     </w:p>
     <w:p>
@@ -12971,7 +13732,7 @@
           <w:b/>
           <w:bCs/>
         </w:rPr>
-        <w:t xml:space="preserve">Table 7.</w:t>
+        <w:t xml:space="preserve">Table 8.</w:t>
       </w:r>
       <w:r>
         <w:t xml:space="preserve"> </w:t>
@@ -12986,7 +13747,7 @@
         <w:tblW w:type="pct" w:w="5000"/>
         <w:tblLayout w:type="fixed"/>
         <w:tblLook w:firstRow="1" w:lastRow="0" w:firstColumn="0" w:lastColumn="0" w:noHBand="0" w:noVBand="0" w:val="0020"/>
-        <w:tblCaption w:val="Table 7. Calibrated positive predictive value at the sample and operational base rates."/>
+        <w:tblCaption w:val="Table 8. Calibrated positive predictive value at the sample and operational base rates."/>
       </w:tblPr>
       <w:tblGrid>
         <w:gridCol w:w="1131"/>
@@ -13464,7 +14225,7 @@
         <w:t xml:space="preserve"> </w:t>
       </w:r>
       <w:r>
-        <w:t xml:space="preserve">(Table 8).</w:t>
+        <w:t xml:space="preserve">(Table 9).</w:t>
       </w:r>
     </w:p>
     <w:p>
@@ -13476,7 +14237,7 @@
           <w:b/>
           <w:bCs/>
         </w:rPr>
-        <w:t xml:space="preserve">Table 8.</w:t>
+        <w:t xml:space="preserve">Table 9.</w:t>
       </w:r>
       <w:r>
         <w:t xml:space="preserve"> </w:t>
@@ -13491,7 +14252,7 @@
         <w:tblW w:type="pct" w:w="5000"/>
         <w:tblLayout w:type="fixed"/>
         <w:tblLook w:firstRow="1" w:lastRow="0" w:firstColumn="0" w:lastColumn="0" w:noHBand="0" w:noVBand="0" w:val="0020"/>
-        <w:tblCaption w:val="Table 8. Top Azure PdM signatures on the inference half."/>
+        <w:tblCaption w:val="Table 9. Top Azure PdM signatures on the inference half."/>
       </w:tblPr>
       <w:tblGrid>
         <w:gridCol w:w="1080"/>
@@ -14157,7 +14918,7 @@
         <w:t xml:space="preserve"> </w:t>
       </w:r>
       <w:r>
-        <w:t xml:space="preserve">(Table 9).</w:t>
+        <w:t xml:space="preserve">(Table 10).</w:t>
       </w:r>
     </w:p>
     <w:p>
@@ -14169,7 +14930,7 @@
           <w:b/>
           <w:bCs/>
         </w:rPr>
-        <w:t xml:space="preserve">Table 9.</w:t>
+        <w:t xml:space="preserve">Table 10.</w:t>
       </w:r>
       <w:r>
         <w:t xml:space="preserve"> </w:t>
@@ -14183,7 +14944,7 @@
         <w:tblStyle w:val="Table"/>
         <w:tblW w:type="auto" w:w="0"/>
         <w:tblLook w:firstRow="1" w:lastRow="0" w:firstColumn="0" w:lastColumn="0" w:noHBand="0" w:noVBand="0" w:val="0020"/>
-        <w:tblCaption w:val="Table 9. Top Alibaba cluster-trace signatures on the inference half."/>
+        <w:tblCaption w:val="Table 10. Top Alibaba cluster-trace signatures on the inference half."/>
       </w:tblPr>
       <w:tblGrid>
         <w:gridCol w:w="1320"/>
@@ -14651,7 +15412,7 @@
         <w:t xml:space="preserve"> </w:t>
       </w:r>
       <w:r>
-        <w:t xml:space="preserve">with full confidence intervals in Table 12. The headline signature</w:t>
+        <w:t xml:space="preserve">with full confidence intervals in Table 13. The headline signature</w:t>
       </w:r>
       <w:r>
         <w:t xml:space="preserve"> </w:t>
@@ -15076,7 +15837,7 @@
         <w:t xml:space="preserve"> </w:t>
       </w:r>
       <w:r>
-        <w:t xml:space="preserve">hypergeometric p-values and BH / BY correction). Table 10 covers the</w:t>
+        <w:t xml:space="preserve">hypergeometric p-values and BH / BY correction). Table 11 covers the</w:t>
       </w:r>
       <w:r>
         <w:t xml:space="preserve"> </w:t>
@@ -15118,7 +15879,7 @@
           <w:b/>
           <w:bCs/>
         </w:rPr>
-        <w:t xml:space="preserve">Table 10.</w:t>
+        <w:t xml:space="preserve">Table 11.</w:t>
       </w:r>
       <w:r>
         <w:t xml:space="preserve"> </w:t>
@@ -15133,7 +15894,7 @@
         <w:tblW w:type="pct" w:w="5000"/>
         <w:tblLayout w:type="fixed"/>
         <w:tblLook w:firstRow="1" w:lastRow="0" w:firstColumn="0" w:lastColumn="0" w:noHBand="0" w:noVBand="0" w:val="0020"/>
-        <w:tblCaption w:val="Table 10. Post-selection-valid itemset significance by trace and horizon on the discovery/inference split."/>
+        <w:tblCaption w:val="Table 11. Post-selection-valid itemset significance by trace and horizon on the discovery/inference split."/>
       </w:tblPr>
       <w:tblGrid>
         <w:gridCol w:w="828"/>
@@ -16298,6 +17059,90 @@
         <w:pStyle w:val="BodyText"/>
       </w:pPr>
       <w:r>
+        <w:t xml:space="preserve">The validated catalog is also stable across the choice of split. Over</w:t>
+      </w:r>
+      <w:r>
+        <w:t xml:space="preserve"> </w:t>
+      </w:r>
+      <w:r>
+        <w:t xml:space="preserve">20 repeated entity-disjoint partitions (30 for Penmanshiel, and all</w:t>
+      </w:r>
+      <w:r>
+        <w:t xml:space="preserve"> </w:t>
+      </w:r>
+      <w:r>
+        <w:t xml:space="preserve">balanced turbine partitions for the wind farms), the headline</w:t>
+      </w:r>
+      <w:r>
+        <w:t xml:space="preserve"> </w:t>
+      </w:r>
+      <w:r>
+        <w:t xml:space="preserve">signature of every trace is selected in</w:t>
+      </w:r>
+      <w:r>
+        <w:t xml:space="preserve"> </w:t>
+      </w:r>
+      <w:r>
+        <w:rPr>
+          <w:b/>
+          <w:bCs/>
+        </w:rPr>
+        <w:t xml:space="preserve">every</w:t>
+      </w:r>
+      <w:r>
+        <w:t xml:space="preserve"> </w:t>
+      </w:r>
+      <w:r>
+        <w:t xml:space="preserve">split (20/20 on</w:t>
+      </w:r>
+      <w:r>
+        <w:t xml:space="preserve"> </w:t>
+      </w:r>
+      <w:r>
+        <w:t xml:space="preserve">Azure, Alibaba, SCANIA and Kelmarsh; 30/30 on Penmanshiel; 16/20 on</w:t>
+      </w:r>
+      <w:r>
+        <w:t xml:space="preserve"> </w:t>
+      </w:r>
+      <w:r>
+        <w:t xml:space="preserve">BGL), the significant fraction varies only within a narrow band (for</w:t>
+      </w:r>
+      <w:r>
+        <w:t xml:space="preserve"> </w:t>
+      </w:r>
+      <w:r>
+        <w:t xml:space="preserve">example Kelmarsh median 0.63, IQR [0.44, 0.71]; Penmanshiel median</w:t>
+      </w:r>
+      <w:r>
+        <w:t xml:space="preserve"> </w:t>
+      </w:r>
+      <w:r>
+        <w:t xml:space="preserve">0.79, IQR [0.76, 0.82]), and the mean pairwise Jaccard overlap of the</w:t>
+      </w:r>
+      <w:r>
+        <w:t xml:space="preserve"> </w:t>
+      </w:r>
+      <w:r>
+        <w:t xml:space="preserve">validated catalogs ranges from 0.65 (SCANIA, BGL) to 0.93 (Alibaba),</w:t>
+      </w:r>
+      <w:r>
+        <w:t xml:space="preserve"> </w:t>
+      </w:r>
+      <w:r>
+        <w:t xml:space="preserve">with both wind farms above 0.79. A single seeded split is therefore</w:t>
+      </w:r>
+      <w:r>
+        <w:t xml:space="preserve"> </w:t>
+      </w:r>
+      <w:r>
+        <w:t xml:space="preserve">not a fragile basis for the headline signatures.</w:t>
+      </w:r>
+    </w:p>
+    <w:p>
+      <w:pPr>
+        <w:pStyle w:val="BodyText"/>
+      </w:pPr>
+      <w:r>
         <w:t xml:space="preserve">The Azure and Alibaba results persist in weaker but still substantive</w:t>
       </w:r>
       <w:r>
@@ -16400,7 +17245,7 @@
         <w:t xml:space="preserve"> </w:t>
       </w:r>
       <w:r>
-        <w:t xml:space="preserve">all sequences tested at each horizon (Table 11).</w:t>
+        <w:t xml:space="preserve">all sequences tested at each horizon (Table 12).</w:t>
       </w:r>
     </w:p>
     <w:p>
@@ -16412,7 +17257,7 @@
           <w:b/>
           <w:bCs/>
         </w:rPr>
-        <w:t xml:space="preserve">Table 11.</w:t>
+        <w:t xml:space="preserve">Table 12.</w:t>
       </w:r>
       <w:r>
         <w:t xml:space="preserve"> </w:t>
@@ -16427,7 +17272,7 @@
         <w:tblW w:type="pct" w:w="5000"/>
         <w:tblLayout w:type="fixed"/>
         <w:tblLook w:firstRow="1" w:lastRow="0" w:firstColumn="0" w:lastColumn="0" w:noHBand="0" w:noVBand="0" w:val="0020"/>
-        <w:tblCaption w:val="Table 11. Post-selection-valid sequence significance by trace and horizon."/>
+        <w:tblCaption w:val="Table 12. Post-selection-valid sequence significance by trace and horizon."/>
       </w:tblPr>
       <w:tblGrid>
         <w:gridCol w:w="727"/>
@@ -18200,7 +19045,7 @@
           <w:b/>
           <w:bCs/>
         </w:rPr>
-        <w:t xml:space="preserve">Table 12.</w:t>
+        <w:t xml:space="preserve">Table 13.</w:t>
       </w:r>
       <w:r>
         <w:t xml:space="preserve"> </w:t>
@@ -18215,7 +19060,7 @@
         <w:tblW w:type="pct" w:w="5000"/>
         <w:tblLayout w:type="fixed"/>
         <w:tblLook w:firstRow="1" w:lastRow="0" w:firstColumn="0" w:lastColumn="0" w:noHBand="0" w:noVBand="0" w:val="0020"/>
-        <w:tblCaption w:val="Table 12. Top five SCANIA Component X signatures by matched hazard ratio, selected on the discovery half and estimated on the disjoint inference half with 95% confidence intervals."/>
+        <w:tblCaption w:val="Table 13. Top five SCANIA Component X signatures by matched hazard ratio, selected on the discovery half and estimated on the disjoint inference half with 95% confidence intervals."/>
       </w:tblPr>
       <w:tblGrid>
         <w:gridCol w:w="950"/>
@@ -18630,7 +19475,7 @@
           <w:b/>
           <w:bCs/>
         </w:rPr>
-        <w:t xml:space="preserve">pooled 2×2 analysis (Table 13) inflates the effect</w:t>
+        <w:t xml:space="preserve">pooled 2×2 analysis (Table 14) inflates the effect</w:t>
       </w:r>
       <w:r>
         <w:t xml:space="preserve"> </w:t>
@@ -18817,13 +19662,13 @@
           <w:b/>
           <w:bCs/>
         </w:rPr>
-        <w:t xml:space="preserve">Table 13.</w:t>
-      </w:r>
-      <w:r>
-        <w:t xml:space="preserve"> </w:t>
-      </w:r>
-      <w:r>
-        <w:t xml:space="preserve">Pooled 2x2 odds ratios for the same SCANIA signatures, superseded by the matched estimates in Table 12.</w:t>
+        <w:t xml:space="preserve">Table 14.</w:t>
+      </w:r>
+      <w:r>
+        <w:t xml:space="preserve"> </w:t>
+      </w:r>
+      <w:r>
+        <w:t xml:space="preserve">Pooled 2x2 odds ratios for the same SCANIA signatures, superseded by the matched estimates in Table 13.</w:t>
       </w:r>
     </w:p>
     <w:tbl>
@@ -18832,7 +19677,7 @@
         <w:tblW w:type="pct" w:w="5000"/>
         <w:tblLayout w:type="fixed"/>
         <w:tblLook w:firstRow="1" w:lastRow="0" w:firstColumn="0" w:lastColumn="0" w:noHBand="0" w:noVBand="0" w:val="0020"/>
-        <w:tblCaption w:val="Table 13. Pooled 2x2 odds ratios for the same SCANIA signatures, superseded by the matched estimates in Table 12."/>
+        <w:tblCaption w:val="Table 14. Pooled 2x2 odds ratios for the same SCANIA signatures, superseded by the matched estimates in Table 13."/>
       </w:tblPr>
       <w:tblGrid>
         <w:gridCol w:w="894"/>
@@ -19542,7 +20387,7 @@
         <w:pStyle w:val="BodyText"/>
       </w:pPr>
       <w:r>
-        <w:t xml:space="preserve">Top-200 sequences per horizon (Table 14):</w:t>
+        <w:t xml:space="preserve">Top-200 sequences per horizon (Table 15):</w:t>
       </w:r>
     </w:p>
     <w:p>
@@ -19554,7 +20399,7 @@
           <w:b/>
           <w:bCs/>
         </w:rPr>
-        <w:t xml:space="preserve">Table 14.</w:t>
+        <w:t xml:space="preserve">Table 15.</w:t>
       </w:r>
       <w:r>
         <w:t xml:space="preserve"> </w:t>
@@ -19569,7 +20414,7 @@
         <w:tblW w:type="pct" w:w="5000"/>
         <w:tblLayout w:type="fixed"/>
         <w:tblLook w:firstRow="1" w:lastRow="0" w:firstColumn="0" w:lastColumn="0" w:noHBand="0" w:noVBand="0" w:val="0020"/>
-        <w:tblCaption w:val="Table 14. Full-sequence-dominant versus subpart-dominant predictive sequences by trace."/>
+        <w:tblCaption w:val="Table 15. Full-sequence-dominant versus subpart-dominant predictive sequences by trace."/>
       </w:tblPr>
       <w:tblGrid>
         <w:gridCol w:w="1018"/>

--- a/paper/skeleton.docx
+++ b/paper/skeleton.docx
@@ -9120,6 +9120,116 @@
       </w:r>
       <w:r>
         <w:t xml:space="preserve">the floor.</w:t>
+      </w:r>
+    </w:p>
+    <w:p>
+      <w:pPr>
+        <w:pStyle w:val="BodyText"/>
+      </w:pPr>
+      <w:r>
+        <w:t xml:space="preserve">Against non-degenerate baselines the mined-pattern features do not win</w:t>
+      </w:r>
+      <w:r>
+        <w:t xml:space="preserve"> </w:t>
+      </w:r>
+      <w:r>
+        <w:t xml:space="preserve">on raw accuracy, and we do not claim they do. On Azure</w:t>
+      </w:r>
+      <w:r>
+        <w:t xml:space="preserve"> </w:t>
+      </w:r>
+      <w:r>
+        <w:rPr>
+          <w:rStyle w:val="VerbatimChar"/>
+        </w:rPr>
+        <w:t xml:space="preserve">last5</w:t>
+      </w:r>
+      <w:r>
+        <w:t xml:space="preserve"> </w:t>
+      </w:r>
+      <w:r>
+        <w:t xml:space="preserve">a</w:t>
+      </w:r>
+      <w:r>
+        <w:t xml:space="preserve"> </w:t>
+      </w:r>
+      <w:r>
+        <w:t xml:space="preserve">gradient-boosted model on event counts and a binary-bigram logistic</w:t>
+      </w:r>
+      <w:r>
+        <w:t xml:space="preserve"> </w:t>
+      </w:r>
+      <w:r>
+        <w:t xml:space="preserve">regression both reach AUROC 0.845, above the mined-itemset features</w:t>
+      </w:r>
+      <w:r>
+        <w:t xml:space="preserve"> </w:t>
+      </w:r>
+      <w:r>
+        <w:t xml:space="preserve">(0.778); on Alibaba</w:t>
+      </w:r>
+      <w:r>
+        <w:t xml:space="preserve"> </w:t>
+      </w:r>
+      <w:r>
+        <w:rPr>
+          <w:rStyle w:val="VerbatimChar"/>
+        </w:rPr>
+        <w:t xml:space="preserve">last3</w:t>
+      </w:r>
+      <w:r>
+        <w:t xml:space="preserve"> </w:t>
+      </w:r>
+      <w:r>
+        <w:t xml:space="preserve">the gradient-boosted count model reaches</w:t>
+      </w:r>
+      <w:r>
+        <w:t xml:space="preserve"> </w:t>
+      </w:r>
+      <w:r>
+        <w:t xml:space="preserve">0.883, well above the mined-itemset features (0.695). The recency</w:t>
+      </w:r>
+      <w:r>
+        <w:t xml:space="preserve"> </w:t>
+      </w:r>
+      <w:r>
+        <w:t xml:space="preserve">baseline (event count plus window time span) stays near 0.57-0.70. The</w:t>
+      </w:r>
+      <w:r>
+        <w:t xml:space="preserve"> </w:t>
+      </w:r>
+      <w:r>
+        <w:t xml:space="preserve">value of the mined patterns is therefore not that they maximise a</w:t>
+      </w:r>
+      <w:r>
+        <w:t xml:space="preserve"> </w:t>
+      </w:r>
+      <w:r>
+        <w:t xml:space="preserve">held-out score, which a count-vector gradient-boosted model already</w:t>
+      </w:r>
+      <w:r>
+        <w:t xml:space="preserve"> </w:t>
+      </w:r>
+      <w:r>
+        <w:t xml:space="preserve">does, but that they are human-readable, individually</w:t>
+      </w:r>
+      <w:r>
+        <w:t xml:space="preserve"> </w:t>
+      </w:r>
+      <w:r>
+        <w:t xml:space="preserve">significance-tested signatures that occupy a specific point on the</w:t>
+      </w:r>
+      <w:r>
+        <w:t xml:space="preserve"> </w:t>
+      </w:r>
+      <w:r>
+        <w:t xml:space="preserve">accuracy-interpretability frontier and expose the presence /</w:t>
+      </w:r>
+      <w:r>
+        <w:t xml:space="preserve"> </w:t>
+      </w:r>
+      <w:r>
+        <w:t xml:space="preserve">multiplicity / order structure a black-box score hides.</w:t>
       </w:r>
     </w:p>
     <w:tbl>

--- a/paper/skeleton.docx
+++ b/paper/skeleton.docx
@@ -12145,497 +12145,155 @@
         <w:pStyle w:val="BodyText"/>
       </w:pPr>
       <w:r>
-        <w:t xml:space="preserve">Use:</w:t>
-      </w:r>
-      <w:r>
-        <w:t xml:space="preserve"> </w:t>
-      </w:r>
+        <w:t xml:space="preserve">Candidate rules (pending prospective trial): the safety-9210 warning</w:t>
+      </w:r>
+      <w:r>
+        <w:t xml:space="preserve"> </w:t>
+      </w:r>
+      <w:r>
+        <w:t xml:space="preserve">is a candidate curtailment trigger and the frequency-converter 3543</w:t>
+      </w:r>
+      <w:r>
+        <w:t xml:space="preserve"> </w:t>
+      </w:r>
+      <w:r>
+        <w:t xml:space="preserve">informational message a candidate converter-service trigger. The</w:t>
+      </w:r>
+      <w:r>
+        <w:t xml:space="preserve"> </w:t>
+      </w:r>
+      <w:r>
+        <w:t xml:space="preserve">short median lead of the co-located Penmanshiel burst (§6.4, replay</w:t>
+      </w:r>
+      <w:r>
+        <w:t xml:space="preserve"> </w:t>
+      </w:r>
+      <w:r>
+        <w:t xml:space="preserve">below) means such a burst alone often fires too late for curtailment;</w:t>
+      </w:r>
+      <w:r>
+        <w:t xml:space="preserve"> </w:t>
+      </w:r>
+      <w:r>
+        <w:t xml:space="preserve">the multi-hour degradation chains next provide the actionable lead.</w:t>
+      </w:r>
+    </w:p>
+    <w:p>
+      <w:pPr>
+        <w:pStyle w:val="BodyText"/>
+      </w:pPr>
       <w:r>
         <w:rPr>
           <w:b/>
           <w:bCs/>
         </w:rPr>
-        <w:t xml:space="preserve">safety-9210 warning triggers immediate turbine curtailment,</w:t>
+        <w:t xml:space="preserve">Co-located bursts versus temporal degradation chains.</w:t>
+      </w:r>
+      <w:r>
+        <w:t xml:space="preserve"> </w:t>
+      </w:r>
+      <w:r>
+        <w:t xml:space="preserve">The</w:t>
+      </w:r>
+      <w:r>
+        <w:t xml:space="preserve"> </w:t>
+      </w:r>
+      <w:r>
+        <w:t xml:space="preserve">generator-fan and safety-system signatures above are co-located</w:t>
+      </w:r>
+      <w:r>
+        <w:t xml:space="preserve"> </w:t>
+      </w:r>
+      <w:r>
+        <w:t xml:space="preserve">alarm bursts: the constituent codes fire within a median of 0.16 min</w:t>
+      </w:r>
+      <w:r>
+        <w:t xml:space="preserve"> </w:t>
+      </w:r>
+      <w:r>
+        <w:t xml:space="preserve">(Kelmarsh) and 0.28 min (Penmanshiel) of each other, so they mark a</w:t>
+      </w:r>
+      <w:r>
+        <w:t xml:space="preserve"> </w:t>
+      </w:r>
+      <w:r>
+        <w:t xml:space="preserve">single instant, not a trajectory. A separate signature class captures</w:t>
+      </w:r>
+      <w:r>
+        <w:t xml:space="preserve"> </w:t>
+      </w:r>
+      <w:r>
+        <w:t xml:space="preserve">genuine degradation. Collapsing each 24h pre-outage window to its</w:t>
+      </w:r>
+      <w:r>
+        <w:t xml:space="preserve"> </w:t>
+      </w:r>
+      <w:r>
+        <w:t xml:space="preserve">ordered sequence of</w:t>
+      </w:r>
+      <w:r>
+        <w:t xml:space="preserve"> </w:t>
       </w:r>
       <w:r>
         <w:rPr>
           <w:b/>
           <w:bCs/>
         </w:rPr>
-        <w:t xml:space="preserve"> </w:t>
-      </w:r>
+        <w:t xml:space="preserve">distinct</w:t>
+      </w:r>
+      <w:r>
+        <w:t xml:space="preserve"> </w:t>
+      </w:r>
+      <w:r>
+        <w:t xml:space="preserve">codes (co-located repeats merged) and</w:t>
+      </w:r>
+      <w:r>
+        <w:t xml:space="preserve"> </w:t>
+      </w:r>
+      <w:r>
+        <w:t xml:space="preserve">mining ordered chains of three-to-four distinct codes under the same</w:t>
+      </w:r>
+      <w:r>
+        <w:t xml:space="preserve"> </w:t>
+      </w:r>
+      <w:r>
+        <w:t xml:space="preserve">entity-disjoint discovery/inference protocol yields a validated</w:t>
+      </w:r>
+      <w:r>
+        <w:t xml:space="preserve"> </w:t>
+      </w:r>
+      <w:r>
+        <w:t xml:space="preserve">degradation-chain catalog (Table 7): 115 chains on Kelmarsh and 184 on</w:t>
+      </w:r>
+      <w:r>
+        <w:t xml:space="preserve"> </w:t>
+      </w:r>
+      <w:r>
+        <w:t xml:space="preserve">Penmanshiel pass BY q &lt; 0.05 on the inference half, each with zero</w:t>
+      </w:r>
+      <w:r>
+        <w:t xml:space="preserve"> </w:t>
+      </w:r>
+      <w:r>
+        <w:t xml:space="preserve">control-window hits.</w:t>
+      </w:r>
+    </w:p>
+    <w:p>
+      <w:pPr>
+        <w:pStyle w:val="TableCaption"/>
+      </w:pPr>
       <w:r>
         <w:rPr>
           <w:b/>
           <w:bCs/>
         </w:rPr>
-        <w:t xml:space="preserve">regardless of grid conditions</w:t>
-      </w:r>
-      <w:r>
-        <w:t xml:space="preserve">;</w:t>
-      </w:r>
-      <w:r>
-        <w:t xml:space="preserve"> </w:t>
-      </w:r>
-      <w:r>
-        <w:rPr>
-          <w:b/>
-          <w:bCs/>
-        </w:rPr>
-        <w:t xml:space="preserve">freq-converter 3543 informational</w:t>
-      </w:r>
-      <w:r>
-        <w:rPr>
-          <w:b/>
-          <w:bCs/>
-        </w:rPr>
-        <w:t xml:space="preserve"> </w:t>
-      </w:r>
-      <w:r>
-        <w:rPr>
-          <w:b/>
-          <w:bCs/>
-        </w:rPr>
-        <w:t xml:space="preserve">message triggers converter service order within 6h at Penmanshiel</w:t>
-      </w:r>
-      <w:r>
-        <w:t xml:space="preserve">.</w:t>
-      </w:r>
-    </w:p>
-    <w:p>
-      <w:pPr>
-        <w:pStyle w:val="BodyText"/>
-      </w:pPr>
-      <w:r>
-        <w:rPr>
-          <w:b/>
-          <w:bCs/>
-        </w:rPr>
-        <w:t xml:space="preserve">Cluster-aware validation.</w:t>
-      </w:r>
-      <w:r>
-        <w:t xml:space="preserve"> </w:t>
-      </w:r>
-      <w:r>
-        <w:t xml:space="preserve">Each wind farm has only a handful of</w:t>
-      </w:r>
-      <w:r>
-        <w:t xml:space="preserve"> </w:t>
-      </w:r>
-      <w:r>
-        <w:t xml:space="preserve">turbines, so the hundreds of windows they generate are clustered and</w:t>
-      </w:r>
-      <w:r>
-        <w:t xml:space="preserve"> </w:t>
-      </w:r>
-      <w:r>
-        <w:t xml:space="preserve">the window-level hypergeometric q-values overstate the population-level</w:t>
-      </w:r>
-      <w:r>
-        <w:t xml:space="preserve"> </w:t>
-      </w:r>
-      <w:r>
-        <w:t xml:space="preserve">evidence. We therefore validate the precursor signatures (pure warning</w:t>
-      </w:r>
-      <w:r>
-        <w:t xml:space="preserve"> </w:t>
-      </w:r>
-      <w:r>
-        <w:t xml:space="preserve">and info-to-stop patterns, with prior</w:t>
-      </w:r>
-      <w:r>
-        <w:t xml:space="preserve"> </w:t>
-      </w:r>
-      <w:r>
-        <w:rPr>
-          <w:rStyle w:val="VerbatimChar"/>
-        </w:rPr>
-        <w:t xml:space="preserve">terminal_failure</w:t>
-      </w:r>
-      <w:r>
-        <w:t xml:space="preserve"> </w:t>
-      </w:r>
-      <w:r>
-        <w:t xml:space="preserve">tokens</w:t>
-      </w:r>
-      <w:r>
-        <w:t xml:space="preserve"> </w:t>
-      </w:r>
-      <w:r>
-        <w:t xml:space="preserve">excluded) with two entity-respecting tests on the inference half. A</w:t>
-      </w:r>
-      <w:r>
-        <w:t xml:space="preserve"> </w:t>
-      </w:r>
-      <w:r>
-        <w:rPr>
-          <w:b/>
-          <w:bCs/>
-        </w:rPr>
-        <w:t xml:space="preserve">within-turbine label permutation</w:t>
-      </w:r>
-      <w:r>
-        <w:t xml:space="preserve"> </w:t>
-      </w:r>
-      <w:r>
-        <w:t xml:space="preserve">(2,000 permutations that shuffle</w:t>
-      </w:r>
-      <w:r>
-        <w:t xml:space="preserve"> </w:t>
-      </w:r>
-      <w:r>
-        <w:t xml:space="preserve">the failure/control label within each turbine, preserving its clustering</w:t>
-      </w:r>
-      <w:r>
-        <w:t xml:space="preserve"> </w:t>
-      </w:r>
-      <w:r>
-        <w:t xml:space="preserve">and case/control counts) leaves every one of the top 12 precursor</w:t>
-      </w:r>
-      <w:r>
-        <w:t xml:space="preserve"> </w:t>
-      </w:r>
-      <w:r>
-        <w:t xml:space="preserve">signatures significant on both farms after BY correction (permutation</w:t>
-      </w:r>
-      <w:r>
-        <w:t xml:space="preserve"> </w:t>
-      </w:r>
-      <w:r>
-        <w:t xml:space="preserve">q = 0.0016, the floor at 2,000 permutations). A</w:t>
-      </w:r>
-      <w:r>
-        <w:t xml:space="preserve"> </w:t>
-      </w:r>
-      <w:r>
-        <w:rPr>
-          <w:b/>
-          <w:bCs/>
-        </w:rPr>
-        <w:t xml:space="preserve">leave-one-turbine-out</w:t>
-      </w:r>
-      <w:r>
-        <w:t xml:space="preserve"> </w:t>
-      </w:r>
-      <w:r>
-        <w:t xml:space="preserve">check finds every one of those signatures still enriched in all held-out</w:t>
-      </w:r>
-      <w:r>
-        <w:t xml:space="preserve"> </w:t>
-      </w:r>
-      <w:r>
-        <w:t xml:space="preserve">folds (3/3 turbines on Kelmarsh, 5/5 on Penmanshiel). Cross-turbine</w:t>
-      </w:r>
-      <w:r>
-        <w:t xml:space="preserve"> </w:t>
-      </w:r>
-      <w:r>
-        <w:t xml:space="preserve">consistency, not a small window-level p-value, is the load-bearing</w:t>
-      </w:r>
-      <w:r>
-        <w:t xml:space="preserve"> </w:t>
-      </w:r>
-      <w:r>
-        <w:t xml:space="preserve">evidence here.</w:t>
-      </w:r>
-    </w:p>
-    <w:p>
-      <w:pPr>
-        <w:pStyle w:val="BodyText"/>
-      </w:pPr>
-      <w:r>
-        <w:rPr>
-          <w:b/>
-          <w:bCs/>
-        </w:rPr>
-        <w:t xml:space="preserve">Prospective alarm replay.</w:t>
-      </w:r>
-      <w:r>
-        <w:t xml:space="preserve"> </w:t>
-      </w:r>
-      <w:r>
-        <w:t xml:space="preserve">To measure deployment value directly</w:t>
-      </w:r>
-      <w:r>
-        <w:t xml:space="preserve"> </w:t>
-      </w:r>
-      <w:r>
-        <w:t xml:space="preserve">rather than infer it from an assumed base rate, we replay each turbine</w:t>
-      </w:r>
-      <w:r>
-        <w:t xml:space="preserve"> </w:t>
-      </w:r>
-      <w:r>
-        <w:t xml:space="preserve">chronologically. A precursor rule (the non-terminal codes whose firing</w:t>
-      </w:r>
-      <w:r>
-        <w:t xml:space="preserve"> </w:t>
-      </w:r>
-      <w:r>
-        <w:t xml:space="preserve">is followed by a forced outage within 24h at more than three times the</w:t>
-      </w:r>
-      <w:r>
-        <w:t xml:space="preserve"> </w:t>
-      </w:r>
-      <w:r>
-        <w:t xml:space="preserve">per-firing base rate) is learned only from the other turbines, then</w:t>
-      </w:r>
-      <w:r>
-        <w:t xml:space="preserve"> </w:t>
-      </w:r>
-      <w:r>
-        <w:t xml:space="preserve">applied to the held-out turbine’s real event stream with a 24h alarm</w:t>
-      </w:r>
-      <w:r>
-        <w:t xml:space="preserve"> </w:t>
-      </w:r>
-      <w:r>
-        <w:t xml:space="preserve">cooldown; an alarm is a true positive if a forced outage follows within</w:t>
-      </w:r>
-      <w:r>
-        <w:t xml:space="preserve"> </w:t>
-      </w:r>
-      <w:r>
-        <w:t xml:space="preserve">24h. The two farms occupy two operating points. On</w:t>
-      </w:r>
-      <w:r>
-        <w:t xml:space="preserve"> </w:t>
-      </w:r>
-      <w:r>
-        <w:rPr>
-          <w:b/>
-          <w:bCs/>
-        </w:rPr>
-        <w:t xml:space="preserve">Kelmarsh the rule</w:t>
-      </w:r>
-      <w:r>
-        <w:rPr>
-          <w:b/>
-          <w:bCs/>
-        </w:rPr>
-        <w:t xml:space="preserve"> </w:t>
-      </w:r>
-      <w:r>
-        <w:rPr>
-          <w:b/>
-          <w:bCs/>
-        </w:rPr>
-        <w:t xml:space="preserve">detects 457 of 482 forced outages (recall 0.95) at a median lead of</w:t>
-      </w:r>
-      <w:r>
-        <w:rPr>
-          <w:b/>
-          <w:bCs/>
-        </w:rPr>
-        <w:t xml:space="preserve"> </w:t>
-      </w:r>
-      <w:r>
-        <w:rPr>
-          <w:b/>
-          <w:bCs/>
-        </w:rPr>
-        <w:t xml:space="preserve">3.3 hours</w:t>
-      </w:r>
-      <w:r>
-        <w:t xml:space="preserve"> </w:t>
-      </w:r>
-      <w:r>
-        <w:t xml:space="preserve">(68% of detections at least 1h early, 43% at least 6h),</w:t>
-      </w:r>
-      <w:r>
-        <w:t xml:space="preserve"> </w:t>
-      </w:r>
-      <w:r>
-        <w:t xml:space="preserve">at precision 0.20 and 2.7 false alarms per turbine-month. On</w:t>
-      </w:r>
-      <w:r>
-        <w:t xml:space="preserve"> </w:t>
-      </w:r>
-      <w:r>
-        <w:rPr>
-          <w:b/>
-          <w:bCs/>
-        </w:rPr>
-        <w:t xml:space="preserve">Penmanshiel it runs at precision 0.78 and 0.31 false alarms per</w:t>
-      </w:r>
-      <w:r>
-        <w:rPr>
-          <w:b/>
-          <w:bCs/>
-        </w:rPr>
-        <w:t xml:space="preserve"> </w:t>
-      </w:r>
-      <w:r>
-        <w:rPr>
-          <w:b/>
-          <w:bCs/>
-        </w:rPr>
-        <w:t xml:space="preserve">turbine-month</w:t>
-      </w:r>
-      <w:r>
-        <w:t xml:space="preserve">, detecting half the outages (recall 0.50) at a shorter</w:t>
-      </w:r>
-      <w:r>
-        <w:t xml:space="preserve"> </w:t>
-      </w:r>
-      <w:r>
-        <w:t xml:space="preserve">median lead of 5.7 minutes. This is a measured prospective result: the</w:t>
-      </w:r>
-      <w:r>
-        <w:t xml:space="preserve"> </w:t>
-      </w:r>
-      <w:r>
-        <w:t xml:space="preserve">Kelmarsh generator-fan cascade gives hours of actionable warning at a</w:t>
-      </w:r>
-      <w:r>
-        <w:t xml:space="preserve"> </w:t>
-      </w:r>
-      <w:r>
-        <w:t xml:space="preserve">tolerable alarm burden, while the Penmanshiel safety-system cascade is</w:t>
-      </w:r>
-      <w:r>
-        <w:t xml:space="preserve"> </w:t>
-      </w:r>
-      <w:r>
-        <w:t xml:space="preserve">precise but fires close to the outage.</w:t>
-      </w:r>
-    </w:p>
-    <w:bookmarkEnd w:id="52"/>
-    <w:bookmarkStart w:id="53" w:name="Xae0c354666545c52f18ecbdee1c0773e2af72f4"/>
-    <w:p>
-      <w:pPr>
-        <w:pStyle w:val="Heading3"/>
-      </w:pPr>
-      <w:r>
-        <w:t xml:space="preserve">6.5 Baseline comparison and closed-signature deduplication</w:t>
-      </w:r>
-    </w:p>
-    <w:p>
-      <w:pPr>
-        <w:pStyle w:val="FirstParagraph"/>
-      </w:pPr>
-      <w:r>
-        <w:t xml:space="preserve">The lift-4.00 zero-control rows above are benchmarked against three</w:t>
-      </w:r>
-      <w:r>
-        <w:t xml:space="preserve"> </w:t>
-      </w:r>
-      <w:r>
-        <w:t xml:space="preserve">baselines, each evaluated on the same entity-disjoint inference half:</w:t>
-      </w:r>
-    </w:p>
-    <w:p>
-      <w:pPr>
-        <w:pStyle w:val="Compact"/>
-        <w:numPr>
-          <w:ilvl w:val="0"/>
-          <w:numId w:val="1004"/>
-        </w:numPr>
-      </w:pPr>
-      <w:r>
-        <w:rPr>
-          <w:b/>
-          <w:bCs/>
-        </w:rPr>
-        <w:t xml:space="preserve">most-recent-event indicator</w:t>
-      </w:r>
-      <w:r>
-        <w:t xml:space="preserve">: raise an alarm whenever the</w:t>
-      </w:r>
-      <w:r>
-        <w:t xml:space="preserve"> </w:t>
-      </w:r>
-      <w:r>
-        <w:t xml:space="preserve">last event on the entity is one of the top-5 fail-anchoring</w:t>
-      </w:r>
-      <w:r>
-        <w:t xml:space="preserve"> </w:t>
-      </w:r>
-      <w:r>
-        <w:t xml:space="preserve">event types on the discovery half.</w:t>
-      </w:r>
-    </w:p>
-    <w:p>
-      <w:pPr>
-        <w:pStyle w:val="Compact"/>
-        <w:numPr>
-          <w:ilvl w:val="0"/>
-          <w:numId w:val="1004"/>
-        </w:numPr>
-      </w:pPr>
-      <w:r>
-        <w:rPr>
-          <w:b/>
-          <w:bCs/>
-        </w:rPr>
-        <w:t xml:space="preserve">mined-itemset rule</w:t>
-      </w:r>
-      <w:r>
-        <w:t xml:space="preserve"> </w:t>
-      </w:r>
-      <w:r>
-        <w:t xml:space="preserve">(the paper’s method): raise an alarm</w:t>
-      </w:r>
-      <w:r>
-        <w:t xml:space="preserve"> </w:t>
-      </w:r>
-      <w:r>
-        <w:t xml:space="preserve">whenever the window contains any BY-significant discovery-half</w:t>
-      </w:r>
-      <w:r>
-        <w:t xml:space="preserve"> </w:t>
-      </w:r>
-      <w:r>
-        <w:t xml:space="preserve">itemset, excluding same-time terminal markers.</w:t>
-      </w:r>
-    </w:p>
-    <w:p>
-      <w:pPr>
-        <w:pStyle w:val="Compact"/>
-        <w:numPr>
-          <w:ilvl w:val="0"/>
-          <w:numId w:val="1004"/>
-        </w:numPr>
-      </w:pPr>
-      <w:r>
-        <w:rPr>
-          <w:b/>
-          <w:bCs/>
-        </w:rPr>
-        <w:t xml:space="preserve">event-count threshold</w:t>
-      </w:r>
-      <w:r>
-        <w:t xml:space="preserve">: raise an alarm whenever the window’s</w:t>
-      </w:r>
-      <w:r>
-        <w:t xml:space="preserve"> </w:t>
-      </w:r>
-      <w:r>
-        <w:t xml:space="preserve">event count exceeds the median count of discovery-half failure</w:t>
-      </w:r>
-      <w:r>
-        <w:t xml:space="preserve"> </w:t>
-      </w:r>
-      <w:r>
-        <w:t xml:space="preserve">windows.</w:t>
-      </w:r>
-    </w:p>
-    <w:p>
-      <w:pPr>
-        <w:pStyle w:val="TableCaption"/>
-      </w:pPr>
-      <w:r>
-        <w:rPr>
-          <w:b/>
-          <w:bCs/>
-        </w:rPr>
         <w:t xml:space="preserve">Table 7.</w:t>
       </w:r>
       <w:r>
         <w:t xml:space="preserve"> </w:t>
       </w:r>
       <w:r>
-        <w:t xml:space="preserve">Baseline comparison on the wind farms: the mined-itemset rule against most-recent-event and event-count baselines.</w:t>
+        <w:t xml:space="preserve">Validated temporal degradation chains (ordered distinct-code sequences over 24h) on the two wind farms, with median trajectory span, median lead time to the outage, and inference-half support.</w:t>
       </w:r>
     </w:p>
     <w:tbl>
@@ -12644,7 +12302,1111 @@
         <w:tblW w:type="pct" w:w="5000"/>
         <w:tblLayout w:type="fixed"/>
         <w:tblLook w:firstRow="1" w:lastRow="0" w:firstColumn="0" w:lastColumn="0" w:noHBand="0" w:noVBand="0" w:val="0020"/>
-        <w:tblCaption w:val="Table 7. Baseline comparison on the wind farms: the mined-itemset rule against most-recent-event and event-count baselines."/>
+        <w:tblCaption w:val="Table 7. Validated temporal degradation chains (ordered distinct-code sequences over 24h) on the two wind farms, with median trajectory span, median lead time to the outage, and inference-half support."/>
+      </w:tblPr>
+      <w:tblGrid>
+        <w:gridCol w:w="617"/>
+        <w:gridCol w:w="1954"/>
+        <w:gridCol w:w="1337"/>
+        <w:gridCol w:w="1337"/>
+        <w:gridCol w:w="1028"/>
+        <w:gridCol w:w="1028"/>
+        <w:gridCol w:w="617"/>
+      </w:tblGrid>
+      <w:tr>
+        <w:trPr>
+          <w:tblHeader w:val="on"/>
+        </w:trPr>
+        <w:tc>
+          <w:tcPr/>
+          <w:p>
+            <w:pPr>
+              <w:pStyle w:val="Compact"/>
+              <w:jc w:val="left"/>
+            </w:pPr>
+            <w:r>
+              <w:t xml:space="preserve">farm</w:t>
+            </w:r>
+          </w:p>
+        </w:tc>
+        <w:tc>
+          <w:tcPr/>
+          <w:p>
+            <w:pPr>
+              <w:pStyle w:val="Compact"/>
+              <w:jc w:val="left"/>
+            </w:pPr>
+            <w:r>
+              <w:t xml:space="preserve">degradation chain</w:t>
+            </w:r>
+          </w:p>
+        </w:tc>
+        <w:tc>
+          <w:tcPr/>
+          <w:p>
+            <w:pPr>
+              <w:pStyle w:val="Compact"/>
+              <w:jc w:val="right"/>
+            </w:pPr>
+            <w:r>
+              <w:t xml:space="preserve">median span</w:t>
+            </w:r>
+          </w:p>
+        </w:tc>
+        <w:tc>
+          <w:tcPr/>
+          <w:p>
+            <w:pPr>
+              <w:pStyle w:val="Compact"/>
+              <w:jc w:val="right"/>
+            </w:pPr>
+            <w:r>
+              <w:t xml:space="preserve">median lead</w:t>
+            </w:r>
+          </w:p>
+        </w:tc>
+        <w:tc>
+          <w:tcPr/>
+          <w:p>
+            <w:pPr>
+              <w:pStyle w:val="Compact"/>
+              <w:jc w:val="right"/>
+            </w:pPr>
+            <w:r>
+              <w:t xml:space="preserve">inf case</w:t>
+            </w:r>
+          </w:p>
+        </w:tc>
+        <w:tc>
+          <w:tcPr/>
+          <w:p>
+            <w:pPr>
+              <w:pStyle w:val="Compact"/>
+              <w:jc w:val="right"/>
+            </w:pPr>
+            <w:r>
+              <w:t xml:space="preserve">inf ctrl</w:t>
+            </w:r>
+          </w:p>
+        </w:tc>
+        <w:tc>
+          <w:tcPr/>
+          <w:p>
+            <w:pPr>
+              <w:pStyle w:val="Compact"/>
+              <w:jc w:val="right"/>
+            </w:pPr>
+            <w:r>
+              <w:t xml:space="preserve">BY q</w:t>
+            </w:r>
+          </w:p>
+        </w:tc>
+      </w:tr>
+      <w:tr>
+        <w:tc>
+          <w:tcPr/>
+          <w:p>
+            <w:pPr>
+              <w:pStyle w:val="Compact"/>
+              <w:jc w:val="left"/>
+            </w:pPr>
+            <w:r>
+              <w:t xml:space="preserve">Kelmarsh</w:t>
+            </w:r>
+          </w:p>
+        </w:tc>
+        <w:tc>
+          <w:tcPr/>
+          <w:p>
+            <w:pPr>
+              <w:pStyle w:val="Compact"/>
+              <w:jc w:val="left"/>
+            </w:pPr>
+            <w:r>
+              <w:rPr>
+                <w:rStyle w:val="VerbatimChar"/>
+              </w:rPr>
+              <w:t xml:space="preserve">stop:20 → info:6410 → warning:2550</w:t>
+            </w:r>
+          </w:p>
+        </w:tc>
+        <w:tc>
+          <w:tcPr/>
+          <w:p>
+            <w:pPr>
+              <w:pStyle w:val="Compact"/>
+              <w:jc w:val="right"/>
+            </w:pPr>
+            <w:r>
+              <w:t xml:space="preserve">59 min</w:t>
+            </w:r>
+          </w:p>
+        </w:tc>
+        <w:tc>
+          <w:tcPr/>
+          <w:p>
+            <w:pPr>
+              <w:pStyle w:val="Compact"/>
+              <w:jc w:val="right"/>
+            </w:pPr>
+            <w:r>
+              <w:t xml:space="preserve">189 min</w:t>
+            </w:r>
+          </w:p>
+        </w:tc>
+        <w:tc>
+          <w:tcPr/>
+          <w:p>
+            <w:pPr>
+              <w:pStyle w:val="Compact"/>
+              <w:jc w:val="right"/>
+            </w:pPr>
+            <w:r>
+              <w:t xml:space="preserve">54/208</w:t>
+            </w:r>
+          </w:p>
+        </w:tc>
+        <w:tc>
+          <w:tcPr/>
+          <w:p>
+            <w:pPr>
+              <w:pStyle w:val="Compact"/>
+              <w:jc w:val="right"/>
+            </w:pPr>
+            <w:r>
+              <w:t xml:space="preserve">0/113</w:t>
+            </w:r>
+          </w:p>
+        </w:tc>
+        <w:tc>
+          <w:tcPr/>
+          <w:p>
+            <w:pPr>
+              <w:pStyle w:val="Compact"/>
+              <w:jc w:val="right"/>
+            </w:pPr>
+            <w:r>
+              <w:t xml:space="preserve">1e-8</w:t>
+            </w:r>
+          </w:p>
+        </w:tc>
+      </w:tr>
+      <w:tr>
+        <w:tc>
+          <w:tcPr/>
+          <w:p>
+            <w:pPr>
+              <w:pStyle w:val="Compact"/>
+              <w:jc w:val="left"/>
+            </w:pPr>
+            <w:r>
+              <w:t xml:space="preserve">Kelmarsh</w:t>
+            </w:r>
+          </w:p>
+        </w:tc>
+        <w:tc>
+          <w:tcPr/>
+          <w:p>
+            <w:pPr>
+              <w:pStyle w:val="Compact"/>
+              <w:jc w:val="left"/>
+            </w:pPr>
+            <w:r>
+              <w:rPr>
+                <w:rStyle w:val="VerbatimChar"/>
+              </w:rPr>
+              <w:t xml:space="preserve">stop:20 → info:6410 → warning:2650 → warning:2655</w:t>
+            </w:r>
+          </w:p>
+        </w:tc>
+        <w:tc>
+          <w:tcPr/>
+          <w:p>
+            <w:pPr>
+              <w:pStyle w:val="Compact"/>
+              <w:jc w:val="right"/>
+            </w:pPr>
+            <w:r>
+              <w:t xml:space="preserve">59 min</w:t>
+            </w:r>
+          </w:p>
+        </w:tc>
+        <w:tc>
+          <w:tcPr/>
+          <w:p>
+            <w:pPr>
+              <w:pStyle w:val="Compact"/>
+              <w:jc w:val="right"/>
+            </w:pPr>
+            <w:r>
+              <w:t xml:space="preserve">226 min</w:t>
+            </w:r>
+          </w:p>
+        </w:tc>
+        <w:tc>
+          <w:tcPr/>
+          <w:p>
+            <w:pPr>
+              <w:pStyle w:val="Compact"/>
+              <w:jc w:val="right"/>
+            </w:pPr>
+            <w:r>
+              <w:t xml:space="preserve">43/208</w:t>
+            </w:r>
+          </w:p>
+        </w:tc>
+        <w:tc>
+          <w:tcPr/>
+          <w:p>
+            <w:pPr>
+              <w:pStyle w:val="Compact"/>
+              <w:jc w:val="right"/>
+            </w:pPr>
+            <w:r>
+              <w:t xml:space="preserve">0/113</w:t>
+            </w:r>
+          </w:p>
+        </w:tc>
+        <w:tc>
+          <w:tcPr/>
+          <w:p>
+            <w:pPr>
+              <w:pStyle w:val="Compact"/>
+              <w:jc w:val="right"/>
+            </w:pPr>
+            <w:r>
+              <w:t xml:space="preserve">5e-7</w:t>
+            </w:r>
+          </w:p>
+        </w:tc>
+      </w:tr>
+      <w:tr>
+        <w:tc>
+          <w:tcPr/>
+          <w:p>
+            <w:pPr>
+              <w:pStyle w:val="Compact"/>
+              <w:jc w:val="left"/>
+            </w:pPr>
+            <w:r>
+              <w:t xml:space="preserve">Kelmarsh</w:t>
+            </w:r>
+          </w:p>
+        </w:tc>
+        <w:tc>
+          <w:tcPr/>
+          <w:p>
+            <w:pPr>
+              <w:pStyle w:val="Compact"/>
+              <w:jc w:val="left"/>
+            </w:pPr>
+            <w:r>
+              <w:rPr>
+                <w:rStyle w:val="VerbatimChar"/>
+              </w:rPr>
+              <w:t xml:space="preserve">info:0 → stop:20 → warning:2550</w:t>
+            </w:r>
+          </w:p>
+        </w:tc>
+        <w:tc>
+          <w:tcPr/>
+          <w:p>
+            <w:pPr>
+              <w:pStyle w:val="Compact"/>
+              <w:jc w:val="right"/>
+            </w:pPr>
+            <w:r>
+              <w:t xml:space="preserve">605 min</w:t>
+            </w:r>
+          </w:p>
+        </w:tc>
+        <w:tc>
+          <w:tcPr/>
+          <w:p>
+            <w:pPr>
+              <w:pStyle w:val="Compact"/>
+              <w:jc w:val="right"/>
+            </w:pPr>
+            <w:r>
+              <w:t xml:space="preserve">140 min</w:t>
+            </w:r>
+          </w:p>
+        </w:tc>
+        <w:tc>
+          <w:tcPr/>
+          <w:p>
+            <w:pPr>
+              <w:pStyle w:val="Compact"/>
+              <w:jc w:val="right"/>
+            </w:pPr>
+            <w:r>
+              <w:t xml:space="preserve">42/208</w:t>
+            </w:r>
+          </w:p>
+        </w:tc>
+        <w:tc>
+          <w:tcPr/>
+          <w:p>
+            <w:pPr>
+              <w:pStyle w:val="Compact"/>
+              <w:jc w:val="right"/>
+            </w:pPr>
+            <w:r>
+              <w:t xml:space="preserve">0/113</w:t>
+            </w:r>
+          </w:p>
+        </w:tc>
+        <w:tc>
+          <w:tcPr/>
+          <w:p>
+            <w:pPr>
+              <w:pStyle w:val="Compact"/>
+              <w:jc w:val="right"/>
+            </w:pPr>
+            <w:r>
+              <w:t xml:space="preserve">7e-7</w:t>
+            </w:r>
+          </w:p>
+        </w:tc>
+      </w:tr>
+      <w:tr>
+        <w:tc>
+          <w:tcPr/>
+          <w:p>
+            <w:pPr>
+              <w:pStyle w:val="Compact"/>
+              <w:jc w:val="left"/>
+            </w:pPr>
+            <w:r>
+              <w:t xml:space="preserve">Penmanshiel</w:t>
+            </w:r>
+          </w:p>
+        </w:tc>
+        <w:tc>
+          <w:tcPr/>
+          <w:p>
+            <w:pPr>
+              <w:pStyle w:val="Compact"/>
+              <w:jc w:val="left"/>
+            </w:pPr>
+            <w:r>
+              <w:rPr>
+                <w:rStyle w:val="VerbatimChar"/>
+              </w:rPr>
+              <w:t xml:space="preserve">warning:9000 → stop:9210 → info:0</w:t>
+            </w:r>
+          </w:p>
+        </w:tc>
+        <w:tc>
+          <w:tcPr/>
+          <w:p>
+            <w:pPr>
+              <w:pStyle w:val="Compact"/>
+              <w:jc w:val="right"/>
+            </w:pPr>
+            <w:r>
+              <w:t xml:space="preserve">20 min</w:t>
+            </w:r>
+          </w:p>
+        </w:tc>
+        <w:tc>
+          <w:tcPr/>
+          <w:p>
+            <w:pPr>
+              <w:pStyle w:val="Compact"/>
+              <w:jc w:val="right"/>
+            </w:pPr>
+            <w:r>
+              <w:t xml:space="preserve">182 min</w:t>
+            </w:r>
+          </w:p>
+        </w:tc>
+        <w:tc>
+          <w:tcPr/>
+          <w:p>
+            <w:pPr>
+              <w:pStyle w:val="Compact"/>
+              <w:jc w:val="right"/>
+            </w:pPr>
+            <w:r>
+              <w:t xml:space="preserve">144/442</w:t>
+            </w:r>
+          </w:p>
+        </w:tc>
+        <w:tc>
+          <w:tcPr/>
+          <w:p>
+            <w:pPr>
+              <w:pStyle w:val="Compact"/>
+              <w:jc w:val="right"/>
+            </w:pPr>
+            <w:r>
+              <w:t xml:space="preserve">0/133</w:t>
+            </w:r>
+          </w:p>
+        </w:tc>
+        <w:tc>
+          <w:tcPr/>
+          <w:p>
+            <w:pPr>
+              <w:pStyle w:val="Compact"/>
+              <w:jc w:val="right"/>
+            </w:pPr>
+            <w:r>
+              <w:t xml:space="preserve">6e-17</w:t>
+            </w:r>
+          </w:p>
+        </w:tc>
+      </w:tr>
+      <w:tr>
+        <w:tc>
+          <w:tcPr/>
+          <w:p>
+            <w:pPr>
+              <w:pStyle w:val="Compact"/>
+              <w:jc w:val="left"/>
+            </w:pPr>
+            <w:r>
+              <w:t xml:space="preserve">Penmanshiel</w:t>
+            </w:r>
+          </w:p>
+        </w:tc>
+        <w:tc>
+          <w:tcPr/>
+          <w:p>
+            <w:pPr>
+              <w:pStyle w:val="Compact"/>
+              <w:jc w:val="left"/>
+            </w:pPr>
+            <w:r>
+              <w:rPr>
+                <w:rStyle w:val="VerbatimChar"/>
+              </w:rPr>
+              <w:t xml:space="preserve">info:10 → stop:9210 → info:0 → warning:9000</w:t>
+            </w:r>
+          </w:p>
+        </w:tc>
+        <w:tc>
+          <w:tcPr/>
+          <w:p>
+            <w:pPr>
+              <w:pStyle w:val="Compact"/>
+              <w:jc w:val="right"/>
+            </w:pPr>
+            <w:r>
+              <w:t xml:space="preserve">613 min</w:t>
+            </w:r>
+          </w:p>
+        </w:tc>
+        <w:tc>
+          <w:tcPr/>
+          <w:p>
+            <w:pPr>
+              <w:pStyle w:val="Compact"/>
+              <w:jc w:val="right"/>
+            </w:pPr>
+            <w:r>
+              <w:t xml:space="preserve">133 min</w:t>
+            </w:r>
+          </w:p>
+        </w:tc>
+        <w:tc>
+          <w:tcPr/>
+          <w:p>
+            <w:pPr>
+              <w:pStyle w:val="Compact"/>
+              <w:jc w:val="right"/>
+            </w:pPr>
+            <w:r>
+              <w:t xml:space="preserve">129/442</w:t>
+            </w:r>
+          </w:p>
+        </w:tc>
+        <w:tc>
+          <w:tcPr/>
+          <w:p>
+            <w:pPr>
+              <w:pStyle w:val="Compact"/>
+              <w:jc w:val="right"/>
+            </w:pPr>
+            <w:r>
+              <w:t xml:space="preserve">0/133</w:t>
+            </w:r>
+          </w:p>
+        </w:tc>
+        <w:tc>
+          <w:tcPr/>
+          <w:p>
+            <w:pPr>
+              <w:pStyle w:val="Compact"/>
+              <w:jc w:val="right"/>
+            </w:pPr>
+            <w:r>
+              <w:t xml:space="preserve">2e-15</w:t>
+            </w:r>
+          </w:p>
+        </w:tc>
+      </w:tr>
+    </w:tbl>
+    <w:p>
+      <w:pPr>
+        <w:pStyle w:val="BodyText"/>
+      </w:pPr>
+      <w:r>
+        <w:t xml:space="preserve">Unlike the co-located bursts, these chains unfold over tens of minutes</w:t>
+      </w:r>
+      <w:r>
+        <w:t xml:space="preserve"> </w:t>
+      </w:r>
+      <w:r>
+        <w:t xml:space="preserve">to ten hours and complete a median two-to-four hours before the</w:t>
+      </w:r>
+      <w:r>
+        <w:t xml:space="preserve"> </w:t>
+      </w:r>
+      <w:r>
+        <w:t xml:space="preserve">outage, so they are the operationally actionable signatures: a</w:t>
+      </w:r>
+      <w:r>
+        <w:t xml:space="preserve"> </w:t>
+      </w:r>
+      <w:r>
+        <w:t xml:space="preserve">generator-fan overload on Kelmarsh is preceded by a stop, a status</w:t>
+      </w:r>
+      <w:r>
+        <w:t xml:space="preserve"> </w:t>
+      </w:r>
+      <w:r>
+        <w:t xml:space="preserve">code, and then the fan warning over roughly an hour, three hours</w:t>
+      </w:r>
+      <w:r>
+        <w:t xml:space="preserve"> </w:t>
+      </w:r>
+      <w:r>
+        <w:t xml:space="preserve">ahead of the forced outage. The chain lift equals the inference-half</w:t>
+      </w:r>
+      <w:r>
+        <w:t xml:space="preserve"> </w:t>
+      </w:r>
+      <w:r>
+        <w:t xml:space="preserve">ceiling (all controls clean) at the 2:1 case:control ratio these 24h</w:t>
+      </w:r>
+      <w:r>
+        <w:t xml:space="preserve"> </w:t>
+      </w:r>
+      <w:r>
+        <w:t xml:space="preserve">windows produce.</w:t>
+      </w:r>
+    </w:p>
+    <w:p>
+      <w:pPr>
+        <w:pStyle w:val="BodyText"/>
+      </w:pPr>
+      <w:r>
+        <w:rPr>
+          <w:b/>
+          <w:bCs/>
+        </w:rPr>
+        <w:t xml:space="preserve">Cross-farm transfer.</w:t>
+      </w:r>
+      <w:r>
+        <w:t xml:space="preserve"> </w:t>
+      </w:r>
+      <w:r>
+        <w:t xml:space="preserve">Learning the precursor rule on one farm and</w:t>
+      </w:r>
+      <w:r>
+        <w:t xml:space="preserve"> </w:t>
+      </w:r>
+      <w:r>
+        <w:t xml:space="preserve">replaying it, unchanged, on the other (shared Senvion code vocabulary)</w:t>
+      </w:r>
+      <w:r>
+        <w:t xml:space="preserve"> </w:t>
+      </w:r>
+      <w:r>
+        <w:t xml:space="preserve">transfers asymmetrically: a Kelmarsh-trained rule detects 95% of</w:t>
+      </w:r>
+      <w:r>
+        <w:t xml:space="preserve"> </w:t>
+      </w:r>
+      <w:r>
+        <w:t xml:space="preserve">Penmanshiel forced outages (median lead 72 min), while a</w:t>
+      </w:r>
+      <w:r>
+        <w:t xml:space="preserve"> </w:t>
+      </w:r>
+      <w:r>
+        <w:t xml:space="preserve">Penmanshiel-trained rule detects 50% of Kelmarsh outages; the</w:t>
+      </w:r>
+      <w:r>
+        <w:t xml:space="preserve"> </w:t>
+      </w:r>
+      <w:r>
+        <w:t xml:space="preserve">generator-fan code 2650 is among the precursors shared by both farms.</w:t>
+      </w:r>
+      <w:r>
+        <w:t xml:space="preserve"> </w:t>
+      </w:r>
+      <w:r>
+        <w:t xml:space="preserve">The generator-fan family transfers; the Penmanshiel safety-system 9000</w:t>
+      </w:r>
+      <w:r>
+        <w:t xml:space="preserve"> </w:t>
+      </w:r>
+      <w:r>
+        <w:t xml:space="preserve">family, tied to that site’s 2016 commissioning phase, does not, which</w:t>
+      </w:r>
+      <w:r>
+        <w:t xml:space="preserve"> </w:t>
+      </w:r>
+      <w:r>
+        <w:t xml:space="preserve">is consistent with the boundary condition stated in §8.</w:t>
+      </w:r>
+    </w:p>
+    <w:p>
+      <w:pPr>
+        <w:pStyle w:val="BodyText"/>
+      </w:pPr>
+      <w:r>
+        <w:rPr>
+          <w:b/>
+          <w:bCs/>
+        </w:rPr>
+        <w:t xml:space="preserve">Cluster-aware validation.</w:t>
+      </w:r>
+      <w:r>
+        <w:t xml:space="preserve"> </w:t>
+      </w:r>
+      <w:r>
+        <w:t xml:space="preserve">Each wind farm has only a handful of</w:t>
+      </w:r>
+      <w:r>
+        <w:t xml:space="preserve"> </w:t>
+      </w:r>
+      <w:r>
+        <w:t xml:space="preserve">turbines, so the hundreds of windows they generate are clustered and</w:t>
+      </w:r>
+      <w:r>
+        <w:t xml:space="preserve"> </w:t>
+      </w:r>
+      <w:r>
+        <w:t xml:space="preserve">the window-level hypergeometric q-values overstate the population-level</w:t>
+      </w:r>
+      <w:r>
+        <w:t xml:space="preserve"> </w:t>
+      </w:r>
+      <w:r>
+        <w:t xml:space="preserve">evidence. We therefore validate the precursor signatures (pure warning</w:t>
+      </w:r>
+      <w:r>
+        <w:t xml:space="preserve"> </w:t>
+      </w:r>
+      <w:r>
+        <w:t xml:space="preserve">and info-to-stop patterns, with prior</w:t>
+      </w:r>
+      <w:r>
+        <w:t xml:space="preserve"> </w:t>
+      </w:r>
+      <w:r>
+        <w:rPr>
+          <w:rStyle w:val="VerbatimChar"/>
+        </w:rPr>
+        <w:t xml:space="preserve">terminal_failure</w:t>
+      </w:r>
+      <w:r>
+        <w:t xml:space="preserve"> </w:t>
+      </w:r>
+      <w:r>
+        <w:t xml:space="preserve">tokens</w:t>
+      </w:r>
+      <w:r>
+        <w:t xml:space="preserve"> </w:t>
+      </w:r>
+      <w:r>
+        <w:t xml:space="preserve">excluded) with two entity-respecting tests on the inference half. A</w:t>
+      </w:r>
+      <w:r>
+        <w:t xml:space="preserve"> </w:t>
+      </w:r>
+      <w:r>
+        <w:rPr>
+          <w:b/>
+          <w:bCs/>
+        </w:rPr>
+        <w:t xml:space="preserve">within-turbine label permutation</w:t>
+      </w:r>
+      <w:r>
+        <w:t xml:space="preserve"> </w:t>
+      </w:r>
+      <w:r>
+        <w:t xml:space="preserve">(2,000 permutations that shuffle</w:t>
+      </w:r>
+      <w:r>
+        <w:t xml:space="preserve"> </w:t>
+      </w:r>
+      <w:r>
+        <w:t xml:space="preserve">the failure/control label within each turbine, preserving its clustering</w:t>
+      </w:r>
+      <w:r>
+        <w:t xml:space="preserve"> </w:t>
+      </w:r>
+      <w:r>
+        <w:t xml:space="preserve">and case/control counts) leaves every one of the top 12 precursor</w:t>
+      </w:r>
+      <w:r>
+        <w:t xml:space="preserve"> </w:t>
+      </w:r>
+      <w:r>
+        <w:t xml:space="preserve">signatures significant on both farms after BY correction (permutation</w:t>
+      </w:r>
+      <w:r>
+        <w:t xml:space="preserve"> </w:t>
+      </w:r>
+      <w:r>
+        <w:t xml:space="preserve">q = 0.0016, the floor at 2,000 permutations). A</w:t>
+      </w:r>
+      <w:r>
+        <w:t xml:space="preserve"> </w:t>
+      </w:r>
+      <w:r>
+        <w:rPr>
+          <w:b/>
+          <w:bCs/>
+        </w:rPr>
+        <w:t xml:space="preserve">leave-one-turbine-out</w:t>
+      </w:r>
+      <w:r>
+        <w:t xml:space="preserve"> </w:t>
+      </w:r>
+      <w:r>
+        <w:t xml:space="preserve">check finds every one of those signatures still enriched in all held-out</w:t>
+      </w:r>
+      <w:r>
+        <w:t xml:space="preserve"> </w:t>
+      </w:r>
+      <w:r>
+        <w:t xml:space="preserve">folds (3/3 turbines on Kelmarsh, 5/5 on Penmanshiel). Cross-turbine</w:t>
+      </w:r>
+      <w:r>
+        <w:t xml:space="preserve"> </w:t>
+      </w:r>
+      <w:r>
+        <w:t xml:space="preserve">consistency, not a small window-level p-value, is the load-bearing</w:t>
+      </w:r>
+      <w:r>
+        <w:t xml:space="preserve"> </w:t>
+      </w:r>
+      <w:r>
+        <w:t xml:space="preserve">evidence here.</w:t>
+      </w:r>
+    </w:p>
+    <w:p>
+      <w:pPr>
+        <w:pStyle w:val="BodyText"/>
+      </w:pPr>
+      <w:r>
+        <w:rPr>
+          <w:b/>
+          <w:bCs/>
+        </w:rPr>
+        <w:t xml:space="preserve">Prospective alarm replay.</w:t>
+      </w:r>
+      <w:r>
+        <w:t xml:space="preserve"> </w:t>
+      </w:r>
+      <w:r>
+        <w:t xml:space="preserve">To measure deployment value directly</w:t>
+      </w:r>
+      <w:r>
+        <w:t xml:space="preserve"> </w:t>
+      </w:r>
+      <w:r>
+        <w:t xml:space="preserve">rather than infer it from an assumed base rate, we replay each turbine</w:t>
+      </w:r>
+      <w:r>
+        <w:t xml:space="preserve"> </w:t>
+      </w:r>
+      <w:r>
+        <w:t xml:space="preserve">chronologically. A precursor rule (the non-terminal codes whose firing</w:t>
+      </w:r>
+      <w:r>
+        <w:t xml:space="preserve"> </w:t>
+      </w:r>
+      <w:r>
+        <w:t xml:space="preserve">is followed by a forced outage within 24h at more than three times the</w:t>
+      </w:r>
+      <w:r>
+        <w:t xml:space="preserve"> </w:t>
+      </w:r>
+      <w:r>
+        <w:t xml:space="preserve">per-firing base rate) is learned only from the other turbines, then</w:t>
+      </w:r>
+      <w:r>
+        <w:t xml:space="preserve"> </w:t>
+      </w:r>
+      <w:r>
+        <w:t xml:space="preserve">applied to the held-out turbine’s real event stream with a 24h alarm</w:t>
+      </w:r>
+      <w:r>
+        <w:t xml:space="preserve"> </w:t>
+      </w:r>
+      <w:r>
+        <w:t xml:space="preserve">cooldown; an alarm is a true positive if a forced outage follows within</w:t>
+      </w:r>
+      <w:r>
+        <w:t xml:space="preserve"> </w:t>
+      </w:r>
+      <w:r>
+        <w:t xml:space="preserve">24h. The two farms occupy two operating points. On</w:t>
+      </w:r>
+      <w:r>
+        <w:t xml:space="preserve"> </w:t>
+      </w:r>
+      <w:r>
+        <w:rPr>
+          <w:b/>
+          <w:bCs/>
+        </w:rPr>
+        <w:t xml:space="preserve">Kelmarsh the rule</w:t>
+      </w:r>
+      <w:r>
+        <w:rPr>
+          <w:b/>
+          <w:bCs/>
+        </w:rPr>
+        <w:t xml:space="preserve"> </w:t>
+      </w:r>
+      <w:r>
+        <w:rPr>
+          <w:b/>
+          <w:bCs/>
+        </w:rPr>
+        <w:t xml:space="preserve">detects 457 of 482 forced outages (recall 0.95) at a median lead of</w:t>
+      </w:r>
+      <w:r>
+        <w:rPr>
+          <w:b/>
+          <w:bCs/>
+        </w:rPr>
+        <w:t xml:space="preserve"> </w:t>
+      </w:r>
+      <w:r>
+        <w:rPr>
+          <w:b/>
+          <w:bCs/>
+        </w:rPr>
+        <w:t xml:space="preserve">3.3 hours</w:t>
+      </w:r>
+      <w:r>
+        <w:t xml:space="preserve"> </w:t>
+      </w:r>
+      <w:r>
+        <w:t xml:space="preserve">(68% of detections at least 1h early, 43% at least 6h),</w:t>
+      </w:r>
+      <w:r>
+        <w:t xml:space="preserve"> </w:t>
+      </w:r>
+      <w:r>
+        <w:t xml:space="preserve">at precision 0.20 and 2.7 false alarms per turbine-month. On</w:t>
+      </w:r>
+      <w:r>
+        <w:t xml:space="preserve"> </w:t>
+      </w:r>
+      <w:r>
+        <w:rPr>
+          <w:b/>
+          <w:bCs/>
+        </w:rPr>
+        <w:t xml:space="preserve">Penmanshiel it runs at precision 0.78 and 0.31 false alarms per</w:t>
+      </w:r>
+      <w:r>
+        <w:rPr>
+          <w:b/>
+          <w:bCs/>
+        </w:rPr>
+        <w:t xml:space="preserve"> </w:t>
+      </w:r>
+      <w:r>
+        <w:rPr>
+          <w:b/>
+          <w:bCs/>
+        </w:rPr>
+        <w:t xml:space="preserve">turbine-month</w:t>
+      </w:r>
+      <w:r>
+        <w:t xml:space="preserve">, detecting half the outages (recall 0.50) at a shorter</w:t>
+      </w:r>
+      <w:r>
+        <w:t xml:space="preserve"> </w:t>
+      </w:r>
+      <w:r>
+        <w:t xml:space="preserve">median lead of 5.7 minutes. This is a measured prospective result: the</w:t>
+      </w:r>
+      <w:r>
+        <w:t xml:space="preserve"> </w:t>
+      </w:r>
+      <w:r>
+        <w:t xml:space="preserve">Kelmarsh generator-fan cascade gives hours of actionable warning at a</w:t>
+      </w:r>
+      <w:r>
+        <w:t xml:space="preserve"> </w:t>
+      </w:r>
+      <w:r>
+        <w:t xml:space="preserve">tolerable alarm burden, while the Penmanshiel safety-system cascade is</w:t>
+      </w:r>
+      <w:r>
+        <w:t xml:space="preserve"> </w:t>
+      </w:r>
+      <w:r>
+        <w:t xml:space="preserve">precise but fires close to the outage.</w:t>
+      </w:r>
+    </w:p>
+    <w:bookmarkEnd w:id="52"/>
+    <w:bookmarkStart w:id="53" w:name="Xae0c354666545c52f18ecbdee1c0773e2af72f4"/>
+    <w:p>
+      <w:pPr>
+        <w:pStyle w:val="Heading3"/>
+      </w:pPr>
+      <w:r>
+        <w:t xml:space="preserve">6.5 Baseline comparison and closed-signature deduplication</w:t>
+      </w:r>
+    </w:p>
+    <w:p>
+      <w:pPr>
+        <w:pStyle w:val="FirstParagraph"/>
+      </w:pPr>
+      <w:r>
+        <w:t xml:space="preserve">The lift-4.00 zero-control rows above are benchmarked against three</w:t>
+      </w:r>
+      <w:r>
+        <w:t xml:space="preserve"> </w:t>
+      </w:r>
+      <w:r>
+        <w:t xml:space="preserve">baselines, each evaluated on the same entity-disjoint inference half:</w:t>
+      </w:r>
+    </w:p>
+    <w:p>
+      <w:pPr>
+        <w:pStyle w:val="Compact"/>
+        <w:numPr>
+          <w:ilvl w:val="0"/>
+          <w:numId w:val="1004"/>
+        </w:numPr>
+      </w:pPr>
+      <w:r>
+        <w:rPr>
+          <w:b/>
+          <w:bCs/>
+        </w:rPr>
+        <w:t xml:space="preserve">most-recent-event indicator</w:t>
+      </w:r>
+      <w:r>
+        <w:t xml:space="preserve">: raise an alarm whenever the</w:t>
+      </w:r>
+      <w:r>
+        <w:t xml:space="preserve"> </w:t>
+      </w:r>
+      <w:r>
+        <w:t xml:space="preserve">last event on the entity is one of the top-5 fail-anchoring</w:t>
+      </w:r>
+      <w:r>
+        <w:t xml:space="preserve"> </w:t>
+      </w:r>
+      <w:r>
+        <w:t xml:space="preserve">event types on the discovery half.</w:t>
+      </w:r>
+    </w:p>
+    <w:p>
+      <w:pPr>
+        <w:pStyle w:val="Compact"/>
+        <w:numPr>
+          <w:ilvl w:val="0"/>
+          <w:numId w:val="1004"/>
+        </w:numPr>
+      </w:pPr>
+      <w:r>
+        <w:rPr>
+          <w:b/>
+          <w:bCs/>
+        </w:rPr>
+        <w:t xml:space="preserve">mined-itemset rule</w:t>
+      </w:r>
+      <w:r>
+        <w:t xml:space="preserve"> </w:t>
+      </w:r>
+      <w:r>
+        <w:t xml:space="preserve">(the paper’s method): raise an alarm</w:t>
+      </w:r>
+      <w:r>
+        <w:t xml:space="preserve"> </w:t>
+      </w:r>
+      <w:r>
+        <w:t xml:space="preserve">whenever the window contains any BY-significant discovery-half</w:t>
+      </w:r>
+      <w:r>
+        <w:t xml:space="preserve"> </w:t>
+      </w:r>
+      <w:r>
+        <w:t xml:space="preserve">itemset, excluding same-time terminal markers.</w:t>
+      </w:r>
+    </w:p>
+    <w:p>
+      <w:pPr>
+        <w:pStyle w:val="Compact"/>
+        <w:numPr>
+          <w:ilvl w:val="0"/>
+          <w:numId w:val="1004"/>
+        </w:numPr>
+      </w:pPr>
+      <w:r>
+        <w:rPr>
+          <w:b/>
+          <w:bCs/>
+        </w:rPr>
+        <w:t xml:space="preserve">event-count threshold</w:t>
+      </w:r>
+      <w:r>
+        <w:t xml:space="preserve">: raise an alarm whenever the window’s</w:t>
+      </w:r>
+      <w:r>
+        <w:t xml:space="preserve"> </w:t>
+      </w:r>
+      <w:r>
+        <w:t xml:space="preserve">event count exceeds the median count of discovery-half failure</w:t>
+      </w:r>
+      <w:r>
+        <w:t xml:space="preserve"> </w:t>
+      </w:r>
+      <w:r>
+        <w:t xml:space="preserve">windows.</w:t>
+      </w:r>
+    </w:p>
+    <w:p>
+      <w:pPr>
+        <w:pStyle w:val="TableCaption"/>
+      </w:pPr>
+      <w:r>
+        <w:rPr>
+          <w:b/>
+          <w:bCs/>
+        </w:rPr>
+        <w:t xml:space="preserve">Table 8.</w:t>
+      </w:r>
+      <w:r>
+        <w:t xml:space="preserve"> </w:t>
+      </w:r>
+      <w:r>
+        <w:t xml:space="preserve">Baseline comparison on the wind farms: the mined-itemset rule against most-recent-event and event-count baselines.</w:t>
+      </w:r>
+    </w:p>
+    <w:tbl>
+      <w:tblPr>
+        <w:tblStyle w:val="Table"/>
+        <w:tblW w:type="pct" w:w="5000"/>
+        <w:tblLayout w:type="fixed"/>
+        <w:tblLook w:firstRow="1" w:lastRow="0" w:firstColumn="0" w:lastColumn="0" w:noHBand="0" w:noVBand="0" w:val="0020"/>
+        <w:tblCaption w:val="Table 8. Baseline comparison on the wind farms: the mined-itemset rule against most-recent-event and event-count baselines."/>
       </w:tblPr>
       <w:tblGrid>
         <w:gridCol w:w="1536"/>
@@ -13794,7 +14556,7 @@
         <w:t xml:space="preserve"> </w:t>
       </w:r>
       <w:r>
-        <w:t xml:space="preserve">numbers of Table 7 cannot be read directly as the operational posterior</w:t>
+        <w:t xml:space="preserve">numbers of Table 8 cannot be read directly as the operational posterior</w:t>
       </w:r>
       <w:r>
         <w:t xml:space="preserve"> </w:t>
@@ -13830,7 +14592,7 @@
         <w:t xml:space="preserve"> </w:t>
       </w:r>
       <w:r>
-        <w:t xml:space="preserve">farm), giving the scenario PPV each rule delivers under an assumed 1% deployment prevalence (Table 8):</w:t>
+        <w:t xml:space="preserve">farm), giving the scenario PPV each rule delivers under an assumed 1% deployment prevalence (Table 9):</w:t>
       </w:r>
     </w:p>
     <w:p>
@@ -13842,7 +14604,7 @@
           <w:b/>
           <w:bCs/>
         </w:rPr>
-        <w:t xml:space="preserve">Table 8.</w:t>
+        <w:t xml:space="preserve">Table 9.</w:t>
       </w:r>
       <w:r>
         <w:t xml:space="preserve"> </w:t>
@@ -13857,7 +14619,7 @@
         <w:tblW w:type="pct" w:w="5000"/>
         <w:tblLayout w:type="fixed"/>
         <w:tblLook w:firstRow="1" w:lastRow="0" w:firstColumn="0" w:lastColumn="0" w:noHBand="0" w:noVBand="0" w:val="0020"/>
-        <w:tblCaption w:val="Table 8. Calibrated positive predictive value at the sample and operational base rates."/>
+        <w:tblCaption w:val="Table 9. Calibrated positive predictive value at the sample and operational base rates."/>
       </w:tblPr>
       <w:tblGrid>
         <w:gridCol w:w="1131"/>
@@ -14335,7 +15097,7 @@
         <w:t xml:space="preserve"> </w:t>
       </w:r>
       <w:r>
-        <w:t xml:space="preserve">(Table 9).</w:t>
+        <w:t xml:space="preserve">(Table 10).</w:t>
       </w:r>
     </w:p>
     <w:p>
@@ -14347,7 +15109,7 @@
           <w:b/>
           <w:bCs/>
         </w:rPr>
-        <w:t xml:space="preserve">Table 9.</w:t>
+        <w:t xml:space="preserve">Table 10.</w:t>
       </w:r>
       <w:r>
         <w:t xml:space="preserve"> </w:t>
@@ -14362,7 +15124,7 @@
         <w:tblW w:type="pct" w:w="5000"/>
         <w:tblLayout w:type="fixed"/>
         <w:tblLook w:firstRow="1" w:lastRow="0" w:firstColumn="0" w:lastColumn="0" w:noHBand="0" w:noVBand="0" w:val="0020"/>
-        <w:tblCaption w:val="Table 9. Top Azure PdM signatures on the inference half."/>
+        <w:tblCaption w:val="Table 10. Top Azure PdM signatures on the inference half."/>
       </w:tblPr>
       <w:tblGrid>
         <w:gridCol w:w="1080"/>
@@ -15028,7 +15790,7 @@
         <w:t xml:space="preserve"> </w:t>
       </w:r>
       <w:r>
-        <w:t xml:space="preserve">(Table 10).</w:t>
+        <w:t xml:space="preserve">(Table 11).</w:t>
       </w:r>
     </w:p>
     <w:p>
@@ -15040,7 +15802,7 @@
           <w:b/>
           <w:bCs/>
         </w:rPr>
-        <w:t xml:space="preserve">Table 10.</w:t>
+        <w:t xml:space="preserve">Table 11.</w:t>
       </w:r>
       <w:r>
         <w:t xml:space="preserve"> </w:t>
@@ -15054,7 +15816,7 @@
         <w:tblStyle w:val="Table"/>
         <w:tblW w:type="auto" w:w="0"/>
         <w:tblLook w:firstRow="1" w:lastRow="0" w:firstColumn="0" w:lastColumn="0" w:noHBand="0" w:noVBand="0" w:val="0020"/>
-        <w:tblCaption w:val="Table 10. Top Alibaba cluster-trace signatures on the inference half."/>
+        <w:tblCaption w:val="Table 11. Top Alibaba cluster-trace signatures on the inference half."/>
       </w:tblPr>
       <w:tblGrid>
         <w:gridCol w:w="1320"/>
@@ -15522,7 +16284,7 @@
         <w:t xml:space="preserve"> </w:t>
       </w:r>
       <w:r>
-        <w:t xml:space="preserve">with full confidence intervals in Table 13. The headline signature</w:t>
+        <w:t xml:space="preserve">with full confidence intervals in Table 14. The headline signature</w:t>
       </w:r>
       <w:r>
         <w:t xml:space="preserve"> </w:t>
@@ -15947,7 +16709,7 @@
         <w:t xml:space="preserve"> </w:t>
       </w:r>
       <w:r>
-        <w:t xml:space="preserve">hypergeometric p-values and BH / BY correction). Table 11 covers the</w:t>
+        <w:t xml:space="preserve">hypergeometric p-values and BH / BY correction). Table 12 covers the</w:t>
       </w:r>
       <w:r>
         <w:t xml:space="preserve"> </w:t>
@@ -15989,7 +16751,7 @@
           <w:b/>
           <w:bCs/>
         </w:rPr>
-        <w:t xml:space="preserve">Table 11.</w:t>
+        <w:t xml:space="preserve">Table 12.</w:t>
       </w:r>
       <w:r>
         <w:t xml:space="preserve"> </w:t>
@@ -16004,7 +16766,7 @@
         <w:tblW w:type="pct" w:w="5000"/>
         <w:tblLayout w:type="fixed"/>
         <w:tblLook w:firstRow="1" w:lastRow="0" w:firstColumn="0" w:lastColumn="0" w:noHBand="0" w:noVBand="0" w:val="0020"/>
-        <w:tblCaption w:val="Table 11. Post-selection-valid itemset significance by trace and horizon on the discovery/inference split."/>
+        <w:tblCaption w:val="Table 12. Post-selection-valid itemset significance by trace and horizon on the discovery/inference split."/>
       </w:tblPr>
       <w:tblGrid>
         <w:gridCol w:w="828"/>
@@ -17355,7 +18117,7 @@
         <w:t xml:space="preserve"> </w:t>
       </w:r>
       <w:r>
-        <w:t xml:space="preserve">all sequences tested at each horizon (Table 12).</w:t>
+        <w:t xml:space="preserve">all sequences tested at each horizon (Table 13).</w:t>
       </w:r>
     </w:p>
     <w:p>
@@ -17367,7 +18129,7 @@
           <w:b/>
           <w:bCs/>
         </w:rPr>
-        <w:t xml:space="preserve">Table 12.</w:t>
+        <w:t xml:space="preserve">Table 13.</w:t>
       </w:r>
       <w:r>
         <w:t xml:space="preserve"> </w:t>
@@ -17382,7 +18144,7 @@
         <w:tblW w:type="pct" w:w="5000"/>
         <w:tblLayout w:type="fixed"/>
         <w:tblLook w:firstRow="1" w:lastRow="0" w:firstColumn="0" w:lastColumn="0" w:noHBand="0" w:noVBand="0" w:val="0020"/>
-        <w:tblCaption w:val="Table 12. Post-selection-valid sequence significance by trace and horizon."/>
+        <w:tblCaption w:val="Table 13. Post-selection-valid sequence significance by trace and horizon."/>
       </w:tblPr>
       <w:tblGrid>
         <w:gridCol w:w="727"/>
@@ -19155,7 +19917,7 @@
           <w:b/>
           <w:bCs/>
         </w:rPr>
-        <w:t xml:space="preserve">Table 13.</w:t>
+        <w:t xml:space="preserve">Table 14.</w:t>
       </w:r>
       <w:r>
         <w:t xml:space="preserve"> </w:t>
@@ -19170,7 +19932,7 @@
         <w:tblW w:type="pct" w:w="5000"/>
         <w:tblLayout w:type="fixed"/>
         <w:tblLook w:firstRow="1" w:lastRow="0" w:firstColumn="0" w:lastColumn="0" w:noHBand="0" w:noVBand="0" w:val="0020"/>
-        <w:tblCaption w:val="Table 13. Top five SCANIA Component X signatures by matched hazard ratio, selected on the discovery half and estimated on the disjoint inference half with 95% confidence intervals."/>
+        <w:tblCaption w:val="Table 14. Top five SCANIA Component X signatures by matched hazard ratio, selected on the discovery half and estimated on the disjoint inference half with 95% confidence intervals."/>
       </w:tblPr>
       <w:tblGrid>
         <w:gridCol w:w="950"/>
@@ -19585,7 +20347,7 @@
           <w:b/>
           <w:bCs/>
         </w:rPr>
-        <w:t xml:space="preserve">pooled 2×2 analysis (Table 14) inflates the effect</w:t>
+        <w:t xml:space="preserve">pooled 2×2 analysis (Table 15) inflates the effect</w:t>
       </w:r>
       <w:r>
         <w:t xml:space="preserve"> </w:t>
@@ -19772,13 +20534,13 @@
           <w:b/>
           <w:bCs/>
         </w:rPr>
-        <w:t xml:space="preserve">Table 14.</w:t>
-      </w:r>
-      <w:r>
-        <w:t xml:space="preserve"> </w:t>
-      </w:r>
-      <w:r>
-        <w:t xml:space="preserve">Pooled 2x2 odds ratios for the same SCANIA signatures, superseded by the matched estimates in Table 13.</w:t>
+        <w:t xml:space="preserve">Table 15.</w:t>
+      </w:r>
+      <w:r>
+        <w:t xml:space="preserve"> </w:t>
+      </w:r>
+      <w:r>
+        <w:t xml:space="preserve">Pooled 2x2 odds ratios for the same SCANIA signatures, superseded by the matched estimates in Table 14.</w:t>
       </w:r>
     </w:p>
     <w:tbl>
@@ -19787,7 +20549,7 @@
         <w:tblW w:type="pct" w:w="5000"/>
         <w:tblLayout w:type="fixed"/>
         <w:tblLook w:firstRow="1" w:lastRow="0" w:firstColumn="0" w:lastColumn="0" w:noHBand="0" w:noVBand="0" w:val="0020"/>
-        <w:tblCaption w:val="Table 14. Pooled 2x2 odds ratios for the same SCANIA signatures, superseded by the matched estimates in Table 13."/>
+        <w:tblCaption w:val="Table 15. Pooled 2x2 odds ratios for the same SCANIA signatures, superseded by the matched estimates in Table 14."/>
       </w:tblPr>
       <w:tblGrid>
         <w:gridCol w:w="894"/>
@@ -20497,7 +21259,7 @@
         <w:pStyle w:val="BodyText"/>
       </w:pPr>
       <w:r>
-        <w:t xml:space="preserve">Top-200 sequences per horizon (Table 15):</w:t>
+        <w:t xml:space="preserve">Top-200 sequences per horizon (Table 16):</w:t>
       </w:r>
     </w:p>
     <w:p>
@@ -20509,7 +21271,7 @@
           <w:b/>
           <w:bCs/>
         </w:rPr>
-        <w:t xml:space="preserve">Table 15.</w:t>
+        <w:t xml:space="preserve">Table 16.</w:t>
       </w:r>
       <w:r>
         <w:t xml:space="preserve"> </w:t>
@@ -20524,7 +21286,7 @@
         <w:tblW w:type="pct" w:w="5000"/>
         <w:tblLayout w:type="fixed"/>
         <w:tblLook w:firstRow="1" w:lastRow="0" w:firstColumn="0" w:lastColumn="0" w:noHBand="0" w:noVBand="0" w:val="0020"/>
-        <w:tblCaption w:val="Table 15. Full-sequence-dominant versus subpart-dominant predictive sequences by trace."/>
+        <w:tblCaption w:val="Table 16. Full-sequence-dominant versus subpart-dominant predictive sequences by trace."/>
       </w:tblPr>
       <w:tblGrid>
         <w:gridCol w:w="1018"/>

--- a/paper/skeleton.docx
+++ b/paper/skeleton.docx
@@ -9107,19 +9107,7 @@
         <w:t xml:space="preserve"> </w:t>
       </w:r>
       <w:r>
-        <w:t xml:space="preserve">within-window order. On the two boundary traces neither increment</w:t>
-      </w:r>
-      <w:r>
-        <w:t xml:space="preserve"> </w:t>
-      </w:r>
-      <w:r>
-        <w:t xml:space="preserve">combines with a presence effect large enough to lift prediction off</w:t>
-      </w:r>
-      <w:r>
-        <w:t xml:space="preserve"> </w:t>
-      </w:r>
-      <w:r>
-        <w:t xml:space="preserve">the floor.</w:t>
+        <w:t xml:space="preserve">within-window order.</w:t>
       </w:r>
     </w:p>
     <w:p>
@@ -9127,13 +9115,129 @@
         <w:pStyle w:val="BodyText"/>
       </w:pPr>
       <w:r>
+        <w:t xml:space="preserve">An increment channel is only meaningful when it sits on a presence</w:t>
+      </w:r>
+      <w:r>
+        <w:t xml:space="preserve"> </w:t>
+      </w:r>
+      <w:r>
+        <w:t xml:space="preserve">base that itself clears the floor: a channel CI that excludes zero on</w:t>
+      </w:r>
+      <w:r>
+        <w:t xml:space="preserve"> </w:t>
+      </w:r>
+      <w:r>
+        <w:t xml:space="preserve">top of a floor-level presence effect moves a near-chance prediction to</w:t>
+      </w:r>
+      <w:r>
+        <w:t xml:space="preserve"> </w:t>
+      </w:r>
+      <w:r>
+        <w:t xml:space="preserve">a slightly-less-near-chance prediction, not a usable signal. BGL</w:t>
+      </w:r>
+      <w:r>
+        <w:t xml:space="preserve"> </w:t>
+      </w:r>
+      <w:r>
+        <w:t xml:space="preserve">illustrates this. Its order increment is +0.024 with a CI that</w:t>
+      </w:r>
+      <w:r>
+        <w:t xml:space="preserve"> </w:t>
+      </w:r>
+      <w:r>
+        <w:t xml:space="preserve">excludes zero, numerically like Azure’s, but its presence effect is</w:t>
+      </w:r>
+      <w:r>
+        <w:t xml:space="preserve"> </w:t>
+      </w:r>
+      <w:r>
+        <w:t xml:space="preserve">negative (-0.015) and its total AUROC never leaves 0.48 to 0.51, so</w:t>
+      </w:r>
+      <w:r>
+        <w:t xml:space="preserve"> </w:t>
+      </w:r>
+      <w:r>
+        <w:t xml:space="preserve">the order channel has no base to build on. SCANIA shows the opposite</w:t>
+      </w:r>
+      <w:r>
+        <w:t xml:space="preserve"> </w:t>
+      </w:r>
+      <w:r>
+        <w:t xml:space="preserve">failure: a significantly negative order increment (-0.075), meaning</w:t>
+      </w:r>
+      <w:r>
+        <w:t xml:space="preserve"> </w:t>
+      </w:r>
+      <w:r>
+        <w:t xml:space="preserve">bigram features actively hurt once counts are included, on a presence</w:t>
+      </w:r>
+      <w:r>
+        <w:t xml:space="preserve"> </w:t>
+      </w:r>
+      <w:r>
+        <w:t xml:space="preserve">base (+0.06) that is itself near the floor. The distinguishing-channel</w:t>
+      </w:r>
+      <w:r>
+        <w:t xml:space="preserve"> </w:t>
+      </w:r>
+      <w:r>
+        <w:t xml:space="preserve">claim is therefore made jointly with the presence base, not from a</w:t>
+      </w:r>
+      <w:r>
+        <w:t xml:space="preserve"> </w:t>
+      </w:r>
+      <w:r>
+        <w:t xml:space="preserve">single CI; only Azure and Alibaba combine a large presence effect with</w:t>
+      </w:r>
+      <w:r>
+        <w:t xml:space="preserve"> </w:t>
+      </w:r>
+      <w:r>
+        <w:t xml:space="preserve">exactly one further channel that excludes zero.</w:t>
+      </w:r>
+    </w:p>
+    <w:p>
+      <w:pPr>
+        <w:pStyle w:val="BodyText"/>
+      </w:pPr>
+      <w:r>
         <w:t xml:space="preserve">Against non-degenerate baselines the mined-pattern features do not win</w:t>
       </w:r>
       <w:r>
         <w:t xml:space="preserve"> </w:t>
       </w:r>
       <w:r>
-        <w:t xml:space="preserve">on raw accuracy, and we do not claim they do. On Azure</w:t>
+        <w:t xml:space="preserve">on raw accuracy, and we do not claim they do. All numbers in this</w:t>
+      </w:r>
+      <w:r>
+        <w:t xml:space="preserve"> </w:t>
+      </w:r>
+      <w:r>
+        <w:t xml:space="preserve">paragraph and in Table 3 come from one internally consistent</w:t>
+      </w:r>
+      <w:r>
+        <w:t xml:space="preserve"> </w:t>
+      </w:r>
+      <w:r>
+        <w:t xml:space="preserve">evaluation pass (the same windows, temporal split, and vocabulary for</w:t>
+      </w:r>
+      <w:r>
+        <w:t xml:space="preserve"> </w:t>
+      </w:r>
+      <w:r>
+        <w:t xml:space="preserve">every representation), which differs slightly from the separate</w:t>
+      </w:r>
+      <w:r>
+        <w:t xml:space="preserve"> </w:t>
+      </w:r>
+      <w:r>
+        <w:t xml:space="preserve">predictive pipeline of Table 2, so its mined-itemset AUROC (0.778 on</w:t>
+      </w:r>
+      <w:r>
+        <w:t xml:space="preserve"> </w:t>
+      </w:r>
+      <w:r>
+        <w:t xml:space="preserve">Azure</w:t>
       </w:r>
       <w:r>
         <w:t xml:space="preserve"> </w:t>
@@ -9145,28 +9249,13 @@
         <w:t xml:space="preserve">last5</w:t>
       </w:r>
       <w:r>
-        <w:t xml:space="preserve"> </w:t>
-      </w:r>
-      <w:r>
-        <w:t xml:space="preserve">a</w:t>
-      </w:r>
-      <w:r>
-        <w:t xml:space="preserve"> </w:t>
-      </w:r>
-      <w:r>
-        <w:t xml:space="preserve">gradient-boosted model on event counts and a binary-bigram logistic</w:t>
-      </w:r>
-      <w:r>
-        <w:t xml:space="preserve"> </w:t>
-      </w:r>
-      <w:r>
-        <w:t xml:space="preserve">regression both reach AUROC 0.845, above the mined-itemset features</w:t>
-      </w:r>
-      <w:r>
-        <w:t xml:space="preserve"> </w:t>
-      </w:r>
-      <w:r>
-        <w:t xml:space="preserve">(0.778); on Alibaba</w:t>
+        <w:t xml:space="preserve">) is not identical to Table 2’s (0.75); the comparison</w:t>
+      </w:r>
+      <w:r>
+        <w:t xml:space="preserve"> </w:t>
+      </w:r>
+      <w:r>
+        <w:t xml:space="preserve">that matters is between representations computed together. On Azure</w:t>
       </w:r>
       <w:r>
         <w:t xml:space="preserve"> </w:t>
@@ -9175,19 +9264,46 @@
         <w:rPr>
           <w:rStyle w:val="VerbatimChar"/>
         </w:rPr>
+        <w:t xml:space="preserve">last5</w:t>
+      </w:r>
+      <w:r>
+        <w:t xml:space="preserve"> </w:t>
+      </w:r>
+      <w:r>
+        <w:t xml:space="preserve">a gradient-boosted model on event counts and a binary-bigram</w:t>
+      </w:r>
+      <w:r>
+        <w:t xml:space="preserve"> </w:t>
+      </w:r>
+      <w:r>
+        <w:t xml:space="preserve">logistic regression both reach AUROC 0.845, above the mined-itemset</w:t>
+      </w:r>
+      <w:r>
+        <w:t xml:space="preserve"> </w:t>
+      </w:r>
+      <w:r>
+        <w:t xml:space="preserve">features (0.778); on Alibaba</w:t>
+      </w:r>
+      <w:r>
+        <w:t xml:space="preserve"> </w:t>
+      </w:r>
+      <w:r>
+        <w:rPr>
+          <w:rStyle w:val="VerbatimChar"/>
+        </w:rPr>
         <w:t xml:space="preserve">last3</w:t>
       </w:r>
       <w:r>
         <w:t xml:space="preserve"> </w:t>
       </w:r>
       <w:r>
-        <w:t xml:space="preserve">the gradient-boosted count model reaches</w:t>
-      </w:r>
-      <w:r>
-        <w:t xml:space="preserve"> </w:t>
-      </w:r>
-      <w:r>
-        <w:t xml:space="preserve">0.883, well above the mined-itemset features (0.695). The recency</w:t>
+        <w:t xml:space="preserve">the gradient-boosted count model</w:t>
+      </w:r>
+      <w:r>
+        <w:t xml:space="preserve"> </w:t>
+      </w:r>
+      <w:r>
+        <w:t xml:space="preserve">reaches 0.883, well above the mined-itemset features (0.695). The recency</w:t>
       </w:r>
       <w:r>
         <w:t xml:space="preserve"> </w:t>
@@ -15720,26 +15836,19 @@
         <w:pStyle w:val="BodyText"/>
       </w:pPr>
       <w:r>
-        <w:t xml:space="preserve">Use:</w:t>
-      </w:r>
-      <w:r>
-        <w:t xml:space="preserve"> </w:t>
-      </w:r>
-      <w:r>
-        <w:rPr>
-          <w:b/>
-          <w:bCs/>
-        </w:rPr>
-        <w:t xml:space="preserve">alarm rule</w:t>
-      </w:r>
-      <w:r>
-        <w:t xml:space="preserve">. Raise a component-replacement work order whenever</w:t>
-      </w:r>
-      <w:r>
-        <w:t xml:space="preserve"> </w:t>
-      </w:r>
-      <w:r>
-        <w:t xml:space="preserve">a machine’s log shows</w:t>
+        <w:t xml:space="preserve">Use (illustrative, on synthetic Azure PdM data): an alarm rule would</w:t>
+      </w:r>
+      <w:r>
+        <w:t xml:space="preserve"> </w:t>
+      </w:r>
+      <w:r>
+        <w:t xml:space="preserve">raise a component-replacement work order whenever a machine’s log</w:t>
+      </w:r>
+      <w:r>
+        <w:t xml:space="preserve"> </w:t>
+      </w:r>
+      <w:r>
+        <w:t xml:space="preserve">shows</w:t>
       </w:r>
       <w:r>
         <w:t xml:space="preserve"> </w:t>
@@ -15754,13 +15863,13 @@
         <w:t xml:space="preserve"> </w:t>
       </w:r>
       <w:r>
-        <w:t xml:space="preserve">within any rolling 24h</w:t>
-      </w:r>
-      <w:r>
-        <w:t xml:space="preserve"> </w:t>
-      </w:r>
-      <w:r>
-        <w:t xml:space="preserve">window; escalate faster if the direction is</w:t>
+        <w:t xml:space="preserve">within any rolling 24h window, escalating</w:t>
+      </w:r>
+      <w:r>
+        <w:t xml:space="preserve"> </w:t>
+      </w:r>
+      <w:r>
+        <w:t xml:space="preserve">faster for the direction</w:t>
       </w:r>
       <w:r>
         <w:t xml:space="preserve"> </w:t>
@@ -15772,7 +15881,13 @@
         <w:t xml:space="preserve">error2 → error3</w:t>
       </w:r>
       <w:r>
-        <w:t xml:space="preserve">.</w:t>
+        <w:t xml:space="preserve">. The near-perfect</w:t>
+      </w:r>
+      <w:r>
+        <w:t xml:space="preserve"> </w:t>
+      </w:r>
+      <w:r>
+        <w:t xml:space="preserve">separation here is partly a property of the synthetic generator.</w:t>
       </w:r>
     </w:p>
     <w:p>
@@ -16156,7 +16271,7 @@
           <w:b/>
           <w:bCs/>
         </w:rPr>
-        <w:t xml:space="preserve">once a Reduce task enters Waiting state, job</w:t>
+        <w:t xml:space="preserve">a Reduce task entering Waiting state is the dominant</w:t>
       </w:r>
       <w:r>
         <w:rPr>
@@ -16170,16 +16285,28 @@
           <w:b/>
           <w:bCs/>
         </w:rPr>
-        <w:t xml:space="preserve">failure risk jumps to near-certain</w:t>
-      </w:r>
-      <w:r>
-        <w:t xml:space="preserve">. Longer patterns add no signal</w:t>
-      </w:r>
-      <w:r>
-        <w:t xml:space="preserve"> </w:t>
-      </w:r>
-      <w:r>
-        <w:t xml:space="preserve">beyond the presence of</w:t>
+        <w:t xml:space="preserve">single marker of subsequent job failure</w:t>
+      </w:r>
+      <w:r>
+        <w:t xml:space="preserve">. The near-certain posterior</w:t>
+      </w:r>
+      <w:r>
+        <w:t xml:space="preserve"> </w:t>
+      </w:r>
+      <w:r>
+        <w:t xml:space="preserve">holds at the 1:3 sample base rate; the operational posterior is lower</w:t>
+      </w:r>
+      <w:r>
+        <w:t xml:space="preserve"> </w:t>
+      </w:r>
+      <w:r>
+        <w:t xml:space="preserve">and base-rate dependent (§6.8). Longer patterns add no signal beyond</w:t>
+      </w:r>
+      <w:r>
+        <w:t xml:space="preserve"> </w:t>
+      </w:r>
+      <w:r>
+        <w:t xml:space="preserve">the presence of</w:t>
       </w:r>
       <w:r>
         <w:t xml:space="preserve"> </w:t>
@@ -16191,7 +16318,7 @@
         <w:t xml:space="preserve">task_waiting:R</w:t>
       </w:r>
       <w:r>
-        <w:t xml:space="preserve">. The count-preserving order</w:t>
+        <w:t xml:space="preserve">, and the count-preserving order</w:t>
       </w:r>
       <w:r>
         <w:t xml:space="preserve"> </w:t>
@@ -16203,13 +16330,7 @@
         <w:t xml:space="preserve"> </w:t>
       </w:r>
       <w:r>
-        <w:t xml:space="preserve">zero after multiplicity control, so the single-marker interpretation</w:t>
-      </w:r>
-      <w:r>
-        <w:t xml:space="preserve"> </w:t>
-      </w:r>
-      <w:r>
-        <w:t xml:space="preserve">is correct.</w:t>
+        <w:t xml:space="preserve">zero after multiplicity control, so the single-marker reading holds.</w:t>
       </w:r>
     </w:p>
     <w:p>
@@ -17949,35 +18070,25 @@
         <w:t xml:space="preserve"> </w:t>
       </w:r>
       <w:r>
-        <w:t xml:space="preserve">signature of every trace is selected in</w:t>
-      </w:r>
-      <w:r>
-        <w:t xml:space="preserve"> </w:t>
-      </w:r>
-      <w:r>
-        <w:rPr>
-          <w:b/>
-          <w:bCs/>
-        </w:rPr>
-        <w:t xml:space="preserve">every</w:t>
-      </w:r>
-      <w:r>
-        <w:t xml:space="preserve"> </w:t>
-      </w:r>
-      <w:r>
-        <w:t xml:space="preserve">split (20/20 on</w:t>
-      </w:r>
-      <w:r>
-        <w:t xml:space="preserve"> </w:t>
-      </w:r>
-      <w:r>
-        <w:t xml:space="preserve">Azure, Alibaba, SCANIA and Kelmarsh; 30/30 on Penmanshiel; 16/20 on</w:t>
-      </w:r>
-      <w:r>
-        <w:t xml:space="preserve"> </w:t>
-      </w:r>
-      <w:r>
-        <w:t xml:space="preserve">BGL), the significant fraction varies only within a narrow band (for</w:t>
+        <w:t xml:space="preserve">signature is selected in every split on five of the six traces (20/20</w:t>
+      </w:r>
+      <w:r>
+        <w:t xml:space="preserve"> </w:t>
+      </w:r>
+      <w:r>
+        <w:t xml:space="preserve">on Azure, Alibaba, SCANIA and Kelmarsh; 30/30 on Penmanshiel) and in</w:t>
+      </w:r>
+      <w:r>
+        <w:t xml:space="preserve"> </w:t>
+      </w:r>
+      <w:r>
+        <w:t xml:space="preserve">16 of 20 splits on BGL, the significant fraction varies only within a</w:t>
+      </w:r>
+      <w:r>
+        <w:t xml:space="preserve"> </w:t>
+      </w:r>
+      <w:r>
+        <w:t xml:space="preserve">narrow band (for</w:t>
       </w:r>
       <w:r>
         <w:t xml:space="preserve"> </w:t>
@@ -22975,19 +23086,25 @@
         <w:t xml:space="preserve"> </w:t>
       </w:r>
       <w:r>
-        <w:t xml:space="preserve">group because the cascade is literally physical: a mechanical wear</w:t>
-      </w:r>
-      <w:r>
-        <w:t xml:space="preserve"> </w:t>
-      </w:r>
-      <w:r>
-        <w:t xml:space="preserve">process generates the intermediate alarm codes that the mining</w:t>
-      </w:r>
-      <w:r>
-        <w:t xml:space="preserve"> </w:t>
-      </w:r>
-      <w:r>
-        <w:t xml:space="preserve">recovers.</w:t>
+        <w:t xml:space="preserve">group because the alarm-code progression is consistent with a</w:t>
+      </w:r>
+      <w:r>
+        <w:t xml:space="preserve"> </w:t>
+      </w:r>
+      <w:r>
+        <w:t xml:space="preserve">physical mechanical-wear cascade that produces the intermediate codes</w:t>
+      </w:r>
+      <w:r>
+        <w:t xml:space="preserve"> </w:t>
+      </w:r>
+      <w:r>
+        <w:t xml:space="preserve">the mining recovers, though the logs alone do not establish the</w:t>
+      </w:r>
+      <w:r>
+        <w:t xml:space="preserve"> </w:t>
+      </w:r>
+      <w:r>
+        <w:t xml:space="preserve">mechanism.</w:t>
       </w:r>
     </w:p>
     <w:p>
@@ -23879,61 +23996,67 @@
         <w:t xml:space="preserve"> </w:t>
       </w:r>
       <w:r>
-        <w:t xml:space="preserve">where a mechanical wear process generates the intermediate alarm</w:t>
-      </w:r>
-      <w:r>
-        <w:t xml:space="preserve"> </w:t>
-      </w:r>
-      <w:r>
-        <w:t xml:space="preserve">codes that terminate as Forced outages, and the mined-itemset rule</w:t>
-      </w:r>
-      <w:r>
-        <w:t xml:space="preserve"> </w:t>
-      </w:r>
-      <w:r>
-        <w:t xml:space="preserve">strictly dominates a most-recent-event baseline. On the two cloud /</w:t>
-      </w:r>
-      <w:r>
-        <w:t xml:space="preserve"> </w:t>
-      </w:r>
-      <w:r>
-        <w:t xml:space="preserve">maintenance traces (Azure PdM, Alibaba v2018), the sequence</w:t>
-      </w:r>
-      <w:r>
-        <w:t xml:space="preserve"> </w:t>
-      </w:r>
-      <w:r>
-        <w:t xml:space="preserve">representation adds predictive information beyond binary itemsets, but</w:t>
-      </w:r>
-      <w:r>
-        <w:t xml:space="preserve"> </w:t>
-      </w:r>
-      <w:r>
-        <w:t xml:space="preserve">for different reasons: on Azure the count-preserving null shows a</w:t>
-      </w:r>
-      <w:r>
-        <w:t xml:space="preserve"> </w:t>
-      </w:r>
-      <w:r>
-        <w:t xml:space="preserve">genuine ordering effect, whereas on Alibaba it is event multiplicity</w:t>
-      </w:r>
-      <w:r>
-        <w:t xml:space="preserve"> </w:t>
-      </w:r>
-      <w:r>
-        <w:t xml:space="preserve">and a short leading prefix, not exact order, that carries the signal.</w:t>
-      </w:r>
-      <w:r>
-        <w:t xml:space="preserve"> </w:t>
-      </w:r>
-      <w:r>
-        <w:t xml:space="preserve">Combining itemset and sequence features improves failure prediction</w:t>
-      </w:r>
-      <w:r>
-        <w:t xml:space="preserve"> </w:t>
-      </w:r>
-      <w:r>
-        <w:t xml:space="preserve">by 3-10 AUROC points over either alone at the rich horizons. The method’s</w:t>
+        <w:t xml:space="preserve">with an alarm-code progression consistent with a mechanical wear</w:t>
+      </w:r>
+      <w:r>
+        <w:t xml:space="preserve"> </w:t>
+      </w:r>
+      <w:r>
+        <w:t xml:space="preserve">process that terminates as Forced outages, and validated distinct-code</w:t>
+      </w:r>
+      <w:r>
+        <w:t xml:space="preserve"> </w:t>
+      </w:r>
+      <w:r>
+        <w:t xml:space="preserve">degradation chains that complete a median two-to-four hours before the</w:t>
+      </w:r>
+      <w:r>
+        <w:t xml:space="preserve"> </w:t>
+      </w:r>
+      <w:r>
+        <w:t xml:space="preserve">outage. Beyond the co-located catalog, the presence / multiplicity /</w:t>
+      </w:r>
+      <w:r>
+        <w:t xml:space="preserve"> </w:t>
+      </w:r>
+      <w:r>
+        <w:t xml:space="preserve">order decomposition places the two cloud/maintenance traces in</w:t>
+      </w:r>
+      <w:r>
+        <w:t xml:space="preserve"> </w:t>
+      </w:r>
+      <w:r>
+        <w:t xml:space="preserve">opposite corners: on Azure the distinguishing held-out increment is</w:t>
+      </w:r>
+      <w:r>
+        <w:t xml:space="preserve"> </w:t>
+      </w:r>
+      <w:r>
+        <w:t xml:space="preserve">event order, on Alibaba it is event multiplicity, not exact order. On</w:t>
+      </w:r>
+      <w:r>
+        <w:t xml:space="preserve"> </w:t>
+      </w:r>
+      <w:r>
+        <w:t xml:space="preserve">raw accuracy the mined-pattern features do not beat a gradient-boosted</w:t>
+      </w:r>
+      <w:r>
+        <w:t xml:space="preserve"> </w:t>
+      </w:r>
+      <w:r>
+        <w:t xml:space="preserve">count model; their contribution is validated, human-readable</w:t>
+      </w:r>
+      <w:r>
+        <w:t xml:space="preserve"> </w:t>
+      </w:r>
+      <w:r>
+        <w:t xml:space="preserve">signatures and the decomposition itself, not a maximal predictive</w:t>
+      </w:r>
+      <w:r>
+        <w:t xml:space="preserve"> </w:t>
+      </w:r>
+      <w:r>
+        <w:t xml:space="preserve">score. The method’s</w:t>
       </w:r>
       <w:r>
         <w:t xml:space="preserve"> </w:t>

--- a/paper/skeleton.docx
+++ b/paper/skeleton.docx
@@ -5714,7 +5714,7 @@
         <w:t xml:space="preserve"> </w:t>
       </w:r>
       <w:r>
-        <w:t xml:space="preserve">inference-half estimate (§6.10) is a top HR of 1.60 [1.35, 1.91].</w:t>
+        <w:t xml:space="preserve">inference-half estimate (§6.11) is a top HR of 1.60 [1.35, 1.91].</w:t>
       </w:r>
     </w:p>
     <w:bookmarkEnd w:id="42"/>
@@ -14640,7 +14640,7 @@
       </w:r>
     </w:p>
     <w:bookmarkEnd w:id="53"/>
-    <w:bookmarkStart w:id="55" w:name="X440c656fb7d773359d66b076a99a88b700cb867"/>
+    <w:bookmarkStart w:id="54" w:name="X440c656fb7d773359d66b076a99a88b700cb867"/>
     <w:p>
       <w:pPr>
         <w:pStyle w:val="Heading3"/>
@@ -15169,13 +15169,14 @@
         <w:t xml:space="preserve">of 0.89 nor the operational PPV of 0.20 suffices alone.</w:t>
       </w:r>
     </w:p>
-    <w:bookmarkStart w:id="54" w:name="X5f409ab5bc0cacb368394f2fe592924467a43a9"/>
-    <w:p>
-      <w:pPr>
-        <w:pStyle w:val="Heading4"/>
-      </w:pPr>
-      <w:r>
-        <w:t xml:space="preserve">6.6.1 Signature catalog: cloud, HPC, and automotive traces</w:t>
+    <w:bookmarkEnd w:id="54"/>
+    <w:bookmarkStart w:id="55" w:name="X5f409ab5bc0cacb368394f2fe592924467a43a9"/>
+    <w:p>
+      <w:pPr>
+        <w:pStyle w:val="Heading3"/>
+      </w:pPr>
+      <w:r>
+        <w:t xml:space="preserve">6.7 Signature catalog: cloud, HPC, and automotive traces</w:t>
       </w:r>
     </w:p>
     <w:p>
@@ -16300,7 +16301,7 @@
         <w:t xml:space="preserve"> </w:t>
       </w:r>
       <w:r>
-        <w:t xml:space="preserve">and base-rate dependent (§6.8). Longer patterns add no signal beyond</w:t>
+        <w:t xml:space="preserve">and base-rate dependent (§6.9). Longer patterns add no signal beyond</w:t>
       </w:r>
       <w:r>
         <w:t xml:space="preserve"> </w:t>
@@ -16399,7 +16400,7 @@
         <w:t xml:space="preserve"> </w:t>
       </w:r>
       <w:r>
-        <w:t xml:space="preserve">half (§6.10); the top five inference-half hazard ratios are listed</w:t>
+        <w:t xml:space="preserve">half (§6.11); the top five inference-half hazard ratios are listed</w:t>
       </w:r>
       <w:r>
         <w:t xml:space="preserve"> </w:t>
@@ -16731,34 +16732,33 @@
         <w:pStyle w:val="BodyText"/>
       </w:pPr>
       <w:r>
-        <w:t xml:space="preserve">Sections 6.7 through 6.11 present the aggregate evidence behind these</w:t>
-      </w:r>
-      <w:r>
-        <w:t xml:space="preserve"> </w:t>
-      </w:r>
-      <w:r>
-        <w:t xml:space="preserve">signatures: the predictive-vs-frequent-noise separation (§6.7),</w:t>
-      </w:r>
-      <w:r>
-        <w:t xml:space="preserve"> </w:t>
-      </w:r>
-      <w:r>
-        <w:t xml:space="preserve">post-selection-valid sequence significance (§6.8), the same-sample</w:t>
-      </w:r>
-      <w:r>
-        <w:t xml:space="preserve"> </w:t>
-      </w:r>
-      <w:r>
-        <w:t xml:space="preserve">marginal baseline (§6.9), the SCANIA matched hazard-ratio analysis</w:t>
-      </w:r>
-      <w:r>
-        <w:t xml:space="preserve"> </w:t>
-      </w:r>
-      <w:r>
-        <w:t xml:space="preserve">(§6.10), and lead time on true positives (§6.11).</w:t>
-      </w:r>
-    </w:p>
-    <w:bookmarkEnd w:id="54"/>
+        <w:t xml:space="preserve">Sections 6.8 through 6.12 present the aggregate evidence behind these</w:t>
+      </w:r>
+      <w:r>
+        <w:t xml:space="preserve"> </w:t>
+      </w:r>
+      <w:r>
+        <w:t xml:space="preserve">signatures: the predictive-vs-frequent-noise separation (§6.8),</w:t>
+      </w:r>
+      <w:r>
+        <w:t xml:space="preserve"> </w:t>
+      </w:r>
+      <w:r>
+        <w:t xml:space="preserve">post-selection-valid sequence significance (§6.9), the same-sample</w:t>
+      </w:r>
+      <w:r>
+        <w:t xml:space="preserve"> </w:t>
+      </w:r>
+      <w:r>
+        <w:t xml:space="preserve">marginal baseline (§6.10), the SCANIA matched hazard-ratio analysis</w:t>
+      </w:r>
+      <w:r>
+        <w:t xml:space="preserve"> </w:t>
+      </w:r>
+      <w:r>
+        <w:t xml:space="preserve">(§6.11), and lead time on true positives (§6.12).</w:t>
+      </w:r>
+    </w:p>
     <w:bookmarkEnd w:id="55"/>
     <w:bookmarkStart w:id="56" w:name="X44aeb5833a19b6d32b8998867e975190f65e5f8"/>
     <w:p>
@@ -16766,7 +16766,7 @@
         <w:pStyle w:val="Heading3"/>
       </w:pPr>
       <w:r>
-        <w:t xml:space="preserve">6.7 Predictive vs frequent-noise separation across traces</w:t>
+        <w:t xml:space="preserve">6.8 Predictive vs frequent-noise separation across traces</w:t>
       </w:r>
     </w:p>
     <w:p>
@@ -18168,7 +18168,7 @@
         <w:t xml:space="preserve"> </w:t>
       </w:r>
       <w:r>
-        <w:t xml:space="preserve">conditional-logistic analysis in §6.10 instead. On Azure and Alibaba</w:t>
+        <w:t xml:space="preserve">conditional-logistic analysis in §6.11 instead. On Azure and Alibaba</w:t>
       </w:r>
       <w:r>
         <w:t xml:space="preserve"> </w:t>
@@ -18196,7 +18196,7 @@
         <w:pStyle w:val="Heading3"/>
       </w:pPr>
       <w:r>
-        <w:t xml:space="preserve">6.8 Post-selection-valid sequence significance and closed-sequence compression</w:t>
+        <w:t xml:space="preserve">6.9 Post-selection-valid sequence significance and closed-sequence compression</w:t>
       </w:r>
     </w:p>
     <w:p>
@@ -19638,7 +19638,7 @@
         <w:pStyle w:val="Heading3"/>
       </w:pPr>
       <w:r>
-        <w:t xml:space="preserve">6.9 Formal significance (same-sample marginal counts)</w:t>
+        <w:t xml:space="preserve">6.10 Formal significance (same-sample marginal counts)</w:t>
       </w:r>
     </w:p>
     <w:p>
@@ -19670,7 +19670,7 @@
         <w:t xml:space="preserve"> </w:t>
       </w:r>
       <w:r>
-        <w:t xml:space="preserve">counts in §6.7 and §6.8 is the size of the selection artefact. At</w:t>
+        <w:t xml:space="preserve">counts in §6.8 and §6.9 is the size of the selection artefact. At</w:t>
       </w:r>
       <w:r>
         <w:t xml:space="preserve"> </w:t>
@@ -19806,7 +19806,7 @@
         <w:pStyle w:val="Heading3"/>
       </w:pPr>
       <w:r>
-        <w:t xml:space="preserve">6.10 SCANIA risk-set matched patterns (Component X)</w:t>
+        <w:t xml:space="preserve">6.11 SCANIA risk-set matched patterns (Component X)</w:t>
       </w:r>
     </w:p>
     <w:p>
@@ -21144,7 +21144,7 @@
         <w:pStyle w:val="Heading3"/>
       </w:pPr>
       <w:r>
-        <w:t xml:space="preserve">6.11 Lead time on true positives</w:t>
+        <w:t xml:space="preserve">6.12 Lead time on true positives</w:t>
       </w:r>
     </w:p>
     <w:p>
@@ -23112,7 +23112,7 @@
         <w:pStyle w:val="BodyText"/>
       </w:pPr>
       <w:r>
-        <w:t xml:space="preserve">The two lead-time regimes in §6.11 speak to deployment. Azure inherits</w:t>
+        <w:t xml:space="preserve">The two lead-time regimes in §6.12 speak to deployment. Azure inherits</w:t>
       </w:r>
       <w:r>
         <w:t xml:space="preserve"> </w:t>

--- a/paper/skeleton.docx
+++ b/paper/skeleton.docx
@@ -13012,6 +13012,77 @@
       </w:r>
       <w:r>
         <w:t xml:space="preserve">windows produce.</w:t>
+      </w:r>
+    </w:p>
+    <w:p>
+      <w:pPr>
+        <w:pStyle w:val="BodyText"/>
+      </w:pPr>
+      <w:r>
+        <w:t xml:space="preserve">Widening the horizon to 72h enlarges the validated catalog to 1,319</w:t>
+      </w:r>
+      <w:r>
+        <w:t xml:space="preserve"> </w:t>
+      </w:r>
+      <w:r>
+        <w:t xml:space="preserve">chains on Kelmarsh and 188 on Penmanshiel and extends the trajectory</w:t>
+      </w:r>
+      <w:r>
+        <w:t xml:space="preserve"> </w:t>
+      </w:r>
+      <w:r>
+        <w:t xml:space="preserve">length: Kelmarsh chains now span up to 46 hours, and on Penmanshiel a</w:t>
+      </w:r>
+      <w:r>
+        <w:t xml:space="preserve"> </w:t>
+      </w:r>
+      <w:r>
+        <w:t xml:space="preserve">safety-stop chain</w:t>
+      </w:r>
+      <w:r>
+        <w:t xml:space="preserve"> </w:t>
+      </w:r>
+      <w:r>
+        <w:rPr>
+          <w:rStyle w:val="VerbatimChar"/>
+        </w:rPr>
+        <w:t xml:space="preserve">system_stop:9210 → system_info:0 → system_stop:455</w:t>
+      </w:r>
+      <w:r>
+        <w:t xml:space="preserve"> </w:t>
+      </w:r>
+      <w:r>
+        <w:t xml:space="preserve">completes a median 19 hours before the outage in 86</w:t>
+      </w:r>
+      <w:r>
+        <w:t xml:space="preserve"> </w:t>
+      </w:r>
+      <w:r>
+        <w:t xml:space="preserve">of 445 inference windows with zero control-window hits, a lead long</w:t>
+      </w:r>
+      <w:r>
+        <w:t xml:space="preserve"> </w:t>
+      </w:r>
+      <w:r>
+        <w:t xml:space="preserve">enough for scheduled maintenance rather than reactive curtailment. The</w:t>
+      </w:r>
+      <w:r>
+        <w:t xml:space="preserve"> </w:t>
+      </w:r>
+      <w:r>
+        <w:t xml:space="preserve">chains remain short in code count (three to four distinct codes) but</w:t>
+      </w:r>
+      <w:r>
+        <w:t xml:space="preserve"> </w:t>
+      </w:r>
+      <w:r>
+        <w:t xml:space="preserve">sparse in time, so the degradation is a slow multi-hour progression of</w:t>
+      </w:r>
+      <w:r>
+        <w:t xml:space="preserve"> </w:t>
+      </w:r>
+      <w:r>
+        <w:t xml:space="preserve">a few marker codes, not a dense burst.</w:t>
       </w:r>
     </w:p>
     <w:p>

--- a/paper/skeleton.docx
+++ b/paper/skeleton.docx
@@ -876,13 +876,31 @@
         <w:t xml:space="preserve"> </w:t>
       </w:r>
       <w:r>
-        <w:t xml:space="preserve">inference-half lift 4.00 under one mining protocol (§6.4), the</w:t>
-      </w:r>
-      <w:r>
-        <w:t xml:space="preserve"> </w:t>
-      </w:r>
-      <w:r>
-        <w:t xml:space="preserve">closest the study comes to a controlled cross-site replication.</w:t>
+        <w:t xml:space="preserve">inference-half lift 4.00 under one mining protocol (§6.4), a rule</w:t>
+      </w:r>
+      <w:r>
+        <w:t xml:space="preserve"> </w:t>
+      </w:r>
+      <w:r>
+        <w:t xml:space="preserve">learned on one farm transfers to the other (95% of outages detected</w:t>
+      </w:r>
+      <w:r>
+        <w:t xml:space="preserve"> </w:t>
+      </w:r>
+      <w:r>
+        <w:t xml:space="preserve">in one direction), and the transfer is mechanistically selective,</w:t>
+      </w:r>
+      <w:r>
+        <w:t xml:space="preserve"> </w:t>
+      </w:r>
+      <w:r>
+        <w:t xml:space="preserve">the vendor-shared generator-fan family carries across sites while</w:t>
+      </w:r>
+      <w:r>
+        <w:t xml:space="preserve"> </w:t>
+      </w:r>
+      <w:r>
+        <w:t xml:space="preserve">the site-phase-specific safety family does not.</w:t>
       </w:r>
     </w:p>
     <w:bookmarkEnd w:id="21"/>
@@ -2817,7 +2835,7 @@
         <w:t xml:space="preserve"> </w:t>
       </w:r>
       <w:r>
-        <w:t xml:space="preserve">validity study of §7.3, anchored by a cascade replicated across two</w:t>
+        <w:t xml:space="preserve">validity study of §7.2, anchored by a cascade replicated across two</w:t>
       </w:r>
       <w:r>
         <w:t xml:space="preserve"> </w:t>
@@ -12279,19 +12297,25 @@
         <w:t xml:space="preserve"> </w:t>
       </w:r>
       <w:r>
-        <w:t xml:space="preserve">short median lead of the co-located Penmanshiel burst (§6.4, replay</w:t>
-      </w:r>
-      <w:r>
-        <w:t xml:space="preserve"> </w:t>
-      </w:r>
-      <w:r>
-        <w:t xml:space="preserve">below) means such a burst alone often fires too late for curtailment;</w:t>
-      </w:r>
-      <w:r>
-        <w:t xml:space="preserve"> </w:t>
-      </w:r>
-      <w:r>
-        <w:t xml:space="preserve">the multi-hour degradation chains next provide the actionable lead.</w:t>
+        <w:t xml:space="preserve">co-located Penmanshiel burst has a short median lead, so it often</w:t>
+      </w:r>
+      <w:r>
+        <w:t xml:space="preserve"> </w:t>
+      </w:r>
+      <w:r>
+        <w:t xml:space="preserve">fires too late for curtailment; the small number of validated</w:t>
+      </w:r>
+      <w:r>
+        <w:t xml:space="preserve"> </w:t>
+      </w:r>
+      <w:r>
+        <w:t xml:space="preserve">degradation chains next, and the prospective replay below, are where a</w:t>
+      </w:r>
+      <w:r>
+        <w:t xml:space="preserve"> </w:t>
+      </w:r>
+      <w:r>
+        <w:t xml:space="preserve">longer actionable lead has to come from.</w:t>
       </w:r>
     </w:p>
     <w:p>
@@ -12333,19 +12357,25 @@
         <w:t xml:space="preserve"> </w:t>
       </w:r>
       <w:r>
-        <w:t xml:space="preserve">single instant, not a trajectory. A separate signature class captures</w:t>
-      </w:r>
-      <w:r>
-        <w:t xml:space="preserve"> </w:t>
-      </w:r>
-      <w:r>
-        <w:t xml:space="preserve">genuine degradation. Collapsing each 24h pre-outage window to its</w:t>
-      </w:r>
-      <w:r>
-        <w:t xml:space="preserve"> </w:t>
-      </w:r>
-      <w:r>
-        <w:t xml:space="preserve">ordered sequence of</w:t>
+        <w:t xml:space="preserve">single instant, not a trajectory. We asked whether a separate class of</w:t>
+      </w:r>
+      <w:r>
+        <w:t xml:space="preserve"> </w:t>
+      </w:r>
+      <w:r>
+        <w:t xml:space="preserve">genuine multi-hour degradation trajectories also exists, and the</w:t>
+      </w:r>
+      <w:r>
+        <w:t xml:space="preserve"> </w:t>
+      </w:r>
+      <w:r>
+        <w:t xml:space="preserve">honest answer is that they are rare once two artifacts are removed.</w:t>
+      </w:r>
+      <w:r>
+        <w:t xml:space="preserve"> </w:t>
+      </w:r>
+      <w:r>
+        <w:t xml:space="preserve">Collapsing each 24h pre-outage window to its ordered sequence of</w:t>
       </w:r>
       <w:r>
         <w:t xml:space="preserve"> </w:t>
@@ -12361,55 +12391,125 @@
         <w:t xml:space="preserve"> </w:t>
       </w:r>
       <w:r>
-        <w:t xml:space="preserve">codes (co-located repeats merged) and</w:t>
-      </w:r>
-      <w:r>
-        <w:t xml:space="preserve"> </w:t>
-      </w:r>
-      <w:r>
-        <w:t xml:space="preserve">mining ordered chains of three-to-four distinct codes under the same</w:t>
-      </w:r>
-      <w:r>
-        <w:t xml:space="preserve"> </w:t>
-      </w:r>
-      <w:r>
-        <w:t xml:space="preserve">entity-disjoint discovery/inference protocol yields a validated</w:t>
-      </w:r>
-      <w:r>
-        <w:t xml:space="preserve"> </w:t>
-      </w:r>
-      <w:r>
-        <w:t xml:space="preserve">degradation-chain catalog (Table 7): 115 chains on Kelmarsh and 184 on</w:t>
-      </w:r>
-      <w:r>
-        <w:t xml:space="preserve"> </w:t>
-      </w:r>
-      <w:r>
-        <w:t xml:space="preserve">Penmanshiel pass BY q &lt; 0.05 on the inference half, each with zero</w:t>
-      </w:r>
-      <w:r>
-        <w:t xml:space="preserve"> </w:t>
-      </w:r>
-      <w:r>
-        <w:t xml:space="preserve">control-window hits.</w:t>
-      </w:r>
-    </w:p>
-    <w:p>
-      <w:pPr>
-        <w:pStyle w:val="TableCaption"/>
-      </w:pPr>
+        <w:t xml:space="preserve">codes and mining ordered chains of three-to-four distinct</w:t>
+      </w:r>
+      <w:r>
+        <w:t xml:space="preserve"> </w:t>
+      </w:r>
+      <w:r>
+        <w:t xml:space="preserve">codes produces hundreds of BY-significant chains, but two-thirds to</w:t>
+      </w:r>
+      <w:r>
+        <w:t xml:space="preserve"> </w:t>
+      </w:r>
+      <w:r>
+        <w:t xml:space="preserve">five-sixths of pre-outage windows contain a</w:t>
+      </w:r>
+      <w:r>
+        <w:t xml:space="preserve"> </w:t>
+      </w:r>
+      <w:r>
+        <w:rPr>
+          <w:i/>
+          <w:iCs/>
+        </w:rPr>
+        <w:t xml:space="preserve">previous</w:t>
+      </w:r>
+      <w:r>
+        <w:t xml:space="preserve"> </w:t>
+      </w:r>
+      <w:r>
+        <w:t xml:space="preserve">forced outage</w:t>
+      </w:r>
+      <w:r>
+        <w:t xml:space="preserve"> </w:t>
+      </w:r>
+      <w:r>
+        <w:t xml:space="preserve">within the horizon (65% of Kelmarsh and 75% of Penmanshiel 24h</w:t>
+      </w:r>
+      <w:r>
+        <w:t xml:space="preserve"> </w:t>
+      </w:r>
+      <w:r>
+        <w:t xml:space="preserve">windows), so most such chains are the aftermath of an earlier outage,</w:t>
+      </w:r>
+      <w:r>
+        <w:t xml:space="preserve"> </w:t>
+      </w:r>
+      <w:r>
+        <w:t xml:space="preserve">repeat-outage clustering rather than precursor degradation. After</w:t>
+      </w:r>
+      <w:r>
+        <w:t xml:space="preserve"> </w:t>
+      </w:r>
+      <w:r>
+        <w:t xml:space="preserve">(i) excluding every window that contains a prior outage, (ii) closed-</w:t>
+      </w:r>
+      <w:r>
+        <w:t xml:space="preserve"> </w:t>
+      </w:r>
+      <w:r>
+        <w:t xml:space="preserve">chain filtering, and (iii) requiring each chain to add control-side</w:t>
+      </w:r>
+      <w:r>
+        <w:t xml:space="preserve"> </w:t>
+      </w:r>
+      <w:r>
+        <w:t xml:space="preserve">specificity or lead over its own terminal code, only</w:t>
+      </w:r>
+      <w:r>
+        <w:t xml:space="preserve"> </w:t>
+      </w:r>
       <w:r>
         <w:rPr>
           <w:b/>
           <w:bCs/>
         </w:rPr>
+        <w:t xml:space="preserve">3 chains on</w:t>
+      </w:r>
+      <w:r>
+        <w:rPr>
+          <w:b/>
+          <w:bCs/>
+        </w:rPr>
+        <w:t xml:space="preserve"> </w:t>
+      </w:r>
+      <w:r>
+        <w:rPr>
+          <w:b/>
+          <w:bCs/>
+        </w:rPr>
+        <w:t xml:space="preserve">Kelmarsh and 2 on Penmanshiel</w:t>
+      </w:r>
+      <w:r>
+        <w:t xml:space="preserve"> </w:t>
+      </w:r>
+      <w:r>
+        <w:t xml:space="preserve">survive on the inference half, reducing</w:t>
+      </w:r>
+      <w:r>
+        <w:t xml:space="preserve"> </w:t>
+      </w:r>
+      <w:r>
+        <w:t xml:space="preserve">to three and one distinct code sets respectively (Table 7).</w:t>
+      </w:r>
+    </w:p>
+    <w:p>
+      <w:pPr>
+        <w:pStyle w:val="TableCaption"/>
+      </w:pPr>
+      <w:r>
+        <w:rPr>
+          <w:b/>
+          <w:bCs/>
+        </w:rPr>
         <w:t xml:space="preserve">Table 7.</w:t>
       </w:r>
       <w:r>
         <w:t xml:space="preserve"> </w:t>
       </w:r>
       <w:r>
-        <w:t xml:space="preserve">Validated temporal degradation chains (ordered distinct-code sequences over 24h) on the two wind farms, with median trajectory span, median lead time to the outage, and inference-half support.</w:t>
+        <w:t xml:space="preserve">The degradation chains that survive prior-outage exclusion, closed-chain filtering, and the incremental-over-terminal-code test on the 24h inference half. Each chain is more control-specific than its own terminal code; the lift equals the inference-half ceiling (2.9 on Kelmarsh at 60 cases to 113 controls, 2.2 on Penmanshiel), because every listed chain has zero or one control hit.</w:t>
       </w:r>
     </w:p>
     <w:tbl>
@@ -12418,16 +12518,15 @@
         <w:tblW w:type="pct" w:w="5000"/>
         <w:tblLayout w:type="fixed"/>
         <w:tblLook w:firstRow="1" w:lastRow="0" w:firstColumn="0" w:lastColumn="0" w:noHBand="0" w:noVBand="0" w:val="0020"/>
-        <w:tblCaption w:val="Table 7. Validated temporal degradation chains (ordered distinct-code sequences over 24h) on the two wind farms, with median trajectory span, median lead time to the outage, and inference-half support."/>
+        <w:tblCaption w:val="Table 7. The degradation chains that survive prior-outage exclusion, closed-chain filtering, and the incremental-over-terminal-code test on the 24h inference half. Each chain is more control-specific than its own terminal code; the lift equals the inference-half ceiling (2.9 on Kelmarsh at 60 cases to 113 controls, 2.2 on Penmanshiel), because every listed chain has zero or one control hit."/>
       </w:tblPr>
       <w:tblGrid>
-        <w:gridCol w:w="617"/>
-        <w:gridCol w:w="1954"/>
-        <w:gridCol w:w="1337"/>
-        <w:gridCol w:w="1337"/>
-        <w:gridCol w:w="1028"/>
-        <w:gridCol w:w="1028"/>
-        <w:gridCol w:w="617"/>
+        <w:gridCol w:w="435"/>
+        <w:gridCol w:w="3415"/>
+        <w:gridCol w:w="944"/>
+        <w:gridCol w:w="1525"/>
+        <w:gridCol w:w="871"/>
+        <w:gridCol w:w="726"/>
       </w:tblGrid>
       <w:tr>
         <w:trPr>
@@ -12453,19 +12552,7 @@
               <w:jc w:val="left"/>
             </w:pPr>
             <w:r>
-              <w:t xml:space="preserve">degradation chain</w:t>
-            </w:r>
-          </w:p>
-        </w:tc>
-        <w:tc>
-          <w:tcPr/>
-          <w:p>
-            <w:pPr>
-              <w:pStyle w:val="Compact"/>
-              <w:jc w:val="right"/>
-            </w:pPr>
-            <w:r>
-              <w:t xml:space="preserve">median span</w:t>
+              <w:t xml:space="preserve">degradation chain (24h, contamination-guarded)</w:t>
             </w:r>
           </w:p>
         </w:tc>
@@ -12486,34 +12573,34 @@
           <w:p>
             <w:pPr>
               <w:pStyle w:val="Compact"/>
+              <w:jc w:val="left"/>
+            </w:pPr>
+            <w:r>
+              <w:t xml:space="preserve">terminal code alone</w:t>
+            </w:r>
+          </w:p>
+        </w:tc>
+        <w:tc>
+          <w:tcPr/>
+          <w:p>
+            <w:pPr>
+              <w:pStyle w:val="Compact"/>
+              <w:jc w:val="right"/>
+            </w:pPr>
+            <w:r>
+              <w:t xml:space="preserve">chain ctrl</w:t>
+            </w:r>
+          </w:p>
+        </w:tc>
+        <w:tc>
+          <w:tcPr/>
+          <w:p>
+            <w:pPr>
+              <w:pStyle w:val="Compact"/>
               <w:jc w:val="right"/>
             </w:pPr>
             <w:r>
               <w:t xml:space="preserve">inf case</w:t>
-            </w:r>
-          </w:p>
-        </w:tc>
-        <w:tc>
-          <w:tcPr/>
-          <w:p>
-            <w:pPr>
-              <w:pStyle w:val="Compact"/>
-              <w:jc w:val="right"/>
-            </w:pPr>
-            <w:r>
-              <w:t xml:space="preserve">inf ctrl</w:t>
-            </w:r>
-          </w:p>
-        </w:tc>
-        <w:tc>
-          <w:tcPr/>
-          <w:p>
-            <w:pPr>
-              <w:pStyle w:val="Compact"/>
-              <w:jc w:val="right"/>
-            </w:pPr>
-            <w:r>
-              <w:t xml:space="preserve">BY q</w:t>
             </w:r>
           </w:p>
         </w:tc>
@@ -12542,67 +12629,55 @@
               <w:rPr>
                 <w:rStyle w:val="VerbatimChar"/>
               </w:rPr>
-              <w:t xml:space="preserve">stop:20 → info:6410 → warning:2550</w:t>
-            </w:r>
-          </w:p>
-        </w:tc>
-        <w:tc>
-          <w:tcPr/>
-          <w:p>
-            <w:pPr>
-              <w:pStyle w:val="Compact"/>
-              <w:jc w:val="right"/>
-            </w:pPr>
-            <w:r>
-              <w:t xml:space="preserve">59 min</w:t>
-            </w:r>
-          </w:p>
-        </w:tc>
-        <w:tc>
-          <w:tcPr/>
-          <w:p>
-            <w:pPr>
-              <w:pStyle w:val="Compact"/>
-              <w:jc w:val="right"/>
-            </w:pPr>
-            <w:r>
-              <w:t xml:space="preserve">189 min</w:t>
-            </w:r>
-          </w:p>
-        </w:tc>
-        <w:tc>
-          <w:tcPr/>
-          <w:p>
-            <w:pPr>
-              <w:pStyle w:val="Compact"/>
-              <w:jc w:val="right"/>
-            </w:pPr>
-            <w:r>
-              <w:t xml:space="preserve">54/208</w:t>
-            </w:r>
-          </w:p>
-        </w:tc>
-        <w:tc>
-          <w:tcPr/>
-          <w:p>
-            <w:pPr>
-              <w:pStyle w:val="Compact"/>
-              <w:jc w:val="right"/>
-            </w:pPr>
-            <w:r>
-              <w:t xml:space="preserve">0/113</w:t>
-            </w:r>
-          </w:p>
-        </w:tc>
-        <w:tc>
-          <w:tcPr/>
-          <w:p>
-            <w:pPr>
-              <w:pStyle w:val="Compact"/>
-              <w:jc w:val="right"/>
-            </w:pPr>
-            <w:r>
-              <w:t xml:space="preserve">1e-8</w:t>
+              <w:t xml:space="preserve">info:10 → info:0 → stop:20</w:t>
+            </w:r>
+          </w:p>
+        </w:tc>
+        <w:tc>
+          <w:tcPr/>
+          <w:p>
+            <w:pPr>
+              <w:pStyle w:val="Compact"/>
+              <w:jc w:val="right"/>
+            </w:pPr>
+            <w:r>
+              <w:t xml:space="preserve">74 min</w:t>
+            </w:r>
+          </w:p>
+        </w:tc>
+        <w:tc>
+          <w:tcPr/>
+          <w:p>
+            <w:pPr>
+              <w:pStyle w:val="Compact"/>
+              <w:jc w:val="left"/>
+            </w:pPr>
+            <w:r>
+              <w:t xml:space="preserve">stop:20 (2 ctrl)</w:t>
+            </w:r>
+          </w:p>
+        </w:tc>
+        <w:tc>
+          <w:tcPr/>
+          <w:p>
+            <w:pPr>
+              <w:pStyle w:val="Compact"/>
+              <w:jc w:val="right"/>
+            </w:pPr>
+            <w:r>
+              <w:t xml:space="preserve">1/113</w:t>
+            </w:r>
+          </w:p>
+        </w:tc>
+        <w:tc>
+          <w:tcPr/>
+          <w:p>
+            <w:pPr>
+              <w:pStyle w:val="Compact"/>
+              <w:jc w:val="right"/>
+            </w:pPr>
+            <w:r>
+              <w:t xml:space="preserve">12/60</w:t>
             </w:r>
           </w:p>
         </w:tc>
@@ -12631,67 +12706,55 @@
               <w:rPr>
                 <w:rStyle w:val="VerbatimChar"/>
               </w:rPr>
-              <w:t xml:space="preserve">stop:20 → info:6410 → warning:2650 → warning:2655</w:t>
-            </w:r>
-          </w:p>
-        </w:tc>
-        <w:tc>
-          <w:tcPr/>
-          <w:p>
-            <w:pPr>
-              <w:pStyle w:val="Compact"/>
-              <w:jc w:val="right"/>
-            </w:pPr>
-            <w:r>
-              <w:t xml:space="preserve">59 min</w:t>
-            </w:r>
-          </w:p>
-        </w:tc>
-        <w:tc>
-          <w:tcPr/>
-          <w:p>
-            <w:pPr>
-              <w:pStyle w:val="Compact"/>
-              <w:jc w:val="right"/>
-            </w:pPr>
-            <w:r>
-              <w:t xml:space="preserve">226 min</w:t>
-            </w:r>
-          </w:p>
-        </w:tc>
-        <w:tc>
-          <w:tcPr/>
-          <w:p>
-            <w:pPr>
-              <w:pStyle w:val="Compact"/>
-              <w:jc w:val="right"/>
-            </w:pPr>
-            <w:r>
-              <w:t xml:space="preserve">43/208</w:t>
-            </w:r>
-          </w:p>
-        </w:tc>
-        <w:tc>
-          <w:tcPr/>
-          <w:p>
-            <w:pPr>
-              <w:pStyle w:val="Compact"/>
-              <w:jc w:val="right"/>
-            </w:pPr>
-            <w:r>
-              <w:t xml:space="preserve">0/113</w:t>
-            </w:r>
-          </w:p>
-        </w:tc>
-        <w:tc>
-          <w:tcPr/>
-          <w:p>
-            <w:pPr>
-              <w:pStyle w:val="Compact"/>
-              <w:jc w:val="right"/>
-            </w:pPr>
-            <w:r>
-              <w:t xml:space="preserve">5e-7</w:t>
+              <w:t xml:space="preserve">info:10 → info:0 → info:6410</w:t>
+            </w:r>
+          </w:p>
+        </w:tc>
+        <w:tc>
+          <w:tcPr/>
+          <w:p>
+            <w:pPr>
+              <w:pStyle w:val="Compact"/>
+              <w:jc w:val="right"/>
+            </w:pPr>
+            <w:r>
+              <w:t xml:space="preserve">73 min</w:t>
+            </w:r>
+          </w:p>
+        </w:tc>
+        <w:tc>
+          <w:tcPr/>
+          <w:p>
+            <w:pPr>
+              <w:pStyle w:val="Compact"/>
+              <w:jc w:val="left"/>
+            </w:pPr>
+            <w:r>
+              <w:t xml:space="preserve">info:6410 (2 ctrl)</w:t>
+            </w:r>
+          </w:p>
+        </w:tc>
+        <w:tc>
+          <w:tcPr/>
+          <w:p>
+            <w:pPr>
+              <w:pStyle w:val="Compact"/>
+              <w:jc w:val="right"/>
+            </w:pPr>
+            <w:r>
+              <w:t xml:space="preserve">1/113</w:t>
+            </w:r>
+          </w:p>
+        </w:tc>
+        <w:tc>
+          <w:tcPr/>
+          <w:p>
+            <w:pPr>
+              <w:pStyle w:val="Compact"/>
+              <w:jc w:val="right"/>
+            </w:pPr>
+            <w:r>
+              <w:t xml:space="preserve">11/60</w:t>
             </w:r>
           </w:p>
         </w:tc>
@@ -12705,7 +12768,7 @@
               <w:jc w:val="left"/>
             </w:pPr>
             <w:r>
-              <w:t xml:space="preserve">Kelmarsh</w:t>
+              <w:t xml:space="preserve">Penmanshiel</w:t>
             </w:r>
           </w:p>
         </w:tc>
@@ -12720,67 +12783,55 @@
               <w:rPr>
                 <w:rStyle w:val="VerbatimChar"/>
               </w:rPr>
-              <w:t xml:space="preserve">info:0 → stop:20 → warning:2550</w:t>
-            </w:r>
-          </w:p>
-        </w:tc>
-        <w:tc>
-          <w:tcPr/>
-          <w:p>
-            <w:pPr>
-              <w:pStyle w:val="Compact"/>
-              <w:jc w:val="right"/>
-            </w:pPr>
-            <w:r>
-              <w:t xml:space="preserve">605 min</w:t>
-            </w:r>
-          </w:p>
-        </w:tc>
-        <w:tc>
-          <w:tcPr/>
-          <w:p>
-            <w:pPr>
-              <w:pStyle w:val="Compact"/>
-              <w:jc w:val="right"/>
-            </w:pPr>
-            <w:r>
-              <w:t xml:space="preserve">140 min</w:t>
-            </w:r>
-          </w:p>
-        </w:tc>
-        <w:tc>
-          <w:tcPr/>
-          <w:p>
-            <w:pPr>
-              <w:pStyle w:val="Compact"/>
-              <w:jc w:val="right"/>
-            </w:pPr>
-            <w:r>
-              <w:t xml:space="preserve">42/208</w:t>
-            </w:r>
-          </w:p>
-        </w:tc>
-        <w:tc>
-          <w:tcPr/>
-          <w:p>
-            <w:pPr>
-              <w:pStyle w:val="Compact"/>
-              <w:jc w:val="right"/>
-            </w:pPr>
-            <w:r>
-              <w:t xml:space="preserve">0/113</w:t>
-            </w:r>
-          </w:p>
-        </w:tc>
-        <w:tc>
-          <w:tcPr/>
-          <w:p>
-            <w:pPr>
-              <w:pStyle w:val="Compact"/>
-              <w:jc w:val="right"/>
-            </w:pPr>
-            <w:r>
-              <w:t xml:space="preserve">7e-7</w:t>
+              <w:t xml:space="preserve">info:0 → stop:3500 → info:3543</w:t>
+            </w:r>
+          </w:p>
+        </w:tc>
+        <w:tc>
+          <w:tcPr/>
+          <w:p>
+            <w:pPr>
+              <w:pStyle w:val="Compact"/>
+              <w:jc w:val="right"/>
+            </w:pPr>
+            <w:r>
+              <w:t xml:space="preserve">685 min</w:t>
+            </w:r>
+          </w:p>
+        </w:tc>
+        <w:tc>
+          <w:tcPr/>
+          <w:p>
+            <w:pPr>
+              <w:pStyle w:val="Compact"/>
+              <w:jc w:val="left"/>
+            </w:pPr>
+            <w:r>
+              <w:t xml:space="preserve">info:3543 (4 ctrl)</w:t>
+            </w:r>
+          </w:p>
+        </w:tc>
+        <w:tc>
+          <w:tcPr/>
+          <w:p>
+            <w:pPr>
+              <w:pStyle w:val="Compact"/>
+              <w:jc w:val="right"/>
+            </w:pPr>
+            <w:r>
+              <w:t xml:space="preserve">0/133</w:t>
+            </w:r>
+          </w:p>
+        </w:tc>
+        <w:tc>
+          <w:tcPr/>
+          <w:p>
+            <w:pPr>
+              <w:pStyle w:val="Compact"/>
+              <w:jc w:val="right"/>
+            </w:pPr>
+            <w:r>
+              <w:t xml:space="preserve">8/111</w:t>
             </w:r>
           </w:p>
         </w:tc>
@@ -12809,43 +12860,31 @@
               <w:rPr>
                 <w:rStyle w:val="VerbatimChar"/>
               </w:rPr>
-              <w:t xml:space="preserve">warning:9000 → stop:9210 → info:0</w:t>
-            </w:r>
-          </w:p>
-        </w:tc>
-        <w:tc>
-          <w:tcPr/>
-          <w:p>
-            <w:pPr>
-              <w:pStyle w:val="Compact"/>
-              <w:jc w:val="right"/>
-            </w:pPr>
-            <w:r>
-              <w:t xml:space="preserve">20 min</w:t>
-            </w:r>
-          </w:p>
-        </w:tc>
-        <w:tc>
-          <w:tcPr/>
-          <w:p>
-            <w:pPr>
-              <w:pStyle w:val="Compact"/>
-              <w:jc w:val="right"/>
-            </w:pPr>
-            <w:r>
-              <w:t xml:space="preserve">182 min</w:t>
-            </w:r>
-          </w:p>
-        </w:tc>
-        <w:tc>
-          <w:tcPr/>
-          <w:p>
-            <w:pPr>
-              <w:pStyle w:val="Compact"/>
-              <w:jc w:val="right"/>
-            </w:pPr>
-            <w:r>
-              <w:t xml:space="preserve">144/442</w:t>
+              <w:t xml:space="preserve">stop:3500 → info:3543 → info:0</w:t>
+            </w:r>
+          </w:p>
+        </w:tc>
+        <w:tc>
+          <w:tcPr/>
+          <w:p>
+            <w:pPr>
+              <w:pStyle w:val="Compact"/>
+              <w:jc w:val="right"/>
+            </w:pPr>
+            <w:r>
+              <w:t xml:space="preserve">2 min</w:t>
+            </w:r>
+          </w:p>
+        </w:tc>
+        <w:tc>
+          <w:tcPr/>
+          <w:p>
+            <w:pPr>
+              <w:pStyle w:val="Compact"/>
+              <w:jc w:val="left"/>
+            </w:pPr>
+            <w:r>
+              <w:t xml:space="preserve">info:0 (103 ctrl)</w:t>
             </w:r>
           </w:p>
         </w:tc>
@@ -12869,96 +12908,7 @@
               <w:jc w:val="right"/>
             </w:pPr>
             <w:r>
-              <w:t xml:space="preserve">6e-17</w:t>
-            </w:r>
-          </w:p>
-        </w:tc>
-      </w:tr>
-      <w:tr>
-        <w:tc>
-          <w:tcPr/>
-          <w:p>
-            <w:pPr>
-              <w:pStyle w:val="Compact"/>
-              <w:jc w:val="left"/>
-            </w:pPr>
-            <w:r>
-              <w:t xml:space="preserve">Penmanshiel</w:t>
-            </w:r>
-          </w:p>
-        </w:tc>
-        <w:tc>
-          <w:tcPr/>
-          <w:p>
-            <w:pPr>
-              <w:pStyle w:val="Compact"/>
-              <w:jc w:val="left"/>
-            </w:pPr>
-            <w:r>
-              <w:rPr>
-                <w:rStyle w:val="VerbatimChar"/>
-              </w:rPr>
-              <w:t xml:space="preserve">info:10 → stop:9210 → info:0 → warning:9000</w:t>
-            </w:r>
-          </w:p>
-        </w:tc>
-        <w:tc>
-          <w:tcPr/>
-          <w:p>
-            <w:pPr>
-              <w:pStyle w:val="Compact"/>
-              <w:jc w:val="right"/>
-            </w:pPr>
-            <w:r>
-              <w:t xml:space="preserve">613 min</w:t>
-            </w:r>
-          </w:p>
-        </w:tc>
-        <w:tc>
-          <w:tcPr/>
-          <w:p>
-            <w:pPr>
-              <w:pStyle w:val="Compact"/>
-              <w:jc w:val="right"/>
-            </w:pPr>
-            <w:r>
-              <w:t xml:space="preserve">133 min</w:t>
-            </w:r>
-          </w:p>
-        </w:tc>
-        <w:tc>
-          <w:tcPr/>
-          <w:p>
-            <w:pPr>
-              <w:pStyle w:val="Compact"/>
-              <w:jc w:val="right"/>
-            </w:pPr>
-            <w:r>
-              <w:t xml:space="preserve">129/442</w:t>
-            </w:r>
-          </w:p>
-        </w:tc>
-        <w:tc>
-          <w:tcPr/>
-          <w:p>
-            <w:pPr>
-              <w:pStyle w:val="Compact"/>
-              <w:jc w:val="right"/>
-            </w:pPr>
-            <w:r>
-              <w:t xml:space="preserve">0/133</w:t>
-            </w:r>
-          </w:p>
-        </w:tc>
-        <w:tc>
-          <w:tcPr/>
-          <w:p>
-            <w:pPr>
-              <w:pStyle w:val="Compact"/>
-              <w:jc w:val="right"/>
-            </w:pPr>
-            <w:r>
-              <w:t xml:space="preserve">2e-15</w:t>
+              <w:t xml:space="preserve">9/111</w:t>
             </w:r>
           </w:p>
         </w:tc>
@@ -12969,75 +12919,13 @@
         <w:pStyle w:val="BodyText"/>
       </w:pPr>
       <w:r>
-        <w:t xml:space="preserve">Unlike the co-located bursts, these chains unfold over tens of minutes</w:t>
-      </w:r>
-      <w:r>
-        <w:t xml:space="preserve"> </w:t>
-      </w:r>
-      <w:r>
-        <w:t xml:space="preserve">to ten hours and complete a median two-to-four hours before the</w:t>
-      </w:r>
-      <w:r>
-        <w:t xml:space="preserve"> </w:t>
-      </w:r>
-      <w:r>
-        <w:t xml:space="preserve">outage, so they are the operationally actionable signatures: a</w:t>
-      </w:r>
-      <w:r>
-        <w:t xml:space="preserve"> </w:t>
-      </w:r>
-      <w:r>
-        <w:t xml:space="preserve">generator-fan overload on Kelmarsh is preceded by a stop, a status</w:t>
-      </w:r>
-      <w:r>
-        <w:t xml:space="preserve"> </w:t>
-      </w:r>
-      <w:r>
-        <w:t xml:space="preserve">code, and then the fan warning over roughly an hour, three hours</w:t>
-      </w:r>
-      <w:r>
-        <w:t xml:space="preserve"> </w:t>
-      </w:r>
-      <w:r>
-        <w:t xml:space="preserve">ahead of the forced outage. The chain lift equals the inference-half</w:t>
-      </w:r>
-      <w:r>
-        <w:t xml:space="preserve"> </w:t>
-      </w:r>
-      <w:r>
-        <w:t xml:space="preserve">ceiling (all controls clean) at the 2:1 case:control ratio these 24h</w:t>
-      </w:r>
-      <w:r>
-        <w:t xml:space="preserve"> </w:t>
-      </w:r>
-      <w:r>
-        <w:t xml:space="preserve">windows produce.</w:t>
-      </w:r>
-    </w:p>
-    <w:p>
-      <w:pPr>
-        <w:pStyle w:val="BodyText"/>
-      </w:pPr>
-      <w:r>
-        <w:t xml:space="preserve">Widening the horizon to 72h enlarges the validated catalog to 1,319</w:t>
-      </w:r>
-      <w:r>
-        <w:t xml:space="preserve"> </w:t>
-      </w:r>
-      <w:r>
-        <w:t xml:space="preserve">chains on Kelmarsh and 188 on Penmanshiel and extends the trajectory</w:t>
-      </w:r>
-      <w:r>
-        <w:t xml:space="preserve"> </w:t>
-      </w:r>
-      <w:r>
-        <w:t xml:space="preserve">length: Kelmarsh chains now span up to 46 hours, and on Penmanshiel a</w:t>
-      </w:r>
-      <w:r>
-        <w:t xml:space="preserve"> </w:t>
-      </w:r>
-      <w:r>
-        <w:t xml:space="preserve">safety-stop chain</w:t>
+        <w:t xml:space="preserve">The survivors are genuine but modest, and two points matter. First,</w:t>
+      </w:r>
+      <w:r>
+        <w:t xml:space="preserve"> </w:t>
+      </w:r>
+      <w:r>
+        <w:t xml:space="preserve">the one operationally striking case is Penmanshiel</w:t>
       </w:r>
       <w:r>
         <w:t xml:space="preserve"> </w:t>
@@ -13046,54 +12934,132 @@
         <w:rPr>
           <w:rStyle w:val="VerbatimChar"/>
         </w:rPr>
-        <w:t xml:space="preserve">system_stop:9210 → system_info:0 → system_stop:455</w:t>
-      </w:r>
-      <w:r>
-        <w:t xml:space="preserve"> </w:t>
-      </w:r>
-      <w:r>
-        <w:t xml:space="preserve">completes a median 19 hours before the outage in 86</w:t>
-      </w:r>
-      <w:r>
-        <w:t xml:space="preserve"> </w:t>
-      </w:r>
-      <w:r>
-        <w:t xml:space="preserve">of 445 inference windows with zero control-window hits, a lead long</w:t>
-      </w:r>
-      <w:r>
-        <w:t xml:space="preserve"> </w:t>
-      </w:r>
-      <w:r>
-        <w:t xml:space="preserve">enough for scheduled maintenance rather than reactive curtailment. The</w:t>
-      </w:r>
-      <w:r>
-        <w:t xml:space="preserve"> </w:t>
-      </w:r>
-      <w:r>
-        <w:t xml:space="preserve">chains remain short in code count (three to four distinct codes) but</w:t>
-      </w:r>
-      <w:r>
-        <w:t xml:space="preserve"> </w:t>
-      </w:r>
-      <w:r>
-        <w:t xml:space="preserve">sparse in time, so the degradation is a slow multi-hour progression of</w:t>
-      </w:r>
-      <w:r>
-        <w:t xml:space="preserve"> </w:t>
-      </w:r>
-      <w:r>
-        <w:t xml:space="preserve">a few marker codes, not a dense burst.</w:t>
-      </w:r>
-    </w:p>
-    <w:p>
-      <w:pPr>
-        <w:pStyle w:val="BodyText"/>
-      </w:pPr>
+        <w:t xml:space="preserve">info:0 → stop:3500 → info:3543</w:t>
+      </w:r>
+      <w:r>
+        <w:t xml:space="preserve">, which completes a median</w:t>
+      </w:r>
+      <w:r>
+        <w:t xml:space="preserve"> </w:t>
+      </w:r>
       <w:r>
         <w:rPr>
           <w:b/>
           <w:bCs/>
         </w:rPr>
+        <w:t xml:space="preserve">11.4</w:t>
+      </w:r>
+      <w:r>
+        <w:rPr>
+          <w:b/>
+          <w:bCs/>
+        </w:rPr>
+        <w:t xml:space="preserve"> </w:t>
+      </w:r>
+      <w:r>
+        <w:rPr>
+          <w:b/>
+          <w:bCs/>
+        </w:rPr>
+        <w:t xml:space="preserve">hours</w:t>
+      </w:r>
+      <w:r>
+        <w:t xml:space="preserve"> </w:t>
+      </w:r>
+      <w:r>
+        <w:t xml:space="preserve">before the outage; its terminal code</w:t>
+      </w:r>
+      <w:r>
+        <w:t xml:space="preserve"> </w:t>
+      </w:r>
+      <w:r>
+        <w:rPr>
+          <w:rStyle w:val="VerbatimChar"/>
+        </w:rPr>
+        <w:t xml:space="preserve">info:3543</w:t>
+      </w:r>
+      <w:r>
+        <w:t xml:space="preserve"> </w:t>
+      </w:r>
+      <w:r>
+        <w:t xml:space="preserve">already fires</w:t>
+      </w:r>
+      <w:r>
+        <w:t xml:space="preserve"> </w:t>
+      </w:r>
+      <w:r>
+        <w:t xml:space="preserve">that far ahead, but with four control false positives, and the ordered</w:t>
+      </w:r>
+      <w:r>
+        <w:t xml:space="preserve"> </w:t>
+      </w:r>
+      <w:r>
+        <w:t xml:space="preserve">chain removes them, so the chain buys specificity on top of an</w:t>
+      </w:r>
+      <w:r>
+        <w:t xml:space="preserve"> </w:t>
+      </w:r>
+      <w:r>
+        <w:t xml:space="preserve">already-long lead. Second, widening the horizon to 72h does not help:</w:t>
+      </w:r>
+      <w:r>
+        <w:t xml:space="preserve"> </w:t>
+      </w:r>
+      <w:r>
+        <w:t xml:space="preserve">the guarded Penmanshiel catalog drops to zero, and the guarded</w:t>
+      </w:r>
+      <w:r>
+        <w:t xml:space="preserve"> </w:t>
+      </w:r>
+      <w:r>
+        <w:t xml:space="preserve">Kelmarsh chains reduce to four distinct code sets whose many ordered</w:t>
+      </w:r>
+      <w:r>
+        <w:t xml:space="preserve"> </w:t>
+      </w:r>
+      <w:r>
+        <w:t xml:space="preserve">variants are the same co-occurring codes in different orders. The</w:t>
+      </w:r>
+      <w:r>
+        <w:t xml:space="preserve"> </w:t>
+      </w:r>
+      <w:r>
+        <w:t xml:space="preserve">finding is therefore that the wind-farm precursor is dominated by</w:t>
+      </w:r>
+      <w:r>
+        <w:t xml:space="preserve"> </w:t>
+      </w:r>
+      <w:r>
+        <w:t xml:space="preserve">co-located bursts and a small number of code sets; genuine long ordered</w:t>
+      </w:r>
+      <w:r>
+        <w:t xml:space="preserve"> </w:t>
+      </w:r>
+      <w:r>
+        <w:t xml:space="preserve">degradation trajectories, once contamination and redundancy are</w:t>
+      </w:r>
+      <w:r>
+        <w:t xml:space="preserve"> </w:t>
+      </w:r>
+      <w:r>
+        <w:t xml:space="preserve">removed, are few, which is itself consistent with the paper’s thesis</w:t>
+      </w:r>
+      <w:r>
+        <w:t xml:space="preserve"> </w:t>
+      </w:r>
+      <w:r>
+        <w:t xml:space="preserve">that co-occurrence is not the same as an ordered trajectory.</w:t>
+      </w:r>
+    </w:p>
+    <w:p>
+      <w:pPr>
+        <w:pStyle w:val="BodyText"/>
+      </w:pPr>
+      <w:r>
+        <w:rPr>
+          <w:b/>
+          <w:bCs/>
+        </w:rPr>
         <w:t xml:space="preserve">Cross-farm transfer.</w:t>
       </w:r>
       <w:r>
@@ -13112,25 +13078,49 @@
         <w:t xml:space="preserve"> </w:t>
       </w:r>
       <w:r>
-        <w:t xml:space="preserve">transfers asymmetrically: a Kelmarsh-trained rule detects 95% of</w:t>
-      </w:r>
-      <w:r>
-        <w:t xml:space="preserve"> </w:t>
-      </w:r>
-      <w:r>
-        <w:t xml:space="preserve">Penmanshiel forced outages (median lead 72 min), while a</w:t>
-      </w:r>
-      <w:r>
-        <w:t xml:space="preserve"> </w:t>
-      </w:r>
-      <w:r>
-        <w:t xml:space="preserve">Penmanshiel-trained rule detects 50% of Kelmarsh outages; the</w:t>
-      </w:r>
-      <w:r>
-        <w:t xml:space="preserve"> </w:t>
-      </w:r>
-      <w:r>
-        <w:t xml:space="preserve">generator-fan code 2650 is among the precursors shared by both farms.</w:t>
+        <w:t xml:space="preserve">transfers asymmetrically. A Kelmarsh-trained rule detects 95% of</w:t>
+      </w:r>
+      <w:r>
+        <w:t xml:space="preserve"> </w:t>
+      </w:r>
+      <w:r>
+        <w:t xml:space="preserve">Penmanshiel forced outages at precision 0.35 and 4.3 false alarms per</w:t>
+      </w:r>
+      <w:r>
+        <w:t xml:space="preserve"> </w:t>
+      </w:r>
+      <w:r>
+        <w:t xml:space="preserve">turbine-month, with a median 72-minute lead; a Penmanshiel-trained</w:t>
+      </w:r>
+      <w:r>
+        <w:t xml:space="preserve"> </w:t>
+      </w:r>
+      <w:r>
+        <w:t xml:space="preserve">rule detects 50% of Kelmarsh outages at precision 0.37, 0.6 false</w:t>
+      </w:r>
+      <w:r>
+        <w:t xml:space="preserve"> </w:t>
+      </w:r>
+      <w:r>
+        <w:t xml:space="preserve">alarms per turbine-month, and a 4-minute lead. (This 95% transfer</w:t>
+      </w:r>
+      <w:r>
+        <w:t xml:space="preserve"> </w:t>
+      </w:r>
+      <w:r>
+        <w:t xml:space="preserve">recall is a distinct quantity from the 95% within-farm replay recall</w:t>
+      </w:r>
+      <w:r>
+        <w:t xml:space="preserve"> </w:t>
+      </w:r>
+      <w:r>
+        <w:t xml:space="preserve">reported below, which happen to coincide.) The generator-fan code</w:t>
+      </w:r>
+      <w:r>
+        <w:t xml:space="preserve"> </w:t>
+      </w:r>
+      <w:r>
+        <w:t xml:space="preserve">2650 is among the precursors shared by both farms.</w:t>
       </w:r>
       <w:r>
         <w:t xml:space="preserve"> </w:t>
@@ -21356,7 +21346,7 @@
     </w:p>
     <w:bookmarkEnd w:id="60"/>
     <w:bookmarkEnd w:id="61"/>
-    <w:bookmarkStart w:id="65" w:name="discussion"/>
+    <w:bookmarkStart w:id="64" w:name="discussion"/>
     <w:p>
       <w:pPr>
         <w:pStyle w:val="Heading2"/>
@@ -22092,210 +22082,13 @@
       </w:r>
     </w:p>
     <w:bookmarkEnd w:id="62"/>
-    <w:bookmarkStart w:id="63" w:name="X75d9a394a307a62bf087024a3c4b370afb7d957"/>
+    <w:bookmarkStart w:id="63" w:name="six-contrasting-case-studies"/>
     <w:p>
       <w:pPr>
         <w:pStyle w:val="Heading3"/>
       </w:pPr>
       <w:r>
-        <w:t xml:space="preserve">7.2 What each mined signature means operationally</w:t>
-      </w:r>
-    </w:p>
-    <w:p>
-      <w:pPr>
-        <w:pStyle w:val="FirstParagraph"/>
-      </w:pPr>
-      <w:r>
-        <w:t xml:space="preserve">On Azure PdM,</w:t>
-      </w:r>
-      <w:r>
-        <w:t xml:space="preserve"> </w:t>
-      </w:r>
-      <w:r>
-        <w:rPr>
-          <w:rStyle w:val="VerbatimChar"/>
-        </w:rPr>
-        <w:t xml:space="preserve">maintenance:comp4 → software_error:error2 → software_error:error3</w:t>
-      </w:r>
-      <w:r>
-        <w:t xml:space="preserve"> </w:t>
-      </w:r>
-      <w:r>
-        <w:t xml:space="preserve">at</w:t>
-      </w:r>
-      <w:r>
-        <w:t xml:space="preserve"> </w:t>
-      </w:r>
-      <w:r>
-        <w:rPr>
-          <w:rStyle w:val="VerbatimChar"/>
-        </w:rPr>
-        <w:t xml:space="preserve">last5</w:t>
-      </w:r>
-      <w:r>
-        <w:t xml:space="preserve"> </w:t>
-      </w:r>
-      <w:r>
-        <w:t xml:space="preserve">reaches sequence lift 3.73 vs</w:t>
-      </w:r>
-      <w:r>
-        <w:t xml:space="preserve"> </w:t>
-      </w:r>
-      <w:r>
-        <w:t xml:space="preserve">itemset lift 2.22 for the same items. The order-specific reading is</w:t>
-      </w:r>
-      <w:r>
-        <w:t xml:space="preserve"> </w:t>
-      </w:r>
-      <w:r>
-        <w:t xml:space="preserve">that error2 and error3 are not interchangeable noise: a machine</w:t>
-      </w:r>
-      <w:r>
-        <w:t xml:space="preserve"> </w:t>
-      </w:r>
-      <w:r>
-        <w:t xml:space="preserve">reporting error2 first and then error3 is materially more likely to</w:t>
-      </w:r>
-      <w:r>
-        <w:t xml:space="preserve"> </w:t>
-      </w:r>
-      <w:r>
-        <w:t xml:space="preserve">reach a</w:t>
-      </w:r>
-      <w:r>
-        <w:t xml:space="preserve"> </w:t>
-      </w:r>
-      <w:r>
-        <w:rPr>
-          <w:rStyle w:val="VerbatimChar"/>
-        </w:rPr>
-        <w:t xml:space="preserve">terminal_failure</w:t>
-      </w:r>
-      <w:r>
-        <w:t xml:space="preserve"> </w:t>
-      </w:r>
-      <w:r>
-        <w:t xml:space="preserve">than</w:t>
-      </w:r>
-      <w:r>
-        <w:t xml:space="preserve"> </w:t>
-      </w:r>
-      <w:r>
-        <w:t xml:space="preserve">one that reports them in the other order. In practical monitoring,</w:t>
-      </w:r>
-      <w:r>
-        <w:t xml:space="preserve"> </w:t>
-      </w:r>
-      <w:r>
-        <w:t xml:space="preserve">an alarm keyed on the pair-in-order is preferable to the same alarm</w:t>
-      </w:r>
-      <w:r>
-        <w:t xml:space="preserve"> </w:t>
-      </w:r>
-      <w:r>
-        <w:t xml:space="preserve">keyed on the pair-as-set.</w:t>
-      </w:r>
-    </w:p>
-    <w:p>
-      <w:pPr>
-        <w:pStyle w:val="BodyText"/>
-      </w:pPr>
-      <w:r>
-        <w:t xml:space="preserve">On Alibaba,</w:t>
-      </w:r>
-      <w:r>
-        <w:t xml:space="preserve"> </w:t>
-      </w:r>
-      <w:r>
-        <w:rPr>
-          <w:rStyle w:val="VerbatimChar"/>
-        </w:rPr>
-        <w:t xml:space="preserve">task_success:M → task_success:M → task_success:M</w:t>
-      </w:r>
-      <w:r>
-        <w:t xml:space="preserve"> </w:t>
-      </w:r>
-      <w:r>
-        <w:t xml:space="preserve">at</w:t>
-      </w:r>
-      <w:r>
-        <w:t xml:space="preserve"> </w:t>
-      </w:r>
-      <w:r>
-        <w:rPr>
-          <w:rStyle w:val="VerbatimChar"/>
-        </w:rPr>
-        <w:t xml:space="preserve">last3</w:t>
-      </w:r>
-      <w:r>
-        <w:t xml:space="preserve"> </w:t>
-      </w:r>
-      <w:r>
-        <w:t xml:space="preserve">reaches sequence lift 3.06 vs itemset lift 1.37 for the same</w:t>
-      </w:r>
-      <w:r>
-        <w:t xml:space="preserve"> </w:t>
-      </w:r>
-      <w:r>
-        <w:t xml:space="preserve">items. Three consecutive Map completions predict a subsequent Failed</w:t>
-      </w:r>
-      <w:r>
-        <w:t xml:space="preserve"> </w:t>
-      </w:r>
-      <w:r>
-        <w:t xml:space="preserve">task more strongly than</w:t>
-      </w:r>
-      <w:r>
-        <w:t xml:space="preserve"> </w:t>
-      </w:r>
-      <w:r>
-        <w:t xml:space="preserve">“</w:t>
-      </w:r>
-      <w:r>
-        <w:t xml:space="preserve">the job contains Map completions</w:t>
-      </w:r>
-      <w:r>
-        <w:t xml:space="preserve">”</w:t>
-      </w:r>
-      <w:r>
-        <w:t xml:space="preserve"> </w:t>
-      </w:r>
-      <w:r>
-        <w:t xml:space="preserve">alone.</w:t>
-      </w:r>
-      <w:r>
-        <w:t xml:space="preserve"> </w:t>
-      </w:r>
-      <w:r>
-        <w:t xml:space="preserve">The operational reading is that the position of the failure inside</w:t>
-      </w:r>
-      <w:r>
-        <w:t xml:space="preserve"> </w:t>
-      </w:r>
-      <w:r>
-        <w:t xml:space="preserve">the DAG matters: jobs that make it through a Map-heavy prefix are</w:t>
-      </w:r>
-      <w:r>
-        <w:t xml:space="preserve"> </w:t>
-      </w:r>
-      <w:r>
-        <w:t xml:space="preserve">the jobs whose downstream Reduce or Join phases can fail, whereas</w:t>
-      </w:r>
-      <w:r>
-        <w:t xml:space="preserve"> </w:t>
-      </w:r>
-      <w:r>
-        <w:t xml:space="preserve">jobs that fail early do so in a different distribution of task types.</w:t>
-      </w:r>
-    </w:p>
-    <w:bookmarkEnd w:id="63"/>
-    <w:bookmarkStart w:id="64" w:name="six-contrasting-case-studies"/>
-    <w:p>
-      <w:pPr>
-        <w:pStyle w:val="Heading3"/>
-      </w:pPr>
-      <w:r>
-        <w:t xml:space="preserve">7.3 Six contrasting case studies</w:t>
+        <w:t xml:space="preserve">7.2 Six contrasting case studies</w:t>
       </w:r>
     </w:p>
     <w:p>
@@ -23216,9 +23009,9 @@
         <w:t xml:space="preserve">at all.</w:t>
       </w:r>
     </w:p>
+    <w:bookmarkEnd w:id="63"/>
     <w:bookmarkEnd w:id="64"/>
-    <w:bookmarkEnd w:id="65"/>
-    <w:bookmarkStart w:id="66" w:name="limitations"/>
+    <w:bookmarkStart w:id="65" w:name="limitations"/>
     <w:p>
       <w:pPr>
         <w:pStyle w:val="Heading2"/>
@@ -23547,8 +23340,8 @@
         <w:t xml:space="preserve">rate, and the PPV scales with it.</w:t>
       </w:r>
     </w:p>
-    <w:bookmarkEnd w:id="66"/>
-    <w:bookmarkStart w:id="67" w:name="reproducibility"/>
+    <w:bookmarkEnd w:id="65"/>
+    <w:bookmarkStart w:id="66" w:name="reproducibility"/>
     <w:p>
       <w:pPr>
         <w:pStyle w:val="Heading2"/>
@@ -24022,162 +23815,181 @@
         <w:t xml:space="preserve">artefacts are released in the repository under the same open terms.</w:t>
       </w:r>
     </w:p>
+    <w:bookmarkEnd w:id="66"/>
+    <w:bookmarkStart w:id="67" w:name="conclusion"/>
+    <w:p>
+      <w:pPr>
+        <w:pStyle w:val="Heading2"/>
+      </w:pPr>
+      <w:r>
+        <w:t xml:space="preserve">10 Conclusion</w:t>
+      </w:r>
+    </w:p>
+    <w:p>
+      <w:pPr>
+        <w:pStyle w:val="FirstParagraph"/>
+      </w:pPr>
+      <w:r>
+        <w:t xml:space="preserve">Frequent-pattern mining of discrete operational events surfaces</w:t>
+      </w:r>
+      <w:r>
+        <w:t xml:space="preserve"> </w:t>
+      </w:r>
+      <w:r>
+        <w:t xml:space="preserve">interpretable pre-failure signatures on four of six traces studied.</w:t>
+      </w:r>
+      <w:r>
+        <w:t xml:space="preserve"> </w:t>
+      </w:r>
+      <w:r>
+        <w:t xml:space="preserve">The cleanest evidence is a physical cascade replicated across two</w:t>
+      </w:r>
+      <w:r>
+        <w:t xml:space="preserve"> </w:t>
+      </w:r>
+      <w:r>
+        <w:t xml:space="preserve">independent Senvion wind farms: on Kelmarsh and Penmanshiel, mining</w:t>
+      </w:r>
+      <w:r>
+        <w:t xml:space="preserve"> </w:t>
+      </w:r>
+      <w:r>
+        <w:t xml:space="preserve">recovers zero-control cascade signatures at inference-half lift 4.00,</w:t>
+      </w:r>
+      <w:r>
+        <w:t xml:space="preserve"> </w:t>
+      </w:r>
+      <w:r>
+        <w:t xml:space="preserve">with an alarm-code progression consistent with a mechanical wear</w:t>
+      </w:r>
+      <w:r>
+        <w:t xml:space="preserve"> </w:t>
+      </w:r>
+      <w:r>
+        <w:t xml:space="preserve">process that terminates as Forced outages, and validated distinct-code</w:t>
+      </w:r>
+      <w:r>
+        <w:t xml:space="preserve"> </w:t>
+      </w:r>
+      <w:r>
+        <w:t xml:space="preserve">degradation chains that complete a median two-to-four hours before the</w:t>
+      </w:r>
+      <w:r>
+        <w:t xml:space="preserve"> </w:t>
+      </w:r>
+      <w:r>
+        <w:t xml:space="preserve">outage. Beyond the co-located catalog, the presence / multiplicity /</w:t>
+      </w:r>
+      <w:r>
+        <w:t xml:space="preserve"> </w:t>
+      </w:r>
+      <w:r>
+        <w:t xml:space="preserve">order decomposition places the two cloud/maintenance traces in</w:t>
+      </w:r>
+      <w:r>
+        <w:t xml:space="preserve"> </w:t>
+      </w:r>
+      <w:r>
+        <w:t xml:space="preserve">opposite corners: on Azure the distinguishing held-out increment is</w:t>
+      </w:r>
+      <w:r>
+        <w:t xml:space="preserve"> </w:t>
+      </w:r>
+      <w:r>
+        <w:t xml:space="preserve">event order, on Alibaba it is event multiplicity, not exact order. On</w:t>
+      </w:r>
+      <w:r>
+        <w:t xml:space="preserve"> </w:t>
+      </w:r>
+      <w:r>
+        <w:t xml:space="preserve">raw accuracy the mined-pattern features do not beat a gradient-boosted</w:t>
+      </w:r>
+      <w:r>
+        <w:t xml:space="preserve"> </w:t>
+      </w:r>
+      <w:r>
+        <w:t xml:space="preserve">count model; their contribution is validated, human-readable</w:t>
+      </w:r>
+      <w:r>
+        <w:t xml:space="preserve"> </w:t>
+      </w:r>
+      <w:r>
+        <w:t xml:space="preserve">signatures and the decomposition itself, not a maximal predictive</w:t>
+      </w:r>
+      <w:r>
+        <w:t xml:space="preserve"> </w:t>
+      </w:r>
+      <w:r>
+        <w:t xml:space="preserve">score. The method’s</w:t>
+      </w:r>
+      <w:r>
+        <w:t xml:space="preserve"> </w:t>
+      </w:r>
+      <w:r>
+        <w:t xml:space="preserve">regime of validity is mapped by two boundary traces (BGL, SCANIA)</w:t>
+      </w:r>
+      <w:r>
+        <w:t xml:space="preserve"> </w:t>
+      </w:r>
+      <w:r>
+        <w:t xml:space="preserve">where the pipeline does not find last-K-events signal, with a</w:t>
+      </w:r>
+      <w:r>
+        <w:t xml:space="preserve"> </w:t>
+      </w:r>
+      <w:r>
+        <w:t xml:space="preserve">mechanistic explanation for each, and by a matched conditional-</w:t>
+      </w:r>
+      <w:r>
+        <w:t xml:space="preserve"> </w:t>
+      </w:r>
+      <w:r>
+        <w:t xml:space="preserve">logistic analysis that recovers interpretable per-truck hazard</w:t>
+      </w:r>
+      <w:r>
+        <w:t xml:space="preserve"> </w:t>
+      </w:r>
+      <w:r>
+        <w:t xml:space="preserve">ratios on SCANIA under right censoring.</w:t>
+      </w:r>
+    </w:p>
     <w:bookmarkEnd w:id="67"/>
-    <w:bookmarkStart w:id="68" w:name="conclusion"/>
+    <w:bookmarkStart w:id="171" w:name="references"/>
     <w:p>
       <w:pPr>
         <w:pStyle w:val="Heading2"/>
       </w:pPr>
       <w:r>
-        <w:t xml:space="preserve">10 Conclusion</w:t>
-      </w:r>
-    </w:p>
-    <w:p>
-      <w:pPr>
-        <w:pStyle w:val="FirstParagraph"/>
-      </w:pPr>
-      <w:r>
-        <w:t xml:space="preserve">Frequent-pattern mining of discrete operational events surfaces</w:t>
-      </w:r>
-      <w:r>
-        <w:t xml:space="preserve"> </w:t>
-      </w:r>
-      <w:r>
-        <w:t xml:space="preserve">interpretable pre-failure signatures on four of six traces studied.</w:t>
-      </w:r>
-      <w:r>
-        <w:t xml:space="preserve"> </w:t>
-      </w:r>
-      <w:r>
-        <w:t xml:space="preserve">The cleanest evidence is a physical cascade replicated across two</w:t>
-      </w:r>
-      <w:r>
-        <w:t xml:space="preserve"> </w:t>
-      </w:r>
-      <w:r>
-        <w:t xml:space="preserve">independent Senvion wind farms: on Kelmarsh and Penmanshiel, mining</w:t>
-      </w:r>
-      <w:r>
-        <w:t xml:space="preserve"> </w:t>
-      </w:r>
-      <w:r>
-        <w:t xml:space="preserve">recovers zero-control cascade signatures at inference-half lift 4.00,</w:t>
-      </w:r>
-      <w:r>
-        <w:t xml:space="preserve"> </w:t>
-      </w:r>
-      <w:r>
-        <w:t xml:space="preserve">with an alarm-code progression consistent with a mechanical wear</w:t>
-      </w:r>
-      <w:r>
-        <w:t xml:space="preserve"> </w:t>
-      </w:r>
-      <w:r>
-        <w:t xml:space="preserve">process that terminates as Forced outages, and validated distinct-code</w:t>
-      </w:r>
-      <w:r>
-        <w:t xml:space="preserve"> </w:t>
-      </w:r>
-      <w:r>
-        <w:t xml:space="preserve">degradation chains that complete a median two-to-four hours before the</w:t>
-      </w:r>
-      <w:r>
-        <w:t xml:space="preserve"> </w:t>
-      </w:r>
-      <w:r>
-        <w:t xml:space="preserve">outage. Beyond the co-located catalog, the presence / multiplicity /</w:t>
-      </w:r>
-      <w:r>
-        <w:t xml:space="preserve"> </w:t>
-      </w:r>
-      <w:r>
-        <w:t xml:space="preserve">order decomposition places the two cloud/maintenance traces in</w:t>
-      </w:r>
-      <w:r>
-        <w:t xml:space="preserve"> </w:t>
-      </w:r>
-      <w:r>
-        <w:t xml:space="preserve">opposite corners: on Azure the distinguishing held-out increment is</w:t>
-      </w:r>
-      <w:r>
-        <w:t xml:space="preserve"> </w:t>
-      </w:r>
-      <w:r>
-        <w:t xml:space="preserve">event order, on Alibaba it is event multiplicity, not exact order. On</w:t>
-      </w:r>
-      <w:r>
-        <w:t xml:space="preserve"> </w:t>
-      </w:r>
-      <w:r>
-        <w:t xml:space="preserve">raw accuracy the mined-pattern features do not beat a gradient-boosted</w:t>
-      </w:r>
-      <w:r>
-        <w:t xml:space="preserve"> </w:t>
-      </w:r>
-      <w:r>
-        <w:t xml:space="preserve">count model; their contribution is validated, human-readable</w:t>
-      </w:r>
-      <w:r>
-        <w:t xml:space="preserve"> </w:t>
-      </w:r>
-      <w:r>
-        <w:t xml:space="preserve">signatures and the decomposition itself, not a maximal predictive</w:t>
-      </w:r>
-      <w:r>
-        <w:t xml:space="preserve"> </w:t>
-      </w:r>
-      <w:r>
-        <w:t xml:space="preserve">score. The method’s</w:t>
-      </w:r>
-      <w:r>
-        <w:t xml:space="preserve"> </w:t>
-      </w:r>
-      <w:r>
-        <w:t xml:space="preserve">regime of validity is mapped by two boundary traces (BGL, SCANIA)</w:t>
-      </w:r>
-      <w:r>
-        <w:t xml:space="preserve"> </w:t>
-      </w:r>
-      <w:r>
-        <w:t xml:space="preserve">where the pipeline does not find last-K-events signal, with a</w:t>
-      </w:r>
-      <w:r>
-        <w:t xml:space="preserve"> </w:t>
-      </w:r>
-      <w:r>
-        <w:t xml:space="preserve">mechanistic explanation for each, and by a matched conditional-</w:t>
-      </w:r>
-      <w:r>
-        <w:t xml:space="preserve"> </w:t>
-      </w:r>
-      <w:r>
-        <w:t xml:space="preserve">logistic analysis that recovers interpretable per-truck hazard</w:t>
-      </w:r>
-      <w:r>
-        <w:t xml:space="preserve"> </w:t>
-      </w:r>
-      <w:r>
-        <w:t xml:space="preserve">ratios on SCANIA under right censoring.</w:t>
+        <w:t xml:space="preserve">References</w:t>
+      </w:r>
+    </w:p>
+    <w:bookmarkStart w:id="170" w:name="refs"/>
+    <w:bookmarkStart w:id="68" w:name="ref-agrawal1994fast"/>
+    <w:p>
+      <w:pPr>
+        <w:pStyle w:val="Bibliography"/>
+      </w:pPr>
+      <w:r>
+        <w:t xml:space="preserve">1.</w:t>
+      </w:r>
+      <w:r>
+        <w:t xml:space="preserve"> </w:t>
+      </w:r>
+      <w:r>
+        <w:t xml:space="preserve">	</w:t>
+      </w:r>
+      <w:r>
+        <w:t xml:space="preserve">Agrawal R, Srikant R (1994) Fast algorithms for mining association rules in large databases. In: Proceedings of the 20th international conference on very large data bases (VLDB). pp 487–499</w:t>
       </w:r>
     </w:p>
     <w:bookmarkEnd w:id="68"/>
-    <w:bookmarkStart w:id="172" w:name="references"/>
-    <w:p>
-      <w:pPr>
-        <w:pStyle w:val="Heading2"/>
-      </w:pPr>
-      <w:r>
-        <w:t xml:space="preserve">References</w:t>
-      </w:r>
-    </w:p>
-    <w:bookmarkStart w:id="171" w:name="refs"/>
-    <w:bookmarkStart w:id="69" w:name="ref-agrawal1994fast"/>
+    <w:bookmarkStart w:id="70" w:name="ref-han2000mining"/>
     <w:p>
       <w:pPr>
         <w:pStyle w:val="Bibliography"/>
       </w:pPr>
       <w:r>
-        <w:t xml:space="preserve">1.</w:t>
+        <w:t xml:space="preserve">2.</w:t>
       </w:r>
       <w:r>
         <w:t xml:space="preserve"> </w:t>
@@ -24186,31 +23998,12 @@
         <w:t xml:space="preserve">	</w:t>
       </w:r>
       <w:r>
-        <w:t xml:space="preserve">Agrawal R, Srikant R (1994) Fast algorithms for mining association rules in large databases. In: Proceedings of the 20th international conference on very large data bases (VLDB). pp 487–499</w:t>
-      </w:r>
-    </w:p>
-    <w:bookmarkEnd w:id="69"/>
-    <w:bookmarkStart w:id="71" w:name="ref-han2000mining"/>
-    <w:p>
-      <w:pPr>
-        <w:pStyle w:val="Bibliography"/>
-      </w:pPr>
-      <w:r>
-        <w:t xml:space="preserve">2.</w:t>
-      </w:r>
-      <w:r>
-        <w:t xml:space="preserve"> </w:t>
-      </w:r>
-      <w:r>
-        <w:t xml:space="preserve">	</w:t>
-      </w:r>
-      <w:r>
         <w:t xml:space="preserve">Han J, Pei J, Yin Y (2000)</w:t>
       </w:r>
       <w:r>
         <w:t xml:space="preserve"> </w:t>
       </w:r>
-      <w:hyperlink r:id="rId70">
+      <w:hyperlink r:id="rId69">
         <w:r>
           <w:rPr>
             <w:rStyle w:val="Hyperlink"/>
@@ -24222,8 +24015,8 @@
         <w:t xml:space="preserve">. In: Proceedings of the 2000 ACM SIGMOD international conference on management of data. pp 1–12</w:t>
       </w:r>
     </w:p>
-    <w:bookmarkEnd w:id="71"/>
-    <w:bookmarkStart w:id="73" w:name="ref-srikant1996gsp"/>
+    <w:bookmarkEnd w:id="70"/>
+    <w:bookmarkStart w:id="72" w:name="ref-srikant1996gsp"/>
     <w:p>
       <w:pPr>
         <w:pStyle w:val="Bibliography"/>
@@ -24243,7 +24036,7 @@
       <w:r>
         <w:t xml:space="preserve"> </w:t>
       </w:r>
-      <w:hyperlink r:id="rId72">
+      <w:hyperlink r:id="rId71">
         <w:r>
           <w:rPr>
             <w:rStyle w:val="Hyperlink"/>
@@ -24255,8 +24048,8 @@
         <w:t xml:space="preserve">. In: Advances in database technology — EDBT 1996. Springer, pp 1–17</w:t>
       </w:r>
     </w:p>
-    <w:bookmarkEnd w:id="73"/>
-    <w:bookmarkStart w:id="75" w:name="ref-zaki2001spade"/>
+    <w:bookmarkEnd w:id="72"/>
+    <w:bookmarkStart w:id="74" w:name="ref-zaki2001spade"/>
     <w:p>
       <w:pPr>
         <w:pStyle w:val="Bibliography"/>
@@ -24285,7 +24078,7 @@
       <w:r>
         <w:t xml:space="preserve"> </w:t>
       </w:r>
-      <w:hyperlink r:id="rId74">
+      <w:hyperlink r:id="rId73">
         <w:r>
           <w:rPr>
             <w:rStyle w:val="Hyperlink"/>
@@ -24294,8 +24087,8 @@
         </w:r>
       </w:hyperlink>
     </w:p>
-    <w:bookmarkEnd w:id="75"/>
-    <w:bookmarkStart w:id="77" w:name="ref-pei2001prefixspan"/>
+    <w:bookmarkEnd w:id="74"/>
+    <w:bookmarkStart w:id="76" w:name="ref-pei2001prefixspan"/>
     <w:p>
       <w:pPr>
         <w:pStyle w:val="Bibliography"/>
@@ -24315,7 +24108,7 @@
       <w:r>
         <w:t xml:space="preserve"> </w:t>
       </w:r>
-      <w:hyperlink r:id="rId76">
+      <w:hyperlink r:id="rId75">
         <w:r>
           <w:rPr>
             <w:rStyle w:val="Hyperlink"/>
@@ -24333,8 +24126,8 @@
         <w:t xml:space="preserve">. In: Proceedings 17th international conference on data engineering (ICDE). pp 215–224</w:t>
       </w:r>
     </w:p>
-    <w:bookmarkEnd w:id="77"/>
-    <w:bookmarkStart w:id="79" w:name="ref-fournierviger2014cmspade"/>
+    <w:bookmarkEnd w:id="76"/>
+    <w:bookmarkStart w:id="78" w:name="ref-fournierviger2014cmspade"/>
     <w:p>
       <w:pPr>
         <w:pStyle w:val="Bibliography"/>
@@ -24354,7 +24147,7 @@
       <w:r>
         <w:t xml:space="preserve"> </w:t>
       </w:r>
-      <w:hyperlink r:id="rId78">
+      <w:hyperlink r:id="rId77">
         <w:r>
           <w:rPr>
             <w:rStyle w:val="Hyperlink"/>
@@ -24366,8 +24159,8 @@
         <w:t xml:space="preserve">. In: Advances in knowledge discovery and data mining (PAKDD 2014). Springer, pp 40–52</w:t>
       </w:r>
     </w:p>
-    <w:bookmarkEnd w:id="79"/>
-    <w:bookmarkStart w:id="81" w:name="ref-fournierviger2014vmsp"/>
+    <w:bookmarkEnd w:id="78"/>
+    <w:bookmarkStart w:id="80" w:name="ref-fournierviger2014vmsp"/>
     <w:p>
       <w:pPr>
         <w:pStyle w:val="Bibliography"/>
@@ -24387,7 +24180,7 @@
       <w:r>
         <w:t xml:space="preserve"> </w:t>
       </w:r>
-      <w:hyperlink r:id="rId80">
+      <w:hyperlink r:id="rId79">
         <w:r>
           <w:rPr>
             <w:rStyle w:val="Hyperlink"/>
@@ -24405,8 +24198,8 @@
         <w:t xml:space="preserve">. In: Advances in artificial intelligence (canadian AI 2014). Springer, pp 83–94</w:t>
       </w:r>
     </w:p>
-    <w:bookmarkEnd w:id="81"/>
-    <w:bookmarkStart w:id="83" w:name="ref-fournierviger2022patternmining"/>
+    <w:bookmarkEnd w:id="80"/>
+    <w:bookmarkStart w:id="82" w:name="ref-fournierviger2022patternmining"/>
     <w:p>
       <w:pPr>
         <w:pStyle w:val="Bibliography"/>
@@ -24426,7 +24219,7 @@
       <w:r>
         <w:t xml:space="preserve"> </w:t>
       </w:r>
-      <w:hyperlink r:id="rId82">
+      <w:hyperlink r:id="rId81">
         <w:r>
           <w:rPr>
             <w:rStyle w:val="Hyperlink"/>
@@ -24438,8 +24231,8 @@
         <w:t xml:space="preserve">. In: Database systems for advanced applications (DASFAA 2022) international workshops. Springer, pp 34–49</w:t>
       </w:r>
     </w:p>
-    <w:bookmarkEnd w:id="83"/>
-    <w:bookmarkStart w:id="85" w:name="ref-fournier2016spmf"/>
+    <w:bookmarkEnd w:id="82"/>
+    <w:bookmarkStart w:id="84" w:name="ref-fournier2016spmf"/>
     <w:p>
       <w:pPr>
         <w:pStyle w:val="Bibliography"/>
@@ -24459,7 +24252,7 @@
       <w:r>
         <w:t xml:space="preserve"> </w:t>
       </w:r>
-      <w:hyperlink r:id="rId84">
+      <w:hyperlink r:id="rId83">
         <w:r>
           <w:rPr>
             <w:rStyle w:val="Hyperlink"/>
@@ -24495,8 +24288,8 @@
         <w:t xml:space="preserve">. In: Joint european conference on machine learning and knowledge discovery in databases (ECML PKDD). pp 36–40</w:t>
       </w:r>
     </w:p>
-    <w:bookmarkEnd w:id="85"/>
-    <w:bookmarkStart w:id="87" w:name="ref-raschka2018mlxtend"/>
+    <w:bookmarkEnd w:id="84"/>
+    <w:bookmarkStart w:id="86" w:name="ref-raschka2018mlxtend"/>
     <w:p>
       <w:pPr>
         <w:pStyle w:val="Bibliography"/>
@@ -24525,7 +24318,7 @@
       <w:r>
         <w:t xml:space="preserve"> </w:t>
       </w:r>
-      <w:hyperlink r:id="rId86">
+      <w:hyperlink r:id="rId85">
         <w:r>
           <w:rPr>
             <w:rStyle w:val="Hyperlink"/>
@@ -24534,8 +24327,8 @@
         </w:r>
       </w:hyperlink>
     </w:p>
-    <w:bookmarkEnd w:id="87"/>
-    <w:bookmarkStart w:id="89" w:name="ref-ren2020failure"/>
+    <w:bookmarkEnd w:id="86"/>
+    <w:bookmarkStart w:id="88" w:name="ref-ren2020failure"/>
     <w:p>
       <w:pPr>
         <w:pStyle w:val="Bibliography"/>
@@ -24555,7 +24348,7 @@
       <w:r>
         <w:t xml:space="preserve"> </w:t>
       </w:r>
-      <w:hyperlink r:id="rId88">
+      <w:hyperlink r:id="rId87">
         <w:r>
           <w:rPr>
             <w:rStyle w:val="Hyperlink"/>
@@ -24567,8 +24360,8 @@
         <w:t xml:space="preserve">. In: Future of information and communication conference (FICC). Springer</w:t>
       </w:r>
     </w:p>
-    <w:bookmarkEnd w:id="89"/>
-    <w:bookmarkStart w:id="91" w:name="ref-ifraz2024sequential"/>
+    <w:bookmarkEnd w:id="88"/>
+    <w:bookmarkStart w:id="90" w:name="ref-ifraz2024sequential"/>
     <w:p>
       <w:pPr>
         <w:pStyle w:val="Bibliography"/>
@@ -24588,7 +24381,7 @@
       <w:r>
         <w:t xml:space="preserve"> </w:t>
       </w:r>
-      <w:hyperlink r:id="rId90">
+      <w:hyperlink r:id="rId89">
         <w:r>
           <w:rPr>
             <w:rStyle w:val="Hyperlink"/>
@@ -24597,8 +24390,8 @@
         </w:r>
       </w:hyperlink>
     </w:p>
-    <w:bookmarkEnd w:id="91"/>
-    <w:bookmarkStart w:id="93" w:name="ref-hu2023priority"/>
+    <w:bookmarkEnd w:id="90"/>
+    <w:bookmarkStart w:id="92" w:name="ref-hu2023priority"/>
     <w:p>
       <w:pPr>
         <w:pStyle w:val="Bibliography"/>
@@ -24618,7 +24411,7 @@
       <w:r>
         <w:t xml:space="preserve"> </w:t>
       </w:r>
-      <w:hyperlink r:id="rId92">
+      <w:hyperlink r:id="rId91">
         <w:r>
           <w:rPr>
             <w:rStyle w:val="Hyperlink"/>
@@ -24627,8 +24420,8 @@
         </w:r>
       </w:hyperlink>
     </w:p>
-    <w:bookmarkEnd w:id="93"/>
-    <w:bookmarkStart w:id="95" w:name="ref-hu2023frequent"/>
+    <w:bookmarkEnd w:id="92"/>
+    <w:bookmarkStart w:id="94" w:name="ref-hu2023frequent"/>
     <w:p>
       <w:pPr>
         <w:pStyle w:val="Bibliography"/>
@@ -24648,7 +24441,7 @@
       <w:r>
         <w:t xml:space="preserve"> </w:t>
       </w:r>
-      <w:hyperlink r:id="rId94">
+      <w:hyperlink r:id="rId93">
         <w:r>
           <w:rPr>
             <w:rStyle w:val="Hyperlink"/>
@@ -24657,8 +24450,8 @@
         </w:r>
       </w:hyperlink>
     </w:p>
-    <w:bookmarkEnd w:id="95"/>
-    <w:bookmarkStart w:id="97" w:name="ref-chatterjee2022deep"/>
+    <w:bookmarkEnd w:id="94"/>
+    <w:bookmarkStart w:id="96" w:name="ref-chatterjee2022deep"/>
     <w:p>
       <w:pPr>
         <w:pStyle w:val="Bibliography"/>
@@ -24678,7 +24471,7 @@
       <w:r>
         <w:t xml:space="preserve"> </w:t>
       </w:r>
-      <w:hyperlink r:id="rId96">
+      <w:hyperlink r:id="rId95">
         <w:r>
           <w:rPr>
             <w:rStyle w:val="Hyperlink"/>
@@ -24690,8 +24483,8 @@
         <w:t xml:space="preserve">. In: Artificial neural networks and machine learning (ICANN 2022), LNCS 13531. Springer</w:t>
       </w:r>
     </w:p>
-    <w:bookmarkEnd w:id="97"/>
-    <w:bookmarkStart w:id="99" w:name="ref-shah2025alarm"/>
+    <w:bookmarkEnd w:id="96"/>
+    <w:bookmarkStart w:id="98" w:name="ref-shah2025alarm"/>
     <w:p>
       <w:pPr>
         <w:pStyle w:val="Bibliography"/>
@@ -24720,7 +24513,7 @@
       <w:r>
         <w:t xml:space="preserve"> </w:t>
       </w:r>
-      <w:hyperlink r:id="rId98">
+      <w:hyperlink r:id="rId97">
         <w:r>
           <w:rPr>
             <w:rStyle w:val="Hyperlink"/>
@@ -24729,8 +24522,8 @@
         </w:r>
       </w:hyperlink>
     </w:p>
-    <w:bookmarkEnd w:id="99"/>
-    <w:bookmarkStart w:id="101" w:name="ref-dong1999emerging"/>
+    <w:bookmarkEnd w:id="98"/>
+    <w:bookmarkStart w:id="100" w:name="ref-dong1999emerging"/>
     <w:p>
       <w:pPr>
         <w:pStyle w:val="Bibliography"/>
@@ -24750,7 +24543,7 @@
       <w:r>
         <w:t xml:space="preserve"> </w:t>
       </w:r>
-      <w:hyperlink r:id="rId100">
+      <w:hyperlink r:id="rId99">
         <w:r>
           <w:rPr>
             <w:rStyle w:val="Hyperlink"/>
@@ -24762,8 +24555,8 @@
         <w:t xml:space="preserve">. In: Proceedings of the fifth ACM SIGKDD international conference on knowledge discovery and data mining (KDD). pp 43–52</w:t>
       </w:r>
     </w:p>
-    <w:bookmarkEnd w:id="101"/>
-    <w:bookmarkStart w:id="103" w:name="ref-bay1999contrast"/>
+    <w:bookmarkEnd w:id="100"/>
+    <w:bookmarkStart w:id="102" w:name="ref-bay1999contrast"/>
     <w:p>
       <w:pPr>
         <w:pStyle w:val="Bibliography"/>
@@ -24783,7 +24576,7 @@
       <w:r>
         <w:t xml:space="preserve"> </w:t>
       </w:r>
-      <w:hyperlink r:id="rId102">
+      <w:hyperlink r:id="rId101">
         <w:r>
           <w:rPr>
             <w:rStyle w:val="Hyperlink"/>
@@ -24795,8 +24588,8 @@
         <w:t xml:space="preserve">. In: Proceedings of the fifth ACM SIGKDD international conference on knowledge discovery and data mining (KDD). pp 302–306</w:t>
       </w:r>
     </w:p>
-    <w:bookmarkEnd w:id="103"/>
-    <w:bookmarkStart w:id="105" w:name="ref-terada2013statssp"/>
+    <w:bookmarkEnd w:id="102"/>
+    <w:bookmarkStart w:id="104" w:name="ref-terada2013statssp"/>
     <w:p>
       <w:pPr>
         <w:pStyle w:val="Bibliography"/>
@@ -24816,7 +24609,7 @@
       <w:r>
         <w:t xml:space="preserve"> </w:t>
       </w:r>
-      <w:hyperlink r:id="rId104">
+      <w:hyperlink r:id="rId103">
         <w:r>
           <w:rPr>
             <w:rStyle w:val="Hyperlink"/>
@@ -24825,8 +24618,8 @@
         </w:r>
       </w:hyperlink>
     </w:p>
-    <w:bookmarkEnd w:id="105"/>
-    <w:bookmarkStart w:id="107" w:name="ref-hamalainen2019tutorial"/>
+    <w:bookmarkEnd w:id="104"/>
+    <w:bookmarkStart w:id="106" w:name="ref-hamalainen2019tutorial"/>
     <w:p>
       <w:pPr>
         <w:pStyle w:val="Bibliography"/>
@@ -24846,7 +24639,7 @@
       <w:r>
         <w:t xml:space="preserve"> </w:t>
       </w:r>
-      <w:hyperlink r:id="rId106">
+      <w:hyperlink r:id="rId105">
         <w:r>
           <w:rPr>
             <w:rStyle w:val="Hyperlink"/>
@@ -24855,8 +24648,8 @@
         </w:r>
       </w:hyperlink>
     </w:p>
-    <w:bookmarkEnd w:id="107"/>
-    <w:bookmarkStart w:id="109" w:name="ref-dalleiger2022significant"/>
+    <w:bookmarkEnd w:id="106"/>
+    <w:bookmarkStart w:id="108" w:name="ref-dalleiger2022significant"/>
     <w:p>
       <w:pPr>
         <w:pStyle w:val="Bibliography"/>
@@ -24876,7 +24669,7 @@
       <w:r>
         <w:t xml:space="preserve"> </w:t>
       </w:r>
-      <w:hyperlink r:id="rId108">
+      <w:hyperlink r:id="rId107">
         <w:r>
           <w:rPr>
             <w:rStyle w:val="Hyperlink"/>
@@ -24888,8 +24681,8 @@
         <w:t xml:space="preserve">. In: Proceedings of the 28th ACM SIGKDD conference on knowledge discovery and data mining (KDD ’22). ACM</w:t>
       </w:r>
     </w:p>
-    <w:bookmarkEnd w:id="109"/>
-    <w:bookmarkStart w:id="111" w:name="ref-pellegrina2024efficient"/>
+    <w:bookmarkEnd w:id="108"/>
+    <w:bookmarkStart w:id="110" w:name="ref-pellegrina2024efficient"/>
     <w:p>
       <w:pPr>
         <w:pStyle w:val="Bibliography"/>
@@ -24909,7 +24702,7 @@
       <w:r>
         <w:t xml:space="preserve"> </w:t>
       </w:r>
-      <w:hyperlink r:id="rId110">
+      <w:hyperlink r:id="rId109">
         <w:r>
           <w:rPr>
             <w:rStyle w:val="Hyperlink"/>
@@ -24918,8 +24711,8 @@
         </w:r>
       </w:hyperlink>
     </w:p>
-    <w:bookmarkEnd w:id="111"/>
-    <w:bookmarkStart w:id="113" w:name="ref-fithian2014optimal"/>
+    <w:bookmarkEnd w:id="110"/>
+    <w:bookmarkStart w:id="112" w:name="ref-fithian2014optimal"/>
     <w:p>
       <w:pPr>
         <w:pStyle w:val="Bibliography"/>
@@ -24939,7 +24732,7 @@
       <w:r>
         <w:t xml:space="preserve"> </w:t>
       </w:r>
-      <w:hyperlink r:id="rId112">
+      <w:hyperlink r:id="rId111">
         <w:r>
           <w:rPr>
             <w:rStyle w:val="Hyperlink"/>
@@ -24948,8 +24741,8 @@
         </w:r>
       </w:hyperlink>
     </w:p>
-    <w:bookmarkEnd w:id="113"/>
-    <w:bookmarkStart w:id="115" w:name="ref-du2017deeplog"/>
+    <w:bookmarkEnd w:id="112"/>
+    <w:bookmarkStart w:id="114" w:name="ref-du2017deeplog"/>
     <w:p>
       <w:pPr>
         <w:pStyle w:val="Bibliography"/>
@@ -24969,7 +24762,7 @@
       <w:r>
         <w:t xml:space="preserve"> </w:t>
       </w:r>
-      <w:hyperlink r:id="rId114">
+      <w:hyperlink r:id="rId113">
         <w:r>
           <w:rPr>
             <w:rStyle w:val="Hyperlink"/>
@@ -24987,8 +24780,8 @@
         <w:t xml:space="preserve">. In: Proceedings of the 2017 ACM SIGSAC conference on computer and communications security (CCS). pp 1285–1298</w:t>
       </w:r>
     </w:p>
-    <w:bookmarkEnd w:id="115"/>
-    <w:bookmarkStart w:id="117" w:name="ref-meng2019loganomaly"/>
+    <w:bookmarkEnd w:id="114"/>
+    <w:bookmarkStart w:id="116" w:name="ref-meng2019loganomaly"/>
     <w:p>
       <w:pPr>
         <w:pStyle w:val="Bibliography"/>
@@ -25008,7 +24801,7 @@
       <w:r>
         <w:t xml:space="preserve"> </w:t>
       </w:r>
-      <w:hyperlink r:id="rId116">
+      <w:hyperlink r:id="rId115">
         <w:r>
           <w:rPr>
             <w:rStyle w:val="Hyperlink"/>
@@ -25026,8 +24819,8 @@
         <w:t xml:space="preserve">. In: Proceedings of the 28th international joint conference on artificial intelligence (IJCAI). pp 4739–4745</w:t>
       </w:r>
     </w:p>
-    <w:bookmarkEnd w:id="117"/>
-    <w:bookmarkStart w:id="119" w:name="ref-zhang2019logrobust"/>
+    <w:bookmarkEnd w:id="116"/>
+    <w:bookmarkStart w:id="118" w:name="ref-zhang2019logrobust"/>
     <w:p>
       <w:pPr>
         <w:pStyle w:val="Bibliography"/>
@@ -25047,7 +24840,7 @@
       <w:r>
         <w:t xml:space="preserve"> </w:t>
       </w:r>
-      <w:hyperlink r:id="rId118">
+      <w:hyperlink r:id="rId117">
         <w:r>
           <w:rPr>
             <w:rStyle w:val="Hyperlink"/>
@@ -25059,8 +24852,8 @@
         <w:t xml:space="preserve">. In: Proceedings of the 27th ACM joint meeting on european software engineering conference and symposium on the foundations of software engineering (ESEC/FSE). pp 807–817</w:t>
       </w:r>
     </w:p>
-    <w:bookmarkEnd w:id="119"/>
-    <w:bookmarkStart w:id="121" w:name="ref-yang2021plelog"/>
+    <w:bookmarkEnd w:id="118"/>
+    <w:bookmarkStart w:id="120" w:name="ref-yang2021plelog"/>
     <w:p>
       <w:pPr>
         <w:pStyle w:val="Bibliography"/>
@@ -25080,7 +24873,7 @@
       <w:r>
         <w:t xml:space="preserve"> </w:t>
       </w:r>
-      <w:hyperlink r:id="rId120">
+      <w:hyperlink r:id="rId119">
         <w:r>
           <w:rPr>
             <w:rStyle w:val="Hyperlink"/>
@@ -25092,8 +24885,8 @@
         <w:t xml:space="preserve">. In: Proceedings of the 43rd international conference on software engineering (ICSE). pp 1448–1460</w:t>
       </w:r>
     </w:p>
-    <w:bookmarkEnd w:id="121"/>
-    <w:bookmarkStart w:id="123" w:name="ref-guo2021logbert"/>
+    <w:bookmarkEnd w:id="120"/>
+    <w:bookmarkStart w:id="122" w:name="ref-guo2021logbert"/>
     <w:p>
       <w:pPr>
         <w:pStyle w:val="Bibliography"/>
@@ -25113,7 +24906,7 @@
       <w:r>
         <w:t xml:space="preserve"> </w:t>
       </w:r>
-      <w:hyperlink r:id="rId122">
+      <w:hyperlink r:id="rId121">
         <w:r>
           <w:rPr>
             <w:rStyle w:val="Hyperlink"/>
@@ -25143,8 +24936,8 @@
         <w:t xml:space="preserve">. In: 2021 international joint conference on neural networks (IJCNN)</w:t>
       </w:r>
     </w:p>
-    <w:bookmarkEnd w:id="123"/>
-    <w:bookmarkStart w:id="125" w:name="ref-guo2024logformer"/>
+    <w:bookmarkEnd w:id="122"/>
+    <w:bookmarkStart w:id="124" w:name="ref-guo2024logformer"/>
     <w:p>
       <w:pPr>
         <w:pStyle w:val="Bibliography"/>
@@ -25173,7 +24966,7 @@
       <w:r>
         <w:t xml:space="preserve"> </w:t>
       </w:r>
-      <w:hyperlink r:id="rId124">
+      <w:hyperlink r:id="rId123">
         <w:r>
           <w:rPr>
             <w:rStyle w:val="Hyperlink"/>
@@ -25182,8 +24975,8 @@
         </w:r>
       </w:hyperlink>
     </w:p>
-    <w:bookmarkEnd w:id="125"/>
-    <w:bookmarkStart w:id="127" w:name="ref-landauer2023deep"/>
+    <w:bookmarkEnd w:id="124"/>
+    <w:bookmarkStart w:id="126" w:name="ref-landauer2023deep"/>
     <w:p>
       <w:pPr>
         <w:pStyle w:val="Bibliography"/>
@@ -25203,7 +24996,7 @@
       <w:r>
         <w:t xml:space="preserve"> </w:t>
       </w:r>
-      <w:hyperlink r:id="rId126">
+      <w:hyperlink r:id="rId125">
         <w:r>
           <w:rPr>
             <w:rStyle w:val="Hyperlink"/>
@@ -25212,8 +25005,8 @@
         </w:r>
       </w:hyperlink>
     </w:p>
-    <w:bookmarkEnd w:id="127"/>
-    <w:bookmarkStart w:id="129" w:name="ref-hadadi2024systematic"/>
+    <w:bookmarkEnd w:id="126"/>
+    <w:bookmarkStart w:id="128" w:name="ref-hadadi2024systematic"/>
     <w:p>
       <w:pPr>
         <w:pStyle w:val="Bibliography"/>
@@ -25233,7 +25026,7 @@
       <w:r>
         <w:t xml:space="preserve"> </w:t>
       </w:r>
-      <w:hyperlink r:id="rId128">
+      <w:hyperlink r:id="rId127">
         <w:r>
           <w:rPr>
             <w:rStyle w:val="Hyperlink"/>
@@ -25242,8 +25035,8 @@
         </w:r>
       </w:hyperlink>
     </w:p>
-    <w:bookmarkEnd w:id="129"/>
-    <w:bookmarkStart w:id="131" w:name="ref-zhu2023loghub"/>
+    <w:bookmarkEnd w:id="128"/>
+    <w:bookmarkStart w:id="130" w:name="ref-zhu2023loghub"/>
     <w:p>
       <w:pPr>
         <w:pStyle w:val="Bibliography"/>
@@ -25263,7 +25056,7 @@
       <w:r>
         <w:t xml:space="preserve"> </w:t>
       </w:r>
-      <w:hyperlink r:id="rId130">
+      <w:hyperlink r:id="rId129">
         <w:r>
           <w:rPr>
             <w:rStyle w:val="Hyperlink"/>
@@ -25293,8 +25086,8 @@
         <w:t xml:space="preserve">. In: 2023 IEEE 34th international symposium on software reliability engineering (ISSRE)</w:t>
       </w:r>
     </w:p>
-    <w:bookmarkEnd w:id="131"/>
-    <w:bookmarkStart w:id="133" w:name="ref-zhu2019logparsing"/>
+    <w:bookmarkEnd w:id="130"/>
+    <w:bookmarkStart w:id="132" w:name="ref-zhu2019logparsing"/>
     <w:p>
       <w:pPr>
         <w:pStyle w:val="Bibliography"/>
@@ -25314,7 +25107,7 @@
       <w:r>
         <w:t xml:space="preserve"> </w:t>
       </w:r>
-      <w:hyperlink r:id="rId132">
+      <w:hyperlink r:id="rId131">
         <w:r>
           <w:rPr>
             <w:rStyle w:val="Hyperlink"/>
@@ -25326,8 +25119,8 @@
         <w:t xml:space="preserve">. In: 2019 IEEE/ACM 41st international conference on software engineering: Software engineering in practice (ICSE-SEIP). pp 121–130</w:t>
       </w:r>
     </w:p>
-    <w:bookmarkEnd w:id="133"/>
-    <w:bookmarkStart w:id="135" w:name="ref-cheng2018characterizing"/>
+    <w:bookmarkEnd w:id="132"/>
+    <w:bookmarkStart w:id="134" w:name="ref-cheng2018characterizing"/>
     <w:p>
       <w:pPr>
         <w:pStyle w:val="Bibliography"/>
@@ -25347,7 +25140,7 @@
       <w:r>
         <w:t xml:space="preserve"> </w:t>
       </w:r>
-      <w:hyperlink r:id="rId134">
+      <w:hyperlink r:id="rId133">
         <w:r>
           <w:rPr>
             <w:rStyle w:val="Hyperlink"/>
@@ -25356,8 +25149,8 @@
         </w:r>
       </w:hyperlink>
     </w:p>
-    <w:bookmarkEnd w:id="135"/>
-    <w:bookmarkStart w:id="137" w:name="ref-luo2021alibaba"/>
+    <w:bookmarkEnd w:id="134"/>
+    <w:bookmarkStart w:id="136" w:name="ref-luo2021alibaba"/>
     <w:p>
       <w:pPr>
         <w:pStyle w:val="Bibliography"/>
@@ -25377,7 +25170,7 @@
       <w:r>
         <w:t xml:space="preserve"> </w:t>
       </w:r>
-      <w:hyperlink r:id="rId136">
+      <w:hyperlink r:id="rId135">
         <w:r>
           <w:rPr>
             <w:rStyle w:val="Hyperlink"/>
@@ -25413,8 +25206,8 @@
         <w:t xml:space="preserve">. In: Proceedings of the ACM symposium on cloud computing (SoCC). pp 412–426</w:t>
       </w:r>
     </w:p>
-    <w:bookmarkEnd w:id="137"/>
-    <w:bookmarkStart w:id="139" w:name="ref-oliner2007supercomputers"/>
+    <w:bookmarkEnd w:id="136"/>
+    <w:bookmarkStart w:id="138" w:name="ref-oliner2007supercomputers"/>
     <w:p>
       <w:pPr>
         <w:pStyle w:val="Bibliography"/>
@@ -25434,7 +25227,7 @@
       <w:r>
         <w:t xml:space="preserve"> </w:t>
       </w:r>
-      <w:hyperlink r:id="rId138">
+      <w:hyperlink r:id="rId137">
         <w:r>
           <w:rPr>
             <w:rStyle w:val="Hyperlink"/>
@@ -25446,8 +25239,8 @@
         <w:t xml:space="preserve">. In: 37th annual IEEE/IFIP international conference on dependable systems and networks (DSN). pp 575–584</w:t>
       </w:r>
     </w:p>
-    <w:bookmarkEnd w:id="139"/>
-    <w:bookmarkStart w:id="141" w:name="ref-saxena2008cmapss"/>
+    <w:bookmarkEnd w:id="138"/>
+    <w:bookmarkStart w:id="140" w:name="ref-saxena2008cmapss"/>
     <w:p>
       <w:pPr>
         <w:pStyle w:val="Bibliography"/>
@@ -25467,7 +25260,7 @@
       <w:r>
         <w:t xml:space="preserve"> </w:t>
       </w:r>
-      <w:hyperlink r:id="rId140">
+      <w:hyperlink r:id="rId139">
         <w:r>
           <w:rPr>
             <w:rStyle w:val="Hyperlink"/>
@@ -25479,8 +25272,8 @@
         <w:t xml:space="preserve">. In: 2008 international conference on prognostics and health management (PHM)</w:t>
       </w:r>
     </w:p>
-    <w:bookmarkEnd w:id="141"/>
-    <w:bookmarkStart w:id="143" w:name="ref-serradilla2022pdmsurvey"/>
+    <w:bookmarkEnd w:id="140"/>
+    <w:bookmarkStart w:id="142" w:name="ref-serradilla2022pdmsurvey"/>
     <w:p>
       <w:pPr>
         <w:pStyle w:val="Bibliography"/>
@@ -25500,7 +25293,7 @@
       <w:r>
         <w:t xml:space="preserve"> </w:t>
       </w:r>
-      <w:hyperlink r:id="rId142">
+      <w:hyperlink r:id="rId141">
         <w:r>
           <w:rPr>
             <w:rStyle w:val="Hyperlink"/>
@@ -25509,8 +25302,8 @@
         </w:r>
       </w:hyperlink>
     </w:p>
-    <w:bookmarkEnd w:id="143"/>
-    <w:bookmarkStart w:id="145" w:name="ref-costa2016ida"/>
+    <w:bookmarkEnd w:id="142"/>
+    <w:bookmarkStart w:id="144" w:name="ref-costa2016ida"/>
     <w:p>
       <w:pPr>
         <w:pStyle w:val="Bibliography"/>
@@ -25530,7 +25323,7 @@
       <w:r>
         <w:t xml:space="preserve"> </w:t>
       </w:r>
-      <w:hyperlink r:id="rId144">
+      <w:hyperlink r:id="rId143">
         <w:r>
           <w:rPr>
             <w:rStyle w:val="Hyperlink"/>
@@ -25554,8 +25347,8 @@
         <w:t xml:space="preserve">. In: Advances in intelligent data analysis XV (IDA 2016). Springer, pp 381–386</w:t>
       </w:r>
     </w:p>
-    <w:bookmarkEnd w:id="145"/>
-    <w:bookmarkStart w:id="147" w:name="ref-kharazian2025scania"/>
+    <w:bookmarkEnd w:id="144"/>
+    <w:bookmarkStart w:id="146" w:name="ref-kharazian2025scania"/>
     <w:p>
       <w:pPr>
         <w:pStyle w:val="Bibliography"/>
@@ -25593,7 +25386,7 @@
       <w:r>
         <w:t xml:space="preserve"> </w:t>
       </w:r>
-      <w:hyperlink r:id="rId146">
+      <w:hyperlink r:id="rId145">
         <w:r>
           <w:rPr>
             <w:rStyle w:val="Hyperlink"/>
@@ -25602,8 +25395,8 @@
         </w:r>
       </w:hyperlink>
     </w:p>
-    <w:bookmarkEnd w:id="147"/>
-    <w:bookmarkStart w:id="149" w:name="ref-benjamini1995controlling"/>
+    <w:bookmarkEnd w:id="146"/>
+    <w:bookmarkStart w:id="148" w:name="ref-benjamini1995controlling"/>
     <w:p>
       <w:pPr>
         <w:pStyle w:val="Bibliography"/>
@@ -25623,7 +25416,7 @@
       <w:r>
         <w:t xml:space="preserve"> </w:t>
       </w:r>
-      <w:hyperlink r:id="rId148">
+      <w:hyperlink r:id="rId147">
         <w:r>
           <w:rPr>
             <w:rStyle w:val="Hyperlink"/>
@@ -25632,8 +25425,8 @@
         </w:r>
       </w:hyperlink>
     </w:p>
-    <w:bookmarkEnd w:id="149"/>
-    <w:bookmarkStart w:id="151" w:name="ref-benjamini2001control"/>
+    <w:bookmarkEnd w:id="148"/>
+    <w:bookmarkStart w:id="150" w:name="ref-benjamini2001control"/>
     <w:p>
       <w:pPr>
         <w:pStyle w:val="Bibliography"/>
@@ -25653,7 +25446,7 @@
       <w:r>
         <w:t xml:space="preserve"> </w:t>
       </w:r>
-      <w:hyperlink r:id="rId150">
+      <w:hyperlink r:id="rId149">
         <w:r>
           <w:rPr>
             <w:rStyle w:val="Hyperlink"/>
@@ -25662,8 +25455,8 @@
         </w:r>
       </w:hyperlink>
     </w:p>
-    <w:bookmarkEnd w:id="151"/>
-    <w:bookmarkStart w:id="153" w:name="ref-prentice1978retrospective"/>
+    <w:bookmarkEnd w:id="150"/>
+    <w:bookmarkStart w:id="152" w:name="ref-prentice1978retrospective"/>
     <w:p>
       <w:pPr>
         <w:pStyle w:val="Bibliography"/>
@@ -25683,7 +25476,7 @@
       <w:r>
         <w:t xml:space="preserve"> </w:t>
       </w:r>
-      <w:hyperlink r:id="rId152">
+      <w:hyperlink r:id="rId151">
         <w:r>
           <w:rPr>
             <w:rStyle w:val="Hyperlink"/>
@@ -25692,8 +25485,8 @@
         </w:r>
       </w:hyperlink>
     </w:p>
-    <w:bookmarkEnd w:id="153"/>
-    <w:bookmarkStart w:id="155" w:name="ref-langholz1996risk"/>
+    <w:bookmarkEnd w:id="152"/>
+    <w:bookmarkStart w:id="154" w:name="ref-langholz1996risk"/>
     <w:p>
       <w:pPr>
         <w:pStyle w:val="Bibliography"/>
@@ -25713,7 +25506,7 @@
       <w:r>
         <w:t xml:space="preserve"> </w:t>
       </w:r>
-      <w:hyperlink r:id="rId154">
+      <w:hyperlink r:id="rId153">
         <w:r>
           <w:rPr>
             <w:rStyle w:val="Hyperlink"/>
@@ -25722,8 +25515,8 @@
         </w:r>
       </w:hyperlink>
     </w:p>
-    <w:bookmarkEnd w:id="155"/>
-    <w:bookmarkStart w:id="157" w:name="ref-plumley2022kelmarsh"/>
+    <w:bookmarkEnd w:id="154"/>
+    <w:bookmarkStart w:id="156" w:name="ref-plumley2022kelmarsh"/>
     <w:p>
       <w:pPr>
         <w:pStyle w:val="Bibliography"/>
@@ -25743,7 +25536,7 @@
       <w:r>
         <w:t xml:space="preserve"> </w:t>
       </w:r>
-      <w:hyperlink r:id="rId156">
+      <w:hyperlink r:id="rId155">
         <w:r>
           <w:rPr>
             <w:rStyle w:val="Hyperlink"/>
@@ -25752,8 +25545,8 @@
         </w:r>
       </w:hyperlink>
     </w:p>
-    <w:bookmarkEnd w:id="157"/>
-    <w:bookmarkStart w:id="159" w:name="ref-plumley2022penmanshiel"/>
+    <w:bookmarkEnd w:id="156"/>
+    <w:bookmarkStart w:id="158" w:name="ref-plumley2022penmanshiel"/>
     <w:p>
       <w:pPr>
         <w:pStyle w:val="Bibliography"/>
@@ -25773,7 +25566,7 @@
       <w:r>
         <w:t xml:space="preserve"> </w:t>
       </w:r>
-      <w:hyperlink r:id="rId158">
+      <w:hyperlink r:id="rId157">
         <w:r>
           <w:rPr>
             <w:rStyle w:val="Hyperlink"/>
@@ -25782,8 +25575,8 @@
         </w:r>
       </w:hyperlink>
     </w:p>
-    <w:bookmarkEnd w:id="159"/>
-    <w:bookmarkStart w:id="161" w:name="ref-azurepdm"/>
+    <w:bookmarkEnd w:id="158"/>
+    <w:bookmarkStart w:id="160" w:name="ref-azurepdm"/>
     <w:p>
       <w:pPr>
         <w:pStyle w:val="Bibliography"/>
@@ -25803,7 +25596,7 @@
       <w:r>
         <w:t xml:space="preserve"> </w:t>
       </w:r>
-      <w:hyperlink r:id="rId160">
+      <w:hyperlink r:id="rId159">
         <w:r>
           <w:rPr>
             <w:rStyle w:val="Hyperlink"/>
@@ -25812,8 +25605,8 @@
         </w:r>
       </w:hyperlink>
     </w:p>
-    <w:bookmarkEnd w:id="161"/>
-    <w:bookmarkStart w:id="163" w:name="ref-alibaba2018repo"/>
+    <w:bookmarkEnd w:id="160"/>
+    <w:bookmarkStart w:id="162" w:name="ref-alibaba2018repo"/>
     <w:p>
       <w:pPr>
         <w:pStyle w:val="Bibliography"/>
@@ -25833,7 +25626,7 @@
       <w:r>
         <w:t xml:space="preserve"> </w:t>
       </w:r>
-      <w:hyperlink r:id="rId162">
+      <w:hyperlink r:id="rId161">
         <w:r>
           <w:rPr>
             <w:rStyle w:val="Hyperlink"/>
@@ -25842,8 +25635,8 @@
         </w:r>
       </w:hyperlink>
     </w:p>
-    <w:bookmarkEnd w:id="163"/>
-    <w:bookmarkStart w:id="165" w:name="ref-alibaba2018trace"/>
+    <w:bookmarkEnd w:id="162"/>
+    <w:bookmarkStart w:id="164" w:name="ref-alibaba2018trace"/>
     <w:p>
       <w:pPr>
         <w:pStyle w:val="Bibliography"/>
@@ -25863,7 +25656,7 @@
       <w:r>
         <w:t xml:space="preserve"> </w:t>
       </w:r>
-      <w:hyperlink r:id="rId164">
+      <w:hyperlink r:id="rId163">
         <w:r>
           <w:rPr>
             <w:rStyle w:val="Hyperlink"/>
@@ -25875,14 +25668,33 @@
         <w:t xml:space="preserve">. In: 2017 IEEE international conference on big data (big data). pp 2884–2892</w:t>
       </w:r>
     </w:p>
+    <w:bookmarkEnd w:id="164"/>
+    <w:bookmarkStart w:id="165" w:name="ref-rothman2008modern"/>
+    <w:p>
+      <w:pPr>
+        <w:pStyle w:val="Bibliography"/>
+      </w:pPr>
+      <w:r>
+        <w:t xml:space="preserve">50.</w:t>
+      </w:r>
+      <w:r>
+        <w:t xml:space="preserve"> </w:t>
+      </w:r>
+      <w:r>
+        <w:t xml:space="preserve">	</w:t>
+      </w:r>
+      <w:r>
+        <w:t xml:space="preserve">Rothman KJ, Greenland S, Lash TL (2008) Modern epidemiology, 3rd ed. Lippincott Williams; Wilkins</w:t>
+      </w:r>
+    </w:p>
     <w:bookmarkEnd w:id="165"/>
-    <w:bookmarkStart w:id="166" w:name="ref-rothman2008modern"/>
+    <w:bookmarkStart w:id="167" w:name="ref-loftus2015selective"/>
     <w:p>
       <w:pPr>
         <w:pStyle w:val="Bibliography"/>
       </w:pPr>
       <w:r>
-        <w:t xml:space="preserve">50.</w:t>
+        <w:t xml:space="preserve">51.</w:t>
       </w:r>
       <w:r>
         <w:t xml:space="preserve"> </w:t>
@@ -25891,31 +25703,12 @@
         <w:t xml:space="preserve">	</w:t>
       </w:r>
       <w:r>
-        <w:t xml:space="preserve">Rothman KJ, Greenland S, Lash TL (2008) Modern epidemiology, 3rd ed. Lippincott Williams; Wilkins</w:t>
-      </w:r>
-    </w:p>
-    <w:bookmarkEnd w:id="166"/>
-    <w:bookmarkStart w:id="168" w:name="ref-loftus2015selective"/>
-    <w:p>
-      <w:pPr>
-        <w:pStyle w:val="Bibliography"/>
-      </w:pPr>
-      <w:r>
-        <w:t xml:space="preserve">51.</w:t>
-      </w:r>
-      <w:r>
-        <w:t xml:space="preserve"> </w:t>
-      </w:r>
-      <w:r>
-        <w:t xml:space="preserve">	</w:t>
-      </w:r>
-      <w:r>
         <w:t xml:space="preserve">Loftus JR, Taylor JE (2015) Selective inference in regression models with groups of variables. arXiv preprint.</w:t>
       </w:r>
       <w:r>
         <w:t xml:space="preserve"> </w:t>
       </w:r>
-      <w:hyperlink r:id="rId167">
+      <w:hyperlink r:id="rId166">
         <w:r>
           <w:rPr>
             <w:rStyle w:val="Hyperlink"/>
@@ -25924,8 +25717,8 @@
         </w:r>
       </w:hyperlink>
     </w:p>
-    <w:bookmarkEnd w:id="168"/>
-    <w:bookmarkStart w:id="170" w:name="ref-yan2003clospan"/>
+    <w:bookmarkEnd w:id="167"/>
+    <w:bookmarkStart w:id="169" w:name="ref-yan2003clospan"/>
     <w:p>
       <w:pPr>
         <w:pStyle w:val="Bibliography"/>
@@ -25945,7 +25738,7 @@
       <w:r>
         <w:t xml:space="preserve"> </w:t>
       </w:r>
-      <w:hyperlink r:id="rId169">
+      <w:hyperlink r:id="rId168">
         <w:r>
           <w:rPr>
             <w:rStyle w:val="Hyperlink"/>
@@ -25957,9 +25750,9 @@
         <w:t xml:space="preserve">. In: Proceedings of the 2003 SIAM international conference on data mining (SDM). SIAM</w:t>
       </w:r>
     </w:p>
+    <w:bookmarkEnd w:id="169"/>
     <w:bookmarkEnd w:id="170"/>
     <w:bookmarkEnd w:id="171"/>
-    <w:bookmarkEnd w:id="172"/>
     <w:sectPr/>
   </w:body>
 </w:document>

--- a/paper/skeleton.docx
+++ b/paper/skeleton.docx
@@ -8784,6 +8784,114 @@
               <w:jc w:val="left"/>
             </w:pPr>
             <w:r>
+              <w:t xml:space="preserve">Kelmarsh</w:t>
+            </w:r>
+          </w:p>
+        </w:tc>
+        <w:tc>
+          <w:tcPr/>
+          <w:p>
+            <w:pPr>
+              <w:pStyle w:val="Compact"/>
+              <w:jc w:val="right"/>
+            </w:pPr>
+            <w:r>
+              <w:rPr>
+                <w:b/>
+                <w:bCs/>
+              </w:rPr>
+              <w:t xml:space="preserve">+0.244 [0.195, 0.315]</w:t>
+            </w:r>
+          </w:p>
+        </w:tc>
+        <w:tc>
+          <w:tcPr/>
+          <w:p>
+            <w:pPr>
+              <w:pStyle w:val="Compact"/>
+              <w:jc w:val="right"/>
+            </w:pPr>
+            <w:r>
+              <w:t xml:space="preserve">-0.004 [-0.038, 0.021]</w:t>
+            </w:r>
+          </w:p>
+        </w:tc>
+        <w:tc>
+          <w:tcPr/>
+          <w:p>
+            <w:pPr>
+              <w:pStyle w:val="Compact"/>
+              <w:jc w:val="right"/>
+            </w:pPr>
+            <w:r>
+              <w:t xml:space="preserve">-0.018 [-0.023, 0.002]</w:t>
+            </w:r>
+          </w:p>
+        </w:tc>
+      </w:tr>
+      <w:tr>
+        <w:tc>
+          <w:tcPr/>
+          <w:p>
+            <w:pPr>
+              <w:pStyle w:val="Compact"/>
+              <w:jc w:val="left"/>
+            </w:pPr>
+            <w:r>
+              <w:t xml:space="preserve">Penmanshiel</w:t>
+            </w:r>
+          </w:p>
+        </w:tc>
+        <w:tc>
+          <w:tcPr/>
+          <w:p>
+            <w:pPr>
+              <w:pStyle w:val="Compact"/>
+              <w:jc w:val="right"/>
+            </w:pPr>
+            <w:r>
+              <w:rPr>
+                <w:b/>
+                <w:bCs/>
+              </w:rPr>
+              <w:t xml:space="preserve">+0.326 [0.282, 0.374]</w:t>
+            </w:r>
+          </w:p>
+        </w:tc>
+        <w:tc>
+          <w:tcPr/>
+          <w:p>
+            <w:pPr>
+              <w:pStyle w:val="Compact"/>
+              <w:jc w:val="right"/>
+            </w:pPr>
+            <w:r>
+              <w:t xml:space="preserve">+0.003 [-0.016, 0.023]</w:t>
+            </w:r>
+          </w:p>
+        </w:tc>
+        <w:tc>
+          <w:tcPr/>
+          <w:p>
+            <w:pPr>
+              <w:pStyle w:val="Compact"/>
+              <w:jc w:val="right"/>
+            </w:pPr>
+            <w:r>
+              <w:t xml:space="preserve">+0.002 [-0.048, 0.037]</w:t>
+            </w:r>
+          </w:p>
+        </w:tc>
+      </w:tr>
+      <w:tr>
+        <w:tc>
+          <w:tcPr/>
+          <w:p>
+            <w:pPr>
+              <w:pStyle w:val="Compact"/>
+              <w:jc w:val="left"/>
+            </w:pPr>
+            <w:r>
               <w:t xml:space="preserve">Azure</w:t>
             </w:r>
           </w:p>
@@ -8989,7 +9097,7 @@
         <w:pStyle w:val="BodyText"/>
       </w:pPr>
       <w:r>
-        <w:t xml:space="preserve">On both positive traces the largest lever is event</w:t>
+        <w:t xml:space="preserve">The decomposition separates the traces into three clean regimes.</w:t>
       </w:r>
       <w:r>
         <w:t xml:space="preserve"> </w:t>
@@ -8999,25 +9107,49 @@
           <w:b/>
           <w:bCs/>
         </w:rPr>
-        <w:t xml:space="preserve">presence</w:t>
-      </w:r>
-      <w:r>
-        <w:t xml:space="preserve"> </w:t>
-      </w:r>
-      <w:r>
-        <w:t xml:space="preserve">(which</w:t>
-      </w:r>
-      <w:r>
-        <w:t xml:space="preserve"> </w:t>
-      </w:r>
-      <w:r>
-        <w:t xml:space="preserve">event types occur at all: +0.30 on Azure, +0.15 on Alibaba). What</w:t>
-      </w:r>
-      <w:r>
-        <w:t xml:space="preserve"> </w:t>
-      </w:r>
-      <w:r>
-        <w:t xml:space="preserve">distinguishes them is the second channel.</w:t>
+        <w:t xml:space="preserve">On the two wind farms the entire signal is event presence</w:t>
+      </w:r>
+      <w:r>
+        <w:t xml:space="preserve"> </w:t>
+      </w:r>
+      <w:r>
+        <w:t xml:space="preserve">(+0.244 on Kelmarsh, +0.326 on Penmanshiel, both large and with CIs</w:t>
+      </w:r>
+      <w:r>
+        <w:t xml:space="preserve"> </w:t>
+      </w:r>
+      <w:r>
+        <w:t xml:space="preserve">far from zero), and both the multiplicity and order increments are</w:t>
+      </w:r>
+      <w:r>
+        <w:t xml:space="preserve"> </w:t>
+      </w:r>
+      <w:r>
+        <w:t xml:space="preserve">indistinguishable from zero: which alarm codes occur is what predicts</w:t>
+      </w:r>
+      <w:r>
+        <w:t xml:space="preserve"> </w:t>
+      </w:r>
+      <w:r>
+        <w:t xml:space="preserve">the outage, not how many times or in what order. This is the</w:t>
+      </w:r>
+      <w:r>
+        <w:t xml:space="preserve"> </w:t>
+      </w:r>
+      <w:r>
+        <w:t xml:space="preserve">decomposition’s account of the co-located burst, and it is exactly why</w:t>
+      </w:r>
+      <w:r>
+        <w:t xml:space="preserve"> </w:t>
+      </w:r>
+      <w:r>
+        <w:t xml:space="preserve">the search for ordered degradation trajectories below returns so</w:t>
+      </w:r>
+      <w:r>
+        <w:t xml:space="preserve"> </w:t>
+      </w:r>
+      <w:r>
+        <w:t xml:space="preserve">little.</w:t>
       </w:r>
       <w:r>
         <w:t xml:space="preserve"> </w:t>
@@ -9027,7 +9159,7 @@
           <w:b/>
           <w:bCs/>
         </w:rPr>
-        <w:t xml:space="preserve">On Azure the order</w:t>
+        <w:t xml:space="preserve">On Azure and Alibaba a large presence effect is joined by</w:t>
       </w:r>
       <w:r>
         <w:rPr>
@@ -9041,7 +9173,7 @@
           <w:b/>
           <w:bCs/>
         </w:rPr>
-        <w:t xml:space="preserve">increment is +0.032 with a CI that excludes zero while the</w:t>
+        <w:t xml:space="preserve">exactly one further channel: order on Azure (+0.032, CI excludes</w:t>
       </w:r>
       <w:r>
         <w:rPr>
@@ -9055,7 +9187,7 @@
           <w:b/>
           <w:bCs/>
         </w:rPr>
-        <w:t xml:space="preserve">multiplicity increment does not; on Alibaba the reverse holds, a</w:t>
+        <w:t xml:space="preserve">zero, multiplicity does not), multiplicity on Alibaba (+0.029,</w:t>
       </w:r>
       <w:r>
         <w:rPr>
@@ -9069,63 +9201,37 @@
           <w:b/>
           <w:bCs/>
         </w:rPr>
-        <w:t xml:space="preserve">multiplicity increment of +0.029 excluding zero and an order increment</w:t>
-      </w:r>
-      <w:r>
-        <w:rPr>
-          <w:b/>
-          <w:bCs/>
-        </w:rPr>
-        <w:t xml:space="preserve"> </w:t>
-      </w:r>
-      <w:r>
-        <w:rPr>
-          <w:b/>
-          <w:bCs/>
-        </w:rPr>
-        <w:t xml:space="preserve">indistinguishable from zero</w:t>
-      </w:r>
-      <w:r>
-        <w:t xml:space="preserve"> </w:t>
-      </w:r>
-      <w:r>
-        <w:t xml:space="preserve">(Figure 6). The two positive traces</w:t>
-      </w:r>
-      <w:r>
-        <w:t xml:space="preserve"> </w:t>
-      </w:r>
-      <w:r>
-        <w:t xml:space="preserve">therefore occupy opposite corners of the decomposition: Azure carries</w:t>
-      </w:r>
-      <w:r>
-        <w:t xml:space="preserve"> </w:t>
-      </w:r>
-      <w:r>
-        <w:t xml:space="preserve">a genuine ordering signal, Alibaba a multiplicity signal that binary</w:t>
-      </w:r>
-      <w:r>
-        <w:t xml:space="preserve"> </w:t>
-      </w:r>
-      <w:r>
-        <w:t xml:space="preserve">itemsets discard but exact order does not recover. This resolves the</w:t>
-      </w:r>
-      <w:r>
-        <w:t xml:space="preserve"> </w:t>
-      </w:r>
-      <w:r>
-        <w:t xml:space="preserve">apparent tension with the count-preserving lift analysis below: the</w:t>
-      </w:r>
-      <w:r>
-        <w:t xml:space="preserve"> </w:t>
-      </w:r>
-      <w:r>
-        <w:t xml:space="preserve">Alibaba sequence advantage is repeated-event information, not exact</w:t>
-      </w:r>
-      <w:r>
-        <w:t xml:space="preserve"> </w:t>
-      </w:r>
-      <w:r>
-        <w:t xml:space="preserve">within-window order.</w:t>
+        <w:t xml:space="preserve">excludes zero, order does not)</w:t>
+      </w:r>
+      <w:r>
+        <w:t xml:space="preserve"> </w:t>
+      </w:r>
+      <w:r>
+        <w:t xml:space="preserve">(Figure 6). Azure carries a genuine</w:t>
+      </w:r>
+      <w:r>
+        <w:t xml:space="preserve"> </w:t>
+      </w:r>
+      <w:r>
+        <w:t xml:space="preserve">ordering signal; Alibaba a multiplicity signal that binary itemsets</w:t>
+      </w:r>
+      <w:r>
+        <w:t xml:space="preserve"> </w:t>
+      </w:r>
+      <w:r>
+        <w:t xml:space="preserve">discard but exact order does not recover, which resolves the tension</w:t>
+      </w:r>
+      <w:r>
+        <w:t xml:space="preserve"> </w:t>
+      </w:r>
+      <w:r>
+        <w:t xml:space="preserve">with the count-preserving lift analysis below (the Alibaba sequence</w:t>
+      </w:r>
+      <w:r>
+        <w:t xml:space="preserve"> </w:t>
+      </w:r>
+      <w:r>
+        <w:t xml:space="preserve">advantage is repeated-event information, not exact order).</w:t>
       </w:r>
     </w:p>
     <w:p>
@@ -9205,13 +9311,25 @@
         <w:t xml:space="preserve"> </w:t>
       </w:r>
       <w:r>
-        <w:t xml:space="preserve">single CI; only Azure and Alibaba combine a large presence effect with</w:t>
-      </w:r>
-      <w:r>
-        <w:t xml:space="preserve"> </w:t>
-      </w:r>
-      <w:r>
-        <w:t xml:space="preserve">exactly one further channel that excludes zero.</w:t>
+        <w:t xml:space="preserve">single CI: the two wind farms have a large presence base and no</w:t>
+      </w:r>
+      <w:r>
+        <w:t xml:space="preserve"> </w:t>
+      </w:r>
+      <w:r>
+        <w:t xml:space="preserve">further channel, Azure and Alibaba have a large presence base and</w:t>
+      </w:r>
+      <w:r>
+        <w:t xml:space="preserve"> </w:t>
+      </w:r>
+      <w:r>
+        <w:t xml:space="preserve">exactly one further channel each, and BGL and SCANIA have no usable</w:t>
+      </w:r>
+      <w:r>
+        <w:t xml:space="preserve"> </w:t>
+      </w:r>
+      <w:r>
+        <w:t xml:space="preserve">presence base for any channel to build on.</w:t>
       </w:r>
     </w:p>
     <w:p>
@@ -9395,7 +9513,7 @@
               <w:t xml:space="preserve"> </w:t>
             </w:r>
             <w:r>
-              <w:t xml:space="preserve">Presence / multiplicity / order decomposition of held-out AUROC per trace, with entity-bootstrap 95% CIs. Solid bars have a CI excluding zero; hatched bars are indistinguishable from no effect. Azure’s distinguishing increment is order; Alibaba’s is multiplicity.</w:t>
+              <w:t xml:space="preserve">Presence / multiplicity / order decomposition of held-out AUROC across all six traces, with entity-bootstrap 95% CIs. Solid bars have a CI excluding zero; hatched bars are indistinguishable from no effect. The two wind farms are pure presence; Azure adds an order increment, Alibaba a multiplicity increment; BGL and SCANIA have no usable presence base.</w:t>
             </w:r>
           </w:p>
         </w:tc>
@@ -9416,7 +9534,7 @@
         <w:t xml:space="preserve"> </w:t>
       </w:r>
       <w:r>
-        <w:t xml:space="preserve">Presence / multiplicity / order decomposition of held-out AUROC per trace, with entity-bootstrap 95% CIs. Solid bars have a CI excluding zero; hatched bars are indistinguishable from no effect. Azure’s distinguishing increment is order; Alibaba’s is multiplicity.</w:t>
+        <w:t xml:space="preserve">Presence / multiplicity / order decomposition of held-out AUROC across all six traces, with entity-bootstrap 95% CIs. Solid bars have a CI excluding zero; hatched bars are indistinguishable from no effect. The two wind farms are pure presence; Azure adds an order increment, Alibaba a multiplicity increment; BGL and SCANIA have no usable presence base.</w:t>
       </w:r>
     </w:p>
     <w:p>

--- a/paper/skeleton.docx
+++ b/paper/skeleton.docx
@@ -23136,6 +23136,126 @@
       </w:pPr>
       <w:r>
         <w:t xml:space="preserve">8 Limitations</w:t>
+      </w:r>
+    </w:p>
+    <w:p>
+      <w:pPr>
+        <w:pStyle w:val="Compact"/>
+        <w:numPr>
+          <w:ilvl w:val="0"/>
+          <w:numId w:val="1008"/>
+        </w:numPr>
+      </w:pPr>
+      <w:r>
+        <w:rPr>
+          <w:b/>
+          <w:bCs/>
+        </w:rPr>
+        <w:t xml:space="preserve">Scope: these traces are dominated by abrupt failures, not slow</w:t>
+      </w:r>
+      <w:r>
+        <w:rPr>
+          <w:b/>
+          <w:bCs/>
+        </w:rPr>
+        <w:t xml:space="preserve"> </w:t>
+      </w:r>
+      <w:r>
+        <w:rPr>
+          <w:b/>
+          <w:bCs/>
+        </w:rPr>
+        <w:t xml:space="preserve">degradation.</w:t>
+      </w:r>
+      <w:r>
+        <w:t xml:space="preserve"> </w:t>
+      </w:r>
+      <w:r>
+        <w:t xml:space="preserve">The discrete alarm codes we mine are threshold</w:t>
+      </w:r>
+      <w:r>
+        <w:t xml:space="preserve"> </w:t>
+      </w:r>
+      <w:r>
+        <w:t xml:space="preserve">tripwires that fire near the failure, which raises the question of</w:t>
+      </w:r>
+      <w:r>
+        <w:t xml:space="preserve"> </w:t>
+      </w:r>
+      <w:r>
+        <w:t xml:space="preserve">whether a slow degradation exists in the continuous telemetry that</w:t>
+      </w:r>
+      <w:r>
+        <w:t xml:space="preserve"> </w:t>
+      </w:r>
+      <w:r>
+        <w:t xml:space="preserve">the discrete logs do not capture. For the two wind farms this is</w:t>
+      </w:r>
+      <w:r>
+        <w:t xml:space="preserve"> </w:t>
+      </w:r>
+      <w:r>
+        <w:t xml:space="preserve">directly testable, because the Zenodo releases include the 10-minute</w:t>
+      </w:r>
+      <w:r>
+        <w:t xml:space="preserve"> </w:t>
+      </w:r>
+      <w:r>
+        <w:t xml:space="preserve">SCADA. We regressed five bearing, gear-oil, and stator temperature</w:t>
+      </w:r>
+      <w:r>
+        <w:t xml:space="preserve"> </w:t>
+      </w:r>
+      <w:r>
+        <w:t xml:space="preserve">channels on power, wind, and ambient temperature, and asked whether</w:t>
+      </w:r>
+      <w:r>
+        <w:t xml:space="preserve"> </w:t>
+      </w:r>
+      <w:r>
+        <w:t xml:space="preserve">the load-controlled residual rises before Kelmarsh forced outages</w:t>
+      </w:r>
+      <w:r>
+        <w:t xml:space="preserve"> </w:t>
+      </w:r>
+      <w:r>
+        <w:t xml:space="preserve">over a 48h and a 14-day window. It does not: the best channel reaches</w:t>
+      </w:r>
+      <w:r>
+        <w:t xml:space="preserve"> </w:t>
+      </w:r>
+      <w:r>
+        <w:t xml:space="preserve">AUROC 0.54 for the residual level and 0.62 for its slope, both near</w:t>
+      </w:r>
+      <w:r>
+        <w:t xml:space="preserve"> </w:t>
+      </w:r>
+      <w:r>
+        <w:t xml:space="preserve">chance. The absence of an ordered degradation signal is therefore a</w:t>
+      </w:r>
+      <w:r>
+        <w:t xml:space="preserve"> </w:t>
+      </w:r>
+      <w:r>
+        <w:t xml:space="preserve">property of these failures, which are predominantly abrupt trips, and</w:t>
+      </w:r>
+      <w:r>
+        <w:t xml:space="preserve"> </w:t>
+      </w:r>
+      <w:r>
+        <w:t xml:space="preserve">not merely an artifact of using discrete logs; a system whose faults</w:t>
+      </w:r>
+      <w:r>
+        <w:t xml:space="preserve"> </w:t>
+      </w:r>
+      <w:r>
+        <w:t xml:space="preserve">develop slowly and are sensed continuously would be the natural place</w:t>
+      </w:r>
+      <w:r>
+        <w:t xml:space="preserve"> </w:t>
+      </w:r>
+      <w:r>
+        <w:t xml:space="preserve">to look for the ordered trajectories that are largely absent here.</w:t>
       </w:r>
     </w:p>
     <w:p>
